--- a/Dokumentation/Dokumentation.docx
+++ b/Dokumentation/Dokumentation.docx
@@ -16,7 +16,7 @@
           <w:noProof/>
         </w:rPr>
         <w:drawing>
-          <wp:inline distT="0" distB="0" distL="0" distR="0" wp14:anchorId="470B7D7C" wp14:editId="4FBD1CC4">
+          <wp:inline distT="0" distB="0" distL="0" distR="0" wp14:anchorId="470B7D7C" wp14:editId="07216AC4">
             <wp:extent cx="3140723" cy="1057293"/>
             <wp:effectExtent l="0" t="0" r="2540" b="9525"/>
             <wp:docPr id="1" name="Grafik 1"/>
@@ -114,6 +114,7 @@
           <w:szCs w:val="44"/>
         </w:rPr>
       </w:pPr>
+      <w:proofErr w:type="spellStart"/>
       <w:r>
         <w:rPr>
           <w:b/>
@@ -121,8 +122,27 @@
           <w:sz w:val="44"/>
           <w:szCs w:val="44"/>
         </w:rPr>
-        <w:t>Dokumentation</w:t>
-      </w:r>
+        <w:t>Do</w:t>
+      </w:r>
+      <w:r>
+        <w:rPr>
+          <w:b/>
+          <w:bCs/>
+          <w:sz w:val="44"/>
+          <w:szCs w:val="44"/>
+        </w:rPr>
+        <w:t>c</w:t>
+      </w:r>
+      <w:r>
+        <w:rPr>
+          <w:b/>
+          <w:bCs/>
+          <w:sz w:val="44"/>
+          <w:szCs w:val="44"/>
+        </w:rPr>
+        <w:t>umentation</w:t>
+      </w:r>
+      <w:proofErr w:type="spellEnd"/>
     </w:p>
     <w:p/>
     <w:p>
@@ -258,13 +278,8 @@
         <w:tab/>
       </w:r>
       <w:r>
-        <w:t xml:space="preserve">Tim </w:t>
-      </w:r>
-      <w:proofErr w:type="spellStart"/>
-      <w:r>
-        <w:t>Söns</w:t>
-      </w:r>
-      <w:proofErr w:type="spellEnd"/>
+        <w:t>Tim Söns</w:t>
+      </w:r>
       <w:r>
         <w:t>,</w:t>
       </w:r>
@@ -387,7 +402,7 @@
           <w:r>
             <w:fldChar w:fldCharType="separate"/>
           </w:r>
-          <w:hyperlink w:anchor="_Toc187158018" w:history="1">
+          <w:hyperlink w:anchor="_Toc188911763" w:history="1">
             <w:r>
               <w:rPr>
                 <w:rStyle w:val="Hyperlink"/>
@@ -410,7 +425,7 @@
               <w:rPr>
                 <w:rStyle w:val="Hyperlink"/>
               </w:rPr>
-              <w:t>Einleitung</w:t>
+              <w:t>Indroduction</w:t>
             </w:r>
             <w:r>
               <w:rPr>
@@ -428,7 +443,7 @@
               <w:rPr>
                 <w:webHidden/>
               </w:rPr>
-              <w:instrText xml:space="preserve"> PAGEREF _Toc187158018 \h </w:instrText>
+              <w:instrText xml:space="preserve"> PAGEREF _Toc188911763 \h </w:instrText>
             </w:r>
             <w:r>
               <w:rPr>
@@ -468,7 +483,7 @@
               <w14:ligatures w14:val="standardContextual"/>
             </w:rPr>
           </w:pPr>
-          <w:hyperlink w:anchor="_Toc187158019" w:history="1">
+          <w:hyperlink w:anchor="_Toc188911764" w:history="1">
             <w:r>
               <w:rPr>
                 <w:rStyle w:val="Hyperlink"/>
@@ -491,7 +506,7 @@
               <w:rPr>
                 <w:rStyle w:val="Hyperlink"/>
               </w:rPr>
-              <w:t>Technischer Hintergrund</w:t>
+              <w:t>Technical background</w:t>
             </w:r>
             <w:r>
               <w:rPr>
@@ -509,7 +524,7 @@
               <w:rPr>
                 <w:webHidden/>
               </w:rPr>
-              <w:instrText xml:space="preserve"> PAGEREF _Toc187158019 \h </w:instrText>
+              <w:instrText xml:space="preserve"> PAGEREF _Toc188911764 \h </w:instrText>
             </w:r>
             <w:r>
               <w:rPr>
@@ -548,7 +563,7 @@
               <w14:ligatures w14:val="standardContextual"/>
             </w:rPr>
           </w:pPr>
-          <w:hyperlink w:anchor="_Toc187158020" w:history="1">
+          <w:hyperlink w:anchor="_Toc188911765" w:history="1">
             <w:r>
               <w:rPr>
                 <w:rStyle w:val="Hyperlink"/>
@@ -572,7 +587,7 @@
                 <w:rStyle w:val="Hyperlink"/>
                 <w:noProof/>
               </w:rPr>
-              <w:t>Kantendetektion</w:t>
+              <w:t>Edge Detection</w:t>
             </w:r>
             <w:r>
               <w:rPr>
@@ -593,7 +608,7 @@
                 <w:noProof/>
                 <w:webHidden/>
               </w:rPr>
-              <w:instrText xml:space="preserve"> PAGEREF _Toc187158020 \h </w:instrText>
+              <w:instrText xml:space="preserve"> PAGEREF _Toc188911765 \h </w:instrText>
             </w:r>
             <w:r>
               <w:rPr>
@@ -636,7 +651,7 @@
               <w14:ligatures w14:val="standardContextual"/>
             </w:rPr>
           </w:pPr>
-          <w:hyperlink w:anchor="_Toc187158021" w:history="1">
+          <w:hyperlink w:anchor="_Toc188911766" w:history="1">
             <w:r>
               <w:rPr>
                 <w:rStyle w:val="Hyperlink"/>
@@ -660,7 +675,7 @@
                 <w:rStyle w:val="Hyperlink"/>
                 <w:noProof/>
               </w:rPr>
-              <w:t>Farbkorrektur</w:t>
+              <w:t>Color correction</w:t>
             </w:r>
             <w:r>
               <w:rPr>
@@ -681,7 +696,7 @@
                 <w:noProof/>
                 <w:webHidden/>
               </w:rPr>
-              <w:instrText xml:space="preserve"> PAGEREF _Toc187158021 \h </w:instrText>
+              <w:instrText xml:space="preserve"> PAGEREF _Toc188911766 \h </w:instrText>
             </w:r>
             <w:r>
               <w:rPr>
@@ -724,7 +739,7 @@
               <w14:ligatures w14:val="standardContextual"/>
             </w:rPr>
           </w:pPr>
-          <w:hyperlink w:anchor="_Toc187158022" w:history="1">
+          <w:hyperlink w:anchor="_Toc188911767" w:history="1">
             <w:r>
               <w:rPr>
                 <w:rStyle w:val="Hyperlink"/>
@@ -748,7 +763,7 @@
                 <w:rStyle w:val="Hyperlink"/>
                 <w:noProof/>
               </w:rPr>
-              <w:t>Farberkennung</w:t>
+              <w:t>Color detection</w:t>
             </w:r>
             <w:r>
               <w:rPr>
@@ -769,7 +784,7 @@
                 <w:noProof/>
                 <w:webHidden/>
               </w:rPr>
-              <w:instrText xml:space="preserve"> PAGEREF _Toc187158022 \h </w:instrText>
+              <w:instrText xml:space="preserve"> PAGEREF _Toc188911767 \h </w:instrText>
             </w:r>
             <w:r>
               <w:rPr>
@@ -812,7 +827,7 @@
               <w14:ligatures w14:val="standardContextual"/>
             </w:rPr>
           </w:pPr>
-          <w:hyperlink w:anchor="_Toc187158023" w:history="1">
+          <w:hyperlink w:anchor="_Toc188911768" w:history="1">
             <w:r>
               <w:rPr>
                 <w:rStyle w:val="Hyperlink"/>
@@ -836,7 +851,7 @@
                 <w:rStyle w:val="Hyperlink"/>
                 <w:noProof/>
               </w:rPr>
-              <w:t>HSV-Farbraum</w:t>
+              <w:t>HSV-Colorspace</w:t>
             </w:r>
             <w:r>
               <w:rPr>
@@ -857,7 +872,7 @@
                 <w:noProof/>
                 <w:webHidden/>
               </w:rPr>
-              <w:instrText xml:space="preserve"> PAGEREF _Toc187158023 \h </w:instrText>
+              <w:instrText xml:space="preserve"> PAGEREF _Toc188911768 \h </w:instrText>
             </w:r>
             <w:r>
               <w:rPr>
@@ -901,7 +916,7 @@
               <w14:ligatures w14:val="standardContextual"/>
             </w:rPr>
           </w:pPr>
-          <w:hyperlink w:anchor="_Toc187158024" w:history="1">
+          <w:hyperlink w:anchor="_Toc188911769" w:history="1">
             <w:r>
               <w:rPr>
                 <w:rStyle w:val="Hyperlink"/>
@@ -924,7 +939,7 @@
               <w:rPr>
                 <w:rStyle w:val="Hyperlink"/>
               </w:rPr>
-              <w:t>Aufbau des Programms</w:t>
+              <w:t>Program structre</w:t>
             </w:r>
             <w:r>
               <w:rPr>
@@ -942,7 +957,7 @@
               <w:rPr>
                 <w:webHidden/>
               </w:rPr>
-              <w:instrText xml:space="preserve"> PAGEREF _Toc187158024 \h </w:instrText>
+              <w:instrText xml:space="preserve"> PAGEREF _Toc188911769 \h </w:instrText>
             </w:r>
             <w:r>
               <w:rPr>
@@ -981,7 +996,7 @@
               <w14:ligatures w14:val="standardContextual"/>
             </w:rPr>
           </w:pPr>
-          <w:hyperlink w:anchor="_Toc187158025" w:history="1">
+          <w:hyperlink w:anchor="_Toc188911770" w:history="1">
             <w:r>
               <w:rPr>
                 <w:rStyle w:val="Hyperlink"/>
@@ -1005,7 +1020,7 @@
                 <w:rStyle w:val="Hyperlink"/>
                 <w:noProof/>
               </w:rPr>
-              <w:t>Kantendetektion</w:t>
+              <w:t>Edge detection</w:t>
             </w:r>
             <w:r>
               <w:rPr>
@@ -1026,7 +1041,7 @@
                 <w:noProof/>
                 <w:webHidden/>
               </w:rPr>
-              <w:instrText xml:space="preserve"> PAGEREF _Toc187158025 \h </w:instrText>
+              <w:instrText xml:space="preserve"> PAGEREF _Toc188911770 \h </w:instrText>
             </w:r>
             <w:r>
               <w:rPr>
@@ -1046,7 +1061,7 @@
                 <w:noProof/>
                 <w:webHidden/>
               </w:rPr>
-              <w:t>4</w:t>
+              <w:t>5</w:t>
             </w:r>
             <w:r>
               <w:rPr>
@@ -1069,7 +1084,7 @@
               <w14:ligatures w14:val="standardContextual"/>
             </w:rPr>
           </w:pPr>
-          <w:hyperlink w:anchor="_Toc187158026" w:history="1">
+          <w:hyperlink w:anchor="_Toc188911771" w:history="1">
             <w:r>
               <w:rPr>
                 <w:rStyle w:val="Hyperlink"/>
@@ -1093,7 +1108,7 @@
                 <w:rStyle w:val="Hyperlink"/>
                 <w:noProof/>
               </w:rPr>
-              <w:t>Farbkorrektur</w:t>
+              <w:t>Color correction</w:t>
             </w:r>
             <w:r>
               <w:rPr>
@@ -1114,7 +1129,7 @@
                 <w:noProof/>
                 <w:webHidden/>
               </w:rPr>
-              <w:instrText xml:space="preserve"> PAGEREF _Toc187158026 \h </w:instrText>
+              <w:instrText xml:space="preserve"> PAGEREF _Toc188911771 \h </w:instrText>
             </w:r>
             <w:r>
               <w:rPr>
@@ -1134,7 +1149,7 @@
                 <w:noProof/>
                 <w:webHidden/>
               </w:rPr>
-              <w:t>4</w:t>
+              <w:t>6</w:t>
             </w:r>
             <w:r>
               <w:rPr>
@@ -1157,7 +1172,7 @@
               <w14:ligatures w14:val="standardContextual"/>
             </w:rPr>
           </w:pPr>
-          <w:hyperlink w:anchor="_Toc187158027" w:history="1">
+          <w:hyperlink w:anchor="_Toc188911772" w:history="1">
             <w:r>
               <w:rPr>
                 <w:rStyle w:val="Hyperlink"/>
@@ -1181,7 +1196,7 @@
                 <w:rStyle w:val="Hyperlink"/>
                 <w:noProof/>
               </w:rPr>
-              <w:t>Farberkennung</w:t>
+              <w:t>Color detection</w:t>
             </w:r>
             <w:r>
               <w:rPr>
@@ -1202,7 +1217,7 @@
                 <w:noProof/>
                 <w:webHidden/>
               </w:rPr>
-              <w:instrText xml:space="preserve"> PAGEREF _Toc187158027 \h </w:instrText>
+              <w:instrText xml:space="preserve"> PAGEREF _Toc188911772 \h </w:instrText>
             </w:r>
             <w:r>
               <w:rPr>
@@ -1222,7 +1237,183 @@
                 <w:noProof/>
                 <w:webHidden/>
               </w:rPr>
-              <w:t>4</w:t>
+              <w:t>6</w:t>
+            </w:r>
+            <w:r>
+              <w:rPr>
+                <w:noProof/>
+                <w:webHidden/>
+              </w:rPr>
+              <w:fldChar w:fldCharType="end"/>
+            </w:r>
+          </w:hyperlink>
+        </w:p>
+        <w:p>
+          <w:pPr>
+            <w:pStyle w:val="Verzeichnis2"/>
+            <w:rPr>
+              <w:rFonts w:eastAsiaTheme="minorEastAsia"/>
+              <w:noProof/>
+              <w:kern w:val="2"/>
+              <w:szCs w:val="24"/>
+              <w:lang w:eastAsia="de-DE"/>
+              <w14:ligatures w14:val="standardContextual"/>
+            </w:rPr>
+          </w:pPr>
+          <w:hyperlink w:anchor="_Toc188911773" w:history="1">
+            <w:r>
+              <w:rPr>
+                <w:rStyle w:val="Hyperlink"/>
+                <w:noProof/>
+              </w:rPr>
+              <w:t>3.4</w:t>
+            </w:r>
+            <w:r>
+              <w:rPr>
+                <w:rFonts w:eastAsiaTheme="minorEastAsia"/>
+                <w:noProof/>
+                <w:kern w:val="2"/>
+                <w:szCs w:val="24"/>
+                <w:lang w:eastAsia="de-DE"/>
+                <w14:ligatures w14:val="standardContextual"/>
+              </w:rPr>
+              <w:tab/>
+            </w:r>
+            <w:r>
+              <w:rPr>
+                <w:rStyle w:val="Hyperlink"/>
+                <w:noProof/>
+              </w:rPr>
+              <w:t>Merging</w:t>
+            </w:r>
+            <w:r>
+              <w:rPr>
+                <w:noProof/>
+                <w:webHidden/>
+              </w:rPr>
+              <w:tab/>
+            </w:r>
+            <w:r>
+              <w:rPr>
+                <w:noProof/>
+                <w:webHidden/>
+              </w:rPr>
+              <w:fldChar w:fldCharType="begin"/>
+            </w:r>
+            <w:r>
+              <w:rPr>
+                <w:noProof/>
+                <w:webHidden/>
+              </w:rPr>
+              <w:instrText xml:space="preserve"> PAGEREF _Toc188911773 \h </w:instrText>
+            </w:r>
+            <w:r>
+              <w:rPr>
+                <w:noProof/>
+                <w:webHidden/>
+              </w:rPr>
+            </w:r>
+            <w:r>
+              <w:rPr>
+                <w:noProof/>
+                <w:webHidden/>
+              </w:rPr>
+              <w:fldChar w:fldCharType="separate"/>
+            </w:r>
+            <w:r>
+              <w:rPr>
+                <w:noProof/>
+                <w:webHidden/>
+              </w:rPr>
+              <w:t>6</w:t>
+            </w:r>
+            <w:r>
+              <w:rPr>
+                <w:noProof/>
+                <w:webHidden/>
+              </w:rPr>
+              <w:fldChar w:fldCharType="end"/>
+            </w:r>
+          </w:hyperlink>
+        </w:p>
+        <w:p>
+          <w:pPr>
+            <w:pStyle w:val="Verzeichnis2"/>
+            <w:rPr>
+              <w:rFonts w:eastAsiaTheme="minorEastAsia"/>
+              <w:noProof/>
+              <w:kern w:val="2"/>
+              <w:szCs w:val="24"/>
+              <w:lang w:eastAsia="de-DE"/>
+              <w14:ligatures w14:val="standardContextual"/>
+            </w:rPr>
+          </w:pPr>
+          <w:hyperlink w:anchor="_Toc188911774" w:history="1">
+            <w:r>
+              <w:rPr>
+                <w:rStyle w:val="Hyperlink"/>
+                <w:noProof/>
+              </w:rPr>
+              <w:t>3.5</w:t>
+            </w:r>
+            <w:r>
+              <w:rPr>
+                <w:rFonts w:eastAsiaTheme="minorEastAsia"/>
+                <w:noProof/>
+                <w:kern w:val="2"/>
+                <w:szCs w:val="24"/>
+                <w:lang w:eastAsia="de-DE"/>
+                <w14:ligatures w14:val="standardContextual"/>
+              </w:rPr>
+              <w:tab/>
+            </w:r>
+            <w:r>
+              <w:rPr>
+                <w:rStyle w:val="Hyperlink"/>
+                <w:noProof/>
+              </w:rPr>
+              <w:t>Compensation for missing segments</w:t>
+            </w:r>
+            <w:r>
+              <w:rPr>
+                <w:noProof/>
+                <w:webHidden/>
+              </w:rPr>
+              <w:tab/>
+            </w:r>
+            <w:r>
+              <w:rPr>
+                <w:noProof/>
+                <w:webHidden/>
+              </w:rPr>
+              <w:fldChar w:fldCharType="begin"/>
+            </w:r>
+            <w:r>
+              <w:rPr>
+                <w:noProof/>
+                <w:webHidden/>
+              </w:rPr>
+              <w:instrText xml:space="preserve"> PAGEREF _Toc188911774 \h </w:instrText>
+            </w:r>
+            <w:r>
+              <w:rPr>
+                <w:noProof/>
+                <w:webHidden/>
+              </w:rPr>
+            </w:r>
+            <w:r>
+              <w:rPr>
+                <w:noProof/>
+                <w:webHidden/>
+              </w:rPr>
+              <w:fldChar w:fldCharType="separate"/>
+            </w:r>
+            <w:r>
+              <w:rPr>
+                <w:noProof/>
+                <w:webHidden/>
+              </w:rPr>
+              <w:t>6</w:t>
             </w:r>
             <w:r>
               <w:rPr>
@@ -1246,7 +1437,7 @@
               <w14:ligatures w14:val="standardContextual"/>
             </w:rPr>
           </w:pPr>
-          <w:hyperlink w:anchor="_Toc187158028" w:history="1">
+          <w:hyperlink w:anchor="_Toc188911775" w:history="1">
             <w:r>
               <w:rPr>
                 <w:rStyle w:val="Hyperlink"/>
@@ -1287,7 +1478,7 @@
               <w:rPr>
                 <w:webHidden/>
               </w:rPr>
-              <w:instrText xml:space="preserve"> PAGEREF _Toc187158028 \h </w:instrText>
+              <w:instrText xml:space="preserve"> PAGEREF _Toc188911775 \h </w:instrText>
             </w:r>
             <w:r>
               <w:rPr>
@@ -1304,7 +1495,7 @@
               <w:rPr>
                 <w:webHidden/>
               </w:rPr>
-              <w:t>5</w:t>
+              <w:t>7</w:t>
             </w:r>
             <w:r>
               <w:rPr>
@@ -1326,7 +1517,7 @@
               <w14:ligatures w14:val="standardContextual"/>
             </w:rPr>
           </w:pPr>
-          <w:hyperlink w:anchor="_Toc187158029" w:history="1">
+          <w:hyperlink w:anchor="_Toc188911776" w:history="1">
             <w:r>
               <w:rPr>
                 <w:rStyle w:val="Hyperlink"/>
@@ -1371,7 +1562,7 @@
                 <w:noProof/>
                 <w:webHidden/>
               </w:rPr>
-              <w:instrText xml:space="preserve"> PAGEREF _Toc187158029 \h </w:instrText>
+              <w:instrText xml:space="preserve"> PAGEREF _Toc188911776 \h </w:instrText>
             </w:r>
             <w:r>
               <w:rPr>
@@ -1391,7 +1582,7 @@
                 <w:noProof/>
                 <w:webHidden/>
               </w:rPr>
-              <w:t>5</w:t>
+              <w:t>7</w:t>
             </w:r>
             <w:r>
               <w:rPr>
@@ -1414,7 +1605,7 @@
               <w14:ligatures w14:val="standardContextual"/>
             </w:rPr>
           </w:pPr>
-          <w:hyperlink w:anchor="_Toc187158030" w:history="1">
+          <w:hyperlink w:anchor="_Toc188911777" w:history="1">
             <w:r>
               <w:rPr>
                 <w:rStyle w:val="Hyperlink"/>
@@ -1459,7 +1650,7 @@
                 <w:noProof/>
                 <w:webHidden/>
               </w:rPr>
-              <w:instrText xml:space="preserve"> PAGEREF _Toc187158030 \h </w:instrText>
+              <w:instrText xml:space="preserve"> PAGEREF _Toc188911777 \h </w:instrText>
             </w:r>
             <w:r>
               <w:rPr>
@@ -1479,7 +1670,7 @@
                 <w:noProof/>
                 <w:webHidden/>
               </w:rPr>
-              <w:t>5</w:t>
+              <w:t>7</w:t>
             </w:r>
             <w:r>
               <w:rPr>
@@ -1502,7 +1693,7 @@
               <w14:ligatures w14:val="standardContextual"/>
             </w:rPr>
           </w:pPr>
-          <w:hyperlink w:anchor="_Toc187158031" w:history="1">
+          <w:hyperlink w:anchor="_Toc188911778" w:history="1">
             <w:r>
               <w:rPr>
                 <w:rStyle w:val="Hyperlink"/>
@@ -1547,7 +1738,7 @@
                 <w:noProof/>
                 <w:webHidden/>
               </w:rPr>
-              <w:instrText xml:space="preserve"> PAGEREF _Toc187158031 \h </w:instrText>
+              <w:instrText xml:space="preserve"> PAGEREF _Toc188911778 \h </w:instrText>
             </w:r>
             <w:r>
               <w:rPr>
@@ -1567,7 +1758,7 @@
                 <w:noProof/>
                 <w:webHidden/>
               </w:rPr>
-              <w:t>5</w:t>
+              <w:t>7</w:t>
             </w:r>
             <w:r>
               <w:rPr>
@@ -1591,7 +1782,7 @@
               <w14:ligatures w14:val="standardContextual"/>
             </w:rPr>
           </w:pPr>
-          <w:hyperlink w:anchor="_Toc187158032" w:history="1">
+          <w:hyperlink w:anchor="_Toc188911779" w:history="1">
             <w:r>
               <w:rPr>
                 <w:rStyle w:val="Hyperlink"/>
@@ -1632,7 +1823,7 @@
               <w:rPr>
                 <w:webHidden/>
               </w:rPr>
-              <w:instrText xml:space="preserve"> PAGEREF _Toc187158032 \h </w:instrText>
+              <w:instrText xml:space="preserve"> PAGEREF _Toc188911779 \h </w:instrText>
             </w:r>
             <w:r>
               <w:rPr>
@@ -1672,7 +1863,7 @@
               <w14:ligatures w14:val="standardContextual"/>
             </w:rPr>
           </w:pPr>
-          <w:hyperlink w:anchor="_Toc187158033" w:history="1">
+          <w:hyperlink w:anchor="_Toc188911780" w:history="1">
             <w:r>
               <w:rPr>
                 <w:rStyle w:val="Hyperlink"/>
@@ -1713,7 +1904,7 @@
               <w:rPr>
                 <w:webHidden/>
               </w:rPr>
-              <w:instrText xml:space="preserve"> PAGEREF _Toc187158033 \h </w:instrText>
+              <w:instrText xml:space="preserve"> PAGEREF _Toc188911780 \h </w:instrText>
             </w:r>
             <w:r>
               <w:rPr>
@@ -1779,62 +1970,89 @@
       <w:pPr>
         <w:pStyle w:val="berschrift1"/>
       </w:pPr>
-      <w:bookmarkStart w:id="0" w:name="_Toc187158018"/>
+      <w:bookmarkStart w:id="0" w:name="_Toc188911763"/>
+      <w:proofErr w:type="spellStart"/>
       <w:r>
         <w:lastRenderedPageBreak/>
-        <w:t>Einleitung</w:t>
+        <w:t>Indroduction</w:t>
       </w:r>
       <w:bookmarkEnd w:id="0"/>
+      <w:proofErr w:type="spellEnd"/>
     </w:p>
     <w:p>
       <w:pPr>
         <w:pStyle w:val="berschrift1"/>
       </w:pPr>
-      <w:bookmarkStart w:id="1" w:name="_Toc187158019"/>
-      <w:r>
-        <w:t>Technischer Hintergrund</w:t>
+      <w:bookmarkStart w:id="1" w:name="_Toc188911764"/>
+      <w:r>
+        <w:t xml:space="preserve">Technical </w:t>
+      </w:r>
+      <w:proofErr w:type="spellStart"/>
+      <w:r>
+        <w:t>background</w:t>
       </w:r>
       <w:bookmarkEnd w:id="1"/>
+      <w:proofErr w:type="spellEnd"/>
     </w:p>
     <w:p>
       <w:pPr>
         <w:pStyle w:val="berschrift2"/>
       </w:pPr>
-      <w:bookmarkStart w:id="2" w:name="_Toc187158020"/>
-      <w:r>
-        <w:t>Kantendetektion</w:t>
+      <w:bookmarkStart w:id="2" w:name="_Toc188911765"/>
+      <w:r>
+        <w:t xml:space="preserve">Edge </w:t>
+      </w:r>
+      <w:proofErr w:type="spellStart"/>
+      <w:r>
+        <w:t>Detection</w:t>
       </w:r>
       <w:bookmarkEnd w:id="2"/>
+      <w:proofErr w:type="spellEnd"/>
     </w:p>
     <w:p>
       <w:pPr>
         <w:pStyle w:val="berschrift2"/>
       </w:pPr>
-      <w:bookmarkStart w:id="3" w:name="_Toc187158021"/>
-      <w:r>
-        <w:t>Farbkorrektur</w:t>
+      <w:bookmarkStart w:id="3" w:name="_Toc188911766"/>
+      <w:r>
+        <w:t xml:space="preserve">Color </w:t>
+      </w:r>
+      <w:proofErr w:type="spellStart"/>
+      <w:r>
+        <w:t>correction</w:t>
       </w:r>
       <w:bookmarkEnd w:id="3"/>
+      <w:proofErr w:type="spellEnd"/>
     </w:p>
     <w:p>
       <w:pPr>
         <w:pStyle w:val="berschrift2"/>
       </w:pPr>
-      <w:bookmarkStart w:id="4" w:name="_Toc187158022"/>
-      <w:r>
-        <w:t>Farberkennung</w:t>
+      <w:bookmarkStart w:id="4" w:name="_Toc188911767"/>
+      <w:r>
+        <w:t xml:space="preserve">Color </w:t>
+      </w:r>
+      <w:proofErr w:type="spellStart"/>
+      <w:r>
+        <w:t>detection</w:t>
       </w:r>
       <w:bookmarkEnd w:id="4"/>
+      <w:proofErr w:type="spellEnd"/>
     </w:p>
     <w:p>
       <w:pPr>
         <w:pStyle w:val="berschrift3"/>
       </w:pPr>
-      <w:bookmarkStart w:id="5" w:name="_Toc187158023"/>
-      <w:r>
-        <w:t>HSV-Farbraum</w:t>
+      <w:bookmarkStart w:id="5" w:name="_Toc188911768"/>
+      <w:r>
+        <w:t>HSV-</w:t>
+      </w:r>
+      <w:proofErr w:type="spellStart"/>
+      <w:r>
+        <w:t>Colorspace</w:t>
       </w:r>
       <w:bookmarkEnd w:id="5"/>
+      <w:proofErr w:type="spellEnd"/>
     </w:p>
     <w:p>
       <w:r>
@@ -2225,32 +2443,1788 @@
       <w:pPr>
         <w:pStyle w:val="berschrift1"/>
       </w:pPr>
-      <w:bookmarkStart w:id="6" w:name="_Toc187158024"/>
+      <w:bookmarkStart w:id="6" w:name="_Toc188911769"/>
+      <w:proofErr w:type="spellStart"/>
       <w:r>
         <w:lastRenderedPageBreak/>
-        <w:t>Aufbau des Programms</w:t>
+        <w:t>Program</w:t>
+      </w:r>
+      <w:proofErr w:type="spellEnd"/>
+      <w:r>
+        <w:t xml:space="preserve"> </w:t>
+      </w:r>
+      <w:proofErr w:type="spellStart"/>
+      <w:r>
+        <w:t>structre</w:t>
       </w:r>
       <w:bookmarkEnd w:id="6"/>
+      <w:proofErr w:type="spellEnd"/>
     </w:p>
     <w:p>
       <w:pPr>
-        <w:pStyle w:val="berschrift2"/>
-      </w:pPr>
-      <w:bookmarkStart w:id="7" w:name="_Toc187158025"/>
-      <w:r>
-        <w:t>Kantendetektion</w:t>
-      </w:r>
-      <w:bookmarkEnd w:id="7"/>
+        <w:rPr>
+          <w:lang w:val="en-US"/>
+        </w:rPr>
+      </w:pPr>
+      <w:r>
+        <w:rPr>
+          <w:noProof/>
+        </w:rPr>
+        <mc:AlternateContent>
+          <mc:Choice Requires="wpg">
+            <w:drawing>
+              <wp:anchor distT="0" distB="0" distL="114300" distR="114300" simplePos="0" relativeHeight="251659264" behindDoc="0" locked="0" layoutInCell="1" allowOverlap="1" wp14:anchorId="2A897129" wp14:editId="3DE3C64B">
+                <wp:simplePos x="0" y="0"/>
+                <wp:positionH relativeFrom="margin">
+                  <wp:align>center</wp:align>
+                </wp:positionH>
+                <wp:positionV relativeFrom="paragraph">
+                  <wp:posOffset>2780772</wp:posOffset>
+                </wp:positionV>
+                <wp:extent cx="6555105" cy="2362835"/>
+                <wp:effectExtent l="0" t="0" r="0" b="0"/>
+                <wp:wrapTopAndBottom/>
+                <wp:docPr id="6" name="Gruppieren 5">
+                  <a:extLst xmlns:a="http://schemas.openxmlformats.org/drawingml/2006/main">
+                    <a:ext uri="{FF2B5EF4-FFF2-40B4-BE49-F238E27FC236}">
+                      <a16:creationId xmlns:a16="http://schemas.microsoft.com/office/drawing/2014/main" id="{3F2AB102-6883-8C0A-0D39-4D1BB5A79500}"/>
+                    </a:ext>
+                  </a:extLst>
+                </wp:docPr>
+                <wp:cNvGraphicFramePr/>
+                <a:graphic xmlns:a="http://schemas.openxmlformats.org/drawingml/2006/main">
+                  <a:graphicData uri="http://schemas.microsoft.com/office/word/2010/wordprocessingGroup">
+                    <wpg:wgp>
+                      <wpg:cNvGrpSpPr/>
+                      <wpg:grpSpPr>
+                        <a:xfrm>
+                          <a:off x="0" y="0"/>
+                          <a:ext cx="6555105" cy="2363189"/>
+                          <a:chOff x="0" y="0"/>
+                          <a:chExt cx="11691627" cy="2947885"/>
+                        </a:xfrm>
+                      </wpg:grpSpPr>
+                      <wps:wsp>
+                        <wps:cNvPr id="1735360357" name="Rechteck: abgerundete Ecken 1735360357">
+                          <a:extLst>
+                            <a:ext uri="{FF2B5EF4-FFF2-40B4-BE49-F238E27FC236}">
+                              <a16:creationId xmlns:a16="http://schemas.microsoft.com/office/drawing/2014/main" id="{616378E8-EB8C-ADA3-3DBA-892DBB089734}"/>
+                            </a:ext>
+                          </a:extLst>
+                        </wps:cNvPr>
+                        <wps:cNvSpPr/>
+                        <wps:spPr bwMode="auto">
+                          <a:xfrm>
+                            <a:off x="0" y="1054279"/>
+                            <a:ext cx="1249679" cy="887927"/>
+                          </a:xfrm>
+                          <a:prstGeom prst="roundRect">
+                            <a:avLst/>
+                          </a:prstGeom>
+                          <a:solidFill>
+                            <a:srgbClr val="002896"/>
+                          </a:solidFill>
+                          <a:ln w="12700" cap="flat" cmpd="sng" algn="ctr">
+                            <a:noFill/>
+                            <a:prstDash val="solid"/>
+                            <a:miter lim="800000"/>
+                          </a:ln>
+                          <a:effectLst/>
+                        </wps:spPr>
+                        <wps:txbx>
+                          <w:txbxContent>
+                            <w:p>
+                              <w:pPr>
+                                <w:spacing w:line="240" w:lineRule="auto"/>
+                                <w:jc w:val="center"/>
+                                <w:rPr>
+                                  <w:rFonts w:hAnsi="Calibri"/>
+                                  <w:color w:val="FFFFFF" w:themeColor="light1"/>
+                                  <w:sz w:val="16"/>
+                                  <w:szCs w:val="16"/>
+                                  <w:lang w:val="en-GB"/>
+                                </w:rPr>
+                              </w:pPr>
+                              <w:r>
+                                <w:rPr>
+                                  <w:rFonts w:hAnsi="Calibri"/>
+                                  <w:color w:val="FFFFFF" w:themeColor="light1"/>
+                                  <w:sz w:val="16"/>
+                                  <w:szCs w:val="16"/>
+                                  <w:lang w:val="en-GB"/>
+                                </w:rPr>
+                                <w:t>Read in Picture/ Frame</w:t>
+                              </w:r>
+                            </w:p>
+                          </w:txbxContent>
+                        </wps:txbx>
+                        <wps:bodyPr rtlCol="0" anchor="ctr"/>
+                      </wps:wsp>
+                      <wps:wsp>
+                        <wps:cNvPr id="1323292786" name="Rechteck: abgerundete Ecken 1323292786">
+                          <a:extLst>
+                            <a:ext uri="{FF2B5EF4-FFF2-40B4-BE49-F238E27FC236}">
+                              <a16:creationId xmlns:a16="http://schemas.microsoft.com/office/drawing/2014/main" id="{3863D028-EAEF-48F2-D74F-D0F53D0DF707}"/>
+                            </a:ext>
+                          </a:extLst>
+                        </wps:cNvPr>
+                        <wps:cNvSpPr/>
+                        <wps:spPr bwMode="auto">
+                          <a:xfrm>
+                            <a:off x="10441947" y="1054272"/>
+                            <a:ext cx="1249680" cy="887927"/>
+                          </a:xfrm>
+                          <a:prstGeom prst="roundRect">
+                            <a:avLst/>
+                          </a:prstGeom>
+                          <a:solidFill>
+                            <a:srgbClr val="002896"/>
+                          </a:solidFill>
+                          <a:ln w="12700" cap="flat" cmpd="sng" algn="ctr">
+                            <a:noFill/>
+                            <a:prstDash val="solid"/>
+                            <a:miter lim="800000"/>
+                          </a:ln>
+                          <a:effectLst/>
+                        </wps:spPr>
+                        <wps:txbx>
+                          <w:txbxContent>
+                            <w:p>
+                              <w:pPr>
+                                <w:spacing w:line="240" w:lineRule="auto"/>
+                                <w:jc w:val="center"/>
+                                <w:rPr>
+                                  <w:rFonts w:hAnsi="Calibri"/>
+                                  <w:color w:val="FFFFFF" w:themeColor="light1"/>
+                                  <w:sz w:val="16"/>
+                                  <w:szCs w:val="16"/>
+                                  <w:lang w:val="en-GB"/>
+                                </w:rPr>
+                              </w:pPr>
+                              <w:r>
+                                <w:rPr>
+                                  <w:rFonts w:hAnsi="Calibri"/>
+                                  <w:color w:val="FFFFFF" w:themeColor="light1"/>
+                                  <w:sz w:val="16"/>
+                                  <w:szCs w:val="16"/>
+                                  <w:lang w:val="en-GB"/>
+                                </w:rPr>
+                                <w:t>Visualize results</w:t>
+                              </w:r>
+                            </w:p>
+                          </w:txbxContent>
+                        </wps:txbx>
+                        <wps:bodyPr rtlCol="0" anchor="ctr"/>
+                      </wps:wsp>
+                      <wps:wsp>
+                        <wps:cNvPr id="986223354" name="Rechteck 986223354">
+                          <a:extLst>
+                            <a:ext uri="{FF2B5EF4-FFF2-40B4-BE49-F238E27FC236}">
+                              <a16:creationId xmlns:a16="http://schemas.microsoft.com/office/drawing/2014/main" id="{097EF483-A10A-66D8-96F9-87F93380FDB0}"/>
+                            </a:ext>
+                          </a:extLst>
+                        </wps:cNvPr>
+                        <wps:cNvSpPr/>
+                        <wps:spPr bwMode="auto">
+                          <a:xfrm>
+                            <a:off x="1516380" y="1084243"/>
+                            <a:ext cx="1173480" cy="828000"/>
+                          </a:xfrm>
+                          <a:prstGeom prst="rect">
+                            <a:avLst/>
+                          </a:prstGeom>
+                          <a:solidFill>
+                            <a:srgbClr val="667EC0"/>
+                          </a:solidFill>
+                          <a:ln>
+                            <a:noFill/>
+                          </a:ln>
+                          <a:effectLst/>
+                        </wps:spPr>
+                        <wps:txbx>
+                          <w:txbxContent>
+                            <w:p>
+                              <w:pPr>
+                                <w:spacing w:line="240" w:lineRule="auto"/>
+                                <w:jc w:val="center"/>
+                                <w:rPr>
+                                  <w:rFonts w:hAnsi="Calibri"/>
+                                  <w:color w:val="FFFFFF" w:themeColor="light1"/>
+                                  <w:sz w:val="16"/>
+                                  <w:szCs w:val="16"/>
+                                  <w:lang w:val="en-GB"/>
+                                </w:rPr>
+                              </w:pPr>
+                              <w:r>
+                                <w:rPr>
+                                  <w:rFonts w:hAnsi="Calibri"/>
+                                  <w:color w:val="FFFFFF" w:themeColor="light1"/>
+                                  <w:sz w:val="16"/>
+                                  <w:szCs w:val="16"/>
+                                  <w:lang w:val="en-GB"/>
+                                </w:rPr>
+                                <w:t>Find grey box and crop to ROI</w:t>
+                              </w:r>
+                            </w:p>
+                          </w:txbxContent>
+                        </wps:txbx>
+                        <wps:bodyPr rtlCol="0" anchor="ctr"/>
+                      </wps:wsp>
+                      <wps:wsp>
+                        <wps:cNvPr id="720974598" name="Rechteck 720974598">
+                          <a:extLst>
+                            <a:ext uri="{FF2B5EF4-FFF2-40B4-BE49-F238E27FC236}">
+                              <a16:creationId xmlns:a16="http://schemas.microsoft.com/office/drawing/2014/main" id="{A007C83F-DDCB-FD8E-9759-C2298255786B}"/>
+                            </a:ext>
+                          </a:extLst>
+                        </wps:cNvPr>
+                        <wps:cNvSpPr/>
+                        <wps:spPr bwMode="auto">
+                          <a:xfrm>
+                            <a:off x="3013457" y="1084238"/>
+                            <a:ext cx="1173480" cy="828000"/>
+                          </a:xfrm>
+                          <a:prstGeom prst="rect">
+                            <a:avLst/>
+                          </a:prstGeom>
+                          <a:solidFill>
+                            <a:srgbClr val="667EC0"/>
+                          </a:solidFill>
+                          <a:ln>
+                            <a:noFill/>
+                          </a:ln>
+                          <a:effectLst/>
+                        </wps:spPr>
+                        <wps:txbx>
+                          <w:txbxContent>
+                            <w:p>
+                              <w:pPr>
+                                <w:spacing w:line="240" w:lineRule="auto"/>
+                                <w:jc w:val="center"/>
+                                <w:rPr>
+                                  <w:rFonts w:hAnsi="Calibri"/>
+                                  <w:color w:val="FFFFFF" w:themeColor="light1"/>
+                                  <w:sz w:val="16"/>
+                                  <w:szCs w:val="16"/>
+                                  <w:lang w:val="en-GB"/>
+                                </w:rPr>
+                              </w:pPr>
+                              <w:proofErr w:type="spellStart"/>
+                              <w:r>
+                                <w:rPr>
+                                  <w:rFonts w:hAnsi="Calibri"/>
+                                  <w:color w:val="FFFFFF" w:themeColor="light1"/>
+                                  <w:sz w:val="16"/>
+                                  <w:szCs w:val="16"/>
+                                  <w:lang w:val="en-GB"/>
+                                </w:rPr>
+                                <w:t>Color</w:t>
+                              </w:r>
+                              <w:proofErr w:type="spellEnd"/>
+                              <w:r>
+                                <w:rPr>
+                                  <w:rFonts w:hAnsi="Calibri"/>
+                                  <w:color w:val="FFFFFF" w:themeColor="light1"/>
+                                  <w:sz w:val="16"/>
+                                  <w:szCs w:val="16"/>
+                                  <w:lang w:val="en-GB"/>
+                                </w:rPr>
+                                <w:t xml:space="preserve"> correction</w:t>
+                              </w:r>
+                            </w:p>
+                          </w:txbxContent>
+                        </wps:txbx>
+                        <wps:bodyPr rtlCol="0" anchor="ctr"/>
+                      </wps:wsp>
+                      <wps:wsp>
+                        <wps:cNvPr id="2138627765" name="Rechteck 2138627765">
+                          <a:extLst>
+                            <a:ext uri="{FF2B5EF4-FFF2-40B4-BE49-F238E27FC236}">
+                              <a16:creationId xmlns:a16="http://schemas.microsoft.com/office/drawing/2014/main" id="{03A53535-A0C6-EF8E-3C9E-D74CE181D41C}"/>
+                            </a:ext>
+                          </a:extLst>
+                        </wps:cNvPr>
+                        <wps:cNvSpPr/>
+                        <wps:spPr bwMode="auto">
+                          <a:xfrm>
+                            <a:off x="4510534" y="0"/>
+                            <a:ext cx="1173480" cy="828000"/>
+                          </a:xfrm>
+                          <a:prstGeom prst="rect">
+                            <a:avLst/>
+                          </a:prstGeom>
+                          <a:solidFill>
+                            <a:srgbClr val="667EC0"/>
+                          </a:solidFill>
+                          <a:ln>
+                            <a:noFill/>
+                          </a:ln>
+                          <a:effectLst/>
+                        </wps:spPr>
+                        <wps:txbx>
+                          <w:txbxContent>
+                            <w:p>
+                              <w:pPr>
+                                <w:spacing w:line="240" w:lineRule="auto"/>
+                                <w:jc w:val="center"/>
+                                <w:rPr>
+                                  <w:rFonts w:hAnsi="Calibri"/>
+                                  <w:color w:val="FFFFFF" w:themeColor="light1"/>
+                                  <w:sz w:val="16"/>
+                                  <w:szCs w:val="16"/>
+                                  <w:lang w:val="en-GB"/>
+                                </w:rPr>
+                              </w:pPr>
+                              <w:r>
+                                <w:rPr>
+                                  <w:rFonts w:hAnsi="Calibri"/>
+                                  <w:color w:val="FFFFFF" w:themeColor="light1"/>
+                                  <w:sz w:val="16"/>
+                                  <w:szCs w:val="16"/>
+                                  <w:lang w:val="en-GB"/>
+                                </w:rPr>
+                                <w:t xml:space="preserve">Find </w:t>
+                              </w:r>
+                              <w:r>
+                                <w:rPr>
+                                  <w:rFonts w:hAnsi="Calibri"/>
+                                  <w:color w:val="FFFFFF" w:themeColor="light1"/>
+                                  <w:sz w:val="16"/>
+                                  <w:szCs w:val="16"/>
+                                  <w:lang w:val="en-GB"/>
+                                </w:rPr>
+                                <w:t>segments</w:t>
+                              </w:r>
+                              <w:r>
+                                <w:rPr>
+                                  <w:rFonts w:hAnsi="Calibri"/>
+                                  <w:color w:val="FFFFFF" w:themeColor="light1"/>
+                                  <w:sz w:val="16"/>
+                                  <w:szCs w:val="16"/>
+                                  <w:lang w:val="en-GB"/>
+                                </w:rPr>
+                                <w:t xml:space="preserve"> with Edge Detection</w:t>
+                              </w:r>
+                            </w:p>
+                          </w:txbxContent>
+                        </wps:txbx>
+                        <wps:bodyPr rtlCol="0" anchor="ctr"/>
+                      </wps:wsp>
+                      <wps:wsp>
+                        <wps:cNvPr id="1203525021" name="Rechteck 1203525021">
+                          <a:extLst>
+                            <a:ext uri="{FF2B5EF4-FFF2-40B4-BE49-F238E27FC236}">
+                              <a16:creationId xmlns:a16="http://schemas.microsoft.com/office/drawing/2014/main" id="{821B7708-4801-4A52-2FC9-129FEE871550}"/>
+                            </a:ext>
+                          </a:extLst>
+                        </wps:cNvPr>
+                        <wps:cNvSpPr/>
+                        <wps:spPr bwMode="auto">
+                          <a:xfrm>
+                            <a:off x="4510534" y="2119885"/>
+                            <a:ext cx="1173480" cy="828000"/>
+                          </a:xfrm>
+                          <a:prstGeom prst="rect">
+                            <a:avLst/>
+                          </a:prstGeom>
+                          <a:solidFill>
+                            <a:srgbClr val="667EC0"/>
+                          </a:solidFill>
+                          <a:ln>
+                            <a:noFill/>
+                          </a:ln>
+                          <a:effectLst/>
+                        </wps:spPr>
+                        <wps:txbx>
+                          <w:txbxContent>
+                            <w:p>
+                              <w:pPr>
+                                <w:spacing w:line="240" w:lineRule="auto"/>
+                                <w:jc w:val="center"/>
+                                <w:rPr>
+                                  <w:rFonts w:hAnsi="Calibri"/>
+                                  <w:color w:val="FFFFFF" w:themeColor="light1"/>
+                                  <w:sz w:val="16"/>
+                                  <w:szCs w:val="16"/>
+                                  <w:lang w:val="en-GB"/>
+                                </w:rPr>
+                              </w:pPr>
+                              <w:r>
+                                <w:rPr>
+                                  <w:rFonts w:hAnsi="Calibri"/>
+                                  <w:color w:val="FFFFFF" w:themeColor="light1"/>
+                                  <w:sz w:val="16"/>
+                                  <w:szCs w:val="16"/>
+                                  <w:lang w:val="en-GB"/>
+                                </w:rPr>
+                                <w:t xml:space="preserve">Find </w:t>
+                              </w:r>
+                              <w:r>
+                                <w:rPr>
+                                  <w:rFonts w:hAnsi="Calibri"/>
+                                  <w:color w:val="FFFFFF" w:themeColor="light1"/>
+                                  <w:sz w:val="16"/>
+                                  <w:szCs w:val="16"/>
+                                  <w:lang w:val="en-GB"/>
+                                </w:rPr>
+                                <w:t>s</w:t>
+                              </w:r>
+                              <w:r>
+                                <w:rPr>
+                                  <w:rFonts w:hAnsi="Calibri"/>
+                                  <w:color w:val="FFFFFF" w:themeColor="light1"/>
+                                  <w:sz w:val="16"/>
+                                  <w:szCs w:val="16"/>
+                                  <w:lang w:val="en-GB"/>
+                                </w:rPr>
+                                <w:t>eg</w:t>
+                              </w:r>
+                              <w:r>
+                                <w:rPr>
+                                  <w:rFonts w:hAnsi="Calibri"/>
+                                  <w:color w:val="FFFFFF" w:themeColor="light1"/>
+                                  <w:sz w:val="16"/>
+                                  <w:szCs w:val="16"/>
+                                  <w:lang w:val="en-GB"/>
+                                </w:rPr>
+                                <w:t>m</w:t>
+                              </w:r>
+                              <w:r>
+                                <w:rPr>
+                                  <w:rFonts w:hAnsi="Calibri"/>
+                                  <w:color w:val="FFFFFF" w:themeColor="light1"/>
+                                  <w:sz w:val="16"/>
+                                  <w:szCs w:val="16"/>
+                                  <w:lang w:val="en-GB"/>
+                                </w:rPr>
+                                <w:t xml:space="preserve">ents with </w:t>
+                              </w:r>
+                              <w:proofErr w:type="spellStart"/>
+                              <w:r>
+                                <w:rPr>
+                                  <w:rFonts w:hAnsi="Calibri"/>
+                                  <w:color w:val="FFFFFF" w:themeColor="light1"/>
+                                  <w:sz w:val="16"/>
+                                  <w:szCs w:val="16"/>
+                                  <w:lang w:val="en-GB"/>
+                                </w:rPr>
+                                <w:t>color</w:t>
+                              </w:r>
+                              <w:proofErr w:type="spellEnd"/>
+                              <w:r>
+                                <w:rPr>
+                                  <w:rFonts w:hAnsi="Calibri"/>
+                                  <w:color w:val="FFFFFF" w:themeColor="light1"/>
+                                  <w:sz w:val="16"/>
+                                  <w:szCs w:val="16"/>
+                                  <w:lang w:val="en-GB"/>
+                                </w:rPr>
+                                <w:t xml:space="preserve"> filter</w:t>
+                              </w:r>
+                            </w:p>
+                          </w:txbxContent>
+                        </wps:txbx>
+                        <wps:bodyPr rtlCol="0" anchor="ctr"/>
+                      </wps:wsp>
+                      <wps:wsp>
+                        <wps:cNvPr id="821791678" name="Rechteck 821791678">
+                          <a:extLst>
+                            <a:ext uri="{FF2B5EF4-FFF2-40B4-BE49-F238E27FC236}">
+                              <a16:creationId xmlns:a16="http://schemas.microsoft.com/office/drawing/2014/main" id="{93E31C1E-C7BF-9828-063C-ACB3DD020BF1}"/>
+                            </a:ext>
+                          </a:extLst>
+                        </wps:cNvPr>
+                        <wps:cNvSpPr/>
+                        <wps:spPr bwMode="auto">
+                          <a:xfrm>
+                            <a:off x="6007611" y="1084237"/>
+                            <a:ext cx="1173480" cy="828000"/>
+                          </a:xfrm>
+                          <a:prstGeom prst="rect">
+                            <a:avLst/>
+                          </a:prstGeom>
+                          <a:solidFill>
+                            <a:srgbClr val="667EC0"/>
+                          </a:solidFill>
+                          <a:ln>
+                            <a:noFill/>
+                          </a:ln>
+                          <a:effectLst/>
+                        </wps:spPr>
+                        <wps:txbx>
+                          <w:txbxContent>
+                            <w:p>
+                              <w:pPr>
+                                <w:spacing w:line="240" w:lineRule="auto"/>
+                                <w:jc w:val="center"/>
+                                <w:rPr>
+                                  <w:rFonts w:hAnsi="Calibri"/>
+                                  <w:color w:val="FFFFFF" w:themeColor="light1"/>
+                                  <w:sz w:val="16"/>
+                                  <w:szCs w:val="16"/>
+                                  <w:lang w:val="en-GB"/>
+                                </w:rPr>
+                              </w:pPr>
+                              <w:r>
+                                <w:rPr>
+                                  <w:rFonts w:hAnsi="Calibri"/>
+                                  <w:color w:val="FFFFFF" w:themeColor="light1"/>
+                                  <w:sz w:val="16"/>
+                                  <w:szCs w:val="16"/>
+                                  <w:lang w:val="en-GB"/>
+                                </w:rPr>
+                                <w:t>Merging of findings</w:t>
+                              </w:r>
+                            </w:p>
+                          </w:txbxContent>
+                        </wps:txbx>
+                        <wps:bodyPr rtlCol="0" anchor="ctr"/>
+                      </wps:wsp>
+                      <wps:wsp>
+                        <wps:cNvPr id="1338535896" name="Rechteck 1338535896">
+                          <a:extLst>
+                            <a:ext uri="{FF2B5EF4-FFF2-40B4-BE49-F238E27FC236}">
+                              <a16:creationId xmlns:a16="http://schemas.microsoft.com/office/drawing/2014/main" id="{606FD3EF-CAEF-1340-F6ED-731FF450B8A2}"/>
+                            </a:ext>
+                          </a:extLst>
+                        </wps:cNvPr>
+                        <wps:cNvSpPr/>
+                        <wps:spPr bwMode="auto">
+                          <a:xfrm>
+                            <a:off x="7504688" y="1084237"/>
+                            <a:ext cx="1173480" cy="828000"/>
+                          </a:xfrm>
+                          <a:prstGeom prst="rect">
+                            <a:avLst/>
+                          </a:prstGeom>
+                          <a:solidFill>
+                            <a:srgbClr val="667EC0"/>
+                          </a:solidFill>
+                          <a:ln>
+                            <a:noFill/>
+                          </a:ln>
+                          <a:effectLst/>
+                        </wps:spPr>
+                        <wps:txbx>
+                          <w:txbxContent>
+                            <w:p>
+                              <w:pPr>
+                                <w:spacing w:line="240" w:lineRule="auto"/>
+                                <w:jc w:val="center"/>
+                                <w:rPr>
+                                  <w:rFonts w:hAnsi="Calibri"/>
+                                  <w:color w:val="FFFFFF" w:themeColor="light1"/>
+                                  <w:sz w:val="16"/>
+                                  <w:szCs w:val="16"/>
+                                  <w:lang w:val="en-GB"/>
+                                </w:rPr>
+                              </w:pPr>
+                              <w:r>
+                                <w:rPr>
+                                  <w:rFonts w:hAnsi="Calibri"/>
+                                  <w:color w:val="FFFFFF" w:themeColor="light1"/>
+                                  <w:sz w:val="16"/>
+                                  <w:szCs w:val="16"/>
+                                  <w:lang w:val="en-GB"/>
+                                </w:rPr>
+                                <w:t>Compensate not detected segments via geometry</w:t>
+                              </w:r>
+                            </w:p>
+                          </w:txbxContent>
+                        </wps:txbx>
+                        <wps:bodyPr rtlCol="0" anchor="ctr"/>
+                      </wps:wsp>
+                      <wps:wsp>
+                        <wps:cNvPr id="757909685" name="Rechteck 757909685">
+                          <a:extLst>
+                            <a:ext uri="{FF2B5EF4-FFF2-40B4-BE49-F238E27FC236}">
+                              <a16:creationId xmlns:a16="http://schemas.microsoft.com/office/drawing/2014/main" id="{90F51FBD-551F-0AB7-AEE6-EAA2A06EAF5B}"/>
+                            </a:ext>
+                          </a:extLst>
+                        </wps:cNvPr>
+                        <wps:cNvSpPr/>
+                        <wps:spPr bwMode="auto">
+                          <a:xfrm>
+                            <a:off x="9001766" y="1084236"/>
+                            <a:ext cx="1173480" cy="828000"/>
+                          </a:xfrm>
+                          <a:prstGeom prst="rect">
+                            <a:avLst/>
+                          </a:prstGeom>
+                          <a:solidFill>
+                            <a:srgbClr val="667EC0"/>
+                          </a:solidFill>
+                          <a:ln>
+                            <a:noFill/>
+                          </a:ln>
+                          <a:effectLst/>
+                        </wps:spPr>
+                        <wps:txbx>
+                          <w:txbxContent>
+                            <w:p>
+                              <w:pPr>
+                                <w:spacing w:line="240" w:lineRule="auto"/>
+                                <w:jc w:val="center"/>
+                                <w:rPr>
+                                  <w:rFonts w:hAnsi="Calibri"/>
+                                  <w:color w:val="FFFFFF" w:themeColor="light1"/>
+                                  <w:sz w:val="16"/>
+                                  <w:szCs w:val="16"/>
+                                  <w:lang w:val="en-GB"/>
+                                </w:rPr>
+                              </w:pPr>
+                              <w:r>
+                                <w:rPr>
+                                  <w:rFonts w:hAnsi="Calibri"/>
+                                  <w:color w:val="FFFFFF" w:themeColor="light1"/>
+                                  <w:sz w:val="16"/>
+                                  <w:szCs w:val="16"/>
+                                  <w:lang w:val="en-GB"/>
+                                </w:rPr>
+                                <w:t xml:space="preserve">Add </w:t>
+                              </w:r>
+                              <w:proofErr w:type="spellStart"/>
+                              <w:r>
+                                <w:rPr>
+                                  <w:rFonts w:hAnsi="Calibri"/>
+                                  <w:color w:val="FFFFFF" w:themeColor="light1"/>
+                                  <w:sz w:val="16"/>
+                                  <w:szCs w:val="16"/>
+                                  <w:lang w:val="en-GB"/>
+                                </w:rPr>
+                                <w:t>color</w:t>
+                              </w:r>
+                              <w:proofErr w:type="spellEnd"/>
+                              <w:r>
+                                <w:rPr>
+                                  <w:rFonts w:hAnsi="Calibri"/>
+                                  <w:color w:val="FFFFFF" w:themeColor="light1"/>
+                                  <w:sz w:val="16"/>
+                                  <w:szCs w:val="16"/>
+                                  <w:lang w:val="en-GB"/>
+                                </w:rPr>
+                                <w:t xml:space="preserve"> information if needed</w:t>
+                              </w:r>
+                            </w:p>
+                          </w:txbxContent>
+                        </wps:txbx>
+                        <wps:bodyPr rtlCol="0" anchor="ctr"/>
+                      </wps:wsp>
+                      <wps:wsp>
+                        <wps:cNvPr id="376156342" name="Gerade Verbindung mit Pfeil 376156342">
+                          <a:extLst>
+                            <a:ext uri="{FF2B5EF4-FFF2-40B4-BE49-F238E27FC236}">
+                              <a16:creationId xmlns:a16="http://schemas.microsoft.com/office/drawing/2014/main" id="{6DBA41B0-BDB9-DBEE-3F7A-6DA593A9F040}"/>
+                            </a:ext>
+                          </a:extLst>
+                        </wps:cNvPr>
+                        <wps:cNvCnPr>
+                          <a:stCxn id="1735360357" idx="3"/>
+                          <a:endCxn id="986223354" idx="1"/>
+                        </wps:cNvCnPr>
+                        <wps:spPr bwMode="auto">
+                          <a:xfrm>
+                            <a:off x="1249679" y="1498243"/>
+                            <a:ext cx="266701" cy="0"/>
+                          </a:xfrm>
+                          <a:prstGeom prst="straightConnector1">
+                            <a:avLst/>
+                          </a:prstGeom>
+                          <a:noFill/>
+                          <a:ln w="38100" cap="flat" cmpd="sng" algn="ctr">
+                            <a:solidFill>
+                              <a:srgbClr val="002896"/>
+                            </a:solidFill>
+                            <a:prstDash val="solid"/>
+                            <a:miter lim="800000"/>
+                            <a:tailEnd type="triangle"/>
+                          </a:ln>
+                          <a:effectLst>
+                            <a:outerShdw blurRad="40000" dist="23000" dir="5400000" rotWithShape="0">
+                              <a:srgbClr val="000000">
+                                <a:alpha val="35000"/>
+                              </a:srgbClr>
+                            </a:outerShdw>
+                          </a:effectLst>
+                        </wps:spPr>
+                        <wps:bodyPr/>
+                      </wps:wsp>
+                      <wps:wsp>
+                        <wps:cNvPr id="1584689582" name="Gerade Verbindung mit Pfeil 1584689582">
+                          <a:extLst>
+                            <a:ext uri="{FF2B5EF4-FFF2-40B4-BE49-F238E27FC236}">
+                              <a16:creationId xmlns:a16="http://schemas.microsoft.com/office/drawing/2014/main" id="{FA4633A4-F9F9-000D-94AF-D770E0B75492}"/>
+                            </a:ext>
+                          </a:extLst>
+                        </wps:cNvPr>
+                        <wps:cNvCnPr>
+                          <a:cxnSpLocks/>
+                          <a:stCxn id="986223354" idx="3"/>
+                          <a:endCxn id="720974598" idx="1"/>
+                        </wps:cNvCnPr>
+                        <wps:spPr bwMode="auto">
+                          <a:xfrm flipV="1">
+                            <a:off x="2689860" y="1498238"/>
+                            <a:ext cx="323597" cy="5"/>
+                          </a:xfrm>
+                          <a:prstGeom prst="straightConnector1">
+                            <a:avLst/>
+                          </a:prstGeom>
+                          <a:noFill/>
+                          <a:ln w="38100" cap="flat" cmpd="sng" algn="ctr">
+                            <a:solidFill>
+                              <a:srgbClr val="002896"/>
+                            </a:solidFill>
+                            <a:prstDash val="solid"/>
+                            <a:miter lim="800000"/>
+                            <a:tailEnd type="triangle"/>
+                          </a:ln>
+                          <a:effectLst>
+                            <a:outerShdw blurRad="40000" dist="23000" dir="5400000" rotWithShape="0">
+                              <a:srgbClr val="000000">
+                                <a:alpha val="35000"/>
+                              </a:srgbClr>
+                            </a:outerShdw>
+                          </a:effectLst>
+                        </wps:spPr>
+                        <wps:bodyPr/>
+                      </wps:wsp>
+                      <wps:wsp>
+                        <wps:cNvPr id="573364872" name="Gerade Verbindung mit Pfeil 573364872">
+                          <a:extLst>
+                            <a:ext uri="{FF2B5EF4-FFF2-40B4-BE49-F238E27FC236}">
+                              <a16:creationId xmlns:a16="http://schemas.microsoft.com/office/drawing/2014/main" id="{4BDE9562-688C-206E-70DE-DDCE5FB6C22E}"/>
+                            </a:ext>
+                          </a:extLst>
+                        </wps:cNvPr>
+                        <wps:cNvCnPr>
+                          <a:stCxn id="720974598" idx="3"/>
+                          <a:endCxn id="2138627765" idx="1"/>
+                        </wps:cNvCnPr>
+                        <wps:spPr bwMode="auto">
+                          <a:xfrm flipV="1">
+                            <a:off x="4186937" y="414000"/>
+                            <a:ext cx="323597" cy="1084238"/>
+                          </a:xfrm>
+                          <a:prstGeom prst="straightConnector1">
+                            <a:avLst/>
+                          </a:prstGeom>
+                          <a:noFill/>
+                          <a:ln w="38100" cap="flat" cmpd="sng" algn="ctr">
+                            <a:solidFill>
+                              <a:srgbClr val="002896"/>
+                            </a:solidFill>
+                            <a:prstDash val="solid"/>
+                            <a:miter lim="800000"/>
+                            <a:tailEnd type="triangle"/>
+                          </a:ln>
+                          <a:effectLst>
+                            <a:outerShdw blurRad="40000" dist="23000" dir="5400000" rotWithShape="0">
+                              <a:srgbClr val="000000">
+                                <a:alpha val="35000"/>
+                              </a:srgbClr>
+                            </a:outerShdw>
+                          </a:effectLst>
+                        </wps:spPr>
+                        <wps:bodyPr/>
+                      </wps:wsp>
+                      <wps:wsp>
+                        <wps:cNvPr id="1930912855" name="Gerade Verbindung mit Pfeil 1930912855">
+                          <a:extLst>
+                            <a:ext uri="{FF2B5EF4-FFF2-40B4-BE49-F238E27FC236}">
+                              <a16:creationId xmlns:a16="http://schemas.microsoft.com/office/drawing/2014/main" id="{060A595B-3CDF-2A71-188D-9F15825E42C1}"/>
+                            </a:ext>
+                          </a:extLst>
+                        </wps:cNvPr>
+                        <wps:cNvCnPr>
+                          <a:cxnSpLocks/>
+                          <a:stCxn id="720974598" idx="3"/>
+                          <a:endCxn id="1203525021" idx="1"/>
+                        </wps:cNvCnPr>
+                        <wps:spPr bwMode="auto">
+                          <a:xfrm>
+                            <a:off x="4186937" y="1498238"/>
+                            <a:ext cx="323597" cy="1035647"/>
+                          </a:xfrm>
+                          <a:prstGeom prst="straightConnector1">
+                            <a:avLst/>
+                          </a:prstGeom>
+                          <a:noFill/>
+                          <a:ln w="38100" cap="flat" cmpd="sng" algn="ctr">
+                            <a:solidFill>
+                              <a:srgbClr val="002896"/>
+                            </a:solidFill>
+                            <a:prstDash val="solid"/>
+                            <a:miter lim="800000"/>
+                            <a:tailEnd type="triangle"/>
+                          </a:ln>
+                          <a:effectLst>
+                            <a:outerShdw blurRad="40000" dist="23000" dir="5400000" rotWithShape="0">
+                              <a:srgbClr val="000000">
+                                <a:alpha val="35000"/>
+                              </a:srgbClr>
+                            </a:outerShdw>
+                          </a:effectLst>
+                        </wps:spPr>
+                        <wps:bodyPr/>
+                      </wps:wsp>
+                      <wps:wsp>
+                        <wps:cNvPr id="1263325450" name="Gerade Verbindung mit Pfeil 1263325450">
+                          <a:extLst>
+                            <a:ext uri="{FF2B5EF4-FFF2-40B4-BE49-F238E27FC236}">
+                              <a16:creationId xmlns:a16="http://schemas.microsoft.com/office/drawing/2014/main" id="{2D88AE02-6E18-A27E-B163-C9311CA3A3E2}"/>
+                            </a:ext>
+                          </a:extLst>
+                        </wps:cNvPr>
+                        <wps:cNvCnPr>
+                          <a:cxnSpLocks/>
+                          <a:stCxn id="2138627765" idx="3"/>
+                          <a:endCxn id="821791678" idx="1"/>
+                        </wps:cNvCnPr>
+                        <wps:spPr bwMode="auto">
+                          <a:xfrm>
+                            <a:off x="5684014" y="414000"/>
+                            <a:ext cx="323597" cy="1084237"/>
+                          </a:xfrm>
+                          <a:prstGeom prst="straightConnector1">
+                            <a:avLst/>
+                          </a:prstGeom>
+                          <a:noFill/>
+                          <a:ln w="38100" cap="flat" cmpd="sng" algn="ctr">
+                            <a:solidFill>
+                              <a:srgbClr val="002896"/>
+                            </a:solidFill>
+                            <a:prstDash val="solid"/>
+                            <a:miter lim="800000"/>
+                            <a:tailEnd type="triangle"/>
+                          </a:ln>
+                          <a:effectLst>
+                            <a:outerShdw blurRad="40000" dist="23000" dir="5400000" rotWithShape="0">
+                              <a:srgbClr val="000000">
+                                <a:alpha val="35000"/>
+                              </a:srgbClr>
+                            </a:outerShdw>
+                          </a:effectLst>
+                        </wps:spPr>
+                        <wps:bodyPr/>
+                      </wps:wsp>
+                      <wps:wsp>
+                        <wps:cNvPr id="54695345" name="Gerade Verbindung mit Pfeil 54695345">
+                          <a:extLst>
+                            <a:ext uri="{FF2B5EF4-FFF2-40B4-BE49-F238E27FC236}">
+                              <a16:creationId xmlns:a16="http://schemas.microsoft.com/office/drawing/2014/main" id="{D4441487-C7FE-D877-A083-9D042C5E88B9}"/>
+                            </a:ext>
+                          </a:extLst>
+                        </wps:cNvPr>
+                        <wps:cNvCnPr>
+                          <a:cxnSpLocks/>
+                          <a:stCxn id="1203525021" idx="3"/>
+                          <a:endCxn id="821791678" idx="1"/>
+                        </wps:cNvCnPr>
+                        <wps:spPr bwMode="auto">
+                          <a:xfrm flipV="1">
+                            <a:off x="5684014" y="1498237"/>
+                            <a:ext cx="323597" cy="1035648"/>
+                          </a:xfrm>
+                          <a:prstGeom prst="straightConnector1">
+                            <a:avLst/>
+                          </a:prstGeom>
+                          <a:noFill/>
+                          <a:ln w="38100" cap="flat" cmpd="sng" algn="ctr">
+                            <a:solidFill>
+                              <a:srgbClr val="002896"/>
+                            </a:solidFill>
+                            <a:prstDash val="solid"/>
+                            <a:miter lim="800000"/>
+                            <a:tailEnd type="triangle"/>
+                          </a:ln>
+                          <a:effectLst>
+                            <a:outerShdw blurRad="40000" dist="23000" dir="5400000" rotWithShape="0">
+                              <a:srgbClr val="000000">
+                                <a:alpha val="35000"/>
+                              </a:srgbClr>
+                            </a:outerShdw>
+                          </a:effectLst>
+                        </wps:spPr>
+                        <wps:bodyPr/>
+                      </wps:wsp>
+                      <wps:wsp>
+                        <wps:cNvPr id="867804040" name="Gerade Verbindung mit Pfeil 867804040">
+                          <a:extLst>
+                            <a:ext uri="{FF2B5EF4-FFF2-40B4-BE49-F238E27FC236}">
+                              <a16:creationId xmlns:a16="http://schemas.microsoft.com/office/drawing/2014/main" id="{5BD04222-2D48-E63F-01A7-84690A8ADB6A}"/>
+                            </a:ext>
+                          </a:extLst>
+                        </wps:cNvPr>
+                        <wps:cNvCnPr>
+                          <a:cxnSpLocks/>
+                          <a:stCxn id="821791678" idx="3"/>
+                          <a:endCxn id="1338535896" idx="1"/>
+                        </wps:cNvCnPr>
+                        <wps:spPr bwMode="auto">
+                          <a:xfrm>
+                            <a:off x="7181091" y="1498237"/>
+                            <a:ext cx="323597" cy="0"/>
+                          </a:xfrm>
+                          <a:prstGeom prst="straightConnector1">
+                            <a:avLst/>
+                          </a:prstGeom>
+                          <a:noFill/>
+                          <a:ln w="38100" cap="flat" cmpd="sng" algn="ctr">
+                            <a:solidFill>
+                              <a:srgbClr val="002896"/>
+                            </a:solidFill>
+                            <a:prstDash val="solid"/>
+                            <a:miter lim="800000"/>
+                            <a:tailEnd type="triangle"/>
+                          </a:ln>
+                          <a:effectLst>
+                            <a:outerShdw blurRad="40000" dist="23000" dir="5400000" rotWithShape="0">
+                              <a:srgbClr val="000000">
+                                <a:alpha val="35000"/>
+                              </a:srgbClr>
+                            </a:outerShdw>
+                          </a:effectLst>
+                        </wps:spPr>
+                        <wps:bodyPr/>
+                      </wps:wsp>
+                      <wps:wsp>
+                        <wps:cNvPr id="915815671" name="Gerade Verbindung mit Pfeil 915815671">
+                          <a:extLst>
+                            <a:ext uri="{FF2B5EF4-FFF2-40B4-BE49-F238E27FC236}">
+                              <a16:creationId xmlns:a16="http://schemas.microsoft.com/office/drawing/2014/main" id="{950FF425-9D16-38AE-B525-8725CB31B71F}"/>
+                            </a:ext>
+                          </a:extLst>
+                        </wps:cNvPr>
+                        <wps:cNvCnPr>
+                          <a:cxnSpLocks/>
+                          <a:stCxn id="1338535896" idx="3"/>
+                          <a:endCxn id="757909685" idx="1"/>
+                        </wps:cNvCnPr>
+                        <wps:spPr bwMode="auto">
+                          <a:xfrm flipV="1">
+                            <a:off x="8678168" y="1498236"/>
+                            <a:ext cx="323598" cy="1"/>
+                          </a:xfrm>
+                          <a:prstGeom prst="straightConnector1">
+                            <a:avLst/>
+                          </a:prstGeom>
+                          <a:noFill/>
+                          <a:ln w="38100" cap="flat" cmpd="sng" algn="ctr">
+                            <a:solidFill>
+                              <a:srgbClr val="002896"/>
+                            </a:solidFill>
+                            <a:prstDash val="solid"/>
+                            <a:miter lim="800000"/>
+                            <a:tailEnd type="triangle"/>
+                          </a:ln>
+                          <a:effectLst>
+                            <a:outerShdw blurRad="40000" dist="23000" dir="5400000" rotWithShape="0">
+                              <a:srgbClr val="000000">
+                                <a:alpha val="35000"/>
+                              </a:srgbClr>
+                            </a:outerShdw>
+                          </a:effectLst>
+                        </wps:spPr>
+                        <wps:bodyPr/>
+                      </wps:wsp>
+                      <wps:wsp>
+                        <wps:cNvPr id="794575119" name="Gerade Verbindung mit Pfeil 794575119">
+                          <a:extLst>
+                            <a:ext uri="{FF2B5EF4-FFF2-40B4-BE49-F238E27FC236}">
+                              <a16:creationId xmlns:a16="http://schemas.microsoft.com/office/drawing/2014/main" id="{2B1CDF1E-AE51-2300-F1DE-36B7F28F4BB8}"/>
+                            </a:ext>
+                          </a:extLst>
+                        </wps:cNvPr>
+                        <wps:cNvCnPr>
+                          <a:cxnSpLocks/>
+                          <a:stCxn id="757909685" idx="3"/>
+                          <a:endCxn id="1323292786" idx="1"/>
+                        </wps:cNvCnPr>
+                        <wps:spPr bwMode="auto">
+                          <a:xfrm>
+                            <a:off x="10175246" y="1498236"/>
+                            <a:ext cx="266701" cy="0"/>
+                          </a:xfrm>
+                          <a:prstGeom prst="straightConnector1">
+                            <a:avLst/>
+                          </a:prstGeom>
+                          <a:noFill/>
+                          <a:ln w="38100" cap="flat" cmpd="sng" algn="ctr">
+                            <a:solidFill>
+                              <a:srgbClr val="002896"/>
+                            </a:solidFill>
+                            <a:prstDash val="solid"/>
+                            <a:miter lim="800000"/>
+                            <a:tailEnd type="triangle"/>
+                          </a:ln>
+                          <a:effectLst>
+                            <a:outerShdw blurRad="40000" dist="23000" dir="5400000" rotWithShape="0">
+                              <a:srgbClr val="000000">
+                                <a:alpha val="35000"/>
+                              </a:srgbClr>
+                            </a:outerShdw>
+                          </a:effectLst>
+                        </wps:spPr>
+                        <wps:bodyPr/>
+                      </wps:wsp>
+                    </wpg:wgp>
+                  </a:graphicData>
+                </a:graphic>
+                <wp14:sizeRelH relativeFrom="margin">
+                  <wp14:pctWidth>0</wp14:pctWidth>
+                </wp14:sizeRelH>
+                <wp14:sizeRelV relativeFrom="margin">
+                  <wp14:pctHeight>0</wp14:pctHeight>
+                </wp14:sizeRelV>
+              </wp:anchor>
+            </w:drawing>
+          </mc:Choice>
+          <mc:Fallback>
+            <w:pict>
+              <v:group w14:anchorId="2A897129" id="Gruppieren 5" o:spid="_x0000_s1026" style="position:absolute;left:0;text-align:left;margin-left:0;margin-top:218.95pt;width:516.15pt;height:186.05pt;z-index:251659264;mso-position-horizontal:center;mso-position-horizontal-relative:margin;mso-width-relative:margin;mso-height-relative:margin" coordsize="116916,29478" o:gfxdata="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">
+                <v:roundrect id="Rechteck: abgerundete Ecken 1735360357" o:spid="_x0000_s1027" style="position:absolute;top:10542;width:12496;height:8880;visibility:visible;mso-wrap-style:square;v-text-anchor:middle" arcsize="10923f" o:gfxdata="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" fillcolor="#002896" stroked="f" strokeweight="1pt">
+                  <v:stroke joinstyle="miter"/>
+                  <v:textbox>
+                    <w:txbxContent>
+                      <w:p>
+                        <w:pPr>
+                          <w:spacing w:line="240" w:lineRule="auto"/>
+                          <w:jc w:val="center"/>
+                          <w:rPr>
+                            <w:rFonts w:hAnsi="Calibri"/>
+                            <w:color w:val="FFFFFF" w:themeColor="light1"/>
+                            <w:sz w:val="16"/>
+                            <w:szCs w:val="16"/>
+                            <w:lang w:val="en-GB"/>
+                          </w:rPr>
+                        </w:pPr>
+                        <w:r>
+                          <w:rPr>
+                            <w:rFonts w:hAnsi="Calibri"/>
+                            <w:color w:val="FFFFFF" w:themeColor="light1"/>
+                            <w:sz w:val="16"/>
+                            <w:szCs w:val="16"/>
+                            <w:lang w:val="en-GB"/>
+                          </w:rPr>
+                          <w:t>Read in Picture/ Frame</w:t>
+                        </w:r>
+                      </w:p>
+                    </w:txbxContent>
+                  </v:textbox>
+                </v:roundrect>
+                <v:roundrect id="Rechteck: abgerundete Ecken 1323292786" o:spid="_x0000_s1028" style="position:absolute;left:104419;top:10542;width:12497;height:8879;visibility:visible;mso-wrap-style:square;v-text-anchor:middle" arcsize="10923f" o:gfxdata="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" fillcolor="#002896" stroked="f" strokeweight="1pt">
+                  <v:stroke joinstyle="miter"/>
+                  <v:textbox>
+                    <w:txbxContent>
+                      <w:p>
+                        <w:pPr>
+                          <w:spacing w:line="240" w:lineRule="auto"/>
+                          <w:jc w:val="center"/>
+                          <w:rPr>
+                            <w:rFonts w:hAnsi="Calibri"/>
+                            <w:color w:val="FFFFFF" w:themeColor="light1"/>
+                            <w:sz w:val="16"/>
+                            <w:szCs w:val="16"/>
+                            <w:lang w:val="en-GB"/>
+                          </w:rPr>
+                        </w:pPr>
+                        <w:r>
+                          <w:rPr>
+                            <w:rFonts w:hAnsi="Calibri"/>
+                            <w:color w:val="FFFFFF" w:themeColor="light1"/>
+                            <w:sz w:val="16"/>
+                            <w:szCs w:val="16"/>
+                            <w:lang w:val="en-GB"/>
+                          </w:rPr>
+                          <w:t>Visualize results</w:t>
+                        </w:r>
+                      </w:p>
+                    </w:txbxContent>
+                  </v:textbox>
+                </v:roundrect>
+                <v:rect id="Rechteck 986223354" o:spid="_x0000_s1029" style="position:absolute;left:15163;top:10842;width:11735;height:8280;visibility:visible;mso-wrap-style:square;v-text-anchor:middle" o:gfxdata="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" fillcolor="#667ec0" stroked="f">
+                  <v:textbox>
+                    <w:txbxContent>
+                      <w:p>
+                        <w:pPr>
+                          <w:spacing w:line="240" w:lineRule="auto"/>
+                          <w:jc w:val="center"/>
+                          <w:rPr>
+                            <w:rFonts w:hAnsi="Calibri"/>
+                            <w:color w:val="FFFFFF" w:themeColor="light1"/>
+                            <w:sz w:val="16"/>
+                            <w:szCs w:val="16"/>
+                            <w:lang w:val="en-GB"/>
+                          </w:rPr>
+                        </w:pPr>
+                        <w:r>
+                          <w:rPr>
+                            <w:rFonts w:hAnsi="Calibri"/>
+                            <w:color w:val="FFFFFF" w:themeColor="light1"/>
+                            <w:sz w:val="16"/>
+                            <w:szCs w:val="16"/>
+                            <w:lang w:val="en-GB"/>
+                          </w:rPr>
+                          <w:t>Find grey box and crop to ROI</w:t>
+                        </w:r>
+                      </w:p>
+                    </w:txbxContent>
+                  </v:textbox>
+                </v:rect>
+                <v:rect id="Rechteck 720974598" o:spid="_x0000_s1030" style="position:absolute;left:30134;top:10842;width:11735;height:8280;visibility:visible;mso-wrap-style:square;v-text-anchor:middle" o:gfxdata="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" fillcolor="#667ec0" stroked="f">
+                  <v:textbox>
+                    <w:txbxContent>
+                      <w:p>
+                        <w:pPr>
+                          <w:spacing w:line="240" w:lineRule="auto"/>
+                          <w:jc w:val="center"/>
+                          <w:rPr>
+                            <w:rFonts w:hAnsi="Calibri"/>
+                            <w:color w:val="FFFFFF" w:themeColor="light1"/>
+                            <w:sz w:val="16"/>
+                            <w:szCs w:val="16"/>
+                            <w:lang w:val="en-GB"/>
+                          </w:rPr>
+                        </w:pPr>
+                        <w:proofErr w:type="spellStart"/>
+                        <w:r>
+                          <w:rPr>
+                            <w:rFonts w:hAnsi="Calibri"/>
+                            <w:color w:val="FFFFFF" w:themeColor="light1"/>
+                            <w:sz w:val="16"/>
+                            <w:szCs w:val="16"/>
+                            <w:lang w:val="en-GB"/>
+                          </w:rPr>
+                          <w:t>Color</w:t>
+                        </w:r>
+                        <w:proofErr w:type="spellEnd"/>
+                        <w:r>
+                          <w:rPr>
+                            <w:rFonts w:hAnsi="Calibri"/>
+                            <w:color w:val="FFFFFF" w:themeColor="light1"/>
+                            <w:sz w:val="16"/>
+                            <w:szCs w:val="16"/>
+                            <w:lang w:val="en-GB"/>
+                          </w:rPr>
+                          <w:t xml:space="preserve"> correction</w:t>
+                        </w:r>
+                      </w:p>
+                    </w:txbxContent>
+                  </v:textbox>
+                </v:rect>
+                <v:rect id="Rechteck 2138627765" o:spid="_x0000_s1031" style="position:absolute;left:45105;width:11735;height:8280;visibility:visible;mso-wrap-style:square;v-text-anchor:middle" o:gfxdata="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" fillcolor="#667ec0" stroked="f">
+                  <v:textbox>
+                    <w:txbxContent>
+                      <w:p>
+                        <w:pPr>
+                          <w:spacing w:line="240" w:lineRule="auto"/>
+                          <w:jc w:val="center"/>
+                          <w:rPr>
+                            <w:rFonts w:hAnsi="Calibri"/>
+                            <w:color w:val="FFFFFF" w:themeColor="light1"/>
+                            <w:sz w:val="16"/>
+                            <w:szCs w:val="16"/>
+                            <w:lang w:val="en-GB"/>
+                          </w:rPr>
+                        </w:pPr>
+                        <w:r>
+                          <w:rPr>
+                            <w:rFonts w:hAnsi="Calibri"/>
+                            <w:color w:val="FFFFFF" w:themeColor="light1"/>
+                            <w:sz w:val="16"/>
+                            <w:szCs w:val="16"/>
+                            <w:lang w:val="en-GB"/>
+                          </w:rPr>
+                          <w:t xml:space="preserve">Find </w:t>
+                        </w:r>
+                        <w:r>
+                          <w:rPr>
+                            <w:rFonts w:hAnsi="Calibri"/>
+                            <w:color w:val="FFFFFF" w:themeColor="light1"/>
+                            <w:sz w:val="16"/>
+                            <w:szCs w:val="16"/>
+                            <w:lang w:val="en-GB"/>
+                          </w:rPr>
+                          <w:t>segments</w:t>
+                        </w:r>
+                        <w:r>
+                          <w:rPr>
+                            <w:rFonts w:hAnsi="Calibri"/>
+                            <w:color w:val="FFFFFF" w:themeColor="light1"/>
+                            <w:sz w:val="16"/>
+                            <w:szCs w:val="16"/>
+                            <w:lang w:val="en-GB"/>
+                          </w:rPr>
+                          <w:t xml:space="preserve"> with Edge Detection</w:t>
+                        </w:r>
+                      </w:p>
+                    </w:txbxContent>
+                  </v:textbox>
+                </v:rect>
+                <v:rect id="Rechteck 1203525021" o:spid="_x0000_s1032" style="position:absolute;left:45105;top:21198;width:11735;height:8280;visibility:visible;mso-wrap-style:square;v-text-anchor:middle" o:gfxdata="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" fillcolor="#667ec0" stroked="f">
+                  <v:textbox>
+                    <w:txbxContent>
+                      <w:p>
+                        <w:pPr>
+                          <w:spacing w:line="240" w:lineRule="auto"/>
+                          <w:jc w:val="center"/>
+                          <w:rPr>
+                            <w:rFonts w:hAnsi="Calibri"/>
+                            <w:color w:val="FFFFFF" w:themeColor="light1"/>
+                            <w:sz w:val="16"/>
+                            <w:szCs w:val="16"/>
+                            <w:lang w:val="en-GB"/>
+                          </w:rPr>
+                        </w:pPr>
+                        <w:r>
+                          <w:rPr>
+                            <w:rFonts w:hAnsi="Calibri"/>
+                            <w:color w:val="FFFFFF" w:themeColor="light1"/>
+                            <w:sz w:val="16"/>
+                            <w:szCs w:val="16"/>
+                            <w:lang w:val="en-GB"/>
+                          </w:rPr>
+                          <w:t xml:space="preserve">Find </w:t>
+                        </w:r>
+                        <w:r>
+                          <w:rPr>
+                            <w:rFonts w:hAnsi="Calibri"/>
+                            <w:color w:val="FFFFFF" w:themeColor="light1"/>
+                            <w:sz w:val="16"/>
+                            <w:szCs w:val="16"/>
+                            <w:lang w:val="en-GB"/>
+                          </w:rPr>
+                          <w:t>s</w:t>
+                        </w:r>
+                        <w:r>
+                          <w:rPr>
+                            <w:rFonts w:hAnsi="Calibri"/>
+                            <w:color w:val="FFFFFF" w:themeColor="light1"/>
+                            <w:sz w:val="16"/>
+                            <w:szCs w:val="16"/>
+                            <w:lang w:val="en-GB"/>
+                          </w:rPr>
+                          <w:t>eg</w:t>
+                        </w:r>
+                        <w:r>
+                          <w:rPr>
+                            <w:rFonts w:hAnsi="Calibri"/>
+                            <w:color w:val="FFFFFF" w:themeColor="light1"/>
+                            <w:sz w:val="16"/>
+                            <w:szCs w:val="16"/>
+                            <w:lang w:val="en-GB"/>
+                          </w:rPr>
+                          <w:t>m</w:t>
+                        </w:r>
+                        <w:r>
+                          <w:rPr>
+                            <w:rFonts w:hAnsi="Calibri"/>
+                            <w:color w:val="FFFFFF" w:themeColor="light1"/>
+                            <w:sz w:val="16"/>
+                            <w:szCs w:val="16"/>
+                            <w:lang w:val="en-GB"/>
+                          </w:rPr>
+                          <w:t xml:space="preserve">ents with </w:t>
+                        </w:r>
+                        <w:proofErr w:type="spellStart"/>
+                        <w:r>
+                          <w:rPr>
+                            <w:rFonts w:hAnsi="Calibri"/>
+                            <w:color w:val="FFFFFF" w:themeColor="light1"/>
+                            <w:sz w:val="16"/>
+                            <w:szCs w:val="16"/>
+                            <w:lang w:val="en-GB"/>
+                          </w:rPr>
+                          <w:t>color</w:t>
+                        </w:r>
+                        <w:proofErr w:type="spellEnd"/>
+                        <w:r>
+                          <w:rPr>
+                            <w:rFonts w:hAnsi="Calibri"/>
+                            <w:color w:val="FFFFFF" w:themeColor="light1"/>
+                            <w:sz w:val="16"/>
+                            <w:szCs w:val="16"/>
+                            <w:lang w:val="en-GB"/>
+                          </w:rPr>
+                          <w:t xml:space="preserve"> filter</w:t>
+                        </w:r>
+                      </w:p>
+                    </w:txbxContent>
+                  </v:textbox>
+                </v:rect>
+                <v:rect id="Rechteck 821791678" o:spid="_x0000_s1033" style="position:absolute;left:60076;top:10842;width:11734;height:8280;visibility:visible;mso-wrap-style:square;v-text-anchor:middle" o:gfxdata="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" fillcolor="#667ec0" stroked="f">
+                  <v:textbox>
+                    <w:txbxContent>
+                      <w:p>
+                        <w:pPr>
+                          <w:spacing w:line="240" w:lineRule="auto"/>
+                          <w:jc w:val="center"/>
+                          <w:rPr>
+                            <w:rFonts w:hAnsi="Calibri"/>
+                            <w:color w:val="FFFFFF" w:themeColor="light1"/>
+                            <w:sz w:val="16"/>
+                            <w:szCs w:val="16"/>
+                            <w:lang w:val="en-GB"/>
+                          </w:rPr>
+                        </w:pPr>
+                        <w:r>
+                          <w:rPr>
+                            <w:rFonts w:hAnsi="Calibri"/>
+                            <w:color w:val="FFFFFF" w:themeColor="light1"/>
+                            <w:sz w:val="16"/>
+                            <w:szCs w:val="16"/>
+                            <w:lang w:val="en-GB"/>
+                          </w:rPr>
+                          <w:t>Merging of findings</w:t>
+                        </w:r>
+                      </w:p>
+                    </w:txbxContent>
+                  </v:textbox>
+                </v:rect>
+                <v:rect id="Rechteck 1338535896" o:spid="_x0000_s1034" style="position:absolute;left:75046;top:10842;width:11735;height:8280;visibility:visible;mso-wrap-style:square;v-text-anchor:middle" o:gfxdata="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" fillcolor="#667ec0" stroked="f">
+                  <v:textbox>
+                    <w:txbxContent>
+                      <w:p>
+                        <w:pPr>
+                          <w:spacing w:line="240" w:lineRule="auto"/>
+                          <w:jc w:val="center"/>
+                          <w:rPr>
+                            <w:rFonts w:hAnsi="Calibri"/>
+                            <w:color w:val="FFFFFF" w:themeColor="light1"/>
+                            <w:sz w:val="16"/>
+                            <w:szCs w:val="16"/>
+                            <w:lang w:val="en-GB"/>
+                          </w:rPr>
+                        </w:pPr>
+                        <w:r>
+                          <w:rPr>
+                            <w:rFonts w:hAnsi="Calibri"/>
+                            <w:color w:val="FFFFFF" w:themeColor="light1"/>
+                            <w:sz w:val="16"/>
+                            <w:szCs w:val="16"/>
+                            <w:lang w:val="en-GB"/>
+                          </w:rPr>
+                          <w:t>Compensate not detected segments via geometry</w:t>
+                        </w:r>
+                      </w:p>
+                    </w:txbxContent>
+                  </v:textbox>
+                </v:rect>
+                <v:rect id="Rechteck 757909685" o:spid="_x0000_s1035" style="position:absolute;left:90017;top:10842;width:11735;height:8280;visibility:visible;mso-wrap-style:square;v-text-anchor:middle" o:gfxdata="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" fillcolor="#667ec0" stroked="f">
+                  <v:textbox>
+                    <w:txbxContent>
+                      <w:p>
+                        <w:pPr>
+                          <w:spacing w:line="240" w:lineRule="auto"/>
+                          <w:jc w:val="center"/>
+                          <w:rPr>
+                            <w:rFonts w:hAnsi="Calibri"/>
+                            <w:color w:val="FFFFFF" w:themeColor="light1"/>
+                            <w:sz w:val="16"/>
+                            <w:szCs w:val="16"/>
+                            <w:lang w:val="en-GB"/>
+                          </w:rPr>
+                        </w:pPr>
+                        <w:r>
+                          <w:rPr>
+                            <w:rFonts w:hAnsi="Calibri"/>
+                            <w:color w:val="FFFFFF" w:themeColor="light1"/>
+                            <w:sz w:val="16"/>
+                            <w:szCs w:val="16"/>
+                            <w:lang w:val="en-GB"/>
+                          </w:rPr>
+                          <w:t xml:space="preserve">Add </w:t>
+                        </w:r>
+                        <w:proofErr w:type="spellStart"/>
+                        <w:r>
+                          <w:rPr>
+                            <w:rFonts w:hAnsi="Calibri"/>
+                            <w:color w:val="FFFFFF" w:themeColor="light1"/>
+                            <w:sz w:val="16"/>
+                            <w:szCs w:val="16"/>
+                            <w:lang w:val="en-GB"/>
+                          </w:rPr>
+                          <w:t>color</w:t>
+                        </w:r>
+                        <w:proofErr w:type="spellEnd"/>
+                        <w:r>
+                          <w:rPr>
+                            <w:rFonts w:hAnsi="Calibri"/>
+                            <w:color w:val="FFFFFF" w:themeColor="light1"/>
+                            <w:sz w:val="16"/>
+                            <w:szCs w:val="16"/>
+                            <w:lang w:val="en-GB"/>
+                          </w:rPr>
+                          <w:t xml:space="preserve"> information if needed</w:t>
+                        </w:r>
+                      </w:p>
+                    </w:txbxContent>
+                  </v:textbox>
+                </v:rect>
+                <v:shapetype id="_x0000_t32" coordsize="21600,21600" o:spt="32" o:oned="t" path="m,l21600,21600e" filled="f">
+                  <v:path arrowok="t" fillok="f" o:connecttype="none"/>
+                  <o:lock v:ext="edit" shapetype="t"/>
+                </v:shapetype>
+                <v:shape id="Gerade Verbindung mit Pfeil 376156342" o:spid="_x0000_s1036" type="#_x0000_t32" style="position:absolute;left:12496;top:14982;width:2667;height:0;visibility:visible;mso-wrap-style:square" o:connectortype="straight" o:gfxdata="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" strokecolor="#002896" strokeweight="3pt">
+                  <v:stroke endarrow="block" joinstyle="miter"/>
+                  <v:shadow on="t" color="black" opacity="22937f" origin=",.5" offset="0,.63889mm"/>
+                </v:shape>
+                <v:shape id="Gerade Verbindung mit Pfeil 1584689582" o:spid="_x0000_s1037" type="#_x0000_t32" style="position:absolute;left:26898;top:14982;width:3236;height:0;flip:y;visibility:visible;mso-wrap-style:square" o:connectortype="straight" o:gfxdata="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" strokecolor="#002896" strokeweight="3pt">
+                  <v:stroke endarrow="block" joinstyle="miter"/>
+                  <v:shadow on="t" color="black" opacity="22937f" origin=",.5" offset="0,.63889mm"/>
+                  <o:lock v:ext="edit" shapetype="f"/>
+                </v:shape>
+                <v:shape id="Gerade Verbindung mit Pfeil 573364872" o:spid="_x0000_s1038" type="#_x0000_t32" style="position:absolute;left:41869;top:4140;width:3236;height:10842;flip:y;visibility:visible;mso-wrap-style:square" o:connectortype="straight" o:gfxdata="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" strokecolor="#002896" strokeweight="3pt">
+                  <v:stroke endarrow="block" joinstyle="miter"/>
+                  <v:shadow on="t" color="black" opacity="22937f" origin=",.5" offset="0,.63889mm"/>
+                </v:shape>
+                <v:shape id="Gerade Verbindung mit Pfeil 1930912855" o:spid="_x0000_s1039" type="#_x0000_t32" style="position:absolute;left:41869;top:14982;width:3236;height:10356;visibility:visible;mso-wrap-style:square" o:connectortype="straight" o:gfxdata="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" strokecolor="#002896" strokeweight="3pt">
+                  <v:stroke endarrow="block" joinstyle="miter"/>
+                  <v:shadow on="t" color="black" opacity="22937f" origin=",.5" offset="0,.63889mm"/>
+                  <o:lock v:ext="edit" shapetype="f"/>
+                </v:shape>
+                <v:shape id="Gerade Verbindung mit Pfeil 1263325450" o:spid="_x0000_s1040" type="#_x0000_t32" style="position:absolute;left:56840;top:4140;width:3236;height:10842;visibility:visible;mso-wrap-style:square" o:connectortype="straight" o:gfxdata="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" strokecolor="#002896" strokeweight="3pt">
+                  <v:stroke endarrow="block" joinstyle="miter"/>
+                  <v:shadow on="t" color="black" opacity="22937f" origin=",.5" offset="0,.63889mm"/>
+                  <o:lock v:ext="edit" shapetype="f"/>
+                </v:shape>
+                <v:shape id="Gerade Verbindung mit Pfeil 54695345" o:spid="_x0000_s1041" type="#_x0000_t32" style="position:absolute;left:56840;top:14982;width:3236;height:10356;flip:y;visibility:visible;mso-wrap-style:square" o:connectortype="straight" o:gfxdata="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" strokecolor="#002896" strokeweight="3pt">
+                  <v:stroke endarrow="block" joinstyle="miter"/>
+                  <v:shadow on="t" color="black" opacity="22937f" origin=",.5" offset="0,.63889mm"/>
+                  <o:lock v:ext="edit" shapetype="f"/>
+                </v:shape>
+                <v:shape id="Gerade Verbindung mit Pfeil 867804040" o:spid="_x0000_s1042" type="#_x0000_t32" style="position:absolute;left:71810;top:14982;width:3236;height:0;visibility:visible;mso-wrap-style:square" o:connectortype="straight" o:gfxdata="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" strokecolor="#002896" strokeweight="3pt">
+                  <v:stroke endarrow="block" joinstyle="miter"/>
+                  <v:shadow on="t" color="black" opacity="22937f" origin=",.5" offset="0,.63889mm"/>
+                  <o:lock v:ext="edit" shapetype="f"/>
+                </v:shape>
+                <v:shape id="Gerade Verbindung mit Pfeil 915815671" o:spid="_x0000_s1043" type="#_x0000_t32" style="position:absolute;left:86781;top:14982;width:3236;height:0;flip:y;visibility:visible;mso-wrap-style:square" o:connectortype="straight" o:gfxdata="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" strokecolor="#002896" strokeweight="3pt">
+                  <v:stroke endarrow="block" joinstyle="miter"/>
+                  <v:shadow on="t" color="black" opacity="22937f" origin=",.5" offset="0,.63889mm"/>
+                  <o:lock v:ext="edit" shapetype="f"/>
+                </v:shape>
+                <v:shape id="Gerade Verbindung mit Pfeil 794575119" o:spid="_x0000_s1044" type="#_x0000_t32" style="position:absolute;left:101752;top:14982;width:2667;height:0;visibility:visible;mso-wrap-style:square" o:connectortype="straight" o:gfxdata="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" strokecolor="#002896" strokeweight="3pt">
+                  <v:stroke endarrow="block" joinstyle="miter"/>
+                  <v:shadow on="t" color="black" opacity="22937f" origin=",.5" offset="0,.63889mm"/>
+                  <o:lock v:ext="edit" shapetype="f"/>
+                </v:shape>
+                <w10:wrap type="topAndBottom" anchorx="margin"/>
+              </v:group>
+            </w:pict>
+          </mc:Fallback>
+        </mc:AlternateContent>
+      </w:r>
+      <w:r>
+        <w:rPr>
+          <w:lang w:val="en-US"/>
+        </w:rPr>
+        <w:t>The program is divided i</w:t>
+      </w:r>
+      <w:r>
+        <w:rPr>
+          <w:lang w:val="en-US"/>
+        </w:rPr>
+        <w:t xml:space="preserve">nto different processing steps( see </w:t>
+      </w:r>
+      <w:proofErr w:type="spellStart"/>
+      <w:r>
+        <w:rPr>
+          <w:lang w:val="en-US"/>
+        </w:rPr>
+        <w:t>ProcessDiagram</w:t>
+      </w:r>
+      <w:proofErr w:type="spellEnd"/>
+      <w:r>
+        <w:rPr>
+          <w:lang w:val="en-US"/>
+        </w:rPr>
+        <w:t xml:space="preserve">) to detect the nine colored segments of the Rubik’s cube. First the grey frame in which the cube is located gets detected in the image. Based on the found bounding box the image gets cropped to achieve a region of interest(ROI). This not only delete noise or distracting objects from the image, it also reduces the computational power needed for further processing steps. The gray frame has another important task besides locating the cube. It is the reference object for the following color correction from Chapter </w:t>
+      </w:r>
+      <w:r>
+        <w:rPr>
+          <w:highlight w:val="yellow"/>
+          <w:lang w:val="en-US"/>
+        </w:rPr>
+        <w:t>3.2</w:t>
+      </w:r>
+      <w:r>
+        <w:rPr>
+          <w:lang w:val="en-US"/>
+        </w:rPr>
+        <w:t>. The color correction is used to get rid of color light or illumination changes which would influence the color detection.</w:t>
+      </w:r>
+      <w:r>
+        <w:rPr>
+          <w:noProof/>
+          <w:lang w:val="en-US"/>
+        </w:rPr>
+        <w:t xml:space="preserve"> </w:t>
+      </w:r>
+      <w:r>
+        <w:rPr>
+          <w:lang w:val="en-US"/>
+        </w:rPr>
+        <w:t>Afterwards two different approaches are used to find the 9 segments of the Rubik’s cube. Firstly, the cropped frame gets filtered by all colors that are present on the cube. Then a dictionary is created with the found segments. The second approach is a edge based filter, which detect the segments based on the contours found in the cropped binary image. These findings are also returned as a dictionary of the shown structure(REFERENCE). After the two methods have detected the segments, it is necessary to sort the found elements and add their grid position to the dictionary entry. Now it is time to merge the two dictionaries and check if all nine segments are present in at least one them. If there are missing ones a geometric compensation is used to interpolate the missing segments. After all these processing steps all nine segments should be found or compensated. For the ones found via edge detection or by compensation we need to add the color information with another color detection in the center point of the segment. The following chapters will explain these steps in more detail.</w:t>
+      </w:r>
     </w:p>
     <w:p>
       <w:pPr>
         <w:pStyle w:val="berschrift2"/>
       </w:pPr>
-      <w:bookmarkStart w:id="8" w:name="_Toc187158026"/>
-      <w:r>
-        <w:t>Farbkorrektur</w:t>
+      <w:bookmarkStart w:id="7" w:name="_Toc188911770"/>
+      <w:r>
+        <w:lastRenderedPageBreak/>
+        <w:t xml:space="preserve">Edge </w:t>
+      </w:r>
+      <w:proofErr w:type="spellStart"/>
+      <w:r>
+        <w:t>detection</w:t>
+      </w:r>
+      <w:bookmarkEnd w:id="7"/>
+      <w:proofErr w:type="spellEnd"/>
+    </w:p>
+    <w:p>
+      <w:pPr>
+        <w:pStyle w:val="StandardWeb"/>
+        <w:rPr>
+          <w:lang w:val="en-US"/>
+        </w:rPr>
+      </w:pPr>
+      <w:r>
+        <w:rPr>
+          <w:lang w:val="en-US"/>
+        </w:rPr>
+        <w:t xml:space="preserve">The </w:t>
+      </w:r>
+      <w:proofErr w:type="spellStart"/>
+      <w:r>
+        <w:rPr>
+          <w:rStyle w:val="HTMLCode"/>
+          <w:lang w:val="en-US"/>
+        </w:rPr>
+        <w:t>edge_detection</w:t>
+      </w:r>
+      <w:proofErr w:type="spellEnd"/>
+      <w:r>
+        <w:rPr>
+          <w:lang w:val="en-US"/>
+        </w:rPr>
+        <w:t xml:space="preserve"> function is designed to </w:t>
+      </w:r>
+      <w:r>
+        <w:rPr>
+          <w:lang w:val="en-US"/>
+        </w:rPr>
+        <w:t>find the nine segments of the Rubik’s cube based on the edges between the segments.</w:t>
+      </w:r>
+      <w:r>
+        <w:rPr>
+          <w:lang w:val="en-US"/>
+        </w:rPr>
+        <w:t xml:space="preserve"> The process begins</w:t>
+      </w:r>
+      <w:r>
+        <w:rPr>
+          <w:lang w:val="en-US"/>
+        </w:rPr>
+        <w:t xml:space="preserve"> by searching for black areas in the cropped image. Therefore the image is first </w:t>
+      </w:r>
+      <w:r>
+        <w:rPr>
+          <w:lang w:val="en-US"/>
+        </w:rPr>
+        <w:t xml:space="preserve">converted to grayscale using OpenCV's </w:t>
+      </w:r>
+      <w:r>
+        <w:rPr>
+          <w:rStyle w:val="HTMLCode"/>
+          <w:lang w:val="en-US"/>
+        </w:rPr>
+        <w:t>cv2.cvtColor</w:t>
+      </w:r>
+      <w:r>
+        <w:rPr>
+          <w:lang w:val="en-US"/>
+        </w:rPr>
+        <w:t xml:space="preserve"> function. Following this, a binary mask is generated using a threshold operation, where pixels with an intensity below a specified value (40 in this case) are classified as black regions and assigned a value of 255, while all others are set to 0. This thresholding isolates </w:t>
+      </w:r>
+      <w:r>
+        <w:rPr>
+          <w:lang w:val="en-US"/>
+        </w:rPr>
+        <w:t>the area which surrounds the single segments of the cube.</w:t>
+      </w:r>
+    </w:p>
+    <w:p>
+      <w:pPr>
+        <w:pStyle w:val="StandardWeb"/>
+        <w:rPr>
+          <w:lang w:val="en-US"/>
+        </w:rPr>
+      </w:pPr>
+      <w:r>
+        <w:rPr>
+          <w:lang w:val="en-US"/>
+        </w:rPr>
+        <w:t>Once the binary mask is created, morphological operations are applied to refine it. These operations serve to remove noise and smooth out irregularities in the mask. Initially, a morphological closing operation is used, which fills small gaps in the black regions and connects disjointed areas. This is achieved with a rectangular kernel of size 3x3, applied iteratively to strengthen the effect. Next, a morphological gradient operation is employed to enhance the edges within the mask. This operation calculates the difference between the dilation and erosion of the mask, effectively highlighting its boundaries. The resulting gradient mask is then combined with the cleaned mask using a bitwise OR operation, further sharpening the edges and preparing the mask for contour detection.</w:t>
+      </w:r>
+    </w:p>
+    <w:p>
+      <w:pPr>
+        <w:pStyle w:val="StandardWeb"/>
+        <w:rPr>
+          <w:lang w:val="en-US"/>
+        </w:rPr>
+      </w:pPr>
+      <w:r>
+        <w:rPr>
+          <w:lang w:val="en-US"/>
+        </w:rPr>
+        <w:t xml:space="preserve">With a refined mask in hand, the function proceeds to locate contours within it. Contours are extracted using OpenCV's </w:t>
+      </w:r>
+      <w:r>
+        <w:rPr>
+          <w:rStyle w:val="HTMLCode"/>
+          <w:lang w:val="en-US"/>
+        </w:rPr>
+        <w:t>cv2.findContours</w:t>
+      </w:r>
+      <w:r>
+        <w:rPr>
+          <w:lang w:val="en-US"/>
+        </w:rPr>
+        <w:t xml:space="preserve"> function, which identifies and retrieves the edges of all connected regions in the mask. These contours are then analyzed to determine which ones correspond to rectangular shapes. For each detected contour, its perimeter is calculated using </w:t>
+      </w:r>
+      <w:r>
+        <w:rPr>
+          <w:rStyle w:val="HTMLCode"/>
+          <w:lang w:val="en-US"/>
+        </w:rPr>
+        <w:t>cv2.arcLength</w:t>
+      </w:r>
+      <w:r>
+        <w:rPr>
+          <w:lang w:val="en-US"/>
+        </w:rPr>
+        <w:t xml:space="preserve">, and this value is used to approximate the contour as a polygon with fewer vertices via the </w:t>
+      </w:r>
+      <w:r>
+        <w:rPr>
+          <w:rStyle w:val="HTMLCode"/>
+          <w:lang w:val="en-US"/>
+        </w:rPr>
+        <w:t>cv2.approxPolyDP</w:t>
+      </w:r>
+      <w:r>
+        <w:rPr>
+          <w:lang w:val="en-US"/>
+        </w:rPr>
+        <w:t xml:space="preserve"> function. This polygonal approximation ensures that irregular shapes are smoothed out, making it easier to identify rectangles.</w:t>
+      </w:r>
+    </w:p>
+    <w:p>
+      <w:pPr>
+        <w:pStyle w:val="StandardWeb"/>
+        <w:rPr>
+          <w:lang w:val="en-US"/>
+        </w:rPr>
+      </w:pPr>
+      <w:r>
+        <w:rPr>
+          <w:lang w:val="en-US"/>
+        </w:rPr>
+        <w:t xml:space="preserve">After approximating the contours as polygons, a filtering step is applied to exclude shapes that do not meet certain </w:t>
+      </w:r>
+      <w:r>
+        <w:rPr>
+          <w:lang w:val="en-US"/>
+        </w:rPr>
+        <w:t>area</w:t>
+      </w:r>
+      <w:r>
+        <w:rPr>
+          <w:lang w:val="en-US"/>
+        </w:rPr>
+        <w:t xml:space="preserve"> criteria. The function calculates the area of each polygon using </w:t>
+      </w:r>
+      <w:r>
+        <w:rPr>
+          <w:rStyle w:val="HTMLCode"/>
+          <w:lang w:val="en-US"/>
+        </w:rPr>
+        <w:t>cv2.contourArea</w:t>
+      </w:r>
+      <w:r>
+        <w:rPr>
+          <w:lang w:val="en-US"/>
+        </w:rPr>
+        <w:t xml:space="preserve"> and retains only those with areas within a specific range. This range is defined relative to the dimensions of the original image, ensuring that the function focuses on moderately sized regions while ignoring areas that are too small or too large. For the remaining polygons, their centroids (or focus points) are calculated using image moments. The moments provide the spatial distribution of the pixel intensities in a shape, allowing the function to compute the x and y coordinates of the centroid.</w:t>
+      </w:r>
+    </w:p>
+    <w:p>
+      <w:pPr>
+        <w:pStyle w:val="StandardWeb"/>
+        <w:rPr>
+          <w:lang w:val="en-US"/>
+        </w:rPr>
+      </w:pPr>
+      <w:r>
+        <w:rPr>
+          <w:lang w:val="en-US"/>
+        </w:rPr>
+        <w:t xml:space="preserve">For every valid </w:t>
+      </w:r>
+      <w:r>
+        <w:rPr>
+          <w:lang w:val="en-US"/>
+        </w:rPr>
+        <w:t>segment</w:t>
+      </w:r>
+      <w:r>
+        <w:rPr>
+          <w:lang w:val="en-US"/>
+        </w:rPr>
+        <w:t xml:space="preserve">, a dictionary is created to store its attributes. In summary, the </w:t>
+      </w:r>
+      <w:proofErr w:type="spellStart"/>
+      <w:r>
+        <w:rPr>
+          <w:rStyle w:val="HTMLCode"/>
+          <w:lang w:val="en-US"/>
+        </w:rPr>
+        <w:t>edge_detection</w:t>
+      </w:r>
+      <w:proofErr w:type="spellEnd"/>
+      <w:r>
+        <w:rPr>
+          <w:lang w:val="en-US"/>
+        </w:rPr>
+        <w:t xml:space="preserve"> function methodically processes an image to isolate rectangular regions based on their contours and predefined size criteria. Through grayscale conversion, binary thresholding, morphological operations, and contour analysis, the function extracts meaningful geometric information while ensuring robustness and accuracy in its results.</w:t>
+      </w:r>
+    </w:p>
+    <w:p>
+      <w:pPr>
+        <w:rPr>
+          <w:lang w:val="en-US"/>
+        </w:rPr>
+      </w:pPr>
+    </w:p>
+    <w:p>
+      <w:pPr>
+        <w:pStyle w:val="berschrift2"/>
+      </w:pPr>
+      <w:bookmarkStart w:id="8" w:name="_Toc188911771"/>
+      <w:r>
+        <w:lastRenderedPageBreak/>
+        <w:t xml:space="preserve">Color </w:t>
+      </w:r>
+      <w:proofErr w:type="spellStart"/>
+      <w:r>
+        <w:t>correction</w:t>
       </w:r>
       <w:bookmarkEnd w:id="8"/>
+      <w:proofErr w:type="spellEnd"/>
     </w:p>
     <w:p>
       <w:pPr>
@@ -4013,11 +5987,64 @@
       <w:pPr>
         <w:pStyle w:val="berschrift2"/>
       </w:pPr>
-      <w:bookmarkStart w:id="9" w:name="_Toc187158027"/>
-      <w:r>
-        <w:t>Farberkennung</w:t>
+      <w:bookmarkStart w:id="9" w:name="_Toc188911772"/>
+      <w:r>
+        <w:t xml:space="preserve">Color </w:t>
+      </w:r>
+      <w:proofErr w:type="spellStart"/>
+      <w:r>
+        <w:t>detection</w:t>
       </w:r>
       <w:bookmarkEnd w:id="9"/>
+      <w:proofErr w:type="spellEnd"/>
+    </w:p>
+    <w:p>
+      <w:pPr>
+        <w:pStyle w:val="berschrift2"/>
+      </w:pPr>
+      <w:bookmarkStart w:id="10" w:name="_Toc188911773"/>
+      <w:proofErr w:type="spellStart"/>
+      <w:r>
+        <w:t>Merging</w:t>
+      </w:r>
+      <w:bookmarkEnd w:id="10"/>
+      <w:proofErr w:type="spellEnd"/>
+    </w:p>
+    <w:p>
+      <w:pPr>
+        <w:pStyle w:val="berschrift2"/>
+      </w:pPr>
+      <w:bookmarkStart w:id="11" w:name="_Toc188911774"/>
+      <w:proofErr w:type="spellStart"/>
+      <w:r>
+        <w:t>Compensation</w:t>
+      </w:r>
+      <w:proofErr w:type="spellEnd"/>
+      <w:r>
+        <w:t xml:space="preserve"> </w:t>
+      </w:r>
+      <w:proofErr w:type="spellStart"/>
+      <w:r>
+        <w:t>for</w:t>
+      </w:r>
+      <w:proofErr w:type="spellEnd"/>
+      <w:r>
+        <w:t xml:space="preserve"> </w:t>
+      </w:r>
+      <w:proofErr w:type="spellStart"/>
+      <w:r>
+        <w:t>missing</w:t>
+      </w:r>
+      <w:proofErr w:type="spellEnd"/>
+      <w:r>
+        <w:t xml:space="preserve"> </w:t>
+      </w:r>
+      <w:proofErr w:type="spellStart"/>
+      <w:r>
+        <w:t>segments</w:t>
+      </w:r>
+      <w:bookmarkEnd w:id="11"/>
+      <w:proofErr w:type="spellEnd"/>
     </w:p>
     <w:p>
       <w:pPr>
@@ -4038,30 +6065,10 @@
       <w:pPr>
         <w:pStyle w:val="berschrift1"/>
       </w:pPr>
-      <w:bookmarkStart w:id="10" w:name="_Toc187158028"/>
+      <w:bookmarkStart w:id="12" w:name="_Toc188911775"/>
       <w:r>
         <w:lastRenderedPageBreak/>
         <w:t>Test und Evaluation</w:t>
-      </w:r>
-      <w:bookmarkEnd w:id="10"/>
-    </w:p>
-    <w:p>
-      <w:pPr>
-        <w:pStyle w:val="berschrift2"/>
-      </w:pPr>
-      <w:bookmarkStart w:id="11" w:name="_Toc187158029"/>
-      <w:r>
-        <w:t>Kantendetektion</w:t>
-      </w:r>
-      <w:bookmarkEnd w:id="11"/>
-    </w:p>
-    <w:p>
-      <w:pPr>
-        <w:pStyle w:val="berschrift2"/>
-      </w:pPr>
-      <w:bookmarkStart w:id="12" w:name="_Toc187158030"/>
-      <w:r>
-        <w:t>Farbkorrektur</w:t>
       </w:r>
       <w:bookmarkEnd w:id="12"/>
     </w:p>
@@ -4069,11 +6076,31 @@
       <w:pPr>
         <w:pStyle w:val="berschrift2"/>
       </w:pPr>
-      <w:bookmarkStart w:id="13" w:name="_Toc187158031"/>
+      <w:bookmarkStart w:id="13" w:name="_Toc188911776"/>
+      <w:r>
+        <w:t>Kantendetektion</w:t>
+      </w:r>
+      <w:bookmarkEnd w:id="13"/>
+    </w:p>
+    <w:p>
+      <w:pPr>
+        <w:pStyle w:val="berschrift2"/>
+      </w:pPr>
+      <w:bookmarkStart w:id="14" w:name="_Toc188911777"/>
+      <w:r>
+        <w:t>Farbkorrektur</w:t>
+      </w:r>
+      <w:bookmarkEnd w:id="14"/>
+    </w:p>
+    <w:p>
+      <w:pPr>
+        <w:pStyle w:val="berschrift2"/>
+      </w:pPr>
+      <w:bookmarkStart w:id="15" w:name="_Toc188911778"/>
       <w:r>
         <w:t>Farberkennung</w:t>
       </w:r>
-      <w:bookmarkEnd w:id="13"/>
+      <w:bookmarkEnd w:id="15"/>
     </w:p>
     <w:p>
       <w:pPr>
@@ -4097,7 +6124,7 @@
         </w:sectPr>
       </w:pPr>
     </w:p>
-    <w:bookmarkStart w:id="14" w:name="_Toc187158032" w:displacedByCustomXml="next"/>
+    <w:bookmarkStart w:id="16" w:name="_Toc188911779" w:displacedByCustomXml="next"/>
     <w:sdt>
       <w:sdtPr>
         <w:rPr>
@@ -4120,7 +6147,7 @@
           <w:r>
             <w:t>Literaturverzeichnis</w:t>
           </w:r>
-          <w:bookmarkEnd w:id="14"/>
+          <w:bookmarkEnd w:id="16"/>
         </w:p>
         <w:sdt>
           <w:sdtPr>
@@ -4292,35 +6319,22 @@
       <w:pPr>
         <w:pStyle w:val="berschrift1"/>
       </w:pPr>
-      <w:bookmarkStart w:id="15" w:name="_Toc187158033"/>
+      <w:bookmarkStart w:id="17" w:name="_Toc188911780"/>
       <w:r>
         <w:lastRenderedPageBreak/>
         <w:t>Abbildungsverzeichnis</w:t>
       </w:r>
-      <w:bookmarkEnd w:id="15"/>
+      <w:bookmarkEnd w:id="17"/>
     </w:p>
     <w:p>
-      <w:r>
-        <w:fldChar w:fldCharType="begin"/>
-      </w:r>
-      <w:r>
-        <w:instrText xml:space="preserve"> TOC \h \z \c "Abbildung" </w:instrText>
-      </w:r>
-      <w:r>
-        <w:fldChar w:fldCharType="separate"/>
-      </w:r>
-      <w:r>
-        <w:rPr>
-          <w:noProof/>
-        </w:rPr>
-        <w:t>Es konnten keine Einträge für ein Abbildungsverzeichnis gefunden werden.</w:t>
-      </w:r>
-      <w:r>
-        <w:rPr>
-          <w:noProof/>
-        </w:rPr>
-        <w:fldChar w:fldCharType="end"/>
-      </w:r>
+      <w:fldSimple w:instr=" TOC \h \z \c &quot;Abbildung&quot; ">
+        <w:r>
+          <w:rPr>
+            <w:noProof/>
+          </w:rPr>
+          <w:t>Es konnten keine Einträge für ein Abbildungsverzeichnis gefunden werden.</w:t>
+        </w:r>
+      </w:fldSimple>
     </w:p>
     <w:sectPr>
       <w:footerReference w:type="first" r:id="rId16"/>
@@ -8932,6 +10946,35 @@
       <w:color w:val="666666"/>
     </w:rPr>
   </w:style>
+  <w:style w:type="paragraph" w:styleId="StandardWeb">
+    <w:name w:val="Normal (Web)"/>
+    <w:basedOn w:val="Standard"/>
+    <w:uiPriority w:val="99"/>
+    <w:unhideWhenUsed/>
+    <w:rsid w:val="0092178E"/>
+    <w:pPr>
+      <w:spacing w:before="100" w:beforeAutospacing="1" w:after="100" w:afterAutospacing="1" w:line="240" w:lineRule="auto"/>
+      <w:jc w:val="left"/>
+    </w:pPr>
+    <w:rPr>
+      <w:rFonts w:ascii="Times New Roman" w:eastAsia="Times New Roman" w:hAnsi="Times New Roman" w:cs="Times New Roman"/>
+      <w:szCs w:val="24"/>
+      <w:lang w:eastAsia="de-DE"/>
+    </w:rPr>
+  </w:style>
+  <w:style w:type="character" w:styleId="HTMLCode">
+    <w:name w:val="HTML Code"/>
+    <w:basedOn w:val="Absatz-Standardschriftart"/>
+    <w:uiPriority w:val="99"/>
+    <w:semiHidden/>
+    <w:unhideWhenUsed/>
+    <w:rsid w:val="0092178E"/>
+    <w:rPr>
+      <w:rFonts w:ascii="Courier New" w:eastAsia="Times New Roman" w:hAnsi="Courier New" w:cs="Courier New"/>
+      <w:sz w:val="20"/>
+      <w:szCs w:val="20"/>
+    </w:rPr>
+  </w:style>
 </w:styles>
 </file>
 
@@ -9231,6 +11274,17 @@
 </file>
 
 <file path=customXml/item1.xml><?xml version="1.0" encoding="utf-8"?>
+<p:properties xmlns:p="http://schemas.microsoft.com/office/2006/metadata/properties" xmlns:xsi="http://www.w3.org/2001/XMLSchema-instance" xmlns:pc="http://schemas.microsoft.com/office/infopath/2007/PartnerControls">
+  <documentManagement>
+    <TaxCatchAll xmlns="e251b072-de84-4fee-b2e7-4d3e2474f5c4" xsi:nil="true"/>
+    <lcf76f155ced4ddcb4097134ff3c332f xmlns="836b1f19-46af-47af-acb5-4d7212fd4e44">
+      <Terms xmlns="http://schemas.microsoft.com/office/infopath/2007/PartnerControls"/>
+    </lcf76f155ced4ddcb4097134ff3c332f>
+  </documentManagement>
+</p:properties>
+</file>
+
+<file path=customXml/item2.xml><?xml version="1.0" encoding="utf-8"?>
 <b:Sources xmlns:b="http://schemas.openxmlformats.org/officeDocument/2006/bibliography" xmlns="http://schemas.openxmlformats.org/officeDocument/2006/bibliography" SelectedStyle="\IEEE2006OfficeOnline.xsl" StyleName="IEEE" Version="2006">
   <b:Source>
     <b:Tag>Ope24</b:Tag>
@@ -9265,18 +11319,16 @@
 </b:Sources>
 </file>
 
-<file path=customXml/item2.xml><?xml version="1.0" encoding="utf-8"?>
-<p:properties xmlns:p="http://schemas.microsoft.com/office/2006/metadata/properties" xmlns:xsi="http://www.w3.org/2001/XMLSchema-instance" xmlns:pc="http://schemas.microsoft.com/office/infopath/2007/PartnerControls">
-  <documentManagement>
-    <TaxCatchAll xmlns="e251b072-de84-4fee-b2e7-4d3e2474f5c4" xsi:nil="true"/>
-    <lcf76f155ced4ddcb4097134ff3c332f xmlns="836b1f19-46af-47af-acb5-4d7212fd4e44">
-      <Terms xmlns="http://schemas.microsoft.com/office/infopath/2007/PartnerControls"/>
-    </lcf76f155ced4ddcb4097134ff3c332f>
-  </documentManagement>
-</p:properties>
+<file path=customXml/item3.xml><?xml version="1.0" encoding="utf-8"?>
+<?mso-contentType ?>
+<FormTemplates xmlns="http://schemas.microsoft.com/sharepoint/v3/contenttype/forms">
+  <Display>DocumentLibraryForm</Display>
+  <Edit>DocumentLibraryForm</Edit>
+  <New>DocumentLibraryForm</New>
+</FormTemplates>
 </file>
 
-<file path=customXml/item3.xml><?xml version="1.0" encoding="utf-8"?>
+<file path=customXml/item4.xml><?xml version="1.0" encoding="utf-8"?>
 <ct:contentTypeSchema xmlns:ct="http://schemas.microsoft.com/office/2006/metadata/contentType" xmlns:ma="http://schemas.microsoft.com/office/2006/metadata/properties/metaAttributes" ct:_="" ma:_="" ma:contentTypeName="Dokument" ma:contentTypeID="0x010100676E221B2884634CB44D0AF0392FE558" ma:contentTypeVersion="11" ma:contentTypeDescription="Ein neues Dokument erstellen." ma:contentTypeScope="" ma:versionID="6d617d5413f3216d59193f3fc038381d">
   <xsd:schema xmlns:xsd="http://www.w3.org/2001/XMLSchema" xmlns:xs="http://www.w3.org/2001/XMLSchema" xmlns:p="http://schemas.microsoft.com/office/2006/metadata/properties" xmlns:ns2="836b1f19-46af-47af-acb5-4d7212fd4e44" xmlns:ns3="e251b072-de84-4fee-b2e7-4d3e2474f5c4" targetNamespace="http://schemas.microsoft.com/office/2006/metadata/properties" ma:root="true" ma:fieldsID="ea6eab65ff13a09539d7247ffee8660b" ns2:_="" ns3:_="">
     <xsd:import namespace="836b1f19-46af-47af-acb5-4d7212fd4e44"/>
@@ -9487,24 +11539,7 @@
 </ct:contentTypeSchema>
 </file>
 
-<file path=customXml/item4.xml><?xml version="1.0" encoding="utf-8"?>
-<?mso-contentType ?>
-<FormTemplates xmlns="http://schemas.microsoft.com/sharepoint/v3/contenttype/forms">
-  <Display>DocumentLibraryForm</Display>
-  <Edit>DocumentLibraryForm</Edit>
-  <New>DocumentLibraryForm</New>
-</FormTemplates>
-</file>
-
 <file path=customXml/itemProps1.xml><?xml version="1.0" encoding="utf-8"?>
-<ds:datastoreItem xmlns:ds="http://schemas.openxmlformats.org/officeDocument/2006/customXml" ds:itemID="{7C04AE6C-1160-43EB-AACF-3B2EFBD268E6}">
-  <ds:schemaRefs>
-    <ds:schemaRef ds:uri="http://schemas.openxmlformats.org/officeDocument/2006/bibliography"/>
-  </ds:schemaRefs>
-</ds:datastoreItem>
-</file>
-
-<file path=customXml/itemProps2.xml><?xml version="1.0" encoding="utf-8"?>
 <ds:datastoreItem xmlns:ds="http://schemas.openxmlformats.org/officeDocument/2006/customXml" ds:itemID="{EA53E83B-1742-4E9A-9C8E-6E7CB99077E5}">
   <ds:schemaRefs>
     <ds:schemaRef ds:uri="http://schemas.microsoft.com/office/2006/metadata/properties"/>
@@ -9515,7 +11550,23 @@
 </ds:datastoreItem>
 </file>
 
+<file path=customXml/itemProps2.xml><?xml version="1.0" encoding="utf-8"?>
+<ds:datastoreItem xmlns:ds="http://schemas.openxmlformats.org/officeDocument/2006/customXml" ds:itemID="{7C04AE6C-1160-43EB-AACF-3B2EFBD268E6}">
+  <ds:schemaRefs>
+    <ds:schemaRef ds:uri="http://schemas.openxmlformats.org/officeDocument/2006/bibliography"/>
+  </ds:schemaRefs>
+</ds:datastoreItem>
+</file>
+
 <file path=customXml/itemProps3.xml><?xml version="1.0" encoding="utf-8"?>
+<ds:datastoreItem xmlns:ds="http://schemas.openxmlformats.org/officeDocument/2006/customXml" ds:itemID="{42E09C9A-7ECB-4052-A38A-B1BA09FED6D1}">
+  <ds:schemaRefs>
+    <ds:schemaRef ds:uri="http://schemas.microsoft.com/sharepoint/v3/contenttype/forms"/>
+  </ds:schemaRefs>
+</ds:datastoreItem>
+</file>
+
+<file path=customXml/itemProps4.xml><?xml version="1.0" encoding="utf-8"?>
 <ds:datastoreItem xmlns:ds="http://schemas.openxmlformats.org/officeDocument/2006/customXml" ds:itemID="{23464798-3E89-4756-9648-FDFB24AA841E}">
   <ds:schemaRefs>
     <ds:schemaRef ds:uri="http://schemas.microsoft.com/office/2006/metadata/contentType"/>
@@ -9532,12 +11583,4 @@
     <ds:schemaRef ds:uri="http://schemas.microsoft.com/internal/obd"/>
   </ds:schemaRefs>
 </ds:datastoreItem>
-</file>
-
-<file path=customXml/itemProps4.xml><?xml version="1.0" encoding="utf-8"?>
-<ds:datastoreItem xmlns:ds="http://schemas.openxmlformats.org/officeDocument/2006/customXml" ds:itemID="{42E09C9A-7ECB-4052-A38A-B1BA09FED6D1}">
-  <ds:schemaRefs>
-    <ds:schemaRef ds:uri="http://schemas.microsoft.com/sharepoint/v3/contenttype/forms"/>
-  </ds:schemaRefs>
-</ds:datastoreItem>
 </file>
--- a/Dokumentation/Dokumentation.docx
+++ b/Dokumentation/Dokumentation.docx
@@ -12,11 +12,8 @@
         </w:rPr>
       </w:pPr>
       <w:r>
-        <w:rPr>
-          <w:noProof/>
-        </w:rPr>
         <w:drawing>
-          <wp:inline distT="0" distB="0" distL="0" distR="0" wp14:anchorId="470B7D7C" wp14:editId="07216AC4">
+          <wp:inline distT="0" distB="0" distL="0" distR="0" wp14:anchorId="470B7D7C" wp14:editId="408244EC">
             <wp:extent cx="3140723" cy="1057293"/>
             <wp:effectExtent l="0" t="0" r="2540" b="9525"/>
             <wp:docPr id="1" name="Grafik 1"/>
@@ -114,7 +111,6 @@
           <w:szCs w:val="44"/>
         </w:rPr>
       </w:pPr>
-      <w:proofErr w:type="spellStart"/>
       <w:r>
         <w:rPr>
           <w:b/>
@@ -142,7 +138,6 @@
         </w:rPr>
         <w:t>umentation</w:t>
       </w:r>
-      <w:proofErr w:type="spellEnd"/>
     </w:p>
     <w:p/>
     <w:p>
@@ -163,9 +158,6 @@
         <w:jc w:val="center"/>
       </w:pPr>
       <w:r>
-        <w:rPr>
-          <w:noProof/>
-        </w:rPr>
         <w:drawing>
           <wp:inline distT="0" distB="0" distL="0" distR="0" wp14:anchorId="4E2CD0B8" wp14:editId="733E7D62">
             <wp:extent cx="3324225" cy="2324100"/>
@@ -231,7 +223,7 @@
         <w:jc w:val="left"/>
       </w:pPr>
       <w:r>
-        <w:t>Gruppe</w:t>
+        <w:t>Group</w:t>
       </w:r>
       <w:r>
         <w:t>:</w:t>
@@ -246,7 +238,10 @@
         <w:br/>
       </w:r>
       <w:r>
-        <w:t>Namen:</w:t>
+        <w:t>Participants</w:t>
+      </w:r>
+      <w:r>
+        <w:t>:</w:t>
       </w:r>
       <w:r>
         <w:tab/>
@@ -300,7 +295,12 @@
       </w:r>
       <w:r>
         <w:br/>
-        <w:t>Fach:</w:t>
+      </w:r>
+      <w:r>
+        <w:t>Lecture</w:t>
+      </w:r>
+      <w:r>
+        <w:t>:</w:t>
       </w:r>
       <w:r>
         <w:tab/>
@@ -310,7 +310,12 @@
       </w:r>
       <w:r>
         <w:br/>
-        <w:t>Dozent:</w:t>
+      </w:r>
+      <w:r>
+        <w:t>Lecturer</w:t>
+      </w:r>
+      <w:r>
+        <w:t>:</w:t>
       </w:r>
       <w:r>
         <w:tab/>
@@ -320,21 +325,40 @@
         <w:t>Dieter Maier</w:t>
       </w:r>
       <w:r>
+        <w:t xml:space="preserve">, </w:t>
+      </w:r>
+      <w:r>
+        <w:t>Dipl.-Ing. (FH) Joachim Kircher</w:t>
+      </w:r>
+      <w:r>
         <w:br/>
-        <w:t>Abgabe:</w:t>
+      </w:r>
+      <w:r>
+        <w:t>Date</w:t>
+      </w:r>
+      <w:r>
+        <w:t>:</w:t>
       </w:r>
       <w:r>
         <w:tab/>
       </w:r>
       <w:r>
-        <w:rPr>
-          <w:highlight w:val="red"/>
-        </w:rPr>
-        <w:t>22.11.2024</w:t>
+        <w:t>31.01</w:t>
+      </w:r>
+      <w:r>
+        <w:t>.202</w:t>
+      </w:r>
+      <w:r>
+        <w:t>5</w:t>
       </w:r>
       <w:r>
         <w:br/>
-        <w:t xml:space="preserve">Studiengang: </w:t>
+      </w:r>
+      <w:r>
+        <w:t>Program</w:t>
+      </w:r>
+      <w:r>
+        <w:t xml:space="preserve">: </w:t>
       </w:r>
       <w:r>
         <w:tab/>
@@ -344,7 +368,12 @@
       </w:r>
       <w:r>
         <w:br/>
-        <w:t xml:space="preserve">Fakultät: </w:t>
+      </w:r>
+      <w:r>
+        <w:t>Faculty</w:t>
+      </w:r>
+      <w:r>
+        <w:t xml:space="preserve">: </w:t>
       </w:r>
       <w:r>
         <w:tab/>
@@ -387,6 +416,7 @@
               <w:rFonts w:eastAsiaTheme="minorEastAsia"/>
               <w:b w:val="0"/>
               <w:bCs w:val="0"/>
+              <w:noProof w:val="0"/>
               <w:kern w:val="2"/>
               <w:szCs w:val="24"/>
               <w:lang w:eastAsia="de-DE"/>
@@ -394,18 +424,28 @@
             </w:rPr>
           </w:pPr>
           <w:r>
+            <w:rPr>
+              <w:noProof w:val="0"/>
+            </w:rPr>
             <w:fldChar w:fldCharType="begin"/>
           </w:r>
           <w:r>
+            <w:rPr>
+              <w:noProof w:val="0"/>
+            </w:rPr>
             <w:instrText xml:space="preserve"> TOC \o "1-3" \h \z \u </w:instrText>
           </w:r>
           <w:r>
+            <w:rPr>
+              <w:noProof w:val="0"/>
+            </w:rPr>
             <w:fldChar w:fldCharType="separate"/>
           </w:r>
           <w:hyperlink w:anchor="_Toc188911763" w:history="1">
             <w:r>
               <w:rPr>
                 <w:rStyle w:val="Hyperlink"/>
+                <w:noProof w:val="0"/>
               </w:rPr>
               <w:t>1</w:t>
             </w:r>
@@ -414,6 +454,7 @@
                 <w:rFonts w:eastAsiaTheme="minorEastAsia"/>
                 <w:b w:val="0"/>
                 <w:bCs w:val="0"/>
+                <w:noProof w:val="0"/>
                 <w:kern w:val="2"/>
                 <w:szCs w:val="24"/>
                 <w:lang w:eastAsia="de-DE"/>
@@ -424,46 +465,54 @@
             <w:r>
               <w:rPr>
                 <w:rStyle w:val="Hyperlink"/>
+                <w:noProof w:val="0"/>
               </w:rPr>
               <w:t>Indroduction</w:t>
             </w:r>
             <w:r>
               <w:rPr>
+                <w:noProof w:val="0"/>
                 <w:webHidden/>
               </w:rPr>
               <w:tab/>
             </w:r>
             <w:r>
               <w:rPr>
+                <w:noProof w:val="0"/>
                 <w:webHidden/>
               </w:rPr>
               <w:fldChar w:fldCharType="begin"/>
             </w:r>
             <w:r>
               <w:rPr>
+                <w:noProof w:val="0"/>
                 <w:webHidden/>
               </w:rPr>
               <w:instrText xml:space="preserve"> PAGEREF _Toc188911763 \h </w:instrText>
             </w:r>
             <w:r>
               <w:rPr>
-                <w:webHidden/>
-              </w:rPr>
-            </w:r>
-            <w:r>
-              <w:rPr>
+                <w:noProof w:val="0"/>
+                <w:webHidden/>
+              </w:rPr>
+            </w:r>
+            <w:r>
+              <w:rPr>
+                <w:noProof w:val="0"/>
                 <w:webHidden/>
               </w:rPr>
               <w:fldChar w:fldCharType="separate"/>
             </w:r>
             <w:r>
               <w:rPr>
+                <w:noProof w:val="0"/>
                 <w:webHidden/>
               </w:rPr>
               <w:t>1</w:t>
             </w:r>
             <w:r>
               <w:rPr>
+                <w:noProof w:val="0"/>
                 <w:webHidden/>
               </w:rPr>
               <w:fldChar w:fldCharType="end"/>
@@ -477,6 +526,7 @@
               <w:rFonts w:eastAsiaTheme="minorEastAsia"/>
               <w:b w:val="0"/>
               <w:bCs w:val="0"/>
+              <w:noProof w:val="0"/>
               <w:kern w:val="2"/>
               <w:szCs w:val="24"/>
               <w:lang w:eastAsia="de-DE"/>
@@ -487,6 +537,7 @@
             <w:r>
               <w:rPr>
                 <w:rStyle w:val="Hyperlink"/>
+                <w:noProof w:val="0"/>
               </w:rPr>
               <w:t>2</w:t>
             </w:r>
@@ -495,6 +546,7 @@
                 <w:rFonts w:eastAsiaTheme="minorEastAsia"/>
                 <w:b w:val="0"/>
                 <w:bCs w:val="0"/>
+                <w:noProof w:val="0"/>
                 <w:kern w:val="2"/>
                 <w:szCs w:val="24"/>
                 <w:lang w:eastAsia="de-DE"/>
@@ -505,46 +557,54 @@
             <w:r>
               <w:rPr>
                 <w:rStyle w:val="Hyperlink"/>
+                <w:noProof w:val="0"/>
               </w:rPr>
               <w:t>Technical background</w:t>
             </w:r>
             <w:r>
               <w:rPr>
+                <w:noProof w:val="0"/>
                 <w:webHidden/>
               </w:rPr>
               <w:tab/>
             </w:r>
             <w:r>
               <w:rPr>
+                <w:noProof w:val="0"/>
                 <w:webHidden/>
               </w:rPr>
               <w:fldChar w:fldCharType="begin"/>
             </w:r>
             <w:r>
               <w:rPr>
+                <w:noProof w:val="0"/>
                 <w:webHidden/>
               </w:rPr>
               <w:instrText xml:space="preserve"> PAGEREF _Toc188911764 \h </w:instrText>
             </w:r>
             <w:r>
               <w:rPr>
-                <w:webHidden/>
-              </w:rPr>
-            </w:r>
-            <w:r>
-              <w:rPr>
+                <w:noProof w:val="0"/>
+                <w:webHidden/>
+              </w:rPr>
+            </w:r>
+            <w:r>
+              <w:rPr>
+                <w:noProof w:val="0"/>
                 <w:webHidden/>
               </w:rPr>
               <w:fldChar w:fldCharType="separate"/>
             </w:r>
             <w:r>
               <w:rPr>
+                <w:noProof w:val="0"/>
                 <w:webHidden/>
               </w:rPr>
               <w:t>1</w:t>
             </w:r>
             <w:r>
               <w:rPr>
+                <w:noProof w:val="0"/>
                 <w:webHidden/>
               </w:rPr>
               <w:fldChar w:fldCharType="end"/>
@@ -556,7 +616,6 @@
             <w:pStyle w:val="Verzeichnis2"/>
             <w:rPr>
               <w:rFonts w:eastAsiaTheme="minorEastAsia"/>
-              <w:noProof/>
               <w:kern w:val="2"/>
               <w:szCs w:val="24"/>
               <w:lang w:eastAsia="de-DE"/>
@@ -567,14 +626,12 @@
             <w:r>
               <w:rPr>
                 <w:rStyle w:val="Hyperlink"/>
-                <w:noProof/>
               </w:rPr>
               <w:t>2.1</w:t>
             </w:r>
             <w:r>
               <w:rPr>
                 <w:rFonts w:eastAsiaTheme="minorEastAsia"/>
-                <w:noProof/>
                 <w:kern w:val="2"/>
                 <w:szCs w:val="24"/>
                 <w:lang w:eastAsia="de-DE"/>
@@ -585,54 +642,46 @@
             <w:r>
               <w:rPr>
                 <w:rStyle w:val="Hyperlink"/>
-                <w:noProof/>
               </w:rPr>
               <w:t>Edge Detection</w:t>
             </w:r>
             <w:r>
               <w:rPr>
-                <w:noProof/>
                 <w:webHidden/>
               </w:rPr>
               <w:tab/>
             </w:r>
             <w:r>
               <w:rPr>
-                <w:noProof/>
                 <w:webHidden/>
               </w:rPr>
               <w:fldChar w:fldCharType="begin"/>
             </w:r>
             <w:r>
               <w:rPr>
-                <w:noProof/>
                 <w:webHidden/>
               </w:rPr>
               <w:instrText xml:space="preserve"> PAGEREF _Toc188911765 \h </w:instrText>
             </w:r>
             <w:r>
               <w:rPr>
-                <w:noProof/>
-                <w:webHidden/>
-              </w:rPr>
-            </w:r>
-            <w:r>
-              <w:rPr>
-                <w:noProof/>
+                <w:webHidden/>
+              </w:rPr>
+            </w:r>
+            <w:r>
+              <w:rPr>
                 <w:webHidden/>
               </w:rPr>
               <w:fldChar w:fldCharType="separate"/>
             </w:r>
             <w:r>
               <w:rPr>
-                <w:noProof/>
                 <w:webHidden/>
               </w:rPr>
               <w:t>1</w:t>
             </w:r>
             <w:r>
               <w:rPr>
-                <w:noProof/>
                 <w:webHidden/>
               </w:rPr>
               <w:fldChar w:fldCharType="end"/>
@@ -644,7 +693,6 @@
             <w:pStyle w:val="Verzeichnis2"/>
             <w:rPr>
               <w:rFonts w:eastAsiaTheme="minorEastAsia"/>
-              <w:noProof/>
               <w:kern w:val="2"/>
               <w:szCs w:val="24"/>
               <w:lang w:eastAsia="de-DE"/>
@@ -655,14 +703,12 @@
             <w:r>
               <w:rPr>
                 <w:rStyle w:val="Hyperlink"/>
-                <w:noProof/>
               </w:rPr>
               <w:t>2.2</w:t>
             </w:r>
             <w:r>
               <w:rPr>
                 <w:rFonts w:eastAsiaTheme="minorEastAsia"/>
-                <w:noProof/>
                 <w:kern w:val="2"/>
                 <w:szCs w:val="24"/>
                 <w:lang w:eastAsia="de-DE"/>
@@ -673,54 +719,46 @@
             <w:r>
               <w:rPr>
                 <w:rStyle w:val="Hyperlink"/>
-                <w:noProof/>
               </w:rPr>
               <w:t>Color correction</w:t>
             </w:r>
             <w:r>
               <w:rPr>
-                <w:noProof/>
                 <w:webHidden/>
               </w:rPr>
               <w:tab/>
             </w:r>
             <w:r>
               <w:rPr>
-                <w:noProof/>
                 <w:webHidden/>
               </w:rPr>
               <w:fldChar w:fldCharType="begin"/>
             </w:r>
             <w:r>
               <w:rPr>
-                <w:noProof/>
                 <w:webHidden/>
               </w:rPr>
               <w:instrText xml:space="preserve"> PAGEREF _Toc188911766 \h </w:instrText>
             </w:r>
             <w:r>
               <w:rPr>
-                <w:noProof/>
-                <w:webHidden/>
-              </w:rPr>
-            </w:r>
-            <w:r>
-              <w:rPr>
-                <w:noProof/>
+                <w:webHidden/>
+              </w:rPr>
+            </w:r>
+            <w:r>
+              <w:rPr>
                 <w:webHidden/>
               </w:rPr>
               <w:fldChar w:fldCharType="separate"/>
             </w:r>
             <w:r>
               <w:rPr>
-                <w:noProof/>
                 <w:webHidden/>
               </w:rPr>
               <w:t>1</w:t>
             </w:r>
             <w:r>
               <w:rPr>
-                <w:noProof/>
                 <w:webHidden/>
               </w:rPr>
               <w:fldChar w:fldCharType="end"/>
@@ -732,7 +770,6 @@
             <w:pStyle w:val="Verzeichnis2"/>
             <w:rPr>
               <w:rFonts w:eastAsiaTheme="minorEastAsia"/>
-              <w:noProof/>
               <w:kern w:val="2"/>
               <w:szCs w:val="24"/>
               <w:lang w:eastAsia="de-DE"/>
@@ -743,14 +780,12 @@
             <w:r>
               <w:rPr>
                 <w:rStyle w:val="Hyperlink"/>
-                <w:noProof/>
               </w:rPr>
               <w:t>2.3</w:t>
             </w:r>
             <w:r>
               <w:rPr>
                 <w:rFonts w:eastAsiaTheme="minorEastAsia"/>
-                <w:noProof/>
                 <w:kern w:val="2"/>
                 <w:szCs w:val="24"/>
                 <w:lang w:eastAsia="de-DE"/>
@@ -761,54 +796,46 @@
             <w:r>
               <w:rPr>
                 <w:rStyle w:val="Hyperlink"/>
-                <w:noProof/>
               </w:rPr>
               <w:t>Color detection</w:t>
             </w:r>
             <w:r>
               <w:rPr>
-                <w:noProof/>
                 <w:webHidden/>
               </w:rPr>
               <w:tab/>
             </w:r>
             <w:r>
               <w:rPr>
-                <w:noProof/>
                 <w:webHidden/>
               </w:rPr>
               <w:fldChar w:fldCharType="begin"/>
             </w:r>
             <w:r>
               <w:rPr>
-                <w:noProof/>
                 <w:webHidden/>
               </w:rPr>
               <w:instrText xml:space="preserve"> PAGEREF _Toc188911767 \h </w:instrText>
             </w:r>
             <w:r>
               <w:rPr>
-                <w:noProof/>
-                <w:webHidden/>
-              </w:rPr>
-            </w:r>
-            <w:r>
-              <w:rPr>
-                <w:noProof/>
+                <w:webHidden/>
+              </w:rPr>
+            </w:r>
+            <w:r>
+              <w:rPr>
                 <w:webHidden/>
               </w:rPr>
               <w:fldChar w:fldCharType="separate"/>
             </w:r>
             <w:r>
               <w:rPr>
-                <w:noProof/>
                 <w:webHidden/>
               </w:rPr>
               <w:t>1</w:t>
             </w:r>
             <w:r>
               <w:rPr>
-                <w:noProof/>
                 <w:webHidden/>
               </w:rPr>
               <w:fldChar w:fldCharType="end"/>
@@ -820,7 +847,6 @@
             <w:pStyle w:val="Verzeichnis3"/>
             <w:rPr>
               <w:rFonts w:eastAsiaTheme="minorEastAsia"/>
-              <w:noProof/>
               <w:kern w:val="2"/>
               <w:szCs w:val="24"/>
               <w:lang w:eastAsia="de-DE"/>
@@ -831,14 +857,12 @@
             <w:r>
               <w:rPr>
                 <w:rStyle w:val="Hyperlink"/>
-                <w:noProof/>
               </w:rPr>
               <w:t>2.3.1</w:t>
             </w:r>
             <w:r>
               <w:rPr>
                 <w:rFonts w:eastAsiaTheme="minorEastAsia"/>
-                <w:noProof/>
                 <w:kern w:val="2"/>
                 <w:szCs w:val="24"/>
                 <w:lang w:eastAsia="de-DE"/>
@@ -849,54 +873,46 @@
             <w:r>
               <w:rPr>
                 <w:rStyle w:val="Hyperlink"/>
-                <w:noProof/>
               </w:rPr>
               <w:t>HSV-Colorspace</w:t>
             </w:r>
             <w:r>
               <w:rPr>
-                <w:noProof/>
                 <w:webHidden/>
               </w:rPr>
               <w:tab/>
             </w:r>
             <w:r>
               <w:rPr>
-                <w:noProof/>
                 <w:webHidden/>
               </w:rPr>
               <w:fldChar w:fldCharType="begin"/>
             </w:r>
             <w:r>
               <w:rPr>
-                <w:noProof/>
                 <w:webHidden/>
               </w:rPr>
               <w:instrText xml:space="preserve"> PAGEREF _Toc188911768 \h </w:instrText>
             </w:r>
             <w:r>
               <w:rPr>
-                <w:noProof/>
-                <w:webHidden/>
-              </w:rPr>
-            </w:r>
-            <w:r>
-              <w:rPr>
-                <w:noProof/>
+                <w:webHidden/>
+              </w:rPr>
+            </w:r>
+            <w:r>
+              <w:rPr>
                 <w:webHidden/>
               </w:rPr>
               <w:fldChar w:fldCharType="separate"/>
             </w:r>
             <w:r>
               <w:rPr>
-                <w:noProof/>
                 <w:webHidden/>
               </w:rPr>
               <w:t>1</w:t>
             </w:r>
             <w:r>
               <w:rPr>
-                <w:noProof/>
                 <w:webHidden/>
               </w:rPr>
               <w:fldChar w:fldCharType="end"/>
@@ -910,6 +926,7 @@
               <w:rFonts w:eastAsiaTheme="minorEastAsia"/>
               <w:b w:val="0"/>
               <w:bCs w:val="0"/>
+              <w:noProof w:val="0"/>
               <w:kern w:val="2"/>
               <w:szCs w:val="24"/>
               <w:lang w:eastAsia="de-DE"/>
@@ -920,6 +937,7 @@
             <w:r>
               <w:rPr>
                 <w:rStyle w:val="Hyperlink"/>
+                <w:noProof w:val="0"/>
               </w:rPr>
               <w:t>3</w:t>
             </w:r>
@@ -928,6 +946,7 @@
                 <w:rFonts w:eastAsiaTheme="minorEastAsia"/>
                 <w:b w:val="0"/>
                 <w:bCs w:val="0"/>
+                <w:noProof w:val="0"/>
                 <w:kern w:val="2"/>
                 <w:szCs w:val="24"/>
                 <w:lang w:eastAsia="de-DE"/>
@@ -938,46 +957,54 @@
             <w:r>
               <w:rPr>
                 <w:rStyle w:val="Hyperlink"/>
+                <w:noProof w:val="0"/>
               </w:rPr>
               <w:t>Program structre</w:t>
             </w:r>
             <w:r>
               <w:rPr>
+                <w:noProof w:val="0"/>
                 <w:webHidden/>
               </w:rPr>
               <w:tab/>
             </w:r>
             <w:r>
               <w:rPr>
+                <w:noProof w:val="0"/>
                 <w:webHidden/>
               </w:rPr>
               <w:fldChar w:fldCharType="begin"/>
             </w:r>
             <w:r>
               <w:rPr>
+                <w:noProof w:val="0"/>
                 <w:webHidden/>
               </w:rPr>
               <w:instrText xml:space="preserve"> PAGEREF _Toc188911769 \h </w:instrText>
             </w:r>
             <w:r>
               <w:rPr>
-                <w:webHidden/>
-              </w:rPr>
-            </w:r>
-            <w:r>
-              <w:rPr>
+                <w:noProof w:val="0"/>
+                <w:webHidden/>
+              </w:rPr>
+            </w:r>
+            <w:r>
+              <w:rPr>
+                <w:noProof w:val="0"/>
                 <w:webHidden/>
               </w:rPr>
               <w:fldChar w:fldCharType="separate"/>
             </w:r>
             <w:r>
               <w:rPr>
+                <w:noProof w:val="0"/>
                 <w:webHidden/>
               </w:rPr>
               <w:t>4</w:t>
             </w:r>
             <w:r>
               <w:rPr>
+                <w:noProof w:val="0"/>
                 <w:webHidden/>
               </w:rPr>
               <w:fldChar w:fldCharType="end"/>
@@ -989,7 +1016,6 @@
             <w:pStyle w:val="Verzeichnis2"/>
             <w:rPr>
               <w:rFonts w:eastAsiaTheme="minorEastAsia"/>
-              <w:noProof/>
               <w:kern w:val="2"/>
               <w:szCs w:val="24"/>
               <w:lang w:eastAsia="de-DE"/>
@@ -1000,14 +1026,12 @@
             <w:r>
               <w:rPr>
                 <w:rStyle w:val="Hyperlink"/>
-                <w:noProof/>
               </w:rPr>
               <w:t>3.1</w:t>
             </w:r>
             <w:r>
               <w:rPr>
                 <w:rFonts w:eastAsiaTheme="minorEastAsia"/>
-                <w:noProof/>
                 <w:kern w:val="2"/>
                 <w:szCs w:val="24"/>
                 <w:lang w:eastAsia="de-DE"/>
@@ -1018,54 +1042,46 @@
             <w:r>
               <w:rPr>
                 <w:rStyle w:val="Hyperlink"/>
-                <w:noProof/>
               </w:rPr>
               <w:t>Edge detection</w:t>
             </w:r>
             <w:r>
               <w:rPr>
-                <w:noProof/>
                 <w:webHidden/>
               </w:rPr>
               <w:tab/>
             </w:r>
             <w:r>
               <w:rPr>
-                <w:noProof/>
                 <w:webHidden/>
               </w:rPr>
               <w:fldChar w:fldCharType="begin"/>
             </w:r>
             <w:r>
               <w:rPr>
-                <w:noProof/>
                 <w:webHidden/>
               </w:rPr>
               <w:instrText xml:space="preserve"> PAGEREF _Toc188911770 \h </w:instrText>
             </w:r>
             <w:r>
               <w:rPr>
-                <w:noProof/>
-                <w:webHidden/>
-              </w:rPr>
-            </w:r>
-            <w:r>
-              <w:rPr>
-                <w:noProof/>
+                <w:webHidden/>
+              </w:rPr>
+            </w:r>
+            <w:r>
+              <w:rPr>
                 <w:webHidden/>
               </w:rPr>
               <w:fldChar w:fldCharType="separate"/>
             </w:r>
             <w:r>
               <w:rPr>
-                <w:noProof/>
                 <w:webHidden/>
               </w:rPr>
               <w:t>5</w:t>
             </w:r>
             <w:r>
               <w:rPr>
-                <w:noProof/>
                 <w:webHidden/>
               </w:rPr>
               <w:fldChar w:fldCharType="end"/>
@@ -1077,7 +1093,6 @@
             <w:pStyle w:val="Verzeichnis2"/>
             <w:rPr>
               <w:rFonts w:eastAsiaTheme="minorEastAsia"/>
-              <w:noProof/>
               <w:kern w:val="2"/>
               <w:szCs w:val="24"/>
               <w:lang w:eastAsia="de-DE"/>
@@ -1088,14 +1103,12 @@
             <w:r>
               <w:rPr>
                 <w:rStyle w:val="Hyperlink"/>
-                <w:noProof/>
               </w:rPr>
               <w:t>3.2</w:t>
             </w:r>
             <w:r>
               <w:rPr>
                 <w:rFonts w:eastAsiaTheme="minorEastAsia"/>
-                <w:noProof/>
                 <w:kern w:val="2"/>
                 <w:szCs w:val="24"/>
                 <w:lang w:eastAsia="de-DE"/>
@@ -1106,54 +1119,46 @@
             <w:r>
               <w:rPr>
                 <w:rStyle w:val="Hyperlink"/>
-                <w:noProof/>
               </w:rPr>
               <w:t>Color correction</w:t>
             </w:r>
             <w:r>
               <w:rPr>
-                <w:noProof/>
                 <w:webHidden/>
               </w:rPr>
               <w:tab/>
             </w:r>
             <w:r>
               <w:rPr>
-                <w:noProof/>
                 <w:webHidden/>
               </w:rPr>
               <w:fldChar w:fldCharType="begin"/>
             </w:r>
             <w:r>
               <w:rPr>
-                <w:noProof/>
                 <w:webHidden/>
               </w:rPr>
               <w:instrText xml:space="preserve"> PAGEREF _Toc188911771 \h </w:instrText>
             </w:r>
             <w:r>
               <w:rPr>
-                <w:noProof/>
-                <w:webHidden/>
-              </w:rPr>
-            </w:r>
-            <w:r>
-              <w:rPr>
-                <w:noProof/>
+                <w:webHidden/>
+              </w:rPr>
+            </w:r>
+            <w:r>
+              <w:rPr>
                 <w:webHidden/>
               </w:rPr>
               <w:fldChar w:fldCharType="separate"/>
             </w:r>
             <w:r>
               <w:rPr>
-                <w:noProof/>
                 <w:webHidden/>
               </w:rPr>
               <w:t>6</w:t>
             </w:r>
             <w:r>
               <w:rPr>
-                <w:noProof/>
                 <w:webHidden/>
               </w:rPr>
               <w:fldChar w:fldCharType="end"/>
@@ -1165,7 +1170,6 @@
             <w:pStyle w:val="Verzeichnis2"/>
             <w:rPr>
               <w:rFonts w:eastAsiaTheme="minorEastAsia"/>
-              <w:noProof/>
               <w:kern w:val="2"/>
               <w:szCs w:val="24"/>
               <w:lang w:eastAsia="de-DE"/>
@@ -1176,14 +1180,12 @@
             <w:r>
               <w:rPr>
                 <w:rStyle w:val="Hyperlink"/>
-                <w:noProof/>
               </w:rPr>
               <w:t>3.3</w:t>
             </w:r>
             <w:r>
               <w:rPr>
                 <w:rFonts w:eastAsiaTheme="minorEastAsia"/>
-                <w:noProof/>
                 <w:kern w:val="2"/>
                 <w:szCs w:val="24"/>
                 <w:lang w:eastAsia="de-DE"/>
@@ -1194,54 +1196,46 @@
             <w:r>
               <w:rPr>
                 <w:rStyle w:val="Hyperlink"/>
-                <w:noProof/>
               </w:rPr>
               <w:t>Color detection</w:t>
             </w:r>
             <w:r>
               <w:rPr>
-                <w:noProof/>
                 <w:webHidden/>
               </w:rPr>
               <w:tab/>
             </w:r>
             <w:r>
               <w:rPr>
-                <w:noProof/>
                 <w:webHidden/>
               </w:rPr>
               <w:fldChar w:fldCharType="begin"/>
             </w:r>
             <w:r>
               <w:rPr>
-                <w:noProof/>
                 <w:webHidden/>
               </w:rPr>
               <w:instrText xml:space="preserve"> PAGEREF _Toc188911772 \h </w:instrText>
             </w:r>
             <w:r>
               <w:rPr>
-                <w:noProof/>
-                <w:webHidden/>
-              </w:rPr>
-            </w:r>
-            <w:r>
-              <w:rPr>
-                <w:noProof/>
+                <w:webHidden/>
+              </w:rPr>
+            </w:r>
+            <w:r>
+              <w:rPr>
                 <w:webHidden/>
               </w:rPr>
               <w:fldChar w:fldCharType="separate"/>
             </w:r>
             <w:r>
               <w:rPr>
-                <w:noProof/>
                 <w:webHidden/>
               </w:rPr>
               <w:t>6</w:t>
             </w:r>
             <w:r>
               <w:rPr>
-                <w:noProof/>
                 <w:webHidden/>
               </w:rPr>
               <w:fldChar w:fldCharType="end"/>
@@ -1253,7 +1247,6 @@
             <w:pStyle w:val="Verzeichnis2"/>
             <w:rPr>
               <w:rFonts w:eastAsiaTheme="minorEastAsia"/>
-              <w:noProof/>
               <w:kern w:val="2"/>
               <w:szCs w:val="24"/>
               <w:lang w:eastAsia="de-DE"/>
@@ -1264,14 +1257,12 @@
             <w:r>
               <w:rPr>
                 <w:rStyle w:val="Hyperlink"/>
-                <w:noProof/>
               </w:rPr>
               <w:t>3.4</w:t>
             </w:r>
             <w:r>
               <w:rPr>
                 <w:rFonts w:eastAsiaTheme="minorEastAsia"/>
-                <w:noProof/>
                 <w:kern w:val="2"/>
                 <w:szCs w:val="24"/>
                 <w:lang w:eastAsia="de-DE"/>
@@ -1282,54 +1273,46 @@
             <w:r>
               <w:rPr>
                 <w:rStyle w:val="Hyperlink"/>
-                <w:noProof/>
               </w:rPr>
               <w:t>Merging</w:t>
             </w:r>
             <w:r>
               <w:rPr>
-                <w:noProof/>
                 <w:webHidden/>
               </w:rPr>
               <w:tab/>
             </w:r>
             <w:r>
               <w:rPr>
-                <w:noProof/>
                 <w:webHidden/>
               </w:rPr>
               <w:fldChar w:fldCharType="begin"/>
             </w:r>
             <w:r>
               <w:rPr>
-                <w:noProof/>
                 <w:webHidden/>
               </w:rPr>
               <w:instrText xml:space="preserve"> PAGEREF _Toc188911773 \h </w:instrText>
             </w:r>
             <w:r>
               <w:rPr>
-                <w:noProof/>
-                <w:webHidden/>
-              </w:rPr>
-            </w:r>
-            <w:r>
-              <w:rPr>
-                <w:noProof/>
+                <w:webHidden/>
+              </w:rPr>
+            </w:r>
+            <w:r>
+              <w:rPr>
                 <w:webHidden/>
               </w:rPr>
               <w:fldChar w:fldCharType="separate"/>
             </w:r>
             <w:r>
               <w:rPr>
-                <w:noProof/>
                 <w:webHidden/>
               </w:rPr>
               <w:t>6</w:t>
             </w:r>
             <w:r>
               <w:rPr>
-                <w:noProof/>
                 <w:webHidden/>
               </w:rPr>
               <w:fldChar w:fldCharType="end"/>
@@ -1341,7 +1324,6 @@
             <w:pStyle w:val="Verzeichnis2"/>
             <w:rPr>
               <w:rFonts w:eastAsiaTheme="minorEastAsia"/>
-              <w:noProof/>
               <w:kern w:val="2"/>
               <w:szCs w:val="24"/>
               <w:lang w:eastAsia="de-DE"/>
@@ -1352,14 +1334,12 @@
             <w:r>
               <w:rPr>
                 <w:rStyle w:val="Hyperlink"/>
-                <w:noProof/>
               </w:rPr>
               <w:t>3.5</w:t>
             </w:r>
             <w:r>
               <w:rPr>
                 <w:rFonts w:eastAsiaTheme="minorEastAsia"/>
-                <w:noProof/>
                 <w:kern w:val="2"/>
                 <w:szCs w:val="24"/>
                 <w:lang w:eastAsia="de-DE"/>
@@ -1370,54 +1350,46 @@
             <w:r>
               <w:rPr>
                 <w:rStyle w:val="Hyperlink"/>
-                <w:noProof/>
               </w:rPr>
               <w:t>Compensation for missing segments</w:t>
             </w:r>
             <w:r>
               <w:rPr>
-                <w:noProof/>
                 <w:webHidden/>
               </w:rPr>
               <w:tab/>
             </w:r>
             <w:r>
               <w:rPr>
-                <w:noProof/>
                 <w:webHidden/>
               </w:rPr>
               <w:fldChar w:fldCharType="begin"/>
             </w:r>
             <w:r>
               <w:rPr>
-                <w:noProof/>
                 <w:webHidden/>
               </w:rPr>
               <w:instrText xml:space="preserve"> PAGEREF _Toc188911774 \h </w:instrText>
             </w:r>
             <w:r>
               <w:rPr>
-                <w:noProof/>
-                <w:webHidden/>
-              </w:rPr>
-            </w:r>
-            <w:r>
-              <w:rPr>
-                <w:noProof/>
+                <w:webHidden/>
+              </w:rPr>
+            </w:r>
+            <w:r>
+              <w:rPr>
                 <w:webHidden/>
               </w:rPr>
               <w:fldChar w:fldCharType="separate"/>
             </w:r>
             <w:r>
               <w:rPr>
-                <w:noProof/>
                 <w:webHidden/>
               </w:rPr>
               <w:t>6</w:t>
             </w:r>
             <w:r>
               <w:rPr>
-                <w:noProof/>
                 <w:webHidden/>
               </w:rPr>
               <w:fldChar w:fldCharType="end"/>
@@ -1431,6 +1403,7 @@
               <w:rFonts w:eastAsiaTheme="minorEastAsia"/>
               <w:b w:val="0"/>
               <w:bCs w:val="0"/>
+              <w:noProof w:val="0"/>
               <w:kern w:val="2"/>
               <w:szCs w:val="24"/>
               <w:lang w:eastAsia="de-DE"/>
@@ -1441,6 +1414,7 @@
             <w:r>
               <w:rPr>
                 <w:rStyle w:val="Hyperlink"/>
+                <w:noProof w:val="0"/>
               </w:rPr>
               <w:t>4</w:t>
             </w:r>
@@ -1449,6 +1423,7 @@
                 <w:rFonts w:eastAsiaTheme="minorEastAsia"/>
                 <w:b w:val="0"/>
                 <w:bCs w:val="0"/>
+                <w:noProof w:val="0"/>
                 <w:kern w:val="2"/>
                 <w:szCs w:val="24"/>
                 <w:lang w:eastAsia="de-DE"/>
@@ -1459,46 +1434,54 @@
             <w:r>
               <w:rPr>
                 <w:rStyle w:val="Hyperlink"/>
+                <w:noProof w:val="0"/>
               </w:rPr>
               <w:t>Test und Evaluation</w:t>
             </w:r>
             <w:r>
               <w:rPr>
+                <w:noProof w:val="0"/>
                 <w:webHidden/>
               </w:rPr>
               <w:tab/>
             </w:r>
             <w:r>
               <w:rPr>
+                <w:noProof w:val="0"/>
                 <w:webHidden/>
               </w:rPr>
               <w:fldChar w:fldCharType="begin"/>
             </w:r>
             <w:r>
               <w:rPr>
+                <w:noProof w:val="0"/>
                 <w:webHidden/>
               </w:rPr>
               <w:instrText xml:space="preserve"> PAGEREF _Toc188911775 \h </w:instrText>
             </w:r>
             <w:r>
               <w:rPr>
-                <w:webHidden/>
-              </w:rPr>
-            </w:r>
-            <w:r>
-              <w:rPr>
+                <w:noProof w:val="0"/>
+                <w:webHidden/>
+              </w:rPr>
+            </w:r>
+            <w:r>
+              <w:rPr>
+                <w:noProof w:val="0"/>
                 <w:webHidden/>
               </w:rPr>
               <w:fldChar w:fldCharType="separate"/>
             </w:r>
             <w:r>
               <w:rPr>
+                <w:noProof w:val="0"/>
                 <w:webHidden/>
               </w:rPr>
               <w:t>7</w:t>
             </w:r>
             <w:r>
               <w:rPr>
+                <w:noProof w:val="0"/>
                 <w:webHidden/>
               </w:rPr>
               <w:fldChar w:fldCharType="end"/>
@@ -1510,7 +1493,6 @@
             <w:pStyle w:val="Verzeichnis2"/>
             <w:rPr>
               <w:rFonts w:eastAsiaTheme="minorEastAsia"/>
-              <w:noProof/>
               <w:kern w:val="2"/>
               <w:szCs w:val="24"/>
               <w:lang w:eastAsia="de-DE"/>
@@ -1521,14 +1503,12 @@
             <w:r>
               <w:rPr>
                 <w:rStyle w:val="Hyperlink"/>
-                <w:noProof/>
               </w:rPr>
               <w:t>4.1</w:t>
             </w:r>
             <w:r>
               <w:rPr>
                 <w:rFonts w:eastAsiaTheme="minorEastAsia"/>
-                <w:noProof/>
                 <w:kern w:val="2"/>
                 <w:szCs w:val="24"/>
                 <w:lang w:eastAsia="de-DE"/>
@@ -1539,54 +1519,46 @@
             <w:r>
               <w:rPr>
                 <w:rStyle w:val="Hyperlink"/>
-                <w:noProof/>
               </w:rPr>
               <w:t>Kantendetektion</w:t>
             </w:r>
             <w:r>
               <w:rPr>
-                <w:noProof/>
                 <w:webHidden/>
               </w:rPr>
               <w:tab/>
             </w:r>
             <w:r>
               <w:rPr>
-                <w:noProof/>
                 <w:webHidden/>
               </w:rPr>
               <w:fldChar w:fldCharType="begin"/>
             </w:r>
             <w:r>
               <w:rPr>
-                <w:noProof/>
                 <w:webHidden/>
               </w:rPr>
               <w:instrText xml:space="preserve"> PAGEREF _Toc188911776 \h </w:instrText>
             </w:r>
             <w:r>
               <w:rPr>
-                <w:noProof/>
-                <w:webHidden/>
-              </w:rPr>
-            </w:r>
-            <w:r>
-              <w:rPr>
-                <w:noProof/>
+                <w:webHidden/>
+              </w:rPr>
+            </w:r>
+            <w:r>
+              <w:rPr>
                 <w:webHidden/>
               </w:rPr>
               <w:fldChar w:fldCharType="separate"/>
             </w:r>
             <w:r>
               <w:rPr>
-                <w:noProof/>
                 <w:webHidden/>
               </w:rPr>
               <w:t>7</w:t>
             </w:r>
             <w:r>
               <w:rPr>
-                <w:noProof/>
                 <w:webHidden/>
               </w:rPr>
               <w:fldChar w:fldCharType="end"/>
@@ -1598,7 +1570,6 @@
             <w:pStyle w:val="Verzeichnis2"/>
             <w:rPr>
               <w:rFonts w:eastAsiaTheme="minorEastAsia"/>
-              <w:noProof/>
               <w:kern w:val="2"/>
               <w:szCs w:val="24"/>
               <w:lang w:eastAsia="de-DE"/>
@@ -1609,14 +1580,12 @@
             <w:r>
               <w:rPr>
                 <w:rStyle w:val="Hyperlink"/>
-                <w:noProof/>
               </w:rPr>
               <w:t>4.2</w:t>
             </w:r>
             <w:r>
               <w:rPr>
                 <w:rFonts w:eastAsiaTheme="minorEastAsia"/>
-                <w:noProof/>
                 <w:kern w:val="2"/>
                 <w:szCs w:val="24"/>
                 <w:lang w:eastAsia="de-DE"/>
@@ -1627,54 +1596,46 @@
             <w:r>
               <w:rPr>
                 <w:rStyle w:val="Hyperlink"/>
-                <w:noProof/>
               </w:rPr>
               <w:t>Farbkorrektur</w:t>
             </w:r>
             <w:r>
               <w:rPr>
-                <w:noProof/>
                 <w:webHidden/>
               </w:rPr>
               <w:tab/>
             </w:r>
             <w:r>
               <w:rPr>
-                <w:noProof/>
                 <w:webHidden/>
               </w:rPr>
               <w:fldChar w:fldCharType="begin"/>
             </w:r>
             <w:r>
               <w:rPr>
-                <w:noProof/>
                 <w:webHidden/>
               </w:rPr>
               <w:instrText xml:space="preserve"> PAGEREF _Toc188911777 \h </w:instrText>
             </w:r>
             <w:r>
               <w:rPr>
-                <w:noProof/>
-                <w:webHidden/>
-              </w:rPr>
-            </w:r>
-            <w:r>
-              <w:rPr>
-                <w:noProof/>
+                <w:webHidden/>
+              </w:rPr>
+            </w:r>
+            <w:r>
+              <w:rPr>
                 <w:webHidden/>
               </w:rPr>
               <w:fldChar w:fldCharType="separate"/>
             </w:r>
             <w:r>
               <w:rPr>
-                <w:noProof/>
                 <w:webHidden/>
               </w:rPr>
               <w:t>7</w:t>
             </w:r>
             <w:r>
               <w:rPr>
-                <w:noProof/>
                 <w:webHidden/>
               </w:rPr>
               <w:fldChar w:fldCharType="end"/>
@@ -1686,7 +1647,6 @@
             <w:pStyle w:val="Verzeichnis2"/>
             <w:rPr>
               <w:rFonts w:eastAsiaTheme="minorEastAsia"/>
-              <w:noProof/>
               <w:kern w:val="2"/>
               <w:szCs w:val="24"/>
               <w:lang w:eastAsia="de-DE"/>
@@ -1697,14 +1657,12 @@
             <w:r>
               <w:rPr>
                 <w:rStyle w:val="Hyperlink"/>
-                <w:noProof/>
               </w:rPr>
               <w:t>4.3</w:t>
             </w:r>
             <w:r>
               <w:rPr>
                 <w:rFonts w:eastAsiaTheme="minorEastAsia"/>
-                <w:noProof/>
                 <w:kern w:val="2"/>
                 <w:szCs w:val="24"/>
                 <w:lang w:eastAsia="de-DE"/>
@@ -1715,54 +1673,46 @@
             <w:r>
               <w:rPr>
                 <w:rStyle w:val="Hyperlink"/>
-                <w:noProof/>
               </w:rPr>
               <w:t>Farberkennung</w:t>
             </w:r>
             <w:r>
               <w:rPr>
-                <w:noProof/>
                 <w:webHidden/>
               </w:rPr>
               <w:tab/>
             </w:r>
             <w:r>
               <w:rPr>
-                <w:noProof/>
                 <w:webHidden/>
               </w:rPr>
               <w:fldChar w:fldCharType="begin"/>
             </w:r>
             <w:r>
               <w:rPr>
-                <w:noProof/>
                 <w:webHidden/>
               </w:rPr>
               <w:instrText xml:space="preserve"> PAGEREF _Toc188911778 \h </w:instrText>
             </w:r>
             <w:r>
               <w:rPr>
-                <w:noProof/>
-                <w:webHidden/>
-              </w:rPr>
-            </w:r>
-            <w:r>
-              <w:rPr>
-                <w:noProof/>
+                <w:webHidden/>
+              </w:rPr>
+            </w:r>
+            <w:r>
+              <w:rPr>
                 <w:webHidden/>
               </w:rPr>
               <w:fldChar w:fldCharType="separate"/>
             </w:r>
             <w:r>
               <w:rPr>
-                <w:noProof/>
                 <w:webHidden/>
               </w:rPr>
               <w:t>7</w:t>
             </w:r>
             <w:r>
               <w:rPr>
-                <w:noProof/>
                 <w:webHidden/>
               </w:rPr>
               <w:fldChar w:fldCharType="end"/>
@@ -1776,6 +1726,7 @@
               <w:rFonts w:eastAsiaTheme="minorEastAsia"/>
               <w:b w:val="0"/>
               <w:bCs w:val="0"/>
+              <w:noProof w:val="0"/>
               <w:kern w:val="2"/>
               <w:szCs w:val="24"/>
               <w:lang w:eastAsia="de-DE"/>
@@ -1786,6 +1737,7 @@
             <w:r>
               <w:rPr>
                 <w:rStyle w:val="Hyperlink"/>
+                <w:noProof w:val="0"/>
               </w:rPr>
               <w:t>5</w:t>
             </w:r>
@@ -1794,6 +1746,7 @@
                 <w:rFonts w:eastAsiaTheme="minorEastAsia"/>
                 <w:b w:val="0"/>
                 <w:bCs w:val="0"/>
+                <w:noProof w:val="0"/>
                 <w:kern w:val="2"/>
                 <w:szCs w:val="24"/>
                 <w:lang w:eastAsia="de-DE"/>
@@ -1804,46 +1757,54 @@
             <w:r>
               <w:rPr>
                 <w:rStyle w:val="Hyperlink"/>
+                <w:noProof w:val="0"/>
               </w:rPr>
               <w:t>Literaturverzeichnis</w:t>
             </w:r>
             <w:r>
               <w:rPr>
+                <w:noProof w:val="0"/>
                 <w:webHidden/>
               </w:rPr>
               <w:tab/>
             </w:r>
             <w:r>
               <w:rPr>
+                <w:noProof w:val="0"/>
                 <w:webHidden/>
               </w:rPr>
               <w:fldChar w:fldCharType="begin"/>
             </w:r>
             <w:r>
               <w:rPr>
+                <w:noProof w:val="0"/>
                 <w:webHidden/>
               </w:rPr>
               <w:instrText xml:space="preserve"> PAGEREF _Toc188911779 \h </w:instrText>
             </w:r>
             <w:r>
               <w:rPr>
-                <w:webHidden/>
-              </w:rPr>
-            </w:r>
-            <w:r>
-              <w:rPr>
+                <w:noProof w:val="0"/>
+                <w:webHidden/>
+              </w:rPr>
+            </w:r>
+            <w:r>
+              <w:rPr>
+                <w:noProof w:val="0"/>
                 <w:webHidden/>
               </w:rPr>
               <w:fldChar w:fldCharType="separate"/>
             </w:r>
             <w:r>
               <w:rPr>
+                <w:noProof w:val="0"/>
                 <w:webHidden/>
               </w:rPr>
               <w:t>III</w:t>
             </w:r>
             <w:r>
               <w:rPr>
+                <w:noProof w:val="0"/>
                 <w:webHidden/>
               </w:rPr>
               <w:fldChar w:fldCharType="end"/>
@@ -1857,6 +1818,7 @@
               <w:rFonts w:eastAsiaTheme="minorEastAsia"/>
               <w:b w:val="0"/>
               <w:bCs w:val="0"/>
+              <w:noProof w:val="0"/>
               <w:kern w:val="2"/>
               <w:szCs w:val="24"/>
               <w:lang w:eastAsia="de-DE"/>
@@ -1867,6 +1829,7 @@
             <w:r>
               <w:rPr>
                 <w:rStyle w:val="Hyperlink"/>
+                <w:noProof w:val="0"/>
               </w:rPr>
               <w:t>6</w:t>
             </w:r>
@@ -1875,6 +1838,7 @@
                 <w:rFonts w:eastAsiaTheme="minorEastAsia"/>
                 <w:b w:val="0"/>
                 <w:bCs w:val="0"/>
+                <w:noProof w:val="0"/>
                 <w:kern w:val="2"/>
                 <w:szCs w:val="24"/>
                 <w:lang w:eastAsia="de-DE"/>
@@ -1885,46 +1849,54 @@
             <w:r>
               <w:rPr>
                 <w:rStyle w:val="Hyperlink"/>
+                <w:noProof w:val="0"/>
               </w:rPr>
               <w:t>Abbildungsverzeichnis</w:t>
             </w:r>
             <w:r>
               <w:rPr>
+                <w:noProof w:val="0"/>
                 <w:webHidden/>
               </w:rPr>
               <w:tab/>
             </w:r>
             <w:r>
               <w:rPr>
+                <w:noProof w:val="0"/>
                 <w:webHidden/>
               </w:rPr>
               <w:fldChar w:fldCharType="begin"/>
             </w:r>
             <w:r>
               <w:rPr>
+                <w:noProof w:val="0"/>
                 <w:webHidden/>
               </w:rPr>
               <w:instrText xml:space="preserve"> PAGEREF _Toc188911780 \h </w:instrText>
             </w:r>
             <w:r>
               <w:rPr>
-                <w:webHidden/>
-              </w:rPr>
-            </w:r>
-            <w:r>
-              <w:rPr>
+                <w:noProof w:val="0"/>
+                <w:webHidden/>
+              </w:rPr>
+            </w:r>
+            <w:r>
+              <w:rPr>
+                <w:noProof w:val="0"/>
                 <w:webHidden/>
               </w:rPr>
               <w:fldChar w:fldCharType="separate"/>
             </w:r>
             <w:r>
               <w:rPr>
+                <w:noProof w:val="0"/>
                 <w:webHidden/>
               </w:rPr>
               <w:t>IV</w:t>
             </w:r>
             <w:r>
               <w:rPr>
+                <w:noProof w:val="0"/>
                 <w:webHidden/>
               </w:rPr>
               <w:fldChar w:fldCharType="end"/>
@@ -1970,460 +1942,151 @@
       <w:pPr>
         <w:pStyle w:val="berschrift1"/>
       </w:pPr>
-      <w:bookmarkStart w:id="0" w:name="_Toc188911763"/>
-      <w:proofErr w:type="spellStart"/>
       <w:r>
         <w:lastRenderedPageBreak/>
-        <w:t>Indroduction</w:t>
-      </w:r>
-      <w:bookmarkEnd w:id="0"/>
-      <w:proofErr w:type="spellEnd"/>
+        <w:t>Introduction</w:t>
+      </w:r>
     </w:p>
     <w:p>
       <w:pPr>
-        <w:pStyle w:val="berschrift1"/>
-      </w:pPr>
-      <w:bookmarkStart w:id="1" w:name="_Toc188911764"/>
-      <w:r>
-        <w:t xml:space="preserve">Technical </w:t>
-      </w:r>
-      <w:proofErr w:type="spellStart"/>
-      <w:r>
-        <w:t>background</w:t>
-      </w:r>
-      <w:bookmarkEnd w:id="1"/>
-      <w:proofErr w:type="spellEnd"/>
+        <w:rPr>
+          <w:lang w:eastAsia="de-DE"/>
+        </w:rPr>
+      </w:pPr>
+      <w:bookmarkStart w:id="0" w:name="_Toc188911764"/>
+      <w:r>
+        <w:rPr>
+          <w:rFonts w:ascii="Times New Roman" w:eastAsia="Times New Roman" w:hAnsi="Times New Roman" w:cs="Times New Roman"/>
+          <w:szCs w:val="24"/>
+          <w:lang w:eastAsia="de-DE"/>
+        </w:rPr>
+        <w:t xml:space="preserve">In </w:t>
+      </w:r>
+      <w:r>
+        <w:rPr>
+          <w:lang w:eastAsia="de-DE"/>
+        </w:rPr>
+        <w:t xml:space="preserve">today's digital world, the visual processing of information plays a crucial role. These technologies enable machines to interpret and react to their environment. </w:t>
+      </w:r>
     </w:p>
     <w:p>
       <w:pPr>
-        <w:pStyle w:val="berschrift2"/>
-      </w:pPr>
-      <w:bookmarkStart w:id="2" w:name="_Toc188911765"/>
-      <w:r>
-        <w:t xml:space="preserve">Edge </w:t>
-      </w:r>
-      <w:proofErr w:type="spellStart"/>
-      <w:r>
-        <w:t>Detection</w:t>
-      </w:r>
-      <w:bookmarkEnd w:id="2"/>
-      <w:proofErr w:type="spellEnd"/>
+        <w:keepNext/>
+      </w:pPr>
+      <w:r>
+        <w:rPr>
+          <w:lang w:eastAsia="de-DE"/>
+        </w:rPr>
+        <w:t xml:space="preserve">The present project was developed as part of the </w:t>
+      </w:r>
+      <w:r>
+        <w:rPr>
+          <w:lang w:eastAsia="de-DE"/>
+        </w:rPr>
+        <w:t>lecture</w:t>
+      </w:r>
+      <w:r>
+        <w:rPr>
+          <w:lang w:eastAsia="de-DE"/>
+        </w:rPr>
+        <w:t xml:space="preserve"> “Computer and Robot Vision” and aims to realize the color recognition of the faces of a Rubik's Cube. The Rubik's Cube poses a number of challenges for color detection, such as different colors of different cubes, similar hues of two colors (red, orange) and different reflection conditions of the colors. Thus, a wide range of different methods and techniques of image processing must be applied to realize a reliable detection under different conditions.</w:t>
+      </w:r>
+      <w:r>
+        <w:t xml:space="preserve"> </w:t>
+      </w:r>
+      <w:r>
+        <w:drawing>
+          <wp:inline distT="0" distB="0" distL="0" distR="0" wp14:anchorId="68578263" wp14:editId="72859D1C">
+            <wp:extent cx="5257800" cy="2466975"/>
+            <wp:effectExtent l="0" t="0" r="0" b="9525"/>
+            <wp:docPr id="1333413905" name="Grafik 19"/>
+            <wp:cNvGraphicFramePr>
+              <a:graphicFrameLocks xmlns:a="http://schemas.openxmlformats.org/drawingml/2006/main" noChangeAspect="1"/>
+            </wp:cNvGraphicFramePr>
+            <a:graphic xmlns:a="http://schemas.openxmlformats.org/drawingml/2006/main">
+              <a:graphicData uri="http://schemas.openxmlformats.org/drawingml/2006/picture">
+                <pic:pic xmlns:pic="http://schemas.openxmlformats.org/drawingml/2006/picture">
+                  <pic:nvPicPr>
+                    <pic:cNvPr id="0" name="Picture 1"/>
+                    <pic:cNvPicPr>
+                      <a:picLocks noChangeAspect="1" noChangeArrowheads="1"/>
+                    </pic:cNvPicPr>
+                  </pic:nvPicPr>
+                  <pic:blipFill rotWithShape="1">
+                    <a:blip r:embed="rId15" cstate="print">
+                      <a:extLst>
+                        <a:ext uri="{28A0092B-C50C-407E-A947-70E740481C1C}">
+                          <a14:useLocalDpi xmlns:a14="http://schemas.microsoft.com/office/drawing/2010/main" val="0"/>
+                        </a:ext>
+                      </a:extLst>
+                    </a:blip>
+                    <a:srcRect l="181" r="-1" b="16721"/>
+                    <a:stretch/>
+                  </pic:blipFill>
+                  <pic:spPr bwMode="auto">
+                    <a:xfrm>
+                      <a:off x="0" y="0"/>
+                      <a:ext cx="5257800" cy="2466975"/>
+                    </a:xfrm>
+                    <a:prstGeom prst="rect">
+                      <a:avLst/>
+                    </a:prstGeom>
+                    <a:noFill/>
+                    <a:ln>
+                      <a:noFill/>
+                    </a:ln>
+                    <a:extLst>
+                      <a:ext uri="{53640926-AAD7-44D8-BBD7-CCE9431645EC}">
+                        <a14:shadowObscured xmlns:a14="http://schemas.microsoft.com/office/drawing/2010/main"/>
+                      </a:ext>
+                    </a:extLst>
+                  </pic:spPr>
+                </pic:pic>
+              </a:graphicData>
+            </a:graphic>
+          </wp:inline>
+        </w:drawing>
+      </w:r>
     </w:p>
     <w:p>
       <w:pPr>
-        <w:pStyle w:val="berschrift2"/>
-      </w:pPr>
-      <w:bookmarkStart w:id="3" w:name="_Toc188911766"/>
-      <w:r>
-        <w:t xml:space="preserve">Color </w:t>
-      </w:r>
-      <w:proofErr w:type="spellStart"/>
-      <w:r>
-        <w:t>correction</w:t>
-      </w:r>
-      <w:bookmarkEnd w:id="3"/>
-      <w:proofErr w:type="spellEnd"/>
+        <w:pStyle w:val="Beschriftung"/>
+      </w:pPr>
+      <w:r>
+        <w:t xml:space="preserve">Figure </w:t>
+      </w:r>
+      <w:r>
+        <w:fldChar w:fldCharType="begin"/>
+      </w:r>
+      <w:r>
+        <w:instrText xml:space="preserve"> SEQ Figure \* ARABIC </w:instrText>
+      </w:r>
+      <w:r>
+        <w:fldChar w:fldCharType="separate"/>
+      </w:r>
+      <w:r>
+        <w:t>1</w:t>
+      </w:r>
+      <w:r>
+        <w:fldChar w:fldCharType="end"/>
+      </w:r>
+      <w:r>
+        <w:t>: Image of Rubiks Cube under lab conditions</w:t>
+      </w:r>
     </w:p>
     <w:p>
       <w:pPr>
-        <w:pStyle w:val="berschrift2"/>
-      </w:pPr>
-      <w:bookmarkStart w:id="4" w:name="_Toc188911767"/>
-      <w:r>
-        <w:t xml:space="preserve">Color </w:t>
-      </w:r>
-      <w:proofErr w:type="spellStart"/>
-      <w:r>
-        <w:t>detection</w:t>
-      </w:r>
-      <w:bookmarkEnd w:id="4"/>
-      <w:proofErr w:type="spellEnd"/>
+        <w:rPr>
+          <w:lang w:eastAsia="de-DE"/>
+        </w:rPr>
+      </w:pPr>
+      <w:r>
+        <w:rPr>
+          <w:lang w:eastAsia="de-DE"/>
+        </w:rPr>
+        <w:t>This documentation describes the approach, methods and results of the project. Starting with a theoretical introduction to relevant color models and image processing methods, the development and implementation of the color detection system is then discussed. Finally, the results are evaluated and possible improvements and extensions are discussed.</w:t>
+      </w:r>
     </w:p>
-    <w:p>
-      <w:pPr>
-        <w:pStyle w:val="berschrift3"/>
-      </w:pPr>
-      <w:bookmarkStart w:id="5" w:name="_Toc188911768"/>
-      <w:r>
-        <w:t>HSV-</w:t>
-      </w:r>
-      <w:proofErr w:type="spellStart"/>
-      <w:r>
-        <w:t>Colorspace</w:t>
-      </w:r>
-      <w:bookmarkEnd w:id="5"/>
-      <w:proofErr w:type="spellEnd"/>
-    </w:p>
-    <w:p>
-      <w:r>
-        <w:t>Der HSV-Farbraum (Hue, Saturation, Value) ist eine weit verbreitete Methode zur Farbrepräsentation in der Bildverarbeitung. Er basiert auf einem zylindrischen Koordinatensystem, das Farben intuitiver darstellt als der RGB-Farbraum, der primär aus den Grundfarben Rot, Grün und Blau besteht. Durch seine Struktur bietet der HSV-Farbraum erhebliche Vorteile, insbesondere bei Aufgaben der Farbdetektion.</w:t>
-      </w:r>
-    </w:p>
-    <w:p>
-      <w:pPr>
-        <w:numPr>
-          <w:ilvl w:val="0"/>
-          <w:numId w:val="14"/>
-        </w:numPr>
-      </w:pPr>
-      <w:r>
-        <w:rPr>
-          <w:b/>
-          <w:bCs/>
-        </w:rPr>
-        <w:t>Hue (Farbton)</w:t>
-      </w:r>
-      <w:r>
-        <w:t>:</w:t>
-      </w:r>
-    </w:p>
-    <w:p>
-      <w:pPr>
-        <w:numPr>
-          <w:ilvl w:val="1"/>
-          <w:numId w:val="14"/>
-        </w:numPr>
-      </w:pPr>
-      <w:r>
-        <w:t>Hue beschreibt die Farbe selbst und wird als Winkel auf einem Farbkreis angegeben (0° bis 360°). Beispielsweise repräsentiert 0° Rot, 120° Grün und 240° Blau.</w:t>
-      </w:r>
-    </w:p>
-    <w:p>
-      <w:pPr>
-        <w:numPr>
-          <w:ilvl w:val="0"/>
-          <w:numId w:val="14"/>
-        </w:numPr>
-      </w:pPr>
-      <w:r>
-        <w:rPr>
-          <w:b/>
-          <w:bCs/>
-        </w:rPr>
-        <w:t>Saturation (Sättigung)</w:t>
-      </w:r>
-      <w:r>
-        <w:t>:</w:t>
-      </w:r>
-    </w:p>
-    <w:p>
-      <w:pPr>
-        <w:numPr>
-          <w:ilvl w:val="1"/>
-          <w:numId w:val="14"/>
-        </w:numPr>
-      </w:pPr>
-      <w:r>
-        <w:t>Saturation gibt an, wie "rein" eine Farbe ist. Eine hohe Sättigung bedeutet eine intensive Farbe, während eine niedrige Sättigung auf eine graue, entsättigte Farbe hinweist. Die Sättigung wird als Wert zwischen 0 und 1 (oder 0–100 %) dargestellt.</w:t>
-      </w:r>
-    </w:p>
-    <w:p>
-      <w:pPr>
-        <w:numPr>
-          <w:ilvl w:val="0"/>
-          <w:numId w:val="14"/>
-        </w:numPr>
-      </w:pPr>
-      <w:r>
-        <w:rPr>
-          <w:b/>
-          <w:bCs/>
-        </w:rPr>
-        <w:t>Value (Helligkeit)</w:t>
-      </w:r>
-      <w:r>
-        <w:t>:</w:t>
-      </w:r>
-    </w:p>
-    <w:p>
-      <w:pPr>
-        <w:numPr>
-          <w:ilvl w:val="1"/>
-          <w:numId w:val="14"/>
-        </w:numPr>
-      </w:pPr>
-      <w:r>
-        <w:t>Value beschreibt die Helligkeit oder Intensität einer Farbe, ebenfalls mit einem Wertebereich von 0 bis 1 (oder 0–100 %). Ein Value von 0 bedeutet Schwarz, während ein Value von 1 die maximale Helligkeit darstellt.</w:t>
-      </w:r>
-    </w:p>
-    <w:p>
-      <w:pPr>
-        <w:rPr>
-          <w:b/>
-          <w:bCs/>
-        </w:rPr>
-      </w:pPr>
-      <w:r>
-        <w:rPr>
-          <w:b/>
-          <w:bCs/>
-        </w:rPr>
-        <w:t>Vorteile des HSV-Farbraums bei der Farbdetektion</w:t>
-      </w:r>
-    </w:p>
-    <w:p>
-      <w:pPr>
-        <w:numPr>
-          <w:ilvl w:val="0"/>
-          <w:numId w:val="15"/>
-        </w:numPr>
-      </w:pPr>
-      <w:r>
-        <w:rPr>
-          <w:b/>
-          <w:bCs/>
-        </w:rPr>
-        <w:t>Entkopplung von Farbe und Helligkeit</w:t>
-      </w:r>
-      <w:r>
-        <w:t>:</w:t>
-      </w:r>
-    </w:p>
-    <w:p>
-      <w:pPr>
-        <w:numPr>
-          <w:ilvl w:val="1"/>
-          <w:numId w:val="15"/>
-        </w:numPr>
-      </w:pPr>
-      <w:r>
-        <w:lastRenderedPageBreak/>
-        <w:t>Im Gegensatz zum RGB-Farbraum trennt der HSV-Farbraum den Farbton (Hue) klar von der Helligkeit (Value). Dies erleichtert die Detektion spezifischer Farben, da diese nicht von Beleuchtungsveränderungen oder Schatten beeinflusst werden. Beispielsweise können rote Objekte erkannt werden, selbst wenn sie unter verschiedenen Lichtbedingungen auftreten.</w:t>
-      </w:r>
-    </w:p>
-    <w:p>
-      <w:pPr>
-        <w:numPr>
-          <w:ilvl w:val="0"/>
-          <w:numId w:val="15"/>
-        </w:numPr>
-      </w:pPr>
-      <w:r>
-        <w:rPr>
-          <w:b/>
-          <w:bCs/>
-        </w:rPr>
-        <w:t>Intuitive Farbbeschreibung</w:t>
-      </w:r>
-      <w:r>
-        <w:t>:</w:t>
-      </w:r>
-    </w:p>
-    <w:p>
-      <w:pPr>
-        <w:numPr>
-          <w:ilvl w:val="1"/>
-          <w:numId w:val="15"/>
-        </w:numPr>
-      </w:pPr>
-      <w:r>
-        <w:t>Der HSV-Farbraum entspricht eher der menschlichen Wahrnehmung von Farben. Durch die Verwendung von Farbton und Sättigung lassen sich Farbgrenzen einfacher definieren. So kann beispielsweise ein Farbbereich für Blau als 200° bis 250° (Hue) mit einer minimalen Sättigung und einem ausreichenden Helligkeitswert spezifiziert werden.</w:t>
-      </w:r>
-    </w:p>
-    <w:p>
-      <w:pPr>
-        <w:numPr>
-          <w:ilvl w:val="0"/>
-          <w:numId w:val="15"/>
-        </w:numPr>
-      </w:pPr>
-      <w:r>
-        <w:rPr>
-          <w:b/>
-          <w:bCs/>
-        </w:rPr>
-        <w:t>Effiziente Filterung von Farben</w:t>
-      </w:r>
-      <w:r>
-        <w:t>:</w:t>
-      </w:r>
-    </w:p>
-    <w:p>
-      <w:pPr>
-        <w:numPr>
-          <w:ilvl w:val="1"/>
-          <w:numId w:val="15"/>
-        </w:numPr>
-      </w:pPr>
-      <w:r>
-        <w:t>Dank der separaten Achsen für Farbton, Sättigung und Helligkeit können Farben gezielt gefiltert werden. In der Bildverarbeitung ist es üblich, einen HSV-Maskierungsprozess zu verwenden, um Pixel mit gewünschten Eigenschaften zu extrahieren und andere zu ignorieren.</w:t>
-      </w:r>
-    </w:p>
-    <w:p>
-      <w:pPr>
-        <w:numPr>
-          <w:ilvl w:val="0"/>
-          <w:numId w:val="15"/>
-        </w:numPr>
-      </w:pPr>
-      <w:r>
-        <w:rPr>
-          <w:b/>
-          <w:bCs/>
-        </w:rPr>
-        <w:t>Robustheit gegen Beleuchtungsänderungen</w:t>
-      </w:r>
-      <w:r>
-        <w:t>:</w:t>
-      </w:r>
-    </w:p>
-    <w:p>
-      <w:pPr>
-        <w:numPr>
-          <w:ilvl w:val="1"/>
-          <w:numId w:val="15"/>
-        </w:numPr>
-      </w:pPr>
-      <w:r>
-        <w:t>Da der Farbton im HSV-Farbraum unabhängig von der Beleuchtung bleibt, ist der HSV-Farbraum besonders robust bei variierenden Lichtverhältnissen. Dies ist in realen Anwendungen, wie der Objekterkennung oder der robotischen Navigation, von großem Vorteil.</w:t>
-      </w:r>
-    </w:p>
-    <w:p>
-      <w:pPr>
-        <w:numPr>
-          <w:ilvl w:val="0"/>
-          <w:numId w:val="15"/>
-        </w:numPr>
-      </w:pPr>
-      <w:r>
-        <w:rPr>
-          <w:b/>
-          <w:bCs/>
-        </w:rPr>
-        <w:t>Einfache Implementierung von Schwellenwerten</w:t>
-      </w:r>
-      <w:r>
-        <w:t>:</w:t>
-      </w:r>
-    </w:p>
-    <w:p>
-      <w:pPr>
-        <w:numPr>
-          <w:ilvl w:val="1"/>
-          <w:numId w:val="15"/>
-        </w:numPr>
-      </w:pPr>
-      <w:r>
-        <w:t xml:space="preserve">Durch die einfache Segmentierungsmöglichkeit können klare Schwellenwerte für jeden der drei Parameter (Hue, Saturation, Value) definiert werden. Diese Schwellenwerte können gezielt zur Segmentierung bestimmter Farbbereiche genutzt werden, </w:t>
-      </w:r>
-      <w:r>
-        <w:lastRenderedPageBreak/>
-        <w:t>beispielsweise für Verkehrszeichen oder Fruchtanalyse in der Landwirtschaft.</w:t>
-      </w:r>
-    </w:p>
-    <w:p>
-      <w:pPr>
-        <w:rPr>
-          <w:b/>
-          <w:bCs/>
-        </w:rPr>
-      </w:pPr>
-      <w:r>
-        <w:rPr>
-          <w:b/>
-          <w:bCs/>
-        </w:rPr>
-        <w:t>Anwendungen des HSV-Farbraums</w:t>
-      </w:r>
-    </w:p>
-    <w:p>
-      <w:r>
-        <w:t>Der HSV-Farbraum findet breite Anwendung in vielen Bereichen der Bildverarbeitung, darunter:</w:t>
-      </w:r>
-    </w:p>
-    <w:p>
-      <w:pPr>
-        <w:numPr>
-          <w:ilvl w:val="0"/>
-          <w:numId w:val="16"/>
-        </w:numPr>
-      </w:pPr>
-      <w:r>
-        <w:rPr>
-          <w:b/>
-          <w:bCs/>
-        </w:rPr>
-        <w:t>Objekterkennung</w:t>
-      </w:r>
-      <w:r>
-        <w:t>: Zum Beispiel zur Detektion von Verkehrszeichen oder Markierungen.</w:t>
-      </w:r>
-    </w:p>
-    <w:p>
-      <w:pPr>
-        <w:numPr>
-          <w:ilvl w:val="0"/>
-          <w:numId w:val="16"/>
-        </w:numPr>
-      </w:pPr>
-      <w:r>
-        <w:rPr>
-          <w:b/>
-          <w:bCs/>
-        </w:rPr>
-        <w:t>Bildbearbeitung</w:t>
-      </w:r>
-      <w:r>
-        <w:t>: Zur selektiven Farbmanipulation.</w:t>
-      </w:r>
-    </w:p>
-    <w:p>
-      <w:pPr>
-        <w:numPr>
-          <w:ilvl w:val="0"/>
-          <w:numId w:val="16"/>
-        </w:numPr>
-      </w:pPr>
-      <w:r>
-        <w:rPr>
-          <w:b/>
-          <w:bCs/>
-        </w:rPr>
-        <w:t>Medizinische Bildverarbeitung</w:t>
-      </w:r>
-      <w:r>
-        <w:t>: Um Gewebearten anhand von Farbcharakteristika zu differenzieren.</w:t>
-      </w:r>
-    </w:p>
-    <w:p>
-      <w:pPr>
-        <w:numPr>
-          <w:ilvl w:val="0"/>
-          <w:numId w:val="16"/>
-        </w:numPr>
-      </w:pPr>
-      <w:r>
-        <w:rPr>
-          <w:b/>
-          <w:bCs/>
-        </w:rPr>
-        <w:t>Automatisierung und Robotik</w:t>
-      </w:r>
-      <w:r>
-        <w:t>: Zur Orientierung in farblich kodierten Umgebungen.</w:t>
-      </w:r>
-    </w:p>
-    <w:p>
-      <w:pPr>
-        <w:rPr>
-          <w:b/>
-          <w:bCs/>
-        </w:rPr>
-      </w:pPr>
-      <w:r>
-        <w:rPr>
-          <w:b/>
-          <w:bCs/>
-        </w:rPr>
-        <w:t>Fazit</w:t>
-      </w:r>
-    </w:p>
-    <w:p>
-      <w:r>
-        <w:t>Der HSV-Farbraum bietet durch seine intuitive Struktur und die Entkopplung von Farbton, Sättigung und Helligkeit signifikante Vorteile bei der Farbdetektion. Diese Eigenschaften machen ihn zu einer idealen Wahl für zahlreiche Anwendungen in der Bildverarbeitung und darüber hinaus. Seine Robustheit gegen Beleuchtungsveränderungen und die einfache Implementierung von Farbfiltern unterstreichen seine Bedeutung als grundlegendes Werkzeug für moderne Technologien.</w:t>
-      </w:r>
-    </w:p>
-    <w:p/>
     <w:p>
       <w:pPr>
         <w:spacing w:before="0" w:after="160" w:line="259" w:lineRule="auto"/>
@@ -2443,33 +2106,2573 @@
       <w:pPr>
         <w:pStyle w:val="berschrift1"/>
       </w:pPr>
-      <w:bookmarkStart w:id="6" w:name="_Toc188911769"/>
-      <w:proofErr w:type="spellStart"/>
       <w:r>
         <w:lastRenderedPageBreak/>
-        <w:t>Program</w:t>
-      </w:r>
-      <w:proofErr w:type="spellEnd"/>
-      <w:r>
-        <w:t xml:space="preserve"> </w:t>
-      </w:r>
-      <w:proofErr w:type="spellStart"/>
-      <w:r>
-        <w:t>structre</w:t>
-      </w:r>
-      <w:bookmarkEnd w:id="6"/>
-      <w:proofErr w:type="spellEnd"/>
+        <w:t>Technical background</w:t>
+      </w:r>
+      <w:bookmarkEnd w:id="0"/>
     </w:p>
     <w:p>
       <w:pPr>
+        <w:pStyle w:val="berschrift2"/>
+      </w:pPr>
+      <w:bookmarkStart w:id="1" w:name="_Toc188911765"/>
+      <w:r>
+        <w:t>Edge Detection</w:t>
+      </w:r>
+      <w:bookmarkEnd w:id="1"/>
+    </w:p>
+    <w:p/>
+    <w:p>
+      <w:pPr>
+        <w:pStyle w:val="berschrift2"/>
+      </w:pPr>
+      <w:bookmarkStart w:id="2" w:name="_Toc188911766"/>
+      <w:r>
+        <w:t>Color correction</w:t>
+      </w:r>
+      <w:bookmarkEnd w:id="2"/>
+    </w:p>
+    <w:p>
+      <w:pPr>
         <w:rPr>
-          <w:lang w:val="en-US"/>
+          <w:lang w:val="de-DE"/>
         </w:rPr>
       </w:pPr>
       <w:r>
         <w:rPr>
-          <w:noProof/>
+          <w:lang w:val="de-DE"/>
         </w:rPr>
+        <w:t>Da die Farbdetektion der e</w:t>
+      </w:r>
+      <w:r>
+        <w:rPr>
+          <w:lang w:val="de-DE"/>
+        </w:rPr>
+        <w:t xml:space="preserve">inzelnen Flächen auch unter verschiedenen Beleuchtungsbedingungen funktionieren soll wird eine sogenannte Farbkorrektur eingesetzt. Dies ist notwendig, da die entsprechenden Farbbereiche der einzelnen Farben unter neutralem, hellem Licht definiert werden. Ändert sich nun die Lichtfarbe, so ändern sich auch entsprechend die Farbwerte der Flächen, sodass diese möglicherweise in andere Farbbereiche rutschen oder sogar außerhalb der definierten Farbbereiche liegen. So erscheint die weiße Fläche unter blauem Licht auch bläulich. Dabei soll die Farbkorrektur </w:t>
+      </w:r>
+      <w:r>
+        <w:rPr>
+          <w:lang w:val="de-DE"/>
+        </w:rPr>
+        <w:t>Abhilfe</w:t>
+      </w:r>
+      <w:r>
+        <w:rPr>
+          <w:lang w:val="de-DE"/>
+        </w:rPr>
+        <w:t xml:space="preserve"> schaffen und die Farbe wieder in</w:t>
+      </w:r>
+      <w:r>
+        <w:rPr>
+          <w:lang w:val="de-DE"/>
+        </w:rPr>
+        <w:t xml:space="preserve"> neutrale Farben zurücktransformieren. Die Korrektur findet im RGB-Farbraum statt.</w:t>
+      </w:r>
+    </w:p>
+    <w:p>
+      <w:pPr>
+        <w:rPr>
+          <w:rFonts w:eastAsiaTheme="minorEastAsia"/>
+          <w:lang w:val="de-DE"/>
+        </w:rPr>
+      </w:pPr>
+      <w:r>
+        <w:rPr>
+          <w:lang w:val="de-DE"/>
+        </w:rPr>
+        <w:t xml:space="preserve">Zur Farbkorrektur wird eine möglichst gleichmäßig graue Fläche im Ursprungsbild benötigt, um die ground truth werte zu bestimmen. In der grauen Fläche sollten die einzelnen Farbkanäle gleichstark ausgeprägt sein. Mithilfe des Histogramms dieser Fläche lassen sich die </w:t>
+      </w:r>
+      <w:r>
+        <w:rPr>
+          <w:lang w:val="de-DE"/>
+        </w:rPr>
+        <w:t>Ground Truth</w:t>
+      </w:r>
+      <w:r>
+        <w:rPr>
+          <w:lang w:val="de-DE"/>
+        </w:rPr>
+        <w:t xml:space="preserve"> </w:t>
+      </w:r>
+      <w:r>
+        <w:rPr>
+          <w:lang w:val="de-DE"/>
+        </w:rPr>
+        <w:t>Werte der einzelnen Farbkanäle bestimmen</w:t>
+      </w:r>
+      <w:r>
+        <w:rPr>
+          <w:lang w:val="de-DE"/>
+        </w:rPr>
+        <w:t xml:space="preserve">: </w:t>
+      </w:r>
+    </w:p>
+    <w:p>
+      <w:pPr>
+        <w:rPr>
+          <w:rFonts w:eastAsiaTheme="minorEastAsia"/>
+          <w:lang w:val="de-DE"/>
+        </w:rPr>
+      </w:pPr>
+      <m:oMathPara>
+        <m:oMath>
+          <m:r>
+            <w:rPr>
+              <w:rFonts w:ascii="Cambria Math" w:hAnsi="Cambria Math"/>
+              <w:lang w:val="de-DE"/>
+            </w:rPr>
+            <m:t xml:space="preserve">Standardabweichung: </m:t>
+          </m:r>
+          <m:sSub>
+            <m:sSubPr>
+              <m:ctrlPr>
+                <w:rPr>
+                  <w:rFonts w:ascii="Cambria Math" w:hAnsi="Cambria Math"/>
+                  <w:i/>
+                </w:rPr>
+              </m:ctrlPr>
+            </m:sSubPr>
+            <m:e>
+              <m:r>
+                <w:rPr>
+                  <w:rFonts w:ascii="Cambria Math" w:hAnsi="Cambria Math"/>
+                </w:rPr>
+                <m:t>σ</m:t>
+              </m:r>
+            </m:e>
+            <m:sub>
+              <m:r>
+                <w:rPr>
+                  <w:rFonts w:ascii="Cambria Math" w:hAnsi="Cambria Math"/>
+                </w:rPr>
+                <m:t>r</m:t>
+              </m:r>
+            </m:sub>
+          </m:sSub>
+          <m:r>
+            <w:rPr>
+              <w:rFonts w:ascii="Cambria Math" w:hAnsi="Cambria Math"/>
+              <w:lang w:val="de-DE"/>
+            </w:rPr>
+            <m:t xml:space="preserve">, </m:t>
+          </m:r>
+          <m:sSub>
+            <m:sSubPr>
+              <m:ctrlPr>
+                <w:rPr>
+                  <w:rFonts w:ascii="Cambria Math" w:hAnsi="Cambria Math"/>
+                  <w:i/>
+                </w:rPr>
+              </m:ctrlPr>
+            </m:sSubPr>
+            <m:e>
+              <m:r>
+                <w:rPr>
+                  <w:rFonts w:ascii="Cambria Math" w:hAnsi="Cambria Math"/>
+                </w:rPr>
+                <m:t>σ</m:t>
+              </m:r>
+            </m:e>
+            <m:sub>
+              <m:r>
+                <w:rPr>
+                  <w:rFonts w:ascii="Cambria Math" w:hAnsi="Cambria Math"/>
+                </w:rPr>
+                <m:t>g</m:t>
+              </m:r>
+            </m:sub>
+          </m:sSub>
+          <m:r>
+            <w:rPr>
+              <w:rFonts w:ascii="Cambria Math" w:hAnsi="Cambria Math"/>
+              <w:lang w:val="de-DE"/>
+            </w:rPr>
+            <m:t xml:space="preserve">, </m:t>
+          </m:r>
+          <m:sSub>
+            <m:sSubPr>
+              <m:ctrlPr>
+                <w:rPr>
+                  <w:rFonts w:ascii="Cambria Math" w:hAnsi="Cambria Math"/>
+                  <w:i/>
+                </w:rPr>
+              </m:ctrlPr>
+            </m:sSubPr>
+            <m:e>
+              <m:r>
+                <w:rPr>
+                  <w:rFonts w:ascii="Cambria Math" w:hAnsi="Cambria Math"/>
+                </w:rPr>
+                <m:t>σ</m:t>
+              </m:r>
+            </m:e>
+            <m:sub>
+              <m:r>
+                <w:rPr>
+                  <w:rFonts w:ascii="Cambria Math" w:hAnsi="Cambria Math"/>
+                </w:rPr>
+                <m:t>b</m:t>
+              </m:r>
+            </m:sub>
+          </m:sSub>
+        </m:oMath>
+      </m:oMathPara>
+    </w:p>
+    <w:p>
+      <w:pPr>
+        <w:rPr>
+          <w:rFonts w:eastAsiaTheme="minorEastAsia"/>
+          <w:lang w:val="de-DE"/>
+        </w:rPr>
+      </w:pPr>
+      <m:oMathPara>
+        <m:oMath>
+          <m:r>
+            <w:rPr>
+              <w:rFonts w:ascii="Cambria Math" w:hAnsi="Cambria Math"/>
+              <w:lang w:val="de-DE"/>
+            </w:rPr>
+            <m:t>Lage des Maximalwertes:</m:t>
+          </m:r>
+          <m:r>
+            <w:rPr>
+              <w:rFonts w:ascii="Cambria Math" w:hAnsi="Cambria Math"/>
+              <w:lang w:val="de-DE"/>
+            </w:rPr>
+            <m:t xml:space="preserve"> </m:t>
+          </m:r>
+          <m:d>
+            <m:dPr>
+              <m:begChr m:val="〈"/>
+              <m:endChr m:val="〉"/>
+              <m:ctrlPr>
+                <w:rPr>
+                  <w:rFonts w:ascii="Cambria Math" w:hAnsi="Cambria Math"/>
+                  <w:i/>
+                </w:rPr>
+              </m:ctrlPr>
+            </m:dPr>
+            <m:e>
+              <m:r>
+                <w:rPr>
+                  <w:rFonts w:ascii="Cambria Math" w:hAnsi="Cambria Math"/>
+                </w:rPr>
+                <m:t>r</m:t>
+              </m:r>
+            </m:e>
+          </m:d>
+          <m:r>
+            <w:rPr>
+              <w:rFonts w:ascii="Cambria Math" w:hAnsi="Cambria Math"/>
+              <w:lang w:val="de-DE"/>
+            </w:rPr>
+            <m:t xml:space="preserve">, </m:t>
+          </m:r>
+          <m:d>
+            <m:dPr>
+              <m:begChr m:val="〈"/>
+              <m:endChr m:val="〉"/>
+              <m:ctrlPr>
+                <w:rPr>
+                  <w:rFonts w:ascii="Cambria Math" w:hAnsi="Cambria Math"/>
+                  <w:i/>
+                </w:rPr>
+              </m:ctrlPr>
+            </m:dPr>
+            <m:e>
+              <m:r>
+                <w:rPr>
+                  <w:rFonts w:ascii="Cambria Math" w:hAnsi="Cambria Math"/>
+                </w:rPr>
+                <m:t>g</m:t>
+              </m:r>
+            </m:e>
+          </m:d>
+          <m:r>
+            <w:rPr>
+              <w:rFonts w:ascii="Cambria Math" w:hAnsi="Cambria Math"/>
+              <w:lang w:val="de-DE"/>
+            </w:rPr>
+            <m:t xml:space="preserve">, </m:t>
+          </m:r>
+          <m:d>
+            <m:dPr>
+              <m:begChr m:val="〈"/>
+              <m:endChr m:val="〉"/>
+              <m:ctrlPr>
+                <w:rPr>
+                  <w:rFonts w:ascii="Cambria Math" w:hAnsi="Cambria Math"/>
+                  <w:i/>
+                </w:rPr>
+              </m:ctrlPr>
+            </m:dPr>
+            <m:e>
+              <m:r>
+                <w:rPr>
+                  <w:rFonts w:ascii="Cambria Math" w:hAnsi="Cambria Math"/>
+                </w:rPr>
+                <m:t>b</m:t>
+              </m:r>
+            </m:e>
+          </m:d>
+        </m:oMath>
+      </m:oMathPara>
+    </w:p>
+    <w:p>
+      <w:pPr>
+        <w:rPr>
+          <w:rFonts w:eastAsiaTheme="minorEastAsia"/>
+          <w:lang w:val="de-DE"/>
+        </w:rPr>
+      </w:pPr>
+    </w:p>
+    <w:p>
+      <w:pPr>
+        <w:rPr>
+          <w:rFonts w:eastAsiaTheme="minorEastAsia"/>
+          <w:lang w:val="de-DE"/>
+        </w:rPr>
+      </w:pPr>
+    </w:p>
+    <w:p>
+      <w:pPr>
+        <w:rPr>
+          <w:rFonts w:eastAsiaTheme="minorEastAsia"/>
+          <w:lang w:val="de-DE"/>
+        </w:rPr>
+      </w:pPr>
+      <w:r>
+        <w:rPr>
+          <w:lang w:val="de-DE"/>
+        </w:rPr>
+        <w:t xml:space="preserve">Verfärbtes Bild: </w:t>
+      </w:r>
+      <m:oMath>
+        <m:sSub>
+          <m:sSubPr>
+            <m:ctrlPr>
+              <w:rPr>
+                <w:rFonts w:ascii="Cambria Math" w:hAnsi="Cambria Math"/>
+                <w:i/>
+              </w:rPr>
+            </m:ctrlPr>
+          </m:sSubPr>
+          <m:e>
+            <m:r>
+              <w:rPr>
+                <w:rFonts w:ascii="Cambria Math" w:hAnsi="Cambria Math"/>
+              </w:rPr>
+              <m:t>σ</m:t>
+            </m:r>
+            <m:r>
+              <w:rPr>
+                <w:rFonts w:ascii="Cambria Math" w:hAnsi="Cambria Math"/>
+                <w:lang w:val="de-DE"/>
+              </w:rPr>
+              <m:t>'</m:t>
+            </m:r>
+          </m:e>
+          <m:sub>
+            <m:r>
+              <w:rPr>
+                <w:rFonts w:ascii="Cambria Math" w:hAnsi="Cambria Math"/>
+              </w:rPr>
+              <m:t>r</m:t>
+            </m:r>
+          </m:sub>
+        </m:sSub>
+        <m:r>
+          <w:rPr>
+            <w:rFonts w:ascii="Cambria Math" w:hAnsi="Cambria Math"/>
+            <w:lang w:val="de-DE"/>
+          </w:rPr>
+          <m:t xml:space="preserve">, </m:t>
+        </m:r>
+        <m:sSub>
+          <m:sSubPr>
+            <m:ctrlPr>
+              <w:rPr>
+                <w:rFonts w:ascii="Cambria Math" w:hAnsi="Cambria Math"/>
+                <w:i/>
+              </w:rPr>
+            </m:ctrlPr>
+          </m:sSubPr>
+          <m:e>
+            <m:r>
+              <w:rPr>
+                <w:rFonts w:ascii="Cambria Math" w:hAnsi="Cambria Math"/>
+              </w:rPr>
+              <m:t>σ</m:t>
+            </m:r>
+            <m:r>
+              <w:rPr>
+                <w:rFonts w:ascii="Cambria Math" w:hAnsi="Cambria Math"/>
+                <w:lang w:val="de-DE"/>
+              </w:rPr>
+              <m:t>'</m:t>
+            </m:r>
+          </m:e>
+          <m:sub>
+            <m:r>
+              <w:rPr>
+                <w:rFonts w:ascii="Cambria Math" w:hAnsi="Cambria Math"/>
+              </w:rPr>
+              <m:t>g</m:t>
+            </m:r>
+          </m:sub>
+        </m:sSub>
+        <m:r>
+          <w:rPr>
+            <w:rFonts w:ascii="Cambria Math" w:hAnsi="Cambria Math"/>
+            <w:lang w:val="de-DE"/>
+          </w:rPr>
+          <m:t xml:space="preserve">, </m:t>
+        </m:r>
+        <m:sSub>
+          <m:sSubPr>
+            <m:ctrlPr>
+              <w:rPr>
+                <w:rFonts w:ascii="Cambria Math" w:hAnsi="Cambria Math"/>
+                <w:i/>
+              </w:rPr>
+            </m:ctrlPr>
+          </m:sSubPr>
+          <m:e>
+            <m:r>
+              <w:rPr>
+                <w:rFonts w:ascii="Cambria Math" w:hAnsi="Cambria Math"/>
+              </w:rPr>
+              <m:t>σ</m:t>
+            </m:r>
+            <m:r>
+              <w:rPr>
+                <w:rFonts w:ascii="Cambria Math" w:hAnsi="Cambria Math"/>
+                <w:lang w:val="de-DE"/>
+              </w:rPr>
+              <m:t>'</m:t>
+            </m:r>
+          </m:e>
+          <m:sub>
+            <m:r>
+              <w:rPr>
+                <w:rFonts w:ascii="Cambria Math" w:hAnsi="Cambria Math"/>
+              </w:rPr>
+              <m:t>b</m:t>
+            </m:r>
+          </m:sub>
+        </m:sSub>
+        <m:r>
+          <w:rPr>
+            <w:rFonts w:ascii="Cambria Math" w:hAnsi="Cambria Math"/>
+            <w:lang w:val="de-DE"/>
+          </w:rPr>
+          <m:t xml:space="preserve">, </m:t>
+        </m:r>
+        <m:d>
+          <m:dPr>
+            <m:begChr m:val="〈"/>
+            <m:endChr m:val="〉"/>
+            <m:ctrlPr>
+              <w:rPr>
+                <w:rFonts w:ascii="Cambria Math" w:hAnsi="Cambria Math"/>
+                <w:i/>
+              </w:rPr>
+            </m:ctrlPr>
+          </m:dPr>
+          <m:e>
+            <m:r>
+              <w:rPr>
+                <w:rFonts w:ascii="Cambria Math" w:hAnsi="Cambria Math"/>
+              </w:rPr>
+              <m:t>r</m:t>
+            </m:r>
+            <m:r>
+              <w:rPr>
+                <w:rFonts w:ascii="Cambria Math" w:hAnsi="Cambria Math"/>
+                <w:lang w:val="de-DE"/>
+              </w:rPr>
+              <m:t>'</m:t>
+            </m:r>
+          </m:e>
+        </m:d>
+        <m:r>
+          <w:rPr>
+            <w:rFonts w:ascii="Cambria Math" w:hAnsi="Cambria Math"/>
+            <w:lang w:val="de-DE"/>
+          </w:rPr>
+          <m:t xml:space="preserve">, </m:t>
+        </m:r>
+        <m:d>
+          <m:dPr>
+            <m:begChr m:val="〈"/>
+            <m:endChr m:val="〉"/>
+            <m:ctrlPr>
+              <w:rPr>
+                <w:rFonts w:ascii="Cambria Math" w:hAnsi="Cambria Math"/>
+                <w:i/>
+              </w:rPr>
+            </m:ctrlPr>
+          </m:dPr>
+          <m:e>
+            <m:r>
+              <w:rPr>
+                <w:rFonts w:ascii="Cambria Math" w:hAnsi="Cambria Math"/>
+              </w:rPr>
+              <m:t>g</m:t>
+            </m:r>
+            <m:r>
+              <w:rPr>
+                <w:rFonts w:ascii="Cambria Math" w:hAnsi="Cambria Math"/>
+                <w:lang w:val="de-DE"/>
+              </w:rPr>
+              <m:t>'</m:t>
+            </m:r>
+          </m:e>
+        </m:d>
+        <m:r>
+          <w:rPr>
+            <w:rFonts w:ascii="Cambria Math" w:hAnsi="Cambria Math"/>
+            <w:lang w:val="de-DE"/>
+          </w:rPr>
+          <m:t xml:space="preserve">, </m:t>
+        </m:r>
+        <m:d>
+          <m:dPr>
+            <m:begChr m:val="〈"/>
+            <m:endChr m:val="〉"/>
+            <m:ctrlPr>
+              <w:rPr>
+                <w:rFonts w:ascii="Cambria Math" w:hAnsi="Cambria Math"/>
+                <w:i/>
+              </w:rPr>
+            </m:ctrlPr>
+          </m:dPr>
+          <m:e>
+            <m:r>
+              <w:rPr>
+                <w:rFonts w:ascii="Cambria Math" w:hAnsi="Cambria Math"/>
+              </w:rPr>
+              <m:t>b</m:t>
+            </m:r>
+            <m:r>
+              <w:rPr>
+                <w:rFonts w:ascii="Cambria Math" w:hAnsi="Cambria Math"/>
+                <w:lang w:val="de-DE"/>
+              </w:rPr>
+              <m:t>'</m:t>
+            </m:r>
+          </m:e>
+        </m:d>
+      </m:oMath>
+    </w:p>
+    <w:p>
+      <w:pPr>
+        <w:jc w:val="left"/>
+        <w:rPr>
+          <w:rFonts w:eastAsiaTheme="minorEastAsia"/>
+          <w:lang w:val="de-DE"/>
+        </w:rPr>
+      </w:pPr>
+      <w:r>
+        <w:rPr>
+          <w:rFonts w:eastAsiaTheme="minorEastAsia"/>
+          <w:lang w:val="de-DE"/>
+        </w:rPr>
+        <w:t xml:space="preserve">Korrekturfaktoren: </w:t>
+      </w:r>
+      <m:oMath>
+        <m:sSub>
+          <m:sSubPr>
+            <m:ctrlPr>
+              <w:rPr>
+                <w:rFonts w:ascii="Cambria Math" w:hAnsi="Cambria Math"/>
+                <w:i/>
+              </w:rPr>
+            </m:ctrlPr>
+          </m:sSubPr>
+          <m:e>
+            <m:acc>
+              <m:accPr>
+                <m:ctrlPr>
+                  <w:rPr>
+                    <w:rFonts w:ascii="Cambria Math" w:hAnsi="Cambria Math"/>
+                    <w:i/>
+                  </w:rPr>
+                </m:ctrlPr>
+              </m:accPr>
+              <m:e>
+                <m:r>
+                  <w:rPr>
+                    <w:rFonts w:ascii="Cambria Math" w:hAnsi="Cambria Math"/>
+                  </w:rPr>
+                  <m:t>c</m:t>
+                </m:r>
+              </m:e>
+            </m:acc>
+          </m:e>
+          <m:sub>
+            <m:r>
+              <w:rPr>
+                <w:rFonts w:ascii="Cambria Math" w:hAnsi="Cambria Math"/>
+                <w:lang w:val="de-DE"/>
+              </w:rPr>
+              <m:t>0</m:t>
+            </m:r>
+          </m:sub>
+        </m:sSub>
+        <m:r>
+          <w:rPr>
+            <w:rFonts w:ascii="Cambria Math" w:eastAsiaTheme="minorEastAsia" w:hAnsi="Cambria Math"/>
+            <w:lang w:val="de-DE"/>
+          </w:rPr>
+          <m:t xml:space="preserve">, </m:t>
+        </m:r>
+        <m:sSub>
+          <m:sSubPr>
+            <m:ctrlPr>
+              <w:rPr>
+                <w:rFonts w:ascii="Cambria Math" w:hAnsi="Cambria Math"/>
+                <w:i/>
+              </w:rPr>
+            </m:ctrlPr>
+          </m:sSubPr>
+          <m:e>
+            <m:acc>
+              <m:accPr>
+                <m:ctrlPr>
+                  <w:rPr>
+                    <w:rFonts w:ascii="Cambria Math" w:hAnsi="Cambria Math"/>
+                    <w:i/>
+                  </w:rPr>
+                </m:ctrlPr>
+              </m:accPr>
+              <m:e>
+                <m:r>
+                  <w:rPr>
+                    <w:rFonts w:ascii="Cambria Math" w:hAnsi="Cambria Math"/>
+                  </w:rPr>
+                  <m:t>c</m:t>
+                </m:r>
+              </m:e>
+            </m:acc>
+          </m:e>
+          <m:sub>
+            <m:r>
+              <w:rPr>
+                <w:rFonts w:ascii="Cambria Math" w:hAnsi="Cambria Math"/>
+              </w:rPr>
+              <m:t>r</m:t>
+            </m:r>
+          </m:sub>
+        </m:sSub>
+        <m:r>
+          <w:rPr>
+            <w:rFonts w:ascii="Cambria Math" w:hAnsi="Cambria Math"/>
+            <w:lang w:val="de-DE"/>
+          </w:rPr>
+          <m:t xml:space="preserve">, </m:t>
+        </m:r>
+        <m:sSub>
+          <m:sSubPr>
+            <m:ctrlPr>
+              <w:rPr>
+                <w:rFonts w:ascii="Cambria Math" w:hAnsi="Cambria Math"/>
+                <w:i/>
+              </w:rPr>
+            </m:ctrlPr>
+          </m:sSubPr>
+          <m:e>
+            <m:acc>
+              <m:accPr>
+                <m:ctrlPr>
+                  <w:rPr>
+                    <w:rFonts w:ascii="Cambria Math" w:hAnsi="Cambria Math"/>
+                    <w:i/>
+                  </w:rPr>
+                </m:ctrlPr>
+              </m:accPr>
+              <m:e>
+                <m:r>
+                  <w:rPr>
+                    <w:rFonts w:ascii="Cambria Math" w:hAnsi="Cambria Math"/>
+                  </w:rPr>
+                  <m:t>c</m:t>
+                </m:r>
+              </m:e>
+            </m:acc>
+          </m:e>
+          <m:sub>
+            <m:r>
+              <w:rPr>
+                <w:rFonts w:ascii="Cambria Math" w:hAnsi="Cambria Math"/>
+              </w:rPr>
+              <m:t>g</m:t>
+            </m:r>
+          </m:sub>
+        </m:sSub>
+        <m:r>
+          <w:rPr>
+            <w:rFonts w:ascii="Cambria Math" w:hAnsi="Cambria Math"/>
+            <w:lang w:val="de-DE"/>
+          </w:rPr>
+          <m:t xml:space="preserve">, </m:t>
+        </m:r>
+        <m:sSub>
+          <m:sSubPr>
+            <m:ctrlPr>
+              <w:rPr>
+                <w:rFonts w:ascii="Cambria Math" w:hAnsi="Cambria Math"/>
+                <w:i/>
+              </w:rPr>
+            </m:ctrlPr>
+          </m:sSubPr>
+          <m:e>
+            <m:acc>
+              <m:accPr>
+                <m:ctrlPr>
+                  <w:rPr>
+                    <w:rFonts w:ascii="Cambria Math" w:hAnsi="Cambria Math"/>
+                    <w:i/>
+                  </w:rPr>
+                </m:ctrlPr>
+              </m:accPr>
+              <m:e>
+                <m:r>
+                  <w:rPr>
+                    <w:rFonts w:ascii="Cambria Math" w:hAnsi="Cambria Math"/>
+                  </w:rPr>
+                  <m:t>c</m:t>
+                </m:r>
+              </m:e>
+            </m:acc>
+          </m:e>
+          <m:sub>
+            <m:r>
+              <w:rPr>
+                <w:rFonts w:ascii="Cambria Math" w:hAnsi="Cambria Math"/>
+              </w:rPr>
+              <m:t>b</m:t>
+            </m:r>
+          </m:sub>
+        </m:sSub>
+      </m:oMath>
+    </w:p>
+    <w:p>
+      <w:pPr>
+        <w:rPr>
+          <w:rFonts w:eastAsiaTheme="minorEastAsia"/>
+          <w:lang w:val="de-DE"/>
+        </w:rPr>
+      </w:pPr>
+      <w:r>
+        <w:rPr>
+          <w:rFonts w:eastAsiaTheme="minorEastAsia"/>
+          <w:lang w:val="de-DE"/>
+        </w:rPr>
+        <w:t xml:space="preserve">Rekalibriertes Bild: </w:t>
+      </w:r>
+      <m:oMath>
+        <m:sSub>
+          <m:sSubPr>
+            <m:ctrlPr>
+              <w:rPr>
+                <w:rFonts w:ascii="Cambria Math" w:hAnsi="Cambria Math"/>
+                <w:i/>
+              </w:rPr>
+            </m:ctrlPr>
+          </m:sSubPr>
+          <m:e>
+            <m:r>
+              <w:rPr>
+                <w:rFonts w:ascii="Cambria Math" w:hAnsi="Cambria Math"/>
+              </w:rPr>
+              <m:t>σ</m:t>
+            </m:r>
+            <m:r>
+              <w:rPr>
+                <w:rFonts w:ascii="Cambria Math" w:hAnsi="Cambria Math"/>
+                <w:lang w:val="de-DE"/>
+              </w:rPr>
+              <m:t>''</m:t>
+            </m:r>
+          </m:e>
+          <m:sub>
+            <m:r>
+              <w:rPr>
+                <w:rFonts w:ascii="Cambria Math" w:hAnsi="Cambria Math"/>
+              </w:rPr>
+              <m:t>r</m:t>
+            </m:r>
+          </m:sub>
+        </m:sSub>
+        <m:r>
+          <w:rPr>
+            <w:rFonts w:ascii="Cambria Math" w:hAnsi="Cambria Math"/>
+            <w:lang w:val="de-DE"/>
+          </w:rPr>
+          <m:t xml:space="preserve">, </m:t>
+        </m:r>
+        <m:sSub>
+          <m:sSubPr>
+            <m:ctrlPr>
+              <w:rPr>
+                <w:rFonts w:ascii="Cambria Math" w:hAnsi="Cambria Math"/>
+                <w:i/>
+              </w:rPr>
+            </m:ctrlPr>
+          </m:sSubPr>
+          <m:e>
+            <m:r>
+              <w:rPr>
+                <w:rFonts w:ascii="Cambria Math" w:hAnsi="Cambria Math"/>
+              </w:rPr>
+              <m:t>σ</m:t>
+            </m:r>
+            <m:r>
+              <w:rPr>
+                <w:rFonts w:ascii="Cambria Math" w:hAnsi="Cambria Math"/>
+                <w:lang w:val="de-DE"/>
+              </w:rPr>
+              <m:t>''</m:t>
+            </m:r>
+          </m:e>
+          <m:sub>
+            <m:r>
+              <w:rPr>
+                <w:rFonts w:ascii="Cambria Math" w:hAnsi="Cambria Math"/>
+              </w:rPr>
+              <m:t>g</m:t>
+            </m:r>
+          </m:sub>
+        </m:sSub>
+        <m:r>
+          <w:rPr>
+            <w:rFonts w:ascii="Cambria Math" w:hAnsi="Cambria Math"/>
+            <w:lang w:val="de-DE"/>
+          </w:rPr>
+          <m:t xml:space="preserve">, </m:t>
+        </m:r>
+        <m:sSub>
+          <m:sSubPr>
+            <m:ctrlPr>
+              <w:rPr>
+                <w:rFonts w:ascii="Cambria Math" w:hAnsi="Cambria Math"/>
+                <w:i/>
+              </w:rPr>
+            </m:ctrlPr>
+          </m:sSubPr>
+          <m:e>
+            <m:r>
+              <w:rPr>
+                <w:rFonts w:ascii="Cambria Math" w:hAnsi="Cambria Math"/>
+              </w:rPr>
+              <m:t>σ</m:t>
+            </m:r>
+            <m:r>
+              <w:rPr>
+                <w:rFonts w:ascii="Cambria Math" w:hAnsi="Cambria Math"/>
+                <w:lang w:val="de-DE"/>
+              </w:rPr>
+              <m:t>''</m:t>
+            </m:r>
+          </m:e>
+          <m:sub>
+            <m:r>
+              <w:rPr>
+                <w:rFonts w:ascii="Cambria Math" w:hAnsi="Cambria Math"/>
+              </w:rPr>
+              <m:t>b</m:t>
+            </m:r>
+          </m:sub>
+        </m:sSub>
+        <m:r>
+          <w:rPr>
+            <w:rFonts w:ascii="Cambria Math" w:hAnsi="Cambria Math"/>
+            <w:lang w:val="de-DE"/>
+          </w:rPr>
+          <m:t xml:space="preserve">, </m:t>
+        </m:r>
+        <m:d>
+          <m:dPr>
+            <m:begChr m:val="〈"/>
+            <m:endChr m:val="〉"/>
+            <m:ctrlPr>
+              <w:rPr>
+                <w:rFonts w:ascii="Cambria Math" w:hAnsi="Cambria Math"/>
+                <w:i/>
+              </w:rPr>
+            </m:ctrlPr>
+          </m:dPr>
+          <m:e>
+            <m:r>
+              <w:rPr>
+                <w:rFonts w:ascii="Cambria Math" w:hAnsi="Cambria Math"/>
+              </w:rPr>
+              <m:t>r</m:t>
+            </m:r>
+            <m:r>
+              <w:rPr>
+                <w:rFonts w:ascii="Cambria Math" w:hAnsi="Cambria Math"/>
+                <w:lang w:val="de-DE"/>
+              </w:rPr>
+              <m:t>''</m:t>
+            </m:r>
+          </m:e>
+        </m:d>
+        <m:r>
+          <w:rPr>
+            <w:rFonts w:ascii="Cambria Math" w:hAnsi="Cambria Math"/>
+            <w:lang w:val="de-DE"/>
+          </w:rPr>
+          <m:t xml:space="preserve">, </m:t>
+        </m:r>
+        <m:d>
+          <m:dPr>
+            <m:begChr m:val="〈"/>
+            <m:endChr m:val="〉"/>
+            <m:ctrlPr>
+              <w:rPr>
+                <w:rFonts w:ascii="Cambria Math" w:hAnsi="Cambria Math"/>
+                <w:i/>
+              </w:rPr>
+            </m:ctrlPr>
+          </m:dPr>
+          <m:e>
+            <m:r>
+              <w:rPr>
+                <w:rFonts w:ascii="Cambria Math" w:hAnsi="Cambria Math"/>
+              </w:rPr>
+              <m:t>g</m:t>
+            </m:r>
+            <m:r>
+              <w:rPr>
+                <w:rFonts w:ascii="Cambria Math" w:hAnsi="Cambria Math"/>
+                <w:lang w:val="de-DE"/>
+              </w:rPr>
+              <m:t>''</m:t>
+            </m:r>
+          </m:e>
+        </m:d>
+        <m:r>
+          <w:rPr>
+            <w:rFonts w:ascii="Cambria Math" w:hAnsi="Cambria Math"/>
+            <w:lang w:val="de-DE"/>
+          </w:rPr>
+          <m:t xml:space="preserve">, </m:t>
+        </m:r>
+        <m:d>
+          <m:dPr>
+            <m:begChr m:val="〈"/>
+            <m:endChr m:val="〉"/>
+            <m:ctrlPr>
+              <w:rPr>
+                <w:rFonts w:ascii="Cambria Math" w:hAnsi="Cambria Math"/>
+                <w:i/>
+              </w:rPr>
+            </m:ctrlPr>
+          </m:dPr>
+          <m:e>
+            <m:r>
+              <w:rPr>
+                <w:rFonts w:ascii="Cambria Math" w:hAnsi="Cambria Math"/>
+              </w:rPr>
+              <m:t>b</m:t>
+            </m:r>
+            <m:r>
+              <w:rPr>
+                <w:rFonts w:ascii="Cambria Math" w:hAnsi="Cambria Math"/>
+                <w:lang w:val="de-DE"/>
+              </w:rPr>
+              <m:t>''</m:t>
+            </m:r>
+          </m:e>
+        </m:d>
+      </m:oMath>
+    </w:p>
+    <w:p>
+      <w:pPr>
+        <w:rPr>
+          <w:lang w:val="de-DE"/>
+        </w:rPr>
+      </w:pPr>
+    </w:p>
+    <w:p>
+      <w:pPr>
+        <w:rPr>
+          <w:rFonts w:eastAsiaTheme="minorEastAsia"/>
+        </w:rPr>
+      </w:pPr>
+      <m:oMathPara>
+        <m:oMath>
+          <m:sSub>
+            <m:sSubPr>
+              <m:ctrlPr>
+                <w:rPr>
+                  <w:rFonts w:ascii="Cambria Math" w:hAnsi="Cambria Math"/>
+                  <w:i/>
+                </w:rPr>
+              </m:ctrlPr>
+            </m:sSubPr>
+            <m:e>
+              <m:acc>
+                <m:accPr>
+                  <m:ctrlPr>
+                    <w:rPr>
+                      <w:rFonts w:ascii="Cambria Math" w:hAnsi="Cambria Math"/>
+                      <w:i/>
+                    </w:rPr>
+                  </m:ctrlPr>
+                </m:accPr>
+                <m:e>
+                  <m:r>
+                    <w:rPr>
+                      <w:rFonts w:ascii="Cambria Math" w:hAnsi="Cambria Math"/>
+                    </w:rPr>
+                    <m:t>c</m:t>
+                  </m:r>
+                </m:e>
+              </m:acc>
+            </m:e>
+            <m:sub>
+              <m:r>
+                <w:rPr>
+                  <w:rFonts w:ascii="Cambria Math" w:hAnsi="Cambria Math"/>
+                </w:rPr>
+                <m:t>0</m:t>
+              </m:r>
+            </m:sub>
+          </m:sSub>
+          <m:r>
+            <w:rPr>
+              <w:rFonts w:ascii="Cambria Math" w:hAnsi="Cambria Math"/>
+            </w:rPr>
+            <m:t>=</m:t>
+          </m:r>
+          <m:f>
+            <m:fPr>
+              <m:ctrlPr>
+                <w:rPr>
+                  <w:rFonts w:ascii="Cambria Math" w:hAnsi="Cambria Math"/>
+                  <w:i/>
+                </w:rPr>
+              </m:ctrlPr>
+            </m:fPr>
+            <m:num>
+              <m:r>
+                <w:rPr>
+                  <w:rFonts w:ascii="Cambria Math" w:hAnsi="Cambria Math"/>
+                </w:rPr>
+                <m:t>1</m:t>
+              </m:r>
+            </m:num>
+            <m:den>
+              <m:r>
+                <w:rPr>
+                  <w:rFonts w:ascii="Cambria Math" w:hAnsi="Cambria Math"/>
+                </w:rPr>
+                <m:t>3</m:t>
+              </m:r>
+            </m:den>
+          </m:f>
+          <m:d>
+            <m:dPr>
+              <m:ctrlPr>
+                <w:rPr>
+                  <w:rFonts w:ascii="Cambria Math" w:hAnsi="Cambria Math"/>
+                  <w:i/>
+                </w:rPr>
+              </m:ctrlPr>
+            </m:dPr>
+            <m:e>
+              <m:f>
+                <m:fPr>
+                  <m:ctrlPr>
+                    <w:rPr>
+                      <w:rFonts w:ascii="Cambria Math" w:hAnsi="Cambria Math"/>
+                      <w:i/>
+                    </w:rPr>
+                  </m:ctrlPr>
+                </m:fPr>
+                <m:num>
+                  <m:sSub>
+                    <m:sSubPr>
+                      <m:ctrlPr>
+                        <w:rPr>
+                          <w:rFonts w:ascii="Cambria Math" w:hAnsi="Cambria Math"/>
+                          <w:i/>
+                        </w:rPr>
+                      </m:ctrlPr>
+                    </m:sSubPr>
+                    <m:e>
+                      <m:sSup>
+                        <m:sSupPr>
+                          <m:ctrlPr>
+                            <w:rPr>
+                              <w:rFonts w:ascii="Cambria Math" w:hAnsi="Cambria Math"/>
+                              <w:i/>
+                            </w:rPr>
+                          </m:ctrlPr>
+                        </m:sSupPr>
+                        <m:e>
+                          <m:r>
+                            <w:rPr>
+                              <w:rFonts w:ascii="Cambria Math" w:hAnsi="Cambria Math"/>
+                            </w:rPr>
+                            <m:t>σ</m:t>
+                          </m:r>
+                        </m:e>
+                        <m:sup>
+                          <m:r>
+                            <w:rPr>
+                              <w:rFonts w:ascii="Cambria Math" w:hAnsi="Cambria Math"/>
+                            </w:rPr>
+                            <m:t>'</m:t>
+                          </m:r>
+                        </m:sup>
+                      </m:sSup>
+                    </m:e>
+                    <m:sub>
+                      <m:r>
+                        <w:rPr>
+                          <w:rFonts w:ascii="Cambria Math" w:hAnsi="Cambria Math"/>
+                        </w:rPr>
+                        <m:t>r</m:t>
+                      </m:r>
+                    </m:sub>
+                  </m:sSub>
+                </m:num>
+                <m:den>
+                  <m:sSub>
+                    <m:sSubPr>
+                      <m:ctrlPr>
+                        <w:rPr>
+                          <w:rFonts w:ascii="Cambria Math" w:hAnsi="Cambria Math"/>
+                          <w:i/>
+                        </w:rPr>
+                      </m:ctrlPr>
+                    </m:sSubPr>
+                    <m:e>
+                      <m:r>
+                        <w:rPr>
+                          <w:rFonts w:ascii="Cambria Math" w:hAnsi="Cambria Math"/>
+                        </w:rPr>
+                        <m:t>σ</m:t>
+                      </m:r>
+                    </m:e>
+                    <m:sub>
+                      <m:r>
+                        <w:rPr>
+                          <w:rFonts w:ascii="Cambria Math" w:hAnsi="Cambria Math"/>
+                        </w:rPr>
+                        <m:t>r</m:t>
+                      </m:r>
+                    </m:sub>
+                  </m:sSub>
+                </m:den>
+              </m:f>
+              <m:r>
+                <w:rPr>
+                  <w:rFonts w:ascii="Cambria Math" w:hAnsi="Cambria Math"/>
+                </w:rPr>
+                <m:t>+</m:t>
+              </m:r>
+              <m:f>
+                <m:fPr>
+                  <m:ctrlPr>
+                    <w:rPr>
+                      <w:rFonts w:ascii="Cambria Math" w:hAnsi="Cambria Math"/>
+                      <w:i/>
+                    </w:rPr>
+                  </m:ctrlPr>
+                </m:fPr>
+                <m:num>
+                  <m:sSubSup>
+                    <m:sSubSupPr>
+                      <m:ctrlPr>
+                        <w:rPr>
+                          <w:rFonts w:ascii="Cambria Math" w:hAnsi="Cambria Math"/>
+                          <w:i/>
+                        </w:rPr>
+                      </m:ctrlPr>
+                    </m:sSubSupPr>
+                    <m:e>
+                      <m:r>
+                        <w:rPr>
+                          <w:rFonts w:ascii="Cambria Math" w:hAnsi="Cambria Math"/>
+                        </w:rPr>
+                        <m:t>σ</m:t>
+                      </m:r>
+                    </m:e>
+                    <m:sub>
+                      <m:r>
+                        <w:rPr>
+                          <w:rFonts w:ascii="Cambria Math" w:hAnsi="Cambria Math"/>
+                        </w:rPr>
+                        <m:t>g</m:t>
+                      </m:r>
+                    </m:sub>
+                    <m:sup>
+                      <m:r>
+                        <w:rPr>
+                          <w:rFonts w:ascii="Cambria Math" w:hAnsi="Cambria Math"/>
+                        </w:rPr>
+                        <m:t>'</m:t>
+                      </m:r>
+                    </m:sup>
+                  </m:sSubSup>
+                </m:num>
+                <m:den>
+                  <m:sSub>
+                    <m:sSubPr>
+                      <m:ctrlPr>
+                        <w:rPr>
+                          <w:rFonts w:ascii="Cambria Math" w:hAnsi="Cambria Math"/>
+                          <w:i/>
+                        </w:rPr>
+                      </m:ctrlPr>
+                    </m:sSubPr>
+                    <m:e>
+                      <m:r>
+                        <w:rPr>
+                          <w:rFonts w:ascii="Cambria Math" w:hAnsi="Cambria Math"/>
+                        </w:rPr>
+                        <m:t>σ</m:t>
+                      </m:r>
+                    </m:e>
+                    <m:sub>
+                      <m:r>
+                        <w:rPr>
+                          <w:rFonts w:ascii="Cambria Math" w:hAnsi="Cambria Math"/>
+                        </w:rPr>
+                        <m:t>g</m:t>
+                      </m:r>
+                    </m:sub>
+                  </m:sSub>
+                </m:den>
+              </m:f>
+              <m:r>
+                <w:rPr>
+                  <w:rFonts w:ascii="Cambria Math" w:hAnsi="Cambria Math"/>
+                </w:rPr>
+                <m:t>+</m:t>
+              </m:r>
+              <m:f>
+                <m:fPr>
+                  <m:ctrlPr>
+                    <w:rPr>
+                      <w:rFonts w:ascii="Cambria Math" w:hAnsi="Cambria Math"/>
+                      <w:i/>
+                    </w:rPr>
+                  </m:ctrlPr>
+                </m:fPr>
+                <m:num>
+                  <m:sSubSup>
+                    <m:sSubSupPr>
+                      <m:ctrlPr>
+                        <w:rPr>
+                          <w:rFonts w:ascii="Cambria Math" w:hAnsi="Cambria Math"/>
+                          <w:i/>
+                        </w:rPr>
+                      </m:ctrlPr>
+                    </m:sSubSupPr>
+                    <m:e>
+                      <m:r>
+                        <w:rPr>
+                          <w:rFonts w:ascii="Cambria Math" w:hAnsi="Cambria Math"/>
+                        </w:rPr>
+                        <m:t>σ</m:t>
+                      </m:r>
+                    </m:e>
+                    <m:sub>
+                      <m:r>
+                        <w:rPr>
+                          <w:rFonts w:ascii="Cambria Math" w:hAnsi="Cambria Math"/>
+                        </w:rPr>
+                        <m:t>b</m:t>
+                      </m:r>
+                    </m:sub>
+                    <m:sup>
+                      <m:r>
+                        <w:rPr>
+                          <w:rFonts w:ascii="Cambria Math" w:hAnsi="Cambria Math"/>
+                        </w:rPr>
+                        <m:t>'</m:t>
+                      </m:r>
+                    </m:sup>
+                  </m:sSubSup>
+                </m:num>
+                <m:den>
+                  <m:sSub>
+                    <m:sSubPr>
+                      <m:ctrlPr>
+                        <w:rPr>
+                          <w:rFonts w:ascii="Cambria Math" w:hAnsi="Cambria Math"/>
+                          <w:i/>
+                        </w:rPr>
+                      </m:ctrlPr>
+                    </m:sSubPr>
+                    <m:e>
+                      <m:r>
+                        <w:rPr>
+                          <w:rFonts w:ascii="Cambria Math" w:hAnsi="Cambria Math"/>
+                        </w:rPr>
+                        <m:t>σ</m:t>
+                      </m:r>
+                    </m:e>
+                    <m:sub>
+                      <m:r>
+                        <w:rPr>
+                          <w:rFonts w:ascii="Cambria Math" w:hAnsi="Cambria Math"/>
+                        </w:rPr>
+                        <m:t>b</m:t>
+                      </m:r>
+                    </m:sub>
+                  </m:sSub>
+                </m:den>
+              </m:f>
+            </m:e>
+          </m:d>
+        </m:oMath>
+      </m:oMathPara>
+    </w:p>
+    <w:p>
+      <w:pPr>
+        <w:rPr>
+          <w:rFonts w:eastAsiaTheme="minorEastAsia"/>
+        </w:rPr>
+      </w:pPr>
+      <m:oMathPara>
+        <m:oMath>
+          <m:sSub>
+            <m:sSubPr>
+              <m:ctrlPr>
+                <w:rPr>
+                  <w:rFonts w:ascii="Cambria Math" w:hAnsi="Cambria Math"/>
+                  <w:i/>
+                </w:rPr>
+              </m:ctrlPr>
+            </m:sSubPr>
+            <m:e>
+              <m:acc>
+                <m:accPr>
+                  <m:ctrlPr>
+                    <w:rPr>
+                      <w:rFonts w:ascii="Cambria Math" w:hAnsi="Cambria Math"/>
+                      <w:i/>
+                    </w:rPr>
+                  </m:ctrlPr>
+                </m:accPr>
+                <m:e>
+                  <m:r>
+                    <w:rPr>
+                      <w:rFonts w:ascii="Cambria Math" w:hAnsi="Cambria Math"/>
+                    </w:rPr>
+                    <m:t>c</m:t>
+                  </m:r>
+                </m:e>
+              </m:acc>
+            </m:e>
+            <m:sub>
+              <m:r>
+                <w:rPr>
+                  <w:rFonts w:ascii="Cambria Math" w:hAnsi="Cambria Math"/>
+                </w:rPr>
+                <m:t>r</m:t>
+              </m:r>
+            </m:sub>
+          </m:sSub>
+          <m:r>
+            <w:rPr>
+              <w:rFonts w:ascii="Cambria Math" w:hAnsi="Cambria Math"/>
+            </w:rPr>
+            <m:t>=</m:t>
+          </m:r>
+          <m:f>
+            <m:fPr>
+              <m:ctrlPr>
+                <w:rPr>
+                  <w:rFonts w:ascii="Cambria Math" w:hAnsi="Cambria Math"/>
+                  <w:i/>
+                </w:rPr>
+              </m:ctrlPr>
+            </m:fPr>
+            <m:num>
+              <m:d>
+                <m:dPr>
+                  <m:begChr m:val="〈"/>
+                  <m:endChr m:val="〉"/>
+                  <m:ctrlPr>
+                    <w:rPr>
+                      <w:rFonts w:ascii="Cambria Math" w:hAnsi="Cambria Math"/>
+                      <w:i/>
+                    </w:rPr>
+                  </m:ctrlPr>
+                </m:dPr>
+                <m:e>
+                  <m:sSup>
+                    <m:sSupPr>
+                      <m:ctrlPr>
+                        <w:rPr>
+                          <w:rFonts w:ascii="Cambria Math" w:hAnsi="Cambria Math"/>
+                          <w:i/>
+                        </w:rPr>
+                      </m:ctrlPr>
+                    </m:sSupPr>
+                    <m:e>
+                      <m:r>
+                        <w:rPr>
+                          <w:rFonts w:ascii="Cambria Math" w:hAnsi="Cambria Math"/>
+                        </w:rPr>
+                        <m:t>r</m:t>
+                      </m:r>
+                    </m:e>
+                    <m:sup>
+                      <m:r>
+                        <w:rPr>
+                          <w:rFonts w:ascii="Cambria Math" w:hAnsi="Cambria Math"/>
+                        </w:rPr>
+                        <m:t>'</m:t>
+                      </m:r>
+                    </m:sup>
+                  </m:sSup>
+                </m:e>
+              </m:d>
+            </m:num>
+            <m:den>
+              <m:sSub>
+                <m:sSubPr>
+                  <m:ctrlPr>
+                    <w:rPr>
+                      <w:rFonts w:ascii="Cambria Math" w:hAnsi="Cambria Math"/>
+                      <w:i/>
+                    </w:rPr>
+                  </m:ctrlPr>
+                </m:sSubPr>
+                <m:e>
+                  <m:acc>
+                    <m:accPr>
+                      <m:ctrlPr>
+                        <w:rPr>
+                          <w:rFonts w:ascii="Cambria Math" w:hAnsi="Cambria Math"/>
+                          <w:i/>
+                        </w:rPr>
+                      </m:ctrlPr>
+                    </m:accPr>
+                    <m:e>
+                      <m:r>
+                        <w:rPr>
+                          <w:rFonts w:ascii="Cambria Math" w:hAnsi="Cambria Math"/>
+                        </w:rPr>
+                        <m:t>c</m:t>
+                      </m:r>
+                    </m:e>
+                  </m:acc>
+                </m:e>
+                <m:sub>
+                  <m:r>
+                    <w:rPr>
+                      <w:rFonts w:ascii="Cambria Math" w:hAnsi="Cambria Math"/>
+                    </w:rPr>
+                    <m:t>0</m:t>
+                  </m:r>
+                </m:sub>
+              </m:sSub>
+            </m:den>
+          </m:f>
+          <m:r>
+            <w:rPr>
+              <w:rFonts w:ascii="Cambria Math" w:hAnsi="Cambria Math"/>
+            </w:rPr>
+            <m:t>-</m:t>
+          </m:r>
+          <m:d>
+            <m:dPr>
+              <m:begChr m:val="〈"/>
+              <m:endChr m:val="〉"/>
+              <m:ctrlPr>
+                <w:rPr>
+                  <w:rFonts w:ascii="Cambria Math" w:hAnsi="Cambria Math"/>
+                  <w:i/>
+                </w:rPr>
+              </m:ctrlPr>
+            </m:dPr>
+            <m:e>
+              <m:r>
+                <w:rPr>
+                  <w:rFonts w:ascii="Cambria Math" w:hAnsi="Cambria Math"/>
+                </w:rPr>
+                <m:t>r</m:t>
+              </m:r>
+            </m:e>
+          </m:d>
+        </m:oMath>
+      </m:oMathPara>
+    </w:p>
+    <w:p>
+      <m:oMathPara>
+        <m:oMath>
+          <m:sSub>
+            <m:sSubPr>
+              <m:ctrlPr>
+                <w:rPr>
+                  <w:rFonts w:ascii="Cambria Math" w:hAnsi="Cambria Math"/>
+                  <w:i/>
+                </w:rPr>
+              </m:ctrlPr>
+            </m:sSubPr>
+            <m:e>
+              <m:acc>
+                <m:accPr>
+                  <m:ctrlPr>
+                    <w:rPr>
+                      <w:rFonts w:ascii="Cambria Math" w:hAnsi="Cambria Math"/>
+                      <w:i/>
+                    </w:rPr>
+                  </m:ctrlPr>
+                </m:accPr>
+                <m:e>
+                  <m:r>
+                    <w:rPr>
+                      <w:rFonts w:ascii="Cambria Math" w:hAnsi="Cambria Math"/>
+                    </w:rPr>
+                    <m:t>c</m:t>
+                  </m:r>
+                </m:e>
+              </m:acc>
+            </m:e>
+            <m:sub>
+              <m:r>
+                <w:rPr>
+                  <w:rFonts w:ascii="Cambria Math" w:hAnsi="Cambria Math"/>
+                </w:rPr>
+                <m:t>g</m:t>
+              </m:r>
+            </m:sub>
+          </m:sSub>
+          <m:r>
+            <w:rPr>
+              <w:rFonts w:ascii="Cambria Math" w:hAnsi="Cambria Math"/>
+            </w:rPr>
+            <m:t>=</m:t>
+          </m:r>
+          <m:f>
+            <m:fPr>
+              <m:ctrlPr>
+                <w:rPr>
+                  <w:rFonts w:ascii="Cambria Math" w:hAnsi="Cambria Math"/>
+                  <w:i/>
+                </w:rPr>
+              </m:ctrlPr>
+            </m:fPr>
+            <m:num>
+              <m:d>
+                <m:dPr>
+                  <m:begChr m:val="〈"/>
+                  <m:endChr m:val="〉"/>
+                  <m:ctrlPr>
+                    <w:rPr>
+                      <w:rFonts w:ascii="Cambria Math" w:hAnsi="Cambria Math"/>
+                      <w:i/>
+                    </w:rPr>
+                  </m:ctrlPr>
+                </m:dPr>
+                <m:e>
+                  <m:sSup>
+                    <m:sSupPr>
+                      <m:ctrlPr>
+                        <w:rPr>
+                          <w:rFonts w:ascii="Cambria Math" w:hAnsi="Cambria Math"/>
+                          <w:i/>
+                        </w:rPr>
+                      </m:ctrlPr>
+                    </m:sSupPr>
+                    <m:e>
+                      <m:r>
+                        <w:rPr>
+                          <w:rFonts w:ascii="Cambria Math" w:hAnsi="Cambria Math"/>
+                        </w:rPr>
+                        <m:t>g</m:t>
+                      </m:r>
+                    </m:e>
+                    <m:sup>
+                      <m:r>
+                        <w:rPr>
+                          <w:rFonts w:ascii="Cambria Math" w:hAnsi="Cambria Math"/>
+                        </w:rPr>
+                        <m:t>'</m:t>
+                      </m:r>
+                    </m:sup>
+                  </m:sSup>
+                </m:e>
+              </m:d>
+            </m:num>
+            <m:den>
+              <m:sSub>
+                <m:sSubPr>
+                  <m:ctrlPr>
+                    <w:rPr>
+                      <w:rFonts w:ascii="Cambria Math" w:hAnsi="Cambria Math"/>
+                      <w:i/>
+                    </w:rPr>
+                  </m:ctrlPr>
+                </m:sSubPr>
+                <m:e>
+                  <m:acc>
+                    <m:accPr>
+                      <m:ctrlPr>
+                        <w:rPr>
+                          <w:rFonts w:ascii="Cambria Math" w:hAnsi="Cambria Math"/>
+                          <w:i/>
+                        </w:rPr>
+                      </m:ctrlPr>
+                    </m:accPr>
+                    <m:e>
+                      <m:r>
+                        <w:rPr>
+                          <w:rFonts w:ascii="Cambria Math" w:hAnsi="Cambria Math"/>
+                        </w:rPr>
+                        <m:t>c</m:t>
+                      </m:r>
+                    </m:e>
+                  </m:acc>
+                </m:e>
+                <m:sub>
+                  <m:r>
+                    <w:rPr>
+                      <w:rFonts w:ascii="Cambria Math" w:hAnsi="Cambria Math"/>
+                    </w:rPr>
+                    <m:t>0</m:t>
+                  </m:r>
+                </m:sub>
+              </m:sSub>
+            </m:den>
+          </m:f>
+          <m:r>
+            <w:rPr>
+              <w:rFonts w:ascii="Cambria Math" w:hAnsi="Cambria Math"/>
+            </w:rPr>
+            <m:t>-</m:t>
+          </m:r>
+          <m:d>
+            <m:dPr>
+              <m:begChr m:val="〈"/>
+              <m:endChr m:val="〉"/>
+              <m:ctrlPr>
+                <w:rPr>
+                  <w:rFonts w:ascii="Cambria Math" w:hAnsi="Cambria Math"/>
+                  <w:i/>
+                </w:rPr>
+              </m:ctrlPr>
+            </m:dPr>
+            <m:e>
+              <m:r>
+                <w:rPr>
+                  <w:rFonts w:ascii="Cambria Math" w:hAnsi="Cambria Math"/>
+                </w:rPr>
+                <m:t>g</m:t>
+              </m:r>
+            </m:e>
+          </m:d>
+        </m:oMath>
+      </m:oMathPara>
+    </w:p>
+    <w:p>
+      <w:pPr>
+        <w:rPr>
+          <w:rFonts w:eastAsiaTheme="minorEastAsia"/>
+        </w:rPr>
+      </w:pPr>
+      <m:oMathPara>
+        <m:oMath>
+          <m:sSub>
+            <m:sSubPr>
+              <m:ctrlPr>
+                <w:rPr>
+                  <w:rFonts w:ascii="Cambria Math" w:hAnsi="Cambria Math"/>
+                  <w:i/>
+                </w:rPr>
+              </m:ctrlPr>
+            </m:sSubPr>
+            <m:e>
+              <m:acc>
+                <m:accPr>
+                  <m:ctrlPr>
+                    <w:rPr>
+                      <w:rFonts w:ascii="Cambria Math" w:hAnsi="Cambria Math"/>
+                      <w:i/>
+                    </w:rPr>
+                  </m:ctrlPr>
+                </m:accPr>
+                <m:e>
+                  <m:r>
+                    <w:rPr>
+                      <w:rFonts w:ascii="Cambria Math" w:hAnsi="Cambria Math"/>
+                    </w:rPr>
+                    <m:t>c</m:t>
+                  </m:r>
+                </m:e>
+              </m:acc>
+            </m:e>
+            <m:sub>
+              <m:r>
+                <w:rPr>
+                  <w:rFonts w:ascii="Cambria Math" w:hAnsi="Cambria Math"/>
+                </w:rPr>
+                <m:t>b</m:t>
+              </m:r>
+            </m:sub>
+          </m:sSub>
+          <m:r>
+            <w:rPr>
+              <w:rFonts w:ascii="Cambria Math" w:hAnsi="Cambria Math"/>
+            </w:rPr>
+            <m:t>=</m:t>
+          </m:r>
+          <m:f>
+            <m:fPr>
+              <m:ctrlPr>
+                <w:rPr>
+                  <w:rFonts w:ascii="Cambria Math" w:hAnsi="Cambria Math"/>
+                  <w:i/>
+                </w:rPr>
+              </m:ctrlPr>
+            </m:fPr>
+            <m:num>
+              <m:d>
+                <m:dPr>
+                  <m:begChr m:val="〈"/>
+                  <m:endChr m:val="〉"/>
+                  <m:ctrlPr>
+                    <w:rPr>
+                      <w:rFonts w:ascii="Cambria Math" w:hAnsi="Cambria Math"/>
+                      <w:i/>
+                    </w:rPr>
+                  </m:ctrlPr>
+                </m:dPr>
+                <m:e>
+                  <m:sSup>
+                    <m:sSupPr>
+                      <m:ctrlPr>
+                        <w:rPr>
+                          <w:rFonts w:ascii="Cambria Math" w:hAnsi="Cambria Math"/>
+                          <w:i/>
+                        </w:rPr>
+                      </m:ctrlPr>
+                    </m:sSupPr>
+                    <m:e>
+                      <m:r>
+                        <w:rPr>
+                          <w:rFonts w:ascii="Cambria Math" w:hAnsi="Cambria Math"/>
+                        </w:rPr>
+                        <m:t>b</m:t>
+                      </m:r>
+                    </m:e>
+                    <m:sup>
+                      <m:r>
+                        <w:rPr>
+                          <w:rFonts w:ascii="Cambria Math" w:hAnsi="Cambria Math"/>
+                        </w:rPr>
+                        <m:t>'</m:t>
+                      </m:r>
+                    </m:sup>
+                  </m:sSup>
+                </m:e>
+              </m:d>
+            </m:num>
+            <m:den>
+              <m:sSub>
+                <m:sSubPr>
+                  <m:ctrlPr>
+                    <w:rPr>
+                      <w:rFonts w:ascii="Cambria Math" w:hAnsi="Cambria Math"/>
+                      <w:i/>
+                    </w:rPr>
+                  </m:ctrlPr>
+                </m:sSubPr>
+                <m:e>
+                  <m:acc>
+                    <m:accPr>
+                      <m:ctrlPr>
+                        <w:rPr>
+                          <w:rFonts w:ascii="Cambria Math" w:hAnsi="Cambria Math"/>
+                          <w:i/>
+                        </w:rPr>
+                      </m:ctrlPr>
+                    </m:accPr>
+                    <m:e>
+                      <m:r>
+                        <w:rPr>
+                          <w:rFonts w:ascii="Cambria Math" w:hAnsi="Cambria Math"/>
+                        </w:rPr>
+                        <m:t>c</m:t>
+                      </m:r>
+                    </m:e>
+                  </m:acc>
+                </m:e>
+                <m:sub>
+                  <m:r>
+                    <w:rPr>
+                      <w:rFonts w:ascii="Cambria Math" w:hAnsi="Cambria Math"/>
+                    </w:rPr>
+                    <m:t>0</m:t>
+                  </m:r>
+                </m:sub>
+              </m:sSub>
+            </m:den>
+          </m:f>
+          <m:r>
+            <w:rPr>
+              <w:rFonts w:ascii="Cambria Math" w:hAnsi="Cambria Math"/>
+            </w:rPr>
+            <m:t>-</m:t>
+          </m:r>
+          <m:d>
+            <m:dPr>
+              <m:begChr m:val="〈"/>
+              <m:endChr m:val="〉"/>
+              <m:ctrlPr>
+                <w:rPr>
+                  <w:rFonts w:ascii="Cambria Math" w:hAnsi="Cambria Math"/>
+                  <w:i/>
+                </w:rPr>
+              </m:ctrlPr>
+            </m:dPr>
+            <m:e>
+              <m:r>
+                <w:rPr>
+                  <w:rFonts w:ascii="Cambria Math" w:hAnsi="Cambria Math"/>
+                </w:rPr>
+                <m:t>b</m:t>
+              </m:r>
+            </m:e>
+          </m:d>
+        </m:oMath>
+      </m:oMathPara>
+    </w:p>
+    <w:p>
+      <m:oMathPara>
+        <m:oMath>
+          <m:sSup>
+            <m:sSupPr>
+              <m:ctrlPr>
+                <w:rPr>
+                  <w:rFonts w:ascii="Cambria Math" w:hAnsi="Cambria Math"/>
+                  <w:i/>
+                </w:rPr>
+              </m:ctrlPr>
+            </m:sSupPr>
+            <m:e>
+              <m:r>
+                <w:rPr>
+                  <w:rFonts w:ascii="Cambria Math" w:hAnsi="Cambria Math"/>
+                </w:rPr>
+                <m:t>s</m:t>
+              </m:r>
+            </m:e>
+            <m:sup>
+              <m:r>
+                <w:rPr>
+                  <w:rFonts w:ascii="Cambria Math" w:hAnsi="Cambria Math"/>
+                </w:rPr>
+                <m:t>''</m:t>
+              </m:r>
+            </m:sup>
+          </m:sSup>
+          <m:d>
+            <m:dPr>
+              <m:ctrlPr>
+                <w:rPr>
+                  <w:rFonts w:ascii="Cambria Math" w:hAnsi="Cambria Math"/>
+                  <w:i/>
+                </w:rPr>
+              </m:ctrlPr>
+            </m:dPr>
+            <m:e>
+              <m:r>
+                <w:rPr>
+                  <w:rFonts w:ascii="Cambria Math" w:hAnsi="Cambria Math"/>
+                </w:rPr>
+                <m:t>x,y</m:t>
+              </m:r>
+            </m:e>
+          </m:d>
+          <m:r>
+            <w:rPr>
+              <w:rFonts w:ascii="Cambria Math" w:hAnsi="Cambria Math"/>
+            </w:rPr>
+            <m:t>=</m:t>
+          </m:r>
+          <m:f>
+            <m:fPr>
+              <m:ctrlPr>
+                <w:rPr>
+                  <w:rFonts w:ascii="Cambria Math" w:hAnsi="Cambria Math"/>
+                  <w:i/>
+                </w:rPr>
+              </m:ctrlPr>
+            </m:fPr>
+            <m:num>
+              <m:r>
+                <w:rPr>
+                  <w:rFonts w:ascii="Cambria Math" w:hAnsi="Cambria Math"/>
+                </w:rPr>
+                <m:t>s'(x,y)</m:t>
+              </m:r>
+            </m:num>
+            <m:den>
+              <m:sSub>
+                <m:sSubPr>
+                  <m:ctrlPr>
+                    <w:rPr>
+                      <w:rFonts w:ascii="Cambria Math" w:hAnsi="Cambria Math"/>
+                      <w:i/>
+                    </w:rPr>
+                  </m:ctrlPr>
+                </m:sSubPr>
+                <m:e>
+                  <m:acc>
+                    <m:accPr>
+                      <m:ctrlPr>
+                        <w:rPr>
+                          <w:rFonts w:ascii="Cambria Math" w:hAnsi="Cambria Math"/>
+                          <w:i/>
+                        </w:rPr>
+                      </m:ctrlPr>
+                    </m:accPr>
+                    <m:e>
+                      <m:r>
+                        <w:rPr>
+                          <w:rFonts w:ascii="Cambria Math" w:hAnsi="Cambria Math"/>
+                        </w:rPr>
+                        <m:t>c</m:t>
+                      </m:r>
+                    </m:e>
+                  </m:acc>
+                </m:e>
+                <m:sub>
+                  <m:r>
+                    <w:rPr>
+                      <w:rFonts w:ascii="Cambria Math" w:hAnsi="Cambria Math"/>
+                    </w:rPr>
+                    <m:t>0</m:t>
+                  </m:r>
+                </m:sub>
+              </m:sSub>
+            </m:den>
+          </m:f>
+          <m:r>
+            <w:rPr>
+              <w:rFonts w:ascii="Cambria Math" w:hAnsi="Cambria Math"/>
+            </w:rPr>
+            <m:t>-</m:t>
+          </m:r>
+          <m:sSub>
+            <m:sSubPr>
+              <m:ctrlPr>
+                <w:rPr>
+                  <w:rFonts w:ascii="Cambria Math" w:hAnsi="Cambria Math"/>
+                  <w:i/>
+                </w:rPr>
+              </m:ctrlPr>
+            </m:sSubPr>
+            <m:e>
+              <m:acc>
+                <m:accPr>
+                  <m:ctrlPr>
+                    <w:rPr>
+                      <w:rFonts w:ascii="Cambria Math" w:hAnsi="Cambria Math"/>
+                      <w:i/>
+                    </w:rPr>
+                  </m:ctrlPr>
+                </m:accPr>
+                <m:e>
+                  <m:r>
+                    <w:rPr>
+                      <w:rFonts w:ascii="Cambria Math" w:hAnsi="Cambria Math"/>
+                    </w:rPr>
+                    <m:t>c</m:t>
+                  </m:r>
+                </m:e>
+              </m:acc>
+            </m:e>
+            <m:sub>
+              <m:r>
+                <w:rPr>
+                  <w:rFonts w:ascii="Cambria Math" w:hAnsi="Cambria Math"/>
+                </w:rPr>
+                <m:t>i</m:t>
+              </m:r>
+            </m:sub>
+          </m:sSub>
+          <m:r>
+            <w:rPr>
+              <w:rFonts w:ascii="Cambria Math" w:eastAsiaTheme="minorEastAsia" w:hAnsi="Cambria Math"/>
+            </w:rPr>
+            <m:t>;i=r,g,b</m:t>
+          </m:r>
+        </m:oMath>
+      </m:oMathPara>
+    </w:p>
+    <w:p/>
+    <w:p>
+      <w:pPr>
+        <w:pStyle w:val="berschrift2"/>
+      </w:pPr>
+      <w:bookmarkStart w:id="3" w:name="_Toc188911767"/>
+      <w:r>
+        <w:t>Color detection</w:t>
+      </w:r>
+      <w:bookmarkEnd w:id="3"/>
+    </w:p>
+    <w:p>
+      <w:pPr>
+        <w:pStyle w:val="berschrift3"/>
+      </w:pPr>
+      <w:bookmarkStart w:id="4" w:name="_Toc188911768"/>
+      <w:r>
+        <w:t>HSV-</w:t>
+      </w:r>
+      <w:r>
+        <w:t>Colorspace</w:t>
+      </w:r>
+      <w:bookmarkEnd w:id="4"/>
+    </w:p>
+    <w:p>
+      <w:r>
+        <w:t>Der HSV-Farbraum (Hue, Saturation, Value) ist eine weit verbreitete Methode zur Farbrepräsentation in der Bildverarbeitung. Er basiert auf einem zylindrischen Koordinatensystem, das Farben intuitiver darstellt als der RGB-Farbraum, der primär aus den Grundfarben Rot, Grün und Blau besteht. Durch seine Struktur bietet der HSV-Farbraum erhebliche Vorteile, insbesondere bei Aufgaben der Farbdetektion.</w:t>
+      </w:r>
+    </w:p>
+    <w:p>
+      <w:pPr>
+        <w:numPr>
+          <w:ilvl w:val="0"/>
+          <w:numId w:val="14"/>
+        </w:numPr>
+      </w:pPr>
+      <w:r>
+        <w:rPr>
+          <w:b/>
+          <w:bCs/>
+        </w:rPr>
+        <w:t>Hue (Farbton)</w:t>
+      </w:r>
+      <w:r>
+        <w:t>:</w:t>
+      </w:r>
+    </w:p>
+    <w:p>
+      <w:pPr>
+        <w:numPr>
+          <w:ilvl w:val="1"/>
+          <w:numId w:val="14"/>
+        </w:numPr>
+      </w:pPr>
+      <w:r>
+        <w:t>Hue beschreibt die Farbe selbst und wird als Winkel auf einem Farbkreis angegeben (0° bis 360°). Beispielsweise repräsentiert 0° Rot, 120° Grün und 240° Blau.</w:t>
+      </w:r>
+    </w:p>
+    <w:p>
+      <w:pPr>
+        <w:numPr>
+          <w:ilvl w:val="0"/>
+          <w:numId w:val="14"/>
+        </w:numPr>
+      </w:pPr>
+      <w:r>
+        <w:rPr>
+          <w:b/>
+          <w:bCs/>
+        </w:rPr>
+        <w:t>Saturation (Sättigung)</w:t>
+      </w:r>
+      <w:r>
+        <w:t>:</w:t>
+      </w:r>
+    </w:p>
+    <w:p>
+      <w:pPr>
+        <w:numPr>
+          <w:ilvl w:val="1"/>
+          <w:numId w:val="14"/>
+        </w:numPr>
+      </w:pPr>
+      <w:r>
+        <w:t>Saturation gibt an, wie "rein" eine Farbe ist. Eine hohe Sättigung bedeutet eine intensive Farbe, während eine niedrige Sättigung auf eine graue, entsättigte Farbe hinweist. Die Sättigung wird als Wert zwischen 0 und 1 (oder 0–100 %) dargestellt.</w:t>
+      </w:r>
+    </w:p>
+    <w:p>
+      <w:pPr>
+        <w:numPr>
+          <w:ilvl w:val="0"/>
+          <w:numId w:val="14"/>
+        </w:numPr>
+      </w:pPr>
+      <w:r>
+        <w:rPr>
+          <w:b/>
+          <w:bCs/>
+        </w:rPr>
+        <w:t>Value (Helligkeit)</w:t>
+      </w:r>
+      <w:r>
+        <w:t>:</w:t>
+      </w:r>
+    </w:p>
+    <w:p>
+      <w:pPr>
+        <w:numPr>
+          <w:ilvl w:val="1"/>
+          <w:numId w:val="14"/>
+        </w:numPr>
+      </w:pPr>
+      <w:r>
+        <w:t xml:space="preserve">Value beschreibt die Helligkeit oder Intensität einer Farbe, ebenfalls mit einem Wertebereich von 0 bis 1 (oder 0–100 %). Ein Value von 0 </w:t>
+      </w:r>
+      <w:r>
+        <w:lastRenderedPageBreak/>
+        <w:t>bedeutet Schwarz, während ein Value von 1 die maximale Helligkeit darstellt.</w:t>
+      </w:r>
+    </w:p>
+    <w:p>
+      <w:pPr>
+        <w:rPr>
+          <w:b/>
+          <w:bCs/>
+        </w:rPr>
+      </w:pPr>
+      <w:r>
+        <w:rPr>
+          <w:b/>
+          <w:bCs/>
+        </w:rPr>
+        <w:t>Vorteile des HSV-Farbraums bei der Farbdetektion</w:t>
+      </w:r>
+    </w:p>
+    <w:p>
+      <w:pPr>
+        <w:numPr>
+          <w:ilvl w:val="0"/>
+          <w:numId w:val="15"/>
+        </w:numPr>
+      </w:pPr>
+      <w:r>
+        <w:rPr>
+          <w:b/>
+          <w:bCs/>
+        </w:rPr>
+        <w:t>Entkopplung von Farbe und Helligkeit</w:t>
+      </w:r>
+      <w:r>
+        <w:t>:</w:t>
+      </w:r>
+    </w:p>
+    <w:p>
+      <w:pPr>
+        <w:numPr>
+          <w:ilvl w:val="1"/>
+          <w:numId w:val="15"/>
+        </w:numPr>
+      </w:pPr>
+      <w:r>
+        <w:t>Im Gegensatz zum RGB-Farbraum trennt der HSV-Farbraum den Farbton (Hue) klar von der Helligkeit (Value). Dies erleichtert die Detektion spezifischer Farben, da diese nicht von Beleuchtungsveränderungen oder Schatten beeinflusst werden. Beispielsweise können rote Objekte erkannt werden, selbst wenn sie unter verschiedenen Lichtbedingungen auftreten.</w:t>
+      </w:r>
+    </w:p>
+    <w:p>
+      <w:pPr>
+        <w:numPr>
+          <w:ilvl w:val="0"/>
+          <w:numId w:val="15"/>
+        </w:numPr>
+      </w:pPr>
+      <w:r>
+        <w:rPr>
+          <w:b/>
+          <w:bCs/>
+        </w:rPr>
+        <w:t>Intuitive Farbbeschreibung</w:t>
+      </w:r>
+      <w:r>
+        <w:t>:</w:t>
+      </w:r>
+    </w:p>
+    <w:p>
+      <w:pPr>
+        <w:numPr>
+          <w:ilvl w:val="1"/>
+          <w:numId w:val="15"/>
+        </w:numPr>
+      </w:pPr>
+      <w:r>
+        <w:t>Der HSV-Farbraum entspricht eher der menschlichen Wahrnehmung von Farben. Durch die Verwendung von Farbton und Sättigung lassen sich Farbgrenzen einfacher definieren. So kann beispielsweise ein Farbbereich für Blau als 200° bis 250° (Hue) mit einer minimalen Sättigung und einem ausreichenden Helligkeitswert spezifiziert werden.</w:t>
+      </w:r>
+    </w:p>
+    <w:p>
+      <w:pPr>
+        <w:numPr>
+          <w:ilvl w:val="0"/>
+          <w:numId w:val="15"/>
+        </w:numPr>
+      </w:pPr>
+      <w:r>
+        <w:rPr>
+          <w:b/>
+          <w:bCs/>
+        </w:rPr>
+        <w:t>Effiziente Filterung von Farben</w:t>
+      </w:r>
+      <w:r>
+        <w:t>:</w:t>
+      </w:r>
+    </w:p>
+    <w:p>
+      <w:pPr>
+        <w:numPr>
+          <w:ilvl w:val="1"/>
+          <w:numId w:val="15"/>
+        </w:numPr>
+      </w:pPr>
+      <w:r>
+        <w:t>Dank der separaten Achsen für Farbton, Sättigung und Helligkeit können Farben gezielt gefiltert werden. In der Bildverarbeitung ist es üblich, einen HSV-Maskierungsprozess zu verwenden, um Pixel mit gewünschten Eigenschaften zu extrahieren und andere zu ignorieren.</w:t>
+      </w:r>
+    </w:p>
+    <w:p>
+      <w:pPr>
+        <w:numPr>
+          <w:ilvl w:val="0"/>
+          <w:numId w:val="15"/>
+        </w:numPr>
+      </w:pPr>
+      <w:r>
+        <w:rPr>
+          <w:b/>
+          <w:bCs/>
+        </w:rPr>
+        <w:t>Robustheit gegen Beleuchtungsänderungen</w:t>
+      </w:r>
+      <w:r>
+        <w:t>:</w:t>
+      </w:r>
+    </w:p>
+    <w:p>
+      <w:pPr>
+        <w:numPr>
+          <w:ilvl w:val="1"/>
+          <w:numId w:val="15"/>
+        </w:numPr>
+      </w:pPr>
+      <w:r>
+        <w:t>Da der Farbton im HSV-Farbraum unabhängig von der Beleuchtung bleibt, ist der HSV-Farbraum besonders robust bei variierenden Lichtverhältnissen. Dies ist in realen Anwendungen, wie der Objekterkennung oder der robotischen Navigation, von großem Vorteil.</w:t>
+      </w:r>
+    </w:p>
+    <w:p>
+      <w:pPr>
+        <w:numPr>
+          <w:ilvl w:val="0"/>
+          <w:numId w:val="15"/>
+        </w:numPr>
+      </w:pPr>
+      <w:r>
+        <w:rPr>
+          <w:b/>
+          <w:bCs/>
+        </w:rPr>
+        <w:t>Einfache Implementierung von Schwellenwerten</w:t>
+      </w:r>
+      <w:r>
+        <w:t>:</w:t>
+      </w:r>
+    </w:p>
+    <w:p>
+      <w:pPr>
+        <w:numPr>
+          <w:ilvl w:val="1"/>
+          <w:numId w:val="15"/>
+        </w:numPr>
+      </w:pPr>
+      <w:r>
+        <w:lastRenderedPageBreak/>
+        <w:t>Durch die einfache Segmentierungsmöglichkeit können klare Schwellenwerte für jeden der drei Parameter (Hue, Saturation, Value) definiert werden. Diese Schwellenwerte können gezielt zur Segmentierung bestimmter Farbbereiche genutzt werden, beispielsweise für Verkehrszeichen oder Fruchtanalyse in der Landwirtschaft.</w:t>
+      </w:r>
+    </w:p>
+    <w:p>
+      <w:pPr>
+        <w:rPr>
+          <w:b/>
+          <w:bCs/>
+        </w:rPr>
+      </w:pPr>
+      <w:r>
+        <w:rPr>
+          <w:b/>
+          <w:bCs/>
+        </w:rPr>
+        <w:t>Anwendungen des HSV-Farbraums</w:t>
+      </w:r>
+    </w:p>
+    <w:p>
+      <w:r>
+        <w:t>Der HSV-Farbraum findet breite Anwendung in vielen Bereichen der Bildverarbeitung, darunter:</w:t>
+      </w:r>
+    </w:p>
+    <w:p>
+      <w:pPr>
+        <w:numPr>
+          <w:ilvl w:val="0"/>
+          <w:numId w:val="16"/>
+        </w:numPr>
+      </w:pPr>
+      <w:r>
+        <w:rPr>
+          <w:b/>
+          <w:bCs/>
+        </w:rPr>
+        <w:t>Objekterkennung</w:t>
+      </w:r>
+      <w:r>
+        <w:t>: Zum Beispiel zur Detektion von Verkehrszeichen oder Markierungen.</w:t>
+      </w:r>
+    </w:p>
+    <w:p>
+      <w:pPr>
+        <w:numPr>
+          <w:ilvl w:val="0"/>
+          <w:numId w:val="16"/>
+        </w:numPr>
+      </w:pPr>
+      <w:r>
+        <w:rPr>
+          <w:b/>
+          <w:bCs/>
+        </w:rPr>
+        <w:t>Bildbearbeitung</w:t>
+      </w:r>
+      <w:r>
+        <w:t>: Zur selektiven Farbmanipulation.</w:t>
+      </w:r>
+    </w:p>
+    <w:p>
+      <w:pPr>
+        <w:numPr>
+          <w:ilvl w:val="0"/>
+          <w:numId w:val="16"/>
+        </w:numPr>
+      </w:pPr>
+      <w:r>
+        <w:rPr>
+          <w:b/>
+          <w:bCs/>
+        </w:rPr>
+        <w:t>Medizinische Bildverarbeitung</w:t>
+      </w:r>
+      <w:r>
+        <w:t>: Um Gewebearten anhand von Farbcharakteristika zu differenzieren.</w:t>
+      </w:r>
+    </w:p>
+    <w:p>
+      <w:pPr>
+        <w:numPr>
+          <w:ilvl w:val="0"/>
+          <w:numId w:val="16"/>
+        </w:numPr>
+      </w:pPr>
+      <w:r>
+        <w:rPr>
+          <w:b/>
+          <w:bCs/>
+        </w:rPr>
+        <w:t>Automatisierung und Robotik</w:t>
+      </w:r>
+      <w:r>
+        <w:t>: Zur Orientierung in farblich kodierten Umgebungen.</w:t>
+      </w:r>
+    </w:p>
+    <w:p>
+      <w:pPr>
+        <w:rPr>
+          <w:b/>
+          <w:bCs/>
+        </w:rPr>
+      </w:pPr>
+      <w:r>
+        <w:rPr>
+          <w:b/>
+          <w:bCs/>
+        </w:rPr>
+        <w:t>Fazit</w:t>
+      </w:r>
+    </w:p>
+    <w:p>
+      <w:r>
+        <w:t>Der HSV-Farbraum bietet durch seine intuitive Struktur und die Entkopplung von Farbton, Sättigung und Helligkeit signifikante Vorteile bei der Farbdetektion. Diese Eigenschaften machen ihn zu einer idealen Wahl für zahlreiche Anwendungen in der Bildverarbeitung und darüber hinaus. Seine Robustheit gegen Beleuchtungsveränderungen und die einfache Implementierung von Farbfiltern unterstreichen seine Bedeutung als grundlegendes Werkzeug für moderne Technologien.</w:t>
+      </w:r>
+    </w:p>
+    <w:p/>
+    <w:p>
+      <w:pPr>
+        <w:spacing w:before="0" w:after="160" w:line="259" w:lineRule="auto"/>
+        <w:jc w:val="left"/>
+        <w:rPr>
+          <w:rFonts w:asciiTheme="majorHAnsi" w:eastAsiaTheme="majorEastAsia" w:hAnsiTheme="majorHAnsi" w:cstheme="majorBidi"/>
+          <w:b/>
+          <w:sz w:val="32"/>
+          <w:szCs w:val="32"/>
+        </w:rPr>
+      </w:pPr>
+      <w:r>
+        <w:br w:type="page"/>
+      </w:r>
+    </w:p>
+    <w:p>
+      <w:pPr>
+        <w:pStyle w:val="berschrift1"/>
+      </w:pPr>
+      <w:bookmarkStart w:id="5" w:name="_Toc188911769"/>
+      <w:r>
+        <w:lastRenderedPageBreak/>
+        <w:t>Program structre</w:t>
+      </w:r>
+      <w:bookmarkEnd w:id="5"/>
+    </w:p>
+    <w:p>
+      <w:r>
+        <mc:AlternateContent>
+          <mc:Choice Requires="wps">
+            <w:drawing>
+              <wp:anchor distT="0" distB="0" distL="114300" distR="114300" simplePos="0" relativeHeight="251661312" behindDoc="0" locked="0" layoutInCell="1" allowOverlap="1" wp14:anchorId="743347CB" wp14:editId="7E9CBE29">
+                <wp:simplePos x="0" y="0"/>
+                <wp:positionH relativeFrom="column">
+                  <wp:posOffset>-641985</wp:posOffset>
+                </wp:positionH>
+                <wp:positionV relativeFrom="paragraph">
+                  <wp:posOffset>5200650</wp:posOffset>
+                </wp:positionV>
+                <wp:extent cx="6555105" cy="635"/>
+                <wp:effectExtent l="0" t="0" r="0" b="0"/>
+                <wp:wrapTopAndBottom/>
+                <wp:docPr id="1226600662" name="Textfeld 1"/>
+                <wp:cNvGraphicFramePr/>
+                <a:graphic xmlns:a="http://schemas.openxmlformats.org/drawingml/2006/main">
+                  <a:graphicData uri="http://schemas.microsoft.com/office/word/2010/wordprocessingShape">
+                    <wps:wsp>
+                      <wps:cNvSpPr txBox="1"/>
+                      <wps:spPr>
+                        <a:xfrm>
+                          <a:off x="0" y="0"/>
+                          <a:ext cx="6555105" cy="635"/>
+                        </a:xfrm>
+                        <a:prstGeom prst="rect">
+                          <a:avLst/>
+                        </a:prstGeom>
+                        <a:solidFill>
+                          <a:prstClr val="white"/>
+                        </a:solidFill>
+                        <a:ln>
+                          <a:noFill/>
+                        </a:ln>
+                      </wps:spPr>
+                      <wps:txbx>
+                        <w:txbxContent>
+                          <w:p>
+                            <w:pPr>
+                              <w:pStyle w:val="Beschriftung"/>
+                              <w:rPr>
+                                <w:szCs w:val="22"/>
+                              </w:rPr>
+                            </w:pPr>
+                            <w:bookmarkStart w:id="6" w:name="_Ref188954597"/>
+                            <w:r>
+                              <w:t xml:space="preserve">Figure </w:t>
+                            </w:r>
+                            <w:r>
+                              <w:fldChar w:fldCharType="begin"/>
+                            </w:r>
+                            <w:r>
+                              <w:instrText xml:space="preserve"> SEQ Figure \* ARABIC </w:instrText>
+                            </w:r>
+                            <w:r>
+                              <w:fldChar w:fldCharType="separate"/>
+                            </w:r>
+                            <w:r>
+                              <w:t>2</w:t>
+                            </w:r>
+                            <w:r>
+                              <w:fldChar w:fldCharType="end"/>
+                            </w:r>
+                            <w:r>
+                              <w:t xml:space="preserve">: Process </w:t>
+                            </w:r>
+                            <w:bookmarkEnd w:id="6"/>
+                            <w:r>
+                              <w:t>Diagramm</w:t>
+                            </w:r>
+                          </w:p>
+                        </w:txbxContent>
+                      </wps:txbx>
+                      <wps:bodyPr rot="0" spcFirstLastPara="0" vertOverflow="overflow" horzOverflow="overflow" vert="horz" wrap="square" lIns="0" tIns="0" rIns="0" bIns="0" numCol="1" spcCol="0" rtlCol="0" fromWordArt="0" anchor="t" anchorCtr="0" forceAA="0" compatLnSpc="1">
+                        <a:prstTxWarp prst="textNoShape">
+                          <a:avLst/>
+                        </a:prstTxWarp>
+                        <a:spAutoFit/>
+                      </wps:bodyPr>
+                    </wps:wsp>
+                  </a:graphicData>
+                </a:graphic>
+              </wp:anchor>
+            </w:drawing>
+          </mc:Choice>
+          <mc:Fallback>
+            <w:pict>
+              <v:shapetype w14:anchorId="743347CB" id="_x0000_t202" coordsize="21600,21600" o:spt="202" path="m,l,21600r21600,l21600,xe">
+                <v:stroke joinstyle="miter"/>
+                <v:path gradientshapeok="t" o:connecttype="rect"/>
+              </v:shapetype>
+              <v:shape id="Textfeld 1" o:spid="_x0000_s1026" type="#_x0000_t202" style="position:absolute;left:0;text-align:left;margin-left:-50.55pt;margin-top:409.5pt;width:516.15pt;height:.05pt;z-index:251661312;visibility:visible;mso-wrap-style:square;mso-wrap-distance-left:9pt;mso-wrap-distance-top:0;mso-wrap-distance-right:9pt;mso-wrap-distance-bottom:0;mso-position-horizontal:absolute;mso-position-horizontal-relative:text;mso-position-vertical:absolute;mso-position-vertical-relative:text;v-text-anchor:top" o:gfxdata="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" stroked="f">
+                <v:textbox style="mso-fit-shape-to-text:t" inset="0,0,0,0">
+                  <w:txbxContent>
+                    <w:p>
+                      <w:pPr>
+                        <w:pStyle w:val="Beschriftung"/>
+                        <w:rPr>
+                          <w:szCs w:val="22"/>
+                        </w:rPr>
+                      </w:pPr>
+                      <w:bookmarkStart w:id="7" w:name="_Ref188954597"/>
+                      <w:r>
+                        <w:t xml:space="preserve">Figure </w:t>
+                      </w:r>
+                      <w:r>
+                        <w:fldChar w:fldCharType="begin"/>
+                      </w:r>
+                      <w:r>
+                        <w:instrText xml:space="preserve"> SEQ Figure \* ARABIC </w:instrText>
+                      </w:r>
+                      <w:r>
+                        <w:fldChar w:fldCharType="separate"/>
+                      </w:r>
+                      <w:r>
+                        <w:t>2</w:t>
+                      </w:r>
+                      <w:r>
+                        <w:fldChar w:fldCharType="end"/>
+                      </w:r>
+                      <w:r>
+                        <w:t xml:space="preserve">: Process </w:t>
+                      </w:r>
+                      <w:bookmarkEnd w:id="7"/>
+                      <w:r>
+                        <w:t>Diagramm</w:t>
+                      </w:r>
+                    </w:p>
+                  </w:txbxContent>
+                </v:textbox>
+                <w10:wrap type="topAndBottom"/>
+              </v:shape>
+            </w:pict>
+          </mc:Fallback>
+        </mc:AlternateContent>
+      </w:r>
+      <w:r>
         <mc:AlternateContent>
           <mc:Choice Requires="wpg">
             <w:drawing>
@@ -2542,7 +4745,6 @@
                                   <w:color w:val="FFFFFF" w:themeColor="light1"/>
                                   <w:sz w:val="16"/>
                                   <w:szCs w:val="16"/>
-                                  <w:lang w:val="en-GB"/>
                                 </w:rPr>
                               </w:pPr>
                               <w:r>
@@ -2551,7 +4753,6 @@
                                   <w:color w:val="FFFFFF" w:themeColor="light1"/>
                                   <w:sz w:val="16"/>
                                   <w:szCs w:val="16"/>
-                                  <w:lang w:val="en-GB"/>
                                 </w:rPr>
                                 <w:t>Read in Picture/ Frame</w:t>
                               </w:r>
@@ -2598,7 +4799,6 @@
                                   <w:color w:val="FFFFFF" w:themeColor="light1"/>
                                   <w:sz w:val="16"/>
                                   <w:szCs w:val="16"/>
-                                  <w:lang w:val="en-GB"/>
                                 </w:rPr>
                               </w:pPr>
                               <w:r>
@@ -2607,7 +4807,6 @@
                                   <w:color w:val="FFFFFF" w:themeColor="light1"/>
                                   <w:sz w:val="16"/>
                                   <w:szCs w:val="16"/>
-                                  <w:lang w:val="en-GB"/>
                                 </w:rPr>
                                 <w:t>Visualize results</w:t>
                               </w:r>
@@ -2652,7 +4851,6 @@
                                   <w:color w:val="FFFFFF" w:themeColor="light1"/>
                                   <w:sz w:val="16"/>
                                   <w:szCs w:val="16"/>
-                                  <w:lang w:val="en-GB"/>
                                 </w:rPr>
                               </w:pPr>
                               <w:r>
@@ -2661,7 +4859,6 @@
                                   <w:color w:val="FFFFFF" w:themeColor="light1"/>
                                   <w:sz w:val="16"/>
                                   <w:szCs w:val="16"/>
-                                  <w:lang w:val="en-GB"/>
                                 </w:rPr>
                                 <w:t>Find grey box and crop to ROI</w:t>
                               </w:r>
@@ -2706,30 +4903,16 @@
                                   <w:color w:val="FFFFFF" w:themeColor="light1"/>
                                   <w:sz w:val="16"/>
                                   <w:szCs w:val="16"/>
-                                  <w:lang w:val="en-GB"/>
                                 </w:rPr>
                               </w:pPr>
-                              <w:proofErr w:type="spellStart"/>
                               <w:r>
                                 <w:rPr>
                                   <w:rFonts w:hAnsi="Calibri"/>
                                   <w:color w:val="FFFFFF" w:themeColor="light1"/>
                                   <w:sz w:val="16"/>
                                   <w:szCs w:val="16"/>
-                                  <w:lang w:val="en-GB"/>
                                 </w:rPr>
-                                <w:t>Color</w:t>
-                              </w:r>
-                              <w:proofErr w:type="spellEnd"/>
-                              <w:r>
-                                <w:rPr>
-                                  <w:rFonts w:hAnsi="Calibri"/>
-                                  <w:color w:val="FFFFFF" w:themeColor="light1"/>
-                                  <w:sz w:val="16"/>
-                                  <w:szCs w:val="16"/>
-                                  <w:lang w:val="en-GB"/>
-                                </w:rPr>
-                                <w:t xml:space="preserve"> correction</w:t>
+                                <w:t>Color correction</w:t>
                               </w:r>
                             </w:p>
                           </w:txbxContent>
@@ -2772,7 +4955,6 @@
                                   <w:color w:val="FFFFFF" w:themeColor="light1"/>
                                   <w:sz w:val="16"/>
                                   <w:szCs w:val="16"/>
-                                  <w:lang w:val="en-GB"/>
                                 </w:rPr>
                               </w:pPr>
                               <w:r>
@@ -2781,29 +4963,8 @@
                                   <w:color w:val="FFFFFF" w:themeColor="light1"/>
                                   <w:sz w:val="16"/>
                                   <w:szCs w:val="16"/>
-                                  <w:lang w:val="en-GB"/>
                                 </w:rPr>
-                                <w:t xml:space="preserve">Find </w:t>
-                              </w:r>
-                              <w:r>
-                                <w:rPr>
-                                  <w:rFonts w:hAnsi="Calibri"/>
-                                  <w:color w:val="FFFFFF" w:themeColor="light1"/>
-                                  <w:sz w:val="16"/>
-                                  <w:szCs w:val="16"/>
-                                  <w:lang w:val="en-GB"/>
-                                </w:rPr>
-                                <w:t>segments</w:t>
-                              </w:r>
-                              <w:r>
-                                <w:rPr>
-                                  <w:rFonts w:hAnsi="Calibri"/>
-                                  <w:color w:val="FFFFFF" w:themeColor="light1"/>
-                                  <w:sz w:val="16"/>
-                                  <w:szCs w:val="16"/>
-                                  <w:lang w:val="en-GB"/>
-                                </w:rPr>
-                                <w:t xml:space="preserve"> with Edge Detection</w:t>
+                                <w:t>Find segments with Edge Detection</w:t>
                               </w:r>
                             </w:p>
                           </w:txbxContent>
@@ -2846,7 +5007,6 @@
                                   <w:color w:val="FFFFFF" w:themeColor="light1"/>
                                   <w:sz w:val="16"/>
                                   <w:szCs w:val="16"/>
-                                  <w:lang w:val="en-GB"/>
                                 </w:rPr>
                               </w:pPr>
                               <w:r>
@@ -2855,9 +5015,8 @@
                                   <w:color w:val="FFFFFF" w:themeColor="light1"/>
                                   <w:sz w:val="16"/>
                                   <w:szCs w:val="16"/>
-                                  <w:lang w:val="en-GB"/>
                                 </w:rPr>
-                                <w:t xml:space="preserve">Find </w:t>
+                                <w:t>Find seg</w:t>
                               </w:r>
                               <w:r>
                                 <w:rPr>
@@ -2865,27 +5024,6 @@
                                   <w:color w:val="FFFFFF" w:themeColor="light1"/>
                                   <w:sz w:val="16"/>
                                   <w:szCs w:val="16"/>
-                                  <w:lang w:val="en-GB"/>
-                                </w:rPr>
-                                <w:t>s</w:t>
-                              </w:r>
-                              <w:r>
-                                <w:rPr>
-                                  <w:rFonts w:hAnsi="Calibri"/>
-                                  <w:color w:val="FFFFFF" w:themeColor="light1"/>
-                                  <w:sz w:val="16"/>
-                                  <w:szCs w:val="16"/>
-                                  <w:lang w:val="en-GB"/>
-                                </w:rPr>
-                                <w:t>eg</w:t>
-                              </w:r>
-                              <w:r>
-                                <w:rPr>
-                                  <w:rFonts w:hAnsi="Calibri"/>
-                                  <w:color w:val="FFFFFF" w:themeColor="light1"/>
-                                  <w:sz w:val="16"/>
-                                  <w:szCs w:val="16"/>
-                                  <w:lang w:val="en-GB"/>
                                 </w:rPr>
                                 <w:t>m</w:t>
                               </w:r>
@@ -2895,31 +5033,8 @@
                                   <w:color w:val="FFFFFF" w:themeColor="light1"/>
                                   <w:sz w:val="16"/>
                                   <w:szCs w:val="16"/>
-                                  <w:lang w:val="en-GB"/>
                                 </w:rPr>
-                                <w:t xml:space="preserve">ents with </w:t>
-                              </w:r>
-                              <w:proofErr w:type="spellStart"/>
-                              <w:r>
-                                <w:rPr>
-                                  <w:rFonts w:hAnsi="Calibri"/>
-                                  <w:color w:val="FFFFFF" w:themeColor="light1"/>
-                                  <w:sz w:val="16"/>
-                                  <w:szCs w:val="16"/>
-                                  <w:lang w:val="en-GB"/>
-                                </w:rPr>
-                                <w:t>color</w:t>
-                              </w:r>
-                              <w:proofErr w:type="spellEnd"/>
-                              <w:r>
-                                <w:rPr>
-                                  <w:rFonts w:hAnsi="Calibri"/>
-                                  <w:color w:val="FFFFFF" w:themeColor="light1"/>
-                                  <w:sz w:val="16"/>
-                                  <w:szCs w:val="16"/>
-                                  <w:lang w:val="en-GB"/>
-                                </w:rPr>
-                                <w:t xml:space="preserve"> filter</w:t>
+                                <w:t>ents with color filter</w:t>
                               </w:r>
                             </w:p>
                           </w:txbxContent>
@@ -2962,7 +5077,6 @@
                                   <w:color w:val="FFFFFF" w:themeColor="light1"/>
                                   <w:sz w:val="16"/>
                                   <w:szCs w:val="16"/>
-                                  <w:lang w:val="en-GB"/>
                                 </w:rPr>
                               </w:pPr>
                               <w:r>
@@ -2971,7 +5085,6 @@
                                   <w:color w:val="FFFFFF" w:themeColor="light1"/>
                                   <w:sz w:val="16"/>
                                   <w:szCs w:val="16"/>
-                                  <w:lang w:val="en-GB"/>
                                 </w:rPr>
                                 <w:t>Merging of findings</w:t>
                               </w:r>
@@ -3016,7 +5129,6 @@
                                   <w:color w:val="FFFFFF" w:themeColor="light1"/>
                                   <w:sz w:val="16"/>
                                   <w:szCs w:val="16"/>
-                                  <w:lang w:val="en-GB"/>
                                 </w:rPr>
                               </w:pPr>
                               <w:r>
@@ -3025,7 +5137,6 @@
                                   <w:color w:val="FFFFFF" w:themeColor="light1"/>
                                   <w:sz w:val="16"/>
                                   <w:szCs w:val="16"/>
-                                  <w:lang w:val="en-GB"/>
                                 </w:rPr>
                                 <w:t>Compensate not detected segments via geometry</w:t>
                               </w:r>
@@ -3070,7 +5181,6 @@
                                   <w:color w:val="FFFFFF" w:themeColor="light1"/>
                                   <w:sz w:val="16"/>
                                   <w:szCs w:val="16"/>
-                                  <w:lang w:val="en-GB"/>
                                 </w:rPr>
                               </w:pPr>
                               <w:r>
@@ -3079,31 +5189,8 @@
                                   <w:color w:val="FFFFFF" w:themeColor="light1"/>
                                   <w:sz w:val="16"/>
                                   <w:szCs w:val="16"/>
-                                  <w:lang w:val="en-GB"/>
                                 </w:rPr>
-                                <w:t xml:space="preserve">Add </w:t>
-                              </w:r>
-                              <w:proofErr w:type="spellStart"/>
-                              <w:r>
-                                <w:rPr>
-                                  <w:rFonts w:hAnsi="Calibri"/>
-                                  <w:color w:val="FFFFFF" w:themeColor="light1"/>
-                                  <w:sz w:val="16"/>
-                                  <w:szCs w:val="16"/>
-                                  <w:lang w:val="en-GB"/>
-                                </w:rPr>
-                                <w:t>color</w:t>
-                              </w:r>
-                              <w:proofErr w:type="spellEnd"/>
-                              <w:r>
-                                <w:rPr>
-                                  <w:rFonts w:hAnsi="Calibri"/>
-                                  <w:color w:val="FFFFFF" w:themeColor="light1"/>
-                                  <w:sz w:val="16"/>
-                                  <w:szCs w:val="16"/>
-                                  <w:lang w:val="en-GB"/>
-                                </w:rPr>
-                                <w:t xml:space="preserve"> information if needed</w:t>
+                                <w:t>Add color information if needed</w:t>
                               </w:r>
                             </w:p>
                           </w:txbxContent>
@@ -3482,8 +5569,8 @@
           </mc:Choice>
           <mc:Fallback>
             <w:pict>
-              <v:group w14:anchorId="2A897129" id="Gruppieren 5" o:spid="_x0000_s1026" style="position:absolute;left:0;text-align:left;margin-left:0;margin-top:218.95pt;width:516.15pt;height:186.05pt;z-index:251659264;mso-position-horizontal:center;mso-position-horizontal-relative:margin;mso-width-relative:margin;mso-height-relative:margin" coordsize="116916,29478" o:gfxdata="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">
-                <v:roundrect id="Rechteck: abgerundete Ecken 1735360357" o:spid="_x0000_s1027" style="position:absolute;top:10542;width:12496;height:8880;visibility:visible;mso-wrap-style:square;v-text-anchor:middle" arcsize="10923f" o:gfxdata="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" fillcolor="#002896" stroked="f" strokeweight="1pt">
+              <v:group w14:anchorId="2A897129" id="Gruppieren 5" o:spid="_x0000_s1027" style="position:absolute;left:0;text-align:left;margin-left:0;margin-top:218.95pt;width:516.15pt;height:186.05pt;z-index:251659264;mso-position-horizontal:center;mso-position-horizontal-relative:margin;mso-width-relative:margin;mso-height-relative:margin" coordsize="116916,29478" o:gfxdata="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">
+                <v:roundrect id="Rechteck: abgerundete Ecken 1735360357" o:spid="_x0000_s1028" style="position:absolute;top:10542;width:12496;height:8880;visibility:visible;mso-wrap-style:square;v-text-anchor:middle" arcsize="10923f" o:gfxdata="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" fillcolor="#002896" stroked="f" strokeweight="1pt">
                   <v:stroke joinstyle="miter"/>
                   <v:textbox>
                     <w:txbxContent>
@@ -3496,7 +5583,6 @@
                             <w:color w:val="FFFFFF" w:themeColor="light1"/>
                             <w:sz w:val="16"/>
                             <w:szCs w:val="16"/>
-                            <w:lang w:val="en-GB"/>
                           </w:rPr>
                         </w:pPr>
                         <w:r>
@@ -3505,7 +5591,6 @@
                             <w:color w:val="FFFFFF" w:themeColor="light1"/>
                             <w:sz w:val="16"/>
                             <w:szCs w:val="16"/>
-                            <w:lang w:val="en-GB"/>
                           </w:rPr>
                           <w:t>Read in Picture/ Frame</w:t>
                         </w:r>
@@ -3513,7 +5598,7 @@
                     </w:txbxContent>
                   </v:textbox>
                 </v:roundrect>
-                <v:roundrect id="Rechteck: abgerundete Ecken 1323292786" o:spid="_x0000_s1028" style="position:absolute;left:104419;top:10542;width:12497;height:8879;visibility:visible;mso-wrap-style:square;v-text-anchor:middle" arcsize="10923f" o:gfxdata="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" fillcolor="#002896" stroked="f" strokeweight="1pt">
+                <v:roundrect id="Rechteck: abgerundete Ecken 1323292786" o:spid="_x0000_s1029" style="position:absolute;left:104419;top:10542;width:12497;height:8879;visibility:visible;mso-wrap-style:square;v-text-anchor:middle" arcsize="10923f" o:gfxdata="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" fillcolor="#002896" stroked="f" strokeweight="1pt">
                   <v:stroke joinstyle="miter"/>
                   <v:textbox>
                     <w:txbxContent>
@@ -3526,7 +5611,6 @@
                             <w:color w:val="FFFFFF" w:themeColor="light1"/>
                             <w:sz w:val="16"/>
                             <w:szCs w:val="16"/>
-                            <w:lang w:val="en-GB"/>
                           </w:rPr>
                         </w:pPr>
                         <w:r>
@@ -3535,7 +5619,6 @@
                             <w:color w:val="FFFFFF" w:themeColor="light1"/>
                             <w:sz w:val="16"/>
                             <w:szCs w:val="16"/>
-                            <w:lang w:val="en-GB"/>
                           </w:rPr>
                           <w:t>Visualize results</w:t>
                         </w:r>
@@ -3543,7 +5626,7 @@
                     </w:txbxContent>
                   </v:textbox>
                 </v:roundrect>
-                <v:rect id="Rechteck 986223354" o:spid="_x0000_s1029" style="position:absolute;left:15163;top:10842;width:11735;height:8280;visibility:visible;mso-wrap-style:square;v-text-anchor:middle" o:gfxdata="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" fillcolor="#667ec0" stroked="f">
+                <v:rect id="Rechteck 986223354" o:spid="_x0000_s1030" style="position:absolute;left:15163;top:10842;width:11735;height:8280;visibility:visible;mso-wrap-style:square;v-text-anchor:middle" o:gfxdata="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" fillcolor="#667ec0" stroked="f">
                   <v:textbox>
                     <w:txbxContent>
                       <w:p>
@@ -3555,7 +5638,6 @@
                             <w:color w:val="FFFFFF" w:themeColor="light1"/>
                             <w:sz w:val="16"/>
                             <w:szCs w:val="16"/>
-                            <w:lang w:val="en-GB"/>
                           </w:rPr>
                         </w:pPr>
                         <w:r>
@@ -3564,7 +5646,6 @@
                             <w:color w:val="FFFFFF" w:themeColor="light1"/>
                             <w:sz w:val="16"/>
                             <w:szCs w:val="16"/>
-                            <w:lang w:val="en-GB"/>
                           </w:rPr>
                           <w:t>Find grey box and crop to ROI</w:t>
                         </w:r>
@@ -3572,7 +5653,7 @@
                     </w:txbxContent>
                   </v:textbox>
                 </v:rect>
-                <v:rect id="Rechteck 720974598" o:spid="_x0000_s1030" style="position:absolute;left:30134;top:10842;width:11735;height:8280;visibility:visible;mso-wrap-style:square;v-text-anchor:middle" o:gfxdata="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" fillcolor="#667ec0" stroked="f">
+                <v:rect id="Rechteck 720974598" o:spid="_x0000_s1031" style="position:absolute;left:30134;top:10842;width:11735;height:8280;visibility:visible;mso-wrap-style:square;v-text-anchor:middle" o:gfxdata="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" fillcolor="#667ec0" stroked="f">
                   <v:textbox>
                     <w:txbxContent>
                       <w:p>
@@ -3584,36 +5665,22 @@
                             <w:color w:val="FFFFFF" w:themeColor="light1"/>
                             <w:sz w:val="16"/>
                             <w:szCs w:val="16"/>
-                            <w:lang w:val="en-GB"/>
                           </w:rPr>
                         </w:pPr>
-                        <w:proofErr w:type="spellStart"/>
                         <w:r>
                           <w:rPr>
                             <w:rFonts w:hAnsi="Calibri"/>
                             <w:color w:val="FFFFFF" w:themeColor="light1"/>
                             <w:sz w:val="16"/>
                             <w:szCs w:val="16"/>
-                            <w:lang w:val="en-GB"/>
                           </w:rPr>
-                          <w:t>Color</w:t>
-                        </w:r>
-                        <w:proofErr w:type="spellEnd"/>
-                        <w:r>
-                          <w:rPr>
-                            <w:rFonts w:hAnsi="Calibri"/>
-                            <w:color w:val="FFFFFF" w:themeColor="light1"/>
-                            <w:sz w:val="16"/>
-                            <w:szCs w:val="16"/>
-                            <w:lang w:val="en-GB"/>
-                          </w:rPr>
-                          <w:t xml:space="preserve"> correction</w:t>
+                          <w:t>Color correction</w:t>
                         </w:r>
                       </w:p>
                     </w:txbxContent>
                   </v:textbox>
                 </v:rect>
-                <v:rect id="Rechteck 2138627765" o:spid="_x0000_s1031" style="position:absolute;left:45105;width:11735;height:8280;visibility:visible;mso-wrap-style:square;v-text-anchor:middle" o:gfxdata="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" fillcolor="#667ec0" stroked="f">
+                <v:rect id="Rechteck 2138627765" o:spid="_x0000_s1032" style="position:absolute;left:45105;width:11735;height:8280;visibility:visible;mso-wrap-style:square;v-text-anchor:middle" o:gfxdata="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" fillcolor="#667ec0" stroked="f">
                   <v:textbox>
                     <w:txbxContent>
                       <w:p>
@@ -3625,7 +5692,6 @@
                             <w:color w:val="FFFFFF" w:themeColor="light1"/>
                             <w:sz w:val="16"/>
                             <w:szCs w:val="16"/>
-                            <w:lang w:val="en-GB"/>
                           </w:rPr>
                         </w:pPr>
                         <w:r>
@@ -3634,35 +5700,14 @@
                             <w:color w:val="FFFFFF" w:themeColor="light1"/>
                             <w:sz w:val="16"/>
                             <w:szCs w:val="16"/>
-                            <w:lang w:val="en-GB"/>
                           </w:rPr>
-                          <w:t xml:space="preserve">Find </w:t>
-                        </w:r>
-                        <w:r>
-                          <w:rPr>
-                            <w:rFonts w:hAnsi="Calibri"/>
-                            <w:color w:val="FFFFFF" w:themeColor="light1"/>
-                            <w:sz w:val="16"/>
-                            <w:szCs w:val="16"/>
-                            <w:lang w:val="en-GB"/>
-                          </w:rPr>
-                          <w:t>segments</w:t>
-                        </w:r>
-                        <w:r>
-                          <w:rPr>
-                            <w:rFonts w:hAnsi="Calibri"/>
-                            <w:color w:val="FFFFFF" w:themeColor="light1"/>
-                            <w:sz w:val="16"/>
-                            <w:szCs w:val="16"/>
-                            <w:lang w:val="en-GB"/>
-                          </w:rPr>
-                          <w:t xml:space="preserve"> with Edge Detection</w:t>
+                          <w:t>Find segments with Edge Detection</w:t>
                         </w:r>
                       </w:p>
                     </w:txbxContent>
                   </v:textbox>
                 </v:rect>
-                <v:rect id="Rechteck 1203525021" o:spid="_x0000_s1032" style="position:absolute;left:45105;top:21198;width:11735;height:8280;visibility:visible;mso-wrap-style:square;v-text-anchor:middle" o:gfxdata="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" fillcolor="#667ec0" stroked="f">
+                <v:rect id="Rechteck 1203525021" o:spid="_x0000_s1033" style="position:absolute;left:45105;top:21198;width:11735;height:8280;visibility:visible;mso-wrap-style:square;v-text-anchor:middle" o:gfxdata="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" fillcolor="#667ec0" stroked="f">
                   <v:textbox>
                     <w:txbxContent>
                       <w:p>
@@ -3674,7 +5719,6 @@
                             <w:color w:val="FFFFFF" w:themeColor="light1"/>
                             <w:sz w:val="16"/>
                             <w:szCs w:val="16"/>
-                            <w:lang w:val="en-GB"/>
                           </w:rPr>
                         </w:pPr>
                         <w:r>
@@ -3683,9 +5727,8 @@
                             <w:color w:val="FFFFFF" w:themeColor="light1"/>
                             <w:sz w:val="16"/>
                             <w:szCs w:val="16"/>
-                            <w:lang w:val="en-GB"/>
                           </w:rPr>
-                          <w:t xml:space="preserve">Find </w:t>
+                          <w:t>Find seg</w:t>
                         </w:r>
                         <w:r>
                           <w:rPr>
@@ -3693,27 +5736,6 @@
                             <w:color w:val="FFFFFF" w:themeColor="light1"/>
                             <w:sz w:val="16"/>
                             <w:szCs w:val="16"/>
-                            <w:lang w:val="en-GB"/>
-                          </w:rPr>
-                          <w:t>s</w:t>
-                        </w:r>
-                        <w:r>
-                          <w:rPr>
-                            <w:rFonts w:hAnsi="Calibri"/>
-                            <w:color w:val="FFFFFF" w:themeColor="light1"/>
-                            <w:sz w:val="16"/>
-                            <w:szCs w:val="16"/>
-                            <w:lang w:val="en-GB"/>
-                          </w:rPr>
-                          <w:t>eg</w:t>
-                        </w:r>
-                        <w:r>
-                          <w:rPr>
-                            <w:rFonts w:hAnsi="Calibri"/>
-                            <w:color w:val="FFFFFF" w:themeColor="light1"/>
-                            <w:sz w:val="16"/>
-                            <w:szCs w:val="16"/>
-                            <w:lang w:val="en-GB"/>
                           </w:rPr>
                           <w:t>m</w:t>
                         </w:r>
@@ -3723,37 +5745,14 @@
                             <w:color w:val="FFFFFF" w:themeColor="light1"/>
                             <w:sz w:val="16"/>
                             <w:szCs w:val="16"/>
-                            <w:lang w:val="en-GB"/>
                           </w:rPr>
-                          <w:t xml:space="preserve">ents with </w:t>
-                        </w:r>
-                        <w:proofErr w:type="spellStart"/>
-                        <w:r>
-                          <w:rPr>
-                            <w:rFonts w:hAnsi="Calibri"/>
-                            <w:color w:val="FFFFFF" w:themeColor="light1"/>
-                            <w:sz w:val="16"/>
-                            <w:szCs w:val="16"/>
-                            <w:lang w:val="en-GB"/>
-                          </w:rPr>
-                          <w:t>color</w:t>
-                        </w:r>
-                        <w:proofErr w:type="spellEnd"/>
-                        <w:r>
-                          <w:rPr>
-                            <w:rFonts w:hAnsi="Calibri"/>
-                            <w:color w:val="FFFFFF" w:themeColor="light1"/>
-                            <w:sz w:val="16"/>
-                            <w:szCs w:val="16"/>
-                            <w:lang w:val="en-GB"/>
-                          </w:rPr>
-                          <w:t xml:space="preserve"> filter</w:t>
+                          <w:t>ents with color filter</w:t>
                         </w:r>
                       </w:p>
                     </w:txbxContent>
                   </v:textbox>
                 </v:rect>
-                <v:rect id="Rechteck 821791678" o:spid="_x0000_s1033" style="position:absolute;left:60076;top:10842;width:11734;height:8280;visibility:visible;mso-wrap-style:square;v-text-anchor:middle" o:gfxdata="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" fillcolor="#667ec0" stroked="f">
+                <v:rect id="Rechteck 821791678" o:spid="_x0000_s1034" style="position:absolute;left:60076;top:10842;width:11734;height:8280;visibility:visible;mso-wrap-style:square;v-text-anchor:middle" o:gfxdata="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" fillcolor="#667ec0" stroked="f">
                   <v:textbox>
                     <w:txbxContent>
                       <w:p>
@@ -3765,7 +5764,6 @@
                             <w:color w:val="FFFFFF" w:themeColor="light1"/>
                             <w:sz w:val="16"/>
                             <w:szCs w:val="16"/>
-                            <w:lang w:val="en-GB"/>
                           </w:rPr>
                         </w:pPr>
                         <w:r>
@@ -3774,7 +5772,6 @@
                             <w:color w:val="FFFFFF" w:themeColor="light1"/>
                             <w:sz w:val="16"/>
                             <w:szCs w:val="16"/>
-                            <w:lang w:val="en-GB"/>
                           </w:rPr>
                           <w:t>Merging of findings</w:t>
                         </w:r>
@@ -3782,7 +5779,7 @@
                     </w:txbxContent>
                   </v:textbox>
                 </v:rect>
-                <v:rect id="Rechteck 1338535896" o:spid="_x0000_s1034" style="position:absolute;left:75046;top:10842;width:11735;height:8280;visibility:visible;mso-wrap-style:square;v-text-anchor:middle" o:gfxdata="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" fillcolor="#667ec0" stroked="f">
+                <v:rect id="Rechteck 1338535896" o:spid="_x0000_s1035" style="position:absolute;left:75046;top:10842;width:11735;height:8280;visibility:visible;mso-wrap-style:square;v-text-anchor:middle" o:gfxdata="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" fillcolor="#667ec0" stroked="f">
                   <v:textbox>
                     <w:txbxContent>
                       <w:p>
@@ -3794,7 +5791,6 @@
                             <w:color w:val="FFFFFF" w:themeColor="light1"/>
                             <w:sz w:val="16"/>
                             <w:szCs w:val="16"/>
-                            <w:lang w:val="en-GB"/>
                           </w:rPr>
                         </w:pPr>
                         <w:r>
@@ -3803,7 +5799,6 @@
                             <w:color w:val="FFFFFF" w:themeColor="light1"/>
                             <w:sz w:val="16"/>
                             <w:szCs w:val="16"/>
-                            <w:lang w:val="en-GB"/>
                           </w:rPr>
                           <w:t>Compensate not detected segments via geometry</w:t>
                         </w:r>
@@ -3811,7 +5806,7 @@
                     </w:txbxContent>
                   </v:textbox>
                 </v:rect>
-                <v:rect id="Rechteck 757909685" o:spid="_x0000_s1035" style="position:absolute;left:90017;top:10842;width:11735;height:8280;visibility:visible;mso-wrap-style:square;v-text-anchor:middle" o:gfxdata="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" fillcolor="#667ec0" stroked="f">
+                <v:rect id="Rechteck 757909685" o:spid="_x0000_s1036" style="position:absolute;left:90017;top:10842;width:11735;height:8280;visibility:visible;mso-wrap-style:square;v-text-anchor:middle" o:gfxdata="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" fillcolor="#667ec0" stroked="f">
                   <v:textbox>
                     <w:txbxContent>
                       <w:p>
@@ -3823,7 +5818,6 @@
                             <w:color w:val="FFFFFF" w:themeColor="light1"/>
                             <w:sz w:val="16"/>
                             <w:szCs w:val="16"/>
-                            <w:lang w:val="en-GB"/>
                           </w:rPr>
                         </w:pPr>
                         <w:r>
@@ -3832,31 +5826,8 @@
                             <w:color w:val="FFFFFF" w:themeColor="light1"/>
                             <w:sz w:val="16"/>
                             <w:szCs w:val="16"/>
-                            <w:lang w:val="en-GB"/>
                           </w:rPr>
-                          <w:t xml:space="preserve">Add </w:t>
-                        </w:r>
-                        <w:proofErr w:type="spellStart"/>
-                        <w:r>
-                          <w:rPr>
-                            <w:rFonts w:hAnsi="Calibri"/>
-                            <w:color w:val="FFFFFF" w:themeColor="light1"/>
-                            <w:sz w:val="16"/>
-                            <w:szCs w:val="16"/>
-                            <w:lang w:val="en-GB"/>
-                          </w:rPr>
-                          <w:t>color</w:t>
-                        </w:r>
-                        <w:proofErr w:type="spellEnd"/>
-                        <w:r>
-                          <w:rPr>
-                            <w:rFonts w:hAnsi="Calibri"/>
-                            <w:color w:val="FFFFFF" w:themeColor="light1"/>
-                            <w:sz w:val="16"/>
-                            <w:szCs w:val="16"/>
-                            <w:lang w:val="en-GB"/>
-                          </w:rPr>
-                          <w:t xml:space="preserve"> information if needed</w:t>
+                          <w:t>Add color information if needed</w:t>
                         </w:r>
                       </w:p>
                     </w:txbxContent>
@@ -3866,45 +5837,45 @@
                   <v:path arrowok="t" fillok="f" o:connecttype="none"/>
                   <o:lock v:ext="edit" shapetype="t"/>
                 </v:shapetype>
-                <v:shape id="Gerade Verbindung mit Pfeil 376156342" o:spid="_x0000_s1036" type="#_x0000_t32" style="position:absolute;left:12496;top:14982;width:2667;height:0;visibility:visible;mso-wrap-style:square" o:connectortype="straight" o:gfxdata="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" strokecolor="#002896" strokeweight="3pt">
+                <v:shape id="Gerade Verbindung mit Pfeil 376156342" o:spid="_x0000_s1037" type="#_x0000_t32" style="position:absolute;left:12496;top:14982;width:2667;height:0;visibility:visible;mso-wrap-style:square" o:connectortype="straight" o:gfxdata="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" strokecolor="#002896" strokeweight="3pt">
                   <v:stroke endarrow="block" joinstyle="miter"/>
                   <v:shadow on="t" color="black" opacity="22937f" origin=",.5" offset="0,.63889mm"/>
                 </v:shape>
-                <v:shape id="Gerade Verbindung mit Pfeil 1584689582" o:spid="_x0000_s1037" type="#_x0000_t32" style="position:absolute;left:26898;top:14982;width:3236;height:0;flip:y;visibility:visible;mso-wrap-style:square" o:connectortype="straight" o:gfxdata="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" strokecolor="#002896" strokeweight="3pt">
+                <v:shape id="Gerade Verbindung mit Pfeil 1584689582" o:spid="_x0000_s1038" type="#_x0000_t32" style="position:absolute;left:26898;top:14982;width:3236;height:0;flip:y;visibility:visible;mso-wrap-style:square" o:connectortype="straight" o:gfxdata="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" strokecolor="#002896" strokeweight="3pt">
                   <v:stroke endarrow="block" joinstyle="miter"/>
                   <v:shadow on="t" color="black" opacity="22937f" origin=",.5" offset="0,.63889mm"/>
                   <o:lock v:ext="edit" shapetype="f"/>
                 </v:shape>
-                <v:shape id="Gerade Verbindung mit Pfeil 573364872" o:spid="_x0000_s1038" type="#_x0000_t32" style="position:absolute;left:41869;top:4140;width:3236;height:10842;flip:y;visibility:visible;mso-wrap-style:square" o:connectortype="straight" o:gfxdata="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" strokecolor="#002896" strokeweight="3pt">
+                <v:shape id="Gerade Verbindung mit Pfeil 573364872" o:spid="_x0000_s1039" type="#_x0000_t32" style="position:absolute;left:41869;top:4140;width:3236;height:10842;flip:y;visibility:visible;mso-wrap-style:square" o:connectortype="straight" o:gfxdata="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" strokecolor="#002896" strokeweight="3pt">
                   <v:stroke endarrow="block" joinstyle="miter"/>
                   <v:shadow on="t" color="black" opacity="22937f" origin=",.5" offset="0,.63889mm"/>
                 </v:shape>
-                <v:shape id="Gerade Verbindung mit Pfeil 1930912855" o:spid="_x0000_s1039" type="#_x0000_t32" style="position:absolute;left:41869;top:14982;width:3236;height:10356;visibility:visible;mso-wrap-style:square" o:connectortype="straight" o:gfxdata="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" strokecolor="#002896" strokeweight="3pt">
+                <v:shape id="Gerade Verbindung mit Pfeil 1930912855" o:spid="_x0000_s1040" type="#_x0000_t32" style="position:absolute;left:41869;top:14982;width:3236;height:10356;visibility:visible;mso-wrap-style:square" o:connectortype="straight" o:gfxdata="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" strokecolor="#002896" strokeweight="3pt">
                   <v:stroke endarrow="block" joinstyle="miter"/>
                   <v:shadow on="t" color="black" opacity="22937f" origin=",.5" offset="0,.63889mm"/>
                   <o:lock v:ext="edit" shapetype="f"/>
                 </v:shape>
-                <v:shape id="Gerade Verbindung mit Pfeil 1263325450" o:spid="_x0000_s1040" type="#_x0000_t32" style="position:absolute;left:56840;top:4140;width:3236;height:10842;visibility:visible;mso-wrap-style:square" o:connectortype="straight" o:gfxdata="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" strokecolor="#002896" strokeweight="3pt">
+                <v:shape id="Gerade Verbindung mit Pfeil 1263325450" o:spid="_x0000_s1041" type="#_x0000_t32" style="position:absolute;left:56840;top:4140;width:3236;height:10842;visibility:visible;mso-wrap-style:square" o:connectortype="straight" o:gfxdata="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" strokecolor="#002896" strokeweight="3pt">
                   <v:stroke endarrow="block" joinstyle="miter"/>
                   <v:shadow on="t" color="black" opacity="22937f" origin=",.5" offset="0,.63889mm"/>
                   <o:lock v:ext="edit" shapetype="f"/>
                 </v:shape>
-                <v:shape id="Gerade Verbindung mit Pfeil 54695345" o:spid="_x0000_s1041" type="#_x0000_t32" style="position:absolute;left:56840;top:14982;width:3236;height:10356;flip:y;visibility:visible;mso-wrap-style:square" o:connectortype="straight" o:gfxdata="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" strokecolor="#002896" strokeweight="3pt">
+                <v:shape id="Gerade Verbindung mit Pfeil 54695345" o:spid="_x0000_s1042" type="#_x0000_t32" style="position:absolute;left:56840;top:14982;width:3236;height:10356;flip:y;visibility:visible;mso-wrap-style:square" o:connectortype="straight" o:gfxdata="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" strokecolor="#002896" strokeweight="3pt">
                   <v:stroke endarrow="block" joinstyle="miter"/>
                   <v:shadow on="t" color="black" opacity="22937f" origin=",.5" offset="0,.63889mm"/>
                   <o:lock v:ext="edit" shapetype="f"/>
                 </v:shape>
-                <v:shape id="Gerade Verbindung mit Pfeil 867804040" o:spid="_x0000_s1042" type="#_x0000_t32" style="position:absolute;left:71810;top:14982;width:3236;height:0;visibility:visible;mso-wrap-style:square" o:connectortype="straight" o:gfxdata="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" strokecolor="#002896" strokeweight="3pt">
+                <v:shape id="Gerade Verbindung mit Pfeil 867804040" o:spid="_x0000_s1043" type="#_x0000_t32" style="position:absolute;left:71810;top:14982;width:3236;height:0;visibility:visible;mso-wrap-style:square" o:connectortype="straight" o:gfxdata="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" strokecolor="#002896" strokeweight="3pt">
                   <v:stroke endarrow="block" joinstyle="miter"/>
                   <v:shadow on="t" color="black" opacity="22937f" origin=",.5" offset="0,.63889mm"/>
                   <o:lock v:ext="edit" shapetype="f"/>
                 </v:shape>
-                <v:shape id="Gerade Verbindung mit Pfeil 915815671" o:spid="_x0000_s1043" type="#_x0000_t32" style="position:absolute;left:86781;top:14982;width:3236;height:0;flip:y;visibility:visible;mso-wrap-style:square" o:connectortype="straight" o:gfxdata="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" strokecolor="#002896" strokeweight="3pt">
+                <v:shape id="Gerade Verbindung mit Pfeil 915815671" o:spid="_x0000_s1044" type="#_x0000_t32" style="position:absolute;left:86781;top:14982;width:3236;height:0;flip:y;visibility:visible;mso-wrap-style:square" o:connectortype="straight" o:gfxdata="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" strokecolor="#002896" strokeweight="3pt">
                   <v:stroke endarrow="block" joinstyle="miter"/>
                   <v:shadow on="t" color="black" opacity="22937f" origin=",.5" offset="0,.63889mm"/>
                   <o:lock v:ext="edit" shapetype="f"/>
                 </v:shape>
-                <v:shape id="Gerade Verbindung mit Pfeil 794575119" o:spid="_x0000_s1044" type="#_x0000_t32" style="position:absolute;left:101752;top:14982;width:2667;height:0;visibility:visible;mso-wrap-style:square" o:connectortype="straight" o:gfxdata="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" strokecolor="#002896" strokeweight="3pt">
+                <v:shape id="Gerade Verbindung mit Pfeil 794575119" o:spid="_x0000_s1045" type="#_x0000_t32" style="position:absolute;left:101752;top:14982;width:2667;height:0;visibility:visible;mso-wrap-style:square" o:connectortype="straight" o:gfxdata="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" strokecolor="#002896" strokeweight="3pt">
                   <v:stroke endarrow="block" joinstyle="miter"/>
                   <v:shadow on="t" color="black" opacity="22937f" origin=",.5" offset="0,.63889mm"/>
                   <o:lock v:ext="edit" shapetype="f"/>
@@ -3916,2135 +5887,204 @@
         </mc:AlternateContent>
       </w:r>
       <w:r>
-        <w:rPr>
-          <w:lang w:val="en-US"/>
-        </w:rPr>
-        <w:t>The program is divided i</w:t>
-      </w:r>
-      <w:r>
-        <w:rPr>
-          <w:lang w:val="en-US"/>
-        </w:rPr>
-        <w:t xml:space="preserve">nto different processing steps( see </w:t>
-      </w:r>
-      <w:proofErr w:type="spellStart"/>
-      <w:r>
-        <w:rPr>
-          <w:lang w:val="en-US"/>
-        </w:rPr>
-        <w:t>ProcessDiagram</w:t>
-      </w:r>
-      <w:proofErr w:type="spellEnd"/>
-      <w:r>
-        <w:rPr>
-          <w:lang w:val="en-US"/>
-        </w:rPr>
+        <w:t>The program is divided into different processing steps</w:t>
+      </w:r>
+      <w:r>
+        <w:t xml:space="preserve"> </w:t>
+      </w:r>
+      <w:r>
+        <w:t xml:space="preserve">(see </w:t>
+      </w:r>
+      <w:r>
+        <w:fldChar w:fldCharType="begin"/>
+      </w:r>
+      <w:r>
+        <w:instrText xml:space="preserve"> REF _Ref188954597 \h </w:instrText>
+      </w:r>
+      <w:r>
+        <w:fldChar w:fldCharType="separate"/>
+      </w:r>
+      <w:r>
+        <w:t>Figure 1: Process diagramm</w:t>
+      </w:r>
+      <w:r>
+        <w:fldChar w:fldCharType="end"/>
+      </w:r>
+      <w:r>
         <w:t xml:space="preserve">) to detect the nine colored segments of the Rubik’s cube. First the grey frame in which the cube is located gets detected in the image. Based on the found bounding box the image gets cropped to achieve a region of interest(ROI). This not only delete noise or distracting objects from the image, it also reduces the computational power needed for further processing steps. The gray frame has another important task besides locating the cube. It is the reference object for the following color correction from Chapter </w:t>
       </w:r>
       <w:r>
         <w:rPr>
           <w:highlight w:val="yellow"/>
-          <w:lang w:val="en-US"/>
         </w:rPr>
         <w:t>3.2</w:t>
       </w:r>
       <w:r>
-        <w:rPr>
-          <w:lang w:val="en-US"/>
-        </w:rPr>
-        <w:t>. The color correction is used to get rid of color light or illumination changes which would influence the color detection.</w:t>
-      </w:r>
-      <w:r>
-        <w:rPr>
-          <w:noProof/>
-          <w:lang w:val="en-US"/>
-        </w:rPr>
-        <w:t xml:space="preserve"> </w:t>
-      </w:r>
-      <w:r>
-        <w:rPr>
-          <w:lang w:val="en-US"/>
-        </w:rPr>
-        <w:t>Afterwards two different approaches are used to find the 9 segments of the Rubik’s cube. Firstly, the cropped frame gets filtered by all colors that are present on the cube. Then a dictionary is created with the found segments. The second approach is a edge based filter, which detect the segments based on the contours found in the cropped binary image. These findings are also returned as a dictionary of the shown structure(REFERENCE). After the two methods have detected the segments, it is necessary to sort the found elements and add their grid position to the dictionary entry. Now it is time to merge the two dictionaries and check if all nine segments are present in at least one them. If there are missing ones a geometric compensation is used to interpolate the missing segments. After all these processing steps all nine segments should be found or compensated. For the ones found via edge detection or by compensation we need to add the color information with another color detection in the center point of the segment. The following chapters will explain these steps in more detail.</w:t>
+        <w:t xml:space="preserve">. The color correction is used to get rid of color light or illumination changes which would influence the color detection. Afterwards two different approaches are used to find the 9 segments of the Rubik’s cube. Firstly, the cropped frame gets filtered by all colors that are present on the cube. Then a dictionary is created with the found segments. The second approach is a edge based filter, which detect the segments based on the contours found in the cropped binary image. These findings are also returned as a dictionary of the shown structure(REFERENCE). After the two methods have detected the segments, it is necessary to sort the found elements and add their grid position to the dictionary entry. Now it is time to merge the two dictionaries and check if all nine segments are present in at least one them. If there are missing ones a geometric compensation is used to interpolate the missing segments. After all these processing steps all nine segments should be found or compensated. For the ones found via edge detection or by compensation we need to add the color information with another color detection </w:t>
+      </w:r>
+      <w:r>
+        <w:lastRenderedPageBreak/>
+        <w:t>in the center point of the segment. The following chapters will explain these steps in more detail.</w:t>
       </w:r>
     </w:p>
     <w:p>
       <w:pPr>
         <w:pStyle w:val="berschrift2"/>
       </w:pPr>
-      <w:bookmarkStart w:id="7" w:name="_Toc188911770"/>
-      <w:r>
-        <w:lastRenderedPageBreak/>
-        <w:t xml:space="preserve">Edge </w:t>
-      </w:r>
-      <w:proofErr w:type="spellStart"/>
-      <w:r>
-        <w:t>detection</w:t>
-      </w:r>
-      <w:bookmarkEnd w:id="7"/>
-      <w:proofErr w:type="spellEnd"/>
+      <w:bookmarkStart w:id="8" w:name="_Toc188911770"/>
+      <w:r>
+        <w:t>Edge detection</w:t>
+      </w:r>
+      <w:bookmarkEnd w:id="8"/>
     </w:p>
     <w:p>
       <w:pPr>
         <w:pStyle w:val="StandardWeb"/>
-        <w:rPr>
-          <w:lang w:val="en-US"/>
-        </w:rPr>
-      </w:pPr>
-      <w:r>
-        <w:rPr>
-          <w:lang w:val="en-US"/>
-        </w:rPr>
+      </w:pPr>
+      <w:r>
         <w:t xml:space="preserve">The </w:t>
       </w:r>
-      <w:proofErr w:type="spellStart"/>
       <w:r>
         <w:rPr>
           <w:rStyle w:val="HTMLCode"/>
-          <w:lang w:val="en-US"/>
         </w:rPr>
         <w:t>edge_detection</w:t>
       </w:r>
-      <w:proofErr w:type="spellEnd"/>
-      <w:r>
-        <w:rPr>
-          <w:lang w:val="en-US"/>
-        </w:rPr>
-        <w:t xml:space="preserve"> function is designed to </w:t>
-      </w:r>
-      <w:r>
-        <w:rPr>
-          <w:lang w:val="en-US"/>
-        </w:rPr>
-        <w:t>find the nine segments of the Rubik’s cube based on the edges between the segments.</w:t>
-      </w:r>
-      <w:r>
-        <w:rPr>
-          <w:lang w:val="en-US"/>
-        </w:rPr>
-        <w:t xml:space="preserve"> The process begins</w:t>
-      </w:r>
-      <w:r>
-        <w:rPr>
-          <w:lang w:val="en-US"/>
-        </w:rPr>
-        <w:t xml:space="preserve"> by searching for black areas in the cropped image. Therefore the image is first </w:t>
-      </w:r>
-      <w:r>
-        <w:rPr>
-          <w:lang w:val="en-US"/>
-        </w:rPr>
-        <w:t xml:space="preserve">converted to grayscale using OpenCV's </w:t>
+      <w:r>
+        <w:t xml:space="preserve"> function is designed to find the nine segments of the Rubik’s cube based on the edges between the segments. The process begins by searching for black areas in the cropped image. Therefore the image is first converted to grayscale using OpenCV's </w:t>
       </w:r>
       <w:r>
         <w:rPr>
           <w:rStyle w:val="HTMLCode"/>
-          <w:lang w:val="en-US"/>
         </w:rPr>
         <w:t>cv2.cvtColor</w:t>
       </w:r>
       <w:r>
-        <w:rPr>
-          <w:lang w:val="en-US"/>
-        </w:rPr>
-        <w:t xml:space="preserve"> function. Following this, a binary mask is generated using a threshold operation, where pixels with an intensity below a specified value (40 in this case) are classified as black regions and assigned a value of 255, while all others are set to 0. This thresholding isolates </w:t>
-      </w:r>
-      <w:r>
-        <w:rPr>
-          <w:lang w:val="en-US"/>
-        </w:rPr>
-        <w:t>the area which surrounds the single segments of the cube.</w:t>
+        <w:t xml:space="preserve"> function. Following this, a binary mask is generated using a threshold operation, where pixels with an intensity below a specified value (40 in this case) are classified as black regions and assigned a value of 255, while all others are set to 0. This thresholding isolates the area which surrounds the single segments of the cube.</w:t>
       </w:r>
     </w:p>
     <w:p>
       <w:pPr>
         <w:pStyle w:val="StandardWeb"/>
-        <w:rPr>
-          <w:lang w:val="en-US"/>
-        </w:rPr>
-      </w:pPr>
-      <w:r>
-        <w:rPr>
-          <w:lang w:val="en-US"/>
-        </w:rPr>
+      </w:pPr>
+      <w:r>
         <w:t>Once the binary mask is created, morphological operations are applied to refine it. These operations serve to remove noise and smooth out irregularities in the mask. Initially, a morphological closing operation is used, which fills small gaps in the black regions and connects disjointed areas. This is achieved with a rectangular kernel of size 3x3, applied iteratively to strengthen the effect. Next, a morphological gradient operation is employed to enhance the edges within the mask. This operation calculates the difference between the dilation and erosion of the mask, effectively highlighting its boundaries. The resulting gradient mask is then combined with the cleaned mask using a bitwise OR operation, further sharpening the edges and preparing the mask for contour detection.</w:t>
       </w:r>
     </w:p>
     <w:p>
       <w:pPr>
         <w:pStyle w:val="StandardWeb"/>
-        <w:rPr>
-          <w:lang w:val="en-US"/>
-        </w:rPr>
-      </w:pPr>
-      <w:r>
-        <w:rPr>
-          <w:lang w:val="en-US"/>
-        </w:rPr>
+      </w:pPr>
+      <w:r>
         <w:t xml:space="preserve">With a refined mask in hand, the function proceeds to locate contours within it. Contours are extracted using OpenCV's </w:t>
       </w:r>
       <w:r>
         <w:rPr>
           <w:rStyle w:val="HTMLCode"/>
-          <w:lang w:val="en-US"/>
         </w:rPr>
         <w:t>cv2.findContours</w:t>
       </w:r>
       <w:r>
-        <w:rPr>
-          <w:lang w:val="en-US"/>
-        </w:rPr>
         <w:t xml:space="preserve"> function, which identifies and retrieves the edges of all connected regions in the mask. These contours are then analyzed to determine which ones correspond to rectangular shapes. For each detected contour, its perimeter is calculated using </w:t>
       </w:r>
       <w:r>
         <w:rPr>
           <w:rStyle w:val="HTMLCode"/>
-          <w:lang w:val="en-US"/>
         </w:rPr>
         <w:t>cv2.arcLength</w:t>
       </w:r>
       <w:r>
-        <w:rPr>
-          <w:lang w:val="en-US"/>
-        </w:rPr>
         <w:t xml:space="preserve">, and this value is used to approximate the contour as a polygon with fewer vertices via the </w:t>
       </w:r>
       <w:r>
         <w:rPr>
           <w:rStyle w:val="HTMLCode"/>
-          <w:lang w:val="en-US"/>
         </w:rPr>
         <w:t>cv2.approxPolyDP</w:t>
       </w:r>
       <w:r>
-        <w:rPr>
-          <w:lang w:val="en-US"/>
-        </w:rPr>
         <w:t xml:space="preserve"> function. This polygonal approximation ensures that irregular shapes are smoothed out, making it easier to identify rectangles.</w:t>
       </w:r>
     </w:p>
     <w:p>
       <w:pPr>
         <w:pStyle w:val="StandardWeb"/>
-        <w:rPr>
-          <w:lang w:val="en-US"/>
-        </w:rPr>
-      </w:pPr>
-      <w:r>
-        <w:rPr>
-          <w:lang w:val="en-US"/>
-        </w:rPr>
-        <w:t xml:space="preserve">After approximating the contours as polygons, a filtering step is applied to exclude shapes that do not meet certain </w:t>
-      </w:r>
-      <w:r>
-        <w:rPr>
-          <w:lang w:val="en-US"/>
-        </w:rPr>
-        <w:t>area</w:t>
-      </w:r>
-      <w:r>
-        <w:rPr>
-          <w:lang w:val="en-US"/>
-        </w:rPr>
-        <w:t xml:space="preserve"> criteria. The function calculates the area of each polygon using </w:t>
+      </w:pPr>
+      <w:r>
+        <w:t xml:space="preserve">After approximating the contours as polygons, a filtering step is applied to exclude shapes that do not meet certain area criteria. The function calculates the area of each polygon using </w:t>
       </w:r>
       <w:r>
         <w:rPr>
           <w:rStyle w:val="HTMLCode"/>
-          <w:lang w:val="en-US"/>
         </w:rPr>
         <w:t>cv2.contourArea</w:t>
       </w:r>
       <w:r>
-        <w:rPr>
-          <w:lang w:val="en-US"/>
-        </w:rPr>
         <w:t xml:space="preserve"> and retains only those with areas within a specific range. This range is defined relative to the dimensions of the original image, ensuring that the function focuses on moderately sized regions while ignoring areas that are too small or too large. For the remaining polygons, their centroids (or focus points) are calculated using image moments. The moments provide the spatial distribution of the pixel intensities in a shape, allowing the function to compute the x and y coordinates of the centroid.</w:t>
       </w:r>
     </w:p>
     <w:p>
       <w:pPr>
         <w:pStyle w:val="StandardWeb"/>
-        <w:rPr>
-          <w:lang w:val="en-US"/>
-        </w:rPr>
-      </w:pPr>
-      <w:r>
-        <w:rPr>
-          <w:lang w:val="en-US"/>
-        </w:rPr>
-        <w:t xml:space="preserve">For every valid </w:t>
-      </w:r>
-      <w:r>
-        <w:rPr>
-          <w:lang w:val="en-US"/>
-        </w:rPr>
-        <w:t>segment</w:t>
-      </w:r>
-      <w:r>
-        <w:rPr>
-          <w:lang w:val="en-US"/>
-        </w:rPr>
-        <w:t xml:space="preserve">, a dictionary is created to store its attributes. In summary, the </w:t>
-      </w:r>
-      <w:proofErr w:type="spellStart"/>
+      </w:pPr>
+      <w:r>
+        <w:t xml:space="preserve">For every valid segment, a dictionary is created to store its attributes. In summary, the </w:t>
+      </w:r>
       <w:r>
         <w:rPr>
           <w:rStyle w:val="HTMLCode"/>
-          <w:lang w:val="en-US"/>
         </w:rPr>
         <w:t>edge_detection</w:t>
       </w:r>
-      <w:proofErr w:type="spellEnd"/>
-      <w:r>
-        <w:rPr>
-          <w:lang w:val="en-US"/>
-        </w:rPr>
-        <w:t xml:space="preserve"> function methodically processes an image to isolate rectangular regions based on their contours and predefined size criteria. Through grayscale conversion, binary thresholding, morphological operations, and contour analysis, the function extracts meaningful geometric information while ensuring robustness and accuracy in its results.</w:t>
-      </w:r>
-    </w:p>
-    <w:p>
-      <w:pPr>
-        <w:rPr>
-          <w:lang w:val="en-US"/>
-        </w:rPr>
-      </w:pPr>
-    </w:p>
-    <w:p>
-      <w:pPr>
-        <w:pStyle w:val="berschrift2"/>
-      </w:pPr>
-      <w:bookmarkStart w:id="8" w:name="_Toc188911771"/>
+      <w:r>
+        <w:t xml:space="preserve"> function methodically processes an image to isolate rectangular regions based on their contours and predefined size criteria. Through grayscale conversion, binary thresholding, morphological operations, and contour analysis, the </w:t>
+      </w:r>
       <w:r>
         <w:lastRenderedPageBreak/>
-        <w:t xml:space="preserve">Color </w:t>
-      </w:r>
-      <w:proofErr w:type="spellStart"/>
-      <w:r>
-        <w:t>correction</w:t>
-      </w:r>
-      <w:bookmarkEnd w:id="8"/>
-      <w:proofErr w:type="spellEnd"/>
-    </w:p>
-    <w:p>
-      <w:pPr>
-        <w:rPr>
-          <w:rFonts w:eastAsiaTheme="minorEastAsia"/>
-          <w:lang w:val="en-GB"/>
-        </w:rPr>
-      </w:pPr>
-      <w:r>
-        <w:rPr>
-          <w:lang w:val="en-GB"/>
-        </w:rPr>
-        <w:t xml:space="preserve">Ground Truth: </w:t>
-      </w:r>
-      <m:oMath>
-        <m:sSub>
-          <m:sSubPr>
-            <m:ctrlPr>
-              <w:rPr>
-                <w:rFonts w:ascii="Cambria Math" w:hAnsi="Cambria Math"/>
-                <w:i/>
-              </w:rPr>
-            </m:ctrlPr>
-          </m:sSubPr>
-          <m:e>
-            <m:r>
-              <w:rPr>
-                <w:rFonts w:ascii="Cambria Math" w:hAnsi="Cambria Math"/>
-              </w:rPr>
-              <m:t>σ</m:t>
-            </m:r>
-          </m:e>
-          <m:sub>
-            <m:r>
-              <w:rPr>
-                <w:rFonts w:ascii="Cambria Math" w:hAnsi="Cambria Math"/>
-              </w:rPr>
-              <m:t>r</m:t>
-            </m:r>
-          </m:sub>
-        </m:sSub>
-        <m:r>
-          <w:rPr>
-            <w:rFonts w:ascii="Cambria Math" w:hAnsi="Cambria Math"/>
-            <w:lang w:val="en-GB"/>
-          </w:rPr>
-          <m:t xml:space="preserve">, </m:t>
-        </m:r>
-        <m:sSub>
-          <m:sSubPr>
-            <m:ctrlPr>
-              <w:rPr>
-                <w:rFonts w:ascii="Cambria Math" w:hAnsi="Cambria Math"/>
-                <w:i/>
-              </w:rPr>
-            </m:ctrlPr>
-          </m:sSubPr>
-          <m:e>
-            <m:r>
-              <w:rPr>
-                <w:rFonts w:ascii="Cambria Math" w:hAnsi="Cambria Math"/>
-              </w:rPr>
-              <m:t>σ</m:t>
-            </m:r>
-          </m:e>
-          <m:sub>
-            <m:r>
-              <w:rPr>
-                <w:rFonts w:ascii="Cambria Math" w:hAnsi="Cambria Math"/>
-              </w:rPr>
-              <m:t>g</m:t>
-            </m:r>
-          </m:sub>
-        </m:sSub>
-        <m:r>
-          <w:rPr>
-            <w:rFonts w:ascii="Cambria Math" w:hAnsi="Cambria Math"/>
-            <w:lang w:val="en-GB"/>
-          </w:rPr>
-          <m:t xml:space="preserve">, </m:t>
-        </m:r>
-        <m:sSub>
-          <m:sSubPr>
-            <m:ctrlPr>
-              <w:rPr>
-                <w:rFonts w:ascii="Cambria Math" w:hAnsi="Cambria Math"/>
-                <w:i/>
-              </w:rPr>
-            </m:ctrlPr>
-          </m:sSubPr>
-          <m:e>
-            <m:r>
-              <w:rPr>
-                <w:rFonts w:ascii="Cambria Math" w:hAnsi="Cambria Math"/>
-              </w:rPr>
-              <m:t>σ</m:t>
-            </m:r>
-          </m:e>
-          <m:sub>
-            <m:r>
-              <w:rPr>
-                <w:rFonts w:ascii="Cambria Math" w:hAnsi="Cambria Math"/>
-              </w:rPr>
-              <m:t>b</m:t>
-            </m:r>
-          </m:sub>
-        </m:sSub>
-        <m:r>
-          <w:rPr>
-            <w:rFonts w:ascii="Cambria Math" w:hAnsi="Cambria Math"/>
-            <w:lang w:val="en-GB"/>
-          </w:rPr>
-          <m:t xml:space="preserve">, </m:t>
-        </m:r>
-        <m:d>
-          <m:dPr>
-            <m:begChr m:val="〈"/>
-            <m:endChr m:val="〉"/>
-            <m:ctrlPr>
-              <w:rPr>
-                <w:rFonts w:ascii="Cambria Math" w:hAnsi="Cambria Math"/>
-                <w:i/>
-              </w:rPr>
-            </m:ctrlPr>
-          </m:dPr>
-          <m:e>
-            <m:r>
-              <w:rPr>
-                <w:rFonts w:ascii="Cambria Math" w:hAnsi="Cambria Math"/>
-              </w:rPr>
-              <m:t>r</m:t>
-            </m:r>
-          </m:e>
-        </m:d>
-        <m:r>
-          <w:rPr>
-            <w:rFonts w:ascii="Cambria Math" w:hAnsi="Cambria Math"/>
-            <w:lang w:val="en-GB"/>
-          </w:rPr>
-          <m:t xml:space="preserve">, </m:t>
-        </m:r>
-        <m:d>
-          <m:dPr>
-            <m:begChr m:val="〈"/>
-            <m:endChr m:val="〉"/>
-            <m:ctrlPr>
-              <w:rPr>
-                <w:rFonts w:ascii="Cambria Math" w:hAnsi="Cambria Math"/>
-                <w:i/>
-              </w:rPr>
-            </m:ctrlPr>
-          </m:dPr>
-          <m:e>
-            <m:r>
-              <w:rPr>
-                <w:rFonts w:ascii="Cambria Math" w:hAnsi="Cambria Math"/>
-              </w:rPr>
-              <m:t>g</m:t>
-            </m:r>
-          </m:e>
-        </m:d>
-        <m:r>
-          <w:rPr>
-            <w:rFonts w:ascii="Cambria Math" w:hAnsi="Cambria Math"/>
-            <w:lang w:val="en-GB"/>
-          </w:rPr>
-          <m:t xml:space="preserve">, </m:t>
-        </m:r>
-        <m:d>
-          <m:dPr>
-            <m:begChr m:val="〈"/>
-            <m:endChr m:val="〉"/>
-            <m:ctrlPr>
-              <w:rPr>
-                <w:rFonts w:ascii="Cambria Math" w:hAnsi="Cambria Math"/>
-                <w:i/>
-              </w:rPr>
-            </m:ctrlPr>
-          </m:dPr>
-          <m:e>
-            <m:r>
-              <w:rPr>
-                <w:rFonts w:ascii="Cambria Math" w:hAnsi="Cambria Math"/>
-              </w:rPr>
-              <m:t>b</m:t>
-            </m:r>
-          </m:e>
-        </m:d>
-      </m:oMath>
-    </w:p>
-    <w:p>
-      <w:pPr>
-        <w:rPr>
-          <w:rFonts w:eastAsiaTheme="minorEastAsia"/>
-        </w:rPr>
-      </w:pPr>
-      <w:r>
-        <w:t xml:space="preserve">Verfärbtes Bild: </w:t>
-      </w:r>
-      <m:oMath>
-        <m:sSub>
-          <m:sSubPr>
-            <m:ctrlPr>
-              <w:rPr>
-                <w:rFonts w:ascii="Cambria Math" w:hAnsi="Cambria Math"/>
-                <w:i/>
-              </w:rPr>
-            </m:ctrlPr>
-          </m:sSubPr>
-          <m:e>
-            <m:r>
-              <w:rPr>
-                <w:rFonts w:ascii="Cambria Math" w:hAnsi="Cambria Math"/>
-              </w:rPr>
-              <m:t>σ'</m:t>
-            </m:r>
-          </m:e>
-          <m:sub>
-            <m:r>
-              <w:rPr>
-                <w:rFonts w:ascii="Cambria Math" w:hAnsi="Cambria Math"/>
-              </w:rPr>
-              <m:t>r</m:t>
-            </m:r>
-          </m:sub>
-        </m:sSub>
-        <m:r>
-          <w:rPr>
-            <w:rFonts w:ascii="Cambria Math" w:hAnsi="Cambria Math"/>
-          </w:rPr>
-          <m:t xml:space="preserve">, </m:t>
-        </m:r>
-        <m:sSub>
-          <m:sSubPr>
-            <m:ctrlPr>
-              <w:rPr>
-                <w:rFonts w:ascii="Cambria Math" w:hAnsi="Cambria Math"/>
-                <w:i/>
-              </w:rPr>
-            </m:ctrlPr>
-          </m:sSubPr>
-          <m:e>
-            <m:r>
-              <w:rPr>
-                <w:rFonts w:ascii="Cambria Math" w:hAnsi="Cambria Math"/>
-              </w:rPr>
-              <m:t>σ'</m:t>
-            </m:r>
-          </m:e>
-          <m:sub>
-            <m:r>
-              <w:rPr>
-                <w:rFonts w:ascii="Cambria Math" w:hAnsi="Cambria Math"/>
-              </w:rPr>
-              <m:t>g</m:t>
-            </m:r>
-          </m:sub>
-        </m:sSub>
-        <m:r>
-          <w:rPr>
-            <w:rFonts w:ascii="Cambria Math" w:hAnsi="Cambria Math"/>
-          </w:rPr>
-          <m:t xml:space="preserve">, </m:t>
-        </m:r>
-        <m:sSub>
-          <m:sSubPr>
-            <m:ctrlPr>
-              <w:rPr>
-                <w:rFonts w:ascii="Cambria Math" w:hAnsi="Cambria Math"/>
-                <w:i/>
-              </w:rPr>
-            </m:ctrlPr>
-          </m:sSubPr>
-          <m:e>
-            <m:r>
-              <w:rPr>
-                <w:rFonts w:ascii="Cambria Math" w:hAnsi="Cambria Math"/>
-              </w:rPr>
-              <m:t>σ'</m:t>
-            </m:r>
-          </m:e>
-          <m:sub>
-            <m:r>
-              <w:rPr>
-                <w:rFonts w:ascii="Cambria Math" w:hAnsi="Cambria Math"/>
-              </w:rPr>
-              <m:t>b</m:t>
-            </m:r>
-          </m:sub>
-        </m:sSub>
-        <m:r>
-          <w:rPr>
-            <w:rFonts w:ascii="Cambria Math" w:hAnsi="Cambria Math"/>
-          </w:rPr>
-          <m:t xml:space="preserve">, </m:t>
-        </m:r>
-        <m:d>
-          <m:dPr>
-            <m:begChr m:val="〈"/>
-            <m:endChr m:val="〉"/>
-            <m:ctrlPr>
-              <w:rPr>
-                <w:rFonts w:ascii="Cambria Math" w:hAnsi="Cambria Math"/>
-                <w:i/>
-              </w:rPr>
-            </m:ctrlPr>
-          </m:dPr>
-          <m:e>
-            <m:r>
-              <w:rPr>
-                <w:rFonts w:ascii="Cambria Math" w:hAnsi="Cambria Math"/>
-              </w:rPr>
-              <m:t>r'</m:t>
-            </m:r>
-          </m:e>
-        </m:d>
-        <m:r>
-          <w:rPr>
-            <w:rFonts w:ascii="Cambria Math" w:hAnsi="Cambria Math"/>
-          </w:rPr>
-          <m:t xml:space="preserve">, </m:t>
-        </m:r>
-        <m:d>
-          <m:dPr>
-            <m:begChr m:val="〈"/>
-            <m:endChr m:val="〉"/>
-            <m:ctrlPr>
-              <w:rPr>
-                <w:rFonts w:ascii="Cambria Math" w:hAnsi="Cambria Math"/>
-                <w:i/>
-              </w:rPr>
-            </m:ctrlPr>
-          </m:dPr>
-          <m:e>
-            <m:r>
-              <w:rPr>
-                <w:rFonts w:ascii="Cambria Math" w:hAnsi="Cambria Math"/>
-              </w:rPr>
-              <m:t>g'</m:t>
-            </m:r>
-          </m:e>
-        </m:d>
-        <m:r>
-          <w:rPr>
-            <w:rFonts w:ascii="Cambria Math" w:hAnsi="Cambria Math"/>
-          </w:rPr>
-          <m:t xml:space="preserve">, </m:t>
-        </m:r>
-        <m:d>
-          <m:dPr>
-            <m:begChr m:val="〈"/>
-            <m:endChr m:val="〉"/>
-            <m:ctrlPr>
-              <w:rPr>
-                <w:rFonts w:ascii="Cambria Math" w:hAnsi="Cambria Math"/>
-                <w:i/>
-              </w:rPr>
-            </m:ctrlPr>
-          </m:dPr>
-          <m:e>
-            <m:r>
-              <w:rPr>
-                <w:rFonts w:ascii="Cambria Math" w:hAnsi="Cambria Math"/>
-              </w:rPr>
-              <m:t>b'</m:t>
-            </m:r>
-          </m:e>
-        </m:d>
-      </m:oMath>
-    </w:p>
-    <w:p>
-      <w:pPr>
-        <w:jc w:val="left"/>
-        <w:rPr>
-          <w:rFonts w:eastAsiaTheme="minorEastAsia"/>
-        </w:rPr>
-      </w:pPr>
-      <w:r>
-        <w:rPr>
-          <w:rFonts w:eastAsiaTheme="minorEastAsia"/>
-        </w:rPr>
-        <w:t xml:space="preserve">Korrekturfaktoren: </w:t>
-      </w:r>
-      <m:oMath>
-        <m:sSub>
-          <m:sSubPr>
-            <m:ctrlPr>
-              <w:rPr>
-                <w:rFonts w:ascii="Cambria Math" w:hAnsi="Cambria Math"/>
-                <w:i/>
-              </w:rPr>
-            </m:ctrlPr>
-          </m:sSubPr>
-          <m:e>
-            <m:acc>
-              <m:accPr>
-                <m:ctrlPr>
-                  <w:rPr>
-                    <w:rFonts w:ascii="Cambria Math" w:hAnsi="Cambria Math"/>
-                    <w:i/>
-                  </w:rPr>
-                </m:ctrlPr>
-              </m:accPr>
-              <m:e>
-                <m:r>
-                  <w:rPr>
-                    <w:rFonts w:ascii="Cambria Math" w:hAnsi="Cambria Math"/>
-                  </w:rPr>
-                  <m:t>c</m:t>
-                </m:r>
-              </m:e>
-            </m:acc>
-          </m:e>
-          <m:sub>
-            <m:r>
-              <w:rPr>
-                <w:rFonts w:ascii="Cambria Math" w:hAnsi="Cambria Math"/>
-              </w:rPr>
-              <m:t>0</m:t>
-            </m:r>
-          </m:sub>
-        </m:sSub>
-        <m:r>
-          <w:rPr>
-            <w:rFonts w:ascii="Cambria Math" w:eastAsiaTheme="minorEastAsia" w:hAnsi="Cambria Math"/>
-          </w:rPr>
-          <m:t xml:space="preserve">, </m:t>
-        </m:r>
-        <m:sSub>
-          <m:sSubPr>
-            <m:ctrlPr>
-              <w:rPr>
-                <w:rFonts w:ascii="Cambria Math" w:hAnsi="Cambria Math"/>
-                <w:i/>
-              </w:rPr>
-            </m:ctrlPr>
-          </m:sSubPr>
-          <m:e>
-            <m:acc>
-              <m:accPr>
-                <m:ctrlPr>
-                  <w:rPr>
-                    <w:rFonts w:ascii="Cambria Math" w:hAnsi="Cambria Math"/>
-                    <w:i/>
-                  </w:rPr>
-                </m:ctrlPr>
-              </m:accPr>
-              <m:e>
-                <m:r>
-                  <w:rPr>
-                    <w:rFonts w:ascii="Cambria Math" w:hAnsi="Cambria Math"/>
-                  </w:rPr>
-                  <m:t>c</m:t>
-                </m:r>
-              </m:e>
-            </m:acc>
-          </m:e>
-          <m:sub>
-            <m:r>
-              <w:rPr>
-                <w:rFonts w:ascii="Cambria Math" w:hAnsi="Cambria Math"/>
-              </w:rPr>
-              <m:t>r</m:t>
-            </m:r>
-          </m:sub>
-        </m:sSub>
-        <m:r>
-          <w:rPr>
-            <w:rFonts w:ascii="Cambria Math" w:hAnsi="Cambria Math"/>
-          </w:rPr>
-          <m:t xml:space="preserve">, </m:t>
-        </m:r>
-        <m:sSub>
-          <m:sSubPr>
-            <m:ctrlPr>
-              <w:rPr>
-                <w:rFonts w:ascii="Cambria Math" w:hAnsi="Cambria Math"/>
-                <w:i/>
-              </w:rPr>
-            </m:ctrlPr>
-          </m:sSubPr>
-          <m:e>
-            <m:acc>
-              <m:accPr>
-                <m:ctrlPr>
-                  <w:rPr>
-                    <w:rFonts w:ascii="Cambria Math" w:hAnsi="Cambria Math"/>
-                    <w:i/>
-                  </w:rPr>
-                </m:ctrlPr>
-              </m:accPr>
-              <m:e>
-                <m:r>
-                  <w:rPr>
-                    <w:rFonts w:ascii="Cambria Math" w:hAnsi="Cambria Math"/>
-                  </w:rPr>
-                  <m:t>c</m:t>
-                </m:r>
-              </m:e>
-            </m:acc>
-          </m:e>
-          <m:sub>
-            <m:r>
-              <w:rPr>
-                <w:rFonts w:ascii="Cambria Math" w:hAnsi="Cambria Math"/>
-              </w:rPr>
-              <m:t>g</m:t>
-            </m:r>
-          </m:sub>
-        </m:sSub>
-        <m:r>
-          <w:rPr>
-            <w:rFonts w:ascii="Cambria Math" w:hAnsi="Cambria Math"/>
-          </w:rPr>
-          <m:t xml:space="preserve">, </m:t>
-        </m:r>
-        <m:sSub>
-          <m:sSubPr>
-            <m:ctrlPr>
-              <w:rPr>
-                <w:rFonts w:ascii="Cambria Math" w:hAnsi="Cambria Math"/>
-                <w:i/>
-              </w:rPr>
-            </m:ctrlPr>
-          </m:sSubPr>
-          <m:e>
-            <m:acc>
-              <m:accPr>
-                <m:ctrlPr>
-                  <w:rPr>
-                    <w:rFonts w:ascii="Cambria Math" w:hAnsi="Cambria Math"/>
-                    <w:i/>
-                  </w:rPr>
-                </m:ctrlPr>
-              </m:accPr>
-              <m:e>
-                <m:r>
-                  <w:rPr>
-                    <w:rFonts w:ascii="Cambria Math" w:hAnsi="Cambria Math"/>
-                  </w:rPr>
-                  <m:t>c</m:t>
-                </m:r>
-              </m:e>
-            </m:acc>
-          </m:e>
-          <m:sub>
-            <m:r>
-              <w:rPr>
-                <w:rFonts w:ascii="Cambria Math" w:hAnsi="Cambria Math"/>
-              </w:rPr>
-              <m:t>b</m:t>
-            </m:r>
-          </m:sub>
-        </m:sSub>
-      </m:oMath>
-    </w:p>
-    <w:p>
-      <w:pPr>
-        <w:rPr>
-          <w:rFonts w:eastAsiaTheme="minorEastAsia"/>
-        </w:rPr>
-      </w:pPr>
-      <w:r>
-        <w:rPr>
-          <w:rFonts w:eastAsiaTheme="minorEastAsia"/>
-        </w:rPr>
-        <w:t xml:space="preserve">Rekalibriertes Bild: </w:t>
-      </w:r>
-      <m:oMath>
-        <m:sSub>
-          <m:sSubPr>
-            <m:ctrlPr>
-              <w:rPr>
-                <w:rFonts w:ascii="Cambria Math" w:hAnsi="Cambria Math"/>
-                <w:i/>
-              </w:rPr>
-            </m:ctrlPr>
-          </m:sSubPr>
-          <m:e>
-            <m:r>
-              <w:rPr>
-                <w:rFonts w:ascii="Cambria Math" w:hAnsi="Cambria Math"/>
-              </w:rPr>
-              <m:t>σ''</m:t>
-            </m:r>
-          </m:e>
-          <m:sub>
-            <m:r>
-              <w:rPr>
-                <w:rFonts w:ascii="Cambria Math" w:hAnsi="Cambria Math"/>
-              </w:rPr>
-              <m:t>r</m:t>
-            </m:r>
-          </m:sub>
-        </m:sSub>
-        <m:r>
-          <w:rPr>
-            <w:rFonts w:ascii="Cambria Math" w:hAnsi="Cambria Math"/>
-          </w:rPr>
-          <m:t xml:space="preserve">, </m:t>
-        </m:r>
-        <m:sSub>
-          <m:sSubPr>
-            <m:ctrlPr>
-              <w:rPr>
-                <w:rFonts w:ascii="Cambria Math" w:hAnsi="Cambria Math"/>
-                <w:i/>
-              </w:rPr>
-            </m:ctrlPr>
-          </m:sSubPr>
-          <m:e>
-            <m:r>
-              <w:rPr>
-                <w:rFonts w:ascii="Cambria Math" w:hAnsi="Cambria Math"/>
-              </w:rPr>
-              <m:t>σ''</m:t>
-            </m:r>
-          </m:e>
-          <m:sub>
-            <m:r>
-              <w:rPr>
-                <w:rFonts w:ascii="Cambria Math" w:hAnsi="Cambria Math"/>
-              </w:rPr>
-              <m:t>g</m:t>
-            </m:r>
-          </m:sub>
-        </m:sSub>
-        <m:r>
-          <w:rPr>
-            <w:rFonts w:ascii="Cambria Math" w:hAnsi="Cambria Math"/>
-          </w:rPr>
-          <m:t xml:space="preserve">, </m:t>
-        </m:r>
-        <m:sSub>
-          <m:sSubPr>
-            <m:ctrlPr>
-              <w:rPr>
-                <w:rFonts w:ascii="Cambria Math" w:hAnsi="Cambria Math"/>
-                <w:i/>
-              </w:rPr>
-            </m:ctrlPr>
-          </m:sSubPr>
-          <m:e>
-            <m:r>
-              <w:rPr>
-                <w:rFonts w:ascii="Cambria Math" w:hAnsi="Cambria Math"/>
-              </w:rPr>
-              <m:t>σ''</m:t>
-            </m:r>
-          </m:e>
-          <m:sub>
-            <m:r>
-              <w:rPr>
-                <w:rFonts w:ascii="Cambria Math" w:hAnsi="Cambria Math"/>
-              </w:rPr>
-              <m:t>b</m:t>
-            </m:r>
-          </m:sub>
-        </m:sSub>
-        <m:r>
-          <w:rPr>
-            <w:rFonts w:ascii="Cambria Math" w:hAnsi="Cambria Math"/>
-          </w:rPr>
-          <m:t xml:space="preserve">, </m:t>
-        </m:r>
-        <m:d>
-          <m:dPr>
-            <m:begChr m:val="〈"/>
-            <m:endChr m:val="〉"/>
-            <m:ctrlPr>
-              <w:rPr>
-                <w:rFonts w:ascii="Cambria Math" w:hAnsi="Cambria Math"/>
-                <w:i/>
-              </w:rPr>
-            </m:ctrlPr>
-          </m:dPr>
-          <m:e>
-            <m:r>
-              <w:rPr>
-                <w:rFonts w:ascii="Cambria Math" w:hAnsi="Cambria Math"/>
-              </w:rPr>
-              <m:t>r''</m:t>
-            </m:r>
-          </m:e>
-        </m:d>
-        <m:r>
-          <w:rPr>
-            <w:rFonts w:ascii="Cambria Math" w:hAnsi="Cambria Math"/>
-          </w:rPr>
-          <m:t xml:space="preserve">, </m:t>
-        </m:r>
-        <m:d>
-          <m:dPr>
-            <m:begChr m:val="〈"/>
-            <m:endChr m:val="〉"/>
-            <m:ctrlPr>
-              <w:rPr>
-                <w:rFonts w:ascii="Cambria Math" w:hAnsi="Cambria Math"/>
-                <w:i/>
-              </w:rPr>
-            </m:ctrlPr>
-          </m:dPr>
-          <m:e>
-            <m:r>
-              <w:rPr>
-                <w:rFonts w:ascii="Cambria Math" w:hAnsi="Cambria Math"/>
-              </w:rPr>
-              <m:t>g''</m:t>
-            </m:r>
-          </m:e>
-        </m:d>
-        <m:r>
-          <w:rPr>
-            <w:rFonts w:ascii="Cambria Math" w:hAnsi="Cambria Math"/>
-          </w:rPr>
-          <m:t xml:space="preserve">, </m:t>
-        </m:r>
-        <m:d>
-          <m:dPr>
-            <m:begChr m:val="〈"/>
-            <m:endChr m:val="〉"/>
-            <m:ctrlPr>
-              <w:rPr>
-                <w:rFonts w:ascii="Cambria Math" w:hAnsi="Cambria Math"/>
-                <w:i/>
-              </w:rPr>
-            </m:ctrlPr>
-          </m:dPr>
-          <m:e>
-            <m:r>
-              <w:rPr>
-                <w:rFonts w:ascii="Cambria Math" w:hAnsi="Cambria Math"/>
-              </w:rPr>
-              <m:t>b''</m:t>
-            </m:r>
-          </m:e>
-        </m:d>
-      </m:oMath>
+        <w:t>function extracts meaningful geometric information while ensuring robustness and accuracy in its results.</w:t>
+      </w:r>
     </w:p>
     <w:p/>
     <w:p>
       <w:pPr>
-        <w:rPr>
-          <w:rFonts w:eastAsiaTheme="minorEastAsia"/>
-        </w:rPr>
-      </w:pPr>
-      <m:oMathPara>
-        <m:oMath>
-          <m:sSub>
-            <m:sSubPr>
-              <m:ctrlPr>
-                <w:rPr>
-                  <w:rFonts w:ascii="Cambria Math" w:hAnsi="Cambria Math"/>
-                  <w:i/>
-                </w:rPr>
-              </m:ctrlPr>
-            </m:sSubPr>
-            <m:e>
-              <m:acc>
-                <m:accPr>
-                  <m:ctrlPr>
-                    <w:rPr>
-                      <w:rFonts w:ascii="Cambria Math" w:hAnsi="Cambria Math"/>
-                      <w:i/>
-                    </w:rPr>
-                  </m:ctrlPr>
-                </m:accPr>
-                <m:e>
-                  <m:r>
-                    <w:rPr>
-                      <w:rFonts w:ascii="Cambria Math" w:hAnsi="Cambria Math"/>
-                    </w:rPr>
-                    <m:t>c</m:t>
-                  </m:r>
-                </m:e>
-              </m:acc>
-            </m:e>
-            <m:sub>
-              <m:r>
-                <w:rPr>
-                  <w:rFonts w:ascii="Cambria Math" w:hAnsi="Cambria Math"/>
-                </w:rPr>
-                <m:t>0</m:t>
-              </m:r>
-            </m:sub>
-          </m:sSub>
-          <m:r>
-            <w:rPr>
-              <w:rFonts w:ascii="Cambria Math" w:hAnsi="Cambria Math"/>
-            </w:rPr>
-            <m:t>=</m:t>
-          </m:r>
-          <m:f>
-            <m:fPr>
-              <m:ctrlPr>
-                <w:rPr>
-                  <w:rFonts w:ascii="Cambria Math" w:hAnsi="Cambria Math"/>
-                  <w:i/>
-                </w:rPr>
-              </m:ctrlPr>
-            </m:fPr>
-            <m:num>
-              <m:r>
-                <w:rPr>
-                  <w:rFonts w:ascii="Cambria Math" w:hAnsi="Cambria Math"/>
-                </w:rPr>
-                <m:t>1</m:t>
-              </m:r>
-            </m:num>
-            <m:den>
-              <m:r>
-                <w:rPr>
-                  <w:rFonts w:ascii="Cambria Math" w:hAnsi="Cambria Math"/>
-                </w:rPr>
-                <m:t>3</m:t>
-              </m:r>
-            </m:den>
-          </m:f>
-          <m:d>
-            <m:dPr>
-              <m:ctrlPr>
-                <w:rPr>
-                  <w:rFonts w:ascii="Cambria Math" w:hAnsi="Cambria Math"/>
-                  <w:i/>
-                </w:rPr>
-              </m:ctrlPr>
-            </m:dPr>
-            <m:e>
-              <m:f>
-                <m:fPr>
-                  <m:ctrlPr>
-                    <w:rPr>
-                      <w:rFonts w:ascii="Cambria Math" w:hAnsi="Cambria Math"/>
-                      <w:i/>
-                    </w:rPr>
-                  </m:ctrlPr>
-                </m:fPr>
-                <m:num>
-                  <m:sSub>
-                    <m:sSubPr>
-                      <m:ctrlPr>
-                        <w:rPr>
-                          <w:rFonts w:ascii="Cambria Math" w:hAnsi="Cambria Math"/>
-                          <w:i/>
-                        </w:rPr>
-                      </m:ctrlPr>
-                    </m:sSubPr>
-                    <m:e>
-                      <m:sSup>
-                        <m:sSupPr>
-                          <m:ctrlPr>
-                            <w:rPr>
-                              <w:rFonts w:ascii="Cambria Math" w:hAnsi="Cambria Math"/>
-                              <w:i/>
-                            </w:rPr>
-                          </m:ctrlPr>
-                        </m:sSupPr>
-                        <m:e>
-                          <m:r>
-                            <w:rPr>
-                              <w:rFonts w:ascii="Cambria Math" w:hAnsi="Cambria Math"/>
-                            </w:rPr>
-                            <m:t>σ</m:t>
-                          </m:r>
-                        </m:e>
-                        <m:sup>
-                          <m:r>
-                            <w:rPr>
-                              <w:rFonts w:ascii="Cambria Math" w:hAnsi="Cambria Math"/>
-                            </w:rPr>
-                            <m:t>'</m:t>
-                          </m:r>
-                        </m:sup>
-                      </m:sSup>
-                    </m:e>
-                    <m:sub>
-                      <m:r>
-                        <w:rPr>
-                          <w:rFonts w:ascii="Cambria Math" w:hAnsi="Cambria Math"/>
-                        </w:rPr>
-                        <m:t>r</m:t>
-                      </m:r>
-                    </m:sub>
-                  </m:sSub>
-                </m:num>
-                <m:den>
-                  <m:sSub>
-                    <m:sSubPr>
-                      <m:ctrlPr>
-                        <w:rPr>
-                          <w:rFonts w:ascii="Cambria Math" w:hAnsi="Cambria Math"/>
-                          <w:i/>
-                        </w:rPr>
-                      </m:ctrlPr>
-                    </m:sSubPr>
-                    <m:e>
-                      <m:r>
-                        <w:rPr>
-                          <w:rFonts w:ascii="Cambria Math" w:hAnsi="Cambria Math"/>
-                        </w:rPr>
-                        <m:t>σ</m:t>
-                      </m:r>
-                    </m:e>
-                    <m:sub>
-                      <m:r>
-                        <w:rPr>
-                          <w:rFonts w:ascii="Cambria Math" w:hAnsi="Cambria Math"/>
-                        </w:rPr>
-                        <m:t>r</m:t>
-                      </m:r>
-                    </m:sub>
-                  </m:sSub>
-                </m:den>
-              </m:f>
-              <m:r>
-                <w:rPr>
-                  <w:rFonts w:ascii="Cambria Math" w:hAnsi="Cambria Math"/>
-                </w:rPr>
-                <m:t>+</m:t>
-              </m:r>
-              <m:f>
-                <m:fPr>
-                  <m:ctrlPr>
-                    <w:rPr>
-                      <w:rFonts w:ascii="Cambria Math" w:hAnsi="Cambria Math"/>
-                      <w:i/>
-                    </w:rPr>
-                  </m:ctrlPr>
-                </m:fPr>
-                <m:num>
-                  <m:sSubSup>
-                    <m:sSubSupPr>
-                      <m:ctrlPr>
-                        <w:rPr>
-                          <w:rFonts w:ascii="Cambria Math" w:hAnsi="Cambria Math"/>
-                          <w:i/>
-                        </w:rPr>
-                      </m:ctrlPr>
-                    </m:sSubSupPr>
-                    <m:e>
-                      <m:r>
-                        <w:rPr>
-                          <w:rFonts w:ascii="Cambria Math" w:hAnsi="Cambria Math"/>
-                        </w:rPr>
-                        <m:t>σ</m:t>
-                      </m:r>
-                    </m:e>
-                    <m:sub>
-                      <m:r>
-                        <w:rPr>
-                          <w:rFonts w:ascii="Cambria Math" w:hAnsi="Cambria Math"/>
-                        </w:rPr>
-                        <m:t>g</m:t>
-                      </m:r>
-                    </m:sub>
-                    <m:sup>
-                      <m:r>
-                        <w:rPr>
-                          <w:rFonts w:ascii="Cambria Math" w:hAnsi="Cambria Math"/>
-                        </w:rPr>
-                        <m:t>'</m:t>
-                      </m:r>
-                    </m:sup>
-                  </m:sSubSup>
-                </m:num>
-                <m:den>
-                  <m:sSub>
-                    <m:sSubPr>
-                      <m:ctrlPr>
-                        <w:rPr>
-                          <w:rFonts w:ascii="Cambria Math" w:hAnsi="Cambria Math"/>
-                          <w:i/>
-                        </w:rPr>
-                      </m:ctrlPr>
-                    </m:sSubPr>
-                    <m:e>
-                      <m:r>
-                        <w:rPr>
-                          <w:rFonts w:ascii="Cambria Math" w:hAnsi="Cambria Math"/>
-                        </w:rPr>
-                        <m:t>σ</m:t>
-                      </m:r>
-                    </m:e>
-                    <m:sub>
-                      <m:r>
-                        <w:rPr>
-                          <w:rFonts w:ascii="Cambria Math" w:hAnsi="Cambria Math"/>
-                        </w:rPr>
-                        <m:t>g</m:t>
-                      </m:r>
-                    </m:sub>
-                  </m:sSub>
-                </m:den>
-              </m:f>
-              <m:r>
-                <w:rPr>
-                  <w:rFonts w:ascii="Cambria Math" w:hAnsi="Cambria Math"/>
-                </w:rPr>
-                <m:t>+</m:t>
-              </m:r>
-              <m:f>
-                <m:fPr>
-                  <m:ctrlPr>
-                    <w:rPr>
-                      <w:rFonts w:ascii="Cambria Math" w:hAnsi="Cambria Math"/>
-                      <w:i/>
-                    </w:rPr>
-                  </m:ctrlPr>
-                </m:fPr>
-                <m:num>
-                  <m:sSubSup>
-                    <m:sSubSupPr>
-                      <m:ctrlPr>
-                        <w:rPr>
-                          <w:rFonts w:ascii="Cambria Math" w:hAnsi="Cambria Math"/>
-                          <w:i/>
-                        </w:rPr>
-                      </m:ctrlPr>
-                    </m:sSubSupPr>
-                    <m:e>
-                      <m:r>
-                        <w:rPr>
-                          <w:rFonts w:ascii="Cambria Math" w:hAnsi="Cambria Math"/>
-                        </w:rPr>
-                        <m:t>σ</m:t>
-                      </m:r>
-                    </m:e>
-                    <m:sub>
-                      <m:r>
-                        <w:rPr>
-                          <w:rFonts w:ascii="Cambria Math" w:hAnsi="Cambria Math"/>
-                        </w:rPr>
-                        <m:t>b</m:t>
-                      </m:r>
-                    </m:sub>
-                    <m:sup>
-                      <m:r>
-                        <w:rPr>
-                          <w:rFonts w:ascii="Cambria Math" w:hAnsi="Cambria Math"/>
-                        </w:rPr>
-                        <m:t>'</m:t>
-                      </m:r>
-                    </m:sup>
-                  </m:sSubSup>
-                </m:num>
-                <m:den>
-                  <m:sSub>
-                    <m:sSubPr>
-                      <m:ctrlPr>
-                        <w:rPr>
-                          <w:rFonts w:ascii="Cambria Math" w:hAnsi="Cambria Math"/>
-                          <w:i/>
-                        </w:rPr>
-                      </m:ctrlPr>
-                    </m:sSubPr>
-                    <m:e>
-                      <m:r>
-                        <w:rPr>
-                          <w:rFonts w:ascii="Cambria Math" w:hAnsi="Cambria Math"/>
-                        </w:rPr>
-                        <m:t>σ</m:t>
-                      </m:r>
-                    </m:e>
-                    <m:sub>
-                      <m:r>
-                        <w:rPr>
-                          <w:rFonts w:ascii="Cambria Math" w:hAnsi="Cambria Math"/>
-                        </w:rPr>
-                        <m:t>b</m:t>
-                      </m:r>
-                    </m:sub>
-                  </m:sSub>
-                </m:den>
-              </m:f>
-            </m:e>
-          </m:d>
-        </m:oMath>
-      </m:oMathPara>
-    </w:p>
-    <w:p>
-      <w:pPr>
-        <w:rPr>
-          <w:rFonts w:eastAsiaTheme="minorEastAsia"/>
-        </w:rPr>
-      </w:pPr>
-      <m:oMathPara>
-        <m:oMath>
-          <m:sSub>
-            <m:sSubPr>
-              <m:ctrlPr>
-                <w:rPr>
-                  <w:rFonts w:ascii="Cambria Math" w:hAnsi="Cambria Math"/>
-                  <w:i/>
-                </w:rPr>
-              </m:ctrlPr>
-            </m:sSubPr>
-            <m:e>
-              <m:acc>
-                <m:accPr>
-                  <m:ctrlPr>
-                    <w:rPr>
-                      <w:rFonts w:ascii="Cambria Math" w:hAnsi="Cambria Math"/>
-                      <w:i/>
-                    </w:rPr>
-                  </m:ctrlPr>
-                </m:accPr>
-                <m:e>
-                  <m:r>
-                    <w:rPr>
-                      <w:rFonts w:ascii="Cambria Math" w:hAnsi="Cambria Math"/>
-                    </w:rPr>
-                    <m:t>c</m:t>
-                  </m:r>
-                </m:e>
-              </m:acc>
-            </m:e>
-            <m:sub>
-              <m:r>
-                <w:rPr>
-                  <w:rFonts w:ascii="Cambria Math" w:hAnsi="Cambria Math"/>
-                </w:rPr>
-                <m:t>r</m:t>
-              </m:r>
-            </m:sub>
-          </m:sSub>
-          <m:r>
-            <w:rPr>
-              <w:rFonts w:ascii="Cambria Math" w:hAnsi="Cambria Math"/>
-            </w:rPr>
-            <m:t>=</m:t>
-          </m:r>
-          <m:f>
-            <m:fPr>
-              <m:ctrlPr>
-                <w:rPr>
-                  <w:rFonts w:ascii="Cambria Math" w:hAnsi="Cambria Math"/>
-                  <w:i/>
-                </w:rPr>
-              </m:ctrlPr>
-            </m:fPr>
-            <m:num>
-              <m:d>
-                <m:dPr>
-                  <m:begChr m:val="〈"/>
-                  <m:endChr m:val="〉"/>
-                  <m:ctrlPr>
-                    <w:rPr>
-                      <w:rFonts w:ascii="Cambria Math" w:hAnsi="Cambria Math"/>
-                      <w:i/>
-                    </w:rPr>
-                  </m:ctrlPr>
-                </m:dPr>
-                <m:e>
-                  <m:sSup>
-                    <m:sSupPr>
-                      <m:ctrlPr>
-                        <w:rPr>
-                          <w:rFonts w:ascii="Cambria Math" w:hAnsi="Cambria Math"/>
-                          <w:i/>
-                        </w:rPr>
-                      </m:ctrlPr>
-                    </m:sSupPr>
-                    <m:e>
-                      <m:r>
-                        <w:rPr>
-                          <w:rFonts w:ascii="Cambria Math" w:hAnsi="Cambria Math"/>
-                        </w:rPr>
-                        <m:t>r</m:t>
-                      </m:r>
-                    </m:e>
-                    <m:sup>
-                      <m:r>
-                        <w:rPr>
-                          <w:rFonts w:ascii="Cambria Math" w:hAnsi="Cambria Math"/>
-                        </w:rPr>
-                        <m:t>'</m:t>
-                      </m:r>
-                    </m:sup>
-                  </m:sSup>
-                </m:e>
-              </m:d>
-            </m:num>
-            <m:den>
-              <m:sSub>
-                <m:sSubPr>
-                  <m:ctrlPr>
-                    <w:rPr>
-                      <w:rFonts w:ascii="Cambria Math" w:hAnsi="Cambria Math"/>
-                      <w:i/>
-                    </w:rPr>
-                  </m:ctrlPr>
-                </m:sSubPr>
-                <m:e>
-                  <m:acc>
-                    <m:accPr>
-                      <m:ctrlPr>
-                        <w:rPr>
-                          <w:rFonts w:ascii="Cambria Math" w:hAnsi="Cambria Math"/>
-                          <w:i/>
-                        </w:rPr>
-                      </m:ctrlPr>
-                    </m:accPr>
-                    <m:e>
-                      <m:r>
-                        <w:rPr>
-                          <w:rFonts w:ascii="Cambria Math" w:hAnsi="Cambria Math"/>
-                        </w:rPr>
-                        <m:t>c</m:t>
-                      </m:r>
-                    </m:e>
-                  </m:acc>
-                </m:e>
-                <m:sub>
-                  <m:r>
-                    <w:rPr>
-                      <w:rFonts w:ascii="Cambria Math" w:hAnsi="Cambria Math"/>
-                    </w:rPr>
-                    <m:t>0</m:t>
-                  </m:r>
-                </m:sub>
-              </m:sSub>
-            </m:den>
-          </m:f>
-          <m:r>
-            <w:rPr>
-              <w:rFonts w:ascii="Cambria Math" w:hAnsi="Cambria Math"/>
-            </w:rPr>
-            <m:t>-</m:t>
-          </m:r>
-          <m:d>
-            <m:dPr>
-              <m:begChr m:val="〈"/>
-              <m:endChr m:val="〉"/>
-              <m:ctrlPr>
-                <w:rPr>
-                  <w:rFonts w:ascii="Cambria Math" w:hAnsi="Cambria Math"/>
-                  <w:i/>
-                </w:rPr>
-              </m:ctrlPr>
-            </m:dPr>
-            <m:e>
-              <m:r>
-                <w:rPr>
-                  <w:rFonts w:ascii="Cambria Math" w:hAnsi="Cambria Math"/>
-                </w:rPr>
-                <m:t>r</m:t>
-              </m:r>
-            </m:e>
-          </m:d>
-        </m:oMath>
-      </m:oMathPara>
-    </w:p>
-    <w:p>
-      <m:oMathPara>
-        <m:oMath>
-          <m:sSub>
-            <m:sSubPr>
-              <m:ctrlPr>
-                <w:rPr>
-                  <w:rFonts w:ascii="Cambria Math" w:hAnsi="Cambria Math"/>
-                  <w:i/>
-                </w:rPr>
-              </m:ctrlPr>
-            </m:sSubPr>
-            <m:e>
-              <m:acc>
-                <m:accPr>
-                  <m:ctrlPr>
-                    <w:rPr>
-                      <w:rFonts w:ascii="Cambria Math" w:hAnsi="Cambria Math"/>
-                      <w:i/>
-                    </w:rPr>
-                  </m:ctrlPr>
-                </m:accPr>
-                <m:e>
-                  <m:r>
-                    <w:rPr>
-                      <w:rFonts w:ascii="Cambria Math" w:hAnsi="Cambria Math"/>
-                    </w:rPr>
-                    <m:t>c</m:t>
-                  </m:r>
-                </m:e>
-              </m:acc>
-            </m:e>
-            <m:sub>
-              <m:r>
-                <w:rPr>
-                  <w:rFonts w:ascii="Cambria Math" w:hAnsi="Cambria Math"/>
-                </w:rPr>
-                <m:t>g</m:t>
-              </m:r>
-            </m:sub>
-          </m:sSub>
-          <m:r>
-            <w:rPr>
-              <w:rFonts w:ascii="Cambria Math" w:hAnsi="Cambria Math"/>
-            </w:rPr>
-            <m:t>=</m:t>
-          </m:r>
-          <m:f>
-            <m:fPr>
-              <m:ctrlPr>
-                <w:rPr>
-                  <w:rFonts w:ascii="Cambria Math" w:hAnsi="Cambria Math"/>
-                  <w:i/>
-                </w:rPr>
-              </m:ctrlPr>
-            </m:fPr>
-            <m:num>
-              <m:d>
-                <m:dPr>
-                  <m:begChr m:val="〈"/>
-                  <m:endChr m:val="〉"/>
-                  <m:ctrlPr>
-                    <w:rPr>
-                      <w:rFonts w:ascii="Cambria Math" w:hAnsi="Cambria Math"/>
-                      <w:i/>
-                    </w:rPr>
-                  </m:ctrlPr>
-                </m:dPr>
-                <m:e>
-                  <m:sSup>
-                    <m:sSupPr>
-                      <m:ctrlPr>
-                        <w:rPr>
-                          <w:rFonts w:ascii="Cambria Math" w:hAnsi="Cambria Math"/>
-                          <w:i/>
-                        </w:rPr>
-                      </m:ctrlPr>
-                    </m:sSupPr>
-                    <m:e>
-                      <m:r>
-                        <w:rPr>
-                          <w:rFonts w:ascii="Cambria Math" w:hAnsi="Cambria Math"/>
-                        </w:rPr>
-                        <m:t>g</m:t>
-                      </m:r>
-                    </m:e>
-                    <m:sup>
-                      <m:r>
-                        <w:rPr>
-                          <w:rFonts w:ascii="Cambria Math" w:hAnsi="Cambria Math"/>
-                        </w:rPr>
-                        <m:t>'</m:t>
-                      </m:r>
-                    </m:sup>
-                  </m:sSup>
-                </m:e>
-              </m:d>
-            </m:num>
-            <m:den>
-              <m:sSub>
-                <m:sSubPr>
-                  <m:ctrlPr>
-                    <w:rPr>
-                      <w:rFonts w:ascii="Cambria Math" w:hAnsi="Cambria Math"/>
-                      <w:i/>
-                    </w:rPr>
-                  </m:ctrlPr>
-                </m:sSubPr>
-                <m:e>
-                  <m:acc>
-                    <m:accPr>
-                      <m:ctrlPr>
-                        <w:rPr>
-                          <w:rFonts w:ascii="Cambria Math" w:hAnsi="Cambria Math"/>
-                          <w:i/>
-                        </w:rPr>
-                      </m:ctrlPr>
-                    </m:accPr>
-                    <m:e>
-                      <m:r>
-                        <w:rPr>
-                          <w:rFonts w:ascii="Cambria Math" w:hAnsi="Cambria Math"/>
-                        </w:rPr>
-                        <m:t>c</m:t>
-                      </m:r>
-                    </m:e>
-                  </m:acc>
-                </m:e>
-                <m:sub>
-                  <m:r>
-                    <w:rPr>
-                      <w:rFonts w:ascii="Cambria Math" w:hAnsi="Cambria Math"/>
-                    </w:rPr>
-                    <m:t>0</m:t>
-                  </m:r>
-                </m:sub>
-              </m:sSub>
-            </m:den>
-          </m:f>
-          <m:r>
-            <w:rPr>
-              <w:rFonts w:ascii="Cambria Math" w:hAnsi="Cambria Math"/>
-            </w:rPr>
-            <m:t>-</m:t>
-          </m:r>
-          <m:d>
-            <m:dPr>
-              <m:begChr m:val="〈"/>
-              <m:endChr m:val="〉"/>
-              <m:ctrlPr>
-                <w:rPr>
-                  <w:rFonts w:ascii="Cambria Math" w:hAnsi="Cambria Math"/>
-                  <w:i/>
-                </w:rPr>
-              </m:ctrlPr>
-            </m:dPr>
-            <m:e>
-              <m:r>
-                <w:rPr>
-                  <w:rFonts w:ascii="Cambria Math" w:hAnsi="Cambria Math"/>
-                </w:rPr>
-                <m:t>g</m:t>
-              </m:r>
-            </m:e>
-          </m:d>
-        </m:oMath>
-      </m:oMathPara>
-    </w:p>
-    <w:p>
-      <w:pPr>
-        <w:rPr>
-          <w:rFonts w:eastAsiaTheme="minorEastAsia"/>
-        </w:rPr>
-      </w:pPr>
-      <m:oMathPara>
-        <m:oMath>
-          <m:sSub>
-            <m:sSubPr>
-              <m:ctrlPr>
-                <w:rPr>
-                  <w:rFonts w:ascii="Cambria Math" w:hAnsi="Cambria Math"/>
-                  <w:i/>
-                </w:rPr>
-              </m:ctrlPr>
-            </m:sSubPr>
-            <m:e>
-              <m:acc>
-                <m:accPr>
-                  <m:ctrlPr>
-                    <w:rPr>
-                      <w:rFonts w:ascii="Cambria Math" w:hAnsi="Cambria Math"/>
-                      <w:i/>
-                    </w:rPr>
-                  </m:ctrlPr>
-                </m:accPr>
-                <m:e>
-                  <m:r>
-                    <w:rPr>
-                      <w:rFonts w:ascii="Cambria Math" w:hAnsi="Cambria Math"/>
-                    </w:rPr>
-                    <m:t>c</m:t>
-                  </m:r>
-                </m:e>
-              </m:acc>
-            </m:e>
-            <m:sub>
-              <m:r>
-                <w:rPr>
-                  <w:rFonts w:ascii="Cambria Math" w:hAnsi="Cambria Math"/>
-                </w:rPr>
-                <m:t>b</m:t>
-              </m:r>
-            </m:sub>
-          </m:sSub>
-          <m:r>
-            <w:rPr>
-              <w:rFonts w:ascii="Cambria Math" w:hAnsi="Cambria Math"/>
-            </w:rPr>
-            <m:t>=</m:t>
-          </m:r>
-          <m:f>
-            <m:fPr>
-              <m:ctrlPr>
-                <w:rPr>
-                  <w:rFonts w:ascii="Cambria Math" w:hAnsi="Cambria Math"/>
-                  <w:i/>
-                </w:rPr>
-              </m:ctrlPr>
-            </m:fPr>
-            <m:num>
-              <m:d>
-                <m:dPr>
-                  <m:begChr m:val="〈"/>
-                  <m:endChr m:val="〉"/>
-                  <m:ctrlPr>
-                    <w:rPr>
-                      <w:rFonts w:ascii="Cambria Math" w:hAnsi="Cambria Math"/>
-                      <w:i/>
-                    </w:rPr>
-                  </m:ctrlPr>
-                </m:dPr>
-                <m:e>
-                  <m:sSup>
-                    <m:sSupPr>
-                      <m:ctrlPr>
-                        <w:rPr>
-                          <w:rFonts w:ascii="Cambria Math" w:hAnsi="Cambria Math"/>
-                          <w:i/>
-                        </w:rPr>
-                      </m:ctrlPr>
-                    </m:sSupPr>
-                    <m:e>
-                      <m:r>
-                        <w:rPr>
-                          <w:rFonts w:ascii="Cambria Math" w:hAnsi="Cambria Math"/>
-                        </w:rPr>
-                        <m:t>b</m:t>
-                      </m:r>
-                    </m:e>
-                    <m:sup>
-                      <m:r>
-                        <w:rPr>
-                          <w:rFonts w:ascii="Cambria Math" w:hAnsi="Cambria Math"/>
-                        </w:rPr>
-                        <m:t>'</m:t>
-                      </m:r>
-                    </m:sup>
-                  </m:sSup>
-                </m:e>
-              </m:d>
-            </m:num>
-            <m:den>
-              <m:sSub>
-                <m:sSubPr>
-                  <m:ctrlPr>
-                    <w:rPr>
-                      <w:rFonts w:ascii="Cambria Math" w:hAnsi="Cambria Math"/>
-                      <w:i/>
-                    </w:rPr>
-                  </m:ctrlPr>
-                </m:sSubPr>
-                <m:e>
-                  <m:acc>
-                    <m:accPr>
-                      <m:ctrlPr>
-                        <w:rPr>
-                          <w:rFonts w:ascii="Cambria Math" w:hAnsi="Cambria Math"/>
-                          <w:i/>
-                        </w:rPr>
-                      </m:ctrlPr>
-                    </m:accPr>
-                    <m:e>
-                      <m:r>
-                        <w:rPr>
-                          <w:rFonts w:ascii="Cambria Math" w:hAnsi="Cambria Math"/>
-                        </w:rPr>
-                        <m:t>c</m:t>
-                      </m:r>
-                    </m:e>
-                  </m:acc>
-                </m:e>
-                <m:sub>
-                  <m:r>
-                    <w:rPr>
-                      <w:rFonts w:ascii="Cambria Math" w:hAnsi="Cambria Math"/>
-                    </w:rPr>
-                    <m:t>0</m:t>
-                  </m:r>
-                </m:sub>
-              </m:sSub>
-            </m:den>
-          </m:f>
-          <m:r>
-            <w:rPr>
-              <w:rFonts w:ascii="Cambria Math" w:hAnsi="Cambria Math"/>
-            </w:rPr>
-            <m:t>-</m:t>
-          </m:r>
-          <m:d>
-            <m:dPr>
-              <m:begChr m:val="〈"/>
-              <m:endChr m:val="〉"/>
-              <m:ctrlPr>
-                <w:rPr>
-                  <w:rFonts w:ascii="Cambria Math" w:hAnsi="Cambria Math"/>
-                  <w:i/>
-                </w:rPr>
-              </m:ctrlPr>
-            </m:dPr>
-            <m:e>
-              <m:r>
-                <w:rPr>
-                  <w:rFonts w:ascii="Cambria Math" w:hAnsi="Cambria Math"/>
-                </w:rPr>
-                <m:t>b</m:t>
-              </m:r>
-            </m:e>
-          </m:d>
-        </m:oMath>
-      </m:oMathPara>
-    </w:p>
-    <w:p>
-      <m:oMathPara>
-        <m:oMath>
-          <m:sSup>
-            <m:sSupPr>
-              <m:ctrlPr>
-                <w:rPr>
-                  <w:rFonts w:ascii="Cambria Math" w:hAnsi="Cambria Math"/>
-                  <w:i/>
-                </w:rPr>
-              </m:ctrlPr>
-            </m:sSupPr>
-            <m:e>
-              <m:r>
-                <w:rPr>
-                  <w:rFonts w:ascii="Cambria Math" w:hAnsi="Cambria Math"/>
-                </w:rPr>
-                <m:t>s</m:t>
-              </m:r>
-            </m:e>
-            <m:sup>
-              <m:r>
-                <w:rPr>
-                  <w:rFonts w:ascii="Cambria Math" w:hAnsi="Cambria Math"/>
-                </w:rPr>
-                <m:t>''</m:t>
-              </m:r>
-            </m:sup>
-          </m:sSup>
-          <m:d>
-            <m:dPr>
-              <m:ctrlPr>
-                <w:rPr>
-                  <w:rFonts w:ascii="Cambria Math" w:hAnsi="Cambria Math"/>
-                  <w:i/>
-                </w:rPr>
-              </m:ctrlPr>
-            </m:dPr>
-            <m:e>
-              <m:r>
-                <w:rPr>
-                  <w:rFonts w:ascii="Cambria Math" w:hAnsi="Cambria Math"/>
-                </w:rPr>
-                <m:t>x,y</m:t>
-              </m:r>
-            </m:e>
-          </m:d>
-          <m:r>
-            <w:rPr>
-              <w:rFonts w:ascii="Cambria Math" w:hAnsi="Cambria Math"/>
-            </w:rPr>
-            <m:t>=</m:t>
-          </m:r>
-          <m:f>
-            <m:fPr>
-              <m:ctrlPr>
-                <w:rPr>
-                  <w:rFonts w:ascii="Cambria Math" w:hAnsi="Cambria Math"/>
-                  <w:i/>
-                </w:rPr>
-              </m:ctrlPr>
-            </m:fPr>
-            <m:num>
-              <m:r>
-                <w:rPr>
-                  <w:rFonts w:ascii="Cambria Math" w:hAnsi="Cambria Math"/>
-                </w:rPr>
-                <m:t>s'(x,y)</m:t>
-              </m:r>
-            </m:num>
-            <m:den>
-              <m:sSub>
-                <m:sSubPr>
-                  <m:ctrlPr>
-                    <w:rPr>
-                      <w:rFonts w:ascii="Cambria Math" w:hAnsi="Cambria Math"/>
-                      <w:i/>
-                    </w:rPr>
-                  </m:ctrlPr>
-                </m:sSubPr>
-                <m:e>
-                  <m:acc>
-                    <m:accPr>
-                      <m:ctrlPr>
-                        <w:rPr>
-                          <w:rFonts w:ascii="Cambria Math" w:hAnsi="Cambria Math"/>
-                          <w:i/>
-                        </w:rPr>
-                      </m:ctrlPr>
-                    </m:accPr>
-                    <m:e>
-                      <m:r>
-                        <w:rPr>
-                          <w:rFonts w:ascii="Cambria Math" w:hAnsi="Cambria Math"/>
-                        </w:rPr>
-                        <m:t>c</m:t>
-                      </m:r>
-                    </m:e>
-                  </m:acc>
-                </m:e>
-                <m:sub>
-                  <m:r>
-                    <w:rPr>
-                      <w:rFonts w:ascii="Cambria Math" w:hAnsi="Cambria Math"/>
-                    </w:rPr>
-                    <m:t>0</m:t>
-                  </m:r>
-                </m:sub>
-              </m:sSub>
-            </m:den>
-          </m:f>
-          <m:r>
-            <w:rPr>
-              <w:rFonts w:ascii="Cambria Math" w:hAnsi="Cambria Math"/>
-            </w:rPr>
-            <m:t>-</m:t>
-          </m:r>
-          <m:sSub>
-            <m:sSubPr>
-              <m:ctrlPr>
-                <w:rPr>
-                  <w:rFonts w:ascii="Cambria Math" w:hAnsi="Cambria Math"/>
-                  <w:i/>
-                </w:rPr>
-              </m:ctrlPr>
-            </m:sSubPr>
-            <m:e>
-              <m:acc>
-                <m:accPr>
-                  <m:ctrlPr>
-                    <w:rPr>
-                      <w:rFonts w:ascii="Cambria Math" w:hAnsi="Cambria Math"/>
-                      <w:i/>
-                    </w:rPr>
-                  </m:ctrlPr>
-                </m:accPr>
-                <m:e>
-                  <m:r>
-                    <w:rPr>
-                      <w:rFonts w:ascii="Cambria Math" w:hAnsi="Cambria Math"/>
-                    </w:rPr>
-                    <m:t>c</m:t>
-                  </m:r>
-                </m:e>
-              </m:acc>
-            </m:e>
-            <m:sub>
-              <m:r>
-                <w:rPr>
-                  <w:rFonts w:ascii="Cambria Math" w:hAnsi="Cambria Math"/>
-                </w:rPr>
-                <m:t>i</m:t>
-              </m:r>
-            </m:sub>
-          </m:sSub>
-          <m:r>
-            <w:rPr>
-              <w:rFonts w:ascii="Cambria Math" w:eastAsiaTheme="minorEastAsia" w:hAnsi="Cambria Math"/>
-            </w:rPr>
-            <m:t>;i=r,g,b</m:t>
-          </m:r>
-        </m:oMath>
-      </m:oMathPara>
+        <w:pStyle w:val="berschrift2"/>
+      </w:pPr>
+      <w:bookmarkStart w:id="9" w:name="_Toc188911771"/>
+      <w:r>
+        <w:t>Color correction</w:t>
+      </w:r>
+      <w:bookmarkEnd w:id="9"/>
     </w:p>
     <w:p/>
     <w:p>
       <w:pPr>
         <w:pStyle w:val="berschrift2"/>
       </w:pPr>
-      <w:bookmarkStart w:id="9" w:name="_Toc188911772"/>
-      <w:r>
-        <w:t xml:space="preserve">Color </w:t>
-      </w:r>
-      <w:proofErr w:type="spellStart"/>
-      <w:r>
-        <w:t>detection</w:t>
-      </w:r>
-      <w:bookmarkEnd w:id="9"/>
-      <w:proofErr w:type="spellEnd"/>
+      <w:bookmarkStart w:id="10" w:name="_Toc188911772"/>
+      <w:r>
+        <w:t>Color detection</w:t>
+      </w:r>
+      <w:bookmarkEnd w:id="10"/>
     </w:p>
     <w:p>
       <w:pPr>
         <w:pStyle w:val="berschrift2"/>
       </w:pPr>
-      <w:bookmarkStart w:id="10" w:name="_Toc188911773"/>
-      <w:proofErr w:type="spellStart"/>
+      <w:bookmarkStart w:id="11" w:name="_Toc188911773"/>
       <w:r>
         <w:t>Merging</w:t>
       </w:r>
-      <w:bookmarkEnd w:id="10"/>
-      <w:proofErr w:type="spellEnd"/>
+      <w:bookmarkEnd w:id="11"/>
     </w:p>
     <w:p>
       <w:pPr>
         <w:pStyle w:val="berschrift2"/>
       </w:pPr>
-      <w:bookmarkStart w:id="11" w:name="_Toc188911774"/>
-      <w:proofErr w:type="spellStart"/>
-      <w:r>
-        <w:t>Compensation</w:t>
-      </w:r>
-      <w:proofErr w:type="spellEnd"/>
-      <w:r>
-        <w:t xml:space="preserve"> </w:t>
-      </w:r>
-      <w:proofErr w:type="spellStart"/>
-      <w:r>
-        <w:t>for</w:t>
-      </w:r>
-      <w:proofErr w:type="spellEnd"/>
-      <w:r>
-        <w:t xml:space="preserve"> </w:t>
-      </w:r>
-      <w:proofErr w:type="spellStart"/>
-      <w:r>
-        <w:t>missing</w:t>
-      </w:r>
-      <w:proofErr w:type="spellEnd"/>
-      <w:r>
-        <w:t xml:space="preserve"> </w:t>
-      </w:r>
-      <w:proofErr w:type="spellStart"/>
-      <w:r>
-        <w:t>segments</w:t>
-      </w:r>
-      <w:bookmarkEnd w:id="11"/>
-      <w:proofErr w:type="spellEnd"/>
+      <w:bookmarkStart w:id="12" w:name="_Toc188911774"/>
+      <w:r>
+        <w:t>Compensation for missing segments</w:t>
+      </w:r>
+      <w:bookmarkEnd w:id="12"/>
     </w:p>
     <w:p>
       <w:pPr>
@@ -6065,20 +6105,10 @@
       <w:pPr>
         <w:pStyle w:val="berschrift1"/>
       </w:pPr>
-      <w:bookmarkStart w:id="12" w:name="_Toc188911775"/>
+      <w:bookmarkStart w:id="13" w:name="_Toc188911775"/>
       <w:r>
         <w:lastRenderedPageBreak/>
         <w:t>Test und Evaluation</w:t>
-      </w:r>
-      <w:bookmarkEnd w:id="12"/>
-    </w:p>
-    <w:p>
-      <w:pPr>
-        <w:pStyle w:val="berschrift2"/>
-      </w:pPr>
-      <w:bookmarkStart w:id="13" w:name="_Toc188911776"/>
-      <w:r>
-        <w:t>Kantendetektion</w:t>
       </w:r>
       <w:bookmarkEnd w:id="13"/>
     </w:p>
@@ -6086,9 +6116,9 @@
       <w:pPr>
         <w:pStyle w:val="berschrift2"/>
       </w:pPr>
-      <w:bookmarkStart w:id="14" w:name="_Toc188911777"/>
-      <w:r>
-        <w:t>Farbkorrektur</w:t>
+      <w:bookmarkStart w:id="14" w:name="_Toc188911776"/>
+      <w:r>
+        <w:t>Kantendetektion</w:t>
       </w:r>
       <w:bookmarkEnd w:id="14"/>
     </w:p>
@@ -6096,11 +6126,21 @@
       <w:pPr>
         <w:pStyle w:val="berschrift2"/>
       </w:pPr>
-      <w:bookmarkStart w:id="15" w:name="_Toc188911778"/>
+      <w:bookmarkStart w:id="15" w:name="_Toc188911777"/>
+      <w:r>
+        <w:t>Farbkorrektur</w:t>
+      </w:r>
+      <w:bookmarkEnd w:id="15"/>
+    </w:p>
+    <w:p>
+      <w:pPr>
+        <w:pStyle w:val="berschrift2"/>
+      </w:pPr>
+      <w:bookmarkStart w:id="16" w:name="_Toc188911778"/>
       <w:r>
         <w:t>Farberkennung</w:t>
       </w:r>
-      <w:bookmarkEnd w:id="15"/>
+      <w:bookmarkEnd w:id="16"/>
     </w:p>
     <w:p>
       <w:pPr>
@@ -6113,7 +6153,7 @@
           <w:szCs w:val="26"/>
         </w:rPr>
         <w:sectPr>
-          <w:footerReference w:type="first" r:id="rId15"/>
+          <w:footerReference w:type="first" r:id="rId16"/>
           <w:pgSz w:w="11900" w:h="16840"/>
           <w:pgMar w:top="1440" w:right="1800" w:bottom="1440" w:left="1800" w:header="720" w:footer="720" w:gutter="0"/>
           <w:pgNumType w:start="1"/>
@@ -6124,7 +6164,7 @@
         </w:sectPr>
       </w:pPr>
     </w:p>
-    <w:bookmarkStart w:id="16" w:name="_Toc188911779" w:displacedByCustomXml="next"/>
+    <w:bookmarkStart w:id="17" w:name="_Toc188911779" w:displacedByCustomXml="next"/>
     <w:sdt>
       <w:sdtPr>
         <w:rPr>
@@ -6147,7 +6187,7 @@
           <w:r>
             <w:t>Literaturverzeichnis</w:t>
           </w:r>
-          <w:bookmarkEnd w:id="16"/>
+          <w:bookmarkEnd w:id="17"/>
         </w:p>
         <w:sdt>
           <w:sdtPr>
@@ -6158,7 +6198,6 @@
             <w:p>
               <w:pPr>
                 <w:rPr>
-                  <w:noProof/>
                   <w:sz w:val="22"/>
                 </w:rPr>
               </w:pPr>
@@ -6202,14 +6241,10 @@
                     <w:pPr>
                       <w:pStyle w:val="Literaturverzeichnis"/>
                       <w:rPr>
-                        <w:noProof/>
                         <w:szCs w:val="24"/>
                       </w:rPr>
                     </w:pPr>
                     <w:r>
-                      <w:rPr>
-                        <w:noProof/>
-                      </w:rPr>
                       <w:t xml:space="preserve">[1] </w:t>
                     </w:r>
                   </w:p>
@@ -6222,16 +6257,8 @@
                   <w:p>
                     <w:pPr>
                       <w:pStyle w:val="Literaturverzeichnis"/>
-                      <w:rPr>
-                        <w:noProof/>
-                        <w:lang w:val="en-GB"/>
-                      </w:rPr>
                     </w:pPr>
                     <w:r>
-                      <w:rPr>
-                        <w:noProof/>
-                        <w:lang w:val="en-GB"/>
-                      </w:rPr>
                       <w:t>„Open Source Computer Vision: OpenCV-Python Tutorials,“ 02 Dezember 2024. [Online]. Available: https://docs.opencv.org/4.x/d6/d00/tutorial_py_root.html.</w:t>
                     </w:r>
                   </w:p>
@@ -6250,14 +6277,8 @@
                   <w:p>
                     <w:pPr>
                       <w:pStyle w:val="Literaturverzeichnis"/>
-                      <w:rPr>
-                        <w:noProof/>
-                      </w:rPr>
                     </w:pPr>
                     <w:r>
-                      <w:rPr>
-                        <w:noProof/>
-                      </w:rPr>
                       <w:t xml:space="preserve">[2] </w:t>
                     </w:r>
                   </w:p>
@@ -6270,14 +6291,8 @@
                   <w:p>
                     <w:pPr>
                       <w:pStyle w:val="Literaturverzeichnis"/>
-                      <w:rPr>
-                        <w:noProof/>
-                      </w:rPr>
                     </w:pPr>
                     <w:r>
-                      <w:rPr>
-                        <w:noProof/>
-                      </w:rPr>
                       <w:t xml:space="preserve">D. Prof. Dr. rer. nat. Maier, Computer and Robot Vision Skript, Heilbronn, 2024. </w:t>
                     </w:r>
                   </w:p>
@@ -6289,7 +6304,6 @@
                 <w:divId w:val="1105425176"/>
                 <w:rPr>
                   <w:rFonts w:eastAsia="Times New Roman"/>
-                  <w:noProof/>
                 </w:rPr>
               </w:pPr>
             </w:p>
@@ -6319,25 +6333,32 @@
       <w:pPr>
         <w:pStyle w:val="berschrift1"/>
       </w:pPr>
-      <w:bookmarkStart w:id="17" w:name="_Toc188911780"/>
+      <w:bookmarkStart w:id="18" w:name="_Toc188911780"/>
       <w:r>
         <w:lastRenderedPageBreak/>
         <w:t>Abbildungsverzeichnis</w:t>
       </w:r>
-      <w:bookmarkEnd w:id="17"/>
+      <w:bookmarkEnd w:id="18"/>
     </w:p>
     <w:p>
-      <w:fldSimple w:instr=" TOC \h \z \c &quot;Abbildung&quot; ">
-        <w:r>
-          <w:rPr>
-            <w:noProof/>
-          </w:rPr>
-          <w:t>Es konnten keine Einträge für ein Abbildungsverzeichnis gefunden werden.</w:t>
-        </w:r>
-      </w:fldSimple>
+      <w:r>
+        <w:fldChar w:fldCharType="begin"/>
+      </w:r>
+      <w:r>
+        <w:instrText xml:space="preserve"> TOC \h \z \c "Abbildung" </w:instrText>
+      </w:r>
+      <w:r>
+        <w:fldChar w:fldCharType="separate"/>
+      </w:r>
+      <w:r>
+        <w:t>Es konnten keine Einträge für ein Abbildungsverzeichnis gefunden werden.</w:t>
+      </w:r>
+      <w:r>
+        <w:fldChar w:fldCharType="end"/>
+      </w:r>
     </w:p>
     <w:sectPr>
-      <w:footerReference w:type="first" r:id="rId16"/>
+      <w:footerReference w:type="first" r:id="rId17"/>
       <w:pgSz w:w="11900" w:h="16840"/>
       <w:pgMar w:top="1440" w:right="1800" w:bottom="1440" w:left="1800" w:header="720" w:footer="720" w:gutter="0"/>
       <w:pgNumType w:fmt="upperRoman" w:start="3"/>
@@ -8312,6 +8333,7 @@
     </w:pPr>
     <w:rPr>
       <w:sz w:val="24"/>
+      <w:lang w:val="en-GB"/>
     </w:rPr>
   </w:style>
   <w:style w:type="paragraph" w:styleId="berschrift1">
@@ -8950,9 +8972,10 @@
     <w:uiPriority w:val="35"/>
     <w:unhideWhenUsed/>
     <w:qFormat/>
-    <w:rsid w:val="00336336"/>
+    <w:rsid w:val="007C4C4E"/>
     <w:pPr>
       <w:spacing w:before="0" w:after="200" w:line="240" w:lineRule="auto"/>
+      <w:jc w:val="center"/>
     </w:pPr>
     <w:rPr>
       <w:i/>
@@ -11274,14 +11297,12 @@
 </file>
 
 <file path=customXml/item1.xml><?xml version="1.0" encoding="utf-8"?>
-<p:properties xmlns:p="http://schemas.microsoft.com/office/2006/metadata/properties" xmlns:xsi="http://www.w3.org/2001/XMLSchema-instance" xmlns:pc="http://schemas.microsoft.com/office/infopath/2007/PartnerControls">
-  <documentManagement>
-    <TaxCatchAll xmlns="e251b072-de84-4fee-b2e7-4d3e2474f5c4" xsi:nil="true"/>
-    <lcf76f155ced4ddcb4097134ff3c332f xmlns="836b1f19-46af-47af-acb5-4d7212fd4e44">
-      <Terms xmlns="http://schemas.microsoft.com/office/infopath/2007/PartnerControls"/>
-    </lcf76f155ced4ddcb4097134ff3c332f>
-  </documentManagement>
-</p:properties>
+<?mso-contentType ?>
+<FormTemplates xmlns="http://schemas.microsoft.com/sharepoint/v3/contenttype/forms">
+  <Display>DocumentLibraryForm</Display>
+  <Edit>DocumentLibraryForm</Edit>
+  <New>DocumentLibraryForm</New>
+</FormTemplates>
 </file>
 
 <file path=customXml/item2.xml><?xml version="1.0" encoding="utf-8"?>
@@ -11320,12 +11341,14 @@
 </file>
 
 <file path=customXml/item3.xml><?xml version="1.0" encoding="utf-8"?>
-<?mso-contentType ?>
-<FormTemplates xmlns="http://schemas.microsoft.com/sharepoint/v3/contenttype/forms">
-  <Display>DocumentLibraryForm</Display>
-  <Edit>DocumentLibraryForm</Edit>
-  <New>DocumentLibraryForm</New>
-</FormTemplates>
+<p:properties xmlns:p="http://schemas.microsoft.com/office/2006/metadata/properties" xmlns:xsi="http://www.w3.org/2001/XMLSchema-instance" xmlns:pc="http://schemas.microsoft.com/office/infopath/2007/PartnerControls">
+  <documentManagement>
+    <TaxCatchAll xmlns="e251b072-de84-4fee-b2e7-4d3e2474f5c4" xsi:nil="true"/>
+    <lcf76f155ced4ddcb4097134ff3c332f xmlns="836b1f19-46af-47af-acb5-4d7212fd4e44">
+      <Terms xmlns="http://schemas.microsoft.com/office/infopath/2007/PartnerControls"/>
+    </lcf76f155ced4ddcb4097134ff3c332f>
+  </documentManagement>
+</p:properties>
 </file>
 
 <file path=customXml/item4.xml><?xml version="1.0" encoding="utf-8"?>
@@ -11540,12 +11563,9 @@
 </file>
 
 <file path=customXml/itemProps1.xml><?xml version="1.0" encoding="utf-8"?>
-<ds:datastoreItem xmlns:ds="http://schemas.openxmlformats.org/officeDocument/2006/customXml" ds:itemID="{EA53E83B-1742-4E9A-9C8E-6E7CB99077E5}">
+<ds:datastoreItem xmlns:ds="http://schemas.openxmlformats.org/officeDocument/2006/customXml" ds:itemID="{42E09C9A-7ECB-4052-A38A-B1BA09FED6D1}">
   <ds:schemaRefs>
-    <ds:schemaRef ds:uri="http://schemas.microsoft.com/office/2006/metadata/properties"/>
-    <ds:schemaRef ds:uri="http://schemas.microsoft.com/office/infopath/2007/PartnerControls"/>
-    <ds:schemaRef ds:uri="e251b072-de84-4fee-b2e7-4d3e2474f5c4"/>
-    <ds:schemaRef ds:uri="836b1f19-46af-47af-acb5-4d7212fd4e44"/>
+    <ds:schemaRef ds:uri="http://schemas.microsoft.com/sharepoint/v3/contenttype/forms"/>
   </ds:schemaRefs>
 </ds:datastoreItem>
 </file>
@@ -11559,9 +11579,12 @@
 </file>
 
 <file path=customXml/itemProps3.xml><?xml version="1.0" encoding="utf-8"?>
-<ds:datastoreItem xmlns:ds="http://schemas.openxmlformats.org/officeDocument/2006/customXml" ds:itemID="{42E09C9A-7ECB-4052-A38A-B1BA09FED6D1}">
+<ds:datastoreItem xmlns:ds="http://schemas.openxmlformats.org/officeDocument/2006/customXml" ds:itemID="{EA53E83B-1742-4E9A-9C8E-6E7CB99077E5}">
   <ds:schemaRefs>
-    <ds:schemaRef ds:uri="http://schemas.microsoft.com/sharepoint/v3/contenttype/forms"/>
+    <ds:schemaRef ds:uri="http://schemas.microsoft.com/office/2006/metadata/properties"/>
+    <ds:schemaRef ds:uri="http://schemas.microsoft.com/office/infopath/2007/PartnerControls"/>
+    <ds:schemaRef ds:uri="e251b072-de84-4fee-b2e7-4d3e2474f5c4"/>
+    <ds:schemaRef ds:uri="836b1f19-46af-47af-acb5-4d7212fd4e44"/>
   </ds:schemaRefs>
 </ds:datastoreItem>
 </file>

--- a/Dokumentation/Dokumentation.docx
+++ b/Dokumentation/Dokumentation.docx
@@ -12,8 +12,11 @@
         </w:rPr>
       </w:pPr>
       <w:r>
+        <w:rPr>
+          <w:noProof/>
+        </w:rPr>
         <w:drawing>
-          <wp:inline distT="0" distB="0" distL="0" distR="0" wp14:anchorId="470B7D7C" wp14:editId="0BB13D65">
+          <wp:inline distT="0" distB="0" distL="0" distR="0" wp14:anchorId="470B7D7C" wp14:editId="7F2A95A9">
             <wp:extent cx="3140723" cy="1057293"/>
             <wp:effectExtent l="0" t="0" r="2540" b="9525"/>
             <wp:docPr id="1" name="Grafik 1"/>
@@ -89,17 +92,25 @@
         <w:rPr>
           <w:sz w:val="44"/>
           <w:szCs w:val="44"/>
+          <w:lang w:val="de-DE"/>
         </w:rPr>
       </w:pPr>
       <w:r>
         <w:rPr>
           <w:sz w:val="44"/>
           <w:szCs w:val="44"/>
+          <w:lang w:val="de-DE"/>
         </w:rPr>
         <w:t>Computer &amp; Robot Vision</w:t>
       </w:r>
     </w:p>
-    <w:p/>
+    <w:p>
+      <w:pPr>
+        <w:rPr>
+          <w:lang w:val="de-DE"/>
+        </w:rPr>
+      </w:pPr>
+    </w:p>
     <w:p>
       <w:pPr>
         <w:pStyle w:val="Titel"/>
@@ -109,14 +120,17 @@
           <w:bCs/>
           <w:sz w:val="44"/>
           <w:szCs w:val="44"/>
+          <w:lang w:val="de-DE"/>
         </w:rPr>
       </w:pPr>
+      <w:proofErr w:type="spellStart"/>
       <w:r>
         <w:rPr>
           <w:b/>
           <w:bCs/>
           <w:sz w:val="44"/>
           <w:szCs w:val="44"/>
+          <w:lang w:val="de-DE"/>
         </w:rPr>
         <w:t>Do</w:t>
       </w:r>
@@ -126,6 +140,7 @@
           <w:bCs/>
           <w:sz w:val="44"/>
           <w:szCs w:val="44"/>
+          <w:lang w:val="de-DE"/>
         </w:rPr>
         <w:t>c</w:t>
       </w:r>
@@ -135,29 +150,55 @@
           <w:bCs/>
           <w:sz w:val="44"/>
           <w:szCs w:val="44"/>
+          <w:lang w:val="de-DE"/>
         </w:rPr>
         <w:t>umentation</w:t>
       </w:r>
+      <w:proofErr w:type="spellEnd"/>
     </w:p>
-    <w:p/>
+    <w:p>
+      <w:pPr>
+        <w:rPr>
+          <w:lang w:val="de-DE"/>
+        </w:rPr>
+      </w:pPr>
+    </w:p>
     <w:p>
       <w:pPr>
         <w:pStyle w:val="Titel"/>
         <w:jc w:val="center"/>
-      </w:pPr>
-      <w:r>
+        <w:rPr>
+          <w:lang w:val="de-DE"/>
+        </w:rPr>
+      </w:pPr>
+      <w:r>
+        <w:rPr>
+          <w:lang w:val="de-DE"/>
+        </w:rPr>
         <w:t xml:space="preserve">Projekt </w:t>
       </w:r>
       <w:r>
+        <w:rPr>
+          <w:lang w:val="de-DE"/>
+        </w:rPr>
         <w:t>Rubiks Cube</w:t>
       </w:r>
     </w:p>
-    <w:p/>
     <w:p>
       <w:pPr>
+        <w:rPr>
+          <w:lang w:val="de-DE"/>
+        </w:rPr>
+      </w:pPr>
+    </w:p>
+    <w:p>
+      <w:pPr>
         <w:jc w:val="center"/>
       </w:pPr>
       <w:r>
+        <w:rPr>
+          <w:noProof/>
+        </w:rPr>
         <w:drawing>
           <wp:inline distT="0" distB="0" distL="0" distR="0" wp14:anchorId="4E2CD0B8" wp14:editId="733E7D62">
             <wp:extent cx="3324225" cy="2324100"/>
@@ -273,13 +314,8 @@
         <w:tab/>
       </w:r>
       <w:r>
-        <w:t xml:space="preserve">Tim </w:t>
-      </w:r>
-      <w:proofErr w:type="spellStart"/>
-      <w:r>
-        <w:t>Söns</w:t>
-      </w:r>
-      <w:proofErr w:type="spellEnd"/>
+        <w:t>Tim Söns</w:t>
+      </w:r>
       <w:r>
         <w:t>,</w:t>
       </w:r>
@@ -324,15 +360,7 @@
       </w:r>
       <w:r>
         <w:tab/>
-        <w:t xml:space="preserve">Prof. </w:t>
-      </w:r>
-      <w:proofErr w:type="spellStart"/>
-      <w:r>
-        <w:t>Dr.</w:t>
-      </w:r>
-      <w:proofErr w:type="spellEnd"/>
-      <w:r>
-        <w:t xml:space="preserve"> </w:t>
+        <w:t xml:space="preserve">Prof. Dr. </w:t>
       </w:r>
       <w:r>
         <w:t>Dieter Maier</w:t>
@@ -1966,21 +1994,7 @@
         <w:rPr>
           <w:lang w:eastAsia="de-DE"/>
         </w:rPr>
-        <w:t xml:space="preserve"> “Computer and Robot Vision” and aims to realize the color recognition of the faces of a Rubik's Cube. The Rubik's Cube poses </w:t>
-      </w:r>
-      <w:proofErr w:type="gramStart"/>
-      <w:r>
-        <w:rPr>
-          <w:lang w:eastAsia="de-DE"/>
-        </w:rPr>
-        <w:t>a number of</w:t>
-      </w:r>
-      <w:proofErr w:type="gramEnd"/>
-      <w:r>
-        <w:rPr>
-          <w:lang w:eastAsia="de-DE"/>
-        </w:rPr>
-        <w:t xml:space="preserve"> challenges for color detection, such as different colors of different cubes, similar hues of two colors (red, orange) and different reflection conditions of the colors. Thus, a wide range of different methods and techniques of image processing must be applied to realize a reliable detection under different conditions.</w:t>
+        <w:t xml:space="preserve"> “Computer and Robot Vision” and aims to realize the color recognition of the faces of a Rubik's Cube. The Rubik's Cube poses a number of challenges for color detection, such as different colors of different cubes, similar hues of two colors (red, orange) and different reflection conditions of the colors. Thus, a wide range of different methods and techniques of image processing must be applied to realize a reliable detection under different conditions.</w:t>
       </w:r>
       <w:r>
         <w:t xml:space="preserve"> </w:t>
@@ -1991,6 +2005,9 @@
         <w:keepNext/>
       </w:pPr>
       <w:r>
+        <w:rPr>
+          <w:noProof/>
+        </w:rPr>
         <w:drawing>
           <wp:inline distT="0" distB="0" distL="0" distR="0" wp14:anchorId="68578263" wp14:editId="534738FF">
             <wp:extent cx="5760000" cy="2702609"/>
@@ -2085,21 +2102,7 @@
         <w:rPr>
           <w:lang w:eastAsia="de-DE"/>
         </w:rPr>
-        <w:t xml:space="preserve">This documentation describes the approach, methods and results of the project. Starting with a theoretical introduction to relevant color models and image processing methods, the development and implementation of the color detection system is then discussed. Finally, the results are </w:t>
-      </w:r>
-      <w:proofErr w:type="gramStart"/>
-      <w:r>
-        <w:rPr>
-          <w:lang w:eastAsia="de-DE"/>
-        </w:rPr>
-        <w:t>evaluated</w:t>
-      </w:r>
-      <w:proofErr w:type="gramEnd"/>
-      <w:r>
-        <w:rPr>
-          <w:lang w:eastAsia="de-DE"/>
-        </w:rPr>
-        <w:t xml:space="preserve"> and possible improvements and extensions are discussed.</w:t>
+        <w:t>This documentation describes the approach, methods and results of the project. Starting with a theoretical introduction to relevant color models and image processing methods, the development and implementation of the color detection system is then discussed. Finally, the results are evaluated and possible improvements and extensions are discussed.</w:t>
       </w:r>
     </w:p>
     <w:p>
@@ -2139,8 +2142,25 @@
       <w:bookmarkEnd w:id="3"/>
     </w:p>
     <w:p>
-      <w:pPr>
-        <w:pStyle w:val="berschrift2"/>
+      <w:r>
+        <w:t xml:space="preserve">Edge detection is a fundamental task in image processing and computer vision, used to identify boundaries within images. It helps in feature extraction and object detection by highlighting significant changes in intensity. Various edge detection techniques exist, but </w:t>
+      </w:r>
+      <w:r>
+        <w:t>in this project</w:t>
+      </w:r>
+      <w:r>
+        <w:t xml:space="preserve"> the Canny edge detection algorithm</w:t>
+      </w:r>
+      <w:r>
+        <w:t xml:space="preserve"> is used</w:t>
+      </w:r>
+      <w:r>
+        <w:t>.</w:t>
+      </w:r>
+    </w:p>
+    <w:p>
+      <w:pPr>
+        <w:pStyle w:val="berschrift3"/>
       </w:pPr>
       <w:bookmarkStart w:id="4" w:name="_Toc189065787"/>
       <w:r>
@@ -2150,15 +2170,7 @@
     </w:p>
     <w:p>
       <w:r>
-        <w:t xml:space="preserve">Edge detection is used to recognise objects based solely on their outline. </w:t>
-      </w:r>
-      <w:proofErr w:type="gramStart"/>
-      <w:r>
-        <w:t>In order to</w:t>
-      </w:r>
-      <w:proofErr w:type="gramEnd"/>
-      <w:r>
-        <w:t xml:space="preserve"> reliably recognise these edges, John F. Canny developed the so-called Canny filter. This is a multi-stage algorithm for extracting robust and precise edges.</w:t>
+        <w:t>Edge detection is used to recognise objects based solely on their outline. In order to reliably recognise these edges, John F. Canny developed the so-called Canny filter. This is a multi-stage algorithm for extracting robust and precise edges.</w:t>
       </w:r>
       <w:sdt>
         <w:sdtPr>
@@ -2497,15 +2509,8 @@
         <w:pStyle w:val="Listenabsatz"/>
       </w:pPr>
       <w:r>
-        <w:t xml:space="preserve">Point A lies on the edge (in vertical direction). The gradient direction is normal to the edge. Points B and C lie in the gradient direction. Point A is therefore checked with points B and C to see whether it forms a local maximum. If so, it is </w:t>
-      </w:r>
-      <w:proofErr w:type="gramStart"/>
-      <w:r>
-        <w:t>taken into account</w:t>
-      </w:r>
-      <w:proofErr w:type="gramEnd"/>
-      <w:r>
-        <w:t xml:space="preserve"> for the next step, otherwise it is suppressed (set to zero).</w:t>
+        <w:lastRenderedPageBreak/>
+        <w:t>Point A lies on the edge (in vertical direction). The gradient direction is normal to the edge. Points B and C lie in the gradient direction. Point A is therefore checked with points B and C to see whether it forms a local maximum. If so, it is taken into account for the next step, otherwise it is suppressed (set to zero).</w:t>
       </w:r>
     </w:p>
     <w:p>
@@ -2529,7 +2534,6 @@
           <w:b/>
           <w:bCs/>
         </w:rPr>
-        <w:lastRenderedPageBreak/>
         <w:t>Hysteresis thresholding</w:t>
       </w:r>
       <w:r>
@@ -2599,11 +2603,9 @@
       <w:r>
         <w:t xml:space="preserve">As a </w:t>
       </w:r>
-      <w:proofErr w:type="gramStart"/>
-      <w:r>
-        <w:t>result</w:t>
-      </w:r>
-      <w:proofErr w:type="gramEnd"/>
+      <w:r>
+        <w:t>result,</w:t>
+      </w:r>
       <w:r>
         <w:t xml:space="preserve"> w</w:t>
       </w:r>
@@ -2636,7 +2638,15 @@
     </w:p>
     <w:p>
       <w:r>
-        <w:t>As the color detection of the individual areas should also function under different lighting conditions, a so-called color correction is used. This is necessary because the corresponding color areas of the individual colors are defined under neutral, bright light. If the light color now changes, the color values of the surfaces also change accordingly, so that they may slip into other color ranges or even lie outside the defined color ranges. For example, the white surface also appears bluish under blue light. The color correction is intended to remedy this and transform the color back into neutral colors. The correction takes place in the RGB color space</w:t>
+        <w:t xml:space="preserve">As the color detection of the individual areas should also function under different lighting conditions, a so-called color correction is used. This is necessary because the corresponding color areas of the individual colors are defined under neutral, bright light. If the light color now changes, the color values of the surfaces also change accordingly, so that they may slip into other color ranges or even lie outside the defined color ranges. For example, the white surface also appears bluish under blue light. The color correction is intended to remedy this and transform the color back into neutral colors. The correction takes place in the RGB </w:t>
+      </w:r>
+      <w:proofErr w:type="spellStart"/>
+      <w:r>
+        <w:t>color</w:t>
+      </w:r>
+      <w:proofErr w:type="spellEnd"/>
+      <w:r>
+        <w:t xml:space="preserve"> space</w:t>
       </w:r>
       <w:r>
         <w:t xml:space="preserve"> </w:t>
@@ -2652,7 +2662,7 @@
           </w:r>
           <w:r>
             <w:rPr>
-              <w:lang w:val="de-DE"/>
+              <w:lang w:val="en-US"/>
             </w:rPr>
             <w:instrText xml:space="preserve"> CITATION Pro24 \l 1031 </w:instrText>
           </w:r>
@@ -2662,7 +2672,7 @@
           <w:r>
             <w:rPr>
               <w:noProof/>
-              <w:lang w:val="de-DE"/>
+              <w:lang w:val="en-US"/>
             </w:rPr>
             <w:t>[2]</w:t>
           </w:r>
@@ -2692,13 +2702,7 @@
             <w:rPr>
               <w:rFonts w:ascii="Cambria Math" w:hAnsi="Cambria Math"/>
             </w:rPr>
-            <m:t>Standard deviation</m:t>
-          </m:r>
-          <m:r>
-            <w:rPr>
-              <w:rFonts w:ascii="Cambria Math" w:hAnsi="Cambria Math"/>
-            </w:rPr>
-            <m:t xml:space="preserve">: </m:t>
+            <m:t xml:space="preserve">Standard deviation: </m:t>
           </m:r>
           <m:sSub>
             <m:sSubPr>
@@ -2805,13 +2809,7 @@
             <w:rPr>
               <w:rFonts w:ascii="Cambria Math" w:hAnsi="Cambria Math"/>
             </w:rPr>
-            <m:t>Position of the maximum value</m:t>
-          </m:r>
-          <m:r>
-            <w:rPr>
-              <w:rFonts w:ascii="Cambria Math" w:hAnsi="Cambria Math"/>
-            </w:rPr>
-            <m:t xml:space="preserve">: </m:t>
+            <m:t xml:space="preserve">Position of the maximum value: </m:t>
           </m:r>
           <m:d>
             <m:dPr>
@@ -2893,6 +2891,10 @@
         <w:pStyle w:val="Beschriftung"/>
       </w:pPr>
       <w:r>
+        <w:rPr>
+          <w:noProof/>
+        </w:rPr>
+        <w:lastRenderedPageBreak/>
         <w:drawing>
           <wp:inline distT="0" distB="0" distL="0" distR="0" wp14:anchorId="24B44BF3" wp14:editId="758F3E2E">
             <wp:extent cx="1800000" cy="1766165"/>
@@ -3019,8 +3021,6 @@
       </w:sdt>
       <w:r>
         <w:br/>
-      </w:r>
-      <w:r>
         <w:t>(</w:t>
       </w:r>
       <m:oMath>
@@ -3059,13 +3059,7 @@
           <w:rPr>
             <w:rFonts w:ascii="Cambria Math" w:hAnsi="Cambria Math"/>
           </w:rPr>
-          <m:t>=11,7</m:t>
-        </m:r>
-        <m:r>
-          <w:rPr>
-            <w:rFonts w:ascii="Cambria Math" w:hAnsi="Cambria Math"/>
-          </w:rPr>
-          <m:t xml:space="preserve">, </m:t>
+          <m:t xml:space="preserve">=11,7, </m:t>
         </m:r>
         <m:sSub>
           <m:sSubPr>
@@ -3096,13 +3090,7 @@
           <w:rPr>
             <w:rFonts w:ascii="Cambria Math" w:hAnsi="Cambria Math"/>
           </w:rPr>
-          <m:t>=11,1</m:t>
-        </m:r>
-        <m:r>
-          <w:rPr>
-            <w:rFonts w:ascii="Cambria Math" w:hAnsi="Cambria Math"/>
-          </w:rPr>
-          <m:t xml:space="preserve">, </m:t>
+          <m:t xml:space="preserve">=11,1, </m:t>
         </m:r>
         <m:sSub>
           <m:sSubPr>
@@ -3158,13 +3146,7 @@
           <w:rPr>
             <w:rFonts w:ascii="Cambria Math" w:hAnsi="Cambria Math"/>
           </w:rPr>
-          <m:t>=174,8</m:t>
-        </m:r>
-        <m:r>
-          <w:rPr>
-            <w:rFonts w:ascii="Cambria Math" w:hAnsi="Cambria Math"/>
-          </w:rPr>
-          <m:t xml:space="preserve">, </m:t>
+          <m:t xml:space="preserve">=174,8, </m:t>
         </m:r>
         <m:d>
           <m:dPr>
@@ -3189,13 +3171,7 @@
           <w:rPr>
             <w:rFonts w:ascii="Cambria Math" w:hAnsi="Cambria Math"/>
           </w:rPr>
-          <m:t>=173,8</m:t>
-        </m:r>
-        <m:r>
-          <w:rPr>
-            <w:rFonts w:ascii="Cambria Math" w:hAnsi="Cambria Math"/>
-          </w:rPr>
-          <m:t xml:space="preserve">, </m:t>
+          <m:t xml:space="preserve">=173,8, </m:t>
         </m:r>
         <m:d>
           <m:dPr>
@@ -3242,20 +3218,7 @@
         <w:rPr>
           <w:rFonts w:eastAsiaTheme="minorEastAsia"/>
         </w:rPr>
-        <w:lastRenderedPageBreak/>
-        <w:t>To calibrate a dis</w:t>
-      </w:r>
-      <w:r>
-        <w:rPr>
-          <w:rFonts w:eastAsiaTheme="minorEastAsia"/>
-        </w:rPr>
-        <w:t>color</w:t>
-      </w:r>
-      <w:r>
-        <w:rPr>
-          <w:rFonts w:eastAsiaTheme="minorEastAsia"/>
-        </w:rPr>
-        <w:t>ed image, the parameters of the same grey area must also be determined. These are the changed standard deviations and the shifted position of the maximum values.</w:t>
+        <w:t>To calibrate a discolored image, the parameters of the same grey area must also be determined. These are the changed standard deviations and the shifted position of the maximum values.</w:t>
       </w:r>
     </w:p>
     <w:p>
@@ -3266,13 +3229,7 @@
         </w:rPr>
       </w:pPr>
       <w:r>
-        <w:t>Dis</w:t>
-      </w:r>
-      <w:r>
-        <w:t>color</w:t>
-      </w:r>
-      <w:r>
-        <w:t>ed image</w:t>
+        <w:t>Discolored image</w:t>
       </w:r>
       <w:r>
         <w:t xml:space="preserve">: </w:t>
@@ -3454,6 +3411,9 @@
         <w:jc w:val="center"/>
       </w:pPr>
       <w:r>
+        <w:rPr>
+          <w:noProof/>
+        </w:rPr>
         <w:drawing>
           <wp:inline distT="0" distB="0" distL="0" distR="0" wp14:anchorId="3D84F8F2" wp14:editId="3157D49B">
             <wp:extent cx="1800000" cy="1742958"/>
@@ -3518,13 +3478,7 @@
         <w:fldChar w:fldCharType="end"/>
       </w:r>
       <w:r>
-        <w:t xml:space="preserve">: Color correction - </w:t>
-      </w:r>
-      <w:r>
-        <w:t>Simulated data</w:t>
-      </w:r>
-      <w:r>
-        <w:t xml:space="preserve"> [1]</w:t>
+        <w:t>: Color correction - Simulated data [1]</w:t>
       </w:r>
       <w:r>
         <w:br/>
@@ -3550,13 +3504,7 @@
               <w:rPr>
                 <w:rFonts w:ascii="Cambria Math" w:hAnsi="Cambria Math"/>
               </w:rPr>
-              <m:t>σ</m:t>
-            </m:r>
-            <m:r>
-              <w:rPr>
-                <w:rFonts w:ascii="Cambria Math" w:hAnsi="Cambria Math"/>
-              </w:rPr>
-              <m:t>'</m:t>
+              <m:t>σ'</m:t>
             </m:r>
           </m:e>
           <m:sub>
@@ -3572,19 +3520,7 @@
           <w:rPr>
             <w:rFonts w:ascii="Cambria Math" w:hAnsi="Cambria Math"/>
           </w:rPr>
-          <m:t>=</m:t>
-        </m:r>
-        <m:r>
-          <w:rPr>
-            <w:rFonts w:ascii="Cambria Math" w:hAnsi="Cambria Math"/>
-          </w:rPr>
-          <m:t>9,3</m:t>
-        </m:r>
-        <m:r>
-          <w:rPr>
-            <w:rFonts w:ascii="Cambria Math" w:hAnsi="Cambria Math"/>
-          </w:rPr>
-          <m:t xml:space="preserve">, </m:t>
+          <m:t xml:space="preserve">=9,3, </m:t>
         </m:r>
         <m:sSub>
           <m:sSubPr>
@@ -3599,13 +3535,7 @@
               <w:rPr>
                 <w:rFonts w:ascii="Cambria Math" w:hAnsi="Cambria Math"/>
               </w:rPr>
-              <m:t>σ</m:t>
-            </m:r>
-            <m:r>
-              <w:rPr>
-                <w:rFonts w:ascii="Cambria Math" w:hAnsi="Cambria Math"/>
-              </w:rPr>
-              <m:t>'</m:t>
+              <m:t>σ'</m:t>
             </m:r>
           </m:e>
           <m:sub>
@@ -3621,19 +3551,7 @@
           <w:rPr>
             <w:rFonts w:ascii="Cambria Math" w:hAnsi="Cambria Math"/>
           </w:rPr>
-          <m:t>=</m:t>
-        </m:r>
-        <m:r>
-          <w:rPr>
-            <w:rFonts w:ascii="Cambria Math" w:hAnsi="Cambria Math"/>
-          </w:rPr>
-          <m:t>8,9</m:t>
-        </m:r>
-        <m:r>
-          <w:rPr>
-            <w:rFonts w:ascii="Cambria Math" w:hAnsi="Cambria Math"/>
-          </w:rPr>
-          <m:t xml:space="preserve">, </m:t>
+          <m:t xml:space="preserve">=8,9, </m:t>
         </m:r>
         <m:sSub>
           <m:sSubPr>
@@ -3648,13 +3566,7 @@
               <w:rPr>
                 <w:rFonts w:ascii="Cambria Math" w:hAnsi="Cambria Math"/>
               </w:rPr>
-              <m:t>σ</m:t>
-            </m:r>
-            <m:r>
-              <w:rPr>
-                <w:rFonts w:ascii="Cambria Math" w:hAnsi="Cambria Math"/>
-              </w:rPr>
-              <m:t>'</m:t>
+              <m:t>σ'</m:t>
             </m:r>
           </m:e>
           <m:sub>
@@ -3670,19 +3582,7 @@
           <w:rPr>
             <w:rFonts w:ascii="Cambria Math" w:hAnsi="Cambria Math"/>
           </w:rPr>
-          <m:t>=</m:t>
-        </m:r>
-        <m:r>
-          <w:rPr>
-            <w:rFonts w:ascii="Cambria Math" w:hAnsi="Cambria Math"/>
-          </w:rPr>
-          <m:t>9,0</m:t>
-        </m:r>
-        <m:r>
-          <w:rPr>
-            <w:rFonts w:ascii="Cambria Math" w:hAnsi="Cambria Math"/>
-          </w:rPr>
-          <m:t xml:space="preserve">, </m:t>
+          <m:t xml:space="preserve">=9,0, </m:t>
         </m:r>
         <m:d>
           <m:dPr>
@@ -3699,13 +3599,7 @@
               <w:rPr>
                 <w:rFonts w:ascii="Cambria Math" w:hAnsi="Cambria Math"/>
               </w:rPr>
-              <m:t>r</m:t>
-            </m:r>
-            <m:r>
-              <w:rPr>
-                <w:rFonts w:ascii="Cambria Math" w:hAnsi="Cambria Math"/>
-              </w:rPr>
-              <m:t>'</m:t>
+              <m:t>r'</m:t>
             </m:r>
           </m:e>
         </m:d>
@@ -3713,19 +3607,7 @@
           <w:rPr>
             <w:rFonts w:ascii="Cambria Math" w:hAnsi="Cambria Math"/>
           </w:rPr>
-          <m:t>=</m:t>
-        </m:r>
-        <m:r>
-          <w:rPr>
-            <w:rFonts w:ascii="Cambria Math" w:hAnsi="Cambria Math"/>
-          </w:rPr>
-          <m:t>163,4</m:t>
-        </m:r>
-        <m:r>
-          <w:rPr>
-            <w:rFonts w:ascii="Cambria Math" w:hAnsi="Cambria Math"/>
-          </w:rPr>
-          <m:t xml:space="preserve">, </m:t>
+          <m:t xml:space="preserve">=163,4, </m:t>
         </m:r>
         <m:d>
           <m:dPr>
@@ -3742,13 +3624,7 @@
               <w:rPr>
                 <w:rFonts w:ascii="Cambria Math" w:hAnsi="Cambria Math"/>
               </w:rPr>
-              <m:t>g</m:t>
-            </m:r>
-            <m:r>
-              <w:rPr>
-                <w:rFonts w:ascii="Cambria Math" w:hAnsi="Cambria Math"/>
-              </w:rPr>
-              <m:t>'</m:t>
+              <m:t>g'</m:t>
             </m:r>
           </m:e>
         </m:d>
@@ -3756,19 +3632,7 @@
           <w:rPr>
             <w:rFonts w:ascii="Cambria Math" w:hAnsi="Cambria Math"/>
           </w:rPr>
-          <m:t>=</m:t>
-        </m:r>
-        <m:r>
-          <w:rPr>
-            <w:rFonts w:ascii="Cambria Math" w:hAnsi="Cambria Math"/>
-          </w:rPr>
-          <m:t>138,7</m:t>
-        </m:r>
-        <m:r>
-          <w:rPr>
-            <w:rFonts w:ascii="Cambria Math" w:hAnsi="Cambria Math"/>
-          </w:rPr>
-          <m:t xml:space="preserve">, </m:t>
+          <m:t xml:space="preserve">=138,7, </m:t>
         </m:r>
         <m:d>
           <m:dPr>
@@ -3785,13 +3649,7 @@
               <w:rPr>
                 <w:rFonts w:ascii="Cambria Math" w:hAnsi="Cambria Math"/>
               </w:rPr>
-              <m:t>b</m:t>
-            </m:r>
-            <m:r>
-              <w:rPr>
-                <w:rFonts w:ascii="Cambria Math" w:hAnsi="Cambria Math"/>
-              </w:rPr>
-              <m:t>'</m:t>
+              <m:t>b'</m:t>
             </m:r>
           </m:e>
         </m:d>
@@ -3799,13 +3657,7 @@
           <w:rPr>
             <w:rFonts w:ascii="Cambria Math" w:hAnsi="Cambria Math"/>
           </w:rPr>
-          <m:t>=</m:t>
-        </m:r>
-        <m:r>
-          <w:rPr>
-            <w:rFonts w:ascii="Cambria Math" w:hAnsi="Cambria Math"/>
-          </w:rPr>
-          <m:t>138,2</m:t>
+          <m:t>=138,2</m:t>
         </m:r>
       </m:oMath>
       <w:r>
@@ -3958,45 +3810,7 @@
         <w:rPr>
           <w:rFonts w:eastAsiaTheme="minorEastAsia"/>
         </w:rPr>
-        <w:t xml:space="preserve">The correction factors can now be calculated from the two sets of values </w:t>
-      </w:r>
-      <w:proofErr w:type="gramStart"/>
-      <w:r>
-        <w:rPr>
-          <w:rFonts w:eastAsiaTheme="minorEastAsia"/>
-        </w:rPr>
-        <w:t>in order to</w:t>
-      </w:r>
-      <w:proofErr w:type="gramEnd"/>
-      <w:r>
-        <w:rPr>
-          <w:rFonts w:eastAsiaTheme="minorEastAsia"/>
-        </w:rPr>
-        <w:t xml:space="preserve"> transform the dis</w:t>
-      </w:r>
-      <w:r>
-        <w:rPr>
-          <w:rFonts w:eastAsiaTheme="minorEastAsia"/>
-        </w:rPr>
-        <w:t>color</w:t>
-      </w:r>
-      <w:r>
-        <w:rPr>
-          <w:rFonts w:eastAsiaTheme="minorEastAsia"/>
-        </w:rPr>
-        <w:t xml:space="preserve">ed image into the same </w:t>
-      </w:r>
-      <w:r>
-        <w:rPr>
-          <w:rFonts w:eastAsiaTheme="minorEastAsia"/>
-        </w:rPr>
-        <w:t>color</w:t>
-      </w:r>
-      <w:r>
-        <w:rPr>
-          <w:rFonts w:eastAsiaTheme="minorEastAsia"/>
-        </w:rPr>
-        <w:t xml:space="preserve"> and brightness range as the ground truth image. These correction factors are</w:t>
+        <w:t>The correction factors can now be calculated from the two sets of values in order to transform the discolored image into the same color and brightness range as the ground truth image. These correction factors are</w:t>
       </w:r>
       <w:r>
         <w:rPr>
@@ -4233,13 +4047,7 @@
         <w:rPr>
           <w:rFonts w:eastAsiaTheme="minorEastAsia"/>
         </w:rPr>
-        <w:t xml:space="preserve"> </w:t>
-      </w:r>
-      <w:r>
-        <w:rPr>
-          <w:rFonts w:eastAsiaTheme="minorEastAsia"/>
-        </w:rPr>
-        <w:t>is a multiplicative constant and results from the variation of the exposure time or the opening/closing of the aperture.</w:t>
+        <w:t xml:space="preserve"> is a multiplicative constant and results from the variation of the exposure time or the opening/closing of the aperture.</w:t>
       </w:r>
     </w:p>
     <w:p>
@@ -4386,46 +4194,14 @@
         <w:rPr>
           <w:rFonts w:eastAsiaTheme="minorEastAsia"/>
         </w:rPr>
-        <w:t xml:space="preserve"> </w:t>
-      </w:r>
+        <w:t xml:space="preserve"> are additive constants for the three color channels and result from the </w:t>
+      </w:r>
+      <w:proofErr w:type="spellStart"/>
       <w:r>
         <w:rPr>
           <w:rFonts w:eastAsiaTheme="minorEastAsia"/>
         </w:rPr>
-        <w:t xml:space="preserve">are additive constants for the </w:t>
-      </w:r>
-      <w:proofErr w:type="gramStart"/>
-      <w:r>
-        <w:rPr>
-          <w:rFonts w:eastAsiaTheme="minorEastAsia"/>
-        </w:rPr>
-        <w:t xml:space="preserve">three </w:t>
-      </w:r>
-      <w:r>
-        <w:rPr>
-          <w:rFonts w:eastAsiaTheme="minorEastAsia"/>
-        </w:rPr>
-        <w:t>color</w:t>
-      </w:r>
-      <w:proofErr w:type="gramEnd"/>
-      <w:r>
-        <w:rPr>
-          <w:rFonts w:eastAsiaTheme="minorEastAsia"/>
-        </w:rPr>
-        <w:t xml:space="preserve"> channels and result from the </w:t>
-      </w:r>
-      <w:proofErr w:type="spellStart"/>
-      <w:r>
-        <w:rPr>
-          <w:rFonts w:eastAsiaTheme="minorEastAsia"/>
-        </w:rPr>
-        <w:t>color</w:t>
-      </w:r>
-      <w:r>
-        <w:rPr>
-          <w:rFonts w:eastAsiaTheme="minorEastAsia"/>
-        </w:rPr>
-        <w:t>fulness</w:t>
+        <w:t>colorfulness</w:t>
       </w:r>
       <w:proofErr w:type="spellEnd"/>
       <w:r>
@@ -5298,40 +5074,7 @@
         <w:rPr>
           <w:rFonts w:eastAsiaTheme="minorEastAsia"/>
         </w:rPr>
-        <w:lastRenderedPageBreak/>
-        <w:t>Once the correction constants have been calculated, each pixel of the originally dis</w:t>
-      </w:r>
-      <w:r>
-        <w:rPr>
-          <w:rFonts w:eastAsiaTheme="minorEastAsia"/>
-        </w:rPr>
-        <w:t>color</w:t>
-      </w:r>
-      <w:r>
-        <w:rPr>
-          <w:rFonts w:eastAsiaTheme="minorEastAsia"/>
-        </w:rPr>
-        <w:t xml:space="preserve">ed image can be transformed. To do this, the following formula is applied to the </w:t>
-      </w:r>
-      <w:proofErr w:type="gramStart"/>
-      <w:r>
-        <w:rPr>
-          <w:rFonts w:eastAsiaTheme="minorEastAsia"/>
-        </w:rPr>
-        <w:t xml:space="preserve">three </w:t>
-      </w:r>
-      <w:r>
-        <w:rPr>
-          <w:rFonts w:eastAsiaTheme="minorEastAsia"/>
-        </w:rPr>
-        <w:t>color</w:t>
-      </w:r>
-      <w:proofErr w:type="gramEnd"/>
-      <w:r>
-        <w:rPr>
-          <w:rFonts w:eastAsiaTheme="minorEastAsia"/>
-        </w:rPr>
-        <w:t xml:space="preserve"> channels of each pixel in the image:</w:t>
+        <w:t>Once the correction constants have been calculated, each pixel of the originally discolored image can be transformed. To do this, the following formula is applied to the three color channels of each pixel in the image:</w:t>
       </w:r>
     </w:p>
     <w:p>
@@ -5509,6 +5252,9 @@
         <w:jc w:val="center"/>
       </w:pPr>
       <w:r>
+        <w:rPr>
+          <w:noProof/>
+        </w:rPr>
         <w:drawing>
           <wp:inline distT="0" distB="0" distL="0" distR="0" wp14:anchorId="43DCB4BD" wp14:editId="1323A10A">
             <wp:extent cx="1800000" cy="1780902"/>
@@ -5573,13 +5319,7 @@
         <w:fldChar w:fldCharType="end"/>
       </w:r>
       <w:r>
-        <w:t xml:space="preserve">: Color correction - </w:t>
-      </w:r>
-      <w:r>
-        <w:t>re-calibrated image</w:t>
-      </w:r>
-      <w:r>
-        <w:t xml:space="preserve"> [1]</w:t>
+        <w:t>: Color correction - re-calibrated image [1]</w:t>
       </w:r>
       <w:r>
         <w:br/>
@@ -5621,19 +5361,7 @@
           <w:rPr>
             <w:rFonts w:ascii="Cambria Math" w:hAnsi="Cambria Math"/>
           </w:rPr>
-          <m:t>=</m:t>
-        </m:r>
-        <m:r>
-          <w:rPr>
-            <w:rFonts w:ascii="Cambria Math" w:hAnsi="Cambria Math"/>
-          </w:rPr>
-          <m:t>11,6</m:t>
-        </m:r>
-        <m:r>
-          <w:rPr>
-            <w:rFonts w:ascii="Cambria Math" w:hAnsi="Cambria Math"/>
-          </w:rPr>
-          <m:t xml:space="preserve">, </m:t>
+          <m:t xml:space="preserve">=11,6, </m:t>
         </m:r>
         <m:sSub>
           <m:sSubPr>
@@ -5664,19 +5392,7 @@
           <w:rPr>
             <w:rFonts w:ascii="Cambria Math" w:hAnsi="Cambria Math"/>
           </w:rPr>
-          <m:t>=</m:t>
-        </m:r>
-        <m:r>
-          <w:rPr>
-            <w:rFonts w:ascii="Cambria Math" w:hAnsi="Cambria Math"/>
-          </w:rPr>
-          <m:t>11,1</m:t>
-        </m:r>
-        <m:r>
-          <w:rPr>
-            <w:rFonts w:ascii="Cambria Math" w:hAnsi="Cambria Math"/>
-          </w:rPr>
-          <m:t xml:space="preserve">, </m:t>
+          <m:t xml:space="preserve">=11,1, </m:t>
         </m:r>
         <m:sSub>
           <m:sSubPr>
@@ -5707,19 +5423,7 @@
           <w:rPr>
             <w:rFonts w:ascii="Cambria Math" w:hAnsi="Cambria Math"/>
           </w:rPr>
-          <m:t>=</m:t>
-        </m:r>
-        <m:r>
-          <w:rPr>
-            <w:rFonts w:ascii="Cambria Math" w:hAnsi="Cambria Math"/>
-          </w:rPr>
-          <m:t>11,2</m:t>
-        </m:r>
-        <m:r>
-          <w:rPr>
-            <w:rFonts w:ascii="Cambria Math" w:hAnsi="Cambria Math"/>
-          </w:rPr>
-          <m:t xml:space="preserve">, </m:t>
+          <m:t xml:space="preserve">=11,2, </m:t>
         </m:r>
         <m:d>
           <m:dPr>
@@ -5744,19 +5448,7 @@
           <w:rPr>
             <w:rFonts w:ascii="Cambria Math" w:hAnsi="Cambria Math"/>
           </w:rPr>
-          <m:t>=</m:t>
-        </m:r>
-        <m:r>
-          <w:rPr>
-            <w:rFonts w:ascii="Cambria Math" w:hAnsi="Cambria Math"/>
-          </w:rPr>
-          <m:t>174,4</m:t>
-        </m:r>
-        <m:r>
-          <w:rPr>
-            <w:rFonts w:ascii="Cambria Math" w:hAnsi="Cambria Math"/>
-          </w:rPr>
-          <m:t xml:space="preserve">, </m:t>
+          <m:t xml:space="preserve">=174,4, </m:t>
         </m:r>
         <m:d>
           <m:dPr>
@@ -5781,19 +5473,7 @@
           <w:rPr>
             <w:rFonts w:ascii="Cambria Math" w:hAnsi="Cambria Math"/>
           </w:rPr>
-          <m:t>=</m:t>
-        </m:r>
-        <m:r>
-          <w:rPr>
-            <w:rFonts w:ascii="Cambria Math" w:hAnsi="Cambria Math"/>
-          </w:rPr>
-          <m:t>173,2</m:t>
-        </m:r>
-        <m:r>
-          <w:rPr>
-            <w:rFonts w:ascii="Cambria Math" w:hAnsi="Cambria Math"/>
-          </w:rPr>
-          <m:t xml:space="preserve">, </m:t>
+          <m:t xml:space="preserve">=173,2, </m:t>
         </m:r>
         <m:d>
           <m:dPr>
@@ -5818,13 +5498,7 @@
           <w:rPr>
             <w:rFonts w:ascii="Cambria Math" w:hAnsi="Cambria Math"/>
           </w:rPr>
-          <m:t>=</m:t>
-        </m:r>
-        <m:r>
-          <w:rPr>
-            <w:rFonts w:ascii="Cambria Math" w:hAnsi="Cambria Math"/>
-          </w:rPr>
-          <m:t>172,8</m:t>
+          <m:t>=172,8</m:t>
         </m:r>
       </m:oMath>
       <w:r>
@@ -5837,85 +5511,17 @@
     </w:p>
     <w:p>
       <w:r>
-        <w:t xml:space="preserve">The resulting image therefore has the same </w:t>
-      </w:r>
-      <w:r>
-        <w:t>color</w:t>
-      </w:r>
-      <w:r>
-        <w:t xml:space="preserve"> as the original ground truth image.</w:t>
+        <w:t>The resulting image therefore has the same color as the original ground truth image.</w:t>
       </w:r>
     </w:p>
     <w:p>
       <w:r>
-        <w:t xml:space="preserve">This technique is only reliable for minor deviations in </w:t>
-      </w:r>
-      <w:r>
-        <w:t>color</w:t>
-      </w:r>
-      <w:r>
-        <w:t xml:space="preserve"> and brightness, as it is a linear </w:t>
-      </w:r>
-      <w:r>
-        <w:t>color</w:t>
-      </w:r>
-      <w:r>
-        <w:t xml:space="preserve"> correction. Extreme changes in </w:t>
-      </w:r>
-      <w:r>
-        <w:t>color</w:t>
-      </w:r>
-      <w:r>
-        <w:t xml:space="preserve"> or brightness </w:t>
-      </w:r>
-      <w:proofErr w:type="gramStart"/>
-      <w:r>
-        <w:t>lead</w:t>
-      </w:r>
-      <w:proofErr w:type="gramEnd"/>
-      <w:r>
-        <w:t xml:space="preserve"> to non-linear shifts that cannot be compensated for. If a </w:t>
-      </w:r>
-      <w:r>
-        <w:t>color</w:t>
-      </w:r>
-      <w:r>
-        <w:t xml:space="preserve"> component changes significantly due to external lighting, important </w:t>
-      </w:r>
-      <w:r>
-        <w:t>color</w:t>
-      </w:r>
-      <w:r>
-        <w:t xml:space="preserve"> details may be lost </w:t>
-      </w:r>
-      <w:r>
-        <w:t>because of</w:t>
-      </w:r>
-      <w:r>
-        <w:t xml:space="preserve"> the correction. In addition, the image section for determining the parameters in both images must be as identical as possible and a grey area without artefacts </w:t>
-      </w:r>
-      <w:r>
-        <w:t>to</w:t>
-      </w:r>
-      <w:r>
-        <w:t xml:space="preserve"> deliver reliable results.</w:t>
+        <w:t>This technique is only reliable for minor deviations in color and brightness, as it is a linear color correction. Extreme changes in color or brightness lead to non-linear shifts that cannot be compensated for. If a color component changes significantly due to external lighting, important color details may be lost because of the correction. In addition, the image section for determining the parameters in both images must be as identical as possible and a grey area without artefacts to deliver reliable results.</w:t>
       </w:r>
     </w:p>
     <w:p>
       <w:r>
-        <w:t xml:space="preserve">For small changes in </w:t>
-      </w:r>
-      <w:r>
-        <w:t>color</w:t>
-      </w:r>
-      <w:r>
-        <w:t xml:space="preserve"> and brightness, however, this is a quick and easy correction option to improve the subsequent </w:t>
-      </w:r>
-      <w:r>
-        <w:t>color</w:t>
-      </w:r>
-      <w:r>
-        <w:t xml:space="preserve"> detection.</w:t>
+        <w:t>For small changes in color and brightness, however, this is a quick and easy correction option to improve the subsequent color detection.</w:t>
       </w:r>
     </w:p>
     <w:p>
@@ -5924,6 +5530,7 @@
       </w:pPr>
       <w:bookmarkStart w:id="12" w:name="_Toc189065789"/>
       <w:r>
+        <w:lastRenderedPageBreak/>
         <w:t>Color detection</w:t>
       </w:r>
       <w:bookmarkEnd w:id="12"/>
@@ -5945,15 +5552,7 @@
         <w:t>color</w:t>
       </w:r>
       <w:r>
-        <w:t xml:space="preserve">s can be detected for the six sides of the cube. </w:t>
-      </w:r>
-      <w:proofErr w:type="gramStart"/>
-      <w:r>
-        <w:t>In order to</w:t>
-      </w:r>
-      <w:proofErr w:type="gramEnd"/>
-      <w:r>
-        <w:t xml:space="preserve"> reliably detect contiguous areas, these should have as homogeneous and uniform a </w:t>
+        <w:t xml:space="preserve">s can be detected for the six sides of the cube. In order to reliably detect contiguous areas, these should have as homogeneous and uniform a </w:t>
       </w:r>
       <w:r>
         <w:t>color</w:t>
@@ -5970,10 +5569,7 @@
     </w:p>
     <w:p>
       <w:r>
-        <w:t>To</w:t>
-      </w:r>
-      <w:r>
-        <w:t xml:space="preserve"> make </w:t>
+        <w:t xml:space="preserve">To make </w:t>
       </w:r>
       <w:r>
         <w:t>color</w:t>
@@ -5996,7 +5592,6 @@
     </w:p>
     <w:p>
       <w:r>
-        <w:lastRenderedPageBreak/>
         <w:t xml:space="preserve">Three values are also assigned to each pixel in the image to describe the appearance of the pixel. These values are the </w:t>
       </w:r>
       <w:r>
@@ -6029,8 +5624,6 @@
       </w:r>
       <w:r>
         <w:tab/>
-      </w:r>
-      <w:r>
         <w:t xml:space="preserve">Describes the pure </w:t>
       </w:r>
       <w:r>
@@ -6046,10 +5639,7 @@
         <w:t>color</w:t>
       </w:r>
       <w:r>
-        <w:t xml:space="preserve"> </w:t>
-      </w:r>
-      <w:r>
-        <w:t xml:space="preserve">circle. For example, 0° corresponds to red, 120° to green </w:t>
+        <w:t xml:space="preserve"> circle. For example, 0° corresponds to red, 120° to green </w:t>
       </w:r>
       <w:r>
         <w:tab/>
@@ -6064,13 +5654,7 @@
         <w:tab/>
       </w:r>
       <w:r>
-        <w:t>240° to blue</w:t>
-      </w:r>
-      <w:r>
-        <w:t xml:space="preserve"> in a full 360° circle</w:t>
-      </w:r>
-      <w:r>
-        <w:t>.</w:t>
+        <w:t>240° to blue in a full 360° circle.</w:t>
       </w:r>
     </w:p>
     <w:p>
@@ -6089,29 +5673,13 @@
           <w:b/>
           <w:bCs/>
         </w:rPr>
-        <w:t>Saturation (</w:t>
-      </w:r>
-      <w:r>
-        <w:rPr>
-          <w:b/>
-          <w:bCs/>
-        </w:rPr>
-        <w:t>S</w:t>
-      </w:r>
-      <w:r>
-        <w:rPr>
-          <w:b/>
-          <w:bCs/>
-        </w:rPr>
-        <w:t>):</w:t>
+        <w:t>Saturation (S):</w:t>
       </w:r>
       <w:r>
         <w:t xml:space="preserve"> </w:t>
       </w:r>
       <w:r>
         <w:tab/>
-      </w:r>
-      <w:r>
         <w:t xml:space="preserve">Indicates how intense a </w:t>
       </w:r>
       <w:r>
@@ -6122,8 +5690,6 @@
       </w:r>
       <w:r>
         <w:tab/>
-      </w:r>
-      <w:r>
         <w:t xml:space="preserve">greyer display, while a high saturation makes the </w:t>
       </w:r>
       <w:r>
@@ -6134,8 +5700,6 @@
       </w:r>
       <w:r>
         <w:tab/>
-      </w:r>
-      <w:r>
         <w:t xml:space="preserve">appear as </w:t>
       </w:r>
       <w:r>
@@ -6169,8 +5733,6 @@
       </w:r>
       <w:r>
         <w:tab/>
-      </w:r>
-      <w:r>
         <w:t xml:space="preserve">Represents the brightness of a </w:t>
       </w:r>
       <w:r>
@@ -6181,8 +5743,6 @@
       </w:r>
       <w:r>
         <w:tab/>
-      </w:r>
-      <w:r>
         <w:t xml:space="preserve">and </w:t>
       </w:r>
       <w:r>
@@ -6200,6 +5760,9 @@
         </w:tabs>
       </w:pPr>
       <w:r>
+        <w:rPr>
+          <w:noProof/>
+        </w:rPr>
         <w:drawing>
           <wp:inline distT="0" distB="0" distL="0" distR="0" wp14:anchorId="3A71EA7C" wp14:editId="2990BD19">
             <wp:extent cx="5760000" cy="3098602"/>
@@ -6299,6 +5862,7 @@
     </w:p>
     <w:p>
       <w:r>
+        <w:lastRenderedPageBreak/>
         <w:t xml:space="preserve">A decisive advantage of the HSV </w:t>
       </w:r>
       <w:r>
@@ -6358,11 +5922,7 @@
         <w:t>color</w:t>
       </w:r>
       <w:r>
-        <w:t xml:space="preserve">. Within these binary </w:t>
-      </w:r>
-      <w:r>
-        <w:lastRenderedPageBreak/>
-        <w:t xml:space="preserve">images, you can search for objects which, in the example of the </w:t>
+        <w:t xml:space="preserve">. Within these binary images, you can search for objects which, in the example of the </w:t>
       </w:r>
       <w:proofErr w:type="spellStart"/>
       <w:r>
@@ -6394,6 +5954,9 @@
     </w:p>
     <w:p>
       <w:r>
+        <w:rPr>
+          <w:noProof/>
+        </w:rPr>
         <mc:AlternateContent>
           <mc:Choice Requires="wps">
             <w:drawing>
@@ -6438,9 +6001,9 @@
                                 <w:szCs w:val="22"/>
                               </w:rPr>
                             </w:pPr>
-                            <w:bookmarkStart w:id="15" w:name="_Ref188954597"/>
-                            <w:bookmarkStart w:id="16" w:name="_Ref189054927"/>
-                            <w:bookmarkStart w:id="17" w:name="_Ref189054935"/>
+                            <w:bookmarkStart w:id="15" w:name="_Ref189054935"/>
+                            <w:bookmarkStart w:id="16" w:name="_Ref188954597"/>
+                            <w:bookmarkStart w:id="17" w:name="_Ref189054927"/>
                             <w:bookmarkStart w:id="18" w:name="_Toc189065667"/>
                             <w:r>
                               <w:t xml:space="preserve">Figure </w:t>
@@ -6463,15 +6026,15 @@
                             <w:r>
                               <w:fldChar w:fldCharType="end"/>
                             </w:r>
-                            <w:bookmarkEnd w:id="17"/>
+                            <w:bookmarkEnd w:id="15"/>
                             <w:r>
                               <w:t xml:space="preserve">: Process </w:t>
                             </w:r>
-                            <w:bookmarkEnd w:id="15"/>
+                            <w:bookmarkEnd w:id="16"/>
                             <w:r>
                               <w:t>Diagram</w:t>
                             </w:r>
-                            <w:bookmarkEnd w:id="16"/>
+                            <w:bookmarkEnd w:id="17"/>
                             <w:bookmarkEnd w:id="18"/>
                           </w:p>
                         </w:txbxContent>
@@ -6504,9 +6067,9 @@
                           <w:szCs w:val="22"/>
                         </w:rPr>
                       </w:pPr>
-                      <w:bookmarkStart w:id="19" w:name="_Ref188954597"/>
-                      <w:bookmarkStart w:id="20" w:name="_Ref189054927"/>
-                      <w:bookmarkStart w:id="21" w:name="_Ref189054935"/>
+                      <w:bookmarkStart w:id="19" w:name="_Ref189054935"/>
+                      <w:bookmarkStart w:id="20" w:name="_Ref188954597"/>
+                      <w:bookmarkStart w:id="21" w:name="_Ref189054927"/>
                       <w:bookmarkStart w:id="22" w:name="_Toc189065667"/>
                       <w:r>
                         <w:t xml:space="preserve">Figure </w:t>
@@ -6529,15 +6092,15 @@
                       <w:r>
                         <w:fldChar w:fldCharType="end"/>
                       </w:r>
-                      <w:bookmarkEnd w:id="21"/>
+                      <w:bookmarkEnd w:id="19"/>
                       <w:r>
                         <w:t xml:space="preserve">: Process </w:t>
                       </w:r>
-                      <w:bookmarkEnd w:id="19"/>
+                      <w:bookmarkEnd w:id="20"/>
                       <w:r>
                         <w:t>Diagram</w:t>
                       </w:r>
-                      <w:bookmarkEnd w:id="20"/>
+                      <w:bookmarkEnd w:id="21"/>
                       <w:bookmarkEnd w:id="22"/>
                     </w:p>
                   </w:txbxContent>
@@ -6549,6 +6112,9 @@
         </mc:AlternateContent>
       </w:r>
       <w:r>
+        <w:rPr>
+          <w:noProof/>
+        </w:rPr>
         <mc:AlternateContent>
           <mc:Choice Requires="wpg">
             <w:drawing>
@@ -7802,15 +7368,7 @@
         <w:t xml:space="preserve"> </w:t>
       </w:r>
       <w:r>
-        <w:t xml:space="preserve">(ROI). This not only delete noise or distracting objects from the image, </w:t>
-      </w:r>
-      <w:proofErr w:type="gramStart"/>
-      <w:r>
-        <w:t>it</w:t>
-      </w:r>
-      <w:proofErr w:type="gramEnd"/>
-      <w:r>
-        <w:t xml:space="preserve"> also reduces the computational power needed for further processing steps. The </w:t>
+        <w:t xml:space="preserve">(ROI). This not only delete noise or distracting objects from the image, it also reduces the computational power needed for further processing steps. The </w:t>
       </w:r>
       <w:proofErr w:type="spellStart"/>
       <w:r>
@@ -7841,13 +7399,9 @@
       <w:r>
         <w:t xml:space="preserve">. The color correction is used to get rid of color light or illumination changes which would influence the color detection. Afterwards two different approaches are used to find the 9 segments of the Rubik’s cube. Firstly, the cropped frame gets filtered by all colors that are present on the cube. Then a dictionary is created with the found segments. The second approach is </w:t>
       </w:r>
-      <w:proofErr w:type="spellStart"/>
-      <w:proofErr w:type="gramStart"/>
-      <w:r>
-        <w:t>a</w:t>
-      </w:r>
-      <w:proofErr w:type="spellEnd"/>
-      <w:proofErr w:type="gramEnd"/>
+      <w:r>
+        <w:t>an</w:t>
+      </w:r>
       <w:r>
         <w:t xml:space="preserve"> edge based filter, which detect the segments based on the contours found in the cropped binary image. These findings are also returned as a dictionary of the shown structure</w:t>
       </w:r>
@@ -7878,19 +7432,15 @@
       <w:r>
         <w:t xml:space="preserve">. After the two methods have detected the segments, it is necessary to sort the found elements and add their grid position to the dictionary entry. Now it is time to merge the two dictionaries and check if all nine segments are present in at least </w:t>
       </w:r>
-      <w:proofErr w:type="gramStart"/>
-      <w:r>
-        <w:t>one</w:t>
-      </w:r>
-      <w:proofErr w:type="gramEnd"/>
+      <w:r>
+        <w:t>one of</w:t>
+      </w:r>
       <w:r>
         <w:t xml:space="preserve"> them. If there are missing ones a geometric compensation is used to interpolate the missing segments. After all these processing steps all nine segments should be found or compensated. For the ones found via edge detection or by compensation we need to add the color information with another color detection in the </w:t>
       </w:r>
-      <w:proofErr w:type="spellStart"/>
-      <w:r>
-        <w:t>center</w:t>
-      </w:r>
-      <w:proofErr w:type="spellEnd"/>
+      <w:r>
+        <w:t>centre</w:t>
+      </w:r>
       <w:r>
         <w:t xml:space="preserve"> point of the segment. The following chapters will explain these steps in more detail.</w:t>
       </w:r>
@@ -7921,11 +7471,9 @@
       <w:r>
         <w:t xml:space="preserve"> function is designed to find the nine segments of the Rubik’s cube based on the edges between the segments. The process begins by searching for black areas in the cropped image. </w:t>
       </w:r>
-      <w:proofErr w:type="gramStart"/>
-      <w:r>
-        <w:t>Therefore</w:t>
-      </w:r>
-      <w:proofErr w:type="gramEnd"/>
+      <w:r>
+        <w:t>Therefore,</w:t>
+      </w:r>
       <w:r>
         <w:t xml:space="preserve"> the image is first converted to grayscale using OpenCV's </w:t>
       </w:r>
@@ -7941,6 +7489,114 @@
     </w:p>
     <w:p>
       <w:r>
+        <w:rPr>
+          <w:noProof/>
+        </w:rPr>
+        <w:drawing>
+          <wp:inline distT="0" distB="0" distL="0" distR="0" wp14:anchorId="226AE7E9" wp14:editId="2742AB87">
+            <wp:extent cx="2303813" cy="2303813"/>
+            <wp:effectExtent l="0" t="0" r="1270" b="1270"/>
+            <wp:docPr id="66748205" name="Grafik 21"/>
+            <wp:cNvGraphicFramePr>
+              <a:graphicFrameLocks xmlns:a="http://schemas.openxmlformats.org/drawingml/2006/main" noChangeAspect="1"/>
+            </wp:cNvGraphicFramePr>
+            <a:graphic xmlns:a="http://schemas.openxmlformats.org/drawingml/2006/main">
+              <a:graphicData uri="http://schemas.openxmlformats.org/drawingml/2006/picture">
+                <pic:pic xmlns:pic="http://schemas.openxmlformats.org/drawingml/2006/picture">
+                  <pic:nvPicPr>
+                    <pic:cNvPr id="0" name="Picture 2"/>
+                    <pic:cNvPicPr>
+                      <a:picLocks noChangeAspect="1" noChangeArrowheads="1"/>
+                    </pic:cNvPicPr>
+                  </pic:nvPicPr>
+                  <pic:blipFill>
+                    <a:blip r:embed="rId21" cstate="print">
+                      <a:extLst>
+                        <a:ext uri="{28A0092B-C50C-407E-A947-70E740481C1C}">
+                          <a14:useLocalDpi xmlns:a14="http://schemas.microsoft.com/office/drawing/2010/main" val="0"/>
+                        </a:ext>
+                      </a:extLst>
+                    </a:blip>
+                    <a:srcRect/>
+                    <a:stretch>
+                      <a:fillRect/>
+                    </a:stretch>
+                  </pic:blipFill>
+                  <pic:spPr bwMode="auto">
+                    <a:xfrm>
+                      <a:off x="0" y="0"/>
+                      <a:ext cx="2313549" cy="2313549"/>
+                    </a:xfrm>
+                    <a:prstGeom prst="rect">
+                      <a:avLst/>
+                    </a:prstGeom>
+                    <a:noFill/>
+                    <a:ln>
+                      <a:noFill/>
+                    </a:ln>
+                  </pic:spPr>
+                </pic:pic>
+              </a:graphicData>
+            </a:graphic>
+          </wp:inline>
+        </w:drawing>
+      </w:r>
+      <w:r>
+        <w:rPr>
+          <w:noProof/>
+        </w:rPr>
+        <w:drawing>
+          <wp:inline distT="0" distB="0" distL="0" distR="0" wp14:anchorId="7A4F90C2" wp14:editId="06B9F6EE">
+            <wp:extent cx="2303293" cy="2303293"/>
+            <wp:effectExtent l="0" t="0" r="1905" b="1905"/>
+            <wp:docPr id="430517862" name="Grafik 20"/>
+            <wp:cNvGraphicFramePr>
+              <a:graphicFrameLocks xmlns:a="http://schemas.openxmlformats.org/drawingml/2006/main" noChangeAspect="1"/>
+            </wp:cNvGraphicFramePr>
+            <a:graphic xmlns:a="http://schemas.openxmlformats.org/drawingml/2006/main">
+              <a:graphicData uri="http://schemas.openxmlformats.org/drawingml/2006/picture">
+                <pic:pic xmlns:pic="http://schemas.openxmlformats.org/drawingml/2006/picture">
+                  <pic:nvPicPr>
+                    <pic:cNvPr id="0" name="Picture 1"/>
+                    <pic:cNvPicPr>
+                      <a:picLocks noChangeAspect="1" noChangeArrowheads="1"/>
+                    </pic:cNvPicPr>
+                  </pic:nvPicPr>
+                  <pic:blipFill>
+                    <a:blip r:embed="rId22" cstate="print">
+                      <a:extLst>
+                        <a:ext uri="{28A0092B-C50C-407E-A947-70E740481C1C}">
+                          <a14:useLocalDpi xmlns:a14="http://schemas.microsoft.com/office/drawing/2010/main" val="0"/>
+                        </a:ext>
+                      </a:extLst>
+                    </a:blip>
+                    <a:srcRect/>
+                    <a:stretch>
+                      <a:fillRect/>
+                    </a:stretch>
+                  </pic:blipFill>
+                  <pic:spPr bwMode="auto">
+                    <a:xfrm>
+                      <a:off x="0" y="0"/>
+                      <a:ext cx="2330947" cy="2330947"/>
+                    </a:xfrm>
+                    <a:prstGeom prst="rect">
+                      <a:avLst/>
+                    </a:prstGeom>
+                    <a:noFill/>
+                    <a:ln>
+                      <a:noFill/>
+                    </a:ln>
+                  </pic:spPr>
+                </pic:pic>
+              </a:graphicData>
+            </a:graphic>
+          </wp:inline>
+        </w:drawing>
+      </w:r>
+    </w:p>
+    <w:p>
+      <w:r>
         <w:t>Once the binary mask is created, morphological operations are applied to refine it. These operations serve to remove noise and smooth out irregularities in the mask. Initially, a morphological closing operation is used, which fills small gaps in the black regions and connects disjointed areas. This is achieved with a rectangular kernel of size 3x3, applied iteratively to strengthen the effect. Next, a morphological gradient operation is employed to enhance the edges within the mask. This operation calculates the difference between the dilation and erosion of the mask, effectively highlighting its boundaries. The resulting gradient mask is then combined with the cleaned mask using a bitwise OR operation, further sharpening the edges and preparing the mask for contour detection.</w:t>
       </w:r>
     </w:p>
@@ -7972,7 +7628,11 @@
         <w:t>cv2.arcLength</w:t>
       </w:r>
       <w:r>
-        <w:t xml:space="preserve">, and this value is used to approximate the contour as a polygon with fewer vertices via the </w:t>
+        <w:t xml:space="preserve">, and this value is used to approximate the contour as a </w:t>
+      </w:r>
+      <w:r>
+        <w:lastRenderedPageBreak/>
+        <w:t xml:space="preserve">polygon with fewer vertices via the </w:t>
       </w:r>
       <w:r>
         <w:rPr>
@@ -7986,6 +7646,67 @@
     </w:p>
     <w:p>
       <w:r>
+        <w:rPr>
+          <w:noProof/>
+        </w:rPr>
+        <w:drawing>
+          <wp:anchor distT="0" distB="0" distL="114300" distR="114300" simplePos="0" relativeHeight="251662336" behindDoc="0" locked="0" layoutInCell="1" allowOverlap="1" wp14:anchorId="1E87C044" wp14:editId="15194D5F">
+            <wp:simplePos x="0" y="0"/>
+            <wp:positionH relativeFrom="margin">
+              <wp:align>right</wp:align>
+            </wp:positionH>
+            <wp:positionV relativeFrom="paragraph">
+              <wp:posOffset>580200</wp:posOffset>
+            </wp:positionV>
+            <wp:extent cx="2469515" cy="2469515"/>
+            <wp:effectExtent l="0" t="0" r="6985" b="6985"/>
+            <wp:wrapSquare wrapText="bothSides"/>
+            <wp:docPr id="2087822682" name="Grafik 22"/>
+            <wp:cNvGraphicFramePr>
+              <a:graphicFrameLocks xmlns:a="http://schemas.openxmlformats.org/drawingml/2006/main" noChangeAspect="1"/>
+            </wp:cNvGraphicFramePr>
+            <a:graphic xmlns:a="http://schemas.openxmlformats.org/drawingml/2006/main">
+              <a:graphicData uri="http://schemas.openxmlformats.org/drawingml/2006/picture">
+                <pic:pic xmlns:pic="http://schemas.openxmlformats.org/drawingml/2006/picture">
+                  <pic:nvPicPr>
+                    <pic:cNvPr id="0" name="Picture 5"/>
+                    <pic:cNvPicPr>
+                      <a:picLocks noChangeAspect="1" noChangeArrowheads="1"/>
+                    </pic:cNvPicPr>
+                  </pic:nvPicPr>
+                  <pic:blipFill>
+                    <a:blip r:embed="rId23" cstate="print">
+                      <a:extLst>
+                        <a:ext uri="{28A0092B-C50C-407E-A947-70E740481C1C}">
+                          <a14:useLocalDpi xmlns:a14="http://schemas.microsoft.com/office/drawing/2010/main" val="0"/>
+                        </a:ext>
+                      </a:extLst>
+                    </a:blip>
+                    <a:srcRect/>
+                    <a:stretch>
+                      <a:fillRect/>
+                    </a:stretch>
+                  </pic:blipFill>
+                  <pic:spPr bwMode="auto">
+                    <a:xfrm>
+                      <a:off x="0" y="0"/>
+                      <a:ext cx="2469515" cy="2469515"/>
+                    </a:xfrm>
+                    <a:prstGeom prst="rect">
+                      <a:avLst/>
+                    </a:prstGeom>
+                    <a:noFill/>
+                    <a:ln>
+                      <a:noFill/>
+                    </a:ln>
+                  </pic:spPr>
+                </pic:pic>
+              </a:graphicData>
+            </a:graphic>
+          </wp:anchor>
+        </w:drawing>
+      </w:r>
+      <w:r>
         <w:t xml:space="preserve">After approximating the contours as polygons, a filtering step is applied to exclude shapes that do not meet certain area criteria. The function calculates the area of each polygon using </w:t>
       </w:r>
       <w:r>
@@ -7995,11 +7716,13 @@
         <w:t>cv2.contourArea</w:t>
       </w:r>
       <w:r>
-        <w:t xml:space="preserve"> and retains only those with areas within a specific range. This range is defined relative to the dimensions of the original image, ensuring that the function focuses on moderately sized regions while ignoring areas that are too small or too large. For the remaining polygons, their centroids (or focus points) are calculated using image moments. The </w:t>
-      </w:r>
-      <w:r>
-        <w:lastRenderedPageBreak/>
-        <w:t>moments provide the spatial distribution of the pixel intensities in a shape, allowing the function to compute the x and y coordinates of the centroid.</w:t>
+        <w:t xml:space="preserve"> and retains only those with areas within a specific range. This range is defined relative to the dimensions of the original image, ensuring that the function focuses on moderately sized regions while ignoring areas that are too small or too large. For the remaining polygons, their centroids (or focus points) are calculated using image moments. The moments provide the spatial distribution of the pixel intensities in a shape, allowing the function to compute the x and y coordinates of the centroid.</w:t>
+      </w:r>
+      <w:r>
+        <w:t xml:space="preserve"> </w:t>
+      </w:r>
+      <w:r>
+        <w:t xml:space="preserve">Afterwards a bounding box is created around the approximated contour polygon. </w:t>
       </w:r>
     </w:p>
     <w:p>
@@ -8039,15 +7762,7 @@
         <w:t>color</w:t>
       </w:r>
       <w:r>
-        <w:t xml:space="preserve"> correction. The grey frame that surrounds the cube in the laboratory was used for this purpose. </w:t>
-      </w:r>
-      <w:proofErr w:type="gramStart"/>
-      <w:r>
-        <w:t>In order to</w:t>
-      </w:r>
-      <w:proofErr w:type="gramEnd"/>
-      <w:r>
-        <w:t xml:space="preserve"> recognise this reliably even with different resolutions and camera distances, a fixed limitation of the grey frame via the coordinates in the image is not possible. It should also be recognised under different lighting conditions, which is why </w:t>
+        <w:t xml:space="preserve"> correction. The grey frame that surrounds the cube in the laboratory was used for this purpose. In order to recognise this reliably even with different resolutions and camera distances, a fixed limitation of the grey frame via the coordinates in the image is not possible. It should also be recognised under different lighting conditions, which is why </w:t>
       </w:r>
       <w:r>
         <w:t>color</w:t>
@@ -8073,7 +7788,11 @@
       </w:r>
       <w:proofErr w:type="spellEnd"/>
       <w:r>
-        <w:t xml:space="preserve"> function. There, the input image is first smoothed and then filtered with a canny filter of the function </w:t>
+        <w:t xml:space="preserve"> function. There, the input image is first smoothed and then filtered </w:t>
+      </w:r>
+      <w:r>
+        <w:lastRenderedPageBreak/>
+        <w:t xml:space="preserve">with a canny filter of the function </w:t>
       </w:r>
       <w:r>
         <w:rPr>
@@ -8082,15 +7801,7 @@
         <w:t>cv2.Canny</w:t>
       </w:r>
       <w:r>
-        <w:t xml:space="preserve">. This returns all edges in the input image. The threshold values for the canny filter were adjusted experimentally </w:t>
-      </w:r>
-      <w:proofErr w:type="gramStart"/>
-      <w:r>
-        <w:t>in order to</w:t>
-      </w:r>
-      <w:proofErr w:type="gramEnd"/>
-      <w:r>
-        <w:t xml:space="preserve"> achieve the best possible result. As it can still happen that the edges of the contours are not closed, these are closed using a morphological operation. The contours of the objects can now be found in the edge image using the command </w:t>
+        <w:t xml:space="preserve">. This returns all edges in the input image. The threshold values for the canny filter were adjusted experimentally in order to achieve the best possible result. As it can still happen that the edges of the contours are not closed, these are closed using a morphological operation. The contours of the objects can now be found in the edge image using the command </w:t>
       </w:r>
       <w:r>
         <w:rPr>
@@ -8099,15 +7810,7 @@
         <w:t>cv2.findContours</w:t>
       </w:r>
       <w:r>
-        <w:t xml:space="preserve">. This returns </w:t>
-      </w:r>
-      <w:proofErr w:type="gramStart"/>
-      <w:r>
-        <w:t>a large number of</w:t>
-      </w:r>
-      <w:proofErr w:type="gramEnd"/>
-      <w:r>
-        <w:t xml:space="preserve"> contours, as all edges are recognised as contours. To get the contour of the grey frame, the contours are filtered. To do this, all contours are approximated by straight lines using the </w:t>
+        <w:t xml:space="preserve">. This returns a large number of contours, as all edges are recognised as contours. To get the contour of the grey frame, the contours are filtered. To do this, all contours are approximated by straight lines using the </w:t>
       </w:r>
       <w:r>
         <w:rPr>
@@ -8121,11 +7824,7 @@
     </w:p>
     <w:p>
       <w:r>
-        <w:t xml:space="preserve">To compensate for inaccuracies in the detection, the bounding box is reduced by 5% around the centre point. To calculate the inner edge of the grey frame, a second bounding box is </w:t>
-      </w:r>
-      <w:r>
-        <w:lastRenderedPageBreak/>
-        <w:t xml:space="preserve">created, which in turn is 10% smaller than the reduced bounding box. The area between the two bounding boxes encloses the grey frame and serves as the grey area for the </w:t>
+        <w:t xml:space="preserve">To compensate for inaccuracies in the detection, the bounding box is reduced by 5% around the centre point. To calculate the inner edge of the grey frame, a second bounding box is created, which in turn is 10% smaller than the reduced bounding box. The area between the two bounding boxes encloses the grey frame and serves as the grey area for the </w:t>
       </w:r>
       <w:r>
         <w:t>color</w:t>
@@ -8140,6 +7839,9 @@
         <w:jc w:val="center"/>
       </w:pPr>
       <w:r>
+        <w:rPr>
+          <w:noProof/>
+        </w:rPr>
         <w:drawing>
           <wp:inline distT="0" distB="0" distL="0" distR="0" wp14:anchorId="21EFF571" wp14:editId="57FFC45C">
             <wp:extent cx="2520000" cy="2525701"/>
@@ -8156,7 +7858,7 @@
                     <pic:cNvPicPr/>
                   </pic:nvPicPr>
                   <pic:blipFill>
-                    <a:blip r:embed="rId21"/>
+                    <a:blip r:embed="rId24"/>
                     <a:stretch>
                       <a:fillRect/>
                     </a:stretch>
@@ -8254,25 +7956,7 @@
         <w:rPr>
           <w:rFonts w:eastAsiaTheme="minorEastAsia"/>
         </w:rPr>
-        <w:t xml:space="preserve">were </w:t>
-      </w:r>
-      <w:r>
-        <w:rPr>
-          <w:rFonts w:eastAsiaTheme="minorEastAsia"/>
-        </w:rPr>
-        <w:t>determined</w:t>
-      </w:r>
-      <w:r>
-        <w:rPr>
-          <w:rFonts w:eastAsiaTheme="minorEastAsia"/>
-        </w:rPr>
-        <w:t xml:space="preserve"> in the image, we defined as ground truth. </w:t>
-      </w:r>
-      <w:r>
-        <w:rPr>
-          <w:rFonts w:eastAsiaTheme="minorEastAsia"/>
-        </w:rPr>
-        <w:t xml:space="preserve">The </w:t>
+        <w:t xml:space="preserve">were determined in the image, we defined as ground truth. The </w:t>
       </w:r>
       <w:r>
         <w:rPr>
@@ -8302,19 +7986,14 @@
         <w:rPr>
           <w:rFonts w:eastAsiaTheme="minorEastAsia"/>
         </w:rPr>
-        <w:t xml:space="preserve"> </w:t>
-      </w:r>
-      <w:r>
-        <w:rPr>
-          <w:rFonts w:eastAsiaTheme="minorEastAsia"/>
-        </w:rPr>
-        <w:t>In our case, these</w:t>
-      </w:r>
-      <w:r>
-        <w:t xml:space="preserve"> t</w:t>
-      </w:r>
-      <w:r>
-        <w:t>he Ground Truth values</w:t>
+        <w:t xml:space="preserve"> In our case, these</w:t>
+      </w:r>
+      <w:r>
+        <w:t xml:space="preserve"> the </w:t>
+      </w:r>
+      <w:r>
+        <w:lastRenderedPageBreak/>
+        <w:t>Ground Truth values</w:t>
       </w:r>
       <w:r>
         <w:rPr>
@@ -8472,6 +8151,9 @@
           <m:t>=155,</m:t>
         </m:r>
         <m:r>
+          <m:rPr>
+            <m:sty m:val="p"/>
+          </m:rPr>
           <w:rPr>
             <w:rFonts w:ascii="Cambria Math" w:eastAsiaTheme="minorEastAsia" w:hAnsi="Cambria Math"/>
           </w:rPr>
@@ -8508,21 +8190,7 @@
         <w:rPr>
           <w:rFonts w:eastAsiaTheme="minorEastAsia"/>
         </w:rPr>
-        <w:t xml:space="preserve">. These values are </w:t>
-      </w:r>
-      <w:proofErr w:type="gramStart"/>
-      <w:r>
-        <w:rPr>
-          <w:rFonts w:eastAsiaTheme="minorEastAsia"/>
-        </w:rPr>
-        <w:t>hard-coded</w:t>
-      </w:r>
-      <w:proofErr w:type="gramEnd"/>
-      <w:r>
-        <w:rPr>
-          <w:rFonts w:eastAsiaTheme="minorEastAsia"/>
-        </w:rPr>
-        <w:t xml:space="preserve"> as parameters in the programme code. The values </w:t>
+        <w:t xml:space="preserve">. These values are hard-coded as parameters in the programme code. The values </w:t>
       </w:r>
       <m:oMath>
         <m:sSub>
@@ -8902,21 +8570,7 @@
         <w:rPr>
           <w:rFonts w:eastAsiaTheme="minorEastAsia"/>
         </w:rPr>
-        <w:t xml:space="preserve">are then calculated. The correction constants are used to transform the RGB value of each pixel in the image </w:t>
-      </w:r>
-      <w:proofErr w:type="gramStart"/>
-      <w:r>
-        <w:rPr>
-          <w:rFonts w:eastAsiaTheme="minorEastAsia"/>
-        </w:rPr>
-        <w:t>in order to</w:t>
-      </w:r>
-      <w:proofErr w:type="gramEnd"/>
-      <w:r>
-        <w:rPr>
-          <w:rFonts w:eastAsiaTheme="minorEastAsia"/>
-        </w:rPr>
-        <w:t xml:space="preserve"> recalibrate it. The result is an image that resembles the </w:t>
+        <w:t xml:space="preserve">are then calculated. The correction constants are used to transform the RGB value of each pixel in the image in order to recalibrate it. The result is an image that resembles the </w:t>
       </w:r>
       <w:proofErr w:type="spellStart"/>
       <w:r>
@@ -8948,21 +8602,7 @@
         <w:rPr>
           <w:rFonts w:eastAsiaTheme="minorEastAsia"/>
         </w:rPr>
-        <w:t xml:space="preserve">s of the surfaces can be detected </w:t>
-      </w:r>
-      <w:proofErr w:type="gramStart"/>
-      <w:r>
-        <w:rPr>
-          <w:rFonts w:eastAsiaTheme="minorEastAsia"/>
-        </w:rPr>
-        <w:t>later on</w:t>
-      </w:r>
-      <w:proofErr w:type="gramEnd"/>
-      <w:r>
-        <w:rPr>
-          <w:rFonts w:eastAsiaTheme="minorEastAsia"/>
-        </w:rPr>
-        <w:t>, regardless of the actual lighting situation.</w:t>
+        <w:t>s of the surfaces can be detected later on, regardless of the actual lighting situation.</w:t>
       </w:r>
     </w:p>
     <w:tbl>
@@ -8995,7 +8635,9 @@
               <w:jc w:val="center"/>
             </w:pPr>
             <w:r>
-              <w:lastRenderedPageBreak/>
+              <w:rPr>
+                <w:noProof/>
+              </w:rPr>
               <w:drawing>
                 <wp:inline distT="0" distB="0" distL="0" distR="0" wp14:anchorId="6A0C4E52" wp14:editId="5C93FF27">
                   <wp:extent cx="2520000" cy="2520000"/>
@@ -9012,7 +8654,7 @@
                           <pic:cNvPicPr/>
                         </pic:nvPicPr>
                         <pic:blipFill>
-                          <a:blip r:embed="rId22"/>
+                          <a:blip r:embed="rId25"/>
                           <a:stretch>
                             <a:fillRect/>
                           </a:stretch>
@@ -9076,6 +8718,9 @@
               <w:jc w:val="center"/>
             </w:pPr>
             <w:r>
+              <w:rPr>
+                <w:noProof/>
+              </w:rPr>
               <w:drawing>
                 <wp:inline distT="0" distB="0" distL="0" distR="0" wp14:anchorId="3F82E7CD" wp14:editId="14EF1582">
                   <wp:extent cx="2534078" cy="2520000"/>
@@ -9092,7 +8737,7 @@
                           <pic:cNvPicPr/>
                         </pic:nvPicPr>
                         <pic:blipFill>
-                          <a:blip r:embed="rId23"/>
+                          <a:blip r:embed="rId26"/>
                           <a:stretch>
                             <a:fillRect/>
                           </a:stretch>
@@ -9170,15 +8815,7 @@
         <w:t>color</w:t>
       </w:r>
       <w:r>
-        <w:t xml:space="preserve"> detection </w:t>
-      </w:r>
-      <w:proofErr w:type="gramStart"/>
-      <w:r>
-        <w:t>is located in</w:t>
-      </w:r>
-      <w:proofErr w:type="gramEnd"/>
-      <w:r>
-        <w:t xml:space="preserve"> the </w:t>
+        <w:t xml:space="preserve"> detection is located in the </w:t>
       </w:r>
       <w:proofErr w:type="spellStart"/>
       <w:r>
@@ -9201,15 +8838,7 @@
         <w:t>color</w:t>
       </w:r>
       <w:r>
-        <w:t xml:space="preserve"> is given a range in which the pixel values may lie </w:t>
-      </w:r>
-      <w:proofErr w:type="gramStart"/>
-      <w:r>
-        <w:t>in order to</w:t>
-      </w:r>
-      <w:proofErr w:type="gramEnd"/>
-      <w:r>
-        <w:t xml:space="preserve"> be assigned to a specific </w:t>
+        <w:t xml:space="preserve"> is given a range in which the pixel values may lie in order to be assigned to a specific </w:t>
       </w:r>
       <w:r>
         <w:t>color</w:t>
@@ -9253,19 +8882,13 @@
         <w:fldChar w:fldCharType="end"/>
       </w:r>
       <w:r>
-        <w:t xml:space="preserve">. </w:t>
-      </w:r>
-      <w:r>
-        <w:t xml:space="preserve">In OpenCV, the Hue value is defined in a range from 0 to 180°, the </w:t>
+        <w:t xml:space="preserve">. In OpenCV, the Hue value is defined in a range from 0 to 180°, the </w:t>
       </w:r>
       <w:r>
         <w:t>Saturation</w:t>
       </w:r>
       <w:r>
-        <w:t xml:space="preserve"> </w:t>
-      </w:r>
-      <w:r>
-        <w:t>and Value values are defined in a range from 0 to 255.</w:t>
+        <w:t xml:space="preserve"> and Value values are defined in a range from 0 to 255.</w:t>
       </w:r>
       <w:r>
         <w:t xml:space="preserve"> </w:t>
@@ -9307,12 +8930,14 @@
         </w:rPr>
         <w:t xml:space="preserve"> </w:t>
       </w:r>
+      <w:proofErr w:type="spellStart"/>
       <w:r>
         <w:rPr>
           <w:lang w:val="de-DE"/>
         </w:rPr>
         <w:t>color</w:t>
       </w:r>
+      <w:proofErr w:type="spellEnd"/>
       <w:r>
         <w:rPr>
           <w:lang w:val="de-DE"/>
@@ -9410,6 +9035,7 @@
                 <w:bCs/>
               </w:rPr>
             </w:pPr>
+            <w:proofErr w:type="spellStart"/>
             <w:r>
               <w:rPr>
                 <w:b/>
@@ -9417,6 +9043,7 @@
               </w:rPr>
               <w:t>Color</w:t>
             </w:r>
+            <w:proofErr w:type="spellEnd"/>
           </w:p>
         </w:tc>
         <w:tc>
@@ -9492,14 +9119,7 @@
                 <w:b/>
                 <w:bCs/>
               </w:rPr>
-              <w:t xml:space="preserve">Lower </w:t>
-            </w:r>
-            <w:r>
-              <w:rPr>
-                <w:b/>
-                <w:bCs/>
-              </w:rPr>
-              <w:t>V</w:t>
+              <w:t>Lower V</w:t>
             </w:r>
           </w:p>
         </w:tc>
@@ -10423,7 +10043,6 @@
       <w:bookmarkStart w:id="30" w:name="_Ref189060240"/>
       <w:bookmarkStart w:id="31" w:name="_Toc189065690"/>
       <w:r>
-        <w:lastRenderedPageBreak/>
         <w:t xml:space="preserve">Table </w:t>
       </w:r>
       <w:r>
@@ -10446,14 +10065,13 @@
       </w:r>
       <w:bookmarkEnd w:id="30"/>
       <w:r>
-        <w:t xml:space="preserve">: </w:t>
-      </w:r>
-      <w:r>
-        <w:t xml:space="preserve">HSV thresholds for </w:t>
-      </w:r>
+        <w:t xml:space="preserve">: HSV thresholds for </w:t>
+      </w:r>
+      <w:proofErr w:type="spellStart"/>
       <w:r>
         <w:t>color</w:t>
       </w:r>
+      <w:proofErr w:type="spellEnd"/>
       <w:r>
         <w:t xml:space="preserve"> filtering</w:t>
       </w:r>
@@ -10605,7 +10223,11 @@
         <w:t>color</w:t>
       </w:r>
       <w:r>
-        <w:t xml:space="preserve">. The for loop then moves on to the next execution and searches for faces in the next </w:t>
+        <w:t xml:space="preserve">. The for loop then </w:t>
+      </w:r>
+      <w:r>
+        <w:lastRenderedPageBreak/>
+        <w:t xml:space="preserve">moves on to the next execution and searches for faces in the next </w:t>
       </w:r>
       <w:r>
         <w:t>color</w:t>
@@ -10639,9 +10261,9 @@
       </w:pPr>
       <w:r>
         <w:rPr>
+          <w:noProof/>
           <w:lang w:val="de-DE"/>
         </w:rPr>
-        <w:lastRenderedPageBreak/>
         <w:drawing>
           <wp:inline distT="0" distB="0" distL="0" distR="0" wp14:anchorId="3658D711" wp14:editId="31FDF475">
             <wp:extent cx="2520000" cy="2511096"/>
@@ -10658,7 +10280,7 @@
                     <pic:cNvPicPr/>
                   </pic:nvPicPr>
                   <pic:blipFill>
-                    <a:blip r:embed="rId24"/>
+                    <a:blip r:embed="rId27"/>
                     <a:stretch>
                       <a:fillRect/>
                     </a:stretch>
@@ -10736,6 +10358,3435 @@
       <w:bookmarkEnd w:id="33"/>
     </w:p>
     <w:p>
+      <w:r>
+        <w:t xml:space="preserve">The two </w:t>
+      </w:r>
+      <w:r>
+        <w:t>dictionaries</w:t>
+      </w:r>
+      <w:r>
+        <w:t xml:space="preserve"> show that there a</w:t>
+      </w:r>
+      <w:r>
+        <w:t>re</w:t>
+      </w:r>
+      <w:r>
+        <w:t xml:space="preserve"> </w:t>
+      </w:r>
+      <w:r>
+        <w:t>certain differences</w:t>
+      </w:r>
+      <w:r>
+        <w:t xml:space="preserve"> in the information </w:t>
+      </w:r>
+      <w:r>
+        <w:t>between them</w:t>
+      </w:r>
+      <w:r>
+        <w:t xml:space="preserve">. </w:t>
+      </w:r>
+      <w:r>
+        <w:t>First,</w:t>
+      </w:r>
+      <w:r>
+        <w:t xml:space="preserve"> the length </w:t>
+      </w:r>
+      <w:r>
+        <w:t>can be</w:t>
+      </w:r>
+      <w:r>
+        <w:t xml:space="preserve"> different</w:t>
+      </w:r>
+      <w:r>
+        <w:t>,</w:t>
+      </w:r>
+      <w:r>
+        <w:t xml:space="preserve"> but also the information of </w:t>
+      </w:r>
+      <w:proofErr w:type="spellStart"/>
+      <w:r>
+        <w:t>color</w:t>
+      </w:r>
+      <w:proofErr w:type="spellEnd"/>
+      <w:r>
+        <w:t xml:space="preserve"> is only present in the </w:t>
+      </w:r>
+      <w:proofErr w:type="spellStart"/>
+      <w:r>
+        <w:t>color</w:t>
+      </w:r>
+      <w:proofErr w:type="spellEnd"/>
+      <w:r>
+        <w:t xml:space="preserve"> detection dictionary. </w:t>
+      </w:r>
+      <w:r>
+        <w:t>Additionally</w:t>
+      </w:r>
+      <w:r>
+        <w:t xml:space="preserve"> it is </w:t>
+      </w:r>
+      <w:r>
+        <w:t>n</w:t>
+      </w:r>
+      <w:r>
+        <w:t>oticeable that there are now grid positions and the entries are not order by position.</w:t>
+      </w:r>
+      <w:r>
+        <w:t xml:space="preserve"> To tackle this issue the </w:t>
+      </w:r>
+      <w:r>
+        <w:t>merging process is further d</w:t>
+      </w:r>
+      <w:r>
+        <w:t>i</w:t>
+      </w:r>
+      <w:r>
+        <w:t xml:space="preserve">vided into </w:t>
+      </w:r>
+      <w:r>
+        <w:t>t</w:t>
+      </w:r>
+      <w:r>
+        <w:t xml:space="preserve">he grid position assignment of the found segments by creating groups of their x/y-coordinates and </w:t>
+      </w:r>
+      <w:r>
+        <w:t>merging</w:t>
+      </w:r>
+      <w:r>
+        <w:t xml:space="preserve"> </w:t>
+      </w:r>
+      <w:r>
+        <w:t xml:space="preserve">the results </w:t>
+      </w:r>
+      <w:r>
+        <w:t xml:space="preserve">of the </w:t>
+      </w:r>
+      <w:proofErr w:type="spellStart"/>
+      <w:r>
+        <w:t>color</w:t>
+      </w:r>
+      <w:proofErr w:type="spellEnd"/>
+      <w:r>
+        <w:t xml:space="preserve"> and edge detection</w:t>
+      </w:r>
+      <w:r>
+        <w:t>.</w:t>
+      </w:r>
+    </w:p>
+    <w:p/>
+    <w:p/>
+    <w:p/>
+    <w:p>
+      <w:pPr>
+        <w:pStyle w:val="Beschriftung"/>
+        <w:keepNext/>
+        <w:jc w:val="both"/>
+      </w:pPr>
+    </w:p>
+    <w:p/>
+    <w:tbl>
+      <w:tblPr>
+        <w:tblW w:w="0" w:type="auto"/>
+        <w:tblBorders>
+          <w:top w:val="single" w:sz="4" w:space="0" w:color="auto"/>
+          <w:left w:val="single" w:sz="4" w:space="0" w:color="auto"/>
+          <w:bottom w:val="single" w:sz="4" w:space="0" w:color="auto"/>
+          <w:right w:val="single" w:sz="4" w:space="0" w:color="auto"/>
+          <w:insideH w:val="single" w:sz="4" w:space="0" w:color="auto"/>
+          <w:insideV w:val="single" w:sz="4" w:space="0" w:color="auto"/>
+        </w:tblBorders>
+        <w:tblCellMar>
+          <w:top w:w="60" w:type="dxa"/>
+          <w:left w:w="90" w:type="dxa"/>
+          <w:bottom w:w="60" w:type="dxa"/>
+          <w:right w:w="90" w:type="dxa"/>
+        </w:tblCellMar>
+        <w:tblLook w:val="04A0" w:firstRow="1" w:lastRow="0" w:firstColumn="1" w:lastColumn="0" w:noHBand="0" w:noVBand="1"/>
+      </w:tblPr>
+      <w:tblGrid>
+        <w:gridCol w:w="1324"/>
+        <w:gridCol w:w="1034"/>
+        <w:gridCol w:w="539"/>
+        <w:gridCol w:w="824"/>
+        <w:gridCol w:w="594"/>
+      </w:tblGrid>
+      <w:tr>
+        <w:trPr>
+          <w:tblHeader/>
+        </w:trPr>
+        <w:tc>
+          <w:tcPr>
+            <w:tcW w:w="0" w:type="auto"/>
+            <w:shd w:val="clear" w:color="auto" w:fill="auto"/>
+            <w:vAlign w:val="center"/>
+            <w:hideMark/>
+          </w:tcPr>
+          <w:p>
+            <w:pPr>
+              <w:jc w:val="center"/>
+              <w:rPr>
+                <w:rFonts w:cstheme="minorHAnsi"/>
+                <w:sz w:val="12"/>
+                <w:szCs w:val="12"/>
+                <w:lang w:val="de-DE"/>
+              </w:rPr>
+            </w:pPr>
+            <w:proofErr w:type="spellStart"/>
+            <w:r>
+              <w:rPr>
+                <w:rFonts w:cstheme="minorHAnsi"/>
+                <w:sz w:val="12"/>
+                <w:szCs w:val="12"/>
+                <w:lang w:val="de-DE"/>
+              </w:rPr>
+              <w:lastRenderedPageBreak/>
+              <w:t>bbox</w:t>
+            </w:r>
+            <w:proofErr w:type="spellEnd"/>
+            <w:r>
+              <w:rPr>
+                <w:rFonts w:cstheme="minorHAnsi"/>
+                <w:sz w:val="12"/>
+                <w:szCs w:val="12"/>
+                <w:lang w:val="de-DE"/>
+              </w:rPr>
+              <w:t xml:space="preserve"> (X, Y, W, H)</w:t>
+            </w:r>
+          </w:p>
+        </w:tc>
+        <w:tc>
+          <w:tcPr>
+            <w:tcW w:w="0" w:type="auto"/>
+            <w:shd w:val="clear" w:color="auto" w:fill="auto"/>
+            <w:vAlign w:val="center"/>
+            <w:hideMark/>
+          </w:tcPr>
+          <w:p>
+            <w:pPr>
+              <w:jc w:val="center"/>
+              <w:rPr>
+                <w:rFonts w:cstheme="minorHAnsi"/>
+                <w:sz w:val="12"/>
+                <w:szCs w:val="12"/>
+                <w:lang w:val="en-US"/>
+              </w:rPr>
+            </w:pPr>
+            <w:proofErr w:type="spellStart"/>
+            <w:r>
+              <w:rPr>
+                <w:rFonts w:cstheme="minorHAnsi"/>
+                <w:sz w:val="12"/>
+                <w:szCs w:val="12"/>
+                <w:lang w:val="en-US"/>
+              </w:rPr>
+              <w:t>area_focus_point</w:t>
+            </w:r>
+            <w:proofErr w:type="spellEnd"/>
+            <w:r>
+              <w:rPr>
+                <w:rFonts w:cstheme="minorHAnsi"/>
+                <w:sz w:val="12"/>
+                <w:szCs w:val="12"/>
+                <w:lang w:val="en-US"/>
+              </w:rPr>
+              <w:br/>
+            </w:r>
+            <w:r>
+              <w:rPr>
+                <w:rFonts w:cstheme="minorHAnsi"/>
+                <w:sz w:val="12"/>
+                <w:szCs w:val="12"/>
+                <w:lang w:val="en-US"/>
+              </w:rPr>
+              <w:t>(X, Y)</w:t>
+            </w:r>
+          </w:p>
+        </w:tc>
+        <w:tc>
+          <w:tcPr>
+            <w:tcW w:w="0" w:type="auto"/>
+            <w:shd w:val="clear" w:color="auto" w:fill="auto"/>
+            <w:vAlign w:val="center"/>
+            <w:hideMark/>
+          </w:tcPr>
+          <w:p>
+            <w:pPr>
+              <w:jc w:val="center"/>
+              <w:rPr>
+                <w:rFonts w:cstheme="minorHAnsi"/>
+                <w:sz w:val="12"/>
+                <w:szCs w:val="12"/>
+                <w:lang w:val="de-DE"/>
+              </w:rPr>
+            </w:pPr>
+            <w:proofErr w:type="spellStart"/>
+            <w:r>
+              <w:rPr>
+                <w:rFonts w:cstheme="minorHAnsi"/>
+                <w:sz w:val="12"/>
+                <w:szCs w:val="12"/>
+                <w:lang w:val="de-DE"/>
+              </w:rPr>
+              <w:t>color</w:t>
+            </w:r>
+            <w:proofErr w:type="spellEnd"/>
+          </w:p>
+        </w:tc>
+        <w:tc>
+          <w:tcPr>
+            <w:tcW w:w="0" w:type="auto"/>
+            <w:shd w:val="clear" w:color="auto" w:fill="auto"/>
+            <w:vAlign w:val="center"/>
+            <w:hideMark/>
+          </w:tcPr>
+          <w:p>
+            <w:pPr>
+              <w:jc w:val="center"/>
+              <w:rPr>
+                <w:rFonts w:cstheme="minorHAnsi"/>
+                <w:sz w:val="12"/>
+                <w:szCs w:val="12"/>
+                <w:lang w:val="de-DE"/>
+              </w:rPr>
+            </w:pPr>
+            <w:proofErr w:type="spellStart"/>
+            <w:r>
+              <w:rPr>
+                <w:rFonts w:cstheme="minorHAnsi"/>
+                <w:sz w:val="12"/>
+                <w:szCs w:val="12"/>
+                <w:lang w:val="de-DE"/>
+              </w:rPr>
+              <w:t>grid_position</w:t>
+            </w:r>
+            <w:proofErr w:type="spellEnd"/>
+          </w:p>
+        </w:tc>
+        <w:tc>
+          <w:tcPr>
+            <w:tcW w:w="0" w:type="auto"/>
+            <w:shd w:val="clear" w:color="auto" w:fill="auto"/>
+            <w:vAlign w:val="center"/>
+            <w:hideMark/>
+          </w:tcPr>
+          <w:p>
+            <w:pPr>
+              <w:jc w:val="center"/>
+              <w:rPr>
+                <w:rFonts w:cstheme="minorHAnsi"/>
+                <w:sz w:val="12"/>
+                <w:szCs w:val="12"/>
+                <w:lang w:val="de-DE"/>
+              </w:rPr>
+            </w:pPr>
+            <w:proofErr w:type="spellStart"/>
+            <w:r>
+              <w:rPr>
+                <w:rFonts w:cstheme="minorHAnsi"/>
+                <w:sz w:val="12"/>
+                <w:szCs w:val="12"/>
+                <w:lang w:val="de-DE"/>
+              </w:rPr>
+              <w:t>av</w:t>
+            </w:r>
+            <w:r>
+              <w:rPr>
+                <w:rFonts w:cstheme="minorHAnsi"/>
+                <w:sz w:val="12"/>
+                <w:szCs w:val="12"/>
+                <w:lang w:val="de-DE"/>
+              </w:rPr>
+              <w:t>g</w:t>
+            </w:r>
+            <w:r>
+              <w:rPr>
+                <w:rFonts w:cstheme="minorHAnsi"/>
+                <w:sz w:val="12"/>
+                <w:szCs w:val="12"/>
+                <w:lang w:val="de-DE"/>
+              </w:rPr>
+              <w:t>_hue</w:t>
+            </w:r>
+            <w:proofErr w:type="spellEnd"/>
+          </w:p>
+        </w:tc>
+      </w:tr>
+      <w:tr>
+        <w:tc>
+          <w:tcPr>
+            <w:tcW w:w="0" w:type="auto"/>
+            <w:shd w:val="clear" w:color="auto" w:fill="auto"/>
+            <w:vAlign w:val="center"/>
+            <w:hideMark/>
+          </w:tcPr>
+          <w:p>
+            <w:pPr>
+              <w:jc w:val="center"/>
+              <w:rPr>
+                <w:rFonts w:cstheme="minorHAnsi"/>
+                <w:sz w:val="12"/>
+                <w:szCs w:val="12"/>
+                <w:lang w:val="de-DE"/>
+              </w:rPr>
+            </w:pPr>
+            <w:r>
+              <w:rPr>
+                <w:rFonts w:cstheme="minorHAnsi"/>
+                <w:sz w:val="12"/>
+                <w:szCs w:val="12"/>
+                <w:lang w:val="de-DE"/>
+              </w:rPr>
+              <w:t>291.0, 274.0, 83.0, 83.0</w:t>
+            </w:r>
+          </w:p>
+        </w:tc>
+        <w:tc>
+          <w:tcPr>
+            <w:tcW w:w="0" w:type="auto"/>
+            <w:shd w:val="clear" w:color="auto" w:fill="auto"/>
+            <w:vAlign w:val="center"/>
+            <w:hideMark/>
+          </w:tcPr>
+          <w:p>
+            <w:pPr>
+              <w:jc w:val="center"/>
+              <w:rPr>
+                <w:rFonts w:cstheme="minorHAnsi"/>
+                <w:sz w:val="12"/>
+                <w:szCs w:val="12"/>
+                <w:lang w:val="de-DE"/>
+              </w:rPr>
+            </w:pPr>
+            <w:r>
+              <w:rPr>
+                <w:rFonts w:cstheme="minorHAnsi"/>
+                <w:sz w:val="12"/>
+                <w:szCs w:val="12"/>
+                <w:lang w:val="de-DE"/>
+              </w:rPr>
+              <w:t>332, 315</w:t>
+            </w:r>
+          </w:p>
+        </w:tc>
+        <w:tc>
+          <w:tcPr>
+            <w:tcW w:w="0" w:type="auto"/>
+            <w:shd w:val="clear" w:color="auto" w:fill="auto"/>
+            <w:vAlign w:val="center"/>
+            <w:hideMark/>
+          </w:tcPr>
+          <w:p>
+            <w:pPr>
+              <w:jc w:val="center"/>
+              <w:rPr>
+                <w:rFonts w:cstheme="minorHAnsi"/>
+                <w:sz w:val="12"/>
+                <w:szCs w:val="12"/>
+                <w:lang w:val="de-DE"/>
+              </w:rPr>
+            </w:pPr>
+            <w:r>
+              <w:rPr>
+                <w:rFonts w:cstheme="minorHAnsi"/>
+                <w:sz w:val="12"/>
+                <w:szCs w:val="12"/>
+                <w:lang w:val="de-DE"/>
+              </w:rPr>
+              <w:t>Blau</w:t>
+            </w:r>
+          </w:p>
+        </w:tc>
+        <w:tc>
+          <w:tcPr>
+            <w:tcW w:w="0" w:type="auto"/>
+            <w:shd w:val="clear" w:color="auto" w:fill="auto"/>
+            <w:vAlign w:val="center"/>
+            <w:hideMark/>
+          </w:tcPr>
+          <w:p>
+            <w:pPr>
+              <w:jc w:val="center"/>
+              <w:rPr>
+                <w:rFonts w:cstheme="minorHAnsi"/>
+                <w:sz w:val="12"/>
+                <w:szCs w:val="12"/>
+                <w:lang w:val="de-DE"/>
+              </w:rPr>
+            </w:pPr>
+            <w:r>
+              <w:rPr>
+                <w:rFonts w:cstheme="minorHAnsi"/>
+                <w:sz w:val="12"/>
+                <w:szCs w:val="12"/>
+                <w:lang w:val="de-DE"/>
+              </w:rPr>
+              <w:t>None</w:t>
+            </w:r>
+          </w:p>
+        </w:tc>
+        <w:tc>
+          <w:tcPr>
+            <w:tcW w:w="0" w:type="auto"/>
+            <w:shd w:val="clear" w:color="auto" w:fill="auto"/>
+            <w:vAlign w:val="center"/>
+            <w:hideMark/>
+          </w:tcPr>
+          <w:p>
+            <w:pPr>
+              <w:jc w:val="center"/>
+              <w:rPr>
+                <w:rFonts w:cstheme="minorHAnsi"/>
+                <w:sz w:val="12"/>
+                <w:szCs w:val="12"/>
+                <w:lang w:val="de-DE"/>
+              </w:rPr>
+            </w:pPr>
+            <w:r>
+              <w:rPr>
+                <w:rFonts w:cstheme="minorHAnsi"/>
+                <w:sz w:val="12"/>
+                <w:szCs w:val="12"/>
+                <w:lang w:val="de-DE"/>
+              </w:rPr>
+              <w:t>113.1</w:t>
+            </w:r>
+          </w:p>
+        </w:tc>
+      </w:tr>
+      <w:tr>
+        <w:tc>
+          <w:tcPr>
+            <w:tcW w:w="0" w:type="auto"/>
+            <w:shd w:val="clear" w:color="auto" w:fill="auto"/>
+            <w:vAlign w:val="center"/>
+            <w:hideMark/>
+          </w:tcPr>
+          <w:p>
+            <w:pPr>
+              <w:jc w:val="center"/>
+              <w:rPr>
+                <w:rFonts w:cstheme="minorHAnsi"/>
+                <w:sz w:val="12"/>
+                <w:szCs w:val="12"/>
+                <w:lang w:val="de-DE"/>
+              </w:rPr>
+            </w:pPr>
+            <w:r>
+              <w:rPr>
+                <w:rFonts w:cstheme="minorHAnsi"/>
+                <w:sz w:val="12"/>
+                <w:szCs w:val="12"/>
+                <w:lang w:val="de-DE"/>
+              </w:rPr>
+              <w:t>81.0, 169.0, 81.0, 85.0</w:t>
+            </w:r>
+          </w:p>
+        </w:tc>
+        <w:tc>
+          <w:tcPr>
+            <w:tcW w:w="0" w:type="auto"/>
+            <w:shd w:val="clear" w:color="auto" w:fill="auto"/>
+            <w:vAlign w:val="center"/>
+            <w:hideMark/>
+          </w:tcPr>
+          <w:p>
+            <w:pPr>
+              <w:jc w:val="center"/>
+              <w:rPr>
+                <w:rFonts w:cstheme="minorHAnsi"/>
+                <w:sz w:val="12"/>
+                <w:szCs w:val="12"/>
+                <w:lang w:val="de-DE"/>
+              </w:rPr>
+            </w:pPr>
+            <w:r>
+              <w:rPr>
+                <w:rFonts w:cstheme="minorHAnsi"/>
+                <w:sz w:val="12"/>
+                <w:szCs w:val="12"/>
+                <w:lang w:val="de-DE"/>
+              </w:rPr>
+              <w:t>121, 211</w:t>
+            </w:r>
+          </w:p>
+        </w:tc>
+        <w:tc>
+          <w:tcPr>
+            <w:tcW w:w="0" w:type="auto"/>
+            <w:shd w:val="clear" w:color="auto" w:fill="auto"/>
+            <w:vAlign w:val="center"/>
+            <w:hideMark/>
+          </w:tcPr>
+          <w:p>
+            <w:pPr>
+              <w:jc w:val="center"/>
+              <w:rPr>
+                <w:rFonts w:cstheme="minorHAnsi"/>
+                <w:sz w:val="12"/>
+                <w:szCs w:val="12"/>
+                <w:lang w:val="de-DE"/>
+              </w:rPr>
+            </w:pPr>
+            <w:r>
+              <w:rPr>
+                <w:rFonts w:cstheme="minorHAnsi"/>
+                <w:sz w:val="12"/>
+                <w:szCs w:val="12"/>
+                <w:lang w:val="de-DE"/>
+              </w:rPr>
+              <w:t>Blau</w:t>
+            </w:r>
+          </w:p>
+        </w:tc>
+        <w:tc>
+          <w:tcPr>
+            <w:tcW w:w="0" w:type="auto"/>
+            <w:shd w:val="clear" w:color="auto" w:fill="auto"/>
+            <w:vAlign w:val="center"/>
+            <w:hideMark/>
+          </w:tcPr>
+          <w:p>
+            <w:pPr>
+              <w:jc w:val="center"/>
+              <w:rPr>
+                <w:rFonts w:cstheme="minorHAnsi"/>
+                <w:sz w:val="12"/>
+                <w:szCs w:val="12"/>
+                <w:lang w:val="de-DE"/>
+              </w:rPr>
+            </w:pPr>
+            <w:r>
+              <w:rPr>
+                <w:rFonts w:cstheme="minorHAnsi"/>
+                <w:sz w:val="12"/>
+                <w:szCs w:val="12"/>
+                <w:lang w:val="de-DE"/>
+              </w:rPr>
+              <w:t>None</w:t>
+            </w:r>
+          </w:p>
+        </w:tc>
+        <w:tc>
+          <w:tcPr>
+            <w:tcW w:w="0" w:type="auto"/>
+            <w:shd w:val="clear" w:color="auto" w:fill="auto"/>
+            <w:vAlign w:val="center"/>
+            <w:hideMark/>
+          </w:tcPr>
+          <w:p>
+            <w:pPr>
+              <w:jc w:val="center"/>
+              <w:rPr>
+                <w:rFonts w:cstheme="minorHAnsi"/>
+                <w:sz w:val="12"/>
+                <w:szCs w:val="12"/>
+                <w:lang w:val="de-DE"/>
+              </w:rPr>
+            </w:pPr>
+            <w:r>
+              <w:rPr>
+                <w:rFonts w:cstheme="minorHAnsi"/>
+                <w:sz w:val="12"/>
+                <w:szCs w:val="12"/>
+                <w:lang w:val="de-DE"/>
+              </w:rPr>
+              <w:t>113.8</w:t>
+            </w:r>
+          </w:p>
+        </w:tc>
+      </w:tr>
+      <w:tr>
+        <w:tc>
+          <w:tcPr>
+            <w:tcW w:w="0" w:type="auto"/>
+            <w:shd w:val="clear" w:color="auto" w:fill="auto"/>
+            <w:vAlign w:val="center"/>
+            <w:hideMark/>
+          </w:tcPr>
+          <w:p>
+            <w:pPr>
+              <w:jc w:val="center"/>
+              <w:rPr>
+                <w:rFonts w:cstheme="minorHAnsi"/>
+                <w:sz w:val="12"/>
+                <w:szCs w:val="12"/>
+                <w:lang w:val="de-DE"/>
+              </w:rPr>
+            </w:pPr>
+            <w:r>
+              <w:rPr>
+                <w:rFonts w:cstheme="minorHAnsi"/>
+                <w:sz w:val="12"/>
+                <w:szCs w:val="12"/>
+                <w:lang w:val="de-DE"/>
+              </w:rPr>
+              <w:t>80.0, 279.0, 82.0, 81.0</w:t>
+            </w:r>
+          </w:p>
+        </w:tc>
+        <w:tc>
+          <w:tcPr>
+            <w:tcW w:w="0" w:type="auto"/>
+            <w:shd w:val="clear" w:color="auto" w:fill="auto"/>
+            <w:vAlign w:val="center"/>
+            <w:hideMark/>
+          </w:tcPr>
+          <w:p>
+            <w:pPr>
+              <w:jc w:val="center"/>
+              <w:rPr>
+                <w:rFonts w:cstheme="minorHAnsi"/>
+                <w:sz w:val="12"/>
+                <w:szCs w:val="12"/>
+                <w:lang w:val="de-DE"/>
+              </w:rPr>
+            </w:pPr>
+            <w:r>
+              <w:rPr>
+                <w:rFonts w:cstheme="minorHAnsi"/>
+                <w:sz w:val="12"/>
+                <w:szCs w:val="12"/>
+                <w:lang w:val="de-DE"/>
+              </w:rPr>
+              <w:t>121, 319</w:t>
+            </w:r>
+          </w:p>
+        </w:tc>
+        <w:tc>
+          <w:tcPr>
+            <w:tcW w:w="0" w:type="auto"/>
+            <w:shd w:val="clear" w:color="auto" w:fill="auto"/>
+            <w:vAlign w:val="center"/>
+            <w:hideMark/>
+          </w:tcPr>
+          <w:p>
+            <w:pPr>
+              <w:jc w:val="center"/>
+              <w:rPr>
+                <w:rFonts w:cstheme="minorHAnsi"/>
+                <w:sz w:val="12"/>
+                <w:szCs w:val="12"/>
+                <w:lang w:val="de-DE"/>
+              </w:rPr>
+            </w:pPr>
+            <w:r>
+              <w:rPr>
+                <w:rFonts w:cstheme="minorHAnsi"/>
+                <w:sz w:val="12"/>
+                <w:szCs w:val="12"/>
+                <w:lang w:val="de-DE"/>
+              </w:rPr>
+              <w:t>Gelb</w:t>
+            </w:r>
+          </w:p>
+        </w:tc>
+        <w:tc>
+          <w:tcPr>
+            <w:tcW w:w="0" w:type="auto"/>
+            <w:shd w:val="clear" w:color="auto" w:fill="auto"/>
+            <w:vAlign w:val="center"/>
+            <w:hideMark/>
+          </w:tcPr>
+          <w:p>
+            <w:pPr>
+              <w:jc w:val="center"/>
+              <w:rPr>
+                <w:rFonts w:cstheme="minorHAnsi"/>
+                <w:sz w:val="12"/>
+                <w:szCs w:val="12"/>
+                <w:lang w:val="de-DE"/>
+              </w:rPr>
+            </w:pPr>
+            <w:r>
+              <w:rPr>
+                <w:rFonts w:cstheme="minorHAnsi"/>
+                <w:sz w:val="12"/>
+                <w:szCs w:val="12"/>
+                <w:lang w:val="de-DE"/>
+              </w:rPr>
+              <w:t>None</w:t>
+            </w:r>
+          </w:p>
+        </w:tc>
+        <w:tc>
+          <w:tcPr>
+            <w:tcW w:w="0" w:type="auto"/>
+            <w:shd w:val="clear" w:color="auto" w:fill="auto"/>
+            <w:vAlign w:val="center"/>
+            <w:hideMark/>
+          </w:tcPr>
+          <w:p>
+            <w:pPr>
+              <w:jc w:val="center"/>
+              <w:rPr>
+                <w:rFonts w:cstheme="minorHAnsi"/>
+                <w:sz w:val="12"/>
+                <w:szCs w:val="12"/>
+                <w:lang w:val="de-DE"/>
+              </w:rPr>
+            </w:pPr>
+            <w:r>
+              <w:rPr>
+                <w:rFonts w:cstheme="minorHAnsi"/>
+                <w:sz w:val="12"/>
+                <w:szCs w:val="12"/>
+                <w:lang w:val="de-DE"/>
+              </w:rPr>
+              <w:t>29.9</w:t>
+            </w:r>
+          </w:p>
+        </w:tc>
+      </w:tr>
+      <w:tr>
+        <w:tc>
+          <w:tcPr>
+            <w:tcW w:w="0" w:type="auto"/>
+            <w:shd w:val="clear" w:color="auto" w:fill="auto"/>
+            <w:vAlign w:val="center"/>
+            <w:hideMark/>
+          </w:tcPr>
+          <w:p>
+            <w:pPr>
+              <w:jc w:val="center"/>
+              <w:rPr>
+                <w:rFonts w:cstheme="minorHAnsi"/>
+                <w:sz w:val="12"/>
+                <w:szCs w:val="12"/>
+                <w:lang w:val="de-DE"/>
+              </w:rPr>
+            </w:pPr>
+            <w:r>
+              <w:rPr>
+                <w:rFonts w:cstheme="minorHAnsi"/>
+                <w:sz w:val="12"/>
+                <w:szCs w:val="12"/>
+                <w:lang w:val="de-DE"/>
+              </w:rPr>
+              <w:t>188.0, 63.0, 79.0, 83.0</w:t>
+            </w:r>
+          </w:p>
+        </w:tc>
+        <w:tc>
+          <w:tcPr>
+            <w:tcW w:w="0" w:type="auto"/>
+            <w:shd w:val="clear" w:color="auto" w:fill="auto"/>
+            <w:vAlign w:val="center"/>
+            <w:hideMark/>
+          </w:tcPr>
+          <w:p>
+            <w:pPr>
+              <w:jc w:val="center"/>
+              <w:rPr>
+                <w:rFonts w:cstheme="minorHAnsi"/>
+                <w:sz w:val="12"/>
+                <w:szCs w:val="12"/>
+                <w:lang w:val="de-DE"/>
+              </w:rPr>
+            </w:pPr>
+            <w:r>
+              <w:rPr>
+                <w:rFonts w:cstheme="minorHAnsi"/>
+                <w:sz w:val="12"/>
+                <w:szCs w:val="12"/>
+                <w:lang w:val="de-DE"/>
+              </w:rPr>
+              <w:t>227, 104</w:t>
+            </w:r>
+          </w:p>
+        </w:tc>
+        <w:tc>
+          <w:tcPr>
+            <w:tcW w:w="0" w:type="auto"/>
+            <w:shd w:val="clear" w:color="auto" w:fill="auto"/>
+            <w:vAlign w:val="center"/>
+            <w:hideMark/>
+          </w:tcPr>
+          <w:p>
+            <w:pPr>
+              <w:jc w:val="center"/>
+              <w:rPr>
+                <w:rFonts w:cstheme="minorHAnsi"/>
+                <w:sz w:val="12"/>
+                <w:szCs w:val="12"/>
+                <w:lang w:val="de-DE"/>
+              </w:rPr>
+            </w:pPr>
+            <w:r>
+              <w:rPr>
+                <w:rFonts w:cstheme="minorHAnsi"/>
+                <w:sz w:val="12"/>
+                <w:szCs w:val="12"/>
+                <w:lang w:val="de-DE"/>
+              </w:rPr>
+              <w:t>Gelb</w:t>
+            </w:r>
+          </w:p>
+        </w:tc>
+        <w:tc>
+          <w:tcPr>
+            <w:tcW w:w="0" w:type="auto"/>
+            <w:shd w:val="clear" w:color="auto" w:fill="auto"/>
+            <w:vAlign w:val="center"/>
+            <w:hideMark/>
+          </w:tcPr>
+          <w:p>
+            <w:pPr>
+              <w:jc w:val="center"/>
+              <w:rPr>
+                <w:rFonts w:cstheme="minorHAnsi"/>
+                <w:sz w:val="12"/>
+                <w:szCs w:val="12"/>
+                <w:lang w:val="de-DE"/>
+              </w:rPr>
+            </w:pPr>
+            <w:r>
+              <w:rPr>
+                <w:rFonts w:cstheme="minorHAnsi"/>
+                <w:sz w:val="12"/>
+                <w:szCs w:val="12"/>
+                <w:lang w:val="de-DE"/>
+              </w:rPr>
+              <w:t>None</w:t>
+            </w:r>
+          </w:p>
+        </w:tc>
+        <w:tc>
+          <w:tcPr>
+            <w:tcW w:w="0" w:type="auto"/>
+            <w:shd w:val="clear" w:color="auto" w:fill="auto"/>
+            <w:vAlign w:val="center"/>
+            <w:hideMark/>
+          </w:tcPr>
+          <w:p>
+            <w:pPr>
+              <w:jc w:val="center"/>
+              <w:rPr>
+                <w:rFonts w:cstheme="minorHAnsi"/>
+                <w:sz w:val="12"/>
+                <w:szCs w:val="12"/>
+                <w:lang w:val="de-DE"/>
+              </w:rPr>
+            </w:pPr>
+            <w:r>
+              <w:rPr>
+                <w:rFonts w:cstheme="minorHAnsi"/>
+                <w:sz w:val="12"/>
+                <w:szCs w:val="12"/>
+                <w:lang w:val="de-DE"/>
+              </w:rPr>
+              <w:t>29.9</w:t>
+            </w:r>
+          </w:p>
+        </w:tc>
+      </w:tr>
+      <w:tr>
+        <w:tc>
+          <w:tcPr>
+            <w:tcW w:w="0" w:type="auto"/>
+            <w:shd w:val="clear" w:color="auto" w:fill="auto"/>
+            <w:vAlign w:val="center"/>
+            <w:hideMark/>
+          </w:tcPr>
+          <w:p>
+            <w:pPr>
+              <w:jc w:val="center"/>
+              <w:rPr>
+                <w:rFonts w:cstheme="minorHAnsi"/>
+                <w:sz w:val="12"/>
+                <w:szCs w:val="12"/>
+                <w:lang w:val="de-DE"/>
+              </w:rPr>
+            </w:pPr>
+            <w:r>
+              <w:rPr>
+                <w:rFonts w:cstheme="minorHAnsi"/>
+                <w:sz w:val="12"/>
+                <w:szCs w:val="12"/>
+                <w:lang w:val="de-DE"/>
+              </w:rPr>
+              <w:t>185.0, 169.0, 82.0, 83.0</w:t>
+            </w:r>
+          </w:p>
+        </w:tc>
+        <w:tc>
+          <w:tcPr>
+            <w:tcW w:w="0" w:type="auto"/>
+            <w:shd w:val="clear" w:color="auto" w:fill="auto"/>
+            <w:vAlign w:val="center"/>
+            <w:hideMark/>
+          </w:tcPr>
+          <w:p>
+            <w:pPr>
+              <w:jc w:val="center"/>
+              <w:rPr>
+                <w:rFonts w:cstheme="minorHAnsi"/>
+                <w:sz w:val="12"/>
+                <w:szCs w:val="12"/>
+                <w:lang w:val="de-DE"/>
+              </w:rPr>
+            </w:pPr>
+            <w:r>
+              <w:rPr>
+                <w:rFonts w:cstheme="minorHAnsi"/>
+                <w:sz w:val="12"/>
+                <w:szCs w:val="12"/>
+                <w:lang w:val="de-DE"/>
+              </w:rPr>
+              <w:t>226, 210</w:t>
+            </w:r>
+          </w:p>
+        </w:tc>
+        <w:tc>
+          <w:tcPr>
+            <w:tcW w:w="0" w:type="auto"/>
+            <w:shd w:val="clear" w:color="auto" w:fill="auto"/>
+            <w:vAlign w:val="center"/>
+            <w:hideMark/>
+          </w:tcPr>
+          <w:p>
+            <w:pPr>
+              <w:jc w:val="center"/>
+              <w:rPr>
+                <w:rFonts w:cstheme="minorHAnsi"/>
+                <w:sz w:val="12"/>
+                <w:szCs w:val="12"/>
+                <w:lang w:val="de-DE"/>
+              </w:rPr>
+            </w:pPr>
+            <w:proofErr w:type="spellStart"/>
+            <w:r>
+              <w:rPr>
+                <w:rFonts w:cstheme="minorHAnsi"/>
+                <w:sz w:val="12"/>
+                <w:szCs w:val="12"/>
+                <w:lang w:val="de-DE"/>
+              </w:rPr>
+              <w:t>Grun</w:t>
+            </w:r>
+            <w:proofErr w:type="spellEnd"/>
+          </w:p>
+        </w:tc>
+        <w:tc>
+          <w:tcPr>
+            <w:tcW w:w="0" w:type="auto"/>
+            <w:shd w:val="clear" w:color="auto" w:fill="auto"/>
+            <w:vAlign w:val="center"/>
+            <w:hideMark/>
+          </w:tcPr>
+          <w:p>
+            <w:pPr>
+              <w:jc w:val="center"/>
+              <w:rPr>
+                <w:rFonts w:cstheme="minorHAnsi"/>
+                <w:sz w:val="12"/>
+                <w:szCs w:val="12"/>
+                <w:lang w:val="de-DE"/>
+              </w:rPr>
+            </w:pPr>
+            <w:r>
+              <w:rPr>
+                <w:rFonts w:cstheme="minorHAnsi"/>
+                <w:sz w:val="12"/>
+                <w:szCs w:val="12"/>
+                <w:lang w:val="de-DE"/>
+              </w:rPr>
+              <w:t>None</w:t>
+            </w:r>
+          </w:p>
+        </w:tc>
+        <w:tc>
+          <w:tcPr>
+            <w:tcW w:w="0" w:type="auto"/>
+            <w:shd w:val="clear" w:color="auto" w:fill="auto"/>
+            <w:vAlign w:val="center"/>
+            <w:hideMark/>
+          </w:tcPr>
+          <w:p>
+            <w:pPr>
+              <w:jc w:val="center"/>
+              <w:rPr>
+                <w:rFonts w:cstheme="minorHAnsi"/>
+                <w:sz w:val="12"/>
+                <w:szCs w:val="12"/>
+                <w:lang w:val="de-DE"/>
+              </w:rPr>
+            </w:pPr>
+            <w:r>
+              <w:rPr>
+                <w:rFonts w:cstheme="minorHAnsi"/>
+                <w:sz w:val="12"/>
+                <w:szCs w:val="12"/>
+                <w:lang w:val="de-DE"/>
+              </w:rPr>
+              <w:t>69.6</w:t>
+            </w:r>
+          </w:p>
+        </w:tc>
+      </w:tr>
+      <w:tr>
+        <w:tc>
+          <w:tcPr>
+            <w:tcW w:w="0" w:type="auto"/>
+            <w:shd w:val="clear" w:color="auto" w:fill="auto"/>
+            <w:vAlign w:val="center"/>
+            <w:hideMark/>
+          </w:tcPr>
+          <w:p>
+            <w:pPr>
+              <w:jc w:val="center"/>
+              <w:rPr>
+                <w:rFonts w:cstheme="minorHAnsi"/>
+                <w:sz w:val="12"/>
+                <w:szCs w:val="12"/>
+                <w:lang w:val="de-DE"/>
+              </w:rPr>
+            </w:pPr>
+            <w:r>
+              <w:rPr>
+                <w:rFonts w:cstheme="minorHAnsi"/>
+                <w:sz w:val="12"/>
+                <w:szCs w:val="12"/>
+                <w:lang w:val="de-DE"/>
+              </w:rPr>
+              <w:t>189.0, 279.0, 80.0, 82.0</w:t>
+            </w:r>
+          </w:p>
+        </w:tc>
+        <w:tc>
+          <w:tcPr>
+            <w:tcW w:w="0" w:type="auto"/>
+            <w:shd w:val="clear" w:color="auto" w:fill="auto"/>
+            <w:vAlign w:val="center"/>
+            <w:hideMark/>
+          </w:tcPr>
+          <w:p>
+            <w:pPr>
+              <w:jc w:val="center"/>
+              <w:rPr>
+                <w:rFonts w:cstheme="minorHAnsi"/>
+                <w:sz w:val="12"/>
+                <w:szCs w:val="12"/>
+                <w:lang w:val="de-DE"/>
+              </w:rPr>
+            </w:pPr>
+            <w:r>
+              <w:rPr>
+                <w:rFonts w:cstheme="minorHAnsi"/>
+                <w:sz w:val="12"/>
+                <w:szCs w:val="12"/>
+                <w:lang w:val="de-DE"/>
+              </w:rPr>
+              <w:t>229, 320</w:t>
+            </w:r>
+          </w:p>
+        </w:tc>
+        <w:tc>
+          <w:tcPr>
+            <w:tcW w:w="0" w:type="auto"/>
+            <w:shd w:val="clear" w:color="auto" w:fill="auto"/>
+            <w:vAlign w:val="center"/>
+            <w:hideMark/>
+          </w:tcPr>
+          <w:p>
+            <w:pPr>
+              <w:jc w:val="center"/>
+              <w:rPr>
+                <w:rFonts w:cstheme="minorHAnsi"/>
+                <w:sz w:val="12"/>
+                <w:szCs w:val="12"/>
+                <w:lang w:val="de-DE"/>
+              </w:rPr>
+            </w:pPr>
+            <w:r>
+              <w:rPr>
+                <w:rFonts w:cstheme="minorHAnsi"/>
+                <w:sz w:val="12"/>
+                <w:szCs w:val="12"/>
+                <w:lang w:val="de-DE"/>
+              </w:rPr>
+              <w:t>Orange</w:t>
+            </w:r>
+          </w:p>
+        </w:tc>
+        <w:tc>
+          <w:tcPr>
+            <w:tcW w:w="0" w:type="auto"/>
+            <w:shd w:val="clear" w:color="auto" w:fill="auto"/>
+            <w:vAlign w:val="center"/>
+            <w:hideMark/>
+          </w:tcPr>
+          <w:p>
+            <w:pPr>
+              <w:jc w:val="center"/>
+              <w:rPr>
+                <w:rFonts w:cstheme="minorHAnsi"/>
+                <w:sz w:val="12"/>
+                <w:szCs w:val="12"/>
+                <w:lang w:val="de-DE"/>
+              </w:rPr>
+            </w:pPr>
+            <w:r>
+              <w:rPr>
+                <w:rFonts w:cstheme="minorHAnsi"/>
+                <w:sz w:val="12"/>
+                <w:szCs w:val="12"/>
+                <w:lang w:val="de-DE"/>
+              </w:rPr>
+              <w:t>None</w:t>
+            </w:r>
+          </w:p>
+        </w:tc>
+        <w:tc>
+          <w:tcPr>
+            <w:tcW w:w="0" w:type="auto"/>
+            <w:shd w:val="clear" w:color="auto" w:fill="auto"/>
+            <w:vAlign w:val="center"/>
+            <w:hideMark/>
+          </w:tcPr>
+          <w:p>
+            <w:pPr>
+              <w:jc w:val="center"/>
+              <w:rPr>
+                <w:rFonts w:cstheme="minorHAnsi"/>
+                <w:sz w:val="12"/>
+                <w:szCs w:val="12"/>
+                <w:lang w:val="de-DE"/>
+              </w:rPr>
+            </w:pPr>
+            <w:r>
+              <w:rPr>
+                <w:rFonts w:cstheme="minorHAnsi"/>
+                <w:sz w:val="12"/>
+                <w:szCs w:val="12"/>
+                <w:lang w:val="de-DE"/>
+              </w:rPr>
+              <w:t>8.8</w:t>
+            </w:r>
+          </w:p>
+        </w:tc>
+      </w:tr>
+      <w:tr>
+        <w:tc>
+          <w:tcPr>
+            <w:tcW w:w="0" w:type="auto"/>
+            <w:shd w:val="clear" w:color="auto" w:fill="auto"/>
+            <w:vAlign w:val="center"/>
+            <w:hideMark/>
+          </w:tcPr>
+          <w:p>
+            <w:pPr>
+              <w:jc w:val="center"/>
+              <w:rPr>
+                <w:rFonts w:cstheme="minorHAnsi"/>
+                <w:sz w:val="12"/>
+                <w:szCs w:val="12"/>
+                <w:lang w:val="de-DE"/>
+              </w:rPr>
+            </w:pPr>
+            <w:r>
+              <w:rPr>
+                <w:rFonts w:cstheme="minorHAnsi"/>
+                <w:sz w:val="12"/>
+                <w:szCs w:val="12"/>
+                <w:lang w:val="de-DE"/>
+              </w:rPr>
+              <w:t>292.0, 170.0, 82.0, 82.0</w:t>
+            </w:r>
+          </w:p>
+        </w:tc>
+        <w:tc>
+          <w:tcPr>
+            <w:tcW w:w="0" w:type="auto"/>
+            <w:shd w:val="clear" w:color="auto" w:fill="auto"/>
+            <w:vAlign w:val="center"/>
+            <w:hideMark/>
+          </w:tcPr>
+          <w:p>
+            <w:pPr>
+              <w:jc w:val="center"/>
+              <w:rPr>
+                <w:rFonts w:cstheme="minorHAnsi"/>
+                <w:sz w:val="12"/>
+                <w:szCs w:val="12"/>
+                <w:lang w:val="de-DE"/>
+              </w:rPr>
+            </w:pPr>
+            <w:r>
+              <w:rPr>
+                <w:rFonts w:cstheme="minorHAnsi"/>
+                <w:sz w:val="12"/>
+                <w:szCs w:val="12"/>
+                <w:lang w:val="de-DE"/>
+              </w:rPr>
+              <w:t>333, 211</w:t>
+            </w:r>
+          </w:p>
+        </w:tc>
+        <w:tc>
+          <w:tcPr>
+            <w:tcW w:w="0" w:type="auto"/>
+            <w:shd w:val="clear" w:color="auto" w:fill="auto"/>
+            <w:vAlign w:val="center"/>
+            <w:hideMark/>
+          </w:tcPr>
+          <w:p>
+            <w:pPr>
+              <w:jc w:val="center"/>
+              <w:rPr>
+                <w:rFonts w:cstheme="minorHAnsi"/>
+                <w:sz w:val="12"/>
+                <w:szCs w:val="12"/>
+                <w:lang w:val="de-DE"/>
+              </w:rPr>
+            </w:pPr>
+            <w:proofErr w:type="spellStart"/>
+            <w:r>
+              <w:rPr>
+                <w:rFonts w:cstheme="minorHAnsi"/>
+                <w:sz w:val="12"/>
+                <w:szCs w:val="12"/>
+                <w:lang w:val="de-DE"/>
+              </w:rPr>
+              <w:t>Weiss</w:t>
+            </w:r>
+            <w:proofErr w:type="spellEnd"/>
+          </w:p>
+        </w:tc>
+        <w:tc>
+          <w:tcPr>
+            <w:tcW w:w="0" w:type="auto"/>
+            <w:shd w:val="clear" w:color="auto" w:fill="auto"/>
+            <w:vAlign w:val="center"/>
+            <w:hideMark/>
+          </w:tcPr>
+          <w:p>
+            <w:pPr>
+              <w:jc w:val="center"/>
+              <w:rPr>
+                <w:rFonts w:cstheme="minorHAnsi"/>
+                <w:sz w:val="12"/>
+                <w:szCs w:val="12"/>
+                <w:lang w:val="de-DE"/>
+              </w:rPr>
+            </w:pPr>
+            <w:r>
+              <w:rPr>
+                <w:rFonts w:cstheme="minorHAnsi"/>
+                <w:sz w:val="12"/>
+                <w:szCs w:val="12"/>
+                <w:lang w:val="de-DE"/>
+              </w:rPr>
+              <w:t>None</w:t>
+            </w:r>
+          </w:p>
+        </w:tc>
+        <w:tc>
+          <w:tcPr>
+            <w:tcW w:w="0" w:type="auto"/>
+            <w:shd w:val="clear" w:color="auto" w:fill="auto"/>
+            <w:vAlign w:val="center"/>
+            <w:hideMark/>
+          </w:tcPr>
+          <w:p>
+            <w:pPr>
+              <w:jc w:val="center"/>
+              <w:rPr>
+                <w:rFonts w:cstheme="minorHAnsi"/>
+                <w:sz w:val="12"/>
+                <w:szCs w:val="12"/>
+                <w:lang w:val="de-DE"/>
+              </w:rPr>
+            </w:pPr>
+            <w:r>
+              <w:rPr>
+                <w:rFonts w:cstheme="minorHAnsi"/>
+                <w:sz w:val="12"/>
+                <w:szCs w:val="12"/>
+                <w:lang w:val="de-DE"/>
+              </w:rPr>
+              <w:t>6.8</w:t>
+            </w:r>
+          </w:p>
+        </w:tc>
+      </w:tr>
+      <w:tr>
+        <w:tc>
+          <w:tcPr>
+            <w:tcW w:w="0" w:type="auto"/>
+            <w:shd w:val="clear" w:color="auto" w:fill="auto"/>
+            <w:vAlign w:val="center"/>
+            <w:hideMark/>
+          </w:tcPr>
+          <w:p>
+            <w:pPr>
+              <w:jc w:val="center"/>
+              <w:rPr>
+                <w:rFonts w:cstheme="minorHAnsi"/>
+                <w:sz w:val="12"/>
+                <w:szCs w:val="12"/>
+                <w:lang w:val="de-DE"/>
+              </w:rPr>
+            </w:pPr>
+            <w:r>
+              <w:rPr>
+                <w:rFonts w:cstheme="minorHAnsi"/>
+                <w:sz w:val="12"/>
+                <w:szCs w:val="12"/>
+                <w:lang w:val="de-DE"/>
+              </w:rPr>
+              <w:t>78.0, 63.0, 89.0, 89.0</w:t>
+            </w:r>
+          </w:p>
+        </w:tc>
+        <w:tc>
+          <w:tcPr>
+            <w:tcW w:w="0" w:type="auto"/>
+            <w:shd w:val="clear" w:color="auto" w:fill="auto"/>
+            <w:vAlign w:val="center"/>
+            <w:hideMark/>
+          </w:tcPr>
+          <w:p>
+            <w:pPr>
+              <w:jc w:val="center"/>
+              <w:rPr>
+                <w:rFonts w:cstheme="minorHAnsi"/>
+                <w:sz w:val="12"/>
+                <w:szCs w:val="12"/>
+                <w:lang w:val="de-DE"/>
+              </w:rPr>
+            </w:pPr>
+            <w:r>
+              <w:rPr>
+                <w:rFonts w:cstheme="minorHAnsi"/>
+                <w:sz w:val="12"/>
+                <w:szCs w:val="12"/>
+                <w:lang w:val="de-DE"/>
+              </w:rPr>
+              <w:t>122, 107</w:t>
+            </w:r>
+          </w:p>
+        </w:tc>
+        <w:tc>
+          <w:tcPr>
+            <w:tcW w:w="0" w:type="auto"/>
+            <w:shd w:val="clear" w:color="auto" w:fill="auto"/>
+            <w:vAlign w:val="center"/>
+            <w:hideMark/>
+          </w:tcPr>
+          <w:p>
+            <w:pPr>
+              <w:jc w:val="center"/>
+              <w:rPr>
+                <w:rFonts w:cstheme="minorHAnsi"/>
+                <w:sz w:val="12"/>
+                <w:szCs w:val="12"/>
+                <w:lang w:val="de-DE"/>
+              </w:rPr>
+            </w:pPr>
+            <w:proofErr w:type="spellStart"/>
+            <w:r>
+              <w:rPr>
+                <w:rFonts w:cstheme="minorHAnsi"/>
+                <w:sz w:val="12"/>
+                <w:szCs w:val="12"/>
+                <w:lang w:val="de-DE"/>
+              </w:rPr>
+              <w:t>Weiss</w:t>
+            </w:r>
+            <w:proofErr w:type="spellEnd"/>
+          </w:p>
+        </w:tc>
+        <w:tc>
+          <w:tcPr>
+            <w:tcW w:w="0" w:type="auto"/>
+            <w:shd w:val="clear" w:color="auto" w:fill="auto"/>
+            <w:vAlign w:val="center"/>
+            <w:hideMark/>
+          </w:tcPr>
+          <w:p>
+            <w:pPr>
+              <w:jc w:val="center"/>
+              <w:rPr>
+                <w:rFonts w:cstheme="minorHAnsi"/>
+                <w:sz w:val="12"/>
+                <w:szCs w:val="12"/>
+                <w:lang w:val="de-DE"/>
+              </w:rPr>
+            </w:pPr>
+            <w:r>
+              <w:rPr>
+                <w:rFonts w:cstheme="minorHAnsi"/>
+                <w:sz w:val="12"/>
+                <w:szCs w:val="12"/>
+                <w:lang w:val="de-DE"/>
+              </w:rPr>
+              <w:t>None</w:t>
+            </w:r>
+          </w:p>
+        </w:tc>
+        <w:tc>
+          <w:tcPr>
+            <w:tcW w:w="0" w:type="auto"/>
+            <w:shd w:val="clear" w:color="auto" w:fill="auto"/>
+            <w:vAlign w:val="center"/>
+            <w:hideMark/>
+          </w:tcPr>
+          <w:p>
+            <w:pPr>
+              <w:jc w:val="center"/>
+              <w:rPr>
+                <w:rFonts w:cstheme="minorHAnsi"/>
+                <w:sz w:val="12"/>
+                <w:szCs w:val="12"/>
+                <w:lang w:val="de-DE"/>
+              </w:rPr>
+            </w:pPr>
+            <w:r>
+              <w:rPr>
+                <w:rFonts w:cstheme="minorHAnsi"/>
+                <w:sz w:val="12"/>
+                <w:szCs w:val="12"/>
+                <w:lang w:val="de-DE"/>
+              </w:rPr>
+              <w:t>12.7</w:t>
+            </w:r>
+          </w:p>
+        </w:tc>
+      </w:tr>
+      <w:tr>
+        <w:tc>
+          <w:tcPr>
+            <w:tcW w:w="0" w:type="auto"/>
+            <w:shd w:val="clear" w:color="auto" w:fill="auto"/>
+            <w:vAlign w:val="center"/>
+            <w:hideMark/>
+          </w:tcPr>
+          <w:p>
+            <w:pPr>
+              <w:jc w:val="center"/>
+              <w:rPr>
+                <w:rFonts w:cstheme="minorHAnsi"/>
+                <w:sz w:val="12"/>
+                <w:szCs w:val="12"/>
+                <w:lang w:val="de-DE"/>
+              </w:rPr>
+            </w:pPr>
+            <w:r>
+              <w:rPr>
+                <w:rFonts w:cstheme="minorHAnsi"/>
+                <w:sz w:val="12"/>
+                <w:szCs w:val="12"/>
+                <w:lang w:val="de-DE"/>
+              </w:rPr>
+              <w:t>282.0, 62.0, 93.0, 83.0</w:t>
+            </w:r>
+          </w:p>
+        </w:tc>
+        <w:tc>
+          <w:tcPr>
+            <w:tcW w:w="0" w:type="auto"/>
+            <w:shd w:val="clear" w:color="auto" w:fill="auto"/>
+            <w:vAlign w:val="center"/>
+            <w:hideMark/>
+          </w:tcPr>
+          <w:p>
+            <w:pPr>
+              <w:jc w:val="center"/>
+              <w:rPr>
+                <w:rFonts w:cstheme="minorHAnsi"/>
+                <w:sz w:val="12"/>
+                <w:szCs w:val="12"/>
+                <w:lang w:val="de-DE"/>
+              </w:rPr>
+            </w:pPr>
+            <w:r>
+              <w:rPr>
+                <w:rFonts w:cstheme="minorHAnsi"/>
+                <w:sz w:val="12"/>
+                <w:szCs w:val="12"/>
+                <w:lang w:val="de-DE"/>
+              </w:rPr>
+              <w:t>328, 103</w:t>
+            </w:r>
+          </w:p>
+        </w:tc>
+        <w:tc>
+          <w:tcPr>
+            <w:tcW w:w="0" w:type="auto"/>
+            <w:shd w:val="clear" w:color="auto" w:fill="auto"/>
+            <w:vAlign w:val="center"/>
+            <w:hideMark/>
+          </w:tcPr>
+          <w:p>
+            <w:pPr>
+              <w:jc w:val="center"/>
+              <w:rPr>
+                <w:rFonts w:cstheme="minorHAnsi"/>
+                <w:sz w:val="12"/>
+                <w:szCs w:val="12"/>
+                <w:lang w:val="de-DE"/>
+              </w:rPr>
+            </w:pPr>
+            <w:proofErr w:type="spellStart"/>
+            <w:r>
+              <w:rPr>
+                <w:rFonts w:cstheme="minorHAnsi"/>
+                <w:sz w:val="12"/>
+                <w:szCs w:val="12"/>
+                <w:lang w:val="de-DE"/>
+              </w:rPr>
+              <w:t>Weiss</w:t>
+            </w:r>
+            <w:proofErr w:type="spellEnd"/>
+          </w:p>
+        </w:tc>
+        <w:tc>
+          <w:tcPr>
+            <w:tcW w:w="0" w:type="auto"/>
+            <w:shd w:val="clear" w:color="auto" w:fill="auto"/>
+            <w:vAlign w:val="center"/>
+            <w:hideMark/>
+          </w:tcPr>
+          <w:p>
+            <w:pPr>
+              <w:jc w:val="center"/>
+              <w:rPr>
+                <w:rFonts w:cstheme="minorHAnsi"/>
+                <w:sz w:val="12"/>
+                <w:szCs w:val="12"/>
+                <w:lang w:val="de-DE"/>
+              </w:rPr>
+            </w:pPr>
+            <w:r>
+              <w:rPr>
+                <w:rFonts w:cstheme="minorHAnsi"/>
+                <w:sz w:val="12"/>
+                <w:szCs w:val="12"/>
+                <w:lang w:val="de-DE"/>
+              </w:rPr>
+              <w:t>None</w:t>
+            </w:r>
+          </w:p>
+        </w:tc>
+        <w:tc>
+          <w:tcPr>
+            <w:tcW w:w="0" w:type="auto"/>
+            <w:shd w:val="clear" w:color="auto" w:fill="auto"/>
+            <w:vAlign w:val="center"/>
+            <w:hideMark/>
+          </w:tcPr>
+          <w:p>
+            <w:pPr>
+              <w:jc w:val="center"/>
+              <w:rPr>
+                <w:rFonts w:cstheme="minorHAnsi"/>
+                <w:sz w:val="12"/>
+                <w:szCs w:val="12"/>
+                <w:lang w:val="de-DE"/>
+              </w:rPr>
+            </w:pPr>
+            <w:r>
+              <w:rPr>
+                <w:rFonts w:cstheme="minorHAnsi"/>
+                <w:sz w:val="12"/>
+                <w:szCs w:val="12"/>
+                <w:lang w:val="de-DE"/>
+              </w:rPr>
+              <w:t>12.8</w:t>
+            </w:r>
+          </w:p>
+        </w:tc>
+      </w:tr>
+    </w:tbl>
+    <w:tbl>
+      <w:tblPr>
+        <w:tblpPr w:leftFromText="141" w:rightFromText="141" w:vertAnchor="text" w:horzAnchor="margin" w:tblpXSpec="right" w:tblpY="-6020"/>
+        <w:tblW w:w="0" w:type="auto"/>
+        <w:tblBorders>
+          <w:top w:val="single" w:sz="4" w:space="0" w:color="auto"/>
+          <w:left w:val="single" w:sz="4" w:space="0" w:color="auto"/>
+          <w:bottom w:val="single" w:sz="4" w:space="0" w:color="auto"/>
+          <w:right w:val="single" w:sz="4" w:space="0" w:color="auto"/>
+          <w:insideH w:val="single" w:sz="4" w:space="0" w:color="auto"/>
+          <w:insideV w:val="single" w:sz="4" w:space="0" w:color="auto"/>
+        </w:tblBorders>
+        <w:tblCellMar>
+          <w:top w:w="60" w:type="dxa"/>
+          <w:left w:w="90" w:type="dxa"/>
+          <w:bottom w:w="60" w:type="dxa"/>
+          <w:right w:w="90" w:type="dxa"/>
+        </w:tblCellMar>
+        <w:tblLook w:val="04A0" w:firstRow="1" w:lastRow="0" w:firstColumn="1" w:lastColumn="0" w:noHBand="0" w:noVBand="1"/>
+      </w:tblPr>
+      <w:tblGrid>
+        <w:gridCol w:w="1324"/>
+        <w:gridCol w:w="1051"/>
+        <w:gridCol w:w="444"/>
+        <w:gridCol w:w="840"/>
+        <w:gridCol w:w="602"/>
+      </w:tblGrid>
+      <w:tr>
+        <w:trPr>
+          <w:tblHeader/>
+        </w:trPr>
+        <w:tc>
+          <w:tcPr>
+            <w:tcW w:w="0" w:type="auto"/>
+            <w:shd w:val="clear" w:color="auto" w:fill="auto"/>
+            <w:vAlign w:val="center"/>
+            <w:hideMark/>
+          </w:tcPr>
+          <w:p>
+            <w:pPr>
+              <w:jc w:val="center"/>
+              <w:rPr>
+                <w:rFonts w:cstheme="minorHAnsi"/>
+                <w:b/>
+                <w:bCs/>
+                <w:sz w:val="12"/>
+                <w:szCs w:val="12"/>
+                <w:lang w:val="de-DE"/>
+              </w:rPr>
+            </w:pPr>
+            <w:proofErr w:type="spellStart"/>
+            <w:r>
+              <w:rPr>
+                <w:rFonts w:cstheme="minorHAnsi"/>
+                <w:b/>
+                <w:bCs/>
+                <w:sz w:val="12"/>
+                <w:szCs w:val="12"/>
+                <w:lang w:val="de-DE"/>
+              </w:rPr>
+              <w:t>bbox</w:t>
+            </w:r>
+            <w:proofErr w:type="spellEnd"/>
+            <w:r>
+              <w:rPr>
+                <w:rFonts w:cstheme="minorHAnsi"/>
+                <w:b/>
+                <w:bCs/>
+                <w:sz w:val="12"/>
+                <w:szCs w:val="12"/>
+                <w:lang w:val="de-DE"/>
+              </w:rPr>
+              <w:t xml:space="preserve"> (X, Y, W, H)</w:t>
+            </w:r>
+          </w:p>
+        </w:tc>
+        <w:tc>
+          <w:tcPr>
+            <w:tcW w:w="0" w:type="auto"/>
+            <w:shd w:val="clear" w:color="auto" w:fill="auto"/>
+            <w:vAlign w:val="center"/>
+            <w:hideMark/>
+          </w:tcPr>
+          <w:p>
+            <w:pPr>
+              <w:jc w:val="center"/>
+              <w:rPr>
+                <w:rFonts w:cstheme="minorHAnsi"/>
+                <w:b/>
+                <w:bCs/>
+                <w:sz w:val="12"/>
+                <w:szCs w:val="12"/>
+                <w:lang w:val="en-US"/>
+              </w:rPr>
+            </w:pPr>
+            <w:proofErr w:type="spellStart"/>
+            <w:r>
+              <w:rPr>
+                <w:rFonts w:cstheme="minorHAnsi"/>
+                <w:b/>
+                <w:bCs/>
+                <w:sz w:val="12"/>
+                <w:szCs w:val="12"/>
+                <w:lang w:val="en-US"/>
+              </w:rPr>
+              <w:t>area_focus_point</w:t>
+            </w:r>
+            <w:proofErr w:type="spellEnd"/>
+            <w:r>
+              <w:rPr>
+                <w:rFonts w:cstheme="minorHAnsi"/>
+                <w:b/>
+                <w:bCs/>
+                <w:sz w:val="12"/>
+                <w:szCs w:val="12"/>
+                <w:lang w:val="en-US"/>
+              </w:rPr>
+              <w:t xml:space="preserve"> </w:t>
+            </w:r>
+            <w:r>
+              <w:rPr>
+                <w:rFonts w:cstheme="minorHAnsi"/>
+                <w:b/>
+                <w:bCs/>
+                <w:sz w:val="12"/>
+                <w:szCs w:val="12"/>
+                <w:lang w:val="en-US"/>
+              </w:rPr>
+              <w:br/>
+            </w:r>
+            <w:r>
+              <w:rPr>
+                <w:rFonts w:cstheme="minorHAnsi"/>
+                <w:b/>
+                <w:bCs/>
+                <w:sz w:val="12"/>
+                <w:szCs w:val="12"/>
+                <w:lang w:val="en-US"/>
+              </w:rPr>
+              <w:t>(X, Y)</w:t>
+            </w:r>
+          </w:p>
+        </w:tc>
+        <w:tc>
+          <w:tcPr>
+            <w:tcW w:w="0" w:type="auto"/>
+            <w:shd w:val="clear" w:color="auto" w:fill="auto"/>
+            <w:vAlign w:val="center"/>
+            <w:hideMark/>
+          </w:tcPr>
+          <w:p>
+            <w:pPr>
+              <w:jc w:val="center"/>
+              <w:rPr>
+                <w:rFonts w:cstheme="minorHAnsi"/>
+                <w:b/>
+                <w:bCs/>
+                <w:sz w:val="12"/>
+                <w:szCs w:val="12"/>
+                <w:lang w:val="de-DE"/>
+              </w:rPr>
+            </w:pPr>
+            <w:proofErr w:type="spellStart"/>
+            <w:r>
+              <w:rPr>
+                <w:rFonts w:cstheme="minorHAnsi"/>
+                <w:b/>
+                <w:bCs/>
+                <w:sz w:val="12"/>
+                <w:szCs w:val="12"/>
+                <w:lang w:val="de-DE"/>
+              </w:rPr>
+              <w:t>color</w:t>
+            </w:r>
+            <w:proofErr w:type="spellEnd"/>
+          </w:p>
+        </w:tc>
+        <w:tc>
+          <w:tcPr>
+            <w:tcW w:w="0" w:type="auto"/>
+            <w:shd w:val="clear" w:color="auto" w:fill="auto"/>
+            <w:vAlign w:val="center"/>
+            <w:hideMark/>
+          </w:tcPr>
+          <w:p>
+            <w:pPr>
+              <w:jc w:val="center"/>
+              <w:rPr>
+                <w:rFonts w:cstheme="minorHAnsi"/>
+                <w:b/>
+                <w:bCs/>
+                <w:sz w:val="12"/>
+                <w:szCs w:val="12"/>
+                <w:lang w:val="de-DE"/>
+              </w:rPr>
+            </w:pPr>
+            <w:proofErr w:type="spellStart"/>
+            <w:r>
+              <w:rPr>
+                <w:rFonts w:cstheme="minorHAnsi"/>
+                <w:b/>
+                <w:bCs/>
+                <w:sz w:val="12"/>
+                <w:szCs w:val="12"/>
+                <w:lang w:val="de-DE"/>
+              </w:rPr>
+              <w:t>grid_position</w:t>
+            </w:r>
+            <w:proofErr w:type="spellEnd"/>
+          </w:p>
+        </w:tc>
+        <w:tc>
+          <w:tcPr>
+            <w:tcW w:w="0" w:type="auto"/>
+            <w:shd w:val="clear" w:color="auto" w:fill="auto"/>
+            <w:vAlign w:val="center"/>
+            <w:hideMark/>
+          </w:tcPr>
+          <w:p>
+            <w:pPr>
+              <w:jc w:val="center"/>
+              <w:rPr>
+                <w:rFonts w:cstheme="minorHAnsi"/>
+                <w:b/>
+                <w:bCs/>
+                <w:sz w:val="12"/>
+                <w:szCs w:val="12"/>
+                <w:lang w:val="de-DE"/>
+              </w:rPr>
+            </w:pPr>
+            <w:proofErr w:type="spellStart"/>
+            <w:r>
+              <w:rPr>
+                <w:rFonts w:cstheme="minorHAnsi"/>
+                <w:b/>
+                <w:bCs/>
+                <w:sz w:val="12"/>
+                <w:szCs w:val="12"/>
+                <w:lang w:val="de-DE"/>
+              </w:rPr>
+              <w:t>avg_hue</w:t>
+            </w:r>
+            <w:proofErr w:type="spellEnd"/>
+          </w:p>
+        </w:tc>
+      </w:tr>
+      <w:tr>
+        <w:tc>
+          <w:tcPr>
+            <w:tcW w:w="0" w:type="auto"/>
+            <w:shd w:val="clear" w:color="auto" w:fill="auto"/>
+            <w:vAlign w:val="center"/>
+            <w:hideMark/>
+          </w:tcPr>
+          <w:p>
+            <w:pPr>
+              <w:jc w:val="center"/>
+              <w:rPr>
+                <w:rFonts w:cstheme="minorHAnsi"/>
+                <w:sz w:val="12"/>
+                <w:szCs w:val="12"/>
+                <w:lang w:val="de-DE"/>
+              </w:rPr>
+            </w:pPr>
+            <w:r>
+              <w:rPr>
+                <w:rFonts w:cstheme="minorHAnsi"/>
+                <w:sz w:val="12"/>
+                <w:szCs w:val="12"/>
+                <w:lang w:val="de-DE"/>
+              </w:rPr>
+              <w:t>188.0, 279.0, 80.0, 81.0</w:t>
+            </w:r>
+          </w:p>
+        </w:tc>
+        <w:tc>
+          <w:tcPr>
+            <w:tcW w:w="0" w:type="auto"/>
+            <w:shd w:val="clear" w:color="auto" w:fill="auto"/>
+            <w:vAlign w:val="center"/>
+            <w:hideMark/>
+          </w:tcPr>
+          <w:p>
+            <w:pPr>
+              <w:jc w:val="center"/>
+              <w:rPr>
+                <w:rFonts w:cstheme="minorHAnsi"/>
+                <w:sz w:val="12"/>
+                <w:szCs w:val="12"/>
+                <w:lang w:val="de-DE"/>
+              </w:rPr>
+            </w:pPr>
+            <w:r>
+              <w:rPr>
+                <w:rFonts w:cstheme="minorHAnsi"/>
+                <w:sz w:val="12"/>
+                <w:szCs w:val="12"/>
+                <w:lang w:val="de-DE"/>
+              </w:rPr>
+              <w:t>228, 319</w:t>
+            </w:r>
+          </w:p>
+        </w:tc>
+        <w:tc>
+          <w:tcPr>
+            <w:tcW w:w="0" w:type="auto"/>
+            <w:shd w:val="clear" w:color="auto" w:fill="auto"/>
+            <w:vAlign w:val="center"/>
+            <w:hideMark/>
+          </w:tcPr>
+          <w:p>
+            <w:pPr>
+              <w:jc w:val="center"/>
+              <w:rPr>
+                <w:rFonts w:cstheme="minorHAnsi"/>
+                <w:sz w:val="12"/>
+                <w:szCs w:val="12"/>
+                <w:lang w:val="de-DE"/>
+              </w:rPr>
+            </w:pPr>
+            <w:r>
+              <w:rPr>
+                <w:rFonts w:cstheme="minorHAnsi"/>
+                <w:sz w:val="12"/>
+                <w:szCs w:val="12"/>
+                <w:lang w:val="de-DE"/>
+              </w:rPr>
+              <w:t>None</w:t>
+            </w:r>
+          </w:p>
+        </w:tc>
+        <w:tc>
+          <w:tcPr>
+            <w:tcW w:w="0" w:type="auto"/>
+            <w:shd w:val="clear" w:color="auto" w:fill="auto"/>
+            <w:vAlign w:val="center"/>
+            <w:hideMark/>
+          </w:tcPr>
+          <w:p>
+            <w:pPr>
+              <w:jc w:val="center"/>
+              <w:rPr>
+                <w:rFonts w:cstheme="minorHAnsi"/>
+                <w:sz w:val="12"/>
+                <w:szCs w:val="12"/>
+                <w:lang w:val="de-DE"/>
+              </w:rPr>
+            </w:pPr>
+            <w:r>
+              <w:rPr>
+                <w:rFonts w:cstheme="minorHAnsi"/>
+                <w:sz w:val="12"/>
+                <w:szCs w:val="12"/>
+                <w:lang w:val="de-DE"/>
+              </w:rPr>
+              <w:t>None</w:t>
+            </w:r>
+          </w:p>
+        </w:tc>
+        <w:tc>
+          <w:tcPr>
+            <w:tcW w:w="0" w:type="auto"/>
+            <w:shd w:val="clear" w:color="auto" w:fill="auto"/>
+            <w:vAlign w:val="center"/>
+            <w:hideMark/>
+          </w:tcPr>
+          <w:p>
+            <w:pPr>
+              <w:jc w:val="center"/>
+              <w:rPr>
+                <w:rFonts w:cstheme="minorHAnsi"/>
+                <w:sz w:val="12"/>
+                <w:szCs w:val="12"/>
+                <w:lang w:val="de-DE"/>
+              </w:rPr>
+            </w:pPr>
+            <w:r>
+              <w:rPr>
+                <w:rFonts w:cstheme="minorHAnsi"/>
+                <w:sz w:val="12"/>
+                <w:szCs w:val="12"/>
+                <w:lang w:val="de-DE"/>
+              </w:rPr>
+              <w:t>None</w:t>
+            </w:r>
+          </w:p>
+        </w:tc>
+      </w:tr>
+      <w:tr>
+        <w:tc>
+          <w:tcPr>
+            <w:tcW w:w="0" w:type="auto"/>
+            <w:shd w:val="clear" w:color="auto" w:fill="auto"/>
+            <w:vAlign w:val="center"/>
+            <w:hideMark/>
+          </w:tcPr>
+          <w:p>
+            <w:pPr>
+              <w:jc w:val="center"/>
+              <w:rPr>
+                <w:rFonts w:cstheme="minorHAnsi"/>
+                <w:sz w:val="12"/>
+                <w:szCs w:val="12"/>
+                <w:lang w:val="de-DE"/>
+              </w:rPr>
+            </w:pPr>
+            <w:r>
+              <w:rPr>
+                <w:rFonts w:cstheme="minorHAnsi"/>
+                <w:sz w:val="12"/>
+                <w:szCs w:val="12"/>
+                <w:lang w:val="de-DE"/>
+              </w:rPr>
+              <w:t>76.0, 281.0, 84.0, 78.0</w:t>
+            </w:r>
+          </w:p>
+        </w:tc>
+        <w:tc>
+          <w:tcPr>
+            <w:tcW w:w="0" w:type="auto"/>
+            <w:shd w:val="clear" w:color="auto" w:fill="auto"/>
+            <w:vAlign w:val="center"/>
+            <w:hideMark/>
+          </w:tcPr>
+          <w:p>
+            <w:pPr>
+              <w:jc w:val="center"/>
+              <w:rPr>
+                <w:rFonts w:cstheme="minorHAnsi"/>
+                <w:sz w:val="12"/>
+                <w:szCs w:val="12"/>
+                <w:lang w:val="de-DE"/>
+              </w:rPr>
+            </w:pPr>
+            <w:r>
+              <w:rPr>
+                <w:rFonts w:cstheme="minorHAnsi"/>
+                <w:sz w:val="12"/>
+                <w:szCs w:val="12"/>
+                <w:lang w:val="de-DE"/>
+              </w:rPr>
+              <w:t>119, 318</w:t>
+            </w:r>
+          </w:p>
+        </w:tc>
+        <w:tc>
+          <w:tcPr>
+            <w:tcW w:w="0" w:type="auto"/>
+            <w:shd w:val="clear" w:color="auto" w:fill="auto"/>
+            <w:vAlign w:val="center"/>
+            <w:hideMark/>
+          </w:tcPr>
+          <w:p>
+            <w:pPr>
+              <w:jc w:val="center"/>
+              <w:rPr>
+                <w:rFonts w:cstheme="minorHAnsi"/>
+                <w:sz w:val="12"/>
+                <w:szCs w:val="12"/>
+                <w:lang w:val="de-DE"/>
+              </w:rPr>
+            </w:pPr>
+            <w:r>
+              <w:rPr>
+                <w:rFonts w:cstheme="minorHAnsi"/>
+                <w:sz w:val="12"/>
+                <w:szCs w:val="12"/>
+                <w:lang w:val="de-DE"/>
+              </w:rPr>
+              <w:t>None</w:t>
+            </w:r>
+          </w:p>
+        </w:tc>
+        <w:tc>
+          <w:tcPr>
+            <w:tcW w:w="0" w:type="auto"/>
+            <w:shd w:val="clear" w:color="auto" w:fill="auto"/>
+            <w:vAlign w:val="center"/>
+            <w:hideMark/>
+          </w:tcPr>
+          <w:p>
+            <w:pPr>
+              <w:jc w:val="center"/>
+              <w:rPr>
+                <w:rFonts w:cstheme="minorHAnsi"/>
+                <w:sz w:val="12"/>
+                <w:szCs w:val="12"/>
+                <w:lang w:val="de-DE"/>
+              </w:rPr>
+            </w:pPr>
+            <w:r>
+              <w:rPr>
+                <w:rFonts w:cstheme="minorHAnsi"/>
+                <w:sz w:val="12"/>
+                <w:szCs w:val="12"/>
+                <w:lang w:val="de-DE"/>
+              </w:rPr>
+              <w:t>None</w:t>
+            </w:r>
+          </w:p>
+        </w:tc>
+        <w:tc>
+          <w:tcPr>
+            <w:tcW w:w="0" w:type="auto"/>
+            <w:shd w:val="clear" w:color="auto" w:fill="auto"/>
+            <w:vAlign w:val="center"/>
+            <w:hideMark/>
+          </w:tcPr>
+          <w:p>
+            <w:pPr>
+              <w:jc w:val="center"/>
+              <w:rPr>
+                <w:rFonts w:cstheme="minorHAnsi"/>
+                <w:sz w:val="12"/>
+                <w:szCs w:val="12"/>
+                <w:lang w:val="de-DE"/>
+              </w:rPr>
+            </w:pPr>
+            <w:r>
+              <w:rPr>
+                <w:rFonts w:cstheme="minorHAnsi"/>
+                <w:sz w:val="12"/>
+                <w:szCs w:val="12"/>
+                <w:lang w:val="de-DE"/>
+              </w:rPr>
+              <w:t>None</w:t>
+            </w:r>
+          </w:p>
+        </w:tc>
+      </w:tr>
+      <w:tr>
+        <w:tc>
+          <w:tcPr>
+            <w:tcW w:w="0" w:type="auto"/>
+            <w:shd w:val="clear" w:color="auto" w:fill="auto"/>
+            <w:vAlign w:val="center"/>
+            <w:hideMark/>
+          </w:tcPr>
+          <w:p>
+            <w:pPr>
+              <w:jc w:val="center"/>
+              <w:rPr>
+                <w:rFonts w:cstheme="minorHAnsi"/>
+                <w:sz w:val="12"/>
+                <w:szCs w:val="12"/>
+                <w:lang w:val="de-DE"/>
+              </w:rPr>
+            </w:pPr>
+            <w:r>
+              <w:rPr>
+                <w:rFonts w:cstheme="minorHAnsi"/>
+                <w:sz w:val="12"/>
+                <w:szCs w:val="12"/>
+                <w:lang w:val="de-DE"/>
+              </w:rPr>
+              <w:t>186.0, 170.0, 80.0, 80.0</w:t>
+            </w:r>
+          </w:p>
+        </w:tc>
+        <w:tc>
+          <w:tcPr>
+            <w:tcW w:w="0" w:type="auto"/>
+            <w:shd w:val="clear" w:color="auto" w:fill="auto"/>
+            <w:vAlign w:val="center"/>
+            <w:hideMark/>
+          </w:tcPr>
+          <w:p>
+            <w:pPr>
+              <w:jc w:val="center"/>
+              <w:rPr>
+                <w:rFonts w:cstheme="minorHAnsi"/>
+                <w:sz w:val="12"/>
+                <w:szCs w:val="12"/>
+                <w:lang w:val="de-DE"/>
+              </w:rPr>
+            </w:pPr>
+            <w:r>
+              <w:rPr>
+                <w:rFonts w:cstheme="minorHAnsi"/>
+                <w:sz w:val="12"/>
+                <w:szCs w:val="12"/>
+                <w:lang w:val="de-DE"/>
+              </w:rPr>
+              <w:t>225, 209</w:t>
+            </w:r>
+          </w:p>
+        </w:tc>
+        <w:tc>
+          <w:tcPr>
+            <w:tcW w:w="0" w:type="auto"/>
+            <w:shd w:val="clear" w:color="auto" w:fill="auto"/>
+            <w:vAlign w:val="center"/>
+            <w:hideMark/>
+          </w:tcPr>
+          <w:p>
+            <w:pPr>
+              <w:jc w:val="center"/>
+              <w:rPr>
+                <w:rFonts w:cstheme="minorHAnsi"/>
+                <w:sz w:val="12"/>
+                <w:szCs w:val="12"/>
+                <w:lang w:val="de-DE"/>
+              </w:rPr>
+            </w:pPr>
+            <w:r>
+              <w:rPr>
+                <w:rFonts w:cstheme="minorHAnsi"/>
+                <w:sz w:val="12"/>
+                <w:szCs w:val="12"/>
+                <w:lang w:val="de-DE"/>
+              </w:rPr>
+              <w:t>None</w:t>
+            </w:r>
+          </w:p>
+        </w:tc>
+        <w:tc>
+          <w:tcPr>
+            <w:tcW w:w="0" w:type="auto"/>
+            <w:shd w:val="clear" w:color="auto" w:fill="auto"/>
+            <w:vAlign w:val="center"/>
+            <w:hideMark/>
+          </w:tcPr>
+          <w:p>
+            <w:pPr>
+              <w:jc w:val="center"/>
+              <w:rPr>
+                <w:rFonts w:cstheme="minorHAnsi"/>
+                <w:sz w:val="12"/>
+                <w:szCs w:val="12"/>
+                <w:lang w:val="de-DE"/>
+              </w:rPr>
+            </w:pPr>
+            <w:r>
+              <w:rPr>
+                <w:rFonts w:cstheme="minorHAnsi"/>
+                <w:sz w:val="12"/>
+                <w:szCs w:val="12"/>
+                <w:lang w:val="de-DE"/>
+              </w:rPr>
+              <w:t>None</w:t>
+            </w:r>
+          </w:p>
+        </w:tc>
+        <w:tc>
+          <w:tcPr>
+            <w:tcW w:w="0" w:type="auto"/>
+            <w:shd w:val="clear" w:color="auto" w:fill="auto"/>
+            <w:vAlign w:val="center"/>
+            <w:hideMark/>
+          </w:tcPr>
+          <w:p>
+            <w:pPr>
+              <w:jc w:val="center"/>
+              <w:rPr>
+                <w:rFonts w:cstheme="minorHAnsi"/>
+                <w:sz w:val="12"/>
+                <w:szCs w:val="12"/>
+                <w:lang w:val="de-DE"/>
+              </w:rPr>
+            </w:pPr>
+            <w:r>
+              <w:rPr>
+                <w:rFonts w:cstheme="minorHAnsi"/>
+                <w:sz w:val="12"/>
+                <w:szCs w:val="12"/>
+                <w:lang w:val="de-DE"/>
+              </w:rPr>
+              <w:t>None</w:t>
+            </w:r>
+          </w:p>
+        </w:tc>
+      </w:tr>
+      <w:tr>
+        <w:tc>
+          <w:tcPr>
+            <w:tcW w:w="0" w:type="auto"/>
+            <w:shd w:val="clear" w:color="auto" w:fill="auto"/>
+            <w:vAlign w:val="center"/>
+            <w:hideMark/>
+          </w:tcPr>
+          <w:p>
+            <w:pPr>
+              <w:jc w:val="center"/>
+              <w:rPr>
+                <w:rFonts w:cstheme="minorHAnsi"/>
+                <w:sz w:val="12"/>
+                <w:szCs w:val="12"/>
+                <w:lang w:val="de-DE"/>
+              </w:rPr>
+            </w:pPr>
+            <w:r>
+              <w:rPr>
+                <w:rFonts w:cstheme="minorHAnsi"/>
+                <w:sz w:val="12"/>
+                <w:szCs w:val="12"/>
+                <w:lang w:val="de-DE"/>
+              </w:rPr>
+              <w:t>293.0, 160.0, 83.0, 90.0</w:t>
+            </w:r>
+          </w:p>
+        </w:tc>
+        <w:tc>
+          <w:tcPr>
+            <w:tcW w:w="0" w:type="auto"/>
+            <w:shd w:val="clear" w:color="auto" w:fill="auto"/>
+            <w:vAlign w:val="center"/>
+            <w:hideMark/>
+          </w:tcPr>
+          <w:p>
+            <w:pPr>
+              <w:jc w:val="center"/>
+              <w:rPr>
+                <w:rFonts w:cstheme="minorHAnsi"/>
+                <w:sz w:val="12"/>
+                <w:szCs w:val="12"/>
+                <w:lang w:val="de-DE"/>
+              </w:rPr>
+            </w:pPr>
+            <w:r>
+              <w:rPr>
+                <w:rFonts w:cstheme="minorHAnsi"/>
+                <w:sz w:val="12"/>
+                <w:szCs w:val="12"/>
+                <w:lang w:val="de-DE"/>
+              </w:rPr>
+              <w:t>334, 208</w:t>
+            </w:r>
+          </w:p>
+        </w:tc>
+        <w:tc>
+          <w:tcPr>
+            <w:tcW w:w="0" w:type="auto"/>
+            <w:shd w:val="clear" w:color="auto" w:fill="auto"/>
+            <w:vAlign w:val="center"/>
+            <w:hideMark/>
+          </w:tcPr>
+          <w:p>
+            <w:pPr>
+              <w:jc w:val="center"/>
+              <w:rPr>
+                <w:rFonts w:cstheme="minorHAnsi"/>
+                <w:sz w:val="12"/>
+                <w:szCs w:val="12"/>
+                <w:lang w:val="de-DE"/>
+              </w:rPr>
+            </w:pPr>
+            <w:r>
+              <w:rPr>
+                <w:rFonts w:cstheme="minorHAnsi"/>
+                <w:sz w:val="12"/>
+                <w:szCs w:val="12"/>
+                <w:lang w:val="de-DE"/>
+              </w:rPr>
+              <w:t>None</w:t>
+            </w:r>
+          </w:p>
+        </w:tc>
+        <w:tc>
+          <w:tcPr>
+            <w:tcW w:w="0" w:type="auto"/>
+            <w:shd w:val="clear" w:color="auto" w:fill="auto"/>
+            <w:vAlign w:val="center"/>
+            <w:hideMark/>
+          </w:tcPr>
+          <w:p>
+            <w:pPr>
+              <w:jc w:val="center"/>
+              <w:rPr>
+                <w:rFonts w:cstheme="minorHAnsi"/>
+                <w:sz w:val="12"/>
+                <w:szCs w:val="12"/>
+                <w:lang w:val="de-DE"/>
+              </w:rPr>
+            </w:pPr>
+            <w:r>
+              <w:rPr>
+                <w:rFonts w:cstheme="minorHAnsi"/>
+                <w:sz w:val="12"/>
+                <w:szCs w:val="12"/>
+                <w:lang w:val="de-DE"/>
+              </w:rPr>
+              <w:t>None</w:t>
+            </w:r>
+          </w:p>
+        </w:tc>
+        <w:tc>
+          <w:tcPr>
+            <w:tcW w:w="0" w:type="auto"/>
+            <w:shd w:val="clear" w:color="auto" w:fill="auto"/>
+            <w:vAlign w:val="center"/>
+            <w:hideMark/>
+          </w:tcPr>
+          <w:p>
+            <w:pPr>
+              <w:jc w:val="center"/>
+              <w:rPr>
+                <w:rFonts w:cstheme="minorHAnsi"/>
+                <w:sz w:val="12"/>
+                <w:szCs w:val="12"/>
+                <w:lang w:val="de-DE"/>
+              </w:rPr>
+            </w:pPr>
+            <w:r>
+              <w:rPr>
+                <w:rFonts w:cstheme="minorHAnsi"/>
+                <w:sz w:val="12"/>
+                <w:szCs w:val="12"/>
+                <w:lang w:val="de-DE"/>
+              </w:rPr>
+              <w:t>None</w:t>
+            </w:r>
+          </w:p>
+        </w:tc>
+      </w:tr>
+      <w:tr>
+        <w:tc>
+          <w:tcPr>
+            <w:tcW w:w="0" w:type="auto"/>
+            <w:shd w:val="clear" w:color="auto" w:fill="auto"/>
+            <w:vAlign w:val="center"/>
+            <w:hideMark/>
+          </w:tcPr>
+          <w:p>
+            <w:pPr>
+              <w:jc w:val="center"/>
+              <w:rPr>
+                <w:rFonts w:cstheme="minorHAnsi"/>
+                <w:sz w:val="12"/>
+                <w:szCs w:val="12"/>
+                <w:lang w:val="de-DE"/>
+              </w:rPr>
+            </w:pPr>
+            <w:r>
+              <w:rPr>
+                <w:rFonts w:cstheme="minorHAnsi"/>
+                <w:sz w:val="12"/>
+                <w:szCs w:val="12"/>
+                <w:lang w:val="de-DE"/>
+              </w:rPr>
+              <w:t>75.0, 63.0, 92.0, 91.0</w:t>
+            </w:r>
+          </w:p>
+        </w:tc>
+        <w:tc>
+          <w:tcPr>
+            <w:tcW w:w="0" w:type="auto"/>
+            <w:shd w:val="clear" w:color="auto" w:fill="auto"/>
+            <w:vAlign w:val="center"/>
+            <w:hideMark/>
+          </w:tcPr>
+          <w:p>
+            <w:pPr>
+              <w:jc w:val="center"/>
+              <w:rPr>
+                <w:rFonts w:cstheme="minorHAnsi"/>
+                <w:sz w:val="12"/>
+                <w:szCs w:val="12"/>
+                <w:lang w:val="de-DE"/>
+              </w:rPr>
+            </w:pPr>
+            <w:r>
+              <w:rPr>
+                <w:rFonts w:cstheme="minorHAnsi"/>
+                <w:sz w:val="12"/>
+                <w:szCs w:val="12"/>
+                <w:lang w:val="de-DE"/>
+              </w:rPr>
+              <w:t>118, 105</w:t>
+            </w:r>
+          </w:p>
+        </w:tc>
+        <w:tc>
+          <w:tcPr>
+            <w:tcW w:w="0" w:type="auto"/>
+            <w:shd w:val="clear" w:color="auto" w:fill="auto"/>
+            <w:vAlign w:val="center"/>
+            <w:hideMark/>
+          </w:tcPr>
+          <w:p>
+            <w:pPr>
+              <w:jc w:val="center"/>
+              <w:rPr>
+                <w:rFonts w:cstheme="minorHAnsi"/>
+                <w:sz w:val="12"/>
+                <w:szCs w:val="12"/>
+                <w:lang w:val="de-DE"/>
+              </w:rPr>
+            </w:pPr>
+            <w:r>
+              <w:rPr>
+                <w:rFonts w:cstheme="minorHAnsi"/>
+                <w:sz w:val="12"/>
+                <w:szCs w:val="12"/>
+                <w:lang w:val="de-DE"/>
+              </w:rPr>
+              <w:t>None</w:t>
+            </w:r>
+          </w:p>
+        </w:tc>
+        <w:tc>
+          <w:tcPr>
+            <w:tcW w:w="0" w:type="auto"/>
+            <w:shd w:val="clear" w:color="auto" w:fill="auto"/>
+            <w:vAlign w:val="center"/>
+            <w:hideMark/>
+          </w:tcPr>
+          <w:p>
+            <w:pPr>
+              <w:jc w:val="center"/>
+              <w:rPr>
+                <w:rFonts w:cstheme="minorHAnsi"/>
+                <w:sz w:val="12"/>
+                <w:szCs w:val="12"/>
+                <w:lang w:val="de-DE"/>
+              </w:rPr>
+            </w:pPr>
+            <w:r>
+              <w:rPr>
+                <w:rFonts w:cstheme="minorHAnsi"/>
+                <w:sz w:val="12"/>
+                <w:szCs w:val="12"/>
+                <w:lang w:val="de-DE"/>
+              </w:rPr>
+              <w:t>None</w:t>
+            </w:r>
+          </w:p>
+        </w:tc>
+        <w:tc>
+          <w:tcPr>
+            <w:tcW w:w="0" w:type="auto"/>
+            <w:shd w:val="clear" w:color="auto" w:fill="auto"/>
+            <w:vAlign w:val="center"/>
+            <w:hideMark/>
+          </w:tcPr>
+          <w:p>
+            <w:pPr>
+              <w:jc w:val="center"/>
+              <w:rPr>
+                <w:rFonts w:cstheme="minorHAnsi"/>
+                <w:sz w:val="12"/>
+                <w:szCs w:val="12"/>
+                <w:lang w:val="de-DE"/>
+              </w:rPr>
+            </w:pPr>
+            <w:r>
+              <w:rPr>
+                <w:rFonts w:cstheme="minorHAnsi"/>
+                <w:sz w:val="12"/>
+                <w:szCs w:val="12"/>
+                <w:lang w:val="de-DE"/>
+              </w:rPr>
+              <w:t>None</w:t>
+            </w:r>
+          </w:p>
+        </w:tc>
+      </w:tr>
+      <w:tr>
+        <w:tc>
+          <w:tcPr>
+            <w:tcW w:w="0" w:type="auto"/>
+            <w:shd w:val="clear" w:color="auto" w:fill="auto"/>
+            <w:vAlign w:val="center"/>
+            <w:hideMark/>
+          </w:tcPr>
+          <w:p>
+            <w:pPr>
+              <w:jc w:val="center"/>
+              <w:rPr>
+                <w:rFonts w:cstheme="minorHAnsi"/>
+                <w:sz w:val="12"/>
+                <w:szCs w:val="12"/>
+                <w:lang w:val="de-DE"/>
+              </w:rPr>
+            </w:pPr>
+            <w:r>
+              <w:rPr>
+                <w:rFonts w:cstheme="minorHAnsi"/>
+                <w:sz w:val="12"/>
+                <w:szCs w:val="12"/>
+                <w:lang w:val="de-DE"/>
+              </w:rPr>
+              <w:t>175.0, 62.0, 98.0, 84.0</w:t>
+            </w:r>
+          </w:p>
+        </w:tc>
+        <w:tc>
+          <w:tcPr>
+            <w:tcW w:w="0" w:type="auto"/>
+            <w:shd w:val="clear" w:color="auto" w:fill="auto"/>
+            <w:vAlign w:val="center"/>
+            <w:hideMark/>
+          </w:tcPr>
+          <w:p>
+            <w:pPr>
+              <w:jc w:val="center"/>
+              <w:rPr>
+                <w:rFonts w:cstheme="minorHAnsi"/>
+                <w:sz w:val="12"/>
+                <w:szCs w:val="12"/>
+                <w:lang w:val="de-DE"/>
+              </w:rPr>
+            </w:pPr>
+            <w:r>
+              <w:rPr>
+                <w:rFonts w:cstheme="minorHAnsi"/>
+                <w:sz w:val="12"/>
+                <w:szCs w:val="12"/>
+                <w:lang w:val="de-DE"/>
+              </w:rPr>
+              <w:t>223, 104</w:t>
+            </w:r>
+          </w:p>
+        </w:tc>
+        <w:tc>
+          <w:tcPr>
+            <w:tcW w:w="0" w:type="auto"/>
+            <w:shd w:val="clear" w:color="auto" w:fill="auto"/>
+            <w:vAlign w:val="center"/>
+            <w:hideMark/>
+          </w:tcPr>
+          <w:p>
+            <w:pPr>
+              <w:jc w:val="center"/>
+              <w:rPr>
+                <w:rFonts w:cstheme="minorHAnsi"/>
+                <w:sz w:val="12"/>
+                <w:szCs w:val="12"/>
+                <w:lang w:val="de-DE"/>
+              </w:rPr>
+            </w:pPr>
+            <w:r>
+              <w:rPr>
+                <w:rFonts w:cstheme="minorHAnsi"/>
+                <w:sz w:val="12"/>
+                <w:szCs w:val="12"/>
+                <w:lang w:val="de-DE"/>
+              </w:rPr>
+              <w:t>None</w:t>
+            </w:r>
+          </w:p>
+        </w:tc>
+        <w:tc>
+          <w:tcPr>
+            <w:tcW w:w="0" w:type="auto"/>
+            <w:shd w:val="clear" w:color="auto" w:fill="auto"/>
+            <w:vAlign w:val="center"/>
+            <w:hideMark/>
+          </w:tcPr>
+          <w:p>
+            <w:pPr>
+              <w:jc w:val="center"/>
+              <w:rPr>
+                <w:rFonts w:cstheme="minorHAnsi"/>
+                <w:sz w:val="12"/>
+                <w:szCs w:val="12"/>
+                <w:lang w:val="de-DE"/>
+              </w:rPr>
+            </w:pPr>
+            <w:r>
+              <w:rPr>
+                <w:rFonts w:cstheme="minorHAnsi"/>
+                <w:sz w:val="12"/>
+                <w:szCs w:val="12"/>
+                <w:lang w:val="de-DE"/>
+              </w:rPr>
+              <w:t>None</w:t>
+            </w:r>
+          </w:p>
+        </w:tc>
+        <w:tc>
+          <w:tcPr>
+            <w:tcW w:w="0" w:type="auto"/>
+            <w:shd w:val="clear" w:color="auto" w:fill="auto"/>
+            <w:vAlign w:val="center"/>
+            <w:hideMark/>
+          </w:tcPr>
+          <w:p>
+            <w:pPr>
+              <w:jc w:val="center"/>
+              <w:rPr>
+                <w:rFonts w:cstheme="minorHAnsi"/>
+                <w:sz w:val="12"/>
+                <w:szCs w:val="12"/>
+                <w:lang w:val="de-DE"/>
+              </w:rPr>
+            </w:pPr>
+            <w:r>
+              <w:rPr>
+                <w:rFonts w:cstheme="minorHAnsi"/>
+                <w:sz w:val="12"/>
+                <w:szCs w:val="12"/>
+                <w:lang w:val="de-DE"/>
+              </w:rPr>
+              <w:t>None</w:t>
+            </w:r>
+          </w:p>
+        </w:tc>
+      </w:tr>
+      <w:tr>
+        <w:tc>
+          <w:tcPr>
+            <w:tcW w:w="0" w:type="auto"/>
+            <w:shd w:val="clear" w:color="auto" w:fill="auto"/>
+            <w:vAlign w:val="center"/>
+            <w:hideMark/>
+          </w:tcPr>
+          <w:p>
+            <w:pPr>
+              <w:jc w:val="center"/>
+              <w:rPr>
+                <w:rFonts w:cstheme="minorHAnsi"/>
+                <w:sz w:val="12"/>
+                <w:szCs w:val="12"/>
+                <w:lang w:val="de-DE"/>
+              </w:rPr>
+            </w:pPr>
+            <w:r>
+              <w:rPr>
+                <w:rFonts w:cstheme="minorHAnsi"/>
+                <w:sz w:val="12"/>
+                <w:szCs w:val="12"/>
+                <w:lang w:val="de-DE"/>
+              </w:rPr>
+              <w:t>281.0, 63.0, 96.0, 85.0</w:t>
+            </w:r>
+          </w:p>
+        </w:tc>
+        <w:tc>
+          <w:tcPr>
+            <w:tcW w:w="0" w:type="auto"/>
+            <w:shd w:val="clear" w:color="auto" w:fill="auto"/>
+            <w:vAlign w:val="center"/>
+            <w:hideMark/>
+          </w:tcPr>
+          <w:p>
+            <w:pPr>
+              <w:jc w:val="center"/>
+              <w:rPr>
+                <w:rFonts w:cstheme="minorHAnsi"/>
+                <w:sz w:val="12"/>
+                <w:szCs w:val="12"/>
+                <w:lang w:val="de-DE"/>
+              </w:rPr>
+            </w:pPr>
+            <w:r>
+              <w:rPr>
+                <w:rFonts w:cstheme="minorHAnsi"/>
+                <w:sz w:val="12"/>
+                <w:szCs w:val="12"/>
+                <w:lang w:val="de-DE"/>
+              </w:rPr>
+              <w:t>329, 101</w:t>
+            </w:r>
+          </w:p>
+        </w:tc>
+        <w:tc>
+          <w:tcPr>
+            <w:tcW w:w="0" w:type="auto"/>
+            <w:shd w:val="clear" w:color="auto" w:fill="auto"/>
+            <w:vAlign w:val="center"/>
+            <w:hideMark/>
+          </w:tcPr>
+          <w:p>
+            <w:pPr>
+              <w:jc w:val="center"/>
+              <w:rPr>
+                <w:rFonts w:cstheme="minorHAnsi"/>
+                <w:sz w:val="12"/>
+                <w:szCs w:val="12"/>
+                <w:lang w:val="de-DE"/>
+              </w:rPr>
+            </w:pPr>
+            <w:r>
+              <w:rPr>
+                <w:rFonts w:cstheme="minorHAnsi"/>
+                <w:sz w:val="12"/>
+                <w:szCs w:val="12"/>
+                <w:lang w:val="de-DE"/>
+              </w:rPr>
+              <w:t>None</w:t>
+            </w:r>
+          </w:p>
+        </w:tc>
+        <w:tc>
+          <w:tcPr>
+            <w:tcW w:w="0" w:type="auto"/>
+            <w:shd w:val="clear" w:color="auto" w:fill="auto"/>
+            <w:vAlign w:val="center"/>
+            <w:hideMark/>
+          </w:tcPr>
+          <w:p>
+            <w:pPr>
+              <w:jc w:val="center"/>
+              <w:rPr>
+                <w:rFonts w:cstheme="minorHAnsi"/>
+                <w:sz w:val="12"/>
+                <w:szCs w:val="12"/>
+                <w:lang w:val="de-DE"/>
+              </w:rPr>
+            </w:pPr>
+            <w:r>
+              <w:rPr>
+                <w:rFonts w:cstheme="minorHAnsi"/>
+                <w:sz w:val="12"/>
+                <w:szCs w:val="12"/>
+                <w:lang w:val="de-DE"/>
+              </w:rPr>
+              <w:t>None</w:t>
+            </w:r>
+          </w:p>
+        </w:tc>
+        <w:tc>
+          <w:tcPr>
+            <w:tcW w:w="0" w:type="auto"/>
+            <w:shd w:val="clear" w:color="auto" w:fill="auto"/>
+            <w:vAlign w:val="center"/>
+            <w:hideMark/>
+          </w:tcPr>
+          <w:p>
+            <w:pPr>
+              <w:keepNext/>
+              <w:jc w:val="center"/>
+              <w:rPr>
+                <w:rFonts w:cstheme="minorHAnsi"/>
+                <w:sz w:val="12"/>
+                <w:szCs w:val="12"/>
+                <w:lang w:val="de-DE"/>
+              </w:rPr>
+            </w:pPr>
+            <w:r>
+              <w:rPr>
+                <w:rFonts w:cstheme="minorHAnsi"/>
+                <w:sz w:val="12"/>
+                <w:szCs w:val="12"/>
+                <w:lang w:val="de-DE"/>
+              </w:rPr>
+              <w:t>None</w:t>
+            </w:r>
+          </w:p>
+        </w:tc>
+      </w:tr>
+    </w:tbl>
+    <w:p/>
+    <w:p/>
+    <w:p>
+      <w:pPr>
+        <w:pStyle w:val="berschrift3"/>
+      </w:pPr>
+      <w:r>
+        <w:t>Assign grid positions</w:t>
+      </w:r>
+    </w:p>
+    <w:p>
+      <w:pPr>
+        <w:rPr>
+          <w:lang w:val="en-US"/>
+        </w:rPr>
+      </w:pPr>
+      <w:r>
+        <w:t xml:space="preserve">Before merging, detected objects are assigned to grid positions based on their coordinates. This is achieved through the function </w:t>
+      </w:r>
+      <w:proofErr w:type="spellStart"/>
+      <w:r>
+        <w:rPr>
+          <w:rStyle w:val="CodeZchn"/>
+          <w:rFonts w:eastAsiaTheme="minorHAnsi"/>
+        </w:rPr>
+        <w:t>group_coordinates</w:t>
+      </w:r>
+      <w:proofErr w:type="spellEnd"/>
+      <w:r>
+        <w:t>, which clusters detected positions along the x and y axes using a dynamically determined threshold. This threshold is calculated based on the average bounding box size of detected objects, ensuring adaptable grouping.</w:t>
+      </w:r>
+    </w:p>
+    <w:p>
+      <w:r>
+        <w:t xml:space="preserve">If the number of detected groups does not match the expected grid structure (3x3), the function returns </w:t>
+      </w:r>
+      <w:r>
+        <w:rPr>
+          <w:rStyle w:val="HTMLCode"/>
+          <w:rFonts w:eastAsiaTheme="minorHAnsi"/>
+        </w:rPr>
+        <w:t>None</w:t>
+      </w:r>
+      <w:r>
+        <w:t>, indicating that proper grouping was not possible.</w:t>
+      </w:r>
+    </w:p>
+    <w:tbl>
+      <w:tblPr>
+        <w:tblW w:w="0" w:type="auto"/>
+        <w:tblBorders>
+          <w:top w:val="single" w:sz="4" w:space="0" w:color="auto"/>
+          <w:left w:val="single" w:sz="4" w:space="0" w:color="auto"/>
+          <w:bottom w:val="single" w:sz="4" w:space="0" w:color="auto"/>
+          <w:right w:val="single" w:sz="4" w:space="0" w:color="auto"/>
+          <w:insideH w:val="single" w:sz="4" w:space="0" w:color="auto"/>
+          <w:insideV w:val="single" w:sz="4" w:space="0" w:color="auto"/>
+        </w:tblBorders>
+        <w:tblCellMar>
+          <w:top w:w="60" w:type="dxa"/>
+          <w:left w:w="90" w:type="dxa"/>
+          <w:bottom w:w="60" w:type="dxa"/>
+          <w:right w:w="90" w:type="dxa"/>
+        </w:tblCellMar>
+        <w:tblLook w:val="04A0" w:firstRow="1" w:lastRow="0" w:firstColumn="1" w:lastColumn="0" w:noHBand="0" w:noVBand="1"/>
+      </w:tblPr>
+      <w:tblGrid>
+        <w:gridCol w:w="527"/>
+        <w:gridCol w:w="545"/>
+        <w:gridCol w:w="545"/>
+        <w:gridCol w:w="545"/>
+        <w:gridCol w:w="545"/>
+        <w:gridCol w:w="545"/>
+        <w:gridCol w:w="545"/>
+      </w:tblGrid>
+      <w:tr>
+        <w:trPr>
+          <w:tblHeader/>
+        </w:trPr>
+        <w:tc>
+          <w:tcPr>
+            <w:tcW w:w="0" w:type="auto"/>
+            <w:shd w:val="clear" w:color="auto" w:fill="auto"/>
+            <w:vAlign w:val="center"/>
+            <w:hideMark/>
+          </w:tcPr>
+          <w:p>
+            <w:pPr>
+              <w:jc w:val="center"/>
+              <w:rPr>
+                <w:sz w:val="16"/>
+                <w:szCs w:val="16"/>
+                <w:lang w:val="de-DE"/>
+              </w:rPr>
+            </w:pPr>
+            <w:r>
+              <w:rPr>
+                <w:sz w:val="16"/>
+                <w:szCs w:val="16"/>
+                <w:lang w:val="de-DE"/>
+              </w:rPr>
+              <w:t>Typ</w:t>
+            </w:r>
+          </w:p>
+        </w:tc>
+        <w:tc>
+          <w:tcPr>
+            <w:tcW w:w="0" w:type="auto"/>
+            <w:gridSpan w:val="3"/>
+            <w:shd w:val="clear" w:color="auto" w:fill="auto"/>
+            <w:vAlign w:val="center"/>
+            <w:hideMark/>
+          </w:tcPr>
+          <w:p>
+            <w:pPr>
+              <w:jc w:val="center"/>
+              <w:rPr>
+                <w:sz w:val="16"/>
+                <w:szCs w:val="16"/>
+                <w:lang w:val="de-DE"/>
+              </w:rPr>
+            </w:pPr>
+            <w:r>
+              <w:rPr>
+                <w:sz w:val="16"/>
+                <w:szCs w:val="16"/>
+                <w:lang w:val="de-DE"/>
+              </w:rPr>
+              <w:t>X-Gruppen</w:t>
+            </w:r>
+          </w:p>
+        </w:tc>
+        <w:tc>
+          <w:tcPr>
+            <w:tcW w:w="0" w:type="auto"/>
+            <w:gridSpan w:val="3"/>
+            <w:shd w:val="clear" w:color="auto" w:fill="auto"/>
+            <w:vAlign w:val="center"/>
+            <w:hideMark/>
+          </w:tcPr>
+          <w:p>
+            <w:pPr>
+              <w:jc w:val="center"/>
+              <w:rPr>
+                <w:sz w:val="16"/>
+                <w:szCs w:val="16"/>
+                <w:lang w:val="de-DE"/>
+              </w:rPr>
+            </w:pPr>
+            <w:r>
+              <w:rPr>
+                <w:sz w:val="16"/>
+                <w:szCs w:val="16"/>
+                <w:lang w:val="de-DE"/>
+              </w:rPr>
+              <w:t>Y-Gruppen</w:t>
+            </w:r>
+          </w:p>
+        </w:tc>
+      </w:tr>
+      <w:tr>
+        <w:tc>
+          <w:tcPr>
+            <w:tcW w:w="0" w:type="auto"/>
+            <w:shd w:val="clear" w:color="auto" w:fill="auto"/>
+            <w:vAlign w:val="center"/>
+            <w:hideMark/>
+          </w:tcPr>
+          <w:p>
+            <w:pPr>
+              <w:jc w:val="center"/>
+              <w:rPr>
+                <w:sz w:val="16"/>
+                <w:szCs w:val="16"/>
+                <w:lang w:val="de-DE"/>
+              </w:rPr>
+            </w:pPr>
+            <w:r>
+              <w:rPr>
+                <w:sz w:val="16"/>
+                <w:szCs w:val="16"/>
+                <w:lang w:val="de-DE"/>
+              </w:rPr>
+              <w:t>Color</w:t>
+            </w:r>
+          </w:p>
+        </w:tc>
+        <w:tc>
+          <w:tcPr>
+            <w:tcW w:w="0" w:type="auto"/>
+            <w:shd w:val="clear" w:color="auto" w:fill="auto"/>
+            <w:vAlign w:val="center"/>
+            <w:hideMark/>
+          </w:tcPr>
+          <w:p>
+            <w:pPr>
+              <w:jc w:val="center"/>
+              <w:rPr>
+                <w:sz w:val="16"/>
+                <w:szCs w:val="16"/>
+                <w:lang w:val="de-DE"/>
+              </w:rPr>
+            </w:pPr>
+            <w:r>
+              <w:rPr>
+                <w:sz w:val="16"/>
+                <w:szCs w:val="16"/>
+                <w:lang w:val="de-DE"/>
+              </w:rPr>
+              <w:t>121.3</w:t>
+            </w:r>
+          </w:p>
+        </w:tc>
+        <w:tc>
+          <w:tcPr>
+            <w:tcW w:w="0" w:type="auto"/>
+            <w:shd w:val="clear" w:color="auto" w:fill="auto"/>
+            <w:vAlign w:val="center"/>
+          </w:tcPr>
+          <w:p>
+            <w:pPr>
+              <w:jc w:val="center"/>
+              <w:rPr>
+                <w:sz w:val="16"/>
+                <w:szCs w:val="16"/>
+                <w:lang w:val="de-DE"/>
+              </w:rPr>
+            </w:pPr>
+            <w:r>
+              <w:rPr>
+                <w:sz w:val="16"/>
+                <w:szCs w:val="16"/>
+                <w:lang w:val="de-DE"/>
+              </w:rPr>
+              <w:t>227.3</w:t>
+            </w:r>
+          </w:p>
+        </w:tc>
+        <w:tc>
+          <w:tcPr>
+            <w:tcW w:w="0" w:type="auto"/>
+            <w:shd w:val="clear" w:color="auto" w:fill="auto"/>
+            <w:vAlign w:val="center"/>
+          </w:tcPr>
+          <w:p>
+            <w:pPr>
+              <w:jc w:val="center"/>
+              <w:rPr>
+                <w:sz w:val="16"/>
+                <w:szCs w:val="16"/>
+                <w:lang w:val="de-DE"/>
+              </w:rPr>
+            </w:pPr>
+            <w:r>
+              <w:rPr>
+                <w:sz w:val="16"/>
+                <w:szCs w:val="16"/>
+                <w:lang w:val="de-DE"/>
+              </w:rPr>
+              <w:t>331.0</w:t>
+            </w:r>
+          </w:p>
+        </w:tc>
+        <w:tc>
+          <w:tcPr>
+            <w:tcW w:w="0" w:type="auto"/>
+            <w:shd w:val="clear" w:color="auto" w:fill="auto"/>
+            <w:vAlign w:val="center"/>
+          </w:tcPr>
+          <w:p>
+            <w:pPr>
+              <w:jc w:val="center"/>
+              <w:rPr>
+                <w:sz w:val="16"/>
+                <w:szCs w:val="16"/>
+                <w:lang w:val="de-DE"/>
+              </w:rPr>
+            </w:pPr>
+            <w:r>
+              <w:rPr>
+                <w:sz w:val="16"/>
+                <w:szCs w:val="16"/>
+                <w:lang w:val="de-DE"/>
+              </w:rPr>
+              <w:t>104.7</w:t>
+            </w:r>
+          </w:p>
+        </w:tc>
+        <w:tc>
+          <w:tcPr>
+            <w:tcW w:w="0" w:type="auto"/>
+            <w:shd w:val="clear" w:color="auto" w:fill="auto"/>
+            <w:vAlign w:val="center"/>
+          </w:tcPr>
+          <w:p>
+            <w:pPr>
+              <w:jc w:val="center"/>
+              <w:rPr>
+                <w:sz w:val="16"/>
+                <w:szCs w:val="16"/>
+                <w:lang w:val="de-DE"/>
+              </w:rPr>
+            </w:pPr>
+            <w:r>
+              <w:rPr>
+                <w:sz w:val="16"/>
+                <w:szCs w:val="16"/>
+                <w:lang w:val="de-DE"/>
+              </w:rPr>
+              <w:t>210.7</w:t>
+            </w:r>
+          </w:p>
+        </w:tc>
+        <w:tc>
+          <w:tcPr>
+            <w:tcW w:w="0" w:type="auto"/>
+            <w:shd w:val="clear" w:color="auto" w:fill="auto"/>
+            <w:vAlign w:val="center"/>
+          </w:tcPr>
+          <w:p>
+            <w:pPr>
+              <w:jc w:val="center"/>
+              <w:rPr>
+                <w:sz w:val="16"/>
+                <w:szCs w:val="16"/>
+                <w:lang w:val="de-DE"/>
+              </w:rPr>
+            </w:pPr>
+            <w:r>
+              <w:rPr>
+                <w:sz w:val="16"/>
+                <w:szCs w:val="16"/>
+                <w:lang w:val="de-DE"/>
+              </w:rPr>
+              <w:t>318.0</w:t>
+            </w:r>
+          </w:p>
+        </w:tc>
+      </w:tr>
+      <w:tr>
+        <w:tc>
+          <w:tcPr>
+            <w:tcW w:w="0" w:type="auto"/>
+            <w:shd w:val="clear" w:color="auto" w:fill="auto"/>
+            <w:vAlign w:val="center"/>
+            <w:hideMark/>
+          </w:tcPr>
+          <w:p>
+            <w:pPr>
+              <w:jc w:val="center"/>
+              <w:rPr>
+                <w:sz w:val="16"/>
+                <w:szCs w:val="16"/>
+                <w:lang w:val="de-DE"/>
+              </w:rPr>
+            </w:pPr>
+            <w:r>
+              <w:rPr>
+                <w:sz w:val="16"/>
+                <w:szCs w:val="16"/>
+                <w:lang w:val="de-DE"/>
+              </w:rPr>
+              <w:t>Edge</w:t>
+            </w:r>
+          </w:p>
+        </w:tc>
+        <w:tc>
+          <w:tcPr>
+            <w:tcW w:w="0" w:type="auto"/>
+            <w:shd w:val="clear" w:color="auto" w:fill="auto"/>
+            <w:vAlign w:val="center"/>
+            <w:hideMark/>
+          </w:tcPr>
+          <w:p>
+            <w:pPr>
+              <w:jc w:val="center"/>
+              <w:rPr>
+                <w:sz w:val="16"/>
+                <w:szCs w:val="16"/>
+                <w:lang w:val="de-DE"/>
+              </w:rPr>
+            </w:pPr>
+            <w:r>
+              <w:rPr>
+                <w:sz w:val="16"/>
+                <w:szCs w:val="16"/>
+                <w:lang w:val="de-DE"/>
+              </w:rPr>
+              <w:t>118.5</w:t>
+            </w:r>
+          </w:p>
+        </w:tc>
+        <w:tc>
+          <w:tcPr>
+            <w:tcW w:w="0" w:type="auto"/>
+            <w:shd w:val="clear" w:color="auto" w:fill="auto"/>
+            <w:vAlign w:val="center"/>
+          </w:tcPr>
+          <w:p>
+            <w:pPr>
+              <w:jc w:val="center"/>
+              <w:rPr>
+                <w:sz w:val="16"/>
+                <w:szCs w:val="16"/>
+                <w:lang w:val="de-DE"/>
+              </w:rPr>
+            </w:pPr>
+            <w:r>
+              <w:rPr>
+                <w:sz w:val="16"/>
+                <w:szCs w:val="16"/>
+                <w:lang w:val="de-DE"/>
+              </w:rPr>
+              <w:t>225.3</w:t>
+            </w:r>
+          </w:p>
+        </w:tc>
+        <w:tc>
+          <w:tcPr>
+            <w:tcW w:w="0" w:type="auto"/>
+            <w:shd w:val="clear" w:color="auto" w:fill="auto"/>
+            <w:vAlign w:val="center"/>
+          </w:tcPr>
+          <w:p>
+            <w:pPr>
+              <w:jc w:val="center"/>
+              <w:rPr>
+                <w:sz w:val="16"/>
+                <w:szCs w:val="16"/>
+                <w:lang w:val="de-DE"/>
+              </w:rPr>
+            </w:pPr>
+            <w:r>
+              <w:rPr>
+                <w:sz w:val="16"/>
+                <w:szCs w:val="16"/>
+                <w:lang w:val="de-DE"/>
+              </w:rPr>
+              <w:t>331.5</w:t>
+            </w:r>
+          </w:p>
+        </w:tc>
+        <w:tc>
+          <w:tcPr>
+            <w:tcW w:w="0" w:type="auto"/>
+            <w:shd w:val="clear" w:color="auto" w:fill="auto"/>
+            <w:vAlign w:val="center"/>
+          </w:tcPr>
+          <w:p>
+            <w:pPr>
+              <w:jc w:val="center"/>
+              <w:rPr>
+                <w:sz w:val="16"/>
+                <w:szCs w:val="16"/>
+                <w:lang w:val="de-DE"/>
+              </w:rPr>
+            </w:pPr>
+            <w:r>
+              <w:rPr>
+                <w:sz w:val="16"/>
+                <w:szCs w:val="16"/>
+                <w:lang w:val="de-DE"/>
+              </w:rPr>
+              <w:t>103.3</w:t>
+            </w:r>
+          </w:p>
+        </w:tc>
+        <w:tc>
+          <w:tcPr>
+            <w:tcW w:w="0" w:type="auto"/>
+            <w:shd w:val="clear" w:color="auto" w:fill="auto"/>
+            <w:vAlign w:val="center"/>
+          </w:tcPr>
+          <w:p>
+            <w:pPr>
+              <w:jc w:val="center"/>
+              <w:rPr>
+                <w:sz w:val="16"/>
+                <w:szCs w:val="16"/>
+                <w:lang w:val="de-DE"/>
+              </w:rPr>
+            </w:pPr>
+            <w:r>
+              <w:rPr>
+                <w:sz w:val="16"/>
+                <w:szCs w:val="16"/>
+                <w:lang w:val="de-DE"/>
+              </w:rPr>
+              <w:t>208.5</w:t>
+            </w:r>
+          </w:p>
+        </w:tc>
+        <w:tc>
+          <w:tcPr>
+            <w:tcW w:w="0" w:type="auto"/>
+            <w:shd w:val="clear" w:color="auto" w:fill="auto"/>
+            <w:vAlign w:val="center"/>
+          </w:tcPr>
+          <w:p>
+            <w:pPr>
+              <w:jc w:val="center"/>
+              <w:rPr>
+                <w:sz w:val="16"/>
+                <w:szCs w:val="16"/>
+                <w:lang w:val="de-DE"/>
+              </w:rPr>
+            </w:pPr>
+            <w:r>
+              <w:rPr>
+                <w:sz w:val="16"/>
+                <w:szCs w:val="16"/>
+                <w:lang w:val="de-DE"/>
+              </w:rPr>
+              <w:t>318.5</w:t>
+            </w:r>
+          </w:p>
+        </w:tc>
+      </w:tr>
+    </w:tbl>
+    <w:p/>
+    <w:p>
+      <w:r>
+        <w:lastRenderedPageBreak/>
+        <w:t xml:space="preserve">The </w:t>
+      </w:r>
+      <w:proofErr w:type="spellStart"/>
+      <w:r>
+        <w:rPr>
+          <w:rStyle w:val="HTMLCode"/>
+          <w:rFonts w:eastAsiaTheme="minorHAnsi"/>
+        </w:rPr>
+        <w:t>assign_grid_positions</w:t>
+      </w:r>
+      <w:proofErr w:type="spellEnd"/>
+      <w:r>
+        <w:t xml:space="preserve"> function processes detected objects by their x and y coordinates, grouping them accordingly. Once grouped, each object is assigned a unique position in a 3x3 grid layout, calculated as:</w:t>
+      </w:r>
+    </w:p>
+    <w:p>
+      <w:pPr>
+        <w:pStyle w:val="StandardWeb"/>
+      </w:pPr>
+      <w:r>
+        <w:t>where the row and column indices are determined by finding the closest coordinate group. If the assignment process fails (due to improper grouping), the function returns unmodified entries.</w:t>
+      </w:r>
+    </w:p>
+    <w:p>
       <w:pPr>
         <w:pStyle w:val="berschrift2"/>
       </w:pPr>
@@ -10745,6 +13796,45 @@
       </w:r>
       <w:bookmarkEnd w:id="34"/>
     </w:p>
+    <w:p>
+      <w:pPr>
+        <w:pStyle w:val="StandardWeb"/>
+      </w:pPr>
+      <w:r>
+        <w:t xml:space="preserve">Even after merging, some grid positions may remain empty due to incomplete detection. The </w:t>
+      </w:r>
+      <w:proofErr w:type="spellStart"/>
+      <w:r>
+        <w:rPr>
+          <w:rStyle w:val="HTMLCode"/>
+        </w:rPr>
+        <w:t>interpolate_missing_entries</w:t>
+      </w:r>
+      <w:proofErr w:type="spellEnd"/>
+      <w:r>
+        <w:t xml:space="preserve"> function compensates for these gaps by estimating missing elements based on geometry. This is done by the mean values of the merged x and y coordinate groups. These interpolated entries are </w:t>
+      </w:r>
+      <w:proofErr w:type="spellStart"/>
+      <w:r>
+        <w:t>labeled</w:t>
+      </w:r>
+      <w:proofErr w:type="spellEnd"/>
+      <w:r>
+        <w:t xml:space="preserve"> as "interpolated" to distinguish them from directly detected objects.</w:t>
+      </w:r>
+    </w:p>
+    <w:p>
+      <w:pPr>
+        <w:pStyle w:val="StandardWeb"/>
+      </w:pPr>
+      <w:r>
+        <w:rPr>
+          <w:rStyle w:val="Hervorhebung"/>
+        </w:rPr>
+        <w:t>(Placeholder for an image displaying interpolated elements filling gaps in the grid)</w:t>
+      </w:r>
+    </w:p>
+    <w:p/>
     <w:p>
       <w:pPr>
         <w:spacing w:before="0" w:after="160" w:line="259" w:lineRule="auto"/>
@@ -10779,10 +13869,7 @@
     </w:p>
     <w:p>
       <w:r>
-        <w:t>To test</w:t>
-      </w:r>
-      <w:r>
-        <w:t xml:space="preserve"> and for </w:t>
+        <w:t xml:space="preserve">To test and for </w:t>
       </w:r>
       <w:r>
         <w:t>evaluation of</w:t>
@@ -10793,15 +13880,18 @@
     </w:p>
     <w:p>
       <w:r>
-        <w:t>A panel was created as the output of the programme, which contains all the important information about the execution. Firstly, the largest element is the input image, which is located on the right-hand side. This image shows the outer contour and the two bounding boxes for defining the area for colour correction. In addition, the individual areas are labelled with numbers at their centre. These numbers can be used to identify the individual areas in the table below the image. The colour, the centre point and the type of detection are also noted in the table. A surface can be detected and identified either by edge detection, colour detection or both. The values of the correction constants for colour correction are shown in the table below.</w:t>
+        <w:t xml:space="preserve">A panel was created as the output of the </w:t>
+      </w:r>
+      <w:r>
+        <w:t>program</w:t>
+      </w:r>
+      <w:r>
+        <w:t>, which contains all the important information about the execution. Firstly, the largest element is the input image, which is located on the right-hand side. This image shows the outer contour and the two bounding boxes for defining the area for colour correction. In addition, the individual areas are labelled with numbers at their centre. These numbers can be used to identify the individual areas in the table below the image. The colour, the centre point and the type of detection are also noted in the table. A surface can be detected and identified either by edge detection, colour detection or both. The values of the correction constants for colour correction are shown in the table below.</w:t>
       </w:r>
     </w:p>
     <w:p>
       <w:r>
-        <w:t>There are three images on the left-hand side of the panel. At the top is the cropped, colour-corrected image of the cube in which the colour detection is performed. Below this is the mask from the edge detection, which attempts to recognise the relevant areas via their edges. Below this again is the combined mask from the colour detection, which contains all objects whose pixels lie in one of the defined colour areas</w:t>
-      </w:r>
-      <w:r>
-        <w:t>.</w:t>
+        <w:t>There are three images on the left-hand side of the panel. At the top is the cropped, colour-corrected image of the cube in which the colour detection is performed. Below this is the mask from the edge detection, which attempts to recognise the relevant areas via their edges. Below this again is the combined mask from the colour detection, which contains all objects whose pixels lie in one of the defined colour areas.</w:t>
       </w:r>
     </w:p>
     <w:p>
@@ -10811,6 +13901,7 @@
       </w:pPr>
       <w:r>
         <w:rPr>
+          <w:noProof/>
           <w:lang w:val="de-DE"/>
         </w:rPr>
         <w:lastRenderedPageBreak/>
@@ -10830,7 +13921,7 @@
                     <pic:cNvPicPr/>
                   </pic:nvPicPr>
                   <pic:blipFill rotWithShape="1">
-                    <a:blip r:embed="rId25"/>
+                    <a:blip r:embed="rId28"/>
                     <a:srcRect l="8439" r="4698"/>
                     <a:stretch/>
                   </pic:blipFill>
@@ -10952,14 +14043,12 @@
         </w:rPr>
         <w:t xml:space="preserve">Possible improvements to the algorithm include robustness in relation to rotations. With the current implementation, the cube must be aligned as precisely as possible to the edges of the image. Slight rotations of -+ 5° can be compensated for in some </w:t>
       </w:r>
-      <w:proofErr w:type="gramStart"/>
       <w:r>
         <w:rPr>
           <w:lang w:eastAsia="de-DE"/>
         </w:rPr>
-        <w:t>cases, but</w:t>
-      </w:r>
-      <w:proofErr w:type="gramEnd"/>
+        <w:t>cases but</w:t>
+      </w:r>
       <w:r>
         <w:rPr>
           <w:lang w:eastAsia="de-DE"/>
@@ -10977,14 +14066,71 @@
         <w:rPr>
           <w:lang w:eastAsia="de-DE"/>
         </w:rPr>
-        <w:t xml:space="preserve">Furthermore, large </w:t>
-      </w:r>
+        <w:t xml:space="preserve">The current implementation of the edge detection could also be enhanced by </w:t>
+      </w:r>
+      <w:r>
+        <w:rPr>
+          <w:lang w:eastAsia="de-DE"/>
+        </w:rPr>
+        <w:t>integrating</w:t>
+      </w:r>
+      <w:r>
+        <w:rPr>
+          <w:lang w:eastAsia="de-DE"/>
+        </w:rPr>
+        <w:t xml:space="preserve"> an adaptive threshold method to create the black mask. For </w:t>
+      </w:r>
+      <w:r>
+        <w:rPr>
+          <w:lang w:eastAsia="de-DE"/>
+        </w:rPr>
+        <w:t>now,</w:t>
+      </w:r>
+      <w:r>
+        <w:rPr>
+          <w:lang w:eastAsia="de-DE"/>
+        </w:rPr>
+        <w:t xml:space="preserve"> the threshold is hard codes and because of the </w:t>
+      </w:r>
+      <w:proofErr w:type="spellStart"/>
       <w:r>
         <w:rPr>
           <w:lang w:eastAsia="de-DE"/>
         </w:rPr>
         <w:t>color</w:t>
       </w:r>
+      <w:proofErr w:type="spellEnd"/>
+      <w:r>
+        <w:rPr>
+          <w:lang w:eastAsia="de-DE"/>
+        </w:rPr>
+        <w:t xml:space="preserve"> correction the results are acceptable but </w:t>
+      </w:r>
+      <w:r>
+        <w:rPr>
+          <w:lang w:eastAsia="de-DE"/>
+        </w:rPr>
+        <w:t xml:space="preserve">could be improved by methods like Otsu or the adaptive threshold method provided by cv2. </w:t>
+      </w:r>
+    </w:p>
+    <w:p>
+      <w:pPr>
+        <w:rPr>
+          <w:lang w:eastAsia="de-DE"/>
+        </w:rPr>
+      </w:pPr>
+      <w:r>
+        <w:rPr>
+          <w:lang w:eastAsia="de-DE"/>
+        </w:rPr>
+        <w:t xml:space="preserve">Furthermore, large </w:t>
+      </w:r>
+      <w:r>
+        <w:rPr>
+          <w:lang w:eastAsia="de-DE"/>
+        </w:rPr>
+        <w:t>color</w:t>
+      </w:r>
       <w:r>
         <w:rPr>
           <w:lang w:eastAsia="de-DE"/>
@@ -11027,20 +14173,24 @@
         </w:rPr>
         <w:t xml:space="preserve">s, brightnesses and illuminations </w:t>
       </w:r>
-      <w:proofErr w:type="gramStart"/>
       <w:r>
         <w:rPr>
           <w:lang w:eastAsia="de-DE"/>
         </w:rPr>
-        <w:t>in order to</w:t>
-      </w:r>
-      <w:proofErr w:type="gramEnd"/>
+        <w:t>to</w:t>
+      </w:r>
       <w:r>
         <w:rPr>
           <w:lang w:eastAsia="de-DE"/>
         </w:rPr>
         <w:t xml:space="preserve"> be robust against these influences.</w:t>
       </w:r>
+      <w:r>
+        <w:rPr>
+          <w:lang w:eastAsia="de-DE"/>
+        </w:rPr>
+        <w:t xml:space="preserve"> This approach could also be trained to be robust against rotation by further augmentation of the dataset.</w:t>
+      </w:r>
     </w:p>
     <w:p>
       <w:pPr>
@@ -11048,7 +14198,7 @@
           <w:lang w:eastAsia="de-DE"/>
         </w:rPr>
         <w:sectPr>
-          <w:footerReference w:type="first" r:id="rId26"/>
+          <w:footerReference w:type="first" r:id="rId29"/>
           <w:pgSz w:w="11900" w:h="16840"/>
           <w:pgMar w:top="1417" w:right="1417" w:bottom="1134" w:left="1417" w:header="720" w:footer="720" w:gutter="0"/>
           <w:pgNumType w:start="1"/>
@@ -12911,7 +16061,7 @@
       </w:r>
     </w:p>
     <w:sectPr>
-      <w:footerReference w:type="first" r:id="rId27"/>
+      <w:footerReference w:type="first" r:id="rId30"/>
       <w:pgSz w:w="11900" w:h="16840"/>
       <w:pgMar w:top="1440" w:right="1800" w:bottom="1440" w:left="1800" w:header="720" w:footer="720" w:gutter="0"/>
       <w:pgNumType w:fmt="upperRoman" w:start="3"/>
@@ -18376,6 +21526,7 @@
   <w:style w:type="paragraph" w:styleId="StandardWeb">
     <w:name w:val="Normal (Web)"/>
     <w:basedOn w:val="Standard"/>
+    <w:link w:val="StandardWebZchn"/>
     <w:uiPriority w:val="99"/>
     <w:unhideWhenUsed/>
     <w:rsid w:val="0092178E"/>
@@ -18400,6 +21551,53 @@
       <w:rFonts w:ascii="Courier New" w:eastAsia="Times New Roman" w:hAnsi="Courier New" w:cs="Courier New"/>
       <w:sz w:val="20"/>
       <w:szCs w:val="20"/>
+    </w:rPr>
+  </w:style>
+  <w:style w:type="character" w:styleId="Hervorhebung">
+    <w:name w:val="Emphasis"/>
+    <w:basedOn w:val="Absatz-Standardschriftart"/>
+    <w:uiPriority w:val="20"/>
+    <w:qFormat/>
+    <w:rsid w:val="002E43FA"/>
+    <w:rPr>
+      <w:i/>
+      <w:iCs/>
+    </w:rPr>
+  </w:style>
+  <w:style w:type="paragraph" w:customStyle="1" w:styleId="Code">
+    <w:name w:val="Code"/>
+    <w:basedOn w:val="StandardWeb"/>
+    <w:link w:val="CodeZchn"/>
+    <w:qFormat/>
+    <w:rsid w:val="003D6854"/>
+    <w:rPr>
+      <w:rFonts w:ascii="Courier New" w:hAnsi="Courier New"/>
+      <w:sz w:val="20"/>
+    </w:rPr>
+  </w:style>
+  <w:style w:type="character" w:customStyle="1" w:styleId="StandardWebZchn">
+    <w:name w:val="Standard (Web) Zchn"/>
+    <w:basedOn w:val="Absatz-Standardschriftart"/>
+    <w:link w:val="StandardWeb"/>
+    <w:uiPriority w:val="99"/>
+    <w:rsid w:val="003D6854"/>
+    <w:rPr>
+      <w:rFonts w:ascii="Times New Roman" w:eastAsia="Times New Roman" w:hAnsi="Times New Roman" w:cs="Times New Roman"/>
+      <w:sz w:val="24"/>
+      <w:szCs w:val="24"/>
+      <w:lang w:val="en-GB" w:eastAsia="de-DE"/>
+    </w:rPr>
+  </w:style>
+  <w:style w:type="character" w:customStyle="1" w:styleId="CodeZchn">
+    <w:name w:val="Code Zchn"/>
+    <w:basedOn w:val="StandardWebZchn"/>
+    <w:link w:val="Code"/>
+    <w:rsid w:val="003D6854"/>
+    <w:rPr>
+      <w:rFonts w:ascii="Courier New" w:eastAsia="Times New Roman" w:hAnsi="Courier New" w:cs="Times New Roman"/>
+      <w:sz w:val="20"/>
+      <w:szCs w:val="24"/>
+      <w:lang w:val="en-GB" w:eastAsia="de-DE"/>
     </w:rPr>
   </w:style>
 </w:styles>
@@ -18701,6 +21899,17 @@
 </file>
 
 <file path=customXml/item1.xml><?xml version="1.0" encoding="utf-8"?>
+<p:properties xmlns:p="http://schemas.microsoft.com/office/2006/metadata/properties" xmlns:xsi="http://www.w3.org/2001/XMLSchema-instance" xmlns:pc="http://schemas.microsoft.com/office/infopath/2007/PartnerControls">
+  <documentManagement>
+    <TaxCatchAll xmlns="e251b072-de84-4fee-b2e7-4d3e2474f5c4" xsi:nil="true"/>
+    <lcf76f155ced4ddcb4097134ff3c332f xmlns="836b1f19-46af-47af-acb5-4d7212fd4e44">
+      <Terms xmlns="http://schemas.microsoft.com/office/infopath/2007/PartnerControls"/>
+    </lcf76f155ced4ddcb4097134ff3c332f>
+  </documentManagement>
+</p:properties>
+</file>
+
+<file path=customXml/item2.xml><?xml version="1.0" encoding="utf-8"?>
 <ct:contentTypeSchema xmlns:ct="http://schemas.microsoft.com/office/2006/metadata/contentType" xmlns:ma="http://schemas.microsoft.com/office/2006/metadata/properties/metaAttributes" ct:_="" ma:_="" ma:contentTypeName="Dokument" ma:contentTypeID="0x010100676E221B2884634CB44D0AF0392FE558" ma:contentTypeVersion="11" ma:contentTypeDescription="Ein neues Dokument erstellen." ma:contentTypeScope="" ma:versionID="6d617d5413f3216d59193f3fc038381d">
   <xsd:schema xmlns:xsd="http://www.w3.org/2001/XMLSchema" xmlns:xs="http://www.w3.org/2001/XMLSchema" xmlns:p="http://schemas.microsoft.com/office/2006/metadata/properties" xmlns:ns2="836b1f19-46af-47af-acb5-4d7212fd4e44" xmlns:ns3="e251b072-de84-4fee-b2e7-4d3e2474f5c4" targetNamespace="http://schemas.microsoft.com/office/2006/metadata/properties" ma:root="true" ma:fieldsID="ea6eab65ff13a09539d7247ffee8660b" ns2:_="" ns3:_="">
     <xsd:import namespace="836b1f19-46af-47af-acb5-4d7212fd4e44"/>
@@ -18911,27 +22120,7 @@
 </ct:contentTypeSchema>
 </file>
 
-<file path=customXml/item2.xml><?xml version="1.0" encoding="utf-8"?>
-<p:properties xmlns:p="http://schemas.microsoft.com/office/2006/metadata/properties" xmlns:xsi="http://www.w3.org/2001/XMLSchema-instance" xmlns:pc="http://schemas.microsoft.com/office/infopath/2007/PartnerControls">
-  <documentManagement>
-    <TaxCatchAll xmlns="e251b072-de84-4fee-b2e7-4d3e2474f5c4" xsi:nil="true"/>
-    <lcf76f155ced4ddcb4097134ff3c332f xmlns="836b1f19-46af-47af-acb5-4d7212fd4e44">
-      <Terms xmlns="http://schemas.microsoft.com/office/infopath/2007/PartnerControls"/>
-    </lcf76f155ced4ddcb4097134ff3c332f>
-  </documentManagement>
-</p:properties>
-</file>
-
 <file path=customXml/item3.xml><?xml version="1.0" encoding="utf-8"?>
-<?mso-contentType ?>
-<FormTemplates xmlns="http://schemas.microsoft.com/sharepoint/v3/contenttype/forms">
-  <Display>DocumentLibraryForm</Display>
-  <Edit>DocumentLibraryForm</Edit>
-  <New>DocumentLibraryForm</New>
-</FormTemplates>
-</file>
-
-<file path=customXml/item4.xml><?xml version="1.0" encoding="utf-8"?>
 <b:Sources xmlns:b="http://schemas.openxmlformats.org/officeDocument/2006/bibliography" xmlns="http://schemas.openxmlformats.org/officeDocument/2006/bibliography" SelectedStyle="\IEEE2006OfficeOnline.xsl" StyleName="IEEE" Version="2006">
   <b:Source>
     <b:Tag>Ope24</b:Tag>
@@ -18978,7 +22167,27 @@
 </b:Sources>
 </file>
 
+<file path=customXml/item4.xml><?xml version="1.0" encoding="utf-8"?>
+<?mso-contentType ?>
+<FormTemplates xmlns="http://schemas.microsoft.com/sharepoint/v3/contenttype/forms">
+  <Display>DocumentLibraryForm</Display>
+  <Edit>DocumentLibraryForm</Edit>
+  <New>DocumentLibraryForm</New>
+</FormTemplates>
+</file>
+
 <file path=customXml/itemProps1.xml><?xml version="1.0" encoding="utf-8"?>
+<ds:datastoreItem xmlns:ds="http://schemas.openxmlformats.org/officeDocument/2006/customXml" ds:itemID="{EA53E83B-1742-4E9A-9C8E-6E7CB99077E5}">
+  <ds:schemaRefs>
+    <ds:schemaRef ds:uri="http://schemas.microsoft.com/office/2006/metadata/properties"/>
+    <ds:schemaRef ds:uri="http://schemas.microsoft.com/office/infopath/2007/PartnerControls"/>
+    <ds:schemaRef ds:uri="e251b072-de84-4fee-b2e7-4d3e2474f5c4"/>
+    <ds:schemaRef ds:uri="836b1f19-46af-47af-acb5-4d7212fd4e44"/>
+  </ds:schemaRefs>
+</ds:datastoreItem>
+</file>
+
+<file path=customXml/itemProps2.xml><?xml version="1.0" encoding="utf-8"?>
 <ds:datastoreItem xmlns:ds="http://schemas.openxmlformats.org/officeDocument/2006/customXml" ds:itemID="{23464798-3E89-4756-9648-FDFB24AA841E}">
   <ds:schemaRefs>
     <ds:schemaRef ds:uri="http://schemas.microsoft.com/office/2006/metadata/contentType"/>
@@ -18997,29 +22206,18 @@
 </ds:datastoreItem>
 </file>
 
-<file path=customXml/itemProps2.xml><?xml version="1.0" encoding="utf-8"?>
-<ds:datastoreItem xmlns:ds="http://schemas.openxmlformats.org/officeDocument/2006/customXml" ds:itemID="{EA53E83B-1742-4E9A-9C8E-6E7CB99077E5}">
+<file path=customXml/itemProps3.xml><?xml version="1.0" encoding="utf-8"?>
+<ds:datastoreItem xmlns:ds="http://schemas.openxmlformats.org/officeDocument/2006/customXml" ds:itemID="{9B72780B-4007-4875-ABAF-728DCE36D1A4}">
   <ds:schemaRefs>
-    <ds:schemaRef ds:uri="http://schemas.microsoft.com/office/2006/metadata/properties"/>
-    <ds:schemaRef ds:uri="http://schemas.microsoft.com/office/infopath/2007/PartnerControls"/>
-    <ds:schemaRef ds:uri="e251b072-de84-4fee-b2e7-4d3e2474f5c4"/>
-    <ds:schemaRef ds:uri="836b1f19-46af-47af-acb5-4d7212fd4e44"/>
+    <ds:schemaRef ds:uri="http://schemas.openxmlformats.org/officeDocument/2006/bibliography"/>
   </ds:schemaRefs>
 </ds:datastoreItem>
 </file>
 
-<file path=customXml/itemProps3.xml><?xml version="1.0" encoding="utf-8"?>
+<file path=customXml/itemProps4.xml><?xml version="1.0" encoding="utf-8"?>
 <ds:datastoreItem xmlns:ds="http://schemas.openxmlformats.org/officeDocument/2006/customXml" ds:itemID="{42E09C9A-7ECB-4052-A38A-B1BA09FED6D1}">
   <ds:schemaRefs>
     <ds:schemaRef ds:uri="http://schemas.microsoft.com/sharepoint/v3/contenttype/forms"/>
   </ds:schemaRefs>
 </ds:datastoreItem>
-</file>
-
-<file path=customXml/itemProps4.xml><?xml version="1.0" encoding="utf-8"?>
-<ds:datastoreItem xmlns:ds="http://schemas.openxmlformats.org/officeDocument/2006/customXml" ds:itemID="{9B72780B-4007-4875-ABAF-728DCE36D1A4}">
-  <ds:schemaRefs>
-    <ds:schemaRef ds:uri="http://schemas.openxmlformats.org/officeDocument/2006/bibliography"/>
-  </ds:schemaRefs>
-</ds:datastoreItem>
 </file>
--- a/Dokumentation/Dokumentation.docx
+++ b/Dokumentation/Dokumentation.docx
@@ -16,7 +16,7 @@
           <w:noProof/>
         </w:rPr>
         <w:drawing>
-          <wp:inline distT="0" distB="0" distL="0" distR="0" wp14:anchorId="470B7D7C" wp14:editId="7F2A95A9">
+          <wp:inline distT="0" distB="0" distL="0" distR="0" wp14:anchorId="470B7D7C" wp14:editId="46F81D1E">
             <wp:extent cx="3140723" cy="1057293"/>
             <wp:effectExtent l="0" t="0" r="2540" b="9525"/>
             <wp:docPr id="1" name="Grafik 1"/>
@@ -123,7 +123,6 @@
           <w:lang w:val="de-DE"/>
         </w:rPr>
       </w:pPr>
-      <w:proofErr w:type="spellStart"/>
       <w:r>
         <w:rPr>
           <w:b/>
@@ -154,7 +153,6 @@
         </w:rPr>
         <w:t>umentation</w:t>
       </w:r>
-      <w:proofErr w:type="spellEnd"/>
     </w:p>
     <w:p>
       <w:pPr>
@@ -478,7 +476,7 @@
             </w:rPr>
             <w:fldChar w:fldCharType="separate"/>
           </w:r>
-          <w:hyperlink w:anchor="_Toc189065784" w:history="1">
+          <w:hyperlink w:anchor="_Toc189149156" w:history="1">
             <w:r>
               <w:rPr>
                 <w:rStyle w:val="Hyperlink"/>
@@ -519,7 +517,7 @@
               <w:rPr>
                 <w:webHidden/>
               </w:rPr>
-              <w:instrText xml:space="preserve"> PAGEREF _Toc189065784 \h </w:instrText>
+              <w:instrText xml:space="preserve"> PAGEREF _Toc189149156 \h </w:instrText>
             </w:r>
             <w:r>
               <w:rPr>
@@ -559,7 +557,7 @@
               <w14:ligatures w14:val="standardContextual"/>
             </w:rPr>
           </w:pPr>
-          <w:hyperlink w:anchor="_Toc189065785" w:history="1">
+          <w:hyperlink w:anchor="_Toc189149157" w:history="1">
             <w:r>
               <w:rPr>
                 <w:rStyle w:val="Hyperlink"/>
@@ -600,7 +598,7 @@
               <w:rPr>
                 <w:webHidden/>
               </w:rPr>
-              <w:instrText xml:space="preserve"> PAGEREF _Toc189065785 \h </w:instrText>
+              <w:instrText xml:space="preserve"> PAGEREF _Toc189149157 \h </w:instrText>
             </w:r>
             <w:r>
               <w:rPr>
@@ -639,7 +637,7 @@
               <w14:ligatures w14:val="standardContextual"/>
             </w:rPr>
           </w:pPr>
-          <w:hyperlink w:anchor="_Toc189065786" w:history="1">
+          <w:hyperlink w:anchor="_Toc189149158" w:history="1">
             <w:r>
               <w:rPr>
                 <w:rStyle w:val="Hyperlink"/>
@@ -684,7 +682,95 @@
                 <w:noProof/>
                 <w:webHidden/>
               </w:rPr>
-              <w:instrText xml:space="preserve"> PAGEREF _Toc189065786 \h </w:instrText>
+              <w:instrText xml:space="preserve"> PAGEREF _Toc189149158 \h </w:instrText>
+            </w:r>
+            <w:r>
+              <w:rPr>
+                <w:noProof/>
+                <w:webHidden/>
+              </w:rPr>
+            </w:r>
+            <w:r>
+              <w:rPr>
+                <w:noProof/>
+                <w:webHidden/>
+              </w:rPr>
+              <w:fldChar w:fldCharType="separate"/>
+            </w:r>
+            <w:r>
+              <w:rPr>
+                <w:noProof/>
+                <w:webHidden/>
+              </w:rPr>
+              <w:t>2</w:t>
+            </w:r>
+            <w:r>
+              <w:rPr>
+                <w:noProof/>
+                <w:webHidden/>
+              </w:rPr>
+              <w:fldChar w:fldCharType="end"/>
+            </w:r>
+          </w:hyperlink>
+        </w:p>
+        <w:p>
+          <w:pPr>
+            <w:pStyle w:val="Verzeichnis3"/>
+            <w:rPr>
+              <w:rFonts w:eastAsiaTheme="minorEastAsia"/>
+              <w:noProof/>
+              <w:kern w:val="2"/>
+              <w:szCs w:val="24"/>
+              <w:lang w:val="de-DE" w:eastAsia="de-DE"/>
+              <w14:ligatures w14:val="standardContextual"/>
+            </w:rPr>
+          </w:pPr>
+          <w:hyperlink w:anchor="_Toc189149159" w:history="1">
+            <w:r>
+              <w:rPr>
+                <w:rStyle w:val="Hyperlink"/>
+                <w:noProof/>
+              </w:rPr>
+              <w:t>2.1.1</w:t>
+            </w:r>
+            <w:r>
+              <w:rPr>
+                <w:rFonts w:eastAsiaTheme="minorEastAsia"/>
+                <w:noProof/>
+                <w:kern w:val="2"/>
+                <w:szCs w:val="24"/>
+                <w:lang w:val="de-DE" w:eastAsia="de-DE"/>
+                <w14:ligatures w14:val="standardContextual"/>
+              </w:rPr>
+              <w:tab/>
+            </w:r>
+            <w:r>
+              <w:rPr>
+                <w:rStyle w:val="Hyperlink"/>
+                <w:noProof/>
+              </w:rPr>
+              <w:t>Canny Filter</w:t>
+            </w:r>
+            <w:r>
+              <w:rPr>
+                <w:noProof/>
+                <w:webHidden/>
+              </w:rPr>
+              <w:tab/>
+            </w:r>
+            <w:r>
+              <w:rPr>
+                <w:noProof/>
+                <w:webHidden/>
+              </w:rPr>
+              <w:fldChar w:fldCharType="begin"/>
+            </w:r>
+            <w:r>
+              <w:rPr>
+                <w:noProof/>
+                <w:webHidden/>
+              </w:rPr>
+              <w:instrText xml:space="preserve"> PAGEREF _Toc189149159 \h </w:instrText>
             </w:r>
             <w:r>
               <w:rPr>
@@ -727,7 +813,7 @@
               <w14:ligatures w14:val="standardContextual"/>
             </w:rPr>
           </w:pPr>
-          <w:hyperlink w:anchor="_Toc189065787" w:history="1">
+          <w:hyperlink w:anchor="_Toc189149160" w:history="1">
             <w:r>
               <w:rPr>
                 <w:rStyle w:val="Hyperlink"/>
@@ -751,7 +837,7 @@
                 <w:rStyle w:val="Hyperlink"/>
                 <w:noProof/>
               </w:rPr>
-              <w:t>Canny Filter</w:t>
+              <w:t>Color correction</w:t>
             </w:r>
             <w:r>
               <w:rPr>
@@ -772,7 +858,7 @@
                 <w:noProof/>
                 <w:webHidden/>
               </w:rPr>
-              <w:instrText xml:space="preserve"> PAGEREF _Toc189065787 \h </w:instrText>
+              <w:instrText xml:space="preserve"> PAGEREF _Toc189149160 \h </w:instrText>
             </w:r>
             <w:r>
               <w:rPr>
@@ -792,7 +878,7 @@
                 <w:noProof/>
                 <w:webHidden/>
               </w:rPr>
-              <w:t>2</w:t>
+              <w:t>3</w:t>
             </w:r>
             <w:r>
               <w:rPr>
@@ -815,7 +901,7 @@
               <w14:ligatures w14:val="standardContextual"/>
             </w:rPr>
           </w:pPr>
-          <w:hyperlink w:anchor="_Toc189065788" w:history="1">
+          <w:hyperlink w:anchor="_Toc189149161" w:history="1">
             <w:r>
               <w:rPr>
                 <w:rStyle w:val="Hyperlink"/>
@@ -839,7 +925,7 @@
                 <w:rStyle w:val="Hyperlink"/>
                 <w:noProof/>
               </w:rPr>
-              <w:t>Color correction</w:t>
+              <w:t>Color detection</w:t>
             </w:r>
             <w:r>
               <w:rPr>
@@ -860,7 +946,7 @@
                 <w:noProof/>
                 <w:webHidden/>
               </w:rPr>
-              <w:instrText xml:space="preserve"> PAGEREF _Toc189065788 \h </w:instrText>
+              <w:instrText xml:space="preserve"> PAGEREF _Toc189149161 \h </w:instrText>
             </w:r>
             <w:r>
               <w:rPr>
@@ -880,95 +966,7 @@
                 <w:noProof/>
                 <w:webHidden/>
               </w:rPr>
-              <w:t>3</w:t>
-            </w:r>
-            <w:r>
-              <w:rPr>
-                <w:noProof/>
-                <w:webHidden/>
-              </w:rPr>
-              <w:fldChar w:fldCharType="end"/>
-            </w:r>
-          </w:hyperlink>
-        </w:p>
-        <w:p>
-          <w:pPr>
-            <w:pStyle w:val="Verzeichnis2"/>
-            <w:rPr>
-              <w:rFonts w:eastAsiaTheme="minorEastAsia"/>
-              <w:noProof/>
-              <w:kern w:val="2"/>
-              <w:szCs w:val="24"/>
-              <w:lang w:val="de-DE" w:eastAsia="de-DE"/>
-              <w14:ligatures w14:val="standardContextual"/>
-            </w:rPr>
-          </w:pPr>
-          <w:hyperlink w:anchor="_Toc189065789" w:history="1">
-            <w:r>
-              <w:rPr>
-                <w:rStyle w:val="Hyperlink"/>
-                <w:noProof/>
-              </w:rPr>
-              <w:t>2.4</w:t>
-            </w:r>
-            <w:r>
-              <w:rPr>
-                <w:rFonts w:eastAsiaTheme="minorEastAsia"/>
-                <w:noProof/>
-                <w:kern w:val="2"/>
-                <w:szCs w:val="24"/>
-                <w:lang w:val="de-DE" w:eastAsia="de-DE"/>
-                <w14:ligatures w14:val="standardContextual"/>
-              </w:rPr>
-              <w:tab/>
-            </w:r>
-            <w:r>
-              <w:rPr>
-                <w:rStyle w:val="Hyperlink"/>
-                <w:noProof/>
-              </w:rPr>
-              <w:t>Color detection</w:t>
-            </w:r>
-            <w:r>
-              <w:rPr>
-                <w:noProof/>
-                <w:webHidden/>
-              </w:rPr>
-              <w:tab/>
-            </w:r>
-            <w:r>
-              <w:rPr>
-                <w:noProof/>
-                <w:webHidden/>
-              </w:rPr>
-              <w:fldChar w:fldCharType="begin"/>
-            </w:r>
-            <w:r>
-              <w:rPr>
-                <w:noProof/>
-                <w:webHidden/>
-              </w:rPr>
-              <w:instrText xml:space="preserve"> PAGEREF _Toc189065789 \h </w:instrText>
-            </w:r>
-            <w:r>
-              <w:rPr>
-                <w:noProof/>
-                <w:webHidden/>
-              </w:rPr>
-            </w:r>
-            <w:r>
-              <w:rPr>
-                <w:noProof/>
-                <w:webHidden/>
-              </w:rPr>
-              <w:fldChar w:fldCharType="separate"/>
-            </w:r>
-            <w:r>
-              <w:rPr>
-                <w:noProof/>
-                <w:webHidden/>
-              </w:rPr>
-              <w:t>5</w:t>
+              <w:t>6</w:t>
             </w:r>
             <w:r>
               <w:rPr>
@@ -992,7 +990,7 @@
               <w14:ligatures w14:val="standardContextual"/>
             </w:rPr>
           </w:pPr>
-          <w:hyperlink w:anchor="_Toc189065790" w:history="1">
+          <w:hyperlink w:anchor="_Toc189149162" w:history="1">
             <w:r>
               <w:rPr>
                 <w:rStyle w:val="Hyperlink"/>
@@ -1033,7 +1031,7 @@
               <w:rPr>
                 <w:webHidden/>
               </w:rPr>
-              <w:instrText xml:space="preserve"> PAGEREF _Toc189065790 \h </w:instrText>
+              <w:instrText xml:space="preserve"> PAGEREF _Toc189149162 \h </w:instrText>
             </w:r>
             <w:r>
               <w:rPr>
@@ -1072,7 +1070,7 @@
               <w14:ligatures w14:val="standardContextual"/>
             </w:rPr>
           </w:pPr>
-          <w:hyperlink w:anchor="_Toc189065791" w:history="1">
+          <w:hyperlink w:anchor="_Toc189149163" w:history="1">
             <w:r>
               <w:rPr>
                 <w:rStyle w:val="Hyperlink"/>
@@ -1117,7 +1115,7 @@
                 <w:noProof/>
                 <w:webHidden/>
               </w:rPr>
-              <w:instrText xml:space="preserve"> PAGEREF _Toc189065791 \h </w:instrText>
+              <w:instrText xml:space="preserve"> PAGEREF _Toc189149163 \h </w:instrText>
             </w:r>
             <w:r>
               <w:rPr>
@@ -1160,7 +1158,7 @@
               <w14:ligatures w14:val="standardContextual"/>
             </w:rPr>
           </w:pPr>
-          <w:hyperlink w:anchor="_Toc189065792" w:history="1">
+          <w:hyperlink w:anchor="_Toc189149164" w:history="1">
             <w:r>
               <w:rPr>
                 <w:rStyle w:val="Hyperlink"/>
@@ -1205,7 +1203,7 @@
                 <w:noProof/>
                 <w:webHidden/>
               </w:rPr>
-              <w:instrText xml:space="preserve"> PAGEREF _Toc189065792 \h </w:instrText>
+              <w:instrText xml:space="preserve"> PAGEREF _Toc189149164 \h </w:instrText>
             </w:r>
             <w:r>
               <w:rPr>
@@ -1248,7 +1246,7 @@
               <w14:ligatures w14:val="standardContextual"/>
             </w:rPr>
           </w:pPr>
-          <w:hyperlink w:anchor="_Toc189065793" w:history="1">
+          <w:hyperlink w:anchor="_Toc189149165" w:history="1">
             <w:r>
               <w:rPr>
                 <w:rStyle w:val="Hyperlink"/>
@@ -1293,7 +1291,7 @@
                 <w:noProof/>
                 <w:webHidden/>
               </w:rPr>
-              <w:instrText xml:space="preserve"> PAGEREF _Toc189065793 \h </w:instrText>
+              <w:instrText xml:space="preserve"> PAGEREF _Toc189149165 \h </w:instrText>
             </w:r>
             <w:r>
               <w:rPr>
@@ -1336,7 +1334,7 @@
               <w14:ligatures w14:val="standardContextual"/>
             </w:rPr>
           </w:pPr>
-          <w:hyperlink w:anchor="_Toc189065794" w:history="1">
+          <w:hyperlink w:anchor="_Toc189149166" w:history="1">
             <w:r>
               <w:rPr>
                 <w:rStyle w:val="Hyperlink"/>
@@ -1381,7 +1379,7 @@
                 <w:noProof/>
                 <w:webHidden/>
               </w:rPr>
-              <w:instrText xml:space="preserve"> PAGEREF _Toc189065794 \h </w:instrText>
+              <w:instrText xml:space="preserve"> PAGEREF _Toc189149166 \h </w:instrText>
             </w:r>
             <w:r>
               <w:rPr>
@@ -1402,6 +1400,94 @@
                 <w:webHidden/>
               </w:rPr>
               <w:t>14</w:t>
+            </w:r>
+            <w:r>
+              <w:rPr>
+                <w:noProof/>
+                <w:webHidden/>
+              </w:rPr>
+              <w:fldChar w:fldCharType="end"/>
+            </w:r>
+          </w:hyperlink>
+        </w:p>
+        <w:p>
+          <w:pPr>
+            <w:pStyle w:val="Verzeichnis3"/>
+            <w:rPr>
+              <w:rFonts w:eastAsiaTheme="minorEastAsia"/>
+              <w:noProof/>
+              <w:kern w:val="2"/>
+              <w:szCs w:val="24"/>
+              <w:lang w:val="de-DE" w:eastAsia="de-DE"/>
+              <w14:ligatures w14:val="standardContextual"/>
+            </w:rPr>
+          </w:pPr>
+          <w:hyperlink w:anchor="_Toc189149167" w:history="1">
+            <w:r>
+              <w:rPr>
+                <w:rStyle w:val="Hyperlink"/>
+                <w:noProof/>
+              </w:rPr>
+              <w:t>3.4.1</w:t>
+            </w:r>
+            <w:r>
+              <w:rPr>
+                <w:rFonts w:eastAsiaTheme="minorEastAsia"/>
+                <w:noProof/>
+                <w:kern w:val="2"/>
+                <w:szCs w:val="24"/>
+                <w:lang w:val="de-DE" w:eastAsia="de-DE"/>
+                <w14:ligatures w14:val="standardContextual"/>
+              </w:rPr>
+              <w:tab/>
+            </w:r>
+            <w:r>
+              <w:rPr>
+                <w:rStyle w:val="Hyperlink"/>
+                <w:noProof/>
+              </w:rPr>
+              <w:t>Assign grid positions</w:t>
+            </w:r>
+            <w:r>
+              <w:rPr>
+                <w:noProof/>
+                <w:webHidden/>
+              </w:rPr>
+              <w:tab/>
+            </w:r>
+            <w:r>
+              <w:rPr>
+                <w:noProof/>
+                <w:webHidden/>
+              </w:rPr>
+              <w:fldChar w:fldCharType="begin"/>
+            </w:r>
+            <w:r>
+              <w:rPr>
+                <w:noProof/>
+                <w:webHidden/>
+              </w:rPr>
+              <w:instrText xml:space="preserve"> PAGEREF _Toc189149167 \h </w:instrText>
+            </w:r>
+            <w:r>
+              <w:rPr>
+                <w:noProof/>
+                <w:webHidden/>
+              </w:rPr>
+            </w:r>
+            <w:r>
+              <w:rPr>
+                <w:noProof/>
+                <w:webHidden/>
+              </w:rPr>
+              <w:fldChar w:fldCharType="separate"/>
+            </w:r>
+            <w:r>
+              <w:rPr>
+                <w:noProof/>
+                <w:webHidden/>
+              </w:rPr>
+              <w:t>15</w:t>
             </w:r>
             <w:r>
               <w:rPr>
@@ -1424,7 +1510,7 @@
               <w14:ligatures w14:val="standardContextual"/>
             </w:rPr>
           </w:pPr>
-          <w:hyperlink w:anchor="_Toc189065795" w:history="1">
+          <w:hyperlink w:anchor="_Toc189149168" w:history="1">
             <w:r>
               <w:rPr>
                 <w:rStyle w:val="Hyperlink"/>
@@ -1469,7 +1555,7 @@
                 <w:noProof/>
                 <w:webHidden/>
               </w:rPr>
-              <w:instrText xml:space="preserve"> PAGEREF _Toc189065795 \h </w:instrText>
+              <w:instrText xml:space="preserve"> PAGEREF _Toc189149168 \h </w:instrText>
             </w:r>
             <w:r>
               <w:rPr>
@@ -1489,7 +1575,7 @@
                 <w:noProof/>
                 <w:webHidden/>
               </w:rPr>
-              <w:t>14</w:t>
+              <w:t>16</w:t>
             </w:r>
             <w:r>
               <w:rPr>
@@ -1513,7 +1599,7 @@
               <w14:ligatures w14:val="standardContextual"/>
             </w:rPr>
           </w:pPr>
-          <w:hyperlink w:anchor="_Toc189065796" w:history="1">
+          <w:hyperlink w:anchor="_Toc189149169" w:history="1">
             <w:r>
               <w:rPr>
                 <w:rStyle w:val="Hyperlink"/>
@@ -1554,7 +1640,7 @@
               <w:rPr>
                 <w:webHidden/>
               </w:rPr>
-              <w:instrText xml:space="preserve"> PAGEREF _Toc189065796 \h </w:instrText>
+              <w:instrText xml:space="preserve"> PAGEREF _Toc189149169 \h </w:instrText>
             </w:r>
             <w:r>
               <w:rPr>
@@ -1571,7 +1657,7 @@
               <w:rPr>
                 <w:webHidden/>
               </w:rPr>
-              <w:t>15</w:t>
+              <w:t>17</w:t>
             </w:r>
             <w:r>
               <w:rPr>
@@ -1594,7 +1680,7 @@
               <w14:ligatures w14:val="standardContextual"/>
             </w:rPr>
           </w:pPr>
-          <w:hyperlink w:anchor="_Toc189065797" w:history="1">
+          <w:hyperlink w:anchor="_Toc189149170" w:history="1">
             <w:r>
               <w:rPr>
                 <w:rStyle w:val="Hyperlink"/>
@@ -1637,7 +1723,7 @@
               <w:rPr>
                 <w:webHidden/>
               </w:rPr>
-              <w:instrText xml:space="preserve"> PAGEREF _Toc189065797 \h </w:instrText>
+              <w:instrText xml:space="preserve"> PAGEREF _Toc189149170 \h </w:instrText>
             </w:r>
             <w:r>
               <w:rPr>
@@ -1654,7 +1740,7 @@
               <w:rPr>
                 <w:webHidden/>
               </w:rPr>
-              <w:t>17</w:t>
+              <w:t>20</w:t>
             </w:r>
             <w:r>
               <w:rPr>
@@ -1677,7 +1763,7 @@
               <w14:ligatures w14:val="standardContextual"/>
             </w:rPr>
           </w:pPr>
-          <w:hyperlink w:anchor="_Toc189065798" w:history="1">
+          <w:hyperlink w:anchor="_Toc189149171" w:history="1">
             <w:r>
               <w:rPr>
                 <w:rStyle w:val="Hyperlink"/>
@@ -1718,7 +1804,7 @@
               <w:rPr>
                 <w:webHidden/>
               </w:rPr>
-              <w:instrText xml:space="preserve"> PAGEREF _Toc189065798 \h </w:instrText>
+              <w:instrText xml:space="preserve"> PAGEREF _Toc189149171 \h </w:instrText>
             </w:r>
             <w:r>
               <w:rPr>
@@ -1758,7 +1844,7 @@
               <w14:ligatures w14:val="standardContextual"/>
             </w:rPr>
           </w:pPr>
-          <w:hyperlink w:anchor="_Toc189065799" w:history="1">
+          <w:hyperlink w:anchor="_Toc189149172" w:history="1">
             <w:r>
               <w:rPr>
                 <w:rStyle w:val="Hyperlink"/>
@@ -1799,7 +1885,7 @@
               <w:rPr>
                 <w:webHidden/>
               </w:rPr>
-              <w:instrText xml:space="preserve"> PAGEREF _Toc189065799 \h </w:instrText>
+              <w:instrText xml:space="preserve"> PAGEREF _Toc189149172 \h </w:instrText>
             </w:r>
             <w:r>
               <w:rPr>
@@ -1839,7 +1925,7 @@
               <w14:ligatures w14:val="standardContextual"/>
             </w:rPr>
           </w:pPr>
-          <w:hyperlink w:anchor="_Toc189065800" w:history="1">
+          <w:hyperlink w:anchor="_Toc189149173" w:history="1">
             <w:r>
               <w:rPr>
                 <w:rStyle w:val="Hyperlink"/>
@@ -1880,7 +1966,7 @@
               <w:rPr>
                 <w:webHidden/>
               </w:rPr>
-              <w:instrText xml:space="preserve"> PAGEREF _Toc189065800 \h </w:instrText>
+              <w:instrText xml:space="preserve"> PAGEREF _Toc189149173 \h </w:instrText>
             </w:r>
             <w:r>
               <w:rPr>
@@ -1946,7 +2032,7 @@
       <w:pPr>
         <w:pStyle w:val="berschrift1"/>
       </w:pPr>
-      <w:bookmarkStart w:id="0" w:name="_Toc189065784"/>
+      <w:bookmarkStart w:id="0" w:name="_Toc189149156"/>
       <w:r>
         <w:lastRenderedPageBreak/>
         <w:t>Introduction</w:t>
@@ -2065,7 +2151,7 @@
       <w:pPr>
         <w:pStyle w:val="Beschriftung"/>
       </w:pPr>
-      <w:bookmarkStart w:id="1" w:name="_Toc189065661"/>
+      <w:bookmarkStart w:id="1" w:name="_Toc189149174"/>
       <w:r>
         <w:t xml:space="preserve">Figure </w:t>
       </w:r>
@@ -2124,7 +2210,7 @@
       <w:pPr>
         <w:pStyle w:val="berschrift1"/>
       </w:pPr>
-      <w:bookmarkStart w:id="2" w:name="_Toc189065785"/>
+      <w:bookmarkStart w:id="2" w:name="_Toc189149157"/>
       <w:r>
         <w:lastRenderedPageBreak/>
         <w:t>Technical background</w:t>
@@ -2135,7 +2221,7 @@
       <w:pPr>
         <w:pStyle w:val="berschrift2"/>
       </w:pPr>
-      <w:bookmarkStart w:id="3" w:name="_Toc189065786"/>
+      <w:bookmarkStart w:id="3" w:name="_Toc189149158"/>
       <w:r>
         <w:t>Edge Detection</w:t>
       </w:r>
@@ -2143,26 +2229,14 @@
     </w:p>
     <w:p>
       <w:r>
-        <w:t xml:space="preserve">Edge detection is a fundamental task in image processing and computer vision, used to identify boundaries within images. It helps in feature extraction and object detection by highlighting significant changes in intensity. Various edge detection techniques exist, but </w:t>
-      </w:r>
-      <w:r>
-        <w:t>in this project</w:t>
-      </w:r>
-      <w:r>
-        <w:t xml:space="preserve"> the Canny edge detection algorithm</w:t>
-      </w:r>
-      <w:r>
-        <w:t xml:space="preserve"> is used</w:t>
-      </w:r>
-      <w:r>
-        <w:t>.</w:t>
+        <w:t>Edge detection is a fundamental task in image processing and computer vision, used to identify boundaries within images. It helps in feature extraction and object detection by highlighting significant changes in intensity. Various edge detection techniques exist, but in this project the Canny edge detection algorithm is used.</w:t>
       </w:r>
     </w:p>
     <w:p>
       <w:pPr>
         <w:pStyle w:val="berschrift3"/>
       </w:pPr>
-      <w:bookmarkStart w:id="4" w:name="_Toc189065787"/>
+      <w:bookmarkStart w:id="4" w:name="_Toc189149159"/>
       <w:r>
         <w:t>Canny Filter</w:t>
       </w:r>
@@ -2447,7 +2521,7 @@
       <w:pPr>
         <w:pStyle w:val="Beschriftung"/>
       </w:pPr>
-      <w:bookmarkStart w:id="5" w:name="_Toc189065662"/>
+      <w:bookmarkStart w:id="5" w:name="_Toc189149175"/>
       <w:r>
         <w:t xml:space="preserve">Figure </w:t>
       </w:r>
@@ -2482,9 +2556,6 @@
             <w:fldChar w:fldCharType="begin"/>
           </w:r>
           <w:r>
-            <w:rPr>
-              <w:lang w:val="de-DE"/>
-            </w:rPr>
             <w:instrText xml:space="preserve"> CITATION Can25 \l 1031 </w:instrText>
           </w:r>
           <w:r>
@@ -2493,7 +2564,6 @@
           <w:r>
             <w:rPr>
               <w:noProof/>
-              <w:lang w:val="de-DE"/>
             </w:rPr>
             <w:t>[1]</w:t>
           </w:r>
@@ -2547,7 +2617,6 @@
       <w:r>
         <w:t xml:space="preserve">In this phase, real edges are distinguished from unwanted edges. Two threshold values, </w:t>
       </w:r>
-      <w:proofErr w:type="spellStart"/>
       <w:r>
         <w:rPr>
           <w:i/>
@@ -2555,11 +2624,9 @@
         </w:rPr>
         <w:t>minVal</w:t>
       </w:r>
-      <w:proofErr w:type="spellEnd"/>
       <w:r>
         <w:t xml:space="preserve"> and </w:t>
       </w:r>
-      <w:proofErr w:type="spellStart"/>
       <w:r>
         <w:rPr>
           <w:i/>
@@ -2567,11 +2634,9 @@
         </w:rPr>
         <w:t>maxVal</w:t>
       </w:r>
-      <w:proofErr w:type="spellEnd"/>
       <w:r>
         <w:t xml:space="preserve">, are used for this purpose. Edges with a gradient above </w:t>
       </w:r>
-      <w:proofErr w:type="spellStart"/>
       <w:r>
         <w:rPr>
           <w:i/>
@@ -2579,11 +2644,9 @@
         </w:rPr>
         <w:t>maxVal</w:t>
       </w:r>
-      <w:proofErr w:type="spellEnd"/>
       <w:r>
         <w:t xml:space="preserve"> are considered safe, while those below </w:t>
       </w:r>
-      <w:proofErr w:type="spellStart"/>
       <w:r>
         <w:rPr>
           <w:i/>
@@ -2591,7 +2654,6 @@
         </w:rPr>
         <w:t>minVal</w:t>
       </w:r>
-      <w:proofErr w:type="spellEnd"/>
       <w:r>
         <w:t xml:space="preserve"> are discarded. Values in between are only accepted as edges if they are connected to safe edges.</w:t>
       </w:r>
@@ -2628,7 +2690,7 @@
       </w:pPr>
       <w:bookmarkStart w:id="6" w:name="_Ref189055168"/>
       <w:bookmarkStart w:id="7" w:name="_Ref189055175"/>
-      <w:bookmarkStart w:id="8" w:name="_Toc189065788"/>
+      <w:bookmarkStart w:id="8" w:name="_Toc189149160"/>
       <w:r>
         <w:t>Color correction</w:t>
       </w:r>
@@ -2638,15 +2700,7 @@
     </w:p>
     <w:p>
       <w:r>
-        <w:t xml:space="preserve">As the color detection of the individual areas should also function under different lighting conditions, a so-called color correction is used. This is necessary because the corresponding color areas of the individual colors are defined under neutral, bright light. If the light color now changes, the color values of the surfaces also change accordingly, so that they may slip into other color ranges or even lie outside the defined color ranges. For example, the white surface also appears bluish under blue light. The color correction is intended to remedy this and transform the color back into neutral colors. The correction takes place in the RGB </w:t>
-      </w:r>
-      <w:proofErr w:type="spellStart"/>
-      <w:r>
-        <w:t>color</w:t>
-      </w:r>
-      <w:proofErr w:type="spellEnd"/>
-      <w:r>
-        <w:t xml:space="preserve"> space</w:t>
+        <w:t>As the color detection of the individual areas should also function under different lighting conditions, a so-called color correction is used. This is necessary because the corresponding color areas of the individual colors are defined under neutral, bright light. If the light color now changes, the color values of the surfaces also change accordingly, so that they may slip into other color ranges or even lie outside the defined color ranges. For example, the white surface also appears bluish under blue light. The color correction is intended to remedy this and transform the color back into neutral colors. The correction takes place in the RGB color space</w:t>
       </w:r>
       <w:r>
         <w:t xml:space="preserve"> </w:t>
@@ -2939,7 +2993,7 @@
           <w:rFonts w:eastAsiaTheme="minorEastAsia"/>
         </w:rPr>
       </w:pPr>
-      <w:bookmarkStart w:id="9" w:name="_Toc189065663"/>
+      <w:bookmarkStart w:id="9" w:name="_Toc189149176"/>
       <w:r>
         <w:t xml:space="preserve">Figure </w:t>
       </w:r>
@@ -3455,7 +3509,7 @@
       <w:pPr>
         <w:pStyle w:val="Beschriftung"/>
       </w:pPr>
-      <w:bookmarkStart w:id="10" w:name="_Toc189065664"/>
+      <w:bookmarkStart w:id="10" w:name="_Toc189149177"/>
       <w:r>
         <w:t xml:space="preserve">Figure </w:t>
       </w:r>
@@ -4194,21 +4248,7 @@
         <w:rPr>
           <w:rFonts w:eastAsiaTheme="minorEastAsia"/>
         </w:rPr>
-        <w:t xml:space="preserve"> are additive constants for the three color channels and result from the </w:t>
-      </w:r>
-      <w:proofErr w:type="spellStart"/>
-      <w:r>
-        <w:rPr>
-          <w:rFonts w:eastAsiaTheme="minorEastAsia"/>
-        </w:rPr>
-        <w:t>colorfulness</w:t>
-      </w:r>
-      <w:proofErr w:type="spellEnd"/>
-      <w:r>
-        <w:rPr>
-          <w:rFonts w:eastAsiaTheme="minorEastAsia"/>
-        </w:rPr>
-        <w:t xml:space="preserve"> of external lighting. The constants can be determined using the following formulae:</w:t>
+        <w:t xml:space="preserve"> are additive constants for the three color channels and result from the colorfulness of external lighting. The constants can be determined using the following formulae:</w:t>
       </w:r>
     </w:p>
     <w:p>
@@ -5296,7 +5336,7 @@
       <w:pPr>
         <w:pStyle w:val="Beschriftung"/>
       </w:pPr>
-      <w:bookmarkStart w:id="11" w:name="_Toc189065665"/>
+      <w:bookmarkStart w:id="11" w:name="_Toc189149178"/>
       <w:r>
         <w:t xml:space="preserve">Figure </w:t>
       </w:r>
@@ -5528,7 +5568,7 @@
       <w:pPr>
         <w:pStyle w:val="berschrift2"/>
       </w:pPr>
-      <w:bookmarkStart w:id="12" w:name="_Toc189065789"/>
+      <w:bookmarkStart w:id="12" w:name="_Toc189149161"/>
       <w:r>
         <w:lastRenderedPageBreak/>
         <w:t>Color detection</w:t>
@@ -5804,7 +5844,7 @@
       <w:pPr>
         <w:pStyle w:val="Beschriftung"/>
       </w:pPr>
-      <w:bookmarkStart w:id="13" w:name="_Toc189065666"/>
+      <w:bookmarkStart w:id="13" w:name="_Toc189149179"/>
       <w:r>
         <w:t xml:space="preserve">Figure </w:t>
       </w:r>
@@ -5922,15 +5962,7 @@
         <w:t>color</w:t>
       </w:r>
       <w:r>
-        <w:t xml:space="preserve">. Within these binary images, you can search for objects which, in the example of the </w:t>
-      </w:r>
-      <w:proofErr w:type="spellStart"/>
-      <w:r>
-        <w:t>rubik's</w:t>
-      </w:r>
-      <w:proofErr w:type="spellEnd"/>
-      <w:r>
-        <w:t xml:space="preserve"> cube, represent the faces of one side of the cube. All objects that correspond to the faces are summarised and form the photographed side of the cube.</w:t>
+        <w:t>. Within these binary images, you can search for objects which, in the example of the rubik's cube, represent the faces of one side of the cube. All objects that correspond to the faces are summarised and form the photographed side of the cube.</w:t>
       </w:r>
       <w:r>
         <w:br w:type="page"/>
@@ -5940,17 +5972,12 @@
       <w:pPr>
         <w:pStyle w:val="berschrift1"/>
       </w:pPr>
-      <w:bookmarkStart w:id="14" w:name="_Toc189065790"/>
+      <w:bookmarkStart w:id="14" w:name="_Toc189149162"/>
       <w:r>
         <w:lastRenderedPageBreak/>
-        <w:t xml:space="preserve">Program </w:t>
-      </w:r>
-      <w:proofErr w:type="spellStart"/>
-      <w:r>
-        <w:t>structre</w:t>
+        <w:t>Program structre</w:t>
       </w:r>
       <w:bookmarkEnd w:id="14"/>
-      <w:proofErr w:type="spellEnd"/>
     </w:p>
     <w:p>
       <w:r>
@@ -6004,7 +6031,7 @@
                             <w:bookmarkStart w:id="15" w:name="_Ref189054935"/>
                             <w:bookmarkStart w:id="16" w:name="_Ref188954597"/>
                             <w:bookmarkStart w:id="17" w:name="_Ref189054927"/>
-                            <w:bookmarkStart w:id="18" w:name="_Toc189065667"/>
+                            <w:bookmarkStart w:id="18" w:name="_Toc189149180"/>
                             <w:r>
                               <w:t xml:space="preserve">Figure </w:t>
                             </w:r>
@@ -6070,7 +6097,7 @@
                       <w:bookmarkStart w:id="19" w:name="_Ref189054935"/>
                       <w:bookmarkStart w:id="20" w:name="_Ref188954597"/>
                       <w:bookmarkStart w:id="21" w:name="_Ref189054927"/>
-                      <w:bookmarkStart w:id="22" w:name="_Toc189065667"/>
+                      <w:bookmarkStart w:id="22" w:name="_Toc189149180"/>
                       <w:r>
                         <w:t xml:space="preserve">Figure </w:t>
                       </w:r>
@@ -7368,15 +7395,7 @@
         <w:t xml:space="preserve"> </w:t>
       </w:r>
       <w:r>
-        <w:t xml:space="preserve">(ROI). This not only delete noise or distracting objects from the image, it also reduces the computational power needed for further processing steps. The </w:t>
-      </w:r>
-      <w:proofErr w:type="spellStart"/>
-      <w:r>
-        <w:t>gray</w:t>
-      </w:r>
-      <w:proofErr w:type="spellEnd"/>
-      <w:r>
-        <w:t xml:space="preserve"> frame has another important task besides locating the cube. It is the reference object for the following color correction from Chapter</w:t>
+        <w:t>(ROI). This not only delete noise or distracting objects from the image, it also reduces the computational power needed for further processing steps. The gray frame has another important task besides locating the cube. It is the reference object for the following color correction from Chapter</w:t>
       </w:r>
       <w:r>
         <w:t xml:space="preserve"> </w:t>
@@ -7449,7 +7468,7 @@
       <w:pPr>
         <w:pStyle w:val="berschrift2"/>
       </w:pPr>
-      <w:bookmarkStart w:id="23" w:name="_Toc189065791"/>
+      <w:bookmarkStart w:id="23" w:name="_Toc189149163"/>
       <w:r>
         <w:lastRenderedPageBreak/>
         <w:t>Edge detection</w:t>
@@ -7460,14 +7479,12 @@
       <w:r>
         <w:t xml:space="preserve">The </w:t>
       </w:r>
-      <w:proofErr w:type="spellStart"/>
       <w:r>
         <w:rPr>
           <w:rFonts w:ascii="Courier New" w:hAnsi="Courier New" w:cs="Courier New"/>
         </w:rPr>
         <w:t>edge_detection</w:t>
       </w:r>
-      <w:proofErr w:type="spellEnd"/>
       <w:r>
         <w:t xml:space="preserve"> function is designed to find the nine segments of the Rubik’s cube based on the edges between the segments. The process begins by searching for black areas in the cropped image. </w:t>
       </w:r>
@@ -7611,15 +7628,7 @@
         <w:t>cv2.findContours</w:t>
       </w:r>
       <w:r>
-        <w:t xml:space="preserve"> function, which identifies and retrieves the edges of all connected regions in the mask. These contours are then </w:t>
-      </w:r>
-      <w:proofErr w:type="spellStart"/>
-      <w:r>
-        <w:t>analyzed</w:t>
-      </w:r>
-      <w:proofErr w:type="spellEnd"/>
-      <w:r>
-        <w:t xml:space="preserve"> to determine which ones correspond to rectangular shapes. For each detected contour, its perimeter is calculated using </w:t>
+        <w:t xml:space="preserve"> function, which identifies and retrieves the edges of all connected regions in the mask. These contours are then analyzed to determine which ones correspond to rectangular shapes. For each detected contour, its perimeter is calculated using </w:t>
       </w:r>
       <w:r>
         <w:rPr>
@@ -7650,7 +7659,7 @@
           <w:noProof/>
         </w:rPr>
         <w:drawing>
-          <wp:anchor distT="0" distB="0" distL="114300" distR="114300" simplePos="0" relativeHeight="251662336" behindDoc="0" locked="0" layoutInCell="1" allowOverlap="1" wp14:anchorId="1E87C044" wp14:editId="15194D5F">
+          <wp:anchor distT="0" distB="0" distL="114300" distR="114300" simplePos="0" relativeHeight="251662336" behindDoc="0" locked="0" layoutInCell="1" allowOverlap="1" wp14:anchorId="1E87C044" wp14:editId="1EC6AD6E">
             <wp:simplePos x="0" y="0"/>
             <wp:positionH relativeFrom="margin">
               <wp:align>right</wp:align>
@@ -7729,14 +7738,12 @@
       <w:r>
         <w:t xml:space="preserve">For every valid segment, a dictionary is created to store its attributes. In summary, the </w:t>
       </w:r>
-      <w:proofErr w:type="spellStart"/>
       <w:r>
         <w:rPr>
           <w:rFonts w:ascii="Courier New" w:hAnsi="Courier New" w:cs="Courier New"/>
         </w:rPr>
         <w:t>edge_detection</w:t>
       </w:r>
-      <w:proofErr w:type="spellEnd"/>
       <w:r>
         <w:t xml:space="preserve"> function methodically processes an image to isolate rectangular regions based on their contours and predefined size criteria. Through grayscale conversion, binary thresholding, morphological operations, and contour analysis, the function extracts meaningful geometric information while ensuring robustness and accuracy in its results.</w:t>
       </w:r>
@@ -7747,7 +7754,7 @@
         <w:pStyle w:val="berschrift2"/>
       </w:pPr>
       <w:bookmarkStart w:id="24" w:name="_Ref189054900"/>
-      <w:bookmarkStart w:id="25" w:name="_Toc189065792"/>
+      <w:bookmarkStart w:id="25" w:name="_Toc189149164"/>
       <w:r>
         <w:t>Color correction</w:t>
       </w:r>
@@ -7780,15 +7787,7 @@
         <w:t>color</w:t>
       </w:r>
       <w:r>
-        <w:t xml:space="preserve"> correction is not possible without these grey frames, this approach cannot be used either. This leaves object detection via edge detection. This was implemented in the </w:t>
-      </w:r>
-      <w:proofErr w:type="spellStart"/>
-      <w:r>
-        <w:t>detect_outer_gray_frame</w:t>
-      </w:r>
-      <w:proofErr w:type="spellEnd"/>
-      <w:r>
-        <w:t xml:space="preserve"> function. There, the input image is first smoothed and then filtered </w:t>
+        <w:t xml:space="preserve"> correction is not possible without these grey frames, this approach cannot be used either. This leaves object detection via edge detection. This was implemented in the detect_outer_gray_frame function. There, the input image is first smoothed and then filtered </w:t>
       </w:r>
       <w:r>
         <w:lastRenderedPageBreak/>
@@ -7883,7 +7882,7 @@
       <w:pPr>
         <w:pStyle w:val="Beschriftung"/>
       </w:pPr>
-      <w:bookmarkStart w:id="26" w:name="_Toc189065668"/>
+      <w:bookmarkStart w:id="26" w:name="_Toc189149181"/>
       <w:r>
         <w:t xml:space="preserve">Figure </w:t>
       </w:r>
@@ -7920,14 +7919,12 @@
       <w:r>
         <w:t xml:space="preserve">The function </w:t>
       </w:r>
-      <w:proofErr w:type="spellStart"/>
       <w:r>
         <w:rPr>
           <w:rFonts w:ascii="Courier New" w:hAnsi="Courier New" w:cs="Courier New"/>
         </w:rPr>
         <w:t>correctImage</w:t>
       </w:r>
-      <w:proofErr w:type="spellEnd"/>
       <w:r>
         <w:t xml:space="preserve"> implements the described proceed from Chapter </w:t>
       </w:r>
@@ -7941,7 +7938,7 @@
         <w:fldChar w:fldCharType="separate"/>
       </w:r>
       <w:r>
-        <w:t>2.3</w:t>
+        <w:t>2.2</w:t>
       </w:r>
       <w:r>
         <w:fldChar w:fldCharType="end"/>
@@ -8380,14 +8377,12 @@
         </w:rPr>
         <w:t xml:space="preserve">ed input image are determined via the RGB values of the image within the two bounding boxes in the grey frame using the </w:t>
       </w:r>
-      <w:proofErr w:type="spellStart"/>
       <w:r>
         <w:rPr>
           <w:rFonts w:ascii="Courier New" w:eastAsiaTheme="minorEastAsia" w:hAnsi="Courier New" w:cs="Courier New"/>
         </w:rPr>
         <w:t>getImageValues</w:t>
       </w:r>
-      <w:proofErr w:type="spellEnd"/>
       <w:r>
         <w:rPr>
           <w:rFonts w:eastAsiaTheme="minorEastAsia"/>
@@ -8572,7 +8567,6 @@
         </w:rPr>
         <w:t xml:space="preserve">are then calculated. The correction constants are used to transform the RGB value of each pixel in the image in order to recalibrate it. The result is an image that resembles the </w:t>
       </w:r>
-      <w:proofErr w:type="spellStart"/>
       <w:r>
         <w:rPr>
           <w:rFonts w:eastAsiaTheme="minorEastAsia"/>
@@ -8583,14 +8577,7 @@
         <w:rPr>
           <w:rFonts w:eastAsiaTheme="minorEastAsia"/>
         </w:rPr>
-        <w:t>ing</w:t>
-      </w:r>
-      <w:proofErr w:type="spellEnd"/>
-      <w:r>
-        <w:rPr>
-          <w:rFonts w:eastAsiaTheme="minorEastAsia"/>
-        </w:rPr>
-        <w:t xml:space="preserve"> of the ground truth image and in which the </w:t>
+        <w:t xml:space="preserve">ing of the ground truth image and in which the </w:t>
       </w:r>
       <w:r>
         <w:rPr>
@@ -8679,7 +8666,7 @@
             <w:pPr>
               <w:pStyle w:val="Beschriftung"/>
             </w:pPr>
-            <w:bookmarkStart w:id="27" w:name="_Toc189065669"/>
+            <w:bookmarkStart w:id="27" w:name="_Toc189149182"/>
             <w:r>
               <w:t xml:space="preserve">Figure </w:t>
             </w:r>
@@ -8762,7 +8749,7 @@
             <w:pPr>
               <w:pStyle w:val="Beschriftung"/>
             </w:pPr>
-            <w:bookmarkStart w:id="28" w:name="_Toc189065670"/>
+            <w:bookmarkStart w:id="28" w:name="_Toc189149183"/>
             <w:r>
               <w:t xml:space="preserve">Figure </w:t>
             </w:r>
@@ -8796,7 +8783,7 @@
       <w:pPr>
         <w:pStyle w:val="berschrift2"/>
       </w:pPr>
-      <w:bookmarkStart w:id="29" w:name="_Toc189065793"/>
+      <w:bookmarkStart w:id="29" w:name="_Toc189149165"/>
       <w:r>
         <w:t>Color detection</w:t>
       </w:r>
@@ -8817,14 +8804,12 @@
       <w:r>
         <w:t xml:space="preserve"> detection is located in the </w:t>
       </w:r>
-      <w:proofErr w:type="spellStart"/>
       <w:r>
         <w:rPr>
           <w:rFonts w:ascii="Courier New" w:hAnsi="Courier New" w:cs="Courier New"/>
         </w:rPr>
         <w:t>color_filter</w:t>
       </w:r>
-      <w:proofErr w:type="spellEnd"/>
       <w:r>
         <w:t xml:space="preserve"> function. The thresholds for the HSV </w:t>
       </w:r>
@@ -8902,103 +8887,23 @@
       <w:r>
         <w:t xml:space="preserve"> range perceived as red is in an angular range of 160° to 5° and therefore exceeds 0°. </w:t>
       </w:r>
-      <w:proofErr w:type="spellStart"/>
       <w:r>
         <w:rPr>
           <w:lang w:val="de-DE"/>
         </w:rPr>
-        <w:t>Two</w:t>
-      </w:r>
-      <w:proofErr w:type="spellEnd"/>
-      <w:r>
-        <w:rPr>
-          <w:lang w:val="de-DE"/>
-        </w:rPr>
-        <w:t xml:space="preserve"> possible </w:t>
-      </w:r>
-      <w:proofErr w:type="spellStart"/>
-      <w:r>
-        <w:rPr>
-          <w:lang w:val="de-DE"/>
-        </w:rPr>
-        <w:t>red</w:t>
-      </w:r>
-      <w:proofErr w:type="spellEnd"/>
-      <w:r>
-        <w:rPr>
-          <w:lang w:val="de-DE"/>
-        </w:rPr>
-        <w:t xml:space="preserve"> </w:t>
-      </w:r>
-      <w:proofErr w:type="spellStart"/>
+        <w:t xml:space="preserve">Two possible red </w:t>
+      </w:r>
       <w:r>
         <w:rPr>
           <w:lang w:val="de-DE"/>
         </w:rPr>
         <w:t>color</w:t>
       </w:r>
-      <w:proofErr w:type="spellEnd"/>
       <w:r>
         <w:rPr>
           <w:lang w:val="de-DE"/>
         </w:rPr>
-        <w:t xml:space="preserve"> </w:t>
-      </w:r>
-      <w:proofErr w:type="spellStart"/>
-      <w:r>
-        <w:rPr>
-          <w:lang w:val="de-DE"/>
-        </w:rPr>
-        <w:t>ranges</w:t>
-      </w:r>
-      <w:proofErr w:type="spellEnd"/>
-      <w:r>
-        <w:rPr>
-          <w:lang w:val="de-DE"/>
-        </w:rPr>
-        <w:t xml:space="preserve"> </w:t>
-      </w:r>
-      <w:proofErr w:type="spellStart"/>
-      <w:r>
-        <w:rPr>
-          <w:lang w:val="de-DE"/>
-        </w:rPr>
-        <w:t>are</w:t>
-      </w:r>
-      <w:proofErr w:type="spellEnd"/>
-      <w:r>
-        <w:rPr>
-          <w:lang w:val="de-DE"/>
-        </w:rPr>
-        <w:t xml:space="preserve"> </w:t>
-      </w:r>
-      <w:proofErr w:type="spellStart"/>
-      <w:r>
-        <w:rPr>
-          <w:lang w:val="de-DE"/>
-        </w:rPr>
-        <w:t>therefore</w:t>
-      </w:r>
-      <w:proofErr w:type="spellEnd"/>
-      <w:r>
-        <w:rPr>
-          <w:lang w:val="de-DE"/>
-        </w:rPr>
-        <w:t xml:space="preserve"> </w:t>
-      </w:r>
-      <w:proofErr w:type="spellStart"/>
-      <w:r>
-        <w:rPr>
-          <w:lang w:val="de-DE"/>
-        </w:rPr>
-        <w:t>defined</w:t>
-      </w:r>
-      <w:proofErr w:type="spellEnd"/>
-      <w:r>
-        <w:rPr>
-          <w:lang w:val="de-DE"/>
-        </w:rPr>
-        <w:t>.</w:t>
+        <w:t xml:space="preserve"> ranges are therefore defined.</w:t>
       </w:r>
     </w:p>
     <w:tbl>
@@ -9035,7 +8940,6 @@
                 <w:bCs/>
               </w:rPr>
             </w:pPr>
-            <w:proofErr w:type="spellStart"/>
             <w:r>
               <w:rPr>
                 <w:b/>
@@ -9043,7 +8947,6 @@
               </w:rPr>
               <w:t>Color</w:t>
             </w:r>
-            <w:proofErr w:type="spellEnd"/>
           </w:p>
         </w:tc>
         <w:tc>
@@ -10041,7 +9944,7 @@
         <w:pStyle w:val="Beschriftung"/>
       </w:pPr>
       <w:bookmarkStart w:id="30" w:name="_Ref189060240"/>
-      <w:bookmarkStart w:id="31" w:name="_Toc189065690"/>
+      <w:bookmarkStart w:id="31" w:name="_Toc189149186"/>
       <w:r>
         <w:t xml:space="preserve">Table </w:t>
       </w:r>
@@ -10067,11 +9970,9 @@
       <w:r>
         <w:t xml:space="preserve">: HSV thresholds for </w:t>
       </w:r>
-      <w:proofErr w:type="spellStart"/>
       <w:r>
         <w:t>color</w:t>
       </w:r>
-      <w:proofErr w:type="spellEnd"/>
       <w:r>
         <w:t xml:space="preserve"> filtering</w:t>
       </w:r>
@@ -10305,7 +10206,7 @@
       <w:pPr>
         <w:pStyle w:val="Beschriftung"/>
       </w:pPr>
-      <w:bookmarkStart w:id="32" w:name="_Toc189065671"/>
+      <w:bookmarkStart w:id="32" w:name="_Toc189149184"/>
       <w:r>
         <w:t xml:space="preserve">Figure </w:t>
       </w:r>
@@ -10351,7 +10252,7 @@
       <w:pPr>
         <w:pStyle w:val="berschrift2"/>
       </w:pPr>
-      <w:bookmarkStart w:id="33" w:name="_Toc189065794"/>
+      <w:bookmarkStart w:id="33" w:name="_Toc189149166"/>
       <w:r>
         <w:t>Merging</w:t>
       </w:r>
@@ -10359,115 +10260,34 @@
     </w:p>
     <w:p>
       <w:r>
-        <w:t xml:space="preserve">The two </w:t>
-      </w:r>
-      <w:r>
-        <w:t>dictionaries</w:t>
-      </w:r>
-      <w:r>
-        <w:t xml:space="preserve"> show that there a</w:t>
-      </w:r>
-      <w:r>
-        <w:t>re</w:t>
+        <w:t xml:space="preserve">The two dictionaries show that there are certain differences in the information between them. First, the length can be different, but also the information of color is only present in the color detection dictionary. Additionally it is noticeable that there are now grid positions and the entries are not order by position. To tackle this issue the </w:t>
+      </w:r>
+      <w:r>
+        <w:t>merging process is further d</w:t>
+      </w:r>
+      <w:r>
+        <w:t>i</w:t>
+      </w:r>
+      <w:r>
+        <w:t xml:space="preserve">vided into </w:t>
+      </w:r>
+      <w:r>
+        <w:t>t</w:t>
+      </w:r>
+      <w:r>
+        <w:t xml:space="preserve">he grid position assignment of the found segments by creating groups of their x/y-coordinates and </w:t>
+      </w:r>
+      <w:r>
+        <w:t>merging</w:t>
       </w:r>
       <w:r>
         <w:t xml:space="preserve"> </w:t>
       </w:r>
       <w:r>
-        <w:t>certain differences</w:t>
-      </w:r>
-      <w:r>
-        <w:t xml:space="preserve"> in the information </w:t>
-      </w:r>
-      <w:r>
-        <w:t>between them</w:t>
-      </w:r>
-      <w:r>
-        <w:t xml:space="preserve">. </w:t>
-      </w:r>
-      <w:r>
-        <w:t>First,</w:t>
-      </w:r>
-      <w:r>
-        <w:t xml:space="preserve"> the length </w:t>
-      </w:r>
-      <w:r>
-        <w:t>can be</w:t>
-      </w:r>
-      <w:r>
-        <w:t xml:space="preserve"> different</w:t>
-      </w:r>
-      <w:r>
-        <w:t>,</w:t>
-      </w:r>
-      <w:r>
-        <w:t xml:space="preserve"> but also the information of </w:t>
-      </w:r>
-      <w:proofErr w:type="spellStart"/>
-      <w:r>
-        <w:t>color</w:t>
-      </w:r>
-      <w:proofErr w:type="spellEnd"/>
-      <w:r>
-        <w:t xml:space="preserve"> is only present in the </w:t>
-      </w:r>
-      <w:proofErr w:type="spellStart"/>
-      <w:r>
-        <w:t>color</w:t>
-      </w:r>
-      <w:proofErr w:type="spellEnd"/>
-      <w:r>
-        <w:t xml:space="preserve"> detection dictionary. </w:t>
-      </w:r>
-      <w:r>
-        <w:t>Additionally</w:t>
-      </w:r>
-      <w:r>
-        <w:t xml:space="preserve"> it is </w:t>
-      </w:r>
-      <w:r>
-        <w:t>n</w:t>
-      </w:r>
-      <w:r>
-        <w:t>oticeable that there are now grid positions and the entries are not order by position.</w:t>
-      </w:r>
-      <w:r>
-        <w:t xml:space="preserve"> To tackle this issue the </w:t>
-      </w:r>
-      <w:r>
-        <w:t>merging process is further d</w:t>
-      </w:r>
-      <w:r>
-        <w:t>i</w:t>
-      </w:r>
-      <w:r>
-        <w:t xml:space="preserve">vided into </w:t>
-      </w:r>
-      <w:r>
-        <w:t>t</w:t>
-      </w:r>
-      <w:r>
-        <w:t xml:space="preserve">he grid position assignment of the found segments by creating groups of their x/y-coordinates and </w:t>
-      </w:r>
-      <w:r>
-        <w:t>merging</w:t>
-      </w:r>
-      <w:r>
-        <w:t xml:space="preserve"> </w:t>
-      </w:r>
-      <w:r>
         <w:t xml:space="preserve">the results </w:t>
       </w:r>
       <w:r>
-        <w:t xml:space="preserve">of the </w:t>
-      </w:r>
-      <w:proofErr w:type="spellStart"/>
-      <w:r>
-        <w:t>color</w:t>
-      </w:r>
-      <w:proofErr w:type="spellEnd"/>
-      <w:r>
-        <w:t xml:space="preserve"> and edge detection</w:t>
+        <w:t>of the color and edge detection</w:t>
       </w:r>
       <w:r>
         <w:t>.</w:t>
@@ -10531,7 +10351,6 @@
                 <w:lang w:val="de-DE"/>
               </w:rPr>
             </w:pPr>
-            <w:proofErr w:type="spellStart"/>
             <w:r>
               <w:rPr>
                 <w:rFonts w:cstheme="minorHAnsi"/>
@@ -10540,17 +10359,7 @@
                 <w:lang w:val="de-DE"/>
               </w:rPr>
               <w:lastRenderedPageBreak/>
-              <w:t>bbox</w:t>
-            </w:r>
-            <w:proofErr w:type="spellEnd"/>
-            <w:r>
-              <w:rPr>
-                <w:rFonts w:cstheme="minorHAnsi"/>
-                <w:sz w:val="12"/>
-                <w:szCs w:val="12"/>
-                <w:lang w:val="de-DE"/>
-              </w:rPr>
-              <w:t xml:space="preserve"> (X, Y, W, H)</w:t>
+              <w:t>bbox (X, Y, W, H)</w:t>
             </w:r>
           </w:p>
         </w:tc>
@@ -10571,7 +10380,6 @@
                 <w:lang w:val="en-US"/>
               </w:rPr>
             </w:pPr>
-            <w:proofErr w:type="spellStart"/>
             <w:r>
               <w:rPr>
                 <w:rFonts w:cstheme="minorHAnsi"/>
@@ -10581,7 +10389,6 @@
               </w:rPr>
               <w:t>area_focus_point</w:t>
             </w:r>
-            <w:proofErr w:type="spellEnd"/>
             <w:r>
               <w:rPr>
                 <w:rFonts w:cstheme="minorHAnsi"/>
@@ -10619,7 +10426,6 @@
                 <w:lang w:val="de-DE"/>
               </w:rPr>
             </w:pPr>
-            <w:proofErr w:type="spellStart"/>
             <w:r>
               <w:rPr>
                 <w:rFonts w:cstheme="minorHAnsi"/>
@@ -10629,7 +10435,6 @@
               </w:rPr>
               <w:t>color</w:t>
             </w:r>
-            <w:proofErr w:type="spellEnd"/>
           </w:p>
         </w:tc>
         <w:tc>
@@ -10649,7 +10454,6 @@
                 <w:lang w:val="de-DE"/>
               </w:rPr>
             </w:pPr>
-            <w:proofErr w:type="spellStart"/>
             <w:r>
               <w:rPr>
                 <w:rFonts w:cstheme="minorHAnsi"/>
@@ -10659,7 +10463,6 @@
               </w:rPr>
               <w:t>grid_position</w:t>
             </w:r>
-            <w:proofErr w:type="spellEnd"/>
           </w:p>
         </w:tc>
         <w:tc>
@@ -10679,7 +10482,6 @@
                 <w:lang w:val="de-DE"/>
               </w:rPr>
             </w:pPr>
-            <w:proofErr w:type="spellStart"/>
             <w:r>
               <w:rPr>
                 <w:rFonts w:cstheme="minorHAnsi"/>
@@ -10707,7 +10509,6 @@
               </w:rPr>
               <w:t>_hue</w:t>
             </w:r>
-            <w:proofErr w:type="spellEnd"/>
           </w:p>
         </w:tc>
       </w:tr>
@@ -11353,7 +11154,6 @@
                 <w:lang w:val="de-DE"/>
               </w:rPr>
             </w:pPr>
-            <w:proofErr w:type="spellStart"/>
             <w:r>
               <w:rPr>
                 <w:rFonts w:cstheme="minorHAnsi"/>
@@ -11363,7 +11163,6 @@
               </w:rPr>
               <w:t>Grun</w:t>
             </w:r>
-            <w:proofErr w:type="spellEnd"/>
           </w:p>
         </w:tc>
         <w:tc>
@@ -11639,7 +11438,6 @@
                 <w:lang w:val="de-DE"/>
               </w:rPr>
             </w:pPr>
-            <w:proofErr w:type="spellStart"/>
             <w:r>
               <w:rPr>
                 <w:rFonts w:cstheme="minorHAnsi"/>
@@ -11649,7 +11447,6 @@
               </w:rPr>
               <w:t>Weiss</w:t>
             </w:r>
-            <w:proofErr w:type="spellEnd"/>
           </w:p>
         </w:tc>
         <w:tc>
@@ -11783,7 +11580,6 @@
                 <w:lang w:val="de-DE"/>
               </w:rPr>
             </w:pPr>
-            <w:proofErr w:type="spellStart"/>
             <w:r>
               <w:rPr>
                 <w:rFonts w:cstheme="minorHAnsi"/>
@@ -11793,7 +11589,6 @@
               </w:rPr>
               <w:t>Weiss</w:t>
             </w:r>
-            <w:proofErr w:type="spellEnd"/>
           </w:p>
         </w:tc>
         <w:tc>
@@ -11927,7 +11722,6 @@
                 <w:lang w:val="de-DE"/>
               </w:rPr>
             </w:pPr>
-            <w:proofErr w:type="spellStart"/>
             <w:r>
               <w:rPr>
                 <w:rFonts w:cstheme="minorHAnsi"/>
@@ -11937,7 +11731,6 @@
               </w:rPr>
               <w:t>Weiss</w:t>
             </w:r>
-            <w:proofErr w:type="spellEnd"/>
           </w:p>
         </w:tc>
         <w:tc>
@@ -12048,7 +11841,6 @@
                 <w:lang w:val="de-DE"/>
               </w:rPr>
             </w:pPr>
-            <w:proofErr w:type="spellStart"/>
             <w:r>
               <w:rPr>
                 <w:rFonts w:cstheme="minorHAnsi"/>
@@ -12058,19 +11850,7 @@
                 <w:szCs w:val="12"/>
                 <w:lang w:val="de-DE"/>
               </w:rPr>
-              <w:t>bbox</w:t>
-            </w:r>
-            <w:proofErr w:type="spellEnd"/>
-            <w:r>
-              <w:rPr>
-                <w:rFonts w:cstheme="minorHAnsi"/>
-                <w:b/>
-                <w:bCs/>
-                <w:sz w:val="12"/>
-                <w:szCs w:val="12"/>
-                <w:lang w:val="de-DE"/>
-              </w:rPr>
-              <w:t xml:space="preserve"> (X, Y, W, H)</w:t>
+              <w:t>bbox (X, Y, W, H)</w:t>
             </w:r>
           </w:p>
         </w:tc>
@@ -12093,7 +11873,6 @@
                 <w:lang w:val="en-US"/>
               </w:rPr>
             </w:pPr>
-            <w:proofErr w:type="spellStart"/>
             <w:r>
               <w:rPr>
                 <w:rFonts w:cstheme="minorHAnsi"/>
@@ -12103,19 +11882,7 @@
                 <w:szCs w:val="12"/>
                 <w:lang w:val="en-US"/>
               </w:rPr>
-              <w:t>area_focus_point</w:t>
-            </w:r>
-            <w:proofErr w:type="spellEnd"/>
-            <w:r>
-              <w:rPr>
-                <w:rFonts w:cstheme="minorHAnsi"/>
-                <w:b/>
-                <w:bCs/>
-                <w:sz w:val="12"/>
-                <w:szCs w:val="12"/>
-                <w:lang w:val="en-US"/>
-              </w:rPr>
-              <w:t xml:space="preserve"> </w:t>
+              <w:t xml:space="preserve">area_focus_point </w:t>
             </w:r>
             <w:r>
               <w:rPr>
@@ -12160,7 +11927,6 @@
                 <w:lang w:val="de-DE"/>
               </w:rPr>
             </w:pPr>
-            <w:proofErr w:type="spellStart"/>
             <w:r>
               <w:rPr>
                 <w:rFonts w:cstheme="minorHAnsi"/>
@@ -12172,7 +11938,6 @@
               </w:rPr>
               <w:t>color</w:t>
             </w:r>
-            <w:proofErr w:type="spellEnd"/>
           </w:p>
         </w:tc>
         <w:tc>
@@ -12194,7 +11959,6 @@
                 <w:lang w:val="de-DE"/>
               </w:rPr>
             </w:pPr>
-            <w:proofErr w:type="spellStart"/>
             <w:r>
               <w:rPr>
                 <w:rFonts w:cstheme="minorHAnsi"/>
@@ -12206,7 +11970,6 @@
               </w:rPr>
               <w:t>grid_position</w:t>
             </w:r>
-            <w:proofErr w:type="spellEnd"/>
           </w:p>
         </w:tc>
         <w:tc>
@@ -12228,7 +11991,6 @@
                 <w:lang w:val="de-DE"/>
               </w:rPr>
             </w:pPr>
-            <w:proofErr w:type="spellStart"/>
             <w:r>
               <w:rPr>
                 <w:rFonts w:cstheme="minorHAnsi"/>
@@ -12240,7 +12002,6 @@
               </w:rPr>
               <w:t>avg_hue</w:t>
             </w:r>
-            <w:proofErr w:type="spellEnd"/>
           </w:p>
         </w:tc>
       </w:tr>
@@ -13246,9 +13007,11 @@
       <w:pPr>
         <w:pStyle w:val="berschrift3"/>
       </w:pPr>
+      <w:bookmarkStart w:id="34" w:name="_Toc189149167"/>
       <w:r>
         <w:t>Assign grid positions</w:t>
       </w:r>
+      <w:bookmarkEnd w:id="34"/>
     </w:p>
     <w:p>
       <w:pPr>
@@ -13259,7 +13022,6 @@
       <w:r>
         <w:t xml:space="preserve">Before merging, detected objects are assigned to grid positions based on their coordinates. This is achieved through the function </w:t>
       </w:r>
-      <w:proofErr w:type="spellStart"/>
       <w:r>
         <w:rPr>
           <w:rStyle w:val="CodeZchn"/>
@@ -13267,7 +13029,6 @@
         </w:rPr>
         <w:t>group_coordinates</w:t>
       </w:r>
-      <w:proofErr w:type="spellEnd"/>
       <w:r>
         <w:t>, which clusters detected positions along the x and y axes using a dynamically determined threshold. This threshold is calculated based on the average bounding box size of detected objects, ensuring adaptable grouping.</w:t>
       </w:r>
@@ -13765,7 +13526,6 @@
         <w:lastRenderedPageBreak/>
         <w:t xml:space="preserve">The </w:t>
       </w:r>
-      <w:proofErr w:type="spellStart"/>
       <w:r>
         <w:rPr>
           <w:rStyle w:val="HTMLCode"/>
@@ -13773,7 +13533,6 @@
         </w:rPr>
         <w:t>assign_grid_positions</w:t>
       </w:r>
-      <w:proofErr w:type="spellEnd"/>
       <w:r>
         <w:t xml:space="preserve"> function processes detected objects by their x and y coordinates, grouping them accordingly. Once grouped, each object is assigned a unique position in a 3x3 grid layout, calculated as:</w:t>
       </w:r>
@@ -13790,11 +13549,11 @@
       <w:pPr>
         <w:pStyle w:val="berschrift2"/>
       </w:pPr>
-      <w:bookmarkStart w:id="34" w:name="_Toc189065795"/>
+      <w:bookmarkStart w:id="35" w:name="_Toc189149168"/>
       <w:r>
         <w:t>Compensation for missing segments</w:t>
       </w:r>
-      <w:bookmarkEnd w:id="34"/>
+      <w:bookmarkEnd w:id="35"/>
     </w:p>
     <w:p>
       <w:pPr>
@@ -13803,24 +13562,14 @@
       <w:r>
         <w:t xml:space="preserve">Even after merging, some grid positions may remain empty due to incomplete detection. The </w:t>
       </w:r>
-      <w:proofErr w:type="spellStart"/>
       <w:r>
         <w:rPr>
           <w:rStyle w:val="HTMLCode"/>
         </w:rPr>
         <w:t>interpolate_missing_entries</w:t>
       </w:r>
-      <w:proofErr w:type="spellEnd"/>
-      <w:r>
-        <w:t xml:space="preserve"> function compensates for these gaps by estimating missing elements based on geometry. This is done by the mean values of the merged x and y coordinate groups. These interpolated entries are </w:t>
-      </w:r>
-      <w:proofErr w:type="spellStart"/>
-      <w:r>
-        <w:t>labeled</w:t>
-      </w:r>
-      <w:proofErr w:type="spellEnd"/>
-      <w:r>
-        <w:t xml:space="preserve"> as "interpolated" to distinguish them from directly detected objects.</w:t>
+      <w:r>
+        <w:t xml:space="preserve"> function compensates for these gaps by estimating missing elements based on geometry. This is done by the mean values of the merged x and y coordinate groups. These interpolated entries are labeled as "interpolated" to distinguish them from directly detected objects.</w:t>
       </w:r>
     </w:p>
     <w:p>
@@ -13854,7 +13603,7 @@
       <w:pPr>
         <w:pStyle w:val="berschrift1"/>
       </w:pPr>
-      <w:bookmarkStart w:id="35" w:name="_Toc189065796"/>
+      <w:bookmarkStart w:id="36" w:name="_Toc189149169"/>
       <w:r>
         <w:lastRenderedPageBreak/>
         <w:t xml:space="preserve">Test </w:t>
@@ -13865,7 +13614,7 @@
       <w:r>
         <w:t xml:space="preserve"> Evaluation</w:t>
       </w:r>
-      <w:bookmarkEnd w:id="35"/>
+      <w:bookmarkEnd w:id="36"/>
     </w:p>
     <w:p>
       <w:r>
@@ -13875,7 +13624,19 @@
         <w:t>evaluation of</w:t>
       </w:r>
       <w:r>
-        <w:t xml:space="preserve"> the algorithm and the individual components, two data sets of images were generated. Firstly, a set of images with the same lighting conditions but different colours and sides of the cube facing the camera. In the second set, the lighting conditions were changed so that brighter and darker images and images with different colour influences were recorded.</w:t>
+        <w:t xml:space="preserve"> the algorithm and the individual components, two data sets of images were generated. Firstly, a set of images with the same lighting conditions but different </w:t>
+      </w:r>
+      <w:r>
+        <w:t>color</w:t>
+      </w:r>
+      <w:r>
+        <w:t xml:space="preserve">s and sides of the cube facing the camera. In the second set, the lighting conditions were changed so that brighter and darker images and images with different </w:t>
+      </w:r>
+      <w:r>
+        <w:t>color</w:t>
+      </w:r>
+      <w:r>
+        <w:t xml:space="preserve"> influences were recorded.</w:t>
       </w:r>
     </w:p>
     <w:p>
@@ -13886,12 +13647,60 @@
         <w:t>program</w:t>
       </w:r>
       <w:r>
-        <w:t>, which contains all the important information about the execution. Firstly, the largest element is the input image, which is located on the right-hand side. This image shows the outer contour and the two bounding boxes for defining the area for colour correction. In addition, the individual areas are labelled with numbers at their centre. These numbers can be used to identify the individual areas in the table below the image. The colour, the centre point and the type of detection are also noted in the table. A surface can be detected and identified either by edge detection, colour detection or both. The values of the correction constants for colour correction are shown in the table below.</w:t>
+        <w:t xml:space="preserve">, which contains all the important information about the execution. Firstly, the largest element is the input image, which is located on the right-hand side. This image shows the outer contour and the two bounding boxes for defining the area for </w:t>
+      </w:r>
+      <w:r>
+        <w:t>color</w:t>
+      </w:r>
+      <w:r>
+        <w:t xml:space="preserve"> correction. In addition, the individual areas are labelled with numbers at their centre. These numbers can be used to identify the individual areas in the table below the image. The </w:t>
+      </w:r>
+      <w:r>
+        <w:t>color</w:t>
+      </w:r>
+      <w:r>
+        <w:t xml:space="preserve">, the centre point and the type of detection are also noted in the table. A surface can be detected and identified either by edge detection, </w:t>
+      </w:r>
+      <w:r>
+        <w:t>color</w:t>
+      </w:r>
+      <w:r>
+        <w:t xml:space="preserve"> detection or both. The values of the correction constants for </w:t>
+      </w:r>
+      <w:r>
+        <w:t>color</w:t>
+      </w:r>
+      <w:r>
+        <w:t xml:space="preserve"> correction are shown in the table below.</w:t>
       </w:r>
     </w:p>
     <w:p>
       <w:r>
-        <w:t>There are three images on the left-hand side of the panel. At the top is the cropped, colour-corrected image of the cube in which the colour detection is performed. Below this is the mask from the edge detection, which attempts to recognise the relevant areas via their edges. Below this again is the combined mask from the colour detection, which contains all objects whose pixels lie in one of the defined colour areas.</w:t>
+        <w:t xml:space="preserve">There are three images on the left-hand side of the panel. At the top is the cropped, </w:t>
+      </w:r>
+      <w:r>
+        <w:t>color</w:t>
+      </w:r>
+      <w:r>
+        <w:t xml:space="preserve">-corrected image of the cube in which the </w:t>
+      </w:r>
+      <w:r>
+        <w:t>color</w:t>
+      </w:r>
+      <w:r>
+        <w:t xml:space="preserve"> detection is performed. Below this is the mask from the edge detection, which attempts to recognise the relevant areas via their edges. Below this again is the combined mask from the </w:t>
+      </w:r>
+      <w:r>
+        <w:t>color</w:t>
+      </w:r>
+      <w:r>
+        <w:t xml:space="preserve"> detection, which contains all objects whose pixels lie in one of the defined </w:t>
+      </w:r>
+      <w:r>
+        <w:t>color</w:t>
+      </w:r>
+      <w:r>
+        <w:t xml:space="preserve"> areas.</w:t>
       </w:r>
     </w:p>
     <w:p>
@@ -13953,7 +13762,7 @@
       <w:pPr>
         <w:pStyle w:val="Beschriftung"/>
       </w:pPr>
-      <w:bookmarkStart w:id="36" w:name="_Toc189065672"/>
+      <w:bookmarkStart w:id="37" w:name="_Toc189149185"/>
       <w:r>
         <w:t xml:space="preserve">Figure </w:t>
       </w:r>
@@ -13976,29 +13785,28 @@
         <w:fldChar w:fldCharType="end"/>
       </w:r>
       <w:r>
-        <w:t xml:space="preserve">: </w:t>
-      </w:r>
-      <w:r>
-        <w:t>Debug and output panel</w:t>
-      </w:r>
-      <w:bookmarkEnd w:id="36"/>
+        <w:t>: Debug and output panel</w:t>
+      </w:r>
+      <w:bookmarkEnd w:id="37"/>
     </w:p>
     <w:p>
-      <w:pPr>
-        <w:spacing w:before="0" w:after="160" w:line="259" w:lineRule="auto"/>
-        <w:jc w:val="left"/>
-        <w:rPr>
-          <w:rFonts w:asciiTheme="majorHAnsi" w:eastAsiaTheme="majorEastAsia" w:hAnsiTheme="majorHAnsi" w:cstheme="majorBidi"/>
-          <w:b/>
-          <w:sz w:val="32"/>
-          <w:szCs w:val="32"/>
-        </w:rPr>
-      </w:pPr>
+      <w:r>
+        <w:t>Testing the algorithm with different images showed that under neutral lighting, color recognition using the color_filter function reliably recognizes all six different colors of the nine fields. However, misclassifications can rarely occur with very similar colors. This is the case with red and orange, which lie directly next to each other on the HSV color wheel and are sometimes difficult to distinguish by the camera. Especially as the threshold values cannot be adapted to every image and its color appearance. In very bright light, overexposure can occur, which makes the yellow on the cube appear very faint. The saturation and the value are very low, which can lead to confusion with white. A better threshold value cannot be determined here either, as white can assume a higher saturation and value in poorly exposed images. No distinction can be made using the hue value either, as this covers the entire color wheel for white.</w:t>
+      </w:r>
     </w:p>
     <w:p>
-      <w:pPr>
-        <w:spacing w:before="0" w:after="160" w:line="259" w:lineRule="auto"/>
-        <w:jc w:val="left"/>
+      <w:r>
+        <w:t xml:space="preserve">If colors are not recognized by the </w:t>
+      </w:r>
+      <w:r>
+        <w:t>color</w:t>
+      </w:r>
+      <w:r>
+        <w:t xml:space="preserve"> filter, this can be intercepted by edge detection. This works reliably for the colors green, yellow, white and orange. These colors are brighter colors and their brightness is certainly above the limit value for binearization of the image. With the colors red and blue, however, errors can occur with dark exposure, as these then appear very dark. In this case, the areas are not distinguished as such from the borders and no object can be detected.</w:t>
+      </w:r>
+    </w:p>
+    <w:p>
+      <w:pPr>
         <w:rPr>
           <w:rFonts w:asciiTheme="majorHAnsi" w:eastAsiaTheme="majorEastAsia" w:hAnsiTheme="majorHAnsi" w:cstheme="majorBidi"/>
           <w:b/>
@@ -14008,6 +13816,16 @@
         </w:rPr>
       </w:pPr>
       <w:r>
+        <w:lastRenderedPageBreak/>
+        <w:t xml:space="preserve">In the event that a surface of the cube is neither detected by the </w:t>
+      </w:r>
+      <w:r>
+        <w:t>color</w:t>
+      </w:r>
+      <w:r>
+        <w:t xml:space="preserve"> filter nor by the edge detection, compensation is used, which interpolates missing surfaces. This works as soon as at least one face in a respective row and column has been detected by the previous methods. This means that three detected tiles located on a diagonal are sufficient as minimum conditions to interpolate all missing surfaces. This at least makes it possible to determine the position of missing areas, and the color detection of these areas can then potentially be implemented using other methods.</w:t>
+      </w:r>
+      <w:r>
         <w:rPr>
           <w:lang w:eastAsia="de-DE"/>
         </w:rPr>
@@ -14021,7 +13839,7 @@
           <w:lang w:eastAsia="de-DE"/>
         </w:rPr>
       </w:pPr>
-      <w:bookmarkStart w:id="37" w:name="_Toc189065797"/>
+      <w:bookmarkStart w:id="38" w:name="_Toc189149170"/>
       <w:r>
         <w:rPr>
           <w:lang w:eastAsia="de-DE"/>
@@ -14029,7 +13847,7 @@
         <w:lastRenderedPageBreak/>
         <w:t>Prospects</w:t>
       </w:r>
-      <w:bookmarkEnd w:id="37"/>
+      <w:bookmarkEnd w:id="38"/>
     </w:p>
     <w:p>
       <w:pPr>
@@ -14090,21 +13908,7 @@
         <w:rPr>
           <w:lang w:eastAsia="de-DE"/>
         </w:rPr>
-        <w:t xml:space="preserve"> the threshold is hard codes and because of the </w:t>
-      </w:r>
-      <w:proofErr w:type="spellStart"/>
-      <w:r>
-        <w:rPr>
-          <w:lang w:eastAsia="de-DE"/>
-        </w:rPr>
-        <w:t>color</w:t>
-      </w:r>
-      <w:proofErr w:type="spellEnd"/>
-      <w:r>
-        <w:rPr>
-          <w:lang w:eastAsia="de-DE"/>
-        </w:rPr>
-        <w:t xml:space="preserve"> correction the results are acceptable but </w:t>
+        <w:t xml:space="preserve"> the threshold is hard codes and because of the color correction the results are acceptable but </w:t>
       </w:r>
       <w:r>
         <w:rPr>
@@ -14229,15 +14033,27 @@
     </w:p>
     <w:p>
       <w:pPr>
-        <w:pStyle w:val="berschrift1"/>
-      </w:pPr>
-      <w:bookmarkStart w:id="38" w:name="_Toc189065798"/>
+        <w:spacing w:before="0" w:after="160" w:line="259" w:lineRule="auto"/>
+        <w:jc w:val="left"/>
+        <w:rPr>
+          <w:noProof/>
+          <w:sz w:val="22"/>
+          <w:lang w:val="de-DE"/>
+        </w:rPr>
+      </w:pPr>
+      <w:bookmarkStart w:id="39" w:name="_Toc189149171"/>
       <w:r>
         <w:lastRenderedPageBreak/>
         <w:t>Bibliography</w:t>
       </w:r>
-      <w:bookmarkEnd w:id="38"/>
-      <w:r>
+      <w:bookmarkEnd w:id="39"/>
+      <w:r>
+        <w:rPr>
+          <w:rFonts w:asciiTheme="majorHAnsi" w:eastAsiaTheme="majorEastAsia" w:hAnsiTheme="majorHAnsi" w:cstheme="majorBidi"/>
+          <w:b/>
+          <w:sz w:val="32"/>
+          <w:szCs w:val="32"/>
+        </w:rPr>
         <w:fldChar w:fldCharType="begin"/>
       </w:r>
       <w:r>
@@ -14247,6 +14063,12 @@
         <w:instrText xml:space="preserve"> BIBLIOGRAPHY  \l 1031 </w:instrText>
       </w:r>
       <w:r>
+        <w:rPr>
+          <w:rFonts w:asciiTheme="majorHAnsi" w:eastAsiaTheme="majorEastAsia" w:hAnsiTheme="majorHAnsi" w:cstheme="majorBidi"/>
+          <w:b/>
+          <w:sz w:val="32"/>
+          <w:szCs w:val="32"/>
+        </w:rPr>
         <w:fldChar w:fldCharType="separate"/>
       </w:r>
     </w:p>
@@ -14268,7 +14090,7 @@
       </w:tblGrid>
       <w:tr>
         <w:trPr>
-          <w:divId w:val="1991668162"/>
+          <w:divId w:val="1817379453"/>
           <w:tblCellSpacing w:w="15" w:type="dxa"/>
         </w:trPr>
         <w:tc>
@@ -14315,7 +14137,7 @@
       </w:tr>
       <w:tr>
         <w:trPr>
-          <w:divId w:val="1991668162"/>
+          <w:divId w:val="1817379453"/>
           <w:tblCellSpacing w:w="15" w:type="dxa"/>
         </w:trPr>
         <w:tc>
@@ -14368,7 +14190,7 @@
       </w:tr>
       <w:tr>
         <w:trPr>
-          <w:divId w:val="1991668162"/>
+          <w:divId w:val="1817379453"/>
           <w:tblCellSpacing w:w="15" w:type="dxa"/>
         </w:trPr>
         <w:tc>
@@ -14415,7 +14237,7 @@
     </w:tbl>
     <w:p>
       <w:pPr>
-        <w:divId w:val="1991668162"/>
+        <w:divId w:val="1817379453"/>
         <w:rPr>
           <w:rFonts w:eastAsia="Times New Roman"/>
           <w:noProof/>
@@ -14444,12 +14266,12 @@
       <w:pPr>
         <w:pStyle w:val="berschrift1"/>
       </w:pPr>
-      <w:bookmarkStart w:id="39" w:name="_Toc189065799"/>
+      <w:bookmarkStart w:id="40" w:name="_Toc189149172"/>
       <w:r>
         <w:lastRenderedPageBreak/>
         <w:t>List of figures</w:t>
       </w:r>
-      <w:bookmarkEnd w:id="39"/>
+      <w:bookmarkEnd w:id="40"/>
     </w:p>
     <w:p>
       <w:pPr>
@@ -14475,7 +14297,7 @@
       <w:r>
         <w:fldChar w:fldCharType="separate"/>
       </w:r>
-      <w:hyperlink w:anchor="_Toc189065661" w:history="1">
+      <w:hyperlink w:anchor="_Toc189149174" w:history="1">
         <w:r>
           <w:rPr>
             <w:rStyle w:val="Hyperlink"/>
@@ -14502,7 +14324,7 @@
             <w:noProof/>
             <w:webHidden/>
           </w:rPr>
-          <w:instrText xml:space="preserve"> PAGEREF _Toc189065661 \h </w:instrText>
+          <w:instrText xml:space="preserve"> PAGEREF _Toc189149174 \h </w:instrText>
         </w:r>
         <w:r>
           <w:rPr>
@@ -14548,21 +14370,13 @@
           <w14:ligatures w14:val="standardContextual"/>
         </w:rPr>
       </w:pPr>
-      <w:hyperlink w:anchor="_Toc189065662" w:history="1">
+      <w:hyperlink w:anchor="_Toc189149175" w:history="1">
         <w:r>
           <w:rPr>
             <w:rStyle w:val="Hyperlink"/>
             <w:noProof/>
           </w:rPr>
-          <w:t xml:space="preserve">Figure 2: Non-maximum suppression </w:t>
-        </w:r>
-        <w:r>
-          <w:rPr>
-            <w:rStyle w:val="Hyperlink"/>
-            <w:noProof/>
-            <w:lang w:val="de-DE"/>
-          </w:rPr>
-          <w:t>[1]</w:t>
+          <w:t>Figure 2: Non-maximum suppression [1]</w:t>
         </w:r>
         <w:r>
           <w:rPr>
@@ -14583,7 +14397,7 @@
             <w:noProof/>
             <w:webHidden/>
           </w:rPr>
-          <w:instrText xml:space="preserve"> PAGEREF _Toc189065662 \h </w:instrText>
+          <w:instrText xml:space="preserve"> PAGEREF _Toc189149175 \h </w:instrText>
         </w:r>
         <w:r>
           <w:rPr>
@@ -14629,7 +14443,7 @@
           <w14:ligatures w14:val="standardContextual"/>
         </w:rPr>
       </w:pPr>
-      <w:hyperlink w:anchor="_Toc189065663" w:history="1">
+      <w:hyperlink w:anchor="_Toc189149176" w:history="1">
         <w:r>
           <w:rPr>
             <w:rStyle w:val="Hyperlink"/>
@@ -14790,7 +14604,7 @@
             <w:noProof/>
             <w:webHidden/>
           </w:rPr>
-          <w:instrText xml:space="preserve"> PAGEREF _Toc189065663 \h </w:instrText>
+          <w:instrText xml:space="preserve"> PAGEREF _Toc189149176 \h </w:instrText>
         </w:r>
         <w:r>
           <w:rPr>
@@ -14810,7 +14624,7 @@
             <w:noProof/>
             <w:webHidden/>
           </w:rPr>
-          <w:t>3</w:t>
+          <w:t>4</w:t>
         </w:r>
         <w:r>
           <w:rPr>
@@ -14836,7 +14650,7 @@
           <w14:ligatures w14:val="standardContextual"/>
         </w:rPr>
       </w:pPr>
-      <w:hyperlink w:anchor="_Toc189065664" w:history="1">
+      <w:hyperlink w:anchor="_Toc189149177" w:history="1">
         <w:r>
           <w:rPr>
             <w:rStyle w:val="Hyperlink"/>
@@ -15139,7 +14953,7 @@
             <w:noProof/>
             <w:webHidden/>
           </w:rPr>
-          <w:instrText xml:space="preserve"> PAGEREF _Toc189065664 \h </w:instrText>
+          <w:instrText xml:space="preserve"> PAGEREF _Toc189149177 \h </w:instrText>
         </w:r>
         <w:r>
           <w:rPr>
@@ -15185,7 +14999,7 @@
           <w14:ligatures w14:val="standardContextual"/>
         </w:rPr>
       </w:pPr>
-      <w:hyperlink w:anchor="_Toc189065665" w:history="1">
+      <w:hyperlink w:anchor="_Toc189149178" w:history="1">
         <w:r>
           <w:rPr>
             <w:rStyle w:val="Hyperlink"/>
@@ -15403,7 +15217,7 @@
             <w:noProof/>
             <w:webHidden/>
           </w:rPr>
-          <w:instrText xml:space="preserve"> PAGEREF _Toc189065665 \h </w:instrText>
+          <w:instrText xml:space="preserve"> PAGEREF _Toc189149178 \h </w:instrText>
         </w:r>
         <w:r>
           <w:rPr>
@@ -15449,7 +15263,7 @@
           <w14:ligatures w14:val="standardContextual"/>
         </w:rPr>
       </w:pPr>
-      <w:hyperlink w:anchor="_Toc189065666" w:history="1">
+      <w:hyperlink w:anchor="_Toc189149179" w:history="1">
         <w:r>
           <w:rPr>
             <w:rStyle w:val="Hyperlink"/>
@@ -15476,7 +15290,7 @@
             <w:noProof/>
             <w:webHidden/>
           </w:rPr>
-          <w:instrText xml:space="preserve"> PAGEREF _Toc189065666 \h </w:instrText>
+          <w:instrText xml:space="preserve"> PAGEREF _Toc189149179 \h </w:instrText>
         </w:r>
         <w:r>
           <w:rPr>
@@ -15522,7 +15336,7 @@
           <w14:ligatures w14:val="standardContextual"/>
         </w:rPr>
       </w:pPr>
-      <w:hyperlink w:anchor="_Toc189065667" w:history="1">
+      <w:hyperlink w:anchor="_Toc189149180" w:history="1">
         <w:r>
           <w:rPr>
             <w:rStyle w:val="Hyperlink"/>
@@ -15549,7 +15363,7 @@
             <w:noProof/>
             <w:webHidden/>
           </w:rPr>
-          <w:instrText xml:space="preserve"> PAGEREF _Toc189065667 \h </w:instrText>
+          <w:instrText xml:space="preserve"> PAGEREF _Toc189149180 \h </w:instrText>
         </w:r>
         <w:r>
           <w:rPr>
@@ -15595,7 +15409,7 @@
           <w14:ligatures w14:val="standardContextual"/>
         </w:rPr>
       </w:pPr>
-      <w:hyperlink w:anchor="_Toc189065668" w:history="1">
+      <w:hyperlink w:anchor="_Toc189149181" w:history="1">
         <w:r>
           <w:rPr>
             <w:rStyle w:val="Hyperlink"/>
@@ -15622,7 +15436,7 @@
             <w:noProof/>
             <w:webHidden/>
           </w:rPr>
-          <w:instrText xml:space="preserve"> PAGEREF _Toc189065668 \h </w:instrText>
+          <w:instrText xml:space="preserve"> PAGEREF _Toc189149181 \h </w:instrText>
         </w:r>
         <w:r>
           <w:rPr>
@@ -15668,7 +15482,7 @@
           <w14:ligatures w14:val="standardContextual"/>
         </w:rPr>
       </w:pPr>
-      <w:hyperlink w:anchor="_Toc189065669" w:history="1">
+      <w:hyperlink w:anchor="_Toc189149182" w:history="1">
         <w:r>
           <w:rPr>
             <w:rStyle w:val="Hyperlink"/>
@@ -15695,7 +15509,7 @@
             <w:noProof/>
             <w:webHidden/>
           </w:rPr>
-          <w:instrText xml:space="preserve"> PAGEREF _Toc189065669 \h </w:instrText>
+          <w:instrText xml:space="preserve"> PAGEREF _Toc189149182 \h </w:instrText>
         </w:r>
         <w:r>
           <w:rPr>
@@ -15741,7 +15555,7 @@
           <w14:ligatures w14:val="standardContextual"/>
         </w:rPr>
       </w:pPr>
-      <w:hyperlink w:anchor="_Toc189065670" w:history="1">
+      <w:hyperlink w:anchor="_Toc189149183" w:history="1">
         <w:r>
           <w:rPr>
             <w:rStyle w:val="Hyperlink"/>
@@ -15768,7 +15582,7 @@
             <w:noProof/>
             <w:webHidden/>
           </w:rPr>
-          <w:instrText xml:space="preserve"> PAGEREF _Toc189065670 \h </w:instrText>
+          <w:instrText xml:space="preserve"> PAGEREF _Toc189149183 \h </w:instrText>
         </w:r>
         <w:r>
           <w:rPr>
@@ -15814,7 +15628,7 @@
           <w14:ligatures w14:val="standardContextual"/>
         </w:rPr>
       </w:pPr>
-      <w:hyperlink w:anchor="_Toc189065671" w:history="1">
+      <w:hyperlink w:anchor="_Toc189149184" w:history="1">
         <w:r>
           <w:rPr>
             <w:rStyle w:val="Hyperlink"/>
@@ -15841,7 +15655,7 @@
             <w:noProof/>
             <w:webHidden/>
           </w:rPr>
-          <w:instrText xml:space="preserve"> PAGEREF _Toc189065671 \h </w:instrText>
+          <w:instrText xml:space="preserve"> PAGEREF _Toc189149184 \h </w:instrText>
         </w:r>
         <w:r>
           <w:rPr>
@@ -15887,11 +15701,12 @@
           <w14:ligatures w14:val="standardContextual"/>
         </w:rPr>
       </w:pPr>
-      <w:hyperlink w:anchor="_Toc189065672" w:history="1">
+      <w:hyperlink w:anchor="_Toc189149185" w:history="1">
         <w:r>
           <w:rPr>
             <w:rStyle w:val="Hyperlink"/>
             <w:noProof/>
+            <w:lang w:val="de-DE"/>
           </w:rPr>
           <w:t>Figure 12: Debug and output panel</w:t>
         </w:r>
@@ -15914,7 +15729,7 @@
             <w:noProof/>
             <w:webHidden/>
           </w:rPr>
-          <w:instrText xml:space="preserve"> PAGEREF _Toc189065672 \h </w:instrText>
+          <w:instrText xml:space="preserve"> PAGEREF _Toc189149185 \h </w:instrText>
         </w:r>
         <w:r>
           <w:rPr>
@@ -15934,7 +15749,7 @@
             <w:noProof/>
             <w:webHidden/>
           </w:rPr>
-          <w:t>16</w:t>
+          <w:t>18</w:t>
         </w:r>
         <w:r>
           <w:rPr>
@@ -15962,11 +15777,11 @@
           <w:noProof/>
         </w:rPr>
       </w:pPr>
-      <w:bookmarkStart w:id="40" w:name="_Toc189065800"/>
+      <w:bookmarkStart w:id="41" w:name="_Toc189149173"/>
       <w:r>
         <w:t>List of tables</w:t>
       </w:r>
-      <w:bookmarkEnd w:id="40"/>
+      <w:bookmarkEnd w:id="41"/>
       <w:r>
         <w:fldChar w:fldCharType="begin"/>
       </w:r>
@@ -15992,7 +15807,7 @@
           <w14:ligatures w14:val="standardContextual"/>
         </w:rPr>
       </w:pPr>
-      <w:hyperlink w:anchor="_Toc189065690" w:history="1">
+      <w:hyperlink w:anchor="_Toc189149186" w:history="1">
         <w:r>
           <w:rPr>
             <w:rStyle w:val="Hyperlink"/>
@@ -16019,7 +15834,7 @@
             <w:noProof/>
             <w:webHidden/>
           </w:rPr>
-          <w:instrText xml:space="preserve"> PAGEREF _Toc189065690 \h </w:instrText>
+          <w:instrText xml:space="preserve"> PAGEREF _Toc189149186 \h </w:instrText>
         </w:r>
         <w:r>
           <w:rPr>
@@ -19139,6 +18954,7 @@
   <w:style w:type="character" w:default="1" w:styleId="Absatz-Standardschriftart">
     <w:name w:val="Default Paragraph Font"/>
     <w:uiPriority w:val="1"/>
+    <w:semiHidden/>
     <w:unhideWhenUsed/>
   </w:style>
   <w:style w:type="table" w:default="1" w:styleId="NormaleTabelle">
@@ -21899,17 +21715,6 @@
 </file>
 
 <file path=customXml/item1.xml><?xml version="1.0" encoding="utf-8"?>
-<p:properties xmlns:p="http://schemas.microsoft.com/office/2006/metadata/properties" xmlns:xsi="http://www.w3.org/2001/XMLSchema-instance" xmlns:pc="http://schemas.microsoft.com/office/infopath/2007/PartnerControls">
-  <documentManagement>
-    <TaxCatchAll xmlns="e251b072-de84-4fee-b2e7-4d3e2474f5c4" xsi:nil="true"/>
-    <lcf76f155ced4ddcb4097134ff3c332f xmlns="836b1f19-46af-47af-acb5-4d7212fd4e44">
-      <Terms xmlns="http://schemas.microsoft.com/office/infopath/2007/PartnerControls"/>
-    </lcf76f155ced4ddcb4097134ff3c332f>
-  </documentManagement>
-</p:properties>
-</file>
-
-<file path=customXml/item2.xml><?xml version="1.0" encoding="utf-8"?>
 <ct:contentTypeSchema xmlns:ct="http://schemas.microsoft.com/office/2006/metadata/contentType" xmlns:ma="http://schemas.microsoft.com/office/2006/metadata/properties/metaAttributes" ct:_="" ma:_="" ma:contentTypeName="Dokument" ma:contentTypeID="0x010100676E221B2884634CB44D0AF0392FE558" ma:contentTypeVersion="11" ma:contentTypeDescription="Ein neues Dokument erstellen." ma:contentTypeScope="" ma:versionID="6d617d5413f3216d59193f3fc038381d">
   <xsd:schema xmlns:xsd="http://www.w3.org/2001/XMLSchema" xmlns:xs="http://www.w3.org/2001/XMLSchema" xmlns:p="http://schemas.microsoft.com/office/2006/metadata/properties" xmlns:ns2="836b1f19-46af-47af-acb5-4d7212fd4e44" xmlns:ns3="e251b072-de84-4fee-b2e7-4d3e2474f5c4" targetNamespace="http://schemas.microsoft.com/office/2006/metadata/properties" ma:root="true" ma:fieldsID="ea6eab65ff13a09539d7247ffee8660b" ns2:_="" ns3:_="">
     <xsd:import namespace="836b1f19-46af-47af-acb5-4d7212fd4e44"/>
@@ -22120,7 +21925,27 @@
 </ct:contentTypeSchema>
 </file>
 
+<file path=customXml/item2.xml><?xml version="1.0" encoding="utf-8"?>
+<p:properties xmlns:p="http://schemas.microsoft.com/office/2006/metadata/properties" xmlns:xsi="http://www.w3.org/2001/XMLSchema-instance" xmlns:pc="http://schemas.microsoft.com/office/infopath/2007/PartnerControls">
+  <documentManagement>
+    <TaxCatchAll xmlns="e251b072-de84-4fee-b2e7-4d3e2474f5c4" xsi:nil="true"/>
+    <lcf76f155ced4ddcb4097134ff3c332f xmlns="836b1f19-46af-47af-acb5-4d7212fd4e44">
+      <Terms xmlns="http://schemas.microsoft.com/office/infopath/2007/PartnerControls"/>
+    </lcf76f155ced4ddcb4097134ff3c332f>
+  </documentManagement>
+</p:properties>
+</file>
+
 <file path=customXml/item3.xml><?xml version="1.0" encoding="utf-8"?>
+<?mso-contentType ?>
+<FormTemplates xmlns="http://schemas.microsoft.com/sharepoint/v3/contenttype/forms">
+  <Display>DocumentLibraryForm</Display>
+  <Edit>DocumentLibraryForm</Edit>
+  <New>DocumentLibraryForm</New>
+</FormTemplates>
+</file>
+
+<file path=customXml/item4.xml><?xml version="1.0" encoding="utf-8"?>
 <b:Sources xmlns:b="http://schemas.openxmlformats.org/officeDocument/2006/bibliography" xmlns="http://schemas.openxmlformats.org/officeDocument/2006/bibliography" SelectedStyle="\IEEE2006OfficeOnline.xsl" StyleName="IEEE" Version="2006">
   <b:Source>
     <b:Tag>Ope24</b:Tag>
@@ -22167,27 +21992,7 @@
 </b:Sources>
 </file>
 
-<file path=customXml/item4.xml><?xml version="1.0" encoding="utf-8"?>
-<?mso-contentType ?>
-<FormTemplates xmlns="http://schemas.microsoft.com/sharepoint/v3/contenttype/forms">
-  <Display>DocumentLibraryForm</Display>
-  <Edit>DocumentLibraryForm</Edit>
-  <New>DocumentLibraryForm</New>
-</FormTemplates>
-</file>
-
 <file path=customXml/itemProps1.xml><?xml version="1.0" encoding="utf-8"?>
-<ds:datastoreItem xmlns:ds="http://schemas.openxmlformats.org/officeDocument/2006/customXml" ds:itemID="{EA53E83B-1742-4E9A-9C8E-6E7CB99077E5}">
-  <ds:schemaRefs>
-    <ds:schemaRef ds:uri="http://schemas.microsoft.com/office/2006/metadata/properties"/>
-    <ds:schemaRef ds:uri="http://schemas.microsoft.com/office/infopath/2007/PartnerControls"/>
-    <ds:schemaRef ds:uri="e251b072-de84-4fee-b2e7-4d3e2474f5c4"/>
-    <ds:schemaRef ds:uri="836b1f19-46af-47af-acb5-4d7212fd4e44"/>
-  </ds:schemaRefs>
-</ds:datastoreItem>
-</file>
-
-<file path=customXml/itemProps2.xml><?xml version="1.0" encoding="utf-8"?>
 <ds:datastoreItem xmlns:ds="http://schemas.openxmlformats.org/officeDocument/2006/customXml" ds:itemID="{23464798-3E89-4756-9648-FDFB24AA841E}">
   <ds:schemaRefs>
     <ds:schemaRef ds:uri="http://schemas.microsoft.com/office/2006/metadata/contentType"/>
@@ -22206,18 +22011,29 @@
 </ds:datastoreItem>
 </file>
 
+<file path=customXml/itemProps2.xml><?xml version="1.0" encoding="utf-8"?>
+<ds:datastoreItem xmlns:ds="http://schemas.openxmlformats.org/officeDocument/2006/customXml" ds:itemID="{EA53E83B-1742-4E9A-9C8E-6E7CB99077E5}">
+  <ds:schemaRefs>
+    <ds:schemaRef ds:uri="http://schemas.microsoft.com/office/2006/metadata/properties"/>
+    <ds:schemaRef ds:uri="http://schemas.microsoft.com/office/infopath/2007/PartnerControls"/>
+    <ds:schemaRef ds:uri="e251b072-de84-4fee-b2e7-4d3e2474f5c4"/>
+    <ds:schemaRef ds:uri="836b1f19-46af-47af-acb5-4d7212fd4e44"/>
+  </ds:schemaRefs>
+</ds:datastoreItem>
+</file>
+
 <file path=customXml/itemProps3.xml><?xml version="1.0" encoding="utf-8"?>
+<ds:datastoreItem xmlns:ds="http://schemas.openxmlformats.org/officeDocument/2006/customXml" ds:itemID="{42E09C9A-7ECB-4052-A38A-B1BA09FED6D1}">
+  <ds:schemaRefs>
+    <ds:schemaRef ds:uri="http://schemas.microsoft.com/sharepoint/v3/contenttype/forms"/>
+  </ds:schemaRefs>
+</ds:datastoreItem>
+</file>
+
+<file path=customXml/itemProps4.xml><?xml version="1.0" encoding="utf-8"?>
 <ds:datastoreItem xmlns:ds="http://schemas.openxmlformats.org/officeDocument/2006/customXml" ds:itemID="{9B72780B-4007-4875-ABAF-728DCE36D1A4}">
   <ds:schemaRefs>
     <ds:schemaRef ds:uri="http://schemas.openxmlformats.org/officeDocument/2006/bibliography"/>
   </ds:schemaRefs>
 </ds:datastoreItem>
-</file>
-
-<file path=customXml/itemProps4.xml><?xml version="1.0" encoding="utf-8"?>
-<ds:datastoreItem xmlns:ds="http://schemas.openxmlformats.org/officeDocument/2006/customXml" ds:itemID="{42E09C9A-7ECB-4052-A38A-B1BA09FED6D1}">
-  <ds:schemaRefs>
-    <ds:schemaRef ds:uri="http://schemas.microsoft.com/sharepoint/v3/contenttype/forms"/>
-  </ds:schemaRefs>
-</ds:datastoreItem>
 </file>
--- a/Dokumentation/Dokumentation.docx
+++ b/Dokumentation/Dokumentation.docx
@@ -16,7 +16,7 @@
           <w:noProof/>
         </w:rPr>
         <w:drawing>
-          <wp:inline distT="0" distB="0" distL="0" distR="0" wp14:anchorId="470B7D7C" wp14:editId="7F2A95A9">
+          <wp:inline distT="0" distB="0" distL="0" distR="0" wp14:anchorId="470B7D7C" wp14:editId="132EEE70">
             <wp:extent cx="3140723" cy="1057293"/>
             <wp:effectExtent l="0" t="0" r="2540" b="9525"/>
             <wp:docPr id="1" name="Grafik 1"/>
@@ -123,7 +123,6 @@
           <w:lang w:val="de-DE"/>
         </w:rPr>
       </w:pPr>
-      <w:proofErr w:type="spellStart"/>
       <w:r>
         <w:rPr>
           <w:b/>
@@ -154,7 +153,6 @@
         </w:rPr>
         <w:t>umentation</w:t>
       </w:r>
-      <w:proofErr w:type="spellEnd"/>
     </w:p>
     <w:p>
       <w:pPr>
@@ -2143,19 +2141,15 @@
     </w:p>
     <w:p>
       <w:r>
-        <w:t xml:space="preserve">Edge detection is a fundamental task in image processing and computer vision, used to identify boundaries within images. It helps in feature extraction and object detection by highlighting significant changes in intensity. Various edge detection techniques exist, but </w:t>
-      </w:r>
-      <w:r>
-        <w:t>in this project</w:t>
-      </w:r>
-      <w:r>
-        <w:t xml:space="preserve"> the Canny edge detection algorithm</w:t>
-      </w:r>
-      <w:r>
-        <w:t xml:space="preserve"> is used</w:t>
-      </w:r>
-      <w:r>
-        <w:t>.</w:t>
+        <w:t>Edge detection is a fundamental task in image processing and computer vision, used to identify boundaries within images. It helps in feature extraction and object detection by highlighting significant changes in intensity. Various edge detection techniques exist, but in this project the Canny edge detection algorithm is used.</w:t>
+      </w:r>
+    </w:p>
+    <w:p>
+      <w:pPr>
+        <w:pStyle w:val="berschrift3"/>
+      </w:pPr>
+      <w:r>
+        <w:t>Find contours cv2</w:t>
       </w:r>
     </w:p>
     <w:p>
@@ -2483,7 +2477,7 @@
           </w:r>
           <w:r>
             <w:rPr>
-              <w:lang w:val="de-DE"/>
+              <w:lang w:val="en-US"/>
             </w:rPr>
             <w:instrText xml:space="preserve"> CITATION Can25 \l 1031 </w:instrText>
           </w:r>
@@ -2493,7 +2487,7 @@
           <w:r>
             <w:rPr>
               <w:noProof/>
-              <w:lang w:val="de-DE"/>
+              <w:lang w:val="en-US"/>
             </w:rPr>
             <w:t>[1]</w:t>
           </w:r>
@@ -2547,7 +2541,6 @@
       <w:r>
         <w:t xml:space="preserve">In this phase, real edges are distinguished from unwanted edges. Two threshold values, </w:t>
       </w:r>
-      <w:proofErr w:type="spellStart"/>
       <w:r>
         <w:rPr>
           <w:i/>
@@ -2555,11 +2548,9 @@
         </w:rPr>
         <w:t>minVal</w:t>
       </w:r>
-      <w:proofErr w:type="spellEnd"/>
       <w:r>
         <w:t xml:space="preserve"> and </w:t>
       </w:r>
-      <w:proofErr w:type="spellStart"/>
       <w:r>
         <w:rPr>
           <w:i/>
@@ -2567,11 +2558,9 @@
         </w:rPr>
         <w:t>maxVal</w:t>
       </w:r>
-      <w:proofErr w:type="spellEnd"/>
       <w:r>
         <w:t xml:space="preserve">, are used for this purpose. Edges with a gradient above </w:t>
       </w:r>
-      <w:proofErr w:type="spellStart"/>
       <w:r>
         <w:rPr>
           <w:i/>
@@ -2579,11 +2568,9 @@
         </w:rPr>
         <w:t>maxVal</w:t>
       </w:r>
-      <w:proofErr w:type="spellEnd"/>
       <w:r>
         <w:t xml:space="preserve"> are considered safe, while those below </w:t>
       </w:r>
-      <w:proofErr w:type="spellStart"/>
       <w:r>
         <w:rPr>
           <w:i/>
@@ -2591,7 +2578,6 @@
         </w:rPr>
         <w:t>minVal</w:t>
       </w:r>
-      <w:proofErr w:type="spellEnd"/>
       <w:r>
         <w:t xml:space="preserve"> are discarded. Values in between are only accepted as edges if they are connected to safe edges.</w:t>
       </w:r>
@@ -2638,15 +2624,7 @@
     </w:p>
     <w:p>
       <w:r>
-        <w:t xml:space="preserve">As the color detection of the individual areas should also function under different lighting conditions, a so-called color correction is used. This is necessary because the corresponding color areas of the individual colors are defined under neutral, bright light. If the light color now changes, the color values of the surfaces also change accordingly, so that they may slip into other color ranges or even lie outside the defined color ranges. For example, the white surface also appears bluish under blue light. The color correction is intended to remedy this and transform the color back into neutral colors. The correction takes place in the RGB </w:t>
-      </w:r>
-      <w:proofErr w:type="spellStart"/>
-      <w:r>
-        <w:t>color</w:t>
-      </w:r>
-      <w:proofErr w:type="spellEnd"/>
-      <w:r>
-        <w:t xml:space="preserve"> space</w:t>
+        <w:t>As the color detection of the individual areas should also function under different lighting conditions, a so-called color correction is used. This is necessary because the corresponding color areas of the individual colors are defined under neutral, bright light. If the light color now changes, the color values of the surfaces also change accordingly, so that they may slip into other color ranges or even lie outside the defined color ranges. For example, the white surface also appears bluish under blue light. The color correction is intended to remedy this and transform the color back into neutral colors. The correction takes place in the RGB color space</w:t>
       </w:r>
       <w:r>
         <w:t xml:space="preserve"> </w:t>
@@ -4194,21 +4172,7 @@
         <w:rPr>
           <w:rFonts w:eastAsiaTheme="minorEastAsia"/>
         </w:rPr>
-        <w:t xml:space="preserve"> are additive constants for the three color channels and result from the </w:t>
-      </w:r>
-      <w:proofErr w:type="spellStart"/>
-      <w:r>
-        <w:rPr>
-          <w:rFonts w:eastAsiaTheme="minorEastAsia"/>
-        </w:rPr>
-        <w:t>colorfulness</w:t>
-      </w:r>
-      <w:proofErr w:type="spellEnd"/>
-      <w:r>
-        <w:rPr>
-          <w:rFonts w:eastAsiaTheme="minorEastAsia"/>
-        </w:rPr>
-        <w:t xml:space="preserve"> of external lighting. The constants can be determined using the following formulae:</w:t>
+        <w:t xml:space="preserve"> are additive constants for the three color channels and result from the colorfulness of external lighting. The constants can be determined using the following formulae:</w:t>
       </w:r>
     </w:p>
     <w:p>
@@ -5922,15 +5886,7 @@
         <w:t>color</w:t>
       </w:r>
       <w:r>
-        <w:t xml:space="preserve">. Within these binary images, you can search for objects which, in the example of the </w:t>
-      </w:r>
-      <w:proofErr w:type="spellStart"/>
-      <w:r>
-        <w:t>rubik's</w:t>
-      </w:r>
-      <w:proofErr w:type="spellEnd"/>
-      <w:r>
-        <w:t xml:space="preserve"> cube, represent the faces of one side of the cube. All objects that correspond to the faces are summarised and form the photographed side of the cube.</w:t>
+        <w:t>. Within these binary images, you can search for objects which, in the example of the rubik's cube, represent the faces of one side of the cube. All objects that correspond to the faces are summarised and form the photographed side of the cube.</w:t>
       </w:r>
       <w:r>
         <w:br w:type="page"/>
@@ -5943,14 +5899,9 @@
       <w:bookmarkStart w:id="14" w:name="_Toc189065790"/>
       <w:r>
         <w:lastRenderedPageBreak/>
-        <w:t xml:space="preserve">Program </w:t>
-      </w:r>
-      <w:proofErr w:type="spellStart"/>
-      <w:r>
-        <w:t>structre</w:t>
+        <w:t>Program structre</w:t>
       </w:r>
       <w:bookmarkEnd w:id="14"/>
-      <w:proofErr w:type="spellEnd"/>
     </w:p>
     <w:p>
       <w:r>
@@ -7368,15 +7319,7 @@
         <w:t xml:space="preserve"> </w:t>
       </w:r>
       <w:r>
-        <w:t xml:space="preserve">(ROI). This not only delete noise or distracting objects from the image, it also reduces the computational power needed for further processing steps. The </w:t>
-      </w:r>
-      <w:proofErr w:type="spellStart"/>
-      <w:r>
-        <w:t>gray</w:t>
-      </w:r>
-      <w:proofErr w:type="spellEnd"/>
-      <w:r>
-        <w:t xml:space="preserve"> frame has another important task besides locating the cube. It is the reference object for the following color correction from Chapter</w:t>
+        <w:t>(ROI). This not only delete noise or distracting objects from the image, it also reduces the computational power needed for further processing steps. The gray frame has another important task besides locating the cube. It is the reference object for the following color correction from Chapter</w:t>
       </w:r>
       <w:r>
         <w:t xml:space="preserve"> </w:t>
@@ -7460,14 +7403,12 @@
       <w:r>
         <w:t xml:space="preserve">The </w:t>
       </w:r>
-      <w:proofErr w:type="spellStart"/>
       <w:r>
         <w:rPr>
           <w:rFonts w:ascii="Courier New" w:hAnsi="Courier New" w:cs="Courier New"/>
         </w:rPr>
         <w:t>edge_detection</w:t>
       </w:r>
-      <w:proofErr w:type="spellEnd"/>
       <w:r>
         <w:t xml:space="preserve"> function is designed to find the nine segments of the Rubik’s cube based on the edges between the segments. The process begins by searching for black areas in the cropped image. </w:t>
       </w:r>
@@ -7487,180 +7428,215 @@
         <w:t xml:space="preserve"> function. Following this, a binary mask is generated using a threshold operation, where pixels with an intensity below a specified value (40 in this case) are classified as black regions and assigned a value of 255, while all others are set to 0. This thresholding isolates the area which surrounds the single segments of the cube.</w:t>
       </w:r>
     </w:p>
+    <w:tbl>
+      <w:tblPr>
+        <w:tblStyle w:val="Tabellenraster"/>
+        <w:tblW w:w="0" w:type="auto"/>
+        <w:tblBorders>
+          <w:top w:val="none" w:sz="0" w:space="0" w:color="auto"/>
+          <w:left w:val="none" w:sz="0" w:space="0" w:color="auto"/>
+          <w:bottom w:val="none" w:sz="0" w:space="0" w:color="auto"/>
+          <w:right w:val="none" w:sz="0" w:space="0" w:color="auto"/>
+          <w:insideH w:val="none" w:sz="0" w:space="0" w:color="auto"/>
+          <w:insideV w:val="none" w:sz="0" w:space="0" w:color="auto"/>
+        </w:tblBorders>
+        <w:tblLook w:val="04A0" w:firstRow="1" w:lastRow="0" w:firstColumn="1" w:lastColumn="0" w:noHBand="0" w:noVBand="1"/>
+      </w:tblPr>
+      <w:tblGrid>
+        <w:gridCol w:w="4528"/>
+        <w:gridCol w:w="4528"/>
+      </w:tblGrid>
+      <w:tr>
+        <w:trPr>
+          <w:trHeight w:val="3129"/>
+        </w:trPr>
+        <w:tc>
+          <w:tcPr>
+            <w:tcW w:w="4528" w:type="dxa"/>
+          </w:tcPr>
+          <w:p>
+            <w:pPr>
+              <w:jc w:val="center"/>
+            </w:pPr>
+            <w:r>
+              <w:rPr>
+                <w:noProof/>
+              </w:rPr>
+              <w:drawing>
+                <wp:inline distT="0" distB="0" distL="0" distR="0" wp14:anchorId="5A727132" wp14:editId="69E32DEE">
+                  <wp:extent cx="1782646" cy="1883570"/>
+                  <wp:effectExtent l="0" t="0" r="8255" b="2540"/>
+                  <wp:docPr id="66748205" name="Grafik 21"/>
+                  <wp:cNvGraphicFramePr>
+                    <a:graphicFrameLocks xmlns:a="http://schemas.openxmlformats.org/drawingml/2006/main" noChangeAspect="1"/>
+                  </wp:cNvGraphicFramePr>
+                  <a:graphic xmlns:a="http://schemas.openxmlformats.org/drawingml/2006/main">
+                    <a:graphicData uri="http://schemas.openxmlformats.org/drawingml/2006/picture">
+                      <pic:pic xmlns:pic="http://schemas.openxmlformats.org/drawingml/2006/picture">
+                        <pic:nvPicPr>
+                          <pic:cNvPr id="0" name="Picture 2"/>
+                          <pic:cNvPicPr>
+                            <a:picLocks noChangeAspect="1" noChangeArrowheads="1"/>
+                          </pic:cNvPicPr>
+                        </pic:nvPicPr>
+                        <pic:blipFill rotWithShape="1">
+                          <a:blip r:embed="rId21" cstate="print">
+                            <a:extLst>
+                              <a:ext uri="{28A0092B-C50C-407E-A947-70E740481C1C}">
+                                <a14:useLocalDpi xmlns:a14="http://schemas.microsoft.com/office/drawing/2010/main" val="0"/>
+                              </a:ext>
+                            </a:extLst>
+                          </a:blip>
+                          <a:srcRect l="12655" t="8073" r="9931" b="10131"/>
+                          <a:stretch/>
+                        </pic:blipFill>
+                        <pic:spPr bwMode="auto">
+                          <a:xfrm>
+                            <a:off x="0" y="0"/>
+                            <a:ext cx="1791014" cy="1892411"/>
+                          </a:xfrm>
+                          <a:prstGeom prst="rect">
+                            <a:avLst/>
+                          </a:prstGeom>
+                          <a:noFill/>
+                          <a:ln>
+                            <a:noFill/>
+                          </a:ln>
+                          <a:extLst>
+                            <a:ext uri="{53640926-AAD7-44D8-BBD7-CCE9431645EC}">
+                              <a14:shadowObscured xmlns:a14="http://schemas.microsoft.com/office/drawing/2010/main"/>
+                            </a:ext>
+                          </a:extLst>
+                        </pic:spPr>
+                      </pic:pic>
+                    </a:graphicData>
+                  </a:graphic>
+                </wp:inline>
+              </w:drawing>
+            </w:r>
+          </w:p>
+        </w:tc>
+        <w:tc>
+          <w:tcPr>
+            <w:tcW w:w="4528" w:type="dxa"/>
+          </w:tcPr>
+          <w:p>
+            <w:pPr>
+              <w:jc w:val="center"/>
+            </w:pPr>
+            <w:r>
+              <w:rPr>
+                <w:noProof/>
+              </w:rPr>
+              <w:drawing>
+                <wp:inline distT="0" distB="0" distL="0" distR="0" wp14:anchorId="643D1B4A" wp14:editId="5B932686">
+                  <wp:extent cx="1793631" cy="1873885"/>
+                  <wp:effectExtent l="0" t="0" r="0" b="0"/>
+                  <wp:docPr id="430517862" name="Grafik 20"/>
+                  <wp:cNvGraphicFramePr>
+                    <a:graphicFrameLocks xmlns:a="http://schemas.openxmlformats.org/drawingml/2006/main" noChangeAspect="1"/>
+                  </wp:cNvGraphicFramePr>
+                  <a:graphic xmlns:a="http://schemas.openxmlformats.org/drawingml/2006/main">
+                    <a:graphicData uri="http://schemas.openxmlformats.org/drawingml/2006/picture">
+                      <pic:pic xmlns:pic="http://schemas.openxmlformats.org/drawingml/2006/picture">
+                        <pic:nvPicPr>
+                          <pic:cNvPr id="0" name="Picture 1"/>
+                          <pic:cNvPicPr>
+                            <a:picLocks noChangeAspect="1" noChangeArrowheads="1"/>
+                          </pic:cNvPicPr>
+                        </pic:nvPicPr>
+                        <pic:blipFill rotWithShape="1">
+                          <a:blip r:embed="rId22" cstate="print">
+                            <a:extLst>
+                              <a:ext uri="{28A0092B-C50C-407E-A947-70E740481C1C}">
+                                <a14:useLocalDpi xmlns:a14="http://schemas.microsoft.com/office/drawing/2010/main" val="0"/>
+                              </a:ext>
+                            </a:extLst>
+                          </a:blip>
+                          <a:srcRect l="12216" t="7635" r="9878" b="10974"/>
+                          <a:stretch/>
+                        </pic:blipFill>
+                        <pic:spPr bwMode="auto">
+                          <a:xfrm>
+                            <a:off x="0" y="0"/>
+                            <a:ext cx="1794388" cy="1874676"/>
+                          </a:xfrm>
+                          <a:prstGeom prst="rect">
+                            <a:avLst/>
+                          </a:prstGeom>
+                          <a:noFill/>
+                          <a:ln>
+                            <a:noFill/>
+                          </a:ln>
+                          <a:extLst>
+                            <a:ext uri="{53640926-AAD7-44D8-BBD7-CCE9431645EC}">
+                              <a14:shadowObscured xmlns:a14="http://schemas.microsoft.com/office/drawing/2010/main"/>
+                            </a:ext>
+                          </a:extLst>
+                        </pic:spPr>
+                      </pic:pic>
+                    </a:graphicData>
+                  </a:graphic>
+                </wp:inline>
+              </w:drawing>
+            </w:r>
+          </w:p>
+        </w:tc>
+      </w:tr>
+    </w:tbl>
     <w:p>
+      <w:r>
+        <w:t>Once the binary mask is created, morphological operations are applied to refine it. These operations serve to remove noise and smooth out irregularities in the mask. Initially, a morphological closing operation is used, which fills small gaps in the black regions and connects disjointed areas. This is achieved with a rectangular kernel of size 3x3, applied iteratively to strengthen the effect. Next, a morphological gradient operation is employed to enhance the edges within the mask. This operation calculates the difference between the dilation and erosion of the mask, effectively highlighting its boundaries. The resulting gradient mask is then combined with the cleaned mask using a bitwise OR operation, further sharpening the edges and preparing the mask for contour detection.</w:t>
+      </w:r>
+    </w:p>
+    <w:p>
+      <w:r>
+        <w:t xml:space="preserve">With a refined mask in hand, the function proceeds to locate contours within it. Contours are extracted using OpenCV's </w:t>
+      </w:r>
+      <w:r>
+        <w:rPr>
+          <w:rFonts w:ascii="Courier New" w:hAnsi="Courier New" w:cs="Courier New"/>
+        </w:rPr>
+        <w:t>cv2.findContours</w:t>
+      </w:r>
+      <w:r>
+        <w:t xml:space="preserve"> function, which identifies and retrieves the edges of all connected regions in the mask. These contours are then analyzed to determine which ones correspond to rectangular shapes. For each detected contour, its perimeter is calculated using </w:t>
+      </w:r>
+      <w:r>
+        <w:rPr>
+          <w:rFonts w:ascii="Courier New" w:hAnsi="Courier New" w:cs="Courier New"/>
+        </w:rPr>
+        <w:t>cv2.arcLength</w:t>
+      </w:r>
+      <w:r>
+        <w:t xml:space="preserve">, and this value is used to approximate the contour as a polygon with fewer vertices via the </w:t>
+      </w:r>
+      <w:r>
+        <w:rPr>
+          <w:rFonts w:ascii="Courier New" w:hAnsi="Courier New" w:cs="Courier New"/>
+        </w:rPr>
+        <w:t>cv2.approxPolyDP</w:t>
+      </w:r>
+      <w:r>
+        <w:t xml:space="preserve"> function. This polygonal </w:t>
+      </w:r>
+      <w:r>
+        <w:lastRenderedPageBreak/>
+        <w:t>approximation ensures that irregular shapes are smoothed out, making it easier to identify rectangles.</w:t>
+      </w:r>
+    </w:p>
+    <w:p>
+      <w:pPr>
+        <w:jc w:val="center"/>
+      </w:pPr>
       <w:r>
         <w:rPr>
           <w:noProof/>
         </w:rPr>
         <w:drawing>
-          <wp:inline distT="0" distB="0" distL="0" distR="0" wp14:anchorId="226AE7E9" wp14:editId="2742AB87">
-            <wp:extent cx="2303813" cy="2303813"/>
-            <wp:effectExtent l="0" t="0" r="1270" b="1270"/>
-            <wp:docPr id="66748205" name="Grafik 21"/>
-            <wp:cNvGraphicFramePr>
-              <a:graphicFrameLocks xmlns:a="http://schemas.openxmlformats.org/drawingml/2006/main" noChangeAspect="1"/>
-            </wp:cNvGraphicFramePr>
-            <a:graphic xmlns:a="http://schemas.openxmlformats.org/drawingml/2006/main">
-              <a:graphicData uri="http://schemas.openxmlformats.org/drawingml/2006/picture">
-                <pic:pic xmlns:pic="http://schemas.openxmlformats.org/drawingml/2006/picture">
-                  <pic:nvPicPr>
-                    <pic:cNvPr id="0" name="Picture 2"/>
-                    <pic:cNvPicPr>
-                      <a:picLocks noChangeAspect="1" noChangeArrowheads="1"/>
-                    </pic:cNvPicPr>
-                  </pic:nvPicPr>
-                  <pic:blipFill>
-                    <a:blip r:embed="rId21" cstate="print">
-                      <a:extLst>
-                        <a:ext uri="{28A0092B-C50C-407E-A947-70E740481C1C}">
-                          <a14:useLocalDpi xmlns:a14="http://schemas.microsoft.com/office/drawing/2010/main" val="0"/>
-                        </a:ext>
-                      </a:extLst>
-                    </a:blip>
-                    <a:srcRect/>
-                    <a:stretch>
-                      <a:fillRect/>
-                    </a:stretch>
-                  </pic:blipFill>
-                  <pic:spPr bwMode="auto">
-                    <a:xfrm>
-                      <a:off x="0" y="0"/>
-                      <a:ext cx="2313549" cy="2313549"/>
-                    </a:xfrm>
-                    <a:prstGeom prst="rect">
-                      <a:avLst/>
-                    </a:prstGeom>
-                    <a:noFill/>
-                    <a:ln>
-                      <a:noFill/>
-                    </a:ln>
-                  </pic:spPr>
-                </pic:pic>
-              </a:graphicData>
-            </a:graphic>
-          </wp:inline>
-        </w:drawing>
-      </w:r>
-      <w:r>
-        <w:rPr>
-          <w:noProof/>
-        </w:rPr>
-        <w:drawing>
-          <wp:inline distT="0" distB="0" distL="0" distR="0" wp14:anchorId="7A4F90C2" wp14:editId="06B9F6EE">
-            <wp:extent cx="2303293" cy="2303293"/>
-            <wp:effectExtent l="0" t="0" r="1905" b="1905"/>
-            <wp:docPr id="430517862" name="Grafik 20"/>
-            <wp:cNvGraphicFramePr>
-              <a:graphicFrameLocks xmlns:a="http://schemas.openxmlformats.org/drawingml/2006/main" noChangeAspect="1"/>
-            </wp:cNvGraphicFramePr>
-            <a:graphic xmlns:a="http://schemas.openxmlformats.org/drawingml/2006/main">
-              <a:graphicData uri="http://schemas.openxmlformats.org/drawingml/2006/picture">
-                <pic:pic xmlns:pic="http://schemas.openxmlformats.org/drawingml/2006/picture">
-                  <pic:nvPicPr>
-                    <pic:cNvPr id="0" name="Picture 1"/>
-                    <pic:cNvPicPr>
-                      <a:picLocks noChangeAspect="1" noChangeArrowheads="1"/>
-                    </pic:cNvPicPr>
-                  </pic:nvPicPr>
-                  <pic:blipFill>
-                    <a:blip r:embed="rId22" cstate="print">
-                      <a:extLst>
-                        <a:ext uri="{28A0092B-C50C-407E-A947-70E740481C1C}">
-                          <a14:useLocalDpi xmlns:a14="http://schemas.microsoft.com/office/drawing/2010/main" val="0"/>
-                        </a:ext>
-                      </a:extLst>
-                    </a:blip>
-                    <a:srcRect/>
-                    <a:stretch>
-                      <a:fillRect/>
-                    </a:stretch>
-                  </pic:blipFill>
-                  <pic:spPr bwMode="auto">
-                    <a:xfrm>
-                      <a:off x="0" y="0"/>
-                      <a:ext cx="2330947" cy="2330947"/>
-                    </a:xfrm>
-                    <a:prstGeom prst="rect">
-                      <a:avLst/>
-                    </a:prstGeom>
-                    <a:noFill/>
-                    <a:ln>
-                      <a:noFill/>
-                    </a:ln>
-                  </pic:spPr>
-                </pic:pic>
-              </a:graphicData>
-            </a:graphic>
-          </wp:inline>
-        </w:drawing>
-      </w:r>
-    </w:p>
-    <w:p>
-      <w:r>
-        <w:t>Once the binary mask is created, morphological operations are applied to refine it. These operations serve to remove noise and smooth out irregularities in the mask. Initially, a morphological closing operation is used, which fills small gaps in the black regions and connects disjointed areas. This is achieved with a rectangular kernel of size 3x3, applied iteratively to strengthen the effect. Next, a morphological gradient operation is employed to enhance the edges within the mask. This operation calculates the difference between the dilation and erosion of the mask, effectively highlighting its boundaries. The resulting gradient mask is then combined with the cleaned mask using a bitwise OR operation, further sharpening the edges and preparing the mask for contour detection.</w:t>
-      </w:r>
-    </w:p>
-    <w:p>
-      <w:r>
-        <w:t xml:space="preserve">With a refined mask in hand, the function proceeds to locate contours within it. Contours are extracted using OpenCV's </w:t>
-      </w:r>
-      <w:r>
-        <w:rPr>
-          <w:rFonts w:ascii="Courier New" w:hAnsi="Courier New" w:cs="Courier New"/>
-        </w:rPr>
-        <w:t>cv2.findContours</w:t>
-      </w:r>
-      <w:r>
-        <w:t xml:space="preserve"> function, which identifies and retrieves the edges of all connected regions in the mask. These contours are then </w:t>
-      </w:r>
-      <w:proofErr w:type="spellStart"/>
-      <w:r>
-        <w:t>analyzed</w:t>
-      </w:r>
-      <w:proofErr w:type="spellEnd"/>
-      <w:r>
-        <w:t xml:space="preserve"> to determine which ones correspond to rectangular shapes. For each detected contour, its perimeter is calculated using </w:t>
-      </w:r>
-      <w:r>
-        <w:rPr>
-          <w:rFonts w:ascii="Courier New" w:hAnsi="Courier New" w:cs="Courier New"/>
-        </w:rPr>
-        <w:t>cv2.arcLength</w:t>
-      </w:r>
-      <w:r>
-        <w:t xml:space="preserve">, and this value is used to approximate the contour as a </w:t>
-      </w:r>
-      <w:r>
-        <w:lastRenderedPageBreak/>
-        <w:t xml:space="preserve">polygon with fewer vertices via the </w:t>
-      </w:r>
-      <w:r>
-        <w:rPr>
-          <w:rFonts w:ascii="Courier New" w:hAnsi="Courier New" w:cs="Courier New"/>
-        </w:rPr>
-        <w:t>cv2.approxPolyDP</w:t>
-      </w:r>
-      <w:r>
-        <w:t xml:space="preserve"> function. This polygonal approximation ensures that irregular shapes are smoothed out, making it easier to identify rectangles.</w:t>
-      </w:r>
-    </w:p>
-    <w:p>
-      <w:r>
-        <w:rPr>
-          <w:noProof/>
-        </w:rPr>
-        <w:drawing>
-          <wp:anchor distT="0" distB="0" distL="114300" distR="114300" simplePos="0" relativeHeight="251662336" behindDoc="0" locked="0" layoutInCell="1" allowOverlap="1" wp14:anchorId="1E87C044" wp14:editId="15194D5F">
-            <wp:simplePos x="0" y="0"/>
-            <wp:positionH relativeFrom="margin">
-              <wp:align>right</wp:align>
-            </wp:positionH>
-            <wp:positionV relativeFrom="paragraph">
-              <wp:posOffset>580200</wp:posOffset>
-            </wp:positionV>
+          <wp:inline distT="0" distB="0" distL="0" distR="0" wp14:anchorId="1E87C044" wp14:editId="7E36B0F0">
             <wp:extent cx="2469515" cy="2469515"/>
             <wp:effectExtent l="0" t="0" r="6985" b="6985"/>
-            <wp:wrapSquare wrapText="bothSides"/>
             <wp:docPr id="2087822682" name="Grafik 22"/>
             <wp:cNvGraphicFramePr>
               <a:graphicFrameLocks xmlns:a="http://schemas.openxmlformats.org/drawingml/2006/main" noChangeAspect="1"/>
@@ -7703,9 +7679,11 @@
                 </pic:pic>
               </a:graphicData>
             </a:graphic>
-          </wp:anchor>
+          </wp:inline>
         </w:drawing>
       </w:r>
+    </w:p>
+    <w:p>
       <w:r>
         <w:t xml:space="preserve">After approximating the contours as polygons, a filtering step is applied to exclude shapes that do not meet certain area criteria. The function calculates the area of each polygon using </w:t>
       </w:r>
@@ -7729,14 +7707,12 @@
       <w:r>
         <w:t xml:space="preserve">For every valid segment, a dictionary is created to store its attributes. In summary, the </w:t>
       </w:r>
-      <w:proofErr w:type="spellStart"/>
       <w:r>
         <w:rPr>
           <w:rFonts w:ascii="Courier New" w:hAnsi="Courier New" w:cs="Courier New"/>
         </w:rPr>
         <w:t>edge_detection</w:t>
       </w:r>
-      <w:proofErr w:type="spellEnd"/>
       <w:r>
         <w:t xml:space="preserve"> function methodically processes an image to isolate rectangular regions based on their contours and predefined size criteria. Through grayscale conversion, binary thresholding, morphological operations, and contour analysis, the function extracts meaningful geometric information while ensuring robustness and accuracy in its results.</w:t>
       </w:r>
@@ -7762,7 +7738,11 @@
         <w:t>color</w:t>
       </w:r>
       <w:r>
-        <w:t xml:space="preserve"> correction. The grey frame that surrounds the cube in the laboratory was used for this purpose. In order to recognise this reliably even with different resolutions and camera distances, a fixed limitation of the grey frame via the coordinates in the image is not possible. It should also be recognised under different lighting conditions, which is why </w:t>
+        <w:t xml:space="preserve"> correction. The grey frame that surrounds the cube in the laboratory was used for this purpose. In order to recognise this reliably even with different resolutions and camera distances, a fixed limitation of the grey </w:t>
+      </w:r>
+      <w:r>
+        <w:lastRenderedPageBreak/>
+        <w:t xml:space="preserve">frame via the coordinates in the image is not possible. It should also be recognised under different lighting conditions, which is why </w:t>
       </w:r>
       <w:r>
         <w:t>color</w:t>
@@ -7780,19 +7760,7 @@
         <w:t>color</w:t>
       </w:r>
       <w:r>
-        <w:t xml:space="preserve"> correction is not possible without these grey frames, this approach cannot be used either. This leaves object detection via edge detection. This was implemented in the </w:t>
-      </w:r>
-      <w:proofErr w:type="spellStart"/>
-      <w:r>
-        <w:t>detect_outer_gray_frame</w:t>
-      </w:r>
-      <w:proofErr w:type="spellEnd"/>
-      <w:r>
-        <w:t xml:space="preserve"> function. There, the input image is first smoothed and then filtered </w:t>
-      </w:r>
-      <w:r>
-        <w:lastRenderedPageBreak/>
-        <w:t xml:space="preserve">with a canny filter of the function </w:t>
+        <w:t xml:space="preserve"> correction is not possible without these grey frames, this approach cannot be used either. This leaves object detection via edge detection. This was implemented in the detect_outer_gray_frame function. There, the input image is first smoothed and then filtered with a canny filter of the function </w:t>
       </w:r>
       <w:r>
         <w:rPr>
@@ -7842,6 +7810,7 @@
         <w:rPr>
           <w:noProof/>
         </w:rPr>
+        <w:lastRenderedPageBreak/>
         <w:drawing>
           <wp:inline distT="0" distB="0" distL="0" distR="0" wp14:anchorId="21EFF571" wp14:editId="57FFC45C">
             <wp:extent cx="2520000" cy="2525701"/>
@@ -7920,14 +7889,12 @@
       <w:r>
         <w:t xml:space="preserve">The function </w:t>
       </w:r>
-      <w:proofErr w:type="spellStart"/>
       <w:r>
         <w:rPr>
           <w:rFonts w:ascii="Courier New" w:hAnsi="Courier New" w:cs="Courier New"/>
         </w:rPr>
         <w:t>correctImage</w:t>
       </w:r>
-      <w:proofErr w:type="spellEnd"/>
       <w:r>
         <w:t xml:space="preserve"> implements the described proceed from Chapter </w:t>
       </w:r>
@@ -7989,11 +7956,7 @@
         <w:t xml:space="preserve"> In our case, these</w:t>
       </w:r>
       <w:r>
-        <w:t xml:space="preserve"> the </w:t>
-      </w:r>
-      <w:r>
-        <w:lastRenderedPageBreak/>
-        <w:t>Ground Truth values</w:t>
+        <w:t xml:space="preserve"> the Ground Truth values</w:t>
       </w:r>
       <w:r>
         <w:rPr>
@@ -8380,14 +8343,12 @@
         </w:rPr>
         <w:t xml:space="preserve">ed input image are determined via the RGB values of the image within the two bounding boxes in the grey frame using the </w:t>
       </w:r>
-      <w:proofErr w:type="spellStart"/>
       <w:r>
         <w:rPr>
           <w:rFonts w:ascii="Courier New" w:eastAsiaTheme="minorEastAsia" w:hAnsi="Courier New" w:cs="Courier New"/>
         </w:rPr>
         <w:t>getImageValues</w:t>
       </w:r>
-      <w:proofErr w:type="spellEnd"/>
       <w:r>
         <w:rPr>
           <w:rFonts w:eastAsiaTheme="minorEastAsia"/>
@@ -8572,7 +8533,6 @@
         </w:rPr>
         <w:t xml:space="preserve">are then calculated. The correction constants are used to transform the RGB value of each pixel in the image in order to recalibrate it. The result is an image that resembles the </w:t>
       </w:r>
-      <w:proofErr w:type="spellStart"/>
       <w:r>
         <w:rPr>
           <w:rFonts w:eastAsiaTheme="minorEastAsia"/>
@@ -8583,14 +8543,7 @@
         <w:rPr>
           <w:rFonts w:eastAsiaTheme="minorEastAsia"/>
         </w:rPr>
-        <w:t>ing</w:t>
-      </w:r>
-      <w:proofErr w:type="spellEnd"/>
-      <w:r>
-        <w:rPr>
-          <w:rFonts w:eastAsiaTheme="minorEastAsia"/>
-        </w:rPr>
-        <w:t xml:space="preserve"> of the ground truth image and in which the </w:t>
+        <w:t xml:space="preserve">ing of the ground truth image and in which the </w:t>
       </w:r>
       <w:r>
         <w:rPr>
@@ -8638,6 +8591,7 @@
               <w:rPr>
                 <w:noProof/>
               </w:rPr>
+              <w:lastRenderedPageBreak/>
               <w:drawing>
                 <wp:inline distT="0" distB="0" distL="0" distR="0" wp14:anchorId="6A0C4E52" wp14:editId="5C93FF27">
                   <wp:extent cx="2520000" cy="2520000"/>
@@ -8817,14 +8771,12 @@
       <w:r>
         <w:t xml:space="preserve"> detection is located in the </w:t>
       </w:r>
-      <w:proofErr w:type="spellStart"/>
       <w:r>
         <w:rPr>
           <w:rFonts w:ascii="Courier New" w:hAnsi="Courier New" w:cs="Courier New"/>
         </w:rPr>
         <w:t>color_filter</w:t>
       </w:r>
-      <w:proofErr w:type="spellEnd"/>
       <w:r>
         <w:t xml:space="preserve"> function. The thresholds for the HSV </w:t>
       </w:r>
@@ -8902,103 +8854,23 @@
       <w:r>
         <w:t xml:space="preserve"> range perceived as red is in an angular range of 160° to 5° and therefore exceeds 0°. </w:t>
       </w:r>
-      <w:proofErr w:type="spellStart"/>
       <w:r>
         <w:rPr>
           <w:lang w:val="de-DE"/>
         </w:rPr>
-        <w:t>Two</w:t>
-      </w:r>
-      <w:proofErr w:type="spellEnd"/>
-      <w:r>
-        <w:rPr>
-          <w:lang w:val="de-DE"/>
-        </w:rPr>
-        <w:t xml:space="preserve"> possible </w:t>
-      </w:r>
-      <w:proofErr w:type="spellStart"/>
-      <w:r>
-        <w:rPr>
-          <w:lang w:val="de-DE"/>
-        </w:rPr>
-        <w:t>red</w:t>
-      </w:r>
-      <w:proofErr w:type="spellEnd"/>
-      <w:r>
-        <w:rPr>
-          <w:lang w:val="de-DE"/>
-        </w:rPr>
-        <w:t xml:space="preserve"> </w:t>
-      </w:r>
-      <w:proofErr w:type="spellStart"/>
+        <w:t xml:space="preserve">Two possible red </w:t>
+      </w:r>
       <w:r>
         <w:rPr>
           <w:lang w:val="de-DE"/>
         </w:rPr>
         <w:t>color</w:t>
       </w:r>
-      <w:proofErr w:type="spellEnd"/>
       <w:r>
         <w:rPr>
           <w:lang w:val="de-DE"/>
         </w:rPr>
-        <w:t xml:space="preserve"> </w:t>
-      </w:r>
-      <w:proofErr w:type="spellStart"/>
-      <w:r>
-        <w:rPr>
-          <w:lang w:val="de-DE"/>
-        </w:rPr>
-        <w:t>ranges</w:t>
-      </w:r>
-      <w:proofErr w:type="spellEnd"/>
-      <w:r>
-        <w:rPr>
-          <w:lang w:val="de-DE"/>
-        </w:rPr>
-        <w:t xml:space="preserve"> </w:t>
-      </w:r>
-      <w:proofErr w:type="spellStart"/>
-      <w:r>
-        <w:rPr>
-          <w:lang w:val="de-DE"/>
-        </w:rPr>
-        <w:t>are</w:t>
-      </w:r>
-      <w:proofErr w:type="spellEnd"/>
-      <w:r>
-        <w:rPr>
-          <w:lang w:val="de-DE"/>
-        </w:rPr>
-        <w:t xml:space="preserve"> </w:t>
-      </w:r>
-      <w:proofErr w:type="spellStart"/>
-      <w:r>
-        <w:rPr>
-          <w:lang w:val="de-DE"/>
-        </w:rPr>
-        <w:t>therefore</w:t>
-      </w:r>
-      <w:proofErr w:type="spellEnd"/>
-      <w:r>
-        <w:rPr>
-          <w:lang w:val="de-DE"/>
-        </w:rPr>
-        <w:t xml:space="preserve"> </w:t>
-      </w:r>
-      <w:proofErr w:type="spellStart"/>
-      <w:r>
-        <w:rPr>
-          <w:lang w:val="de-DE"/>
-        </w:rPr>
-        <w:t>defined</w:t>
-      </w:r>
-      <w:proofErr w:type="spellEnd"/>
-      <w:r>
-        <w:rPr>
-          <w:lang w:val="de-DE"/>
-        </w:rPr>
-        <w:t>.</w:t>
+        <w:t xml:space="preserve"> ranges are therefore defined.</w:t>
       </w:r>
     </w:p>
     <w:tbl>
@@ -9035,7 +8907,6 @@
                 <w:bCs/>
               </w:rPr>
             </w:pPr>
-            <w:proofErr w:type="spellStart"/>
             <w:r>
               <w:rPr>
                 <w:b/>
@@ -9043,7 +8914,6 @@
               </w:rPr>
               <w:t>Color</w:t>
             </w:r>
-            <w:proofErr w:type="spellEnd"/>
           </w:p>
         </w:tc>
         <w:tc>
@@ -10043,6 +9913,7 @@
       <w:bookmarkStart w:id="30" w:name="_Ref189060240"/>
       <w:bookmarkStart w:id="31" w:name="_Toc189065690"/>
       <w:r>
+        <w:lastRenderedPageBreak/>
         <w:t xml:space="preserve">Table </w:t>
       </w:r>
       <w:r>
@@ -10067,11 +9938,9 @@
       <w:r>
         <w:t xml:space="preserve">: HSV thresholds for </w:t>
       </w:r>
-      <w:proofErr w:type="spellStart"/>
       <w:r>
         <w:t>color</w:t>
       </w:r>
-      <w:proofErr w:type="spellEnd"/>
       <w:r>
         <w:t xml:space="preserve"> filtering</w:t>
       </w:r>
@@ -10223,11 +10092,7 @@
         <w:t>color</w:t>
       </w:r>
       <w:r>
-        <w:t xml:space="preserve">. The for loop then </w:t>
-      </w:r>
-      <w:r>
-        <w:lastRenderedPageBreak/>
-        <w:t xml:space="preserve">moves on to the next execution and searches for faces in the next </w:t>
+        <w:t xml:space="preserve">. The for loop then moves on to the next execution and searches for faces in the next </w:t>
       </w:r>
       <w:r>
         <w:t>color</w:t>
@@ -10264,8 +10129,9 @@
           <w:noProof/>
           <w:lang w:val="de-DE"/>
         </w:rPr>
+        <w:lastRenderedPageBreak/>
         <w:drawing>
-          <wp:inline distT="0" distB="0" distL="0" distR="0" wp14:anchorId="3658D711" wp14:editId="31FDF475">
+          <wp:inline distT="0" distB="0" distL="0" distR="0" wp14:anchorId="3658D711" wp14:editId="32E16DCC">
             <wp:extent cx="2520000" cy="2511096"/>
             <wp:effectExtent l="0" t="0" r="0" b="3810"/>
             <wp:docPr id="1929429653" name="Grafik 1"/>
@@ -10359,2887 +10225,2858 @@
     </w:p>
     <w:p>
       <w:r>
-        <w:t xml:space="preserve">The two </w:t>
-      </w:r>
-      <w:r>
-        <w:t>dictionaries</w:t>
-      </w:r>
-      <w:r>
-        <w:t xml:space="preserve"> show that there a</w:t>
-      </w:r>
-      <w:r>
-        <w:t>re</w:t>
+        <w:t>the two dictionaries show that different information can be obtained using the two detection methods. A general dictionary structure is used to handle the information correctly:</w:t>
+      </w:r>
+    </w:p>
+    <w:p>
+      <w:pPr>
+        <w:pStyle w:val="Code"/>
+      </w:pPr>
+      <w:r>
+        <w:t>valid_element = {</w:t>
+      </w:r>
+    </w:p>
+    <w:p>
+      <w:pPr>
+        <w:pStyle w:val="Code"/>
+      </w:pPr>
+      <w:r>
+        <w:t xml:space="preserve">                "bbox",</w:t>
+      </w:r>
+    </w:p>
+    <w:p>
+      <w:pPr>
+        <w:pStyle w:val="Code"/>
+      </w:pPr>
+      <w:r>
+        <w:t xml:space="preserve">                "area_focus_point,</w:t>
+      </w:r>
+    </w:p>
+    <w:p>
+      <w:pPr>
+        <w:pStyle w:val="Code"/>
+      </w:pPr>
+      <w:r>
+        <w:t xml:space="preserve">                "color,</w:t>
+      </w:r>
+    </w:p>
+    <w:p>
+      <w:pPr>
+        <w:pStyle w:val="Code"/>
+      </w:pPr>
+      <w:r>
+        <w:t xml:space="preserve">                "grid_position",</w:t>
+      </w:r>
+    </w:p>
+    <w:p>
+      <w:pPr>
+        <w:pStyle w:val="Code"/>
+      </w:pPr>
+      <w:r>
+        <w:t xml:space="preserve">                "avg_hue",</w:t>
+      </w:r>
+    </w:p>
+    <w:p>
+      <w:pPr>
+        <w:pStyle w:val="Code"/>
+      </w:pPr>
+      <w:r>
+        <w:t>}</w:t>
+      </w:r>
+    </w:p>
+    <w:p>
+      <w:r>
+        <w:t xml:space="preserve">            </w:t>
+      </w:r>
+    </w:p>
+    <w:p>
+      <w:r>
+        <w:t xml:space="preserve">Not only the amount of information is different, but also the number of detected objects can differ. In order to make the collection of information redundant, the merging process is described in more detail below. This is further subdivided into the grouping of the x and y coordinates found, whereby the corresponding grid positions can be determined, and the actual merging of the detected segments. </w:t>
+      </w:r>
+      <w:r>
+        <w:t>T</w:t>
+      </w:r>
+      <w:r>
+        <w:t xml:space="preserve">he tables </w:t>
+      </w:r>
+      <w:r>
+        <w:rPr>
+          <w:highlight w:val="yellow"/>
+        </w:rPr>
+        <w:t>REFERERNZ</w:t>
       </w:r>
       <w:r>
         <w:t xml:space="preserve"> </w:t>
       </w:r>
       <w:r>
-        <w:t>certain differences</w:t>
-      </w:r>
-      <w:r>
-        <w:t xml:space="preserve"> in the information </w:t>
-      </w:r>
-      <w:r>
-        <w:t>between them</w:t>
-      </w:r>
-      <w:r>
-        <w:t xml:space="preserve">. </w:t>
-      </w:r>
-      <w:r>
-        <w:t>First,</w:t>
-      </w:r>
-      <w:r>
-        <w:t xml:space="preserve"> the length </w:t>
-      </w:r>
-      <w:r>
-        <w:t>can be</w:t>
-      </w:r>
-      <w:r>
-        <w:t xml:space="preserve"> different</w:t>
-      </w:r>
-      <w:r>
-        <w:t>,</w:t>
-      </w:r>
-      <w:r>
-        <w:t xml:space="preserve"> but also the information of </w:t>
-      </w:r>
-      <w:proofErr w:type="spellStart"/>
-      <w:r>
-        <w:t>color</w:t>
-      </w:r>
-      <w:proofErr w:type="spellEnd"/>
-      <w:r>
-        <w:t xml:space="preserve"> is only present in the </w:t>
-      </w:r>
-      <w:proofErr w:type="spellStart"/>
-      <w:r>
-        <w:t>color</w:t>
-      </w:r>
-      <w:proofErr w:type="spellEnd"/>
-      <w:r>
-        <w:t xml:space="preserve"> detection dictionary. </w:t>
-      </w:r>
-      <w:r>
-        <w:t>Additionally</w:t>
-      </w:r>
-      <w:r>
-        <w:t xml:space="preserve"> it is </w:t>
-      </w:r>
-      <w:r>
-        <w:t>n</w:t>
-      </w:r>
-      <w:r>
-        <w:t>oticeable that there are now grid positions and the entries are not order by position.</w:t>
-      </w:r>
-      <w:r>
-        <w:t xml:space="preserve"> To tackle this issue the </w:t>
-      </w:r>
-      <w:r>
-        <w:t>merging process is further d</w:t>
-      </w:r>
-      <w:r>
-        <w:t>i</w:t>
-      </w:r>
-      <w:r>
-        <w:t xml:space="preserve">vided into </w:t>
-      </w:r>
-      <w:r>
-        <w:t>t</w:t>
-      </w:r>
-      <w:r>
-        <w:t xml:space="preserve">he grid position assignment of the found segments by creating groups of their x/y-coordinates and </w:t>
-      </w:r>
-      <w:r>
-        <w:t>merging</w:t>
-      </w:r>
-      <w:r>
-        <w:t xml:space="preserve"> </w:t>
-      </w:r>
-      <w:r>
-        <w:t xml:space="preserve">the results </w:t>
-      </w:r>
-      <w:r>
-        <w:t xml:space="preserve">of the </w:t>
-      </w:r>
-      <w:proofErr w:type="spellStart"/>
-      <w:r>
-        <w:t>color</w:t>
-      </w:r>
-      <w:proofErr w:type="spellEnd"/>
-      <w:r>
-        <w:t xml:space="preserve"> and edge detection</w:t>
+        <w:t xml:space="preserve">show an example of the </w:t>
+      </w:r>
+      <w:r>
+        <w:t>c</w:t>
+      </w:r>
+      <w:r>
+        <w:t>olor and edge detection dictionary that must be merged by the function</w:t>
       </w:r>
       <w:r>
         <w:t>.</w:t>
       </w:r>
-    </w:p>
-    <w:p/>
-    <w:p/>
-    <w:p/>
-    <w:p>
-      <w:pPr>
-        <w:pStyle w:val="Beschriftung"/>
-        <w:keepNext/>
-        <w:jc w:val="both"/>
-      </w:pPr>
     </w:p>
     <w:p/>
     <w:tbl>
       <w:tblPr>
+        <w:tblStyle w:val="Tabellenraster"/>
         <w:tblW w:w="0" w:type="auto"/>
         <w:tblBorders>
-          <w:top w:val="single" w:sz="4" w:space="0" w:color="auto"/>
-          <w:left w:val="single" w:sz="4" w:space="0" w:color="auto"/>
-          <w:bottom w:val="single" w:sz="4" w:space="0" w:color="auto"/>
-          <w:right w:val="single" w:sz="4" w:space="0" w:color="auto"/>
-          <w:insideH w:val="single" w:sz="4" w:space="0" w:color="auto"/>
-          <w:insideV w:val="single" w:sz="4" w:space="0" w:color="auto"/>
+          <w:top w:val="none" w:sz="0" w:space="0" w:color="auto"/>
+          <w:left w:val="none" w:sz="0" w:space="0" w:color="auto"/>
+          <w:bottom w:val="none" w:sz="0" w:space="0" w:color="auto"/>
+          <w:right w:val="none" w:sz="0" w:space="0" w:color="auto"/>
+          <w:insideH w:val="none" w:sz="0" w:space="0" w:color="auto"/>
+          <w:insideV w:val="none" w:sz="0" w:space="0" w:color="auto"/>
         </w:tblBorders>
-        <w:tblCellMar>
-          <w:top w:w="60" w:type="dxa"/>
-          <w:left w:w="90" w:type="dxa"/>
-          <w:bottom w:w="60" w:type="dxa"/>
-          <w:right w:w="90" w:type="dxa"/>
-        </w:tblCellMar>
         <w:tblLook w:val="04A0" w:firstRow="1" w:lastRow="0" w:firstColumn="1" w:lastColumn="0" w:noHBand="0" w:noVBand="1"/>
       </w:tblPr>
       <w:tblGrid>
-        <w:gridCol w:w="1324"/>
-        <w:gridCol w:w="1034"/>
-        <w:gridCol w:w="539"/>
-        <w:gridCol w:w="824"/>
-        <w:gridCol w:w="594"/>
+        <w:gridCol w:w="4528"/>
+        <w:gridCol w:w="4528"/>
       </w:tblGrid>
       <w:tr>
-        <w:trPr>
-          <w:tblHeader/>
-        </w:trPr>
         <w:tc>
           <w:tcPr>
-            <w:tcW w:w="0" w:type="auto"/>
-            <w:shd w:val="clear" w:color="auto" w:fill="auto"/>
-            <w:vAlign w:val="center"/>
-            <w:hideMark/>
+            <w:tcW w:w="4528" w:type="dxa"/>
           </w:tcPr>
+          <w:tbl>
+            <w:tblPr>
+              <w:tblW w:w="0" w:type="auto"/>
+              <w:tblBorders>
+                <w:top w:val="single" w:sz="4" w:space="0" w:color="auto"/>
+                <w:left w:val="single" w:sz="4" w:space="0" w:color="auto"/>
+                <w:bottom w:val="single" w:sz="4" w:space="0" w:color="auto"/>
+                <w:right w:val="single" w:sz="4" w:space="0" w:color="auto"/>
+                <w:insideH w:val="single" w:sz="4" w:space="0" w:color="auto"/>
+                <w:insideV w:val="single" w:sz="4" w:space="0" w:color="auto"/>
+              </w:tblBorders>
+              <w:tblCellMar>
+                <w:top w:w="60" w:type="dxa"/>
+                <w:left w:w="90" w:type="dxa"/>
+                <w:bottom w:w="60" w:type="dxa"/>
+                <w:right w:w="90" w:type="dxa"/>
+              </w:tblCellMar>
+              <w:tblLook w:val="04A0" w:firstRow="1" w:lastRow="0" w:firstColumn="1" w:lastColumn="0" w:noHBand="0" w:noVBand="1"/>
+            </w:tblPr>
+            <w:tblGrid>
+              <w:gridCol w:w="1311"/>
+              <w:gridCol w:w="1034"/>
+              <w:gridCol w:w="539"/>
+              <w:gridCol w:w="824"/>
+              <w:gridCol w:w="594"/>
+            </w:tblGrid>
+            <w:tr>
+              <w:trPr>
+                <w:tblHeader/>
+              </w:trPr>
+              <w:tc>
+                <w:tcPr>
+                  <w:tcW w:w="0" w:type="auto"/>
+                  <w:shd w:val="clear" w:color="auto" w:fill="auto"/>
+                  <w:vAlign w:val="center"/>
+                  <w:hideMark/>
+                </w:tcPr>
+                <w:p>
+                  <w:pPr>
+                    <w:jc w:val="center"/>
+                    <w:rPr>
+                      <w:rFonts w:cstheme="minorHAnsi"/>
+                      <w:sz w:val="12"/>
+                      <w:szCs w:val="12"/>
+                      <w:lang w:val="de-DE"/>
+                    </w:rPr>
+                  </w:pPr>
+                  <w:r>
+                    <w:rPr>
+                      <w:rFonts w:cstheme="minorHAnsi"/>
+                      <w:sz w:val="12"/>
+                      <w:szCs w:val="12"/>
+                      <w:lang w:val="de-DE"/>
+                    </w:rPr>
+                    <w:t>bbox (X, Y, W, H)</w:t>
+                  </w:r>
+                </w:p>
+              </w:tc>
+              <w:tc>
+                <w:tcPr>
+                  <w:tcW w:w="0" w:type="auto"/>
+                  <w:shd w:val="clear" w:color="auto" w:fill="auto"/>
+                  <w:vAlign w:val="center"/>
+                  <w:hideMark/>
+                </w:tcPr>
+                <w:p>
+                  <w:pPr>
+                    <w:jc w:val="center"/>
+                    <w:rPr>
+                      <w:rFonts w:cstheme="minorHAnsi"/>
+                      <w:sz w:val="12"/>
+                      <w:szCs w:val="12"/>
+                      <w:lang w:val="en-US"/>
+                    </w:rPr>
+                  </w:pPr>
+                  <w:r>
+                    <w:rPr>
+                      <w:rFonts w:cstheme="minorHAnsi"/>
+                      <w:sz w:val="12"/>
+                      <w:szCs w:val="12"/>
+                      <w:lang w:val="en-US"/>
+                    </w:rPr>
+                    <w:t>area_focus_point</w:t>
+                  </w:r>
+                  <w:r>
+                    <w:rPr>
+                      <w:rFonts w:cstheme="minorHAnsi"/>
+                      <w:sz w:val="12"/>
+                      <w:szCs w:val="12"/>
+                      <w:lang w:val="en-US"/>
+                    </w:rPr>
+                    <w:br/>
+                    <w:t>(X, Y)</w:t>
+                  </w:r>
+                </w:p>
+              </w:tc>
+              <w:tc>
+                <w:tcPr>
+                  <w:tcW w:w="0" w:type="auto"/>
+                  <w:shd w:val="clear" w:color="auto" w:fill="auto"/>
+                  <w:vAlign w:val="center"/>
+                  <w:hideMark/>
+                </w:tcPr>
+                <w:p>
+                  <w:pPr>
+                    <w:jc w:val="center"/>
+                    <w:rPr>
+                      <w:rFonts w:cstheme="minorHAnsi"/>
+                      <w:sz w:val="12"/>
+                      <w:szCs w:val="12"/>
+                      <w:lang w:val="de-DE"/>
+                    </w:rPr>
+                  </w:pPr>
+                  <w:r>
+                    <w:rPr>
+                      <w:rFonts w:cstheme="minorHAnsi"/>
+                      <w:sz w:val="12"/>
+                      <w:szCs w:val="12"/>
+                      <w:lang w:val="de-DE"/>
+                    </w:rPr>
+                    <w:t>color</w:t>
+                  </w:r>
+                </w:p>
+              </w:tc>
+              <w:tc>
+                <w:tcPr>
+                  <w:tcW w:w="0" w:type="auto"/>
+                  <w:shd w:val="clear" w:color="auto" w:fill="auto"/>
+                  <w:vAlign w:val="center"/>
+                  <w:hideMark/>
+                </w:tcPr>
+                <w:p>
+                  <w:pPr>
+                    <w:jc w:val="center"/>
+                    <w:rPr>
+                      <w:rFonts w:cstheme="minorHAnsi"/>
+                      <w:sz w:val="12"/>
+                      <w:szCs w:val="12"/>
+                      <w:lang w:val="de-DE"/>
+                    </w:rPr>
+                  </w:pPr>
+                  <w:r>
+                    <w:rPr>
+                      <w:rFonts w:cstheme="minorHAnsi"/>
+                      <w:sz w:val="12"/>
+                      <w:szCs w:val="12"/>
+                      <w:lang w:val="de-DE"/>
+                    </w:rPr>
+                    <w:t>grid_position</w:t>
+                  </w:r>
+                </w:p>
+              </w:tc>
+              <w:tc>
+                <w:tcPr>
+                  <w:tcW w:w="0" w:type="auto"/>
+                  <w:shd w:val="clear" w:color="auto" w:fill="auto"/>
+                  <w:vAlign w:val="center"/>
+                  <w:hideMark/>
+                </w:tcPr>
+                <w:p>
+                  <w:pPr>
+                    <w:jc w:val="center"/>
+                    <w:rPr>
+                      <w:rFonts w:cstheme="minorHAnsi"/>
+                      <w:sz w:val="12"/>
+                      <w:szCs w:val="12"/>
+                      <w:lang w:val="de-DE"/>
+                    </w:rPr>
+                  </w:pPr>
+                  <w:r>
+                    <w:rPr>
+                      <w:rFonts w:cstheme="minorHAnsi"/>
+                      <w:sz w:val="12"/>
+                      <w:szCs w:val="12"/>
+                      <w:lang w:val="de-DE"/>
+                    </w:rPr>
+                    <w:t>avg_hue</w:t>
+                  </w:r>
+                </w:p>
+              </w:tc>
+            </w:tr>
+            <w:tr>
+              <w:tc>
+                <w:tcPr>
+                  <w:tcW w:w="0" w:type="auto"/>
+                  <w:shd w:val="clear" w:color="auto" w:fill="auto"/>
+                  <w:vAlign w:val="center"/>
+                  <w:hideMark/>
+                </w:tcPr>
+                <w:p>
+                  <w:pPr>
+                    <w:jc w:val="center"/>
+                    <w:rPr>
+                      <w:rFonts w:cstheme="minorHAnsi"/>
+                      <w:sz w:val="12"/>
+                      <w:szCs w:val="12"/>
+                      <w:lang w:val="de-DE"/>
+                    </w:rPr>
+                  </w:pPr>
+                  <w:r>
+                    <w:rPr>
+                      <w:rFonts w:cstheme="minorHAnsi"/>
+                      <w:sz w:val="12"/>
+                      <w:szCs w:val="12"/>
+                      <w:lang w:val="de-DE"/>
+                    </w:rPr>
+                    <w:t>291.0, 274.0, 83.0, 83.0</w:t>
+                  </w:r>
+                </w:p>
+              </w:tc>
+              <w:tc>
+                <w:tcPr>
+                  <w:tcW w:w="0" w:type="auto"/>
+                  <w:shd w:val="clear" w:color="auto" w:fill="auto"/>
+                  <w:vAlign w:val="center"/>
+                  <w:hideMark/>
+                </w:tcPr>
+                <w:p>
+                  <w:pPr>
+                    <w:jc w:val="center"/>
+                    <w:rPr>
+                      <w:rFonts w:cstheme="minorHAnsi"/>
+                      <w:sz w:val="12"/>
+                      <w:szCs w:val="12"/>
+                      <w:lang w:val="de-DE"/>
+                    </w:rPr>
+                  </w:pPr>
+                  <w:r>
+                    <w:rPr>
+                      <w:rFonts w:cstheme="minorHAnsi"/>
+                      <w:sz w:val="12"/>
+                      <w:szCs w:val="12"/>
+                      <w:lang w:val="de-DE"/>
+                    </w:rPr>
+                    <w:t>332, 315</w:t>
+                  </w:r>
+                </w:p>
+              </w:tc>
+              <w:tc>
+                <w:tcPr>
+                  <w:tcW w:w="0" w:type="auto"/>
+                  <w:shd w:val="clear" w:color="auto" w:fill="auto"/>
+                  <w:vAlign w:val="center"/>
+                  <w:hideMark/>
+                </w:tcPr>
+                <w:p>
+                  <w:pPr>
+                    <w:jc w:val="center"/>
+                    <w:rPr>
+                      <w:rFonts w:cstheme="minorHAnsi"/>
+                      <w:sz w:val="12"/>
+                      <w:szCs w:val="12"/>
+                      <w:lang w:val="de-DE"/>
+                    </w:rPr>
+                  </w:pPr>
+                  <w:r>
+                    <w:rPr>
+                      <w:rFonts w:cstheme="minorHAnsi"/>
+                      <w:sz w:val="12"/>
+                      <w:szCs w:val="12"/>
+                      <w:lang w:val="de-DE"/>
+                    </w:rPr>
+                    <w:t>Blau</w:t>
+                  </w:r>
+                </w:p>
+              </w:tc>
+              <w:tc>
+                <w:tcPr>
+                  <w:tcW w:w="0" w:type="auto"/>
+                  <w:shd w:val="clear" w:color="auto" w:fill="auto"/>
+                  <w:vAlign w:val="center"/>
+                  <w:hideMark/>
+                </w:tcPr>
+                <w:p>
+                  <w:pPr>
+                    <w:jc w:val="center"/>
+                    <w:rPr>
+                      <w:rFonts w:cstheme="minorHAnsi"/>
+                      <w:sz w:val="12"/>
+                      <w:szCs w:val="12"/>
+                      <w:lang w:val="de-DE"/>
+                    </w:rPr>
+                  </w:pPr>
+                  <w:r>
+                    <w:rPr>
+                      <w:rFonts w:cstheme="minorHAnsi"/>
+                      <w:sz w:val="12"/>
+                      <w:szCs w:val="12"/>
+                      <w:lang w:val="de-DE"/>
+                    </w:rPr>
+                    <w:t>None</w:t>
+                  </w:r>
+                </w:p>
+              </w:tc>
+              <w:tc>
+                <w:tcPr>
+                  <w:tcW w:w="0" w:type="auto"/>
+                  <w:shd w:val="clear" w:color="auto" w:fill="auto"/>
+                  <w:vAlign w:val="center"/>
+                  <w:hideMark/>
+                </w:tcPr>
+                <w:p>
+                  <w:pPr>
+                    <w:jc w:val="center"/>
+                    <w:rPr>
+                      <w:rFonts w:cstheme="minorHAnsi"/>
+                      <w:sz w:val="12"/>
+                      <w:szCs w:val="12"/>
+                      <w:lang w:val="de-DE"/>
+                    </w:rPr>
+                  </w:pPr>
+                  <w:r>
+                    <w:rPr>
+                      <w:rFonts w:cstheme="minorHAnsi"/>
+                      <w:sz w:val="12"/>
+                      <w:szCs w:val="12"/>
+                      <w:lang w:val="de-DE"/>
+                    </w:rPr>
+                    <w:t>113.1</w:t>
+                  </w:r>
+                </w:p>
+              </w:tc>
+            </w:tr>
+            <w:tr>
+              <w:tc>
+                <w:tcPr>
+                  <w:tcW w:w="0" w:type="auto"/>
+                  <w:shd w:val="clear" w:color="auto" w:fill="auto"/>
+                  <w:vAlign w:val="center"/>
+                  <w:hideMark/>
+                </w:tcPr>
+                <w:p>
+                  <w:pPr>
+                    <w:jc w:val="center"/>
+                    <w:rPr>
+                      <w:rFonts w:cstheme="minorHAnsi"/>
+                      <w:sz w:val="12"/>
+                      <w:szCs w:val="12"/>
+                      <w:lang w:val="de-DE"/>
+                    </w:rPr>
+                  </w:pPr>
+                  <w:r>
+                    <w:rPr>
+                      <w:rFonts w:cstheme="minorHAnsi"/>
+                      <w:sz w:val="12"/>
+                      <w:szCs w:val="12"/>
+                      <w:lang w:val="de-DE"/>
+                    </w:rPr>
+                    <w:t>81.0, 169.0, 81.0, 85.0</w:t>
+                  </w:r>
+                </w:p>
+              </w:tc>
+              <w:tc>
+                <w:tcPr>
+                  <w:tcW w:w="0" w:type="auto"/>
+                  <w:shd w:val="clear" w:color="auto" w:fill="auto"/>
+                  <w:vAlign w:val="center"/>
+                  <w:hideMark/>
+                </w:tcPr>
+                <w:p>
+                  <w:pPr>
+                    <w:jc w:val="center"/>
+                    <w:rPr>
+                      <w:rFonts w:cstheme="minorHAnsi"/>
+                      <w:sz w:val="12"/>
+                      <w:szCs w:val="12"/>
+                      <w:lang w:val="de-DE"/>
+                    </w:rPr>
+                  </w:pPr>
+                  <w:r>
+                    <w:rPr>
+                      <w:rFonts w:cstheme="minorHAnsi"/>
+                      <w:sz w:val="12"/>
+                      <w:szCs w:val="12"/>
+                      <w:lang w:val="de-DE"/>
+                    </w:rPr>
+                    <w:t>121, 211</w:t>
+                  </w:r>
+                </w:p>
+              </w:tc>
+              <w:tc>
+                <w:tcPr>
+                  <w:tcW w:w="0" w:type="auto"/>
+                  <w:shd w:val="clear" w:color="auto" w:fill="auto"/>
+                  <w:vAlign w:val="center"/>
+                  <w:hideMark/>
+                </w:tcPr>
+                <w:p>
+                  <w:pPr>
+                    <w:jc w:val="center"/>
+                    <w:rPr>
+                      <w:rFonts w:cstheme="minorHAnsi"/>
+                      <w:sz w:val="12"/>
+                      <w:szCs w:val="12"/>
+                      <w:lang w:val="de-DE"/>
+                    </w:rPr>
+                  </w:pPr>
+                  <w:r>
+                    <w:rPr>
+                      <w:rFonts w:cstheme="minorHAnsi"/>
+                      <w:sz w:val="12"/>
+                      <w:szCs w:val="12"/>
+                      <w:lang w:val="de-DE"/>
+                    </w:rPr>
+                    <w:t>Blau</w:t>
+                  </w:r>
+                </w:p>
+              </w:tc>
+              <w:tc>
+                <w:tcPr>
+                  <w:tcW w:w="0" w:type="auto"/>
+                  <w:shd w:val="clear" w:color="auto" w:fill="auto"/>
+                  <w:vAlign w:val="center"/>
+                  <w:hideMark/>
+                </w:tcPr>
+                <w:p>
+                  <w:pPr>
+                    <w:jc w:val="center"/>
+                    <w:rPr>
+                      <w:rFonts w:cstheme="minorHAnsi"/>
+                      <w:sz w:val="12"/>
+                      <w:szCs w:val="12"/>
+                      <w:lang w:val="de-DE"/>
+                    </w:rPr>
+                  </w:pPr>
+                  <w:r>
+                    <w:rPr>
+                      <w:rFonts w:cstheme="minorHAnsi"/>
+                      <w:sz w:val="12"/>
+                      <w:szCs w:val="12"/>
+                      <w:lang w:val="de-DE"/>
+                    </w:rPr>
+                    <w:t>None</w:t>
+                  </w:r>
+                </w:p>
+              </w:tc>
+              <w:tc>
+                <w:tcPr>
+                  <w:tcW w:w="0" w:type="auto"/>
+                  <w:shd w:val="clear" w:color="auto" w:fill="auto"/>
+                  <w:vAlign w:val="center"/>
+                  <w:hideMark/>
+                </w:tcPr>
+                <w:p>
+                  <w:pPr>
+                    <w:jc w:val="center"/>
+                    <w:rPr>
+                      <w:rFonts w:cstheme="minorHAnsi"/>
+                      <w:sz w:val="12"/>
+                      <w:szCs w:val="12"/>
+                      <w:lang w:val="de-DE"/>
+                    </w:rPr>
+                  </w:pPr>
+                  <w:r>
+                    <w:rPr>
+                      <w:rFonts w:cstheme="minorHAnsi"/>
+                      <w:sz w:val="12"/>
+                      <w:szCs w:val="12"/>
+                      <w:lang w:val="de-DE"/>
+                    </w:rPr>
+                    <w:t>113.8</w:t>
+                  </w:r>
+                </w:p>
+              </w:tc>
+            </w:tr>
+            <w:tr>
+              <w:tc>
+                <w:tcPr>
+                  <w:tcW w:w="0" w:type="auto"/>
+                  <w:shd w:val="clear" w:color="auto" w:fill="auto"/>
+                  <w:vAlign w:val="center"/>
+                  <w:hideMark/>
+                </w:tcPr>
+                <w:p>
+                  <w:pPr>
+                    <w:jc w:val="center"/>
+                    <w:rPr>
+                      <w:rFonts w:cstheme="minorHAnsi"/>
+                      <w:sz w:val="12"/>
+                      <w:szCs w:val="12"/>
+                      <w:lang w:val="de-DE"/>
+                    </w:rPr>
+                  </w:pPr>
+                  <w:r>
+                    <w:rPr>
+                      <w:rFonts w:cstheme="minorHAnsi"/>
+                      <w:sz w:val="12"/>
+                      <w:szCs w:val="12"/>
+                      <w:lang w:val="de-DE"/>
+                    </w:rPr>
+                    <w:t>80.0, 279.0, 82.0, 81.0</w:t>
+                  </w:r>
+                </w:p>
+              </w:tc>
+              <w:tc>
+                <w:tcPr>
+                  <w:tcW w:w="0" w:type="auto"/>
+                  <w:shd w:val="clear" w:color="auto" w:fill="auto"/>
+                  <w:vAlign w:val="center"/>
+                  <w:hideMark/>
+                </w:tcPr>
+                <w:p>
+                  <w:pPr>
+                    <w:jc w:val="center"/>
+                    <w:rPr>
+                      <w:rFonts w:cstheme="minorHAnsi"/>
+                      <w:sz w:val="12"/>
+                      <w:szCs w:val="12"/>
+                      <w:lang w:val="de-DE"/>
+                    </w:rPr>
+                  </w:pPr>
+                  <w:r>
+                    <w:rPr>
+                      <w:rFonts w:cstheme="minorHAnsi"/>
+                      <w:sz w:val="12"/>
+                      <w:szCs w:val="12"/>
+                      <w:lang w:val="de-DE"/>
+                    </w:rPr>
+                    <w:t>121, 319</w:t>
+                  </w:r>
+                </w:p>
+              </w:tc>
+              <w:tc>
+                <w:tcPr>
+                  <w:tcW w:w="0" w:type="auto"/>
+                  <w:shd w:val="clear" w:color="auto" w:fill="auto"/>
+                  <w:vAlign w:val="center"/>
+                  <w:hideMark/>
+                </w:tcPr>
+                <w:p>
+                  <w:pPr>
+                    <w:jc w:val="center"/>
+                    <w:rPr>
+                      <w:rFonts w:cstheme="minorHAnsi"/>
+                      <w:sz w:val="12"/>
+                      <w:szCs w:val="12"/>
+                      <w:lang w:val="de-DE"/>
+                    </w:rPr>
+                  </w:pPr>
+                  <w:r>
+                    <w:rPr>
+                      <w:rFonts w:cstheme="minorHAnsi"/>
+                      <w:sz w:val="12"/>
+                      <w:szCs w:val="12"/>
+                      <w:lang w:val="de-DE"/>
+                    </w:rPr>
+                    <w:t>Gelb</w:t>
+                  </w:r>
+                </w:p>
+              </w:tc>
+              <w:tc>
+                <w:tcPr>
+                  <w:tcW w:w="0" w:type="auto"/>
+                  <w:shd w:val="clear" w:color="auto" w:fill="auto"/>
+                  <w:vAlign w:val="center"/>
+                  <w:hideMark/>
+                </w:tcPr>
+                <w:p>
+                  <w:pPr>
+                    <w:jc w:val="center"/>
+                    <w:rPr>
+                      <w:rFonts w:cstheme="minorHAnsi"/>
+                      <w:sz w:val="12"/>
+                      <w:szCs w:val="12"/>
+                      <w:lang w:val="de-DE"/>
+                    </w:rPr>
+                  </w:pPr>
+                  <w:r>
+                    <w:rPr>
+                      <w:rFonts w:cstheme="minorHAnsi"/>
+                      <w:sz w:val="12"/>
+                      <w:szCs w:val="12"/>
+                      <w:lang w:val="de-DE"/>
+                    </w:rPr>
+                    <w:t>None</w:t>
+                  </w:r>
+                </w:p>
+              </w:tc>
+              <w:tc>
+                <w:tcPr>
+                  <w:tcW w:w="0" w:type="auto"/>
+                  <w:shd w:val="clear" w:color="auto" w:fill="auto"/>
+                  <w:vAlign w:val="center"/>
+                  <w:hideMark/>
+                </w:tcPr>
+                <w:p>
+                  <w:pPr>
+                    <w:jc w:val="center"/>
+                    <w:rPr>
+                      <w:rFonts w:cstheme="minorHAnsi"/>
+                      <w:sz w:val="12"/>
+                      <w:szCs w:val="12"/>
+                      <w:lang w:val="de-DE"/>
+                    </w:rPr>
+                  </w:pPr>
+                  <w:r>
+                    <w:rPr>
+                      <w:rFonts w:cstheme="minorHAnsi"/>
+                      <w:sz w:val="12"/>
+                      <w:szCs w:val="12"/>
+                      <w:lang w:val="de-DE"/>
+                    </w:rPr>
+                    <w:t>29.9</w:t>
+                  </w:r>
+                </w:p>
+              </w:tc>
+            </w:tr>
+            <w:tr>
+              <w:tc>
+                <w:tcPr>
+                  <w:tcW w:w="0" w:type="auto"/>
+                  <w:shd w:val="clear" w:color="auto" w:fill="auto"/>
+                  <w:vAlign w:val="center"/>
+                  <w:hideMark/>
+                </w:tcPr>
+                <w:p>
+                  <w:pPr>
+                    <w:jc w:val="center"/>
+                    <w:rPr>
+                      <w:rFonts w:cstheme="minorHAnsi"/>
+                      <w:sz w:val="12"/>
+                      <w:szCs w:val="12"/>
+                      <w:lang w:val="de-DE"/>
+                    </w:rPr>
+                  </w:pPr>
+                  <w:r>
+                    <w:rPr>
+                      <w:rFonts w:cstheme="minorHAnsi"/>
+                      <w:sz w:val="12"/>
+                      <w:szCs w:val="12"/>
+                      <w:lang w:val="de-DE"/>
+                    </w:rPr>
+                    <w:t>188.0, 63.0, 79.0, 83.0</w:t>
+                  </w:r>
+                </w:p>
+              </w:tc>
+              <w:tc>
+                <w:tcPr>
+                  <w:tcW w:w="0" w:type="auto"/>
+                  <w:shd w:val="clear" w:color="auto" w:fill="auto"/>
+                  <w:vAlign w:val="center"/>
+                  <w:hideMark/>
+                </w:tcPr>
+                <w:p>
+                  <w:pPr>
+                    <w:jc w:val="center"/>
+                    <w:rPr>
+                      <w:rFonts w:cstheme="minorHAnsi"/>
+                      <w:sz w:val="12"/>
+                      <w:szCs w:val="12"/>
+                      <w:lang w:val="de-DE"/>
+                    </w:rPr>
+                  </w:pPr>
+                  <w:r>
+                    <w:rPr>
+                      <w:rFonts w:cstheme="minorHAnsi"/>
+                      <w:sz w:val="12"/>
+                      <w:szCs w:val="12"/>
+                      <w:lang w:val="de-DE"/>
+                    </w:rPr>
+                    <w:t>227, 104</w:t>
+                  </w:r>
+                </w:p>
+              </w:tc>
+              <w:tc>
+                <w:tcPr>
+                  <w:tcW w:w="0" w:type="auto"/>
+                  <w:shd w:val="clear" w:color="auto" w:fill="auto"/>
+                  <w:vAlign w:val="center"/>
+                  <w:hideMark/>
+                </w:tcPr>
+                <w:p>
+                  <w:pPr>
+                    <w:jc w:val="center"/>
+                    <w:rPr>
+                      <w:rFonts w:cstheme="minorHAnsi"/>
+                      <w:sz w:val="12"/>
+                      <w:szCs w:val="12"/>
+                      <w:lang w:val="de-DE"/>
+                    </w:rPr>
+                  </w:pPr>
+                  <w:r>
+                    <w:rPr>
+                      <w:rFonts w:cstheme="minorHAnsi"/>
+                      <w:sz w:val="12"/>
+                      <w:szCs w:val="12"/>
+                      <w:lang w:val="de-DE"/>
+                    </w:rPr>
+                    <w:t>Gelb</w:t>
+                  </w:r>
+                </w:p>
+              </w:tc>
+              <w:tc>
+                <w:tcPr>
+                  <w:tcW w:w="0" w:type="auto"/>
+                  <w:shd w:val="clear" w:color="auto" w:fill="auto"/>
+                  <w:vAlign w:val="center"/>
+                  <w:hideMark/>
+                </w:tcPr>
+                <w:p>
+                  <w:pPr>
+                    <w:jc w:val="center"/>
+                    <w:rPr>
+                      <w:rFonts w:cstheme="minorHAnsi"/>
+                      <w:sz w:val="12"/>
+                      <w:szCs w:val="12"/>
+                      <w:lang w:val="de-DE"/>
+                    </w:rPr>
+                  </w:pPr>
+                  <w:r>
+                    <w:rPr>
+                      <w:rFonts w:cstheme="minorHAnsi"/>
+                      <w:sz w:val="12"/>
+                      <w:szCs w:val="12"/>
+                      <w:lang w:val="de-DE"/>
+                    </w:rPr>
+                    <w:t>None</w:t>
+                  </w:r>
+                </w:p>
+              </w:tc>
+              <w:tc>
+                <w:tcPr>
+                  <w:tcW w:w="0" w:type="auto"/>
+                  <w:shd w:val="clear" w:color="auto" w:fill="auto"/>
+                  <w:vAlign w:val="center"/>
+                  <w:hideMark/>
+                </w:tcPr>
+                <w:p>
+                  <w:pPr>
+                    <w:jc w:val="center"/>
+                    <w:rPr>
+                      <w:rFonts w:cstheme="minorHAnsi"/>
+                      <w:sz w:val="12"/>
+                      <w:szCs w:val="12"/>
+                      <w:lang w:val="de-DE"/>
+                    </w:rPr>
+                  </w:pPr>
+                  <w:r>
+                    <w:rPr>
+                      <w:rFonts w:cstheme="minorHAnsi"/>
+                      <w:sz w:val="12"/>
+                      <w:szCs w:val="12"/>
+                      <w:lang w:val="de-DE"/>
+                    </w:rPr>
+                    <w:t>29.9</w:t>
+                  </w:r>
+                </w:p>
+              </w:tc>
+            </w:tr>
+            <w:tr>
+              <w:tc>
+                <w:tcPr>
+                  <w:tcW w:w="0" w:type="auto"/>
+                  <w:shd w:val="clear" w:color="auto" w:fill="auto"/>
+                  <w:vAlign w:val="center"/>
+                  <w:hideMark/>
+                </w:tcPr>
+                <w:p>
+                  <w:pPr>
+                    <w:jc w:val="center"/>
+                    <w:rPr>
+                      <w:rFonts w:cstheme="minorHAnsi"/>
+                      <w:sz w:val="12"/>
+                      <w:szCs w:val="12"/>
+                      <w:lang w:val="de-DE"/>
+                    </w:rPr>
+                  </w:pPr>
+                  <w:r>
+                    <w:rPr>
+                      <w:rFonts w:cstheme="minorHAnsi"/>
+                      <w:sz w:val="12"/>
+                      <w:szCs w:val="12"/>
+                      <w:lang w:val="de-DE"/>
+                    </w:rPr>
+                    <w:t>185.0, 169.0, 82.0, 83.0</w:t>
+                  </w:r>
+                </w:p>
+              </w:tc>
+              <w:tc>
+                <w:tcPr>
+                  <w:tcW w:w="0" w:type="auto"/>
+                  <w:shd w:val="clear" w:color="auto" w:fill="auto"/>
+                  <w:vAlign w:val="center"/>
+                  <w:hideMark/>
+                </w:tcPr>
+                <w:p>
+                  <w:pPr>
+                    <w:jc w:val="center"/>
+                    <w:rPr>
+                      <w:rFonts w:cstheme="minorHAnsi"/>
+                      <w:sz w:val="12"/>
+                      <w:szCs w:val="12"/>
+                      <w:lang w:val="de-DE"/>
+                    </w:rPr>
+                  </w:pPr>
+                  <w:r>
+                    <w:rPr>
+                      <w:rFonts w:cstheme="minorHAnsi"/>
+                      <w:sz w:val="12"/>
+                      <w:szCs w:val="12"/>
+                      <w:lang w:val="de-DE"/>
+                    </w:rPr>
+                    <w:t>226, 210</w:t>
+                  </w:r>
+                </w:p>
+              </w:tc>
+              <w:tc>
+                <w:tcPr>
+                  <w:tcW w:w="0" w:type="auto"/>
+                  <w:shd w:val="clear" w:color="auto" w:fill="auto"/>
+                  <w:vAlign w:val="center"/>
+                  <w:hideMark/>
+                </w:tcPr>
+                <w:p>
+                  <w:pPr>
+                    <w:jc w:val="center"/>
+                    <w:rPr>
+                      <w:rFonts w:cstheme="minorHAnsi"/>
+                      <w:sz w:val="12"/>
+                      <w:szCs w:val="12"/>
+                      <w:lang w:val="de-DE"/>
+                    </w:rPr>
+                  </w:pPr>
+                  <w:r>
+                    <w:rPr>
+                      <w:rFonts w:cstheme="minorHAnsi"/>
+                      <w:sz w:val="12"/>
+                      <w:szCs w:val="12"/>
+                      <w:lang w:val="de-DE"/>
+                    </w:rPr>
+                    <w:t>Grun</w:t>
+                  </w:r>
+                </w:p>
+              </w:tc>
+              <w:tc>
+                <w:tcPr>
+                  <w:tcW w:w="0" w:type="auto"/>
+                  <w:shd w:val="clear" w:color="auto" w:fill="auto"/>
+                  <w:vAlign w:val="center"/>
+                  <w:hideMark/>
+                </w:tcPr>
+                <w:p>
+                  <w:pPr>
+                    <w:jc w:val="center"/>
+                    <w:rPr>
+                      <w:rFonts w:cstheme="minorHAnsi"/>
+                      <w:sz w:val="12"/>
+                      <w:szCs w:val="12"/>
+                      <w:lang w:val="de-DE"/>
+                    </w:rPr>
+                  </w:pPr>
+                  <w:r>
+                    <w:rPr>
+                      <w:rFonts w:cstheme="minorHAnsi"/>
+                      <w:sz w:val="12"/>
+                      <w:szCs w:val="12"/>
+                      <w:lang w:val="de-DE"/>
+                    </w:rPr>
+                    <w:t>None</w:t>
+                  </w:r>
+                </w:p>
+              </w:tc>
+              <w:tc>
+                <w:tcPr>
+                  <w:tcW w:w="0" w:type="auto"/>
+                  <w:shd w:val="clear" w:color="auto" w:fill="auto"/>
+                  <w:vAlign w:val="center"/>
+                  <w:hideMark/>
+                </w:tcPr>
+                <w:p>
+                  <w:pPr>
+                    <w:jc w:val="center"/>
+                    <w:rPr>
+                      <w:rFonts w:cstheme="minorHAnsi"/>
+                      <w:sz w:val="12"/>
+                      <w:szCs w:val="12"/>
+                      <w:lang w:val="de-DE"/>
+                    </w:rPr>
+                  </w:pPr>
+                  <w:r>
+                    <w:rPr>
+                      <w:rFonts w:cstheme="minorHAnsi"/>
+                      <w:sz w:val="12"/>
+                      <w:szCs w:val="12"/>
+                      <w:lang w:val="de-DE"/>
+                    </w:rPr>
+                    <w:t>69.6</w:t>
+                  </w:r>
+                </w:p>
+              </w:tc>
+            </w:tr>
+            <w:tr>
+              <w:tc>
+                <w:tcPr>
+                  <w:tcW w:w="0" w:type="auto"/>
+                  <w:shd w:val="clear" w:color="auto" w:fill="auto"/>
+                  <w:vAlign w:val="center"/>
+                  <w:hideMark/>
+                </w:tcPr>
+                <w:p>
+                  <w:pPr>
+                    <w:jc w:val="center"/>
+                    <w:rPr>
+                      <w:rFonts w:cstheme="minorHAnsi"/>
+                      <w:sz w:val="12"/>
+                      <w:szCs w:val="12"/>
+                      <w:lang w:val="de-DE"/>
+                    </w:rPr>
+                  </w:pPr>
+                  <w:r>
+                    <w:rPr>
+                      <w:rFonts w:cstheme="minorHAnsi"/>
+                      <w:sz w:val="12"/>
+                      <w:szCs w:val="12"/>
+                      <w:lang w:val="de-DE"/>
+                    </w:rPr>
+                    <w:t>189.0, 279.0, 80.0, 82.0</w:t>
+                  </w:r>
+                </w:p>
+              </w:tc>
+              <w:tc>
+                <w:tcPr>
+                  <w:tcW w:w="0" w:type="auto"/>
+                  <w:shd w:val="clear" w:color="auto" w:fill="auto"/>
+                  <w:vAlign w:val="center"/>
+                  <w:hideMark/>
+                </w:tcPr>
+                <w:p>
+                  <w:pPr>
+                    <w:jc w:val="center"/>
+                    <w:rPr>
+                      <w:rFonts w:cstheme="minorHAnsi"/>
+                      <w:sz w:val="12"/>
+                      <w:szCs w:val="12"/>
+                      <w:lang w:val="de-DE"/>
+                    </w:rPr>
+                  </w:pPr>
+                  <w:r>
+                    <w:rPr>
+                      <w:rFonts w:cstheme="minorHAnsi"/>
+                      <w:sz w:val="12"/>
+                      <w:szCs w:val="12"/>
+                      <w:lang w:val="de-DE"/>
+                    </w:rPr>
+                    <w:t>229, 320</w:t>
+                  </w:r>
+                </w:p>
+              </w:tc>
+              <w:tc>
+                <w:tcPr>
+                  <w:tcW w:w="0" w:type="auto"/>
+                  <w:shd w:val="clear" w:color="auto" w:fill="auto"/>
+                  <w:vAlign w:val="center"/>
+                  <w:hideMark/>
+                </w:tcPr>
+                <w:p>
+                  <w:pPr>
+                    <w:jc w:val="center"/>
+                    <w:rPr>
+                      <w:rFonts w:cstheme="minorHAnsi"/>
+                      <w:sz w:val="12"/>
+                      <w:szCs w:val="12"/>
+                      <w:lang w:val="de-DE"/>
+                    </w:rPr>
+                  </w:pPr>
+                  <w:r>
+                    <w:rPr>
+                      <w:rFonts w:cstheme="minorHAnsi"/>
+                      <w:sz w:val="12"/>
+                      <w:szCs w:val="12"/>
+                      <w:lang w:val="de-DE"/>
+                    </w:rPr>
+                    <w:t>Orange</w:t>
+                  </w:r>
+                </w:p>
+              </w:tc>
+              <w:tc>
+                <w:tcPr>
+                  <w:tcW w:w="0" w:type="auto"/>
+                  <w:shd w:val="clear" w:color="auto" w:fill="auto"/>
+                  <w:vAlign w:val="center"/>
+                  <w:hideMark/>
+                </w:tcPr>
+                <w:p>
+                  <w:pPr>
+                    <w:jc w:val="center"/>
+                    <w:rPr>
+                      <w:rFonts w:cstheme="minorHAnsi"/>
+                      <w:sz w:val="12"/>
+                      <w:szCs w:val="12"/>
+                      <w:lang w:val="de-DE"/>
+                    </w:rPr>
+                  </w:pPr>
+                  <w:r>
+                    <w:rPr>
+                      <w:rFonts w:cstheme="minorHAnsi"/>
+                      <w:sz w:val="12"/>
+                      <w:szCs w:val="12"/>
+                      <w:lang w:val="de-DE"/>
+                    </w:rPr>
+                    <w:t>None</w:t>
+                  </w:r>
+                </w:p>
+              </w:tc>
+              <w:tc>
+                <w:tcPr>
+                  <w:tcW w:w="0" w:type="auto"/>
+                  <w:shd w:val="clear" w:color="auto" w:fill="auto"/>
+                  <w:vAlign w:val="center"/>
+                  <w:hideMark/>
+                </w:tcPr>
+                <w:p>
+                  <w:pPr>
+                    <w:jc w:val="center"/>
+                    <w:rPr>
+                      <w:rFonts w:cstheme="minorHAnsi"/>
+                      <w:sz w:val="12"/>
+                      <w:szCs w:val="12"/>
+                      <w:lang w:val="de-DE"/>
+                    </w:rPr>
+                  </w:pPr>
+                  <w:r>
+                    <w:rPr>
+                      <w:rFonts w:cstheme="minorHAnsi"/>
+                      <w:sz w:val="12"/>
+                      <w:szCs w:val="12"/>
+                      <w:lang w:val="de-DE"/>
+                    </w:rPr>
+                    <w:t>8.8</w:t>
+                  </w:r>
+                </w:p>
+              </w:tc>
+            </w:tr>
+            <w:tr>
+              <w:tc>
+                <w:tcPr>
+                  <w:tcW w:w="0" w:type="auto"/>
+                  <w:shd w:val="clear" w:color="auto" w:fill="auto"/>
+                  <w:vAlign w:val="center"/>
+                  <w:hideMark/>
+                </w:tcPr>
+                <w:p>
+                  <w:pPr>
+                    <w:jc w:val="center"/>
+                    <w:rPr>
+                      <w:rFonts w:cstheme="minorHAnsi"/>
+                      <w:sz w:val="12"/>
+                      <w:szCs w:val="12"/>
+                      <w:lang w:val="de-DE"/>
+                    </w:rPr>
+                  </w:pPr>
+                  <w:r>
+                    <w:rPr>
+                      <w:rFonts w:cstheme="minorHAnsi"/>
+                      <w:sz w:val="12"/>
+                      <w:szCs w:val="12"/>
+                      <w:lang w:val="de-DE"/>
+                    </w:rPr>
+                    <w:t>292.0, 170.0, 82.0, 82.0</w:t>
+                  </w:r>
+                </w:p>
+              </w:tc>
+              <w:tc>
+                <w:tcPr>
+                  <w:tcW w:w="0" w:type="auto"/>
+                  <w:shd w:val="clear" w:color="auto" w:fill="auto"/>
+                  <w:vAlign w:val="center"/>
+                  <w:hideMark/>
+                </w:tcPr>
+                <w:p>
+                  <w:pPr>
+                    <w:jc w:val="center"/>
+                    <w:rPr>
+                      <w:rFonts w:cstheme="minorHAnsi"/>
+                      <w:sz w:val="12"/>
+                      <w:szCs w:val="12"/>
+                      <w:lang w:val="de-DE"/>
+                    </w:rPr>
+                  </w:pPr>
+                  <w:r>
+                    <w:rPr>
+                      <w:rFonts w:cstheme="minorHAnsi"/>
+                      <w:sz w:val="12"/>
+                      <w:szCs w:val="12"/>
+                      <w:lang w:val="de-DE"/>
+                    </w:rPr>
+                    <w:t>333, 211</w:t>
+                  </w:r>
+                </w:p>
+              </w:tc>
+              <w:tc>
+                <w:tcPr>
+                  <w:tcW w:w="0" w:type="auto"/>
+                  <w:shd w:val="clear" w:color="auto" w:fill="auto"/>
+                  <w:vAlign w:val="center"/>
+                  <w:hideMark/>
+                </w:tcPr>
+                <w:p>
+                  <w:pPr>
+                    <w:jc w:val="center"/>
+                    <w:rPr>
+                      <w:rFonts w:cstheme="minorHAnsi"/>
+                      <w:sz w:val="12"/>
+                      <w:szCs w:val="12"/>
+                      <w:lang w:val="de-DE"/>
+                    </w:rPr>
+                  </w:pPr>
+                  <w:r>
+                    <w:rPr>
+                      <w:rFonts w:cstheme="minorHAnsi"/>
+                      <w:sz w:val="12"/>
+                      <w:szCs w:val="12"/>
+                      <w:lang w:val="de-DE"/>
+                    </w:rPr>
+                    <w:t>Weiss</w:t>
+                  </w:r>
+                </w:p>
+              </w:tc>
+              <w:tc>
+                <w:tcPr>
+                  <w:tcW w:w="0" w:type="auto"/>
+                  <w:shd w:val="clear" w:color="auto" w:fill="auto"/>
+                  <w:vAlign w:val="center"/>
+                  <w:hideMark/>
+                </w:tcPr>
+                <w:p>
+                  <w:pPr>
+                    <w:jc w:val="center"/>
+                    <w:rPr>
+                      <w:rFonts w:cstheme="minorHAnsi"/>
+                      <w:sz w:val="12"/>
+                      <w:szCs w:val="12"/>
+                      <w:lang w:val="de-DE"/>
+                    </w:rPr>
+                  </w:pPr>
+                  <w:r>
+                    <w:rPr>
+                      <w:rFonts w:cstheme="minorHAnsi"/>
+                      <w:sz w:val="12"/>
+                      <w:szCs w:val="12"/>
+                      <w:lang w:val="de-DE"/>
+                    </w:rPr>
+                    <w:t>None</w:t>
+                  </w:r>
+                </w:p>
+              </w:tc>
+              <w:tc>
+                <w:tcPr>
+                  <w:tcW w:w="0" w:type="auto"/>
+                  <w:shd w:val="clear" w:color="auto" w:fill="auto"/>
+                  <w:vAlign w:val="center"/>
+                  <w:hideMark/>
+                </w:tcPr>
+                <w:p>
+                  <w:pPr>
+                    <w:jc w:val="center"/>
+                    <w:rPr>
+                      <w:rFonts w:cstheme="minorHAnsi"/>
+                      <w:sz w:val="12"/>
+                      <w:szCs w:val="12"/>
+                      <w:lang w:val="de-DE"/>
+                    </w:rPr>
+                  </w:pPr>
+                  <w:r>
+                    <w:rPr>
+                      <w:rFonts w:cstheme="minorHAnsi"/>
+                      <w:sz w:val="12"/>
+                      <w:szCs w:val="12"/>
+                      <w:lang w:val="de-DE"/>
+                    </w:rPr>
+                    <w:t>6.8</w:t>
+                  </w:r>
+                </w:p>
+              </w:tc>
+            </w:tr>
+            <w:tr>
+              <w:tc>
+                <w:tcPr>
+                  <w:tcW w:w="0" w:type="auto"/>
+                  <w:shd w:val="clear" w:color="auto" w:fill="auto"/>
+                  <w:vAlign w:val="center"/>
+                  <w:hideMark/>
+                </w:tcPr>
+                <w:p>
+                  <w:pPr>
+                    <w:jc w:val="center"/>
+                    <w:rPr>
+                      <w:rFonts w:cstheme="minorHAnsi"/>
+                      <w:sz w:val="12"/>
+                      <w:szCs w:val="12"/>
+                      <w:lang w:val="de-DE"/>
+                    </w:rPr>
+                  </w:pPr>
+                  <w:r>
+                    <w:rPr>
+                      <w:rFonts w:cstheme="minorHAnsi"/>
+                      <w:sz w:val="12"/>
+                      <w:szCs w:val="12"/>
+                      <w:lang w:val="de-DE"/>
+                    </w:rPr>
+                    <w:t>78.0, 63.0, 89.0, 89.0</w:t>
+                  </w:r>
+                </w:p>
+              </w:tc>
+              <w:tc>
+                <w:tcPr>
+                  <w:tcW w:w="0" w:type="auto"/>
+                  <w:shd w:val="clear" w:color="auto" w:fill="auto"/>
+                  <w:vAlign w:val="center"/>
+                  <w:hideMark/>
+                </w:tcPr>
+                <w:p>
+                  <w:pPr>
+                    <w:jc w:val="center"/>
+                    <w:rPr>
+                      <w:rFonts w:cstheme="minorHAnsi"/>
+                      <w:sz w:val="12"/>
+                      <w:szCs w:val="12"/>
+                      <w:lang w:val="de-DE"/>
+                    </w:rPr>
+                  </w:pPr>
+                  <w:r>
+                    <w:rPr>
+                      <w:rFonts w:cstheme="minorHAnsi"/>
+                      <w:sz w:val="12"/>
+                      <w:szCs w:val="12"/>
+                      <w:lang w:val="de-DE"/>
+                    </w:rPr>
+                    <w:t>122, 107</w:t>
+                  </w:r>
+                </w:p>
+              </w:tc>
+              <w:tc>
+                <w:tcPr>
+                  <w:tcW w:w="0" w:type="auto"/>
+                  <w:shd w:val="clear" w:color="auto" w:fill="auto"/>
+                  <w:vAlign w:val="center"/>
+                  <w:hideMark/>
+                </w:tcPr>
+                <w:p>
+                  <w:pPr>
+                    <w:jc w:val="center"/>
+                    <w:rPr>
+                      <w:rFonts w:cstheme="minorHAnsi"/>
+                      <w:sz w:val="12"/>
+                      <w:szCs w:val="12"/>
+                      <w:lang w:val="de-DE"/>
+                    </w:rPr>
+                  </w:pPr>
+                  <w:r>
+                    <w:rPr>
+                      <w:rFonts w:cstheme="minorHAnsi"/>
+                      <w:sz w:val="12"/>
+                      <w:szCs w:val="12"/>
+                      <w:lang w:val="de-DE"/>
+                    </w:rPr>
+                    <w:t>Weiss</w:t>
+                  </w:r>
+                </w:p>
+              </w:tc>
+              <w:tc>
+                <w:tcPr>
+                  <w:tcW w:w="0" w:type="auto"/>
+                  <w:shd w:val="clear" w:color="auto" w:fill="auto"/>
+                  <w:vAlign w:val="center"/>
+                  <w:hideMark/>
+                </w:tcPr>
+                <w:p>
+                  <w:pPr>
+                    <w:jc w:val="center"/>
+                    <w:rPr>
+                      <w:rFonts w:cstheme="minorHAnsi"/>
+                      <w:sz w:val="12"/>
+                      <w:szCs w:val="12"/>
+                      <w:lang w:val="de-DE"/>
+                    </w:rPr>
+                  </w:pPr>
+                  <w:r>
+                    <w:rPr>
+                      <w:rFonts w:cstheme="minorHAnsi"/>
+                      <w:sz w:val="12"/>
+                      <w:szCs w:val="12"/>
+                      <w:lang w:val="de-DE"/>
+                    </w:rPr>
+                    <w:t>None</w:t>
+                  </w:r>
+                </w:p>
+              </w:tc>
+              <w:tc>
+                <w:tcPr>
+                  <w:tcW w:w="0" w:type="auto"/>
+                  <w:shd w:val="clear" w:color="auto" w:fill="auto"/>
+                  <w:vAlign w:val="center"/>
+                  <w:hideMark/>
+                </w:tcPr>
+                <w:p>
+                  <w:pPr>
+                    <w:jc w:val="center"/>
+                    <w:rPr>
+                      <w:rFonts w:cstheme="minorHAnsi"/>
+                      <w:sz w:val="12"/>
+                      <w:szCs w:val="12"/>
+                      <w:lang w:val="de-DE"/>
+                    </w:rPr>
+                  </w:pPr>
+                  <w:r>
+                    <w:rPr>
+                      <w:rFonts w:cstheme="minorHAnsi"/>
+                      <w:sz w:val="12"/>
+                      <w:szCs w:val="12"/>
+                      <w:lang w:val="de-DE"/>
+                    </w:rPr>
+                    <w:t>12.7</w:t>
+                  </w:r>
+                </w:p>
+              </w:tc>
+            </w:tr>
+            <w:tr>
+              <w:tc>
+                <w:tcPr>
+                  <w:tcW w:w="0" w:type="auto"/>
+                  <w:shd w:val="clear" w:color="auto" w:fill="auto"/>
+                  <w:vAlign w:val="center"/>
+                  <w:hideMark/>
+                </w:tcPr>
+                <w:p>
+                  <w:pPr>
+                    <w:jc w:val="center"/>
+                    <w:rPr>
+                      <w:rFonts w:cstheme="minorHAnsi"/>
+                      <w:sz w:val="12"/>
+                      <w:szCs w:val="12"/>
+                      <w:lang w:val="de-DE"/>
+                    </w:rPr>
+                  </w:pPr>
+                  <w:r>
+                    <w:rPr>
+                      <w:rFonts w:cstheme="minorHAnsi"/>
+                      <w:sz w:val="12"/>
+                      <w:szCs w:val="12"/>
+                      <w:lang w:val="de-DE"/>
+                    </w:rPr>
+                    <w:t>282.0, 62.0, 93.0, 83.0</w:t>
+                  </w:r>
+                </w:p>
+              </w:tc>
+              <w:tc>
+                <w:tcPr>
+                  <w:tcW w:w="0" w:type="auto"/>
+                  <w:shd w:val="clear" w:color="auto" w:fill="auto"/>
+                  <w:vAlign w:val="center"/>
+                  <w:hideMark/>
+                </w:tcPr>
+                <w:p>
+                  <w:pPr>
+                    <w:jc w:val="center"/>
+                    <w:rPr>
+                      <w:rFonts w:cstheme="minorHAnsi"/>
+                      <w:sz w:val="12"/>
+                      <w:szCs w:val="12"/>
+                      <w:lang w:val="de-DE"/>
+                    </w:rPr>
+                  </w:pPr>
+                  <w:r>
+                    <w:rPr>
+                      <w:rFonts w:cstheme="minorHAnsi"/>
+                      <w:sz w:val="12"/>
+                      <w:szCs w:val="12"/>
+                      <w:lang w:val="de-DE"/>
+                    </w:rPr>
+                    <w:t>328, 103</w:t>
+                  </w:r>
+                </w:p>
+              </w:tc>
+              <w:tc>
+                <w:tcPr>
+                  <w:tcW w:w="0" w:type="auto"/>
+                  <w:shd w:val="clear" w:color="auto" w:fill="auto"/>
+                  <w:vAlign w:val="center"/>
+                  <w:hideMark/>
+                </w:tcPr>
+                <w:p>
+                  <w:pPr>
+                    <w:jc w:val="center"/>
+                    <w:rPr>
+                      <w:rFonts w:cstheme="minorHAnsi"/>
+                      <w:sz w:val="12"/>
+                      <w:szCs w:val="12"/>
+                      <w:lang w:val="de-DE"/>
+                    </w:rPr>
+                  </w:pPr>
+                  <w:r>
+                    <w:rPr>
+                      <w:rFonts w:cstheme="minorHAnsi"/>
+                      <w:sz w:val="12"/>
+                      <w:szCs w:val="12"/>
+                      <w:lang w:val="de-DE"/>
+                    </w:rPr>
+                    <w:t>Weiss</w:t>
+                  </w:r>
+                </w:p>
+              </w:tc>
+              <w:tc>
+                <w:tcPr>
+                  <w:tcW w:w="0" w:type="auto"/>
+                  <w:shd w:val="clear" w:color="auto" w:fill="auto"/>
+                  <w:vAlign w:val="center"/>
+                  <w:hideMark/>
+                </w:tcPr>
+                <w:p>
+                  <w:pPr>
+                    <w:jc w:val="center"/>
+                    <w:rPr>
+                      <w:rFonts w:cstheme="minorHAnsi"/>
+                      <w:sz w:val="12"/>
+                      <w:szCs w:val="12"/>
+                      <w:lang w:val="de-DE"/>
+                    </w:rPr>
+                  </w:pPr>
+                  <w:r>
+                    <w:rPr>
+                      <w:rFonts w:cstheme="minorHAnsi"/>
+                      <w:sz w:val="12"/>
+                      <w:szCs w:val="12"/>
+                      <w:lang w:val="de-DE"/>
+                    </w:rPr>
+                    <w:t>None</w:t>
+                  </w:r>
+                </w:p>
+              </w:tc>
+              <w:tc>
+                <w:tcPr>
+                  <w:tcW w:w="0" w:type="auto"/>
+                  <w:shd w:val="clear" w:color="auto" w:fill="auto"/>
+                  <w:vAlign w:val="center"/>
+                  <w:hideMark/>
+                </w:tcPr>
+                <w:p>
+                  <w:pPr>
+                    <w:jc w:val="center"/>
+                    <w:rPr>
+                      <w:rFonts w:cstheme="minorHAnsi"/>
+                      <w:sz w:val="12"/>
+                      <w:szCs w:val="12"/>
+                      <w:lang w:val="de-DE"/>
+                    </w:rPr>
+                  </w:pPr>
+                  <w:r>
+                    <w:rPr>
+                      <w:rFonts w:cstheme="minorHAnsi"/>
+                      <w:sz w:val="12"/>
+                      <w:szCs w:val="12"/>
+                      <w:lang w:val="de-DE"/>
+                    </w:rPr>
+                    <w:t>12.8</w:t>
+                  </w:r>
+                </w:p>
+              </w:tc>
+            </w:tr>
+          </w:tbl>
           <w:p>
             <w:pPr>
-              <w:jc w:val="center"/>
-              <w:rPr>
-                <w:rFonts w:cstheme="minorHAnsi"/>
-                <w:sz w:val="12"/>
-                <w:szCs w:val="12"/>
-                <w:lang w:val="de-DE"/>
-              </w:rPr>
+              <w:pStyle w:val="Beschriftung"/>
+              <w:keepNext/>
+              <w:jc w:val="both"/>
             </w:pPr>
-            <w:proofErr w:type="spellStart"/>
-            <w:r>
-              <w:rPr>
-                <w:rFonts w:cstheme="minorHAnsi"/>
-                <w:sz w:val="12"/>
-                <w:szCs w:val="12"/>
-                <w:lang w:val="de-DE"/>
-              </w:rPr>
-              <w:lastRenderedPageBreak/>
-              <w:t>bbox</w:t>
-            </w:r>
-            <w:proofErr w:type="spellEnd"/>
-            <w:r>
-              <w:rPr>
-                <w:rFonts w:cstheme="minorHAnsi"/>
-                <w:sz w:val="12"/>
-                <w:szCs w:val="12"/>
-                <w:lang w:val="de-DE"/>
-              </w:rPr>
-              <w:t xml:space="preserve"> (X, Y, W, H)</w:t>
-            </w:r>
           </w:p>
         </w:tc>
         <w:tc>
           <w:tcPr>
-            <w:tcW w:w="0" w:type="auto"/>
-            <w:shd w:val="clear" w:color="auto" w:fill="auto"/>
-            <w:vAlign w:val="center"/>
-            <w:hideMark/>
+            <w:tcW w:w="4528" w:type="dxa"/>
           </w:tcPr>
+          <w:tbl>
+            <w:tblPr>
+              <w:tblpPr w:leftFromText="141" w:rightFromText="141" w:vertAnchor="text" w:horzAnchor="margin" w:tblpXSpec="right" w:tblpY="-6020"/>
+              <w:tblW w:w="0" w:type="auto"/>
+              <w:tblBorders>
+                <w:top w:val="single" w:sz="4" w:space="0" w:color="auto"/>
+                <w:left w:val="single" w:sz="4" w:space="0" w:color="auto"/>
+                <w:bottom w:val="single" w:sz="4" w:space="0" w:color="auto"/>
+                <w:right w:val="single" w:sz="4" w:space="0" w:color="auto"/>
+                <w:insideH w:val="single" w:sz="4" w:space="0" w:color="auto"/>
+                <w:insideV w:val="single" w:sz="4" w:space="0" w:color="auto"/>
+              </w:tblBorders>
+              <w:tblCellMar>
+                <w:top w:w="60" w:type="dxa"/>
+                <w:left w:w="90" w:type="dxa"/>
+                <w:bottom w:w="60" w:type="dxa"/>
+                <w:right w:w="90" w:type="dxa"/>
+              </w:tblCellMar>
+              <w:tblLook w:val="04A0" w:firstRow="1" w:lastRow="0" w:firstColumn="1" w:lastColumn="0" w:noHBand="0" w:noVBand="1"/>
+            </w:tblPr>
+            <w:tblGrid>
+              <w:gridCol w:w="1324"/>
+              <w:gridCol w:w="1051"/>
+              <w:gridCol w:w="444"/>
+              <w:gridCol w:w="840"/>
+              <w:gridCol w:w="602"/>
+            </w:tblGrid>
+            <w:tr>
+              <w:trPr>
+                <w:tblHeader/>
+              </w:trPr>
+              <w:tc>
+                <w:tcPr>
+                  <w:tcW w:w="0" w:type="auto"/>
+                  <w:shd w:val="clear" w:color="auto" w:fill="auto"/>
+                  <w:vAlign w:val="center"/>
+                  <w:hideMark/>
+                </w:tcPr>
+                <w:p>
+                  <w:pPr>
+                    <w:jc w:val="center"/>
+                    <w:rPr>
+                      <w:rFonts w:cstheme="minorHAnsi"/>
+                      <w:b/>
+                      <w:bCs/>
+                      <w:sz w:val="12"/>
+                      <w:szCs w:val="12"/>
+                      <w:lang w:val="de-DE"/>
+                    </w:rPr>
+                  </w:pPr>
+                  <w:r>
+                    <w:rPr>
+                      <w:rFonts w:cstheme="minorHAnsi"/>
+                      <w:b/>
+                      <w:bCs/>
+                      <w:sz w:val="12"/>
+                      <w:szCs w:val="12"/>
+                      <w:lang w:val="de-DE"/>
+                    </w:rPr>
+                    <w:t>bbox (X, Y, W, H)</w:t>
+                  </w:r>
+                </w:p>
+              </w:tc>
+              <w:tc>
+                <w:tcPr>
+                  <w:tcW w:w="0" w:type="auto"/>
+                  <w:shd w:val="clear" w:color="auto" w:fill="auto"/>
+                  <w:vAlign w:val="center"/>
+                  <w:hideMark/>
+                </w:tcPr>
+                <w:p>
+                  <w:pPr>
+                    <w:jc w:val="center"/>
+                    <w:rPr>
+                      <w:rFonts w:cstheme="minorHAnsi"/>
+                      <w:b/>
+                      <w:bCs/>
+                      <w:sz w:val="12"/>
+                      <w:szCs w:val="12"/>
+                      <w:lang w:val="en-US"/>
+                    </w:rPr>
+                  </w:pPr>
+                  <w:r>
+                    <w:rPr>
+                      <w:rFonts w:cstheme="minorHAnsi"/>
+                      <w:b/>
+                      <w:bCs/>
+                      <w:sz w:val="12"/>
+                      <w:szCs w:val="12"/>
+                      <w:lang w:val="en-US"/>
+                    </w:rPr>
+                    <w:t xml:space="preserve">area_focus_point </w:t>
+                  </w:r>
+                  <w:r>
+                    <w:rPr>
+                      <w:rFonts w:cstheme="minorHAnsi"/>
+                      <w:b/>
+                      <w:bCs/>
+                      <w:sz w:val="12"/>
+                      <w:szCs w:val="12"/>
+                      <w:lang w:val="en-US"/>
+                    </w:rPr>
+                    <w:br/>
+                  </w:r>
+                  <w:r>
+                    <w:rPr>
+                      <w:rFonts w:cstheme="minorHAnsi"/>
+                      <w:b/>
+                      <w:bCs/>
+                      <w:sz w:val="12"/>
+                      <w:szCs w:val="12"/>
+                      <w:lang w:val="en-US"/>
+                    </w:rPr>
+                    <w:t>(X, Y)</w:t>
+                  </w:r>
+                </w:p>
+              </w:tc>
+              <w:tc>
+                <w:tcPr>
+                  <w:tcW w:w="0" w:type="auto"/>
+                  <w:shd w:val="clear" w:color="auto" w:fill="auto"/>
+                  <w:vAlign w:val="center"/>
+                  <w:hideMark/>
+                </w:tcPr>
+                <w:p>
+                  <w:pPr>
+                    <w:jc w:val="center"/>
+                    <w:rPr>
+                      <w:rFonts w:cstheme="minorHAnsi"/>
+                      <w:b/>
+                      <w:bCs/>
+                      <w:sz w:val="12"/>
+                      <w:szCs w:val="12"/>
+                      <w:lang w:val="de-DE"/>
+                    </w:rPr>
+                  </w:pPr>
+                  <w:r>
+                    <w:rPr>
+                      <w:rFonts w:cstheme="minorHAnsi"/>
+                      <w:b/>
+                      <w:bCs/>
+                      <w:sz w:val="12"/>
+                      <w:szCs w:val="12"/>
+                      <w:lang w:val="de-DE"/>
+                    </w:rPr>
+                    <w:t>color</w:t>
+                  </w:r>
+                </w:p>
+              </w:tc>
+              <w:tc>
+                <w:tcPr>
+                  <w:tcW w:w="0" w:type="auto"/>
+                  <w:shd w:val="clear" w:color="auto" w:fill="auto"/>
+                  <w:vAlign w:val="center"/>
+                  <w:hideMark/>
+                </w:tcPr>
+                <w:p>
+                  <w:pPr>
+                    <w:jc w:val="center"/>
+                    <w:rPr>
+                      <w:rFonts w:cstheme="minorHAnsi"/>
+                      <w:b/>
+                      <w:bCs/>
+                      <w:sz w:val="12"/>
+                      <w:szCs w:val="12"/>
+                      <w:lang w:val="de-DE"/>
+                    </w:rPr>
+                  </w:pPr>
+                  <w:r>
+                    <w:rPr>
+                      <w:rFonts w:cstheme="minorHAnsi"/>
+                      <w:b/>
+                      <w:bCs/>
+                      <w:sz w:val="12"/>
+                      <w:szCs w:val="12"/>
+                      <w:lang w:val="de-DE"/>
+                    </w:rPr>
+                    <w:t>grid_position</w:t>
+                  </w:r>
+                </w:p>
+              </w:tc>
+              <w:tc>
+                <w:tcPr>
+                  <w:tcW w:w="0" w:type="auto"/>
+                  <w:shd w:val="clear" w:color="auto" w:fill="auto"/>
+                  <w:vAlign w:val="center"/>
+                  <w:hideMark/>
+                </w:tcPr>
+                <w:p>
+                  <w:pPr>
+                    <w:jc w:val="center"/>
+                    <w:rPr>
+                      <w:rFonts w:cstheme="minorHAnsi"/>
+                      <w:b/>
+                      <w:bCs/>
+                      <w:sz w:val="12"/>
+                      <w:szCs w:val="12"/>
+                      <w:lang w:val="de-DE"/>
+                    </w:rPr>
+                  </w:pPr>
+                  <w:r>
+                    <w:rPr>
+                      <w:rFonts w:cstheme="minorHAnsi"/>
+                      <w:b/>
+                      <w:bCs/>
+                      <w:sz w:val="12"/>
+                      <w:szCs w:val="12"/>
+                      <w:lang w:val="de-DE"/>
+                    </w:rPr>
+                    <w:t>avg_hue</w:t>
+                  </w:r>
+                </w:p>
+              </w:tc>
+            </w:tr>
+            <w:tr>
+              <w:tc>
+                <w:tcPr>
+                  <w:tcW w:w="0" w:type="auto"/>
+                  <w:shd w:val="clear" w:color="auto" w:fill="auto"/>
+                  <w:vAlign w:val="center"/>
+                  <w:hideMark/>
+                </w:tcPr>
+                <w:p>
+                  <w:pPr>
+                    <w:jc w:val="center"/>
+                    <w:rPr>
+                      <w:rFonts w:cstheme="minorHAnsi"/>
+                      <w:sz w:val="12"/>
+                      <w:szCs w:val="12"/>
+                      <w:lang w:val="de-DE"/>
+                    </w:rPr>
+                  </w:pPr>
+                  <w:r>
+                    <w:rPr>
+                      <w:rFonts w:cstheme="minorHAnsi"/>
+                      <w:sz w:val="12"/>
+                      <w:szCs w:val="12"/>
+                      <w:lang w:val="de-DE"/>
+                    </w:rPr>
+                    <w:t>188.0, 279.0, 80.0, 81.0</w:t>
+                  </w:r>
+                </w:p>
+              </w:tc>
+              <w:tc>
+                <w:tcPr>
+                  <w:tcW w:w="0" w:type="auto"/>
+                  <w:shd w:val="clear" w:color="auto" w:fill="auto"/>
+                  <w:vAlign w:val="center"/>
+                  <w:hideMark/>
+                </w:tcPr>
+                <w:p>
+                  <w:pPr>
+                    <w:jc w:val="center"/>
+                    <w:rPr>
+                      <w:rFonts w:cstheme="minorHAnsi"/>
+                      <w:sz w:val="12"/>
+                      <w:szCs w:val="12"/>
+                      <w:lang w:val="de-DE"/>
+                    </w:rPr>
+                  </w:pPr>
+                  <w:r>
+                    <w:rPr>
+                      <w:rFonts w:cstheme="minorHAnsi"/>
+                      <w:sz w:val="12"/>
+                      <w:szCs w:val="12"/>
+                      <w:lang w:val="de-DE"/>
+                    </w:rPr>
+                    <w:t>228, 319</w:t>
+                  </w:r>
+                </w:p>
+              </w:tc>
+              <w:tc>
+                <w:tcPr>
+                  <w:tcW w:w="0" w:type="auto"/>
+                  <w:shd w:val="clear" w:color="auto" w:fill="auto"/>
+                  <w:vAlign w:val="center"/>
+                  <w:hideMark/>
+                </w:tcPr>
+                <w:p>
+                  <w:pPr>
+                    <w:jc w:val="center"/>
+                    <w:rPr>
+                      <w:rFonts w:cstheme="minorHAnsi"/>
+                      <w:sz w:val="12"/>
+                      <w:szCs w:val="12"/>
+                      <w:lang w:val="de-DE"/>
+                    </w:rPr>
+                  </w:pPr>
+                  <w:r>
+                    <w:rPr>
+                      <w:rFonts w:cstheme="minorHAnsi"/>
+                      <w:sz w:val="12"/>
+                      <w:szCs w:val="12"/>
+                      <w:lang w:val="de-DE"/>
+                    </w:rPr>
+                    <w:t>None</w:t>
+                  </w:r>
+                </w:p>
+              </w:tc>
+              <w:tc>
+                <w:tcPr>
+                  <w:tcW w:w="0" w:type="auto"/>
+                  <w:shd w:val="clear" w:color="auto" w:fill="auto"/>
+                  <w:vAlign w:val="center"/>
+                  <w:hideMark/>
+                </w:tcPr>
+                <w:p>
+                  <w:pPr>
+                    <w:jc w:val="center"/>
+                    <w:rPr>
+                      <w:rFonts w:cstheme="minorHAnsi"/>
+                      <w:sz w:val="12"/>
+                      <w:szCs w:val="12"/>
+                      <w:lang w:val="de-DE"/>
+                    </w:rPr>
+                  </w:pPr>
+                  <w:r>
+                    <w:rPr>
+                      <w:rFonts w:cstheme="minorHAnsi"/>
+                      <w:sz w:val="12"/>
+                      <w:szCs w:val="12"/>
+                      <w:lang w:val="de-DE"/>
+                    </w:rPr>
+                    <w:t>None</w:t>
+                  </w:r>
+                </w:p>
+              </w:tc>
+              <w:tc>
+                <w:tcPr>
+                  <w:tcW w:w="0" w:type="auto"/>
+                  <w:shd w:val="clear" w:color="auto" w:fill="auto"/>
+                  <w:vAlign w:val="center"/>
+                  <w:hideMark/>
+                </w:tcPr>
+                <w:p>
+                  <w:pPr>
+                    <w:jc w:val="center"/>
+                    <w:rPr>
+                      <w:rFonts w:cstheme="minorHAnsi"/>
+                      <w:sz w:val="12"/>
+                      <w:szCs w:val="12"/>
+                      <w:lang w:val="de-DE"/>
+                    </w:rPr>
+                  </w:pPr>
+                  <w:r>
+                    <w:rPr>
+                      <w:rFonts w:cstheme="minorHAnsi"/>
+                      <w:sz w:val="12"/>
+                      <w:szCs w:val="12"/>
+                      <w:lang w:val="de-DE"/>
+                    </w:rPr>
+                    <w:t>None</w:t>
+                  </w:r>
+                </w:p>
+              </w:tc>
+            </w:tr>
+            <w:tr>
+              <w:tc>
+                <w:tcPr>
+                  <w:tcW w:w="0" w:type="auto"/>
+                  <w:shd w:val="clear" w:color="auto" w:fill="auto"/>
+                  <w:vAlign w:val="center"/>
+                  <w:hideMark/>
+                </w:tcPr>
+                <w:p>
+                  <w:pPr>
+                    <w:jc w:val="center"/>
+                    <w:rPr>
+                      <w:rFonts w:cstheme="minorHAnsi"/>
+                      <w:sz w:val="12"/>
+                      <w:szCs w:val="12"/>
+                      <w:lang w:val="de-DE"/>
+                    </w:rPr>
+                  </w:pPr>
+                  <w:r>
+                    <w:rPr>
+                      <w:rFonts w:cstheme="minorHAnsi"/>
+                      <w:sz w:val="12"/>
+                      <w:szCs w:val="12"/>
+                      <w:lang w:val="de-DE"/>
+                    </w:rPr>
+                    <w:t>76.0, 281.0, 84.0, 78.0</w:t>
+                  </w:r>
+                </w:p>
+              </w:tc>
+              <w:tc>
+                <w:tcPr>
+                  <w:tcW w:w="0" w:type="auto"/>
+                  <w:shd w:val="clear" w:color="auto" w:fill="auto"/>
+                  <w:vAlign w:val="center"/>
+                  <w:hideMark/>
+                </w:tcPr>
+                <w:p>
+                  <w:pPr>
+                    <w:jc w:val="center"/>
+                    <w:rPr>
+                      <w:rFonts w:cstheme="minorHAnsi"/>
+                      <w:sz w:val="12"/>
+                      <w:szCs w:val="12"/>
+                      <w:lang w:val="de-DE"/>
+                    </w:rPr>
+                  </w:pPr>
+                  <w:r>
+                    <w:rPr>
+                      <w:rFonts w:cstheme="minorHAnsi"/>
+                      <w:sz w:val="12"/>
+                      <w:szCs w:val="12"/>
+                      <w:lang w:val="de-DE"/>
+                    </w:rPr>
+                    <w:t>119, 318</w:t>
+                  </w:r>
+                </w:p>
+              </w:tc>
+              <w:tc>
+                <w:tcPr>
+                  <w:tcW w:w="0" w:type="auto"/>
+                  <w:shd w:val="clear" w:color="auto" w:fill="auto"/>
+                  <w:vAlign w:val="center"/>
+                  <w:hideMark/>
+                </w:tcPr>
+                <w:p>
+                  <w:pPr>
+                    <w:jc w:val="center"/>
+                    <w:rPr>
+                      <w:rFonts w:cstheme="minorHAnsi"/>
+                      <w:sz w:val="12"/>
+                      <w:szCs w:val="12"/>
+                      <w:lang w:val="de-DE"/>
+                    </w:rPr>
+                  </w:pPr>
+                  <w:r>
+                    <w:rPr>
+                      <w:rFonts w:cstheme="minorHAnsi"/>
+                      <w:sz w:val="12"/>
+                      <w:szCs w:val="12"/>
+                      <w:lang w:val="de-DE"/>
+                    </w:rPr>
+                    <w:t>None</w:t>
+                  </w:r>
+                </w:p>
+              </w:tc>
+              <w:tc>
+                <w:tcPr>
+                  <w:tcW w:w="0" w:type="auto"/>
+                  <w:shd w:val="clear" w:color="auto" w:fill="auto"/>
+                  <w:vAlign w:val="center"/>
+                  <w:hideMark/>
+                </w:tcPr>
+                <w:p>
+                  <w:pPr>
+                    <w:jc w:val="center"/>
+                    <w:rPr>
+                      <w:rFonts w:cstheme="minorHAnsi"/>
+                      <w:sz w:val="12"/>
+                      <w:szCs w:val="12"/>
+                      <w:lang w:val="de-DE"/>
+                    </w:rPr>
+                  </w:pPr>
+                  <w:r>
+                    <w:rPr>
+                      <w:rFonts w:cstheme="minorHAnsi"/>
+                      <w:sz w:val="12"/>
+                      <w:szCs w:val="12"/>
+                      <w:lang w:val="de-DE"/>
+                    </w:rPr>
+                    <w:t>None</w:t>
+                  </w:r>
+                </w:p>
+              </w:tc>
+              <w:tc>
+                <w:tcPr>
+                  <w:tcW w:w="0" w:type="auto"/>
+                  <w:shd w:val="clear" w:color="auto" w:fill="auto"/>
+                  <w:vAlign w:val="center"/>
+                  <w:hideMark/>
+                </w:tcPr>
+                <w:p>
+                  <w:pPr>
+                    <w:jc w:val="center"/>
+                    <w:rPr>
+                      <w:rFonts w:cstheme="minorHAnsi"/>
+                      <w:sz w:val="12"/>
+                      <w:szCs w:val="12"/>
+                      <w:lang w:val="de-DE"/>
+                    </w:rPr>
+                  </w:pPr>
+                  <w:r>
+                    <w:rPr>
+                      <w:rFonts w:cstheme="minorHAnsi"/>
+                      <w:sz w:val="12"/>
+                      <w:szCs w:val="12"/>
+                      <w:lang w:val="de-DE"/>
+                    </w:rPr>
+                    <w:t>None</w:t>
+                  </w:r>
+                </w:p>
+              </w:tc>
+            </w:tr>
+            <w:tr>
+              <w:tc>
+                <w:tcPr>
+                  <w:tcW w:w="0" w:type="auto"/>
+                  <w:shd w:val="clear" w:color="auto" w:fill="auto"/>
+                  <w:vAlign w:val="center"/>
+                  <w:hideMark/>
+                </w:tcPr>
+                <w:p>
+                  <w:pPr>
+                    <w:jc w:val="center"/>
+                    <w:rPr>
+                      <w:rFonts w:cstheme="minorHAnsi"/>
+                      <w:sz w:val="12"/>
+                      <w:szCs w:val="12"/>
+                      <w:lang w:val="de-DE"/>
+                    </w:rPr>
+                  </w:pPr>
+                  <w:r>
+                    <w:rPr>
+                      <w:rFonts w:cstheme="minorHAnsi"/>
+                      <w:sz w:val="12"/>
+                      <w:szCs w:val="12"/>
+                      <w:lang w:val="de-DE"/>
+                    </w:rPr>
+                    <w:t>186.0, 170.0, 80.0, 80.0</w:t>
+                  </w:r>
+                </w:p>
+              </w:tc>
+              <w:tc>
+                <w:tcPr>
+                  <w:tcW w:w="0" w:type="auto"/>
+                  <w:shd w:val="clear" w:color="auto" w:fill="auto"/>
+                  <w:vAlign w:val="center"/>
+                  <w:hideMark/>
+                </w:tcPr>
+                <w:p>
+                  <w:pPr>
+                    <w:jc w:val="center"/>
+                    <w:rPr>
+                      <w:rFonts w:cstheme="minorHAnsi"/>
+                      <w:sz w:val="12"/>
+                      <w:szCs w:val="12"/>
+                      <w:lang w:val="de-DE"/>
+                    </w:rPr>
+                  </w:pPr>
+                  <w:r>
+                    <w:rPr>
+                      <w:rFonts w:cstheme="minorHAnsi"/>
+                      <w:sz w:val="12"/>
+                      <w:szCs w:val="12"/>
+                      <w:lang w:val="de-DE"/>
+                    </w:rPr>
+                    <w:t>225, 209</w:t>
+                  </w:r>
+                </w:p>
+              </w:tc>
+              <w:tc>
+                <w:tcPr>
+                  <w:tcW w:w="0" w:type="auto"/>
+                  <w:shd w:val="clear" w:color="auto" w:fill="auto"/>
+                  <w:vAlign w:val="center"/>
+                  <w:hideMark/>
+                </w:tcPr>
+                <w:p>
+                  <w:pPr>
+                    <w:jc w:val="center"/>
+                    <w:rPr>
+                      <w:rFonts w:cstheme="minorHAnsi"/>
+                      <w:sz w:val="12"/>
+                      <w:szCs w:val="12"/>
+                      <w:lang w:val="de-DE"/>
+                    </w:rPr>
+                  </w:pPr>
+                  <w:r>
+                    <w:rPr>
+                      <w:rFonts w:cstheme="minorHAnsi"/>
+                      <w:sz w:val="12"/>
+                      <w:szCs w:val="12"/>
+                      <w:lang w:val="de-DE"/>
+                    </w:rPr>
+                    <w:t>None</w:t>
+                  </w:r>
+                </w:p>
+              </w:tc>
+              <w:tc>
+                <w:tcPr>
+                  <w:tcW w:w="0" w:type="auto"/>
+                  <w:shd w:val="clear" w:color="auto" w:fill="auto"/>
+                  <w:vAlign w:val="center"/>
+                  <w:hideMark/>
+                </w:tcPr>
+                <w:p>
+                  <w:pPr>
+                    <w:jc w:val="center"/>
+                    <w:rPr>
+                      <w:rFonts w:cstheme="minorHAnsi"/>
+                      <w:sz w:val="12"/>
+                      <w:szCs w:val="12"/>
+                      <w:lang w:val="de-DE"/>
+                    </w:rPr>
+                  </w:pPr>
+                  <w:r>
+                    <w:rPr>
+                      <w:rFonts w:cstheme="minorHAnsi"/>
+                      <w:sz w:val="12"/>
+                      <w:szCs w:val="12"/>
+                      <w:lang w:val="de-DE"/>
+                    </w:rPr>
+                    <w:t>None</w:t>
+                  </w:r>
+                </w:p>
+              </w:tc>
+              <w:tc>
+                <w:tcPr>
+                  <w:tcW w:w="0" w:type="auto"/>
+                  <w:shd w:val="clear" w:color="auto" w:fill="auto"/>
+                  <w:vAlign w:val="center"/>
+                  <w:hideMark/>
+                </w:tcPr>
+                <w:p>
+                  <w:pPr>
+                    <w:jc w:val="center"/>
+                    <w:rPr>
+                      <w:rFonts w:cstheme="minorHAnsi"/>
+                      <w:sz w:val="12"/>
+                      <w:szCs w:val="12"/>
+                      <w:lang w:val="de-DE"/>
+                    </w:rPr>
+                  </w:pPr>
+                  <w:r>
+                    <w:rPr>
+                      <w:rFonts w:cstheme="minorHAnsi"/>
+                      <w:sz w:val="12"/>
+                      <w:szCs w:val="12"/>
+                      <w:lang w:val="de-DE"/>
+                    </w:rPr>
+                    <w:t>None</w:t>
+                  </w:r>
+                </w:p>
+              </w:tc>
+            </w:tr>
+            <w:tr>
+              <w:tc>
+                <w:tcPr>
+                  <w:tcW w:w="0" w:type="auto"/>
+                  <w:shd w:val="clear" w:color="auto" w:fill="auto"/>
+                  <w:vAlign w:val="center"/>
+                  <w:hideMark/>
+                </w:tcPr>
+                <w:p>
+                  <w:pPr>
+                    <w:jc w:val="center"/>
+                    <w:rPr>
+                      <w:rFonts w:cstheme="minorHAnsi"/>
+                      <w:sz w:val="12"/>
+                      <w:szCs w:val="12"/>
+                      <w:lang w:val="de-DE"/>
+                    </w:rPr>
+                  </w:pPr>
+                  <w:r>
+                    <w:rPr>
+                      <w:rFonts w:cstheme="minorHAnsi"/>
+                      <w:sz w:val="12"/>
+                      <w:szCs w:val="12"/>
+                      <w:lang w:val="de-DE"/>
+                    </w:rPr>
+                    <w:t>293.0, 160.0, 83.0, 90.0</w:t>
+                  </w:r>
+                </w:p>
+              </w:tc>
+              <w:tc>
+                <w:tcPr>
+                  <w:tcW w:w="0" w:type="auto"/>
+                  <w:shd w:val="clear" w:color="auto" w:fill="auto"/>
+                  <w:vAlign w:val="center"/>
+                  <w:hideMark/>
+                </w:tcPr>
+                <w:p>
+                  <w:pPr>
+                    <w:jc w:val="center"/>
+                    <w:rPr>
+                      <w:rFonts w:cstheme="minorHAnsi"/>
+                      <w:sz w:val="12"/>
+                      <w:szCs w:val="12"/>
+                      <w:lang w:val="de-DE"/>
+                    </w:rPr>
+                  </w:pPr>
+                  <w:r>
+                    <w:rPr>
+                      <w:rFonts w:cstheme="minorHAnsi"/>
+                      <w:sz w:val="12"/>
+                      <w:szCs w:val="12"/>
+                      <w:lang w:val="de-DE"/>
+                    </w:rPr>
+                    <w:t>334, 208</w:t>
+                  </w:r>
+                </w:p>
+              </w:tc>
+              <w:tc>
+                <w:tcPr>
+                  <w:tcW w:w="0" w:type="auto"/>
+                  <w:shd w:val="clear" w:color="auto" w:fill="auto"/>
+                  <w:vAlign w:val="center"/>
+                  <w:hideMark/>
+                </w:tcPr>
+                <w:p>
+                  <w:pPr>
+                    <w:jc w:val="center"/>
+                    <w:rPr>
+                      <w:rFonts w:cstheme="minorHAnsi"/>
+                      <w:sz w:val="12"/>
+                      <w:szCs w:val="12"/>
+                      <w:lang w:val="de-DE"/>
+                    </w:rPr>
+                  </w:pPr>
+                  <w:r>
+                    <w:rPr>
+                      <w:rFonts w:cstheme="minorHAnsi"/>
+                      <w:sz w:val="12"/>
+                      <w:szCs w:val="12"/>
+                      <w:lang w:val="de-DE"/>
+                    </w:rPr>
+                    <w:t>None</w:t>
+                  </w:r>
+                </w:p>
+              </w:tc>
+              <w:tc>
+                <w:tcPr>
+                  <w:tcW w:w="0" w:type="auto"/>
+                  <w:shd w:val="clear" w:color="auto" w:fill="auto"/>
+                  <w:vAlign w:val="center"/>
+                  <w:hideMark/>
+                </w:tcPr>
+                <w:p>
+                  <w:pPr>
+                    <w:jc w:val="center"/>
+                    <w:rPr>
+                      <w:rFonts w:cstheme="minorHAnsi"/>
+                      <w:sz w:val="12"/>
+                      <w:szCs w:val="12"/>
+                      <w:lang w:val="de-DE"/>
+                    </w:rPr>
+                  </w:pPr>
+                  <w:r>
+                    <w:rPr>
+                      <w:rFonts w:cstheme="minorHAnsi"/>
+                      <w:sz w:val="12"/>
+                      <w:szCs w:val="12"/>
+                      <w:lang w:val="de-DE"/>
+                    </w:rPr>
+                    <w:t>None</w:t>
+                  </w:r>
+                </w:p>
+              </w:tc>
+              <w:tc>
+                <w:tcPr>
+                  <w:tcW w:w="0" w:type="auto"/>
+                  <w:shd w:val="clear" w:color="auto" w:fill="auto"/>
+                  <w:vAlign w:val="center"/>
+                  <w:hideMark/>
+                </w:tcPr>
+                <w:p>
+                  <w:pPr>
+                    <w:jc w:val="center"/>
+                    <w:rPr>
+                      <w:rFonts w:cstheme="minorHAnsi"/>
+                      <w:sz w:val="12"/>
+                      <w:szCs w:val="12"/>
+                      <w:lang w:val="de-DE"/>
+                    </w:rPr>
+                  </w:pPr>
+                  <w:r>
+                    <w:rPr>
+                      <w:rFonts w:cstheme="minorHAnsi"/>
+                      <w:sz w:val="12"/>
+                      <w:szCs w:val="12"/>
+                      <w:lang w:val="de-DE"/>
+                    </w:rPr>
+                    <w:t>None</w:t>
+                  </w:r>
+                </w:p>
+              </w:tc>
+            </w:tr>
+            <w:tr>
+              <w:tc>
+                <w:tcPr>
+                  <w:tcW w:w="0" w:type="auto"/>
+                  <w:shd w:val="clear" w:color="auto" w:fill="auto"/>
+                  <w:vAlign w:val="center"/>
+                  <w:hideMark/>
+                </w:tcPr>
+                <w:p>
+                  <w:pPr>
+                    <w:jc w:val="center"/>
+                    <w:rPr>
+                      <w:rFonts w:cstheme="minorHAnsi"/>
+                      <w:sz w:val="12"/>
+                      <w:szCs w:val="12"/>
+                      <w:lang w:val="de-DE"/>
+                    </w:rPr>
+                  </w:pPr>
+                  <w:r>
+                    <w:rPr>
+                      <w:rFonts w:cstheme="minorHAnsi"/>
+                      <w:sz w:val="12"/>
+                      <w:szCs w:val="12"/>
+                      <w:lang w:val="de-DE"/>
+                    </w:rPr>
+                    <w:t>75.0, 63.0, 92.0, 91.0</w:t>
+                  </w:r>
+                </w:p>
+              </w:tc>
+              <w:tc>
+                <w:tcPr>
+                  <w:tcW w:w="0" w:type="auto"/>
+                  <w:shd w:val="clear" w:color="auto" w:fill="auto"/>
+                  <w:vAlign w:val="center"/>
+                  <w:hideMark/>
+                </w:tcPr>
+                <w:p>
+                  <w:pPr>
+                    <w:jc w:val="center"/>
+                    <w:rPr>
+                      <w:rFonts w:cstheme="minorHAnsi"/>
+                      <w:sz w:val="12"/>
+                      <w:szCs w:val="12"/>
+                      <w:lang w:val="de-DE"/>
+                    </w:rPr>
+                  </w:pPr>
+                  <w:r>
+                    <w:rPr>
+                      <w:rFonts w:cstheme="minorHAnsi"/>
+                      <w:sz w:val="12"/>
+                      <w:szCs w:val="12"/>
+                      <w:lang w:val="de-DE"/>
+                    </w:rPr>
+                    <w:t>118, 105</w:t>
+                  </w:r>
+                </w:p>
+              </w:tc>
+              <w:tc>
+                <w:tcPr>
+                  <w:tcW w:w="0" w:type="auto"/>
+                  <w:shd w:val="clear" w:color="auto" w:fill="auto"/>
+                  <w:vAlign w:val="center"/>
+                  <w:hideMark/>
+                </w:tcPr>
+                <w:p>
+                  <w:pPr>
+                    <w:jc w:val="center"/>
+                    <w:rPr>
+                      <w:rFonts w:cstheme="minorHAnsi"/>
+                      <w:sz w:val="12"/>
+                      <w:szCs w:val="12"/>
+                      <w:lang w:val="de-DE"/>
+                    </w:rPr>
+                  </w:pPr>
+                  <w:r>
+                    <w:rPr>
+                      <w:rFonts w:cstheme="minorHAnsi"/>
+                      <w:sz w:val="12"/>
+                      <w:szCs w:val="12"/>
+                      <w:lang w:val="de-DE"/>
+                    </w:rPr>
+                    <w:t>None</w:t>
+                  </w:r>
+                </w:p>
+              </w:tc>
+              <w:tc>
+                <w:tcPr>
+                  <w:tcW w:w="0" w:type="auto"/>
+                  <w:shd w:val="clear" w:color="auto" w:fill="auto"/>
+                  <w:vAlign w:val="center"/>
+                  <w:hideMark/>
+                </w:tcPr>
+                <w:p>
+                  <w:pPr>
+                    <w:jc w:val="center"/>
+                    <w:rPr>
+                      <w:rFonts w:cstheme="minorHAnsi"/>
+                      <w:sz w:val="12"/>
+                      <w:szCs w:val="12"/>
+                      <w:lang w:val="de-DE"/>
+                    </w:rPr>
+                  </w:pPr>
+                  <w:r>
+                    <w:rPr>
+                      <w:rFonts w:cstheme="minorHAnsi"/>
+                      <w:sz w:val="12"/>
+                      <w:szCs w:val="12"/>
+                      <w:lang w:val="de-DE"/>
+                    </w:rPr>
+                    <w:t>None</w:t>
+                  </w:r>
+                </w:p>
+              </w:tc>
+              <w:tc>
+                <w:tcPr>
+                  <w:tcW w:w="0" w:type="auto"/>
+                  <w:shd w:val="clear" w:color="auto" w:fill="auto"/>
+                  <w:vAlign w:val="center"/>
+                  <w:hideMark/>
+                </w:tcPr>
+                <w:p>
+                  <w:pPr>
+                    <w:jc w:val="center"/>
+                    <w:rPr>
+                      <w:rFonts w:cstheme="minorHAnsi"/>
+                      <w:sz w:val="12"/>
+                      <w:szCs w:val="12"/>
+                      <w:lang w:val="de-DE"/>
+                    </w:rPr>
+                  </w:pPr>
+                  <w:r>
+                    <w:rPr>
+                      <w:rFonts w:cstheme="minorHAnsi"/>
+                      <w:sz w:val="12"/>
+                      <w:szCs w:val="12"/>
+                      <w:lang w:val="de-DE"/>
+                    </w:rPr>
+                    <w:t>None</w:t>
+                  </w:r>
+                </w:p>
+              </w:tc>
+            </w:tr>
+            <w:tr>
+              <w:tc>
+                <w:tcPr>
+                  <w:tcW w:w="0" w:type="auto"/>
+                  <w:shd w:val="clear" w:color="auto" w:fill="auto"/>
+                  <w:vAlign w:val="center"/>
+                  <w:hideMark/>
+                </w:tcPr>
+                <w:p>
+                  <w:pPr>
+                    <w:jc w:val="center"/>
+                    <w:rPr>
+                      <w:rFonts w:cstheme="minorHAnsi"/>
+                      <w:sz w:val="12"/>
+                      <w:szCs w:val="12"/>
+                      <w:lang w:val="de-DE"/>
+                    </w:rPr>
+                  </w:pPr>
+                  <w:r>
+                    <w:rPr>
+                      <w:rFonts w:cstheme="minorHAnsi"/>
+                      <w:sz w:val="12"/>
+                      <w:szCs w:val="12"/>
+                      <w:lang w:val="de-DE"/>
+                    </w:rPr>
+                    <w:t>175.0, 62.0, 98.0, 84.0</w:t>
+                  </w:r>
+                </w:p>
+              </w:tc>
+              <w:tc>
+                <w:tcPr>
+                  <w:tcW w:w="0" w:type="auto"/>
+                  <w:shd w:val="clear" w:color="auto" w:fill="auto"/>
+                  <w:vAlign w:val="center"/>
+                  <w:hideMark/>
+                </w:tcPr>
+                <w:p>
+                  <w:pPr>
+                    <w:jc w:val="center"/>
+                    <w:rPr>
+                      <w:rFonts w:cstheme="minorHAnsi"/>
+                      <w:sz w:val="12"/>
+                      <w:szCs w:val="12"/>
+                      <w:lang w:val="de-DE"/>
+                    </w:rPr>
+                  </w:pPr>
+                  <w:r>
+                    <w:rPr>
+                      <w:rFonts w:cstheme="minorHAnsi"/>
+                      <w:sz w:val="12"/>
+                      <w:szCs w:val="12"/>
+                      <w:lang w:val="de-DE"/>
+                    </w:rPr>
+                    <w:t>223, 104</w:t>
+                  </w:r>
+                </w:p>
+              </w:tc>
+              <w:tc>
+                <w:tcPr>
+                  <w:tcW w:w="0" w:type="auto"/>
+                  <w:shd w:val="clear" w:color="auto" w:fill="auto"/>
+                  <w:vAlign w:val="center"/>
+                  <w:hideMark/>
+                </w:tcPr>
+                <w:p>
+                  <w:pPr>
+                    <w:jc w:val="center"/>
+                    <w:rPr>
+                      <w:rFonts w:cstheme="minorHAnsi"/>
+                      <w:sz w:val="12"/>
+                      <w:szCs w:val="12"/>
+                      <w:lang w:val="de-DE"/>
+                    </w:rPr>
+                  </w:pPr>
+                  <w:r>
+                    <w:rPr>
+                      <w:rFonts w:cstheme="minorHAnsi"/>
+                      <w:sz w:val="12"/>
+                      <w:szCs w:val="12"/>
+                      <w:lang w:val="de-DE"/>
+                    </w:rPr>
+                    <w:t>None</w:t>
+                  </w:r>
+                </w:p>
+              </w:tc>
+              <w:tc>
+                <w:tcPr>
+                  <w:tcW w:w="0" w:type="auto"/>
+                  <w:shd w:val="clear" w:color="auto" w:fill="auto"/>
+                  <w:vAlign w:val="center"/>
+                  <w:hideMark/>
+                </w:tcPr>
+                <w:p>
+                  <w:pPr>
+                    <w:jc w:val="center"/>
+                    <w:rPr>
+                      <w:rFonts w:cstheme="minorHAnsi"/>
+                      <w:sz w:val="12"/>
+                      <w:szCs w:val="12"/>
+                      <w:lang w:val="de-DE"/>
+                    </w:rPr>
+                  </w:pPr>
+                  <w:r>
+                    <w:rPr>
+                      <w:rFonts w:cstheme="minorHAnsi"/>
+                      <w:sz w:val="12"/>
+                      <w:szCs w:val="12"/>
+                      <w:lang w:val="de-DE"/>
+                    </w:rPr>
+                    <w:t>None</w:t>
+                  </w:r>
+                </w:p>
+              </w:tc>
+              <w:tc>
+                <w:tcPr>
+                  <w:tcW w:w="0" w:type="auto"/>
+                  <w:shd w:val="clear" w:color="auto" w:fill="auto"/>
+                  <w:vAlign w:val="center"/>
+                  <w:hideMark/>
+                </w:tcPr>
+                <w:p>
+                  <w:pPr>
+                    <w:jc w:val="center"/>
+                    <w:rPr>
+                      <w:rFonts w:cstheme="minorHAnsi"/>
+                      <w:sz w:val="12"/>
+                      <w:szCs w:val="12"/>
+                      <w:lang w:val="de-DE"/>
+                    </w:rPr>
+                  </w:pPr>
+                  <w:r>
+                    <w:rPr>
+                      <w:rFonts w:cstheme="minorHAnsi"/>
+                      <w:sz w:val="12"/>
+                      <w:szCs w:val="12"/>
+                      <w:lang w:val="de-DE"/>
+                    </w:rPr>
+                    <w:t>None</w:t>
+                  </w:r>
+                </w:p>
+              </w:tc>
+            </w:tr>
+            <w:tr>
+              <w:tc>
+                <w:tcPr>
+                  <w:tcW w:w="0" w:type="auto"/>
+                  <w:shd w:val="clear" w:color="auto" w:fill="auto"/>
+                  <w:vAlign w:val="center"/>
+                  <w:hideMark/>
+                </w:tcPr>
+                <w:p>
+                  <w:pPr>
+                    <w:jc w:val="center"/>
+                    <w:rPr>
+                      <w:rFonts w:cstheme="minorHAnsi"/>
+                      <w:sz w:val="12"/>
+                      <w:szCs w:val="12"/>
+                      <w:lang w:val="de-DE"/>
+                    </w:rPr>
+                  </w:pPr>
+                  <w:r>
+                    <w:rPr>
+                      <w:rFonts w:cstheme="minorHAnsi"/>
+                      <w:sz w:val="12"/>
+                      <w:szCs w:val="12"/>
+                      <w:lang w:val="de-DE"/>
+                    </w:rPr>
+                    <w:t>281.0, 63.0, 96.0, 85.0</w:t>
+                  </w:r>
+                </w:p>
+              </w:tc>
+              <w:tc>
+                <w:tcPr>
+                  <w:tcW w:w="0" w:type="auto"/>
+                  <w:shd w:val="clear" w:color="auto" w:fill="auto"/>
+                  <w:vAlign w:val="center"/>
+                  <w:hideMark/>
+                </w:tcPr>
+                <w:p>
+                  <w:pPr>
+                    <w:jc w:val="center"/>
+                    <w:rPr>
+                      <w:rFonts w:cstheme="minorHAnsi"/>
+                      <w:sz w:val="12"/>
+                      <w:szCs w:val="12"/>
+                      <w:lang w:val="de-DE"/>
+                    </w:rPr>
+                  </w:pPr>
+                  <w:r>
+                    <w:rPr>
+                      <w:rFonts w:cstheme="minorHAnsi"/>
+                      <w:sz w:val="12"/>
+                      <w:szCs w:val="12"/>
+                      <w:lang w:val="de-DE"/>
+                    </w:rPr>
+                    <w:t>329, 101</w:t>
+                  </w:r>
+                </w:p>
+              </w:tc>
+              <w:tc>
+                <w:tcPr>
+                  <w:tcW w:w="0" w:type="auto"/>
+                  <w:shd w:val="clear" w:color="auto" w:fill="auto"/>
+                  <w:vAlign w:val="center"/>
+                  <w:hideMark/>
+                </w:tcPr>
+                <w:p>
+                  <w:pPr>
+                    <w:jc w:val="center"/>
+                    <w:rPr>
+                      <w:rFonts w:cstheme="minorHAnsi"/>
+                      <w:sz w:val="12"/>
+                      <w:szCs w:val="12"/>
+                      <w:lang w:val="de-DE"/>
+                    </w:rPr>
+                  </w:pPr>
+                  <w:r>
+                    <w:rPr>
+                      <w:rFonts w:cstheme="minorHAnsi"/>
+                      <w:sz w:val="12"/>
+                      <w:szCs w:val="12"/>
+                      <w:lang w:val="de-DE"/>
+                    </w:rPr>
+                    <w:t>None</w:t>
+                  </w:r>
+                </w:p>
+              </w:tc>
+              <w:tc>
+                <w:tcPr>
+                  <w:tcW w:w="0" w:type="auto"/>
+                  <w:shd w:val="clear" w:color="auto" w:fill="auto"/>
+                  <w:vAlign w:val="center"/>
+                  <w:hideMark/>
+                </w:tcPr>
+                <w:p>
+                  <w:pPr>
+                    <w:jc w:val="center"/>
+                    <w:rPr>
+                      <w:rFonts w:cstheme="minorHAnsi"/>
+                      <w:sz w:val="12"/>
+                      <w:szCs w:val="12"/>
+                      <w:lang w:val="de-DE"/>
+                    </w:rPr>
+                  </w:pPr>
+                  <w:r>
+                    <w:rPr>
+                      <w:rFonts w:cstheme="minorHAnsi"/>
+                      <w:sz w:val="12"/>
+                      <w:szCs w:val="12"/>
+                      <w:lang w:val="de-DE"/>
+                    </w:rPr>
+                    <w:t>None</w:t>
+                  </w:r>
+                </w:p>
+              </w:tc>
+              <w:tc>
+                <w:tcPr>
+                  <w:tcW w:w="0" w:type="auto"/>
+                  <w:shd w:val="clear" w:color="auto" w:fill="auto"/>
+                  <w:vAlign w:val="center"/>
+                  <w:hideMark/>
+                </w:tcPr>
+                <w:p>
+                  <w:pPr>
+                    <w:keepNext/>
+                    <w:jc w:val="center"/>
+                    <w:rPr>
+                      <w:rFonts w:cstheme="minorHAnsi"/>
+                      <w:sz w:val="12"/>
+                      <w:szCs w:val="12"/>
+                      <w:lang w:val="de-DE"/>
+                    </w:rPr>
+                  </w:pPr>
+                  <w:r>
+                    <w:rPr>
+                      <w:rFonts w:cstheme="minorHAnsi"/>
+                      <w:sz w:val="12"/>
+                      <w:szCs w:val="12"/>
+                      <w:lang w:val="de-DE"/>
+                    </w:rPr>
+                    <w:t>None</w:t>
+                  </w:r>
+                </w:p>
+              </w:tc>
+            </w:tr>
+          </w:tbl>
           <w:p>
             <w:pPr>
-              <w:jc w:val="center"/>
-              <w:rPr>
-                <w:rFonts w:cstheme="minorHAnsi"/>
-                <w:sz w:val="12"/>
-                <w:szCs w:val="12"/>
-                <w:lang w:val="en-US"/>
-              </w:rPr>
+              <w:pStyle w:val="Beschriftung"/>
+              <w:keepNext/>
+              <w:jc w:val="both"/>
             </w:pPr>
-            <w:proofErr w:type="spellStart"/>
-            <w:r>
-              <w:rPr>
-                <w:rFonts w:cstheme="minorHAnsi"/>
-                <w:sz w:val="12"/>
-                <w:szCs w:val="12"/>
-                <w:lang w:val="en-US"/>
-              </w:rPr>
-              <w:t>area_focus_point</w:t>
-            </w:r>
-            <w:proofErr w:type="spellEnd"/>
-            <w:r>
-              <w:rPr>
-                <w:rFonts w:cstheme="minorHAnsi"/>
-                <w:sz w:val="12"/>
-                <w:szCs w:val="12"/>
-                <w:lang w:val="en-US"/>
-              </w:rPr>
-              <w:br/>
-            </w:r>
-            <w:r>
-              <w:rPr>
-                <w:rFonts w:cstheme="minorHAnsi"/>
-                <w:sz w:val="12"/>
-                <w:szCs w:val="12"/>
-                <w:lang w:val="en-US"/>
-              </w:rPr>
-              <w:t>(X, Y)</w:t>
-            </w:r>
-          </w:p>
-        </w:tc>
-        <w:tc>
-          <w:tcPr>
-            <w:tcW w:w="0" w:type="auto"/>
-            <w:shd w:val="clear" w:color="auto" w:fill="auto"/>
-            <w:vAlign w:val="center"/>
-            <w:hideMark/>
-          </w:tcPr>
-          <w:p>
-            <w:pPr>
-              <w:jc w:val="center"/>
-              <w:rPr>
-                <w:rFonts w:cstheme="minorHAnsi"/>
-                <w:sz w:val="12"/>
-                <w:szCs w:val="12"/>
-                <w:lang w:val="de-DE"/>
-              </w:rPr>
-            </w:pPr>
-            <w:proofErr w:type="spellStart"/>
-            <w:r>
-              <w:rPr>
-                <w:rFonts w:cstheme="minorHAnsi"/>
-                <w:sz w:val="12"/>
-                <w:szCs w:val="12"/>
-                <w:lang w:val="de-DE"/>
-              </w:rPr>
-              <w:t>color</w:t>
-            </w:r>
-            <w:proofErr w:type="spellEnd"/>
-          </w:p>
-        </w:tc>
-        <w:tc>
-          <w:tcPr>
-            <w:tcW w:w="0" w:type="auto"/>
-            <w:shd w:val="clear" w:color="auto" w:fill="auto"/>
-            <w:vAlign w:val="center"/>
-            <w:hideMark/>
-          </w:tcPr>
-          <w:p>
-            <w:pPr>
-              <w:jc w:val="center"/>
-              <w:rPr>
-                <w:rFonts w:cstheme="minorHAnsi"/>
-                <w:sz w:val="12"/>
-                <w:szCs w:val="12"/>
-                <w:lang w:val="de-DE"/>
-              </w:rPr>
-            </w:pPr>
-            <w:proofErr w:type="spellStart"/>
-            <w:r>
-              <w:rPr>
-                <w:rFonts w:cstheme="minorHAnsi"/>
-                <w:sz w:val="12"/>
-                <w:szCs w:val="12"/>
-                <w:lang w:val="de-DE"/>
-              </w:rPr>
-              <w:t>grid_position</w:t>
-            </w:r>
-            <w:proofErr w:type="spellEnd"/>
-          </w:p>
-        </w:tc>
-        <w:tc>
-          <w:tcPr>
-            <w:tcW w:w="0" w:type="auto"/>
-            <w:shd w:val="clear" w:color="auto" w:fill="auto"/>
-            <w:vAlign w:val="center"/>
-            <w:hideMark/>
-          </w:tcPr>
-          <w:p>
-            <w:pPr>
-              <w:jc w:val="center"/>
-              <w:rPr>
-                <w:rFonts w:cstheme="minorHAnsi"/>
-                <w:sz w:val="12"/>
-                <w:szCs w:val="12"/>
-                <w:lang w:val="de-DE"/>
-              </w:rPr>
-            </w:pPr>
-            <w:proofErr w:type="spellStart"/>
-            <w:r>
-              <w:rPr>
-                <w:rFonts w:cstheme="minorHAnsi"/>
-                <w:sz w:val="12"/>
-                <w:szCs w:val="12"/>
-                <w:lang w:val="de-DE"/>
-              </w:rPr>
-              <w:t>av</w:t>
-            </w:r>
-            <w:r>
-              <w:rPr>
-                <w:rFonts w:cstheme="minorHAnsi"/>
-                <w:sz w:val="12"/>
-                <w:szCs w:val="12"/>
-                <w:lang w:val="de-DE"/>
-              </w:rPr>
-              <w:t>g</w:t>
-            </w:r>
-            <w:r>
-              <w:rPr>
-                <w:rFonts w:cstheme="minorHAnsi"/>
-                <w:sz w:val="12"/>
-                <w:szCs w:val="12"/>
-                <w:lang w:val="de-DE"/>
-              </w:rPr>
-              <w:t>_hue</w:t>
-            </w:r>
-            <w:proofErr w:type="spellEnd"/>
-          </w:p>
-        </w:tc>
-      </w:tr>
-      <w:tr>
-        <w:tc>
-          <w:tcPr>
-            <w:tcW w:w="0" w:type="auto"/>
-            <w:shd w:val="clear" w:color="auto" w:fill="auto"/>
-            <w:vAlign w:val="center"/>
-            <w:hideMark/>
-          </w:tcPr>
-          <w:p>
-            <w:pPr>
-              <w:jc w:val="center"/>
-              <w:rPr>
-                <w:rFonts w:cstheme="minorHAnsi"/>
-                <w:sz w:val="12"/>
-                <w:szCs w:val="12"/>
-                <w:lang w:val="de-DE"/>
-              </w:rPr>
-            </w:pPr>
-            <w:r>
-              <w:rPr>
-                <w:rFonts w:cstheme="minorHAnsi"/>
-                <w:sz w:val="12"/>
-                <w:szCs w:val="12"/>
-                <w:lang w:val="de-DE"/>
-              </w:rPr>
-              <w:t>291.0, 274.0, 83.0, 83.0</w:t>
-            </w:r>
-          </w:p>
-        </w:tc>
-        <w:tc>
-          <w:tcPr>
-            <w:tcW w:w="0" w:type="auto"/>
-            <w:shd w:val="clear" w:color="auto" w:fill="auto"/>
-            <w:vAlign w:val="center"/>
-            <w:hideMark/>
-          </w:tcPr>
-          <w:p>
-            <w:pPr>
-              <w:jc w:val="center"/>
-              <w:rPr>
-                <w:rFonts w:cstheme="minorHAnsi"/>
-                <w:sz w:val="12"/>
-                <w:szCs w:val="12"/>
-                <w:lang w:val="de-DE"/>
-              </w:rPr>
-            </w:pPr>
-            <w:r>
-              <w:rPr>
-                <w:rFonts w:cstheme="minorHAnsi"/>
-                <w:sz w:val="12"/>
-                <w:szCs w:val="12"/>
-                <w:lang w:val="de-DE"/>
-              </w:rPr>
-              <w:t>332, 315</w:t>
-            </w:r>
-          </w:p>
-        </w:tc>
-        <w:tc>
-          <w:tcPr>
-            <w:tcW w:w="0" w:type="auto"/>
-            <w:shd w:val="clear" w:color="auto" w:fill="auto"/>
-            <w:vAlign w:val="center"/>
-            <w:hideMark/>
-          </w:tcPr>
-          <w:p>
-            <w:pPr>
-              <w:jc w:val="center"/>
-              <w:rPr>
-                <w:rFonts w:cstheme="minorHAnsi"/>
-                <w:sz w:val="12"/>
-                <w:szCs w:val="12"/>
-                <w:lang w:val="de-DE"/>
-              </w:rPr>
-            </w:pPr>
-            <w:r>
-              <w:rPr>
-                <w:rFonts w:cstheme="minorHAnsi"/>
-                <w:sz w:val="12"/>
-                <w:szCs w:val="12"/>
-                <w:lang w:val="de-DE"/>
-              </w:rPr>
-              <w:t>Blau</w:t>
-            </w:r>
-          </w:p>
-        </w:tc>
-        <w:tc>
-          <w:tcPr>
-            <w:tcW w:w="0" w:type="auto"/>
-            <w:shd w:val="clear" w:color="auto" w:fill="auto"/>
-            <w:vAlign w:val="center"/>
-            <w:hideMark/>
-          </w:tcPr>
-          <w:p>
-            <w:pPr>
-              <w:jc w:val="center"/>
-              <w:rPr>
-                <w:rFonts w:cstheme="minorHAnsi"/>
-                <w:sz w:val="12"/>
-                <w:szCs w:val="12"/>
-                <w:lang w:val="de-DE"/>
-              </w:rPr>
-            </w:pPr>
-            <w:r>
-              <w:rPr>
-                <w:rFonts w:cstheme="minorHAnsi"/>
-                <w:sz w:val="12"/>
-                <w:szCs w:val="12"/>
-                <w:lang w:val="de-DE"/>
-              </w:rPr>
-              <w:t>None</w:t>
-            </w:r>
-          </w:p>
-        </w:tc>
-        <w:tc>
-          <w:tcPr>
-            <w:tcW w:w="0" w:type="auto"/>
-            <w:shd w:val="clear" w:color="auto" w:fill="auto"/>
-            <w:vAlign w:val="center"/>
-            <w:hideMark/>
-          </w:tcPr>
-          <w:p>
-            <w:pPr>
-              <w:jc w:val="center"/>
-              <w:rPr>
-                <w:rFonts w:cstheme="minorHAnsi"/>
-                <w:sz w:val="12"/>
-                <w:szCs w:val="12"/>
-                <w:lang w:val="de-DE"/>
-              </w:rPr>
-            </w:pPr>
-            <w:r>
-              <w:rPr>
-                <w:rFonts w:cstheme="minorHAnsi"/>
-                <w:sz w:val="12"/>
-                <w:szCs w:val="12"/>
-                <w:lang w:val="de-DE"/>
-              </w:rPr>
-              <w:t>113.1</w:t>
-            </w:r>
-          </w:p>
-        </w:tc>
-      </w:tr>
-      <w:tr>
-        <w:tc>
-          <w:tcPr>
-            <w:tcW w:w="0" w:type="auto"/>
-            <w:shd w:val="clear" w:color="auto" w:fill="auto"/>
-            <w:vAlign w:val="center"/>
-            <w:hideMark/>
-          </w:tcPr>
-          <w:p>
-            <w:pPr>
-              <w:jc w:val="center"/>
-              <w:rPr>
-                <w:rFonts w:cstheme="minorHAnsi"/>
-                <w:sz w:val="12"/>
-                <w:szCs w:val="12"/>
-                <w:lang w:val="de-DE"/>
-              </w:rPr>
-            </w:pPr>
-            <w:r>
-              <w:rPr>
-                <w:rFonts w:cstheme="minorHAnsi"/>
-                <w:sz w:val="12"/>
-                <w:szCs w:val="12"/>
-                <w:lang w:val="de-DE"/>
-              </w:rPr>
-              <w:t>81.0, 169.0, 81.0, 85.0</w:t>
-            </w:r>
-          </w:p>
-        </w:tc>
-        <w:tc>
-          <w:tcPr>
-            <w:tcW w:w="0" w:type="auto"/>
-            <w:shd w:val="clear" w:color="auto" w:fill="auto"/>
-            <w:vAlign w:val="center"/>
-            <w:hideMark/>
-          </w:tcPr>
-          <w:p>
-            <w:pPr>
-              <w:jc w:val="center"/>
-              <w:rPr>
-                <w:rFonts w:cstheme="minorHAnsi"/>
-                <w:sz w:val="12"/>
-                <w:szCs w:val="12"/>
-                <w:lang w:val="de-DE"/>
-              </w:rPr>
-            </w:pPr>
-            <w:r>
-              <w:rPr>
-                <w:rFonts w:cstheme="minorHAnsi"/>
-                <w:sz w:val="12"/>
-                <w:szCs w:val="12"/>
-                <w:lang w:val="de-DE"/>
-              </w:rPr>
-              <w:t>121, 211</w:t>
-            </w:r>
-          </w:p>
-        </w:tc>
-        <w:tc>
-          <w:tcPr>
-            <w:tcW w:w="0" w:type="auto"/>
-            <w:shd w:val="clear" w:color="auto" w:fill="auto"/>
-            <w:vAlign w:val="center"/>
-            <w:hideMark/>
-          </w:tcPr>
-          <w:p>
-            <w:pPr>
-              <w:jc w:val="center"/>
-              <w:rPr>
-                <w:rFonts w:cstheme="minorHAnsi"/>
-                <w:sz w:val="12"/>
-                <w:szCs w:val="12"/>
-                <w:lang w:val="de-DE"/>
-              </w:rPr>
-            </w:pPr>
-            <w:r>
-              <w:rPr>
-                <w:rFonts w:cstheme="minorHAnsi"/>
-                <w:sz w:val="12"/>
-                <w:szCs w:val="12"/>
-                <w:lang w:val="de-DE"/>
-              </w:rPr>
-              <w:t>Blau</w:t>
-            </w:r>
-          </w:p>
-        </w:tc>
-        <w:tc>
-          <w:tcPr>
-            <w:tcW w:w="0" w:type="auto"/>
-            <w:shd w:val="clear" w:color="auto" w:fill="auto"/>
-            <w:vAlign w:val="center"/>
-            <w:hideMark/>
-          </w:tcPr>
-          <w:p>
-            <w:pPr>
-              <w:jc w:val="center"/>
-              <w:rPr>
-                <w:rFonts w:cstheme="minorHAnsi"/>
-                <w:sz w:val="12"/>
-                <w:szCs w:val="12"/>
-                <w:lang w:val="de-DE"/>
-              </w:rPr>
-            </w:pPr>
-            <w:r>
-              <w:rPr>
-                <w:rFonts w:cstheme="minorHAnsi"/>
-                <w:sz w:val="12"/>
-                <w:szCs w:val="12"/>
-                <w:lang w:val="de-DE"/>
-              </w:rPr>
-              <w:t>None</w:t>
-            </w:r>
-          </w:p>
-        </w:tc>
-        <w:tc>
-          <w:tcPr>
-            <w:tcW w:w="0" w:type="auto"/>
-            <w:shd w:val="clear" w:color="auto" w:fill="auto"/>
-            <w:vAlign w:val="center"/>
-            <w:hideMark/>
-          </w:tcPr>
-          <w:p>
-            <w:pPr>
-              <w:jc w:val="center"/>
-              <w:rPr>
-                <w:rFonts w:cstheme="minorHAnsi"/>
-                <w:sz w:val="12"/>
-                <w:szCs w:val="12"/>
-                <w:lang w:val="de-DE"/>
-              </w:rPr>
-            </w:pPr>
-            <w:r>
-              <w:rPr>
-                <w:rFonts w:cstheme="minorHAnsi"/>
-                <w:sz w:val="12"/>
-                <w:szCs w:val="12"/>
-                <w:lang w:val="de-DE"/>
-              </w:rPr>
-              <w:t>113.8</w:t>
-            </w:r>
-          </w:p>
-        </w:tc>
-      </w:tr>
-      <w:tr>
-        <w:tc>
-          <w:tcPr>
-            <w:tcW w:w="0" w:type="auto"/>
-            <w:shd w:val="clear" w:color="auto" w:fill="auto"/>
-            <w:vAlign w:val="center"/>
-            <w:hideMark/>
-          </w:tcPr>
-          <w:p>
-            <w:pPr>
-              <w:jc w:val="center"/>
-              <w:rPr>
-                <w:rFonts w:cstheme="minorHAnsi"/>
-                <w:sz w:val="12"/>
-                <w:szCs w:val="12"/>
-                <w:lang w:val="de-DE"/>
-              </w:rPr>
-            </w:pPr>
-            <w:r>
-              <w:rPr>
-                <w:rFonts w:cstheme="minorHAnsi"/>
-                <w:sz w:val="12"/>
-                <w:szCs w:val="12"/>
-                <w:lang w:val="de-DE"/>
-              </w:rPr>
-              <w:t>80.0, 279.0, 82.0, 81.0</w:t>
-            </w:r>
-          </w:p>
-        </w:tc>
-        <w:tc>
-          <w:tcPr>
-            <w:tcW w:w="0" w:type="auto"/>
-            <w:shd w:val="clear" w:color="auto" w:fill="auto"/>
-            <w:vAlign w:val="center"/>
-            <w:hideMark/>
-          </w:tcPr>
-          <w:p>
-            <w:pPr>
-              <w:jc w:val="center"/>
-              <w:rPr>
-                <w:rFonts w:cstheme="minorHAnsi"/>
-                <w:sz w:val="12"/>
-                <w:szCs w:val="12"/>
-                <w:lang w:val="de-DE"/>
-              </w:rPr>
-            </w:pPr>
-            <w:r>
-              <w:rPr>
-                <w:rFonts w:cstheme="minorHAnsi"/>
-                <w:sz w:val="12"/>
-                <w:szCs w:val="12"/>
-                <w:lang w:val="de-DE"/>
-              </w:rPr>
-              <w:t>121, 319</w:t>
-            </w:r>
-          </w:p>
-        </w:tc>
-        <w:tc>
-          <w:tcPr>
-            <w:tcW w:w="0" w:type="auto"/>
-            <w:shd w:val="clear" w:color="auto" w:fill="auto"/>
-            <w:vAlign w:val="center"/>
-            <w:hideMark/>
-          </w:tcPr>
-          <w:p>
-            <w:pPr>
-              <w:jc w:val="center"/>
-              <w:rPr>
-                <w:rFonts w:cstheme="minorHAnsi"/>
-                <w:sz w:val="12"/>
-                <w:szCs w:val="12"/>
-                <w:lang w:val="de-DE"/>
-              </w:rPr>
-            </w:pPr>
-            <w:r>
-              <w:rPr>
-                <w:rFonts w:cstheme="minorHAnsi"/>
-                <w:sz w:val="12"/>
-                <w:szCs w:val="12"/>
-                <w:lang w:val="de-DE"/>
-              </w:rPr>
-              <w:t>Gelb</w:t>
-            </w:r>
-          </w:p>
-        </w:tc>
-        <w:tc>
-          <w:tcPr>
-            <w:tcW w:w="0" w:type="auto"/>
-            <w:shd w:val="clear" w:color="auto" w:fill="auto"/>
-            <w:vAlign w:val="center"/>
-            <w:hideMark/>
-          </w:tcPr>
-          <w:p>
-            <w:pPr>
-              <w:jc w:val="center"/>
-              <w:rPr>
-                <w:rFonts w:cstheme="minorHAnsi"/>
-                <w:sz w:val="12"/>
-                <w:szCs w:val="12"/>
-                <w:lang w:val="de-DE"/>
-              </w:rPr>
-            </w:pPr>
-            <w:r>
-              <w:rPr>
-                <w:rFonts w:cstheme="minorHAnsi"/>
-                <w:sz w:val="12"/>
-                <w:szCs w:val="12"/>
-                <w:lang w:val="de-DE"/>
-              </w:rPr>
-              <w:t>None</w:t>
-            </w:r>
-          </w:p>
-        </w:tc>
-        <w:tc>
-          <w:tcPr>
-            <w:tcW w:w="0" w:type="auto"/>
-            <w:shd w:val="clear" w:color="auto" w:fill="auto"/>
-            <w:vAlign w:val="center"/>
-            <w:hideMark/>
-          </w:tcPr>
-          <w:p>
-            <w:pPr>
-              <w:jc w:val="center"/>
-              <w:rPr>
-                <w:rFonts w:cstheme="minorHAnsi"/>
-                <w:sz w:val="12"/>
-                <w:szCs w:val="12"/>
-                <w:lang w:val="de-DE"/>
-              </w:rPr>
-            </w:pPr>
-            <w:r>
-              <w:rPr>
-                <w:rFonts w:cstheme="minorHAnsi"/>
-                <w:sz w:val="12"/>
-                <w:szCs w:val="12"/>
-                <w:lang w:val="de-DE"/>
-              </w:rPr>
-              <w:t>29.9</w:t>
-            </w:r>
-          </w:p>
-        </w:tc>
-      </w:tr>
-      <w:tr>
-        <w:tc>
-          <w:tcPr>
-            <w:tcW w:w="0" w:type="auto"/>
-            <w:shd w:val="clear" w:color="auto" w:fill="auto"/>
-            <w:vAlign w:val="center"/>
-            <w:hideMark/>
-          </w:tcPr>
-          <w:p>
-            <w:pPr>
-              <w:jc w:val="center"/>
-              <w:rPr>
-                <w:rFonts w:cstheme="minorHAnsi"/>
-                <w:sz w:val="12"/>
-                <w:szCs w:val="12"/>
-                <w:lang w:val="de-DE"/>
-              </w:rPr>
-            </w:pPr>
-            <w:r>
-              <w:rPr>
-                <w:rFonts w:cstheme="minorHAnsi"/>
-                <w:sz w:val="12"/>
-                <w:szCs w:val="12"/>
-                <w:lang w:val="de-DE"/>
-              </w:rPr>
-              <w:t>188.0, 63.0, 79.0, 83.0</w:t>
-            </w:r>
-          </w:p>
-        </w:tc>
-        <w:tc>
-          <w:tcPr>
-            <w:tcW w:w="0" w:type="auto"/>
-            <w:shd w:val="clear" w:color="auto" w:fill="auto"/>
-            <w:vAlign w:val="center"/>
-            <w:hideMark/>
-          </w:tcPr>
-          <w:p>
-            <w:pPr>
-              <w:jc w:val="center"/>
-              <w:rPr>
-                <w:rFonts w:cstheme="minorHAnsi"/>
-                <w:sz w:val="12"/>
-                <w:szCs w:val="12"/>
-                <w:lang w:val="de-DE"/>
-              </w:rPr>
-            </w:pPr>
-            <w:r>
-              <w:rPr>
-                <w:rFonts w:cstheme="minorHAnsi"/>
-                <w:sz w:val="12"/>
-                <w:szCs w:val="12"/>
-                <w:lang w:val="de-DE"/>
-              </w:rPr>
-              <w:t>227, 104</w:t>
-            </w:r>
-          </w:p>
-        </w:tc>
-        <w:tc>
-          <w:tcPr>
-            <w:tcW w:w="0" w:type="auto"/>
-            <w:shd w:val="clear" w:color="auto" w:fill="auto"/>
-            <w:vAlign w:val="center"/>
-            <w:hideMark/>
-          </w:tcPr>
-          <w:p>
-            <w:pPr>
-              <w:jc w:val="center"/>
-              <w:rPr>
-                <w:rFonts w:cstheme="minorHAnsi"/>
-                <w:sz w:val="12"/>
-                <w:szCs w:val="12"/>
-                <w:lang w:val="de-DE"/>
-              </w:rPr>
-            </w:pPr>
-            <w:r>
-              <w:rPr>
-                <w:rFonts w:cstheme="minorHAnsi"/>
-                <w:sz w:val="12"/>
-                <w:szCs w:val="12"/>
-                <w:lang w:val="de-DE"/>
-              </w:rPr>
-              <w:t>Gelb</w:t>
-            </w:r>
-          </w:p>
-        </w:tc>
-        <w:tc>
-          <w:tcPr>
-            <w:tcW w:w="0" w:type="auto"/>
-            <w:shd w:val="clear" w:color="auto" w:fill="auto"/>
-            <w:vAlign w:val="center"/>
-            <w:hideMark/>
-          </w:tcPr>
-          <w:p>
-            <w:pPr>
-              <w:jc w:val="center"/>
-              <w:rPr>
-                <w:rFonts w:cstheme="minorHAnsi"/>
-                <w:sz w:val="12"/>
-                <w:szCs w:val="12"/>
-                <w:lang w:val="de-DE"/>
-              </w:rPr>
-            </w:pPr>
-            <w:r>
-              <w:rPr>
-                <w:rFonts w:cstheme="minorHAnsi"/>
-                <w:sz w:val="12"/>
-                <w:szCs w:val="12"/>
-                <w:lang w:val="de-DE"/>
-              </w:rPr>
-              <w:t>None</w:t>
-            </w:r>
-          </w:p>
-        </w:tc>
-        <w:tc>
-          <w:tcPr>
-            <w:tcW w:w="0" w:type="auto"/>
-            <w:shd w:val="clear" w:color="auto" w:fill="auto"/>
-            <w:vAlign w:val="center"/>
-            <w:hideMark/>
-          </w:tcPr>
-          <w:p>
-            <w:pPr>
-              <w:jc w:val="center"/>
-              <w:rPr>
-                <w:rFonts w:cstheme="minorHAnsi"/>
-                <w:sz w:val="12"/>
-                <w:szCs w:val="12"/>
-                <w:lang w:val="de-DE"/>
-              </w:rPr>
-            </w:pPr>
-            <w:r>
-              <w:rPr>
-                <w:rFonts w:cstheme="minorHAnsi"/>
-                <w:sz w:val="12"/>
-                <w:szCs w:val="12"/>
-                <w:lang w:val="de-DE"/>
-              </w:rPr>
-              <w:t>29.9</w:t>
-            </w:r>
-          </w:p>
-        </w:tc>
-      </w:tr>
-      <w:tr>
-        <w:tc>
-          <w:tcPr>
-            <w:tcW w:w="0" w:type="auto"/>
-            <w:shd w:val="clear" w:color="auto" w:fill="auto"/>
-            <w:vAlign w:val="center"/>
-            <w:hideMark/>
-          </w:tcPr>
-          <w:p>
-            <w:pPr>
-              <w:jc w:val="center"/>
-              <w:rPr>
-                <w:rFonts w:cstheme="minorHAnsi"/>
-                <w:sz w:val="12"/>
-                <w:szCs w:val="12"/>
-                <w:lang w:val="de-DE"/>
-              </w:rPr>
-            </w:pPr>
-            <w:r>
-              <w:rPr>
-                <w:rFonts w:cstheme="minorHAnsi"/>
-                <w:sz w:val="12"/>
-                <w:szCs w:val="12"/>
-                <w:lang w:val="de-DE"/>
-              </w:rPr>
-              <w:t>185.0, 169.0, 82.0, 83.0</w:t>
-            </w:r>
-          </w:p>
-        </w:tc>
-        <w:tc>
-          <w:tcPr>
-            <w:tcW w:w="0" w:type="auto"/>
-            <w:shd w:val="clear" w:color="auto" w:fill="auto"/>
-            <w:vAlign w:val="center"/>
-            <w:hideMark/>
-          </w:tcPr>
-          <w:p>
-            <w:pPr>
-              <w:jc w:val="center"/>
-              <w:rPr>
-                <w:rFonts w:cstheme="minorHAnsi"/>
-                <w:sz w:val="12"/>
-                <w:szCs w:val="12"/>
-                <w:lang w:val="de-DE"/>
-              </w:rPr>
-            </w:pPr>
-            <w:r>
-              <w:rPr>
-                <w:rFonts w:cstheme="minorHAnsi"/>
-                <w:sz w:val="12"/>
-                <w:szCs w:val="12"/>
-                <w:lang w:val="de-DE"/>
-              </w:rPr>
-              <w:t>226, 210</w:t>
-            </w:r>
-          </w:p>
-        </w:tc>
-        <w:tc>
-          <w:tcPr>
-            <w:tcW w:w="0" w:type="auto"/>
-            <w:shd w:val="clear" w:color="auto" w:fill="auto"/>
-            <w:vAlign w:val="center"/>
-            <w:hideMark/>
-          </w:tcPr>
-          <w:p>
-            <w:pPr>
-              <w:jc w:val="center"/>
-              <w:rPr>
-                <w:rFonts w:cstheme="minorHAnsi"/>
-                <w:sz w:val="12"/>
-                <w:szCs w:val="12"/>
-                <w:lang w:val="de-DE"/>
-              </w:rPr>
-            </w:pPr>
-            <w:proofErr w:type="spellStart"/>
-            <w:r>
-              <w:rPr>
-                <w:rFonts w:cstheme="minorHAnsi"/>
-                <w:sz w:val="12"/>
-                <w:szCs w:val="12"/>
-                <w:lang w:val="de-DE"/>
-              </w:rPr>
-              <w:t>Grun</w:t>
-            </w:r>
-            <w:proofErr w:type="spellEnd"/>
-          </w:p>
-        </w:tc>
-        <w:tc>
-          <w:tcPr>
-            <w:tcW w:w="0" w:type="auto"/>
-            <w:shd w:val="clear" w:color="auto" w:fill="auto"/>
-            <w:vAlign w:val="center"/>
-            <w:hideMark/>
-          </w:tcPr>
-          <w:p>
-            <w:pPr>
-              <w:jc w:val="center"/>
-              <w:rPr>
-                <w:rFonts w:cstheme="minorHAnsi"/>
-                <w:sz w:val="12"/>
-                <w:szCs w:val="12"/>
-                <w:lang w:val="de-DE"/>
-              </w:rPr>
-            </w:pPr>
-            <w:r>
-              <w:rPr>
-                <w:rFonts w:cstheme="minorHAnsi"/>
-                <w:sz w:val="12"/>
-                <w:szCs w:val="12"/>
-                <w:lang w:val="de-DE"/>
-              </w:rPr>
-              <w:t>None</w:t>
-            </w:r>
-          </w:p>
-        </w:tc>
-        <w:tc>
-          <w:tcPr>
-            <w:tcW w:w="0" w:type="auto"/>
-            <w:shd w:val="clear" w:color="auto" w:fill="auto"/>
-            <w:vAlign w:val="center"/>
-            <w:hideMark/>
-          </w:tcPr>
-          <w:p>
-            <w:pPr>
-              <w:jc w:val="center"/>
-              <w:rPr>
-                <w:rFonts w:cstheme="minorHAnsi"/>
-                <w:sz w:val="12"/>
-                <w:szCs w:val="12"/>
-                <w:lang w:val="de-DE"/>
-              </w:rPr>
-            </w:pPr>
-            <w:r>
-              <w:rPr>
-                <w:rFonts w:cstheme="minorHAnsi"/>
-                <w:sz w:val="12"/>
-                <w:szCs w:val="12"/>
-                <w:lang w:val="de-DE"/>
-              </w:rPr>
-              <w:t>69.6</w:t>
-            </w:r>
-          </w:p>
-        </w:tc>
-      </w:tr>
-      <w:tr>
-        <w:tc>
-          <w:tcPr>
-            <w:tcW w:w="0" w:type="auto"/>
-            <w:shd w:val="clear" w:color="auto" w:fill="auto"/>
-            <w:vAlign w:val="center"/>
-            <w:hideMark/>
-          </w:tcPr>
-          <w:p>
-            <w:pPr>
-              <w:jc w:val="center"/>
-              <w:rPr>
-                <w:rFonts w:cstheme="minorHAnsi"/>
-                <w:sz w:val="12"/>
-                <w:szCs w:val="12"/>
-                <w:lang w:val="de-DE"/>
-              </w:rPr>
-            </w:pPr>
-            <w:r>
-              <w:rPr>
-                <w:rFonts w:cstheme="minorHAnsi"/>
-                <w:sz w:val="12"/>
-                <w:szCs w:val="12"/>
-                <w:lang w:val="de-DE"/>
-              </w:rPr>
-              <w:t>189.0, 279.0, 80.0, 82.0</w:t>
-            </w:r>
-          </w:p>
-        </w:tc>
-        <w:tc>
-          <w:tcPr>
-            <w:tcW w:w="0" w:type="auto"/>
-            <w:shd w:val="clear" w:color="auto" w:fill="auto"/>
-            <w:vAlign w:val="center"/>
-            <w:hideMark/>
-          </w:tcPr>
-          <w:p>
-            <w:pPr>
-              <w:jc w:val="center"/>
-              <w:rPr>
-                <w:rFonts w:cstheme="minorHAnsi"/>
-                <w:sz w:val="12"/>
-                <w:szCs w:val="12"/>
-                <w:lang w:val="de-DE"/>
-              </w:rPr>
-            </w:pPr>
-            <w:r>
-              <w:rPr>
-                <w:rFonts w:cstheme="minorHAnsi"/>
-                <w:sz w:val="12"/>
-                <w:szCs w:val="12"/>
-                <w:lang w:val="de-DE"/>
-              </w:rPr>
-              <w:t>229, 320</w:t>
-            </w:r>
-          </w:p>
-        </w:tc>
-        <w:tc>
-          <w:tcPr>
-            <w:tcW w:w="0" w:type="auto"/>
-            <w:shd w:val="clear" w:color="auto" w:fill="auto"/>
-            <w:vAlign w:val="center"/>
-            <w:hideMark/>
-          </w:tcPr>
-          <w:p>
-            <w:pPr>
-              <w:jc w:val="center"/>
-              <w:rPr>
-                <w:rFonts w:cstheme="minorHAnsi"/>
-                <w:sz w:val="12"/>
-                <w:szCs w:val="12"/>
-                <w:lang w:val="de-DE"/>
-              </w:rPr>
-            </w:pPr>
-            <w:r>
-              <w:rPr>
-                <w:rFonts w:cstheme="minorHAnsi"/>
-                <w:sz w:val="12"/>
-                <w:szCs w:val="12"/>
-                <w:lang w:val="de-DE"/>
-              </w:rPr>
-              <w:t>Orange</w:t>
-            </w:r>
-          </w:p>
-        </w:tc>
-        <w:tc>
-          <w:tcPr>
-            <w:tcW w:w="0" w:type="auto"/>
-            <w:shd w:val="clear" w:color="auto" w:fill="auto"/>
-            <w:vAlign w:val="center"/>
-            <w:hideMark/>
-          </w:tcPr>
-          <w:p>
-            <w:pPr>
-              <w:jc w:val="center"/>
-              <w:rPr>
-                <w:rFonts w:cstheme="minorHAnsi"/>
-                <w:sz w:val="12"/>
-                <w:szCs w:val="12"/>
-                <w:lang w:val="de-DE"/>
-              </w:rPr>
-            </w:pPr>
-            <w:r>
-              <w:rPr>
-                <w:rFonts w:cstheme="minorHAnsi"/>
-                <w:sz w:val="12"/>
-                <w:szCs w:val="12"/>
-                <w:lang w:val="de-DE"/>
-              </w:rPr>
-              <w:t>None</w:t>
-            </w:r>
-          </w:p>
-        </w:tc>
-        <w:tc>
-          <w:tcPr>
-            <w:tcW w:w="0" w:type="auto"/>
-            <w:shd w:val="clear" w:color="auto" w:fill="auto"/>
-            <w:vAlign w:val="center"/>
-            <w:hideMark/>
-          </w:tcPr>
-          <w:p>
-            <w:pPr>
-              <w:jc w:val="center"/>
-              <w:rPr>
-                <w:rFonts w:cstheme="minorHAnsi"/>
-                <w:sz w:val="12"/>
-                <w:szCs w:val="12"/>
-                <w:lang w:val="de-DE"/>
-              </w:rPr>
-            </w:pPr>
-            <w:r>
-              <w:rPr>
-                <w:rFonts w:cstheme="minorHAnsi"/>
-                <w:sz w:val="12"/>
-                <w:szCs w:val="12"/>
-                <w:lang w:val="de-DE"/>
-              </w:rPr>
-              <w:t>8.8</w:t>
-            </w:r>
-          </w:p>
-        </w:tc>
-      </w:tr>
-      <w:tr>
-        <w:tc>
-          <w:tcPr>
-            <w:tcW w:w="0" w:type="auto"/>
-            <w:shd w:val="clear" w:color="auto" w:fill="auto"/>
-            <w:vAlign w:val="center"/>
-            <w:hideMark/>
-          </w:tcPr>
-          <w:p>
-            <w:pPr>
-              <w:jc w:val="center"/>
-              <w:rPr>
-                <w:rFonts w:cstheme="minorHAnsi"/>
-                <w:sz w:val="12"/>
-                <w:szCs w:val="12"/>
-                <w:lang w:val="de-DE"/>
-              </w:rPr>
-            </w:pPr>
-            <w:r>
-              <w:rPr>
-                <w:rFonts w:cstheme="minorHAnsi"/>
-                <w:sz w:val="12"/>
-                <w:szCs w:val="12"/>
-                <w:lang w:val="de-DE"/>
-              </w:rPr>
-              <w:t>292.0, 170.0, 82.0, 82.0</w:t>
-            </w:r>
-          </w:p>
-        </w:tc>
-        <w:tc>
-          <w:tcPr>
-            <w:tcW w:w="0" w:type="auto"/>
-            <w:shd w:val="clear" w:color="auto" w:fill="auto"/>
-            <w:vAlign w:val="center"/>
-            <w:hideMark/>
-          </w:tcPr>
-          <w:p>
-            <w:pPr>
-              <w:jc w:val="center"/>
-              <w:rPr>
-                <w:rFonts w:cstheme="minorHAnsi"/>
-                <w:sz w:val="12"/>
-                <w:szCs w:val="12"/>
-                <w:lang w:val="de-DE"/>
-              </w:rPr>
-            </w:pPr>
-            <w:r>
-              <w:rPr>
-                <w:rFonts w:cstheme="minorHAnsi"/>
-                <w:sz w:val="12"/>
-                <w:szCs w:val="12"/>
-                <w:lang w:val="de-DE"/>
-              </w:rPr>
-              <w:t>333, 211</w:t>
-            </w:r>
-          </w:p>
-        </w:tc>
-        <w:tc>
-          <w:tcPr>
-            <w:tcW w:w="0" w:type="auto"/>
-            <w:shd w:val="clear" w:color="auto" w:fill="auto"/>
-            <w:vAlign w:val="center"/>
-            <w:hideMark/>
-          </w:tcPr>
-          <w:p>
-            <w:pPr>
-              <w:jc w:val="center"/>
-              <w:rPr>
-                <w:rFonts w:cstheme="minorHAnsi"/>
-                <w:sz w:val="12"/>
-                <w:szCs w:val="12"/>
-                <w:lang w:val="de-DE"/>
-              </w:rPr>
-            </w:pPr>
-            <w:proofErr w:type="spellStart"/>
-            <w:r>
-              <w:rPr>
-                <w:rFonts w:cstheme="minorHAnsi"/>
-                <w:sz w:val="12"/>
-                <w:szCs w:val="12"/>
-                <w:lang w:val="de-DE"/>
-              </w:rPr>
-              <w:t>Weiss</w:t>
-            </w:r>
-            <w:proofErr w:type="spellEnd"/>
-          </w:p>
-        </w:tc>
-        <w:tc>
-          <w:tcPr>
-            <w:tcW w:w="0" w:type="auto"/>
-            <w:shd w:val="clear" w:color="auto" w:fill="auto"/>
-            <w:vAlign w:val="center"/>
-            <w:hideMark/>
-          </w:tcPr>
-          <w:p>
-            <w:pPr>
-              <w:jc w:val="center"/>
-              <w:rPr>
-                <w:rFonts w:cstheme="minorHAnsi"/>
-                <w:sz w:val="12"/>
-                <w:szCs w:val="12"/>
-                <w:lang w:val="de-DE"/>
-              </w:rPr>
-            </w:pPr>
-            <w:r>
-              <w:rPr>
-                <w:rFonts w:cstheme="minorHAnsi"/>
-                <w:sz w:val="12"/>
-                <w:szCs w:val="12"/>
-                <w:lang w:val="de-DE"/>
-              </w:rPr>
-              <w:t>None</w:t>
-            </w:r>
-          </w:p>
-        </w:tc>
-        <w:tc>
-          <w:tcPr>
-            <w:tcW w:w="0" w:type="auto"/>
-            <w:shd w:val="clear" w:color="auto" w:fill="auto"/>
-            <w:vAlign w:val="center"/>
-            <w:hideMark/>
-          </w:tcPr>
-          <w:p>
-            <w:pPr>
-              <w:jc w:val="center"/>
-              <w:rPr>
-                <w:rFonts w:cstheme="minorHAnsi"/>
-                <w:sz w:val="12"/>
-                <w:szCs w:val="12"/>
-                <w:lang w:val="de-DE"/>
-              </w:rPr>
-            </w:pPr>
-            <w:r>
-              <w:rPr>
-                <w:rFonts w:cstheme="minorHAnsi"/>
-                <w:sz w:val="12"/>
-                <w:szCs w:val="12"/>
-                <w:lang w:val="de-DE"/>
-              </w:rPr>
-              <w:t>6.8</w:t>
-            </w:r>
-          </w:p>
-        </w:tc>
-      </w:tr>
-      <w:tr>
-        <w:tc>
-          <w:tcPr>
-            <w:tcW w:w="0" w:type="auto"/>
-            <w:shd w:val="clear" w:color="auto" w:fill="auto"/>
-            <w:vAlign w:val="center"/>
-            <w:hideMark/>
-          </w:tcPr>
-          <w:p>
-            <w:pPr>
-              <w:jc w:val="center"/>
-              <w:rPr>
-                <w:rFonts w:cstheme="minorHAnsi"/>
-                <w:sz w:val="12"/>
-                <w:szCs w:val="12"/>
-                <w:lang w:val="de-DE"/>
-              </w:rPr>
-            </w:pPr>
-            <w:r>
-              <w:rPr>
-                <w:rFonts w:cstheme="minorHAnsi"/>
-                <w:sz w:val="12"/>
-                <w:szCs w:val="12"/>
-                <w:lang w:val="de-DE"/>
-              </w:rPr>
-              <w:t>78.0, 63.0, 89.0, 89.0</w:t>
-            </w:r>
-          </w:p>
-        </w:tc>
-        <w:tc>
-          <w:tcPr>
-            <w:tcW w:w="0" w:type="auto"/>
-            <w:shd w:val="clear" w:color="auto" w:fill="auto"/>
-            <w:vAlign w:val="center"/>
-            <w:hideMark/>
-          </w:tcPr>
-          <w:p>
-            <w:pPr>
-              <w:jc w:val="center"/>
-              <w:rPr>
-                <w:rFonts w:cstheme="minorHAnsi"/>
-                <w:sz w:val="12"/>
-                <w:szCs w:val="12"/>
-                <w:lang w:val="de-DE"/>
-              </w:rPr>
-            </w:pPr>
-            <w:r>
-              <w:rPr>
-                <w:rFonts w:cstheme="minorHAnsi"/>
-                <w:sz w:val="12"/>
-                <w:szCs w:val="12"/>
-                <w:lang w:val="de-DE"/>
-              </w:rPr>
-              <w:t>122, 107</w:t>
-            </w:r>
-          </w:p>
-        </w:tc>
-        <w:tc>
-          <w:tcPr>
-            <w:tcW w:w="0" w:type="auto"/>
-            <w:shd w:val="clear" w:color="auto" w:fill="auto"/>
-            <w:vAlign w:val="center"/>
-            <w:hideMark/>
-          </w:tcPr>
-          <w:p>
-            <w:pPr>
-              <w:jc w:val="center"/>
-              <w:rPr>
-                <w:rFonts w:cstheme="minorHAnsi"/>
-                <w:sz w:val="12"/>
-                <w:szCs w:val="12"/>
-                <w:lang w:val="de-DE"/>
-              </w:rPr>
-            </w:pPr>
-            <w:proofErr w:type="spellStart"/>
-            <w:r>
-              <w:rPr>
-                <w:rFonts w:cstheme="minorHAnsi"/>
-                <w:sz w:val="12"/>
-                <w:szCs w:val="12"/>
-                <w:lang w:val="de-DE"/>
-              </w:rPr>
-              <w:t>Weiss</w:t>
-            </w:r>
-            <w:proofErr w:type="spellEnd"/>
-          </w:p>
-        </w:tc>
-        <w:tc>
-          <w:tcPr>
-            <w:tcW w:w="0" w:type="auto"/>
-            <w:shd w:val="clear" w:color="auto" w:fill="auto"/>
-            <w:vAlign w:val="center"/>
-            <w:hideMark/>
-          </w:tcPr>
-          <w:p>
-            <w:pPr>
-              <w:jc w:val="center"/>
-              <w:rPr>
-                <w:rFonts w:cstheme="minorHAnsi"/>
-                <w:sz w:val="12"/>
-                <w:szCs w:val="12"/>
-                <w:lang w:val="de-DE"/>
-              </w:rPr>
-            </w:pPr>
-            <w:r>
-              <w:rPr>
-                <w:rFonts w:cstheme="minorHAnsi"/>
-                <w:sz w:val="12"/>
-                <w:szCs w:val="12"/>
-                <w:lang w:val="de-DE"/>
-              </w:rPr>
-              <w:t>None</w:t>
-            </w:r>
-          </w:p>
-        </w:tc>
-        <w:tc>
-          <w:tcPr>
-            <w:tcW w:w="0" w:type="auto"/>
-            <w:shd w:val="clear" w:color="auto" w:fill="auto"/>
-            <w:vAlign w:val="center"/>
-            <w:hideMark/>
-          </w:tcPr>
-          <w:p>
-            <w:pPr>
-              <w:jc w:val="center"/>
-              <w:rPr>
-                <w:rFonts w:cstheme="minorHAnsi"/>
-                <w:sz w:val="12"/>
-                <w:szCs w:val="12"/>
-                <w:lang w:val="de-DE"/>
-              </w:rPr>
-            </w:pPr>
-            <w:r>
-              <w:rPr>
-                <w:rFonts w:cstheme="minorHAnsi"/>
-                <w:sz w:val="12"/>
-                <w:szCs w:val="12"/>
-                <w:lang w:val="de-DE"/>
-              </w:rPr>
-              <w:t>12.7</w:t>
-            </w:r>
-          </w:p>
-        </w:tc>
-      </w:tr>
-      <w:tr>
-        <w:tc>
-          <w:tcPr>
-            <w:tcW w:w="0" w:type="auto"/>
-            <w:shd w:val="clear" w:color="auto" w:fill="auto"/>
-            <w:vAlign w:val="center"/>
-            <w:hideMark/>
-          </w:tcPr>
-          <w:p>
-            <w:pPr>
-              <w:jc w:val="center"/>
-              <w:rPr>
-                <w:rFonts w:cstheme="minorHAnsi"/>
-                <w:sz w:val="12"/>
-                <w:szCs w:val="12"/>
-                <w:lang w:val="de-DE"/>
-              </w:rPr>
-            </w:pPr>
-            <w:r>
-              <w:rPr>
-                <w:rFonts w:cstheme="minorHAnsi"/>
-                <w:sz w:val="12"/>
-                <w:szCs w:val="12"/>
-                <w:lang w:val="de-DE"/>
-              </w:rPr>
-              <w:t>282.0, 62.0, 93.0, 83.0</w:t>
-            </w:r>
-          </w:p>
-        </w:tc>
-        <w:tc>
-          <w:tcPr>
-            <w:tcW w:w="0" w:type="auto"/>
-            <w:shd w:val="clear" w:color="auto" w:fill="auto"/>
-            <w:vAlign w:val="center"/>
-            <w:hideMark/>
-          </w:tcPr>
-          <w:p>
-            <w:pPr>
-              <w:jc w:val="center"/>
-              <w:rPr>
-                <w:rFonts w:cstheme="minorHAnsi"/>
-                <w:sz w:val="12"/>
-                <w:szCs w:val="12"/>
-                <w:lang w:val="de-DE"/>
-              </w:rPr>
-            </w:pPr>
-            <w:r>
-              <w:rPr>
-                <w:rFonts w:cstheme="minorHAnsi"/>
-                <w:sz w:val="12"/>
-                <w:szCs w:val="12"/>
-                <w:lang w:val="de-DE"/>
-              </w:rPr>
-              <w:t>328, 103</w:t>
-            </w:r>
-          </w:p>
-        </w:tc>
-        <w:tc>
-          <w:tcPr>
-            <w:tcW w:w="0" w:type="auto"/>
-            <w:shd w:val="clear" w:color="auto" w:fill="auto"/>
-            <w:vAlign w:val="center"/>
-            <w:hideMark/>
-          </w:tcPr>
-          <w:p>
-            <w:pPr>
-              <w:jc w:val="center"/>
-              <w:rPr>
-                <w:rFonts w:cstheme="minorHAnsi"/>
-                <w:sz w:val="12"/>
-                <w:szCs w:val="12"/>
-                <w:lang w:val="de-DE"/>
-              </w:rPr>
-            </w:pPr>
-            <w:proofErr w:type="spellStart"/>
-            <w:r>
-              <w:rPr>
-                <w:rFonts w:cstheme="minorHAnsi"/>
-                <w:sz w:val="12"/>
-                <w:szCs w:val="12"/>
-                <w:lang w:val="de-DE"/>
-              </w:rPr>
-              <w:t>Weiss</w:t>
-            </w:r>
-            <w:proofErr w:type="spellEnd"/>
-          </w:p>
-        </w:tc>
-        <w:tc>
-          <w:tcPr>
-            <w:tcW w:w="0" w:type="auto"/>
-            <w:shd w:val="clear" w:color="auto" w:fill="auto"/>
-            <w:vAlign w:val="center"/>
-            <w:hideMark/>
-          </w:tcPr>
-          <w:p>
-            <w:pPr>
-              <w:jc w:val="center"/>
-              <w:rPr>
-                <w:rFonts w:cstheme="minorHAnsi"/>
-                <w:sz w:val="12"/>
-                <w:szCs w:val="12"/>
-                <w:lang w:val="de-DE"/>
-              </w:rPr>
-            </w:pPr>
-            <w:r>
-              <w:rPr>
-                <w:rFonts w:cstheme="minorHAnsi"/>
-                <w:sz w:val="12"/>
-                <w:szCs w:val="12"/>
-                <w:lang w:val="de-DE"/>
-              </w:rPr>
-              <w:t>None</w:t>
-            </w:r>
-          </w:p>
-        </w:tc>
-        <w:tc>
-          <w:tcPr>
-            <w:tcW w:w="0" w:type="auto"/>
-            <w:shd w:val="clear" w:color="auto" w:fill="auto"/>
-            <w:vAlign w:val="center"/>
-            <w:hideMark/>
-          </w:tcPr>
-          <w:p>
-            <w:pPr>
-              <w:jc w:val="center"/>
-              <w:rPr>
-                <w:rFonts w:cstheme="minorHAnsi"/>
-                <w:sz w:val="12"/>
-                <w:szCs w:val="12"/>
-                <w:lang w:val="de-DE"/>
-              </w:rPr>
-            </w:pPr>
-            <w:r>
-              <w:rPr>
-                <w:rFonts w:cstheme="minorHAnsi"/>
-                <w:sz w:val="12"/>
-                <w:szCs w:val="12"/>
-                <w:lang w:val="de-DE"/>
-              </w:rPr>
-              <w:t>12.8</w:t>
-            </w:r>
           </w:p>
         </w:tc>
       </w:tr>
     </w:tbl>
-    <w:tbl>
-      <w:tblPr>
-        <w:tblpPr w:leftFromText="141" w:rightFromText="141" w:vertAnchor="text" w:horzAnchor="margin" w:tblpXSpec="right" w:tblpY="-6020"/>
-        <w:tblW w:w="0" w:type="auto"/>
-        <w:tblBorders>
-          <w:top w:val="single" w:sz="4" w:space="0" w:color="auto"/>
-          <w:left w:val="single" w:sz="4" w:space="0" w:color="auto"/>
-          <w:bottom w:val="single" w:sz="4" w:space="0" w:color="auto"/>
-          <w:right w:val="single" w:sz="4" w:space="0" w:color="auto"/>
-          <w:insideH w:val="single" w:sz="4" w:space="0" w:color="auto"/>
-          <w:insideV w:val="single" w:sz="4" w:space="0" w:color="auto"/>
-        </w:tblBorders>
-        <w:tblCellMar>
-          <w:top w:w="60" w:type="dxa"/>
-          <w:left w:w="90" w:type="dxa"/>
-          <w:bottom w:w="60" w:type="dxa"/>
-          <w:right w:w="90" w:type="dxa"/>
-        </w:tblCellMar>
-        <w:tblLook w:val="04A0" w:firstRow="1" w:lastRow="0" w:firstColumn="1" w:lastColumn="0" w:noHBand="0" w:noVBand="1"/>
-      </w:tblPr>
-      <w:tblGrid>
-        <w:gridCol w:w="1324"/>
-        <w:gridCol w:w="1051"/>
-        <w:gridCol w:w="444"/>
-        <w:gridCol w:w="840"/>
-        <w:gridCol w:w="602"/>
-      </w:tblGrid>
-      <w:tr>
-        <w:trPr>
-          <w:tblHeader/>
-        </w:trPr>
-        <w:tc>
-          <w:tcPr>
-            <w:tcW w:w="0" w:type="auto"/>
-            <w:shd w:val="clear" w:color="auto" w:fill="auto"/>
-            <w:vAlign w:val="center"/>
-            <w:hideMark/>
-          </w:tcPr>
-          <w:p>
-            <w:pPr>
-              <w:jc w:val="center"/>
-              <w:rPr>
-                <w:rFonts w:cstheme="minorHAnsi"/>
-                <w:b/>
-                <w:bCs/>
-                <w:sz w:val="12"/>
-                <w:szCs w:val="12"/>
-                <w:lang w:val="de-DE"/>
-              </w:rPr>
-            </w:pPr>
-            <w:proofErr w:type="spellStart"/>
-            <w:r>
-              <w:rPr>
-                <w:rFonts w:cstheme="minorHAnsi"/>
-                <w:b/>
-                <w:bCs/>
-                <w:sz w:val="12"/>
-                <w:szCs w:val="12"/>
-                <w:lang w:val="de-DE"/>
-              </w:rPr>
-              <w:t>bbox</w:t>
-            </w:r>
-            <w:proofErr w:type="spellEnd"/>
-            <w:r>
-              <w:rPr>
-                <w:rFonts w:cstheme="minorHAnsi"/>
-                <w:b/>
-                <w:bCs/>
-                <w:sz w:val="12"/>
-                <w:szCs w:val="12"/>
-                <w:lang w:val="de-DE"/>
-              </w:rPr>
-              <w:t xml:space="preserve"> (X, Y, W, H)</w:t>
-            </w:r>
-          </w:p>
-        </w:tc>
-        <w:tc>
-          <w:tcPr>
-            <w:tcW w:w="0" w:type="auto"/>
-            <w:shd w:val="clear" w:color="auto" w:fill="auto"/>
-            <w:vAlign w:val="center"/>
-            <w:hideMark/>
-          </w:tcPr>
-          <w:p>
-            <w:pPr>
-              <w:jc w:val="center"/>
-              <w:rPr>
-                <w:rFonts w:cstheme="minorHAnsi"/>
-                <w:b/>
-                <w:bCs/>
-                <w:sz w:val="12"/>
-                <w:szCs w:val="12"/>
-                <w:lang w:val="en-US"/>
-              </w:rPr>
-            </w:pPr>
-            <w:proofErr w:type="spellStart"/>
-            <w:r>
-              <w:rPr>
-                <w:rFonts w:cstheme="minorHAnsi"/>
-                <w:b/>
-                <w:bCs/>
-                <w:sz w:val="12"/>
-                <w:szCs w:val="12"/>
-                <w:lang w:val="en-US"/>
-              </w:rPr>
-              <w:t>area_focus_point</w:t>
-            </w:r>
-            <w:proofErr w:type="spellEnd"/>
-            <w:r>
-              <w:rPr>
-                <w:rFonts w:cstheme="minorHAnsi"/>
-                <w:b/>
-                <w:bCs/>
-                <w:sz w:val="12"/>
-                <w:szCs w:val="12"/>
-                <w:lang w:val="en-US"/>
-              </w:rPr>
-              <w:t xml:space="preserve"> </w:t>
-            </w:r>
-            <w:r>
-              <w:rPr>
-                <w:rFonts w:cstheme="minorHAnsi"/>
-                <w:b/>
-                <w:bCs/>
-                <w:sz w:val="12"/>
-                <w:szCs w:val="12"/>
-                <w:lang w:val="en-US"/>
-              </w:rPr>
-              <w:br/>
-            </w:r>
-            <w:r>
-              <w:rPr>
-                <w:rFonts w:cstheme="minorHAnsi"/>
-                <w:b/>
-                <w:bCs/>
-                <w:sz w:val="12"/>
-                <w:szCs w:val="12"/>
-                <w:lang w:val="en-US"/>
-              </w:rPr>
-              <w:t>(X, Y)</w:t>
-            </w:r>
-          </w:p>
-        </w:tc>
-        <w:tc>
-          <w:tcPr>
-            <w:tcW w:w="0" w:type="auto"/>
-            <w:shd w:val="clear" w:color="auto" w:fill="auto"/>
-            <w:vAlign w:val="center"/>
-            <w:hideMark/>
-          </w:tcPr>
-          <w:p>
-            <w:pPr>
-              <w:jc w:val="center"/>
-              <w:rPr>
-                <w:rFonts w:cstheme="minorHAnsi"/>
-                <w:b/>
-                <w:bCs/>
-                <w:sz w:val="12"/>
-                <w:szCs w:val="12"/>
-                <w:lang w:val="de-DE"/>
-              </w:rPr>
-            </w:pPr>
-            <w:proofErr w:type="spellStart"/>
-            <w:r>
-              <w:rPr>
-                <w:rFonts w:cstheme="minorHAnsi"/>
-                <w:b/>
-                <w:bCs/>
-                <w:sz w:val="12"/>
-                <w:szCs w:val="12"/>
-                <w:lang w:val="de-DE"/>
-              </w:rPr>
-              <w:t>color</w:t>
-            </w:r>
-            <w:proofErr w:type="spellEnd"/>
-          </w:p>
-        </w:tc>
-        <w:tc>
-          <w:tcPr>
-            <w:tcW w:w="0" w:type="auto"/>
-            <w:shd w:val="clear" w:color="auto" w:fill="auto"/>
-            <w:vAlign w:val="center"/>
-            <w:hideMark/>
-          </w:tcPr>
-          <w:p>
-            <w:pPr>
-              <w:jc w:val="center"/>
-              <w:rPr>
-                <w:rFonts w:cstheme="minorHAnsi"/>
-                <w:b/>
-                <w:bCs/>
-                <w:sz w:val="12"/>
-                <w:szCs w:val="12"/>
-                <w:lang w:val="de-DE"/>
-              </w:rPr>
-            </w:pPr>
-            <w:proofErr w:type="spellStart"/>
-            <w:r>
-              <w:rPr>
-                <w:rFonts w:cstheme="minorHAnsi"/>
-                <w:b/>
-                <w:bCs/>
-                <w:sz w:val="12"/>
-                <w:szCs w:val="12"/>
-                <w:lang w:val="de-DE"/>
-              </w:rPr>
-              <w:t>grid_position</w:t>
-            </w:r>
-            <w:proofErr w:type="spellEnd"/>
-          </w:p>
-        </w:tc>
-        <w:tc>
-          <w:tcPr>
-            <w:tcW w:w="0" w:type="auto"/>
-            <w:shd w:val="clear" w:color="auto" w:fill="auto"/>
-            <w:vAlign w:val="center"/>
-            <w:hideMark/>
-          </w:tcPr>
-          <w:p>
-            <w:pPr>
-              <w:jc w:val="center"/>
-              <w:rPr>
-                <w:rFonts w:cstheme="minorHAnsi"/>
-                <w:b/>
-                <w:bCs/>
-                <w:sz w:val="12"/>
-                <w:szCs w:val="12"/>
-                <w:lang w:val="de-DE"/>
-              </w:rPr>
-            </w:pPr>
-            <w:proofErr w:type="spellStart"/>
-            <w:r>
-              <w:rPr>
-                <w:rFonts w:cstheme="minorHAnsi"/>
-                <w:b/>
-                <w:bCs/>
-                <w:sz w:val="12"/>
-                <w:szCs w:val="12"/>
-                <w:lang w:val="de-DE"/>
-              </w:rPr>
-              <w:t>avg_hue</w:t>
-            </w:r>
-            <w:proofErr w:type="spellEnd"/>
-          </w:p>
-        </w:tc>
-      </w:tr>
-      <w:tr>
-        <w:tc>
-          <w:tcPr>
-            <w:tcW w:w="0" w:type="auto"/>
-            <w:shd w:val="clear" w:color="auto" w:fill="auto"/>
-            <w:vAlign w:val="center"/>
-            <w:hideMark/>
-          </w:tcPr>
-          <w:p>
-            <w:pPr>
-              <w:jc w:val="center"/>
-              <w:rPr>
-                <w:rFonts w:cstheme="minorHAnsi"/>
-                <w:sz w:val="12"/>
-                <w:szCs w:val="12"/>
-                <w:lang w:val="de-DE"/>
-              </w:rPr>
-            </w:pPr>
-            <w:r>
-              <w:rPr>
-                <w:rFonts w:cstheme="minorHAnsi"/>
-                <w:sz w:val="12"/>
-                <w:szCs w:val="12"/>
-                <w:lang w:val="de-DE"/>
-              </w:rPr>
-              <w:t>188.0, 279.0, 80.0, 81.0</w:t>
-            </w:r>
-          </w:p>
-        </w:tc>
-        <w:tc>
-          <w:tcPr>
-            <w:tcW w:w="0" w:type="auto"/>
-            <w:shd w:val="clear" w:color="auto" w:fill="auto"/>
-            <w:vAlign w:val="center"/>
-            <w:hideMark/>
-          </w:tcPr>
-          <w:p>
-            <w:pPr>
-              <w:jc w:val="center"/>
-              <w:rPr>
-                <w:rFonts w:cstheme="minorHAnsi"/>
-                <w:sz w:val="12"/>
-                <w:szCs w:val="12"/>
-                <w:lang w:val="de-DE"/>
-              </w:rPr>
-            </w:pPr>
-            <w:r>
-              <w:rPr>
-                <w:rFonts w:cstheme="minorHAnsi"/>
-                <w:sz w:val="12"/>
-                <w:szCs w:val="12"/>
-                <w:lang w:val="de-DE"/>
-              </w:rPr>
-              <w:t>228, 319</w:t>
-            </w:r>
-          </w:p>
-        </w:tc>
-        <w:tc>
-          <w:tcPr>
-            <w:tcW w:w="0" w:type="auto"/>
-            <w:shd w:val="clear" w:color="auto" w:fill="auto"/>
-            <w:vAlign w:val="center"/>
-            <w:hideMark/>
-          </w:tcPr>
-          <w:p>
-            <w:pPr>
-              <w:jc w:val="center"/>
-              <w:rPr>
-                <w:rFonts w:cstheme="minorHAnsi"/>
-                <w:sz w:val="12"/>
-                <w:szCs w:val="12"/>
-                <w:lang w:val="de-DE"/>
-              </w:rPr>
-            </w:pPr>
-            <w:r>
-              <w:rPr>
-                <w:rFonts w:cstheme="minorHAnsi"/>
-                <w:sz w:val="12"/>
-                <w:szCs w:val="12"/>
-                <w:lang w:val="de-DE"/>
-              </w:rPr>
-              <w:t>None</w:t>
-            </w:r>
-          </w:p>
-        </w:tc>
-        <w:tc>
-          <w:tcPr>
-            <w:tcW w:w="0" w:type="auto"/>
-            <w:shd w:val="clear" w:color="auto" w:fill="auto"/>
-            <w:vAlign w:val="center"/>
-            <w:hideMark/>
-          </w:tcPr>
-          <w:p>
-            <w:pPr>
-              <w:jc w:val="center"/>
-              <w:rPr>
-                <w:rFonts w:cstheme="minorHAnsi"/>
-                <w:sz w:val="12"/>
-                <w:szCs w:val="12"/>
-                <w:lang w:val="de-DE"/>
-              </w:rPr>
-            </w:pPr>
-            <w:r>
-              <w:rPr>
-                <w:rFonts w:cstheme="minorHAnsi"/>
-                <w:sz w:val="12"/>
-                <w:szCs w:val="12"/>
-                <w:lang w:val="de-DE"/>
-              </w:rPr>
-              <w:t>None</w:t>
-            </w:r>
-          </w:p>
-        </w:tc>
-        <w:tc>
-          <w:tcPr>
-            <w:tcW w:w="0" w:type="auto"/>
-            <w:shd w:val="clear" w:color="auto" w:fill="auto"/>
-            <w:vAlign w:val="center"/>
-            <w:hideMark/>
-          </w:tcPr>
-          <w:p>
-            <w:pPr>
-              <w:jc w:val="center"/>
-              <w:rPr>
-                <w:rFonts w:cstheme="minorHAnsi"/>
-                <w:sz w:val="12"/>
-                <w:szCs w:val="12"/>
-                <w:lang w:val="de-DE"/>
-              </w:rPr>
-            </w:pPr>
-            <w:r>
-              <w:rPr>
-                <w:rFonts w:cstheme="minorHAnsi"/>
-                <w:sz w:val="12"/>
-                <w:szCs w:val="12"/>
-                <w:lang w:val="de-DE"/>
-              </w:rPr>
-              <w:t>None</w:t>
-            </w:r>
-          </w:p>
-        </w:tc>
-      </w:tr>
-      <w:tr>
-        <w:tc>
-          <w:tcPr>
-            <w:tcW w:w="0" w:type="auto"/>
-            <w:shd w:val="clear" w:color="auto" w:fill="auto"/>
-            <w:vAlign w:val="center"/>
-            <w:hideMark/>
-          </w:tcPr>
-          <w:p>
-            <w:pPr>
-              <w:jc w:val="center"/>
-              <w:rPr>
-                <w:rFonts w:cstheme="minorHAnsi"/>
-                <w:sz w:val="12"/>
-                <w:szCs w:val="12"/>
-                <w:lang w:val="de-DE"/>
-              </w:rPr>
-            </w:pPr>
-            <w:r>
-              <w:rPr>
-                <w:rFonts w:cstheme="minorHAnsi"/>
-                <w:sz w:val="12"/>
-                <w:szCs w:val="12"/>
-                <w:lang w:val="de-DE"/>
-              </w:rPr>
-              <w:t>76.0, 281.0, 84.0, 78.0</w:t>
-            </w:r>
-          </w:p>
-        </w:tc>
-        <w:tc>
-          <w:tcPr>
-            <w:tcW w:w="0" w:type="auto"/>
-            <w:shd w:val="clear" w:color="auto" w:fill="auto"/>
-            <w:vAlign w:val="center"/>
-            <w:hideMark/>
-          </w:tcPr>
-          <w:p>
-            <w:pPr>
-              <w:jc w:val="center"/>
-              <w:rPr>
-                <w:rFonts w:cstheme="minorHAnsi"/>
-                <w:sz w:val="12"/>
-                <w:szCs w:val="12"/>
-                <w:lang w:val="de-DE"/>
-              </w:rPr>
-            </w:pPr>
-            <w:r>
-              <w:rPr>
-                <w:rFonts w:cstheme="minorHAnsi"/>
-                <w:sz w:val="12"/>
-                <w:szCs w:val="12"/>
-                <w:lang w:val="de-DE"/>
-              </w:rPr>
-              <w:t>119, 318</w:t>
-            </w:r>
-          </w:p>
-        </w:tc>
-        <w:tc>
-          <w:tcPr>
-            <w:tcW w:w="0" w:type="auto"/>
-            <w:shd w:val="clear" w:color="auto" w:fill="auto"/>
-            <w:vAlign w:val="center"/>
-            <w:hideMark/>
-          </w:tcPr>
-          <w:p>
-            <w:pPr>
-              <w:jc w:val="center"/>
-              <w:rPr>
-                <w:rFonts w:cstheme="minorHAnsi"/>
-                <w:sz w:val="12"/>
-                <w:szCs w:val="12"/>
-                <w:lang w:val="de-DE"/>
-              </w:rPr>
-            </w:pPr>
-            <w:r>
-              <w:rPr>
-                <w:rFonts w:cstheme="minorHAnsi"/>
-                <w:sz w:val="12"/>
-                <w:szCs w:val="12"/>
-                <w:lang w:val="de-DE"/>
-              </w:rPr>
-              <w:t>None</w:t>
-            </w:r>
-          </w:p>
-        </w:tc>
-        <w:tc>
-          <w:tcPr>
-            <w:tcW w:w="0" w:type="auto"/>
-            <w:shd w:val="clear" w:color="auto" w:fill="auto"/>
-            <w:vAlign w:val="center"/>
-            <w:hideMark/>
-          </w:tcPr>
-          <w:p>
-            <w:pPr>
-              <w:jc w:val="center"/>
-              <w:rPr>
-                <w:rFonts w:cstheme="minorHAnsi"/>
-                <w:sz w:val="12"/>
-                <w:szCs w:val="12"/>
-                <w:lang w:val="de-DE"/>
-              </w:rPr>
-            </w:pPr>
-            <w:r>
-              <w:rPr>
-                <w:rFonts w:cstheme="minorHAnsi"/>
-                <w:sz w:val="12"/>
-                <w:szCs w:val="12"/>
-                <w:lang w:val="de-DE"/>
-              </w:rPr>
-              <w:t>None</w:t>
-            </w:r>
-          </w:p>
-        </w:tc>
-        <w:tc>
-          <w:tcPr>
-            <w:tcW w:w="0" w:type="auto"/>
-            <w:shd w:val="clear" w:color="auto" w:fill="auto"/>
-            <w:vAlign w:val="center"/>
-            <w:hideMark/>
-          </w:tcPr>
-          <w:p>
-            <w:pPr>
-              <w:jc w:val="center"/>
-              <w:rPr>
-                <w:rFonts w:cstheme="minorHAnsi"/>
-                <w:sz w:val="12"/>
-                <w:szCs w:val="12"/>
-                <w:lang w:val="de-DE"/>
-              </w:rPr>
-            </w:pPr>
-            <w:r>
-              <w:rPr>
-                <w:rFonts w:cstheme="minorHAnsi"/>
-                <w:sz w:val="12"/>
-                <w:szCs w:val="12"/>
-                <w:lang w:val="de-DE"/>
-              </w:rPr>
-              <w:t>None</w:t>
-            </w:r>
-          </w:p>
-        </w:tc>
-      </w:tr>
-      <w:tr>
-        <w:tc>
-          <w:tcPr>
-            <w:tcW w:w="0" w:type="auto"/>
-            <w:shd w:val="clear" w:color="auto" w:fill="auto"/>
-            <w:vAlign w:val="center"/>
-            <w:hideMark/>
-          </w:tcPr>
-          <w:p>
-            <w:pPr>
-              <w:jc w:val="center"/>
-              <w:rPr>
-                <w:rFonts w:cstheme="minorHAnsi"/>
-                <w:sz w:val="12"/>
-                <w:szCs w:val="12"/>
-                <w:lang w:val="de-DE"/>
-              </w:rPr>
-            </w:pPr>
-            <w:r>
-              <w:rPr>
-                <w:rFonts w:cstheme="minorHAnsi"/>
-                <w:sz w:val="12"/>
-                <w:szCs w:val="12"/>
-                <w:lang w:val="de-DE"/>
-              </w:rPr>
-              <w:t>186.0, 170.0, 80.0, 80.0</w:t>
-            </w:r>
-          </w:p>
-        </w:tc>
-        <w:tc>
-          <w:tcPr>
-            <w:tcW w:w="0" w:type="auto"/>
-            <w:shd w:val="clear" w:color="auto" w:fill="auto"/>
-            <w:vAlign w:val="center"/>
-            <w:hideMark/>
-          </w:tcPr>
-          <w:p>
-            <w:pPr>
-              <w:jc w:val="center"/>
-              <w:rPr>
-                <w:rFonts w:cstheme="minorHAnsi"/>
-                <w:sz w:val="12"/>
-                <w:szCs w:val="12"/>
-                <w:lang w:val="de-DE"/>
-              </w:rPr>
-            </w:pPr>
-            <w:r>
-              <w:rPr>
-                <w:rFonts w:cstheme="minorHAnsi"/>
-                <w:sz w:val="12"/>
-                <w:szCs w:val="12"/>
-                <w:lang w:val="de-DE"/>
-              </w:rPr>
-              <w:t>225, 209</w:t>
-            </w:r>
-          </w:p>
-        </w:tc>
-        <w:tc>
-          <w:tcPr>
-            <w:tcW w:w="0" w:type="auto"/>
-            <w:shd w:val="clear" w:color="auto" w:fill="auto"/>
-            <w:vAlign w:val="center"/>
-            <w:hideMark/>
-          </w:tcPr>
-          <w:p>
-            <w:pPr>
-              <w:jc w:val="center"/>
-              <w:rPr>
-                <w:rFonts w:cstheme="minorHAnsi"/>
-                <w:sz w:val="12"/>
-                <w:szCs w:val="12"/>
-                <w:lang w:val="de-DE"/>
-              </w:rPr>
-            </w:pPr>
-            <w:r>
-              <w:rPr>
-                <w:rFonts w:cstheme="minorHAnsi"/>
-                <w:sz w:val="12"/>
-                <w:szCs w:val="12"/>
-                <w:lang w:val="de-DE"/>
-              </w:rPr>
-              <w:t>None</w:t>
-            </w:r>
-          </w:p>
-        </w:tc>
-        <w:tc>
-          <w:tcPr>
-            <w:tcW w:w="0" w:type="auto"/>
-            <w:shd w:val="clear" w:color="auto" w:fill="auto"/>
-            <w:vAlign w:val="center"/>
-            <w:hideMark/>
-          </w:tcPr>
-          <w:p>
-            <w:pPr>
-              <w:jc w:val="center"/>
-              <w:rPr>
-                <w:rFonts w:cstheme="minorHAnsi"/>
-                <w:sz w:val="12"/>
-                <w:szCs w:val="12"/>
-                <w:lang w:val="de-DE"/>
-              </w:rPr>
-            </w:pPr>
-            <w:r>
-              <w:rPr>
-                <w:rFonts w:cstheme="minorHAnsi"/>
-                <w:sz w:val="12"/>
-                <w:szCs w:val="12"/>
-                <w:lang w:val="de-DE"/>
-              </w:rPr>
-              <w:t>None</w:t>
-            </w:r>
-          </w:p>
-        </w:tc>
-        <w:tc>
-          <w:tcPr>
-            <w:tcW w:w="0" w:type="auto"/>
-            <w:shd w:val="clear" w:color="auto" w:fill="auto"/>
-            <w:vAlign w:val="center"/>
-            <w:hideMark/>
-          </w:tcPr>
-          <w:p>
-            <w:pPr>
-              <w:jc w:val="center"/>
-              <w:rPr>
-                <w:rFonts w:cstheme="minorHAnsi"/>
-                <w:sz w:val="12"/>
-                <w:szCs w:val="12"/>
-                <w:lang w:val="de-DE"/>
-              </w:rPr>
-            </w:pPr>
-            <w:r>
-              <w:rPr>
-                <w:rFonts w:cstheme="minorHAnsi"/>
-                <w:sz w:val="12"/>
-                <w:szCs w:val="12"/>
-                <w:lang w:val="de-DE"/>
-              </w:rPr>
-              <w:t>None</w:t>
-            </w:r>
-          </w:p>
-        </w:tc>
-      </w:tr>
-      <w:tr>
-        <w:tc>
-          <w:tcPr>
-            <w:tcW w:w="0" w:type="auto"/>
-            <w:shd w:val="clear" w:color="auto" w:fill="auto"/>
-            <w:vAlign w:val="center"/>
-            <w:hideMark/>
-          </w:tcPr>
-          <w:p>
-            <w:pPr>
-              <w:jc w:val="center"/>
-              <w:rPr>
-                <w:rFonts w:cstheme="minorHAnsi"/>
-                <w:sz w:val="12"/>
-                <w:szCs w:val="12"/>
-                <w:lang w:val="de-DE"/>
-              </w:rPr>
-            </w:pPr>
-            <w:r>
-              <w:rPr>
-                <w:rFonts w:cstheme="minorHAnsi"/>
-                <w:sz w:val="12"/>
-                <w:szCs w:val="12"/>
-                <w:lang w:val="de-DE"/>
-              </w:rPr>
-              <w:t>293.0, 160.0, 83.0, 90.0</w:t>
-            </w:r>
-          </w:p>
-        </w:tc>
-        <w:tc>
-          <w:tcPr>
-            <w:tcW w:w="0" w:type="auto"/>
-            <w:shd w:val="clear" w:color="auto" w:fill="auto"/>
-            <w:vAlign w:val="center"/>
-            <w:hideMark/>
-          </w:tcPr>
-          <w:p>
-            <w:pPr>
-              <w:jc w:val="center"/>
-              <w:rPr>
-                <w:rFonts w:cstheme="minorHAnsi"/>
-                <w:sz w:val="12"/>
-                <w:szCs w:val="12"/>
-                <w:lang w:val="de-DE"/>
-              </w:rPr>
-            </w:pPr>
-            <w:r>
-              <w:rPr>
-                <w:rFonts w:cstheme="minorHAnsi"/>
-                <w:sz w:val="12"/>
-                <w:szCs w:val="12"/>
-                <w:lang w:val="de-DE"/>
-              </w:rPr>
-              <w:t>334, 208</w:t>
-            </w:r>
-          </w:p>
-        </w:tc>
-        <w:tc>
-          <w:tcPr>
-            <w:tcW w:w="0" w:type="auto"/>
-            <w:shd w:val="clear" w:color="auto" w:fill="auto"/>
-            <w:vAlign w:val="center"/>
-            <w:hideMark/>
-          </w:tcPr>
-          <w:p>
-            <w:pPr>
-              <w:jc w:val="center"/>
-              <w:rPr>
-                <w:rFonts w:cstheme="minorHAnsi"/>
-                <w:sz w:val="12"/>
-                <w:szCs w:val="12"/>
-                <w:lang w:val="de-DE"/>
-              </w:rPr>
-            </w:pPr>
-            <w:r>
-              <w:rPr>
-                <w:rFonts w:cstheme="minorHAnsi"/>
-                <w:sz w:val="12"/>
-                <w:szCs w:val="12"/>
-                <w:lang w:val="de-DE"/>
-              </w:rPr>
-              <w:t>None</w:t>
-            </w:r>
-          </w:p>
-        </w:tc>
-        <w:tc>
-          <w:tcPr>
-            <w:tcW w:w="0" w:type="auto"/>
-            <w:shd w:val="clear" w:color="auto" w:fill="auto"/>
-            <w:vAlign w:val="center"/>
-            <w:hideMark/>
-          </w:tcPr>
-          <w:p>
-            <w:pPr>
-              <w:jc w:val="center"/>
-              <w:rPr>
-                <w:rFonts w:cstheme="minorHAnsi"/>
-                <w:sz w:val="12"/>
-                <w:szCs w:val="12"/>
-                <w:lang w:val="de-DE"/>
-              </w:rPr>
-            </w:pPr>
-            <w:r>
-              <w:rPr>
-                <w:rFonts w:cstheme="minorHAnsi"/>
-                <w:sz w:val="12"/>
-                <w:szCs w:val="12"/>
-                <w:lang w:val="de-DE"/>
-              </w:rPr>
-              <w:t>None</w:t>
-            </w:r>
-          </w:p>
-        </w:tc>
-        <w:tc>
-          <w:tcPr>
-            <w:tcW w:w="0" w:type="auto"/>
-            <w:shd w:val="clear" w:color="auto" w:fill="auto"/>
-            <w:vAlign w:val="center"/>
-            <w:hideMark/>
-          </w:tcPr>
-          <w:p>
-            <w:pPr>
-              <w:jc w:val="center"/>
-              <w:rPr>
-                <w:rFonts w:cstheme="minorHAnsi"/>
-                <w:sz w:val="12"/>
-                <w:szCs w:val="12"/>
-                <w:lang w:val="de-DE"/>
-              </w:rPr>
-            </w:pPr>
-            <w:r>
-              <w:rPr>
-                <w:rFonts w:cstheme="minorHAnsi"/>
-                <w:sz w:val="12"/>
-                <w:szCs w:val="12"/>
-                <w:lang w:val="de-DE"/>
-              </w:rPr>
-              <w:t>None</w:t>
-            </w:r>
-          </w:p>
-        </w:tc>
-      </w:tr>
-      <w:tr>
-        <w:tc>
-          <w:tcPr>
-            <w:tcW w:w="0" w:type="auto"/>
-            <w:shd w:val="clear" w:color="auto" w:fill="auto"/>
-            <w:vAlign w:val="center"/>
-            <w:hideMark/>
-          </w:tcPr>
-          <w:p>
-            <w:pPr>
-              <w:jc w:val="center"/>
-              <w:rPr>
-                <w:rFonts w:cstheme="minorHAnsi"/>
-                <w:sz w:val="12"/>
-                <w:szCs w:val="12"/>
-                <w:lang w:val="de-DE"/>
-              </w:rPr>
-            </w:pPr>
-            <w:r>
-              <w:rPr>
-                <w:rFonts w:cstheme="minorHAnsi"/>
-                <w:sz w:val="12"/>
-                <w:szCs w:val="12"/>
-                <w:lang w:val="de-DE"/>
-              </w:rPr>
-              <w:t>75.0, 63.0, 92.0, 91.0</w:t>
-            </w:r>
-          </w:p>
-        </w:tc>
-        <w:tc>
-          <w:tcPr>
-            <w:tcW w:w="0" w:type="auto"/>
-            <w:shd w:val="clear" w:color="auto" w:fill="auto"/>
-            <w:vAlign w:val="center"/>
-            <w:hideMark/>
-          </w:tcPr>
-          <w:p>
-            <w:pPr>
-              <w:jc w:val="center"/>
-              <w:rPr>
-                <w:rFonts w:cstheme="minorHAnsi"/>
-                <w:sz w:val="12"/>
-                <w:szCs w:val="12"/>
-                <w:lang w:val="de-DE"/>
-              </w:rPr>
-            </w:pPr>
-            <w:r>
-              <w:rPr>
-                <w:rFonts w:cstheme="minorHAnsi"/>
-                <w:sz w:val="12"/>
-                <w:szCs w:val="12"/>
-                <w:lang w:val="de-DE"/>
-              </w:rPr>
-              <w:t>118, 105</w:t>
-            </w:r>
-          </w:p>
-        </w:tc>
-        <w:tc>
-          <w:tcPr>
-            <w:tcW w:w="0" w:type="auto"/>
-            <w:shd w:val="clear" w:color="auto" w:fill="auto"/>
-            <w:vAlign w:val="center"/>
-            <w:hideMark/>
-          </w:tcPr>
-          <w:p>
-            <w:pPr>
-              <w:jc w:val="center"/>
-              <w:rPr>
-                <w:rFonts w:cstheme="minorHAnsi"/>
-                <w:sz w:val="12"/>
-                <w:szCs w:val="12"/>
-                <w:lang w:val="de-DE"/>
-              </w:rPr>
-            </w:pPr>
-            <w:r>
-              <w:rPr>
-                <w:rFonts w:cstheme="minorHAnsi"/>
-                <w:sz w:val="12"/>
-                <w:szCs w:val="12"/>
-                <w:lang w:val="de-DE"/>
-              </w:rPr>
-              <w:t>None</w:t>
-            </w:r>
-          </w:p>
-        </w:tc>
-        <w:tc>
-          <w:tcPr>
-            <w:tcW w:w="0" w:type="auto"/>
-            <w:shd w:val="clear" w:color="auto" w:fill="auto"/>
-            <w:vAlign w:val="center"/>
-            <w:hideMark/>
-          </w:tcPr>
-          <w:p>
-            <w:pPr>
-              <w:jc w:val="center"/>
-              <w:rPr>
-                <w:rFonts w:cstheme="minorHAnsi"/>
-                <w:sz w:val="12"/>
-                <w:szCs w:val="12"/>
-                <w:lang w:val="de-DE"/>
-              </w:rPr>
-            </w:pPr>
-            <w:r>
-              <w:rPr>
-                <w:rFonts w:cstheme="minorHAnsi"/>
-                <w:sz w:val="12"/>
-                <w:szCs w:val="12"/>
-                <w:lang w:val="de-DE"/>
-              </w:rPr>
-              <w:t>None</w:t>
-            </w:r>
-          </w:p>
-        </w:tc>
-        <w:tc>
-          <w:tcPr>
-            <w:tcW w:w="0" w:type="auto"/>
-            <w:shd w:val="clear" w:color="auto" w:fill="auto"/>
-            <w:vAlign w:val="center"/>
-            <w:hideMark/>
-          </w:tcPr>
-          <w:p>
-            <w:pPr>
-              <w:jc w:val="center"/>
-              <w:rPr>
-                <w:rFonts w:cstheme="minorHAnsi"/>
-                <w:sz w:val="12"/>
-                <w:szCs w:val="12"/>
-                <w:lang w:val="de-DE"/>
-              </w:rPr>
-            </w:pPr>
-            <w:r>
-              <w:rPr>
-                <w:rFonts w:cstheme="minorHAnsi"/>
-                <w:sz w:val="12"/>
-                <w:szCs w:val="12"/>
-                <w:lang w:val="de-DE"/>
-              </w:rPr>
-              <w:t>None</w:t>
-            </w:r>
-          </w:p>
-        </w:tc>
-      </w:tr>
-      <w:tr>
-        <w:tc>
-          <w:tcPr>
-            <w:tcW w:w="0" w:type="auto"/>
-            <w:shd w:val="clear" w:color="auto" w:fill="auto"/>
-            <w:vAlign w:val="center"/>
-            <w:hideMark/>
-          </w:tcPr>
-          <w:p>
-            <w:pPr>
-              <w:jc w:val="center"/>
-              <w:rPr>
-                <w:rFonts w:cstheme="minorHAnsi"/>
-                <w:sz w:val="12"/>
-                <w:szCs w:val="12"/>
-                <w:lang w:val="de-DE"/>
-              </w:rPr>
-            </w:pPr>
-            <w:r>
-              <w:rPr>
-                <w:rFonts w:cstheme="minorHAnsi"/>
-                <w:sz w:val="12"/>
-                <w:szCs w:val="12"/>
-                <w:lang w:val="de-DE"/>
-              </w:rPr>
-              <w:t>175.0, 62.0, 98.0, 84.0</w:t>
-            </w:r>
-          </w:p>
-        </w:tc>
-        <w:tc>
-          <w:tcPr>
-            <w:tcW w:w="0" w:type="auto"/>
-            <w:shd w:val="clear" w:color="auto" w:fill="auto"/>
-            <w:vAlign w:val="center"/>
-            <w:hideMark/>
-          </w:tcPr>
-          <w:p>
-            <w:pPr>
-              <w:jc w:val="center"/>
-              <w:rPr>
-                <w:rFonts w:cstheme="minorHAnsi"/>
-                <w:sz w:val="12"/>
-                <w:szCs w:val="12"/>
-                <w:lang w:val="de-DE"/>
-              </w:rPr>
-            </w:pPr>
-            <w:r>
-              <w:rPr>
-                <w:rFonts w:cstheme="minorHAnsi"/>
-                <w:sz w:val="12"/>
-                <w:szCs w:val="12"/>
-                <w:lang w:val="de-DE"/>
-              </w:rPr>
-              <w:t>223, 104</w:t>
-            </w:r>
-          </w:p>
-        </w:tc>
-        <w:tc>
-          <w:tcPr>
-            <w:tcW w:w="0" w:type="auto"/>
-            <w:shd w:val="clear" w:color="auto" w:fill="auto"/>
-            <w:vAlign w:val="center"/>
-            <w:hideMark/>
-          </w:tcPr>
-          <w:p>
-            <w:pPr>
-              <w:jc w:val="center"/>
-              <w:rPr>
-                <w:rFonts w:cstheme="minorHAnsi"/>
-                <w:sz w:val="12"/>
-                <w:szCs w:val="12"/>
-                <w:lang w:val="de-DE"/>
-              </w:rPr>
-            </w:pPr>
-            <w:r>
-              <w:rPr>
-                <w:rFonts w:cstheme="minorHAnsi"/>
-                <w:sz w:val="12"/>
-                <w:szCs w:val="12"/>
-                <w:lang w:val="de-DE"/>
-              </w:rPr>
-              <w:t>None</w:t>
-            </w:r>
-          </w:p>
-        </w:tc>
-        <w:tc>
-          <w:tcPr>
-            <w:tcW w:w="0" w:type="auto"/>
-            <w:shd w:val="clear" w:color="auto" w:fill="auto"/>
-            <w:vAlign w:val="center"/>
-            <w:hideMark/>
-          </w:tcPr>
-          <w:p>
-            <w:pPr>
-              <w:jc w:val="center"/>
-              <w:rPr>
-                <w:rFonts w:cstheme="minorHAnsi"/>
-                <w:sz w:val="12"/>
-                <w:szCs w:val="12"/>
-                <w:lang w:val="de-DE"/>
-              </w:rPr>
-            </w:pPr>
-            <w:r>
-              <w:rPr>
-                <w:rFonts w:cstheme="minorHAnsi"/>
-                <w:sz w:val="12"/>
-                <w:szCs w:val="12"/>
-                <w:lang w:val="de-DE"/>
-              </w:rPr>
-              <w:t>None</w:t>
-            </w:r>
-          </w:p>
-        </w:tc>
-        <w:tc>
-          <w:tcPr>
-            <w:tcW w:w="0" w:type="auto"/>
-            <w:shd w:val="clear" w:color="auto" w:fill="auto"/>
-            <w:vAlign w:val="center"/>
-            <w:hideMark/>
-          </w:tcPr>
-          <w:p>
-            <w:pPr>
-              <w:jc w:val="center"/>
-              <w:rPr>
-                <w:rFonts w:cstheme="minorHAnsi"/>
-                <w:sz w:val="12"/>
-                <w:szCs w:val="12"/>
-                <w:lang w:val="de-DE"/>
-              </w:rPr>
-            </w:pPr>
-            <w:r>
-              <w:rPr>
-                <w:rFonts w:cstheme="minorHAnsi"/>
-                <w:sz w:val="12"/>
-                <w:szCs w:val="12"/>
-                <w:lang w:val="de-DE"/>
-              </w:rPr>
-              <w:t>None</w:t>
-            </w:r>
-          </w:p>
-        </w:tc>
-      </w:tr>
-      <w:tr>
-        <w:tc>
-          <w:tcPr>
-            <w:tcW w:w="0" w:type="auto"/>
-            <w:shd w:val="clear" w:color="auto" w:fill="auto"/>
-            <w:vAlign w:val="center"/>
-            <w:hideMark/>
-          </w:tcPr>
-          <w:p>
-            <w:pPr>
-              <w:jc w:val="center"/>
-              <w:rPr>
-                <w:rFonts w:cstheme="minorHAnsi"/>
-                <w:sz w:val="12"/>
-                <w:szCs w:val="12"/>
-                <w:lang w:val="de-DE"/>
-              </w:rPr>
-            </w:pPr>
-            <w:r>
-              <w:rPr>
-                <w:rFonts w:cstheme="minorHAnsi"/>
-                <w:sz w:val="12"/>
-                <w:szCs w:val="12"/>
-                <w:lang w:val="de-DE"/>
-              </w:rPr>
-              <w:t>281.0, 63.0, 96.0, 85.0</w:t>
-            </w:r>
-          </w:p>
-        </w:tc>
-        <w:tc>
-          <w:tcPr>
-            <w:tcW w:w="0" w:type="auto"/>
-            <w:shd w:val="clear" w:color="auto" w:fill="auto"/>
-            <w:vAlign w:val="center"/>
-            <w:hideMark/>
-          </w:tcPr>
-          <w:p>
-            <w:pPr>
-              <w:jc w:val="center"/>
-              <w:rPr>
-                <w:rFonts w:cstheme="minorHAnsi"/>
-                <w:sz w:val="12"/>
-                <w:szCs w:val="12"/>
-                <w:lang w:val="de-DE"/>
-              </w:rPr>
-            </w:pPr>
-            <w:r>
-              <w:rPr>
-                <w:rFonts w:cstheme="minorHAnsi"/>
-                <w:sz w:val="12"/>
-                <w:szCs w:val="12"/>
-                <w:lang w:val="de-DE"/>
-              </w:rPr>
-              <w:t>329, 101</w:t>
-            </w:r>
-          </w:p>
-        </w:tc>
-        <w:tc>
-          <w:tcPr>
-            <w:tcW w:w="0" w:type="auto"/>
-            <w:shd w:val="clear" w:color="auto" w:fill="auto"/>
-            <w:vAlign w:val="center"/>
-            <w:hideMark/>
-          </w:tcPr>
-          <w:p>
-            <w:pPr>
-              <w:jc w:val="center"/>
-              <w:rPr>
-                <w:rFonts w:cstheme="minorHAnsi"/>
-                <w:sz w:val="12"/>
-                <w:szCs w:val="12"/>
-                <w:lang w:val="de-DE"/>
-              </w:rPr>
-            </w:pPr>
-            <w:r>
-              <w:rPr>
-                <w:rFonts w:cstheme="minorHAnsi"/>
-                <w:sz w:val="12"/>
-                <w:szCs w:val="12"/>
-                <w:lang w:val="de-DE"/>
-              </w:rPr>
-              <w:t>None</w:t>
-            </w:r>
-          </w:p>
-        </w:tc>
-        <w:tc>
-          <w:tcPr>
-            <w:tcW w:w="0" w:type="auto"/>
-            <w:shd w:val="clear" w:color="auto" w:fill="auto"/>
-            <w:vAlign w:val="center"/>
-            <w:hideMark/>
-          </w:tcPr>
-          <w:p>
-            <w:pPr>
-              <w:jc w:val="center"/>
-              <w:rPr>
-                <w:rFonts w:cstheme="minorHAnsi"/>
-                <w:sz w:val="12"/>
-                <w:szCs w:val="12"/>
-                <w:lang w:val="de-DE"/>
-              </w:rPr>
-            </w:pPr>
-            <w:r>
-              <w:rPr>
-                <w:rFonts w:cstheme="minorHAnsi"/>
-                <w:sz w:val="12"/>
-                <w:szCs w:val="12"/>
-                <w:lang w:val="de-DE"/>
-              </w:rPr>
-              <w:t>None</w:t>
-            </w:r>
-          </w:p>
-        </w:tc>
-        <w:tc>
-          <w:tcPr>
-            <w:tcW w:w="0" w:type="auto"/>
-            <w:shd w:val="clear" w:color="auto" w:fill="auto"/>
-            <w:vAlign w:val="center"/>
-            <w:hideMark/>
-          </w:tcPr>
-          <w:p>
-            <w:pPr>
-              <w:keepNext/>
-              <w:jc w:val="center"/>
-              <w:rPr>
-                <w:rFonts w:cstheme="minorHAnsi"/>
-                <w:sz w:val="12"/>
-                <w:szCs w:val="12"/>
-                <w:lang w:val="de-DE"/>
-              </w:rPr>
-            </w:pPr>
-            <w:r>
-              <w:rPr>
-                <w:rFonts w:cstheme="minorHAnsi"/>
-                <w:sz w:val="12"/>
-                <w:szCs w:val="12"/>
-                <w:lang w:val="de-DE"/>
-              </w:rPr>
-              <w:t>None</w:t>
-            </w:r>
-          </w:p>
-        </w:tc>
-      </w:tr>
-    </w:tbl>
+    <w:p>
+      <w:pPr>
+        <w:pStyle w:val="Beschriftung"/>
+      </w:pPr>
+      <w:bookmarkStart w:id="34" w:name="_Ref189148938"/>
+      <w:r>
+        <w:t>Tab</w:t>
+      </w:r>
+      <w:r>
+        <w:t>le</w:t>
+      </w:r>
+      <w:r>
+        <w:t xml:space="preserve"> </w:t>
+      </w:r>
+      <w:r>
+        <w:fldChar w:fldCharType="begin"/>
+      </w:r>
+      <w:r>
+        <w:instrText xml:space="preserve"> SEQ Tabelle \* ARABIC </w:instrText>
+      </w:r>
+      <w:r>
+        <w:fldChar w:fldCharType="separate"/>
+      </w:r>
+      <w:r>
+        <w:rPr>
+          <w:noProof/>
+        </w:rPr>
+        <w:t>1</w:t>
+      </w:r>
+      <w:r>
+        <w:fldChar w:fldCharType="end"/>
+      </w:r>
+      <w:r>
+        <w:t xml:space="preserve">: Example </w:t>
+      </w:r>
+      <w:r>
+        <w:t>dictionaries of color detection (left) and edge detection (right)</w:t>
+      </w:r>
+      <w:bookmarkEnd w:id="34"/>
+    </w:p>
     <w:p/>
     <w:p/>
     <w:p>
@@ -13247,19 +13084,16 @@
         <w:pStyle w:val="berschrift3"/>
       </w:pPr>
       <w:r>
-        <w:t>Assign grid positions</w:t>
+        <w:t>Grouping</w:t>
       </w:r>
     </w:p>
     <w:p>
-      <w:pPr>
-        <w:rPr>
-          <w:lang w:val="en-US"/>
-        </w:rPr>
-      </w:pPr>
-      <w:r>
-        <w:t xml:space="preserve">Before merging, detected objects are assigned to grid positions based on their coordinates. This is achieved through the function </w:t>
-      </w:r>
-      <w:proofErr w:type="spellStart"/>
+      <w:r>
+        <w:t>Before the correct grid positions can be assigned, groups must be created to sort the entries found</w:t>
+      </w:r>
+      <w:r>
+        <w:t xml:space="preserve">. This is achieved through the function </w:t>
+      </w:r>
       <w:r>
         <w:rPr>
           <w:rStyle w:val="CodeZchn"/>
@@ -13267,14 +13101,99 @@
         </w:rPr>
         <w:t>group_coordinates</w:t>
       </w:r>
-      <w:proofErr w:type="spellEnd"/>
       <w:r>
         <w:t>, which clusters detected positions along the x and y axes using a dynamically determined threshold. This threshold is calculated based on the average bounding box size of detected objects, ensuring adaptable grouping.</w:t>
       </w:r>
     </w:p>
     <w:p>
-      <w:r>
-        <w:t xml:space="preserve">If the number of detected groups does not match the expected grid structure (3x3), the function returns </w:t>
+      <w:pPr>
+        <w:rPr>
+          <w:lang w:val="en-US"/>
+        </w:rPr>
+      </w:pPr>
+      <w:r>
+        <w:rPr>
+          <w:lang w:val="en-US"/>
+        </w:rPr>
+        <w:t>The</w:t>
+      </w:r>
+      <w:r>
+        <w:rPr>
+          <w:lang w:val="en-US"/>
+        </w:rPr>
+        <w:t xml:space="preserve"> function takes </w:t>
+      </w:r>
+      <w:r>
+        <w:rPr>
+          <w:lang w:val="en-US"/>
+        </w:rPr>
+        <w:t>the</w:t>
+      </w:r>
+      <w:r>
+        <w:rPr>
+          <w:lang w:val="en-US"/>
+        </w:rPr>
+        <w:t xml:space="preserve"> list of </w:t>
+      </w:r>
+      <w:r>
+        <w:rPr>
+          <w:lang w:val="en-US"/>
+        </w:rPr>
+        <w:t>focus points as input and returns the mean of the group elements.</w:t>
+      </w:r>
+      <w:r>
+        <w:rPr>
+          <w:lang w:val="en-US"/>
+        </w:rPr>
+        <w:t xml:space="preserve"> It starts </w:t>
+      </w:r>
+      <w:r>
+        <w:rPr>
+          <w:lang w:val="en-US"/>
+        </w:rPr>
+        <w:t>by</w:t>
+      </w:r>
+      <w:r>
+        <w:rPr>
+          <w:lang w:val="en-US"/>
+        </w:rPr>
+        <w:t xml:space="preserve"> placing the first value in an initial group. Then, it iterates through the rest of the values, adding each one to the current group if the difference between it and the previous value is within the </w:t>
+      </w:r>
+      <w:r>
+        <w:rPr>
+          <w:lang w:val="en-US"/>
+        </w:rPr>
+        <w:t>threshold</w:t>
+      </w:r>
+      <w:r>
+        <w:rPr>
+          <w:lang w:val="en-US"/>
+        </w:rPr>
+        <w:t>. If the gap is too large, a new group is created.</w:t>
+      </w:r>
+    </w:p>
+    <w:p>
+      <w:r>
+        <w:rPr>
+          <w:lang w:val="en-US"/>
+        </w:rPr>
+        <w:lastRenderedPageBreak/>
+        <w:t xml:space="preserve">Once all values have been processed, the function checks if the number of groups matches </w:t>
+      </w:r>
+      <w:r>
+        <w:rPr>
+          <w:lang w:val="en-US"/>
+        </w:rPr>
+        <w:t>the 3x3 structure</w:t>
+      </w:r>
+      <w:r>
+        <w:rPr>
+          <w:lang w:val="en-US"/>
+        </w:rPr>
+        <w:t xml:space="preserve">. </w:t>
+      </w:r>
+      <w:r>
+        <w:t xml:space="preserve">If the number of detected groups does not match the expected grid structure, the function returns </w:t>
       </w:r>
       <w:r>
         <w:rPr>
@@ -13284,12 +13203,13 @@
         <w:t>None</w:t>
       </w:r>
       <w:r>
-        <w:t>, indicating that proper grouping was not possible.</w:t>
+        <w:t xml:space="preserve">, indicating that proper grouping was not possible. The restriction of this method is, that at least one element in each row and in each column is present in the detection. The groups from the example dictionaries (REFERENZ TABELLEN) can be grouped as shown in the following table. </w:t>
       </w:r>
     </w:p>
     <w:tbl>
       <w:tblPr>
         <w:tblW w:w="0" w:type="auto"/>
+        <w:jc w:val="center"/>
         <w:tblBorders>
           <w:top w:val="single" w:sz="4" w:space="0" w:color="auto"/>
           <w:left w:val="single" w:sz="4" w:space="0" w:color="auto"/>
@@ -13318,6 +13238,7 @@
       <w:tr>
         <w:trPr>
           <w:tblHeader/>
+          <w:jc w:val="center"/>
         </w:trPr>
         <w:tc>
           <w:tcPr>
@@ -13368,7 +13289,15 @@
                 <w:szCs w:val="16"/>
                 <w:lang w:val="de-DE"/>
               </w:rPr>
-              <w:t>X-Gruppen</w:t>
+              <w:t>X-Gr</w:t>
+            </w:r>
+            <w:r>
+              <w:rPr>
+                <w:sz w:val="16"/>
+                <w:szCs w:val="16"/>
+                <w:lang w:val="de-DE"/>
+              </w:rPr>
+              <w:t>oups</w:t>
             </w:r>
           </w:p>
         </w:tc>
@@ -13395,12 +13324,23 @@
                 <w:szCs w:val="16"/>
                 <w:lang w:val="de-DE"/>
               </w:rPr>
-              <w:t>Y-Gruppen</w:t>
+              <w:t>Y-Gr</w:t>
+            </w:r>
+            <w:r>
+              <w:rPr>
+                <w:sz w:val="16"/>
+                <w:szCs w:val="16"/>
+                <w:lang w:val="de-DE"/>
+              </w:rPr>
+              <w:t>oups</w:t>
             </w:r>
           </w:p>
         </w:tc>
       </w:tr>
       <w:tr>
+        <w:trPr>
+          <w:jc w:val="center"/>
+        </w:trPr>
         <w:tc>
           <w:tcPr>
             <w:tcW w:w="0" w:type="auto"/>
@@ -13580,6 +13520,9 @@
         </w:tc>
       </w:tr>
       <w:tr>
+        <w:trPr>
+          <w:jc w:val="center"/>
+        </w:trPr>
         <w:tc>
           <w:tcPr>
             <w:tcW w:w="0" w:type="auto"/>
@@ -13740,6 +13683,7 @@
           </w:tcPr>
           <w:p>
             <w:pPr>
+              <w:keepNext/>
               <w:jc w:val="center"/>
               <w:rPr>
                 <w:sz w:val="16"/>
@@ -13759,86 +13703,292 @@
         </w:tc>
       </w:tr>
     </w:tbl>
+    <w:p>
+      <w:pPr>
+        <w:pStyle w:val="Beschriftung"/>
+      </w:pPr>
+      <w:r>
+        <w:t>Tab</w:t>
+      </w:r>
+      <w:r>
+        <w:t>le</w:t>
+      </w:r>
+      <w:r>
+        <w:t xml:space="preserve"> </w:t>
+      </w:r>
+      <w:r>
+        <w:fldChar w:fldCharType="begin"/>
+      </w:r>
+      <w:r>
+        <w:instrText xml:space="preserve"> SEQ Tabelle \* ARABIC </w:instrText>
+      </w:r>
+      <w:r>
+        <w:fldChar w:fldCharType="separate"/>
+      </w:r>
+      <w:r>
+        <w:rPr>
+          <w:noProof/>
+        </w:rPr>
+        <w:t>2</w:t>
+      </w:r>
+      <w:r>
+        <w:fldChar w:fldCharType="end"/>
+      </w:r>
+      <w:r>
+        <w:t xml:space="preserve">: Grouping of focus points </w:t>
+      </w:r>
+    </w:p>
     <w:p/>
     <w:p>
-      <w:r>
-        <w:lastRenderedPageBreak/>
-        <w:t xml:space="preserve">The </w:t>
-      </w:r>
-      <w:proofErr w:type="spellStart"/>
+      <w:pPr>
+        <w:pStyle w:val="berschrift3"/>
+      </w:pPr>
+      <w:r>
+        <w:t>Assign grid positions</w:t>
+      </w:r>
+    </w:p>
+    <w:p>
+      <w:r>
+        <w:t>Once grouped, each object is assigned a unique position in a 3x3 grid layout</w:t>
+      </w:r>
+      <w:r>
+        <w:t xml:space="preserve">. This </w:t>
+      </w:r>
+      <w:r>
+        <w:t>row and column indices are determined by finding the closest coordinate group</w:t>
+      </w:r>
+      <w:r>
+        <w:t xml:space="preserve"> in x and y direction</w:t>
+      </w:r>
+      <w:r>
+        <w:t>. If the assignment process fails (due to improper grouping), the function returns unmodified entries.</w:t>
+      </w:r>
+    </w:p>
+    <w:p>
+      <w:pPr>
+        <w:pStyle w:val="berschrift3"/>
+      </w:pPr>
+      <w:r>
+        <w:t>Combining of dictionaries</w:t>
+      </w:r>
+    </w:p>
+    <w:p>
+      <w:r>
+        <w:t>Once a grid position has been assigned to each segment found, you can iterate through all entries and merge entries with the same grid positions. The following logic is applied</w:t>
+      </w:r>
+    </w:p>
+    <w:p>
+      <w:pPr>
+        <w:numPr>
+          <w:ilvl w:val="0"/>
+          <w:numId w:val="24"/>
+        </w:numPr>
+        <w:rPr>
+          <w:lang w:val="en-US"/>
+        </w:rPr>
+      </w:pPr>
+      <w:bookmarkStart w:id="35" w:name="_Toc189065795"/>
+      <w:r>
+        <w:rPr>
+          <w:lang w:val="en-US"/>
+        </w:rPr>
+        <w:t>If one detection method fails, the other is used exclusively.</w:t>
+      </w:r>
+    </w:p>
+    <w:p>
+      <w:pPr>
+        <w:numPr>
+          <w:ilvl w:val="0"/>
+          <w:numId w:val="24"/>
+        </w:numPr>
+        <w:rPr>
+          <w:lang w:val="en-US"/>
+        </w:rPr>
+      </w:pPr>
+      <w:r>
+        <w:rPr>
+          <w:lang w:val="en-US"/>
+        </w:rPr>
+        <w:t>If both methods detect an object at the same position, their attributes (bounding box, area focus point, etc.) are merged using a weighted average.</w:t>
+      </w:r>
+      <w:r>
+        <w:rPr>
+          <w:lang w:val="en-US"/>
+        </w:rPr>
+        <w:t xml:space="preserve"> In this case, if the color detection is detecting something it is quite robust with minimal noise. In comparison the edge detection does not often detect a perfect square because of reflections or other noise therefore we applied the weighted average of </w:t>
+      </w:r>
       <w:r>
         <w:rPr>
           <w:rStyle w:val="HTMLCode"/>
           <w:rFonts w:eastAsiaTheme="minorHAnsi"/>
+          <w:lang w:eastAsia="de-DE"/>
         </w:rPr>
-        <w:t>assign_grid_positions</w:t>
-      </w:r>
-      <w:proofErr w:type="spellEnd"/>
-      <w:r>
-        <w:t xml:space="preserve"> function processes detected objects by their x and y coordinates, grouping them accordingly. Once grouped, each object is assigned a unique position in a 3x3 grid layout, calculated as:</w:t>
+        <w:t>faktor_edge_dict</w:t>
+      </w:r>
+      <w:r>
+        <w:rPr>
+          <w:lang w:val="en-US"/>
+        </w:rPr>
+        <w:t xml:space="preserve"> </w:t>
+      </w:r>
+      <w:r>
+        <w:rPr>
+          <w:lang w:val="en-US"/>
+        </w:rPr>
+        <w:t xml:space="preserve">= 1 and </w:t>
+      </w:r>
+      <w:r>
+        <w:rPr>
+          <w:rStyle w:val="HTMLCode"/>
+          <w:rFonts w:eastAsiaTheme="minorHAnsi"/>
+          <w:lang w:eastAsia="de-DE"/>
+        </w:rPr>
+        <w:t>faktor_color_dict = 2</w:t>
+      </w:r>
+      <w:r>
+        <w:rPr>
+          <w:lang w:val="en-US"/>
+        </w:rPr>
+        <w:t xml:space="preserve"> </w:t>
       </w:r>
     </w:p>
     <w:p>
       <w:pPr>
-        <w:pStyle w:val="StandardWeb"/>
-      </w:pPr>
-      <w:r>
-        <w:t>where the row and column indices are determined by finding the closest coordinate group. If the assignment process fails (due to improper grouping), the function returns unmodified entries.</w:t>
+        <w:numPr>
+          <w:ilvl w:val="0"/>
+          <w:numId w:val="24"/>
+        </w:numPr>
+        <w:rPr>
+          <w:lang w:val="en-US"/>
+        </w:rPr>
+      </w:pPr>
+      <w:r>
+        <w:rPr>
+          <w:lang w:val="en-US"/>
+        </w:rPr>
+        <w:t>The detection source is labeled as "color," "edge," or "both," depending on the contributions from each method.</w:t>
       </w:r>
     </w:p>
     <w:p>
       <w:pPr>
-        <w:pStyle w:val="berschrift2"/>
-      </w:pPr>
-      <w:bookmarkStart w:id="34" w:name="_Toc189065795"/>
-      <w:r>
-        <w:t>Compensation for missing segments</w:t>
-      </w:r>
-      <w:bookmarkEnd w:id="34"/>
-    </w:p>
-    <w:p>
-      <w:pPr>
-        <w:pStyle w:val="StandardWeb"/>
-      </w:pPr>
-      <w:r>
-        <w:t xml:space="preserve">Even after merging, some grid positions may remain empty due to incomplete detection. The </w:t>
-      </w:r>
-      <w:proofErr w:type="spellStart"/>
-      <w:r>
         <w:rPr>
-          <w:rStyle w:val="HTMLCode"/>
+          <w:lang w:val="en-US"/>
         </w:rPr>
-        <w:t>interpolate_missing_entries</w:t>
-      </w:r>
-      <w:proofErr w:type="spellEnd"/>
-      <w:r>
-        <w:t xml:space="preserve"> function compensates for these gaps by estimating missing elements based on geometry. This is done by the mean values of the merged x and y coordinate groups. These interpolated entries are </w:t>
-      </w:r>
-      <w:proofErr w:type="spellStart"/>
-      <w:r>
-        <w:t>labeled</w:t>
-      </w:r>
-      <w:proofErr w:type="spellEnd"/>
-      <w:r>
-        <w:t xml:space="preserve"> as "interpolated" to distinguish them from directly detected objects.</w:t>
-      </w:r>
-    </w:p>
-    <w:p>
-      <w:pPr>
-        <w:pStyle w:val="StandardWeb"/>
       </w:pPr>
       <w:r>
         <w:rPr>
-          <w:rStyle w:val="Hervorhebung"/>
+          <w:lang w:val="en-US"/>
         </w:rPr>
-        <w:t>(Placeholder for an image displaying interpolated elements filling gaps in the grid)</w:t>
+        <w:lastRenderedPageBreak/>
+        <w:t>N</w:t>
+      </w:r>
+      <w:r>
+        <w:rPr>
+          <w:lang w:val="en-US"/>
+        </w:rPr>
+        <w:t>ot only the dictionaries are merged, but also the individual groups.</w:t>
+      </w:r>
+      <w:r>
+        <w:rPr>
+          <w:lang w:val="en-US"/>
+        </w:rPr>
+        <w:t xml:space="preserve"> T</w:t>
+      </w:r>
+      <w:r>
+        <w:rPr>
+          <w:lang w:val="en-US"/>
+        </w:rPr>
+        <w:t xml:space="preserve">he function </w:t>
+      </w:r>
+      <w:r>
+        <w:rPr>
+          <w:rStyle w:val="CodeZchn"/>
+          <w:rFonts w:eastAsiaTheme="minorHAnsi"/>
+        </w:rPr>
+        <w:t>merge_groups</w:t>
+      </w:r>
+      <w:r>
+        <w:rPr>
+          <w:lang w:val="en-US"/>
+        </w:rPr>
+        <w:t xml:space="preserve"> ensures that the x and y coordinate groups are also combined using a weighted average approach.</w:t>
+      </w:r>
+      <w:bookmarkEnd w:id="35"/>
+      <w:r>
+        <w:rPr>
+          <w:lang w:val="en-US"/>
+        </w:rPr>
+        <w:t xml:space="preserve"> The resulting merged dictionary from </w:t>
+      </w:r>
+      <w:r>
+        <w:rPr>
+          <w:lang w:val="en-US"/>
+        </w:rPr>
+        <w:fldChar w:fldCharType="begin"/>
+      </w:r>
+      <w:r>
+        <w:rPr>
+          <w:lang w:val="en-US"/>
+        </w:rPr>
+        <w:instrText xml:space="preserve"> REF _Ref189148938 \h </w:instrText>
+      </w:r>
+      <w:r>
+        <w:rPr>
+          <w:lang w:val="en-US"/>
+        </w:rPr>
+      </w:r>
+      <w:r>
+        <w:rPr>
+          <w:lang w:val="en-US"/>
+        </w:rPr>
+        <w:fldChar w:fldCharType="separate"/>
+      </w:r>
+      <w:r>
+        <w:t>Tab</w:t>
+      </w:r>
+      <w:r>
+        <w:t>le</w:t>
+      </w:r>
+      <w:r>
+        <w:t xml:space="preserve"> </w:t>
+      </w:r>
+      <w:r>
+        <w:rPr>
+          <w:noProof/>
+        </w:rPr>
+        <w:t>1</w:t>
+      </w:r>
+      <w:r>
+        <w:rPr>
+          <w:lang w:val="en-US"/>
+        </w:rPr>
+        <w:fldChar w:fldCharType="end"/>
+      </w:r>
+      <w:r>
+        <w:rPr>
+          <w:lang w:val="en-US"/>
+        </w:rPr>
+        <w:t xml:space="preserve"> can be seen in the output panel in </w:t>
+      </w:r>
+      <w:r>
+        <w:rPr>
+          <w:highlight w:val="yellow"/>
+          <w:lang w:val="en-US"/>
+        </w:rPr>
+        <w:t>Figure 12</w:t>
       </w:r>
     </w:p>
     <w:p/>
     <w:p>
       <w:pPr>
-        <w:spacing w:before="0" w:after="160" w:line="259" w:lineRule="auto"/>
-        <w:jc w:val="left"/>
+        <w:pStyle w:val="berschrift2"/>
+      </w:pPr>
+      <w:r>
+        <w:t>Compensation for missing segments</w:t>
+      </w:r>
+    </w:p>
+    <w:p>
+      <w:pPr>
         <w:rPr>
           <w:rFonts w:asciiTheme="majorHAnsi" w:eastAsiaTheme="majorEastAsia" w:hAnsiTheme="majorHAnsi" w:cstheme="majorBidi"/>
           <w:b/>
@@ -13847,16 +13997,1305 @@
         </w:rPr>
       </w:pPr>
       <w:r>
-        <w:br w:type="page"/>
+        <w:t xml:space="preserve">Even after merging, some grid positions may remain empty due to incomplete detection. The </w:t>
+      </w:r>
+      <w:r>
+        <w:rPr>
+          <w:rStyle w:val="HTMLCode"/>
+          <w:rFonts w:eastAsiaTheme="minorHAnsi"/>
+        </w:rPr>
+        <w:t>interpolate_missing_entries</w:t>
+      </w:r>
+      <w:r>
+        <w:t xml:space="preserve"> function compensates for these gaps by estimating missing elements based on geometry. This is done by the mean values of the merged x and y coordinate groups. These interpolated entries are labeled as "interpolated" to distinguish them from directly detected objects.</w:t>
+      </w:r>
+      <w:r>
+        <w:t xml:space="preserve"> The following </w:t>
+      </w:r>
+      <w:r>
+        <w:fldChar w:fldCharType="begin"/>
+      </w:r>
+      <w:r>
+        <w:instrText xml:space="preserve"> REF _Ref189150080 \h </w:instrText>
+      </w:r>
+      <w:r>
+        <w:fldChar w:fldCharType="separate"/>
+      </w:r>
+      <w:r>
+        <w:t xml:space="preserve">Figure </w:t>
+      </w:r>
+      <w:r>
+        <w:rPr>
+          <w:noProof/>
+        </w:rPr>
+        <w:t>12</w:t>
+      </w:r>
+      <w:r>
+        <w:fldChar w:fldCharType="end"/>
+      </w:r>
+      <w:r>
+        <w:t xml:space="preserve"> shows the </w:t>
+      </w:r>
+      <w:r>
+        <w:t>geometric relationship with which the missing segments are found</w:t>
+      </w:r>
+      <w:r>
+        <w:t>. The blue dots represent the merged group coordinates with every x,y pair and the green dot the missing grid position. With this method missing segments can be compensated.</w:t>
+      </w:r>
+    </w:p>
+    <w:tbl>
+      <w:tblPr>
+        <w:tblStyle w:val="Tabellenraster"/>
+        <w:tblW w:w="0" w:type="auto"/>
+        <w:tblBorders>
+          <w:top w:val="none" w:sz="0" w:space="0" w:color="auto"/>
+          <w:left w:val="none" w:sz="0" w:space="0" w:color="auto"/>
+          <w:bottom w:val="none" w:sz="0" w:space="0" w:color="auto"/>
+          <w:right w:val="none" w:sz="0" w:space="0" w:color="auto"/>
+          <w:insideH w:val="none" w:sz="0" w:space="0" w:color="auto"/>
+          <w:insideV w:val="none" w:sz="0" w:space="0" w:color="auto"/>
+        </w:tblBorders>
+        <w:tblLook w:val="04A0" w:firstRow="1" w:lastRow="0" w:firstColumn="1" w:lastColumn="0" w:noHBand="0" w:noVBand="1"/>
+      </w:tblPr>
+      <w:tblGrid>
+        <w:gridCol w:w="3022"/>
+        <w:gridCol w:w="3022"/>
+        <w:gridCol w:w="3022"/>
+      </w:tblGrid>
+      <w:tr>
+        <w:tc>
+          <w:tcPr>
+            <w:tcW w:w="3018" w:type="dxa"/>
+          </w:tcPr>
+          <w:p>
+            <w:pPr>
+              <w:spacing w:before="0" w:after="160" w:line="259" w:lineRule="auto"/>
+              <w:jc w:val="left"/>
+              <w:rPr>
+                <w:rFonts w:asciiTheme="majorHAnsi" w:eastAsiaTheme="majorEastAsia" w:hAnsiTheme="majorHAnsi" w:cstheme="majorBidi"/>
+                <w:b/>
+                <w:sz w:val="32"/>
+                <w:szCs w:val="32"/>
+              </w:rPr>
+            </w:pPr>
+            <w:r>
+              <w:rPr>
+                <w:noProof/>
+                <w:lang w:val="de-DE"/>
+              </w:rPr>
+              <mc:AlternateContent>
+                <mc:Choice Requires="wps">
+                  <w:drawing>
+                    <wp:anchor distT="0" distB="0" distL="114300" distR="114300" simplePos="0" relativeHeight="251664384" behindDoc="0" locked="0" layoutInCell="1" allowOverlap="1" wp14:anchorId="4B37E294" wp14:editId="164B9432">
+                      <wp:simplePos x="0" y="0"/>
+                      <wp:positionH relativeFrom="column">
+                        <wp:posOffset>1139218</wp:posOffset>
+                      </wp:positionH>
+                      <wp:positionV relativeFrom="paragraph">
+                        <wp:posOffset>1070785</wp:posOffset>
+                      </wp:positionV>
+                      <wp:extent cx="422031" cy="381837"/>
+                      <wp:effectExtent l="0" t="0" r="16510" b="18415"/>
+                      <wp:wrapNone/>
+                      <wp:docPr id="1897487261" name="Rechteck 21"/>
+                      <wp:cNvGraphicFramePr/>
+                      <a:graphic xmlns:a="http://schemas.openxmlformats.org/drawingml/2006/main">
+                        <a:graphicData uri="http://schemas.microsoft.com/office/word/2010/wordprocessingShape">
+                          <wps:wsp>
+                            <wps:cNvSpPr/>
+                            <wps:spPr>
+                              <a:xfrm>
+                                <a:off x="0" y="0"/>
+                                <a:ext cx="422031" cy="381837"/>
+                              </a:xfrm>
+                              <a:prstGeom prst="rect">
+                                <a:avLst/>
+                              </a:prstGeom>
+                              <a:ln>
+                                <a:solidFill>
+                                  <a:srgbClr val="FF0000"/>
+                                </a:solidFill>
+                              </a:ln>
+                            </wps:spPr>
+                            <wps:style>
+                              <a:lnRef idx="2">
+                                <a:schemeClr val="dk1">
+                                  <a:shade val="15000"/>
+                                </a:schemeClr>
+                              </a:lnRef>
+                              <a:fillRef idx="1">
+                                <a:schemeClr val="dk1"/>
+                              </a:fillRef>
+                              <a:effectRef idx="0">
+                                <a:schemeClr val="dk1"/>
+                              </a:effectRef>
+                              <a:fontRef idx="minor">
+                                <a:schemeClr val="lt1"/>
+                              </a:fontRef>
+                            </wps:style>
+                            <wps:bodyPr rot="0" spcFirstLastPara="0" vertOverflow="overflow" horzOverflow="overflow" vert="horz" wrap="square" lIns="91440" tIns="45720" rIns="91440" bIns="45720" numCol="1" spcCol="0" rtlCol="0" fromWordArt="0" anchor="ctr" anchorCtr="0" forceAA="0" compatLnSpc="1">
+                              <a:prstTxWarp prst="textNoShape">
+                                <a:avLst/>
+                              </a:prstTxWarp>
+                              <a:noAutofit/>
+                            </wps:bodyPr>
+                          </wps:wsp>
+                        </a:graphicData>
+                      </a:graphic>
+                    </wp:anchor>
+                  </w:drawing>
+                </mc:Choice>
+                <mc:Fallback>
+                  <w:pict>
+                    <v:rect w14:anchorId="39E7CBCD" id="Rechteck 21" o:spid="_x0000_s1026" style="position:absolute;margin-left:89.7pt;margin-top:84.3pt;width:33.25pt;height:30.05pt;z-index:251664384;visibility:visible;mso-wrap-style:square;mso-wrap-distance-left:9pt;mso-wrap-distance-top:0;mso-wrap-distance-right:9pt;mso-wrap-distance-bottom:0;mso-position-horizontal:absolute;mso-position-horizontal-relative:text;mso-position-vertical:absolute;mso-position-vertical-relative:text;v-text-anchor:middle" o:gfxdata="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" fillcolor="black [3200]" strokecolor="red" strokeweight="1pt"/>
+                  </w:pict>
+                </mc:Fallback>
+              </mc:AlternateContent>
+            </w:r>
+            <w:r>
+              <w:rPr>
+                <w:noProof/>
+                <w:lang w:val="de-DE"/>
+              </w:rPr>
+              <w:drawing>
+                <wp:inline distT="0" distB="0" distL="0" distR="0" wp14:anchorId="67EB2F5D" wp14:editId="4484F5BA">
+                  <wp:extent cx="1786216" cy="1779905"/>
+                  <wp:effectExtent l="0" t="0" r="5080" b="0"/>
+                  <wp:docPr id="1337239833" name="Grafik 1"/>
+                  <wp:cNvGraphicFramePr>
+                    <a:graphicFrameLocks xmlns:a="http://schemas.openxmlformats.org/drawingml/2006/main" noChangeAspect="1"/>
+                  </wp:cNvGraphicFramePr>
+                  <a:graphic xmlns:a="http://schemas.openxmlformats.org/drawingml/2006/main">
+                    <a:graphicData uri="http://schemas.openxmlformats.org/drawingml/2006/picture">
+                      <pic:pic xmlns:pic="http://schemas.openxmlformats.org/drawingml/2006/picture">
+                        <pic:nvPicPr>
+                          <pic:cNvPr id="1929429653" name=""/>
+                          <pic:cNvPicPr/>
+                        </pic:nvPicPr>
+                        <pic:blipFill>
+                          <a:blip r:embed="rId27"/>
+                          <a:stretch>
+                            <a:fillRect/>
+                          </a:stretch>
+                        </pic:blipFill>
+                        <pic:spPr>
+                          <a:xfrm>
+                            <a:off x="0" y="0"/>
+                            <a:ext cx="1798717" cy="1792362"/>
+                          </a:xfrm>
+                          <a:prstGeom prst="rect">
+                            <a:avLst/>
+                          </a:prstGeom>
+                        </pic:spPr>
+                      </pic:pic>
+                    </a:graphicData>
+                  </a:graphic>
+                </wp:inline>
+              </w:drawing>
+            </w:r>
+          </w:p>
+        </w:tc>
+        <w:tc>
+          <w:tcPr>
+            <w:tcW w:w="3019" w:type="dxa"/>
+          </w:tcPr>
+          <w:p>
+            <w:pPr>
+              <w:spacing w:before="0" w:after="160" w:line="259" w:lineRule="auto"/>
+              <w:jc w:val="left"/>
+              <w:rPr>
+                <w:rFonts w:asciiTheme="majorHAnsi" w:eastAsiaTheme="majorEastAsia" w:hAnsiTheme="majorHAnsi" w:cstheme="majorBidi"/>
+                <w:b/>
+                <w:sz w:val="32"/>
+                <w:szCs w:val="32"/>
+              </w:rPr>
+            </w:pPr>
+            <w:r>
+              <w:rPr>
+                <w:noProof/>
+                <w:lang w:val="de-DE"/>
+              </w:rPr>
+              <mc:AlternateContent>
+                <mc:Choice Requires="wps">
+                  <w:drawing>
+                    <wp:anchor distT="0" distB="0" distL="114300" distR="114300" simplePos="0" relativeHeight="251666432" behindDoc="0" locked="0" layoutInCell="1" allowOverlap="1" wp14:anchorId="136BAB03" wp14:editId="662F873F">
+                      <wp:simplePos x="0" y="0"/>
+                      <wp:positionH relativeFrom="column">
+                        <wp:posOffset>1126804</wp:posOffset>
+                      </wp:positionH>
+                      <wp:positionV relativeFrom="paragraph">
+                        <wp:posOffset>1083519</wp:posOffset>
+                      </wp:positionV>
+                      <wp:extent cx="422031" cy="381837"/>
+                      <wp:effectExtent l="0" t="0" r="16510" b="18415"/>
+                      <wp:wrapNone/>
+                      <wp:docPr id="1961944228" name="Rechteck 21"/>
+                      <wp:cNvGraphicFramePr/>
+                      <a:graphic xmlns:a="http://schemas.openxmlformats.org/drawingml/2006/main">
+                        <a:graphicData uri="http://schemas.microsoft.com/office/word/2010/wordprocessingShape">
+                          <wps:wsp>
+                            <wps:cNvSpPr/>
+                            <wps:spPr>
+                              <a:xfrm>
+                                <a:off x="0" y="0"/>
+                                <a:ext cx="422031" cy="381837"/>
+                              </a:xfrm>
+                              <a:prstGeom prst="rect">
+                                <a:avLst/>
+                              </a:prstGeom>
+                              <a:noFill/>
+                              <a:ln>
+                                <a:solidFill>
+                                  <a:srgbClr val="FF0000"/>
+                                </a:solidFill>
+                              </a:ln>
+                            </wps:spPr>
+                            <wps:style>
+                              <a:lnRef idx="2">
+                                <a:schemeClr val="dk1">
+                                  <a:shade val="15000"/>
+                                </a:schemeClr>
+                              </a:lnRef>
+                              <a:fillRef idx="1">
+                                <a:schemeClr val="dk1"/>
+                              </a:fillRef>
+                              <a:effectRef idx="0">
+                                <a:schemeClr val="dk1"/>
+                              </a:effectRef>
+                              <a:fontRef idx="minor">
+                                <a:schemeClr val="lt1"/>
+                              </a:fontRef>
+                            </wps:style>
+                            <wps:bodyPr rot="0" spcFirstLastPara="0" vertOverflow="overflow" horzOverflow="overflow" vert="horz" wrap="square" lIns="91440" tIns="45720" rIns="91440" bIns="45720" numCol="1" spcCol="0" rtlCol="0" fromWordArt="0" anchor="ctr" anchorCtr="0" forceAA="0" compatLnSpc="1">
+                              <a:prstTxWarp prst="textNoShape">
+                                <a:avLst/>
+                              </a:prstTxWarp>
+                              <a:noAutofit/>
+                            </wps:bodyPr>
+                          </wps:wsp>
+                        </a:graphicData>
+                      </a:graphic>
+                    </wp:anchor>
+                  </w:drawing>
+                </mc:Choice>
+                <mc:Fallback>
+                  <w:pict>
+                    <v:rect w14:anchorId="62BEB048" id="Rechteck 21" o:spid="_x0000_s1026" style="position:absolute;margin-left:88.7pt;margin-top:85.3pt;width:33.25pt;height:30.05pt;z-index:251666432;visibility:visible;mso-wrap-style:square;mso-wrap-distance-left:9pt;mso-wrap-distance-top:0;mso-wrap-distance-right:9pt;mso-wrap-distance-bottom:0;mso-position-horizontal:absolute;mso-position-horizontal-relative:text;mso-position-vertical:absolute;mso-position-vertical-relative:text;v-text-anchor:middle" o:gfxdata="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" filled="f" strokecolor="red" strokeweight="1pt"/>
+                  </w:pict>
+                </mc:Fallback>
+              </mc:AlternateContent>
+            </w:r>
+            <w:r>
+              <w:rPr>
+                <w:noProof/>
+              </w:rPr>
+              <w:drawing>
+                <wp:inline distT="0" distB="0" distL="0" distR="0" wp14:anchorId="3E3ADED2" wp14:editId="395F75E7">
+                  <wp:extent cx="1790065" cy="1780300"/>
+                  <wp:effectExtent l="0" t="0" r="635" b="0"/>
+                  <wp:docPr id="1106043600" name="Grafik 1"/>
+                  <wp:cNvGraphicFramePr>
+                    <a:graphicFrameLocks xmlns:a="http://schemas.openxmlformats.org/drawingml/2006/main" noChangeAspect="1"/>
+                  </wp:cNvGraphicFramePr>
+                  <a:graphic xmlns:a="http://schemas.openxmlformats.org/drawingml/2006/main">
+                    <a:graphicData uri="http://schemas.openxmlformats.org/drawingml/2006/picture">
+                      <pic:pic xmlns:pic="http://schemas.openxmlformats.org/drawingml/2006/picture">
+                        <pic:nvPicPr>
+                          <pic:cNvPr id="1106043600" name=""/>
+                          <pic:cNvPicPr/>
+                        </pic:nvPicPr>
+                        <pic:blipFill rotWithShape="1">
+                          <a:blip r:embed="rId28"/>
+                          <a:srcRect t="5089"/>
+                          <a:stretch/>
+                        </pic:blipFill>
+                        <pic:spPr bwMode="auto">
+                          <a:xfrm>
+                            <a:off x="0" y="0"/>
+                            <a:ext cx="1790065" cy="1780300"/>
+                          </a:xfrm>
+                          <a:prstGeom prst="rect">
+                            <a:avLst/>
+                          </a:prstGeom>
+                          <a:ln>
+                            <a:noFill/>
+                          </a:ln>
+                          <a:extLst>
+                            <a:ext uri="{53640926-AAD7-44D8-BBD7-CCE9431645EC}">
+                              <a14:shadowObscured xmlns:a14="http://schemas.microsoft.com/office/drawing/2010/main"/>
+                            </a:ext>
+                          </a:extLst>
+                        </pic:spPr>
+                      </pic:pic>
+                    </a:graphicData>
+                  </a:graphic>
+                </wp:inline>
+              </w:drawing>
+            </w:r>
+          </w:p>
+        </w:tc>
+        <w:tc>
+          <w:tcPr>
+            <w:tcW w:w="3019" w:type="dxa"/>
+          </w:tcPr>
+          <w:p>
+            <w:pPr>
+              <w:keepNext/>
+              <w:spacing w:before="0" w:after="160" w:line="259" w:lineRule="auto"/>
+              <w:jc w:val="left"/>
+              <w:rPr>
+                <w:rFonts w:asciiTheme="majorHAnsi" w:eastAsiaTheme="majorEastAsia" w:hAnsiTheme="majorHAnsi" w:cstheme="majorBidi"/>
+                <w:b/>
+                <w:sz w:val="32"/>
+                <w:szCs w:val="32"/>
+              </w:rPr>
+            </w:pPr>
+            <w:r>
+              <w:rPr>
+                <w:noProof/>
+                <w:lang w:val="de-DE"/>
+              </w:rPr>
+              <mc:AlternateContent>
+                <mc:Choice Requires="wps">
+                  <w:drawing>
+                    <wp:anchor distT="0" distB="0" distL="114300" distR="114300" simplePos="0" relativeHeight="251691008" behindDoc="0" locked="0" layoutInCell="1" allowOverlap="1" wp14:anchorId="0B4CFDA1" wp14:editId="68B22294">
+                      <wp:simplePos x="0" y="0"/>
+                      <wp:positionH relativeFrom="column">
+                        <wp:posOffset>1338580</wp:posOffset>
+                      </wp:positionH>
+                      <wp:positionV relativeFrom="paragraph">
+                        <wp:posOffset>1254069</wp:posOffset>
+                      </wp:positionV>
+                      <wp:extent cx="55266" cy="55266"/>
+                      <wp:effectExtent l="0" t="0" r="20955" b="20955"/>
+                      <wp:wrapNone/>
+                      <wp:docPr id="1384957956" name="Ellipse 22"/>
+                      <wp:cNvGraphicFramePr/>
+                      <a:graphic xmlns:a="http://schemas.openxmlformats.org/drawingml/2006/main">
+                        <a:graphicData uri="http://schemas.microsoft.com/office/word/2010/wordprocessingShape">
+                          <wps:wsp>
+                            <wps:cNvSpPr/>
+                            <wps:spPr>
+                              <a:xfrm>
+                                <a:off x="0" y="0"/>
+                                <a:ext cx="55266" cy="55266"/>
+                              </a:xfrm>
+                              <a:prstGeom prst="ellipse">
+                                <a:avLst/>
+                              </a:prstGeom>
+                            </wps:spPr>
+                            <wps:style>
+                              <a:lnRef idx="2">
+                                <a:schemeClr val="accent6">
+                                  <a:shade val="15000"/>
+                                </a:schemeClr>
+                              </a:lnRef>
+                              <a:fillRef idx="1">
+                                <a:schemeClr val="accent6"/>
+                              </a:fillRef>
+                              <a:effectRef idx="0">
+                                <a:schemeClr val="accent6"/>
+                              </a:effectRef>
+                              <a:fontRef idx="minor">
+                                <a:schemeClr val="lt1"/>
+                              </a:fontRef>
+                            </wps:style>
+                            <wps:bodyPr rot="0" spcFirstLastPara="0" vertOverflow="overflow" horzOverflow="overflow" vert="horz" wrap="square" lIns="91440" tIns="45720" rIns="91440" bIns="45720" numCol="1" spcCol="0" rtlCol="0" fromWordArt="0" anchor="ctr" anchorCtr="0" forceAA="0" compatLnSpc="1">
+                              <a:prstTxWarp prst="textNoShape">
+                                <a:avLst/>
+                              </a:prstTxWarp>
+                              <a:noAutofit/>
+                            </wps:bodyPr>
+                          </wps:wsp>
+                        </a:graphicData>
+                      </a:graphic>
+                    </wp:anchor>
+                  </w:drawing>
+                </mc:Choice>
+                <mc:Fallback>
+                  <w:pict>
+                    <v:oval w14:anchorId="2D948459" id="Ellipse 22" o:spid="_x0000_s1026" style="position:absolute;margin-left:105.4pt;margin-top:98.75pt;width:4.35pt;height:4.35pt;z-index:251691008;visibility:visible;mso-wrap-style:square;mso-wrap-distance-left:9pt;mso-wrap-distance-top:0;mso-wrap-distance-right:9pt;mso-wrap-distance-bottom:0;mso-position-horizontal:absolute;mso-position-horizontal-relative:text;mso-position-vertical:absolute;mso-position-vertical-relative:text;v-text-anchor:middle" o:gfxdata="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" fillcolor="#70ad47 [3209]" strokecolor="#10190a [489]" strokeweight="1pt">
+                      <v:stroke joinstyle="miter"/>
+                    </v:oval>
+                  </w:pict>
+                </mc:Fallback>
+              </mc:AlternateContent>
+            </w:r>
+            <w:r>
+              <w:rPr>
+                <w:noProof/>
+                <w:lang w:val="de-DE"/>
+              </w:rPr>
+              <mc:AlternateContent>
+                <mc:Choice Requires="wps">
+                  <w:drawing>
+                    <wp:anchor distT="0" distB="0" distL="114300" distR="114300" simplePos="0" relativeHeight="251678719" behindDoc="0" locked="0" layoutInCell="1" allowOverlap="1" wp14:anchorId="5B43612A" wp14:editId="1611F3E3">
+                      <wp:simplePos x="0" y="0"/>
+                      <wp:positionH relativeFrom="column">
+                        <wp:posOffset>1345398</wp:posOffset>
+                      </wp:positionH>
+                      <wp:positionV relativeFrom="paragraph">
+                        <wp:posOffset>107260</wp:posOffset>
+                      </wp:positionV>
+                      <wp:extent cx="25121" cy="1416818"/>
+                      <wp:effectExtent l="19050" t="19050" r="32385" b="31115"/>
+                      <wp:wrapNone/>
+                      <wp:docPr id="166142993" name="Gerader Verbinder 23"/>
+                      <wp:cNvGraphicFramePr/>
+                      <a:graphic xmlns:a="http://schemas.openxmlformats.org/drawingml/2006/main">
+                        <a:graphicData uri="http://schemas.microsoft.com/office/word/2010/wordprocessingShape">
+                          <wps:wsp>
+                            <wps:cNvCnPr/>
+                            <wps:spPr>
+                              <a:xfrm>
+                                <a:off x="0" y="0"/>
+                                <a:ext cx="25121" cy="1416818"/>
+                              </a:xfrm>
+                              <a:prstGeom prst="line">
+                                <a:avLst/>
+                              </a:prstGeom>
+                              <a:ln w="28575">
+                                <a:solidFill>
+                                  <a:srgbClr val="FF0000"/>
+                                </a:solidFill>
+                              </a:ln>
+                            </wps:spPr>
+                            <wps:style>
+                              <a:lnRef idx="1">
+                                <a:schemeClr val="accent1"/>
+                              </a:lnRef>
+                              <a:fillRef idx="0">
+                                <a:schemeClr val="accent1"/>
+                              </a:fillRef>
+                              <a:effectRef idx="0">
+                                <a:schemeClr val="accent1"/>
+                              </a:effectRef>
+                              <a:fontRef idx="minor">
+                                <a:schemeClr val="tx1"/>
+                              </a:fontRef>
+                            </wps:style>
+                            <wps:bodyPr/>
+                          </wps:wsp>
+                        </a:graphicData>
+                      </a:graphic>
+                    </wp:anchor>
+                  </w:drawing>
+                </mc:Choice>
+                <mc:Fallback>
+                  <w:pict>
+                    <v:line w14:anchorId="6ED9326A" id="Gerader Verbinder 23" o:spid="_x0000_s1026" style="position:absolute;z-index:251678719;visibility:visible;mso-wrap-style:square;mso-wrap-distance-left:9pt;mso-wrap-distance-top:0;mso-wrap-distance-right:9pt;mso-wrap-distance-bottom:0;mso-position-horizontal:absolute;mso-position-horizontal-relative:text;mso-position-vertical:absolute;mso-position-vertical-relative:text" from="105.95pt,8.45pt" to="107.95pt,120pt" o:gfxdata="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" strokecolor="red" strokeweight="2.25pt">
+                      <v:stroke joinstyle="miter"/>
+                    </v:line>
+                  </w:pict>
+                </mc:Fallback>
+              </mc:AlternateContent>
+            </w:r>
+            <w:r>
+              <w:rPr>
+                <w:noProof/>
+                <w:lang w:val="de-DE"/>
+              </w:rPr>
+              <mc:AlternateContent>
+                <mc:Choice Requires="wps">
+                  <w:drawing>
+                    <wp:anchor distT="0" distB="0" distL="114300" distR="114300" simplePos="0" relativeHeight="251688960" behindDoc="0" locked="0" layoutInCell="1" allowOverlap="1" wp14:anchorId="59DB3BF5" wp14:editId="42143B17">
+                      <wp:simplePos x="0" y="0"/>
+                      <wp:positionH relativeFrom="column">
+                        <wp:posOffset>278130</wp:posOffset>
+                      </wp:positionH>
+                      <wp:positionV relativeFrom="paragraph">
+                        <wp:posOffset>1278199</wp:posOffset>
+                      </wp:positionV>
+                      <wp:extent cx="1357574" cy="0"/>
+                      <wp:effectExtent l="0" t="19050" r="33655" b="19050"/>
+                      <wp:wrapNone/>
+                      <wp:docPr id="176179906" name="Gerader Verbinder 23"/>
+                      <wp:cNvGraphicFramePr/>
+                      <a:graphic xmlns:a="http://schemas.openxmlformats.org/drawingml/2006/main">
+                        <a:graphicData uri="http://schemas.microsoft.com/office/word/2010/wordprocessingShape">
+                          <wps:wsp>
+                            <wps:cNvCnPr/>
+                            <wps:spPr>
+                              <a:xfrm>
+                                <a:off x="0" y="0"/>
+                                <a:ext cx="1357574" cy="0"/>
+                              </a:xfrm>
+                              <a:prstGeom prst="line">
+                                <a:avLst/>
+                              </a:prstGeom>
+                              <a:ln w="28575">
+                                <a:solidFill>
+                                  <a:srgbClr val="FF0000"/>
+                                </a:solidFill>
+                              </a:ln>
+                            </wps:spPr>
+                            <wps:style>
+                              <a:lnRef idx="1">
+                                <a:schemeClr val="accent1"/>
+                              </a:lnRef>
+                              <a:fillRef idx="0">
+                                <a:schemeClr val="accent1"/>
+                              </a:fillRef>
+                              <a:effectRef idx="0">
+                                <a:schemeClr val="accent1"/>
+                              </a:effectRef>
+                              <a:fontRef idx="minor">
+                                <a:schemeClr val="tx1"/>
+                              </a:fontRef>
+                            </wps:style>
+                            <wps:bodyPr/>
+                          </wps:wsp>
+                        </a:graphicData>
+                      </a:graphic>
+                      <wp14:sizeRelH relativeFrom="margin">
+                        <wp14:pctWidth>0</wp14:pctWidth>
+                      </wp14:sizeRelH>
+                      <wp14:sizeRelV relativeFrom="margin">
+                        <wp14:pctHeight>0</wp14:pctHeight>
+                      </wp14:sizeRelV>
+                    </wp:anchor>
+                  </w:drawing>
+                </mc:Choice>
+                <mc:Fallback>
+                  <w:pict>
+                    <v:line w14:anchorId="70C4C759" id="Gerader Verbinder 23" o:spid="_x0000_s1026" style="position:absolute;z-index:251688960;visibility:visible;mso-wrap-style:square;mso-width-percent:0;mso-height-percent:0;mso-wrap-distance-left:9pt;mso-wrap-distance-top:0;mso-wrap-distance-right:9pt;mso-wrap-distance-bottom:0;mso-position-horizontal:absolute;mso-position-horizontal-relative:text;mso-position-vertical:absolute;mso-position-vertical-relative:text;mso-width-percent:0;mso-height-percent:0;mso-width-relative:margin;mso-height-relative:margin" from="21.9pt,100.65pt" to="128.8pt,100.65pt" o:gfxdata="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" strokecolor="red" strokeweight="2.25pt">
+                      <v:stroke joinstyle="miter"/>
+                    </v:line>
+                  </w:pict>
+                </mc:Fallback>
+              </mc:AlternateContent>
+            </w:r>
+            <w:r>
+              <w:rPr>
+                <w:noProof/>
+                <w:lang w:val="de-DE"/>
+              </w:rPr>
+              <mc:AlternateContent>
+                <mc:Choice Requires="wps">
+                  <w:drawing>
+                    <wp:anchor distT="0" distB="0" distL="114300" distR="114300" simplePos="0" relativeHeight="251668480" behindDoc="0" locked="0" layoutInCell="1" allowOverlap="1" wp14:anchorId="15186328" wp14:editId="13F510CE">
+                      <wp:simplePos x="0" y="0"/>
+                      <wp:positionH relativeFrom="column">
+                        <wp:posOffset>1143600</wp:posOffset>
+                      </wp:positionH>
+                      <wp:positionV relativeFrom="paragraph">
+                        <wp:posOffset>1083255</wp:posOffset>
+                      </wp:positionV>
+                      <wp:extent cx="422031" cy="381837"/>
+                      <wp:effectExtent l="0" t="0" r="0" b="0"/>
+                      <wp:wrapNone/>
+                      <wp:docPr id="93891422" name="Rechteck 21"/>
+                      <wp:cNvGraphicFramePr/>
+                      <a:graphic xmlns:a="http://schemas.openxmlformats.org/drawingml/2006/main">
+                        <a:graphicData uri="http://schemas.microsoft.com/office/word/2010/wordprocessingShape">
+                          <wps:wsp>
+                            <wps:cNvSpPr/>
+                            <wps:spPr>
+                              <a:xfrm>
+                                <a:off x="0" y="0"/>
+                                <a:ext cx="422031" cy="381837"/>
+                              </a:xfrm>
+                              <a:prstGeom prst="rect">
+                                <a:avLst/>
+                              </a:prstGeom>
+                              <a:solidFill>
+                                <a:schemeClr val="tx1"/>
+                              </a:solidFill>
+                              <a:ln>
+                                <a:noFill/>
+                              </a:ln>
+                            </wps:spPr>
+                            <wps:style>
+                              <a:lnRef idx="2">
+                                <a:schemeClr val="dk1">
+                                  <a:shade val="15000"/>
+                                </a:schemeClr>
+                              </a:lnRef>
+                              <a:fillRef idx="1">
+                                <a:schemeClr val="dk1"/>
+                              </a:fillRef>
+                              <a:effectRef idx="0">
+                                <a:schemeClr val="dk1"/>
+                              </a:effectRef>
+                              <a:fontRef idx="minor">
+                                <a:schemeClr val="lt1"/>
+                              </a:fontRef>
+                            </wps:style>
+                            <wps:bodyPr rot="0" spcFirstLastPara="0" vertOverflow="overflow" horzOverflow="overflow" vert="horz" wrap="square" lIns="91440" tIns="45720" rIns="91440" bIns="45720" numCol="1" spcCol="0" rtlCol="0" fromWordArt="0" anchor="ctr" anchorCtr="0" forceAA="0" compatLnSpc="1">
+                              <a:prstTxWarp prst="textNoShape">
+                                <a:avLst/>
+                              </a:prstTxWarp>
+                              <a:noAutofit/>
+                            </wps:bodyPr>
+                          </wps:wsp>
+                        </a:graphicData>
+                      </a:graphic>
+                    </wp:anchor>
+                  </w:drawing>
+                </mc:Choice>
+                <mc:Fallback>
+                  <w:pict>
+                    <v:rect w14:anchorId="05A3F071" id="Rechteck 21" o:spid="_x0000_s1026" style="position:absolute;margin-left:90.05pt;margin-top:85.3pt;width:33.25pt;height:30.05pt;z-index:251668480;visibility:visible;mso-wrap-style:square;mso-wrap-distance-left:9pt;mso-wrap-distance-top:0;mso-wrap-distance-right:9pt;mso-wrap-distance-bottom:0;mso-position-horizontal:absolute;mso-position-horizontal-relative:text;mso-position-vertical:absolute;mso-position-vertical-relative:text;v-text-anchor:middle" o:gfxdata="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" fillcolor="black [3213]" stroked="f" strokeweight="1pt"/>
+                  </w:pict>
+                </mc:Fallback>
+              </mc:AlternateContent>
+            </w:r>
+            <w:r>
+              <w:rPr>
+                <w:noProof/>
+                <w:lang w:val="de-DE"/>
+              </w:rPr>
+              <mc:AlternateContent>
+                <mc:Choice Requires="wps">
+                  <w:drawing>
+                    <wp:anchor distT="0" distB="0" distL="114300" distR="114300" simplePos="0" relativeHeight="251693056" behindDoc="0" locked="0" layoutInCell="1" allowOverlap="1" wp14:anchorId="0EB355E3" wp14:editId="37CDC69E">
+                      <wp:simplePos x="0" y="0"/>
+                      <wp:positionH relativeFrom="column">
+                        <wp:posOffset>455735</wp:posOffset>
+                      </wp:positionH>
+                      <wp:positionV relativeFrom="paragraph">
+                        <wp:posOffset>1251487</wp:posOffset>
+                      </wp:positionV>
+                      <wp:extent cx="55266" cy="55266"/>
+                      <wp:effectExtent l="0" t="0" r="20955" b="20955"/>
+                      <wp:wrapNone/>
+                      <wp:docPr id="719411580" name="Ellipse 22"/>
+                      <wp:cNvGraphicFramePr/>
+                      <a:graphic xmlns:a="http://schemas.openxmlformats.org/drawingml/2006/main">
+                        <a:graphicData uri="http://schemas.microsoft.com/office/word/2010/wordprocessingShape">
+                          <wps:wsp>
+                            <wps:cNvSpPr/>
+                            <wps:spPr>
+                              <a:xfrm>
+                                <a:off x="0" y="0"/>
+                                <a:ext cx="55266" cy="55266"/>
+                              </a:xfrm>
+                              <a:prstGeom prst="ellipse">
+                                <a:avLst/>
+                              </a:prstGeom>
+                            </wps:spPr>
+                            <wps:style>
+                              <a:lnRef idx="2">
+                                <a:schemeClr val="accent1">
+                                  <a:shade val="15000"/>
+                                </a:schemeClr>
+                              </a:lnRef>
+                              <a:fillRef idx="1">
+                                <a:schemeClr val="accent1"/>
+                              </a:fillRef>
+                              <a:effectRef idx="0">
+                                <a:schemeClr val="accent1"/>
+                              </a:effectRef>
+                              <a:fontRef idx="minor">
+                                <a:schemeClr val="lt1"/>
+                              </a:fontRef>
+                            </wps:style>
+                            <wps:bodyPr rot="0" spcFirstLastPara="0" vertOverflow="overflow" horzOverflow="overflow" vert="horz" wrap="square" lIns="91440" tIns="45720" rIns="91440" bIns="45720" numCol="1" spcCol="0" rtlCol="0" fromWordArt="0" anchor="ctr" anchorCtr="0" forceAA="0" compatLnSpc="1">
+                              <a:prstTxWarp prst="textNoShape">
+                                <a:avLst/>
+                              </a:prstTxWarp>
+                              <a:noAutofit/>
+                            </wps:bodyPr>
+                          </wps:wsp>
+                        </a:graphicData>
+                      </a:graphic>
+                    </wp:anchor>
+                  </w:drawing>
+                </mc:Choice>
+                <mc:Fallback>
+                  <w:pict>
+                    <v:oval w14:anchorId="367752CD" id="Ellipse 22" o:spid="_x0000_s1026" style="position:absolute;margin-left:35.9pt;margin-top:98.55pt;width:4.35pt;height:4.35pt;z-index:251693056;visibility:visible;mso-wrap-style:square;mso-wrap-distance-left:9pt;mso-wrap-distance-top:0;mso-wrap-distance-right:9pt;mso-wrap-distance-bottom:0;mso-position-horizontal:absolute;mso-position-horizontal-relative:text;mso-position-vertical:absolute;mso-position-vertical-relative:text;v-text-anchor:middle" o:gfxdata="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" fillcolor="#4472c4 [3204]" strokecolor="#09101d [484]" strokeweight="1pt">
+                      <v:stroke joinstyle="miter"/>
+                    </v:oval>
+                  </w:pict>
+                </mc:Fallback>
+              </mc:AlternateContent>
+            </w:r>
+            <w:r>
+              <w:rPr>
+                <w:noProof/>
+                <w:lang w:val="de-DE"/>
+              </w:rPr>
+              <mc:AlternateContent>
+                <mc:Choice Requires="wps">
+                  <w:drawing>
+                    <wp:anchor distT="0" distB="0" distL="114300" distR="114300" simplePos="0" relativeHeight="251692032" behindDoc="0" locked="0" layoutInCell="1" allowOverlap="1" wp14:anchorId="27A45E7F" wp14:editId="140A3857">
+                      <wp:simplePos x="0" y="0"/>
+                      <wp:positionH relativeFrom="column">
+                        <wp:posOffset>907910</wp:posOffset>
+                      </wp:positionH>
+                      <wp:positionV relativeFrom="paragraph">
+                        <wp:posOffset>1251487</wp:posOffset>
+                      </wp:positionV>
+                      <wp:extent cx="55266" cy="55266"/>
+                      <wp:effectExtent l="0" t="0" r="20955" b="20955"/>
+                      <wp:wrapNone/>
+                      <wp:docPr id="1970317747" name="Ellipse 22"/>
+                      <wp:cNvGraphicFramePr/>
+                      <a:graphic xmlns:a="http://schemas.openxmlformats.org/drawingml/2006/main">
+                        <a:graphicData uri="http://schemas.microsoft.com/office/word/2010/wordprocessingShape">
+                          <wps:wsp>
+                            <wps:cNvSpPr/>
+                            <wps:spPr>
+                              <a:xfrm>
+                                <a:off x="0" y="0"/>
+                                <a:ext cx="55266" cy="55266"/>
+                              </a:xfrm>
+                              <a:prstGeom prst="ellipse">
+                                <a:avLst/>
+                              </a:prstGeom>
+                            </wps:spPr>
+                            <wps:style>
+                              <a:lnRef idx="2">
+                                <a:schemeClr val="accent1">
+                                  <a:shade val="15000"/>
+                                </a:schemeClr>
+                              </a:lnRef>
+                              <a:fillRef idx="1">
+                                <a:schemeClr val="accent1"/>
+                              </a:fillRef>
+                              <a:effectRef idx="0">
+                                <a:schemeClr val="accent1"/>
+                              </a:effectRef>
+                              <a:fontRef idx="minor">
+                                <a:schemeClr val="lt1"/>
+                              </a:fontRef>
+                            </wps:style>
+                            <wps:bodyPr rot="0" spcFirstLastPara="0" vertOverflow="overflow" horzOverflow="overflow" vert="horz" wrap="square" lIns="91440" tIns="45720" rIns="91440" bIns="45720" numCol="1" spcCol="0" rtlCol="0" fromWordArt="0" anchor="ctr" anchorCtr="0" forceAA="0" compatLnSpc="1">
+                              <a:prstTxWarp prst="textNoShape">
+                                <a:avLst/>
+                              </a:prstTxWarp>
+                              <a:noAutofit/>
+                            </wps:bodyPr>
+                          </wps:wsp>
+                        </a:graphicData>
+                      </a:graphic>
+                    </wp:anchor>
+                  </w:drawing>
+                </mc:Choice>
+                <mc:Fallback>
+                  <w:pict>
+                    <v:oval w14:anchorId="219696AB" id="Ellipse 22" o:spid="_x0000_s1026" style="position:absolute;margin-left:71.5pt;margin-top:98.55pt;width:4.35pt;height:4.35pt;z-index:251692032;visibility:visible;mso-wrap-style:square;mso-wrap-distance-left:9pt;mso-wrap-distance-top:0;mso-wrap-distance-right:9pt;mso-wrap-distance-bottom:0;mso-position-horizontal:absolute;mso-position-horizontal-relative:text;mso-position-vertical:absolute;mso-position-vertical-relative:text;v-text-anchor:middle" o:gfxdata="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" fillcolor="#4472c4 [3204]" strokecolor="#09101d [484]" strokeweight="1pt">
+                      <v:stroke joinstyle="miter"/>
+                    </v:oval>
+                  </w:pict>
+                </mc:Fallback>
+              </mc:AlternateContent>
+            </w:r>
+            <w:r>
+              <w:rPr>
+                <w:noProof/>
+                <w:lang w:val="de-DE"/>
+              </w:rPr>
+              <mc:AlternateContent>
+                <mc:Choice Requires="wps">
+                  <w:drawing>
+                    <wp:anchor distT="0" distB="0" distL="114300" distR="114300" simplePos="0" relativeHeight="251681792" behindDoc="0" locked="0" layoutInCell="1" allowOverlap="1" wp14:anchorId="01E5825A" wp14:editId="4EEB97BD">
+                      <wp:simplePos x="0" y="0"/>
+                      <wp:positionH relativeFrom="column">
+                        <wp:posOffset>1324917</wp:posOffset>
+                      </wp:positionH>
+                      <wp:positionV relativeFrom="paragraph">
+                        <wp:posOffset>819408</wp:posOffset>
+                      </wp:positionV>
+                      <wp:extent cx="55266" cy="55266"/>
+                      <wp:effectExtent l="0" t="0" r="20955" b="20955"/>
+                      <wp:wrapNone/>
+                      <wp:docPr id="642024074" name="Ellipse 22"/>
+                      <wp:cNvGraphicFramePr/>
+                      <a:graphic xmlns:a="http://schemas.openxmlformats.org/drawingml/2006/main">
+                        <a:graphicData uri="http://schemas.microsoft.com/office/word/2010/wordprocessingShape">
+                          <wps:wsp>
+                            <wps:cNvSpPr/>
+                            <wps:spPr>
+                              <a:xfrm>
+                                <a:off x="0" y="0"/>
+                                <a:ext cx="55266" cy="55266"/>
+                              </a:xfrm>
+                              <a:prstGeom prst="ellipse">
+                                <a:avLst/>
+                              </a:prstGeom>
+                            </wps:spPr>
+                            <wps:style>
+                              <a:lnRef idx="2">
+                                <a:schemeClr val="accent1">
+                                  <a:shade val="15000"/>
+                                </a:schemeClr>
+                              </a:lnRef>
+                              <a:fillRef idx="1">
+                                <a:schemeClr val="accent1"/>
+                              </a:fillRef>
+                              <a:effectRef idx="0">
+                                <a:schemeClr val="accent1"/>
+                              </a:effectRef>
+                              <a:fontRef idx="minor">
+                                <a:schemeClr val="lt1"/>
+                              </a:fontRef>
+                            </wps:style>
+                            <wps:bodyPr rot="0" spcFirstLastPara="0" vertOverflow="overflow" horzOverflow="overflow" vert="horz" wrap="square" lIns="91440" tIns="45720" rIns="91440" bIns="45720" numCol="1" spcCol="0" rtlCol="0" fromWordArt="0" anchor="ctr" anchorCtr="0" forceAA="0" compatLnSpc="1">
+                              <a:prstTxWarp prst="textNoShape">
+                                <a:avLst/>
+                              </a:prstTxWarp>
+                              <a:noAutofit/>
+                            </wps:bodyPr>
+                          </wps:wsp>
+                        </a:graphicData>
+                      </a:graphic>
+                    </wp:anchor>
+                  </w:drawing>
+                </mc:Choice>
+                <mc:Fallback>
+                  <w:pict>
+                    <v:oval w14:anchorId="453E38E6" id="Ellipse 22" o:spid="_x0000_s1026" style="position:absolute;margin-left:104.3pt;margin-top:64.5pt;width:4.35pt;height:4.35pt;z-index:251681792;visibility:visible;mso-wrap-style:square;mso-wrap-distance-left:9pt;mso-wrap-distance-top:0;mso-wrap-distance-right:9pt;mso-wrap-distance-bottom:0;mso-position-horizontal:absolute;mso-position-horizontal-relative:text;mso-position-vertical:absolute;mso-position-vertical-relative:text;v-text-anchor:middle" o:gfxdata="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" fillcolor="#4472c4 [3204]" strokecolor="#09101d [484]" strokeweight="1pt">
+                      <v:stroke joinstyle="miter"/>
+                    </v:oval>
+                  </w:pict>
+                </mc:Fallback>
+              </mc:AlternateContent>
+            </w:r>
+            <w:r>
+              <w:rPr>
+                <w:noProof/>
+                <w:lang w:val="de-DE"/>
+              </w:rPr>
+              <mc:AlternateContent>
+                <mc:Choice Requires="wps">
+                  <w:drawing>
+                    <wp:anchor distT="0" distB="0" distL="114300" distR="114300" simplePos="0" relativeHeight="251679744" behindDoc="0" locked="0" layoutInCell="1" allowOverlap="1" wp14:anchorId="31BD680E" wp14:editId="65F8E323">
+                      <wp:simplePos x="0" y="0"/>
+                      <wp:positionH relativeFrom="column">
+                        <wp:posOffset>897863</wp:posOffset>
+                      </wp:positionH>
+                      <wp:positionV relativeFrom="paragraph">
+                        <wp:posOffset>819408</wp:posOffset>
+                      </wp:positionV>
+                      <wp:extent cx="55266" cy="55266"/>
+                      <wp:effectExtent l="0" t="0" r="20955" b="20955"/>
+                      <wp:wrapNone/>
+                      <wp:docPr id="425242440" name="Ellipse 22"/>
+                      <wp:cNvGraphicFramePr/>
+                      <a:graphic xmlns:a="http://schemas.openxmlformats.org/drawingml/2006/main">
+                        <a:graphicData uri="http://schemas.microsoft.com/office/word/2010/wordprocessingShape">
+                          <wps:wsp>
+                            <wps:cNvSpPr/>
+                            <wps:spPr>
+                              <a:xfrm>
+                                <a:off x="0" y="0"/>
+                                <a:ext cx="55266" cy="55266"/>
+                              </a:xfrm>
+                              <a:prstGeom prst="ellipse">
+                                <a:avLst/>
+                              </a:prstGeom>
+                            </wps:spPr>
+                            <wps:style>
+                              <a:lnRef idx="2">
+                                <a:schemeClr val="accent1">
+                                  <a:shade val="15000"/>
+                                </a:schemeClr>
+                              </a:lnRef>
+                              <a:fillRef idx="1">
+                                <a:schemeClr val="accent1"/>
+                              </a:fillRef>
+                              <a:effectRef idx="0">
+                                <a:schemeClr val="accent1"/>
+                              </a:effectRef>
+                              <a:fontRef idx="minor">
+                                <a:schemeClr val="lt1"/>
+                              </a:fontRef>
+                            </wps:style>
+                            <wps:bodyPr rot="0" spcFirstLastPara="0" vertOverflow="overflow" horzOverflow="overflow" vert="horz" wrap="square" lIns="91440" tIns="45720" rIns="91440" bIns="45720" numCol="1" spcCol="0" rtlCol="0" fromWordArt="0" anchor="ctr" anchorCtr="0" forceAA="0" compatLnSpc="1">
+                              <a:prstTxWarp prst="textNoShape">
+                                <a:avLst/>
+                              </a:prstTxWarp>
+                              <a:noAutofit/>
+                            </wps:bodyPr>
+                          </wps:wsp>
+                        </a:graphicData>
+                      </a:graphic>
+                    </wp:anchor>
+                  </w:drawing>
+                </mc:Choice>
+                <mc:Fallback>
+                  <w:pict>
+                    <v:oval w14:anchorId="0BA1BFD1" id="Ellipse 22" o:spid="_x0000_s1026" style="position:absolute;margin-left:70.7pt;margin-top:64.5pt;width:4.35pt;height:4.35pt;z-index:251679744;visibility:visible;mso-wrap-style:square;mso-wrap-distance-left:9pt;mso-wrap-distance-top:0;mso-wrap-distance-right:9pt;mso-wrap-distance-bottom:0;mso-position-horizontal:absolute;mso-position-horizontal-relative:text;mso-position-vertical:absolute;mso-position-vertical-relative:text;v-text-anchor:middle" o:gfxdata="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" fillcolor="#4472c4 [3204]" strokecolor="#09101d [484]" strokeweight="1pt">
+                      <v:stroke joinstyle="miter"/>
+                    </v:oval>
+                  </w:pict>
+                </mc:Fallback>
+              </mc:AlternateContent>
+            </w:r>
+            <w:r>
+              <w:rPr>
+                <w:noProof/>
+                <w:lang w:val="de-DE"/>
+              </w:rPr>
+              <mc:AlternateContent>
+                <mc:Choice Requires="wps">
+                  <w:drawing>
+                    <wp:anchor distT="0" distB="0" distL="114300" distR="114300" simplePos="0" relativeHeight="251677696" behindDoc="0" locked="0" layoutInCell="1" allowOverlap="1" wp14:anchorId="7F7BF9B2" wp14:editId="5E66FFF6">
+                      <wp:simplePos x="0" y="0"/>
+                      <wp:positionH relativeFrom="column">
+                        <wp:posOffset>445687</wp:posOffset>
+                      </wp:positionH>
+                      <wp:positionV relativeFrom="paragraph">
+                        <wp:posOffset>814384</wp:posOffset>
+                      </wp:positionV>
+                      <wp:extent cx="55266" cy="55266"/>
+                      <wp:effectExtent l="0" t="0" r="20955" b="20955"/>
+                      <wp:wrapNone/>
+                      <wp:docPr id="1811512835" name="Ellipse 22"/>
+                      <wp:cNvGraphicFramePr/>
+                      <a:graphic xmlns:a="http://schemas.openxmlformats.org/drawingml/2006/main">
+                        <a:graphicData uri="http://schemas.microsoft.com/office/word/2010/wordprocessingShape">
+                          <wps:wsp>
+                            <wps:cNvSpPr/>
+                            <wps:spPr>
+                              <a:xfrm>
+                                <a:off x="0" y="0"/>
+                                <a:ext cx="55266" cy="55266"/>
+                              </a:xfrm>
+                              <a:prstGeom prst="ellipse">
+                                <a:avLst/>
+                              </a:prstGeom>
+                            </wps:spPr>
+                            <wps:style>
+                              <a:lnRef idx="2">
+                                <a:schemeClr val="accent1">
+                                  <a:shade val="15000"/>
+                                </a:schemeClr>
+                              </a:lnRef>
+                              <a:fillRef idx="1">
+                                <a:schemeClr val="accent1"/>
+                              </a:fillRef>
+                              <a:effectRef idx="0">
+                                <a:schemeClr val="accent1"/>
+                              </a:effectRef>
+                              <a:fontRef idx="minor">
+                                <a:schemeClr val="lt1"/>
+                              </a:fontRef>
+                            </wps:style>
+                            <wps:bodyPr rot="0" spcFirstLastPara="0" vertOverflow="overflow" horzOverflow="overflow" vert="horz" wrap="square" lIns="91440" tIns="45720" rIns="91440" bIns="45720" numCol="1" spcCol="0" rtlCol="0" fromWordArt="0" anchor="ctr" anchorCtr="0" forceAA="0" compatLnSpc="1">
+                              <a:prstTxWarp prst="textNoShape">
+                                <a:avLst/>
+                              </a:prstTxWarp>
+                              <a:noAutofit/>
+                            </wps:bodyPr>
+                          </wps:wsp>
+                        </a:graphicData>
+                      </a:graphic>
+                    </wp:anchor>
+                  </w:drawing>
+                </mc:Choice>
+                <mc:Fallback>
+                  <w:pict>
+                    <v:oval w14:anchorId="1333A028" id="Ellipse 22" o:spid="_x0000_s1026" style="position:absolute;margin-left:35.1pt;margin-top:64.1pt;width:4.35pt;height:4.35pt;z-index:251677696;visibility:visible;mso-wrap-style:square;mso-wrap-distance-left:9pt;mso-wrap-distance-top:0;mso-wrap-distance-right:9pt;mso-wrap-distance-bottom:0;mso-position-horizontal:absolute;mso-position-horizontal-relative:text;mso-position-vertical:absolute;mso-position-vertical-relative:text;v-text-anchor:middle" o:gfxdata="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" fillcolor="#4472c4 [3204]" strokecolor="#09101d [484]" strokeweight="1pt">
+                      <v:stroke joinstyle="miter"/>
+                    </v:oval>
+                  </w:pict>
+                </mc:Fallback>
+              </mc:AlternateContent>
+            </w:r>
+            <w:r>
+              <w:rPr>
+                <w:noProof/>
+                <w:lang w:val="de-DE"/>
+              </w:rPr>
+              <mc:AlternateContent>
+                <mc:Choice Requires="wps">
+                  <w:drawing>
+                    <wp:anchor distT="0" distB="0" distL="114300" distR="114300" simplePos="0" relativeHeight="251686912" behindDoc="0" locked="0" layoutInCell="1" allowOverlap="1" wp14:anchorId="4D6B9B41" wp14:editId="318D57D1">
+                      <wp:simplePos x="0" y="0"/>
+                      <wp:positionH relativeFrom="column">
+                        <wp:posOffset>1329942</wp:posOffset>
+                      </wp:positionH>
+                      <wp:positionV relativeFrom="paragraph">
+                        <wp:posOffset>372257</wp:posOffset>
+                      </wp:positionV>
+                      <wp:extent cx="55266" cy="55266"/>
+                      <wp:effectExtent l="0" t="0" r="20955" b="20955"/>
+                      <wp:wrapNone/>
+                      <wp:docPr id="793557675" name="Ellipse 22"/>
+                      <wp:cNvGraphicFramePr/>
+                      <a:graphic xmlns:a="http://schemas.openxmlformats.org/drawingml/2006/main">
+                        <a:graphicData uri="http://schemas.microsoft.com/office/word/2010/wordprocessingShape">
+                          <wps:wsp>
+                            <wps:cNvSpPr/>
+                            <wps:spPr>
+                              <a:xfrm>
+                                <a:off x="0" y="0"/>
+                                <a:ext cx="55266" cy="55266"/>
+                              </a:xfrm>
+                              <a:prstGeom prst="ellipse">
+                                <a:avLst/>
+                              </a:prstGeom>
+                            </wps:spPr>
+                            <wps:style>
+                              <a:lnRef idx="2">
+                                <a:schemeClr val="accent1">
+                                  <a:shade val="15000"/>
+                                </a:schemeClr>
+                              </a:lnRef>
+                              <a:fillRef idx="1">
+                                <a:schemeClr val="accent1"/>
+                              </a:fillRef>
+                              <a:effectRef idx="0">
+                                <a:schemeClr val="accent1"/>
+                              </a:effectRef>
+                              <a:fontRef idx="minor">
+                                <a:schemeClr val="lt1"/>
+                              </a:fontRef>
+                            </wps:style>
+                            <wps:bodyPr rot="0" spcFirstLastPara="0" vertOverflow="overflow" horzOverflow="overflow" vert="horz" wrap="square" lIns="91440" tIns="45720" rIns="91440" bIns="45720" numCol="1" spcCol="0" rtlCol="0" fromWordArt="0" anchor="ctr" anchorCtr="0" forceAA="0" compatLnSpc="1">
+                              <a:prstTxWarp prst="textNoShape">
+                                <a:avLst/>
+                              </a:prstTxWarp>
+                              <a:noAutofit/>
+                            </wps:bodyPr>
+                          </wps:wsp>
+                        </a:graphicData>
+                      </a:graphic>
+                    </wp:anchor>
+                  </w:drawing>
+                </mc:Choice>
+                <mc:Fallback>
+                  <w:pict>
+                    <v:oval w14:anchorId="4CFB1441" id="Ellipse 22" o:spid="_x0000_s1026" style="position:absolute;margin-left:104.7pt;margin-top:29.3pt;width:4.35pt;height:4.35pt;z-index:251686912;visibility:visible;mso-wrap-style:square;mso-wrap-distance-left:9pt;mso-wrap-distance-top:0;mso-wrap-distance-right:9pt;mso-wrap-distance-bottom:0;mso-position-horizontal:absolute;mso-position-horizontal-relative:text;mso-position-vertical:absolute;mso-position-vertical-relative:text;v-text-anchor:middle" o:gfxdata="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" fillcolor="#4472c4 [3204]" strokecolor="#09101d [484]" strokeweight="1pt">
+                      <v:stroke joinstyle="miter"/>
+                    </v:oval>
+                  </w:pict>
+                </mc:Fallback>
+              </mc:AlternateContent>
+            </w:r>
+            <w:r>
+              <w:rPr>
+                <w:noProof/>
+                <w:lang w:val="de-DE"/>
+              </w:rPr>
+              <mc:AlternateContent>
+                <mc:Choice Requires="wps">
+                  <w:drawing>
+                    <wp:anchor distT="0" distB="0" distL="114300" distR="114300" simplePos="0" relativeHeight="251673600" behindDoc="0" locked="0" layoutInCell="1" allowOverlap="1" wp14:anchorId="229C96AB" wp14:editId="129912AF">
+                      <wp:simplePos x="0" y="0"/>
+                      <wp:positionH relativeFrom="column">
+                        <wp:posOffset>435638</wp:posOffset>
+                      </wp:positionH>
+                      <wp:positionV relativeFrom="paragraph">
+                        <wp:posOffset>372256</wp:posOffset>
+                      </wp:positionV>
+                      <wp:extent cx="55266" cy="55266"/>
+                      <wp:effectExtent l="0" t="0" r="20955" b="20955"/>
+                      <wp:wrapNone/>
+                      <wp:docPr id="1902124681" name="Ellipse 22"/>
+                      <wp:cNvGraphicFramePr/>
+                      <a:graphic xmlns:a="http://schemas.openxmlformats.org/drawingml/2006/main">
+                        <a:graphicData uri="http://schemas.microsoft.com/office/word/2010/wordprocessingShape">
+                          <wps:wsp>
+                            <wps:cNvSpPr/>
+                            <wps:spPr>
+                              <a:xfrm>
+                                <a:off x="0" y="0"/>
+                                <a:ext cx="55266" cy="55266"/>
+                              </a:xfrm>
+                              <a:prstGeom prst="ellipse">
+                                <a:avLst/>
+                              </a:prstGeom>
+                            </wps:spPr>
+                            <wps:style>
+                              <a:lnRef idx="2">
+                                <a:schemeClr val="accent1">
+                                  <a:shade val="15000"/>
+                                </a:schemeClr>
+                              </a:lnRef>
+                              <a:fillRef idx="1">
+                                <a:schemeClr val="accent1"/>
+                              </a:fillRef>
+                              <a:effectRef idx="0">
+                                <a:schemeClr val="accent1"/>
+                              </a:effectRef>
+                              <a:fontRef idx="minor">
+                                <a:schemeClr val="lt1"/>
+                              </a:fontRef>
+                            </wps:style>
+                            <wps:bodyPr rot="0" spcFirstLastPara="0" vertOverflow="overflow" horzOverflow="overflow" vert="horz" wrap="square" lIns="91440" tIns="45720" rIns="91440" bIns="45720" numCol="1" spcCol="0" rtlCol="0" fromWordArt="0" anchor="ctr" anchorCtr="0" forceAA="0" compatLnSpc="1">
+                              <a:prstTxWarp prst="textNoShape">
+                                <a:avLst/>
+                              </a:prstTxWarp>
+                              <a:noAutofit/>
+                            </wps:bodyPr>
+                          </wps:wsp>
+                        </a:graphicData>
+                      </a:graphic>
+                    </wp:anchor>
+                  </w:drawing>
+                </mc:Choice>
+                <mc:Fallback>
+                  <w:pict>
+                    <v:oval w14:anchorId="6D0656CE" id="Ellipse 22" o:spid="_x0000_s1026" style="position:absolute;margin-left:34.3pt;margin-top:29.3pt;width:4.35pt;height:4.35pt;z-index:251673600;visibility:visible;mso-wrap-style:square;mso-wrap-distance-left:9pt;mso-wrap-distance-top:0;mso-wrap-distance-right:9pt;mso-wrap-distance-bottom:0;mso-position-horizontal:absolute;mso-position-horizontal-relative:text;mso-position-vertical:absolute;mso-position-vertical-relative:text;v-text-anchor:middle" o:gfxdata="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" fillcolor="#4472c4 [3204]" strokecolor="#09101d [484]" strokeweight="1pt">
+                      <v:stroke joinstyle="miter"/>
+                    </v:oval>
+                  </w:pict>
+                </mc:Fallback>
+              </mc:AlternateContent>
+            </w:r>
+            <w:r>
+              <w:rPr>
+                <w:noProof/>
+                <w:lang w:val="de-DE"/>
+              </w:rPr>
+              <mc:AlternateContent>
+                <mc:Choice Requires="wps">
+                  <w:drawing>
+                    <wp:anchor distT="0" distB="0" distL="114300" distR="114300" simplePos="0" relativeHeight="251671552" behindDoc="0" locked="0" layoutInCell="1" allowOverlap="1" wp14:anchorId="7B0D9E1B" wp14:editId="18152283">
+                      <wp:simplePos x="0" y="0"/>
+                      <wp:positionH relativeFrom="column">
+                        <wp:posOffset>898057</wp:posOffset>
+                      </wp:positionH>
+                      <wp:positionV relativeFrom="paragraph">
+                        <wp:posOffset>362376</wp:posOffset>
+                      </wp:positionV>
+                      <wp:extent cx="55266" cy="55266"/>
+                      <wp:effectExtent l="0" t="0" r="20955" b="20955"/>
+                      <wp:wrapNone/>
+                      <wp:docPr id="342798669" name="Ellipse 22"/>
+                      <wp:cNvGraphicFramePr/>
+                      <a:graphic xmlns:a="http://schemas.openxmlformats.org/drawingml/2006/main">
+                        <a:graphicData uri="http://schemas.microsoft.com/office/word/2010/wordprocessingShape">
+                          <wps:wsp>
+                            <wps:cNvSpPr/>
+                            <wps:spPr>
+                              <a:xfrm>
+                                <a:off x="0" y="0"/>
+                                <a:ext cx="55266" cy="55266"/>
+                              </a:xfrm>
+                              <a:prstGeom prst="ellipse">
+                                <a:avLst/>
+                              </a:prstGeom>
+                            </wps:spPr>
+                            <wps:style>
+                              <a:lnRef idx="2">
+                                <a:schemeClr val="accent1">
+                                  <a:shade val="15000"/>
+                                </a:schemeClr>
+                              </a:lnRef>
+                              <a:fillRef idx="1">
+                                <a:schemeClr val="accent1"/>
+                              </a:fillRef>
+                              <a:effectRef idx="0">
+                                <a:schemeClr val="accent1"/>
+                              </a:effectRef>
+                              <a:fontRef idx="minor">
+                                <a:schemeClr val="lt1"/>
+                              </a:fontRef>
+                            </wps:style>
+                            <wps:bodyPr rot="0" spcFirstLastPara="0" vertOverflow="overflow" horzOverflow="overflow" vert="horz" wrap="square" lIns="91440" tIns="45720" rIns="91440" bIns="45720" numCol="1" spcCol="0" rtlCol="0" fromWordArt="0" anchor="ctr" anchorCtr="0" forceAA="0" compatLnSpc="1">
+                              <a:prstTxWarp prst="textNoShape">
+                                <a:avLst/>
+                              </a:prstTxWarp>
+                              <a:noAutofit/>
+                            </wps:bodyPr>
+                          </wps:wsp>
+                        </a:graphicData>
+                      </a:graphic>
+                    </wp:anchor>
+                  </w:drawing>
+                </mc:Choice>
+                <mc:Fallback>
+                  <w:pict>
+                    <v:oval w14:anchorId="41D5E3C3" id="Ellipse 22" o:spid="_x0000_s1026" style="position:absolute;margin-left:70.7pt;margin-top:28.55pt;width:4.35pt;height:4.35pt;z-index:251671552;visibility:visible;mso-wrap-style:square;mso-wrap-distance-left:9pt;mso-wrap-distance-top:0;mso-wrap-distance-right:9pt;mso-wrap-distance-bottom:0;mso-position-horizontal:absolute;mso-position-horizontal-relative:text;mso-position-vertical:absolute;mso-position-vertical-relative:text;v-text-anchor:middle" o:gfxdata="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" fillcolor="#4472c4 [3204]" strokecolor="#09101d [484]" strokeweight="1pt">
+                      <v:stroke joinstyle="miter"/>
+                    </v:oval>
+                  </w:pict>
+                </mc:Fallback>
+              </mc:AlternateContent>
+            </w:r>
+            <w:r>
+              <w:rPr>
+                <w:noProof/>
+                <w:lang w:val="de-DE"/>
+              </w:rPr>
+              <w:drawing>
+                <wp:inline distT="0" distB="0" distL="0" distR="0" wp14:anchorId="5BD879E6" wp14:editId="1AC946FF">
+                  <wp:extent cx="1786216" cy="1779905"/>
+                  <wp:effectExtent l="0" t="0" r="5080" b="0"/>
+                  <wp:docPr id="616146996" name="Grafik 1"/>
+                  <wp:cNvGraphicFramePr>
+                    <a:graphicFrameLocks xmlns:a="http://schemas.openxmlformats.org/drawingml/2006/main" noChangeAspect="1"/>
+                  </wp:cNvGraphicFramePr>
+                  <a:graphic xmlns:a="http://schemas.openxmlformats.org/drawingml/2006/main">
+                    <a:graphicData uri="http://schemas.openxmlformats.org/drawingml/2006/picture">
+                      <pic:pic xmlns:pic="http://schemas.openxmlformats.org/drawingml/2006/picture">
+                        <pic:nvPicPr>
+                          <pic:cNvPr id="1929429653" name=""/>
+                          <pic:cNvPicPr/>
+                        </pic:nvPicPr>
+                        <pic:blipFill>
+                          <a:blip r:embed="rId27"/>
+                          <a:stretch>
+                            <a:fillRect/>
+                          </a:stretch>
+                        </pic:blipFill>
+                        <pic:spPr>
+                          <a:xfrm>
+                            <a:off x="0" y="0"/>
+                            <a:ext cx="1798717" cy="1792362"/>
+                          </a:xfrm>
+                          <a:prstGeom prst="rect">
+                            <a:avLst/>
+                          </a:prstGeom>
+                        </pic:spPr>
+                      </pic:pic>
+                    </a:graphicData>
+                  </a:graphic>
+                </wp:inline>
+              </w:drawing>
+            </w:r>
+          </w:p>
+        </w:tc>
+      </w:tr>
+    </w:tbl>
+    <w:p>
+      <w:pPr>
+        <w:pStyle w:val="Beschriftung"/>
+        <w:rPr>
+          <w:rFonts w:asciiTheme="majorHAnsi" w:eastAsiaTheme="majorEastAsia" w:hAnsiTheme="majorHAnsi" w:cstheme="majorBidi"/>
+          <w:b/>
+          <w:sz w:val="32"/>
+          <w:szCs w:val="32"/>
+        </w:rPr>
+      </w:pPr>
+      <w:bookmarkStart w:id="36" w:name="_Ref189150080"/>
+      <w:r>
+        <w:t xml:space="preserve">Figure </w:t>
+      </w:r>
+      <w:r>
+        <w:fldChar w:fldCharType="begin"/>
+      </w:r>
+      <w:r>
+        <w:instrText xml:space="preserve"> SEQ Figure \* ARABIC </w:instrText>
+      </w:r>
+      <w:r>
+        <w:fldChar w:fldCharType="separate"/>
+      </w:r>
+      <w:r>
+        <w:rPr>
+          <w:noProof/>
+        </w:rPr>
+        <w:t>12</w:t>
+      </w:r>
+      <w:r>
+        <w:fldChar w:fldCharType="end"/>
+      </w:r>
+      <w:bookmarkEnd w:id="36"/>
+      <w:r>
+        <w:t>: Compensation of missing segment</w:t>
       </w:r>
     </w:p>
     <w:p>
       <w:pPr>
         <w:pStyle w:val="berschrift1"/>
       </w:pPr>
-      <w:bookmarkStart w:id="35" w:name="_Toc189065796"/>
-      <w:r>
-        <w:lastRenderedPageBreak/>
+      <w:bookmarkStart w:id="37" w:name="_Toc189065796"/>
+      <w:r>
         <w:t xml:space="preserve">Test </w:t>
       </w:r>
       <w:r>
@@ -13865,7 +15304,7 @@
       <w:r>
         <w:t xml:space="preserve"> Evaluation</w:t>
       </w:r>
-      <w:bookmarkEnd w:id="35"/>
+      <w:bookmarkEnd w:id="37"/>
     </w:p>
     <w:p>
       <w:r>
@@ -13886,7 +15325,11 @@
         <w:t>program</w:t>
       </w:r>
       <w:r>
-        <w:t>, which contains all the important information about the execution. Firstly, the largest element is the input image, which is located on the right-hand side. This image shows the outer contour and the two bounding boxes for defining the area for colour correction. In addition, the individual areas are labelled with numbers at their centre. These numbers can be used to identify the individual areas in the table below the image. The colour, the centre point and the type of detection are also noted in the table. A surface can be detected and identified either by edge detection, colour detection or both. The values of the correction constants for colour correction are shown in the table below.</w:t>
+        <w:t xml:space="preserve">, which contains all the important information about the execution. Firstly, the largest element is the input image, which is </w:t>
+      </w:r>
+      <w:r>
+        <w:lastRenderedPageBreak/>
+        <w:t>located on the right-hand side. This image shows the outer contour and the two bounding boxes for defining the area for colour correction. In addition, the individual areas are labelled with numbers at their centre. These numbers can be used to identify the individual areas in the table below the image. The colour, the centre point and the type of detection are also noted in the table. A surface can be detected and identified either by edge detection, colour detection or both. The values of the correction constants for colour correction are shown in the table below.</w:t>
       </w:r>
     </w:p>
     <w:p>
@@ -13904,7 +15347,6 @@
           <w:noProof/>
           <w:lang w:val="de-DE"/>
         </w:rPr>
-        <w:lastRenderedPageBreak/>
         <w:drawing>
           <wp:inline distT="0" distB="0" distL="0" distR="0" wp14:anchorId="58D92800" wp14:editId="72E341DA">
             <wp:extent cx="5760000" cy="3339703"/>
@@ -13921,7 +15363,7 @@
                     <pic:cNvPicPr/>
                   </pic:nvPicPr>
                   <pic:blipFill rotWithShape="1">
-                    <a:blip r:embed="rId28"/>
+                    <a:blip r:embed="rId29"/>
                     <a:srcRect l="8439" r="4698"/>
                     <a:stretch/>
                   </pic:blipFill>
@@ -13953,7 +15395,7 @@
       <w:pPr>
         <w:pStyle w:val="Beschriftung"/>
       </w:pPr>
-      <w:bookmarkStart w:id="36" w:name="_Toc189065672"/>
+      <w:bookmarkStart w:id="38" w:name="_Toc189065672"/>
       <w:r>
         <w:t xml:space="preserve">Figure </w:t>
       </w:r>
@@ -13970,7 +15412,7 @@
         <w:rPr>
           <w:noProof/>
         </w:rPr>
-        <w:t>12</w:t>
+        <w:t>13</w:t>
       </w:r>
       <w:r>
         <w:fldChar w:fldCharType="end"/>
@@ -13981,7 +15423,7 @@
       <w:r>
         <w:t>Debug and output panel</w:t>
       </w:r>
-      <w:bookmarkEnd w:id="36"/>
+      <w:bookmarkEnd w:id="38"/>
     </w:p>
     <w:p>
       <w:pPr>
@@ -14021,7 +15463,7 @@
           <w:lang w:eastAsia="de-DE"/>
         </w:rPr>
       </w:pPr>
-      <w:bookmarkStart w:id="37" w:name="_Toc189065797"/>
+      <w:bookmarkStart w:id="39" w:name="_Toc189065797"/>
       <w:r>
         <w:rPr>
           <w:lang w:eastAsia="de-DE"/>
@@ -14029,7 +15471,7 @@
         <w:lastRenderedPageBreak/>
         <w:t>Prospects</w:t>
       </w:r>
-      <w:bookmarkEnd w:id="37"/>
+      <w:bookmarkEnd w:id="39"/>
     </w:p>
     <w:p>
       <w:pPr>
@@ -14090,40 +15532,38 @@
         <w:rPr>
           <w:lang w:eastAsia="de-DE"/>
         </w:rPr>
-        <w:t xml:space="preserve"> the threshold is hard codes and because of the </w:t>
-      </w:r>
-      <w:proofErr w:type="spellStart"/>
+        <w:t xml:space="preserve"> the threshold is hard codes and because of the color correction the results are acceptable but </w:t>
+      </w:r>
+      <w:r>
+        <w:rPr>
+          <w:lang w:eastAsia="de-DE"/>
+        </w:rPr>
+        <w:t xml:space="preserve">could be improved by methods like Otsu or the adaptive threshold method provided by cv2. </w:t>
+      </w:r>
+    </w:p>
+    <w:p>
+      <w:pPr>
+        <w:rPr>
+          <w:lang w:eastAsia="de-DE"/>
+        </w:rPr>
+      </w:pPr>
+      <w:r>
+        <w:rPr>
+          <w:lang w:eastAsia="de-DE"/>
+        </w:rPr>
+        <w:t xml:space="preserve">Furthermore, large </w:t>
+      </w:r>
       <w:r>
         <w:rPr>
           <w:lang w:eastAsia="de-DE"/>
         </w:rPr>
         <w:t>color</w:t>
       </w:r>
-      <w:proofErr w:type="spellEnd"/>
       <w:r>
         <w:rPr>
           <w:lang w:eastAsia="de-DE"/>
         </w:rPr>
-        <w:t xml:space="preserve"> correction the results are acceptable but </w:t>
-      </w:r>
-      <w:r>
-        <w:rPr>
-          <w:lang w:eastAsia="de-DE"/>
-        </w:rPr>
-        <w:t xml:space="preserve">could be improved by methods like Otsu or the adaptive threshold method provided by cv2. </w:t>
-      </w:r>
-    </w:p>
-    <w:p>
-      <w:pPr>
-        <w:rPr>
-          <w:lang w:eastAsia="de-DE"/>
-        </w:rPr>
-      </w:pPr>
-      <w:r>
-        <w:rPr>
-          <w:lang w:eastAsia="de-DE"/>
-        </w:rPr>
-        <w:t xml:space="preserve">Furthermore, large </w:t>
+        <w:t xml:space="preserve"> exposure influences cannot be compensated for with the implemented </w:t>
       </w:r>
       <w:r>
         <w:rPr>
@@ -14135,7 +15575,7 @@
         <w:rPr>
           <w:lang w:eastAsia="de-DE"/>
         </w:rPr>
-        <w:t xml:space="preserve"> exposure influences cannot be compensated for with the implemented </w:t>
+        <w:t xml:space="preserve"> correction. A more reliable approach here would be an implementation using deep learning. A convolutional neural network (CNN) can be trained accordingly with a large data set to reliably recognise and evaluate all </w:t>
       </w:r>
       <w:r>
         <w:rPr>
@@ -14147,7 +15587,7 @@
         <w:rPr>
           <w:lang w:eastAsia="de-DE"/>
         </w:rPr>
-        <w:t xml:space="preserve"> correction. A more reliable approach here would be an implementation using deep learning. A convolutional neural network (CNN) can be trained accordingly with a large data set to reliably recognise and evaluate all </w:t>
+        <w:t xml:space="preserve">s under different lighting situations. To do this, the data set must contain all possible </w:t>
       </w:r>
       <w:r>
         <w:rPr>
@@ -14159,18 +15599,6 @@
         <w:rPr>
           <w:lang w:eastAsia="de-DE"/>
         </w:rPr>
-        <w:t xml:space="preserve">s under different lighting situations. To do this, the data set must contain all possible </w:t>
-      </w:r>
-      <w:r>
-        <w:rPr>
-          <w:lang w:eastAsia="de-DE"/>
-        </w:rPr>
-        <w:t>color</w:t>
-      </w:r>
-      <w:r>
-        <w:rPr>
-          <w:lang w:eastAsia="de-DE"/>
-        </w:rPr>
         <w:t xml:space="preserve">s, brightnesses and illuminations </w:t>
       </w:r>
       <w:r>
@@ -14198,7 +15626,7 @@
           <w:lang w:eastAsia="de-DE"/>
         </w:rPr>
         <w:sectPr>
-          <w:footerReference w:type="first" r:id="rId29"/>
+          <w:footerReference w:type="first" r:id="rId30"/>
           <w:pgSz w:w="11900" w:h="16840"/>
           <w:pgMar w:top="1417" w:right="1417" w:bottom="1134" w:left="1417" w:header="720" w:footer="720" w:gutter="0"/>
           <w:pgNumType w:start="1"/>
@@ -14231,12 +15659,12 @@
       <w:pPr>
         <w:pStyle w:val="berschrift1"/>
       </w:pPr>
-      <w:bookmarkStart w:id="38" w:name="_Toc189065798"/>
+      <w:bookmarkStart w:id="40" w:name="_Toc189065798"/>
       <w:r>
         <w:lastRenderedPageBreak/>
         <w:t>Bibliography</w:t>
       </w:r>
-      <w:bookmarkEnd w:id="38"/>
+      <w:bookmarkEnd w:id="40"/>
       <w:r>
         <w:fldChar w:fldCharType="begin"/>
       </w:r>
@@ -14444,12 +15872,12 @@
       <w:pPr>
         <w:pStyle w:val="berschrift1"/>
       </w:pPr>
-      <w:bookmarkStart w:id="39" w:name="_Toc189065799"/>
+      <w:bookmarkStart w:id="41" w:name="_Toc189065799"/>
       <w:r>
         <w:lastRenderedPageBreak/>
         <w:t>List of figures</w:t>
       </w:r>
-      <w:bookmarkEnd w:id="39"/>
+      <w:bookmarkEnd w:id="41"/>
     </w:p>
     <w:p>
       <w:pPr>
@@ -15962,11 +17390,11 @@
           <w:noProof/>
         </w:rPr>
       </w:pPr>
-      <w:bookmarkStart w:id="40" w:name="_Toc189065800"/>
+      <w:bookmarkStart w:id="42" w:name="_Toc189065800"/>
       <w:r>
         <w:t>List of tables</w:t>
       </w:r>
-      <w:bookmarkEnd w:id="40"/>
+      <w:bookmarkEnd w:id="42"/>
       <w:r>
         <w:fldChar w:fldCharType="begin"/>
       </w:r>
@@ -16061,7 +17489,7 @@
       </w:r>
     </w:p>
     <w:sectPr>
-      <w:footerReference w:type="first" r:id="rId30"/>
+      <w:footerReference w:type="first" r:id="rId31"/>
       <w:pgSz w:w="11900" w:h="16840"/>
       <w:pgMar w:top="1440" w:right="1800" w:bottom="1440" w:left="1800" w:header="720" w:footer="720" w:gutter="0"/>
       <w:pgNumType w:fmt="upperRoman" w:start="3"/>
@@ -17491,6 +18919,155 @@
     </w:lvl>
   </w:abstractNum>
   <w:abstractNum w:abstractNumId="14" w15:restartNumberingAfterBreak="0">
+    <w:nsid w:val="3CF70F87"/>
+    <w:multiLevelType w:val="multilevel"/>
+    <w:tmpl w:val="B4188262"/>
+    <w:lvl w:ilvl="0">
+      <w:start w:val="1"/>
+      <w:numFmt w:val="bullet"/>
+      <w:lvlText w:val=""/>
+      <w:lvlJc w:val="left"/>
+      <w:pPr>
+        <w:tabs>
+          <w:tab w:val="num" w:pos="720"/>
+        </w:tabs>
+        <w:ind w:left="720" w:hanging="360"/>
+      </w:pPr>
+      <w:rPr>
+        <w:rFonts w:ascii="Symbol" w:hAnsi="Symbol" w:hint="default"/>
+        <w:sz w:val="20"/>
+      </w:rPr>
+    </w:lvl>
+    <w:lvl w:ilvl="1" w:tentative="1">
+      <w:start w:val="1"/>
+      <w:numFmt w:val="bullet"/>
+      <w:lvlText w:val="o"/>
+      <w:lvlJc w:val="left"/>
+      <w:pPr>
+        <w:tabs>
+          <w:tab w:val="num" w:pos="1440"/>
+        </w:tabs>
+        <w:ind w:left="1440" w:hanging="360"/>
+      </w:pPr>
+      <w:rPr>
+        <w:rFonts w:ascii="Courier New" w:hAnsi="Courier New" w:hint="default"/>
+        <w:sz w:val="20"/>
+      </w:rPr>
+    </w:lvl>
+    <w:lvl w:ilvl="2" w:tentative="1">
+      <w:start w:val="1"/>
+      <w:numFmt w:val="bullet"/>
+      <w:lvlText w:val=""/>
+      <w:lvlJc w:val="left"/>
+      <w:pPr>
+        <w:tabs>
+          <w:tab w:val="num" w:pos="2160"/>
+        </w:tabs>
+        <w:ind w:left="2160" w:hanging="360"/>
+      </w:pPr>
+      <w:rPr>
+        <w:rFonts w:ascii="Wingdings" w:hAnsi="Wingdings" w:hint="default"/>
+        <w:sz w:val="20"/>
+      </w:rPr>
+    </w:lvl>
+    <w:lvl w:ilvl="3" w:tentative="1">
+      <w:start w:val="1"/>
+      <w:numFmt w:val="bullet"/>
+      <w:lvlText w:val=""/>
+      <w:lvlJc w:val="left"/>
+      <w:pPr>
+        <w:tabs>
+          <w:tab w:val="num" w:pos="2880"/>
+        </w:tabs>
+        <w:ind w:left="2880" w:hanging="360"/>
+      </w:pPr>
+      <w:rPr>
+        <w:rFonts w:ascii="Wingdings" w:hAnsi="Wingdings" w:hint="default"/>
+        <w:sz w:val="20"/>
+      </w:rPr>
+    </w:lvl>
+    <w:lvl w:ilvl="4" w:tentative="1">
+      <w:start w:val="1"/>
+      <w:numFmt w:val="bullet"/>
+      <w:lvlText w:val=""/>
+      <w:lvlJc w:val="left"/>
+      <w:pPr>
+        <w:tabs>
+          <w:tab w:val="num" w:pos="3600"/>
+        </w:tabs>
+        <w:ind w:left="3600" w:hanging="360"/>
+      </w:pPr>
+      <w:rPr>
+        <w:rFonts w:ascii="Wingdings" w:hAnsi="Wingdings" w:hint="default"/>
+        <w:sz w:val="20"/>
+      </w:rPr>
+    </w:lvl>
+    <w:lvl w:ilvl="5" w:tentative="1">
+      <w:start w:val="1"/>
+      <w:numFmt w:val="bullet"/>
+      <w:lvlText w:val=""/>
+      <w:lvlJc w:val="left"/>
+      <w:pPr>
+        <w:tabs>
+          <w:tab w:val="num" w:pos="4320"/>
+        </w:tabs>
+        <w:ind w:left="4320" w:hanging="360"/>
+      </w:pPr>
+      <w:rPr>
+        <w:rFonts w:ascii="Wingdings" w:hAnsi="Wingdings" w:hint="default"/>
+        <w:sz w:val="20"/>
+      </w:rPr>
+    </w:lvl>
+    <w:lvl w:ilvl="6" w:tentative="1">
+      <w:start w:val="1"/>
+      <w:numFmt w:val="bullet"/>
+      <w:lvlText w:val=""/>
+      <w:lvlJc w:val="left"/>
+      <w:pPr>
+        <w:tabs>
+          <w:tab w:val="num" w:pos="5040"/>
+        </w:tabs>
+        <w:ind w:left="5040" w:hanging="360"/>
+      </w:pPr>
+      <w:rPr>
+        <w:rFonts w:ascii="Wingdings" w:hAnsi="Wingdings" w:hint="default"/>
+        <w:sz w:val="20"/>
+      </w:rPr>
+    </w:lvl>
+    <w:lvl w:ilvl="7" w:tentative="1">
+      <w:start w:val="1"/>
+      <w:numFmt w:val="bullet"/>
+      <w:lvlText w:val=""/>
+      <w:lvlJc w:val="left"/>
+      <w:pPr>
+        <w:tabs>
+          <w:tab w:val="num" w:pos="5760"/>
+        </w:tabs>
+        <w:ind w:left="5760" w:hanging="360"/>
+      </w:pPr>
+      <w:rPr>
+        <w:rFonts w:ascii="Wingdings" w:hAnsi="Wingdings" w:hint="default"/>
+        <w:sz w:val="20"/>
+      </w:rPr>
+    </w:lvl>
+    <w:lvl w:ilvl="8" w:tentative="1">
+      <w:start w:val="1"/>
+      <w:numFmt w:val="bullet"/>
+      <w:lvlText w:val=""/>
+      <w:lvlJc w:val="left"/>
+      <w:pPr>
+        <w:tabs>
+          <w:tab w:val="num" w:pos="6480"/>
+        </w:tabs>
+        <w:ind w:left="6480" w:hanging="360"/>
+      </w:pPr>
+      <w:rPr>
+        <w:rFonts w:ascii="Wingdings" w:hAnsi="Wingdings" w:hint="default"/>
+        <w:sz w:val="20"/>
+      </w:rPr>
+    </w:lvl>
+  </w:abstractNum>
+  <w:abstractNum w:abstractNumId="15" w15:restartNumberingAfterBreak="0">
     <w:nsid w:val="40C915AB"/>
     <w:multiLevelType w:val="multilevel"/>
     <w:tmpl w:val="6EDC52E6"/>
@@ -17576,7 +19153,7 @@
       </w:pPr>
     </w:lvl>
   </w:abstractNum>
-  <w:abstractNum w:abstractNumId="15" w15:restartNumberingAfterBreak="0">
+  <w:abstractNum w:abstractNumId="16" w15:restartNumberingAfterBreak="0">
     <w:nsid w:val="456C779B"/>
     <w:multiLevelType w:val="hybridMultilevel"/>
     <w:tmpl w:val="71A0A9D8"/>
@@ -17689,7 +19266,7 @@
       </w:rPr>
     </w:lvl>
   </w:abstractNum>
-  <w:abstractNum w:abstractNumId="16" w15:restartNumberingAfterBreak="0">
+  <w:abstractNum w:abstractNumId="17" w15:restartNumberingAfterBreak="0">
     <w:nsid w:val="47BC4D17"/>
     <w:multiLevelType w:val="multilevel"/>
     <w:tmpl w:val="0407001F"/>
@@ -17775,7 +19352,7 @@
       </w:pPr>
     </w:lvl>
   </w:abstractNum>
-  <w:abstractNum w:abstractNumId="17" w15:restartNumberingAfterBreak="0">
+  <w:abstractNum w:abstractNumId="18" w15:restartNumberingAfterBreak="0">
     <w:nsid w:val="4C326FB6"/>
     <w:multiLevelType w:val="hybridMultilevel"/>
     <w:tmpl w:val="FC8E9BC4"/>
@@ -17887,7 +19464,7 @@
       </w:rPr>
     </w:lvl>
   </w:abstractNum>
-  <w:abstractNum w:abstractNumId="18" w15:restartNumberingAfterBreak="0">
+  <w:abstractNum w:abstractNumId="19" w15:restartNumberingAfterBreak="0">
     <w:nsid w:val="4C983A2B"/>
     <w:multiLevelType w:val="hybridMultilevel"/>
     <w:tmpl w:val="F858CA1A"/>
@@ -17973,7 +19550,7 @@
       </w:pPr>
     </w:lvl>
   </w:abstractNum>
-  <w:abstractNum w:abstractNumId="19" w15:restartNumberingAfterBreak="0">
+  <w:abstractNum w:abstractNumId="20" w15:restartNumberingAfterBreak="0">
     <w:nsid w:val="4D370522"/>
     <w:multiLevelType w:val="multilevel"/>
     <w:tmpl w:val="4A5AB4D4"/>
@@ -18090,7 +19667,7 @@
       </w:pPr>
     </w:lvl>
   </w:abstractNum>
-  <w:abstractNum w:abstractNumId="20" w15:restartNumberingAfterBreak="0">
+  <w:abstractNum w:abstractNumId="21" w15:restartNumberingAfterBreak="0">
     <w:nsid w:val="66AE7130"/>
     <w:multiLevelType w:val="multilevel"/>
     <w:tmpl w:val="3628FE58"/>
@@ -18176,7 +19753,7 @@
       </w:pPr>
     </w:lvl>
   </w:abstractNum>
-  <w:abstractNum w:abstractNumId="21" w15:restartNumberingAfterBreak="0">
+  <w:abstractNum w:abstractNumId="22" w15:restartNumberingAfterBreak="0">
     <w:nsid w:val="69FE7F78"/>
     <w:multiLevelType w:val="multilevel"/>
     <w:tmpl w:val="CE02B1C8"/>
@@ -18293,7 +19870,7 @@
       </w:pPr>
     </w:lvl>
   </w:abstractNum>
-  <w:abstractNum w:abstractNumId="22" w15:restartNumberingAfterBreak="0">
+  <w:abstractNum w:abstractNumId="23" w15:restartNumberingAfterBreak="0">
     <w:nsid w:val="6B1546E3"/>
     <w:multiLevelType w:val="multilevel"/>
     <w:tmpl w:val="915A909E"/>
@@ -18417,19 +19994,19 @@
     <w:abstractNumId w:val="9"/>
   </w:num>
   <w:num w:numId="3" w16cid:durableId="1113282630">
-    <w:abstractNumId w:val="16"/>
+    <w:abstractNumId w:val="17"/>
   </w:num>
   <w:num w:numId="4" w16cid:durableId="1320768328">
-    <w:abstractNumId w:val="14"/>
+    <w:abstractNumId w:val="15"/>
   </w:num>
   <w:num w:numId="5" w16cid:durableId="1893736304">
     <w:abstractNumId w:val="11"/>
   </w:num>
   <w:num w:numId="6" w16cid:durableId="1952203342">
-    <w:abstractNumId w:val="20"/>
+    <w:abstractNumId w:val="21"/>
   </w:num>
   <w:num w:numId="7" w16cid:durableId="1865056029">
-    <w:abstractNumId w:val="17"/>
+    <w:abstractNumId w:val="18"/>
   </w:num>
   <w:num w:numId="8" w16cid:durableId="22899065">
     <w:abstractNumId w:val="10"/>
@@ -18447,13 +20024,13 @@
     <w:abstractNumId w:val="0"/>
   </w:num>
   <w:num w:numId="13" w16cid:durableId="109858045">
-    <w:abstractNumId w:val="18"/>
+    <w:abstractNumId w:val="19"/>
   </w:num>
   <w:num w:numId="14" w16cid:durableId="1748847429">
-    <w:abstractNumId w:val="21"/>
+    <w:abstractNumId w:val="22"/>
   </w:num>
   <w:num w:numId="15" w16cid:durableId="1548569417">
-    <w:abstractNumId w:val="19"/>
+    <w:abstractNumId w:val="20"/>
   </w:num>
   <w:num w:numId="16" w16cid:durableId="1723165975">
     <w:abstractNumId w:val="5"/>
@@ -18468,16 +20045,19 @@
     <w:abstractNumId w:val="6"/>
   </w:num>
   <w:num w:numId="20" w16cid:durableId="1131751797">
-    <w:abstractNumId w:val="15"/>
+    <w:abstractNumId w:val="16"/>
   </w:num>
   <w:num w:numId="21" w16cid:durableId="1278564150">
-    <w:abstractNumId w:val="22"/>
+    <w:abstractNumId w:val="23"/>
   </w:num>
   <w:num w:numId="22" w16cid:durableId="1828742577">
     <w:abstractNumId w:val="8"/>
   </w:num>
   <w:num w:numId="23" w16cid:durableId="1080374706">
     <w:abstractNumId w:val="12"/>
+  </w:num>
+  <w:num w:numId="24" w16cid:durableId="750740123">
+    <w:abstractNumId w:val="14"/>
   </w:num>
 </w:numbering>
 </file>
@@ -19139,6 +20719,7 @@
   <w:style w:type="character" w:default="1" w:styleId="Absatz-Standardschriftart">
     <w:name w:val="Default Paragraph Font"/>
     <w:uiPriority w:val="1"/>
+    <w:semiHidden/>
     <w:unhideWhenUsed/>
   </w:style>
   <w:style w:type="table" w:default="1" w:styleId="NormaleTabelle">
@@ -21899,17 +23480,6 @@
 </file>
 
 <file path=customXml/item1.xml><?xml version="1.0" encoding="utf-8"?>
-<p:properties xmlns:p="http://schemas.microsoft.com/office/2006/metadata/properties" xmlns:xsi="http://www.w3.org/2001/XMLSchema-instance" xmlns:pc="http://schemas.microsoft.com/office/infopath/2007/PartnerControls">
-  <documentManagement>
-    <TaxCatchAll xmlns="e251b072-de84-4fee-b2e7-4d3e2474f5c4" xsi:nil="true"/>
-    <lcf76f155ced4ddcb4097134ff3c332f xmlns="836b1f19-46af-47af-acb5-4d7212fd4e44">
-      <Terms xmlns="http://schemas.microsoft.com/office/infopath/2007/PartnerControls"/>
-    </lcf76f155ced4ddcb4097134ff3c332f>
-  </documentManagement>
-</p:properties>
-</file>
-
-<file path=customXml/item2.xml><?xml version="1.0" encoding="utf-8"?>
 <ct:contentTypeSchema xmlns:ct="http://schemas.microsoft.com/office/2006/metadata/contentType" xmlns:ma="http://schemas.microsoft.com/office/2006/metadata/properties/metaAttributes" ct:_="" ma:_="" ma:contentTypeName="Dokument" ma:contentTypeID="0x010100676E221B2884634CB44D0AF0392FE558" ma:contentTypeVersion="11" ma:contentTypeDescription="Ein neues Dokument erstellen." ma:contentTypeScope="" ma:versionID="6d617d5413f3216d59193f3fc038381d">
   <xsd:schema xmlns:xsd="http://www.w3.org/2001/XMLSchema" xmlns:xs="http://www.w3.org/2001/XMLSchema" xmlns:p="http://schemas.microsoft.com/office/2006/metadata/properties" xmlns:ns2="836b1f19-46af-47af-acb5-4d7212fd4e44" xmlns:ns3="e251b072-de84-4fee-b2e7-4d3e2474f5c4" targetNamespace="http://schemas.microsoft.com/office/2006/metadata/properties" ma:root="true" ma:fieldsID="ea6eab65ff13a09539d7247ffee8660b" ns2:_="" ns3:_="">
     <xsd:import namespace="836b1f19-46af-47af-acb5-4d7212fd4e44"/>
@@ -22120,7 +23690,27 @@
 </ct:contentTypeSchema>
 </file>
 
+<file path=customXml/item2.xml><?xml version="1.0" encoding="utf-8"?>
+<p:properties xmlns:p="http://schemas.microsoft.com/office/2006/metadata/properties" xmlns:xsi="http://www.w3.org/2001/XMLSchema-instance" xmlns:pc="http://schemas.microsoft.com/office/infopath/2007/PartnerControls">
+  <documentManagement>
+    <TaxCatchAll xmlns="e251b072-de84-4fee-b2e7-4d3e2474f5c4" xsi:nil="true"/>
+    <lcf76f155ced4ddcb4097134ff3c332f xmlns="836b1f19-46af-47af-acb5-4d7212fd4e44">
+      <Terms xmlns="http://schemas.microsoft.com/office/infopath/2007/PartnerControls"/>
+    </lcf76f155ced4ddcb4097134ff3c332f>
+  </documentManagement>
+</p:properties>
+</file>
+
 <file path=customXml/item3.xml><?xml version="1.0" encoding="utf-8"?>
+<?mso-contentType ?>
+<FormTemplates xmlns="http://schemas.microsoft.com/sharepoint/v3/contenttype/forms">
+  <Display>DocumentLibraryForm</Display>
+  <Edit>DocumentLibraryForm</Edit>
+  <New>DocumentLibraryForm</New>
+</FormTemplates>
+</file>
+
+<file path=customXml/item4.xml><?xml version="1.0" encoding="utf-8"?>
 <b:Sources xmlns:b="http://schemas.openxmlformats.org/officeDocument/2006/bibliography" xmlns="http://schemas.openxmlformats.org/officeDocument/2006/bibliography" SelectedStyle="\IEEE2006OfficeOnline.xsl" StyleName="IEEE" Version="2006">
   <b:Source>
     <b:Tag>Ope24</b:Tag>
@@ -22167,27 +23757,7 @@
 </b:Sources>
 </file>
 
-<file path=customXml/item4.xml><?xml version="1.0" encoding="utf-8"?>
-<?mso-contentType ?>
-<FormTemplates xmlns="http://schemas.microsoft.com/sharepoint/v3/contenttype/forms">
-  <Display>DocumentLibraryForm</Display>
-  <Edit>DocumentLibraryForm</Edit>
-  <New>DocumentLibraryForm</New>
-</FormTemplates>
-</file>
-
 <file path=customXml/itemProps1.xml><?xml version="1.0" encoding="utf-8"?>
-<ds:datastoreItem xmlns:ds="http://schemas.openxmlformats.org/officeDocument/2006/customXml" ds:itemID="{EA53E83B-1742-4E9A-9C8E-6E7CB99077E5}">
-  <ds:schemaRefs>
-    <ds:schemaRef ds:uri="http://schemas.microsoft.com/office/2006/metadata/properties"/>
-    <ds:schemaRef ds:uri="http://schemas.microsoft.com/office/infopath/2007/PartnerControls"/>
-    <ds:schemaRef ds:uri="e251b072-de84-4fee-b2e7-4d3e2474f5c4"/>
-    <ds:schemaRef ds:uri="836b1f19-46af-47af-acb5-4d7212fd4e44"/>
-  </ds:schemaRefs>
-</ds:datastoreItem>
-</file>
-
-<file path=customXml/itemProps2.xml><?xml version="1.0" encoding="utf-8"?>
 <ds:datastoreItem xmlns:ds="http://schemas.openxmlformats.org/officeDocument/2006/customXml" ds:itemID="{23464798-3E89-4756-9648-FDFB24AA841E}">
   <ds:schemaRefs>
     <ds:schemaRef ds:uri="http://schemas.microsoft.com/office/2006/metadata/contentType"/>
@@ -22206,18 +23776,29 @@
 </ds:datastoreItem>
 </file>
 
+<file path=customXml/itemProps2.xml><?xml version="1.0" encoding="utf-8"?>
+<ds:datastoreItem xmlns:ds="http://schemas.openxmlformats.org/officeDocument/2006/customXml" ds:itemID="{EA53E83B-1742-4E9A-9C8E-6E7CB99077E5}">
+  <ds:schemaRefs>
+    <ds:schemaRef ds:uri="http://schemas.microsoft.com/office/2006/metadata/properties"/>
+    <ds:schemaRef ds:uri="http://schemas.microsoft.com/office/infopath/2007/PartnerControls"/>
+    <ds:schemaRef ds:uri="e251b072-de84-4fee-b2e7-4d3e2474f5c4"/>
+    <ds:schemaRef ds:uri="836b1f19-46af-47af-acb5-4d7212fd4e44"/>
+  </ds:schemaRefs>
+</ds:datastoreItem>
+</file>
+
 <file path=customXml/itemProps3.xml><?xml version="1.0" encoding="utf-8"?>
+<ds:datastoreItem xmlns:ds="http://schemas.openxmlformats.org/officeDocument/2006/customXml" ds:itemID="{42E09C9A-7ECB-4052-A38A-B1BA09FED6D1}">
+  <ds:schemaRefs>
+    <ds:schemaRef ds:uri="http://schemas.microsoft.com/sharepoint/v3/contenttype/forms"/>
+  </ds:schemaRefs>
+</ds:datastoreItem>
+</file>
+
+<file path=customXml/itemProps4.xml><?xml version="1.0" encoding="utf-8"?>
 <ds:datastoreItem xmlns:ds="http://schemas.openxmlformats.org/officeDocument/2006/customXml" ds:itemID="{9B72780B-4007-4875-ABAF-728DCE36D1A4}">
   <ds:schemaRefs>
     <ds:schemaRef ds:uri="http://schemas.openxmlformats.org/officeDocument/2006/bibliography"/>
   </ds:schemaRefs>
 </ds:datastoreItem>
-</file>
-
-<file path=customXml/itemProps4.xml><?xml version="1.0" encoding="utf-8"?>
-<ds:datastoreItem xmlns:ds="http://schemas.openxmlformats.org/officeDocument/2006/customXml" ds:itemID="{42E09C9A-7ECB-4052-A38A-B1BA09FED6D1}">
-  <ds:schemaRefs>
-    <ds:schemaRef ds:uri="http://schemas.microsoft.com/sharepoint/v3/contenttype/forms"/>
-  </ds:schemaRefs>
-</ds:datastoreItem>
 </file>
--- a/Dokumentation/Dokumentation.docx
+++ b/Dokumentation/Dokumentation.docx
@@ -16,7 +16,7 @@
           <w:noProof/>
         </w:rPr>
         <w:drawing>
-          <wp:inline distT="0" distB="0" distL="0" distR="0" wp14:anchorId="470B7D7C" wp14:editId="132EEE70">
+          <wp:inline distT="0" distB="0" distL="0" distR="0" wp14:anchorId="470B7D7C" wp14:editId="75DA887F">
             <wp:extent cx="3140723" cy="1057293"/>
             <wp:effectExtent l="0" t="0" r="2540" b="9525"/>
             <wp:docPr id="1" name="Grafik 1"/>
@@ -123,6 +123,7 @@
           <w:lang w:val="de-DE"/>
         </w:rPr>
       </w:pPr>
+      <w:proofErr w:type="spellStart"/>
       <w:r>
         <w:rPr>
           <w:b/>
@@ -153,6 +154,7 @@
         </w:rPr>
         <w:t>umentation</w:t>
       </w:r>
+      <w:proofErr w:type="spellEnd"/>
     </w:p>
     <w:p>
       <w:pPr>
@@ -258,7 +260,6 @@
           <w:tab w:val="left" w:pos="3261"/>
           <w:tab w:val="left" w:pos="4253"/>
         </w:tabs>
-        <w:spacing w:line="240" w:lineRule="auto"/>
         <w:jc w:val="left"/>
       </w:pPr>
       <w:r>
@@ -270,8 +271,13 @@
       <w:r>
         <w:tab/>
       </w:r>
-      <w:r>
-        <w:t>Rubiks Cube</w:t>
+      <w:proofErr w:type="spellStart"/>
+      <w:r>
+        <w:t>Rubiks</w:t>
+      </w:r>
+      <w:proofErr w:type="spellEnd"/>
+      <w:r>
+        <w:t xml:space="preserve"> Cube</w:t>
       </w:r>
       <w:r>
         <w:br/>
@@ -284,7 +290,15 @@
       </w:r>
       <w:r>
         <w:tab/>
-        <w:t xml:space="preserve">Lukas Gerstlauer, </w:t>
+        <w:t xml:space="preserve">Lukas </w:t>
+      </w:r>
+      <w:proofErr w:type="spellStart"/>
+      <w:r>
+        <w:t>Gerstlauer</w:t>
+      </w:r>
+      <w:proofErr w:type="spellEnd"/>
+      <w:r>
+        <w:t xml:space="preserve">, </w:t>
       </w:r>
       <w:r>
         <w:tab/>
@@ -434,6 +448,8 @@
       <w:sdtEndPr>
         <w:rPr>
           <w:bCs/>
+          <w:noProof w:val="0"/>
+          <w:lang w:val="en-GB"/>
         </w:rPr>
       </w:sdtEndPr>
       <w:sdtContent>
@@ -476,7 +492,7 @@
             </w:rPr>
             <w:fldChar w:fldCharType="separate"/>
           </w:r>
-          <w:hyperlink w:anchor="_Toc189065784" w:history="1">
+          <w:hyperlink w:anchor="_Toc189151910" w:history="1">
             <w:r>
               <w:rPr>
                 <w:rStyle w:val="Hyperlink"/>
@@ -517,7 +533,7 @@
               <w:rPr>
                 <w:webHidden/>
               </w:rPr>
-              <w:instrText xml:space="preserve"> PAGEREF _Toc189065784 \h </w:instrText>
+              <w:instrText xml:space="preserve"> PAGEREF _Toc189151910 \h </w:instrText>
             </w:r>
             <w:r>
               <w:rPr>
@@ -557,7 +573,7 @@
               <w14:ligatures w14:val="standardContextual"/>
             </w:rPr>
           </w:pPr>
-          <w:hyperlink w:anchor="_Toc189065785" w:history="1">
+          <w:hyperlink w:anchor="_Toc189151911" w:history="1">
             <w:r>
               <w:rPr>
                 <w:rStyle w:val="Hyperlink"/>
@@ -598,7 +614,7 @@
               <w:rPr>
                 <w:webHidden/>
               </w:rPr>
-              <w:instrText xml:space="preserve"> PAGEREF _Toc189065785 \h </w:instrText>
+              <w:instrText xml:space="preserve"> PAGEREF _Toc189151911 \h </w:instrText>
             </w:r>
             <w:r>
               <w:rPr>
@@ -637,7 +653,7 @@
               <w14:ligatures w14:val="standardContextual"/>
             </w:rPr>
           </w:pPr>
-          <w:hyperlink w:anchor="_Toc189065786" w:history="1">
+          <w:hyperlink w:anchor="_Toc189151912" w:history="1">
             <w:r>
               <w:rPr>
                 <w:rStyle w:val="Hyperlink"/>
@@ -682,7 +698,183 @@
                 <w:noProof/>
                 <w:webHidden/>
               </w:rPr>
-              <w:instrText xml:space="preserve"> PAGEREF _Toc189065786 \h </w:instrText>
+              <w:instrText xml:space="preserve"> PAGEREF _Toc189151912 \h </w:instrText>
+            </w:r>
+            <w:r>
+              <w:rPr>
+                <w:noProof/>
+                <w:webHidden/>
+              </w:rPr>
+            </w:r>
+            <w:r>
+              <w:rPr>
+                <w:noProof/>
+                <w:webHidden/>
+              </w:rPr>
+              <w:fldChar w:fldCharType="separate"/>
+            </w:r>
+            <w:r>
+              <w:rPr>
+                <w:noProof/>
+                <w:webHidden/>
+              </w:rPr>
+              <w:t>2</w:t>
+            </w:r>
+            <w:r>
+              <w:rPr>
+                <w:noProof/>
+                <w:webHidden/>
+              </w:rPr>
+              <w:fldChar w:fldCharType="end"/>
+            </w:r>
+          </w:hyperlink>
+        </w:p>
+        <w:p>
+          <w:pPr>
+            <w:pStyle w:val="Verzeichnis3"/>
+            <w:rPr>
+              <w:rFonts w:eastAsiaTheme="minorEastAsia"/>
+              <w:noProof/>
+              <w:kern w:val="2"/>
+              <w:szCs w:val="24"/>
+              <w:lang w:val="de-DE" w:eastAsia="de-DE"/>
+              <w14:ligatures w14:val="standardContextual"/>
+            </w:rPr>
+          </w:pPr>
+          <w:hyperlink w:anchor="_Toc189151913" w:history="1">
+            <w:r>
+              <w:rPr>
+                <w:rStyle w:val="Hyperlink"/>
+                <w:noProof/>
+              </w:rPr>
+              <w:t>2.1.1</w:t>
+            </w:r>
+            <w:r>
+              <w:rPr>
+                <w:rFonts w:eastAsiaTheme="minorEastAsia"/>
+                <w:noProof/>
+                <w:kern w:val="2"/>
+                <w:szCs w:val="24"/>
+                <w:lang w:val="de-DE" w:eastAsia="de-DE"/>
+                <w14:ligatures w14:val="standardContextual"/>
+              </w:rPr>
+              <w:tab/>
+            </w:r>
+            <w:r>
+              <w:rPr>
+                <w:rStyle w:val="Hyperlink"/>
+                <w:noProof/>
+              </w:rPr>
+              <w:t>Find contours cv2</w:t>
+            </w:r>
+            <w:r>
+              <w:rPr>
+                <w:noProof/>
+                <w:webHidden/>
+              </w:rPr>
+              <w:tab/>
+            </w:r>
+            <w:r>
+              <w:rPr>
+                <w:noProof/>
+                <w:webHidden/>
+              </w:rPr>
+              <w:fldChar w:fldCharType="begin"/>
+            </w:r>
+            <w:r>
+              <w:rPr>
+                <w:noProof/>
+                <w:webHidden/>
+              </w:rPr>
+              <w:instrText xml:space="preserve"> PAGEREF _Toc189151913 \h </w:instrText>
+            </w:r>
+            <w:r>
+              <w:rPr>
+                <w:noProof/>
+                <w:webHidden/>
+              </w:rPr>
+            </w:r>
+            <w:r>
+              <w:rPr>
+                <w:noProof/>
+                <w:webHidden/>
+              </w:rPr>
+              <w:fldChar w:fldCharType="separate"/>
+            </w:r>
+            <w:r>
+              <w:rPr>
+                <w:noProof/>
+                <w:webHidden/>
+              </w:rPr>
+              <w:t>2</w:t>
+            </w:r>
+            <w:r>
+              <w:rPr>
+                <w:noProof/>
+                <w:webHidden/>
+              </w:rPr>
+              <w:fldChar w:fldCharType="end"/>
+            </w:r>
+          </w:hyperlink>
+        </w:p>
+        <w:p>
+          <w:pPr>
+            <w:pStyle w:val="Verzeichnis3"/>
+            <w:rPr>
+              <w:rFonts w:eastAsiaTheme="minorEastAsia"/>
+              <w:noProof/>
+              <w:kern w:val="2"/>
+              <w:szCs w:val="24"/>
+              <w:lang w:val="de-DE" w:eastAsia="de-DE"/>
+              <w14:ligatures w14:val="standardContextual"/>
+            </w:rPr>
+          </w:pPr>
+          <w:hyperlink w:anchor="_Toc189151914" w:history="1">
+            <w:r>
+              <w:rPr>
+                <w:rStyle w:val="Hyperlink"/>
+                <w:noProof/>
+              </w:rPr>
+              <w:t>2.1.2</w:t>
+            </w:r>
+            <w:r>
+              <w:rPr>
+                <w:rFonts w:eastAsiaTheme="minorEastAsia"/>
+                <w:noProof/>
+                <w:kern w:val="2"/>
+                <w:szCs w:val="24"/>
+                <w:lang w:val="de-DE" w:eastAsia="de-DE"/>
+                <w14:ligatures w14:val="standardContextual"/>
+              </w:rPr>
+              <w:tab/>
+            </w:r>
+            <w:r>
+              <w:rPr>
+                <w:rStyle w:val="Hyperlink"/>
+                <w:noProof/>
+              </w:rPr>
+              <w:t>Canny Filter</w:t>
+            </w:r>
+            <w:r>
+              <w:rPr>
+                <w:noProof/>
+                <w:webHidden/>
+              </w:rPr>
+              <w:tab/>
+            </w:r>
+            <w:r>
+              <w:rPr>
+                <w:noProof/>
+                <w:webHidden/>
+              </w:rPr>
+              <w:fldChar w:fldCharType="begin"/>
+            </w:r>
+            <w:r>
+              <w:rPr>
+                <w:noProof/>
+                <w:webHidden/>
+              </w:rPr>
+              <w:instrText xml:space="preserve"> PAGEREF _Toc189151914 \h </w:instrText>
             </w:r>
             <w:r>
               <w:rPr>
@@ -725,7 +917,7 @@
               <w14:ligatures w14:val="standardContextual"/>
             </w:rPr>
           </w:pPr>
-          <w:hyperlink w:anchor="_Toc189065787" w:history="1">
+          <w:hyperlink w:anchor="_Toc189151915" w:history="1">
             <w:r>
               <w:rPr>
                 <w:rStyle w:val="Hyperlink"/>
@@ -749,7 +941,7 @@
                 <w:rStyle w:val="Hyperlink"/>
                 <w:noProof/>
               </w:rPr>
-              <w:t>Canny Filter</w:t>
+              <w:t>Color correction</w:t>
             </w:r>
             <w:r>
               <w:rPr>
@@ -770,7 +962,7 @@
                 <w:noProof/>
                 <w:webHidden/>
               </w:rPr>
-              <w:instrText xml:space="preserve"> PAGEREF _Toc189065787 \h </w:instrText>
+              <w:instrText xml:space="preserve"> PAGEREF _Toc189151915 \h </w:instrText>
             </w:r>
             <w:r>
               <w:rPr>
@@ -790,7 +982,7 @@
                 <w:noProof/>
                 <w:webHidden/>
               </w:rPr>
-              <w:t>2</w:t>
+              <w:t>3</w:t>
             </w:r>
             <w:r>
               <w:rPr>
@@ -813,7 +1005,7 @@
               <w14:ligatures w14:val="standardContextual"/>
             </w:rPr>
           </w:pPr>
-          <w:hyperlink w:anchor="_Toc189065788" w:history="1">
+          <w:hyperlink w:anchor="_Toc189151916" w:history="1">
             <w:r>
               <w:rPr>
                 <w:rStyle w:val="Hyperlink"/>
@@ -837,7 +1029,7 @@
                 <w:rStyle w:val="Hyperlink"/>
                 <w:noProof/>
               </w:rPr>
-              <w:t>Color correction</w:t>
+              <w:t>Color detection</w:t>
             </w:r>
             <w:r>
               <w:rPr>
@@ -858,95 +1050,7 @@
                 <w:noProof/>
                 <w:webHidden/>
               </w:rPr>
-              <w:instrText xml:space="preserve"> PAGEREF _Toc189065788 \h </w:instrText>
-            </w:r>
-            <w:r>
-              <w:rPr>
-                <w:noProof/>
-                <w:webHidden/>
-              </w:rPr>
-            </w:r>
-            <w:r>
-              <w:rPr>
-                <w:noProof/>
-                <w:webHidden/>
-              </w:rPr>
-              <w:fldChar w:fldCharType="separate"/>
-            </w:r>
-            <w:r>
-              <w:rPr>
-                <w:noProof/>
-                <w:webHidden/>
-              </w:rPr>
-              <w:t>3</w:t>
-            </w:r>
-            <w:r>
-              <w:rPr>
-                <w:noProof/>
-                <w:webHidden/>
-              </w:rPr>
-              <w:fldChar w:fldCharType="end"/>
-            </w:r>
-          </w:hyperlink>
-        </w:p>
-        <w:p>
-          <w:pPr>
-            <w:pStyle w:val="Verzeichnis2"/>
-            <w:rPr>
-              <w:rFonts w:eastAsiaTheme="minorEastAsia"/>
-              <w:noProof/>
-              <w:kern w:val="2"/>
-              <w:szCs w:val="24"/>
-              <w:lang w:val="de-DE" w:eastAsia="de-DE"/>
-              <w14:ligatures w14:val="standardContextual"/>
-            </w:rPr>
-          </w:pPr>
-          <w:hyperlink w:anchor="_Toc189065789" w:history="1">
-            <w:r>
-              <w:rPr>
-                <w:rStyle w:val="Hyperlink"/>
-                <w:noProof/>
-              </w:rPr>
-              <w:t>2.4</w:t>
-            </w:r>
-            <w:r>
-              <w:rPr>
-                <w:rFonts w:eastAsiaTheme="minorEastAsia"/>
-                <w:noProof/>
-                <w:kern w:val="2"/>
-                <w:szCs w:val="24"/>
-                <w:lang w:val="de-DE" w:eastAsia="de-DE"/>
-                <w14:ligatures w14:val="standardContextual"/>
-              </w:rPr>
-              <w:tab/>
-            </w:r>
-            <w:r>
-              <w:rPr>
-                <w:rStyle w:val="Hyperlink"/>
-                <w:noProof/>
-              </w:rPr>
-              <w:t>Color detection</w:t>
-            </w:r>
-            <w:r>
-              <w:rPr>
-                <w:noProof/>
-                <w:webHidden/>
-              </w:rPr>
-              <w:tab/>
-            </w:r>
-            <w:r>
-              <w:rPr>
-                <w:noProof/>
-                <w:webHidden/>
-              </w:rPr>
-              <w:fldChar w:fldCharType="begin"/>
-            </w:r>
-            <w:r>
-              <w:rPr>
-                <w:noProof/>
-                <w:webHidden/>
-              </w:rPr>
-              <w:instrText xml:space="preserve"> PAGEREF _Toc189065789 \h </w:instrText>
+              <w:instrText xml:space="preserve"> PAGEREF _Toc189151916 \h </w:instrText>
             </w:r>
             <w:r>
               <w:rPr>
@@ -990,7 +1094,7 @@
               <w14:ligatures w14:val="standardContextual"/>
             </w:rPr>
           </w:pPr>
-          <w:hyperlink w:anchor="_Toc189065790" w:history="1">
+          <w:hyperlink w:anchor="_Toc189151917" w:history="1">
             <w:r>
               <w:rPr>
                 <w:rStyle w:val="Hyperlink"/>
@@ -1031,7 +1135,7 @@
               <w:rPr>
                 <w:webHidden/>
               </w:rPr>
-              <w:instrText xml:space="preserve"> PAGEREF _Toc189065790 \h </w:instrText>
+              <w:instrText xml:space="preserve"> PAGEREF _Toc189151917 \h </w:instrText>
             </w:r>
             <w:r>
               <w:rPr>
@@ -1048,7 +1152,7 @@
               <w:rPr>
                 <w:webHidden/>
               </w:rPr>
-              <w:t>8</w:t>
+              <w:t>7</w:t>
             </w:r>
             <w:r>
               <w:rPr>
@@ -1070,7 +1174,7 @@
               <w14:ligatures w14:val="standardContextual"/>
             </w:rPr>
           </w:pPr>
-          <w:hyperlink w:anchor="_Toc189065791" w:history="1">
+          <w:hyperlink w:anchor="_Toc189151918" w:history="1">
             <w:r>
               <w:rPr>
                 <w:rStyle w:val="Hyperlink"/>
@@ -1115,7 +1219,7 @@
                 <w:noProof/>
                 <w:webHidden/>
               </w:rPr>
-              <w:instrText xml:space="preserve"> PAGEREF _Toc189065791 \h </w:instrText>
+              <w:instrText xml:space="preserve"> PAGEREF _Toc189151918 \h </w:instrText>
             </w:r>
             <w:r>
               <w:rPr>
@@ -1135,7 +1239,7 @@
                 <w:noProof/>
                 <w:webHidden/>
               </w:rPr>
-              <w:t>9</w:t>
+              <w:t>7</w:t>
             </w:r>
             <w:r>
               <w:rPr>
@@ -1158,7 +1262,7 @@
               <w14:ligatures w14:val="standardContextual"/>
             </w:rPr>
           </w:pPr>
-          <w:hyperlink w:anchor="_Toc189065792" w:history="1">
+          <w:hyperlink w:anchor="_Toc189151919" w:history="1">
             <w:r>
               <w:rPr>
                 <w:rStyle w:val="Hyperlink"/>
@@ -1203,7 +1307,7 @@
                 <w:noProof/>
                 <w:webHidden/>
               </w:rPr>
-              <w:instrText xml:space="preserve"> PAGEREF _Toc189065792 \h </w:instrText>
+              <w:instrText xml:space="preserve"> PAGEREF _Toc189151919 \h </w:instrText>
             </w:r>
             <w:r>
               <w:rPr>
@@ -1223,7 +1327,7 @@
                 <w:noProof/>
                 <w:webHidden/>
               </w:rPr>
-              <w:t>10</w:t>
+              <w:t>9</w:t>
             </w:r>
             <w:r>
               <w:rPr>
@@ -1246,7 +1350,7 @@
               <w14:ligatures w14:val="standardContextual"/>
             </w:rPr>
           </w:pPr>
-          <w:hyperlink w:anchor="_Toc189065793" w:history="1">
+          <w:hyperlink w:anchor="_Toc189151920" w:history="1">
             <w:r>
               <w:rPr>
                 <w:rStyle w:val="Hyperlink"/>
@@ -1291,7 +1395,7 @@
                 <w:noProof/>
                 <w:webHidden/>
               </w:rPr>
-              <w:instrText xml:space="preserve"> PAGEREF _Toc189065793 \h </w:instrText>
+              <w:instrText xml:space="preserve"> PAGEREF _Toc189151920 \h </w:instrText>
             </w:r>
             <w:r>
               <w:rPr>
@@ -1311,7 +1415,7 @@
                 <w:noProof/>
                 <w:webHidden/>
               </w:rPr>
-              <w:t>12</w:t>
+              <w:t>11</w:t>
             </w:r>
             <w:r>
               <w:rPr>
@@ -1334,7 +1438,7 @@
               <w14:ligatures w14:val="standardContextual"/>
             </w:rPr>
           </w:pPr>
-          <w:hyperlink w:anchor="_Toc189065794" w:history="1">
+          <w:hyperlink w:anchor="_Toc189151921" w:history="1">
             <w:r>
               <w:rPr>
                 <w:rStyle w:val="Hyperlink"/>
@@ -1379,7 +1483,271 @@
                 <w:noProof/>
                 <w:webHidden/>
               </w:rPr>
-              <w:instrText xml:space="preserve"> PAGEREF _Toc189065794 \h </w:instrText>
+              <w:instrText xml:space="preserve"> PAGEREF _Toc189151921 \h </w:instrText>
+            </w:r>
+            <w:r>
+              <w:rPr>
+                <w:noProof/>
+                <w:webHidden/>
+              </w:rPr>
+            </w:r>
+            <w:r>
+              <w:rPr>
+                <w:noProof/>
+                <w:webHidden/>
+              </w:rPr>
+              <w:fldChar w:fldCharType="separate"/>
+            </w:r>
+            <w:r>
+              <w:rPr>
+                <w:noProof/>
+                <w:webHidden/>
+              </w:rPr>
+              <w:t>12</w:t>
+            </w:r>
+            <w:r>
+              <w:rPr>
+                <w:noProof/>
+                <w:webHidden/>
+              </w:rPr>
+              <w:fldChar w:fldCharType="end"/>
+            </w:r>
+          </w:hyperlink>
+        </w:p>
+        <w:p>
+          <w:pPr>
+            <w:pStyle w:val="Verzeichnis3"/>
+            <w:rPr>
+              <w:rFonts w:eastAsiaTheme="minorEastAsia"/>
+              <w:noProof/>
+              <w:kern w:val="2"/>
+              <w:szCs w:val="24"/>
+              <w:lang w:val="de-DE" w:eastAsia="de-DE"/>
+              <w14:ligatures w14:val="standardContextual"/>
+            </w:rPr>
+          </w:pPr>
+          <w:hyperlink w:anchor="_Toc189151922" w:history="1">
+            <w:r>
+              <w:rPr>
+                <w:rStyle w:val="Hyperlink"/>
+                <w:noProof/>
+              </w:rPr>
+              <w:t>3.4.1</w:t>
+            </w:r>
+            <w:r>
+              <w:rPr>
+                <w:rFonts w:eastAsiaTheme="minorEastAsia"/>
+                <w:noProof/>
+                <w:kern w:val="2"/>
+                <w:szCs w:val="24"/>
+                <w:lang w:val="de-DE" w:eastAsia="de-DE"/>
+                <w14:ligatures w14:val="standardContextual"/>
+              </w:rPr>
+              <w:tab/>
+            </w:r>
+            <w:r>
+              <w:rPr>
+                <w:rStyle w:val="Hyperlink"/>
+                <w:noProof/>
+              </w:rPr>
+              <w:t>Grouping</w:t>
+            </w:r>
+            <w:r>
+              <w:rPr>
+                <w:noProof/>
+                <w:webHidden/>
+              </w:rPr>
+              <w:tab/>
+            </w:r>
+            <w:r>
+              <w:rPr>
+                <w:noProof/>
+                <w:webHidden/>
+              </w:rPr>
+              <w:fldChar w:fldCharType="begin"/>
+            </w:r>
+            <w:r>
+              <w:rPr>
+                <w:noProof/>
+                <w:webHidden/>
+              </w:rPr>
+              <w:instrText xml:space="preserve"> PAGEREF _Toc189151922 \h </w:instrText>
+            </w:r>
+            <w:r>
+              <w:rPr>
+                <w:noProof/>
+                <w:webHidden/>
+              </w:rPr>
+            </w:r>
+            <w:r>
+              <w:rPr>
+                <w:noProof/>
+                <w:webHidden/>
+              </w:rPr>
+              <w:fldChar w:fldCharType="separate"/>
+            </w:r>
+            <w:r>
+              <w:rPr>
+                <w:noProof/>
+                <w:webHidden/>
+              </w:rPr>
+              <w:t>13</w:t>
+            </w:r>
+            <w:r>
+              <w:rPr>
+                <w:noProof/>
+                <w:webHidden/>
+              </w:rPr>
+              <w:fldChar w:fldCharType="end"/>
+            </w:r>
+          </w:hyperlink>
+        </w:p>
+        <w:p>
+          <w:pPr>
+            <w:pStyle w:val="Verzeichnis3"/>
+            <w:rPr>
+              <w:rFonts w:eastAsiaTheme="minorEastAsia"/>
+              <w:noProof/>
+              <w:kern w:val="2"/>
+              <w:szCs w:val="24"/>
+              <w:lang w:val="de-DE" w:eastAsia="de-DE"/>
+              <w14:ligatures w14:val="standardContextual"/>
+            </w:rPr>
+          </w:pPr>
+          <w:hyperlink w:anchor="_Toc189151923" w:history="1">
+            <w:r>
+              <w:rPr>
+                <w:rStyle w:val="Hyperlink"/>
+                <w:noProof/>
+              </w:rPr>
+              <w:t>3.4.2</w:t>
+            </w:r>
+            <w:r>
+              <w:rPr>
+                <w:rFonts w:eastAsiaTheme="minorEastAsia"/>
+                <w:noProof/>
+                <w:kern w:val="2"/>
+                <w:szCs w:val="24"/>
+                <w:lang w:val="de-DE" w:eastAsia="de-DE"/>
+                <w14:ligatures w14:val="standardContextual"/>
+              </w:rPr>
+              <w:tab/>
+            </w:r>
+            <w:r>
+              <w:rPr>
+                <w:rStyle w:val="Hyperlink"/>
+                <w:noProof/>
+              </w:rPr>
+              <w:t>Assign grid positions</w:t>
+            </w:r>
+            <w:r>
+              <w:rPr>
+                <w:noProof/>
+                <w:webHidden/>
+              </w:rPr>
+              <w:tab/>
+            </w:r>
+            <w:r>
+              <w:rPr>
+                <w:noProof/>
+                <w:webHidden/>
+              </w:rPr>
+              <w:fldChar w:fldCharType="begin"/>
+            </w:r>
+            <w:r>
+              <w:rPr>
+                <w:noProof/>
+                <w:webHidden/>
+              </w:rPr>
+              <w:instrText xml:space="preserve"> PAGEREF _Toc189151923 \h </w:instrText>
+            </w:r>
+            <w:r>
+              <w:rPr>
+                <w:noProof/>
+                <w:webHidden/>
+              </w:rPr>
+            </w:r>
+            <w:r>
+              <w:rPr>
+                <w:noProof/>
+                <w:webHidden/>
+              </w:rPr>
+              <w:fldChar w:fldCharType="separate"/>
+            </w:r>
+            <w:r>
+              <w:rPr>
+                <w:noProof/>
+                <w:webHidden/>
+              </w:rPr>
+              <w:t>14</w:t>
+            </w:r>
+            <w:r>
+              <w:rPr>
+                <w:noProof/>
+                <w:webHidden/>
+              </w:rPr>
+              <w:fldChar w:fldCharType="end"/>
+            </w:r>
+          </w:hyperlink>
+        </w:p>
+        <w:p>
+          <w:pPr>
+            <w:pStyle w:val="Verzeichnis3"/>
+            <w:rPr>
+              <w:rFonts w:eastAsiaTheme="minorEastAsia"/>
+              <w:noProof/>
+              <w:kern w:val="2"/>
+              <w:szCs w:val="24"/>
+              <w:lang w:val="de-DE" w:eastAsia="de-DE"/>
+              <w14:ligatures w14:val="standardContextual"/>
+            </w:rPr>
+          </w:pPr>
+          <w:hyperlink w:anchor="_Toc189151924" w:history="1">
+            <w:r>
+              <w:rPr>
+                <w:rStyle w:val="Hyperlink"/>
+                <w:noProof/>
+              </w:rPr>
+              <w:t>3.4.3</w:t>
+            </w:r>
+            <w:r>
+              <w:rPr>
+                <w:rFonts w:eastAsiaTheme="minorEastAsia"/>
+                <w:noProof/>
+                <w:kern w:val="2"/>
+                <w:szCs w:val="24"/>
+                <w:lang w:val="de-DE" w:eastAsia="de-DE"/>
+                <w14:ligatures w14:val="standardContextual"/>
+              </w:rPr>
+              <w:tab/>
+            </w:r>
+            <w:r>
+              <w:rPr>
+                <w:rStyle w:val="Hyperlink"/>
+                <w:noProof/>
+              </w:rPr>
+              <w:t>Combining of dictionaries</w:t>
+            </w:r>
+            <w:r>
+              <w:rPr>
+                <w:noProof/>
+                <w:webHidden/>
+              </w:rPr>
+              <w:tab/>
+            </w:r>
+            <w:r>
+              <w:rPr>
+                <w:noProof/>
+                <w:webHidden/>
+              </w:rPr>
+              <w:fldChar w:fldCharType="begin"/>
+            </w:r>
+            <w:r>
+              <w:rPr>
+                <w:noProof/>
+                <w:webHidden/>
+              </w:rPr>
+              <w:instrText xml:space="preserve"> PAGEREF _Toc189151924 \h </w:instrText>
             </w:r>
             <w:r>
               <w:rPr>
@@ -1422,7 +1790,7 @@
               <w14:ligatures w14:val="standardContextual"/>
             </w:rPr>
           </w:pPr>
-          <w:hyperlink w:anchor="_Toc189065795" w:history="1">
+          <w:hyperlink w:anchor="_Toc189151925" w:history="1">
             <w:r>
               <w:rPr>
                 <w:rStyle w:val="Hyperlink"/>
@@ -1467,7 +1835,7 @@
                 <w:noProof/>
                 <w:webHidden/>
               </w:rPr>
-              <w:instrText xml:space="preserve"> PAGEREF _Toc189065795 \h </w:instrText>
+              <w:instrText xml:space="preserve"> PAGEREF _Toc189151925 \h </w:instrText>
             </w:r>
             <w:r>
               <w:rPr>
@@ -1511,7 +1879,7 @@
               <w14:ligatures w14:val="standardContextual"/>
             </w:rPr>
           </w:pPr>
-          <w:hyperlink w:anchor="_Toc189065796" w:history="1">
+          <w:hyperlink w:anchor="_Toc189151926" w:history="1">
             <w:r>
               <w:rPr>
                 <w:rStyle w:val="Hyperlink"/>
@@ -1552,7 +1920,7 @@
               <w:rPr>
                 <w:webHidden/>
               </w:rPr>
-              <w:instrText xml:space="preserve"> PAGEREF _Toc189065796 \h </w:instrText>
+              <w:instrText xml:space="preserve"> PAGEREF _Toc189151926 \h </w:instrText>
             </w:r>
             <w:r>
               <w:rPr>
@@ -1592,7 +1960,7 @@
               <w14:ligatures w14:val="standardContextual"/>
             </w:rPr>
           </w:pPr>
-          <w:hyperlink w:anchor="_Toc189065797" w:history="1">
+          <w:hyperlink w:anchor="_Toc189151927" w:history="1">
             <w:r>
               <w:rPr>
                 <w:rStyle w:val="Hyperlink"/>
@@ -1635,7 +2003,7 @@
               <w:rPr>
                 <w:webHidden/>
               </w:rPr>
-              <w:instrText xml:space="preserve"> PAGEREF _Toc189065797 \h </w:instrText>
+              <w:instrText xml:space="preserve"> PAGEREF _Toc189151927 \h </w:instrText>
             </w:r>
             <w:r>
               <w:rPr>
@@ -1675,7 +2043,7 @@
               <w14:ligatures w14:val="standardContextual"/>
             </w:rPr>
           </w:pPr>
-          <w:hyperlink w:anchor="_Toc189065798" w:history="1">
+          <w:hyperlink w:anchor="_Toc189151928" w:history="1">
             <w:r>
               <w:rPr>
                 <w:rStyle w:val="Hyperlink"/>
@@ -1716,7 +2084,7 @@
               <w:rPr>
                 <w:webHidden/>
               </w:rPr>
-              <w:instrText xml:space="preserve"> PAGEREF _Toc189065798 \h </w:instrText>
+              <w:instrText xml:space="preserve"> PAGEREF _Toc189151928 \h </w:instrText>
             </w:r>
             <w:r>
               <w:rPr>
@@ -1756,7 +2124,7 @@
               <w14:ligatures w14:val="standardContextual"/>
             </w:rPr>
           </w:pPr>
-          <w:hyperlink w:anchor="_Toc189065799" w:history="1">
+          <w:hyperlink w:anchor="_Toc189151929" w:history="1">
             <w:r>
               <w:rPr>
                 <w:rStyle w:val="Hyperlink"/>
@@ -1797,7 +2165,7 @@
               <w:rPr>
                 <w:webHidden/>
               </w:rPr>
-              <w:instrText xml:space="preserve"> PAGEREF _Toc189065799 \h </w:instrText>
+              <w:instrText xml:space="preserve"> PAGEREF _Toc189151929 \h </w:instrText>
             </w:r>
             <w:r>
               <w:rPr>
@@ -1837,7 +2205,7 @@
               <w14:ligatures w14:val="standardContextual"/>
             </w:rPr>
           </w:pPr>
-          <w:hyperlink w:anchor="_Toc189065800" w:history="1">
+          <w:hyperlink w:anchor="_Toc189151930" w:history="1">
             <w:r>
               <w:rPr>
                 <w:rStyle w:val="Hyperlink"/>
@@ -1878,7 +2246,7 @@
               <w:rPr>
                 <w:webHidden/>
               </w:rPr>
-              <w:instrText xml:space="preserve"> PAGEREF _Toc189065800 \h </w:instrText>
+              <w:instrText xml:space="preserve"> PAGEREF _Toc189151930 \h </w:instrText>
             </w:r>
             <w:r>
               <w:rPr>
@@ -1944,7 +2312,7 @@
       <w:pPr>
         <w:pStyle w:val="berschrift1"/>
       </w:pPr>
-      <w:bookmarkStart w:id="0" w:name="_Toc189065784"/>
+      <w:bookmarkStart w:id="0" w:name="_Toc189151910"/>
       <w:r>
         <w:lastRenderedPageBreak/>
         <w:t>Introduction</w:t>
@@ -1992,7 +2360,91 @@
         <w:rPr>
           <w:lang w:eastAsia="de-DE"/>
         </w:rPr>
-        <w:t xml:space="preserve"> “Computer and Robot Vision” and aims to realize the color recognition of the faces of a Rubik's Cube. The Rubik's Cube poses a number of challenges for color detection, such as different colors of different cubes, similar hues of two colors (red, orange) and different reflection conditions of the colors. Thus, a wide range of different methods and techniques of image processing must be applied to realize a reliable detection under different conditions.</w:t>
+        <w:t xml:space="preserve"> “Computer and Robot Vision” and aims to realize the </w:t>
+      </w:r>
+      <w:proofErr w:type="spellStart"/>
+      <w:r>
+        <w:rPr>
+          <w:lang w:eastAsia="de-DE"/>
+        </w:rPr>
+        <w:t>color</w:t>
+      </w:r>
+      <w:proofErr w:type="spellEnd"/>
+      <w:r>
+        <w:rPr>
+          <w:lang w:eastAsia="de-DE"/>
+        </w:rPr>
+        <w:t xml:space="preserve"> recognition of the faces of a Rubik's Cube. The Rubik's Cube poses </w:t>
+      </w:r>
+      <w:proofErr w:type="gramStart"/>
+      <w:r>
+        <w:rPr>
+          <w:lang w:eastAsia="de-DE"/>
+        </w:rPr>
+        <w:t>a number of</w:t>
+      </w:r>
+      <w:proofErr w:type="gramEnd"/>
+      <w:r>
+        <w:rPr>
+          <w:lang w:eastAsia="de-DE"/>
+        </w:rPr>
+        <w:t xml:space="preserve"> challenges for </w:t>
+      </w:r>
+      <w:proofErr w:type="spellStart"/>
+      <w:r>
+        <w:rPr>
+          <w:lang w:eastAsia="de-DE"/>
+        </w:rPr>
+        <w:t>color</w:t>
+      </w:r>
+      <w:proofErr w:type="spellEnd"/>
+      <w:r>
+        <w:rPr>
+          <w:lang w:eastAsia="de-DE"/>
+        </w:rPr>
+        <w:t xml:space="preserve"> detection, such as different </w:t>
+      </w:r>
+      <w:proofErr w:type="spellStart"/>
+      <w:r>
+        <w:rPr>
+          <w:lang w:eastAsia="de-DE"/>
+        </w:rPr>
+        <w:t>colors</w:t>
+      </w:r>
+      <w:proofErr w:type="spellEnd"/>
+      <w:r>
+        <w:rPr>
+          <w:lang w:eastAsia="de-DE"/>
+        </w:rPr>
+        <w:t xml:space="preserve"> of different cubes, similar hues of two </w:t>
+      </w:r>
+      <w:proofErr w:type="spellStart"/>
+      <w:r>
+        <w:rPr>
+          <w:lang w:eastAsia="de-DE"/>
+        </w:rPr>
+        <w:t>colors</w:t>
+      </w:r>
+      <w:proofErr w:type="spellEnd"/>
+      <w:r>
+        <w:rPr>
+          <w:lang w:eastAsia="de-DE"/>
+        </w:rPr>
+        <w:t xml:space="preserve"> (red, orange) and different reflection conditions of the </w:t>
+      </w:r>
+      <w:proofErr w:type="spellStart"/>
+      <w:r>
+        <w:rPr>
+          <w:lang w:eastAsia="de-DE"/>
+        </w:rPr>
+        <w:t>colors</w:t>
+      </w:r>
+      <w:proofErr w:type="spellEnd"/>
+      <w:r>
+        <w:rPr>
+          <w:lang w:eastAsia="de-DE"/>
+        </w:rPr>
+        <w:t>. Thus, a wide range of different methods and techniques of image processing must be applied to realize a reliable detection under different conditions.</w:t>
       </w:r>
       <w:r>
         <w:t xml:space="preserve"> </w:t>
@@ -2063,7 +2515,7 @@
       <w:pPr>
         <w:pStyle w:val="Beschriftung"/>
       </w:pPr>
-      <w:bookmarkStart w:id="1" w:name="_Toc189065661"/>
+      <w:bookmarkStart w:id="1" w:name="_Toc189151931"/>
       <w:r>
         <w:t xml:space="preserve">Figure </w:t>
       </w:r>
@@ -2086,7 +2538,15 @@
         <w:fldChar w:fldCharType="end"/>
       </w:r>
       <w:r>
-        <w:t>: Image of Rubiks Cube under lab conditions</w:t>
+        <w:t xml:space="preserve">: Image of </w:t>
+      </w:r>
+      <w:proofErr w:type="spellStart"/>
+      <w:r>
+        <w:t>Rubiks</w:t>
+      </w:r>
+      <w:proofErr w:type="spellEnd"/>
+      <w:r>
+        <w:t xml:space="preserve"> Cube under lab conditions</w:t>
       </w:r>
       <w:bookmarkEnd w:id="1"/>
     </w:p>
@@ -2100,7 +2560,49 @@
         <w:rPr>
           <w:lang w:eastAsia="de-DE"/>
         </w:rPr>
-        <w:t>This documentation describes the approach, methods and results of the project. Starting with a theoretical introduction to relevant color models and image processing methods, the development and implementation of the color detection system is then discussed. Finally, the results are evaluated and possible improvements and extensions are discussed.</w:t>
+        <w:t xml:space="preserve">This documentation describes the approach, methods and results of the project. Starting with a theoretical introduction to relevant </w:t>
+      </w:r>
+      <w:proofErr w:type="spellStart"/>
+      <w:r>
+        <w:rPr>
+          <w:lang w:eastAsia="de-DE"/>
+        </w:rPr>
+        <w:t>color</w:t>
+      </w:r>
+      <w:proofErr w:type="spellEnd"/>
+      <w:r>
+        <w:rPr>
+          <w:lang w:eastAsia="de-DE"/>
+        </w:rPr>
+        <w:t xml:space="preserve"> models and image processing methods, the development and implementation of the </w:t>
+      </w:r>
+      <w:proofErr w:type="spellStart"/>
+      <w:r>
+        <w:rPr>
+          <w:lang w:eastAsia="de-DE"/>
+        </w:rPr>
+        <w:t>color</w:t>
+      </w:r>
+      <w:proofErr w:type="spellEnd"/>
+      <w:r>
+        <w:rPr>
+          <w:lang w:eastAsia="de-DE"/>
+        </w:rPr>
+        <w:t xml:space="preserve"> detection system is then discussed. Finally, the results are </w:t>
+      </w:r>
+      <w:proofErr w:type="gramStart"/>
+      <w:r>
+        <w:rPr>
+          <w:lang w:eastAsia="de-DE"/>
+        </w:rPr>
+        <w:t>evaluated</w:t>
+      </w:r>
+      <w:proofErr w:type="gramEnd"/>
+      <w:r>
+        <w:rPr>
+          <w:lang w:eastAsia="de-DE"/>
+        </w:rPr>
+        <w:t xml:space="preserve"> and possible improvements and extensions are discussed.</w:t>
       </w:r>
     </w:p>
     <w:p>
@@ -2122,7 +2624,7 @@
       <w:pPr>
         <w:pStyle w:val="berschrift1"/>
       </w:pPr>
-      <w:bookmarkStart w:id="2" w:name="_Toc189065785"/>
+      <w:bookmarkStart w:id="2" w:name="_Toc189151911"/>
       <w:r>
         <w:lastRenderedPageBreak/>
         <w:t>Technical background</w:t>
@@ -2133,7 +2635,7 @@
       <w:pPr>
         <w:pStyle w:val="berschrift2"/>
       </w:pPr>
-      <w:bookmarkStart w:id="3" w:name="_Toc189065786"/>
+      <w:bookmarkStart w:id="3" w:name="_Toc189151912"/>
       <w:r>
         <w:t>Edge Detection</w:t>
       </w:r>
@@ -2148,23 +2650,127 @@
       <w:pPr>
         <w:pStyle w:val="berschrift3"/>
       </w:pPr>
+      <w:bookmarkStart w:id="4" w:name="_Toc189151913"/>
       <w:r>
         <w:t>Find contours cv2</w:t>
-      </w:r>
-    </w:p>
-    <w:p>
-      <w:pPr>
-        <w:pStyle w:val="berschrift3"/>
-      </w:pPr>
-      <w:bookmarkStart w:id="4" w:name="_Toc189065787"/>
-      <w:r>
-        <w:t>Canny Filter</w:t>
       </w:r>
       <w:bookmarkEnd w:id="4"/>
     </w:p>
     <w:p>
       <w:r>
-        <w:t>Edge detection is used to recognise objects based solely on their outline. In order to reliably recognise these edges, John F. Canny developed the so-called Canny filter. This is a multi-stage algorithm for extracting robust and precise edges.</w:t>
+        <w:t xml:space="preserve">The cv2.findContours method in OpenCV is used to detect the boundaries of objects within a binary image. It works by </w:t>
+      </w:r>
+      <w:proofErr w:type="spellStart"/>
+      <w:r>
+        <w:t>analyzing</w:t>
+      </w:r>
+      <w:proofErr w:type="spellEnd"/>
+      <w:r>
+        <w:t xml:space="preserve"> the edges of connected components, treating white regions as objects and black regions as the background (by default). The function retrieves contours using different retrieval modes (</w:t>
+      </w:r>
+      <w:r>
+        <w:rPr>
+          <w:rStyle w:val="CodeZchn"/>
+          <w:rFonts w:eastAsiaTheme="majorEastAsia"/>
+        </w:rPr>
+        <w:t>RETR_TREE</w:t>
+      </w:r>
+      <w:r>
+        <w:rPr>
+          <w:rStyle w:val="CodeZchn"/>
+          <w:rFonts w:eastAsiaTheme="minorHAnsi"/>
+        </w:rPr>
+        <w:t xml:space="preserve">, </w:t>
+      </w:r>
+      <w:r>
+        <w:rPr>
+          <w:rStyle w:val="CodeZchn"/>
+          <w:rFonts w:eastAsiaTheme="majorEastAsia"/>
+        </w:rPr>
+        <w:t>RETR_EXTERNAL</w:t>
+      </w:r>
+      <w:r>
+        <w:t>, etc.) and approximates them based on the chosen approximation method (</w:t>
+      </w:r>
+      <w:r>
+        <w:rPr>
+          <w:rStyle w:val="CodeZchn"/>
+          <w:rFonts w:eastAsiaTheme="majorEastAsia"/>
+        </w:rPr>
+        <w:t>CHAIN_APPROX_SIMPLE</w:t>
+      </w:r>
+      <w:r>
+        <w:t xml:space="preserve">, </w:t>
+      </w:r>
+      <w:r>
+        <w:rPr>
+          <w:rStyle w:val="CodeZchn"/>
+          <w:rFonts w:eastAsiaTheme="majorEastAsia"/>
+        </w:rPr>
+        <w:t>CHAIN_APPROX_NONE</w:t>
+      </w:r>
+      <w:r>
+        <w:t>). The output consists of a list of contours, where each contour is represented as a sequence of points outlining the object's shape, making it useful for object detection, shape analysis, and image segmentation.</w:t>
+      </w:r>
+      <w:sdt>
+        <w:sdtPr>
+          <w:id w:val="-1392121295"/>
+          <w:citation/>
+        </w:sdtPr>
+        <w:sdtContent>
+          <w:r>
+            <w:fldChar w:fldCharType="begin"/>
+          </w:r>
+          <w:r>
+            <w:rPr>
+              <w:lang w:val="en-US"/>
+            </w:rPr>
+            <w:instrText xml:space="preserve"> CITATION Con \l 1031 </w:instrText>
+          </w:r>
+          <w:r>
+            <w:fldChar w:fldCharType="separate"/>
+          </w:r>
+          <w:r>
+            <w:rPr>
+              <w:noProof/>
+              <w:lang w:val="en-US"/>
+            </w:rPr>
+            <w:t xml:space="preserve"> </w:t>
+          </w:r>
+          <w:r>
+            <w:rPr>
+              <w:noProof/>
+              <w:lang w:val="en-US"/>
+            </w:rPr>
+            <w:t>[1]</w:t>
+          </w:r>
+          <w:r>
+            <w:fldChar w:fldCharType="end"/>
+          </w:r>
+        </w:sdtContent>
+      </w:sdt>
+    </w:p>
+    <w:p>
+      <w:pPr>
+        <w:pStyle w:val="berschrift3"/>
+      </w:pPr>
+      <w:bookmarkStart w:id="5" w:name="_Toc189151914"/>
+      <w:r>
+        <w:t>Canny Filter</w:t>
+      </w:r>
+      <w:bookmarkEnd w:id="5"/>
+    </w:p>
+    <w:p>
+      <w:r>
+        <w:t xml:space="preserve">Edge detection is used to recognise objects based solely on their outline. </w:t>
+      </w:r>
+      <w:proofErr w:type="gramStart"/>
+      <w:r>
+        <w:t>In order to</w:t>
+      </w:r>
+      <w:proofErr w:type="gramEnd"/>
+      <w:r>
+        <w:t xml:space="preserve"> reliably recognise these edges, John F. Canny developed the so-called Canny filter. This is a multi-stage algorithm for extracting robust and precise edges.</w:t>
       </w:r>
       <w:sdt>
         <w:sdtPr>
@@ -2191,7 +2797,7 @@
             <w:rPr>
               <w:noProof/>
             </w:rPr>
-            <w:t>[1]</w:t>
+            <w:t>[2]</w:t>
           </w:r>
           <w:r>
             <w:fldChar w:fldCharType="end"/>
@@ -2441,7 +3047,7 @@
       <w:pPr>
         <w:pStyle w:val="Beschriftung"/>
       </w:pPr>
-      <w:bookmarkStart w:id="5" w:name="_Toc189065662"/>
+      <w:bookmarkStart w:id="6" w:name="_Toc189151932"/>
       <w:r>
         <w:t xml:space="preserve">Figure </w:t>
       </w:r>
@@ -2489,22 +3095,33 @@
               <w:noProof/>
               <w:lang w:val="en-US"/>
             </w:rPr>
-            <w:t>[1]</w:t>
+            <w:t>[2]</w:t>
           </w:r>
           <w:r>
             <w:fldChar w:fldCharType="end"/>
           </w:r>
         </w:sdtContent>
       </w:sdt>
-      <w:bookmarkEnd w:id="5"/>
+      <w:bookmarkEnd w:id="6"/>
     </w:p>
     <w:p>
       <w:pPr>
         <w:pStyle w:val="Listenabsatz"/>
       </w:pPr>
       <w:r>
+        <w:t xml:space="preserve">Point A lies on the edge (in vertical direction). The gradient direction is normal to the edge. Points B and C lie in the gradient direction. Point A is therefore checked with </w:t>
+      </w:r>
+      <w:r>
         <w:lastRenderedPageBreak/>
-        <w:t>Point A lies on the edge (in vertical direction). The gradient direction is normal to the edge. Points B and C lie in the gradient direction. Point A is therefore checked with points B and C to see whether it forms a local maximum. If so, it is taken into account for the next step, otherwise it is suppressed (set to zero).</w:t>
+        <w:t xml:space="preserve">points B and C to see whether it forms a local maximum. If so, it is </w:t>
+      </w:r>
+      <w:proofErr w:type="gramStart"/>
+      <w:r>
+        <w:t>taken into account</w:t>
+      </w:r>
+      <w:proofErr w:type="gramEnd"/>
+      <w:r>
+        <w:t xml:space="preserve"> for the next step, otherwise it is suppressed (set to zero).</w:t>
       </w:r>
     </w:p>
     <w:p>
@@ -2541,6 +3158,7 @@
       <w:r>
         <w:t xml:space="preserve">In this phase, real edges are distinguished from unwanted edges. Two threshold values, </w:t>
       </w:r>
+      <w:proofErr w:type="spellStart"/>
       <w:r>
         <w:rPr>
           <w:i/>
@@ -2548,9 +3166,11 @@
         </w:rPr>
         <w:t>minVal</w:t>
       </w:r>
+      <w:proofErr w:type="spellEnd"/>
       <w:r>
         <w:t xml:space="preserve"> and </w:t>
       </w:r>
+      <w:proofErr w:type="spellStart"/>
       <w:r>
         <w:rPr>
           <w:i/>
@@ -2558,9 +3178,11 @@
         </w:rPr>
         <w:t>maxVal</w:t>
       </w:r>
+      <w:proofErr w:type="spellEnd"/>
       <w:r>
         <w:t xml:space="preserve">, are used for this purpose. Edges with a gradient above </w:t>
       </w:r>
+      <w:proofErr w:type="spellStart"/>
       <w:r>
         <w:rPr>
           <w:i/>
@@ -2568,9 +3190,11 @@
         </w:rPr>
         <w:t>maxVal</w:t>
       </w:r>
+      <w:proofErr w:type="spellEnd"/>
       <w:r>
         <w:t xml:space="preserve"> are considered safe, while those below </w:t>
       </w:r>
+      <w:proofErr w:type="spellStart"/>
       <w:r>
         <w:rPr>
           <w:i/>
@@ -2578,6 +3202,7 @@
         </w:rPr>
         <w:t>minVal</w:t>
       </w:r>
+      <w:proofErr w:type="spellEnd"/>
       <w:r>
         <w:t xml:space="preserve"> are discarded. Values in between are only accepted as edges if they are connected to safe edges.</w:t>
       </w:r>
@@ -2602,7 +3227,15 @@
         <w:t xml:space="preserve"> </w:t>
       </w:r>
       <w:r>
-        <w:t>which definitely delimit objects</w:t>
+        <w:t xml:space="preserve">which </w:t>
+      </w:r>
+      <w:proofErr w:type="gramStart"/>
+      <w:r>
+        <w:t>definitely delimit</w:t>
+      </w:r>
+      <w:proofErr w:type="gramEnd"/>
+      <w:r>
+        <w:t xml:space="preserve"> objects</w:t>
       </w:r>
       <w:r>
         <w:t>.</w:t>
@@ -2612,19 +3245,120 @@
       <w:pPr>
         <w:pStyle w:val="berschrift2"/>
       </w:pPr>
-      <w:bookmarkStart w:id="6" w:name="_Ref189055168"/>
-      <w:bookmarkStart w:id="7" w:name="_Ref189055175"/>
-      <w:bookmarkStart w:id="8" w:name="_Toc189065788"/>
-      <w:r>
-        <w:t>Color correction</w:t>
-      </w:r>
-      <w:bookmarkEnd w:id="6"/>
+      <w:bookmarkStart w:id="7" w:name="_Ref189055168"/>
+      <w:bookmarkStart w:id="8" w:name="_Ref189055175"/>
+      <w:bookmarkStart w:id="9" w:name="_Toc189151915"/>
+      <w:proofErr w:type="spellStart"/>
+      <w:r>
+        <w:t>Color</w:t>
+      </w:r>
+      <w:proofErr w:type="spellEnd"/>
+      <w:r>
+        <w:t xml:space="preserve"> correction</w:t>
+      </w:r>
       <w:bookmarkEnd w:id="7"/>
       <w:bookmarkEnd w:id="8"/>
+      <w:bookmarkEnd w:id="9"/>
     </w:p>
     <w:p>
       <w:r>
-        <w:t>As the color detection of the individual areas should also function under different lighting conditions, a so-called color correction is used. This is necessary because the corresponding color areas of the individual colors are defined under neutral, bright light. If the light color now changes, the color values of the surfaces also change accordingly, so that they may slip into other color ranges or even lie outside the defined color ranges. For example, the white surface also appears bluish under blue light. The color correction is intended to remedy this and transform the color back into neutral colors. The correction takes place in the RGB color space</w:t>
+        <w:t xml:space="preserve">As the </w:t>
+      </w:r>
+      <w:proofErr w:type="spellStart"/>
+      <w:r>
+        <w:t>color</w:t>
+      </w:r>
+      <w:proofErr w:type="spellEnd"/>
+      <w:r>
+        <w:t xml:space="preserve"> detection of the individual areas should also function under different lighting conditions, a so-called </w:t>
+      </w:r>
+      <w:proofErr w:type="spellStart"/>
+      <w:r>
+        <w:t>color</w:t>
+      </w:r>
+      <w:proofErr w:type="spellEnd"/>
+      <w:r>
+        <w:t xml:space="preserve"> correction is used. This is necessary because the corresponding </w:t>
+      </w:r>
+      <w:proofErr w:type="spellStart"/>
+      <w:r>
+        <w:t>color</w:t>
+      </w:r>
+      <w:proofErr w:type="spellEnd"/>
+      <w:r>
+        <w:t xml:space="preserve"> areas of the individual </w:t>
+      </w:r>
+      <w:proofErr w:type="spellStart"/>
+      <w:r>
+        <w:t>colors</w:t>
+      </w:r>
+      <w:proofErr w:type="spellEnd"/>
+      <w:r>
+        <w:t xml:space="preserve"> are defined under neutral, bright light. If the light </w:t>
+      </w:r>
+      <w:proofErr w:type="spellStart"/>
+      <w:r>
+        <w:t>color</w:t>
+      </w:r>
+      <w:proofErr w:type="spellEnd"/>
+      <w:r>
+        <w:t xml:space="preserve"> now changes, the </w:t>
+      </w:r>
+      <w:proofErr w:type="spellStart"/>
+      <w:r>
+        <w:t>color</w:t>
+      </w:r>
+      <w:proofErr w:type="spellEnd"/>
+      <w:r>
+        <w:t xml:space="preserve"> values of the surfaces also change accordingly, so that they may slip into other </w:t>
+      </w:r>
+      <w:proofErr w:type="spellStart"/>
+      <w:r>
+        <w:t>color</w:t>
+      </w:r>
+      <w:proofErr w:type="spellEnd"/>
+      <w:r>
+        <w:t xml:space="preserve"> ranges or even lie outside the defined </w:t>
+      </w:r>
+      <w:proofErr w:type="spellStart"/>
+      <w:r>
+        <w:t>color</w:t>
+      </w:r>
+      <w:proofErr w:type="spellEnd"/>
+      <w:r>
+        <w:t xml:space="preserve"> ranges. For example, the white surface also appears bluish under blue light. The </w:t>
+      </w:r>
+      <w:proofErr w:type="spellStart"/>
+      <w:r>
+        <w:t>color</w:t>
+      </w:r>
+      <w:proofErr w:type="spellEnd"/>
+      <w:r>
+        <w:t xml:space="preserve"> correction is intended to remedy this and transform the </w:t>
+      </w:r>
+      <w:proofErr w:type="spellStart"/>
+      <w:r>
+        <w:t>color</w:t>
+      </w:r>
+      <w:proofErr w:type="spellEnd"/>
+      <w:r>
+        <w:t xml:space="preserve"> back into neutral </w:t>
+      </w:r>
+      <w:proofErr w:type="spellStart"/>
+      <w:r>
+        <w:t>colors</w:t>
+      </w:r>
+      <w:proofErr w:type="spellEnd"/>
+      <w:r>
+        <w:t xml:space="preserve">. The correction takes place in the RGB </w:t>
+      </w:r>
+      <w:proofErr w:type="spellStart"/>
+      <w:r>
+        <w:t>color</w:t>
+      </w:r>
+      <w:proofErr w:type="spellEnd"/>
+      <w:r>
+        <w:t xml:space="preserve"> space</w:t>
       </w:r>
       <w:r>
         <w:t xml:space="preserve"> </w:t>
@@ -2652,7 +3386,7 @@
               <w:noProof/>
               <w:lang w:val="en-US"/>
             </w:rPr>
-            <w:t>[2]</w:t>
+            <w:t>[3]</w:t>
           </w:r>
           <w:r>
             <w:fldChar w:fldCharType="end"/>
@@ -2665,7 +3399,31 @@
     </w:p>
     <w:p>
       <w:r>
-        <w:t xml:space="preserve">For color correction, an area in the original image that is as uniformly grey as possible is required to determine the ground truth values. The individual color channels should be equally pronounced in the grey area. The ground truth values of the individual color channels can be determined using the histogram of this area. The standard deviations and the position of the maximum values of the histogram are important here: </w:t>
+        <w:t xml:space="preserve">For </w:t>
+      </w:r>
+      <w:proofErr w:type="spellStart"/>
+      <w:r>
+        <w:t>color</w:t>
+      </w:r>
+      <w:proofErr w:type="spellEnd"/>
+      <w:r>
+        <w:t xml:space="preserve"> correction, an area in the original image that is as uniformly grey as possible is required to determine the ground truth values. The individual </w:t>
+      </w:r>
+      <w:proofErr w:type="spellStart"/>
+      <w:r>
+        <w:t>color</w:t>
+      </w:r>
+      <w:proofErr w:type="spellEnd"/>
+      <w:r>
+        <w:t xml:space="preserve"> channels should be equally pronounced in the grey area. The ground truth values of the individual </w:t>
+      </w:r>
+      <w:proofErr w:type="spellStart"/>
+      <w:r>
+        <w:t>color</w:t>
+      </w:r>
+      <w:proofErr w:type="spellEnd"/>
+      <w:r>
+        <w:t xml:space="preserve"> channels can be determined using the histogram of this area. The standard deviations and the position of the maximum values of the histogram are important here: </w:t>
       </w:r>
     </w:p>
     <w:p>
@@ -2872,7 +3630,6 @@
         <w:rPr>
           <w:noProof/>
         </w:rPr>
-        <w:lastRenderedPageBreak/>
         <w:drawing>
           <wp:inline distT="0" distB="0" distL="0" distR="0" wp14:anchorId="24B44BF3" wp14:editId="758F3E2E">
             <wp:extent cx="1800000" cy="1766165"/>
@@ -2917,7 +3674,7 @@
           <w:rFonts w:eastAsiaTheme="minorEastAsia"/>
         </w:rPr>
       </w:pPr>
-      <w:bookmarkStart w:id="9" w:name="_Toc189065663"/>
+      <w:bookmarkStart w:id="10" w:name="_Toc189151933"/>
       <w:r>
         <w:t xml:space="preserve">Figure </w:t>
       </w:r>
@@ -2940,7 +3697,15 @@
         <w:fldChar w:fldCharType="end"/>
       </w:r>
       <w:r>
-        <w:t>: Color correction - Calibrated object</w:t>
+        <w:t xml:space="preserve">: </w:t>
+      </w:r>
+      <w:proofErr w:type="spellStart"/>
+      <w:r>
+        <w:t>Color</w:t>
+      </w:r>
+      <w:proofErr w:type="spellEnd"/>
+      <w:r>
+        <w:t xml:space="preserve"> correction - Calibrated object</w:t>
       </w:r>
       <w:sdt>
         <w:sdtPr>
@@ -2985,7 +3750,7 @@
               <w:rFonts w:eastAsiaTheme="minorEastAsia"/>
               <w:noProof/>
             </w:rPr>
-            <w:t>[2]</w:t>
+            <w:t>[3]</w:t>
           </w:r>
           <m:oMath>
             <m:r>
@@ -3183,7 +3948,7 @@
         </w:rPr>
         <w:t>)</w:t>
       </w:r>
-      <w:bookmarkEnd w:id="9"/>
+      <w:bookmarkEnd w:id="10"/>
     </w:p>
     <w:p>
       <w:pPr>
@@ -3196,7 +3961,21 @@
         <w:rPr>
           <w:rFonts w:eastAsiaTheme="minorEastAsia"/>
         </w:rPr>
-        <w:t>To calibrate a discolored image, the parameters of the same grey area must also be determined. These are the changed standard deviations and the shifted position of the maximum values.</w:t>
+        <w:t xml:space="preserve">To calibrate a </w:t>
+      </w:r>
+      <w:proofErr w:type="spellStart"/>
+      <w:r>
+        <w:rPr>
+          <w:rFonts w:eastAsiaTheme="minorEastAsia"/>
+        </w:rPr>
+        <w:t>discolored</w:t>
+      </w:r>
+      <w:proofErr w:type="spellEnd"/>
+      <w:r>
+        <w:rPr>
+          <w:rFonts w:eastAsiaTheme="minorEastAsia"/>
+        </w:rPr>
+        <w:t xml:space="preserve"> image, the parameters of the same grey area must also be determined. These are the changed standard deviations and the shifted position of the maximum values.</w:t>
       </w:r>
     </w:p>
     <w:p>
@@ -3206,8 +3985,13 @@
           <w:rFonts w:eastAsiaTheme="minorEastAsia"/>
         </w:rPr>
       </w:pPr>
-      <w:r>
-        <w:t>Discolored image</w:t>
+      <w:proofErr w:type="spellStart"/>
+      <w:r>
+        <w:t>Discolored</w:t>
+      </w:r>
+      <w:proofErr w:type="spellEnd"/>
+      <w:r>
+        <w:t xml:space="preserve"> image</w:t>
       </w:r>
       <w:r>
         <w:t xml:space="preserve">: </w:t>
@@ -3392,6 +4176,7 @@
         <w:rPr>
           <w:noProof/>
         </w:rPr>
+        <w:lastRenderedPageBreak/>
         <w:drawing>
           <wp:inline distT="0" distB="0" distL="0" distR="0" wp14:anchorId="3D84F8F2" wp14:editId="3157D49B">
             <wp:extent cx="1800000" cy="1742958"/>
@@ -3433,7 +4218,7 @@
       <w:pPr>
         <w:pStyle w:val="Beschriftung"/>
       </w:pPr>
-      <w:bookmarkStart w:id="10" w:name="_Toc189065664"/>
+      <w:bookmarkStart w:id="11" w:name="_Toc189151934"/>
       <w:r>
         <w:t xml:space="preserve">Figure </w:t>
       </w:r>
@@ -3456,7 +4241,15 @@
         <w:fldChar w:fldCharType="end"/>
       </w:r>
       <w:r>
-        <w:t>: Color correction - Simulated data [1]</w:t>
+        <w:t xml:space="preserve">: </w:t>
+      </w:r>
+      <w:proofErr w:type="spellStart"/>
+      <w:r>
+        <w:t>Color</w:t>
+      </w:r>
+      <w:proofErr w:type="spellEnd"/>
+      <w:r>
+        <w:t xml:space="preserve"> correction - Simulated data [1]</w:t>
       </w:r>
       <w:r>
         <w:br/>
@@ -3776,7 +4569,7 @@
         </w:rPr>
         <w:t>)</w:t>
       </w:r>
-      <w:bookmarkEnd w:id="10"/>
+      <w:bookmarkEnd w:id="11"/>
     </w:p>
     <w:p>
       <w:pPr>
@@ -3788,7 +4581,49 @@
         <w:rPr>
           <w:rFonts w:eastAsiaTheme="minorEastAsia"/>
         </w:rPr>
-        <w:t>The correction factors can now be calculated from the two sets of values in order to transform the discolored image into the same color and brightness range as the ground truth image. These correction factors are</w:t>
+        <w:t xml:space="preserve">The correction factors can now be calculated from the two sets of values </w:t>
+      </w:r>
+      <w:proofErr w:type="gramStart"/>
+      <w:r>
+        <w:rPr>
+          <w:rFonts w:eastAsiaTheme="minorEastAsia"/>
+        </w:rPr>
+        <w:t>in order to</w:t>
+      </w:r>
+      <w:proofErr w:type="gramEnd"/>
+      <w:r>
+        <w:rPr>
+          <w:rFonts w:eastAsiaTheme="minorEastAsia"/>
+        </w:rPr>
+        <w:t xml:space="preserve"> transform the </w:t>
+      </w:r>
+      <w:proofErr w:type="spellStart"/>
+      <w:r>
+        <w:rPr>
+          <w:rFonts w:eastAsiaTheme="minorEastAsia"/>
+        </w:rPr>
+        <w:t>discolored</w:t>
+      </w:r>
+      <w:proofErr w:type="spellEnd"/>
+      <w:r>
+        <w:rPr>
+          <w:rFonts w:eastAsiaTheme="minorEastAsia"/>
+        </w:rPr>
+        <w:t xml:space="preserve"> image into the same </w:t>
+      </w:r>
+      <w:proofErr w:type="spellStart"/>
+      <w:r>
+        <w:rPr>
+          <w:rFonts w:eastAsiaTheme="minorEastAsia"/>
+        </w:rPr>
+        <w:t>color</w:t>
+      </w:r>
+      <w:proofErr w:type="spellEnd"/>
+      <w:r>
+        <w:rPr>
+          <w:rFonts w:eastAsiaTheme="minorEastAsia"/>
+        </w:rPr>
+        <w:t xml:space="preserve"> and brightness range as the ground truth image. These correction factors are</w:t>
       </w:r>
       <w:r>
         <w:rPr>
@@ -4172,7 +5007,21 @@
         <w:rPr>
           <w:rFonts w:eastAsiaTheme="minorEastAsia"/>
         </w:rPr>
-        <w:t xml:space="preserve"> are additive constants for the three color channels and result from the colorfulness of external lighting. The constants can be determined using the following formulae:</w:t>
+        <w:t xml:space="preserve"> are additive constants for the </w:t>
+      </w:r>
+      <w:proofErr w:type="gramStart"/>
+      <w:r>
+        <w:rPr>
+          <w:rFonts w:eastAsiaTheme="minorEastAsia"/>
+        </w:rPr>
+        <w:t>three color</w:t>
+      </w:r>
+      <w:proofErr w:type="gramEnd"/>
+      <w:r>
+        <w:rPr>
+          <w:rFonts w:eastAsiaTheme="minorEastAsia"/>
+        </w:rPr>
+        <w:t xml:space="preserve"> channels and result from the colorfulness of external lighting. The constants can be determined using the following formulae:</w:t>
       </w:r>
     </w:p>
     <w:p>
@@ -5038,7 +5887,43 @@
         <w:rPr>
           <w:rFonts w:eastAsiaTheme="minorEastAsia"/>
         </w:rPr>
-        <w:t>Once the correction constants have been calculated, each pixel of the originally discolored image can be transformed. To do this, the following formula is applied to the three color channels of each pixel in the image:</w:t>
+        <w:t xml:space="preserve">Once the correction constants have been calculated, each pixel of the originally </w:t>
+      </w:r>
+      <w:proofErr w:type="spellStart"/>
+      <w:r>
+        <w:rPr>
+          <w:rFonts w:eastAsiaTheme="minorEastAsia"/>
+        </w:rPr>
+        <w:t>discolored</w:t>
+      </w:r>
+      <w:proofErr w:type="spellEnd"/>
+      <w:r>
+        <w:rPr>
+          <w:rFonts w:eastAsiaTheme="minorEastAsia"/>
+        </w:rPr>
+        <w:t xml:space="preserve"> image can be transformed. To do this, the following formula is applied to the </w:t>
+      </w:r>
+      <w:proofErr w:type="gramStart"/>
+      <w:r>
+        <w:rPr>
+          <w:rFonts w:eastAsiaTheme="minorEastAsia"/>
+        </w:rPr>
+        <w:t xml:space="preserve">three </w:t>
+      </w:r>
+      <w:proofErr w:type="spellStart"/>
+      <w:r>
+        <w:rPr>
+          <w:rFonts w:eastAsiaTheme="minorEastAsia"/>
+        </w:rPr>
+        <w:t>color</w:t>
+      </w:r>
+      <w:proofErr w:type="spellEnd"/>
+      <w:proofErr w:type="gramEnd"/>
+      <w:r>
+        <w:rPr>
+          <w:rFonts w:eastAsiaTheme="minorEastAsia"/>
+        </w:rPr>
+        <w:t xml:space="preserve"> channels of each pixel in the image:</w:t>
       </w:r>
     </w:p>
     <w:p>
@@ -5219,6 +6104,7 @@
         <w:rPr>
           <w:noProof/>
         </w:rPr>
+        <w:lastRenderedPageBreak/>
         <w:drawing>
           <wp:inline distT="0" distB="0" distL="0" distR="0" wp14:anchorId="43DCB4BD" wp14:editId="1323A10A">
             <wp:extent cx="1800000" cy="1780902"/>
@@ -5260,7 +6146,7 @@
       <w:pPr>
         <w:pStyle w:val="Beschriftung"/>
       </w:pPr>
-      <w:bookmarkStart w:id="11" w:name="_Toc189065665"/>
+      <w:bookmarkStart w:id="12" w:name="_Toc189151935"/>
       <w:r>
         <w:t xml:space="preserve">Figure </w:t>
       </w:r>
@@ -5283,7 +6169,15 @@
         <w:fldChar w:fldCharType="end"/>
       </w:r>
       <w:r>
-        <w:t>: Color correction - re-calibrated image [1]</w:t>
+        <w:t xml:space="preserve">: </w:t>
+      </w:r>
+      <w:proofErr w:type="spellStart"/>
+      <w:r>
+        <w:t>Color</w:t>
+      </w:r>
+      <w:proofErr w:type="spellEnd"/>
+      <w:r>
+        <w:t xml:space="preserve"> correction - re-calibrated image [1]</w:t>
       </w:r>
       <w:r>
         <w:br/>
@@ -5471,96 +6365,207 @@
         </w:rPr>
         <w:t>)</w:t>
       </w:r>
-      <w:bookmarkEnd w:id="11"/>
-    </w:p>
-    <w:p>
-      <w:r>
-        <w:t>The resulting image therefore has the same color as the original ground truth image.</w:t>
-      </w:r>
-    </w:p>
-    <w:p>
-      <w:r>
-        <w:t>This technique is only reliable for minor deviations in color and brightness, as it is a linear color correction. Extreme changes in color or brightness lead to non-linear shifts that cannot be compensated for. If a color component changes significantly due to external lighting, important color details may be lost because of the correction. In addition, the image section for determining the parameters in both images must be as identical as possible and a grey area without artefacts to deliver reliable results.</w:t>
-      </w:r>
-    </w:p>
-    <w:p>
-      <w:r>
-        <w:t>For small changes in color and brightness, however, this is a quick and easy correction option to improve the subsequent color detection.</w:t>
-      </w:r>
-    </w:p>
-    <w:p>
-      <w:pPr>
-        <w:pStyle w:val="berschrift2"/>
-      </w:pPr>
-      <w:bookmarkStart w:id="12" w:name="_Toc189065789"/>
-      <w:r>
-        <w:lastRenderedPageBreak/>
-        <w:t>Color detection</w:t>
-      </w:r>
       <w:bookmarkEnd w:id="12"/>
     </w:p>
     <w:p>
       <w:r>
-        <w:t>Color</w:t>
-      </w:r>
-      <w:r>
-        <w:t xml:space="preserve"> recognition is used to detect areas in the input image that have certain </w:t>
-      </w:r>
+        <w:t xml:space="preserve">The resulting image therefore has the same </w:t>
+      </w:r>
+      <w:proofErr w:type="spellStart"/>
       <w:r>
         <w:t>color</w:t>
       </w:r>
-      <w:r>
-        <w:t xml:space="preserve"> values. In the example of the Rubik's cube, six different </w:t>
-      </w:r>
-      <w:r>
-        <w:t>color</w:t>
-      </w:r>
-      <w:r>
-        <w:t xml:space="preserve">s can be detected for the six sides of the cube. In order to reliably detect contiguous areas, these should have as homogeneous and uniform a </w:t>
-      </w:r>
-      <w:r>
-        <w:t>color</w:t>
-      </w:r>
-      <w:r>
-        <w:t xml:space="preserve"> as possible. The different </w:t>
-      </w:r>
-      <w:r>
-        <w:t>color</w:t>
-      </w:r>
-      <w:r>
-        <w:t>s to be recognised should be as different as possible and not be close to each other.</w:t>
+      <w:proofErr w:type="spellEnd"/>
+      <w:r>
+        <w:t xml:space="preserve"> as the original ground truth image.</w:t>
       </w:r>
     </w:p>
     <w:p>
       <w:r>
-        <w:t xml:space="preserve">To make </w:t>
-      </w:r>
+        <w:t xml:space="preserve">This technique is only reliable for minor deviations in </w:t>
+      </w:r>
+      <w:proofErr w:type="spellStart"/>
       <w:r>
         <w:t>color</w:t>
       </w:r>
-      <w:r>
-        <w:t xml:space="preserve"> recognition independent of the saturation and brightness of the image and the </w:t>
-      </w:r>
+      <w:proofErr w:type="spellEnd"/>
+      <w:r>
+        <w:t xml:space="preserve"> and brightness, as it is a linear </w:t>
+      </w:r>
+      <w:proofErr w:type="spellStart"/>
       <w:r>
         <w:t>color</w:t>
       </w:r>
-      <w:r>
-        <w:t xml:space="preserve">s, the HSV </w:t>
-      </w:r>
+      <w:proofErr w:type="spellEnd"/>
+      <w:r>
+        <w:t xml:space="preserve"> correction. Extreme changes in </w:t>
+      </w:r>
+      <w:proofErr w:type="spellStart"/>
       <w:r>
         <w:t>color</w:t>
       </w:r>
-      <w:r>
-        <w:t xml:space="preserve"> space (Hue, Saturation, Value) is selected.</w:t>
+      <w:proofErr w:type="spellEnd"/>
+      <w:r>
+        <w:t xml:space="preserve"> or brightness </w:t>
+      </w:r>
+      <w:proofErr w:type="gramStart"/>
+      <w:r>
+        <w:t>lead</w:t>
+      </w:r>
+      <w:proofErr w:type="gramEnd"/>
+      <w:r>
+        <w:t xml:space="preserve"> to non-linear shifts that cannot be compensated for. If a </w:t>
+      </w:r>
+      <w:proofErr w:type="spellStart"/>
+      <w:r>
+        <w:t>color</w:t>
+      </w:r>
+      <w:proofErr w:type="spellEnd"/>
+      <w:r>
+        <w:t xml:space="preserve"> component changes significantly due to external lighting, important </w:t>
+      </w:r>
+      <w:proofErr w:type="spellStart"/>
+      <w:r>
+        <w:t>color</w:t>
+      </w:r>
+      <w:proofErr w:type="spellEnd"/>
+      <w:r>
+        <w:t xml:space="preserve"> details may be lost because of the correction. In addition, the image section for determining the parameters in both images must be as identical as possible and a grey area without artefacts to deliver reliable results.</w:t>
       </w:r>
     </w:p>
     <w:p>
       <w:r>
+        <w:t xml:space="preserve">For small changes in </w:t>
+      </w:r>
+      <w:proofErr w:type="spellStart"/>
+      <w:r>
+        <w:t>color</w:t>
+      </w:r>
+      <w:proofErr w:type="spellEnd"/>
+      <w:r>
+        <w:t xml:space="preserve"> and brightness, however, this is a quick and easy correction option to improve the subsequent </w:t>
+      </w:r>
+      <w:proofErr w:type="spellStart"/>
+      <w:r>
+        <w:t>color</w:t>
+      </w:r>
+      <w:proofErr w:type="spellEnd"/>
+      <w:r>
+        <w:t xml:space="preserve"> detection.</w:t>
+      </w:r>
+    </w:p>
+    <w:p>
+      <w:pPr>
+        <w:pStyle w:val="berschrift2"/>
+      </w:pPr>
+      <w:bookmarkStart w:id="13" w:name="_Toc189151916"/>
+      <w:proofErr w:type="spellStart"/>
+      <w:r>
+        <w:t>Color</w:t>
+      </w:r>
+      <w:proofErr w:type="spellEnd"/>
+      <w:r>
+        <w:t xml:space="preserve"> detection</w:t>
+      </w:r>
+      <w:bookmarkEnd w:id="13"/>
+    </w:p>
+    <w:p>
+      <w:proofErr w:type="spellStart"/>
+      <w:r>
+        <w:t>Color</w:t>
+      </w:r>
+      <w:proofErr w:type="spellEnd"/>
+      <w:r>
+        <w:t xml:space="preserve"> recognition is used to detect areas in the input image that have certain </w:t>
+      </w:r>
+      <w:proofErr w:type="spellStart"/>
+      <w:r>
+        <w:t>color</w:t>
+      </w:r>
+      <w:proofErr w:type="spellEnd"/>
+      <w:r>
+        <w:t xml:space="preserve"> values. In the example of the Rubik's cube, six different </w:t>
+      </w:r>
+      <w:proofErr w:type="spellStart"/>
+      <w:r>
+        <w:t>color</w:t>
+      </w:r>
+      <w:r>
+        <w:t>s</w:t>
+      </w:r>
+      <w:proofErr w:type="spellEnd"/>
+      <w:r>
+        <w:t xml:space="preserve"> can be detected for the six sides of the cube. </w:t>
+      </w:r>
+      <w:proofErr w:type="gramStart"/>
+      <w:r>
+        <w:t>In order to</w:t>
+      </w:r>
+      <w:proofErr w:type="gramEnd"/>
+      <w:r>
+        <w:t xml:space="preserve"> reliably detect contiguous areas, these should have as homogeneous and uniform a </w:t>
+      </w:r>
+      <w:proofErr w:type="spellStart"/>
+      <w:r>
+        <w:t>color</w:t>
+      </w:r>
+      <w:proofErr w:type="spellEnd"/>
+      <w:r>
+        <w:t xml:space="preserve"> as possible. The different </w:t>
+      </w:r>
+      <w:proofErr w:type="spellStart"/>
+      <w:r>
+        <w:t>color</w:t>
+      </w:r>
+      <w:r>
+        <w:t>s</w:t>
+      </w:r>
+      <w:proofErr w:type="spellEnd"/>
+      <w:r>
+        <w:t xml:space="preserve"> to be recognised should be as different as possible and not be close to each other.</w:t>
+      </w:r>
+    </w:p>
+    <w:p>
+      <w:r>
+        <w:t xml:space="preserve">To make </w:t>
+      </w:r>
+      <w:proofErr w:type="spellStart"/>
+      <w:r>
+        <w:t>color</w:t>
+      </w:r>
+      <w:proofErr w:type="spellEnd"/>
+      <w:r>
+        <w:t xml:space="preserve"> recognition independent of the saturation and brightness of the image and the </w:t>
+      </w:r>
+      <w:proofErr w:type="spellStart"/>
+      <w:r>
+        <w:t>color</w:t>
+      </w:r>
+      <w:r>
+        <w:t>s</w:t>
+      </w:r>
+      <w:proofErr w:type="spellEnd"/>
+      <w:r>
+        <w:t xml:space="preserve">, the HSV </w:t>
+      </w:r>
+      <w:proofErr w:type="spellStart"/>
+      <w:r>
+        <w:t>color</w:t>
+      </w:r>
+      <w:proofErr w:type="spellEnd"/>
+      <w:r>
+        <w:t xml:space="preserve"> space (Hue, Saturation, Value) is selected.</w:t>
+      </w:r>
+    </w:p>
+    <w:p>
+      <w:r>
         <w:t xml:space="preserve">Three values are also assigned to each pixel in the image to describe the appearance of the pixel. These values are the </w:t>
       </w:r>
+      <w:proofErr w:type="spellStart"/>
       <w:r>
         <w:t>color</w:t>
       </w:r>
+      <w:proofErr w:type="spellEnd"/>
       <w:r>
         <w:t xml:space="preserve"> hue, the saturation and the brightness.</w:t>
       </w:r>
@@ -5590,18 +6595,22 @@
         <w:tab/>
         <w:t xml:space="preserve">Describes the pure </w:t>
       </w:r>
+      <w:proofErr w:type="spellStart"/>
       <w:r>
         <w:t>color</w:t>
       </w:r>
+      <w:proofErr w:type="spellEnd"/>
       <w:r>
         <w:t xml:space="preserve"> and is specified as an angle on a </w:t>
       </w:r>
       <w:r>
         <w:tab/>
       </w:r>
+      <w:proofErr w:type="spellStart"/>
       <w:r>
         <w:t>color</w:t>
       </w:r>
+      <w:proofErr w:type="spellEnd"/>
       <w:r>
         <w:t xml:space="preserve"> circle. For example, 0° corresponds to red, 120° to green </w:t>
       </w:r>
@@ -5646,9 +6655,11 @@
         <w:tab/>
         <w:t xml:space="preserve">Indicates how intense a </w:t>
       </w:r>
+      <w:proofErr w:type="spellStart"/>
       <w:r>
         <w:t>color</w:t>
       </w:r>
+      <w:proofErr w:type="spellEnd"/>
       <w:r>
         <w:t xml:space="preserve"> is. A low saturation leads to a </w:t>
       </w:r>
@@ -5656,9 +6667,11 @@
         <w:tab/>
         <w:t xml:space="preserve">greyer display, while a high saturation makes the </w:t>
       </w:r>
+      <w:proofErr w:type="spellStart"/>
       <w:r>
         <w:t>color</w:t>
       </w:r>
+      <w:proofErr w:type="spellEnd"/>
       <w:r>
         <w:t xml:space="preserve"> </w:t>
       </w:r>
@@ -5699,9 +6712,11 @@
         <w:tab/>
         <w:t xml:space="preserve">Represents the brightness of a </w:t>
       </w:r>
+      <w:proofErr w:type="spellStart"/>
       <w:r>
         <w:t>color</w:t>
       </w:r>
+      <w:proofErr w:type="spellEnd"/>
       <w:r>
         <w:t xml:space="preserve">, where 0 stands for black </w:t>
       </w:r>
@@ -5727,6 +6742,7 @@
         <w:rPr>
           <w:noProof/>
         </w:rPr>
+        <w:lastRenderedPageBreak/>
         <w:drawing>
           <wp:inline distT="0" distB="0" distL="0" distR="0" wp14:anchorId="3A71EA7C" wp14:editId="2990BD19">
             <wp:extent cx="5760000" cy="3098602"/>
@@ -5768,7 +6784,7 @@
       <w:pPr>
         <w:pStyle w:val="Beschriftung"/>
       </w:pPr>
-      <w:bookmarkStart w:id="13" w:name="_Toc189065666"/>
+      <w:bookmarkStart w:id="14" w:name="_Toc189151936"/>
       <w:r>
         <w:t xml:space="preserve">Figure </w:t>
       </w:r>
@@ -5794,7 +6810,15 @@
         <w:t xml:space="preserve">: </w:t>
       </w:r>
       <w:r>
-        <w:t xml:space="preserve">Representation of Hue in HSV color space </w:t>
+        <w:t xml:space="preserve">Representation of Hue in HSV </w:t>
+      </w:r>
+      <w:proofErr w:type="spellStart"/>
+      <w:r>
+        <w:t>color</w:t>
+      </w:r>
+      <w:proofErr w:type="spellEnd"/>
+      <w:r>
+        <w:t xml:space="preserve"> space </w:t>
       </w:r>
       <w:sdt>
         <w:sdtPr>
@@ -5815,78 +6839,109 @@
             <w:rPr>
               <w:noProof/>
             </w:rPr>
-            <w:t>[2]</w:t>
+            <w:t>[3]</w:t>
           </w:r>
           <w:r>
             <w:fldChar w:fldCharType="end"/>
           </w:r>
         </w:sdtContent>
       </w:sdt>
-      <w:bookmarkEnd w:id="13"/>
+      <w:bookmarkEnd w:id="14"/>
     </w:p>
     <w:p>
       <w:r>
-        <w:lastRenderedPageBreak/>
         <w:t xml:space="preserve">A decisive advantage of the HSV </w:t>
       </w:r>
+      <w:proofErr w:type="spellStart"/>
       <w:r>
         <w:t>color</w:t>
       </w:r>
+      <w:proofErr w:type="spellEnd"/>
       <w:r>
         <w:t xml:space="preserve"> space lies in its robustness against variations in lighting. As the hue (H) is largely independent of the brightness, </w:t>
       </w:r>
+      <w:proofErr w:type="spellStart"/>
       <w:r>
         <w:t>color</w:t>
       </w:r>
       <w:r>
-        <w:t>s can be reliably detected even under different lighting conditions. This is particularly important for different lighting situations.</w:t>
+        <w:t>s</w:t>
+      </w:r>
+      <w:proofErr w:type="spellEnd"/>
+      <w:r>
+        <w:t xml:space="preserve"> can be reliably detected even under different lighting conditions. This is particularly important for different lighting situations.</w:t>
       </w:r>
     </w:p>
     <w:p>
       <w:r>
         <w:t xml:space="preserve">After the transformation into the HSV </w:t>
       </w:r>
+      <w:proofErr w:type="spellStart"/>
       <w:r>
         <w:t>color</w:t>
       </w:r>
+      <w:proofErr w:type="spellEnd"/>
       <w:r>
         <w:t xml:space="preserve"> space, a value range for the H, S and V is defined for each </w:t>
       </w:r>
+      <w:proofErr w:type="spellStart"/>
       <w:r>
         <w:t>color</w:t>
       </w:r>
+      <w:proofErr w:type="spellEnd"/>
       <w:r>
         <w:t xml:space="preserve">. If the </w:t>
       </w:r>
+      <w:proofErr w:type="spellStart"/>
       <w:r>
         <w:t>color</w:t>
       </w:r>
+      <w:proofErr w:type="spellEnd"/>
       <w:r>
         <w:t xml:space="preserve"> values of a pixel lie within this range, the pixel is assigned to the respective </w:t>
       </w:r>
+      <w:proofErr w:type="spellStart"/>
       <w:r>
         <w:t>color</w:t>
       </w:r>
+      <w:proofErr w:type="spellEnd"/>
       <w:r>
         <w:t xml:space="preserve">. The value ranges of the individual </w:t>
       </w:r>
+      <w:proofErr w:type="spellStart"/>
       <w:r>
         <w:t>color</w:t>
       </w:r>
       <w:r>
-        <w:t xml:space="preserve">s should not overlap, as otherwise double assignments may occur. After assigning each pixel, binary images can be created for each </w:t>
-      </w:r>
+        <w:t>s</w:t>
+      </w:r>
+      <w:proofErr w:type="spellEnd"/>
+      <w:r>
+        <w:t xml:space="preserve"> should not overlap, as otherwise double assignments may occur. After assigning each pixel, binary images can be created for each </w:t>
+      </w:r>
+      <w:proofErr w:type="spellStart"/>
       <w:r>
         <w:t>color</w:t>
       </w:r>
+      <w:proofErr w:type="spellEnd"/>
       <w:r>
         <w:t xml:space="preserve">, which represent the areas that lie within this defined </w:t>
       </w:r>
+      <w:proofErr w:type="spellStart"/>
       <w:r>
         <w:t>color</w:t>
       </w:r>
-      <w:r>
-        <w:t>. Within these binary images, you can search for objects which, in the example of the rubik's cube, represent the faces of one side of the cube. All objects that correspond to the faces are summarised and form the photographed side of the cube.</w:t>
+      <w:proofErr w:type="spellEnd"/>
+      <w:r>
+        <w:t xml:space="preserve">. Within these binary images, you can search for objects which, in the example of the </w:t>
+      </w:r>
+      <w:proofErr w:type="spellStart"/>
+      <w:r>
+        <w:t>rubik's</w:t>
+      </w:r>
+      <w:proofErr w:type="spellEnd"/>
+      <w:r>
+        <w:t xml:space="preserve"> cube, represent the faces of one side of the cube. All objects that correspond to the faces are summarised and form the photographed side of the cube.</w:t>
       </w:r>
       <w:r>
         <w:br w:type="page"/>
@@ -5896,12 +6951,17 @@
       <w:pPr>
         <w:pStyle w:val="berschrift1"/>
       </w:pPr>
-      <w:bookmarkStart w:id="14" w:name="_Toc189065790"/>
+      <w:bookmarkStart w:id="15" w:name="_Toc189151917"/>
       <w:r>
         <w:lastRenderedPageBreak/>
-        <w:t>Program structre</w:t>
-      </w:r>
-      <w:bookmarkEnd w:id="14"/>
+        <w:t xml:space="preserve">Program </w:t>
+      </w:r>
+      <w:proofErr w:type="spellStart"/>
+      <w:r>
+        <w:t>structre</w:t>
+      </w:r>
+      <w:bookmarkEnd w:id="15"/>
+      <w:proofErr w:type="spellEnd"/>
     </w:p>
     <w:p>
       <w:r>
@@ -5952,10 +7012,10 @@
                                 <w:szCs w:val="22"/>
                               </w:rPr>
                             </w:pPr>
-                            <w:bookmarkStart w:id="15" w:name="_Ref189054935"/>
-                            <w:bookmarkStart w:id="16" w:name="_Ref188954597"/>
-                            <w:bookmarkStart w:id="17" w:name="_Ref189054927"/>
-                            <w:bookmarkStart w:id="18" w:name="_Toc189065667"/>
+                            <w:bookmarkStart w:id="16" w:name="_Ref189054935"/>
+                            <w:bookmarkStart w:id="17" w:name="_Ref188954597"/>
+                            <w:bookmarkStart w:id="18" w:name="_Ref189054927"/>
+                            <w:bookmarkStart w:id="19" w:name="_Toc189151937"/>
                             <w:r>
                               <w:t xml:space="preserve">Figure </w:t>
                             </w:r>
@@ -5977,16 +7037,16 @@
                             <w:r>
                               <w:fldChar w:fldCharType="end"/>
                             </w:r>
-                            <w:bookmarkEnd w:id="15"/>
+                            <w:bookmarkEnd w:id="16"/>
                             <w:r>
                               <w:t xml:space="preserve">: Process </w:t>
                             </w:r>
-                            <w:bookmarkEnd w:id="16"/>
+                            <w:bookmarkEnd w:id="17"/>
                             <w:r>
                               <w:t>Diagram</w:t>
                             </w:r>
-                            <w:bookmarkEnd w:id="17"/>
                             <w:bookmarkEnd w:id="18"/>
+                            <w:bookmarkEnd w:id="19"/>
                           </w:p>
                         </w:txbxContent>
                       </wps:txbx>
@@ -6018,10 +7078,10 @@
                           <w:szCs w:val="22"/>
                         </w:rPr>
                       </w:pPr>
-                      <w:bookmarkStart w:id="19" w:name="_Ref189054935"/>
-                      <w:bookmarkStart w:id="20" w:name="_Ref188954597"/>
-                      <w:bookmarkStart w:id="21" w:name="_Ref189054927"/>
-                      <w:bookmarkStart w:id="22" w:name="_Toc189065667"/>
+                      <w:bookmarkStart w:id="20" w:name="_Ref189054935"/>
+                      <w:bookmarkStart w:id="21" w:name="_Ref188954597"/>
+                      <w:bookmarkStart w:id="22" w:name="_Ref189054927"/>
+                      <w:bookmarkStart w:id="23" w:name="_Toc189151937"/>
                       <w:r>
                         <w:t xml:space="preserve">Figure </w:t>
                       </w:r>
@@ -6043,16 +7103,16 @@
                       <w:r>
                         <w:fldChar w:fldCharType="end"/>
                       </w:r>
-                      <w:bookmarkEnd w:id="19"/>
+                      <w:bookmarkEnd w:id="20"/>
                       <w:r>
                         <w:t xml:space="preserve">: Process </w:t>
                       </w:r>
-                      <w:bookmarkEnd w:id="20"/>
+                      <w:bookmarkEnd w:id="21"/>
                       <w:r>
                         <w:t>Diagram</w:t>
                       </w:r>
-                      <w:bookmarkEnd w:id="21"/>
                       <w:bookmarkEnd w:id="22"/>
+                      <w:bookmarkEnd w:id="23"/>
                     </w:p>
                   </w:txbxContent>
                 </v:textbox>
@@ -6131,7 +7191,6 @@
                           <w:txbxContent>
                             <w:p>
                               <w:pPr>
-                                <w:spacing w:line="240" w:lineRule="auto"/>
                                 <w:jc w:val="center"/>
                                 <w:rPr>
                                   <w:rFonts w:hAnsi="Calibri"/>
@@ -6185,7 +7244,6 @@
                           <w:txbxContent>
                             <w:p>
                               <w:pPr>
-                                <w:spacing w:line="240" w:lineRule="auto"/>
                                 <w:jc w:val="center"/>
                                 <w:rPr>
                                   <w:rFonts w:hAnsi="Calibri"/>
@@ -6237,7 +7295,6 @@
                           <w:txbxContent>
                             <w:p>
                               <w:pPr>
-                                <w:spacing w:line="240" w:lineRule="auto"/>
                                 <w:jc w:val="center"/>
                                 <w:rPr>
                                   <w:rFonts w:hAnsi="Calibri"/>
@@ -6289,7 +7346,6 @@
                           <w:txbxContent>
                             <w:p>
                               <w:pPr>
-                                <w:spacing w:line="240" w:lineRule="auto"/>
                                 <w:jc w:val="center"/>
                                 <w:rPr>
                                   <w:rFonts w:hAnsi="Calibri"/>
@@ -6298,6 +7354,7 @@
                                   <w:szCs w:val="16"/>
                                 </w:rPr>
                               </w:pPr>
+                              <w:proofErr w:type="spellStart"/>
                               <w:r>
                                 <w:rPr>
                                   <w:rFonts w:hAnsi="Calibri"/>
@@ -6305,7 +7362,17 @@
                                   <w:sz w:val="16"/>
                                   <w:szCs w:val="16"/>
                                 </w:rPr>
-                                <w:t>Color correction</w:t>
+                                <w:t>Color</w:t>
+                              </w:r>
+                              <w:proofErr w:type="spellEnd"/>
+                              <w:r>
+                                <w:rPr>
+                                  <w:rFonts w:hAnsi="Calibri"/>
+                                  <w:color w:val="FFFFFF" w:themeColor="light1"/>
+                                  <w:sz w:val="16"/>
+                                  <w:szCs w:val="16"/>
+                                </w:rPr>
+                                <w:t xml:space="preserve"> correction</w:t>
                               </w:r>
                             </w:p>
                           </w:txbxContent>
@@ -6341,7 +7408,6 @@
                           <w:txbxContent>
                             <w:p>
                               <w:pPr>
-                                <w:spacing w:line="240" w:lineRule="auto"/>
                                 <w:jc w:val="center"/>
                                 <w:rPr>
                                   <w:rFonts w:hAnsi="Calibri"/>
@@ -6393,7 +7459,6 @@
                           <w:txbxContent>
                             <w:p>
                               <w:pPr>
-                                <w:spacing w:line="240" w:lineRule="auto"/>
                                 <w:jc w:val="center"/>
                                 <w:rPr>
                                   <w:rFonts w:hAnsi="Calibri"/>
@@ -6427,7 +7492,27 @@
                                   <w:sz w:val="16"/>
                                   <w:szCs w:val="16"/>
                                 </w:rPr>
-                                <w:t>ents with color filter</w:t>
+                                <w:t xml:space="preserve">ents with </w:t>
+                              </w:r>
+                              <w:proofErr w:type="spellStart"/>
+                              <w:r>
+                                <w:rPr>
+                                  <w:rFonts w:hAnsi="Calibri"/>
+                                  <w:color w:val="FFFFFF" w:themeColor="light1"/>
+                                  <w:sz w:val="16"/>
+                                  <w:szCs w:val="16"/>
+                                </w:rPr>
+                                <w:t>color</w:t>
+                              </w:r>
+                              <w:proofErr w:type="spellEnd"/>
+                              <w:r>
+                                <w:rPr>
+                                  <w:rFonts w:hAnsi="Calibri"/>
+                                  <w:color w:val="FFFFFF" w:themeColor="light1"/>
+                                  <w:sz w:val="16"/>
+                                  <w:szCs w:val="16"/>
+                                </w:rPr>
+                                <w:t xml:space="preserve"> filter</w:t>
                               </w:r>
                             </w:p>
                           </w:txbxContent>
@@ -6463,7 +7548,6 @@
                           <w:txbxContent>
                             <w:p>
                               <w:pPr>
-                                <w:spacing w:line="240" w:lineRule="auto"/>
                                 <w:jc w:val="center"/>
                                 <w:rPr>
                                   <w:rFonts w:hAnsi="Calibri"/>
@@ -6515,7 +7599,6 @@
                           <w:txbxContent>
                             <w:p>
                               <w:pPr>
-                                <w:spacing w:line="240" w:lineRule="auto"/>
                                 <w:jc w:val="center"/>
                                 <w:rPr>
                                   <w:rFonts w:hAnsi="Calibri"/>
@@ -6567,7 +7650,6 @@
                           <w:txbxContent>
                             <w:p>
                               <w:pPr>
-                                <w:spacing w:line="240" w:lineRule="auto"/>
                                 <w:jc w:val="center"/>
                                 <w:rPr>
                                   <w:rFonts w:hAnsi="Calibri"/>
@@ -6583,7 +7665,27 @@
                                   <w:sz w:val="16"/>
                                   <w:szCs w:val="16"/>
                                 </w:rPr>
-                                <w:t>Add color information if needed</w:t>
+                                <w:t xml:space="preserve">Add </w:t>
+                              </w:r>
+                              <w:proofErr w:type="spellStart"/>
+                              <w:r>
+                                <w:rPr>
+                                  <w:rFonts w:hAnsi="Calibri"/>
+                                  <w:color w:val="FFFFFF" w:themeColor="light1"/>
+                                  <w:sz w:val="16"/>
+                                  <w:szCs w:val="16"/>
+                                </w:rPr>
+                                <w:t>color</w:t>
+                              </w:r>
+                              <w:proofErr w:type="spellEnd"/>
+                              <w:r>
+                                <w:rPr>
+                                  <w:rFonts w:hAnsi="Calibri"/>
+                                  <w:color w:val="FFFFFF" w:themeColor="light1"/>
+                                  <w:sz w:val="16"/>
+                                  <w:szCs w:val="16"/>
+                                </w:rPr>
+                                <w:t xml:space="preserve"> information if needed</w:t>
                               </w:r>
                             </w:p>
                           </w:txbxContent>
@@ -6969,7 +8071,6 @@
                     <w:txbxContent>
                       <w:p>
                         <w:pPr>
-                          <w:spacing w:line="240" w:lineRule="auto"/>
                           <w:jc w:val="center"/>
                           <w:rPr>
                             <w:rFonts w:hAnsi="Calibri"/>
@@ -6997,7 +8098,6 @@
                     <w:txbxContent>
                       <w:p>
                         <w:pPr>
-                          <w:spacing w:line="240" w:lineRule="auto"/>
                           <w:jc w:val="center"/>
                           <w:rPr>
                             <w:rFonts w:hAnsi="Calibri"/>
@@ -7024,7 +8124,6 @@
                     <w:txbxContent>
                       <w:p>
                         <w:pPr>
-                          <w:spacing w:line="240" w:lineRule="auto"/>
                           <w:jc w:val="center"/>
                           <w:rPr>
                             <w:rFonts w:hAnsi="Calibri"/>
@@ -7051,7 +8150,6 @@
                     <w:txbxContent>
                       <w:p>
                         <w:pPr>
-                          <w:spacing w:line="240" w:lineRule="auto"/>
                           <w:jc w:val="center"/>
                           <w:rPr>
                             <w:rFonts w:hAnsi="Calibri"/>
@@ -7060,6 +8158,7 @@
                             <w:szCs w:val="16"/>
                           </w:rPr>
                         </w:pPr>
+                        <w:proofErr w:type="spellStart"/>
                         <w:r>
                           <w:rPr>
                             <w:rFonts w:hAnsi="Calibri"/>
@@ -7067,7 +8166,17 @@
                             <w:sz w:val="16"/>
                             <w:szCs w:val="16"/>
                           </w:rPr>
-                          <w:t>Color correction</w:t>
+                          <w:t>Color</w:t>
+                        </w:r>
+                        <w:proofErr w:type="spellEnd"/>
+                        <w:r>
+                          <w:rPr>
+                            <w:rFonts w:hAnsi="Calibri"/>
+                            <w:color w:val="FFFFFF" w:themeColor="light1"/>
+                            <w:sz w:val="16"/>
+                            <w:szCs w:val="16"/>
+                          </w:rPr>
+                          <w:t xml:space="preserve"> correction</w:t>
                         </w:r>
                       </w:p>
                     </w:txbxContent>
@@ -7078,7 +8187,6 @@
                     <w:txbxContent>
                       <w:p>
                         <w:pPr>
-                          <w:spacing w:line="240" w:lineRule="auto"/>
                           <w:jc w:val="center"/>
                           <w:rPr>
                             <w:rFonts w:hAnsi="Calibri"/>
@@ -7105,7 +8213,6 @@
                     <w:txbxContent>
                       <w:p>
                         <w:pPr>
-                          <w:spacing w:line="240" w:lineRule="auto"/>
                           <w:jc w:val="center"/>
                           <w:rPr>
                             <w:rFonts w:hAnsi="Calibri"/>
@@ -7139,7 +8246,27 @@
                             <w:sz w:val="16"/>
                             <w:szCs w:val="16"/>
                           </w:rPr>
-                          <w:t>ents with color filter</w:t>
+                          <w:t xml:space="preserve">ents with </w:t>
+                        </w:r>
+                        <w:proofErr w:type="spellStart"/>
+                        <w:r>
+                          <w:rPr>
+                            <w:rFonts w:hAnsi="Calibri"/>
+                            <w:color w:val="FFFFFF" w:themeColor="light1"/>
+                            <w:sz w:val="16"/>
+                            <w:szCs w:val="16"/>
+                          </w:rPr>
+                          <w:t>color</w:t>
+                        </w:r>
+                        <w:proofErr w:type="spellEnd"/>
+                        <w:r>
+                          <w:rPr>
+                            <w:rFonts w:hAnsi="Calibri"/>
+                            <w:color w:val="FFFFFF" w:themeColor="light1"/>
+                            <w:sz w:val="16"/>
+                            <w:szCs w:val="16"/>
+                          </w:rPr>
+                          <w:t xml:space="preserve"> filter</w:t>
                         </w:r>
                       </w:p>
                     </w:txbxContent>
@@ -7150,7 +8277,6 @@
                     <w:txbxContent>
                       <w:p>
                         <w:pPr>
-                          <w:spacing w:line="240" w:lineRule="auto"/>
                           <w:jc w:val="center"/>
                           <w:rPr>
                             <w:rFonts w:hAnsi="Calibri"/>
@@ -7177,7 +8303,6 @@
                     <w:txbxContent>
                       <w:p>
                         <w:pPr>
-                          <w:spacing w:line="240" w:lineRule="auto"/>
                           <w:jc w:val="center"/>
                           <w:rPr>
                             <w:rFonts w:hAnsi="Calibri"/>
@@ -7204,7 +8329,6 @@
                     <w:txbxContent>
                       <w:p>
                         <w:pPr>
-                          <w:spacing w:line="240" w:lineRule="auto"/>
                           <w:jc w:val="center"/>
                           <w:rPr>
                             <w:rFonts w:hAnsi="Calibri"/>
@@ -7220,7 +8344,27 @@
                             <w:sz w:val="16"/>
                             <w:szCs w:val="16"/>
                           </w:rPr>
-                          <w:t>Add color information if needed</w:t>
+                          <w:t xml:space="preserve">Add </w:t>
+                        </w:r>
+                        <w:proofErr w:type="spellStart"/>
+                        <w:r>
+                          <w:rPr>
+                            <w:rFonts w:hAnsi="Calibri"/>
+                            <w:color w:val="FFFFFF" w:themeColor="light1"/>
+                            <w:sz w:val="16"/>
+                            <w:szCs w:val="16"/>
+                          </w:rPr>
+                          <w:t>color</w:t>
+                        </w:r>
+                        <w:proofErr w:type="spellEnd"/>
+                        <w:r>
+                          <w:rPr>
+                            <w:rFonts w:hAnsi="Calibri"/>
+                            <w:color w:val="FFFFFF" w:themeColor="light1"/>
+                            <w:sz w:val="16"/>
+                            <w:szCs w:val="16"/>
+                          </w:rPr>
+                          <w:t xml:space="preserve"> information if needed</w:t>
                         </w:r>
                       </w:p>
                     </w:txbxContent>
@@ -7313,13 +8457,45 @@
         <w:fldChar w:fldCharType="end"/>
       </w:r>
       <w:r>
-        <w:t>) to detect the nine colored segments of the Rubik’s cube. First the grey frame in which the cube is located gets detected in the image. Based on the found bounding box the image gets cropped to achieve a region of interest</w:t>
+        <w:t xml:space="preserve">) to detect the nine </w:t>
+      </w:r>
+      <w:proofErr w:type="spellStart"/>
+      <w:r>
+        <w:t>colored</w:t>
+      </w:r>
+      <w:proofErr w:type="spellEnd"/>
+      <w:r>
+        <w:t xml:space="preserve"> segments of the Rubik’s cube. First the grey frame in which the cube is located gets detected in the image. Based on the found bounding box the image gets cropped to achieve a region of interest</w:t>
       </w:r>
       <w:r>
         <w:t xml:space="preserve"> </w:t>
       </w:r>
       <w:r>
-        <w:t>(ROI). This not only delete noise or distracting objects from the image, it also reduces the computational power needed for further processing steps. The gray frame has another important task besides locating the cube. It is the reference object for the following color correction from Chapter</w:t>
+        <w:t xml:space="preserve">(ROI). This not only delete noise or distracting objects from the image, </w:t>
+      </w:r>
+      <w:proofErr w:type="gramStart"/>
+      <w:r>
+        <w:t>it</w:t>
+      </w:r>
+      <w:proofErr w:type="gramEnd"/>
+      <w:r>
+        <w:t xml:space="preserve"> also reduces the computational power needed for further processing steps. The </w:t>
+      </w:r>
+      <w:proofErr w:type="spellStart"/>
+      <w:r>
+        <w:t>gray</w:t>
+      </w:r>
+      <w:proofErr w:type="spellEnd"/>
+      <w:r>
+        <w:t xml:space="preserve"> frame has another important task besides locating the cube. It is the reference object for the following </w:t>
+      </w:r>
+      <w:proofErr w:type="spellStart"/>
+      <w:r>
+        <w:t>color</w:t>
+      </w:r>
+      <w:proofErr w:type="spellEnd"/>
+      <w:r>
+        <w:t xml:space="preserve"> correction from Chapter</w:t>
       </w:r>
       <w:r>
         <w:t xml:space="preserve"> </w:t>
@@ -7340,18 +8516,56 @@
         <w:fldChar w:fldCharType="end"/>
       </w:r>
       <w:r>
-        <w:t xml:space="preserve">. The color correction is used to get rid of color light or illumination changes which would influence the color detection. Afterwards two different approaches are used to find the 9 segments of the Rubik’s cube. Firstly, the cropped frame gets filtered by all colors that are present on the cube. Then a dictionary is created with the found segments. The second approach is </w:t>
+        <w:t xml:space="preserve">. The </w:t>
+      </w:r>
+      <w:proofErr w:type="spellStart"/>
+      <w:r>
+        <w:t>color</w:t>
+      </w:r>
+      <w:proofErr w:type="spellEnd"/>
+      <w:r>
+        <w:t xml:space="preserve"> correction is used to get rid of </w:t>
+      </w:r>
+      <w:proofErr w:type="spellStart"/>
+      <w:r>
+        <w:t>color</w:t>
+      </w:r>
+      <w:proofErr w:type="spellEnd"/>
+      <w:r>
+        <w:t xml:space="preserve"> light or illumination changes which would influence the </w:t>
+      </w:r>
+      <w:proofErr w:type="spellStart"/>
+      <w:r>
+        <w:t>color</w:t>
+      </w:r>
+      <w:proofErr w:type="spellEnd"/>
+      <w:r>
+        <w:t xml:space="preserve"> detection. Afterwards two different approaches are used to find the 9 segments of the Rubik’s cube. Firstly, the cropped frame gets filtered by all </w:t>
+      </w:r>
+      <w:proofErr w:type="spellStart"/>
+      <w:r>
+        <w:t>colors</w:t>
+      </w:r>
+      <w:proofErr w:type="spellEnd"/>
+      <w:r>
+        <w:t xml:space="preserve"> that are present on the cube. Then a dictionary is created with the found segments. The second approach is </w:t>
       </w:r>
       <w:r>
         <w:t>an</w:t>
       </w:r>
       <w:r>
-        <w:t xml:space="preserve"> edge based filter, which detect the segments based on the contours found in the cropped binary image. These findings are also returned as a dictionary of the shown structure</w:t>
-      </w:r>
-      <w:r>
         <w:t xml:space="preserve"> </w:t>
       </w:r>
       <w:r>
+        <w:t>edge-based</w:t>
+      </w:r>
+      <w:r>
+        <w:t xml:space="preserve"> filter, which detect the segments based on the contours found in the cropped binary image. These findings are also returned as a dictionary of the shown structure</w:t>
+      </w:r>
+      <w:r>
+        <w:t xml:space="preserve"> </w:t>
+      </w:r>
+      <w:r>
         <w:fldChar w:fldCharType="begin"/>
       </w:r>
       <w:r>
@@ -7379,7 +8593,23 @@
         <w:t>one of</w:t>
       </w:r>
       <w:r>
-        <w:t xml:space="preserve"> them. If there are missing ones a geometric compensation is used to interpolate the missing segments. After all these processing steps all nine segments should be found or compensated. For the ones found via edge detection or by compensation we need to add the color information with another color detection in the </w:t>
+        <w:t xml:space="preserve"> them. If there are missing ones a geometric compensation is used to interpolate the missing segments. After all these processing steps all nine segments should be found or compensated. For the ones found via edge detection or by compensation we need to add the </w:t>
+      </w:r>
+      <w:proofErr w:type="spellStart"/>
+      <w:r>
+        <w:t>color</w:t>
+      </w:r>
+      <w:proofErr w:type="spellEnd"/>
+      <w:r>
+        <w:t xml:space="preserve"> information with another </w:t>
+      </w:r>
+      <w:proofErr w:type="spellStart"/>
+      <w:r>
+        <w:t>color</w:t>
+      </w:r>
+      <w:proofErr w:type="spellEnd"/>
+      <w:r>
+        <w:t xml:space="preserve"> detection in the </w:t>
       </w:r>
       <w:r>
         <w:t>centre</w:t>
@@ -7392,23 +8622,24 @@
       <w:pPr>
         <w:pStyle w:val="berschrift2"/>
       </w:pPr>
-      <w:bookmarkStart w:id="23" w:name="_Toc189065791"/>
-      <w:r>
-        <w:lastRenderedPageBreak/>
+      <w:bookmarkStart w:id="24" w:name="_Toc189151918"/>
+      <w:r>
         <w:t>Edge detection</w:t>
       </w:r>
-      <w:bookmarkEnd w:id="23"/>
+      <w:bookmarkEnd w:id="24"/>
     </w:p>
     <w:p>
       <w:r>
         <w:t xml:space="preserve">The </w:t>
       </w:r>
+      <w:proofErr w:type="spellStart"/>
       <w:r>
         <w:rPr>
           <w:rFonts w:ascii="Courier New" w:hAnsi="Courier New" w:cs="Courier New"/>
         </w:rPr>
         <w:t>edge_detection</w:t>
       </w:r>
+      <w:proofErr w:type="spellEnd"/>
       <w:r>
         <w:t xml:space="preserve"> function is designed to find the nine segments of the Rubik’s cube based on the edges between the segments. The process begins by searching for black areas in the cropped image. </w:t>
       </w:r>
@@ -7462,6 +8693,7 @@
               <w:rPr>
                 <w:noProof/>
               </w:rPr>
+              <w:lastRenderedPageBreak/>
               <w:drawing>
                 <wp:inline distT="0" distB="0" distL="0" distR="0" wp14:anchorId="5A727132" wp14:editId="69E32DEE">
                   <wp:extent cx="1782646" cy="1883570"/>
@@ -7522,6 +8754,7 @@
           </w:tcPr>
           <w:p>
             <w:pPr>
+              <w:keepNext/>
               <w:jc w:val="center"/>
             </w:pPr>
             <w:r>
@@ -7585,48 +8818,84 @@
       </w:tr>
     </w:tbl>
     <w:p>
-      <w:r>
-        <w:t>Once the binary mask is created, morphological operations are applied to refine it. These operations serve to remove noise and smooth out irregularities in the mask. Initially, a morphological closing operation is used, which fills small gaps in the black regions and connects disjointed areas. This is achieved with a rectangular kernel of size 3x3, applied iteratively to strengthen the effect. Next, a morphological gradient operation is employed to enhance the edges within the mask. This operation calculates the difference between the dilation and erosion of the mask, effectively highlighting its boundaries. The resulting gradient mask is then combined with the cleaned mask using a bitwise OR operation, further sharpening the edges and preparing the mask for contour detection.</w:t>
-      </w:r>
+      <w:pPr>
+        <w:pStyle w:val="Beschriftung"/>
+      </w:pPr>
+      <w:bookmarkStart w:id="25" w:name="_Toc189151938"/>
+      <w:r>
+        <w:t xml:space="preserve">Figure </w:t>
+      </w:r>
+      <w:r>
+        <w:fldChar w:fldCharType="begin"/>
+      </w:r>
+      <w:r>
+        <w:instrText xml:space="preserve"> SEQ Figure \* ARABIC </w:instrText>
+      </w:r>
+      <w:r>
+        <w:fldChar w:fldCharType="separate"/>
+      </w:r>
+      <w:r>
+        <w:rPr>
+          <w:noProof/>
+        </w:rPr>
+        <w:t>8</w:t>
+      </w:r>
+      <w:r>
+        <w:fldChar w:fldCharType="end"/>
+      </w:r>
+      <w:r>
+        <w:t>: Preprocessing of edge detection</w:t>
+      </w:r>
+      <w:bookmarkEnd w:id="25"/>
     </w:p>
     <w:p>
       <w:r>
-        <w:t xml:space="preserve">With a refined mask in hand, the function proceeds to locate contours within it. Contours are extracted using OpenCV's </w:t>
-      </w:r>
-      <w:r>
-        <w:rPr>
-          <w:rFonts w:ascii="Courier New" w:hAnsi="Courier New" w:cs="Courier New"/>
-        </w:rPr>
-        <w:t>cv2.findContours</w:t>
-      </w:r>
-      <w:r>
-        <w:t xml:space="preserve"> function, which identifies and retrieves the edges of all connected regions in the mask. These contours are then analyzed to determine which ones correspond to rectangular shapes. For each detected contour, its perimeter is calculated using </w:t>
-      </w:r>
-      <w:r>
-        <w:rPr>
-          <w:rFonts w:ascii="Courier New" w:hAnsi="Courier New" w:cs="Courier New"/>
-        </w:rPr>
-        <w:t>cv2.arcLength</w:t>
-      </w:r>
-      <w:r>
-        <w:t xml:space="preserve">, and this value is used to approximate the contour as a polygon with fewer vertices via the </w:t>
-      </w:r>
-      <w:r>
-        <w:rPr>
-          <w:rFonts w:ascii="Courier New" w:hAnsi="Courier New" w:cs="Courier New"/>
-        </w:rPr>
-        <w:t>cv2.approxPolyDP</w:t>
-      </w:r>
-      <w:r>
-        <w:t xml:space="preserve"> function. This polygonal </w:t>
-      </w:r>
-      <w:r>
-        <w:lastRenderedPageBreak/>
-        <w:t>approximation ensures that irregular shapes are smoothed out, making it easier to identify rectangles.</w:t>
+        <w:t>Once the binary mask is created, morphological operations are applied to refine it. These operations serve to remove noise and smooth out irregularities in the mask. Initially, a morphological closing operation is used, which fills small gaps in the black regions and connects disjointed areas. This is achieved with a rectangular kernel of size 3x3, applied iteratively to strengthen the effect. Next, a morphological gradient operation is employed to enhance the edges within the mask. This operation calculates the difference between the dilation and erosion of the mask, effectively highlighting its boundaries. The resulting gradient mask is then combined with the cleaned mask using a bitwise OR operation, further sharpening the edges and preparing the mask for contour detection.</w:t>
       </w:r>
     </w:p>
     <w:p>
-      <w:pPr>
+      <w:r>
+        <w:t xml:space="preserve">With a refined mask in hand, the function proceeds to locate contours within it. Contours are extracted using OpenCV's </w:t>
+      </w:r>
+      <w:r>
+        <w:rPr>
+          <w:rFonts w:ascii="Courier New" w:hAnsi="Courier New" w:cs="Courier New"/>
+        </w:rPr>
+        <w:t>cv2.findContours</w:t>
+      </w:r>
+      <w:r>
+        <w:t xml:space="preserve"> function, which identifies and retrieves the edges of all connected regions in the mask. These contours are then </w:t>
+      </w:r>
+      <w:proofErr w:type="spellStart"/>
+      <w:r>
+        <w:t>analyzed</w:t>
+      </w:r>
+      <w:proofErr w:type="spellEnd"/>
+      <w:r>
+        <w:t xml:space="preserve"> to determine which ones correspond to rectangular shapes. For each detected contour, its perimeter is calculated using </w:t>
+      </w:r>
+      <w:r>
+        <w:rPr>
+          <w:rFonts w:ascii="Courier New" w:hAnsi="Courier New" w:cs="Courier New"/>
+        </w:rPr>
+        <w:t>cv2.arcLength</w:t>
+      </w:r>
+      <w:r>
+        <w:t xml:space="preserve">, and this value is used to approximate the contour as a polygon with fewer vertices via the </w:t>
+      </w:r>
+      <w:r>
+        <w:rPr>
+          <w:rFonts w:ascii="Courier New" w:hAnsi="Courier New" w:cs="Courier New"/>
+        </w:rPr>
+        <w:t>cv2.approxPolyDP</w:t>
+      </w:r>
+      <w:r>
+        <w:t xml:space="preserve"> function. This polygonal approximation ensures that irregular shapes are smoothed out, making it easier to identify rectangles.</w:t>
+      </w:r>
+    </w:p>
+    <w:p>
+      <w:pPr>
+        <w:keepNext/>
         <w:jc w:val="center"/>
       </w:pPr>
       <w:r>
@@ -7634,9 +8903,9 @@
           <w:noProof/>
         </w:rPr>
         <w:drawing>
-          <wp:inline distT="0" distB="0" distL="0" distR="0" wp14:anchorId="1E87C044" wp14:editId="7E36B0F0">
-            <wp:extent cx="2469515" cy="2469515"/>
-            <wp:effectExtent l="0" t="0" r="6985" b="6985"/>
+          <wp:inline distT="0" distB="0" distL="0" distR="0" wp14:anchorId="1E87C044" wp14:editId="6F560A06">
+            <wp:extent cx="2029767" cy="2039816"/>
+            <wp:effectExtent l="0" t="0" r="8890" b="0"/>
             <wp:docPr id="2087822682" name="Grafik 22"/>
             <wp:cNvGraphicFramePr>
               <a:graphicFrameLocks xmlns:a="http://schemas.openxmlformats.org/drawingml/2006/main" noChangeAspect="1"/>
@@ -7650,7 +8919,7 @@
                       <a:picLocks noChangeAspect="1" noChangeArrowheads="1"/>
                     </pic:cNvPicPr>
                   </pic:nvPicPr>
-                  <pic:blipFill>
+                  <pic:blipFill rotWithShape="1">
                     <a:blip r:embed="rId23" cstate="print">
                       <a:extLst>
                         <a:ext uri="{28A0092B-C50C-407E-A947-70E740481C1C}">
@@ -7658,15 +8927,13 @@
                         </a:ext>
                       </a:extLst>
                     </a:blip>
-                    <a:srcRect/>
-                    <a:stretch>
-                      <a:fillRect/>
-                    </a:stretch>
+                    <a:srcRect l="10579" t="7120" r="7215" b="10266"/>
+                    <a:stretch/>
                   </pic:blipFill>
                   <pic:spPr bwMode="auto">
                     <a:xfrm>
                       <a:off x="0" y="0"/>
-                      <a:ext cx="2469515" cy="2469515"/>
+                      <a:ext cx="2030101" cy="2040151"/>
                     </a:xfrm>
                     <a:prstGeom prst="rect">
                       <a:avLst/>
@@ -7675,6 +8942,11 @@
                     <a:ln>
                       <a:noFill/>
                     </a:ln>
+                    <a:extLst>
+                      <a:ext uri="{53640926-AAD7-44D8-BBD7-CCE9431645EC}">
+                        <a14:shadowObscured xmlns:a14="http://schemas.microsoft.com/office/drawing/2010/main"/>
+                      </a:ext>
+                    </a:extLst>
                   </pic:spPr>
                 </pic:pic>
               </a:graphicData>
@@ -7684,35 +8956,72 @@
       </w:r>
     </w:p>
     <w:p>
-      <w:r>
-        <w:t xml:space="preserve">After approximating the contours as polygons, a filtering step is applied to exclude shapes that do not meet certain area criteria. The function calculates the area of each polygon using </w:t>
-      </w:r>
-      <w:r>
-        <w:rPr>
-          <w:rFonts w:ascii="Courier New" w:hAnsi="Courier New" w:cs="Courier New"/>
-        </w:rPr>
-        <w:t>cv2.contourArea</w:t>
-      </w:r>
-      <w:r>
-        <w:t xml:space="preserve"> and retains only those with areas within a specific range. This range is defined relative to the dimensions of the original image, ensuring that the function focuses on moderately sized regions while ignoring areas that are too small or too large. For the remaining polygons, their centroids (or focus points) are calculated using image moments. The moments provide the spatial distribution of the pixel intensities in a shape, allowing the function to compute the x and y coordinates of the centroid.</w:t>
-      </w:r>
-      <w:r>
-        <w:t xml:space="preserve"> </w:t>
-      </w:r>
-      <w:r>
-        <w:t xml:space="preserve">Afterwards a bounding box is created around the approximated contour polygon. </w:t>
-      </w:r>
+      <w:pPr>
+        <w:pStyle w:val="Beschriftung"/>
+      </w:pPr>
+      <w:bookmarkStart w:id="26" w:name="_Toc189151939"/>
+      <w:r>
+        <w:t xml:space="preserve">Figure </w:t>
+      </w:r>
+      <w:r>
+        <w:fldChar w:fldCharType="begin"/>
+      </w:r>
+      <w:r>
+        <w:instrText xml:space="preserve"> SEQ Figure \* ARABIC </w:instrText>
+      </w:r>
+      <w:r>
+        <w:fldChar w:fldCharType="separate"/>
+      </w:r>
+      <w:r>
+        <w:rPr>
+          <w:noProof/>
+        </w:rPr>
+        <w:t>9</w:t>
+      </w:r>
+      <w:r>
+        <w:fldChar w:fldCharType="end"/>
+      </w:r>
+      <w:r>
+        <w:t>: Result of edge detection</w:t>
+      </w:r>
+      <w:bookmarkEnd w:id="26"/>
     </w:p>
     <w:p>
       <w:r>
+        <w:t xml:space="preserve">After approximating the contours as polygons, a filtering step is applied to exclude shapes that do not meet certain area criteria. The function calculates the area of each polygon using </w:t>
+      </w:r>
+      <w:r>
+        <w:rPr>
+          <w:rFonts w:ascii="Courier New" w:hAnsi="Courier New" w:cs="Courier New"/>
+        </w:rPr>
+        <w:t>cv2.contourArea</w:t>
+      </w:r>
+      <w:r>
+        <w:t xml:space="preserve"> and retains only those with areas within a specific range. This range is defined relative to the dimensions of the original image, ensuring that the function focuses on moderately sized regions while ignoring areas that are too small or too large. For the </w:t>
+      </w:r>
+      <w:r>
+        <w:lastRenderedPageBreak/>
+        <w:t>remaining polygons, their centroids (or focus points) are calculated using image moments. The moments provide the spatial distribution of the pixel intensities in a shape, allowing the function to compute the x and y coordinates of the centroid.</w:t>
+      </w:r>
+      <w:r>
+        <w:t xml:space="preserve"> </w:t>
+      </w:r>
+      <w:r>
+        <w:t xml:space="preserve">Afterwards a bounding box is created around the approximated contour polygon. </w:t>
+      </w:r>
+    </w:p>
+    <w:p>
+      <w:r>
         <w:t xml:space="preserve">For every valid segment, a dictionary is created to store its attributes. In summary, the </w:t>
       </w:r>
+      <w:proofErr w:type="spellStart"/>
       <w:r>
         <w:rPr>
           <w:rFonts w:ascii="Courier New" w:hAnsi="Courier New" w:cs="Courier New"/>
         </w:rPr>
         <w:t>edge_detection</w:t>
       </w:r>
+      <w:proofErr w:type="spellEnd"/>
       <w:r>
         <w:t xml:space="preserve"> function methodically processes an image to isolate rectangular regions based on their contours and predefined size criteria. Through grayscale conversion, binary thresholding, morphological operations, and contour analysis, the function extracts meaningful geometric information while ensuring robustness and accuracy in its results.</w:t>
       </w:r>
@@ -7722,45 +9031,70 @@
       <w:pPr>
         <w:pStyle w:val="berschrift2"/>
       </w:pPr>
-      <w:bookmarkStart w:id="24" w:name="_Ref189054900"/>
-      <w:bookmarkStart w:id="25" w:name="_Toc189065792"/>
-      <w:r>
-        <w:t>Color correction</w:t>
-      </w:r>
-      <w:bookmarkEnd w:id="24"/>
-      <w:bookmarkEnd w:id="25"/>
+      <w:bookmarkStart w:id="27" w:name="_Ref189054900"/>
+      <w:bookmarkStart w:id="28" w:name="_Toc189151919"/>
+      <w:proofErr w:type="spellStart"/>
+      <w:r>
+        <w:t>Color</w:t>
+      </w:r>
+      <w:proofErr w:type="spellEnd"/>
+      <w:r>
+        <w:t xml:space="preserve"> correction</w:t>
+      </w:r>
+      <w:bookmarkEnd w:id="27"/>
+      <w:bookmarkEnd w:id="28"/>
     </w:p>
     <w:p>
       <w:r>
         <w:t xml:space="preserve">A uniform grey area in the image is required for </w:t>
       </w:r>
+      <w:proofErr w:type="spellStart"/>
       <w:r>
         <w:t>color</w:t>
       </w:r>
-      <w:r>
-        <w:t xml:space="preserve"> correction. The grey frame that surrounds the cube in the laboratory was used for this purpose. In order to recognise this reliably even with different resolutions and camera distances, a fixed limitation of the grey </w:t>
-      </w:r>
-      <w:r>
-        <w:lastRenderedPageBreak/>
-        <w:t xml:space="preserve">frame via the coordinates in the image is not possible. It should also be recognised under different lighting conditions, which is why </w:t>
-      </w:r>
+      <w:proofErr w:type="spellEnd"/>
+      <w:r>
+        <w:t xml:space="preserve"> correction. The grey frame that surrounds the cube in the laboratory was used for this purpose. </w:t>
+      </w:r>
+      <w:proofErr w:type="gramStart"/>
+      <w:r>
+        <w:t>In order to</w:t>
+      </w:r>
+      <w:proofErr w:type="gramEnd"/>
+      <w:r>
+        <w:t xml:space="preserve"> recognise this reliably even with different resolutions and camera distances, a fixed limitation of the grey frame via the coordinates in the image is not possible. It should also be recognised under different lighting conditions, which is why </w:t>
+      </w:r>
+      <w:proofErr w:type="spellStart"/>
       <w:r>
         <w:t>color</w:t>
       </w:r>
+      <w:proofErr w:type="spellEnd"/>
       <w:r>
         <w:t xml:space="preserve"> detection without prior </w:t>
       </w:r>
+      <w:proofErr w:type="spellStart"/>
       <w:r>
         <w:t>color</w:t>
       </w:r>
+      <w:proofErr w:type="spellEnd"/>
       <w:r>
         <w:t xml:space="preserve"> correction is ruled out. As </w:t>
       </w:r>
+      <w:proofErr w:type="spellStart"/>
       <w:r>
         <w:t>color</w:t>
       </w:r>
-      <w:r>
-        <w:t xml:space="preserve"> correction is not possible without these grey frames, this approach cannot be used either. This leaves object detection via edge detection. This was implemented in the detect_outer_gray_frame function. There, the input image is first smoothed and then filtered with a canny filter of the function </w:t>
+      <w:proofErr w:type="spellEnd"/>
+      <w:r>
+        <w:t xml:space="preserve"> correction is not possible without these grey frames, this approach cannot be used either. This leaves object detection via edge detection. This was implemented in the </w:t>
+      </w:r>
+      <w:proofErr w:type="spellStart"/>
+      <w:r>
+        <w:t>detect_outer_gray_frame</w:t>
+      </w:r>
+      <w:proofErr w:type="spellEnd"/>
+      <w:r>
+        <w:t xml:space="preserve"> function. There, the input image is first smoothed and then filtered with a canny filter of the function </w:t>
       </w:r>
       <w:r>
         <w:rPr>
@@ -7769,7 +9103,15 @@
         <w:t>cv2.Canny</w:t>
       </w:r>
       <w:r>
-        <w:t xml:space="preserve">. This returns all edges in the input image. The threshold values for the canny filter were adjusted experimentally in order to achieve the best possible result. As it can still happen that the edges of the contours are not closed, these are closed using a morphological operation. The contours of the objects can now be found in the edge image using the command </w:t>
+        <w:t xml:space="preserve">. This returns all edges in the input image. The threshold values for the canny filter were adjusted experimentally </w:t>
+      </w:r>
+      <w:proofErr w:type="gramStart"/>
+      <w:r>
+        <w:t>in order to</w:t>
+      </w:r>
+      <w:proofErr w:type="gramEnd"/>
+      <w:r>
+        <w:t xml:space="preserve"> achieve the best possible result. As it can still happen that the edges of the contours are not closed, these are closed using a morphological operation. The contours of the objects can now be found in the edge image using the command </w:t>
       </w:r>
       <w:r>
         <w:rPr>
@@ -7778,7 +9120,15 @@
         <w:t>cv2.findContours</w:t>
       </w:r>
       <w:r>
-        <w:t xml:space="preserve">. This returns a large number of contours, as all edges are recognised as contours. To get the contour of the grey frame, the contours are filtered. To do this, all contours are approximated by straight lines using the </w:t>
+        <w:t xml:space="preserve">. This returns </w:t>
+      </w:r>
+      <w:proofErr w:type="gramStart"/>
+      <w:r>
+        <w:t>a large number of</w:t>
+      </w:r>
+      <w:proofErr w:type="gramEnd"/>
+      <w:r>
+        <w:t xml:space="preserve"> contours, as all edges are recognised as contours. To get the contour of the grey frame, the contours are filtered. To do this, all contours are approximated by straight lines using the </w:t>
       </w:r>
       <w:r>
         <w:rPr>
@@ -7794,9 +9144,11 @@
       <w:r>
         <w:t xml:space="preserve">To compensate for inaccuracies in the detection, the bounding box is reduced by 5% around the centre point. To calculate the inner edge of the grey frame, a second bounding box is created, which in turn is 10% smaller than the reduced bounding box. The area between the two bounding boxes encloses the grey frame and serves as the grey area for the </w:t>
       </w:r>
+      <w:proofErr w:type="spellStart"/>
       <w:r>
         <w:t>color</w:t>
       </w:r>
+      <w:proofErr w:type="spellEnd"/>
       <w:r>
         <w:t xml:space="preserve"> correction.</w:t>
       </w:r>
@@ -7852,7 +9204,7 @@
       <w:pPr>
         <w:pStyle w:val="Beschriftung"/>
       </w:pPr>
-      <w:bookmarkStart w:id="26" w:name="_Toc189065668"/>
+      <w:bookmarkStart w:id="29" w:name="_Toc189151940"/>
       <w:r>
         <w:t xml:space="preserve">Figure </w:t>
       </w:r>
@@ -7869,7 +9221,7 @@
         <w:rPr>
           <w:noProof/>
         </w:rPr>
-        <w:t>8</w:t>
+        <w:t>10</w:t>
       </w:r>
       <w:r>
         <w:fldChar w:fldCharType="end"/>
@@ -7877,7 +9229,7 @@
       <w:r>
         <w:t>: image of cube with grey frame with drawn bounding boxes</w:t>
       </w:r>
-      <w:bookmarkEnd w:id="26"/>
+      <w:bookmarkEnd w:id="29"/>
     </w:p>
     <w:p/>
     <w:p>
@@ -7889,12 +9241,14 @@
       <w:r>
         <w:t xml:space="preserve">The function </w:t>
       </w:r>
+      <w:proofErr w:type="spellStart"/>
       <w:r>
         <w:rPr>
           <w:rFonts w:ascii="Courier New" w:hAnsi="Courier New" w:cs="Courier New"/>
         </w:rPr>
         <w:t>correctImage</w:t>
       </w:r>
+      <w:proofErr w:type="spellEnd"/>
       <w:r>
         <w:t xml:space="preserve"> implements the described proceed from Chapter </w:t>
       </w:r>
@@ -7908,7 +9262,7 @@
         <w:fldChar w:fldCharType="separate"/>
       </w:r>
       <w:r>
-        <w:t>2.3</w:t>
+        <w:t>2.2</w:t>
       </w:r>
       <w:r>
         <w:fldChar w:fldCharType="end"/>
@@ -7925,24 +9279,28 @@
         </w:rPr>
         <w:t xml:space="preserve">were determined in the image, we defined as ground truth. The </w:t>
       </w:r>
+      <w:proofErr w:type="spellStart"/>
       <w:r>
         <w:rPr>
           <w:rFonts w:eastAsiaTheme="minorEastAsia"/>
         </w:rPr>
         <w:t>color</w:t>
       </w:r>
+      <w:proofErr w:type="spellEnd"/>
       <w:r>
         <w:rPr>
           <w:rFonts w:eastAsiaTheme="minorEastAsia"/>
         </w:rPr>
         <w:t xml:space="preserve"> areas for subsequent </w:t>
       </w:r>
+      <w:proofErr w:type="spellStart"/>
       <w:r>
         <w:rPr>
           <w:rFonts w:eastAsiaTheme="minorEastAsia"/>
         </w:rPr>
         <w:t>color</w:t>
       </w:r>
+      <w:proofErr w:type="spellEnd"/>
       <w:r>
         <w:rPr>
           <w:rFonts w:eastAsiaTheme="minorEastAsia"/>
@@ -8153,7 +9511,21 @@
         <w:rPr>
           <w:rFonts w:eastAsiaTheme="minorEastAsia"/>
         </w:rPr>
-        <w:t xml:space="preserve">. These values are hard-coded as parameters in the programme code. The values </w:t>
+        <w:t xml:space="preserve">. These values are </w:t>
+      </w:r>
+      <w:proofErr w:type="gramStart"/>
+      <w:r>
+        <w:rPr>
+          <w:rFonts w:eastAsiaTheme="minorEastAsia"/>
+        </w:rPr>
+        <w:t>hard-coded</w:t>
+      </w:r>
+      <w:proofErr w:type="gramEnd"/>
+      <w:r>
+        <w:rPr>
+          <w:rFonts w:eastAsiaTheme="minorEastAsia"/>
+        </w:rPr>
+        <w:t xml:space="preserve"> as parameters in the programme code. The values </w:t>
       </w:r>
       <m:oMath>
         <m:sSub>
@@ -8331,6 +9703,7 @@
         </w:rPr>
         <w:t xml:space="preserve"> for the dis</w:t>
       </w:r>
+      <w:proofErr w:type="spellStart"/>
       <w:r>
         <w:rPr>
           <w:rFonts w:eastAsiaTheme="minorEastAsia"/>
@@ -8341,14 +9714,23 @@
         <w:rPr>
           <w:rFonts w:eastAsiaTheme="minorEastAsia"/>
         </w:rPr>
-        <w:t xml:space="preserve">ed input image are determined via the RGB values of the image within the two bounding boxes in the grey frame using the </w:t>
-      </w:r>
+        <w:t>ed</w:t>
+      </w:r>
+      <w:proofErr w:type="spellEnd"/>
+      <w:r>
+        <w:rPr>
+          <w:rFonts w:eastAsiaTheme="minorEastAsia"/>
+        </w:rPr>
+        <w:t xml:space="preserve"> input image are determined via the RGB values of the image within the two bounding boxes in the grey frame using the </w:t>
+      </w:r>
+      <w:proofErr w:type="spellStart"/>
       <w:r>
         <w:rPr>
           <w:rFonts w:ascii="Courier New" w:eastAsiaTheme="minorEastAsia" w:hAnsi="Courier New" w:cs="Courier New"/>
         </w:rPr>
         <w:t>getImageValues</w:t>
       </w:r>
+      <w:proofErr w:type="spellEnd"/>
       <w:r>
         <w:rPr>
           <w:rFonts w:eastAsiaTheme="minorEastAsia"/>
@@ -8531,31 +9913,75 @@
         <w:rPr>
           <w:rFonts w:eastAsiaTheme="minorEastAsia"/>
         </w:rPr>
-        <w:t xml:space="preserve">are then calculated. The correction constants are used to transform the RGB value of each pixel in the image in order to recalibrate it. The result is an image that resembles the </w:t>
-      </w:r>
+        <w:t xml:space="preserve">are then calculated. The correction constants are used to transform the RGB value of each pixel in the image </w:t>
+      </w:r>
+      <w:proofErr w:type="gramStart"/>
       <w:r>
         <w:rPr>
           <w:rFonts w:eastAsiaTheme="minorEastAsia"/>
         </w:rPr>
+        <w:t>in order to</w:t>
+      </w:r>
+      <w:proofErr w:type="gramEnd"/>
+      <w:r>
+        <w:rPr>
+          <w:rFonts w:eastAsiaTheme="minorEastAsia"/>
+        </w:rPr>
+        <w:t xml:space="preserve"> recalibrate it. The result is an image that resembles the </w:t>
+      </w:r>
+      <w:proofErr w:type="spellStart"/>
+      <w:r>
+        <w:rPr>
+          <w:rFonts w:eastAsiaTheme="minorEastAsia"/>
+        </w:rPr>
         <w:t>color</w:t>
       </w:r>
       <w:r>
         <w:rPr>
           <w:rFonts w:eastAsiaTheme="minorEastAsia"/>
         </w:rPr>
-        <w:t xml:space="preserve">ing of the ground truth image and in which the </w:t>
-      </w:r>
+        <w:t>ing</w:t>
+      </w:r>
+      <w:proofErr w:type="spellEnd"/>
       <w:r>
         <w:rPr>
           <w:rFonts w:eastAsiaTheme="minorEastAsia"/>
         </w:rPr>
+        <w:t xml:space="preserve"> of the ground truth image and in which the </w:t>
+      </w:r>
+      <w:proofErr w:type="spellStart"/>
+      <w:r>
+        <w:rPr>
+          <w:rFonts w:eastAsiaTheme="minorEastAsia"/>
+        </w:rPr>
         <w:t>color</w:t>
       </w:r>
       <w:r>
         <w:rPr>
           <w:rFonts w:eastAsiaTheme="minorEastAsia"/>
         </w:rPr>
-        <w:t>s of the surfaces can be detected later on, regardless of the actual lighting situation.</w:t>
+        <w:t>s</w:t>
+      </w:r>
+      <w:proofErr w:type="spellEnd"/>
+      <w:r>
+        <w:rPr>
+          <w:rFonts w:eastAsiaTheme="minorEastAsia"/>
+        </w:rPr>
+        <w:t xml:space="preserve"> of the surfaces can be detected </w:t>
+      </w:r>
+      <w:proofErr w:type="gramStart"/>
+      <w:r>
+        <w:rPr>
+          <w:rFonts w:eastAsiaTheme="minorEastAsia"/>
+        </w:rPr>
+        <w:t>later on</w:t>
+      </w:r>
+      <w:proofErr w:type="gramEnd"/>
+      <w:r>
+        <w:rPr>
+          <w:rFonts w:eastAsiaTheme="minorEastAsia"/>
+        </w:rPr>
+        <w:t>, regardless of the actual lighting situation.</w:t>
       </w:r>
     </w:p>
     <w:tbl>
@@ -8633,7 +10059,7 @@
             <w:pPr>
               <w:pStyle w:val="Beschriftung"/>
             </w:pPr>
-            <w:bookmarkStart w:id="27" w:name="_Toc189065669"/>
+            <w:bookmarkStart w:id="30" w:name="_Toc189151941"/>
             <w:r>
               <w:t xml:space="preserve">Figure </w:t>
             </w:r>
@@ -8650,7 +10076,7 @@
               <w:rPr>
                 <w:noProof/>
               </w:rPr>
-              <w:t>9</w:t>
+              <w:t>11</w:t>
             </w:r>
             <w:r>
               <w:fldChar w:fldCharType="end"/>
@@ -8658,7 +10084,7 @@
             <w:r>
               <w:t>: Original image before correction</w:t>
             </w:r>
-            <w:bookmarkEnd w:id="27"/>
+            <w:bookmarkEnd w:id="30"/>
           </w:p>
         </w:tc>
         <w:tc>
@@ -8716,7 +10142,7 @@
             <w:pPr>
               <w:pStyle w:val="Beschriftung"/>
             </w:pPr>
-            <w:bookmarkStart w:id="28" w:name="_Toc189065670"/>
+            <w:bookmarkStart w:id="31" w:name="_Toc189151942"/>
             <w:r>
               <w:t xml:space="preserve">Figure </w:t>
             </w:r>
@@ -8733,15 +10159,23 @@
               <w:rPr>
                 <w:noProof/>
               </w:rPr>
-              <w:t>10</w:t>
+              <w:t>12</w:t>
             </w:r>
             <w:r>
               <w:fldChar w:fldCharType="end"/>
             </w:r>
             <w:r>
-              <w:t>: Corrected image for color detection</w:t>
-            </w:r>
-            <w:bookmarkEnd w:id="28"/>
+              <w:t xml:space="preserve">: Corrected image for </w:t>
+            </w:r>
+            <w:proofErr w:type="spellStart"/>
+            <w:r>
+              <w:t>color</w:t>
+            </w:r>
+            <w:proofErr w:type="spellEnd"/>
+            <w:r>
+              <w:t xml:space="preserve"> detection</w:t>
+            </w:r>
+            <w:bookmarkEnd w:id="31"/>
           </w:p>
         </w:tc>
       </w:tr>
@@ -8750,11 +10184,16 @@
       <w:pPr>
         <w:pStyle w:val="berschrift2"/>
       </w:pPr>
-      <w:bookmarkStart w:id="29" w:name="_Toc189065793"/>
-      <w:r>
-        <w:t>Color detection</w:t>
-      </w:r>
-      <w:bookmarkEnd w:id="29"/>
+      <w:bookmarkStart w:id="32" w:name="_Toc189151920"/>
+      <w:proofErr w:type="spellStart"/>
+      <w:r>
+        <w:t>Color</w:t>
+      </w:r>
+      <w:proofErr w:type="spellEnd"/>
+      <w:r>
+        <w:t xml:space="preserve"> detection</w:t>
+      </w:r>
+      <w:bookmarkEnd w:id="32"/>
     </w:p>
     <w:p>
       <w:pPr>
@@ -8765,67 +10204,138 @@
       <w:r>
         <w:t xml:space="preserve">The </w:t>
       </w:r>
+      <w:proofErr w:type="spellStart"/>
       <w:r>
         <w:t>color</w:t>
       </w:r>
-      <w:r>
-        <w:t xml:space="preserve"> detection is located in the </w:t>
-      </w:r>
+      <w:proofErr w:type="spellEnd"/>
+      <w:r>
+        <w:t xml:space="preserve"> detection </w:t>
+      </w:r>
+      <w:proofErr w:type="gramStart"/>
+      <w:r>
+        <w:t>is located in</w:t>
+      </w:r>
+      <w:proofErr w:type="gramEnd"/>
+      <w:r>
+        <w:t xml:space="preserve"> the </w:t>
+      </w:r>
+      <w:proofErr w:type="spellStart"/>
       <w:r>
         <w:rPr>
           <w:rFonts w:ascii="Courier New" w:hAnsi="Courier New" w:cs="Courier New"/>
         </w:rPr>
         <w:t>color_filter</w:t>
       </w:r>
+      <w:proofErr w:type="spellEnd"/>
       <w:r>
         <w:t xml:space="preserve"> function. The thresholds for the HSV </w:t>
       </w:r>
+      <w:proofErr w:type="spellStart"/>
       <w:r>
         <w:t>color</w:t>
       </w:r>
+      <w:proofErr w:type="spellEnd"/>
       <w:r>
         <w:t xml:space="preserve"> space are also defined there. Each </w:t>
       </w:r>
+      <w:proofErr w:type="spellStart"/>
       <w:r>
         <w:t>color</w:t>
       </w:r>
-      <w:r>
-        <w:t xml:space="preserve"> is given a range in which the pixel values may lie in order to be assigned to a specific </w:t>
-      </w:r>
+      <w:proofErr w:type="spellEnd"/>
+      <w:r>
+        <w:t xml:space="preserve"> is given a range in which the pixel values may lie </w:t>
+      </w:r>
+      <w:proofErr w:type="gramStart"/>
+      <w:r>
+        <w:t>in order to</w:t>
+      </w:r>
+      <w:proofErr w:type="gramEnd"/>
+      <w:r>
+        <w:t xml:space="preserve"> be assigned to a specific </w:t>
+      </w:r>
+      <w:proofErr w:type="spellStart"/>
       <w:r>
         <w:t>color</w:t>
       </w:r>
-      <w:r>
-        <w:t xml:space="preserve">. The thresholds are shown in </w:t>
+      <w:proofErr w:type="spellEnd"/>
+      <w:r>
+        <w:t xml:space="preserve">. </w:t>
       </w:r>
       <w:r>
         <w:rPr>
           <w:lang w:val="de-DE"/>
         </w:rPr>
+        <w:t xml:space="preserve">The </w:t>
+      </w:r>
+      <w:proofErr w:type="spellStart"/>
+      <w:r>
+        <w:rPr>
+          <w:lang w:val="de-DE"/>
+        </w:rPr>
+        <w:t>thresholds</w:t>
+      </w:r>
+      <w:proofErr w:type="spellEnd"/>
+      <w:r>
+        <w:rPr>
+          <w:lang w:val="de-DE"/>
+        </w:rPr>
+        <w:t xml:space="preserve"> </w:t>
+      </w:r>
+      <w:proofErr w:type="spellStart"/>
+      <w:r>
+        <w:rPr>
+          <w:lang w:val="de-DE"/>
+        </w:rPr>
+        <w:t>are</w:t>
+      </w:r>
+      <w:proofErr w:type="spellEnd"/>
+      <w:r>
+        <w:rPr>
+          <w:lang w:val="de-DE"/>
+        </w:rPr>
+        <w:t xml:space="preserve"> </w:t>
+      </w:r>
+      <w:proofErr w:type="spellStart"/>
+      <w:r>
+        <w:rPr>
+          <w:lang w:val="de-DE"/>
+        </w:rPr>
+        <w:t>shown</w:t>
+      </w:r>
+      <w:proofErr w:type="spellEnd"/>
+      <w:r>
+        <w:rPr>
+          <w:lang w:val="de-DE"/>
+        </w:rPr>
+        <w:t xml:space="preserve"> in </w:t>
+      </w:r>
+      <w:r>
+        <w:rPr>
+          <w:lang w:val="de-DE"/>
+        </w:rPr>
         <w:fldChar w:fldCharType="begin"/>
       </w:r>
       <w:r>
+        <w:rPr>
+          <w:lang w:val="de-DE"/>
+        </w:rPr>
         <w:instrText xml:space="preserve"> REF _Ref189060240 \h </w:instrText>
       </w:r>
       <w:r>
         <w:rPr>
           <w:lang w:val="de-DE"/>
         </w:rPr>
-      </w:r>
-      <w:r>
-        <w:rPr>
+        <w:fldChar w:fldCharType="separate"/>
+      </w:r>
+      <w:r>
+        <w:rPr>
+          <w:b/>
+          <w:bCs/>
           <w:lang w:val="de-DE"/>
         </w:rPr>
-        <w:fldChar w:fldCharType="separate"/>
-      </w:r>
-      <w:r>
-        <w:t xml:space="preserve">Table </w:t>
-      </w:r>
-      <w:r>
-        <w:rPr>
-          <w:noProof/>
-        </w:rPr>
-        <w:t>1</w:t>
+        <w:t>Fehler! Verweisquelle konnte nicht gefunden werden.</w:t>
       </w:r>
       <w:r>
         <w:rPr>
@@ -8834,7 +10344,13 @@
         <w:fldChar w:fldCharType="end"/>
       </w:r>
       <w:r>
-        <w:t xml:space="preserve">. In OpenCV, the Hue value is defined in a range from 0 to 180°, the </w:t>
+        <w:rPr>
+          <w:lang w:val="de-DE"/>
+        </w:rPr>
+        <w:t xml:space="preserve">. </w:t>
+      </w:r>
+      <w:r>
+        <w:t xml:space="preserve">In OpenCV, the Hue value is defined in a range from 0 to 180°, the </w:t>
       </w:r>
       <w:r>
         <w:t>Saturation</w:t>
@@ -8848,50 +10364,135 @@
       <w:r>
         <w:t xml:space="preserve">The </w:t>
       </w:r>
+      <w:proofErr w:type="spellStart"/>
       <w:r>
         <w:t>color</w:t>
       </w:r>
+      <w:proofErr w:type="spellEnd"/>
       <w:r>
         <w:t xml:space="preserve"> range perceived as red is in an angular range of 160° to 5° and therefore exceeds 0°. </w:t>
       </w:r>
+      <w:proofErr w:type="spellStart"/>
       <w:r>
         <w:rPr>
           <w:lang w:val="de-DE"/>
         </w:rPr>
-        <w:t xml:space="preserve">Two possible red </w:t>
-      </w:r>
+        <w:t>Two</w:t>
+      </w:r>
+      <w:proofErr w:type="spellEnd"/>
       <w:r>
         <w:rPr>
           <w:lang w:val="de-DE"/>
         </w:rPr>
+        <w:t xml:space="preserve"> possible </w:t>
+      </w:r>
+      <w:proofErr w:type="spellStart"/>
+      <w:r>
+        <w:rPr>
+          <w:lang w:val="de-DE"/>
+        </w:rPr>
+        <w:t>red</w:t>
+      </w:r>
+      <w:proofErr w:type="spellEnd"/>
+      <w:r>
+        <w:rPr>
+          <w:lang w:val="de-DE"/>
+        </w:rPr>
+        <w:t xml:space="preserve"> </w:t>
+      </w:r>
+      <w:proofErr w:type="spellStart"/>
+      <w:r>
+        <w:rPr>
+          <w:lang w:val="de-DE"/>
+        </w:rPr>
         <w:t>color</w:t>
       </w:r>
+      <w:proofErr w:type="spellEnd"/>
       <w:r>
         <w:rPr>
           <w:lang w:val="de-DE"/>
         </w:rPr>
-        <w:t xml:space="preserve"> ranges are therefore defined.</w:t>
+        <w:t xml:space="preserve"> </w:t>
+      </w:r>
+      <w:proofErr w:type="spellStart"/>
+      <w:r>
+        <w:rPr>
+          <w:lang w:val="de-DE"/>
+        </w:rPr>
+        <w:t>ranges</w:t>
+      </w:r>
+      <w:proofErr w:type="spellEnd"/>
+      <w:r>
+        <w:rPr>
+          <w:lang w:val="de-DE"/>
+        </w:rPr>
+        <w:t xml:space="preserve"> </w:t>
+      </w:r>
+      <w:proofErr w:type="spellStart"/>
+      <w:r>
+        <w:rPr>
+          <w:lang w:val="de-DE"/>
+        </w:rPr>
+        <w:t>are</w:t>
+      </w:r>
+      <w:proofErr w:type="spellEnd"/>
+      <w:r>
+        <w:rPr>
+          <w:lang w:val="de-DE"/>
+        </w:rPr>
+        <w:t xml:space="preserve"> </w:t>
+      </w:r>
+      <w:proofErr w:type="spellStart"/>
+      <w:r>
+        <w:rPr>
+          <w:lang w:val="de-DE"/>
+        </w:rPr>
+        <w:t>therefore</w:t>
+      </w:r>
+      <w:proofErr w:type="spellEnd"/>
+      <w:r>
+        <w:rPr>
+          <w:lang w:val="de-DE"/>
+        </w:rPr>
+        <w:t xml:space="preserve"> </w:t>
+      </w:r>
+      <w:proofErr w:type="spellStart"/>
+      <w:r>
+        <w:rPr>
+          <w:lang w:val="de-DE"/>
+        </w:rPr>
+        <w:t>defined</w:t>
+      </w:r>
+      <w:proofErr w:type="spellEnd"/>
+      <w:r>
+        <w:rPr>
+          <w:lang w:val="de-DE"/>
+        </w:rPr>
+        <w:t>.</w:t>
       </w:r>
     </w:p>
     <w:tbl>
       <w:tblPr>
         <w:tblStyle w:val="Tabellenraster"/>
-        <w:tblW w:w="0" w:type="auto"/>
+        <w:tblW w:w="5000" w:type="pct"/>
         <w:tblLook w:val="04A0" w:firstRow="1" w:lastRow="0" w:firstColumn="1" w:lastColumn="0" w:noHBand="0" w:noVBand="1"/>
       </w:tblPr>
       <w:tblGrid>
-        <w:gridCol w:w="1288"/>
-        <w:gridCol w:w="1287"/>
-        <w:gridCol w:w="1289"/>
-        <w:gridCol w:w="1289"/>
-        <w:gridCol w:w="1289"/>
-        <w:gridCol w:w="1289"/>
-        <w:gridCol w:w="1289"/>
+        <w:gridCol w:w="1188"/>
+        <w:gridCol w:w="1322"/>
+        <w:gridCol w:w="1274"/>
+        <w:gridCol w:w="1310"/>
+        <w:gridCol w:w="1330"/>
+        <w:gridCol w:w="1281"/>
+        <w:gridCol w:w="1315"/>
       </w:tblGrid>
       <w:tr>
+        <w:trPr>
+          <w:trHeight w:val="227"/>
+        </w:trPr>
         <w:tc>
           <w:tcPr>
-            <w:tcW w:w="1293" w:type="dxa"/>
+            <w:tcW w:w="659" w:type="pct"/>
             <w:tcBorders>
               <w:top w:val="single" w:sz="18" w:space="0" w:color="auto"/>
               <w:left w:val="single" w:sz="18" w:space="0" w:color="auto"/>
@@ -8907,6 +10508,7 @@
                 <w:bCs/>
               </w:rPr>
             </w:pPr>
+            <w:proofErr w:type="spellStart"/>
             <w:r>
               <w:rPr>
                 <w:b/>
@@ -8914,11 +10516,12 @@
               </w:rPr>
               <w:t>Color</w:t>
             </w:r>
+            <w:proofErr w:type="spellEnd"/>
           </w:p>
         </w:tc>
         <w:tc>
           <w:tcPr>
-            <w:tcW w:w="1293" w:type="dxa"/>
+            <w:tcW w:w="733" w:type="pct"/>
             <w:tcBorders>
               <w:top w:val="single" w:sz="18" w:space="0" w:color="auto"/>
               <w:left w:val="single" w:sz="18" w:space="0" w:color="auto"/>
@@ -8944,7 +10547,7 @@
         </w:tc>
         <w:tc>
           <w:tcPr>
-            <w:tcW w:w="1294" w:type="dxa"/>
+            <w:tcW w:w="706" w:type="pct"/>
             <w:tcBorders>
               <w:top w:val="single" w:sz="18" w:space="0" w:color="auto"/>
               <w:bottom w:val="single" w:sz="18" w:space="0" w:color="auto"/>
@@ -8969,7 +10572,7 @@
         </w:tc>
         <w:tc>
           <w:tcPr>
-            <w:tcW w:w="1294" w:type="dxa"/>
+            <w:tcW w:w="726" w:type="pct"/>
             <w:tcBorders>
               <w:top w:val="single" w:sz="18" w:space="0" w:color="auto"/>
               <w:bottom w:val="single" w:sz="18" w:space="0" w:color="auto"/>
@@ -8995,7 +10598,7 @@
         </w:tc>
         <w:tc>
           <w:tcPr>
-            <w:tcW w:w="1294" w:type="dxa"/>
+            <w:tcW w:w="737" w:type="pct"/>
             <w:tcBorders>
               <w:top w:val="single" w:sz="18" w:space="0" w:color="auto"/>
               <w:left w:val="single" w:sz="18" w:space="0" w:color="auto"/>
@@ -9021,7 +10624,7 @@
         </w:tc>
         <w:tc>
           <w:tcPr>
-            <w:tcW w:w="1294" w:type="dxa"/>
+            <w:tcW w:w="710" w:type="pct"/>
             <w:tcBorders>
               <w:top w:val="single" w:sz="18" w:space="0" w:color="auto"/>
               <w:bottom w:val="single" w:sz="18" w:space="0" w:color="auto"/>
@@ -9046,7 +10649,7 @@
         </w:tc>
         <w:tc>
           <w:tcPr>
-            <w:tcW w:w="1294" w:type="dxa"/>
+            <w:tcW w:w="730" w:type="pct"/>
             <w:tcBorders>
               <w:top w:val="single" w:sz="18" w:space="0" w:color="auto"/>
               <w:bottom w:val="single" w:sz="18" w:space="0" w:color="auto"/>
@@ -9072,9 +10675,12 @@
         </w:tc>
       </w:tr>
       <w:tr>
+        <w:trPr>
+          <w:trHeight w:val="227"/>
+        </w:trPr>
         <w:tc>
           <w:tcPr>
-            <w:tcW w:w="1293" w:type="dxa"/>
+            <w:tcW w:w="659" w:type="pct"/>
             <w:vMerge w:val="restart"/>
             <w:tcBorders>
               <w:top w:val="single" w:sz="18" w:space="0" w:color="auto"/>
@@ -9094,7 +10700,7 @@
         </w:tc>
         <w:tc>
           <w:tcPr>
-            <w:tcW w:w="1293" w:type="dxa"/>
+            <w:tcW w:w="733" w:type="pct"/>
             <w:tcBorders>
               <w:top w:val="single" w:sz="18" w:space="0" w:color="auto"/>
               <w:left w:val="single" w:sz="18" w:space="0" w:color="auto"/>
@@ -9112,7 +10718,7 @@
         </w:tc>
         <w:tc>
           <w:tcPr>
-            <w:tcW w:w="1294" w:type="dxa"/>
+            <w:tcW w:w="706" w:type="pct"/>
             <w:tcBorders>
               <w:top w:val="single" w:sz="18" w:space="0" w:color="auto"/>
             </w:tcBorders>
@@ -9129,7 +10735,7 @@
         </w:tc>
         <w:tc>
           <w:tcPr>
-            <w:tcW w:w="1294" w:type="dxa"/>
+            <w:tcW w:w="726" w:type="pct"/>
             <w:tcBorders>
               <w:top w:val="single" w:sz="18" w:space="0" w:color="auto"/>
               <w:right w:val="single" w:sz="18" w:space="0" w:color="auto"/>
@@ -9147,7 +10753,7 @@
         </w:tc>
         <w:tc>
           <w:tcPr>
-            <w:tcW w:w="1294" w:type="dxa"/>
+            <w:tcW w:w="737" w:type="pct"/>
             <w:tcBorders>
               <w:top w:val="single" w:sz="18" w:space="0" w:color="auto"/>
               <w:left w:val="single" w:sz="18" w:space="0" w:color="auto"/>
@@ -9165,7 +10771,7 @@
         </w:tc>
         <w:tc>
           <w:tcPr>
-            <w:tcW w:w="1294" w:type="dxa"/>
+            <w:tcW w:w="710" w:type="pct"/>
             <w:tcBorders>
               <w:top w:val="single" w:sz="18" w:space="0" w:color="auto"/>
             </w:tcBorders>
@@ -9182,7 +10788,7 @@
         </w:tc>
         <w:tc>
           <w:tcPr>
-            <w:tcW w:w="1294" w:type="dxa"/>
+            <w:tcW w:w="730" w:type="pct"/>
             <w:tcBorders>
               <w:top w:val="single" w:sz="18" w:space="0" w:color="auto"/>
               <w:right w:val="single" w:sz="18" w:space="0" w:color="auto"/>
@@ -9200,9 +10806,12 @@
         </w:tc>
       </w:tr>
       <w:tr>
+        <w:trPr>
+          <w:trHeight w:val="227"/>
+        </w:trPr>
         <w:tc>
           <w:tcPr>
-            <w:tcW w:w="1293" w:type="dxa"/>
+            <w:tcW w:w="659" w:type="pct"/>
             <w:vMerge/>
             <w:tcBorders>
               <w:left w:val="single" w:sz="18" w:space="0" w:color="auto"/>
@@ -9218,7 +10827,7 @@
         </w:tc>
         <w:tc>
           <w:tcPr>
-            <w:tcW w:w="1293" w:type="dxa"/>
+            <w:tcW w:w="733" w:type="pct"/>
             <w:tcBorders>
               <w:left w:val="single" w:sz="18" w:space="0" w:color="auto"/>
             </w:tcBorders>
@@ -9235,7 +10844,7 @@
         </w:tc>
         <w:tc>
           <w:tcPr>
-            <w:tcW w:w="1294" w:type="dxa"/>
+            <w:tcW w:w="706" w:type="pct"/>
             <w:vAlign w:val="center"/>
           </w:tcPr>
           <w:p>
@@ -9249,7 +10858,7 @@
         </w:tc>
         <w:tc>
           <w:tcPr>
-            <w:tcW w:w="1294" w:type="dxa"/>
+            <w:tcW w:w="726" w:type="pct"/>
             <w:tcBorders>
               <w:right w:val="single" w:sz="18" w:space="0" w:color="auto"/>
             </w:tcBorders>
@@ -9266,7 +10875,7 @@
         </w:tc>
         <w:tc>
           <w:tcPr>
-            <w:tcW w:w="1294" w:type="dxa"/>
+            <w:tcW w:w="737" w:type="pct"/>
             <w:tcBorders>
               <w:left w:val="single" w:sz="18" w:space="0" w:color="auto"/>
             </w:tcBorders>
@@ -9283,7 +10892,7 @@
         </w:tc>
         <w:tc>
           <w:tcPr>
-            <w:tcW w:w="1294" w:type="dxa"/>
+            <w:tcW w:w="710" w:type="pct"/>
             <w:vAlign w:val="center"/>
           </w:tcPr>
           <w:p>
@@ -9297,7 +10906,7 @@
         </w:tc>
         <w:tc>
           <w:tcPr>
-            <w:tcW w:w="1294" w:type="dxa"/>
+            <w:tcW w:w="730" w:type="pct"/>
             <w:tcBorders>
               <w:right w:val="single" w:sz="18" w:space="0" w:color="auto"/>
             </w:tcBorders>
@@ -9314,9 +10923,12 @@
         </w:tc>
       </w:tr>
       <w:tr>
+        <w:trPr>
+          <w:trHeight w:val="227"/>
+        </w:trPr>
         <w:tc>
           <w:tcPr>
-            <w:tcW w:w="1293" w:type="dxa"/>
+            <w:tcW w:w="659" w:type="pct"/>
             <w:tcBorders>
               <w:left w:val="single" w:sz="18" w:space="0" w:color="auto"/>
               <w:right w:val="single" w:sz="18" w:space="0" w:color="auto"/>
@@ -9334,7 +10946,7 @@
         </w:tc>
         <w:tc>
           <w:tcPr>
-            <w:tcW w:w="1293" w:type="dxa"/>
+            <w:tcW w:w="733" w:type="pct"/>
             <w:tcBorders>
               <w:left w:val="single" w:sz="18" w:space="0" w:color="auto"/>
             </w:tcBorders>
@@ -9351,7 +10963,7 @@
         </w:tc>
         <w:tc>
           <w:tcPr>
-            <w:tcW w:w="1294" w:type="dxa"/>
+            <w:tcW w:w="706" w:type="pct"/>
             <w:vAlign w:val="center"/>
           </w:tcPr>
           <w:p>
@@ -9365,7 +10977,7 @@
         </w:tc>
         <w:tc>
           <w:tcPr>
-            <w:tcW w:w="1294" w:type="dxa"/>
+            <w:tcW w:w="726" w:type="pct"/>
             <w:tcBorders>
               <w:right w:val="single" w:sz="18" w:space="0" w:color="auto"/>
             </w:tcBorders>
@@ -9382,7 +10994,7 @@
         </w:tc>
         <w:tc>
           <w:tcPr>
-            <w:tcW w:w="1294" w:type="dxa"/>
+            <w:tcW w:w="737" w:type="pct"/>
             <w:tcBorders>
               <w:left w:val="single" w:sz="18" w:space="0" w:color="auto"/>
             </w:tcBorders>
@@ -9399,7 +11011,7 @@
         </w:tc>
         <w:tc>
           <w:tcPr>
-            <w:tcW w:w="1294" w:type="dxa"/>
+            <w:tcW w:w="710" w:type="pct"/>
             <w:vAlign w:val="center"/>
           </w:tcPr>
           <w:p>
@@ -9413,7 +11025,7 @@
         </w:tc>
         <w:tc>
           <w:tcPr>
-            <w:tcW w:w="1294" w:type="dxa"/>
+            <w:tcW w:w="730" w:type="pct"/>
             <w:tcBorders>
               <w:right w:val="single" w:sz="18" w:space="0" w:color="auto"/>
             </w:tcBorders>
@@ -9430,9 +11042,12 @@
         </w:tc>
       </w:tr>
       <w:tr>
+        <w:trPr>
+          <w:trHeight w:val="227"/>
+        </w:trPr>
         <w:tc>
           <w:tcPr>
-            <w:tcW w:w="1293" w:type="dxa"/>
+            <w:tcW w:w="659" w:type="pct"/>
             <w:tcBorders>
               <w:left w:val="single" w:sz="18" w:space="0" w:color="auto"/>
               <w:right w:val="single" w:sz="18" w:space="0" w:color="auto"/>
@@ -9450,7 +11065,7 @@
         </w:tc>
         <w:tc>
           <w:tcPr>
-            <w:tcW w:w="1293" w:type="dxa"/>
+            <w:tcW w:w="733" w:type="pct"/>
             <w:tcBorders>
               <w:left w:val="single" w:sz="18" w:space="0" w:color="auto"/>
             </w:tcBorders>
@@ -9467,7 +11082,7 @@
         </w:tc>
         <w:tc>
           <w:tcPr>
-            <w:tcW w:w="1294" w:type="dxa"/>
+            <w:tcW w:w="706" w:type="pct"/>
             <w:vAlign w:val="center"/>
           </w:tcPr>
           <w:p>
@@ -9481,7 +11096,7 @@
         </w:tc>
         <w:tc>
           <w:tcPr>
-            <w:tcW w:w="1294" w:type="dxa"/>
+            <w:tcW w:w="726" w:type="pct"/>
             <w:tcBorders>
               <w:right w:val="single" w:sz="18" w:space="0" w:color="auto"/>
             </w:tcBorders>
@@ -9498,7 +11113,7 @@
         </w:tc>
         <w:tc>
           <w:tcPr>
-            <w:tcW w:w="1294" w:type="dxa"/>
+            <w:tcW w:w="737" w:type="pct"/>
             <w:tcBorders>
               <w:left w:val="single" w:sz="18" w:space="0" w:color="auto"/>
             </w:tcBorders>
@@ -9515,7 +11130,7 @@
         </w:tc>
         <w:tc>
           <w:tcPr>
-            <w:tcW w:w="1294" w:type="dxa"/>
+            <w:tcW w:w="710" w:type="pct"/>
             <w:vAlign w:val="center"/>
           </w:tcPr>
           <w:p>
@@ -9529,7 +11144,7 @@
         </w:tc>
         <w:tc>
           <w:tcPr>
-            <w:tcW w:w="1294" w:type="dxa"/>
+            <w:tcW w:w="730" w:type="pct"/>
             <w:tcBorders>
               <w:right w:val="single" w:sz="18" w:space="0" w:color="auto"/>
             </w:tcBorders>
@@ -9546,9 +11161,12 @@
         </w:tc>
       </w:tr>
       <w:tr>
+        <w:trPr>
+          <w:trHeight w:val="227"/>
+        </w:trPr>
         <w:tc>
           <w:tcPr>
-            <w:tcW w:w="1293" w:type="dxa"/>
+            <w:tcW w:w="659" w:type="pct"/>
             <w:tcBorders>
               <w:left w:val="single" w:sz="18" w:space="0" w:color="auto"/>
               <w:right w:val="single" w:sz="18" w:space="0" w:color="auto"/>
@@ -9566,7 +11184,7 @@
         </w:tc>
         <w:tc>
           <w:tcPr>
-            <w:tcW w:w="1293" w:type="dxa"/>
+            <w:tcW w:w="733" w:type="pct"/>
             <w:tcBorders>
               <w:left w:val="single" w:sz="18" w:space="0" w:color="auto"/>
             </w:tcBorders>
@@ -9583,7 +11201,7 @@
         </w:tc>
         <w:tc>
           <w:tcPr>
-            <w:tcW w:w="1294" w:type="dxa"/>
+            <w:tcW w:w="706" w:type="pct"/>
             <w:vAlign w:val="center"/>
           </w:tcPr>
           <w:p>
@@ -9597,7 +11215,7 @@
         </w:tc>
         <w:tc>
           <w:tcPr>
-            <w:tcW w:w="1294" w:type="dxa"/>
+            <w:tcW w:w="726" w:type="pct"/>
             <w:tcBorders>
               <w:right w:val="single" w:sz="18" w:space="0" w:color="auto"/>
             </w:tcBorders>
@@ -9614,7 +11232,7 @@
         </w:tc>
         <w:tc>
           <w:tcPr>
-            <w:tcW w:w="1294" w:type="dxa"/>
+            <w:tcW w:w="737" w:type="pct"/>
             <w:tcBorders>
               <w:left w:val="single" w:sz="18" w:space="0" w:color="auto"/>
             </w:tcBorders>
@@ -9631,7 +11249,7 @@
         </w:tc>
         <w:tc>
           <w:tcPr>
-            <w:tcW w:w="1294" w:type="dxa"/>
+            <w:tcW w:w="710" w:type="pct"/>
             <w:vAlign w:val="center"/>
           </w:tcPr>
           <w:p>
@@ -9645,7 +11263,7 @@
         </w:tc>
         <w:tc>
           <w:tcPr>
-            <w:tcW w:w="1294" w:type="dxa"/>
+            <w:tcW w:w="730" w:type="pct"/>
             <w:tcBorders>
               <w:right w:val="single" w:sz="18" w:space="0" w:color="auto"/>
             </w:tcBorders>
@@ -9662,9 +11280,12 @@
         </w:tc>
       </w:tr>
       <w:tr>
+        <w:trPr>
+          <w:trHeight w:val="227"/>
+        </w:trPr>
         <w:tc>
           <w:tcPr>
-            <w:tcW w:w="1293" w:type="dxa"/>
+            <w:tcW w:w="659" w:type="pct"/>
             <w:tcBorders>
               <w:left w:val="single" w:sz="18" w:space="0" w:color="auto"/>
               <w:right w:val="single" w:sz="18" w:space="0" w:color="auto"/>
@@ -9682,7 +11303,7 @@
         </w:tc>
         <w:tc>
           <w:tcPr>
-            <w:tcW w:w="1293" w:type="dxa"/>
+            <w:tcW w:w="733" w:type="pct"/>
             <w:tcBorders>
               <w:left w:val="single" w:sz="18" w:space="0" w:color="auto"/>
             </w:tcBorders>
@@ -9699,7 +11320,7 @@
         </w:tc>
         <w:tc>
           <w:tcPr>
-            <w:tcW w:w="1294" w:type="dxa"/>
+            <w:tcW w:w="706" w:type="pct"/>
             <w:vAlign w:val="center"/>
           </w:tcPr>
           <w:p>
@@ -9713,7 +11334,7 @@
         </w:tc>
         <w:tc>
           <w:tcPr>
-            <w:tcW w:w="1294" w:type="dxa"/>
+            <w:tcW w:w="726" w:type="pct"/>
             <w:tcBorders>
               <w:right w:val="single" w:sz="18" w:space="0" w:color="auto"/>
             </w:tcBorders>
@@ -9730,7 +11351,7 @@
         </w:tc>
         <w:tc>
           <w:tcPr>
-            <w:tcW w:w="1294" w:type="dxa"/>
+            <w:tcW w:w="737" w:type="pct"/>
             <w:tcBorders>
               <w:left w:val="single" w:sz="18" w:space="0" w:color="auto"/>
             </w:tcBorders>
@@ -9747,7 +11368,7 @@
         </w:tc>
         <w:tc>
           <w:tcPr>
-            <w:tcW w:w="1294" w:type="dxa"/>
+            <w:tcW w:w="710" w:type="pct"/>
             <w:vAlign w:val="center"/>
           </w:tcPr>
           <w:p>
@@ -9761,7 +11382,7 @@
         </w:tc>
         <w:tc>
           <w:tcPr>
-            <w:tcW w:w="1294" w:type="dxa"/>
+            <w:tcW w:w="730" w:type="pct"/>
             <w:tcBorders>
               <w:right w:val="single" w:sz="18" w:space="0" w:color="auto"/>
             </w:tcBorders>
@@ -9778,9 +11399,12 @@
         </w:tc>
       </w:tr>
       <w:tr>
+        <w:trPr>
+          <w:trHeight w:val="227"/>
+        </w:trPr>
         <w:tc>
           <w:tcPr>
-            <w:tcW w:w="1293" w:type="dxa"/>
+            <w:tcW w:w="659" w:type="pct"/>
             <w:tcBorders>
               <w:left w:val="single" w:sz="18" w:space="0" w:color="auto"/>
               <w:bottom w:val="single" w:sz="18" w:space="0" w:color="auto"/>
@@ -9799,7 +11423,7 @@
         </w:tc>
         <w:tc>
           <w:tcPr>
-            <w:tcW w:w="1293" w:type="dxa"/>
+            <w:tcW w:w="733" w:type="pct"/>
             <w:tcBorders>
               <w:left w:val="single" w:sz="18" w:space="0" w:color="auto"/>
               <w:bottom w:val="single" w:sz="18" w:space="0" w:color="auto"/>
@@ -9817,7 +11441,7 @@
         </w:tc>
         <w:tc>
           <w:tcPr>
-            <w:tcW w:w="1294" w:type="dxa"/>
+            <w:tcW w:w="706" w:type="pct"/>
             <w:tcBorders>
               <w:bottom w:val="single" w:sz="18" w:space="0" w:color="auto"/>
             </w:tcBorders>
@@ -9834,7 +11458,7 @@
         </w:tc>
         <w:tc>
           <w:tcPr>
-            <w:tcW w:w="1294" w:type="dxa"/>
+            <w:tcW w:w="726" w:type="pct"/>
             <w:tcBorders>
               <w:bottom w:val="single" w:sz="18" w:space="0" w:color="auto"/>
               <w:right w:val="single" w:sz="18" w:space="0" w:color="auto"/>
@@ -9852,7 +11476,7 @@
         </w:tc>
         <w:tc>
           <w:tcPr>
-            <w:tcW w:w="1294" w:type="dxa"/>
+            <w:tcW w:w="737" w:type="pct"/>
             <w:tcBorders>
               <w:left w:val="single" w:sz="18" w:space="0" w:color="auto"/>
               <w:bottom w:val="single" w:sz="18" w:space="0" w:color="auto"/>
@@ -9870,7 +11494,7 @@
         </w:tc>
         <w:tc>
           <w:tcPr>
-            <w:tcW w:w="1294" w:type="dxa"/>
+            <w:tcW w:w="710" w:type="pct"/>
             <w:tcBorders>
               <w:bottom w:val="single" w:sz="18" w:space="0" w:color="auto"/>
             </w:tcBorders>
@@ -9887,7 +11511,7 @@
         </w:tc>
         <w:tc>
           <w:tcPr>
-            <w:tcW w:w="1294" w:type="dxa"/>
+            <w:tcW w:w="730" w:type="pct"/>
             <w:tcBorders>
               <w:bottom w:val="single" w:sz="18" w:space="0" w:color="auto"/>
               <w:right w:val="single" w:sz="18" w:space="0" w:color="auto"/>
@@ -9910,17 +11534,14 @@
       <w:pPr>
         <w:pStyle w:val="Beschriftung"/>
       </w:pPr>
-      <w:bookmarkStart w:id="30" w:name="_Ref189060240"/>
-      <w:bookmarkStart w:id="31" w:name="_Toc189065690"/>
-      <w:r>
-        <w:lastRenderedPageBreak/>
+      <w:r>
         <w:t xml:space="preserve">Table </w:t>
       </w:r>
       <w:r>
         <w:fldChar w:fldCharType="begin"/>
       </w:r>
       <w:r>
-        <w:instrText xml:space="preserve"> SEQ Table \* ARABIC </w:instrText>
+        <w:instrText xml:space="preserve"> SEQ Tabelle \* ARABIC </w:instrText>
       </w:r>
       <w:r>
         <w:fldChar w:fldCharType="separate"/>
@@ -9934,25 +11555,27 @@
       <w:r>
         <w:fldChar w:fldCharType="end"/>
       </w:r>
-      <w:bookmarkEnd w:id="30"/>
-      <w:r>
-        <w:t xml:space="preserve">: HSV thresholds for </w:t>
-      </w:r>
+      <w:r>
+        <w:t xml:space="preserve">: HSV thresholds </w:t>
+      </w:r>
+      <w:proofErr w:type="spellStart"/>
       <w:r>
         <w:t>color</w:t>
       </w:r>
+      <w:proofErr w:type="spellEnd"/>
       <w:r>
         <w:t xml:space="preserve"> filtering</w:t>
       </w:r>
-      <w:bookmarkEnd w:id="31"/>
     </w:p>
     <w:p>
       <w:r>
         <w:t xml:space="preserve">When the function is executed, the RGB input image is first transformed into the HSV </w:t>
       </w:r>
+      <w:proofErr w:type="spellStart"/>
       <w:r>
         <w:t>color</w:t>
       </w:r>
+      <w:proofErr w:type="spellEnd"/>
       <w:r>
         <w:t xml:space="preserve"> space using the </w:t>
       </w:r>
@@ -9966,17 +11589,25 @@
       <w:r>
         <w:t xml:space="preserve"> function. The pixels retain their actual appearance, this is only represented by other values. A for loop is then run through, which calls up each possible </w:t>
       </w:r>
+      <w:proofErr w:type="spellStart"/>
       <w:r>
         <w:t>color</w:t>
       </w:r>
+      <w:proofErr w:type="spellEnd"/>
       <w:r>
         <w:t xml:space="preserve"> once. Firstly, a binary image is created from the input image in the for loop. A check is made for each pixel to see whether it lies within the value range of the current </w:t>
       </w:r>
+      <w:proofErr w:type="spellStart"/>
       <w:r>
         <w:t>color</w:t>
       </w:r>
-      <w:r>
-        <w:t xml:space="preserve">. If this is the case, it is displayed as a white pixel in the binary image, otherwise it is black. The binary image is first opened and then closed with the </w:t>
+      <w:proofErr w:type="spellEnd"/>
+      <w:r>
+        <w:t xml:space="preserve">. If this is </w:t>
+      </w:r>
+      <w:r>
+        <w:lastRenderedPageBreak/>
+        <w:t xml:space="preserve">the case, it is displayed as a white pixel in the binary image, otherwise it is black. The binary image is first opened and then closed with the </w:t>
       </w:r>
       <w:r>
         <w:rPr>
@@ -9988,9 +11619,11 @@
       <w:r>
         <w:t xml:space="preserve"> function to close any holes in the areas and remove artefacts outside the relevant areas. This means that only cube surfaces that have this </w:t>
       </w:r>
+      <w:proofErr w:type="spellStart"/>
       <w:r>
         <w:t>color</w:t>
       </w:r>
+      <w:proofErr w:type="spellEnd"/>
       <w:r>
         <w:t xml:space="preserve"> should still be present as white surfaces.</w:t>
       </w:r>
@@ -10071,52 +11704,78 @@
       <w:r>
         <w:t xml:space="preserve"> of the area of the entire cube. As the cube has spaces between the </w:t>
       </w:r>
+      <w:proofErr w:type="spellStart"/>
       <w:r>
         <w:t>color</w:t>
       </w:r>
       <w:r>
-        <w:t>ed areas, the threshold is designed to be slightly smaller at the bottom. The contour must have a ratio of width to height of at least 0.8 and a maximum of 1.2. This ensures that only approximately square objects are processed through their contour. Finally, the area of the recognised object within the contour must be greater than the product of the maximum extension in height and width of the contour. This corresponds to the filling factor and ensures that only rectangular areas are recognised.</w:t>
+        <w:t>ed</w:t>
+      </w:r>
+      <w:proofErr w:type="spellEnd"/>
+      <w:r>
+        <w:t xml:space="preserve"> areas, the threshold is designed to be slightly smaller at the bottom. The contour must have a ratio of width to height of at least 0.8 and a maximum of 1.2. This ensures that only approximately square objects are processed through their contour. Finally, the area of the recognised object within the contour must be greater than the product of the maximum extension in height and width of the contour. This corresponds to the filling factor and ensures that only rectangular areas are recognised.</w:t>
       </w:r>
     </w:p>
     <w:p>
       <w:r>
         <w:t xml:space="preserve">If an object passes through this filter, it can be assumed that it is a </w:t>
       </w:r>
+      <w:proofErr w:type="spellStart"/>
       <w:r>
         <w:t>color</w:t>
       </w:r>
       <w:r>
-        <w:t xml:space="preserve">ed area of the cube. The object is saved in a list and annotated with the corresponding </w:t>
-      </w:r>
+        <w:t>ed</w:t>
+      </w:r>
+      <w:proofErr w:type="spellEnd"/>
+      <w:r>
+        <w:t xml:space="preserve"> area of the cube. The object is saved in a list and annotated with the corresponding </w:t>
+      </w:r>
+      <w:proofErr w:type="spellStart"/>
       <w:r>
         <w:t>color</w:t>
       </w:r>
+      <w:proofErr w:type="spellEnd"/>
       <w:r>
         <w:t xml:space="preserve">. The for loop then moves on to the next execution and searches for faces in the next </w:t>
       </w:r>
+      <w:proofErr w:type="spellStart"/>
       <w:r>
         <w:t>color</w:t>
       </w:r>
+      <w:proofErr w:type="spellEnd"/>
       <w:r>
         <w:t xml:space="preserve"> until all </w:t>
       </w:r>
+      <w:proofErr w:type="spellStart"/>
       <w:r>
         <w:t>color</w:t>
       </w:r>
       <w:r>
-        <w:t xml:space="preserve">s have been processed. The function returns the list of all areas with </w:t>
-      </w:r>
+        <w:t>s</w:t>
+      </w:r>
+      <w:proofErr w:type="spellEnd"/>
+      <w:r>
+        <w:t xml:space="preserve"> have been processed. The function returns the list of all areas with </w:t>
+      </w:r>
+      <w:proofErr w:type="spellStart"/>
       <w:r>
         <w:t>color</w:t>
       </w:r>
+      <w:proofErr w:type="spellEnd"/>
       <w:r>
         <w:t xml:space="preserve"> and position as well as a combined mask in which all </w:t>
       </w:r>
+      <w:proofErr w:type="spellStart"/>
       <w:r>
         <w:t>color</w:t>
       </w:r>
       <w:r>
-        <w:t>ed areas are highlighted.</w:t>
+        <w:t>ed</w:t>
+      </w:r>
+      <w:proofErr w:type="spellEnd"/>
+      <w:r>
+        <w:t xml:space="preserve"> areas are highlighted.</w:t>
       </w:r>
     </w:p>
     <w:p>
@@ -10129,7 +11788,6 @@
           <w:noProof/>
           <w:lang w:val="de-DE"/>
         </w:rPr>
-        <w:lastRenderedPageBreak/>
         <w:drawing>
           <wp:inline distT="0" distB="0" distL="0" distR="0" wp14:anchorId="3658D711" wp14:editId="32E16DCC">
             <wp:extent cx="2520000" cy="2511096"/>
@@ -10171,7 +11829,7 @@
       <w:pPr>
         <w:pStyle w:val="Beschriftung"/>
       </w:pPr>
-      <w:bookmarkStart w:id="32" w:name="_Toc189065671"/>
+      <w:bookmarkStart w:id="33" w:name="_Toc189151943"/>
       <w:r>
         <w:t xml:space="preserve">Figure </w:t>
       </w:r>
@@ -10188,7 +11846,7 @@
         <w:rPr>
           <w:noProof/>
         </w:rPr>
-        <w:t>11</w:t>
+        <w:t>13</w:t>
       </w:r>
       <w:r>
         <w:fldChar w:fldCharType="end"/>
@@ -10199,13 +11857,18 @@
       <w:r>
         <w:t xml:space="preserve">nine detected </w:t>
       </w:r>
-      <w:r>
-        <w:t xml:space="preserve">colored </w:t>
+      <w:proofErr w:type="spellStart"/>
+      <w:r>
+        <w:t>colored</w:t>
+      </w:r>
+      <w:proofErr w:type="spellEnd"/>
+      <w:r>
+        <w:t xml:space="preserve"> </w:t>
       </w:r>
       <w:r>
         <w:t>surfaces</w:t>
       </w:r>
-      <w:bookmarkEnd w:id="32"/>
+      <w:bookmarkEnd w:id="33"/>
     </w:p>
     <w:p>
       <w:r>
@@ -10217,11 +11880,11 @@
       <w:pPr>
         <w:pStyle w:val="berschrift2"/>
       </w:pPr>
-      <w:bookmarkStart w:id="33" w:name="_Toc189065794"/>
+      <w:bookmarkStart w:id="34" w:name="_Toc189151921"/>
       <w:r>
         <w:t>Merging</w:t>
       </w:r>
-      <w:bookmarkEnd w:id="33"/>
+      <w:bookmarkEnd w:id="34"/>
     </w:p>
     <w:p>
       <w:r>
@@ -10232,78 +11895,130 @@
       <w:pPr>
         <w:pStyle w:val="Code"/>
       </w:pPr>
-      <w:r>
-        <w:t>valid_element = {</w:t>
+      <w:proofErr w:type="spellStart"/>
+      <w:r>
+        <w:t>valid_element</w:t>
+      </w:r>
+      <w:proofErr w:type="spellEnd"/>
+      <w:r>
+        <w:t xml:space="preserve"> = {</w:t>
+      </w:r>
+      <w:r>
+        <w:br/>
+      </w:r>
+      <w:r>
+        <w:t xml:space="preserve">                "</w:t>
+      </w:r>
+      <w:proofErr w:type="spellStart"/>
+      <w:r>
+        <w:t>bbox</w:t>
+      </w:r>
+      <w:proofErr w:type="spellEnd"/>
+      <w:r>
+        <w:t>",</w:t>
+      </w:r>
+      <w:r>
+        <w:br/>
+      </w:r>
+      <w:r>
+        <w:t xml:space="preserve">                "</w:t>
+      </w:r>
+      <w:proofErr w:type="spellStart"/>
+      <w:r>
+        <w:t>area_focus_point</w:t>
+      </w:r>
+      <w:proofErr w:type="spellEnd"/>
+      <w:r>
+        <w:t>,</w:t>
+      </w:r>
+      <w:r>
+        <w:br/>
+      </w:r>
+      <w:r>
+        <w:t xml:space="preserve">                "</w:t>
+      </w:r>
+      <w:proofErr w:type="spellStart"/>
+      <w:r>
+        <w:t>color</w:t>
+      </w:r>
+      <w:proofErr w:type="spellEnd"/>
+      <w:r>
+        <w:t>,</w:t>
+      </w:r>
+      <w:r>
+        <w:br/>
+      </w:r>
+      <w:r>
+        <w:t xml:space="preserve">                "</w:t>
+      </w:r>
+      <w:proofErr w:type="spellStart"/>
+      <w:r>
+        <w:t>grid_position</w:t>
+      </w:r>
+      <w:proofErr w:type="spellEnd"/>
+      <w:r>
+        <w:t>",</w:t>
+      </w:r>
+      <w:r>
+        <w:br/>
+      </w:r>
+      <w:r>
+        <w:lastRenderedPageBreak/>
+        <w:t xml:space="preserve">                "</w:t>
+      </w:r>
+      <w:proofErr w:type="spellStart"/>
+      <w:r>
+        <w:t>avg_hue</w:t>
+      </w:r>
+      <w:proofErr w:type="spellEnd"/>
+      <w:r>
+        <w:t>"</w:t>
+      </w:r>
+      <w:r>
+        <w:br/>
+      </w:r>
+      <w:r>
+        <w:t>}</w:t>
       </w:r>
     </w:p>
     <w:p>
-      <w:pPr>
-        <w:pStyle w:val="Code"/>
-      </w:pPr>
-      <w:r>
-        <w:t xml:space="preserve">                "bbox",</w:t>
-      </w:r>
-    </w:p>
-    <w:p>
-      <w:pPr>
-        <w:pStyle w:val="Code"/>
-      </w:pPr>
-      <w:r>
-        <w:t xml:space="preserve">                "area_focus_point,</w:t>
-      </w:r>
-    </w:p>
-    <w:p>
-      <w:pPr>
-        <w:pStyle w:val="Code"/>
-      </w:pPr>
-      <w:r>
-        <w:t xml:space="preserve">                "color,</w:t>
-      </w:r>
-    </w:p>
-    <w:p>
-      <w:pPr>
-        <w:pStyle w:val="Code"/>
-      </w:pPr>
-      <w:r>
-        <w:t xml:space="preserve">                "grid_position",</w:t>
-      </w:r>
-    </w:p>
-    <w:p>
-      <w:pPr>
-        <w:pStyle w:val="Code"/>
-      </w:pPr>
-      <w:r>
-        <w:t xml:space="preserve">                "avg_hue",</w:t>
-      </w:r>
-    </w:p>
-    <w:p>
-      <w:pPr>
-        <w:pStyle w:val="Code"/>
-      </w:pPr>
-      <w:r>
-        <w:t>}</w:t>
-      </w:r>
-    </w:p>
-    <w:p>
-      <w:r>
-        <w:t xml:space="preserve">            </w:t>
-      </w:r>
-    </w:p>
-    <w:p>
-      <w:r>
-        <w:t xml:space="preserve">Not only the amount of information is different, but also the number of detected objects can differ. In order to make the collection of information redundant, the merging process is described in more detail below. This is further subdivided into the grouping of the x and y coordinates found, whereby the corresponding grid positions can be determined, and the actual merging of the detected segments. </w:t>
+      <w:r>
+        <w:t xml:space="preserve">Not only the amount of information is different, but also the number of detected objects can differ. </w:t>
+      </w:r>
+      <w:proofErr w:type="gramStart"/>
+      <w:r>
+        <w:t>In order to</w:t>
+      </w:r>
+      <w:proofErr w:type="gramEnd"/>
+      <w:r>
+        <w:t xml:space="preserve"> make the collection of information redundant, the merging process is described in more detail below. This is further subdivided into the grouping of the x and y coordinates found, whereby the corresponding grid positions can be determined, and the actual merging of the detected segments. </w:t>
       </w:r>
       <w:r>
         <w:t>T</w:t>
       </w:r>
       <w:r>
-        <w:t xml:space="preserve">he tables </w:t>
-      </w:r>
-      <w:r>
-        <w:rPr>
-          <w:highlight w:val="yellow"/>
-        </w:rPr>
-        <w:t>REFERERNZ</w:t>
+        <w:t xml:space="preserve">he </w:t>
+      </w:r>
+      <w:r>
+        <w:fldChar w:fldCharType="begin"/>
+      </w:r>
+      <w:r>
+        <w:instrText xml:space="preserve"> REF _Ref189151500 \h </w:instrText>
+      </w:r>
+      <w:r>
+        <w:fldChar w:fldCharType="separate"/>
+      </w:r>
+      <w:r>
+        <w:t xml:space="preserve">Table </w:t>
+      </w:r>
+      <w:r>
+        <w:rPr>
+          <w:noProof/>
+        </w:rPr>
+        <w:t>2</w:t>
+      </w:r>
+      <w:r>
+        <w:fldChar w:fldCharType="end"/>
       </w:r>
       <w:r>
         <w:t xml:space="preserve"> </w:t>
@@ -10311,11 +12026,16 @@
       <w:r>
         <w:t xml:space="preserve">show an example of the </w:t>
       </w:r>
+      <w:proofErr w:type="spellStart"/>
       <w:r>
         <w:t>c</w:t>
       </w:r>
       <w:r>
-        <w:t>olor and edge detection dictionary that must be merged by the function</w:t>
+        <w:t>olor</w:t>
+      </w:r>
+      <w:proofErr w:type="spellEnd"/>
+      <w:r>
+        <w:t xml:space="preserve"> and edge detection dictionary that must be merged by the function</w:t>
       </w:r>
       <w:r>
         <w:t>.</w:t>
@@ -10392,6 +12112,7 @@
                       <w:lang w:val="de-DE"/>
                     </w:rPr>
                   </w:pPr>
+                  <w:proofErr w:type="spellStart"/>
                   <w:r>
                     <w:rPr>
                       <w:rFonts w:cstheme="minorHAnsi"/>
@@ -10399,7 +12120,17 @@
                       <w:szCs w:val="12"/>
                       <w:lang w:val="de-DE"/>
                     </w:rPr>
-                    <w:t>bbox (X, Y, W, H)</w:t>
+                    <w:t>bbox</w:t>
+                  </w:r>
+                  <w:proofErr w:type="spellEnd"/>
+                  <w:r>
+                    <w:rPr>
+                      <w:rFonts w:cstheme="minorHAnsi"/>
+                      <w:sz w:val="12"/>
+                      <w:szCs w:val="12"/>
+                      <w:lang w:val="de-DE"/>
+                    </w:rPr>
+                    <w:t xml:space="preserve"> (X, Y, W, H)</w:t>
                   </w:r>
                 </w:p>
               </w:tc>
@@ -10420,6 +12151,7 @@
                       <w:lang w:val="en-US"/>
                     </w:rPr>
                   </w:pPr>
+                  <w:proofErr w:type="spellStart"/>
                   <w:r>
                     <w:rPr>
                       <w:rFonts w:cstheme="minorHAnsi"/>
@@ -10429,6 +12161,7 @@
                     </w:rPr>
                     <w:t>area_focus_point</w:t>
                   </w:r>
+                  <w:proofErr w:type="spellEnd"/>
                   <w:r>
                     <w:rPr>
                       <w:rFonts w:cstheme="minorHAnsi"/>
@@ -10458,6 +12191,7 @@
                       <w:lang w:val="de-DE"/>
                     </w:rPr>
                   </w:pPr>
+                  <w:proofErr w:type="spellStart"/>
                   <w:r>
                     <w:rPr>
                       <w:rFonts w:cstheme="minorHAnsi"/>
@@ -10467,6 +12201,7 @@
                     </w:rPr>
                     <w:t>color</w:t>
                   </w:r>
+                  <w:proofErr w:type="spellEnd"/>
                 </w:p>
               </w:tc>
               <w:tc>
@@ -10486,6 +12221,7 @@
                       <w:lang w:val="de-DE"/>
                     </w:rPr>
                   </w:pPr>
+                  <w:proofErr w:type="spellStart"/>
                   <w:r>
                     <w:rPr>
                       <w:rFonts w:cstheme="minorHAnsi"/>
@@ -10495,6 +12231,7 @@
                     </w:rPr>
                     <w:t>grid_position</w:t>
                   </w:r>
+                  <w:proofErr w:type="spellEnd"/>
                 </w:p>
               </w:tc>
               <w:tc>
@@ -10514,6 +12251,7 @@
                       <w:lang w:val="de-DE"/>
                     </w:rPr>
                   </w:pPr>
+                  <w:proofErr w:type="spellStart"/>
                   <w:r>
                     <w:rPr>
                       <w:rFonts w:cstheme="minorHAnsi"/>
@@ -10523,6 +12261,7 @@
                     </w:rPr>
                     <w:t>avg_hue</w:t>
                   </w:r>
+                  <w:proofErr w:type="spellEnd"/>
                 </w:p>
               </w:tc>
             </w:tr>
@@ -11168,6 +12907,7 @@
                       <w:lang w:val="de-DE"/>
                     </w:rPr>
                   </w:pPr>
+                  <w:proofErr w:type="spellStart"/>
                   <w:r>
                     <w:rPr>
                       <w:rFonts w:cstheme="minorHAnsi"/>
@@ -11177,6 +12917,7 @@
                     </w:rPr>
                     <w:t>Grun</w:t>
                   </w:r>
+                  <w:proofErr w:type="spellEnd"/>
                 </w:p>
               </w:tc>
               <w:tc>
@@ -11452,6 +13193,8 @@
                       <w:lang w:val="de-DE"/>
                     </w:rPr>
                   </w:pPr>
+                  <w:proofErr w:type="spellStart"/>
+                  <w:proofErr w:type="gramStart"/>
                   <w:r>
                     <w:rPr>
                       <w:rFonts w:cstheme="minorHAnsi"/>
@@ -11461,6 +13204,8 @@
                     </w:rPr>
                     <w:t>Weiss</w:t>
                   </w:r>
+                  <w:proofErr w:type="spellEnd"/>
+                  <w:proofErr w:type="gramEnd"/>
                 </w:p>
               </w:tc>
               <w:tc>
@@ -11594,6 +13339,8 @@
                       <w:lang w:val="de-DE"/>
                     </w:rPr>
                   </w:pPr>
+                  <w:proofErr w:type="spellStart"/>
+                  <w:proofErr w:type="gramStart"/>
                   <w:r>
                     <w:rPr>
                       <w:rFonts w:cstheme="minorHAnsi"/>
@@ -11603,6 +13350,8 @@
                     </w:rPr>
                     <w:t>Weiss</w:t>
                   </w:r>
+                  <w:proofErr w:type="spellEnd"/>
+                  <w:proofErr w:type="gramEnd"/>
                 </w:p>
               </w:tc>
               <w:tc>
@@ -11736,6 +13485,8 @@
                       <w:lang w:val="de-DE"/>
                     </w:rPr>
                   </w:pPr>
+                  <w:proofErr w:type="spellStart"/>
+                  <w:proofErr w:type="gramStart"/>
                   <w:r>
                     <w:rPr>
                       <w:rFonts w:cstheme="minorHAnsi"/>
@@ -11745,6 +13496,8 @@
                     </w:rPr>
                     <w:t>Weiss</w:t>
                   </w:r>
+                  <w:proofErr w:type="spellEnd"/>
+                  <w:proofErr w:type="gramEnd"/>
                 </w:p>
               </w:tc>
               <w:tc>
@@ -11867,6 +13620,7 @@
                       <w:lang w:val="de-DE"/>
                     </w:rPr>
                   </w:pPr>
+                  <w:proofErr w:type="spellStart"/>
                   <w:r>
                     <w:rPr>
                       <w:rFonts w:cstheme="minorHAnsi"/>
@@ -11876,7 +13630,19 @@
                       <w:szCs w:val="12"/>
                       <w:lang w:val="de-DE"/>
                     </w:rPr>
-                    <w:t>bbox (X, Y, W, H)</w:t>
+                    <w:t>bbox</w:t>
+                  </w:r>
+                  <w:proofErr w:type="spellEnd"/>
+                  <w:r>
+                    <w:rPr>
+                      <w:rFonts w:cstheme="minorHAnsi"/>
+                      <w:b/>
+                      <w:bCs/>
+                      <w:sz w:val="12"/>
+                      <w:szCs w:val="12"/>
+                      <w:lang w:val="de-DE"/>
+                    </w:rPr>
+                    <w:t xml:space="preserve"> (X, Y, W, H)</w:t>
                   </w:r>
                 </w:p>
               </w:tc>
@@ -11899,6 +13665,7 @@
                       <w:lang w:val="en-US"/>
                     </w:rPr>
                   </w:pPr>
+                  <w:proofErr w:type="spellStart"/>
                   <w:r>
                     <w:rPr>
                       <w:rFonts w:cstheme="minorHAnsi"/>
@@ -11908,7 +13675,19 @@
                       <w:szCs w:val="12"/>
                       <w:lang w:val="en-US"/>
                     </w:rPr>
-                    <w:t xml:space="preserve">area_focus_point </w:t>
+                    <w:t>area_focus_point</w:t>
+                  </w:r>
+                  <w:proofErr w:type="spellEnd"/>
+                  <w:r>
+                    <w:rPr>
+                      <w:rFonts w:cstheme="minorHAnsi"/>
+                      <w:b/>
+                      <w:bCs/>
+                      <w:sz w:val="12"/>
+                      <w:szCs w:val="12"/>
+                      <w:lang w:val="en-US"/>
+                    </w:rPr>
+                    <w:t xml:space="preserve"> </w:t>
                   </w:r>
                   <w:r>
                     <w:rPr>
@@ -11953,6 +13732,7 @@
                       <w:lang w:val="de-DE"/>
                     </w:rPr>
                   </w:pPr>
+                  <w:proofErr w:type="spellStart"/>
                   <w:r>
                     <w:rPr>
                       <w:rFonts w:cstheme="minorHAnsi"/>
@@ -11964,6 +13744,7 @@
                     </w:rPr>
                     <w:t>color</w:t>
                   </w:r>
+                  <w:proofErr w:type="spellEnd"/>
                 </w:p>
               </w:tc>
               <w:tc>
@@ -11985,6 +13766,7 @@
                       <w:lang w:val="de-DE"/>
                     </w:rPr>
                   </w:pPr>
+                  <w:proofErr w:type="spellStart"/>
                   <w:r>
                     <w:rPr>
                       <w:rFonts w:cstheme="minorHAnsi"/>
@@ -11996,6 +13778,7 @@
                     </w:rPr>
                     <w:t>grid_position</w:t>
                   </w:r>
+                  <w:proofErr w:type="spellEnd"/>
                 </w:p>
               </w:tc>
               <w:tc>
@@ -12017,6 +13800,7 @@
                       <w:lang w:val="de-DE"/>
                     </w:rPr>
                   </w:pPr>
+                  <w:proofErr w:type="spellStart"/>
                   <w:r>
                     <w:rPr>
                       <w:rFonts w:cstheme="minorHAnsi"/>
@@ -12028,6 +13812,7 @@
                     </w:rPr>
                     <w:t>avg_hue</w:t>
                   </w:r>
+                  <w:proofErr w:type="spellEnd"/>
                 </w:p>
               </w:tc>
             </w:tr>
@@ -13041,7 +14826,8 @@
       <w:pPr>
         <w:pStyle w:val="Beschriftung"/>
       </w:pPr>
-      <w:bookmarkStart w:id="34" w:name="_Ref189148938"/>
+      <w:bookmarkStart w:id="35" w:name="_Ref189148938"/>
+      <w:bookmarkStart w:id="36" w:name="_Ref189151500"/>
       <w:r>
         <w:t>Tab</w:t>
       </w:r>
@@ -13064,18 +14850,27 @@
         <w:rPr>
           <w:noProof/>
         </w:rPr>
-        <w:t>1</w:t>
+        <w:t>2</w:t>
       </w:r>
       <w:r>
         <w:fldChar w:fldCharType="end"/>
       </w:r>
+      <w:bookmarkEnd w:id="36"/>
       <w:r>
         <w:t xml:space="preserve">: Example </w:t>
       </w:r>
       <w:r>
-        <w:t>dictionaries of color detection (left) and edge detection (right)</w:t>
-      </w:r>
-      <w:bookmarkEnd w:id="34"/>
+        <w:t xml:space="preserve">dictionaries of </w:t>
+      </w:r>
+      <w:proofErr w:type="spellStart"/>
+      <w:r>
+        <w:t>color</w:t>
+      </w:r>
+      <w:proofErr w:type="spellEnd"/>
+      <w:r>
+        <w:t xml:space="preserve"> detection (left) and edge detection (right)</w:t>
+      </w:r>
+      <w:bookmarkEnd w:id="35"/>
     </w:p>
     <w:p/>
     <w:p/>
@@ -13083,9 +14878,11 @@
       <w:pPr>
         <w:pStyle w:val="berschrift3"/>
       </w:pPr>
+      <w:bookmarkStart w:id="37" w:name="_Toc189151922"/>
       <w:r>
         <w:t>Grouping</w:t>
       </w:r>
+      <w:bookmarkEnd w:id="37"/>
     </w:p>
     <w:p>
       <w:r>
@@ -13094,6 +14891,7 @@
       <w:r>
         <w:t xml:space="preserve">. This is achieved through the function </w:t>
       </w:r>
+      <w:proofErr w:type="spellStart"/>
       <w:r>
         <w:rPr>
           <w:rStyle w:val="CodeZchn"/>
@@ -13101,6 +14899,7 @@
         </w:rPr>
         <w:t>group_coordinates</w:t>
       </w:r>
+      <w:proofErr w:type="spellEnd"/>
       <w:r>
         <w:t>, which clusters detected positions along the x and y axes using a dynamically determined threshold. This threshold is calculated based on the average bounding box size of detected objects, ensuring adaptable grouping.</w:t>
       </w:r>
@@ -13139,20 +14938,36 @@
         <w:rPr>
           <w:lang w:val="en-US"/>
         </w:rPr>
-        <w:t>focus points as input and returns the mean of the group elements.</w:t>
-      </w:r>
+        <w:t xml:space="preserve">focus points as input and returns the </w:t>
+      </w:r>
+      <w:proofErr w:type="gramStart"/>
       <w:r>
         <w:rPr>
           <w:lang w:val="en-US"/>
         </w:rPr>
+        <w:t>mean</w:t>
+      </w:r>
+      <w:proofErr w:type="gramEnd"/>
+      <w:r>
+        <w:rPr>
+          <w:lang w:val="en-US"/>
+        </w:rPr>
+        <w:t xml:space="preserve"> of the group elements.</w:t>
+      </w:r>
+      <w:r>
+        <w:rPr>
+          <w:lang w:val="en-US"/>
+        </w:rPr>
         <w:t xml:space="preserve"> It starts </w:t>
       </w:r>
+      <w:proofErr w:type="gramStart"/>
       <w:r>
         <w:rPr>
           <w:lang w:val="en-US"/>
         </w:rPr>
         <w:t>by</w:t>
       </w:r>
+      <w:proofErr w:type="gramEnd"/>
       <w:r>
         <w:rPr>
           <w:lang w:val="en-US"/>
@@ -13177,23 +14992,26 @@
         <w:rPr>
           <w:lang w:val="en-US"/>
         </w:rPr>
+        <w:t xml:space="preserve">Once all values have been processed, the function checks if the number of groups matches </w:t>
+      </w:r>
+      <w:r>
+        <w:rPr>
+          <w:lang w:val="en-US"/>
+        </w:rPr>
+        <w:t>the 3x3 structure</w:t>
+      </w:r>
+      <w:r>
+        <w:rPr>
+          <w:lang w:val="en-US"/>
+        </w:rPr>
+        <w:t xml:space="preserve">. </w:t>
+      </w:r>
+      <w:r>
+        <w:t xml:space="preserve">If the number of detected groups does not match the expected grid </w:t>
+      </w:r>
+      <w:r>
         <w:lastRenderedPageBreak/>
-        <w:t xml:space="preserve">Once all values have been processed, the function checks if the number of groups matches </w:t>
-      </w:r>
-      <w:r>
-        <w:rPr>
-          <w:lang w:val="en-US"/>
-        </w:rPr>
-        <w:t>the 3x3 structure</w:t>
-      </w:r>
-      <w:r>
-        <w:rPr>
-          <w:lang w:val="en-US"/>
-        </w:rPr>
-        <w:t xml:space="preserve">. </w:t>
-      </w:r>
-      <w:r>
-        <w:t xml:space="preserve">If the number of detected groups does not match the expected grid structure, the function returns </w:t>
+        <w:t xml:space="preserve">structure, the function returns </w:t>
       </w:r>
       <w:r>
         <w:rPr>
@@ -13203,7 +15021,37 @@
         <w:t>None</w:t>
       </w:r>
       <w:r>
-        <w:t xml:space="preserve">, indicating that proper grouping was not possible. The restriction of this method is, that at least one element in each row and in each column is present in the detection. The groups from the example dictionaries (REFERENZ TABELLEN) can be grouped as shown in the following table. </w:t>
+        <w:t>, indicating that proper grouping was not possible. The restriction of this method is, that at least one element in each row and in each column is present in the detection. The groups from the example dictionaries (</w:t>
+      </w:r>
+      <w:r>
+        <w:fldChar w:fldCharType="begin"/>
+      </w:r>
+      <w:r>
+        <w:instrText xml:space="preserve"> REF _Ref189151500 \h </w:instrText>
+      </w:r>
+      <w:r>
+        <w:fldChar w:fldCharType="separate"/>
+      </w:r>
+      <w:r>
+        <w:t xml:space="preserve">Table </w:t>
+      </w:r>
+      <w:r>
+        <w:rPr>
+          <w:noProof/>
+        </w:rPr>
+        <w:t>2</w:t>
+      </w:r>
+      <w:r>
+        <w:fldChar w:fldCharType="end"/>
+      </w:r>
+      <w:r>
+        <w:t>) can be grouped as shown in the following table</w:t>
+      </w:r>
+      <w:r>
+        <w:t>:</w:t>
+      </w:r>
+      <w:r>
+        <w:t xml:space="preserve"> </w:t>
       </w:r>
     </w:p>
     <w:tbl>
@@ -13729,7 +15577,7 @@
         <w:rPr>
           <w:noProof/>
         </w:rPr>
-        <w:t>2</w:t>
+        <w:t>3</w:t>
       </w:r>
       <w:r>
         <w:fldChar w:fldCharType="end"/>
@@ -13743,9 +15591,11 @@
       <w:pPr>
         <w:pStyle w:val="berschrift3"/>
       </w:pPr>
+      <w:bookmarkStart w:id="38" w:name="_Toc189151923"/>
       <w:r>
         <w:t>Assign grid positions</w:t>
       </w:r>
+      <w:bookmarkEnd w:id="38"/>
     </w:p>
     <w:p>
       <w:r>
@@ -13768,9 +15618,11 @@
       <w:pPr>
         <w:pStyle w:val="berschrift3"/>
       </w:pPr>
+      <w:bookmarkStart w:id="39" w:name="_Toc189151924"/>
       <w:r>
         <w:t>Combining of dictionaries</w:t>
       </w:r>
+      <w:bookmarkEnd w:id="39"/>
     </w:p>
     <w:p>
       <w:r>
@@ -13787,7 +15639,6 @@
           <w:lang w:val="en-US"/>
         </w:rPr>
       </w:pPr>
-      <w:bookmarkStart w:id="35" w:name="_Toc189065795"/>
       <w:r>
         <w:rPr>
           <w:lang w:val="en-US"/>
@@ -13817,6 +15668,7 @@
         </w:rPr>
         <w:t xml:space="preserve"> In this case, if the color detection is detecting something it is quite robust with minimal noise. In comparison the edge detection does not often detect a perfect square because of reflections or other noise therefore we applied the weighted average of </w:t>
       </w:r>
+      <w:proofErr w:type="spellStart"/>
       <w:r>
         <w:rPr>
           <w:rStyle w:val="HTMLCode"/>
@@ -13825,6 +15677,7 @@
         </w:rPr>
         <w:t>faktor_edge_dict</w:t>
       </w:r>
+      <w:proofErr w:type="spellEnd"/>
       <w:r>
         <w:rPr>
           <w:lang w:val="en-US"/>
@@ -13837,13 +15690,23 @@
         </w:rPr>
         <w:t xml:space="preserve">= 1 and </w:t>
       </w:r>
+      <w:proofErr w:type="spellStart"/>
       <w:r>
         <w:rPr>
           <w:rStyle w:val="HTMLCode"/>
           <w:rFonts w:eastAsiaTheme="minorHAnsi"/>
           <w:lang w:eastAsia="de-DE"/>
         </w:rPr>
-        <w:t>faktor_color_dict = 2</w:t>
+        <w:t>faktor_color_dict</w:t>
+      </w:r>
+      <w:proofErr w:type="spellEnd"/>
+      <w:r>
+        <w:rPr>
+          <w:rStyle w:val="HTMLCode"/>
+          <w:rFonts w:eastAsiaTheme="minorHAnsi"/>
+          <w:lang w:eastAsia="de-DE"/>
+        </w:rPr>
+        <w:t xml:space="preserve"> = 2</w:t>
       </w:r>
       <w:r>
         <w:rPr>
@@ -13879,19 +15742,30 @@
         <w:rPr>
           <w:lang w:val="en-US"/>
         </w:rPr>
-        <w:lastRenderedPageBreak/>
         <w:t>N</w:t>
       </w:r>
       <w:r>
         <w:rPr>
           <w:lang w:val="en-US"/>
         </w:rPr>
-        <w:t>ot only the dictionaries are merged, but also the individual groups.</w:t>
+        <w:t xml:space="preserve">ot only </w:t>
       </w:r>
       <w:r>
         <w:rPr>
           <w:lang w:val="en-US"/>
         </w:rPr>
+        <w:t>are the dictionaries</w:t>
+      </w:r>
+      <w:r>
+        <w:rPr>
+          <w:lang w:val="en-US"/>
+        </w:rPr>
+        <w:t xml:space="preserve"> merged, but also the individual groups.</w:t>
+      </w:r>
+      <w:r>
+        <w:rPr>
+          <w:lang w:val="en-US"/>
+        </w:rPr>
         <w:t xml:space="preserve"> T</w:t>
       </w:r>
       <w:r>
@@ -13900,6 +15774,7 @@
         </w:rPr>
         <w:t xml:space="preserve">he function </w:t>
       </w:r>
+      <w:proofErr w:type="spellStart"/>
       <w:r>
         <w:rPr>
           <w:rStyle w:val="CodeZchn"/>
@@ -13907,13 +15782,13 @@
         </w:rPr>
         <w:t>merge_groups</w:t>
       </w:r>
+      <w:proofErr w:type="spellEnd"/>
       <w:r>
         <w:rPr>
           <w:lang w:val="en-US"/>
         </w:rPr>
         <w:t xml:space="preserve"> ensures that the x and y coordinate groups are also combined using a weighted average approach.</w:t>
       </w:r>
-      <w:bookmarkEnd w:id="35"/>
       <w:r>
         <w:rPr>
           <w:lang w:val="en-US"/>
@@ -13944,19 +15819,24 @@
         <w:fldChar w:fldCharType="separate"/>
       </w:r>
       <w:r>
-        <w:t>Tab</w:t>
-      </w:r>
-      <w:r>
-        <w:t>le</w:t>
-      </w:r>
-      <w:r>
-        <w:t xml:space="preserve"> </w:t>
+        <w:t xml:space="preserve">Table </w:t>
       </w:r>
       <w:r>
         <w:rPr>
           <w:noProof/>
         </w:rPr>
-        <w:t>1</w:t>
+        <w:t>2</w:t>
+      </w:r>
+      <w:r>
+        <w:t xml:space="preserve">: Example dictionaries of </w:t>
+      </w:r>
+      <w:proofErr w:type="spellStart"/>
+      <w:r>
+        <w:t>color</w:t>
+      </w:r>
+      <w:proofErr w:type="spellEnd"/>
+      <w:r>
+        <w:t xml:space="preserve"> detection (left) and edge detection (right)</w:t>
       </w:r>
       <w:r>
         <w:rPr>
@@ -13975,7 +15855,43 @@
           <w:highlight w:val="yellow"/>
           <w:lang w:val="en-US"/>
         </w:rPr>
-        <w:t>Figure 12</w:t>
+        <w:fldChar w:fldCharType="begin"/>
+      </w:r>
+      <w:r>
+        <w:rPr>
+          <w:highlight w:val="yellow"/>
+          <w:lang w:val="en-US"/>
+        </w:rPr>
+        <w:instrText xml:space="preserve"> REF _Ref189150586 \h </w:instrText>
+      </w:r>
+      <w:r>
+        <w:rPr>
+          <w:highlight w:val="yellow"/>
+          <w:lang w:val="en-US"/>
+        </w:rPr>
+      </w:r>
+      <w:r>
+        <w:rPr>
+          <w:highlight w:val="yellow"/>
+          <w:lang w:val="en-US"/>
+        </w:rPr>
+        <w:fldChar w:fldCharType="separate"/>
+      </w:r>
+      <w:r>
+        <w:t xml:space="preserve">Figure </w:t>
+      </w:r>
+      <w:r>
+        <w:rPr>
+          <w:noProof/>
+        </w:rPr>
+        <w:t>15</w:t>
+      </w:r>
+      <w:r>
+        <w:rPr>
+          <w:highlight w:val="yellow"/>
+          <w:lang w:val="en-US"/>
+        </w:rPr>
+        <w:fldChar w:fldCharType="end"/>
       </w:r>
     </w:p>
     <w:p/>
@@ -13983,9 +15899,11 @@
       <w:pPr>
         <w:pStyle w:val="berschrift2"/>
       </w:pPr>
+      <w:bookmarkStart w:id="40" w:name="_Toc189151925"/>
       <w:r>
         <w:t>Compensation for missing segments</w:t>
       </w:r>
+      <w:bookmarkEnd w:id="40"/>
     </w:p>
     <w:p>
       <w:pPr>
@@ -13999,6 +15917,7 @@
       <w:r>
         <w:t xml:space="preserve">Even after merging, some grid positions may remain empty due to incomplete detection. The </w:t>
       </w:r>
+      <w:proofErr w:type="spellStart"/>
       <w:r>
         <w:rPr>
           <w:rStyle w:val="HTMLCode"/>
@@ -14006,8 +15925,17 @@
         </w:rPr>
         <w:t>interpolate_missing_entries</w:t>
       </w:r>
-      <w:r>
-        <w:t xml:space="preserve"> function compensates for these gaps by estimating missing elements based on geometry. This is done by the mean values of the merged x and y coordinate groups. These interpolated entries are labeled as "interpolated" to distinguish them from directly detected objects.</w:t>
+      <w:proofErr w:type="spellEnd"/>
+      <w:r>
+        <w:t xml:space="preserve"> function compensates for these gaps by estimating missing elements based on geometry. This is done by the mean values of the merged x and y coordinate groups. These interpolated entries are </w:t>
+      </w:r>
+      <w:proofErr w:type="spellStart"/>
+      <w:r>
+        <w:t>labeled</w:t>
+      </w:r>
+      <w:proofErr w:type="spellEnd"/>
+      <w:r>
+        <w:t xml:space="preserve"> as "interpolated" to distinguish them from directly detected objects.</w:t>
       </w:r>
       <w:r>
         <w:t xml:space="preserve"> The following </w:t>
@@ -14028,7 +15956,7 @@
         <w:rPr>
           <w:noProof/>
         </w:rPr>
-        <w:t>12</w:t>
+        <w:t>14</w:t>
       </w:r>
       <w:r>
         <w:fldChar w:fldCharType="end"/>
@@ -14040,7 +15968,17 @@
         <w:t>geometric relationship with which the missing segments are found</w:t>
       </w:r>
       <w:r>
-        <w:t>. The blue dots represent the merged group coordinates with every x,y pair and the green dot the missing grid position. With this method missing segments can be compensated.</w:t>
+        <w:t xml:space="preserve">. The blue dots represent the merged group coordinates with every </w:t>
+      </w:r>
+      <w:proofErr w:type="spellStart"/>
+      <w:proofErr w:type="gramStart"/>
+      <w:r>
+        <w:t>x,y</w:t>
+      </w:r>
+      <w:proofErr w:type="spellEnd"/>
+      <w:proofErr w:type="gramEnd"/>
+      <w:r>
+        <w:t xml:space="preserve"> pair and the green dot the missing grid position. With this method missing segments can be compensated.</w:t>
       </w:r>
     </w:p>
     <w:tbl>
@@ -14083,6 +16021,7 @@
                 <w:noProof/>
                 <w:lang w:val="de-DE"/>
               </w:rPr>
+              <w:lastRenderedPageBreak/>
               <mc:AlternateContent>
                 <mc:Choice Requires="wps">
                   <w:drawing>
@@ -14358,6 +16297,219 @@
               <mc:AlternateContent>
                 <mc:Choice Requires="wps">
                   <w:drawing>
+                    <wp:anchor distT="0" distB="0" distL="114300" distR="114300" simplePos="0" relativeHeight="251679744" behindDoc="0" locked="0" layoutInCell="1" allowOverlap="1" wp14:anchorId="31BD680E" wp14:editId="45CC6A92">
+                      <wp:simplePos x="0" y="0"/>
+                      <wp:positionH relativeFrom="column">
+                        <wp:posOffset>892231</wp:posOffset>
+                      </wp:positionH>
+                      <wp:positionV relativeFrom="paragraph">
+                        <wp:posOffset>814070</wp:posOffset>
+                      </wp:positionV>
+                      <wp:extent cx="55245" cy="55245"/>
+                      <wp:effectExtent l="0" t="0" r="20955" b="20955"/>
+                      <wp:wrapNone/>
+                      <wp:docPr id="425242440" name="Ellipse 22"/>
+                      <wp:cNvGraphicFramePr/>
+                      <a:graphic xmlns:a="http://schemas.openxmlformats.org/drawingml/2006/main">
+                        <a:graphicData uri="http://schemas.microsoft.com/office/word/2010/wordprocessingShape">
+                          <wps:wsp>
+                            <wps:cNvSpPr/>
+                            <wps:spPr>
+                              <a:xfrm>
+                                <a:off x="0" y="0"/>
+                                <a:ext cx="55245" cy="55245"/>
+                              </a:xfrm>
+                              <a:prstGeom prst="ellipse">
+                                <a:avLst/>
+                              </a:prstGeom>
+                            </wps:spPr>
+                            <wps:style>
+                              <a:lnRef idx="2">
+                                <a:schemeClr val="accent1">
+                                  <a:shade val="15000"/>
+                                </a:schemeClr>
+                              </a:lnRef>
+                              <a:fillRef idx="1">
+                                <a:schemeClr val="accent1"/>
+                              </a:fillRef>
+                              <a:effectRef idx="0">
+                                <a:schemeClr val="accent1"/>
+                              </a:effectRef>
+                              <a:fontRef idx="minor">
+                                <a:schemeClr val="lt1"/>
+                              </a:fontRef>
+                            </wps:style>
+                            <wps:bodyPr rot="0" spcFirstLastPara="0" vertOverflow="overflow" horzOverflow="overflow" vert="horz" wrap="square" lIns="91440" tIns="45720" rIns="91440" bIns="45720" numCol="1" spcCol="0" rtlCol="0" fromWordArt="0" anchor="ctr" anchorCtr="0" forceAA="0" compatLnSpc="1">
+                              <a:prstTxWarp prst="textNoShape">
+                                <a:avLst/>
+                              </a:prstTxWarp>
+                              <a:noAutofit/>
+                            </wps:bodyPr>
+                          </wps:wsp>
+                        </a:graphicData>
+                      </a:graphic>
+                    </wp:anchor>
+                  </w:drawing>
+                </mc:Choice>
+                <mc:Fallback>
+                  <w:pict>
+                    <v:oval w14:anchorId="15FED07F" id="Ellipse 22" o:spid="_x0000_s1026" style="position:absolute;margin-left:70.25pt;margin-top:64.1pt;width:4.35pt;height:4.35pt;z-index:251679744;visibility:visible;mso-wrap-style:square;mso-wrap-distance-left:9pt;mso-wrap-distance-top:0;mso-wrap-distance-right:9pt;mso-wrap-distance-bottom:0;mso-position-horizontal:absolute;mso-position-horizontal-relative:text;mso-position-vertical:absolute;mso-position-vertical-relative:text;v-text-anchor:middle" o:gfxdata="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" fillcolor="#4472c4 [3204]" strokecolor="#09101d [484]" strokeweight="1pt">
+                      <v:stroke joinstyle="miter"/>
+                    </v:oval>
+                  </w:pict>
+                </mc:Fallback>
+              </mc:AlternateContent>
+            </w:r>
+            <w:r>
+              <w:rPr>
+                <w:noProof/>
+                <w:lang w:val="de-DE"/>
+              </w:rPr>
+              <mc:AlternateContent>
+                <mc:Choice Requires="wps">
+                  <w:drawing>
+                    <wp:anchor distT="0" distB="0" distL="114300" distR="114300" simplePos="0" relativeHeight="251686912" behindDoc="0" locked="0" layoutInCell="1" allowOverlap="1" wp14:anchorId="4D6B9B41" wp14:editId="7C651E42">
+                      <wp:simplePos x="0" y="0"/>
+                      <wp:positionH relativeFrom="column">
+                        <wp:posOffset>1324610</wp:posOffset>
+                      </wp:positionH>
+                      <wp:positionV relativeFrom="paragraph">
+                        <wp:posOffset>372110</wp:posOffset>
+                      </wp:positionV>
+                      <wp:extent cx="55245" cy="55245"/>
+                      <wp:effectExtent l="0" t="0" r="20955" b="20955"/>
+                      <wp:wrapNone/>
+                      <wp:docPr id="793557675" name="Ellipse 22"/>
+                      <wp:cNvGraphicFramePr/>
+                      <a:graphic xmlns:a="http://schemas.openxmlformats.org/drawingml/2006/main">
+                        <a:graphicData uri="http://schemas.microsoft.com/office/word/2010/wordprocessingShape">
+                          <wps:wsp>
+                            <wps:cNvSpPr/>
+                            <wps:spPr>
+                              <a:xfrm>
+                                <a:off x="0" y="0"/>
+                                <a:ext cx="55245" cy="55245"/>
+                              </a:xfrm>
+                              <a:prstGeom prst="ellipse">
+                                <a:avLst/>
+                              </a:prstGeom>
+                            </wps:spPr>
+                            <wps:style>
+                              <a:lnRef idx="2">
+                                <a:schemeClr val="accent1">
+                                  <a:shade val="15000"/>
+                                </a:schemeClr>
+                              </a:lnRef>
+                              <a:fillRef idx="1">
+                                <a:schemeClr val="accent1"/>
+                              </a:fillRef>
+                              <a:effectRef idx="0">
+                                <a:schemeClr val="accent1"/>
+                              </a:effectRef>
+                              <a:fontRef idx="minor">
+                                <a:schemeClr val="lt1"/>
+                              </a:fontRef>
+                            </wps:style>
+                            <wps:bodyPr rot="0" spcFirstLastPara="0" vertOverflow="overflow" horzOverflow="overflow" vert="horz" wrap="square" lIns="91440" tIns="45720" rIns="91440" bIns="45720" numCol="1" spcCol="0" rtlCol="0" fromWordArt="0" anchor="ctr" anchorCtr="0" forceAA="0" compatLnSpc="1">
+                              <a:prstTxWarp prst="textNoShape">
+                                <a:avLst/>
+                              </a:prstTxWarp>
+                              <a:noAutofit/>
+                            </wps:bodyPr>
+                          </wps:wsp>
+                        </a:graphicData>
+                      </a:graphic>
+                    </wp:anchor>
+                  </w:drawing>
+                </mc:Choice>
+                <mc:Fallback>
+                  <w:pict>
+                    <v:oval w14:anchorId="6AB0B83C" id="Ellipse 22" o:spid="_x0000_s1026" style="position:absolute;margin-left:104.3pt;margin-top:29.3pt;width:4.35pt;height:4.35pt;z-index:251686912;visibility:visible;mso-wrap-style:square;mso-wrap-distance-left:9pt;mso-wrap-distance-top:0;mso-wrap-distance-right:9pt;mso-wrap-distance-bottom:0;mso-position-horizontal:absolute;mso-position-horizontal-relative:text;mso-position-vertical:absolute;mso-position-vertical-relative:text;v-text-anchor:middle" o:gfxdata="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" fillcolor="#4472c4 [3204]" strokecolor="#09101d [484]" strokeweight="1pt">
+                      <v:stroke joinstyle="miter"/>
+                    </v:oval>
+                  </w:pict>
+                </mc:Fallback>
+              </mc:AlternateContent>
+            </w:r>
+            <w:r>
+              <w:rPr>
+                <w:noProof/>
+                <w:lang w:val="de-DE"/>
+              </w:rPr>
+              <mc:AlternateContent>
+                <mc:Choice Requires="wps">
+                  <w:drawing>
+                    <wp:anchor distT="0" distB="0" distL="114300" distR="114300" simplePos="0" relativeHeight="251681792" behindDoc="0" locked="0" layoutInCell="1" allowOverlap="1" wp14:anchorId="01E5825A" wp14:editId="1692AA39">
+                      <wp:simplePos x="0" y="0"/>
+                      <wp:positionH relativeFrom="column">
+                        <wp:posOffset>1329055</wp:posOffset>
+                      </wp:positionH>
+                      <wp:positionV relativeFrom="paragraph">
+                        <wp:posOffset>819150</wp:posOffset>
+                      </wp:positionV>
+                      <wp:extent cx="55245" cy="55245"/>
+                      <wp:effectExtent l="0" t="0" r="20955" b="20955"/>
+                      <wp:wrapNone/>
+                      <wp:docPr id="642024074" name="Ellipse 22"/>
+                      <wp:cNvGraphicFramePr/>
+                      <a:graphic xmlns:a="http://schemas.openxmlformats.org/drawingml/2006/main">
+                        <a:graphicData uri="http://schemas.microsoft.com/office/word/2010/wordprocessingShape">
+                          <wps:wsp>
+                            <wps:cNvSpPr/>
+                            <wps:spPr>
+                              <a:xfrm>
+                                <a:off x="0" y="0"/>
+                                <a:ext cx="55245" cy="55245"/>
+                              </a:xfrm>
+                              <a:prstGeom prst="ellipse">
+                                <a:avLst/>
+                              </a:prstGeom>
+                            </wps:spPr>
+                            <wps:style>
+                              <a:lnRef idx="2">
+                                <a:schemeClr val="accent1">
+                                  <a:shade val="15000"/>
+                                </a:schemeClr>
+                              </a:lnRef>
+                              <a:fillRef idx="1">
+                                <a:schemeClr val="accent1"/>
+                              </a:fillRef>
+                              <a:effectRef idx="0">
+                                <a:schemeClr val="accent1"/>
+                              </a:effectRef>
+                              <a:fontRef idx="minor">
+                                <a:schemeClr val="lt1"/>
+                              </a:fontRef>
+                            </wps:style>
+                            <wps:bodyPr rot="0" spcFirstLastPara="0" vertOverflow="overflow" horzOverflow="overflow" vert="horz" wrap="square" lIns="91440" tIns="45720" rIns="91440" bIns="45720" numCol="1" spcCol="0" rtlCol="0" fromWordArt="0" anchor="ctr" anchorCtr="0" forceAA="0" compatLnSpc="1">
+                              <a:prstTxWarp prst="textNoShape">
+                                <a:avLst/>
+                              </a:prstTxWarp>
+                              <a:noAutofit/>
+                            </wps:bodyPr>
+                          </wps:wsp>
+                        </a:graphicData>
+                      </a:graphic>
+                    </wp:anchor>
+                  </w:drawing>
+                </mc:Choice>
+                <mc:Fallback>
+                  <w:pict>
+                    <v:oval w14:anchorId="17068FE5" id="Ellipse 22" o:spid="_x0000_s1026" style="position:absolute;margin-left:104.65pt;margin-top:64.5pt;width:4.35pt;height:4.35pt;z-index:251681792;visibility:visible;mso-wrap-style:square;mso-wrap-distance-left:9pt;mso-wrap-distance-top:0;mso-wrap-distance-right:9pt;mso-wrap-distance-bottom:0;mso-position-horizontal:absolute;mso-position-horizontal-relative:text;mso-position-vertical:absolute;mso-position-vertical-relative:text;v-text-anchor:middle" o:gfxdata="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" fillcolor="#4472c4 [3204]" strokecolor="#09101d [484]" strokeweight="1pt">
+                      <v:stroke joinstyle="miter"/>
+                    </v:oval>
+                  </w:pict>
+                </mc:Fallback>
+              </mc:AlternateContent>
+            </w:r>
+            <w:r>
+              <w:rPr>
+                <w:noProof/>
+                <w:lang w:val="de-DE"/>
+              </w:rPr>
+              <mc:AlternateContent>
+                <mc:Choice Requires="wps">
+                  <w:drawing>
                     <wp:anchor distT="0" distB="0" distL="114300" distR="114300" simplePos="0" relativeHeight="251691008" behindDoc="0" locked="0" layoutInCell="1" allowOverlap="1" wp14:anchorId="0B4CFDA1" wp14:editId="68B22294">
                       <wp:simplePos x="0" y="0"/>
                       <wp:positionH relativeFrom="column">
@@ -14719,7 +16871,7 @@
               <mc:AlternateContent>
                 <mc:Choice Requires="wps">
                   <w:drawing>
-                    <wp:anchor distT="0" distB="0" distL="114300" distR="114300" simplePos="0" relativeHeight="251692032" behindDoc="0" locked="0" layoutInCell="1" allowOverlap="1" wp14:anchorId="27A45E7F" wp14:editId="140A3857">
+                    <wp:anchor distT="0" distB="0" distL="114300" distR="114300" simplePos="0" relativeHeight="251692032" behindDoc="0" locked="0" layoutInCell="1" allowOverlap="1" wp14:anchorId="27A45E7F" wp14:editId="3770A067">
                       <wp:simplePos x="0" y="0"/>
                       <wp:positionH relativeFrom="column">
                         <wp:posOffset>907910</wp:posOffset>
@@ -14775,7 +16927,7 @@
                 </mc:Choice>
                 <mc:Fallback>
                   <w:pict>
-                    <v:oval w14:anchorId="219696AB" id="Ellipse 22" o:spid="_x0000_s1026" style="position:absolute;margin-left:71.5pt;margin-top:98.55pt;width:4.35pt;height:4.35pt;z-index:251692032;visibility:visible;mso-wrap-style:square;mso-wrap-distance-left:9pt;mso-wrap-distance-top:0;mso-wrap-distance-right:9pt;mso-wrap-distance-bottom:0;mso-position-horizontal:absolute;mso-position-horizontal-relative:text;mso-position-vertical:absolute;mso-position-vertical-relative:text;v-text-anchor:middle" o:gfxdata="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" fillcolor="#4472c4 [3204]" strokecolor="#09101d [484]" strokeweight="1pt">
+                    <v:oval w14:anchorId="4DD1C679" id="Ellipse 22" o:spid="_x0000_s1026" style="position:absolute;margin-left:71.5pt;margin-top:98.55pt;width:4.35pt;height:4.35pt;z-index:251692032;visibility:visible;mso-wrap-style:square;mso-wrap-distance-left:9pt;mso-wrap-distance-top:0;mso-wrap-distance-right:9pt;mso-wrap-distance-bottom:0;mso-position-horizontal:absolute;mso-position-horizontal-relative:text;mso-position-vertical:absolute;mso-position-vertical-relative:text;v-text-anchor:middle" o:gfxdata="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" fillcolor="#4472c4 [3204]" strokecolor="#09101d [484]" strokeweight="1pt">
                       <v:stroke joinstyle="miter"/>
                     </v:oval>
                   </w:pict>
@@ -14790,149 +16942,7 @@
               <mc:AlternateContent>
                 <mc:Choice Requires="wps">
                   <w:drawing>
-                    <wp:anchor distT="0" distB="0" distL="114300" distR="114300" simplePos="0" relativeHeight="251681792" behindDoc="0" locked="0" layoutInCell="1" allowOverlap="1" wp14:anchorId="01E5825A" wp14:editId="4EEB97BD">
-                      <wp:simplePos x="0" y="0"/>
-                      <wp:positionH relativeFrom="column">
-                        <wp:posOffset>1324917</wp:posOffset>
-                      </wp:positionH>
-                      <wp:positionV relativeFrom="paragraph">
-                        <wp:posOffset>819408</wp:posOffset>
-                      </wp:positionV>
-                      <wp:extent cx="55266" cy="55266"/>
-                      <wp:effectExtent l="0" t="0" r="20955" b="20955"/>
-                      <wp:wrapNone/>
-                      <wp:docPr id="642024074" name="Ellipse 22"/>
-                      <wp:cNvGraphicFramePr/>
-                      <a:graphic xmlns:a="http://schemas.openxmlformats.org/drawingml/2006/main">
-                        <a:graphicData uri="http://schemas.microsoft.com/office/word/2010/wordprocessingShape">
-                          <wps:wsp>
-                            <wps:cNvSpPr/>
-                            <wps:spPr>
-                              <a:xfrm>
-                                <a:off x="0" y="0"/>
-                                <a:ext cx="55266" cy="55266"/>
-                              </a:xfrm>
-                              <a:prstGeom prst="ellipse">
-                                <a:avLst/>
-                              </a:prstGeom>
-                            </wps:spPr>
-                            <wps:style>
-                              <a:lnRef idx="2">
-                                <a:schemeClr val="accent1">
-                                  <a:shade val="15000"/>
-                                </a:schemeClr>
-                              </a:lnRef>
-                              <a:fillRef idx="1">
-                                <a:schemeClr val="accent1"/>
-                              </a:fillRef>
-                              <a:effectRef idx="0">
-                                <a:schemeClr val="accent1"/>
-                              </a:effectRef>
-                              <a:fontRef idx="minor">
-                                <a:schemeClr val="lt1"/>
-                              </a:fontRef>
-                            </wps:style>
-                            <wps:bodyPr rot="0" spcFirstLastPara="0" vertOverflow="overflow" horzOverflow="overflow" vert="horz" wrap="square" lIns="91440" tIns="45720" rIns="91440" bIns="45720" numCol="1" spcCol="0" rtlCol="0" fromWordArt="0" anchor="ctr" anchorCtr="0" forceAA="0" compatLnSpc="1">
-                              <a:prstTxWarp prst="textNoShape">
-                                <a:avLst/>
-                              </a:prstTxWarp>
-                              <a:noAutofit/>
-                            </wps:bodyPr>
-                          </wps:wsp>
-                        </a:graphicData>
-                      </a:graphic>
-                    </wp:anchor>
-                  </w:drawing>
-                </mc:Choice>
-                <mc:Fallback>
-                  <w:pict>
-                    <v:oval w14:anchorId="453E38E6" id="Ellipse 22" o:spid="_x0000_s1026" style="position:absolute;margin-left:104.3pt;margin-top:64.5pt;width:4.35pt;height:4.35pt;z-index:251681792;visibility:visible;mso-wrap-style:square;mso-wrap-distance-left:9pt;mso-wrap-distance-top:0;mso-wrap-distance-right:9pt;mso-wrap-distance-bottom:0;mso-position-horizontal:absolute;mso-position-horizontal-relative:text;mso-position-vertical:absolute;mso-position-vertical-relative:text;v-text-anchor:middle" o:gfxdata="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" fillcolor="#4472c4 [3204]" strokecolor="#09101d [484]" strokeweight="1pt">
-                      <v:stroke joinstyle="miter"/>
-                    </v:oval>
-                  </w:pict>
-                </mc:Fallback>
-              </mc:AlternateContent>
-            </w:r>
-            <w:r>
-              <w:rPr>
-                <w:noProof/>
-                <w:lang w:val="de-DE"/>
-              </w:rPr>
-              <mc:AlternateContent>
-                <mc:Choice Requires="wps">
-                  <w:drawing>
-                    <wp:anchor distT="0" distB="0" distL="114300" distR="114300" simplePos="0" relativeHeight="251679744" behindDoc="0" locked="0" layoutInCell="1" allowOverlap="1" wp14:anchorId="31BD680E" wp14:editId="65F8E323">
-                      <wp:simplePos x="0" y="0"/>
-                      <wp:positionH relativeFrom="column">
-                        <wp:posOffset>897863</wp:posOffset>
-                      </wp:positionH>
-                      <wp:positionV relativeFrom="paragraph">
-                        <wp:posOffset>819408</wp:posOffset>
-                      </wp:positionV>
-                      <wp:extent cx="55266" cy="55266"/>
-                      <wp:effectExtent l="0" t="0" r="20955" b="20955"/>
-                      <wp:wrapNone/>
-                      <wp:docPr id="425242440" name="Ellipse 22"/>
-                      <wp:cNvGraphicFramePr/>
-                      <a:graphic xmlns:a="http://schemas.openxmlformats.org/drawingml/2006/main">
-                        <a:graphicData uri="http://schemas.microsoft.com/office/word/2010/wordprocessingShape">
-                          <wps:wsp>
-                            <wps:cNvSpPr/>
-                            <wps:spPr>
-                              <a:xfrm>
-                                <a:off x="0" y="0"/>
-                                <a:ext cx="55266" cy="55266"/>
-                              </a:xfrm>
-                              <a:prstGeom prst="ellipse">
-                                <a:avLst/>
-                              </a:prstGeom>
-                            </wps:spPr>
-                            <wps:style>
-                              <a:lnRef idx="2">
-                                <a:schemeClr val="accent1">
-                                  <a:shade val="15000"/>
-                                </a:schemeClr>
-                              </a:lnRef>
-                              <a:fillRef idx="1">
-                                <a:schemeClr val="accent1"/>
-                              </a:fillRef>
-                              <a:effectRef idx="0">
-                                <a:schemeClr val="accent1"/>
-                              </a:effectRef>
-                              <a:fontRef idx="minor">
-                                <a:schemeClr val="lt1"/>
-                              </a:fontRef>
-                            </wps:style>
-                            <wps:bodyPr rot="0" spcFirstLastPara="0" vertOverflow="overflow" horzOverflow="overflow" vert="horz" wrap="square" lIns="91440" tIns="45720" rIns="91440" bIns="45720" numCol="1" spcCol="0" rtlCol="0" fromWordArt="0" anchor="ctr" anchorCtr="0" forceAA="0" compatLnSpc="1">
-                              <a:prstTxWarp prst="textNoShape">
-                                <a:avLst/>
-                              </a:prstTxWarp>
-                              <a:noAutofit/>
-                            </wps:bodyPr>
-                          </wps:wsp>
-                        </a:graphicData>
-                      </a:graphic>
-                    </wp:anchor>
-                  </w:drawing>
-                </mc:Choice>
-                <mc:Fallback>
-                  <w:pict>
-                    <v:oval w14:anchorId="0BA1BFD1" id="Ellipse 22" o:spid="_x0000_s1026" style="position:absolute;margin-left:70.7pt;margin-top:64.5pt;width:4.35pt;height:4.35pt;z-index:251679744;visibility:visible;mso-wrap-style:square;mso-wrap-distance-left:9pt;mso-wrap-distance-top:0;mso-wrap-distance-right:9pt;mso-wrap-distance-bottom:0;mso-position-horizontal:absolute;mso-position-horizontal-relative:text;mso-position-vertical:absolute;mso-position-vertical-relative:text;v-text-anchor:middle" o:gfxdata="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" fillcolor="#4472c4 [3204]" strokecolor="#09101d [484]" strokeweight="1pt">
-                      <v:stroke joinstyle="miter"/>
-                    </v:oval>
-                  </w:pict>
-                </mc:Fallback>
-              </mc:AlternateContent>
-            </w:r>
-            <w:r>
-              <w:rPr>
-                <w:noProof/>
-                <w:lang w:val="de-DE"/>
-              </w:rPr>
-              <mc:AlternateContent>
-                <mc:Choice Requires="wps">
-                  <w:drawing>
-                    <wp:anchor distT="0" distB="0" distL="114300" distR="114300" simplePos="0" relativeHeight="251677696" behindDoc="0" locked="0" layoutInCell="1" allowOverlap="1" wp14:anchorId="7F7BF9B2" wp14:editId="5E66FFF6">
+                    <wp:anchor distT="0" distB="0" distL="114300" distR="114300" simplePos="0" relativeHeight="251677696" behindDoc="0" locked="0" layoutInCell="1" allowOverlap="1" wp14:anchorId="7F7BF9B2" wp14:editId="596E6D54">
                       <wp:simplePos x="0" y="0"/>
                       <wp:positionH relativeFrom="column">
                         <wp:posOffset>445687</wp:posOffset>
@@ -14988,78 +16998,7 @@
                 </mc:Choice>
                 <mc:Fallback>
                   <w:pict>
-                    <v:oval w14:anchorId="1333A028" id="Ellipse 22" o:spid="_x0000_s1026" style="position:absolute;margin-left:35.1pt;margin-top:64.1pt;width:4.35pt;height:4.35pt;z-index:251677696;visibility:visible;mso-wrap-style:square;mso-wrap-distance-left:9pt;mso-wrap-distance-top:0;mso-wrap-distance-right:9pt;mso-wrap-distance-bottom:0;mso-position-horizontal:absolute;mso-position-horizontal-relative:text;mso-position-vertical:absolute;mso-position-vertical-relative:text;v-text-anchor:middle" o:gfxdata="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" fillcolor="#4472c4 [3204]" strokecolor="#09101d [484]" strokeweight="1pt">
-                      <v:stroke joinstyle="miter"/>
-                    </v:oval>
-                  </w:pict>
-                </mc:Fallback>
-              </mc:AlternateContent>
-            </w:r>
-            <w:r>
-              <w:rPr>
-                <w:noProof/>
-                <w:lang w:val="de-DE"/>
-              </w:rPr>
-              <mc:AlternateContent>
-                <mc:Choice Requires="wps">
-                  <w:drawing>
-                    <wp:anchor distT="0" distB="0" distL="114300" distR="114300" simplePos="0" relativeHeight="251686912" behindDoc="0" locked="0" layoutInCell="1" allowOverlap="1" wp14:anchorId="4D6B9B41" wp14:editId="318D57D1">
-                      <wp:simplePos x="0" y="0"/>
-                      <wp:positionH relativeFrom="column">
-                        <wp:posOffset>1329942</wp:posOffset>
-                      </wp:positionH>
-                      <wp:positionV relativeFrom="paragraph">
-                        <wp:posOffset>372257</wp:posOffset>
-                      </wp:positionV>
-                      <wp:extent cx="55266" cy="55266"/>
-                      <wp:effectExtent l="0" t="0" r="20955" b="20955"/>
-                      <wp:wrapNone/>
-                      <wp:docPr id="793557675" name="Ellipse 22"/>
-                      <wp:cNvGraphicFramePr/>
-                      <a:graphic xmlns:a="http://schemas.openxmlformats.org/drawingml/2006/main">
-                        <a:graphicData uri="http://schemas.microsoft.com/office/word/2010/wordprocessingShape">
-                          <wps:wsp>
-                            <wps:cNvSpPr/>
-                            <wps:spPr>
-                              <a:xfrm>
-                                <a:off x="0" y="0"/>
-                                <a:ext cx="55266" cy="55266"/>
-                              </a:xfrm>
-                              <a:prstGeom prst="ellipse">
-                                <a:avLst/>
-                              </a:prstGeom>
-                            </wps:spPr>
-                            <wps:style>
-                              <a:lnRef idx="2">
-                                <a:schemeClr val="accent1">
-                                  <a:shade val="15000"/>
-                                </a:schemeClr>
-                              </a:lnRef>
-                              <a:fillRef idx="1">
-                                <a:schemeClr val="accent1"/>
-                              </a:fillRef>
-                              <a:effectRef idx="0">
-                                <a:schemeClr val="accent1"/>
-                              </a:effectRef>
-                              <a:fontRef idx="minor">
-                                <a:schemeClr val="lt1"/>
-                              </a:fontRef>
-                            </wps:style>
-                            <wps:bodyPr rot="0" spcFirstLastPara="0" vertOverflow="overflow" horzOverflow="overflow" vert="horz" wrap="square" lIns="91440" tIns="45720" rIns="91440" bIns="45720" numCol="1" spcCol="0" rtlCol="0" fromWordArt="0" anchor="ctr" anchorCtr="0" forceAA="0" compatLnSpc="1">
-                              <a:prstTxWarp prst="textNoShape">
-                                <a:avLst/>
-                              </a:prstTxWarp>
-                              <a:noAutofit/>
-                            </wps:bodyPr>
-                          </wps:wsp>
-                        </a:graphicData>
-                      </a:graphic>
-                    </wp:anchor>
-                  </w:drawing>
-                </mc:Choice>
-                <mc:Fallback>
-                  <w:pict>
-                    <v:oval w14:anchorId="4CFB1441" id="Ellipse 22" o:spid="_x0000_s1026" style="position:absolute;margin-left:104.7pt;margin-top:29.3pt;width:4.35pt;height:4.35pt;z-index:251686912;visibility:visible;mso-wrap-style:square;mso-wrap-distance-left:9pt;mso-wrap-distance-top:0;mso-wrap-distance-right:9pt;mso-wrap-distance-bottom:0;mso-position-horizontal:absolute;mso-position-horizontal-relative:text;mso-position-vertical:absolute;mso-position-vertical-relative:text;v-text-anchor:middle" o:gfxdata="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" fillcolor="#4472c4 [3204]" strokecolor="#09101d [484]" strokeweight="1pt">
+                    <v:oval w14:anchorId="15CF4E50" id="Ellipse 22" o:spid="_x0000_s1026" style="position:absolute;margin-left:35.1pt;margin-top:64.1pt;width:4.35pt;height:4.35pt;z-index:251677696;visibility:visible;mso-wrap-style:square;mso-wrap-distance-left:9pt;mso-wrap-distance-top:0;mso-wrap-distance-right:9pt;mso-wrap-distance-bottom:0;mso-position-horizontal:absolute;mso-position-horizontal-relative:text;mso-position-vertical:absolute;mso-position-vertical-relative:text;v-text-anchor:middle" o:gfxdata="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" fillcolor="#4472c4 [3204]" strokecolor="#09101d [484]" strokeweight="1pt">
                       <v:stroke joinstyle="miter"/>
                     </v:oval>
                   </w:pict>
@@ -15263,7 +17202,8 @@
           <w:szCs w:val="32"/>
         </w:rPr>
       </w:pPr>
-      <w:bookmarkStart w:id="36" w:name="_Ref189150080"/>
+      <w:bookmarkStart w:id="41" w:name="_Ref189150080"/>
+      <w:bookmarkStart w:id="42" w:name="_Toc189151944"/>
       <w:r>
         <w:t xml:space="preserve">Figure </w:t>
       </w:r>
@@ -15280,21 +17220,22 @@
         <w:rPr>
           <w:noProof/>
         </w:rPr>
-        <w:t>12</w:t>
+        <w:t>14</w:t>
       </w:r>
       <w:r>
         <w:fldChar w:fldCharType="end"/>
       </w:r>
-      <w:bookmarkEnd w:id="36"/>
+      <w:bookmarkEnd w:id="41"/>
       <w:r>
         <w:t>: Compensation of missing segment</w:t>
       </w:r>
+      <w:bookmarkEnd w:id="42"/>
     </w:p>
     <w:p>
       <w:pPr>
         <w:pStyle w:val="berschrift1"/>
       </w:pPr>
-      <w:bookmarkStart w:id="37" w:name="_Toc189065796"/>
+      <w:bookmarkStart w:id="43" w:name="_Toc189151926"/>
       <w:r>
         <w:t xml:space="preserve">Test </w:t>
       </w:r>
@@ -15304,7 +17245,7 @@
       <w:r>
         <w:t xml:space="preserve"> Evaluation</w:t>
       </w:r>
-      <w:bookmarkEnd w:id="37"/>
+      <w:bookmarkEnd w:id="43"/>
     </w:p>
     <w:p>
       <w:r>
@@ -15325,11 +17266,7 @@
         <w:t>program</w:t>
       </w:r>
       <w:r>
-        <w:t xml:space="preserve">, which contains all the important information about the execution. Firstly, the largest element is the input image, which is </w:t>
-      </w:r>
-      <w:r>
-        <w:lastRenderedPageBreak/>
-        <w:t>located on the right-hand side. This image shows the outer contour and the two bounding boxes for defining the area for colour correction. In addition, the individual areas are labelled with numbers at their centre. These numbers can be used to identify the individual areas in the table below the image. The colour, the centre point and the type of detection are also noted in the table. A surface can be detected and identified either by edge detection, colour detection or both. The values of the correction constants for colour correction are shown in the table below.</w:t>
+        <w:t>, which contains all the important information about the execution. Firstly, the largest element is the input image, which is located on the right-hand side. This image shows the outer contour and the two bounding boxes for defining the area for colour correction. In addition, the individual areas are labelled with numbers at their centre. These numbers can be used to identify the individual areas in the table below the image. The colour, the centre point and the type of detection are also noted in the table. A surface can be detected and identified either by edge detection, colour detection or both. The values of the correction constants for colour correction are shown in the table below.</w:t>
       </w:r>
     </w:p>
     <w:p>
@@ -15347,6 +17284,7 @@
           <w:noProof/>
           <w:lang w:val="de-DE"/>
         </w:rPr>
+        <w:lastRenderedPageBreak/>
         <w:drawing>
           <wp:inline distT="0" distB="0" distL="0" distR="0" wp14:anchorId="58D92800" wp14:editId="72E341DA">
             <wp:extent cx="5760000" cy="3339703"/>
@@ -15395,7 +17333,9 @@
       <w:pPr>
         <w:pStyle w:val="Beschriftung"/>
       </w:pPr>
-      <w:bookmarkStart w:id="38" w:name="_Toc189065672"/>
+      <w:bookmarkStart w:id="44" w:name="_Ref189150583"/>
+      <w:bookmarkStart w:id="45" w:name="_Ref189150586"/>
+      <w:bookmarkStart w:id="46" w:name="_Toc189151945"/>
       <w:r>
         <w:t xml:space="preserve">Figure </w:t>
       </w:r>
@@ -15412,35 +17352,145 @@
         <w:rPr>
           <w:noProof/>
         </w:rPr>
-        <w:t>13</w:t>
+        <w:t>15</w:t>
       </w:r>
       <w:r>
         <w:fldChar w:fldCharType="end"/>
       </w:r>
+      <w:bookmarkEnd w:id="45"/>
       <w:r>
         <w:t xml:space="preserve">: </w:t>
       </w:r>
       <w:r>
         <w:t>Debug and output panel</w:t>
       </w:r>
-      <w:bookmarkEnd w:id="38"/>
+      <w:bookmarkEnd w:id="44"/>
+      <w:bookmarkEnd w:id="46"/>
     </w:p>
     <w:p>
-      <w:pPr>
-        <w:spacing w:before="0" w:after="160" w:line="259" w:lineRule="auto"/>
-        <w:jc w:val="left"/>
-        <w:rPr>
-          <w:rFonts w:asciiTheme="majorHAnsi" w:eastAsiaTheme="majorEastAsia" w:hAnsiTheme="majorHAnsi" w:cstheme="majorBidi"/>
-          <w:b/>
-          <w:sz w:val="32"/>
-          <w:szCs w:val="32"/>
-        </w:rPr>
-      </w:pPr>
+      <w:r>
+        <w:t xml:space="preserve">Testing the algorithm with different images showed that under neutral lighting, </w:t>
+      </w:r>
+      <w:proofErr w:type="spellStart"/>
+      <w:r>
+        <w:t>color</w:t>
+      </w:r>
+      <w:proofErr w:type="spellEnd"/>
+      <w:r>
+        <w:t xml:space="preserve"> recognition using the </w:t>
+      </w:r>
+      <w:proofErr w:type="spellStart"/>
+      <w:r>
+        <w:t>color_filter</w:t>
+      </w:r>
+      <w:proofErr w:type="spellEnd"/>
+      <w:r>
+        <w:t xml:space="preserve"> function reliably recognizes all six different </w:t>
+      </w:r>
+      <w:proofErr w:type="spellStart"/>
+      <w:r>
+        <w:t>colors</w:t>
+      </w:r>
+      <w:proofErr w:type="spellEnd"/>
+      <w:r>
+        <w:t xml:space="preserve"> of the nine fields. However, misclassifications can rarely occur with very similar </w:t>
+      </w:r>
+      <w:proofErr w:type="spellStart"/>
+      <w:r>
+        <w:t>colors</w:t>
+      </w:r>
+      <w:proofErr w:type="spellEnd"/>
+      <w:r>
+        <w:t xml:space="preserve">. This is the case with red and orange, which lie directly next to each other on the HSV </w:t>
+      </w:r>
+      <w:proofErr w:type="spellStart"/>
+      <w:r>
+        <w:t>color</w:t>
+      </w:r>
+      <w:proofErr w:type="spellEnd"/>
+      <w:r>
+        <w:t xml:space="preserve"> wheel and are sometimes difficult to distinguish by the camera. Especially as the threshold values cannot be adapted to every image and its </w:t>
+      </w:r>
+      <w:proofErr w:type="spellStart"/>
+      <w:r>
+        <w:t>color</w:t>
+      </w:r>
+      <w:proofErr w:type="spellEnd"/>
+      <w:r>
+        <w:t xml:space="preserve"> appearance. In very bright light, overexposure can occur, which makes the yellow on the cube appear very faint. The saturation and the value are very low, which can lead to confusion with white. A better threshold value cannot be determined here either, as white can assume a higher saturation and value in poorly exposed images. No distinction can be made using the hue value either, as this covers the entire </w:t>
+      </w:r>
+      <w:proofErr w:type="spellStart"/>
+      <w:r>
+        <w:t>color</w:t>
+      </w:r>
+      <w:proofErr w:type="spellEnd"/>
+      <w:r>
+        <w:t xml:space="preserve"> wheel for white.</w:t>
+      </w:r>
     </w:p>
     <w:p>
-      <w:pPr>
-        <w:spacing w:before="0" w:after="160" w:line="259" w:lineRule="auto"/>
-        <w:jc w:val="left"/>
+      <w:r>
+        <w:t xml:space="preserve">If </w:t>
+      </w:r>
+      <w:proofErr w:type="spellStart"/>
+      <w:r>
+        <w:t>colors</w:t>
+      </w:r>
+      <w:proofErr w:type="spellEnd"/>
+      <w:r>
+        <w:t xml:space="preserve"> are not recognized by the </w:t>
+      </w:r>
+      <w:proofErr w:type="spellStart"/>
+      <w:r>
+        <w:t>color</w:t>
+      </w:r>
+      <w:proofErr w:type="spellEnd"/>
+      <w:r>
+        <w:t xml:space="preserve"> filter, this can be intercepted by edge detection. This works reliably for the </w:t>
+      </w:r>
+      <w:proofErr w:type="spellStart"/>
+      <w:r>
+        <w:t>colors</w:t>
+      </w:r>
+      <w:proofErr w:type="spellEnd"/>
+      <w:r>
+        <w:t xml:space="preserve"> green, yellow, white and orange. These </w:t>
+      </w:r>
+      <w:proofErr w:type="spellStart"/>
+      <w:r>
+        <w:t>colors</w:t>
+      </w:r>
+      <w:proofErr w:type="spellEnd"/>
+      <w:r>
+        <w:t xml:space="preserve"> are brighter </w:t>
+      </w:r>
+      <w:proofErr w:type="spellStart"/>
+      <w:proofErr w:type="gramStart"/>
+      <w:r>
+        <w:t>colors</w:t>
+      </w:r>
+      <w:proofErr w:type="spellEnd"/>
+      <w:proofErr w:type="gramEnd"/>
+      <w:r>
+        <w:t xml:space="preserve"> and their brightness is certainly above the limit value for </w:t>
+      </w:r>
+      <w:r>
+        <w:t>binarization</w:t>
+      </w:r>
+      <w:r>
+        <w:t xml:space="preserve"> of the image. With the </w:t>
+      </w:r>
+      <w:proofErr w:type="spellStart"/>
+      <w:r>
+        <w:t>colors</w:t>
+      </w:r>
+      <w:proofErr w:type="spellEnd"/>
+      <w:r>
+        <w:t xml:space="preserve"> red and blue, however, errors can occur with dark exposure, as these then appear very dark. In this case, the areas are not distinguished as such from the borders and no object can be detected.</w:t>
+      </w:r>
+    </w:p>
+    <w:p>
+      <w:pPr>
         <w:rPr>
           <w:rFonts w:asciiTheme="majorHAnsi" w:eastAsiaTheme="majorEastAsia" w:hAnsiTheme="majorHAnsi" w:cstheme="majorBidi"/>
           <w:b/>
@@ -15449,11 +17499,32 @@
           <w:lang w:eastAsia="de-DE"/>
         </w:rPr>
       </w:pPr>
-      <w:r>
-        <w:rPr>
-          <w:lang w:eastAsia="de-DE"/>
-        </w:rPr>
-        <w:br w:type="page"/>
+      <w:proofErr w:type="gramStart"/>
+      <w:r>
+        <w:t>In the event that</w:t>
+      </w:r>
+      <w:proofErr w:type="gramEnd"/>
+      <w:r>
+        <w:t xml:space="preserve"> a surface of the cube is neither detected by the </w:t>
+      </w:r>
+      <w:proofErr w:type="spellStart"/>
+      <w:r>
+        <w:t>color</w:t>
+      </w:r>
+      <w:proofErr w:type="spellEnd"/>
+      <w:r>
+        <w:t xml:space="preserve"> filter nor by the edge detection, compensation is used, which interpolates missing surfaces. This works as soon as at least one face in a respective row and column has been detected by the previous methods. This means that three detected tiles located on a diagonal are sufficient as minimum conditions to interpolate all missing surfaces. This at least makes it possible to determine the position of missing areas, and the </w:t>
+      </w:r>
+      <w:proofErr w:type="spellStart"/>
+      <w:r>
+        <w:t>color</w:t>
+      </w:r>
+      <w:proofErr w:type="spellEnd"/>
+      <w:r>
+        <w:t xml:space="preserve"> detection of these areas can then potentially be implemented using other method</w:t>
+      </w:r>
+      <w:r>
+        <w:t>s.</w:t>
       </w:r>
     </w:p>
     <w:p>
@@ -15463,7 +17534,13 @@
           <w:lang w:eastAsia="de-DE"/>
         </w:rPr>
       </w:pPr>
-      <w:bookmarkStart w:id="39" w:name="_Toc189065797"/>
+      <w:r>
+        <w:rPr>
+          <w:lang w:eastAsia="de-DE"/>
+        </w:rPr>
+        <w:br w:type="page"/>
+      </w:r>
+      <w:bookmarkStart w:id="47" w:name="_Toc189151927"/>
       <w:r>
         <w:rPr>
           <w:lang w:eastAsia="de-DE"/>
@@ -15471,7 +17548,7 @@
         <w:lastRenderedPageBreak/>
         <w:t>Prospects</w:t>
       </w:r>
-      <w:bookmarkEnd w:id="39"/>
+      <w:bookmarkEnd w:id="47"/>
     </w:p>
     <w:p>
       <w:pPr>
@@ -15532,7 +17609,21 @@
         <w:rPr>
           <w:lang w:eastAsia="de-DE"/>
         </w:rPr>
-        <w:t xml:space="preserve"> the threshold is hard codes and because of the color correction the results are acceptable but </w:t>
+        <w:t xml:space="preserve"> the threshold is hard codes and because of the </w:t>
+      </w:r>
+      <w:proofErr w:type="spellStart"/>
+      <w:r>
+        <w:rPr>
+          <w:lang w:eastAsia="de-DE"/>
+        </w:rPr>
+        <w:t>color</w:t>
+      </w:r>
+      <w:proofErr w:type="spellEnd"/>
+      <w:r>
+        <w:rPr>
+          <w:lang w:eastAsia="de-DE"/>
+        </w:rPr>
+        <w:t xml:space="preserve"> correction the results are acceptable but </w:t>
       </w:r>
       <w:r>
         <w:rPr>
@@ -15553,30 +17644,35 @@
         </w:rPr>
         <w:t xml:space="preserve">Furthermore, large </w:t>
       </w:r>
+      <w:proofErr w:type="spellStart"/>
       <w:r>
         <w:rPr>
           <w:lang w:eastAsia="de-DE"/>
         </w:rPr>
         <w:t>color</w:t>
       </w:r>
+      <w:proofErr w:type="spellEnd"/>
       <w:r>
         <w:rPr>
           <w:lang w:eastAsia="de-DE"/>
         </w:rPr>
         <w:t xml:space="preserve"> exposure influences cannot be compensated for with the implemented </w:t>
       </w:r>
+      <w:proofErr w:type="spellStart"/>
       <w:r>
         <w:rPr>
           <w:lang w:eastAsia="de-DE"/>
         </w:rPr>
         <w:t>color</w:t>
       </w:r>
+      <w:proofErr w:type="spellEnd"/>
       <w:r>
         <w:rPr>
           <w:lang w:eastAsia="de-DE"/>
         </w:rPr>
         <w:t xml:space="preserve"> correction. A more reliable approach here would be an implementation using deep learning. A convolutional neural network (CNN) can be trained accordingly with a large data set to reliably recognise and evaluate all </w:t>
       </w:r>
+      <w:proofErr w:type="spellStart"/>
       <w:r>
         <w:rPr>
           <w:lang w:eastAsia="de-DE"/>
@@ -15587,19 +17683,34 @@
         <w:rPr>
           <w:lang w:eastAsia="de-DE"/>
         </w:rPr>
-        <w:t xml:space="preserve">s under different lighting situations. To do this, the data set must contain all possible </w:t>
-      </w:r>
+        <w:t>s</w:t>
+      </w:r>
+      <w:proofErr w:type="spellEnd"/>
       <w:r>
         <w:rPr>
           <w:lang w:eastAsia="de-DE"/>
         </w:rPr>
+        <w:t xml:space="preserve"> under different lighting situations. To do this, the data set must contain all possible </w:t>
+      </w:r>
+      <w:proofErr w:type="spellStart"/>
+      <w:r>
+        <w:rPr>
+          <w:lang w:eastAsia="de-DE"/>
+        </w:rPr>
         <w:t>color</w:t>
       </w:r>
       <w:r>
         <w:rPr>
           <w:lang w:eastAsia="de-DE"/>
         </w:rPr>
-        <w:t xml:space="preserve">s, brightnesses and illuminations </w:t>
+        <w:t>s</w:t>
+      </w:r>
+      <w:proofErr w:type="spellEnd"/>
+      <w:r>
+        <w:rPr>
+          <w:lang w:eastAsia="de-DE"/>
+        </w:rPr>
+        <w:t xml:space="preserve">, brightnesses and illuminations </w:t>
       </w:r>
       <w:r>
         <w:rPr>
@@ -15642,6 +17753,7 @@
         </w:rPr>
         <w:t xml:space="preserve">Once reliable detection of the </w:t>
       </w:r>
+      <w:proofErr w:type="spellStart"/>
       <w:r>
         <w:rPr>
           <w:lang w:eastAsia="de-DE"/>
@@ -15652,26 +17764,30 @@
         <w:rPr>
           <w:lang w:eastAsia="de-DE"/>
         </w:rPr>
-        <w:t>ed surfaces has been implemented, the robot arms of the laboratory workstation can be put into operation, initially to rotate the cube so that all sides can be analysed. A solution algorithm can then be implemented so that the robot arms can solve the magic cube independently.</w:t>
+        <w:t>ed</w:t>
+      </w:r>
+      <w:proofErr w:type="spellEnd"/>
+      <w:r>
+        <w:rPr>
+          <w:lang w:eastAsia="de-DE"/>
+        </w:rPr>
+        <w:t xml:space="preserve"> surfaces has been implemented, the robot arms of the laboratory workstation can be put into operation, initially to rotate the cube so that all sides can be analysed. A solution algorithm can then be implemented so that the robot arms can solve the magic cube independently.</w:t>
       </w:r>
     </w:p>
     <w:p>
       <w:pPr>
         <w:pStyle w:val="berschrift1"/>
       </w:pPr>
-      <w:bookmarkStart w:id="40" w:name="_Toc189065798"/>
+      <w:bookmarkStart w:id="48" w:name="_Toc189151928"/>
       <w:r>
         <w:lastRenderedPageBreak/>
         <w:t>Bibliography</w:t>
       </w:r>
-      <w:bookmarkEnd w:id="40"/>
+      <w:bookmarkEnd w:id="48"/>
       <w:r>
         <w:fldChar w:fldCharType="begin"/>
       </w:r>
       <w:r>
-        <w:rPr>
-          <w:lang w:val="de-DE"/>
-        </w:rPr>
         <w:instrText xml:space="preserve"> BIBLIOGRAPHY  \l 1031 </w:instrText>
       </w:r>
       <w:r>
@@ -15696,7 +17812,7 @@
       </w:tblGrid>
       <w:tr>
         <w:trPr>
-          <w:divId w:val="1991668162"/>
+          <w:divId w:val="1215192652"/>
           <w:tblCellSpacing w:w="15" w:type="dxa"/>
         </w:trPr>
         <w:tc>
@@ -15736,14 +17852,14 @@
               <w:rPr>
                 <w:noProof/>
               </w:rPr>
-              <w:t>„Canny Edge Detection,“ OpenCV, 28. 01. 2025. [Online]. Available: https://docs.opencv.org/4.x/da/d22/tutorial_py_canny.html.</w:t>
+              <w:t>„Contours,“ 15. 12. 2025. [Online]. Available: https://docs.opencv.org/3.4/d4/d73/tutorial_py_contours_begin.html.</w:t>
             </w:r>
           </w:p>
         </w:tc>
       </w:tr>
       <w:tr>
         <w:trPr>
-          <w:divId w:val="1991668162"/>
+          <w:divId w:val="1215192652"/>
           <w:tblCellSpacing w:w="15" w:type="dxa"/>
         </w:trPr>
         <w:tc>
@@ -15781,22 +17897,15 @@
             <w:r>
               <w:rPr>
                 <w:noProof/>
-                <w:lang w:val="de-DE"/>
-              </w:rPr>
-              <w:t xml:space="preserve">D. Prof. Dr. rer. nat. </w:t>
-            </w:r>
-            <w:r>
-              <w:rPr>
-                <w:noProof/>
-              </w:rPr>
-              <w:t xml:space="preserve">Maier, Computer and Robot Vision Skript, Heilbronn, 2024. </w:t>
+              </w:rPr>
+              <w:t>„Canny Edge Detection,“ OpenCV, 28. 01. 2025. [Online]. Available: https://docs.opencv.org/4.x/da/d22/tutorial_py_canny.html.</w:t>
             </w:r>
           </w:p>
         </w:tc>
       </w:tr>
       <w:tr>
         <w:trPr>
-          <w:divId w:val="1991668162"/>
+          <w:divId w:val="1215192652"/>
           <w:tblCellSpacing w:w="15" w:type="dxa"/>
         </w:trPr>
         <w:tc>
@@ -15834,6 +17943,59 @@
             <w:r>
               <w:rPr>
                 <w:noProof/>
+                <w:lang w:val="de-DE"/>
+              </w:rPr>
+              <w:t xml:space="preserve">D. Prof. Dr. rer. nat. </w:t>
+            </w:r>
+            <w:r>
+              <w:rPr>
+                <w:noProof/>
+              </w:rPr>
+              <w:t xml:space="preserve">Maier, Computer and Robot Vision Skript, Heilbronn, 2024. </w:t>
+            </w:r>
+          </w:p>
+        </w:tc>
+      </w:tr>
+      <w:tr>
+        <w:trPr>
+          <w:divId w:val="1215192652"/>
+          <w:tblCellSpacing w:w="15" w:type="dxa"/>
+        </w:trPr>
+        <w:tc>
+          <w:tcPr>
+            <w:tcW w:w="50" w:type="pct"/>
+            <w:hideMark/>
+          </w:tcPr>
+          <w:p>
+            <w:pPr>
+              <w:pStyle w:val="Literaturverzeichnis"/>
+              <w:rPr>
+                <w:noProof/>
+              </w:rPr>
+            </w:pPr>
+            <w:r>
+              <w:rPr>
+                <w:noProof/>
+              </w:rPr>
+              <w:t xml:space="preserve">[4] </w:t>
+            </w:r>
+          </w:p>
+        </w:tc>
+        <w:tc>
+          <w:tcPr>
+            <w:tcW w:w="0" w:type="auto"/>
+            <w:hideMark/>
+          </w:tcPr>
+          <w:p>
+            <w:pPr>
+              <w:pStyle w:val="Literaturverzeichnis"/>
+              <w:rPr>
+                <w:noProof/>
+              </w:rPr>
+            </w:pPr>
+            <w:r>
+              <w:rPr>
+                <w:noProof/>
               </w:rPr>
               <w:t>„Open Source Computer Vision: OpenCV-Python Tutorials,“ 02 Dezember 2024. [Online]. Available: https://docs.opencv.org/4.x/d6/d00/tutorial_py_root.html.</w:t>
             </w:r>
@@ -15843,7 +18005,7 @@
     </w:tbl>
     <w:p>
       <w:pPr>
-        <w:divId w:val="1991668162"/>
+        <w:divId w:val="1215192652"/>
         <w:rPr>
           <w:rFonts w:eastAsia="Times New Roman"/>
           <w:noProof/>
@@ -15872,12 +18034,12 @@
       <w:pPr>
         <w:pStyle w:val="berschrift1"/>
       </w:pPr>
-      <w:bookmarkStart w:id="41" w:name="_Toc189065799"/>
+      <w:bookmarkStart w:id="49" w:name="_Toc189151929"/>
       <w:r>
         <w:lastRenderedPageBreak/>
         <w:t>List of figures</w:t>
       </w:r>
-      <w:bookmarkEnd w:id="41"/>
+      <w:bookmarkEnd w:id="49"/>
     </w:p>
     <w:p>
       <w:pPr>
@@ -15903,7 +18065,7 @@
       <w:r>
         <w:fldChar w:fldCharType="separate"/>
       </w:r>
-      <w:hyperlink w:anchor="_Toc189065661" w:history="1">
+      <w:hyperlink w:anchor="_Toc189151931" w:history="1">
         <w:r>
           <w:rPr>
             <w:rStyle w:val="Hyperlink"/>
@@ -15930,7 +18092,7 @@
             <w:noProof/>
             <w:webHidden/>
           </w:rPr>
-          <w:instrText xml:space="preserve"> PAGEREF _Toc189065661 \h </w:instrText>
+          <w:instrText xml:space="preserve"> PAGEREF _Toc189151931 \h </w:instrText>
         </w:r>
         <w:r>
           <w:rPr>
@@ -15976,7 +18138,7 @@
           <w14:ligatures w14:val="standardContextual"/>
         </w:rPr>
       </w:pPr>
-      <w:hyperlink w:anchor="_Toc189065662" w:history="1">
+      <w:hyperlink w:anchor="_Toc189151932" w:history="1">
         <w:r>
           <w:rPr>
             <w:rStyle w:val="Hyperlink"/>
@@ -15988,9 +18150,9 @@
           <w:rPr>
             <w:rStyle w:val="Hyperlink"/>
             <w:noProof/>
-            <w:lang w:val="de-DE"/>
+            <w:lang w:val="en-US"/>
           </w:rPr>
-          <w:t>[1]</w:t>
+          <w:t>[2]</w:t>
         </w:r>
         <w:r>
           <w:rPr>
@@ -16011,7 +18173,7 @@
             <w:noProof/>
             <w:webHidden/>
           </w:rPr>
-          <w:instrText xml:space="preserve"> PAGEREF _Toc189065662 \h </w:instrText>
+          <w:instrText xml:space="preserve"> PAGEREF _Toc189151932 \h </w:instrText>
         </w:r>
         <w:r>
           <w:rPr>
@@ -16057,13 +18219,13 @@
           <w14:ligatures w14:val="standardContextual"/>
         </w:rPr>
       </w:pPr>
-      <w:hyperlink w:anchor="_Toc189065663" w:history="1">
+      <w:hyperlink w:anchor="_Toc189151933" w:history="1">
         <w:r>
           <w:rPr>
             <w:rStyle w:val="Hyperlink"/>
             <w:noProof/>
           </w:rPr>
-          <w:t>Figure 3: Color correction - Calibrated object [2] (</w:t>
+          <w:t>Figure 3: Color correction - Calibrated object [3] (</w:t>
         </w:r>
         <m:oMath>
           <m:r>
@@ -16218,7 +18380,7 @@
             <w:noProof/>
             <w:webHidden/>
           </w:rPr>
-          <w:instrText xml:space="preserve"> PAGEREF _Toc189065663 \h </w:instrText>
+          <w:instrText xml:space="preserve"> PAGEREF _Toc189151933 \h </w:instrText>
         </w:r>
         <w:r>
           <w:rPr>
@@ -16264,7 +18426,7 @@
           <w14:ligatures w14:val="standardContextual"/>
         </w:rPr>
       </w:pPr>
-      <w:hyperlink w:anchor="_Toc189065664" w:history="1">
+      <w:hyperlink w:anchor="_Toc189151934" w:history="1">
         <w:r>
           <w:rPr>
             <w:rStyle w:val="Hyperlink"/>
@@ -16567,7 +18729,7 @@
             <w:noProof/>
             <w:webHidden/>
           </w:rPr>
-          <w:instrText xml:space="preserve"> PAGEREF _Toc189065664 \h </w:instrText>
+          <w:instrText xml:space="preserve"> PAGEREF _Toc189151934 \h </w:instrText>
         </w:r>
         <w:r>
           <w:rPr>
@@ -16613,7 +18775,7 @@
           <w14:ligatures w14:val="standardContextual"/>
         </w:rPr>
       </w:pPr>
-      <w:hyperlink w:anchor="_Toc189065665" w:history="1">
+      <w:hyperlink w:anchor="_Toc189151935" w:history="1">
         <w:r>
           <w:rPr>
             <w:rStyle w:val="Hyperlink"/>
@@ -16831,7 +18993,7 @@
             <w:noProof/>
             <w:webHidden/>
           </w:rPr>
-          <w:instrText xml:space="preserve"> PAGEREF _Toc189065665 \h </w:instrText>
+          <w:instrText xml:space="preserve"> PAGEREF _Toc189151935 \h </w:instrText>
         </w:r>
         <w:r>
           <w:rPr>
@@ -16877,13 +19039,13 @@
           <w14:ligatures w14:val="standardContextual"/>
         </w:rPr>
       </w:pPr>
-      <w:hyperlink w:anchor="_Toc189065666" w:history="1">
+      <w:hyperlink w:anchor="_Toc189151936" w:history="1">
         <w:r>
           <w:rPr>
             <w:rStyle w:val="Hyperlink"/>
             <w:noProof/>
           </w:rPr>
-          <w:t>Figure 6: Representation of Hue in HSV color space [2]</w:t>
+          <w:t>Figure 6: Representation of Hue in HSV color space [3]</w:t>
         </w:r>
         <w:r>
           <w:rPr>
@@ -16904,7 +19066,7 @@
             <w:noProof/>
             <w:webHidden/>
           </w:rPr>
-          <w:instrText xml:space="preserve"> PAGEREF _Toc189065666 \h </w:instrText>
+          <w:instrText xml:space="preserve"> PAGEREF _Toc189151936 \h </w:instrText>
         </w:r>
         <w:r>
           <w:rPr>
@@ -16950,7 +19112,7 @@
           <w14:ligatures w14:val="standardContextual"/>
         </w:rPr>
       </w:pPr>
-      <w:hyperlink w:anchor="_Toc189065667" w:history="1">
+      <w:hyperlink w:anchor="_Toc189151937" w:history="1">
         <w:r>
           <w:rPr>
             <w:rStyle w:val="Hyperlink"/>
@@ -16977,7 +19139,80 @@
             <w:noProof/>
             <w:webHidden/>
           </w:rPr>
-          <w:instrText xml:space="preserve"> PAGEREF _Toc189065667 \h </w:instrText>
+          <w:instrText xml:space="preserve"> PAGEREF _Toc189151937 \h </w:instrText>
+        </w:r>
+        <w:r>
+          <w:rPr>
+            <w:noProof/>
+            <w:webHidden/>
+          </w:rPr>
+        </w:r>
+        <w:r>
+          <w:rPr>
+            <w:noProof/>
+            <w:webHidden/>
+          </w:rPr>
+          <w:fldChar w:fldCharType="separate"/>
+        </w:r>
+        <w:r>
+          <w:rPr>
+            <w:noProof/>
+            <w:webHidden/>
+          </w:rPr>
+          <w:t>7</w:t>
+        </w:r>
+        <w:r>
+          <w:rPr>
+            <w:noProof/>
+            <w:webHidden/>
+          </w:rPr>
+          <w:fldChar w:fldCharType="end"/>
+        </w:r>
+      </w:hyperlink>
+    </w:p>
+    <w:p>
+      <w:pPr>
+        <w:pStyle w:val="Abbildungsverzeichnis"/>
+        <w:tabs>
+          <w:tab w:val="right" w:leader="dot" w:pos="8290"/>
+        </w:tabs>
+        <w:rPr>
+          <w:rFonts w:eastAsiaTheme="minorEastAsia"/>
+          <w:noProof/>
+          <w:kern w:val="2"/>
+          <w:szCs w:val="24"/>
+          <w:lang w:val="de-DE" w:eastAsia="de-DE"/>
+          <w14:ligatures w14:val="standardContextual"/>
+        </w:rPr>
+      </w:pPr>
+      <w:hyperlink w:anchor="_Toc189151938" w:history="1">
+        <w:r>
+          <w:rPr>
+            <w:rStyle w:val="Hyperlink"/>
+            <w:noProof/>
+          </w:rPr>
+          <w:t>Figure 8: Preprocessing of edge detection</w:t>
+        </w:r>
+        <w:r>
+          <w:rPr>
+            <w:noProof/>
+            <w:webHidden/>
+          </w:rPr>
+          <w:tab/>
+        </w:r>
+        <w:r>
+          <w:rPr>
+            <w:noProof/>
+            <w:webHidden/>
+          </w:rPr>
+          <w:fldChar w:fldCharType="begin"/>
+        </w:r>
+        <w:r>
+          <w:rPr>
+            <w:noProof/>
+            <w:webHidden/>
+          </w:rPr>
+          <w:instrText xml:space="preserve"> PAGEREF _Toc189151938 \h </w:instrText>
         </w:r>
         <w:r>
           <w:rPr>
@@ -17023,13 +19258,13 @@
           <w14:ligatures w14:val="standardContextual"/>
         </w:rPr>
       </w:pPr>
-      <w:hyperlink w:anchor="_Toc189065668" w:history="1">
+      <w:hyperlink w:anchor="_Toc189151939" w:history="1">
         <w:r>
           <w:rPr>
             <w:rStyle w:val="Hyperlink"/>
             <w:noProof/>
           </w:rPr>
-          <w:t>Figure 8: image of cube with grey frame with drawn bounding boxes</w:t>
+          <w:t>Figure 9: Result of edge detection</w:t>
         </w:r>
         <w:r>
           <w:rPr>
@@ -17050,7 +19285,153 @@
             <w:noProof/>
             <w:webHidden/>
           </w:rPr>
-          <w:instrText xml:space="preserve"> PAGEREF _Toc189065668 \h </w:instrText>
+          <w:instrText xml:space="preserve"> PAGEREF _Toc189151939 \h </w:instrText>
+        </w:r>
+        <w:r>
+          <w:rPr>
+            <w:noProof/>
+            <w:webHidden/>
+          </w:rPr>
+        </w:r>
+        <w:r>
+          <w:rPr>
+            <w:noProof/>
+            <w:webHidden/>
+          </w:rPr>
+          <w:fldChar w:fldCharType="separate"/>
+        </w:r>
+        <w:r>
+          <w:rPr>
+            <w:noProof/>
+            <w:webHidden/>
+          </w:rPr>
+          <w:t>8</w:t>
+        </w:r>
+        <w:r>
+          <w:rPr>
+            <w:noProof/>
+            <w:webHidden/>
+          </w:rPr>
+          <w:fldChar w:fldCharType="end"/>
+        </w:r>
+      </w:hyperlink>
+    </w:p>
+    <w:p>
+      <w:pPr>
+        <w:pStyle w:val="Abbildungsverzeichnis"/>
+        <w:tabs>
+          <w:tab w:val="right" w:leader="dot" w:pos="8290"/>
+        </w:tabs>
+        <w:rPr>
+          <w:rFonts w:eastAsiaTheme="minorEastAsia"/>
+          <w:noProof/>
+          <w:kern w:val="2"/>
+          <w:szCs w:val="24"/>
+          <w:lang w:val="de-DE" w:eastAsia="de-DE"/>
+          <w14:ligatures w14:val="standardContextual"/>
+        </w:rPr>
+      </w:pPr>
+      <w:hyperlink w:anchor="_Toc189151940" w:history="1">
+        <w:r>
+          <w:rPr>
+            <w:rStyle w:val="Hyperlink"/>
+            <w:noProof/>
+          </w:rPr>
+          <w:t>Figure 10: image of cube with grey frame with drawn bounding boxes</w:t>
+        </w:r>
+        <w:r>
+          <w:rPr>
+            <w:noProof/>
+            <w:webHidden/>
+          </w:rPr>
+          <w:tab/>
+        </w:r>
+        <w:r>
+          <w:rPr>
+            <w:noProof/>
+            <w:webHidden/>
+          </w:rPr>
+          <w:fldChar w:fldCharType="begin"/>
+        </w:r>
+        <w:r>
+          <w:rPr>
+            <w:noProof/>
+            <w:webHidden/>
+          </w:rPr>
+          <w:instrText xml:space="preserve"> PAGEREF _Toc189151940 \h </w:instrText>
+        </w:r>
+        <w:r>
+          <w:rPr>
+            <w:noProof/>
+            <w:webHidden/>
+          </w:rPr>
+        </w:r>
+        <w:r>
+          <w:rPr>
+            <w:noProof/>
+            <w:webHidden/>
+          </w:rPr>
+          <w:fldChar w:fldCharType="separate"/>
+        </w:r>
+        <w:r>
+          <w:rPr>
+            <w:noProof/>
+            <w:webHidden/>
+          </w:rPr>
+          <w:t>10</w:t>
+        </w:r>
+        <w:r>
+          <w:rPr>
+            <w:noProof/>
+            <w:webHidden/>
+          </w:rPr>
+          <w:fldChar w:fldCharType="end"/>
+        </w:r>
+      </w:hyperlink>
+    </w:p>
+    <w:p>
+      <w:pPr>
+        <w:pStyle w:val="Abbildungsverzeichnis"/>
+        <w:tabs>
+          <w:tab w:val="right" w:leader="dot" w:pos="8290"/>
+        </w:tabs>
+        <w:rPr>
+          <w:rFonts w:eastAsiaTheme="minorEastAsia"/>
+          <w:noProof/>
+          <w:kern w:val="2"/>
+          <w:szCs w:val="24"/>
+          <w:lang w:val="de-DE" w:eastAsia="de-DE"/>
+          <w14:ligatures w14:val="standardContextual"/>
+        </w:rPr>
+      </w:pPr>
+      <w:hyperlink w:anchor="_Toc189151941" w:history="1">
+        <w:r>
+          <w:rPr>
+            <w:rStyle w:val="Hyperlink"/>
+            <w:noProof/>
+          </w:rPr>
+          <w:t>Figure 11: Original image before correction</w:t>
+        </w:r>
+        <w:r>
+          <w:rPr>
+            <w:noProof/>
+            <w:webHidden/>
+          </w:rPr>
+          <w:tab/>
+        </w:r>
+        <w:r>
+          <w:rPr>
+            <w:noProof/>
+            <w:webHidden/>
+          </w:rPr>
+          <w:fldChar w:fldCharType="begin"/>
+        </w:r>
+        <w:r>
+          <w:rPr>
+            <w:noProof/>
+            <w:webHidden/>
+          </w:rPr>
+          <w:instrText xml:space="preserve"> PAGEREF _Toc189151941 \h </w:instrText>
         </w:r>
         <w:r>
           <w:rPr>
@@ -17096,13 +19477,13 @@
           <w14:ligatures w14:val="standardContextual"/>
         </w:rPr>
       </w:pPr>
-      <w:hyperlink w:anchor="_Toc189065669" w:history="1">
+      <w:hyperlink w:anchor="_Toc189151942" w:history="1">
         <w:r>
           <w:rPr>
             <w:rStyle w:val="Hyperlink"/>
             <w:noProof/>
           </w:rPr>
-          <w:t>Figure 9: Original image before correction</w:t>
+          <w:t>Figure 12: Corrected image for color detection</w:t>
         </w:r>
         <w:r>
           <w:rPr>
@@ -17123,7 +19504,80 @@
             <w:noProof/>
             <w:webHidden/>
           </w:rPr>
-          <w:instrText xml:space="preserve"> PAGEREF _Toc189065669 \h </w:instrText>
+          <w:instrText xml:space="preserve"> PAGEREF _Toc189151942 \h </w:instrText>
+        </w:r>
+        <w:r>
+          <w:rPr>
+            <w:noProof/>
+            <w:webHidden/>
+          </w:rPr>
+        </w:r>
+        <w:r>
+          <w:rPr>
+            <w:noProof/>
+            <w:webHidden/>
+          </w:rPr>
+          <w:fldChar w:fldCharType="separate"/>
+        </w:r>
+        <w:r>
+          <w:rPr>
+            <w:noProof/>
+            <w:webHidden/>
+          </w:rPr>
+          <w:t>11</w:t>
+        </w:r>
+        <w:r>
+          <w:rPr>
+            <w:noProof/>
+            <w:webHidden/>
+          </w:rPr>
+          <w:fldChar w:fldCharType="end"/>
+        </w:r>
+      </w:hyperlink>
+    </w:p>
+    <w:p>
+      <w:pPr>
+        <w:pStyle w:val="Abbildungsverzeichnis"/>
+        <w:tabs>
+          <w:tab w:val="right" w:leader="dot" w:pos="8290"/>
+        </w:tabs>
+        <w:rPr>
+          <w:rFonts w:eastAsiaTheme="minorEastAsia"/>
+          <w:noProof/>
+          <w:kern w:val="2"/>
+          <w:szCs w:val="24"/>
+          <w:lang w:val="de-DE" w:eastAsia="de-DE"/>
+          <w14:ligatures w14:val="standardContextual"/>
+        </w:rPr>
+      </w:pPr>
+      <w:hyperlink w:anchor="_Toc189151943" w:history="1">
+        <w:r>
+          <w:rPr>
+            <w:rStyle w:val="Hyperlink"/>
+            <w:noProof/>
+          </w:rPr>
+          <w:t>Figure 13: Mask of all nine detected colored surfaces</w:t>
+        </w:r>
+        <w:r>
+          <w:rPr>
+            <w:noProof/>
+            <w:webHidden/>
+          </w:rPr>
+          <w:tab/>
+        </w:r>
+        <w:r>
+          <w:rPr>
+            <w:noProof/>
+            <w:webHidden/>
+          </w:rPr>
+          <w:fldChar w:fldCharType="begin"/>
+        </w:r>
+        <w:r>
+          <w:rPr>
+            <w:noProof/>
+            <w:webHidden/>
+          </w:rPr>
+          <w:instrText xml:space="preserve"> PAGEREF _Toc189151943 \h </w:instrText>
         </w:r>
         <w:r>
           <w:rPr>
@@ -17169,13 +19623,13 @@
           <w14:ligatures w14:val="standardContextual"/>
         </w:rPr>
       </w:pPr>
-      <w:hyperlink w:anchor="_Toc189065670" w:history="1">
+      <w:hyperlink w:anchor="_Toc189151944" w:history="1">
         <w:r>
           <w:rPr>
             <w:rStyle w:val="Hyperlink"/>
             <w:noProof/>
           </w:rPr>
-          <w:t>Figure 10: Corrected image for color detection</w:t>
+          <w:t>Figure 14: Compensation of missing segment</w:t>
         </w:r>
         <w:r>
           <w:rPr>
@@ -17196,7 +19650,7 @@
             <w:noProof/>
             <w:webHidden/>
           </w:rPr>
-          <w:instrText xml:space="preserve"> PAGEREF _Toc189065670 \h </w:instrText>
+          <w:instrText xml:space="preserve"> PAGEREF _Toc189151944 \h </w:instrText>
         </w:r>
         <w:r>
           <w:rPr>
@@ -17216,7 +19670,7 @@
             <w:noProof/>
             <w:webHidden/>
           </w:rPr>
-          <w:t>12</w:t>
+          <w:t>15</w:t>
         </w:r>
         <w:r>
           <w:rPr>
@@ -17242,13 +19696,13 @@
           <w14:ligatures w14:val="standardContextual"/>
         </w:rPr>
       </w:pPr>
-      <w:hyperlink w:anchor="_Toc189065671" w:history="1">
+      <w:hyperlink w:anchor="_Toc189151945" w:history="1">
         <w:r>
           <w:rPr>
             <w:rStyle w:val="Hyperlink"/>
             <w:noProof/>
           </w:rPr>
-          <w:t>Figure 11: Mask of all nine detected colored surfaces</w:t>
+          <w:t>Figure 15: Debug and output panel</w:t>
         </w:r>
         <w:r>
           <w:rPr>
@@ -17269,80 +19723,7 @@
             <w:noProof/>
             <w:webHidden/>
           </w:rPr>
-          <w:instrText xml:space="preserve"> PAGEREF _Toc189065671 \h </w:instrText>
-        </w:r>
-        <w:r>
-          <w:rPr>
-            <w:noProof/>
-            <w:webHidden/>
-          </w:rPr>
-        </w:r>
-        <w:r>
-          <w:rPr>
-            <w:noProof/>
-            <w:webHidden/>
-          </w:rPr>
-          <w:fldChar w:fldCharType="separate"/>
-        </w:r>
-        <w:r>
-          <w:rPr>
-            <w:noProof/>
-            <w:webHidden/>
-          </w:rPr>
-          <w:t>14</w:t>
-        </w:r>
-        <w:r>
-          <w:rPr>
-            <w:noProof/>
-            <w:webHidden/>
-          </w:rPr>
-          <w:fldChar w:fldCharType="end"/>
-        </w:r>
-      </w:hyperlink>
-    </w:p>
-    <w:p>
-      <w:pPr>
-        <w:pStyle w:val="Abbildungsverzeichnis"/>
-        <w:tabs>
-          <w:tab w:val="right" w:leader="dot" w:pos="8290"/>
-        </w:tabs>
-        <w:rPr>
-          <w:rFonts w:eastAsiaTheme="minorEastAsia"/>
-          <w:noProof/>
-          <w:kern w:val="2"/>
-          <w:szCs w:val="24"/>
-          <w:lang w:val="de-DE" w:eastAsia="de-DE"/>
-          <w14:ligatures w14:val="standardContextual"/>
-        </w:rPr>
-      </w:pPr>
-      <w:hyperlink w:anchor="_Toc189065672" w:history="1">
-        <w:r>
-          <w:rPr>
-            <w:rStyle w:val="Hyperlink"/>
-            <w:noProof/>
-          </w:rPr>
-          <w:t>Figure 12: Debug and output panel</w:t>
-        </w:r>
-        <w:r>
-          <w:rPr>
-            <w:noProof/>
-            <w:webHidden/>
-          </w:rPr>
-          <w:tab/>
-        </w:r>
-        <w:r>
-          <w:rPr>
-            <w:noProof/>
-            <w:webHidden/>
-          </w:rPr>
-          <w:fldChar w:fldCharType="begin"/>
-        </w:r>
-        <w:r>
-          <w:rPr>
-            <w:noProof/>
-            <w:webHidden/>
-          </w:rPr>
-          <w:instrText xml:space="preserve"> PAGEREF _Toc189065672 \h </w:instrText>
+          <w:instrText xml:space="preserve"> PAGEREF _Toc189151945 \h </w:instrText>
         </w:r>
         <w:r>
           <w:rPr>
@@ -17386,104 +19767,43 @@
     <w:p>
       <w:pPr>
         <w:pStyle w:val="berschrift1"/>
-        <w:rPr>
-          <w:noProof/>
-        </w:rPr>
-      </w:pPr>
-      <w:bookmarkStart w:id="42" w:name="_Toc189065800"/>
+      </w:pPr>
+      <w:bookmarkStart w:id="50" w:name="_Toc189151930"/>
       <w:r>
         <w:t>List of tables</w:t>
       </w:r>
-      <w:bookmarkEnd w:id="42"/>
-      <w:r>
+      <w:bookmarkEnd w:id="50"/>
+      <w:r>
+        <w:rPr>
+          <w:sz w:val="32"/>
+        </w:rPr>
         <w:fldChar w:fldCharType="begin"/>
       </w:r>
       <w:r>
         <w:instrText xml:space="preserve"> TOC \h \z \c "Table" </w:instrText>
       </w:r>
       <w:r>
+        <w:rPr>
+          <w:sz w:val="32"/>
+        </w:rPr>
         <w:fldChar w:fldCharType="separate"/>
       </w:r>
     </w:p>
     <w:p>
       <w:pPr>
-        <w:pStyle w:val="Abbildungsverzeichnis"/>
-        <w:tabs>
-          <w:tab w:val="right" w:leader="dot" w:pos="8290"/>
-        </w:tabs>
-        <w:rPr>
-          <w:rFonts w:eastAsiaTheme="minorEastAsia"/>
+        <w:rPr>
+          <w:lang w:val="de-DE"/>
+        </w:rPr>
+      </w:pPr>
+      <w:r>
+        <w:rPr>
+          <w:b/>
+          <w:bCs/>
           <w:noProof/>
-          <w:kern w:val="2"/>
-          <w:szCs w:val="24"/>
-          <w:lang w:val="de-DE" w:eastAsia="de-DE"/>
-          <w14:ligatures w14:val="standardContextual"/>
-        </w:rPr>
-      </w:pPr>
-      <w:hyperlink w:anchor="_Toc189065690" w:history="1">
-        <w:r>
-          <w:rPr>
-            <w:rStyle w:val="Hyperlink"/>
-            <w:noProof/>
-          </w:rPr>
-          <w:t>Table 1: HSV thresholds for color filtering</w:t>
-        </w:r>
-        <w:r>
-          <w:rPr>
-            <w:noProof/>
-            <w:webHidden/>
-          </w:rPr>
-          <w:tab/>
-        </w:r>
-        <w:r>
-          <w:rPr>
-            <w:noProof/>
-            <w:webHidden/>
-          </w:rPr>
-          <w:fldChar w:fldCharType="begin"/>
-        </w:r>
-        <w:r>
-          <w:rPr>
-            <w:noProof/>
-            <w:webHidden/>
-          </w:rPr>
-          <w:instrText xml:space="preserve"> PAGEREF _Toc189065690 \h </w:instrText>
-        </w:r>
-        <w:r>
-          <w:rPr>
-            <w:noProof/>
-            <w:webHidden/>
-          </w:rPr>
-        </w:r>
-        <w:r>
-          <w:rPr>
-            <w:noProof/>
-            <w:webHidden/>
-          </w:rPr>
-          <w:fldChar w:fldCharType="separate"/>
-        </w:r>
-        <w:r>
-          <w:rPr>
-            <w:noProof/>
-            <w:webHidden/>
-          </w:rPr>
-          <w:t>13</w:t>
-        </w:r>
-        <w:r>
-          <w:rPr>
-            <w:noProof/>
-            <w:webHidden/>
-          </w:rPr>
-          <w:fldChar w:fldCharType="end"/>
-        </w:r>
-      </w:hyperlink>
-    </w:p>
-    <w:p>
-      <w:pPr>
-        <w:rPr>
           <w:lang w:val="de-DE"/>
         </w:rPr>
-      </w:pPr>
+        <w:t>Es konnten keine Einträge für ein Abbildungsverzeichnis gefunden werden.</w:t>
+      </w:r>
       <w:r>
         <w:fldChar w:fldCharType="end"/>
       </w:r>
@@ -17507,7 +19827,7 @@
   <w:endnote w:type="separator" w:id="-1">
     <w:p>
       <w:pPr>
-        <w:spacing w:before="0" w:after="0" w:line="240" w:lineRule="auto"/>
+        <w:spacing w:before="0" w:after="0"/>
       </w:pPr>
       <w:r>
         <w:separator/>
@@ -17517,7 +19837,7 @@
   <w:endnote w:type="continuationSeparator" w:id="0">
     <w:p>
       <w:pPr>
-        <w:spacing w:before="0" w:after="0" w:line="240" w:lineRule="auto"/>
+        <w:spacing w:before="0" w:after="0"/>
       </w:pPr>
       <w:r>
         <w:continuationSeparator/>
@@ -17527,7 +19847,7 @@
   <w:endnote w:type="continuationNotice" w:id="1">
     <w:p>
       <w:pPr>
-        <w:spacing w:before="0" w:after="0" w:line="240" w:lineRule="auto"/>
+        <w:spacing w:before="0" w:after="0"/>
       </w:pPr>
     </w:p>
   </w:endnote>
@@ -17702,7 +20022,7 @@
   <w:footnote w:type="separator" w:id="-1">
     <w:p>
       <w:pPr>
-        <w:spacing w:before="0" w:after="0" w:line="240" w:lineRule="auto"/>
+        <w:spacing w:before="0" w:after="0"/>
       </w:pPr>
       <w:r>
         <w:separator/>
@@ -17712,7 +20032,7 @@
   <w:footnote w:type="continuationSeparator" w:id="0">
     <w:p>
       <w:pPr>
-        <w:spacing w:before="0" w:after="0" w:line="240" w:lineRule="auto"/>
+        <w:spacing w:before="0" w:after="0"/>
       </w:pPr>
       <w:r>
         <w:continuationSeparator/>
@@ -17722,7 +20042,7 @@
   <w:footnote w:type="continuationNotice" w:id="1">
     <w:p>
       <w:pPr>
-        <w:spacing w:before="0" w:after="0" w:line="240" w:lineRule="auto"/>
+        <w:spacing w:before="0" w:after="0"/>
       </w:pPr>
     </w:p>
   </w:footnote>
@@ -18514,7 +20834,7 @@
   <w:abstractNum w:abstractNumId="10" w15:restartNumberingAfterBreak="0">
     <w:nsid w:val="23C87462"/>
     <w:multiLevelType w:val="multilevel"/>
-    <w:tmpl w:val="04070025"/>
+    <w:tmpl w:val="2BF4A988"/>
     <w:lvl w:ilvl="0">
       <w:start w:val="1"/>
       <w:numFmt w:val="decimal"/>
@@ -18522,7 +20842,7 @@
       <w:lvlText w:val="%1"/>
       <w:lvlJc w:val="left"/>
       <w:pPr>
-        <w:ind w:left="432" w:hanging="432"/>
+        <w:ind w:left="716" w:hanging="432"/>
       </w:pPr>
     </w:lvl>
     <w:lvl w:ilvl="1">
@@ -20460,9 +22780,9 @@
   <w:style w:type="paragraph" w:default="1" w:styleId="Standard">
     <w:name w:val="Normal"/>
     <w:qFormat/>
-    <w:rsid w:val="00B037A7"/>
+    <w:rsid w:val="00594ED3"/>
     <w:pPr>
-      <w:spacing w:before="120" w:after="120" w:line="360" w:lineRule="auto"/>
+      <w:spacing w:before="120" w:after="120" w:line="240" w:lineRule="auto"/>
       <w:jc w:val="both"/>
     </w:pPr>
     <w:rPr>
@@ -20478,7 +22798,7 @@
     <w:autoRedefine/>
     <w:uiPriority w:val="9"/>
     <w:qFormat/>
-    <w:rsid w:val="001677B9"/>
+    <w:rsid w:val="00D927CA"/>
     <w:pPr>
       <w:keepNext/>
       <w:keepLines/>
@@ -20492,8 +22812,10 @@
     <w:rPr>
       <w:rFonts w:asciiTheme="majorHAnsi" w:eastAsiaTheme="majorEastAsia" w:hAnsiTheme="majorHAnsi" w:cstheme="majorBidi"/>
       <w:b/>
-      <w:sz w:val="32"/>
+      <w:noProof/>
+      <w:sz w:val="22"/>
       <w:szCs w:val="32"/>
+      <w:lang w:val="de-DE"/>
     </w:rPr>
   </w:style>
   <w:style w:type="paragraph" w:styleId="berschrift2">
@@ -20719,7 +23041,6 @@
   <w:style w:type="character" w:default="1" w:styleId="Absatz-Standardschriftart">
     <w:name w:val="Default Paragraph Font"/>
     <w:uiPriority w:val="1"/>
-    <w:semiHidden/>
     <w:unhideWhenUsed/>
   </w:style>
   <w:style w:type="table" w:default="1" w:styleId="NormaleTabelle">
@@ -20748,11 +23069,11 @@
     <w:basedOn w:val="Absatz-Standardschriftart"/>
     <w:link w:val="berschrift1"/>
     <w:uiPriority w:val="9"/>
-    <w:rsid w:val="001677B9"/>
+    <w:rsid w:val="00D927CA"/>
     <w:rPr>
       <w:rFonts w:asciiTheme="majorHAnsi" w:eastAsiaTheme="majorEastAsia" w:hAnsiTheme="majorHAnsi" w:cstheme="majorBidi"/>
       <w:b/>
-      <w:sz w:val="32"/>
+      <w:noProof/>
       <w:szCs w:val="32"/>
     </w:rPr>
   </w:style>
@@ -20797,7 +23118,7 @@
     <w:qFormat/>
     <w:rsid w:val="00FA1A91"/>
     <w:pPr>
-      <w:spacing w:after="0" w:line="240" w:lineRule="auto"/>
+      <w:spacing w:after="0"/>
       <w:contextualSpacing/>
     </w:pPr>
     <w:rPr>
@@ -20952,7 +23273,7 @@
         <w:tab w:val="left" w:pos="1134"/>
         <w:tab w:val="right" w:leader="dot" w:pos="9062"/>
       </w:tabs>
-      <w:spacing w:after="100" w:line="240" w:lineRule="auto"/>
+      <w:spacing w:after="100"/>
       <w:ind w:left="567"/>
     </w:pPr>
   </w:style>
@@ -20969,7 +23290,7 @@
         <w:tab w:val="left" w:pos="1843"/>
         <w:tab w:val="right" w:leader="dot" w:pos="9062"/>
       </w:tabs>
-      <w:spacing w:after="100" w:line="240" w:lineRule="auto"/>
+      <w:spacing w:after="100"/>
       <w:ind w:left="1134"/>
     </w:pPr>
   </w:style>
@@ -20996,7 +23317,7 @@
         <w:tab w:val="center" w:pos="4536"/>
         <w:tab w:val="right" w:pos="9072"/>
       </w:tabs>
-      <w:spacing w:before="0" w:after="0" w:line="240" w:lineRule="auto"/>
+      <w:spacing w:before="0" w:after="0"/>
     </w:pPr>
   </w:style>
   <w:style w:type="character" w:customStyle="1" w:styleId="KopfzeileZchn">
@@ -21021,7 +23342,7 @@
         <w:tab w:val="center" w:pos="4536"/>
         <w:tab w:val="right" w:pos="9072"/>
       </w:tabs>
-      <w:spacing w:before="0" w:after="0" w:line="240" w:lineRule="auto"/>
+      <w:spacing w:before="0" w:after="0"/>
     </w:pPr>
   </w:style>
   <w:style w:type="character" w:customStyle="1" w:styleId="FuzeileZchn">
@@ -21081,7 +23402,7 @@
     <w:unhideWhenUsed/>
     <w:rsid w:val="00B47881"/>
     <w:pPr>
-      <w:spacing w:before="0" w:after="0" w:line="240" w:lineRule="auto"/>
+      <w:spacing w:before="0" w:after="0"/>
       <w:jc w:val="left"/>
     </w:pPr>
     <w:rPr>
@@ -21109,7 +23430,7 @@
     <w:qFormat/>
     <w:rsid w:val="007C4C4E"/>
     <w:pPr>
-      <w:spacing w:before="0" w:after="200" w:line="240" w:lineRule="auto"/>
+      <w:spacing w:before="0" w:after="200"/>
       <w:jc w:val="center"/>
     </w:pPr>
     <w:rPr>
@@ -21160,7 +23481,7 @@
     <w:pPr>
       <w:autoSpaceDE w:val="0"/>
       <w:autoSpaceDN w:val="0"/>
-      <w:spacing w:before="0" w:after="60" w:line="240" w:lineRule="auto"/>
+      <w:spacing w:before="0" w:after="60"/>
       <w:jc w:val="center"/>
       <w:outlineLvl w:val="1"/>
     </w:pPr>
@@ -21192,7 +23513,7 @@
       <w:autoSpaceDE w:val="0"/>
       <w:autoSpaceDN w:val="0"/>
       <w:adjustRightInd w:val="0"/>
-      <w:spacing w:before="30" w:after="60" w:line="240" w:lineRule="auto"/>
+      <w:spacing w:before="30" w:after="60"/>
     </w:pPr>
     <w:rPr>
       <w:rFonts w:ascii="Times New Roman" w:eastAsiaTheme="minorEastAsia" w:hAnsi="Times New Roman" w:cs="Times New Roman"/>
@@ -21209,7 +23530,7 @@
       <w:autoSpaceDE w:val="0"/>
       <w:autoSpaceDN w:val="0"/>
       <w:adjustRightInd w:val="0"/>
-      <w:spacing w:before="0" w:after="0" w:line="240" w:lineRule="auto"/>
+      <w:spacing w:before="0" w:after="0"/>
       <w:jc w:val="left"/>
     </w:pPr>
     <w:rPr>
@@ -21227,7 +23548,7 @@
       <w:keepNext/>
       <w:autoSpaceDE w:val="0"/>
       <w:autoSpaceDN w:val="0"/>
-      <w:spacing w:after="60" w:line="240" w:lineRule="auto"/>
+      <w:spacing w:after="60"/>
       <w:ind w:left="360"/>
       <w:jc w:val="left"/>
     </w:pPr>
@@ -21250,7 +23571,7 @@
       <w:shd w:val="pct10" w:color="auto" w:fill="FFFFFF"/>
       <w:autoSpaceDE w:val="0"/>
       <w:autoSpaceDN w:val="0"/>
-      <w:spacing w:before="0" w:after="0" w:line="240" w:lineRule="auto"/>
+      <w:spacing w:before="0" w:after="0"/>
       <w:jc w:val="left"/>
     </w:pPr>
     <w:rPr>
@@ -21270,7 +23591,7 @@
       <w:shd w:val="pct10" w:color="auto" w:fill="FFFFFF"/>
       <w:autoSpaceDE w:val="0"/>
       <w:autoSpaceDN w:val="0"/>
-      <w:spacing w:before="0" w:after="0" w:line="240" w:lineRule="auto"/>
+      <w:spacing w:before="0" w:after="0"/>
       <w:ind w:left="360"/>
       <w:jc w:val="left"/>
     </w:pPr>
@@ -21291,7 +23612,7 @@
       <w:shd w:val="pct10" w:color="auto" w:fill="FFFFFF"/>
       <w:autoSpaceDE w:val="0"/>
       <w:autoSpaceDN w:val="0"/>
-      <w:spacing w:before="0" w:after="0" w:line="240" w:lineRule="auto"/>
+      <w:spacing w:before="0" w:after="0"/>
       <w:ind w:left="720"/>
       <w:jc w:val="left"/>
     </w:pPr>
@@ -21312,7 +23633,7 @@
       <w:shd w:val="pct10" w:color="auto" w:fill="FFFFFF"/>
       <w:autoSpaceDE w:val="0"/>
       <w:autoSpaceDN w:val="0"/>
-      <w:spacing w:before="0" w:after="0" w:line="240" w:lineRule="auto"/>
+      <w:spacing w:before="0" w:after="0"/>
       <w:ind w:left="1080"/>
       <w:jc w:val="left"/>
     </w:pPr>
@@ -21333,7 +23654,7 @@
       <w:shd w:val="pct10" w:color="auto" w:fill="FFFFFF"/>
       <w:autoSpaceDE w:val="0"/>
       <w:autoSpaceDN w:val="0"/>
-      <w:spacing w:before="0" w:after="0" w:line="240" w:lineRule="auto"/>
+      <w:spacing w:before="0" w:after="0"/>
       <w:ind w:left="1440"/>
       <w:jc w:val="left"/>
     </w:pPr>
@@ -21354,7 +23675,7 @@
       <w:shd w:val="pct10" w:color="auto" w:fill="FFFFFF"/>
       <w:autoSpaceDE w:val="0"/>
       <w:autoSpaceDN w:val="0"/>
-      <w:spacing w:before="0" w:after="0" w:line="240" w:lineRule="auto"/>
+      <w:spacing w:before="0" w:after="0"/>
       <w:ind w:left="1800"/>
       <w:jc w:val="left"/>
     </w:pPr>
@@ -21375,7 +23696,7 @@
       <w:shd w:val="pct10" w:color="auto" w:fill="FFFFFF"/>
       <w:autoSpaceDE w:val="0"/>
       <w:autoSpaceDN w:val="0"/>
-      <w:spacing w:before="0" w:after="0" w:line="240" w:lineRule="auto"/>
+      <w:spacing w:before="0" w:after="0"/>
       <w:ind w:left="2160"/>
       <w:jc w:val="left"/>
     </w:pPr>
@@ -21396,7 +23717,7 @@
       <w:shd w:val="pct10" w:color="auto" w:fill="FFFFFF"/>
       <w:autoSpaceDE w:val="0"/>
       <w:autoSpaceDN w:val="0"/>
-      <w:spacing w:before="0" w:after="0" w:line="240" w:lineRule="auto"/>
+      <w:spacing w:before="0" w:after="0"/>
       <w:ind w:left="2520"/>
       <w:jc w:val="left"/>
     </w:pPr>
@@ -21417,7 +23738,7 @@
       <w:shd w:val="pct10" w:color="auto" w:fill="FFFFFF"/>
       <w:autoSpaceDE w:val="0"/>
       <w:autoSpaceDN w:val="0"/>
-      <w:spacing w:before="0" w:after="0" w:line="240" w:lineRule="auto"/>
+      <w:spacing w:before="0" w:after="0"/>
       <w:ind w:left="2880"/>
       <w:jc w:val="left"/>
     </w:pPr>
@@ -21438,7 +23759,7 @@
       <w:shd w:val="pct10" w:color="auto" w:fill="FFFFFF"/>
       <w:autoSpaceDE w:val="0"/>
       <w:autoSpaceDN w:val="0"/>
-      <w:spacing w:before="0" w:after="0" w:line="240" w:lineRule="auto"/>
+      <w:spacing w:before="0" w:after="0"/>
       <w:ind w:left="3240"/>
       <w:jc w:val="left"/>
     </w:pPr>
@@ -21459,7 +23780,7 @@
       <w:shd w:val="pct10" w:color="auto" w:fill="FFFFFF"/>
       <w:autoSpaceDE w:val="0"/>
       <w:autoSpaceDN w:val="0"/>
-      <w:spacing w:before="0" w:after="0" w:line="240" w:lineRule="auto"/>
+      <w:spacing w:before="0" w:after="0"/>
       <w:ind w:left="3600"/>
       <w:jc w:val="left"/>
     </w:pPr>
@@ -21480,7 +23801,7 @@
       <w:shd w:val="pct10" w:color="auto" w:fill="FFFFFF"/>
       <w:autoSpaceDE w:val="0"/>
       <w:autoSpaceDN w:val="0"/>
-      <w:spacing w:before="0" w:after="0" w:line="240" w:lineRule="auto"/>
+      <w:spacing w:before="0" w:after="0"/>
       <w:ind w:left="3960"/>
       <w:jc w:val="left"/>
     </w:pPr>
@@ -21501,7 +23822,7 @@
       <w:shd w:val="pct10" w:color="auto" w:fill="FFFFFF"/>
       <w:autoSpaceDE w:val="0"/>
       <w:autoSpaceDN w:val="0"/>
-      <w:spacing w:before="0" w:after="0" w:line="240" w:lineRule="auto"/>
+      <w:spacing w:before="0" w:after="0"/>
       <w:ind w:left="4320"/>
       <w:jc w:val="left"/>
     </w:pPr>
@@ -21521,7 +23842,7 @@
       <w:shd w:val="pct10" w:color="auto" w:fill="FFFFFF"/>
       <w:autoSpaceDE w:val="0"/>
       <w:autoSpaceDN w:val="0"/>
-      <w:spacing w:before="0" w:after="0" w:line="240" w:lineRule="auto"/>
+      <w:spacing w:before="0" w:after="0"/>
       <w:ind w:left="4680"/>
       <w:jc w:val="left"/>
     </w:pPr>
@@ -21541,7 +23862,7 @@
     <w:pPr>
       <w:autoSpaceDE w:val="0"/>
       <w:autoSpaceDN w:val="0"/>
-      <w:spacing w:before="30" w:after="60" w:line="240" w:lineRule="auto"/>
+      <w:spacing w:before="30" w:after="60"/>
     </w:pPr>
     <w:rPr>
       <w:rFonts w:ascii="Times New Roman" w:eastAsiaTheme="minorEastAsia" w:hAnsi="Times New Roman" w:cs="Times New Roman"/>
@@ -21559,7 +23880,7 @@
     <w:pPr>
       <w:autoSpaceDE w:val="0"/>
       <w:autoSpaceDN w:val="0"/>
-      <w:spacing w:before="30" w:after="60" w:line="240" w:lineRule="auto"/>
+      <w:spacing w:before="30" w:after="60"/>
       <w:ind w:left="360"/>
     </w:pPr>
     <w:rPr>
@@ -21578,7 +23899,7 @@
     <w:pPr>
       <w:autoSpaceDE w:val="0"/>
       <w:autoSpaceDN w:val="0"/>
-      <w:spacing w:before="30" w:after="60" w:line="240" w:lineRule="auto"/>
+      <w:spacing w:before="30" w:after="60"/>
       <w:ind w:left="720"/>
     </w:pPr>
     <w:rPr>
@@ -21597,7 +23918,7 @@
     <w:pPr>
       <w:autoSpaceDE w:val="0"/>
       <w:autoSpaceDN w:val="0"/>
-      <w:spacing w:before="30" w:after="60" w:line="240" w:lineRule="auto"/>
+      <w:spacing w:before="30" w:after="60"/>
       <w:ind w:left="1080"/>
     </w:pPr>
     <w:rPr>
@@ -21616,7 +23937,7 @@
     <w:pPr>
       <w:autoSpaceDE w:val="0"/>
       <w:autoSpaceDN w:val="0"/>
-      <w:spacing w:before="30" w:after="60" w:line="240" w:lineRule="auto"/>
+      <w:spacing w:before="30" w:after="60"/>
       <w:ind w:left="1440"/>
     </w:pPr>
     <w:rPr>
@@ -21635,7 +23956,7 @@
     <w:pPr>
       <w:autoSpaceDE w:val="0"/>
       <w:autoSpaceDN w:val="0"/>
-      <w:spacing w:before="30" w:after="60" w:line="240" w:lineRule="auto"/>
+      <w:spacing w:before="30" w:after="60"/>
       <w:ind w:left="1800"/>
     </w:pPr>
     <w:rPr>
@@ -21654,7 +23975,7 @@
     <w:pPr>
       <w:autoSpaceDE w:val="0"/>
       <w:autoSpaceDN w:val="0"/>
-      <w:spacing w:before="30" w:after="60" w:line="240" w:lineRule="auto"/>
+      <w:spacing w:before="30" w:after="60"/>
       <w:ind w:left="2160"/>
     </w:pPr>
     <w:rPr>
@@ -21673,7 +23994,7 @@
     <w:pPr>
       <w:autoSpaceDE w:val="0"/>
       <w:autoSpaceDN w:val="0"/>
-      <w:spacing w:before="30" w:after="60" w:line="240" w:lineRule="auto"/>
+      <w:spacing w:before="30" w:after="60"/>
       <w:ind w:left="2520"/>
     </w:pPr>
     <w:rPr>
@@ -21692,7 +24013,7 @@
     <w:pPr>
       <w:autoSpaceDE w:val="0"/>
       <w:autoSpaceDN w:val="0"/>
-      <w:spacing w:before="30" w:after="60" w:line="240" w:lineRule="auto"/>
+      <w:spacing w:before="30" w:after="60"/>
       <w:ind w:left="2880"/>
     </w:pPr>
     <w:rPr>
@@ -21711,7 +24032,7 @@
     <w:pPr>
       <w:autoSpaceDE w:val="0"/>
       <w:autoSpaceDN w:val="0"/>
-      <w:spacing w:before="30" w:after="60" w:line="240" w:lineRule="auto"/>
+      <w:spacing w:before="30" w:after="60"/>
       <w:ind w:left="3240"/>
     </w:pPr>
     <w:rPr>
@@ -21730,7 +24051,7 @@
     <w:pPr>
       <w:autoSpaceDE w:val="0"/>
       <w:autoSpaceDN w:val="0"/>
-      <w:spacing w:before="30" w:after="60" w:line="240" w:lineRule="auto"/>
+      <w:spacing w:before="30" w:after="60"/>
       <w:ind w:left="3600"/>
     </w:pPr>
     <w:rPr>
@@ -21749,7 +24070,7 @@
     <w:pPr>
       <w:autoSpaceDE w:val="0"/>
       <w:autoSpaceDN w:val="0"/>
-      <w:spacing w:before="30" w:after="60" w:line="240" w:lineRule="auto"/>
+      <w:spacing w:before="30" w:after="60"/>
       <w:ind w:left="3960"/>
     </w:pPr>
     <w:rPr>
@@ -21768,7 +24089,7 @@
     <w:pPr>
       <w:autoSpaceDE w:val="0"/>
       <w:autoSpaceDN w:val="0"/>
-      <w:spacing w:before="30" w:after="60" w:line="240" w:lineRule="auto"/>
+      <w:spacing w:before="30" w:after="60"/>
       <w:ind w:left="4320"/>
     </w:pPr>
     <w:rPr>
@@ -21786,7 +24107,7 @@
     <w:pPr>
       <w:autoSpaceDE w:val="0"/>
       <w:autoSpaceDN w:val="0"/>
-      <w:spacing w:before="30" w:after="60" w:line="240" w:lineRule="auto"/>
+      <w:spacing w:before="30" w:after="60"/>
       <w:ind w:left="4680"/>
     </w:pPr>
     <w:rPr>
@@ -21805,7 +24126,7 @@
     <w:pPr>
       <w:autoSpaceDE w:val="0"/>
       <w:autoSpaceDN w:val="0"/>
-      <w:spacing w:before="0" w:after="0" w:line="240" w:lineRule="auto"/>
+      <w:spacing w:before="0" w:after="0"/>
       <w:jc w:val="left"/>
     </w:pPr>
     <w:rPr>
@@ -21824,7 +24145,7 @@
     <w:pPr>
       <w:autoSpaceDE w:val="0"/>
       <w:autoSpaceDN w:val="0"/>
-      <w:spacing w:before="0" w:after="0" w:line="240" w:lineRule="auto"/>
+      <w:spacing w:before="0" w:after="0"/>
       <w:ind w:left="360"/>
       <w:jc w:val="left"/>
     </w:pPr>
@@ -21844,7 +24165,7 @@
     <w:pPr>
       <w:autoSpaceDE w:val="0"/>
       <w:autoSpaceDN w:val="0"/>
-      <w:spacing w:before="0" w:after="0" w:line="240" w:lineRule="auto"/>
+      <w:spacing w:before="0" w:after="0"/>
       <w:ind w:left="720"/>
       <w:jc w:val="left"/>
     </w:pPr>
@@ -21864,7 +24185,7 @@
     <w:pPr>
       <w:autoSpaceDE w:val="0"/>
       <w:autoSpaceDN w:val="0"/>
-      <w:spacing w:before="0" w:after="0" w:line="240" w:lineRule="auto"/>
+      <w:spacing w:before="0" w:after="0"/>
       <w:ind w:left="1080"/>
       <w:jc w:val="left"/>
     </w:pPr>
@@ -21884,7 +24205,7 @@
     <w:pPr>
       <w:autoSpaceDE w:val="0"/>
       <w:autoSpaceDN w:val="0"/>
-      <w:spacing w:before="0" w:after="0" w:line="240" w:lineRule="auto"/>
+      <w:spacing w:before="0" w:after="0"/>
       <w:ind w:left="1440"/>
       <w:jc w:val="left"/>
     </w:pPr>
@@ -21904,7 +24225,7 @@
     <w:pPr>
       <w:autoSpaceDE w:val="0"/>
       <w:autoSpaceDN w:val="0"/>
-      <w:spacing w:before="0" w:after="0" w:line="240" w:lineRule="auto"/>
+      <w:spacing w:before="0" w:after="0"/>
       <w:ind w:left="1800"/>
       <w:jc w:val="left"/>
     </w:pPr>
@@ -21924,7 +24245,7 @@
     <w:pPr>
       <w:autoSpaceDE w:val="0"/>
       <w:autoSpaceDN w:val="0"/>
-      <w:spacing w:before="0" w:after="0" w:line="240" w:lineRule="auto"/>
+      <w:spacing w:before="0" w:after="0"/>
       <w:ind w:left="2160"/>
       <w:jc w:val="left"/>
     </w:pPr>
@@ -21944,7 +24265,7 @@
     <w:pPr>
       <w:autoSpaceDE w:val="0"/>
       <w:autoSpaceDN w:val="0"/>
-      <w:spacing w:before="0" w:after="0" w:line="240" w:lineRule="auto"/>
+      <w:spacing w:before="0" w:after="0"/>
       <w:ind w:left="2520"/>
       <w:jc w:val="left"/>
     </w:pPr>
@@ -21964,7 +24285,7 @@
     <w:pPr>
       <w:autoSpaceDE w:val="0"/>
       <w:autoSpaceDN w:val="0"/>
-      <w:spacing w:before="0" w:after="0" w:line="240" w:lineRule="auto"/>
+      <w:spacing w:before="0" w:after="0"/>
       <w:ind w:left="2880"/>
       <w:jc w:val="left"/>
     </w:pPr>
@@ -21984,7 +24305,7 @@
     <w:pPr>
       <w:autoSpaceDE w:val="0"/>
       <w:autoSpaceDN w:val="0"/>
-      <w:spacing w:before="0" w:after="0" w:line="240" w:lineRule="auto"/>
+      <w:spacing w:before="0" w:after="0"/>
       <w:ind w:left="3240"/>
       <w:jc w:val="left"/>
     </w:pPr>
@@ -22004,7 +24325,7 @@
     <w:pPr>
       <w:autoSpaceDE w:val="0"/>
       <w:autoSpaceDN w:val="0"/>
-      <w:spacing w:before="0" w:after="0" w:line="240" w:lineRule="auto"/>
+      <w:spacing w:before="0" w:after="0"/>
       <w:ind w:left="3600"/>
       <w:jc w:val="left"/>
     </w:pPr>
@@ -22024,7 +24345,7 @@
     <w:pPr>
       <w:autoSpaceDE w:val="0"/>
       <w:autoSpaceDN w:val="0"/>
-      <w:spacing w:before="0" w:after="0" w:line="240" w:lineRule="auto"/>
+      <w:spacing w:before="0" w:after="0"/>
       <w:ind w:left="3960"/>
       <w:jc w:val="left"/>
     </w:pPr>
@@ -22044,7 +24365,7 @@
     <w:pPr>
       <w:autoSpaceDE w:val="0"/>
       <w:autoSpaceDN w:val="0"/>
-      <w:spacing w:before="0" w:after="0" w:line="240" w:lineRule="auto"/>
+      <w:spacing w:before="0" w:after="0"/>
       <w:ind w:left="4320"/>
       <w:jc w:val="left"/>
     </w:pPr>
@@ -22063,7 +24384,7 @@
     <w:pPr>
       <w:autoSpaceDE w:val="0"/>
       <w:autoSpaceDN w:val="0"/>
-      <w:spacing w:before="0" w:after="0" w:line="240" w:lineRule="auto"/>
+      <w:spacing w:before="0" w:after="0"/>
       <w:ind w:left="4680"/>
       <w:jc w:val="left"/>
     </w:pPr>
@@ -22086,7 +24407,7 @@
       </w:tabs>
       <w:autoSpaceDE w:val="0"/>
       <w:autoSpaceDN w:val="0"/>
-      <w:spacing w:before="30" w:after="30" w:line="240" w:lineRule="auto"/>
+      <w:spacing w:before="30" w:after="30"/>
       <w:jc w:val="left"/>
     </w:pPr>
     <w:rPr>
@@ -22108,7 +24429,7 @@
       </w:tabs>
       <w:autoSpaceDE w:val="0"/>
       <w:autoSpaceDN w:val="0"/>
-      <w:spacing w:before="27" w:after="27" w:line="240" w:lineRule="auto"/>
+      <w:spacing w:before="27" w:after="27"/>
       <w:ind w:left="360"/>
       <w:jc w:val="left"/>
     </w:pPr>
@@ -22131,7 +24452,7 @@
       </w:tabs>
       <w:autoSpaceDE w:val="0"/>
       <w:autoSpaceDN w:val="0"/>
-      <w:spacing w:before="24" w:after="24" w:line="240" w:lineRule="auto"/>
+      <w:spacing w:before="24" w:after="24"/>
       <w:ind w:left="720"/>
       <w:jc w:val="left"/>
     </w:pPr>
@@ -22154,7 +24475,7 @@
       </w:tabs>
       <w:autoSpaceDE w:val="0"/>
       <w:autoSpaceDN w:val="0"/>
-      <w:spacing w:before="21" w:after="21" w:line="240" w:lineRule="auto"/>
+      <w:spacing w:before="21" w:after="21"/>
       <w:ind w:left="1080"/>
       <w:jc w:val="left"/>
     </w:pPr>
@@ -22177,7 +24498,7 @@
       </w:tabs>
       <w:autoSpaceDE w:val="0"/>
       <w:autoSpaceDN w:val="0"/>
-      <w:spacing w:before="18" w:after="18" w:line="240" w:lineRule="auto"/>
+      <w:spacing w:before="18" w:after="18"/>
       <w:ind w:left="1440"/>
       <w:jc w:val="left"/>
     </w:pPr>
@@ -22200,7 +24521,7 @@
       </w:tabs>
       <w:autoSpaceDE w:val="0"/>
       <w:autoSpaceDN w:val="0"/>
-      <w:spacing w:before="15" w:after="15" w:line="240" w:lineRule="auto"/>
+      <w:spacing w:before="15" w:after="15"/>
       <w:ind w:left="1800"/>
       <w:jc w:val="left"/>
     </w:pPr>
@@ -22223,7 +24544,7 @@
       </w:tabs>
       <w:autoSpaceDE w:val="0"/>
       <w:autoSpaceDN w:val="0"/>
-      <w:spacing w:before="12" w:after="12" w:line="240" w:lineRule="auto"/>
+      <w:spacing w:before="12" w:after="12"/>
       <w:ind w:left="2160"/>
       <w:jc w:val="left"/>
     </w:pPr>
@@ -22246,7 +24567,7 @@
       </w:tabs>
       <w:autoSpaceDE w:val="0"/>
       <w:autoSpaceDN w:val="0"/>
-      <w:spacing w:before="9" w:after="9" w:line="240" w:lineRule="auto"/>
+      <w:spacing w:before="9" w:after="9"/>
       <w:ind w:left="2520"/>
       <w:jc w:val="left"/>
     </w:pPr>
@@ -22269,7 +24590,7 @@
       </w:tabs>
       <w:autoSpaceDE w:val="0"/>
       <w:autoSpaceDN w:val="0"/>
-      <w:spacing w:before="6" w:after="6" w:line="240" w:lineRule="auto"/>
+      <w:spacing w:before="6" w:after="6"/>
       <w:ind w:left="2880"/>
       <w:jc w:val="left"/>
     </w:pPr>
@@ -22292,7 +24613,7 @@
       </w:tabs>
       <w:autoSpaceDE w:val="0"/>
       <w:autoSpaceDN w:val="0"/>
-      <w:spacing w:before="3" w:after="3" w:line="240" w:lineRule="auto"/>
+      <w:spacing w:before="3" w:after="3"/>
       <w:ind w:left="3240"/>
       <w:jc w:val="left"/>
     </w:pPr>
@@ -22315,7 +24636,7 @@
       </w:tabs>
       <w:autoSpaceDE w:val="0"/>
       <w:autoSpaceDN w:val="0"/>
-      <w:spacing w:before="3" w:after="3" w:line="240" w:lineRule="auto"/>
+      <w:spacing w:before="3" w:after="3"/>
       <w:ind w:left="3600"/>
       <w:jc w:val="left"/>
     </w:pPr>
@@ -22338,7 +24659,7 @@
       </w:tabs>
       <w:autoSpaceDE w:val="0"/>
       <w:autoSpaceDN w:val="0"/>
-      <w:spacing w:before="3" w:after="3" w:line="240" w:lineRule="auto"/>
+      <w:spacing w:before="3" w:after="3"/>
       <w:ind w:left="3960"/>
       <w:jc w:val="left"/>
     </w:pPr>
@@ -22361,7 +24682,7 @@
       </w:tabs>
       <w:autoSpaceDE w:val="0"/>
       <w:autoSpaceDN w:val="0"/>
-      <w:spacing w:before="3" w:after="3" w:line="240" w:lineRule="auto"/>
+      <w:spacing w:before="3" w:after="3"/>
       <w:ind w:left="4320"/>
       <w:jc w:val="left"/>
     </w:pPr>
@@ -22383,7 +24704,7 @@
       </w:tabs>
       <w:autoSpaceDE w:val="0"/>
       <w:autoSpaceDN w:val="0"/>
-      <w:spacing w:before="3" w:after="3" w:line="240" w:lineRule="auto"/>
+      <w:spacing w:before="3" w:after="3"/>
       <w:ind w:left="4680"/>
       <w:jc w:val="left"/>
     </w:pPr>
@@ -22410,7 +24731,7 @@
       </w:tabs>
       <w:autoSpaceDE w:val="0"/>
       <w:autoSpaceDN w:val="0"/>
-      <w:spacing w:before="0" w:after="0" w:line="240" w:lineRule="auto"/>
+      <w:spacing w:before="0" w:after="0"/>
       <w:jc w:val="left"/>
     </w:pPr>
     <w:rPr>
@@ -22433,7 +24754,7 @@
       </w:tabs>
       <w:autoSpaceDE w:val="0"/>
       <w:autoSpaceDN w:val="0"/>
-      <w:spacing w:before="0" w:after="0" w:line="240" w:lineRule="auto"/>
+      <w:spacing w:before="0" w:after="0"/>
       <w:ind w:left="720" w:hanging="360"/>
       <w:jc w:val="left"/>
     </w:pPr>
@@ -22461,7 +24782,7 @@
       </w:tabs>
       <w:autoSpaceDE w:val="0"/>
       <w:autoSpaceDN w:val="0"/>
-      <w:spacing w:before="0" w:after="0" w:line="240" w:lineRule="auto"/>
+      <w:spacing w:before="0" w:after="0"/>
       <w:ind w:left="1080"/>
       <w:jc w:val="left"/>
     </w:pPr>
@@ -22488,7 +24809,7 @@
       </w:tabs>
       <w:autoSpaceDE w:val="0"/>
       <w:autoSpaceDN w:val="0"/>
-      <w:spacing w:before="0" w:after="0" w:line="240" w:lineRule="auto"/>
+      <w:spacing w:before="0" w:after="0"/>
       <w:jc w:val="left"/>
     </w:pPr>
     <w:rPr>
@@ -22514,7 +24835,7 @@
       </w:tabs>
       <w:autoSpaceDE w:val="0"/>
       <w:autoSpaceDN w:val="0"/>
-      <w:spacing w:before="0" w:after="0" w:line="240" w:lineRule="auto"/>
+      <w:spacing w:before="0" w:after="0"/>
       <w:jc w:val="left"/>
     </w:pPr>
     <w:rPr>
@@ -22540,7 +24861,7 @@
       </w:tabs>
       <w:autoSpaceDE w:val="0"/>
       <w:autoSpaceDN w:val="0"/>
-      <w:spacing w:before="0" w:after="0" w:line="240" w:lineRule="auto"/>
+      <w:spacing w:before="0" w:after="0"/>
       <w:jc w:val="left"/>
     </w:pPr>
     <w:rPr>
@@ -22563,7 +24884,7 @@
       </w:tabs>
       <w:autoSpaceDE w:val="0"/>
       <w:autoSpaceDN w:val="0"/>
-      <w:spacing w:before="0" w:after="0" w:line="240" w:lineRule="auto"/>
+      <w:spacing w:before="0" w:after="0"/>
       <w:ind w:left="2520" w:hanging="360"/>
       <w:jc w:val="left"/>
     </w:pPr>
@@ -22587,7 +24908,7 @@
       </w:tabs>
       <w:autoSpaceDE w:val="0"/>
       <w:autoSpaceDN w:val="0"/>
-      <w:spacing w:before="0" w:after="0" w:line="240" w:lineRule="auto"/>
+      <w:spacing w:before="0" w:after="0"/>
       <w:ind w:left="2880" w:hanging="360"/>
       <w:jc w:val="left"/>
     </w:pPr>
@@ -22611,7 +24932,7 @@
       </w:tabs>
       <w:autoSpaceDE w:val="0"/>
       <w:autoSpaceDN w:val="0"/>
-      <w:spacing w:before="0" w:after="0" w:line="240" w:lineRule="auto"/>
+      <w:spacing w:before="0" w:after="0"/>
       <w:ind w:left="3240" w:hanging="360"/>
       <w:jc w:val="left"/>
     </w:pPr>
@@ -22635,7 +24956,7 @@
       </w:tabs>
       <w:autoSpaceDE w:val="0"/>
       <w:autoSpaceDN w:val="0"/>
-      <w:spacing w:before="0" w:after="0" w:line="240" w:lineRule="auto"/>
+      <w:spacing w:before="0" w:after="0"/>
       <w:ind w:left="3600" w:hanging="360"/>
       <w:jc w:val="left"/>
     </w:pPr>
@@ -22659,7 +24980,7 @@
       </w:tabs>
       <w:autoSpaceDE w:val="0"/>
       <w:autoSpaceDN w:val="0"/>
-      <w:spacing w:before="0" w:after="0" w:line="240" w:lineRule="auto"/>
+      <w:spacing w:before="0" w:after="0"/>
       <w:ind w:left="3960" w:hanging="360"/>
       <w:jc w:val="left"/>
     </w:pPr>
@@ -22683,7 +25004,7 @@
       </w:tabs>
       <w:autoSpaceDE w:val="0"/>
       <w:autoSpaceDN w:val="0"/>
-      <w:spacing w:before="0" w:after="0" w:line="240" w:lineRule="auto"/>
+      <w:spacing w:before="0" w:after="0"/>
       <w:ind w:left="4320" w:hanging="360"/>
       <w:jc w:val="left"/>
     </w:pPr>
@@ -22707,7 +25028,7 @@
       </w:tabs>
       <w:autoSpaceDE w:val="0"/>
       <w:autoSpaceDN w:val="0"/>
-      <w:spacing w:before="0" w:after="0" w:line="240" w:lineRule="auto"/>
+      <w:spacing w:before="0" w:after="0"/>
       <w:ind w:left="4680" w:hanging="360"/>
       <w:jc w:val="left"/>
     </w:pPr>
@@ -22730,7 +25051,7 @@
       </w:tabs>
       <w:autoSpaceDE w:val="0"/>
       <w:autoSpaceDN w:val="0"/>
-      <w:spacing w:before="0" w:after="0" w:line="240" w:lineRule="auto"/>
+      <w:spacing w:before="0" w:after="0"/>
       <w:ind w:left="5040" w:hanging="360"/>
       <w:jc w:val="left"/>
     </w:pPr>
@@ -22752,7 +25073,7 @@
       <w:autoSpaceDE w:val="0"/>
       <w:autoSpaceDN w:val="0"/>
       <w:adjustRightInd w:val="0"/>
-      <w:spacing w:before="0" w:after="0" w:line="240" w:lineRule="auto"/>
+      <w:spacing w:before="0" w:after="0"/>
       <w:ind w:left="360" w:hanging="360"/>
       <w:jc w:val="left"/>
     </w:pPr>
@@ -22774,7 +25095,7 @@
       <w:autoSpaceDE w:val="0"/>
       <w:autoSpaceDN w:val="0"/>
       <w:adjustRightInd w:val="0"/>
-      <w:spacing w:before="0" w:after="0" w:line="240" w:lineRule="auto"/>
+      <w:spacing w:before="0" w:after="0"/>
       <w:ind w:left="720" w:hanging="360"/>
       <w:jc w:val="left"/>
     </w:pPr>
@@ -22796,7 +25117,7 @@
       <w:autoSpaceDE w:val="0"/>
       <w:autoSpaceDN w:val="0"/>
       <w:adjustRightInd w:val="0"/>
-      <w:spacing w:before="0" w:after="0" w:line="240" w:lineRule="auto"/>
+      <w:spacing w:before="0" w:after="0"/>
       <w:ind w:left="1080" w:hanging="360"/>
       <w:jc w:val="left"/>
     </w:pPr>
@@ -22818,7 +25139,7 @@
       <w:autoSpaceDE w:val="0"/>
       <w:autoSpaceDN w:val="0"/>
       <w:adjustRightInd w:val="0"/>
-      <w:spacing w:before="0" w:after="0" w:line="240" w:lineRule="auto"/>
+      <w:spacing w:before="0" w:after="0"/>
       <w:ind w:left="1440" w:hanging="360"/>
       <w:jc w:val="left"/>
     </w:pPr>
@@ -22840,7 +25161,7 @@
       <w:autoSpaceDE w:val="0"/>
       <w:autoSpaceDN w:val="0"/>
       <w:adjustRightInd w:val="0"/>
-      <w:spacing w:before="0" w:after="0" w:line="240" w:lineRule="auto"/>
+      <w:spacing w:before="0" w:after="0"/>
       <w:ind w:left="1800" w:hanging="360"/>
       <w:jc w:val="left"/>
     </w:pPr>
@@ -22862,7 +25183,7 @@
       <w:autoSpaceDE w:val="0"/>
       <w:autoSpaceDN w:val="0"/>
       <w:adjustRightInd w:val="0"/>
-      <w:spacing w:before="0" w:after="0" w:line="240" w:lineRule="auto"/>
+      <w:spacing w:before="0" w:after="0"/>
       <w:ind w:left="2160" w:hanging="360"/>
       <w:jc w:val="left"/>
     </w:pPr>
@@ -22884,7 +25205,7 @@
       <w:autoSpaceDE w:val="0"/>
       <w:autoSpaceDN w:val="0"/>
       <w:adjustRightInd w:val="0"/>
-      <w:spacing w:before="0" w:after="0" w:line="240" w:lineRule="auto"/>
+      <w:spacing w:before="0" w:after="0"/>
       <w:ind w:left="2520" w:hanging="360"/>
       <w:jc w:val="left"/>
     </w:pPr>
@@ -22906,7 +25227,7 @@
       <w:autoSpaceDE w:val="0"/>
       <w:autoSpaceDN w:val="0"/>
       <w:adjustRightInd w:val="0"/>
-      <w:spacing w:before="0" w:after="0" w:line="240" w:lineRule="auto"/>
+      <w:spacing w:before="0" w:after="0"/>
       <w:ind w:left="2880" w:hanging="360"/>
       <w:jc w:val="left"/>
     </w:pPr>
@@ -22928,7 +25249,7 @@
       <w:autoSpaceDE w:val="0"/>
       <w:autoSpaceDN w:val="0"/>
       <w:adjustRightInd w:val="0"/>
-      <w:spacing w:before="0" w:after="0" w:line="240" w:lineRule="auto"/>
+      <w:spacing w:before="0" w:after="0"/>
       <w:ind w:left="3240" w:hanging="360"/>
       <w:jc w:val="left"/>
     </w:pPr>
@@ -22950,7 +25271,7 @@
       <w:autoSpaceDE w:val="0"/>
       <w:autoSpaceDN w:val="0"/>
       <w:adjustRightInd w:val="0"/>
-      <w:spacing w:before="0" w:after="0" w:line="240" w:lineRule="auto"/>
+      <w:spacing w:before="0" w:after="0"/>
       <w:ind w:left="3600" w:hanging="360"/>
       <w:jc w:val="left"/>
     </w:pPr>
@@ -22972,7 +25293,7 @@
       <w:autoSpaceDE w:val="0"/>
       <w:autoSpaceDN w:val="0"/>
       <w:adjustRightInd w:val="0"/>
-      <w:spacing w:before="0" w:after="0" w:line="240" w:lineRule="auto"/>
+      <w:spacing w:before="0" w:after="0"/>
       <w:ind w:left="3960" w:hanging="360"/>
       <w:jc w:val="left"/>
     </w:pPr>
@@ -22994,7 +25315,7 @@
       <w:autoSpaceDE w:val="0"/>
       <w:autoSpaceDN w:val="0"/>
       <w:adjustRightInd w:val="0"/>
-      <w:spacing w:before="0" w:after="0" w:line="240" w:lineRule="auto"/>
+      <w:spacing w:before="0" w:after="0"/>
       <w:ind w:left="4320" w:hanging="360"/>
       <w:jc w:val="left"/>
     </w:pPr>
@@ -23016,7 +25337,7 @@
       <w:autoSpaceDE w:val="0"/>
       <w:autoSpaceDN w:val="0"/>
       <w:adjustRightInd w:val="0"/>
-      <w:spacing w:before="0" w:after="0" w:line="240" w:lineRule="auto"/>
+      <w:spacing w:before="0" w:after="0"/>
       <w:ind w:left="4680" w:hanging="360"/>
       <w:jc w:val="left"/>
     </w:pPr>
@@ -23037,7 +25358,7 @@
       <w:autoSpaceDE w:val="0"/>
       <w:autoSpaceDN w:val="0"/>
       <w:adjustRightInd w:val="0"/>
-      <w:spacing w:before="0" w:after="0" w:line="240" w:lineRule="auto"/>
+      <w:spacing w:before="0" w:after="0"/>
       <w:ind w:left="5040" w:hanging="360"/>
       <w:jc w:val="left"/>
     </w:pPr>
@@ -23060,7 +25381,7 @@
     <w:pPr>
       <w:autoSpaceDE w:val="0"/>
       <w:autoSpaceDN w:val="0"/>
-      <w:spacing w:before="0" w:after="0" w:line="240" w:lineRule="auto"/>
+      <w:spacing w:before="0" w:after="0"/>
       <w:ind w:left="200" w:hanging="200"/>
       <w:jc w:val="left"/>
     </w:pPr>
@@ -23083,7 +25404,7 @@
     <w:pPr>
       <w:autoSpaceDE w:val="0"/>
       <w:autoSpaceDN w:val="0"/>
-      <w:spacing w:before="0" w:after="0" w:line="240" w:lineRule="auto"/>
+      <w:spacing w:before="0" w:after="0"/>
       <w:ind w:left="400" w:hanging="200"/>
       <w:jc w:val="left"/>
     </w:pPr>
@@ -23112,7 +25433,7 @@
     <w:unhideWhenUsed/>
     <w:rsid w:val="0092178E"/>
     <w:pPr>
-      <w:spacing w:before="100" w:beforeAutospacing="1" w:after="100" w:afterAutospacing="1" w:line="240" w:lineRule="auto"/>
+      <w:spacing w:before="100" w:beforeAutospacing="1" w:after="100" w:afterAutospacing="1"/>
       <w:jc w:val="left"/>
     </w:pPr>
     <w:rPr>
@@ -23480,6 +25801,17 @@
 </file>
 
 <file path=customXml/item1.xml><?xml version="1.0" encoding="utf-8"?>
+<p:properties xmlns:p="http://schemas.microsoft.com/office/2006/metadata/properties" xmlns:xsi="http://www.w3.org/2001/XMLSchema-instance" xmlns:pc="http://schemas.microsoft.com/office/infopath/2007/PartnerControls">
+  <documentManagement>
+    <TaxCatchAll xmlns="e251b072-de84-4fee-b2e7-4d3e2474f5c4" xsi:nil="true"/>
+    <lcf76f155ced4ddcb4097134ff3c332f xmlns="836b1f19-46af-47af-acb5-4d7212fd4e44">
+      <Terms xmlns="http://schemas.microsoft.com/office/infopath/2007/PartnerControls"/>
+    </lcf76f155ced4ddcb4097134ff3c332f>
+  </documentManagement>
+</p:properties>
+</file>
+
+<file path=customXml/item2.xml><?xml version="1.0" encoding="utf-8"?>
 <ct:contentTypeSchema xmlns:ct="http://schemas.microsoft.com/office/2006/metadata/contentType" xmlns:ma="http://schemas.microsoft.com/office/2006/metadata/properties/metaAttributes" ct:_="" ma:_="" ma:contentTypeName="Dokument" ma:contentTypeID="0x010100676E221B2884634CB44D0AF0392FE558" ma:contentTypeVersion="11" ma:contentTypeDescription="Ein neues Dokument erstellen." ma:contentTypeScope="" ma:versionID="6d617d5413f3216d59193f3fc038381d">
   <xsd:schema xmlns:xsd="http://www.w3.org/2001/XMLSchema" xmlns:xs="http://www.w3.org/2001/XMLSchema" xmlns:p="http://schemas.microsoft.com/office/2006/metadata/properties" xmlns:ns2="836b1f19-46af-47af-acb5-4d7212fd4e44" xmlns:ns3="e251b072-de84-4fee-b2e7-4d3e2474f5c4" targetNamespace="http://schemas.microsoft.com/office/2006/metadata/properties" ma:root="true" ma:fieldsID="ea6eab65ff13a09539d7247ffee8660b" ns2:_="" ns3:_="">
     <xsd:import namespace="836b1f19-46af-47af-acb5-4d7212fd4e44"/>
@@ -23690,17 +26022,6 @@
 </ct:contentTypeSchema>
 </file>
 
-<file path=customXml/item2.xml><?xml version="1.0" encoding="utf-8"?>
-<p:properties xmlns:p="http://schemas.microsoft.com/office/2006/metadata/properties" xmlns:xsi="http://www.w3.org/2001/XMLSchema-instance" xmlns:pc="http://schemas.microsoft.com/office/infopath/2007/PartnerControls">
-  <documentManagement>
-    <TaxCatchAll xmlns="e251b072-de84-4fee-b2e7-4d3e2474f5c4" xsi:nil="true"/>
-    <lcf76f155ced4ddcb4097134ff3c332f xmlns="836b1f19-46af-47af-acb5-4d7212fd4e44">
-      <Terms xmlns="http://schemas.microsoft.com/office/infopath/2007/PartnerControls"/>
-    </lcf76f155ced4ddcb4097134ff3c332f>
-  </documentManagement>
-</p:properties>
-</file>
-
 <file path=customXml/item3.xml><?xml version="1.0" encoding="utf-8"?>
 <?mso-contentType ?>
 <FormTemplates xmlns="http://schemas.microsoft.com/sharepoint/v3/contenttype/forms">
@@ -23721,7 +26042,7 @@
     <b:Month>Dezember</b:Month>
     <b:Day>02</b:Day>
     <b:URL>https://docs.opencv.org/4.x/d6/d00/tutorial_py_root.html</b:URL>
-    <b:RefOrder>3</b:RefOrder>
+    <b:RefOrder>4</b:RefOrder>
   </b:Source>
   <b:Source>
     <b:Tag>Pro24</b:Tag>
@@ -23740,7 +26061,7 @@
       </b:Author>
     </b:Author>
     <b:City>Heilbronn</b:City>
-    <b:RefOrder>2</b:RefOrder>
+    <b:RefOrder>3</b:RefOrder>
   </b:Source>
   <b:Source>
     <b:Tag>Can25</b:Tag>
@@ -23752,12 +26073,34 @@
     <b:Month>01.</b:Month>
     <b:Day>28.</b:Day>
     <b:URL>https://docs.opencv.org/4.x/da/d22/tutorial_py_canny.html</b:URL>
+    <b:RefOrder>2</b:RefOrder>
+  </b:Source>
+  <b:Source>
+    <b:Tag>Con</b:Tag>
+    <b:SourceType>InternetSite</b:SourceType>
+    <b:Guid>{791BFF8A-FECC-4477-82A9-AE0E195C385D}</b:Guid>
+    <b:Title>Contours</b:Title>
+    <b:URL>https://docs.opencv.org/3.4/d4/d73/tutorial_py_contours_begin.html</b:URL>
+    <b:Year>2025</b:Year>
+    <b:Month>12.</b:Month>
+    <b:Day>15.</b:Day>
     <b:RefOrder>1</b:RefOrder>
   </b:Source>
 </b:Sources>
 </file>
 
 <file path=customXml/itemProps1.xml><?xml version="1.0" encoding="utf-8"?>
+<ds:datastoreItem xmlns:ds="http://schemas.openxmlformats.org/officeDocument/2006/customXml" ds:itemID="{EA53E83B-1742-4E9A-9C8E-6E7CB99077E5}">
+  <ds:schemaRefs>
+    <ds:schemaRef ds:uri="http://schemas.microsoft.com/office/2006/metadata/properties"/>
+    <ds:schemaRef ds:uri="http://schemas.microsoft.com/office/infopath/2007/PartnerControls"/>
+    <ds:schemaRef ds:uri="e251b072-de84-4fee-b2e7-4d3e2474f5c4"/>
+    <ds:schemaRef ds:uri="836b1f19-46af-47af-acb5-4d7212fd4e44"/>
+  </ds:schemaRefs>
+</ds:datastoreItem>
+</file>
+
+<file path=customXml/itemProps2.xml><?xml version="1.0" encoding="utf-8"?>
 <ds:datastoreItem xmlns:ds="http://schemas.openxmlformats.org/officeDocument/2006/customXml" ds:itemID="{23464798-3E89-4756-9648-FDFB24AA841E}">
   <ds:schemaRefs>
     <ds:schemaRef ds:uri="http://schemas.microsoft.com/office/2006/metadata/contentType"/>
@@ -23776,17 +26119,6 @@
 </ds:datastoreItem>
 </file>
 
-<file path=customXml/itemProps2.xml><?xml version="1.0" encoding="utf-8"?>
-<ds:datastoreItem xmlns:ds="http://schemas.openxmlformats.org/officeDocument/2006/customXml" ds:itemID="{EA53E83B-1742-4E9A-9C8E-6E7CB99077E5}">
-  <ds:schemaRefs>
-    <ds:schemaRef ds:uri="http://schemas.microsoft.com/office/2006/metadata/properties"/>
-    <ds:schemaRef ds:uri="http://schemas.microsoft.com/office/infopath/2007/PartnerControls"/>
-    <ds:schemaRef ds:uri="e251b072-de84-4fee-b2e7-4d3e2474f5c4"/>
-    <ds:schemaRef ds:uri="836b1f19-46af-47af-acb5-4d7212fd4e44"/>
-  </ds:schemaRefs>
-</ds:datastoreItem>
-</file>
-
 <file path=customXml/itemProps3.xml><?xml version="1.0" encoding="utf-8"?>
 <ds:datastoreItem xmlns:ds="http://schemas.openxmlformats.org/officeDocument/2006/customXml" ds:itemID="{42E09C9A-7ECB-4052-A38A-B1BA09FED6D1}">
   <ds:schemaRefs>
@@ -23796,7 +26128,7 @@
 </file>
 
 <file path=customXml/itemProps4.xml><?xml version="1.0" encoding="utf-8"?>
-<ds:datastoreItem xmlns:ds="http://schemas.openxmlformats.org/officeDocument/2006/customXml" ds:itemID="{9B72780B-4007-4875-ABAF-728DCE36D1A4}">
+<ds:datastoreItem xmlns:ds="http://schemas.openxmlformats.org/officeDocument/2006/customXml" ds:itemID="{7747544C-4086-4E55-A03A-2A150996FD80}">
   <ds:schemaRefs>
     <ds:schemaRef ds:uri="http://schemas.openxmlformats.org/officeDocument/2006/bibliography"/>
   </ds:schemaRefs>

--- a/Dokumentation/Dokumentation.docx
+++ b/Dokumentation/Dokumentation.docx
@@ -12,11 +12,8 @@
         </w:rPr>
       </w:pPr>
       <w:r>
-        <w:rPr>
-          <w:noProof/>
-        </w:rPr>
         <w:drawing>
-          <wp:inline distT="0" distB="0" distL="0" distR="0" wp14:anchorId="470B7D7C" wp14:editId="75DA887F">
+          <wp:inline distT="0" distB="0" distL="0" distR="0" wp14:anchorId="470B7D7C" wp14:editId="4D1EDA11">
             <wp:extent cx="3140723" cy="1057293"/>
             <wp:effectExtent l="0" t="0" r="2540" b="9525"/>
             <wp:docPr id="1" name="Grafik 1"/>
@@ -92,25 +89,17 @@
         <w:rPr>
           <w:sz w:val="44"/>
           <w:szCs w:val="44"/>
-          <w:lang w:val="de-DE"/>
         </w:rPr>
       </w:pPr>
       <w:r>
         <w:rPr>
           <w:sz w:val="44"/>
           <w:szCs w:val="44"/>
-          <w:lang w:val="de-DE"/>
         </w:rPr>
         <w:t>Computer &amp; Robot Vision</w:t>
       </w:r>
     </w:p>
-    <w:p>
-      <w:pPr>
-        <w:rPr>
-          <w:lang w:val="de-DE"/>
-        </w:rPr>
-      </w:pPr>
-    </w:p>
+    <w:p/>
     <w:p>
       <w:pPr>
         <w:pStyle w:val="Titel"/>
@@ -120,17 +109,14 @@
           <w:bCs/>
           <w:sz w:val="44"/>
           <w:szCs w:val="44"/>
-          <w:lang w:val="de-DE"/>
         </w:rPr>
       </w:pPr>
-      <w:proofErr w:type="spellStart"/>
       <w:r>
         <w:rPr>
           <w:b/>
           <w:bCs/>
           <w:sz w:val="44"/>
           <w:szCs w:val="44"/>
-          <w:lang w:val="de-DE"/>
         </w:rPr>
         <w:t>Do</w:t>
       </w:r>
@@ -140,7 +126,6 @@
           <w:bCs/>
           <w:sz w:val="44"/>
           <w:szCs w:val="44"/>
-          <w:lang w:val="de-DE"/>
         </w:rPr>
         <w:t>c</w:t>
       </w:r>
@@ -150,55 +135,41 @@
           <w:bCs/>
           <w:sz w:val="44"/>
           <w:szCs w:val="44"/>
-          <w:lang w:val="de-DE"/>
         </w:rPr>
         <w:t>umentation</w:t>
       </w:r>
-      <w:proofErr w:type="spellEnd"/>
     </w:p>
-    <w:p>
-      <w:pPr>
-        <w:rPr>
-          <w:lang w:val="de-DE"/>
-        </w:rPr>
-      </w:pPr>
-    </w:p>
+    <w:p/>
     <w:p>
       <w:pPr>
         <w:pStyle w:val="Titel"/>
         <w:jc w:val="center"/>
-        <w:rPr>
-          <w:lang w:val="de-DE"/>
-        </w:rPr>
-      </w:pPr>
-      <w:r>
-        <w:rPr>
-          <w:lang w:val="de-DE"/>
-        </w:rPr>
-        <w:t xml:space="preserve">Projekt </w:t>
-      </w:r>
-      <w:r>
-        <w:rPr>
-          <w:lang w:val="de-DE"/>
-        </w:rPr>
-        <w:t>Rubiks Cube</w:t>
+      </w:pPr>
+      <w:r>
+        <w:t>Proje</w:t>
+      </w:r>
+      <w:r>
+        <w:t>c</w:t>
+      </w:r>
+      <w:r>
+        <w:t xml:space="preserve">t </w:t>
+      </w:r>
+      <w:r>
+        <w:t>Rubik</w:t>
+      </w:r>
+      <w:r>
+        <w:t>’</w:t>
+      </w:r>
+      <w:r>
+        <w:t>s Cube</w:t>
       </w:r>
     </w:p>
+    <w:p/>
     <w:p>
       <w:pPr>
-        <w:rPr>
-          <w:lang w:val="de-DE"/>
-        </w:rPr>
-      </w:pPr>
-    </w:p>
-    <w:p>
-      <w:pPr>
         <w:jc w:val="center"/>
       </w:pPr>
       <w:r>
-        <w:rPr>
-          <w:noProof/>
-        </w:rPr>
         <w:drawing>
           <wp:inline distT="0" distB="0" distL="0" distR="0" wp14:anchorId="4E2CD0B8" wp14:editId="733E7D62">
             <wp:extent cx="3324225" cy="2324100"/>
@@ -253,6 +224,8 @@
       </w:r>
     </w:p>
     <w:p/>
+    <w:p/>
+    <w:p/>
     <w:p>
       <w:pPr>
         <w:tabs>
@@ -271,13 +244,14 @@
       <w:r>
         <w:tab/>
       </w:r>
-      <w:proofErr w:type="spellStart"/>
-      <w:r>
-        <w:t>Rubiks</w:t>
-      </w:r>
-      <w:proofErr w:type="spellEnd"/>
-      <w:r>
-        <w:t xml:space="preserve"> Cube</w:t>
+      <w:r>
+        <w:t>Rubik</w:t>
+      </w:r>
+      <w:r>
+        <w:t>’</w:t>
+      </w:r>
+      <w:r>
+        <w:t>s Cube</w:t>
       </w:r>
       <w:r>
         <w:br/>
@@ -290,15 +264,7 @@
       </w:r>
       <w:r>
         <w:tab/>
-        <w:t xml:space="preserve">Lukas </w:t>
-      </w:r>
-      <w:proofErr w:type="spellStart"/>
-      <w:r>
-        <w:t>Gerstlauer</w:t>
-      </w:r>
-      <w:proofErr w:type="spellEnd"/>
-      <w:r>
-        <w:t xml:space="preserve">, </w:t>
+        <w:t xml:space="preserve">Lukas Gerstlauer, </w:t>
       </w:r>
       <w:r>
         <w:tab/>
@@ -326,8 +292,13 @@
         <w:tab/>
       </w:r>
       <w:r>
-        <w:t>Tim Söns</w:t>
-      </w:r>
+        <w:t xml:space="preserve">Tim </w:t>
+      </w:r>
+      <w:proofErr w:type="spellStart"/>
+      <w:r>
+        <w:t>Söns</w:t>
+      </w:r>
+      <w:proofErr w:type="spellEnd"/>
       <w:r>
         <w:t>,</w:t>
       </w:r>
@@ -372,7 +343,15 @@
       </w:r>
       <w:r>
         <w:tab/>
-        <w:t xml:space="preserve">Prof. Dr. </w:t>
+        <w:t xml:space="preserve">Prof. </w:t>
+      </w:r>
+      <w:proofErr w:type="spellStart"/>
+      <w:r>
+        <w:t>Dr.</w:t>
+      </w:r>
+      <w:proofErr w:type="spellEnd"/>
+      <w:r>
+        <w:t xml:space="preserve"> </w:t>
       </w:r>
       <w:r>
         <w:t>Dieter Maier</w:t>
@@ -428,16 +407,22 @@
       <w:r>
         <w:tab/>
         <w:t>T1</w:t>
+      </w:r>
+      <w:r>
+        <w:rPr>
+          <w:b/>
+        </w:rPr>
+        <w:br w:type="page"/>
       </w:r>
     </w:p>
     <w:sdt>
       <w:sdtPr>
         <w:rPr>
           <w:rFonts w:asciiTheme="minorHAnsi" w:eastAsiaTheme="minorHAnsi" w:hAnsiTheme="minorHAnsi" w:cstheme="minorBidi"/>
-          <w:b w:val="0"/>
+          <w:noProof w:val="0"/>
           <w:sz w:val="24"/>
           <w:szCs w:val="22"/>
-          <w:lang w:eastAsia="en-US"/>
+          <w:lang w:val="en-GB" w:eastAsia="en-US"/>
         </w:rPr>
         <w:id w:val="1278983168"/>
         <w:docPartObj>
@@ -447,17 +432,24 @@
       </w:sdtPr>
       <w:sdtEndPr>
         <w:rPr>
+          <w:b w:val="0"/>
           <w:bCs/>
-          <w:noProof w:val="0"/>
-          <w:lang w:val="en-GB"/>
         </w:rPr>
       </w:sdtEndPr>
       <w:sdtContent>
         <w:p>
           <w:pPr>
             <w:pStyle w:val="Inhaltsverzeichnisberschrift"/>
+            <w:rPr>
+              <w:noProof w:val="0"/>
+              <w:lang w:val="en-GB"/>
+            </w:rPr>
           </w:pPr>
           <w:r>
+            <w:rPr>
+              <w:noProof w:val="0"/>
+              <w:lang w:val="en-GB"/>
+            </w:rPr>
             <w:t>List of contents</w:t>
           </w:r>
         </w:p>
@@ -492,7 +484,7 @@
             </w:rPr>
             <w:fldChar w:fldCharType="separate"/>
           </w:r>
-          <w:hyperlink w:anchor="_Toc189151910" w:history="1">
+          <w:hyperlink w:anchor="_Toc189153692" w:history="1">
             <w:r>
               <w:rPr>
                 <w:rStyle w:val="Hyperlink"/>
@@ -533,7 +525,7 @@
               <w:rPr>
                 <w:webHidden/>
               </w:rPr>
-              <w:instrText xml:space="preserve"> PAGEREF _Toc189151910 \h </w:instrText>
+              <w:instrText xml:space="preserve"> PAGEREF _Toc189153692 \h </w:instrText>
             </w:r>
             <w:r>
               <w:rPr>
@@ -573,7 +565,7 @@
               <w14:ligatures w14:val="standardContextual"/>
             </w:rPr>
           </w:pPr>
-          <w:hyperlink w:anchor="_Toc189151911" w:history="1">
+          <w:hyperlink w:anchor="_Toc189153693" w:history="1">
             <w:r>
               <w:rPr>
                 <w:rStyle w:val="Hyperlink"/>
@@ -614,7 +606,7 @@
               <w:rPr>
                 <w:webHidden/>
               </w:rPr>
-              <w:instrText xml:space="preserve"> PAGEREF _Toc189151911 \h </w:instrText>
+              <w:instrText xml:space="preserve"> PAGEREF _Toc189153693 \h </w:instrText>
             </w:r>
             <w:r>
               <w:rPr>
@@ -653,7 +645,7 @@
               <w14:ligatures w14:val="standardContextual"/>
             </w:rPr>
           </w:pPr>
-          <w:hyperlink w:anchor="_Toc189151912" w:history="1">
+          <w:hyperlink w:anchor="_Toc189153694" w:history="1">
             <w:r>
               <w:rPr>
                 <w:rStyle w:val="Hyperlink"/>
@@ -698,7 +690,7 @@
                 <w:noProof/>
                 <w:webHidden/>
               </w:rPr>
-              <w:instrText xml:space="preserve"> PAGEREF _Toc189151912 \h </w:instrText>
+              <w:instrText xml:space="preserve"> PAGEREF _Toc189153694 \h </w:instrText>
             </w:r>
             <w:r>
               <w:rPr>
@@ -741,7 +733,7 @@
               <w14:ligatures w14:val="standardContextual"/>
             </w:rPr>
           </w:pPr>
-          <w:hyperlink w:anchor="_Toc189151913" w:history="1">
+          <w:hyperlink w:anchor="_Toc189153695" w:history="1">
             <w:r>
               <w:rPr>
                 <w:rStyle w:val="Hyperlink"/>
@@ -765,7 +757,7 @@
                 <w:rStyle w:val="Hyperlink"/>
                 <w:noProof/>
               </w:rPr>
-              <w:t>Find contours cv2</w:t>
+              <w:t>Find contours with OpenCV</w:t>
             </w:r>
             <w:r>
               <w:rPr>
@@ -786,7 +778,7 @@
                 <w:noProof/>
                 <w:webHidden/>
               </w:rPr>
-              <w:instrText xml:space="preserve"> PAGEREF _Toc189151913 \h </w:instrText>
+              <w:instrText xml:space="preserve"> PAGEREF _Toc189153695 \h </w:instrText>
             </w:r>
             <w:r>
               <w:rPr>
@@ -829,7 +821,7 @@
               <w14:ligatures w14:val="standardContextual"/>
             </w:rPr>
           </w:pPr>
-          <w:hyperlink w:anchor="_Toc189151914" w:history="1">
+          <w:hyperlink w:anchor="_Toc189153696" w:history="1">
             <w:r>
               <w:rPr>
                 <w:rStyle w:val="Hyperlink"/>
@@ -874,7 +866,7 @@
                 <w:noProof/>
                 <w:webHidden/>
               </w:rPr>
-              <w:instrText xml:space="preserve"> PAGEREF _Toc189151914 \h </w:instrText>
+              <w:instrText xml:space="preserve"> PAGEREF _Toc189153696 \h </w:instrText>
             </w:r>
             <w:r>
               <w:rPr>
@@ -917,7 +909,7 @@
               <w14:ligatures w14:val="standardContextual"/>
             </w:rPr>
           </w:pPr>
-          <w:hyperlink w:anchor="_Toc189151915" w:history="1">
+          <w:hyperlink w:anchor="_Toc189153697" w:history="1">
             <w:r>
               <w:rPr>
                 <w:rStyle w:val="Hyperlink"/>
@@ -962,7 +954,7 @@
                 <w:noProof/>
                 <w:webHidden/>
               </w:rPr>
-              <w:instrText xml:space="preserve"> PAGEREF _Toc189151915 \h </w:instrText>
+              <w:instrText xml:space="preserve"> PAGEREF _Toc189153697 \h </w:instrText>
             </w:r>
             <w:r>
               <w:rPr>
@@ -1005,7 +997,7 @@
               <w14:ligatures w14:val="standardContextual"/>
             </w:rPr>
           </w:pPr>
-          <w:hyperlink w:anchor="_Toc189151916" w:history="1">
+          <w:hyperlink w:anchor="_Toc189153698" w:history="1">
             <w:r>
               <w:rPr>
                 <w:rStyle w:val="Hyperlink"/>
@@ -1050,7 +1042,7 @@
                 <w:noProof/>
                 <w:webHidden/>
               </w:rPr>
-              <w:instrText xml:space="preserve"> PAGEREF _Toc189151916 \h </w:instrText>
+              <w:instrText xml:space="preserve"> PAGEREF _Toc189153698 \h </w:instrText>
             </w:r>
             <w:r>
               <w:rPr>
@@ -1094,7 +1086,7 @@
               <w14:ligatures w14:val="standardContextual"/>
             </w:rPr>
           </w:pPr>
-          <w:hyperlink w:anchor="_Toc189151917" w:history="1">
+          <w:hyperlink w:anchor="_Toc189153699" w:history="1">
             <w:r>
               <w:rPr>
                 <w:rStyle w:val="Hyperlink"/>
@@ -1135,7 +1127,7 @@
               <w:rPr>
                 <w:webHidden/>
               </w:rPr>
-              <w:instrText xml:space="preserve"> PAGEREF _Toc189151917 \h </w:instrText>
+              <w:instrText xml:space="preserve"> PAGEREF _Toc189153699 \h </w:instrText>
             </w:r>
             <w:r>
               <w:rPr>
@@ -1174,7 +1166,7 @@
               <w14:ligatures w14:val="standardContextual"/>
             </w:rPr>
           </w:pPr>
-          <w:hyperlink w:anchor="_Toc189151918" w:history="1">
+          <w:hyperlink w:anchor="_Toc189153700" w:history="1">
             <w:r>
               <w:rPr>
                 <w:rStyle w:val="Hyperlink"/>
@@ -1219,7 +1211,7 @@
                 <w:noProof/>
                 <w:webHidden/>
               </w:rPr>
-              <w:instrText xml:space="preserve"> PAGEREF _Toc189151918 \h </w:instrText>
+              <w:instrText xml:space="preserve"> PAGEREF _Toc189153700 \h </w:instrText>
             </w:r>
             <w:r>
               <w:rPr>
@@ -1262,7 +1254,7 @@
               <w14:ligatures w14:val="standardContextual"/>
             </w:rPr>
           </w:pPr>
-          <w:hyperlink w:anchor="_Toc189151919" w:history="1">
+          <w:hyperlink w:anchor="_Toc189153701" w:history="1">
             <w:r>
               <w:rPr>
                 <w:rStyle w:val="Hyperlink"/>
@@ -1307,7 +1299,7 @@
                 <w:noProof/>
                 <w:webHidden/>
               </w:rPr>
-              <w:instrText xml:space="preserve"> PAGEREF _Toc189151919 \h </w:instrText>
+              <w:instrText xml:space="preserve"> PAGEREF _Toc189153701 \h </w:instrText>
             </w:r>
             <w:r>
               <w:rPr>
@@ -1350,7 +1342,7 @@
               <w14:ligatures w14:val="standardContextual"/>
             </w:rPr>
           </w:pPr>
-          <w:hyperlink w:anchor="_Toc189151920" w:history="1">
+          <w:hyperlink w:anchor="_Toc189153702" w:history="1">
             <w:r>
               <w:rPr>
                 <w:rStyle w:val="Hyperlink"/>
@@ -1395,7 +1387,7 @@
                 <w:noProof/>
                 <w:webHidden/>
               </w:rPr>
-              <w:instrText xml:space="preserve"> PAGEREF _Toc189151920 \h </w:instrText>
+              <w:instrText xml:space="preserve"> PAGEREF _Toc189153702 \h </w:instrText>
             </w:r>
             <w:r>
               <w:rPr>
@@ -1438,7 +1430,7 @@
               <w14:ligatures w14:val="standardContextual"/>
             </w:rPr>
           </w:pPr>
-          <w:hyperlink w:anchor="_Toc189151921" w:history="1">
+          <w:hyperlink w:anchor="_Toc189153703" w:history="1">
             <w:r>
               <w:rPr>
                 <w:rStyle w:val="Hyperlink"/>
@@ -1483,7 +1475,7 @@
                 <w:noProof/>
                 <w:webHidden/>
               </w:rPr>
-              <w:instrText xml:space="preserve"> PAGEREF _Toc189151921 \h </w:instrText>
+              <w:instrText xml:space="preserve"> PAGEREF _Toc189153703 \h </w:instrText>
             </w:r>
             <w:r>
               <w:rPr>
@@ -1526,7 +1518,7 @@
               <w14:ligatures w14:val="standardContextual"/>
             </w:rPr>
           </w:pPr>
-          <w:hyperlink w:anchor="_Toc189151922" w:history="1">
+          <w:hyperlink w:anchor="_Toc189153704" w:history="1">
             <w:r>
               <w:rPr>
                 <w:rStyle w:val="Hyperlink"/>
@@ -1571,7 +1563,7 @@
                 <w:noProof/>
                 <w:webHidden/>
               </w:rPr>
-              <w:instrText xml:space="preserve"> PAGEREF _Toc189151922 \h </w:instrText>
+              <w:instrText xml:space="preserve"> PAGEREF _Toc189153704 \h </w:instrText>
             </w:r>
             <w:r>
               <w:rPr>
@@ -1614,7 +1606,7 @@
               <w14:ligatures w14:val="standardContextual"/>
             </w:rPr>
           </w:pPr>
-          <w:hyperlink w:anchor="_Toc189151923" w:history="1">
+          <w:hyperlink w:anchor="_Toc189153705" w:history="1">
             <w:r>
               <w:rPr>
                 <w:rStyle w:val="Hyperlink"/>
@@ -1659,7 +1651,7 @@
                 <w:noProof/>
                 <w:webHidden/>
               </w:rPr>
-              <w:instrText xml:space="preserve"> PAGEREF _Toc189151923 \h </w:instrText>
+              <w:instrText xml:space="preserve"> PAGEREF _Toc189153705 \h </w:instrText>
             </w:r>
             <w:r>
               <w:rPr>
@@ -1702,7 +1694,7 @@
               <w14:ligatures w14:val="standardContextual"/>
             </w:rPr>
           </w:pPr>
-          <w:hyperlink w:anchor="_Toc189151924" w:history="1">
+          <w:hyperlink w:anchor="_Toc189153706" w:history="1">
             <w:r>
               <w:rPr>
                 <w:rStyle w:val="Hyperlink"/>
@@ -1747,7 +1739,7 @@
                 <w:noProof/>
                 <w:webHidden/>
               </w:rPr>
-              <w:instrText xml:space="preserve"> PAGEREF _Toc189151924 \h </w:instrText>
+              <w:instrText xml:space="preserve"> PAGEREF _Toc189153706 \h </w:instrText>
             </w:r>
             <w:r>
               <w:rPr>
@@ -1790,7 +1782,7 @@
               <w14:ligatures w14:val="standardContextual"/>
             </w:rPr>
           </w:pPr>
-          <w:hyperlink w:anchor="_Toc189151925" w:history="1">
+          <w:hyperlink w:anchor="_Toc189153707" w:history="1">
             <w:r>
               <w:rPr>
                 <w:rStyle w:val="Hyperlink"/>
@@ -1835,7 +1827,7 @@
                 <w:noProof/>
                 <w:webHidden/>
               </w:rPr>
-              <w:instrText xml:space="preserve"> PAGEREF _Toc189151925 \h </w:instrText>
+              <w:instrText xml:space="preserve"> PAGEREF _Toc189153707 \h </w:instrText>
             </w:r>
             <w:r>
               <w:rPr>
@@ -1879,7 +1871,7 @@
               <w14:ligatures w14:val="standardContextual"/>
             </w:rPr>
           </w:pPr>
-          <w:hyperlink w:anchor="_Toc189151926" w:history="1">
+          <w:hyperlink w:anchor="_Toc189153708" w:history="1">
             <w:r>
               <w:rPr>
                 <w:rStyle w:val="Hyperlink"/>
@@ -1920,7 +1912,7 @@
               <w:rPr>
                 <w:webHidden/>
               </w:rPr>
-              <w:instrText xml:space="preserve"> PAGEREF _Toc189151926 \h </w:instrText>
+              <w:instrText xml:space="preserve"> PAGEREF _Toc189153708 \h </w:instrText>
             </w:r>
             <w:r>
               <w:rPr>
@@ -1960,7 +1952,7 @@
               <w14:ligatures w14:val="standardContextual"/>
             </w:rPr>
           </w:pPr>
-          <w:hyperlink w:anchor="_Toc189151927" w:history="1">
+          <w:hyperlink w:anchor="_Toc189153709" w:history="1">
             <w:r>
               <w:rPr>
                 <w:rStyle w:val="Hyperlink"/>
@@ -2003,7 +1995,7 @@
               <w:rPr>
                 <w:webHidden/>
               </w:rPr>
-              <w:instrText xml:space="preserve"> PAGEREF _Toc189151927 \h </w:instrText>
+              <w:instrText xml:space="preserve"> PAGEREF _Toc189153709 \h </w:instrText>
             </w:r>
             <w:r>
               <w:rPr>
@@ -2043,7 +2035,7 @@
               <w14:ligatures w14:val="standardContextual"/>
             </w:rPr>
           </w:pPr>
-          <w:hyperlink w:anchor="_Toc189151928" w:history="1">
+          <w:hyperlink w:anchor="_Toc189153710" w:history="1">
             <w:r>
               <w:rPr>
                 <w:rStyle w:val="Hyperlink"/>
@@ -2084,7 +2076,7 @@
               <w:rPr>
                 <w:webHidden/>
               </w:rPr>
-              <w:instrText xml:space="preserve"> PAGEREF _Toc189151928 \h </w:instrText>
+              <w:instrText xml:space="preserve"> PAGEREF _Toc189153710 \h </w:instrText>
             </w:r>
             <w:r>
               <w:rPr>
@@ -2124,7 +2116,7 @@
               <w14:ligatures w14:val="standardContextual"/>
             </w:rPr>
           </w:pPr>
-          <w:hyperlink w:anchor="_Toc189151929" w:history="1">
+          <w:hyperlink w:anchor="_Toc189153711" w:history="1">
             <w:r>
               <w:rPr>
                 <w:rStyle w:val="Hyperlink"/>
@@ -2165,7 +2157,7 @@
               <w:rPr>
                 <w:webHidden/>
               </w:rPr>
-              <w:instrText xml:space="preserve"> PAGEREF _Toc189151929 \h </w:instrText>
+              <w:instrText xml:space="preserve"> PAGEREF _Toc189153711 \h </w:instrText>
             </w:r>
             <w:r>
               <w:rPr>
@@ -2205,7 +2197,7 @@
               <w14:ligatures w14:val="standardContextual"/>
             </w:rPr>
           </w:pPr>
-          <w:hyperlink w:anchor="_Toc189151930" w:history="1">
+          <w:hyperlink w:anchor="_Toc189153712" w:history="1">
             <w:r>
               <w:rPr>
                 <w:rStyle w:val="Hyperlink"/>
@@ -2246,7 +2238,7 @@
               <w:rPr>
                 <w:webHidden/>
               </w:rPr>
-              <w:instrText xml:space="preserve"> PAGEREF _Toc189151930 \h </w:instrText>
+              <w:instrText xml:space="preserve"> PAGEREF _Toc189153712 \h </w:instrText>
             </w:r>
             <w:r>
               <w:rPr>
@@ -2291,7 +2283,11 @@
           <w:ilvl w:val="0"/>
           <w:numId w:val="0"/>
         </w:numPr>
-        <w:ind w:left="432" w:hanging="432"/>
+        <w:ind w:left="432"/>
+        <w:rPr>
+          <w:noProof w:val="0"/>
+          <w:lang w:val="en-GB"/>
+        </w:rPr>
         <w:sectPr>
           <w:footerReference w:type="default" r:id="rId13"/>
           <w:footerReference w:type="first" r:id="rId14"/>
@@ -2305,15 +2301,27 @@
         </w:sectPr>
       </w:pPr>
       <w:r>
+        <w:rPr>
+          <w:noProof w:val="0"/>
+          <w:lang w:val="en-GB"/>
+        </w:rPr>
         <w:br w:type="page"/>
       </w:r>
     </w:p>
     <w:p>
       <w:pPr>
         <w:pStyle w:val="berschrift1"/>
-      </w:pPr>
-      <w:bookmarkStart w:id="0" w:name="_Toc189151910"/>
-      <w:r>
+        <w:rPr>
+          <w:noProof w:val="0"/>
+          <w:lang w:val="en-GB"/>
+        </w:rPr>
+      </w:pPr>
+      <w:bookmarkStart w:id="0" w:name="_Toc189153692"/>
+      <w:r>
+        <w:rPr>
+          <w:noProof w:val="0"/>
+          <w:lang w:val="en-GB"/>
+        </w:rPr>
         <w:lastRenderedPageBreak/>
         <w:t>Introduction</w:t>
       </w:r>
@@ -2360,21 +2368,7 @@
         <w:rPr>
           <w:lang w:eastAsia="de-DE"/>
         </w:rPr>
-        <w:t xml:space="preserve"> “Computer and Robot Vision” and aims to realize the </w:t>
-      </w:r>
-      <w:proofErr w:type="spellStart"/>
-      <w:r>
-        <w:rPr>
-          <w:lang w:eastAsia="de-DE"/>
-        </w:rPr>
-        <w:t>color</w:t>
-      </w:r>
-      <w:proofErr w:type="spellEnd"/>
-      <w:r>
-        <w:rPr>
-          <w:lang w:eastAsia="de-DE"/>
-        </w:rPr>
-        <w:t xml:space="preserve"> recognition of the faces of a Rubik's Cube. The Rubik's Cube poses </w:t>
+        <w:t xml:space="preserve"> “Computer and Robot Vision” and aims to realize the color recognition of the faces of a Rubik's Cube. The Rubik's Cube poses </w:t>
       </w:r>
       <w:proofErr w:type="gramStart"/>
       <w:r>
@@ -2388,63 +2382,7 @@
         <w:rPr>
           <w:lang w:eastAsia="de-DE"/>
         </w:rPr>
-        <w:t xml:space="preserve"> challenges for </w:t>
-      </w:r>
-      <w:proofErr w:type="spellStart"/>
-      <w:r>
-        <w:rPr>
-          <w:lang w:eastAsia="de-DE"/>
-        </w:rPr>
-        <w:t>color</w:t>
-      </w:r>
-      <w:proofErr w:type="spellEnd"/>
-      <w:r>
-        <w:rPr>
-          <w:lang w:eastAsia="de-DE"/>
-        </w:rPr>
-        <w:t xml:space="preserve"> detection, such as different </w:t>
-      </w:r>
-      <w:proofErr w:type="spellStart"/>
-      <w:r>
-        <w:rPr>
-          <w:lang w:eastAsia="de-DE"/>
-        </w:rPr>
-        <w:t>colors</w:t>
-      </w:r>
-      <w:proofErr w:type="spellEnd"/>
-      <w:r>
-        <w:rPr>
-          <w:lang w:eastAsia="de-DE"/>
-        </w:rPr>
-        <w:t xml:space="preserve"> of different cubes, similar hues of two </w:t>
-      </w:r>
-      <w:proofErr w:type="spellStart"/>
-      <w:r>
-        <w:rPr>
-          <w:lang w:eastAsia="de-DE"/>
-        </w:rPr>
-        <w:t>colors</w:t>
-      </w:r>
-      <w:proofErr w:type="spellEnd"/>
-      <w:r>
-        <w:rPr>
-          <w:lang w:eastAsia="de-DE"/>
-        </w:rPr>
-        <w:t xml:space="preserve"> (red, orange) and different reflection conditions of the </w:t>
-      </w:r>
-      <w:proofErr w:type="spellStart"/>
-      <w:r>
-        <w:rPr>
-          <w:lang w:eastAsia="de-DE"/>
-        </w:rPr>
-        <w:t>colors</w:t>
-      </w:r>
-      <w:proofErr w:type="spellEnd"/>
-      <w:r>
-        <w:rPr>
-          <w:lang w:eastAsia="de-DE"/>
-        </w:rPr>
-        <w:t>. Thus, a wide range of different methods and techniques of image processing must be applied to realize a reliable detection under different conditions.</w:t>
+        <w:t xml:space="preserve"> challenges for color detection, such as different colors of different cubes, similar hues of two colors (red, orange) and different reflection conditions of the colors. Thus, a wide range of different methods and techniques of image processing must be applied to realize a reliable detection under different conditions.</w:t>
       </w:r>
       <w:r>
         <w:t xml:space="preserve"> </w:t>
@@ -2455,9 +2393,6 @@
         <w:keepNext/>
       </w:pPr>
       <w:r>
-        <w:rPr>
-          <w:noProof/>
-        </w:rPr>
         <w:drawing>
           <wp:inline distT="0" distB="0" distL="0" distR="0" wp14:anchorId="68578263" wp14:editId="534738FF">
             <wp:extent cx="5760000" cy="2702609"/>
@@ -2515,7 +2450,7 @@
       <w:pPr>
         <w:pStyle w:val="Beschriftung"/>
       </w:pPr>
-      <w:bookmarkStart w:id="1" w:name="_Toc189151931"/>
+      <w:bookmarkStart w:id="1" w:name="_Toc189153674"/>
       <w:r>
         <w:t xml:space="preserve">Figure </w:t>
       </w:r>
@@ -2538,15 +2473,13 @@
         <w:fldChar w:fldCharType="end"/>
       </w:r>
       <w:r>
-        <w:t xml:space="preserve">: Image of </w:t>
-      </w:r>
-      <w:proofErr w:type="spellStart"/>
-      <w:r>
-        <w:t>Rubiks</w:t>
-      </w:r>
-      <w:proofErr w:type="spellEnd"/>
-      <w:r>
-        <w:t xml:space="preserve"> Cube under lab conditions</w:t>
+        <w:t>: Image of Rubik</w:t>
+      </w:r>
+      <w:r>
+        <w:t>’</w:t>
+      </w:r>
+      <w:r>
+        <w:t>s Cube under lab conditions</w:t>
       </w:r>
       <w:bookmarkEnd w:id="1"/>
     </w:p>
@@ -2560,35 +2493,7 @@
         <w:rPr>
           <w:lang w:eastAsia="de-DE"/>
         </w:rPr>
-        <w:t xml:space="preserve">This documentation describes the approach, methods and results of the project. Starting with a theoretical introduction to relevant </w:t>
-      </w:r>
-      <w:proofErr w:type="spellStart"/>
-      <w:r>
-        <w:rPr>
-          <w:lang w:eastAsia="de-DE"/>
-        </w:rPr>
-        <w:t>color</w:t>
-      </w:r>
-      <w:proofErr w:type="spellEnd"/>
-      <w:r>
-        <w:rPr>
-          <w:lang w:eastAsia="de-DE"/>
-        </w:rPr>
-        <w:t xml:space="preserve"> models and image processing methods, the development and implementation of the </w:t>
-      </w:r>
-      <w:proofErr w:type="spellStart"/>
-      <w:r>
-        <w:rPr>
-          <w:lang w:eastAsia="de-DE"/>
-        </w:rPr>
-        <w:t>color</w:t>
-      </w:r>
-      <w:proofErr w:type="spellEnd"/>
-      <w:r>
-        <w:rPr>
-          <w:lang w:eastAsia="de-DE"/>
-        </w:rPr>
-        <w:t xml:space="preserve"> detection system is then discussed. Finally, the results are </w:t>
+        <w:t xml:space="preserve">This documentation describes the approach, methods and results of the project. Starting with a theoretical introduction to relevant color models and image processing methods, the development and implementation of the color detection system is then discussed. Finally, the results are </w:t>
       </w:r>
       <w:proofErr w:type="gramStart"/>
       <w:r>
@@ -2623,19 +2528,32 @@
     <w:p>
       <w:pPr>
         <w:pStyle w:val="berschrift1"/>
-      </w:pPr>
-      <w:bookmarkStart w:id="2" w:name="_Toc189151911"/>
-      <w:r>
+        <w:rPr>
+          <w:noProof w:val="0"/>
+          <w:lang w:val="en-GB"/>
+        </w:rPr>
+      </w:pPr>
+      <w:bookmarkStart w:id="2" w:name="_Toc189153693"/>
+      <w:r>
+        <w:rPr>
+          <w:noProof w:val="0"/>
+          <w:lang w:val="en-GB"/>
+        </w:rPr>
         <w:lastRenderedPageBreak/>
         <w:t>Technical background</w:t>
       </w:r>
       <w:bookmarkEnd w:id="2"/>
     </w:p>
     <w:p>
+      <w:r>
+        <w:t>The following chapter explains the necessary technical basics of image processing. Edge detection as well as color correction and detection are discussed.</w:t>
+      </w:r>
+    </w:p>
+    <w:p>
       <w:pPr>
         <w:pStyle w:val="berschrift2"/>
       </w:pPr>
-      <w:bookmarkStart w:id="3" w:name="_Toc189151912"/>
+      <w:bookmarkStart w:id="3" w:name="_Toc189153694"/>
       <w:r>
         <w:t>Edge Detection</w:t>
       </w:r>
@@ -2650,9 +2568,12 @@
       <w:pPr>
         <w:pStyle w:val="berschrift3"/>
       </w:pPr>
-      <w:bookmarkStart w:id="4" w:name="_Toc189151913"/>
-      <w:r>
-        <w:t>Find contours cv2</w:t>
+      <w:bookmarkStart w:id="4" w:name="_Toc189153695"/>
+      <w:r>
+        <w:t>Find contours</w:t>
+      </w:r>
+      <w:r>
+        <w:t xml:space="preserve"> with OpenCV</w:t>
       </w:r>
       <w:bookmarkEnd w:id="4"/>
     </w:p>
@@ -2722,27 +2643,13 @@
             <w:fldChar w:fldCharType="begin"/>
           </w:r>
           <w:r>
-            <w:rPr>
-              <w:lang w:val="en-US"/>
-            </w:rPr>
             <w:instrText xml:space="preserve"> CITATION Con \l 1031 </w:instrText>
           </w:r>
           <w:r>
             <w:fldChar w:fldCharType="separate"/>
           </w:r>
           <w:r>
-            <w:rPr>
-              <w:noProof/>
-              <w:lang w:val="en-US"/>
-            </w:rPr>
-            <w:t xml:space="preserve"> </w:t>
-          </w:r>
-          <w:r>
-            <w:rPr>
-              <w:noProof/>
-              <w:lang w:val="en-US"/>
-            </w:rPr>
-            <w:t>[1]</w:t>
+            <w:t xml:space="preserve"> [1]</w:t>
           </w:r>
           <w:r>
             <w:fldChar w:fldCharType="end"/>
@@ -2754,7 +2661,7 @@
       <w:pPr>
         <w:pStyle w:val="berschrift3"/>
       </w:pPr>
-      <w:bookmarkStart w:id="5" w:name="_Toc189151914"/>
+      <w:bookmarkStart w:id="5" w:name="_Toc189153696"/>
       <w:r>
         <w:t>Canny Filter</w:t>
       </w:r>
@@ -2788,16 +2695,7 @@
             <w:fldChar w:fldCharType="separate"/>
           </w:r>
           <w:r>
-            <w:rPr>
-              <w:noProof/>
-            </w:rPr>
-            <w:t xml:space="preserve"> </w:t>
-          </w:r>
-          <w:r>
-            <w:rPr>
-              <w:noProof/>
-            </w:rPr>
-            <w:t>[2]</w:t>
+            <w:t xml:space="preserve"> [2]</w:t>
           </w:r>
           <w:r>
             <w:fldChar w:fldCharType="end"/>
@@ -2939,13 +2837,7 @@
         <w:t xml:space="preserve"> </w:t>
       </w:r>
       <w:r>
-        <w:t>is calculated using Sobel</w:t>
-      </w:r>
-      <w:r>
-        <w:t xml:space="preserve"> </w:t>
-      </w:r>
-      <w:r>
-        <w:t>operators</w:t>
+        <w:t>is calculated using Sobel operators</w:t>
       </w:r>
     </w:p>
     <w:p>
@@ -2990,9 +2882,6 @@
         <w:keepNext/>
       </w:pPr>
       <w:r>
-        <w:rPr>
-          <w:noProof/>
-        </w:rPr>
         <w:drawing>
           <wp:inline distT="0" distB="0" distL="0" distR="0" wp14:anchorId="61A53C9C" wp14:editId="4468F07F">
             <wp:extent cx="5292000" cy="2328480"/>
@@ -3047,7 +2936,7 @@
       <w:pPr>
         <w:pStyle w:val="Beschriftung"/>
       </w:pPr>
-      <w:bookmarkStart w:id="6" w:name="_Toc189151932"/>
+      <w:bookmarkStart w:id="6" w:name="_Toc189153675"/>
       <w:r>
         <w:t xml:space="preserve">Figure </w:t>
       </w:r>
@@ -3082,19 +2971,12 @@
             <w:fldChar w:fldCharType="begin"/>
           </w:r>
           <w:r>
-            <w:rPr>
-              <w:lang w:val="en-US"/>
-            </w:rPr>
             <w:instrText xml:space="preserve"> CITATION Can25 \l 1031 </w:instrText>
           </w:r>
           <w:r>
             <w:fldChar w:fldCharType="separate"/>
           </w:r>
           <w:r>
-            <w:rPr>
-              <w:noProof/>
-              <w:lang w:val="en-US"/>
-            </w:rPr>
             <w:t>[2]</w:t>
           </w:r>
           <w:r>
@@ -3109,11 +2991,8 @@
         <w:pStyle w:val="Listenabsatz"/>
       </w:pPr>
       <w:r>
-        <w:t xml:space="preserve">Point A lies on the edge (in vertical direction). The gradient direction is normal to the edge. Points B and C lie in the gradient direction. Point A is therefore checked with </w:t>
-      </w:r>
-      <w:r>
         <w:lastRenderedPageBreak/>
-        <w:t xml:space="preserve">points B and C to see whether it forms a local maximum. If so, it is </w:t>
+        <w:t xml:space="preserve">Point A lies on the edge (in vertical direction). The gradient direction is normal to the edge. Points B and C lie in the gradient direction. Point A is therefore checked with points B and C to see whether it forms a local maximum. If so, it is </w:t>
       </w:r>
       <w:proofErr w:type="gramStart"/>
       <w:r>
@@ -3123,11 +3002,9 @@
       <w:r>
         <w:t xml:space="preserve"> for the next step, otherwise it is suppressed (set to zero).</w:t>
       </w:r>
-    </w:p>
-    <w:p>
-      <w:pPr>
-        <w:pStyle w:val="Listenabsatz"/>
-      </w:pPr>
+      <w:r>
+        <w:t xml:space="preserve"> </w:t>
+      </w:r>
       <w:r>
         <w:t>The result is a binary image with "thin edges"</w:t>
       </w:r>
@@ -3224,10 +3101,7 @@
         <w:t>e get strong edges in the image</w:t>
       </w:r>
       <w:r>
-        <w:t xml:space="preserve"> </w:t>
-      </w:r>
-      <w:r>
-        <w:t xml:space="preserve">which </w:t>
+        <w:t xml:space="preserve"> which </w:t>
       </w:r>
       <w:proofErr w:type="gramStart"/>
       <w:r>
@@ -3247,14 +3121,9 @@
       </w:pPr>
       <w:bookmarkStart w:id="7" w:name="_Ref189055168"/>
       <w:bookmarkStart w:id="8" w:name="_Ref189055175"/>
-      <w:bookmarkStart w:id="9" w:name="_Toc189151915"/>
-      <w:proofErr w:type="spellStart"/>
-      <w:r>
-        <w:t>Color</w:t>
-      </w:r>
-      <w:proofErr w:type="spellEnd"/>
-      <w:r>
-        <w:t xml:space="preserve"> correction</w:t>
+      <w:bookmarkStart w:id="9" w:name="_Toc189153697"/>
+      <w:r>
+        <w:t>Color correction</w:t>
       </w:r>
       <w:bookmarkEnd w:id="7"/>
       <w:bookmarkEnd w:id="8"/>
@@ -3262,103 +3131,7 @@
     </w:p>
     <w:p>
       <w:r>
-        <w:t xml:space="preserve">As the </w:t>
-      </w:r>
-      <w:proofErr w:type="spellStart"/>
-      <w:r>
-        <w:t>color</w:t>
-      </w:r>
-      <w:proofErr w:type="spellEnd"/>
-      <w:r>
-        <w:t xml:space="preserve"> detection of the individual areas should also function under different lighting conditions, a so-called </w:t>
-      </w:r>
-      <w:proofErr w:type="spellStart"/>
-      <w:r>
-        <w:t>color</w:t>
-      </w:r>
-      <w:proofErr w:type="spellEnd"/>
-      <w:r>
-        <w:t xml:space="preserve"> correction is used. This is necessary because the corresponding </w:t>
-      </w:r>
-      <w:proofErr w:type="spellStart"/>
-      <w:r>
-        <w:t>color</w:t>
-      </w:r>
-      <w:proofErr w:type="spellEnd"/>
-      <w:r>
-        <w:t xml:space="preserve"> areas of the individual </w:t>
-      </w:r>
-      <w:proofErr w:type="spellStart"/>
-      <w:r>
-        <w:t>colors</w:t>
-      </w:r>
-      <w:proofErr w:type="spellEnd"/>
-      <w:r>
-        <w:t xml:space="preserve"> are defined under neutral, bright light. If the light </w:t>
-      </w:r>
-      <w:proofErr w:type="spellStart"/>
-      <w:r>
-        <w:t>color</w:t>
-      </w:r>
-      <w:proofErr w:type="spellEnd"/>
-      <w:r>
-        <w:t xml:space="preserve"> now changes, the </w:t>
-      </w:r>
-      <w:proofErr w:type="spellStart"/>
-      <w:r>
-        <w:t>color</w:t>
-      </w:r>
-      <w:proofErr w:type="spellEnd"/>
-      <w:r>
-        <w:t xml:space="preserve"> values of the surfaces also change accordingly, so that they may slip into other </w:t>
-      </w:r>
-      <w:proofErr w:type="spellStart"/>
-      <w:r>
-        <w:t>color</w:t>
-      </w:r>
-      <w:proofErr w:type="spellEnd"/>
-      <w:r>
-        <w:t xml:space="preserve"> ranges or even lie outside the defined </w:t>
-      </w:r>
-      <w:proofErr w:type="spellStart"/>
-      <w:r>
-        <w:t>color</w:t>
-      </w:r>
-      <w:proofErr w:type="spellEnd"/>
-      <w:r>
-        <w:t xml:space="preserve"> ranges. For example, the white surface also appears bluish under blue light. The </w:t>
-      </w:r>
-      <w:proofErr w:type="spellStart"/>
-      <w:r>
-        <w:t>color</w:t>
-      </w:r>
-      <w:proofErr w:type="spellEnd"/>
-      <w:r>
-        <w:t xml:space="preserve"> correction is intended to remedy this and transform the </w:t>
-      </w:r>
-      <w:proofErr w:type="spellStart"/>
-      <w:r>
-        <w:t>color</w:t>
-      </w:r>
-      <w:proofErr w:type="spellEnd"/>
-      <w:r>
-        <w:t xml:space="preserve"> back into neutral </w:t>
-      </w:r>
-      <w:proofErr w:type="spellStart"/>
-      <w:r>
-        <w:t>colors</w:t>
-      </w:r>
-      <w:proofErr w:type="spellEnd"/>
-      <w:r>
-        <w:t xml:space="preserve">. The correction takes place in the RGB </w:t>
-      </w:r>
-      <w:proofErr w:type="spellStart"/>
-      <w:r>
-        <w:t>color</w:t>
-      </w:r>
-      <w:proofErr w:type="spellEnd"/>
-      <w:r>
-        <w:t xml:space="preserve"> space</w:t>
+        <w:t>As the color detection of the individual areas should also function under different lighting conditions, a so-called color correction is used. This is necessary because the corresponding color areas of the individual colors are defined under neutral, bright light. If the light color now changes, the color values of the surfaces also change accordingly, so that they may slip into other color ranges or even lie outside the defined color ranges. For example, the white surface also appears bluish under blue light. The color correction is intended to remedy this and transform the color back into neutral colors. The correction takes place in the RGB color space</w:t>
       </w:r>
       <w:r>
         <w:t xml:space="preserve"> </w:t>
@@ -3373,19 +3146,12 @@
             <w:fldChar w:fldCharType="begin"/>
           </w:r>
           <w:r>
-            <w:rPr>
-              <w:lang w:val="en-US"/>
-            </w:rPr>
             <w:instrText xml:space="preserve"> CITATION Pro24 \l 1031 </w:instrText>
           </w:r>
           <w:r>
             <w:fldChar w:fldCharType="separate"/>
           </w:r>
           <w:r>
-            <w:rPr>
-              <w:noProof/>
-              <w:lang w:val="en-US"/>
-            </w:rPr>
             <w:t>[3]</w:t>
           </w:r>
           <w:r>
@@ -3399,31 +3165,7 @@
     </w:p>
     <w:p>
       <w:r>
-        <w:t xml:space="preserve">For </w:t>
-      </w:r>
-      <w:proofErr w:type="spellStart"/>
-      <w:r>
-        <w:t>color</w:t>
-      </w:r>
-      <w:proofErr w:type="spellEnd"/>
-      <w:r>
-        <w:t xml:space="preserve"> correction, an area in the original image that is as uniformly grey as possible is required to determine the ground truth values. The individual </w:t>
-      </w:r>
-      <w:proofErr w:type="spellStart"/>
-      <w:r>
-        <w:t>color</w:t>
-      </w:r>
-      <w:proofErr w:type="spellEnd"/>
-      <w:r>
-        <w:t xml:space="preserve"> channels should be equally pronounced in the grey area. The ground truth values of the individual </w:t>
-      </w:r>
-      <w:proofErr w:type="spellStart"/>
-      <w:r>
-        <w:t>color</w:t>
-      </w:r>
-      <w:proofErr w:type="spellEnd"/>
-      <w:r>
-        <w:t xml:space="preserve"> channels can be determined using the histogram of this area. The standard deviations and the position of the maximum values of the histogram are important here: </w:t>
+        <w:t xml:space="preserve">For color correction, an area in the original image that is as uniformly grey as possible is required to determine the ground truth values. The individual color channels should be equally pronounced in the grey area. The ground truth values of the individual color channels can be determined using the histogram of this area. The standard deviations and the position of the maximum values of the histogram are important here: </w:t>
       </w:r>
     </w:p>
     <w:p>
@@ -3627,9 +3369,6 @@
         <w:pStyle w:val="Beschriftung"/>
       </w:pPr>
       <w:r>
-        <w:rPr>
-          <w:noProof/>
-        </w:rPr>
         <w:drawing>
           <wp:inline distT="0" distB="0" distL="0" distR="0" wp14:anchorId="24B44BF3" wp14:editId="758F3E2E">
             <wp:extent cx="1800000" cy="1766165"/>
@@ -3674,7 +3413,7 @@
           <w:rFonts w:eastAsiaTheme="minorEastAsia"/>
         </w:rPr>
       </w:pPr>
-      <w:bookmarkStart w:id="10" w:name="_Toc189151933"/>
+      <w:bookmarkStart w:id="10" w:name="_Toc189153676"/>
       <w:r>
         <w:t xml:space="preserve">Figure </w:t>
       </w:r>
@@ -3697,15 +3436,7 @@
         <w:fldChar w:fldCharType="end"/>
       </w:r>
       <w:r>
-        <w:t xml:space="preserve">: </w:t>
-      </w:r>
-      <w:proofErr w:type="spellStart"/>
-      <w:r>
-        <w:t>Color</w:t>
-      </w:r>
-      <w:proofErr w:type="spellEnd"/>
-      <w:r>
-        <w:t xml:space="preserve"> correction - Calibrated object</w:t>
+        <w:t>: Color correction - Calibrated object</w:t>
       </w:r>
       <w:sdt>
         <w:sdtPr>
@@ -3741,16 +3472,8 @@
           <w:r>
             <w:rPr>
               <w:rFonts w:eastAsiaTheme="minorEastAsia"/>
-              <w:noProof/>
             </w:rPr>
-            <w:t xml:space="preserve"> </w:t>
-          </w:r>
-          <w:r>
-            <w:rPr>
-              <w:rFonts w:eastAsiaTheme="minorEastAsia"/>
-              <w:noProof/>
-            </w:rPr>
-            <w:t>[3]</w:t>
+            <w:t xml:space="preserve"> [3]</w:t>
           </w:r>
           <m:oMath>
             <m:r>
@@ -3961,21 +3684,16 @@
         <w:rPr>
           <w:rFonts w:eastAsiaTheme="minorEastAsia"/>
         </w:rPr>
-        <w:t xml:space="preserve">To calibrate a </w:t>
-      </w:r>
-      <w:proofErr w:type="spellStart"/>
-      <w:r>
-        <w:rPr>
-          <w:rFonts w:eastAsiaTheme="minorEastAsia"/>
-        </w:rPr>
-        <w:t>discolored</w:t>
-      </w:r>
-      <w:proofErr w:type="spellEnd"/>
-      <w:r>
-        <w:rPr>
-          <w:rFonts w:eastAsiaTheme="minorEastAsia"/>
-        </w:rPr>
-        <w:t xml:space="preserve"> image, the parameters of the same grey area must also be determined. These are the changed standard deviations and the shifted position of the maximum values.</w:t>
+        <w:t>To calibrate a discolored image, the parameters of the same grey area must also be determined. These are the changed standard deviations and the shifted position of the maximum values.</w:t>
+      </w:r>
+    </w:p>
+    <w:p>
+      <w:pPr>
+        <w:spacing w:before="0" w:after="160" w:line="259" w:lineRule="auto"/>
+        <w:jc w:val="left"/>
+      </w:pPr>
+      <w:r>
+        <w:br w:type="page"/>
       </w:r>
     </w:p>
     <w:p>
@@ -3985,13 +3703,9 @@
           <w:rFonts w:eastAsiaTheme="minorEastAsia"/>
         </w:rPr>
       </w:pPr>
-      <w:proofErr w:type="spellStart"/>
-      <w:r>
-        <w:t>Discolored</w:t>
-      </w:r>
-      <w:proofErr w:type="spellEnd"/>
-      <w:r>
-        <w:t xml:space="preserve"> image</w:t>
+      <w:r>
+        <w:lastRenderedPageBreak/>
+        <w:t>Discolored image</w:t>
       </w:r>
       <w:r>
         <w:t xml:space="preserve">: </w:t>
@@ -4173,10 +3887,6 @@
         <w:jc w:val="center"/>
       </w:pPr>
       <w:r>
-        <w:rPr>
-          <w:noProof/>
-        </w:rPr>
-        <w:lastRenderedPageBreak/>
         <w:drawing>
           <wp:inline distT="0" distB="0" distL="0" distR="0" wp14:anchorId="3D84F8F2" wp14:editId="3157D49B">
             <wp:extent cx="1800000" cy="1742958"/>
@@ -4218,7 +3928,7 @@
       <w:pPr>
         <w:pStyle w:val="Beschriftung"/>
       </w:pPr>
-      <w:bookmarkStart w:id="11" w:name="_Toc189151934"/>
+      <w:bookmarkStart w:id="11" w:name="_Toc189153677"/>
       <w:r>
         <w:t xml:space="preserve">Figure </w:t>
       </w:r>
@@ -4241,15 +3951,7 @@
         <w:fldChar w:fldCharType="end"/>
       </w:r>
       <w:r>
-        <w:t xml:space="preserve">: </w:t>
-      </w:r>
-      <w:proofErr w:type="spellStart"/>
-      <w:r>
-        <w:t>Color</w:t>
-      </w:r>
-      <w:proofErr w:type="spellEnd"/>
-      <w:r>
-        <w:t xml:space="preserve"> correction - Simulated data [1]</w:t>
+        <w:t>: Color correction - Simulated data [1]</w:t>
       </w:r>
       <w:r>
         <w:br/>
@@ -4595,35 +4297,7 @@
         <w:rPr>
           <w:rFonts w:eastAsiaTheme="minorEastAsia"/>
         </w:rPr>
-        <w:t xml:space="preserve"> transform the </w:t>
-      </w:r>
-      <w:proofErr w:type="spellStart"/>
-      <w:r>
-        <w:rPr>
-          <w:rFonts w:eastAsiaTheme="minorEastAsia"/>
-        </w:rPr>
-        <w:t>discolored</w:t>
-      </w:r>
-      <w:proofErr w:type="spellEnd"/>
-      <w:r>
-        <w:rPr>
-          <w:rFonts w:eastAsiaTheme="minorEastAsia"/>
-        </w:rPr>
-        <w:t xml:space="preserve"> image into the same </w:t>
-      </w:r>
-      <w:proofErr w:type="spellStart"/>
-      <w:r>
-        <w:rPr>
-          <w:rFonts w:eastAsiaTheme="minorEastAsia"/>
-        </w:rPr>
-        <w:t>color</w:t>
-      </w:r>
-      <w:proofErr w:type="spellEnd"/>
-      <w:r>
-        <w:rPr>
-          <w:rFonts w:eastAsiaTheme="minorEastAsia"/>
-        </w:rPr>
-        <w:t xml:space="preserve"> and brightness range as the ground truth image. These correction factors are</w:t>
+        <w:t xml:space="preserve"> transform the discolored image into the same color and brightness range as the ground truth image. These correction factors are</w:t>
       </w:r>
       <w:r>
         <w:rPr>
@@ -5887,37 +5561,15 @@
         <w:rPr>
           <w:rFonts w:eastAsiaTheme="minorEastAsia"/>
         </w:rPr>
-        <w:t xml:space="preserve">Once the correction constants have been calculated, each pixel of the originally </w:t>
-      </w:r>
-      <w:proofErr w:type="spellStart"/>
+        <w:t xml:space="preserve">Once the correction constants have been calculated, each pixel of the originally discolored image can be transformed. To do this, the following formula is applied to the </w:t>
+      </w:r>
+      <w:proofErr w:type="gramStart"/>
       <w:r>
         <w:rPr>
           <w:rFonts w:eastAsiaTheme="minorEastAsia"/>
         </w:rPr>
-        <w:t>discolored</w:t>
-      </w:r>
-      <w:proofErr w:type="spellEnd"/>
-      <w:r>
-        <w:rPr>
-          <w:rFonts w:eastAsiaTheme="minorEastAsia"/>
-        </w:rPr>
-        <w:t xml:space="preserve"> image can be transformed. To do this, the following formula is applied to the </w:t>
-      </w:r>
-      <w:proofErr w:type="gramStart"/>
-      <w:r>
-        <w:rPr>
-          <w:rFonts w:eastAsiaTheme="minorEastAsia"/>
-        </w:rPr>
-        <w:t xml:space="preserve">three </w:t>
-      </w:r>
-      <w:proofErr w:type="spellStart"/>
-      <w:r>
-        <w:rPr>
-          <w:rFonts w:eastAsiaTheme="minorEastAsia"/>
-        </w:rPr>
-        <w:t>color</w:t>
-      </w:r>
-      <w:proofErr w:type="spellEnd"/>
+        <w:t>three color</w:t>
+      </w:r>
       <w:proofErr w:type="gramEnd"/>
       <w:r>
         <w:rPr>
@@ -6101,9 +5753,6 @@
         <w:jc w:val="center"/>
       </w:pPr>
       <w:r>
-        <w:rPr>
-          <w:noProof/>
-        </w:rPr>
         <w:lastRenderedPageBreak/>
         <w:drawing>
           <wp:inline distT="0" distB="0" distL="0" distR="0" wp14:anchorId="43DCB4BD" wp14:editId="1323A10A">
@@ -6146,7 +5795,7 @@
       <w:pPr>
         <w:pStyle w:val="Beschriftung"/>
       </w:pPr>
-      <w:bookmarkStart w:id="12" w:name="_Toc189151935"/>
+      <w:bookmarkStart w:id="12" w:name="_Toc189153678"/>
       <w:r>
         <w:t xml:space="preserve">Figure </w:t>
       </w:r>
@@ -6169,15 +5818,7 @@
         <w:fldChar w:fldCharType="end"/>
       </w:r>
       <w:r>
-        <w:t xml:space="preserve">: </w:t>
-      </w:r>
-      <w:proofErr w:type="spellStart"/>
-      <w:r>
-        <w:t>Color</w:t>
-      </w:r>
-      <w:proofErr w:type="spellEnd"/>
-      <w:r>
-        <w:t xml:space="preserve"> correction - re-calibrated image [1]</w:t>
+        <w:t>: Color correction - re-calibrated image [1]</w:t>
       </w:r>
       <w:r>
         <w:br/>
@@ -6369,44 +6010,12 @@
     </w:p>
     <w:p>
       <w:r>
-        <w:t xml:space="preserve">The resulting image therefore has the same </w:t>
-      </w:r>
-      <w:proofErr w:type="spellStart"/>
-      <w:r>
-        <w:t>color</w:t>
-      </w:r>
-      <w:proofErr w:type="spellEnd"/>
-      <w:r>
-        <w:t xml:space="preserve"> as the original ground truth image.</w:t>
+        <w:t>The resulting image therefore has the same color as the original ground truth image.</w:t>
       </w:r>
     </w:p>
     <w:p>
       <w:r>
-        <w:t xml:space="preserve">This technique is only reliable for minor deviations in </w:t>
-      </w:r>
-      <w:proofErr w:type="spellStart"/>
-      <w:r>
-        <w:t>color</w:t>
-      </w:r>
-      <w:proofErr w:type="spellEnd"/>
-      <w:r>
-        <w:t xml:space="preserve"> and brightness, as it is a linear </w:t>
-      </w:r>
-      <w:proofErr w:type="spellStart"/>
-      <w:r>
-        <w:t>color</w:t>
-      </w:r>
-      <w:proofErr w:type="spellEnd"/>
-      <w:r>
-        <w:t xml:space="preserve"> correction. Extreme changes in </w:t>
-      </w:r>
-      <w:proofErr w:type="spellStart"/>
-      <w:r>
-        <w:t>color</w:t>
-      </w:r>
-      <w:proofErr w:type="spellEnd"/>
-      <w:r>
-        <w:t xml:space="preserve"> or brightness </w:t>
+        <w:t xml:space="preserve">This technique is only reliable for minor deviations in color and brightness, as it is a linear color correction. Extreme changes in color or brightness </w:t>
       </w:r>
       <w:proofErr w:type="gramStart"/>
       <w:r>
@@ -6414,88 +6023,42 @@
       </w:r>
       <w:proofErr w:type="gramEnd"/>
       <w:r>
-        <w:t xml:space="preserve"> to non-linear shifts that cannot be compensated for. If a </w:t>
-      </w:r>
-      <w:proofErr w:type="spellStart"/>
-      <w:r>
-        <w:t>color</w:t>
-      </w:r>
-      <w:proofErr w:type="spellEnd"/>
-      <w:r>
-        <w:t xml:space="preserve"> component changes significantly due to external lighting, important </w:t>
-      </w:r>
-      <w:proofErr w:type="spellStart"/>
-      <w:r>
-        <w:t>color</w:t>
-      </w:r>
-      <w:proofErr w:type="spellEnd"/>
-      <w:r>
-        <w:t xml:space="preserve"> details may be lost because of the correction. In addition, the image section for determining the parameters in both images must be as identical as possible and a grey area without artefacts to deliver reliable results.</w:t>
+        <w:t xml:space="preserve"> to non-linear shifts that cannot be compensated for. If a color component changes significantly due to external lighting, important color details may be lost because of the correction. In addition, the image section for determining the parameters in both images must be as identical as possible and a grey area without artefacts to deliver reliable results.</w:t>
       </w:r>
     </w:p>
     <w:p>
       <w:r>
-        <w:t xml:space="preserve">For small changes in </w:t>
-      </w:r>
-      <w:proofErr w:type="spellStart"/>
-      <w:r>
-        <w:t>color</w:t>
-      </w:r>
-      <w:proofErr w:type="spellEnd"/>
-      <w:r>
-        <w:t xml:space="preserve"> and brightness, however, this is a quick and easy correction option to improve the subsequent </w:t>
-      </w:r>
-      <w:proofErr w:type="spellStart"/>
-      <w:r>
-        <w:t>color</w:t>
-      </w:r>
-      <w:proofErr w:type="spellEnd"/>
-      <w:r>
-        <w:t xml:space="preserve"> detection.</w:t>
+        <w:t>For small changes in color and brightness, however, this is a quick and easy correction option to improve the subsequent color detection.</w:t>
       </w:r>
     </w:p>
     <w:p>
       <w:pPr>
         <w:pStyle w:val="berschrift2"/>
       </w:pPr>
-      <w:bookmarkStart w:id="13" w:name="_Toc189151916"/>
-      <w:proofErr w:type="spellStart"/>
-      <w:r>
-        <w:t>Color</w:t>
-      </w:r>
-      <w:proofErr w:type="spellEnd"/>
-      <w:r>
-        <w:t xml:space="preserve"> detection</w:t>
+      <w:bookmarkStart w:id="13" w:name="_Toc189153698"/>
+      <w:r>
+        <w:t>Color detection</w:t>
       </w:r>
       <w:bookmarkEnd w:id="13"/>
     </w:p>
     <w:p>
-      <w:proofErr w:type="spellStart"/>
       <w:r>
         <w:t>Color</w:t>
       </w:r>
-      <w:proofErr w:type="spellEnd"/>
       <w:r>
         <w:t xml:space="preserve"> recognition is used to detect areas in the input image that have certain </w:t>
       </w:r>
-      <w:proofErr w:type="spellStart"/>
       <w:r>
         <w:t>color</w:t>
       </w:r>
-      <w:proofErr w:type="spellEnd"/>
       <w:r>
         <w:t xml:space="preserve"> values. In the example of the Rubik's cube, six different </w:t>
       </w:r>
-      <w:proofErr w:type="spellStart"/>
       <w:r>
         <w:t>color</w:t>
       </w:r>
       <w:r>
-        <w:t>s</w:t>
-      </w:r>
-      <w:proofErr w:type="spellEnd"/>
-      <w:r>
-        <w:t xml:space="preserve"> can be detected for the six sides of the cube. </w:t>
+        <w:t xml:space="preserve">s can be detected for the six sides of the cube. </w:t>
       </w:r>
       <w:proofErr w:type="gramStart"/>
       <w:r>
@@ -6505,54 +6068,38 @@
       <w:r>
         <w:t xml:space="preserve"> reliably detect contiguous areas, these should have as homogeneous and uniform a </w:t>
       </w:r>
-      <w:proofErr w:type="spellStart"/>
       <w:r>
         <w:t>color</w:t>
       </w:r>
-      <w:proofErr w:type="spellEnd"/>
       <w:r>
         <w:t xml:space="preserve"> as possible. The different </w:t>
       </w:r>
-      <w:proofErr w:type="spellStart"/>
       <w:r>
         <w:t>color</w:t>
       </w:r>
       <w:r>
-        <w:t>s</w:t>
-      </w:r>
-      <w:proofErr w:type="spellEnd"/>
-      <w:r>
-        <w:t xml:space="preserve"> to be recognised should be as different as possible and not be close to each other.</w:t>
+        <w:t>s to be recognised should be as different as possible and not be close to each other.</w:t>
       </w:r>
     </w:p>
     <w:p>
       <w:r>
         <w:t xml:space="preserve">To make </w:t>
       </w:r>
-      <w:proofErr w:type="spellStart"/>
       <w:r>
         <w:t>color</w:t>
       </w:r>
-      <w:proofErr w:type="spellEnd"/>
       <w:r>
         <w:t xml:space="preserve"> recognition independent of the saturation and brightness of the image and the </w:t>
       </w:r>
-      <w:proofErr w:type="spellStart"/>
       <w:r>
         <w:t>color</w:t>
       </w:r>
       <w:r>
-        <w:t>s</w:t>
-      </w:r>
-      <w:proofErr w:type="spellEnd"/>
-      <w:r>
-        <w:t xml:space="preserve">, the HSV </w:t>
-      </w:r>
-      <w:proofErr w:type="spellStart"/>
+        <w:t xml:space="preserve">s, the HSV </w:t>
+      </w:r>
       <w:r>
         <w:t>color</w:t>
       </w:r>
-      <w:proofErr w:type="spellEnd"/>
       <w:r>
         <w:t xml:space="preserve"> space (Hue, Saturation, Value) is selected.</w:t>
       </w:r>
@@ -6561,11 +6108,9 @@
       <w:r>
         <w:t xml:space="preserve">Three values are also assigned to each pixel in the image to describe the appearance of the pixel. These values are the </w:t>
       </w:r>
-      <w:proofErr w:type="spellStart"/>
       <w:r>
         <w:t>color</w:t>
       </w:r>
-      <w:proofErr w:type="spellEnd"/>
       <w:r>
         <w:t xml:space="preserve"> hue, the saturation and the brightness.</w:t>
       </w:r>
@@ -6595,39 +6140,38 @@
         <w:tab/>
         <w:t xml:space="preserve">Describes the pure </w:t>
       </w:r>
-      <w:proofErr w:type="spellStart"/>
       <w:r>
         <w:t>color</w:t>
       </w:r>
-      <w:proofErr w:type="spellEnd"/>
       <w:r>
         <w:t xml:space="preserve"> and is specified as an angle on a </w:t>
       </w:r>
       <w:r>
+        <w:t>color</w:t>
+      </w:r>
+      <w:r>
+        <w:t xml:space="preserve"> </w:t>
+      </w:r>
+      <w:r>
         <w:tab/>
       </w:r>
-      <w:proofErr w:type="spellStart"/>
-      <w:r>
-        <w:t>color</w:t>
-      </w:r>
-      <w:proofErr w:type="spellEnd"/>
-      <w:r>
-        <w:t xml:space="preserve"> circle. For example, 0° corresponds to red, 120° to green </w:t>
+      <w:r>
+        <w:t>circle. For example, 0° corresponds to red, 120° to green an</w:t>
+      </w:r>
+      <w:r>
+        <w:t>d</w:t>
+      </w:r>
+      <w:r>
+        <w:t xml:space="preserve"> </w:t>
+      </w:r>
+      <w:r>
+        <w:t xml:space="preserve">240° </w:t>
       </w:r>
       <w:r>
         <w:tab/>
       </w:r>
       <w:r>
-        <w:t>an</w:t>
-      </w:r>
-      <w:r>
-        <w:t>d</w:t>
-      </w:r>
-      <w:r>
-        <w:tab/>
-      </w:r>
-      <w:r>
-        <w:t>240° to blue in a full 360° circle.</w:t>
+        <w:t>to blue in a full 360° circle.</w:t>
       </w:r>
     </w:p>
     <w:p>
@@ -6655,11 +6199,9 @@
         <w:tab/>
         <w:t xml:space="preserve">Indicates how intense a </w:t>
       </w:r>
-      <w:proofErr w:type="spellStart"/>
       <w:r>
         <w:t>color</w:t>
       </w:r>
-      <w:proofErr w:type="spellEnd"/>
       <w:r>
         <w:t xml:space="preserve"> is. A low saturation leads to a </w:t>
       </w:r>
@@ -6667,11 +6209,9 @@
         <w:tab/>
         <w:t xml:space="preserve">greyer display, while a high saturation makes the </w:t>
       </w:r>
-      <w:proofErr w:type="spellStart"/>
       <w:r>
         <w:t>color</w:t>
       </w:r>
-      <w:proofErr w:type="spellEnd"/>
       <w:r>
         <w:t xml:space="preserve"> </w:t>
       </w:r>
@@ -6712,11 +6252,9 @@
         <w:tab/>
         <w:t xml:space="preserve">Represents the brightness of a </w:t>
       </w:r>
-      <w:proofErr w:type="spellStart"/>
       <w:r>
         <w:t>color</w:t>
       </w:r>
-      <w:proofErr w:type="spellEnd"/>
       <w:r>
         <w:t xml:space="preserve">, where 0 stands for black </w:t>
       </w:r>
@@ -6739,9 +6277,6 @@
         </w:tabs>
       </w:pPr>
       <w:r>
-        <w:rPr>
-          <w:noProof/>
-        </w:rPr>
         <w:lastRenderedPageBreak/>
         <w:drawing>
           <wp:inline distT="0" distB="0" distL="0" distR="0" wp14:anchorId="3A71EA7C" wp14:editId="2990BD19">
@@ -6784,7 +6319,7 @@
       <w:pPr>
         <w:pStyle w:val="Beschriftung"/>
       </w:pPr>
-      <w:bookmarkStart w:id="14" w:name="_Toc189151936"/>
+      <w:bookmarkStart w:id="14" w:name="_Toc189153679"/>
       <w:r>
         <w:t xml:space="preserve">Figure </w:t>
       </w:r>
@@ -6810,15 +6345,7 @@
         <w:t xml:space="preserve">: </w:t>
       </w:r>
       <w:r>
-        <w:t xml:space="preserve">Representation of Hue in HSV </w:t>
-      </w:r>
-      <w:proofErr w:type="spellStart"/>
-      <w:r>
-        <w:t>color</w:t>
-      </w:r>
-      <w:proofErr w:type="spellEnd"/>
-      <w:r>
-        <w:t xml:space="preserve"> space </w:t>
+        <w:t xml:space="preserve">Representation of Hue in HSV color space </w:t>
       </w:r>
       <w:sdt>
         <w:sdtPr>
@@ -6836,9 +6363,6 @@
             <w:fldChar w:fldCharType="separate"/>
           </w:r>
           <w:r>
-            <w:rPr>
-              <w:noProof/>
-            </w:rPr>
             <w:t>[3]</w:t>
           </w:r>
           <w:r>
@@ -6852,86 +6376,62 @@
       <w:r>
         <w:t xml:space="preserve">A decisive advantage of the HSV </w:t>
       </w:r>
-      <w:proofErr w:type="spellStart"/>
       <w:r>
         <w:t>color</w:t>
       </w:r>
-      <w:proofErr w:type="spellEnd"/>
       <w:r>
         <w:t xml:space="preserve"> space lies in its robustness against variations in lighting. As the hue (H) is largely independent of the brightness, </w:t>
       </w:r>
-      <w:proofErr w:type="spellStart"/>
       <w:r>
         <w:t>color</w:t>
       </w:r>
       <w:r>
-        <w:t>s</w:t>
-      </w:r>
-      <w:proofErr w:type="spellEnd"/>
-      <w:r>
-        <w:t xml:space="preserve"> can be reliably detected even under different lighting conditions. This is particularly important for different lighting situations.</w:t>
+        <w:t>s can be reliably detected even under different lighting conditions. This is particularly important for different lighting situations.</w:t>
       </w:r>
     </w:p>
     <w:p>
       <w:r>
         <w:t xml:space="preserve">After the transformation into the HSV </w:t>
       </w:r>
-      <w:proofErr w:type="spellStart"/>
       <w:r>
         <w:t>color</w:t>
       </w:r>
-      <w:proofErr w:type="spellEnd"/>
       <w:r>
         <w:t xml:space="preserve"> space, a value range for the H, S and V is defined for each </w:t>
       </w:r>
-      <w:proofErr w:type="spellStart"/>
       <w:r>
         <w:t>color</w:t>
       </w:r>
-      <w:proofErr w:type="spellEnd"/>
       <w:r>
         <w:t xml:space="preserve">. If the </w:t>
       </w:r>
-      <w:proofErr w:type="spellStart"/>
       <w:r>
         <w:t>color</w:t>
       </w:r>
-      <w:proofErr w:type="spellEnd"/>
       <w:r>
         <w:t xml:space="preserve"> values of a pixel lie within this range, the pixel is assigned to the respective </w:t>
       </w:r>
-      <w:proofErr w:type="spellStart"/>
       <w:r>
         <w:t>color</w:t>
       </w:r>
-      <w:proofErr w:type="spellEnd"/>
       <w:r>
         <w:t xml:space="preserve">. The value ranges of the individual </w:t>
       </w:r>
-      <w:proofErr w:type="spellStart"/>
       <w:r>
         <w:t>color</w:t>
       </w:r>
       <w:r>
-        <w:t>s</w:t>
-      </w:r>
-      <w:proofErr w:type="spellEnd"/>
-      <w:r>
-        <w:t xml:space="preserve"> should not overlap, as otherwise double assignments may occur. After assigning each pixel, binary images can be created for each </w:t>
-      </w:r>
-      <w:proofErr w:type="spellStart"/>
+        <w:t xml:space="preserve">s should not overlap, as otherwise double assignments may occur. After assigning each pixel, binary images can be created for each </w:t>
+      </w:r>
       <w:r>
         <w:t>color</w:t>
       </w:r>
-      <w:proofErr w:type="spellEnd"/>
       <w:r>
         <w:t xml:space="preserve">, which represent the areas that lie within this defined </w:t>
       </w:r>
-      <w:proofErr w:type="spellStart"/>
       <w:r>
         <w:t>color</w:t>
       </w:r>
-      <w:proofErr w:type="spellEnd"/>
       <w:r>
         <w:t xml:space="preserve">. Within these binary images, you can search for objects which, in the example of the </w:t>
       </w:r>
@@ -6950,14 +6450,26 @@
     <w:p>
       <w:pPr>
         <w:pStyle w:val="berschrift1"/>
-      </w:pPr>
-      <w:bookmarkStart w:id="15" w:name="_Toc189151917"/>
-      <w:r>
+        <w:rPr>
+          <w:noProof w:val="0"/>
+          <w:lang w:val="en-GB"/>
+        </w:rPr>
+      </w:pPr>
+      <w:bookmarkStart w:id="15" w:name="_Toc189153699"/>
+      <w:r>
+        <w:rPr>
+          <w:noProof w:val="0"/>
+          <w:lang w:val="en-GB"/>
+        </w:rPr>
         <w:lastRenderedPageBreak/>
         <w:t xml:space="preserve">Program </w:t>
       </w:r>
       <w:proofErr w:type="spellStart"/>
       <w:r>
+        <w:rPr>
+          <w:noProof w:val="0"/>
+          <w:lang w:val="en-GB"/>
+        </w:rPr>
         <w:t>structre</w:t>
       </w:r>
       <w:bookmarkEnd w:id="15"/>
@@ -6965,171 +6477,10 @@
     </w:p>
     <w:p>
       <w:r>
-        <w:rPr>
-          <w:noProof/>
-        </w:rPr>
-        <mc:AlternateContent>
-          <mc:Choice Requires="wps">
-            <w:drawing>
-              <wp:anchor distT="0" distB="0" distL="114300" distR="114300" simplePos="0" relativeHeight="251661312" behindDoc="0" locked="0" layoutInCell="1" allowOverlap="1" wp14:anchorId="743347CB" wp14:editId="7E9CBE29">
-                <wp:simplePos x="0" y="0"/>
-                <wp:positionH relativeFrom="column">
-                  <wp:posOffset>-641985</wp:posOffset>
-                </wp:positionH>
-                <wp:positionV relativeFrom="paragraph">
-                  <wp:posOffset>5200650</wp:posOffset>
-                </wp:positionV>
-                <wp:extent cx="6555105" cy="635"/>
-                <wp:effectExtent l="0" t="0" r="0" b="0"/>
-                <wp:wrapTopAndBottom/>
-                <wp:docPr id="1226600662" name="Textfeld 1"/>
-                <wp:cNvGraphicFramePr/>
-                <a:graphic xmlns:a="http://schemas.openxmlformats.org/drawingml/2006/main">
-                  <a:graphicData uri="http://schemas.microsoft.com/office/word/2010/wordprocessingShape">
-                    <wps:wsp>
-                      <wps:cNvSpPr txBox="1"/>
-                      <wps:spPr>
-                        <a:xfrm>
-                          <a:off x="0" y="0"/>
-                          <a:ext cx="6555105" cy="635"/>
-                        </a:xfrm>
-                        <a:prstGeom prst="rect">
-                          <a:avLst/>
-                        </a:prstGeom>
-                        <a:solidFill>
-                          <a:prstClr val="white"/>
-                        </a:solidFill>
-                        <a:ln>
-                          <a:noFill/>
-                        </a:ln>
-                      </wps:spPr>
-                      <wps:txbx>
-                        <w:txbxContent>
-                          <w:p>
-                            <w:pPr>
-                              <w:pStyle w:val="Beschriftung"/>
-                              <w:rPr>
-                                <w:szCs w:val="22"/>
-                              </w:rPr>
-                            </w:pPr>
-                            <w:bookmarkStart w:id="16" w:name="_Ref189054935"/>
-                            <w:bookmarkStart w:id="17" w:name="_Ref188954597"/>
-                            <w:bookmarkStart w:id="18" w:name="_Ref189054927"/>
-                            <w:bookmarkStart w:id="19" w:name="_Toc189151937"/>
-                            <w:r>
-                              <w:t xml:space="preserve">Figure </w:t>
-                            </w:r>
-                            <w:r>
-                              <w:fldChar w:fldCharType="begin"/>
-                            </w:r>
-                            <w:r>
-                              <w:instrText xml:space="preserve"> SEQ Figure \* ARABIC </w:instrText>
-                            </w:r>
-                            <w:r>
-                              <w:fldChar w:fldCharType="separate"/>
-                            </w:r>
-                            <w:r>
-                              <w:rPr>
-                                <w:noProof/>
-                              </w:rPr>
-                              <w:t>7</w:t>
-                            </w:r>
-                            <w:r>
-                              <w:fldChar w:fldCharType="end"/>
-                            </w:r>
-                            <w:bookmarkEnd w:id="16"/>
-                            <w:r>
-                              <w:t xml:space="preserve">: Process </w:t>
-                            </w:r>
-                            <w:bookmarkEnd w:id="17"/>
-                            <w:r>
-                              <w:t>Diagram</w:t>
-                            </w:r>
-                            <w:bookmarkEnd w:id="18"/>
-                            <w:bookmarkEnd w:id="19"/>
-                          </w:p>
-                        </w:txbxContent>
-                      </wps:txbx>
-                      <wps:bodyPr rot="0" spcFirstLastPara="0" vertOverflow="overflow" horzOverflow="overflow" vert="horz" wrap="square" lIns="0" tIns="0" rIns="0" bIns="0" numCol="1" spcCol="0" rtlCol="0" fromWordArt="0" anchor="t" anchorCtr="0" forceAA="0" compatLnSpc="1">
-                        <a:prstTxWarp prst="textNoShape">
-                          <a:avLst/>
-                        </a:prstTxWarp>
-                        <a:spAutoFit/>
-                      </wps:bodyPr>
-                    </wps:wsp>
-                  </a:graphicData>
-                </a:graphic>
-              </wp:anchor>
-            </w:drawing>
-          </mc:Choice>
-          <mc:Fallback>
-            <w:pict>
-              <v:shapetype w14:anchorId="743347CB" id="_x0000_t202" coordsize="21600,21600" o:spt="202" path="m,l,21600r21600,l21600,xe">
-                <v:stroke joinstyle="miter"/>
-                <v:path gradientshapeok="t" o:connecttype="rect"/>
-              </v:shapetype>
-              <v:shape id="Textfeld 1" o:spid="_x0000_s1026" type="#_x0000_t202" style="position:absolute;left:0;text-align:left;margin-left:-50.55pt;margin-top:409.5pt;width:516.15pt;height:.05pt;z-index:251661312;visibility:visible;mso-wrap-style:square;mso-wrap-distance-left:9pt;mso-wrap-distance-top:0;mso-wrap-distance-right:9pt;mso-wrap-distance-bottom:0;mso-position-horizontal:absolute;mso-position-horizontal-relative:text;mso-position-vertical:absolute;mso-position-vertical-relative:text;v-text-anchor:top" o:gfxdata="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" stroked="f">
-                <v:textbox style="mso-fit-shape-to-text:t" inset="0,0,0,0">
-                  <w:txbxContent>
-                    <w:p>
-                      <w:pPr>
-                        <w:pStyle w:val="Beschriftung"/>
-                        <w:rPr>
-                          <w:szCs w:val="22"/>
-                        </w:rPr>
-                      </w:pPr>
-                      <w:bookmarkStart w:id="20" w:name="_Ref189054935"/>
-                      <w:bookmarkStart w:id="21" w:name="_Ref188954597"/>
-                      <w:bookmarkStart w:id="22" w:name="_Ref189054927"/>
-                      <w:bookmarkStart w:id="23" w:name="_Toc189151937"/>
-                      <w:r>
-                        <w:t xml:space="preserve">Figure </w:t>
-                      </w:r>
-                      <w:r>
-                        <w:fldChar w:fldCharType="begin"/>
-                      </w:r>
-                      <w:r>
-                        <w:instrText xml:space="preserve"> SEQ Figure \* ARABIC </w:instrText>
-                      </w:r>
-                      <w:r>
-                        <w:fldChar w:fldCharType="separate"/>
-                      </w:r>
-                      <w:r>
-                        <w:rPr>
-                          <w:noProof/>
-                        </w:rPr>
-                        <w:t>7</w:t>
-                      </w:r>
-                      <w:r>
-                        <w:fldChar w:fldCharType="end"/>
-                      </w:r>
-                      <w:bookmarkEnd w:id="20"/>
-                      <w:r>
-                        <w:t xml:space="preserve">: Process </w:t>
-                      </w:r>
-                      <w:bookmarkEnd w:id="21"/>
-                      <w:r>
-                        <w:t>Diagram</w:t>
-                      </w:r>
-                      <w:bookmarkEnd w:id="22"/>
-                      <w:bookmarkEnd w:id="23"/>
-                    </w:p>
-                  </w:txbxContent>
-                </v:textbox>
-                <w10:wrap type="topAndBottom"/>
-              </v:shape>
-            </w:pict>
-          </mc:Fallback>
-        </mc:AlternateContent>
-      </w:r>
-      <w:r>
-        <w:rPr>
-          <w:noProof/>
-        </w:rPr>
         <mc:AlternateContent>
           <mc:Choice Requires="wpg">
             <w:drawing>
-              <wp:anchor distT="0" distB="0" distL="114300" distR="114300" simplePos="0" relativeHeight="251659264" behindDoc="0" locked="0" layoutInCell="1" allowOverlap="1" wp14:anchorId="2A897129" wp14:editId="3DE3C64B">
+              <wp:anchor distT="0" distB="0" distL="114300" distR="114300" simplePos="0" relativeHeight="251659264" behindDoc="0" locked="0" layoutInCell="1" allowOverlap="1" wp14:anchorId="2A897129" wp14:editId="6DB09BA9">
                 <wp:simplePos x="0" y="0"/>
                 <wp:positionH relativeFrom="margin">
                   <wp:align>center</wp:align>
@@ -7354,7 +6705,6 @@
                                   <w:szCs w:val="16"/>
                                 </w:rPr>
                               </w:pPr>
-                              <w:proofErr w:type="spellStart"/>
                               <w:r>
                                 <w:rPr>
                                   <w:rFonts w:hAnsi="Calibri"/>
@@ -7362,17 +6712,7 @@
                                   <w:sz w:val="16"/>
                                   <w:szCs w:val="16"/>
                                 </w:rPr>
-                                <w:t>Color</w:t>
-                              </w:r>
-                              <w:proofErr w:type="spellEnd"/>
-                              <w:r>
-                                <w:rPr>
-                                  <w:rFonts w:hAnsi="Calibri"/>
-                                  <w:color w:val="FFFFFF" w:themeColor="light1"/>
-                                  <w:sz w:val="16"/>
-                                  <w:szCs w:val="16"/>
-                                </w:rPr>
-                                <w:t xml:space="preserve"> correction</w:t>
+                                <w:t>Color correction</w:t>
                               </w:r>
                             </w:p>
                           </w:txbxContent>
@@ -7428,7 +6768,7 @@
                             </w:p>
                           </w:txbxContent>
                         </wps:txbx>
-                        <wps:bodyPr rtlCol="0" anchor="ctr"/>
+                        <wps:bodyPr rtlCol="0" anchor="t"/>
                       </wps:wsp>
                       <wps:wsp>
                         <wps:cNvPr id="1203525021" name="Rechteck 1203525021">
@@ -7492,27 +6832,7 @@
                                   <w:sz w:val="16"/>
                                   <w:szCs w:val="16"/>
                                 </w:rPr>
-                                <w:t xml:space="preserve">ents with </w:t>
-                              </w:r>
-                              <w:proofErr w:type="spellStart"/>
-                              <w:r>
-                                <w:rPr>
-                                  <w:rFonts w:hAnsi="Calibri"/>
-                                  <w:color w:val="FFFFFF" w:themeColor="light1"/>
-                                  <w:sz w:val="16"/>
-                                  <w:szCs w:val="16"/>
-                                </w:rPr>
-                                <w:t>color</w:t>
-                              </w:r>
-                              <w:proofErr w:type="spellEnd"/>
-                              <w:r>
-                                <w:rPr>
-                                  <w:rFonts w:hAnsi="Calibri"/>
-                                  <w:color w:val="FFFFFF" w:themeColor="light1"/>
-                                  <w:sz w:val="16"/>
-                                  <w:szCs w:val="16"/>
-                                </w:rPr>
-                                <w:t xml:space="preserve"> filter</w:t>
+                                <w:t>ents with color filter</w:t>
                               </w:r>
                             </w:p>
                           </w:txbxContent>
@@ -7581,8 +6901,8 @@
                         <wps:cNvSpPr/>
                         <wps:spPr bwMode="auto">
                           <a:xfrm>
-                            <a:off x="7504688" y="1084237"/>
-                            <a:ext cx="1173480" cy="828000"/>
+                            <a:off x="7414081" y="1084237"/>
+                            <a:ext cx="1295461" cy="828000"/>
                           </a:xfrm>
                           <a:prstGeom prst="rect">
                             <a:avLst/>
@@ -7619,7 +6939,7 @@
                             </w:p>
                           </w:txbxContent>
                         </wps:txbx>
-                        <wps:bodyPr rtlCol="0" anchor="ctr"/>
+                        <wps:bodyPr rtlCol="0" anchor="t"/>
                       </wps:wsp>
                       <wps:wsp>
                         <wps:cNvPr id="757909685" name="Rechteck 757909685">
@@ -7632,8 +6952,8 @@
                         <wps:cNvSpPr/>
                         <wps:spPr bwMode="auto">
                           <a:xfrm>
-                            <a:off x="9001766" y="1084236"/>
-                            <a:ext cx="1173480" cy="828000"/>
+                            <a:off x="8958711" y="1084236"/>
+                            <a:ext cx="1239187" cy="828000"/>
                           </a:xfrm>
                           <a:prstGeom prst="rect">
                             <a:avLst/>
@@ -7665,27 +6985,7 @@
                                   <w:sz w:val="16"/>
                                   <w:szCs w:val="16"/>
                                 </w:rPr>
-                                <w:t xml:space="preserve">Add </w:t>
-                              </w:r>
-                              <w:proofErr w:type="spellStart"/>
-                              <w:r>
-                                <w:rPr>
-                                  <w:rFonts w:hAnsi="Calibri"/>
-                                  <w:color w:val="FFFFFF" w:themeColor="light1"/>
-                                  <w:sz w:val="16"/>
-                                  <w:szCs w:val="16"/>
-                                </w:rPr>
-                                <w:t>color</w:t>
-                              </w:r>
-                              <w:proofErr w:type="spellEnd"/>
-                              <w:r>
-                                <w:rPr>
-                                  <w:rFonts w:hAnsi="Calibri"/>
-                                  <w:color w:val="FFFFFF" w:themeColor="light1"/>
-                                  <w:sz w:val="16"/>
-                                  <w:szCs w:val="16"/>
-                                </w:rPr>
-                                <w:t xml:space="preserve"> information if needed</w:t>
+                                <w:t>Add color information if needed</w:t>
                               </w:r>
                             </w:p>
                           </w:txbxContent>
@@ -7945,8 +7245,8 @@
                         </wps:cNvCnPr>
                         <wps:spPr bwMode="auto">
                           <a:xfrm>
-                            <a:off x="7181091" y="1498237"/>
-                            <a:ext cx="323597" cy="0"/>
+                            <a:off x="7181091" y="1498238"/>
+                            <a:ext cx="232991" cy="0"/>
                           </a:xfrm>
                           <a:prstGeom prst="straightConnector1">
                             <a:avLst/>
@@ -7985,8 +7285,8 @@
                         </wps:cNvCnPr>
                         <wps:spPr bwMode="auto">
                           <a:xfrm flipV="1">
-                            <a:off x="8678168" y="1498236"/>
-                            <a:ext cx="323598" cy="1"/>
+                            <a:off x="8709543" y="1498237"/>
+                            <a:ext cx="249168" cy="1"/>
                           </a:xfrm>
                           <a:prstGeom prst="straightConnector1">
                             <a:avLst/>
@@ -8024,9 +7324,9 @@
                           <a:endCxn id="1323292786" idx="1"/>
                         </wps:cNvCnPr>
                         <wps:spPr bwMode="auto">
-                          <a:xfrm>
-                            <a:off x="10175246" y="1498236"/>
-                            <a:ext cx="266701" cy="0"/>
+                          <a:xfrm flipV="1">
+                            <a:off x="10197898" y="1498235"/>
+                            <a:ext cx="244049" cy="1"/>
                           </a:xfrm>
                           <a:prstGeom prst="straightConnector1">
                             <a:avLst/>
@@ -8064,8 +7364,8 @@
           </mc:Choice>
           <mc:Fallback>
             <w:pict>
-              <v:group w14:anchorId="2A897129" id="Gruppieren 5" o:spid="_x0000_s1027" style="position:absolute;left:0;text-align:left;margin-left:0;margin-top:218.95pt;width:516.15pt;height:186.05pt;z-index:251659264;mso-position-horizontal:center;mso-position-horizontal-relative:margin;mso-width-relative:margin;mso-height-relative:margin" coordsize="116916,29478" o:gfxdata="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">
-                <v:roundrect id="Rechteck: abgerundete Ecken 1735360357" o:spid="_x0000_s1028" style="position:absolute;top:10542;width:12496;height:8880;visibility:visible;mso-wrap-style:square;v-text-anchor:middle" arcsize="10923f" o:gfxdata="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" fillcolor="#002896" stroked="f" strokeweight="1pt">
+              <v:group w14:anchorId="2A897129" id="Gruppieren 5" o:spid="_x0000_s1026" style="position:absolute;left:0;text-align:left;margin-left:0;margin-top:218.95pt;width:516.15pt;height:186.05pt;z-index:251659264;mso-position-horizontal:center;mso-position-horizontal-relative:margin;mso-width-relative:margin;mso-height-relative:margin" coordsize="116916,29478" o:gfxdata="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">
+                <v:roundrect id="Rechteck: abgerundete Ecken 1735360357" o:spid="_x0000_s1027" style="position:absolute;top:10542;width:12496;height:8880;visibility:visible;mso-wrap-style:square;v-text-anchor:middle" arcsize="10923f" o:gfxdata="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" fillcolor="#002896" stroked="f" strokeweight="1pt">
                   <v:stroke joinstyle="miter"/>
                   <v:textbox>
                     <w:txbxContent>
@@ -8092,7 +7392,7 @@
                     </w:txbxContent>
                   </v:textbox>
                 </v:roundrect>
-                <v:roundrect id="Rechteck: abgerundete Ecken 1323292786" o:spid="_x0000_s1029" style="position:absolute;left:104419;top:10542;width:12497;height:8879;visibility:visible;mso-wrap-style:square;v-text-anchor:middle" arcsize="10923f" o:gfxdata="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" fillcolor="#002896" stroked="f" strokeweight="1pt">
+                <v:roundrect id="Rechteck: abgerundete Ecken 1323292786" o:spid="_x0000_s1028" style="position:absolute;left:104419;top:10542;width:12497;height:8879;visibility:visible;mso-wrap-style:square;v-text-anchor:middle" arcsize="10923f" o:gfxdata="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" fillcolor="#002896" stroked="f" strokeweight="1pt">
                   <v:stroke joinstyle="miter"/>
                   <v:textbox>
                     <w:txbxContent>
@@ -8119,7 +7419,7 @@
                     </w:txbxContent>
                   </v:textbox>
                 </v:roundrect>
-                <v:rect id="Rechteck 986223354" o:spid="_x0000_s1030" style="position:absolute;left:15163;top:10842;width:11735;height:8280;visibility:visible;mso-wrap-style:square;v-text-anchor:middle" o:gfxdata="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" fillcolor="#667ec0" stroked="f">
+                <v:rect id="Rechteck 986223354" o:spid="_x0000_s1029" style="position:absolute;left:15163;top:10842;width:11735;height:8280;visibility:visible;mso-wrap-style:square;v-text-anchor:middle" o:gfxdata="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" fillcolor="#667ec0" stroked="f">
                   <v:textbox>
                     <w:txbxContent>
                       <w:p>
@@ -8145,7 +7445,7 @@
                     </w:txbxContent>
                   </v:textbox>
                 </v:rect>
-                <v:rect id="Rechteck 720974598" o:spid="_x0000_s1031" style="position:absolute;left:30134;top:10842;width:11735;height:8280;visibility:visible;mso-wrap-style:square;v-text-anchor:middle" o:gfxdata="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" fillcolor="#667ec0" stroked="f">
+                <v:rect id="Rechteck 720974598" o:spid="_x0000_s1030" style="position:absolute;left:30134;top:10842;width:11735;height:8280;visibility:visible;mso-wrap-style:square;v-text-anchor:middle" o:gfxdata="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" fillcolor="#667ec0" stroked="f">
                   <v:textbox>
                     <w:txbxContent>
                       <w:p>
@@ -8158,7 +7458,6 @@
                             <w:szCs w:val="16"/>
                           </w:rPr>
                         </w:pPr>
-                        <w:proofErr w:type="spellStart"/>
                         <w:r>
                           <w:rPr>
                             <w:rFonts w:hAnsi="Calibri"/>
@@ -8166,23 +7465,13 @@
                             <w:sz w:val="16"/>
                             <w:szCs w:val="16"/>
                           </w:rPr>
-                          <w:t>Color</w:t>
-                        </w:r>
-                        <w:proofErr w:type="spellEnd"/>
-                        <w:r>
-                          <w:rPr>
-                            <w:rFonts w:hAnsi="Calibri"/>
-                            <w:color w:val="FFFFFF" w:themeColor="light1"/>
-                            <w:sz w:val="16"/>
-                            <w:szCs w:val="16"/>
-                          </w:rPr>
-                          <w:t xml:space="preserve"> correction</w:t>
+                          <w:t>Color correction</w:t>
                         </w:r>
                       </w:p>
                     </w:txbxContent>
                   </v:textbox>
                 </v:rect>
-                <v:rect id="Rechteck 2138627765" o:spid="_x0000_s1032" style="position:absolute;left:45105;width:11735;height:8280;visibility:visible;mso-wrap-style:square;v-text-anchor:middle" o:gfxdata="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" fillcolor="#667ec0" stroked="f">
+                <v:rect id="Rechteck 2138627765" o:spid="_x0000_s1031" style="position:absolute;left:45105;width:11735;height:8280;visibility:visible;mso-wrap-style:square;v-text-anchor:top" o:gfxdata="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" fillcolor="#667ec0" stroked="f">
                   <v:textbox>
                     <w:txbxContent>
                       <w:p>
@@ -8208,7 +7497,7 @@
                     </w:txbxContent>
                   </v:textbox>
                 </v:rect>
-                <v:rect id="Rechteck 1203525021" o:spid="_x0000_s1033" style="position:absolute;left:45105;top:21198;width:11735;height:8280;visibility:visible;mso-wrap-style:square;v-text-anchor:middle" o:gfxdata="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" fillcolor="#667ec0" stroked="f">
+                <v:rect id="Rechteck 1203525021" o:spid="_x0000_s1032" style="position:absolute;left:45105;top:21198;width:11735;height:8280;visibility:visible;mso-wrap-style:square;v-text-anchor:middle" o:gfxdata="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" fillcolor="#667ec0" stroked="f">
                   <v:textbox>
                     <w:txbxContent>
                       <w:p>
@@ -8246,33 +7535,13 @@
                             <w:sz w:val="16"/>
                             <w:szCs w:val="16"/>
                           </w:rPr>
-                          <w:t xml:space="preserve">ents with </w:t>
-                        </w:r>
-                        <w:proofErr w:type="spellStart"/>
-                        <w:r>
-                          <w:rPr>
-                            <w:rFonts w:hAnsi="Calibri"/>
-                            <w:color w:val="FFFFFF" w:themeColor="light1"/>
-                            <w:sz w:val="16"/>
-                            <w:szCs w:val="16"/>
-                          </w:rPr>
-                          <w:t>color</w:t>
-                        </w:r>
-                        <w:proofErr w:type="spellEnd"/>
-                        <w:r>
-                          <w:rPr>
-                            <w:rFonts w:hAnsi="Calibri"/>
-                            <w:color w:val="FFFFFF" w:themeColor="light1"/>
-                            <w:sz w:val="16"/>
-                            <w:szCs w:val="16"/>
-                          </w:rPr>
-                          <w:t xml:space="preserve"> filter</w:t>
+                          <w:t>ents with color filter</w:t>
                         </w:r>
                       </w:p>
                     </w:txbxContent>
                   </v:textbox>
                 </v:rect>
-                <v:rect id="Rechteck 821791678" o:spid="_x0000_s1034" style="position:absolute;left:60076;top:10842;width:11734;height:8280;visibility:visible;mso-wrap-style:square;v-text-anchor:middle" o:gfxdata="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" fillcolor="#667ec0" stroked="f">
+                <v:rect id="Rechteck 821791678" o:spid="_x0000_s1033" style="position:absolute;left:60076;top:10842;width:11734;height:8280;visibility:visible;mso-wrap-style:square;v-text-anchor:middle" o:gfxdata="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" fillcolor="#667ec0" stroked="f">
                   <v:textbox>
                     <w:txbxContent>
                       <w:p>
@@ -8298,7 +7567,7 @@
                     </w:txbxContent>
                   </v:textbox>
                 </v:rect>
-                <v:rect id="Rechteck 1338535896" o:spid="_x0000_s1035" style="position:absolute;left:75046;top:10842;width:11735;height:8280;visibility:visible;mso-wrap-style:square;v-text-anchor:middle" o:gfxdata="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" fillcolor="#667ec0" stroked="f">
+                <v:rect id="Rechteck 1338535896" o:spid="_x0000_s1034" style="position:absolute;left:74140;top:10842;width:12955;height:8280;visibility:visible;mso-wrap-style:square;v-text-anchor:top" o:gfxdata="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" fillcolor="#667ec0" stroked="f">
                   <v:textbox>
                     <w:txbxContent>
                       <w:p>
@@ -8324,7 +7593,7 @@
                     </w:txbxContent>
                   </v:textbox>
                 </v:rect>
-                <v:rect id="Rechteck 757909685" o:spid="_x0000_s1036" style="position:absolute;left:90017;top:10842;width:11735;height:8280;visibility:visible;mso-wrap-style:square;v-text-anchor:middle" o:gfxdata="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" fillcolor="#667ec0" stroked="f">
+                <v:rect id="Rechteck 757909685" o:spid="_x0000_s1035" style="position:absolute;left:89587;top:10842;width:12391;height:8280;visibility:visible;mso-wrap-style:square;v-text-anchor:middle" o:gfxdata="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" fillcolor="#667ec0" stroked="f">
                   <v:textbox>
                     <w:txbxContent>
                       <w:p>
@@ -8344,27 +7613,7 @@
                             <w:sz w:val="16"/>
                             <w:szCs w:val="16"/>
                           </w:rPr>
-                          <w:t xml:space="preserve">Add </w:t>
-                        </w:r>
-                        <w:proofErr w:type="spellStart"/>
-                        <w:r>
-                          <w:rPr>
-                            <w:rFonts w:hAnsi="Calibri"/>
-                            <w:color w:val="FFFFFF" w:themeColor="light1"/>
-                            <w:sz w:val="16"/>
-                            <w:szCs w:val="16"/>
-                          </w:rPr>
-                          <w:t>color</w:t>
-                        </w:r>
-                        <w:proofErr w:type="spellEnd"/>
-                        <w:r>
-                          <w:rPr>
-                            <w:rFonts w:hAnsi="Calibri"/>
-                            <w:color w:val="FFFFFF" w:themeColor="light1"/>
-                            <w:sz w:val="16"/>
-                            <w:szCs w:val="16"/>
-                          </w:rPr>
-                          <w:t xml:space="preserve"> information if needed</w:t>
+                          <w:t>Add color information if needed</w:t>
                         </w:r>
                       </w:p>
                     </w:txbxContent>
@@ -8374,45 +7623,45 @@
                   <v:path arrowok="t" fillok="f" o:connecttype="none"/>
                   <o:lock v:ext="edit" shapetype="t"/>
                 </v:shapetype>
-                <v:shape id="Gerade Verbindung mit Pfeil 376156342" o:spid="_x0000_s1037" type="#_x0000_t32" style="position:absolute;left:12496;top:14982;width:2667;height:0;visibility:visible;mso-wrap-style:square" o:connectortype="straight" o:gfxdata="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" strokecolor="#002896" strokeweight="3pt">
+                <v:shape id="Gerade Verbindung mit Pfeil 376156342" o:spid="_x0000_s1036" type="#_x0000_t32" style="position:absolute;left:12496;top:14982;width:2667;height:0;visibility:visible;mso-wrap-style:square" o:connectortype="straight" o:gfxdata="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" strokecolor="#002896" strokeweight="3pt">
                   <v:stroke endarrow="block" joinstyle="miter"/>
                   <v:shadow on="t" color="black" opacity="22937f" origin=",.5" offset="0,.63889mm"/>
                 </v:shape>
-                <v:shape id="Gerade Verbindung mit Pfeil 1584689582" o:spid="_x0000_s1038" type="#_x0000_t32" style="position:absolute;left:26898;top:14982;width:3236;height:0;flip:y;visibility:visible;mso-wrap-style:square" o:connectortype="straight" o:gfxdata="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" strokecolor="#002896" strokeweight="3pt">
+                <v:shape id="Gerade Verbindung mit Pfeil 1584689582" o:spid="_x0000_s1037" type="#_x0000_t32" style="position:absolute;left:26898;top:14982;width:3236;height:0;flip:y;visibility:visible;mso-wrap-style:square" o:connectortype="straight" o:gfxdata="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" strokecolor="#002896" strokeweight="3pt">
                   <v:stroke endarrow="block" joinstyle="miter"/>
                   <v:shadow on="t" color="black" opacity="22937f" origin=",.5" offset="0,.63889mm"/>
                   <o:lock v:ext="edit" shapetype="f"/>
                 </v:shape>
-                <v:shape id="Gerade Verbindung mit Pfeil 573364872" o:spid="_x0000_s1039" type="#_x0000_t32" style="position:absolute;left:41869;top:4140;width:3236;height:10842;flip:y;visibility:visible;mso-wrap-style:square" o:connectortype="straight" o:gfxdata="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" strokecolor="#002896" strokeweight="3pt">
+                <v:shape id="Gerade Verbindung mit Pfeil 573364872" o:spid="_x0000_s1038" type="#_x0000_t32" style="position:absolute;left:41869;top:4140;width:3236;height:10842;flip:y;visibility:visible;mso-wrap-style:square" o:connectortype="straight" o:gfxdata="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" strokecolor="#002896" strokeweight="3pt">
                   <v:stroke endarrow="block" joinstyle="miter"/>
                   <v:shadow on="t" color="black" opacity="22937f" origin=",.5" offset="0,.63889mm"/>
                 </v:shape>
-                <v:shape id="Gerade Verbindung mit Pfeil 1930912855" o:spid="_x0000_s1040" type="#_x0000_t32" style="position:absolute;left:41869;top:14982;width:3236;height:10356;visibility:visible;mso-wrap-style:square" o:connectortype="straight" o:gfxdata="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" strokecolor="#002896" strokeweight="3pt">
+                <v:shape id="Gerade Verbindung mit Pfeil 1930912855" o:spid="_x0000_s1039" type="#_x0000_t32" style="position:absolute;left:41869;top:14982;width:3236;height:10356;visibility:visible;mso-wrap-style:square" o:connectortype="straight" o:gfxdata="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" strokecolor="#002896" strokeweight="3pt">
                   <v:stroke endarrow="block" joinstyle="miter"/>
                   <v:shadow on="t" color="black" opacity="22937f" origin=",.5" offset="0,.63889mm"/>
                   <o:lock v:ext="edit" shapetype="f"/>
                 </v:shape>
-                <v:shape id="Gerade Verbindung mit Pfeil 1263325450" o:spid="_x0000_s1041" type="#_x0000_t32" style="position:absolute;left:56840;top:4140;width:3236;height:10842;visibility:visible;mso-wrap-style:square" o:connectortype="straight" o:gfxdata="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" strokecolor="#002896" strokeweight="3pt">
+                <v:shape id="Gerade Verbindung mit Pfeil 1263325450" o:spid="_x0000_s1040" type="#_x0000_t32" style="position:absolute;left:56840;top:4140;width:3236;height:10842;visibility:visible;mso-wrap-style:square" o:connectortype="straight" o:gfxdata="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" strokecolor="#002896" strokeweight="3pt">
                   <v:stroke endarrow="block" joinstyle="miter"/>
                   <v:shadow on="t" color="black" opacity="22937f" origin=",.5" offset="0,.63889mm"/>
                   <o:lock v:ext="edit" shapetype="f"/>
                 </v:shape>
-                <v:shape id="Gerade Verbindung mit Pfeil 54695345" o:spid="_x0000_s1042" type="#_x0000_t32" style="position:absolute;left:56840;top:14982;width:3236;height:10356;flip:y;visibility:visible;mso-wrap-style:square" o:connectortype="straight" o:gfxdata="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" strokecolor="#002896" strokeweight="3pt">
+                <v:shape id="Gerade Verbindung mit Pfeil 54695345" o:spid="_x0000_s1041" type="#_x0000_t32" style="position:absolute;left:56840;top:14982;width:3236;height:10356;flip:y;visibility:visible;mso-wrap-style:square" o:connectortype="straight" o:gfxdata="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" strokecolor="#002896" strokeweight="3pt">
                   <v:stroke endarrow="block" joinstyle="miter"/>
                   <v:shadow on="t" color="black" opacity="22937f" origin=",.5" offset="0,.63889mm"/>
                   <o:lock v:ext="edit" shapetype="f"/>
                 </v:shape>
-                <v:shape id="Gerade Verbindung mit Pfeil 867804040" o:spid="_x0000_s1043" type="#_x0000_t32" style="position:absolute;left:71810;top:14982;width:3236;height:0;visibility:visible;mso-wrap-style:square" o:connectortype="straight" o:gfxdata="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" strokecolor="#002896" strokeweight="3pt">
+                <v:shape id="Gerade Verbindung mit Pfeil 867804040" o:spid="_x0000_s1042" type="#_x0000_t32" style="position:absolute;left:71810;top:14982;width:2330;height:0;visibility:visible;mso-wrap-style:square" o:connectortype="straight" o:gfxdata="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" strokecolor="#002896" strokeweight="3pt">
                   <v:stroke endarrow="block" joinstyle="miter"/>
                   <v:shadow on="t" color="black" opacity="22937f" origin=",.5" offset="0,.63889mm"/>
                   <o:lock v:ext="edit" shapetype="f"/>
                 </v:shape>
-                <v:shape id="Gerade Verbindung mit Pfeil 915815671" o:spid="_x0000_s1044" type="#_x0000_t32" style="position:absolute;left:86781;top:14982;width:3236;height:0;flip:y;visibility:visible;mso-wrap-style:square" o:connectortype="straight" o:gfxdata="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" strokecolor="#002896" strokeweight="3pt">
+                <v:shape id="Gerade Verbindung mit Pfeil 915815671" o:spid="_x0000_s1043" type="#_x0000_t32" style="position:absolute;left:87095;top:14982;width:2492;height:0;flip:y;visibility:visible;mso-wrap-style:square" o:connectortype="straight" o:gfxdata="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" strokecolor="#002896" strokeweight="3pt">
                   <v:stroke endarrow="block" joinstyle="miter"/>
                   <v:shadow on="t" color="black" opacity="22937f" origin=",.5" offset="0,.63889mm"/>
                   <o:lock v:ext="edit" shapetype="f"/>
                 </v:shape>
-                <v:shape id="Gerade Verbindung mit Pfeil 794575119" o:spid="_x0000_s1045" type="#_x0000_t32" style="position:absolute;left:101752;top:14982;width:2667;height:0;visibility:visible;mso-wrap-style:square" o:connectortype="straight" o:gfxdata="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" strokecolor="#002896" strokeweight="3pt">
+                <v:shape id="Gerade Verbindung mit Pfeil 794575119" o:spid="_x0000_s1044" type="#_x0000_t32" style="position:absolute;left:101978;top:14982;width:2441;height:0;flip:y;visibility:visible;mso-wrap-style:square" o:connectortype="straight" o:gfxdata="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" strokecolor="#002896" strokeweight="3pt">
                   <v:stroke endarrow="block" joinstyle="miter"/>
                   <v:shadow on="t" color="black" opacity="22937f" origin=",.5" offset="0,.63889mm"/>
                   <o:lock v:ext="edit" shapetype="f"/>
@@ -8424,6 +7673,161 @@
         </mc:AlternateContent>
       </w:r>
       <w:r>
+        <mc:AlternateContent>
+          <mc:Choice Requires="wps">
+            <w:drawing>
+              <wp:anchor distT="0" distB="0" distL="114300" distR="114300" simplePos="0" relativeHeight="251661312" behindDoc="0" locked="0" layoutInCell="1" allowOverlap="1" wp14:anchorId="743347CB" wp14:editId="3BDB5927">
+                <wp:simplePos x="0" y="0"/>
+                <wp:positionH relativeFrom="column">
+                  <wp:posOffset>-641985</wp:posOffset>
+                </wp:positionH>
+                <wp:positionV relativeFrom="paragraph">
+                  <wp:posOffset>5200650</wp:posOffset>
+                </wp:positionV>
+                <wp:extent cx="6555105" cy="635"/>
+                <wp:effectExtent l="0" t="0" r="0" b="0"/>
+                <wp:wrapTopAndBottom/>
+                <wp:docPr id="1226600662" name="Textfeld 1"/>
+                <wp:cNvGraphicFramePr/>
+                <a:graphic xmlns:a="http://schemas.openxmlformats.org/drawingml/2006/main">
+                  <a:graphicData uri="http://schemas.microsoft.com/office/word/2010/wordprocessingShape">
+                    <wps:wsp>
+                      <wps:cNvSpPr txBox="1"/>
+                      <wps:spPr>
+                        <a:xfrm>
+                          <a:off x="0" y="0"/>
+                          <a:ext cx="6555105" cy="635"/>
+                        </a:xfrm>
+                        <a:prstGeom prst="rect">
+                          <a:avLst/>
+                        </a:prstGeom>
+                        <a:solidFill>
+                          <a:prstClr val="white"/>
+                        </a:solidFill>
+                        <a:ln>
+                          <a:noFill/>
+                        </a:ln>
+                      </wps:spPr>
+                      <wps:txbx>
+                        <w:txbxContent>
+                          <w:p>
+                            <w:pPr>
+                              <w:pStyle w:val="Beschriftung"/>
+                              <w:rPr>
+                                <w:szCs w:val="22"/>
+                              </w:rPr>
+                            </w:pPr>
+                            <w:bookmarkStart w:id="16" w:name="_Ref189054935"/>
+                            <w:bookmarkStart w:id="17" w:name="_Ref188954597"/>
+                            <w:bookmarkStart w:id="18" w:name="_Ref189054927"/>
+                            <w:bookmarkStart w:id="19" w:name="_Toc189153680"/>
+                            <w:r>
+                              <w:t xml:space="preserve">Figure </w:t>
+                            </w:r>
+                            <w:r>
+                              <w:fldChar w:fldCharType="begin"/>
+                            </w:r>
+                            <w:r>
+                              <w:instrText xml:space="preserve"> SEQ Figure \* ARABIC </w:instrText>
+                            </w:r>
+                            <w:r>
+                              <w:fldChar w:fldCharType="separate"/>
+                            </w:r>
+                            <w:r>
+                              <w:rPr>
+                                <w:noProof/>
+                              </w:rPr>
+                              <w:t>7</w:t>
+                            </w:r>
+                            <w:r>
+                              <w:fldChar w:fldCharType="end"/>
+                            </w:r>
+                            <w:bookmarkEnd w:id="16"/>
+                            <w:r>
+                              <w:t xml:space="preserve">: Process </w:t>
+                            </w:r>
+                            <w:bookmarkEnd w:id="17"/>
+                            <w:r>
+                              <w:t>Diagram</w:t>
+                            </w:r>
+                            <w:bookmarkEnd w:id="18"/>
+                            <w:bookmarkEnd w:id="19"/>
+                          </w:p>
+                        </w:txbxContent>
+                      </wps:txbx>
+                      <wps:bodyPr rot="0" spcFirstLastPara="0" vertOverflow="overflow" horzOverflow="overflow" vert="horz" wrap="square" lIns="0" tIns="0" rIns="0" bIns="0" numCol="1" spcCol="0" rtlCol="0" fromWordArt="0" anchor="t" anchorCtr="0" forceAA="0" compatLnSpc="1">
+                        <a:prstTxWarp prst="textNoShape">
+                          <a:avLst/>
+                        </a:prstTxWarp>
+                        <a:spAutoFit/>
+                      </wps:bodyPr>
+                    </wps:wsp>
+                  </a:graphicData>
+                </a:graphic>
+              </wp:anchor>
+            </w:drawing>
+          </mc:Choice>
+          <mc:Fallback>
+            <w:pict>
+              <v:shapetype w14:anchorId="743347CB" id="_x0000_t202" coordsize="21600,21600" o:spt="202" path="m,l,21600r21600,l21600,xe">
+                <v:stroke joinstyle="miter"/>
+                <v:path gradientshapeok="t" o:connecttype="rect"/>
+              </v:shapetype>
+              <v:shape id="Textfeld 1" o:spid="_x0000_s1045" type="#_x0000_t202" style="position:absolute;left:0;text-align:left;margin-left:-50.55pt;margin-top:409.5pt;width:516.15pt;height:.05pt;z-index:251661312;visibility:visible;mso-wrap-style:square;mso-wrap-distance-left:9pt;mso-wrap-distance-top:0;mso-wrap-distance-right:9pt;mso-wrap-distance-bottom:0;mso-position-horizontal:absolute;mso-position-horizontal-relative:text;mso-position-vertical:absolute;mso-position-vertical-relative:text;v-text-anchor:top" o:gfxdata="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" stroked="f">
+                <v:textbox style="mso-fit-shape-to-text:t" inset="0,0,0,0">
+                  <w:txbxContent>
+                    <w:p>
+                      <w:pPr>
+                        <w:pStyle w:val="Beschriftung"/>
+                        <w:rPr>
+                          <w:szCs w:val="22"/>
+                        </w:rPr>
+                      </w:pPr>
+                      <w:bookmarkStart w:id="20" w:name="_Ref189054935"/>
+                      <w:bookmarkStart w:id="21" w:name="_Ref188954597"/>
+                      <w:bookmarkStart w:id="22" w:name="_Ref189054927"/>
+                      <w:bookmarkStart w:id="23" w:name="_Toc189153680"/>
+                      <w:r>
+                        <w:t xml:space="preserve">Figure </w:t>
+                      </w:r>
+                      <w:r>
+                        <w:fldChar w:fldCharType="begin"/>
+                      </w:r>
+                      <w:r>
+                        <w:instrText xml:space="preserve"> SEQ Figure \* ARABIC </w:instrText>
+                      </w:r>
+                      <w:r>
+                        <w:fldChar w:fldCharType="separate"/>
+                      </w:r>
+                      <w:r>
+                        <w:rPr>
+                          <w:noProof/>
+                        </w:rPr>
+                        <w:t>7</w:t>
+                      </w:r>
+                      <w:r>
+                        <w:fldChar w:fldCharType="end"/>
+                      </w:r>
+                      <w:bookmarkEnd w:id="20"/>
+                      <w:r>
+                        <w:t xml:space="preserve">: Process </w:t>
+                      </w:r>
+                      <w:bookmarkEnd w:id="21"/>
+                      <w:r>
+                        <w:t>Diagram</w:t>
+                      </w:r>
+                      <w:bookmarkEnd w:id="22"/>
+                      <w:bookmarkEnd w:id="23"/>
+                    </w:p>
+                  </w:txbxContent>
+                </v:textbox>
+                <w10:wrap type="topAndBottom"/>
+              </v:shape>
+            </w:pict>
+          </mc:Fallback>
+        </mc:AlternateContent>
+      </w:r>
+      <w:r>
         <w:t>The program is divided into different processing steps</w:t>
       </w:r>
       <w:r>
@@ -8457,50 +7861,34 @@
         <w:fldChar w:fldCharType="end"/>
       </w:r>
       <w:r>
-        <w:t xml:space="preserve">) to detect the nine </w:t>
+        <w:t>) to detect the nine colored segments of the Rubik’s cube. First the grey frame in which the cube is located gets detected in the image. Based on the found bounding box the image gets cropped to achieve a region of interest</w:t>
+      </w:r>
+      <w:r>
+        <w:t xml:space="preserve"> </w:t>
+      </w:r>
+      <w:r>
+        <w:t xml:space="preserve">(ROI). This not only delete noise or distracting objects from the image, </w:t>
+      </w:r>
+      <w:proofErr w:type="gramStart"/>
+      <w:r>
+        <w:t>it</w:t>
+      </w:r>
+      <w:proofErr w:type="gramEnd"/>
+      <w:r>
+        <w:t xml:space="preserve"> also reduces the computational power needed for further processing steps. The </w:t>
       </w:r>
       <w:proofErr w:type="spellStart"/>
       <w:r>
-        <w:t>colored</w:t>
+        <w:t>gray</w:t>
       </w:r>
       <w:proofErr w:type="spellEnd"/>
       <w:r>
-        <w:t xml:space="preserve"> segments of the Rubik’s cube. First the grey frame in which the cube is located gets detected in the image. Based on the found bounding box the image gets cropped to achieve a region of interest</w:t>
+        <w:t xml:space="preserve"> frame has another important task besides locating the cube. It is the reference object for the following color correction from Chapter</w:t>
       </w:r>
       <w:r>
         <w:t xml:space="preserve"> </w:t>
       </w:r>
       <w:r>
-        <w:t xml:space="preserve">(ROI). This not only delete noise or distracting objects from the image, </w:t>
-      </w:r>
-      <w:proofErr w:type="gramStart"/>
-      <w:r>
-        <w:t>it</w:t>
-      </w:r>
-      <w:proofErr w:type="gramEnd"/>
-      <w:r>
-        <w:t xml:space="preserve"> also reduces the computational power needed for further processing steps. The </w:t>
-      </w:r>
-      <w:proofErr w:type="spellStart"/>
-      <w:r>
-        <w:t>gray</w:t>
-      </w:r>
-      <w:proofErr w:type="spellEnd"/>
-      <w:r>
-        <w:t xml:space="preserve"> frame has another important task besides locating the cube. It is the reference object for the following </w:t>
-      </w:r>
-      <w:proofErr w:type="spellStart"/>
-      <w:r>
-        <w:t>color</w:t>
-      </w:r>
-      <w:proofErr w:type="spellEnd"/>
-      <w:r>
-        <w:t xml:space="preserve"> correction from Chapter</w:t>
-      </w:r>
-      <w:r>
-        <w:t xml:space="preserve"> </w:t>
-      </w:r>
-      <w:r>
         <w:fldChar w:fldCharType="begin"/>
       </w:r>
       <w:r>
@@ -8516,39 +7904,7 @@
         <w:fldChar w:fldCharType="end"/>
       </w:r>
       <w:r>
-        <w:t xml:space="preserve">. The </w:t>
-      </w:r>
-      <w:proofErr w:type="spellStart"/>
-      <w:r>
-        <w:t>color</w:t>
-      </w:r>
-      <w:proofErr w:type="spellEnd"/>
-      <w:r>
-        <w:t xml:space="preserve"> correction is used to get rid of </w:t>
-      </w:r>
-      <w:proofErr w:type="spellStart"/>
-      <w:r>
-        <w:t>color</w:t>
-      </w:r>
-      <w:proofErr w:type="spellEnd"/>
-      <w:r>
-        <w:t xml:space="preserve"> light or illumination changes which would influence the </w:t>
-      </w:r>
-      <w:proofErr w:type="spellStart"/>
-      <w:r>
-        <w:t>color</w:t>
-      </w:r>
-      <w:proofErr w:type="spellEnd"/>
-      <w:r>
-        <w:t xml:space="preserve"> detection. Afterwards two different approaches are used to find the 9 segments of the Rubik’s cube. Firstly, the cropped frame gets filtered by all </w:t>
-      </w:r>
-      <w:proofErr w:type="spellStart"/>
-      <w:r>
-        <w:t>colors</w:t>
-      </w:r>
-      <w:proofErr w:type="spellEnd"/>
-      <w:r>
-        <w:t xml:space="preserve"> that are present on the cube. Then a dictionary is created with the found segments. The second approach is </w:t>
+        <w:t xml:space="preserve">. The color correction is used to get rid of color light or illumination changes which would influence the color detection. Afterwards two different approaches are used to find the 9 segments of the Rubik’s cube. Firstly, the cropped frame gets filtered by all colors that are present on the cube. Then a dictionary is created with the found segments. The second approach is </w:t>
       </w:r>
       <w:r>
         <w:t>an</w:t>
@@ -8593,23 +7949,7 @@
         <w:t>one of</w:t>
       </w:r>
       <w:r>
-        <w:t xml:space="preserve"> them. If there are missing ones a geometric compensation is used to interpolate the missing segments. After all these processing steps all nine segments should be found or compensated. For the ones found via edge detection or by compensation we need to add the </w:t>
-      </w:r>
-      <w:proofErr w:type="spellStart"/>
-      <w:r>
-        <w:t>color</w:t>
-      </w:r>
-      <w:proofErr w:type="spellEnd"/>
-      <w:r>
-        <w:t xml:space="preserve"> information with another </w:t>
-      </w:r>
-      <w:proofErr w:type="spellStart"/>
-      <w:r>
-        <w:t>color</w:t>
-      </w:r>
-      <w:proofErr w:type="spellEnd"/>
-      <w:r>
-        <w:t xml:space="preserve"> detection in the </w:t>
+        <w:t xml:space="preserve"> them. If there are missing ones a geometric compensation is used to interpolate the missing segments. After all these processing steps all nine segments should be found or compensated. For the ones found via edge detection or by compensation we need to add the color information with another color detection in the </w:t>
       </w:r>
       <w:r>
         <w:t>centre</w:t>
@@ -8622,7 +7962,7 @@
       <w:pPr>
         <w:pStyle w:val="berschrift2"/>
       </w:pPr>
-      <w:bookmarkStart w:id="24" w:name="_Toc189151918"/>
+      <w:bookmarkStart w:id="24" w:name="_Toc189153700"/>
       <w:r>
         <w:t>Edge detection</w:t>
       </w:r>
@@ -8690,9 +8030,6 @@
               <w:jc w:val="center"/>
             </w:pPr>
             <w:r>
-              <w:rPr>
-                <w:noProof/>
-              </w:rPr>
               <w:lastRenderedPageBreak/>
               <w:drawing>
                 <wp:inline distT="0" distB="0" distL="0" distR="0" wp14:anchorId="5A727132" wp14:editId="69E32DEE">
@@ -8758,9 +8095,6 @@
               <w:jc w:val="center"/>
             </w:pPr>
             <w:r>
-              <w:rPr>
-                <w:noProof/>
-              </w:rPr>
               <w:drawing>
                 <wp:inline distT="0" distB="0" distL="0" distR="0" wp14:anchorId="643D1B4A" wp14:editId="5B932686">
                   <wp:extent cx="1793631" cy="1873885"/>
@@ -8821,7 +8155,7 @@
       <w:pPr>
         <w:pStyle w:val="Beschriftung"/>
       </w:pPr>
-      <w:bookmarkStart w:id="25" w:name="_Toc189151938"/>
+      <w:bookmarkStart w:id="25" w:name="_Toc189153681"/>
       <w:r>
         <w:t xml:space="preserve">Figure </w:t>
       </w:r>
@@ -8899,11 +8233,8 @@
         <w:jc w:val="center"/>
       </w:pPr>
       <w:r>
-        <w:rPr>
-          <w:noProof/>
-        </w:rPr>
         <w:drawing>
-          <wp:inline distT="0" distB="0" distL="0" distR="0" wp14:anchorId="1E87C044" wp14:editId="6F560A06">
+          <wp:inline distT="0" distB="0" distL="0" distR="0" wp14:anchorId="1E87C044" wp14:editId="784012D1">
             <wp:extent cx="2029767" cy="2039816"/>
             <wp:effectExtent l="0" t="0" r="8890" b="0"/>
             <wp:docPr id="2087822682" name="Grafik 22"/>
@@ -8959,7 +8290,7 @@
       <w:pPr>
         <w:pStyle w:val="Beschriftung"/>
       </w:pPr>
-      <w:bookmarkStart w:id="26" w:name="_Toc189151939"/>
+      <w:bookmarkStart w:id="26" w:name="_Toc189153682"/>
       <w:r>
         <w:t xml:space="preserve">Figure </w:t>
       </w:r>
@@ -9004,10 +8335,7 @@
         <w:t>remaining polygons, their centroids (or focus points) are calculated using image moments. The moments provide the spatial distribution of the pixel intensities in a shape, allowing the function to compute the x and y coordinates of the centroid.</w:t>
       </w:r>
       <w:r>
-        <w:t xml:space="preserve"> </w:t>
-      </w:r>
-      <w:r>
-        <w:t xml:space="preserve">Afterwards a bounding box is created around the approximated contour polygon. </w:t>
+        <w:t xml:space="preserve"> Afterwards a bounding box is created around the approximated contour polygon. </w:t>
       </w:r>
     </w:p>
     <w:p>
@@ -9032,14 +8360,9 @@
         <w:pStyle w:val="berschrift2"/>
       </w:pPr>
       <w:bookmarkStart w:id="27" w:name="_Ref189054900"/>
-      <w:bookmarkStart w:id="28" w:name="_Toc189151919"/>
-      <w:proofErr w:type="spellStart"/>
-      <w:r>
-        <w:t>Color</w:t>
-      </w:r>
-      <w:proofErr w:type="spellEnd"/>
-      <w:r>
-        <w:t xml:space="preserve"> correction</w:t>
+      <w:bookmarkStart w:id="28" w:name="_Toc189153701"/>
+      <w:r>
+        <w:t>Color correction</w:t>
       </w:r>
       <w:bookmarkEnd w:id="27"/>
       <w:bookmarkEnd w:id="28"/>
@@ -9048,48 +8371,43 @@
       <w:r>
         <w:t xml:space="preserve">A uniform grey area in the image is required for </w:t>
       </w:r>
+      <w:r>
+        <w:t>color</w:t>
+      </w:r>
+      <w:r>
+        <w:t xml:space="preserve"> correction. The grey frame that surrounds the cube in the laboratory was used for this purpose. </w:t>
+      </w:r>
+      <w:proofErr w:type="gramStart"/>
+      <w:r>
+        <w:t>In order to</w:t>
+      </w:r>
+      <w:proofErr w:type="gramEnd"/>
+      <w:r>
+        <w:t xml:space="preserve"> recognise this reliably even with different resolutions and camera distances, a fixed limitation of the grey frame via the coordinates in the image is not possible. It should also be recognised under different lighting conditions, which is why </w:t>
+      </w:r>
+      <w:r>
+        <w:t>color</w:t>
+      </w:r>
+      <w:r>
+        <w:t xml:space="preserve"> detection without prior </w:t>
+      </w:r>
+      <w:r>
+        <w:t>color</w:t>
+      </w:r>
+      <w:r>
+        <w:t xml:space="preserve"> correction is ruled out. As </w:t>
+      </w:r>
+      <w:r>
+        <w:t>color</w:t>
+      </w:r>
+      <w:r>
+        <w:t xml:space="preserve"> correction is not possible without these grey frames, this approach cannot be used either. This leaves object detection via edge detection. This was implemented in the </w:t>
+      </w:r>
       <w:proofErr w:type="spellStart"/>
       <w:r>
-        <w:t>color</w:t>
-      </w:r>
-      <w:proofErr w:type="spellEnd"/>
-      <w:r>
-        <w:t xml:space="preserve"> correction. The grey frame that surrounds the cube in the laboratory was used for this purpose. </w:t>
-      </w:r>
-      <w:proofErr w:type="gramStart"/>
-      <w:r>
-        <w:t>In order to</w:t>
-      </w:r>
-      <w:proofErr w:type="gramEnd"/>
-      <w:r>
-        <w:t xml:space="preserve"> recognise this reliably even with different resolutions and camera distances, a fixed limitation of the grey frame via the coordinates in the image is not possible. It should also be recognised under different lighting conditions, which is why </w:t>
-      </w:r>
-      <w:proofErr w:type="spellStart"/>
-      <w:r>
-        <w:t>color</w:t>
-      </w:r>
-      <w:proofErr w:type="spellEnd"/>
-      <w:r>
-        <w:t xml:space="preserve"> detection without prior </w:t>
-      </w:r>
-      <w:proofErr w:type="spellStart"/>
-      <w:r>
-        <w:t>color</w:t>
-      </w:r>
-      <w:proofErr w:type="spellEnd"/>
-      <w:r>
-        <w:t xml:space="preserve"> correction is ruled out. As </w:t>
-      </w:r>
-      <w:proofErr w:type="spellStart"/>
-      <w:r>
-        <w:t>color</w:t>
-      </w:r>
-      <w:proofErr w:type="spellEnd"/>
-      <w:r>
-        <w:t xml:space="preserve"> correction is not possible without these grey frames, this approach cannot be used either. This leaves object detection via edge detection. This was implemented in the </w:t>
-      </w:r>
-      <w:proofErr w:type="spellStart"/>
-      <w:r>
+        <w:rPr>
+          <w:rFonts w:ascii="Courier New" w:hAnsi="Courier New" w:cs="Courier New"/>
+        </w:rPr>
         <w:t>detect_outer_gray_frame</w:t>
       </w:r>
       <w:proofErr w:type="spellEnd"/>
@@ -9144,11 +8462,9 @@
       <w:r>
         <w:t xml:space="preserve">To compensate for inaccuracies in the detection, the bounding box is reduced by 5% around the centre point. To calculate the inner edge of the grey frame, a second bounding box is created, which in turn is 10% smaller than the reduced bounding box. The area between the two bounding boxes encloses the grey frame and serves as the grey area for the </w:t>
       </w:r>
-      <w:proofErr w:type="spellStart"/>
       <w:r>
         <w:t>color</w:t>
       </w:r>
-      <w:proofErr w:type="spellEnd"/>
       <w:r>
         <w:t xml:space="preserve"> correction.</w:t>
       </w:r>
@@ -9159,14 +8475,11 @@
         <w:jc w:val="center"/>
       </w:pPr>
       <w:r>
-        <w:rPr>
-          <w:noProof/>
-        </w:rPr>
         <w:lastRenderedPageBreak/>
         <w:drawing>
-          <wp:inline distT="0" distB="0" distL="0" distR="0" wp14:anchorId="21EFF571" wp14:editId="57FFC45C">
-            <wp:extent cx="2520000" cy="2525701"/>
-            <wp:effectExtent l="0" t="0" r="0" b="8255"/>
+          <wp:inline distT="0" distB="0" distL="0" distR="0" wp14:anchorId="21EFF571" wp14:editId="02A52091">
+            <wp:extent cx="2514311" cy="2520000"/>
+            <wp:effectExtent l="0" t="0" r="635" b="0"/>
             <wp:docPr id="723568802" name="Grafik 1"/>
             <wp:cNvGraphicFramePr>
               <a:graphicFrameLocks xmlns:a="http://schemas.openxmlformats.org/drawingml/2006/main" noChangeAspect="1"/>
@@ -9187,7 +8500,7 @@
                   <pic:spPr>
                     <a:xfrm>
                       <a:off x="0" y="0"/>
-                      <a:ext cx="2520000" cy="2525701"/>
+                      <a:ext cx="2514311" cy="2520000"/>
                     </a:xfrm>
                     <a:prstGeom prst="rect">
                       <a:avLst/>
@@ -9204,7 +8517,7 @@
       <w:pPr>
         <w:pStyle w:val="Beschriftung"/>
       </w:pPr>
-      <w:bookmarkStart w:id="29" w:name="_Toc189151940"/>
+      <w:bookmarkStart w:id="29" w:name="_Toc189153683"/>
       <w:r>
         <w:t xml:space="preserve">Figure </w:t>
       </w:r>
@@ -9231,7 +8544,6 @@
       </w:r>
       <w:bookmarkEnd w:id="29"/>
     </w:p>
-    <w:p/>
     <w:p>
       <w:pPr>
         <w:rPr>
@@ -9279,28 +8591,24 @@
         </w:rPr>
         <w:t xml:space="preserve">were determined in the image, we defined as ground truth. The </w:t>
       </w:r>
-      <w:proofErr w:type="spellStart"/>
       <w:r>
         <w:rPr>
           <w:rFonts w:eastAsiaTheme="minorEastAsia"/>
         </w:rPr>
         <w:t>color</w:t>
       </w:r>
-      <w:proofErr w:type="spellEnd"/>
       <w:r>
         <w:rPr>
           <w:rFonts w:eastAsiaTheme="minorEastAsia"/>
         </w:rPr>
         <w:t xml:space="preserve"> areas for subsequent </w:t>
       </w:r>
-      <w:proofErr w:type="spellStart"/>
       <w:r>
         <w:rPr>
           <w:rFonts w:eastAsiaTheme="minorEastAsia"/>
         </w:rPr>
         <w:t>color</w:t>
       </w:r>
-      <w:proofErr w:type="spellEnd"/>
       <w:r>
         <w:rPr>
           <w:rFonts w:eastAsiaTheme="minorEastAsia"/>
@@ -9703,7 +9011,6 @@
         </w:rPr>
         <w:t xml:space="preserve"> for the dis</w:t>
       </w:r>
-      <w:proofErr w:type="spellStart"/>
       <w:r>
         <w:rPr>
           <w:rFonts w:eastAsiaTheme="minorEastAsia"/>
@@ -9714,14 +9021,7 @@
         <w:rPr>
           <w:rFonts w:eastAsiaTheme="minorEastAsia"/>
         </w:rPr>
-        <w:t>ed</w:t>
-      </w:r>
-      <w:proofErr w:type="spellEnd"/>
-      <w:r>
-        <w:rPr>
-          <w:rFonts w:eastAsiaTheme="minorEastAsia"/>
-        </w:rPr>
-        <w:t xml:space="preserve"> input image are determined via the RGB values of the image within the two bounding boxes in the grey frame using the </w:t>
+        <w:t xml:space="preserve">ed input image are determined via the RGB values of the image within the two bounding boxes in the grey frame using the </w:t>
       </w:r>
       <w:proofErr w:type="spellStart"/>
       <w:r>
@@ -9949,7 +9249,6 @@
         </w:rPr>
         <w:t xml:space="preserve"> of the ground truth image and in which the </w:t>
       </w:r>
-      <w:proofErr w:type="spellStart"/>
       <w:r>
         <w:rPr>
           <w:rFonts w:eastAsiaTheme="minorEastAsia"/>
@@ -9960,14 +9259,7 @@
         <w:rPr>
           <w:rFonts w:eastAsiaTheme="minorEastAsia"/>
         </w:rPr>
-        <w:t>s</w:t>
-      </w:r>
-      <w:proofErr w:type="spellEnd"/>
-      <w:r>
-        <w:rPr>
-          <w:rFonts w:eastAsiaTheme="minorEastAsia"/>
-        </w:rPr>
-        <w:t xml:space="preserve"> of the surfaces can be detected </w:t>
+        <w:t xml:space="preserve">s of the surfaces can be detected </w:t>
       </w:r>
       <w:proofErr w:type="gramStart"/>
       <w:r>
@@ -10014,10 +9306,6 @@
               <w:jc w:val="center"/>
             </w:pPr>
             <w:r>
-              <w:rPr>
-                <w:noProof/>
-              </w:rPr>
-              <w:lastRenderedPageBreak/>
               <w:drawing>
                 <wp:inline distT="0" distB="0" distL="0" distR="0" wp14:anchorId="6A0C4E52" wp14:editId="5C93FF27">
                   <wp:extent cx="2520000" cy="2520000"/>
@@ -10059,7 +9347,7 @@
             <w:pPr>
               <w:pStyle w:val="Beschriftung"/>
             </w:pPr>
-            <w:bookmarkStart w:id="30" w:name="_Toc189151941"/>
+            <w:bookmarkStart w:id="30" w:name="_Toc189153684"/>
             <w:r>
               <w:t xml:space="preserve">Figure </w:t>
             </w:r>
@@ -10098,9 +9386,6 @@
               <w:jc w:val="center"/>
             </w:pPr>
             <w:r>
-              <w:rPr>
-                <w:noProof/>
-              </w:rPr>
               <w:drawing>
                 <wp:inline distT="0" distB="0" distL="0" distR="0" wp14:anchorId="3F82E7CD" wp14:editId="14EF1582">
                   <wp:extent cx="2534078" cy="2520000"/>
@@ -10142,7 +9427,7 @@
             <w:pPr>
               <w:pStyle w:val="Beschriftung"/>
             </w:pPr>
-            <w:bookmarkStart w:id="31" w:name="_Toc189151942"/>
+            <w:bookmarkStart w:id="31" w:name="_Toc189153685"/>
             <w:r>
               <w:t xml:space="preserve">Figure </w:t>
             </w:r>
@@ -10165,15 +9450,7 @@
               <w:fldChar w:fldCharType="end"/>
             </w:r>
             <w:r>
-              <w:t xml:space="preserve">: Corrected image for </w:t>
-            </w:r>
-            <w:proofErr w:type="spellStart"/>
-            <w:r>
-              <w:t>color</w:t>
-            </w:r>
-            <w:proofErr w:type="spellEnd"/>
-            <w:r>
-              <w:t xml:space="preserve"> detection</w:t>
+              <w:t>: Corrected image for color detection</w:t>
             </w:r>
             <w:bookmarkEnd w:id="31"/>
           </w:p>
@@ -10182,33 +9459,37 @@
     </w:tbl>
     <w:p>
       <w:pPr>
+        <w:spacing w:before="0" w:after="160" w:line="259" w:lineRule="auto"/>
+        <w:jc w:val="left"/>
+        <w:rPr>
+          <w:rFonts w:asciiTheme="majorHAnsi" w:eastAsiaTheme="majorEastAsia" w:hAnsiTheme="majorHAnsi" w:cstheme="majorBidi"/>
+          <w:b/>
+          <w:sz w:val="26"/>
+          <w:szCs w:val="26"/>
+        </w:rPr>
+      </w:pPr>
+      <w:r>
+        <w:br w:type="page"/>
+      </w:r>
+    </w:p>
+    <w:p>
+      <w:pPr>
         <w:pStyle w:val="berschrift2"/>
       </w:pPr>
-      <w:bookmarkStart w:id="32" w:name="_Toc189151920"/>
-      <w:proofErr w:type="spellStart"/>
-      <w:r>
-        <w:t>Color</w:t>
-      </w:r>
-      <w:proofErr w:type="spellEnd"/>
-      <w:r>
-        <w:t xml:space="preserve"> detection</w:t>
+      <w:bookmarkStart w:id="32" w:name="_Toc189153702"/>
+      <w:r>
+        <w:lastRenderedPageBreak/>
+        <w:t>Color detection</w:t>
       </w:r>
       <w:bookmarkEnd w:id="32"/>
     </w:p>
     <w:p>
-      <w:pPr>
-        <w:rPr>
-          <w:lang w:val="de-DE"/>
-        </w:rPr>
-      </w:pPr>
       <w:r>
         <w:t xml:space="preserve">The </w:t>
       </w:r>
-      <w:proofErr w:type="spellStart"/>
       <w:r>
         <w:t>color</w:t>
       </w:r>
-      <w:proofErr w:type="spellEnd"/>
       <w:r>
         <w:t xml:space="preserve"> detection </w:t>
       </w:r>
@@ -10231,19 +9512,15 @@
       <w:r>
         <w:t xml:space="preserve"> function. The thresholds for the HSV </w:t>
       </w:r>
-      <w:proofErr w:type="spellStart"/>
       <w:r>
         <w:t>color</w:t>
       </w:r>
-      <w:proofErr w:type="spellEnd"/>
       <w:r>
         <w:t xml:space="preserve"> space are also defined there. Each </w:t>
       </w:r>
-      <w:proofErr w:type="spellStart"/>
       <w:r>
         <w:t>color</w:t>
       </w:r>
-      <w:proofErr w:type="spellEnd"/>
       <w:r>
         <w:t xml:space="preserve"> is given a range in which the pixel values may lie </w:t>
       </w:r>
@@ -10255,220 +9532,41 @@
       <w:r>
         <w:t xml:space="preserve"> be assigned to a specific </w:t>
       </w:r>
-      <w:proofErr w:type="spellStart"/>
       <w:r>
         <w:t>color</w:t>
       </w:r>
-      <w:proofErr w:type="spellEnd"/>
       <w:r>
         <w:t xml:space="preserve">. </w:t>
       </w:r>
       <w:r>
-        <w:rPr>
-          <w:lang w:val="de-DE"/>
-        </w:rPr>
-        <w:t xml:space="preserve">The </w:t>
-      </w:r>
-      <w:proofErr w:type="spellStart"/>
-      <w:r>
-        <w:rPr>
-          <w:lang w:val="de-DE"/>
-        </w:rPr>
-        <w:t>thresholds</w:t>
-      </w:r>
-      <w:proofErr w:type="spellEnd"/>
-      <w:r>
-        <w:rPr>
-          <w:lang w:val="de-DE"/>
-        </w:rPr>
-        <w:t xml:space="preserve"> </w:t>
-      </w:r>
-      <w:proofErr w:type="spellStart"/>
-      <w:r>
-        <w:rPr>
-          <w:lang w:val="de-DE"/>
-        </w:rPr>
-        <w:t>are</w:t>
-      </w:r>
-      <w:proofErr w:type="spellEnd"/>
-      <w:r>
-        <w:rPr>
-          <w:lang w:val="de-DE"/>
-        </w:rPr>
-        <w:t xml:space="preserve"> </w:t>
-      </w:r>
-      <w:proofErr w:type="spellStart"/>
-      <w:r>
-        <w:rPr>
-          <w:lang w:val="de-DE"/>
-        </w:rPr>
-        <w:t>shown</w:t>
-      </w:r>
-      <w:proofErr w:type="spellEnd"/>
-      <w:r>
-        <w:rPr>
-          <w:lang w:val="de-DE"/>
-        </w:rPr>
-        <w:t xml:space="preserve"> in </w:t>
-      </w:r>
-      <w:r>
-        <w:rPr>
-          <w:lang w:val="de-DE"/>
-        </w:rPr>
-        <w:fldChar w:fldCharType="begin"/>
-      </w:r>
-      <w:r>
-        <w:rPr>
-          <w:lang w:val="de-DE"/>
-        </w:rPr>
-        <w:instrText xml:space="preserve"> REF _Ref189060240 \h </w:instrText>
-      </w:r>
-      <w:r>
-        <w:rPr>
-          <w:lang w:val="de-DE"/>
-        </w:rPr>
-        <w:fldChar w:fldCharType="separate"/>
-      </w:r>
-      <w:r>
-        <w:rPr>
-          <w:b/>
-          <w:bCs/>
-          <w:lang w:val="de-DE"/>
-        </w:rPr>
-        <w:t>Fehler! Verweisquelle konnte nicht gefunden werden.</w:t>
-      </w:r>
-      <w:r>
-        <w:rPr>
-          <w:lang w:val="de-DE"/>
-        </w:rPr>
-        <w:fldChar w:fldCharType="end"/>
-      </w:r>
-      <w:r>
-        <w:rPr>
-          <w:lang w:val="de-DE"/>
-        </w:rPr>
+        <w:t xml:space="preserve">The thresholds are shown in </w:t>
+      </w:r>
+      <w:r>
+        <w:t xml:space="preserve">Table </w:t>
+      </w:r>
+      <w:r>
+        <w:t>1</w:t>
+      </w:r>
+      <w:r>
         <w:t xml:space="preserve">. </w:t>
       </w:r>
       <w:r>
-        <w:t xml:space="preserve">In OpenCV, the Hue value is defined in a range from 0 to 180°, the </w:t>
-      </w:r>
-      <w:r>
-        <w:t>Saturation</w:t>
-      </w:r>
-      <w:r>
-        <w:t xml:space="preserve"> and Value values are defined in a range from 0 to 255.</w:t>
-      </w:r>
-      <w:r>
-        <w:t xml:space="preserve"> </w:t>
-      </w:r>
-      <w:r>
-        <w:t xml:space="preserve">The </w:t>
-      </w:r>
-      <w:proofErr w:type="spellStart"/>
+        <w:t>In OpenCV, the Hue value is defined in a range from 0 to 180°, the Saturation and Value values are defined in a range from 0 to 255.</w:t>
+      </w:r>
+      <w:r>
+        <w:t xml:space="preserve"> The </w:t>
+      </w:r>
       <w:r>
         <w:t>color</w:t>
       </w:r>
-      <w:proofErr w:type="spellEnd"/>
-      <w:r>
-        <w:t xml:space="preserve"> range perceived as red is in an angular range of 160° to 5° and therefore exceeds 0°. </w:t>
-      </w:r>
-      <w:proofErr w:type="spellStart"/>
-      <w:r>
-        <w:rPr>
-          <w:lang w:val="de-DE"/>
-        </w:rPr>
-        <w:t>Two</w:t>
-      </w:r>
-      <w:proofErr w:type="spellEnd"/>
-      <w:r>
-        <w:rPr>
-          <w:lang w:val="de-DE"/>
-        </w:rPr>
-        <w:t xml:space="preserve"> possible </w:t>
-      </w:r>
-      <w:proofErr w:type="spellStart"/>
-      <w:r>
-        <w:rPr>
-          <w:lang w:val="de-DE"/>
-        </w:rPr>
-        <w:t>red</w:t>
-      </w:r>
-      <w:proofErr w:type="spellEnd"/>
-      <w:r>
-        <w:rPr>
-          <w:lang w:val="de-DE"/>
-        </w:rPr>
-        <w:t xml:space="preserve"> </w:t>
-      </w:r>
-      <w:proofErr w:type="spellStart"/>
-      <w:r>
-        <w:rPr>
-          <w:lang w:val="de-DE"/>
-        </w:rPr>
+      <w:r>
+        <w:t xml:space="preserve"> range perceived as red is in an angular range of 160° to 5° and therefore exceeds 0°. Two possible red </w:t>
+      </w:r>
+      <w:r>
         <w:t>color</w:t>
       </w:r>
-      <w:proofErr w:type="spellEnd"/>
-      <w:r>
-        <w:rPr>
-          <w:lang w:val="de-DE"/>
-        </w:rPr>
-        <w:t xml:space="preserve"> </w:t>
-      </w:r>
-      <w:proofErr w:type="spellStart"/>
-      <w:r>
-        <w:rPr>
-          <w:lang w:val="de-DE"/>
-        </w:rPr>
-        <w:t>ranges</w:t>
-      </w:r>
-      <w:proofErr w:type="spellEnd"/>
-      <w:r>
-        <w:rPr>
-          <w:lang w:val="de-DE"/>
-        </w:rPr>
-        <w:t xml:space="preserve"> </w:t>
-      </w:r>
-      <w:proofErr w:type="spellStart"/>
-      <w:r>
-        <w:rPr>
-          <w:lang w:val="de-DE"/>
-        </w:rPr>
-        <w:t>are</w:t>
-      </w:r>
-      <w:proofErr w:type="spellEnd"/>
-      <w:r>
-        <w:rPr>
-          <w:lang w:val="de-DE"/>
-        </w:rPr>
-        <w:t xml:space="preserve"> </w:t>
-      </w:r>
-      <w:proofErr w:type="spellStart"/>
-      <w:r>
-        <w:rPr>
-          <w:lang w:val="de-DE"/>
-        </w:rPr>
-        <w:t>therefore</w:t>
-      </w:r>
-      <w:proofErr w:type="spellEnd"/>
-      <w:r>
-        <w:rPr>
-          <w:lang w:val="de-DE"/>
-        </w:rPr>
-        <w:t xml:space="preserve"> </w:t>
-      </w:r>
-      <w:proofErr w:type="spellStart"/>
-      <w:r>
-        <w:rPr>
-          <w:lang w:val="de-DE"/>
-        </w:rPr>
-        <w:t>defined</w:t>
-      </w:r>
-      <w:proofErr w:type="spellEnd"/>
-      <w:r>
-        <w:rPr>
-          <w:lang w:val="de-DE"/>
-        </w:rPr>
-        <w:t>.</w:t>
+      <w:r>
+        <w:t xml:space="preserve"> ranges are therefore defined.</w:t>
       </w:r>
     </w:p>
     <w:tbl>
@@ -10508,7 +9606,6 @@
                 <w:bCs/>
               </w:rPr>
             </w:pPr>
-            <w:proofErr w:type="spellStart"/>
             <w:r>
               <w:rPr>
                 <w:b/>
@@ -10516,7 +9613,6 @@
               </w:rPr>
               <w:t>Color</w:t>
             </w:r>
-            <w:proofErr w:type="spellEnd"/>
           </w:p>
         </w:tc>
         <w:tc>
@@ -11534,6 +10630,7 @@
       <w:pPr>
         <w:pStyle w:val="Beschriftung"/>
       </w:pPr>
+      <w:bookmarkStart w:id="33" w:name="_Toc189153689"/>
       <w:r>
         <w:t xml:space="preserve">Table </w:t>
       </w:r>
@@ -11556,26 +10653,17 @@
         <w:fldChar w:fldCharType="end"/>
       </w:r>
       <w:r>
-        <w:t xml:space="preserve">: HSV thresholds </w:t>
-      </w:r>
-      <w:proofErr w:type="spellStart"/>
-      <w:r>
-        <w:t>color</w:t>
-      </w:r>
-      <w:proofErr w:type="spellEnd"/>
-      <w:r>
-        <w:t xml:space="preserve"> filtering</w:t>
-      </w:r>
+        <w:t>: HSV thresholds color filtering</w:t>
+      </w:r>
+      <w:bookmarkEnd w:id="33"/>
     </w:p>
     <w:p>
       <w:r>
         <w:t xml:space="preserve">When the function is executed, the RGB input image is first transformed into the HSV </w:t>
       </w:r>
-      <w:proofErr w:type="spellStart"/>
       <w:r>
         <w:t>color</w:t>
       </w:r>
-      <w:proofErr w:type="spellEnd"/>
       <w:r>
         <w:t xml:space="preserve"> space using the </w:t>
       </w:r>
@@ -11589,25 +10677,17 @@
       <w:r>
         <w:t xml:space="preserve"> function. The pixels retain their actual appearance, this is only represented by other values. A for loop is then run through, which calls up each possible </w:t>
       </w:r>
-      <w:proofErr w:type="spellStart"/>
       <w:r>
         <w:t>color</w:t>
       </w:r>
-      <w:proofErr w:type="spellEnd"/>
       <w:r>
         <w:t xml:space="preserve"> once. Firstly, a binary image is created from the input image in the for loop. A check is made for each pixel to see whether it lies within the value range of the current </w:t>
       </w:r>
-      <w:proofErr w:type="spellStart"/>
       <w:r>
         <w:t>color</w:t>
       </w:r>
-      <w:proofErr w:type="spellEnd"/>
-      <w:r>
-        <w:t xml:space="preserve">. If this is </w:t>
-      </w:r>
-      <w:r>
-        <w:lastRenderedPageBreak/>
-        <w:t xml:space="preserve">the case, it is displayed as a white pixel in the binary image, otherwise it is black. The binary image is first opened and then closed with the </w:t>
+      <w:r>
+        <w:t xml:space="preserve">. If this is the case, it is displayed as a white pixel in the binary image, otherwise it is black. The binary image is first opened and then closed with the </w:t>
       </w:r>
       <w:r>
         <w:rPr>
@@ -11619,11 +10699,9 @@
       <w:r>
         <w:t xml:space="preserve"> function to close any holes in the areas and remove artefacts outside the relevant areas. This means that only cube surfaces that have this </w:t>
       </w:r>
-      <w:proofErr w:type="spellStart"/>
       <w:r>
         <w:t>color</w:t>
       </w:r>
-      <w:proofErr w:type="spellEnd"/>
       <w:r>
         <w:t xml:space="preserve"> should still be present as white surfaces.</w:t>
       </w:r>
@@ -11704,78 +10782,56 @@
       <w:r>
         <w:t xml:space="preserve"> of the area of the entire cube. As the cube has spaces between the </w:t>
       </w:r>
-      <w:proofErr w:type="spellStart"/>
       <w:r>
         <w:t>color</w:t>
       </w:r>
       <w:r>
-        <w:t>ed</w:t>
-      </w:r>
-      <w:proofErr w:type="spellEnd"/>
-      <w:r>
-        <w:t xml:space="preserve"> areas, the threshold is designed to be slightly smaller at the bottom. The contour must have a ratio of width to height of at least 0.8 and a maximum of 1.2. This ensures that only approximately square objects are processed through their contour. Finally, the area of the recognised object within the contour must be greater than the product of the maximum extension in height and width of the contour. This corresponds to the filling factor and ensures that only rectangular areas are recognised.</w:t>
+        <w:t>ed areas, the threshold is designed to be slightly smaller at the bottom. The contour must have a ratio of width to height of at least 0.8 and a maximum of 1.2. This ensures that only approximately square objects are processed through their contour. Finally, the area of the recognised object within the contour must be greater than the product of the maximum extension in height and width of the contour. This corresponds to the filling factor and ensures that only rectangular areas are recognised.</w:t>
       </w:r>
     </w:p>
     <w:p>
       <w:r>
         <w:t xml:space="preserve">If an object passes through this filter, it can be assumed that it is a </w:t>
       </w:r>
-      <w:proofErr w:type="spellStart"/>
       <w:r>
         <w:t>color</w:t>
       </w:r>
       <w:r>
-        <w:t>ed</w:t>
-      </w:r>
-      <w:proofErr w:type="spellEnd"/>
-      <w:r>
-        <w:t xml:space="preserve"> area of the cube. The object is saved in a list and annotated with the corresponding </w:t>
-      </w:r>
-      <w:proofErr w:type="spellStart"/>
+        <w:t xml:space="preserve">ed area of the cube. The object is saved in a list and annotated with the corresponding </w:t>
+      </w:r>
       <w:r>
         <w:t>color</w:t>
       </w:r>
-      <w:proofErr w:type="spellEnd"/>
       <w:r>
         <w:t xml:space="preserve">. The for loop then moves on to the next execution and searches for faces in the next </w:t>
       </w:r>
-      <w:proofErr w:type="spellStart"/>
       <w:r>
         <w:t>color</w:t>
       </w:r>
-      <w:proofErr w:type="spellEnd"/>
       <w:r>
         <w:t xml:space="preserve"> until all </w:t>
       </w:r>
-      <w:proofErr w:type="spellStart"/>
       <w:r>
         <w:t>color</w:t>
       </w:r>
       <w:r>
-        <w:t>s</w:t>
-      </w:r>
-      <w:proofErr w:type="spellEnd"/>
-      <w:r>
-        <w:t xml:space="preserve"> have been processed. The function returns the list of all areas with </w:t>
-      </w:r>
-      <w:proofErr w:type="spellStart"/>
+        <w:t xml:space="preserve">s have </w:t>
+      </w:r>
+      <w:r>
+        <w:lastRenderedPageBreak/>
+        <w:t xml:space="preserve">been processed. The function returns the list of all areas with </w:t>
+      </w:r>
       <w:r>
         <w:t>color</w:t>
       </w:r>
-      <w:proofErr w:type="spellEnd"/>
       <w:r>
         <w:t xml:space="preserve"> and position as well as a combined mask in which all </w:t>
       </w:r>
-      <w:proofErr w:type="spellStart"/>
       <w:r>
         <w:t>color</w:t>
       </w:r>
       <w:r>
-        <w:t>ed</w:t>
-      </w:r>
-      <w:proofErr w:type="spellEnd"/>
-      <w:r>
-        <w:t xml:space="preserve"> areas are highlighted.</w:t>
+        <w:t>ed areas are highlighted.</w:t>
       </w:r>
     </w:p>
     <w:p>
@@ -11784,10 +10840,6 @@
         <w:jc w:val="center"/>
       </w:pPr>
       <w:r>
-        <w:rPr>
-          <w:noProof/>
-          <w:lang w:val="de-DE"/>
-        </w:rPr>
         <w:drawing>
           <wp:inline distT="0" distB="0" distL="0" distR="0" wp14:anchorId="3658D711" wp14:editId="32E16DCC">
             <wp:extent cx="2520000" cy="2511096"/>
@@ -11829,7 +10881,7 @@
       <w:pPr>
         <w:pStyle w:val="Beschriftung"/>
       </w:pPr>
-      <w:bookmarkStart w:id="33" w:name="_Toc189151943"/>
+      <w:bookmarkStart w:id="34" w:name="_Toc189153686"/>
       <w:r>
         <w:t xml:space="preserve">Figure </w:t>
       </w:r>
@@ -11857,131 +10909,111 @@
       <w:r>
         <w:t xml:space="preserve">nine detected </w:t>
       </w:r>
-      <w:proofErr w:type="spellStart"/>
-      <w:r>
-        <w:t>colored</w:t>
-      </w:r>
-      <w:proofErr w:type="spellEnd"/>
-      <w:r>
-        <w:t xml:space="preserve"> </w:t>
+      <w:r>
+        <w:t xml:space="preserve">colored </w:t>
       </w:r>
       <w:r>
         <w:t>surfaces</w:t>
-      </w:r>
-      <w:bookmarkEnd w:id="33"/>
-    </w:p>
-    <w:p>
-      <w:r>
-        <w:t xml:space="preserve"> </w:t>
-      </w:r>
-    </w:p>
-    <w:p/>
-    <w:p>
-      <w:pPr>
-        <w:pStyle w:val="berschrift2"/>
-      </w:pPr>
-      <w:bookmarkStart w:id="34" w:name="_Toc189151921"/>
-      <w:r>
-        <w:t>Merging</w:t>
       </w:r>
       <w:bookmarkEnd w:id="34"/>
     </w:p>
     <w:p>
-      <w:r>
-        <w:t>the two dictionaries show that different information can be obtained using the two detection methods. A general dictionary structure is used to handle the information correctly:</w:t>
-      </w:r>
+      <w:pPr>
+        <w:pStyle w:val="berschrift2"/>
+      </w:pPr>
+      <w:bookmarkStart w:id="35" w:name="_Toc189153703"/>
+      <w:r>
+        <w:t>Merging</w:t>
+      </w:r>
+      <w:bookmarkEnd w:id="35"/>
     </w:p>
     <w:p>
-      <w:pPr>
-        <w:pStyle w:val="Code"/>
-      </w:pPr>
-      <w:proofErr w:type="spellStart"/>
-      <w:r>
-        <w:t>valid_element</w:t>
-      </w:r>
-      <w:proofErr w:type="spellEnd"/>
-      <w:r>
-        <w:t xml:space="preserve"> = {</w:t>
-      </w:r>
-      <w:r>
-        <w:br/>
-      </w:r>
-      <w:r>
-        <w:t xml:space="preserve">                "</w:t>
-      </w:r>
-      <w:proofErr w:type="spellStart"/>
-      <w:r>
-        <w:t>bbox</w:t>
-      </w:r>
-      <w:proofErr w:type="spellEnd"/>
-      <w:r>
-        <w:t>",</w:t>
-      </w:r>
-      <w:r>
-        <w:br/>
-      </w:r>
-      <w:r>
-        <w:t xml:space="preserve">                "</w:t>
-      </w:r>
-      <w:proofErr w:type="spellStart"/>
-      <w:r>
-        <w:t>area_focus_point</w:t>
-      </w:r>
-      <w:proofErr w:type="spellEnd"/>
-      <w:r>
-        <w:t>,</w:t>
-      </w:r>
-      <w:r>
-        <w:br/>
-      </w:r>
-      <w:r>
-        <w:t xml:space="preserve">                "</w:t>
-      </w:r>
-      <w:proofErr w:type="spellStart"/>
-      <w:r>
-        <w:t>color</w:t>
-      </w:r>
-      <w:proofErr w:type="spellEnd"/>
-      <w:r>
-        <w:t>,</w:t>
-      </w:r>
-      <w:r>
-        <w:br/>
-      </w:r>
-      <w:r>
-        <w:t xml:space="preserve">                "</w:t>
-      </w:r>
-      <w:proofErr w:type="spellStart"/>
-      <w:r>
-        <w:t>grid_position</w:t>
-      </w:r>
-      <w:proofErr w:type="spellEnd"/>
-      <w:r>
-        <w:t>",</w:t>
-      </w:r>
-      <w:r>
-        <w:br/>
-      </w:r>
-      <w:r>
-        <w:lastRenderedPageBreak/>
-        <w:t xml:space="preserve">                "</w:t>
-      </w:r>
-      <w:proofErr w:type="spellStart"/>
-      <w:r>
-        <w:t>avg_hue</w:t>
-      </w:r>
-      <w:proofErr w:type="spellEnd"/>
-      <w:r>
-        <w:t>"</w:t>
-      </w:r>
-      <w:r>
-        <w:br/>
-      </w:r>
-      <w:r>
-        <w:t>}</w:t>
+      <w:r>
+        <w:t>the two dictionaries show that different information can be obtained using the two detection methods. A general dictionary structure is used to handle the information correctly:</w:t>
       </w:r>
     </w:p>
     <w:p>
+      <w:pPr>
+        <w:pStyle w:val="Code"/>
+      </w:pPr>
+      <w:proofErr w:type="spellStart"/>
+      <w:r>
+        <w:t>valid_element</w:t>
+      </w:r>
+      <w:proofErr w:type="spellEnd"/>
+      <w:r>
+        <w:t xml:space="preserve"> = {</w:t>
+      </w:r>
+      <w:r>
+        <w:br/>
+      </w:r>
+      <w:r>
+        <w:t xml:space="preserve">                "</w:t>
+      </w:r>
+      <w:proofErr w:type="spellStart"/>
+      <w:r>
+        <w:t>bbox</w:t>
+      </w:r>
+      <w:proofErr w:type="spellEnd"/>
+      <w:r>
+        <w:t>",</w:t>
+      </w:r>
+      <w:r>
+        <w:br/>
+      </w:r>
+      <w:r>
+        <w:t xml:space="preserve">                "</w:t>
+      </w:r>
+      <w:proofErr w:type="spellStart"/>
+      <w:r>
+        <w:t>area_focus_point</w:t>
+      </w:r>
+      <w:proofErr w:type="spellEnd"/>
+      <w:r>
+        <w:t>,</w:t>
+      </w:r>
+      <w:r>
+        <w:br/>
+      </w:r>
+      <w:r>
+        <w:t xml:space="preserve">                "color,</w:t>
+      </w:r>
+      <w:r>
+        <w:br/>
+      </w:r>
+      <w:r>
+        <w:t xml:space="preserve">                "</w:t>
+      </w:r>
+      <w:proofErr w:type="spellStart"/>
+      <w:r>
+        <w:t>grid_position</w:t>
+      </w:r>
+      <w:proofErr w:type="spellEnd"/>
+      <w:r>
+        <w:t>",</w:t>
+      </w:r>
+      <w:r>
+        <w:br/>
+      </w:r>
+      <w:r>
+        <w:t xml:space="preserve">                "</w:t>
+      </w:r>
+      <w:proofErr w:type="spellStart"/>
+      <w:r>
+        <w:t>avg_hue</w:t>
+      </w:r>
+      <w:proofErr w:type="spellEnd"/>
+      <w:r>
+        <w:t>"</w:t>
+      </w:r>
+      <w:r>
+        <w:br/>
+      </w:r>
+      <w:r>
+        <w:t>}</w:t>
+      </w:r>
+    </w:p>
+    <w:p>
       <w:r>
         <w:t xml:space="preserve">Not only the amount of information is different, but also the number of detected objects can differ. </w:t>
       </w:r>
@@ -11994,10 +11026,7 @@
         <w:t xml:space="preserve"> make the collection of information redundant, the merging process is described in more detail below. This is further subdivided into the grouping of the x and y coordinates found, whereby the corresponding grid positions can be determined, and the actual merging of the detected segments. </w:t>
       </w:r>
       <w:r>
-        <w:t>T</w:t>
-      </w:r>
-      <w:r>
-        <w:t xml:space="preserve">he </w:t>
+        <w:t xml:space="preserve">The </w:t>
       </w:r>
       <w:r>
         <w:fldChar w:fldCharType="begin"/>
@@ -12024,24 +11053,18 @@
         <w:t xml:space="preserve"> </w:t>
       </w:r>
       <w:r>
-        <w:t xml:space="preserve">show an example of the </w:t>
-      </w:r>
-      <w:proofErr w:type="spellStart"/>
-      <w:r>
-        <w:t>c</w:t>
-      </w:r>
-      <w:r>
-        <w:t>olor</w:t>
-      </w:r>
-      <w:proofErr w:type="spellEnd"/>
-      <w:r>
-        <w:t xml:space="preserve"> and edge detection dictionary that must be merged by the function</w:t>
-      </w:r>
-      <w:r>
-        <w:t>.</w:t>
+        <w:t>show an example of the color and edge detection dictionary that must be merged by the function.</w:t>
       </w:r>
     </w:p>
-    <w:p/>
+    <w:p>
+      <w:pPr>
+        <w:spacing w:before="0" w:after="160" w:line="259" w:lineRule="auto"/>
+        <w:jc w:val="left"/>
+      </w:pPr>
+      <w:r>
+        <w:br w:type="page"/>
+      </w:r>
+    </w:p>
     <w:tbl>
       <w:tblPr>
         <w:tblStyle w:val="Tabellenraster"/>
@@ -12109,7 +11132,6 @@
                       <w:rFonts w:cstheme="minorHAnsi"/>
                       <w:sz w:val="12"/>
                       <w:szCs w:val="12"/>
-                      <w:lang w:val="de-DE"/>
                     </w:rPr>
                   </w:pPr>
                   <w:proofErr w:type="spellStart"/>
@@ -12118,8 +11140,8 @@
                       <w:rFonts w:cstheme="minorHAnsi"/>
                       <w:sz w:val="12"/>
                       <w:szCs w:val="12"/>
-                      <w:lang w:val="de-DE"/>
                     </w:rPr>
+                    <w:lastRenderedPageBreak/>
                     <w:t>bbox</w:t>
                   </w:r>
                   <w:proofErr w:type="spellEnd"/>
@@ -12128,7 +11150,6 @@
                       <w:rFonts w:cstheme="minorHAnsi"/>
                       <w:sz w:val="12"/>
                       <w:szCs w:val="12"/>
-                      <w:lang w:val="de-DE"/>
                     </w:rPr>
                     <w:t xml:space="preserve"> (X, Y, W, H)</w:t>
                   </w:r>
@@ -12148,7 +11169,6 @@
                       <w:rFonts w:cstheme="minorHAnsi"/>
                       <w:sz w:val="12"/>
                       <w:szCs w:val="12"/>
-                      <w:lang w:val="en-US"/>
                     </w:rPr>
                   </w:pPr>
                   <w:proofErr w:type="spellStart"/>
@@ -12157,7 +11177,6 @@
                       <w:rFonts w:cstheme="minorHAnsi"/>
                       <w:sz w:val="12"/>
                       <w:szCs w:val="12"/>
-                      <w:lang w:val="en-US"/>
                     </w:rPr>
                     <w:t>area_focus_point</w:t>
                   </w:r>
@@ -12167,7 +11186,6 @@
                       <w:rFonts w:cstheme="minorHAnsi"/>
                       <w:sz w:val="12"/>
                       <w:szCs w:val="12"/>
-                      <w:lang w:val="en-US"/>
                     </w:rPr>
                     <w:br/>
                     <w:t>(X, Y)</w:t>
@@ -12188,20 +11206,16 @@
                       <w:rFonts w:cstheme="minorHAnsi"/>
                       <w:sz w:val="12"/>
                       <w:szCs w:val="12"/>
-                      <w:lang w:val="de-DE"/>
                     </w:rPr>
                   </w:pPr>
-                  <w:proofErr w:type="spellStart"/>
                   <w:r>
                     <w:rPr>
                       <w:rFonts w:cstheme="minorHAnsi"/>
                       <w:sz w:val="12"/>
                       <w:szCs w:val="12"/>
-                      <w:lang w:val="de-DE"/>
                     </w:rPr>
                     <w:t>color</w:t>
                   </w:r>
-                  <w:proofErr w:type="spellEnd"/>
                 </w:p>
               </w:tc>
               <w:tc>
@@ -12218,7 +11232,6 @@
                       <w:rFonts w:cstheme="minorHAnsi"/>
                       <w:sz w:val="12"/>
                       <w:szCs w:val="12"/>
-                      <w:lang w:val="de-DE"/>
                     </w:rPr>
                   </w:pPr>
                   <w:proofErr w:type="spellStart"/>
@@ -12227,7 +11240,6 @@
                       <w:rFonts w:cstheme="minorHAnsi"/>
                       <w:sz w:val="12"/>
                       <w:szCs w:val="12"/>
-                      <w:lang w:val="de-DE"/>
                     </w:rPr>
                     <w:t>grid_position</w:t>
                   </w:r>
@@ -12248,7 +11260,6 @@
                       <w:rFonts w:cstheme="minorHAnsi"/>
                       <w:sz w:val="12"/>
                       <w:szCs w:val="12"/>
-                      <w:lang w:val="de-DE"/>
                     </w:rPr>
                   </w:pPr>
                   <w:proofErr w:type="spellStart"/>
@@ -12257,7 +11268,6 @@
                       <w:rFonts w:cstheme="minorHAnsi"/>
                       <w:sz w:val="12"/>
                       <w:szCs w:val="12"/>
-                      <w:lang w:val="de-DE"/>
                     </w:rPr>
                     <w:t>avg_hue</w:t>
                   </w:r>
@@ -12280,7 +11290,6 @@
                       <w:rFonts w:cstheme="minorHAnsi"/>
                       <w:sz w:val="12"/>
                       <w:szCs w:val="12"/>
-                      <w:lang w:val="de-DE"/>
                     </w:rPr>
                   </w:pPr>
                   <w:r>
@@ -12288,7 +11297,6 @@
                       <w:rFonts w:cstheme="minorHAnsi"/>
                       <w:sz w:val="12"/>
                       <w:szCs w:val="12"/>
-                      <w:lang w:val="de-DE"/>
                     </w:rPr>
                     <w:t>291.0, 274.0, 83.0, 83.0</w:t>
                   </w:r>
@@ -12308,7 +11316,6 @@
                       <w:rFonts w:cstheme="minorHAnsi"/>
                       <w:sz w:val="12"/>
                       <w:szCs w:val="12"/>
-                      <w:lang w:val="de-DE"/>
                     </w:rPr>
                   </w:pPr>
                   <w:r>
@@ -12316,7 +11323,6 @@
                       <w:rFonts w:cstheme="minorHAnsi"/>
                       <w:sz w:val="12"/>
                       <w:szCs w:val="12"/>
-                      <w:lang w:val="de-DE"/>
                     </w:rPr>
                     <w:t>332, 315</w:t>
                   </w:r>
@@ -12336,7 +11342,6 @@
                       <w:rFonts w:cstheme="minorHAnsi"/>
                       <w:sz w:val="12"/>
                       <w:szCs w:val="12"/>
-                      <w:lang w:val="de-DE"/>
                     </w:rPr>
                   </w:pPr>
                   <w:r>
@@ -12344,7 +11349,6 @@
                       <w:rFonts w:cstheme="minorHAnsi"/>
                       <w:sz w:val="12"/>
                       <w:szCs w:val="12"/>
-                      <w:lang w:val="de-DE"/>
                     </w:rPr>
                     <w:t>Blau</w:t>
                   </w:r>
@@ -12364,7 +11368,6 @@
                       <w:rFonts w:cstheme="minorHAnsi"/>
                       <w:sz w:val="12"/>
                       <w:szCs w:val="12"/>
-                      <w:lang w:val="de-DE"/>
                     </w:rPr>
                   </w:pPr>
                   <w:r>
@@ -12372,7 +11375,6 @@
                       <w:rFonts w:cstheme="minorHAnsi"/>
                       <w:sz w:val="12"/>
                       <w:szCs w:val="12"/>
-                      <w:lang w:val="de-DE"/>
                     </w:rPr>
                     <w:t>None</w:t>
                   </w:r>
@@ -12392,7 +11394,6 @@
                       <w:rFonts w:cstheme="minorHAnsi"/>
                       <w:sz w:val="12"/>
                       <w:szCs w:val="12"/>
-                      <w:lang w:val="de-DE"/>
                     </w:rPr>
                   </w:pPr>
                   <w:r>
@@ -12400,7 +11401,6 @@
                       <w:rFonts w:cstheme="minorHAnsi"/>
                       <w:sz w:val="12"/>
                       <w:szCs w:val="12"/>
-                      <w:lang w:val="de-DE"/>
                     </w:rPr>
                     <w:t>113.1</w:t>
                   </w:r>
@@ -12422,7 +11422,6 @@
                       <w:rFonts w:cstheme="minorHAnsi"/>
                       <w:sz w:val="12"/>
                       <w:szCs w:val="12"/>
-                      <w:lang w:val="de-DE"/>
                     </w:rPr>
                   </w:pPr>
                   <w:r>
@@ -12430,7 +11429,6 @@
                       <w:rFonts w:cstheme="minorHAnsi"/>
                       <w:sz w:val="12"/>
                       <w:szCs w:val="12"/>
-                      <w:lang w:val="de-DE"/>
                     </w:rPr>
                     <w:t>81.0, 169.0, 81.0, 85.0</w:t>
                   </w:r>
@@ -12450,7 +11448,6 @@
                       <w:rFonts w:cstheme="minorHAnsi"/>
                       <w:sz w:val="12"/>
                       <w:szCs w:val="12"/>
-                      <w:lang w:val="de-DE"/>
                     </w:rPr>
                   </w:pPr>
                   <w:r>
@@ -12458,7 +11455,6 @@
                       <w:rFonts w:cstheme="minorHAnsi"/>
                       <w:sz w:val="12"/>
                       <w:szCs w:val="12"/>
-                      <w:lang w:val="de-DE"/>
                     </w:rPr>
                     <w:t>121, 211</w:t>
                   </w:r>
@@ -12478,7 +11474,6 @@
                       <w:rFonts w:cstheme="minorHAnsi"/>
                       <w:sz w:val="12"/>
                       <w:szCs w:val="12"/>
-                      <w:lang w:val="de-DE"/>
                     </w:rPr>
                   </w:pPr>
                   <w:r>
@@ -12486,7 +11481,6 @@
                       <w:rFonts w:cstheme="minorHAnsi"/>
                       <w:sz w:val="12"/>
                       <w:szCs w:val="12"/>
-                      <w:lang w:val="de-DE"/>
                     </w:rPr>
                     <w:t>Blau</w:t>
                   </w:r>
@@ -12506,7 +11500,6 @@
                       <w:rFonts w:cstheme="minorHAnsi"/>
                       <w:sz w:val="12"/>
                       <w:szCs w:val="12"/>
-                      <w:lang w:val="de-DE"/>
                     </w:rPr>
                   </w:pPr>
                   <w:r>
@@ -12514,7 +11507,6 @@
                       <w:rFonts w:cstheme="minorHAnsi"/>
                       <w:sz w:val="12"/>
                       <w:szCs w:val="12"/>
-                      <w:lang w:val="de-DE"/>
                     </w:rPr>
                     <w:t>None</w:t>
                   </w:r>
@@ -12534,7 +11526,6 @@
                       <w:rFonts w:cstheme="minorHAnsi"/>
                       <w:sz w:val="12"/>
                       <w:szCs w:val="12"/>
-                      <w:lang w:val="de-DE"/>
                     </w:rPr>
                   </w:pPr>
                   <w:r>
@@ -12542,7 +11533,6 @@
                       <w:rFonts w:cstheme="minorHAnsi"/>
                       <w:sz w:val="12"/>
                       <w:szCs w:val="12"/>
-                      <w:lang w:val="de-DE"/>
                     </w:rPr>
                     <w:t>113.8</w:t>
                   </w:r>
@@ -12564,7 +11554,6 @@
                       <w:rFonts w:cstheme="minorHAnsi"/>
                       <w:sz w:val="12"/>
                       <w:szCs w:val="12"/>
-                      <w:lang w:val="de-DE"/>
                     </w:rPr>
                   </w:pPr>
                   <w:r>
@@ -12572,7 +11561,6 @@
                       <w:rFonts w:cstheme="minorHAnsi"/>
                       <w:sz w:val="12"/>
                       <w:szCs w:val="12"/>
-                      <w:lang w:val="de-DE"/>
                     </w:rPr>
                     <w:t>80.0, 279.0, 82.0, 81.0</w:t>
                   </w:r>
@@ -12592,7 +11580,6 @@
                       <w:rFonts w:cstheme="minorHAnsi"/>
                       <w:sz w:val="12"/>
                       <w:szCs w:val="12"/>
-                      <w:lang w:val="de-DE"/>
                     </w:rPr>
                   </w:pPr>
                   <w:r>
@@ -12600,7 +11587,6 @@
                       <w:rFonts w:cstheme="minorHAnsi"/>
                       <w:sz w:val="12"/>
                       <w:szCs w:val="12"/>
-                      <w:lang w:val="de-DE"/>
                     </w:rPr>
                     <w:t>121, 319</w:t>
                   </w:r>
@@ -12620,7 +11606,6 @@
                       <w:rFonts w:cstheme="minorHAnsi"/>
                       <w:sz w:val="12"/>
                       <w:szCs w:val="12"/>
-                      <w:lang w:val="de-DE"/>
                     </w:rPr>
                   </w:pPr>
                   <w:r>
@@ -12628,7 +11613,6 @@
                       <w:rFonts w:cstheme="minorHAnsi"/>
                       <w:sz w:val="12"/>
                       <w:szCs w:val="12"/>
-                      <w:lang w:val="de-DE"/>
                     </w:rPr>
                     <w:t>Gelb</w:t>
                   </w:r>
@@ -12648,7 +11632,6 @@
                       <w:rFonts w:cstheme="minorHAnsi"/>
                       <w:sz w:val="12"/>
                       <w:szCs w:val="12"/>
-                      <w:lang w:val="de-DE"/>
                     </w:rPr>
                   </w:pPr>
                   <w:r>
@@ -12656,7 +11639,6 @@
                       <w:rFonts w:cstheme="minorHAnsi"/>
                       <w:sz w:val="12"/>
                       <w:szCs w:val="12"/>
-                      <w:lang w:val="de-DE"/>
                     </w:rPr>
                     <w:t>None</w:t>
                   </w:r>
@@ -12676,7 +11658,6 @@
                       <w:rFonts w:cstheme="minorHAnsi"/>
                       <w:sz w:val="12"/>
                       <w:szCs w:val="12"/>
-                      <w:lang w:val="de-DE"/>
                     </w:rPr>
                   </w:pPr>
                   <w:r>
@@ -12684,7 +11665,6 @@
                       <w:rFonts w:cstheme="minorHAnsi"/>
                       <w:sz w:val="12"/>
                       <w:szCs w:val="12"/>
-                      <w:lang w:val="de-DE"/>
                     </w:rPr>
                     <w:t>29.9</w:t>
                   </w:r>
@@ -12706,7 +11686,6 @@
                       <w:rFonts w:cstheme="minorHAnsi"/>
                       <w:sz w:val="12"/>
                       <w:szCs w:val="12"/>
-                      <w:lang w:val="de-DE"/>
                     </w:rPr>
                   </w:pPr>
                   <w:r>
@@ -12714,7 +11693,6 @@
                       <w:rFonts w:cstheme="minorHAnsi"/>
                       <w:sz w:val="12"/>
                       <w:szCs w:val="12"/>
-                      <w:lang w:val="de-DE"/>
                     </w:rPr>
                     <w:t>188.0, 63.0, 79.0, 83.0</w:t>
                   </w:r>
@@ -12734,7 +11712,6 @@
                       <w:rFonts w:cstheme="minorHAnsi"/>
                       <w:sz w:val="12"/>
                       <w:szCs w:val="12"/>
-                      <w:lang w:val="de-DE"/>
                     </w:rPr>
                   </w:pPr>
                   <w:r>
@@ -12742,7 +11719,6 @@
                       <w:rFonts w:cstheme="minorHAnsi"/>
                       <w:sz w:val="12"/>
                       <w:szCs w:val="12"/>
-                      <w:lang w:val="de-DE"/>
                     </w:rPr>
                     <w:t>227, 104</w:t>
                   </w:r>
@@ -12762,7 +11738,6 @@
                       <w:rFonts w:cstheme="minorHAnsi"/>
                       <w:sz w:val="12"/>
                       <w:szCs w:val="12"/>
-                      <w:lang w:val="de-DE"/>
                     </w:rPr>
                   </w:pPr>
                   <w:r>
@@ -12770,7 +11745,6 @@
                       <w:rFonts w:cstheme="minorHAnsi"/>
                       <w:sz w:val="12"/>
                       <w:szCs w:val="12"/>
-                      <w:lang w:val="de-DE"/>
                     </w:rPr>
                     <w:t>Gelb</w:t>
                   </w:r>
@@ -12790,7 +11764,6 @@
                       <w:rFonts w:cstheme="minorHAnsi"/>
                       <w:sz w:val="12"/>
                       <w:szCs w:val="12"/>
-                      <w:lang w:val="de-DE"/>
                     </w:rPr>
                   </w:pPr>
                   <w:r>
@@ -12798,7 +11771,6 @@
                       <w:rFonts w:cstheme="minorHAnsi"/>
                       <w:sz w:val="12"/>
                       <w:szCs w:val="12"/>
-                      <w:lang w:val="de-DE"/>
                     </w:rPr>
                     <w:t>None</w:t>
                   </w:r>
@@ -12818,7 +11790,6 @@
                       <w:rFonts w:cstheme="minorHAnsi"/>
                       <w:sz w:val="12"/>
                       <w:szCs w:val="12"/>
-                      <w:lang w:val="de-DE"/>
                     </w:rPr>
                   </w:pPr>
                   <w:r>
@@ -12826,7 +11797,6 @@
                       <w:rFonts w:cstheme="minorHAnsi"/>
                       <w:sz w:val="12"/>
                       <w:szCs w:val="12"/>
-                      <w:lang w:val="de-DE"/>
                     </w:rPr>
                     <w:t>29.9</w:t>
                   </w:r>
@@ -12848,7 +11818,6 @@
                       <w:rFonts w:cstheme="minorHAnsi"/>
                       <w:sz w:val="12"/>
                       <w:szCs w:val="12"/>
-                      <w:lang w:val="de-DE"/>
                     </w:rPr>
                   </w:pPr>
                   <w:r>
@@ -12856,7 +11825,6 @@
                       <w:rFonts w:cstheme="minorHAnsi"/>
                       <w:sz w:val="12"/>
                       <w:szCs w:val="12"/>
-                      <w:lang w:val="de-DE"/>
                     </w:rPr>
                     <w:t>185.0, 169.0, 82.0, 83.0</w:t>
                   </w:r>
@@ -12876,7 +11844,6 @@
                       <w:rFonts w:cstheme="minorHAnsi"/>
                       <w:sz w:val="12"/>
                       <w:szCs w:val="12"/>
-                      <w:lang w:val="de-DE"/>
                     </w:rPr>
                   </w:pPr>
                   <w:r>
@@ -12884,7 +11851,6 @@
                       <w:rFonts w:cstheme="minorHAnsi"/>
                       <w:sz w:val="12"/>
                       <w:szCs w:val="12"/>
-                      <w:lang w:val="de-DE"/>
                     </w:rPr>
                     <w:t>226, 210</w:t>
                   </w:r>
@@ -12904,20 +11870,16 @@
                       <w:rFonts w:cstheme="minorHAnsi"/>
                       <w:sz w:val="12"/>
                       <w:szCs w:val="12"/>
-                      <w:lang w:val="de-DE"/>
                     </w:rPr>
                   </w:pPr>
-                  <w:proofErr w:type="spellStart"/>
                   <w:r>
                     <w:rPr>
                       <w:rFonts w:cstheme="minorHAnsi"/>
                       <w:sz w:val="12"/>
                       <w:szCs w:val="12"/>
-                      <w:lang w:val="de-DE"/>
                     </w:rPr>
                     <w:t>Grun</w:t>
                   </w:r>
-                  <w:proofErr w:type="spellEnd"/>
                 </w:p>
               </w:tc>
               <w:tc>
@@ -12934,7 +11896,6 @@
                       <w:rFonts w:cstheme="minorHAnsi"/>
                       <w:sz w:val="12"/>
                       <w:szCs w:val="12"/>
-                      <w:lang w:val="de-DE"/>
                     </w:rPr>
                   </w:pPr>
                   <w:r>
@@ -12942,7 +11903,6 @@
                       <w:rFonts w:cstheme="minorHAnsi"/>
                       <w:sz w:val="12"/>
                       <w:szCs w:val="12"/>
-                      <w:lang w:val="de-DE"/>
                     </w:rPr>
                     <w:t>None</w:t>
                   </w:r>
@@ -12962,7 +11922,6 @@
                       <w:rFonts w:cstheme="minorHAnsi"/>
                       <w:sz w:val="12"/>
                       <w:szCs w:val="12"/>
-                      <w:lang w:val="de-DE"/>
                     </w:rPr>
                   </w:pPr>
                   <w:r>
@@ -12970,7 +11929,6 @@
                       <w:rFonts w:cstheme="minorHAnsi"/>
                       <w:sz w:val="12"/>
                       <w:szCs w:val="12"/>
-                      <w:lang w:val="de-DE"/>
                     </w:rPr>
                     <w:t>69.6</w:t>
                   </w:r>
@@ -12992,7 +11950,6 @@
                       <w:rFonts w:cstheme="minorHAnsi"/>
                       <w:sz w:val="12"/>
                       <w:szCs w:val="12"/>
-                      <w:lang w:val="de-DE"/>
                     </w:rPr>
                   </w:pPr>
                   <w:r>
@@ -13000,7 +11957,6 @@
                       <w:rFonts w:cstheme="minorHAnsi"/>
                       <w:sz w:val="12"/>
                       <w:szCs w:val="12"/>
-                      <w:lang w:val="de-DE"/>
                     </w:rPr>
                     <w:t>189.0, 279.0, 80.0, 82.0</w:t>
                   </w:r>
@@ -13020,7 +11976,6 @@
                       <w:rFonts w:cstheme="minorHAnsi"/>
                       <w:sz w:val="12"/>
                       <w:szCs w:val="12"/>
-                      <w:lang w:val="de-DE"/>
                     </w:rPr>
                   </w:pPr>
                   <w:r>
@@ -13028,7 +11983,6 @@
                       <w:rFonts w:cstheme="minorHAnsi"/>
                       <w:sz w:val="12"/>
                       <w:szCs w:val="12"/>
-                      <w:lang w:val="de-DE"/>
                     </w:rPr>
                     <w:t>229, 320</w:t>
                   </w:r>
@@ -13048,7 +12002,6 @@
                       <w:rFonts w:cstheme="minorHAnsi"/>
                       <w:sz w:val="12"/>
                       <w:szCs w:val="12"/>
-                      <w:lang w:val="de-DE"/>
                     </w:rPr>
                   </w:pPr>
                   <w:r>
@@ -13056,7 +12009,6 @@
                       <w:rFonts w:cstheme="minorHAnsi"/>
                       <w:sz w:val="12"/>
                       <w:szCs w:val="12"/>
-                      <w:lang w:val="de-DE"/>
                     </w:rPr>
                     <w:t>Orange</w:t>
                   </w:r>
@@ -13076,7 +12028,6 @@
                       <w:rFonts w:cstheme="minorHAnsi"/>
                       <w:sz w:val="12"/>
                       <w:szCs w:val="12"/>
-                      <w:lang w:val="de-DE"/>
                     </w:rPr>
                   </w:pPr>
                   <w:r>
@@ -13084,7 +12035,6 @@
                       <w:rFonts w:cstheme="minorHAnsi"/>
                       <w:sz w:val="12"/>
                       <w:szCs w:val="12"/>
-                      <w:lang w:val="de-DE"/>
                     </w:rPr>
                     <w:t>None</w:t>
                   </w:r>
@@ -13104,7 +12054,6 @@
                       <w:rFonts w:cstheme="minorHAnsi"/>
                       <w:sz w:val="12"/>
                       <w:szCs w:val="12"/>
-                      <w:lang w:val="de-DE"/>
                     </w:rPr>
                   </w:pPr>
                   <w:r>
@@ -13112,7 +12061,6 @@
                       <w:rFonts w:cstheme="minorHAnsi"/>
                       <w:sz w:val="12"/>
                       <w:szCs w:val="12"/>
-                      <w:lang w:val="de-DE"/>
                     </w:rPr>
                     <w:t>8.8</w:t>
                   </w:r>
@@ -13134,7 +12082,6 @@
                       <w:rFonts w:cstheme="minorHAnsi"/>
                       <w:sz w:val="12"/>
                       <w:szCs w:val="12"/>
-                      <w:lang w:val="de-DE"/>
                     </w:rPr>
                   </w:pPr>
                   <w:r>
@@ -13142,7 +12089,6 @@
                       <w:rFonts w:cstheme="minorHAnsi"/>
                       <w:sz w:val="12"/>
                       <w:szCs w:val="12"/>
-                      <w:lang w:val="de-DE"/>
                     </w:rPr>
                     <w:t>292.0, 170.0, 82.0, 82.0</w:t>
                   </w:r>
@@ -13162,7 +12108,6 @@
                       <w:rFonts w:cstheme="minorHAnsi"/>
                       <w:sz w:val="12"/>
                       <w:szCs w:val="12"/>
-                      <w:lang w:val="de-DE"/>
                     </w:rPr>
                   </w:pPr>
                   <w:r>
@@ -13170,7 +12115,6 @@
                       <w:rFonts w:cstheme="minorHAnsi"/>
                       <w:sz w:val="12"/>
                       <w:szCs w:val="12"/>
-                      <w:lang w:val="de-DE"/>
                     </w:rPr>
                     <w:t>333, 211</w:t>
                   </w:r>
@@ -13190,22 +12134,16 @@
                       <w:rFonts w:cstheme="minorHAnsi"/>
                       <w:sz w:val="12"/>
                       <w:szCs w:val="12"/>
-                      <w:lang w:val="de-DE"/>
                     </w:rPr>
                   </w:pPr>
-                  <w:proofErr w:type="spellStart"/>
-                  <w:proofErr w:type="gramStart"/>
                   <w:r>
                     <w:rPr>
                       <w:rFonts w:cstheme="minorHAnsi"/>
                       <w:sz w:val="12"/>
                       <w:szCs w:val="12"/>
-                      <w:lang w:val="de-DE"/>
                     </w:rPr>
                     <w:t>Weiss</w:t>
                   </w:r>
-                  <w:proofErr w:type="spellEnd"/>
-                  <w:proofErr w:type="gramEnd"/>
                 </w:p>
               </w:tc>
               <w:tc>
@@ -13222,7 +12160,6 @@
                       <w:rFonts w:cstheme="minorHAnsi"/>
                       <w:sz w:val="12"/>
                       <w:szCs w:val="12"/>
-                      <w:lang w:val="de-DE"/>
                     </w:rPr>
                   </w:pPr>
                   <w:r>
@@ -13230,7 +12167,6 @@
                       <w:rFonts w:cstheme="minorHAnsi"/>
                       <w:sz w:val="12"/>
                       <w:szCs w:val="12"/>
-                      <w:lang w:val="de-DE"/>
                     </w:rPr>
                     <w:t>None</w:t>
                   </w:r>
@@ -13250,7 +12186,6 @@
                       <w:rFonts w:cstheme="minorHAnsi"/>
                       <w:sz w:val="12"/>
                       <w:szCs w:val="12"/>
-                      <w:lang w:val="de-DE"/>
                     </w:rPr>
                   </w:pPr>
                   <w:r>
@@ -13258,7 +12193,6 @@
                       <w:rFonts w:cstheme="minorHAnsi"/>
                       <w:sz w:val="12"/>
                       <w:szCs w:val="12"/>
-                      <w:lang w:val="de-DE"/>
                     </w:rPr>
                     <w:t>6.8</w:t>
                   </w:r>
@@ -13280,7 +12214,6 @@
                       <w:rFonts w:cstheme="minorHAnsi"/>
                       <w:sz w:val="12"/>
                       <w:szCs w:val="12"/>
-                      <w:lang w:val="de-DE"/>
                     </w:rPr>
                   </w:pPr>
                   <w:r>
@@ -13288,7 +12221,6 @@
                       <w:rFonts w:cstheme="minorHAnsi"/>
                       <w:sz w:val="12"/>
                       <w:szCs w:val="12"/>
-                      <w:lang w:val="de-DE"/>
                     </w:rPr>
                     <w:t>78.0, 63.0, 89.0, 89.0</w:t>
                   </w:r>
@@ -13308,7 +12240,6 @@
                       <w:rFonts w:cstheme="minorHAnsi"/>
                       <w:sz w:val="12"/>
                       <w:szCs w:val="12"/>
-                      <w:lang w:val="de-DE"/>
                     </w:rPr>
                   </w:pPr>
                   <w:r>
@@ -13316,7 +12247,6 @@
                       <w:rFonts w:cstheme="minorHAnsi"/>
                       <w:sz w:val="12"/>
                       <w:szCs w:val="12"/>
-                      <w:lang w:val="de-DE"/>
                     </w:rPr>
                     <w:t>122, 107</w:t>
                   </w:r>
@@ -13336,22 +12266,16 @@
                       <w:rFonts w:cstheme="minorHAnsi"/>
                       <w:sz w:val="12"/>
                       <w:szCs w:val="12"/>
-                      <w:lang w:val="de-DE"/>
                     </w:rPr>
                   </w:pPr>
-                  <w:proofErr w:type="spellStart"/>
-                  <w:proofErr w:type="gramStart"/>
                   <w:r>
                     <w:rPr>
                       <w:rFonts w:cstheme="minorHAnsi"/>
                       <w:sz w:val="12"/>
                       <w:szCs w:val="12"/>
-                      <w:lang w:val="de-DE"/>
                     </w:rPr>
                     <w:t>Weiss</w:t>
                   </w:r>
-                  <w:proofErr w:type="spellEnd"/>
-                  <w:proofErr w:type="gramEnd"/>
                 </w:p>
               </w:tc>
               <w:tc>
@@ -13368,7 +12292,6 @@
                       <w:rFonts w:cstheme="minorHAnsi"/>
                       <w:sz w:val="12"/>
                       <w:szCs w:val="12"/>
-                      <w:lang w:val="de-DE"/>
                     </w:rPr>
                   </w:pPr>
                   <w:r>
@@ -13376,7 +12299,6 @@
                       <w:rFonts w:cstheme="minorHAnsi"/>
                       <w:sz w:val="12"/>
                       <w:szCs w:val="12"/>
-                      <w:lang w:val="de-DE"/>
                     </w:rPr>
                     <w:t>None</w:t>
                   </w:r>
@@ -13396,7 +12318,6 @@
                       <w:rFonts w:cstheme="minorHAnsi"/>
                       <w:sz w:val="12"/>
                       <w:szCs w:val="12"/>
-                      <w:lang w:val="de-DE"/>
                     </w:rPr>
                   </w:pPr>
                   <w:r>
@@ -13404,7 +12325,6 @@
                       <w:rFonts w:cstheme="minorHAnsi"/>
                       <w:sz w:val="12"/>
                       <w:szCs w:val="12"/>
-                      <w:lang w:val="de-DE"/>
                     </w:rPr>
                     <w:t>12.7</w:t>
                   </w:r>
@@ -13426,7 +12346,6 @@
                       <w:rFonts w:cstheme="minorHAnsi"/>
                       <w:sz w:val="12"/>
                       <w:szCs w:val="12"/>
-                      <w:lang w:val="de-DE"/>
                     </w:rPr>
                   </w:pPr>
                   <w:r>
@@ -13434,7 +12353,6 @@
                       <w:rFonts w:cstheme="minorHAnsi"/>
                       <w:sz w:val="12"/>
                       <w:szCs w:val="12"/>
-                      <w:lang w:val="de-DE"/>
                     </w:rPr>
                     <w:t>282.0, 62.0, 93.0, 83.0</w:t>
                   </w:r>
@@ -13454,7 +12372,6 @@
                       <w:rFonts w:cstheme="minorHAnsi"/>
                       <w:sz w:val="12"/>
                       <w:szCs w:val="12"/>
-                      <w:lang w:val="de-DE"/>
                     </w:rPr>
                   </w:pPr>
                   <w:r>
@@ -13462,7 +12379,6 @@
                       <w:rFonts w:cstheme="minorHAnsi"/>
                       <w:sz w:val="12"/>
                       <w:szCs w:val="12"/>
-                      <w:lang w:val="de-DE"/>
                     </w:rPr>
                     <w:t>328, 103</w:t>
                   </w:r>
@@ -13482,22 +12398,16 @@
                       <w:rFonts w:cstheme="minorHAnsi"/>
                       <w:sz w:val="12"/>
                       <w:szCs w:val="12"/>
-                      <w:lang w:val="de-DE"/>
                     </w:rPr>
                   </w:pPr>
-                  <w:proofErr w:type="spellStart"/>
-                  <w:proofErr w:type="gramStart"/>
                   <w:r>
                     <w:rPr>
                       <w:rFonts w:cstheme="minorHAnsi"/>
                       <w:sz w:val="12"/>
                       <w:szCs w:val="12"/>
-                      <w:lang w:val="de-DE"/>
                     </w:rPr>
                     <w:t>Weiss</w:t>
                   </w:r>
-                  <w:proofErr w:type="spellEnd"/>
-                  <w:proofErr w:type="gramEnd"/>
                 </w:p>
               </w:tc>
               <w:tc>
@@ -13514,7 +12424,6 @@
                       <w:rFonts w:cstheme="minorHAnsi"/>
                       <w:sz w:val="12"/>
                       <w:szCs w:val="12"/>
-                      <w:lang w:val="de-DE"/>
                     </w:rPr>
                   </w:pPr>
                   <w:r>
@@ -13522,7 +12431,6 @@
                       <w:rFonts w:cstheme="minorHAnsi"/>
                       <w:sz w:val="12"/>
                       <w:szCs w:val="12"/>
-                      <w:lang w:val="de-DE"/>
                     </w:rPr>
                     <w:t>None</w:t>
                   </w:r>
@@ -13542,7 +12450,6 @@
                       <w:rFonts w:cstheme="minorHAnsi"/>
                       <w:sz w:val="12"/>
                       <w:szCs w:val="12"/>
-                      <w:lang w:val="de-DE"/>
                     </w:rPr>
                   </w:pPr>
                   <w:r>
@@ -13550,7 +12457,6 @@
                       <w:rFonts w:cstheme="minorHAnsi"/>
                       <w:sz w:val="12"/>
                       <w:szCs w:val="12"/>
-                      <w:lang w:val="de-DE"/>
                     </w:rPr>
                     <w:t>12.8</w:t>
                   </w:r>
@@ -13617,7 +12523,6 @@
                       <w:bCs/>
                       <w:sz w:val="12"/>
                       <w:szCs w:val="12"/>
-                      <w:lang w:val="de-DE"/>
                     </w:rPr>
                   </w:pPr>
                   <w:proofErr w:type="spellStart"/>
@@ -13628,7 +12533,6 @@
                       <w:bCs/>
                       <w:sz w:val="12"/>
                       <w:szCs w:val="12"/>
-                      <w:lang w:val="de-DE"/>
                     </w:rPr>
                     <w:t>bbox</w:t>
                   </w:r>
@@ -13640,7 +12544,6 @@
                       <w:bCs/>
                       <w:sz w:val="12"/>
                       <w:szCs w:val="12"/>
-                      <w:lang w:val="de-DE"/>
                     </w:rPr>
                     <w:t xml:space="preserve"> (X, Y, W, H)</w:t>
                   </w:r>
@@ -13662,7 +12565,6 @@
                       <w:bCs/>
                       <w:sz w:val="12"/>
                       <w:szCs w:val="12"/>
-                      <w:lang w:val="en-US"/>
                     </w:rPr>
                   </w:pPr>
                   <w:proofErr w:type="spellStart"/>
@@ -13673,7 +12575,6 @@
                       <w:bCs/>
                       <w:sz w:val="12"/>
                       <w:szCs w:val="12"/>
-                      <w:lang w:val="en-US"/>
                     </w:rPr>
                     <w:t>area_focus_point</w:t>
                   </w:r>
@@ -13685,7 +12586,6 @@
                       <w:bCs/>
                       <w:sz w:val="12"/>
                       <w:szCs w:val="12"/>
-                      <w:lang w:val="en-US"/>
                     </w:rPr>
                     <w:t xml:space="preserve"> </w:t>
                   </w:r>
@@ -13696,19 +12596,8 @@
                       <w:bCs/>
                       <w:sz w:val="12"/>
                       <w:szCs w:val="12"/>
-                      <w:lang w:val="en-US"/>
                     </w:rPr>
                     <w:br/>
-                  </w:r>
-                  <w:r>
-                    <w:rPr>
-                      <w:rFonts w:cstheme="minorHAnsi"/>
-                      <w:b/>
-                      <w:bCs/>
-                      <w:sz w:val="12"/>
-                      <w:szCs w:val="12"/>
-                      <w:lang w:val="en-US"/>
-                    </w:rPr>
                     <w:t>(X, Y)</w:t>
                   </w:r>
                 </w:p>
@@ -13729,10 +12618,8 @@
                       <w:bCs/>
                       <w:sz w:val="12"/>
                       <w:szCs w:val="12"/>
-                      <w:lang w:val="de-DE"/>
                     </w:rPr>
                   </w:pPr>
-                  <w:proofErr w:type="spellStart"/>
                   <w:r>
                     <w:rPr>
                       <w:rFonts w:cstheme="minorHAnsi"/>
@@ -13740,11 +12627,9 @@
                       <w:bCs/>
                       <w:sz w:val="12"/>
                       <w:szCs w:val="12"/>
-                      <w:lang w:val="de-DE"/>
                     </w:rPr>
                     <w:t>color</w:t>
                   </w:r>
-                  <w:proofErr w:type="spellEnd"/>
                 </w:p>
               </w:tc>
               <w:tc>
@@ -13763,7 +12648,6 @@
                       <w:bCs/>
                       <w:sz w:val="12"/>
                       <w:szCs w:val="12"/>
-                      <w:lang w:val="de-DE"/>
                     </w:rPr>
                   </w:pPr>
                   <w:proofErr w:type="spellStart"/>
@@ -13774,7 +12658,6 @@
                       <w:bCs/>
                       <w:sz w:val="12"/>
                       <w:szCs w:val="12"/>
-                      <w:lang w:val="de-DE"/>
                     </w:rPr>
                     <w:t>grid_position</w:t>
                   </w:r>
@@ -13797,7 +12680,6 @@
                       <w:bCs/>
                       <w:sz w:val="12"/>
                       <w:szCs w:val="12"/>
-                      <w:lang w:val="de-DE"/>
                     </w:rPr>
                   </w:pPr>
                   <w:proofErr w:type="spellStart"/>
@@ -13808,7 +12690,6 @@
                       <w:bCs/>
                       <w:sz w:val="12"/>
                       <w:szCs w:val="12"/>
-                      <w:lang w:val="de-DE"/>
                     </w:rPr>
                     <w:t>avg_hue</w:t>
                   </w:r>
@@ -13831,7 +12712,6 @@
                       <w:rFonts w:cstheme="minorHAnsi"/>
                       <w:sz w:val="12"/>
                       <w:szCs w:val="12"/>
-                      <w:lang w:val="de-DE"/>
                     </w:rPr>
                   </w:pPr>
                   <w:r>
@@ -13839,7 +12719,6 @@
                       <w:rFonts w:cstheme="minorHAnsi"/>
                       <w:sz w:val="12"/>
                       <w:szCs w:val="12"/>
-                      <w:lang w:val="de-DE"/>
                     </w:rPr>
                     <w:t>188.0, 279.0, 80.0, 81.0</w:t>
                   </w:r>
@@ -13859,7 +12738,6 @@
                       <w:rFonts w:cstheme="minorHAnsi"/>
                       <w:sz w:val="12"/>
                       <w:szCs w:val="12"/>
-                      <w:lang w:val="de-DE"/>
                     </w:rPr>
                   </w:pPr>
                   <w:r>
@@ -13867,7 +12745,6 @@
                       <w:rFonts w:cstheme="minorHAnsi"/>
                       <w:sz w:val="12"/>
                       <w:szCs w:val="12"/>
-                      <w:lang w:val="de-DE"/>
                     </w:rPr>
                     <w:t>228, 319</w:t>
                   </w:r>
@@ -13887,7 +12764,6 @@
                       <w:rFonts w:cstheme="minorHAnsi"/>
                       <w:sz w:val="12"/>
                       <w:szCs w:val="12"/>
-                      <w:lang w:val="de-DE"/>
                     </w:rPr>
                   </w:pPr>
                   <w:r>
@@ -13895,7 +12771,6 @@
                       <w:rFonts w:cstheme="minorHAnsi"/>
                       <w:sz w:val="12"/>
                       <w:szCs w:val="12"/>
-                      <w:lang w:val="de-DE"/>
                     </w:rPr>
                     <w:t>None</w:t>
                   </w:r>
@@ -13915,7 +12790,6 @@
                       <w:rFonts w:cstheme="minorHAnsi"/>
                       <w:sz w:val="12"/>
                       <w:szCs w:val="12"/>
-                      <w:lang w:val="de-DE"/>
                     </w:rPr>
                   </w:pPr>
                   <w:r>
@@ -13923,7 +12797,6 @@
                       <w:rFonts w:cstheme="minorHAnsi"/>
                       <w:sz w:val="12"/>
                       <w:szCs w:val="12"/>
-                      <w:lang w:val="de-DE"/>
                     </w:rPr>
                     <w:t>None</w:t>
                   </w:r>
@@ -13943,7 +12816,6 @@
                       <w:rFonts w:cstheme="minorHAnsi"/>
                       <w:sz w:val="12"/>
                       <w:szCs w:val="12"/>
-                      <w:lang w:val="de-DE"/>
                     </w:rPr>
                   </w:pPr>
                   <w:r>
@@ -13951,7 +12823,6 @@
                       <w:rFonts w:cstheme="minorHAnsi"/>
                       <w:sz w:val="12"/>
                       <w:szCs w:val="12"/>
-                      <w:lang w:val="de-DE"/>
                     </w:rPr>
                     <w:t>None</w:t>
                   </w:r>
@@ -13973,7 +12844,6 @@
                       <w:rFonts w:cstheme="minorHAnsi"/>
                       <w:sz w:val="12"/>
                       <w:szCs w:val="12"/>
-                      <w:lang w:val="de-DE"/>
                     </w:rPr>
                   </w:pPr>
                   <w:r>
@@ -13981,7 +12851,6 @@
                       <w:rFonts w:cstheme="minorHAnsi"/>
                       <w:sz w:val="12"/>
                       <w:szCs w:val="12"/>
-                      <w:lang w:val="de-DE"/>
                     </w:rPr>
                     <w:t>76.0, 281.0, 84.0, 78.0</w:t>
                   </w:r>
@@ -14001,7 +12870,6 @@
                       <w:rFonts w:cstheme="minorHAnsi"/>
                       <w:sz w:val="12"/>
                       <w:szCs w:val="12"/>
-                      <w:lang w:val="de-DE"/>
                     </w:rPr>
                   </w:pPr>
                   <w:r>
@@ -14009,7 +12877,6 @@
                       <w:rFonts w:cstheme="minorHAnsi"/>
                       <w:sz w:val="12"/>
                       <w:szCs w:val="12"/>
-                      <w:lang w:val="de-DE"/>
                     </w:rPr>
                     <w:t>119, 318</w:t>
                   </w:r>
@@ -14029,7 +12896,6 @@
                       <w:rFonts w:cstheme="minorHAnsi"/>
                       <w:sz w:val="12"/>
                       <w:szCs w:val="12"/>
-                      <w:lang w:val="de-DE"/>
                     </w:rPr>
                   </w:pPr>
                   <w:r>
@@ -14037,7 +12903,6 @@
                       <w:rFonts w:cstheme="minorHAnsi"/>
                       <w:sz w:val="12"/>
                       <w:szCs w:val="12"/>
-                      <w:lang w:val="de-DE"/>
                     </w:rPr>
                     <w:t>None</w:t>
                   </w:r>
@@ -14057,7 +12922,6 @@
                       <w:rFonts w:cstheme="minorHAnsi"/>
                       <w:sz w:val="12"/>
                       <w:szCs w:val="12"/>
-                      <w:lang w:val="de-DE"/>
                     </w:rPr>
                   </w:pPr>
                   <w:r>
@@ -14065,7 +12929,6 @@
                       <w:rFonts w:cstheme="minorHAnsi"/>
                       <w:sz w:val="12"/>
                       <w:szCs w:val="12"/>
-                      <w:lang w:val="de-DE"/>
                     </w:rPr>
                     <w:t>None</w:t>
                   </w:r>
@@ -14085,7 +12948,6 @@
                       <w:rFonts w:cstheme="minorHAnsi"/>
                       <w:sz w:val="12"/>
                       <w:szCs w:val="12"/>
-                      <w:lang w:val="de-DE"/>
                     </w:rPr>
                   </w:pPr>
                   <w:r>
@@ -14093,7 +12955,6 @@
                       <w:rFonts w:cstheme="minorHAnsi"/>
                       <w:sz w:val="12"/>
                       <w:szCs w:val="12"/>
-                      <w:lang w:val="de-DE"/>
                     </w:rPr>
                     <w:t>None</w:t>
                   </w:r>
@@ -14115,7 +12976,6 @@
                       <w:rFonts w:cstheme="minorHAnsi"/>
                       <w:sz w:val="12"/>
                       <w:szCs w:val="12"/>
-                      <w:lang w:val="de-DE"/>
                     </w:rPr>
                   </w:pPr>
                   <w:r>
@@ -14123,7 +12983,6 @@
                       <w:rFonts w:cstheme="minorHAnsi"/>
                       <w:sz w:val="12"/>
                       <w:szCs w:val="12"/>
-                      <w:lang w:val="de-DE"/>
                     </w:rPr>
                     <w:t>186.0, 170.0, 80.0, 80.0</w:t>
                   </w:r>
@@ -14143,7 +13002,6 @@
                       <w:rFonts w:cstheme="minorHAnsi"/>
                       <w:sz w:val="12"/>
                       <w:szCs w:val="12"/>
-                      <w:lang w:val="de-DE"/>
                     </w:rPr>
                   </w:pPr>
                   <w:r>
@@ -14151,7 +13009,6 @@
                       <w:rFonts w:cstheme="minorHAnsi"/>
                       <w:sz w:val="12"/>
                       <w:szCs w:val="12"/>
-                      <w:lang w:val="de-DE"/>
                     </w:rPr>
                     <w:t>225, 209</w:t>
                   </w:r>
@@ -14171,7 +13028,6 @@
                       <w:rFonts w:cstheme="minorHAnsi"/>
                       <w:sz w:val="12"/>
                       <w:szCs w:val="12"/>
-                      <w:lang w:val="de-DE"/>
                     </w:rPr>
                   </w:pPr>
                   <w:r>
@@ -14179,7 +13035,6 @@
                       <w:rFonts w:cstheme="minorHAnsi"/>
                       <w:sz w:val="12"/>
                       <w:szCs w:val="12"/>
-                      <w:lang w:val="de-DE"/>
                     </w:rPr>
                     <w:t>None</w:t>
                   </w:r>
@@ -14199,7 +13054,6 @@
                       <w:rFonts w:cstheme="minorHAnsi"/>
                       <w:sz w:val="12"/>
                       <w:szCs w:val="12"/>
-                      <w:lang w:val="de-DE"/>
                     </w:rPr>
                   </w:pPr>
                   <w:r>
@@ -14207,7 +13061,6 @@
                       <w:rFonts w:cstheme="minorHAnsi"/>
                       <w:sz w:val="12"/>
                       <w:szCs w:val="12"/>
-                      <w:lang w:val="de-DE"/>
                     </w:rPr>
                     <w:t>None</w:t>
                   </w:r>
@@ -14227,7 +13080,6 @@
                       <w:rFonts w:cstheme="minorHAnsi"/>
                       <w:sz w:val="12"/>
                       <w:szCs w:val="12"/>
-                      <w:lang w:val="de-DE"/>
                     </w:rPr>
                   </w:pPr>
                   <w:r>
@@ -14235,7 +13087,6 @@
                       <w:rFonts w:cstheme="minorHAnsi"/>
                       <w:sz w:val="12"/>
                       <w:szCs w:val="12"/>
-                      <w:lang w:val="de-DE"/>
                     </w:rPr>
                     <w:t>None</w:t>
                   </w:r>
@@ -14257,7 +13108,6 @@
                       <w:rFonts w:cstheme="minorHAnsi"/>
                       <w:sz w:val="12"/>
                       <w:szCs w:val="12"/>
-                      <w:lang w:val="de-DE"/>
                     </w:rPr>
                   </w:pPr>
                   <w:r>
@@ -14265,7 +13115,6 @@
                       <w:rFonts w:cstheme="minorHAnsi"/>
                       <w:sz w:val="12"/>
                       <w:szCs w:val="12"/>
-                      <w:lang w:val="de-DE"/>
                     </w:rPr>
                     <w:t>293.0, 160.0, 83.0, 90.0</w:t>
                   </w:r>
@@ -14285,7 +13134,6 @@
                       <w:rFonts w:cstheme="minorHAnsi"/>
                       <w:sz w:val="12"/>
                       <w:szCs w:val="12"/>
-                      <w:lang w:val="de-DE"/>
                     </w:rPr>
                   </w:pPr>
                   <w:r>
@@ -14293,7 +13141,6 @@
                       <w:rFonts w:cstheme="minorHAnsi"/>
                       <w:sz w:val="12"/>
                       <w:szCs w:val="12"/>
-                      <w:lang w:val="de-DE"/>
                     </w:rPr>
                     <w:t>334, 208</w:t>
                   </w:r>
@@ -14313,7 +13160,6 @@
                       <w:rFonts w:cstheme="minorHAnsi"/>
                       <w:sz w:val="12"/>
                       <w:szCs w:val="12"/>
-                      <w:lang w:val="de-DE"/>
                     </w:rPr>
                   </w:pPr>
                   <w:r>
@@ -14321,7 +13167,6 @@
                       <w:rFonts w:cstheme="minorHAnsi"/>
                       <w:sz w:val="12"/>
                       <w:szCs w:val="12"/>
-                      <w:lang w:val="de-DE"/>
                     </w:rPr>
                     <w:t>None</w:t>
                   </w:r>
@@ -14341,7 +13186,6 @@
                       <w:rFonts w:cstheme="minorHAnsi"/>
                       <w:sz w:val="12"/>
                       <w:szCs w:val="12"/>
-                      <w:lang w:val="de-DE"/>
                     </w:rPr>
                   </w:pPr>
                   <w:r>
@@ -14349,7 +13193,6 @@
                       <w:rFonts w:cstheme="minorHAnsi"/>
                       <w:sz w:val="12"/>
                       <w:szCs w:val="12"/>
-                      <w:lang w:val="de-DE"/>
                     </w:rPr>
                     <w:t>None</w:t>
                   </w:r>
@@ -14369,7 +13212,6 @@
                       <w:rFonts w:cstheme="minorHAnsi"/>
                       <w:sz w:val="12"/>
                       <w:szCs w:val="12"/>
-                      <w:lang w:val="de-DE"/>
                     </w:rPr>
                   </w:pPr>
                   <w:r>
@@ -14377,7 +13219,6 @@
                       <w:rFonts w:cstheme="minorHAnsi"/>
                       <w:sz w:val="12"/>
                       <w:szCs w:val="12"/>
-                      <w:lang w:val="de-DE"/>
                     </w:rPr>
                     <w:t>None</w:t>
                   </w:r>
@@ -14399,7 +13240,6 @@
                       <w:rFonts w:cstheme="minorHAnsi"/>
                       <w:sz w:val="12"/>
                       <w:szCs w:val="12"/>
-                      <w:lang w:val="de-DE"/>
                     </w:rPr>
                   </w:pPr>
                   <w:r>
@@ -14407,7 +13247,6 @@
                       <w:rFonts w:cstheme="minorHAnsi"/>
                       <w:sz w:val="12"/>
                       <w:szCs w:val="12"/>
-                      <w:lang w:val="de-DE"/>
                     </w:rPr>
                     <w:t>75.0, 63.0, 92.0, 91.0</w:t>
                   </w:r>
@@ -14427,7 +13266,6 @@
                       <w:rFonts w:cstheme="minorHAnsi"/>
                       <w:sz w:val="12"/>
                       <w:szCs w:val="12"/>
-                      <w:lang w:val="de-DE"/>
                     </w:rPr>
                   </w:pPr>
                   <w:r>
@@ -14435,7 +13273,6 @@
                       <w:rFonts w:cstheme="minorHAnsi"/>
                       <w:sz w:val="12"/>
                       <w:szCs w:val="12"/>
-                      <w:lang w:val="de-DE"/>
                     </w:rPr>
                     <w:t>118, 105</w:t>
                   </w:r>
@@ -14455,7 +13292,6 @@
                       <w:rFonts w:cstheme="minorHAnsi"/>
                       <w:sz w:val="12"/>
                       <w:szCs w:val="12"/>
-                      <w:lang w:val="de-DE"/>
                     </w:rPr>
                   </w:pPr>
                   <w:r>
@@ -14463,7 +13299,6 @@
                       <w:rFonts w:cstheme="minorHAnsi"/>
                       <w:sz w:val="12"/>
                       <w:szCs w:val="12"/>
-                      <w:lang w:val="de-DE"/>
                     </w:rPr>
                     <w:t>None</w:t>
                   </w:r>
@@ -14483,7 +13318,6 @@
                       <w:rFonts w:cstheme="minorHAnsi"/>
                       <w:sz w:val="12"/>
                       <w:szCs w:val="12"/>
-                      <w:lang w:val="de-DE"/>
                     </w:rPr>
                   </w:pPr>
                   <w:r>
@@ -14491,7 +13325,6 @@
                       <w:rFonts w:cstheme="minorHAnsi"/>
                       <w:sz w:val="12"/>
                       <w:szCs w:val="12"/>
-                      <w:lang w:val="de-DE"/>
                     </w:rPr>
                     <w:t>None</w:t>
                   </w:r>
@@ -14511,7 +13344,6 @@
                       <w:rFonts w:cstheme="minorHAnsi"/>
                       <w:sz w:val="12"/>
                       <w:szCs w:val="12"/>
-                      <w:lang w:val="de-DE"/>
                     </w:rPr>
                   </w:pPr>
                   <w:r>
@@ -14519,7 +13351,6 @@
                       <w:rFonts w:cstheme="minorHAnsi"/>
                       <w:sz w:val="12"/>
                       <w:szCs w:val="12"/>
-                      <w:lang w:val="de-DE"/>
                     </w:rPr>
                     <w:t>None</w:t>
                   </w:r>
@@ -14541,7 +13372,6 @@
                       <w:rFonts w:cstheme="minorHAnsi"/>
                       <w:sz w:val="12"/>
                       <w:szCs w:val="12"/>
-                      <w:lang w:val="de-DE"/>
                     </w:rPr>
                   </w:pPr>
                   <w:r>
@@ -14549,7 +13379,6 @@
                       <w:rFonts w:cstheme="minorHAnsi"/>
                       <w:sz w:val="12"/>
                       <w:szCs w:val="12"/>
-                      <w:lang w:val="de-DE"/>
                     </w:rPr>
                     <w:t>175.0, 62.0, 98.0, 84.0</w:t>
                   </w:r>
@@ -14569,7 +13398,6 @@
                       <w:rFonts w:cstheme="minorHAnsi"/>
                       <w:sz w:val="12"/>
                       <w:szCs w:val="12"/>
-                      <w:lang w:val="de-DE"/>
                     </w:rPr>
                   </w:pPr>
                   <w:r>
@@ -14577,7 +13405,6 @@
                       <w:rFonts w:cstheme="minorHAnsi"/>
                       <w:sz w:val="12"/>
                       <w:szCs w:val="12"/>
-                      <w:lang w:val="de-DE"/>
                     </w:rPr>
                     <w:t>223, 104</w:t>
                   </w:r>
@@ -14597,7 +13424,6 @@
                       <w:rFonts w:cstheme="minorHAnsi"/>
                       <w:sz w:val="12"/>
                       <w:szCs w:val="12"/>
-                      <w:lang w:val="de-DE"/>
                     </w:rPr>
                   </w:pPr>
                   <w:r>
@@ -14605,7 +13431,6 @@
                       <w:rFonts w:cstheme="minorHAnsi"/>
                       <w:sz w:val="12"/>
                       <w:szCs w:val="12"/>
-                      <w:lang w:val="de-DE"/>
                     </w:rPr>
                     <w:t>None</w:t>
                   </w:r>
@@ -14625,7 +13450,6 @@
                       <w:rFonts w:cstheme="minorHAnsi"/>
                       <w:sz w:val="12"/>
                       <w:szCs w:val="12"/>
-                      <w:lang w:val="de-DE"/>
                     </w:rPr>
                   </w:pPr>
                   <w:r>
@@ -14633,7 +13457,6 @@
                       <w:rFonts w:cstheme="minorHAnsi"/>
                       <w:sz w:val="12"/>
                       <w:szCs w:val="12"/>
-                      <w:lang w:val="de-DE"/>
                     </w:rPr>
                     <w:t>None</w:t>
                   </w:r>
@@ -14653,7 +13476,6 @@
                       <w:rFonts w:cstheme="minorHAnsi"/>
                       <w:sz w:val="12"/>
                       <w:szCs w:val="12"/>
-                      <w:lang w:val="de-DE"/>
                     </w:rPr>
                   </w:pPr>
                   <w:r>
@@ -14661,7 +13483,6 @@
                       <w:rFonts w:cstheme="minorHAnsi"/>
                       <w:sz w:val="12"/>
                       <w:szCs w:val="12"/>
-                      <w:lang w:val="de-DE"/>
                     </w:rPr>
                     <w:t>None</w:t>
                   </w:r>
@@ -14683,7 +13504,6 @@
                       <w:rFonts w:cstheme="minorHAnsi"/>
                       <w:sz w:val="12"/>
                       <w:szCs w:val="12"/>
-                      <w:lang w:val="de-DE"/>
                     </w:rPr>
                   </w:pPr>
                   <w:r>
@@ -14691,7 +13511,6 @@
                       <w:rFonts w:cstheme="minorHAnsi"/>
                       <w:sz w:val="12"/>
                       <w:szCs w:val="12"/>
-                      <w:lang w:val="de-DE"/>
                     </w:rPr>
                     <w:t>281.0, 63.0, 96.0, 85.0</w:t>
                   </w:r>
@@ -14711,7 +13530,6 @@
                       <w:rFonts w:cstheme="minorHAnsi"/>
                       <w:sz w:val="12"/>
                       <w:szCs w:val="12"/>
-                      <w:lang w:val="de-DE"/>
                     </w:rPr>
                   </w:pPr>
                   <w:r>
@@ -14719,7 +13537,6 @@
                       <w:rFonts w:cstheme="minorHAnsi"/>
                       <w:sz w:val="12"/>
                       <w:szCs w:val="12"/>
-                      <w:lang w:val="de-DE"/>
                     </w:rPr>
                     <w:t>329, 101</w:t>
                   </w:r>
@@ -14739,7 +13556,6 @@
                       <w:rFonts w:cstheme="minorHAnsi"/>
                       <w:sz w:val="12"/>
                       <w:szCs w:val="12"/>
-                      <w:lang w:val="de-DE"/>
                     </w:rPr>
                   </w:pPr>
                   <w:r>
@@ -14747,7 +13563,6 @@
                       <w:rFonts w:cstheme="minorHAnsi"/>
                       <w:sz w:val="12"/>
                       <w:szCs w:val="12"/>
-                      <w:lang w:val="de-DE"/>
                     </w:rPr>
                     <w:t>None</w:t>
                   </w:r>
@@ -14767,7 +13582,6 @@
                       <w:rFonts w:cstheme="minorHAnsi"/>
                       <w:sz w:val="12"/>
                       <w:szCs w:val="12"/>
-                      <w:lang w:val="de-DE"/>
                     </w:rPr>
                   </w:pPr>
                   <w:r>
@@ -14775,7 +13589,6 @@
                       <w:rFonts w:cstheme="minorHAnsi"/>
                       <w:sz w:val="12"/>
                       <w:szCs w:val="12"/>
-                      <w:lang w:val="de-DE"/>
                     </w:rPr>
                     <w:t>None</w:t>
                   </w:r>
@@ -14796,7 +13609,6 @@
                       <w:rFonts w:cstheme="minorHAnsi"/>
                       <w:sz w:val="12"/>
                       <w:szCs w:val="12"/>
-                      <w:lang w:val="de-DE"/>
                     </w:rPr>
                   </w:pPr>
                   <w:r>
@@ -14804,7 +13616,6 @@
                       <w:rFonts w:cstheme="minorHAnsi"/>
                       <w:sz w:val="12"/>
                       <w:szCs w:val="12"/>
-                      <w:lang w:val="de-DE"/>
                     </w:rPr>
                     <w:t>None</w:t>
                   </w:r>
@@ -14826,8 +13637,9 @@
       <w:pPr>
         <w:pStyle w:val="Beschriftung"/>
       </w:pPr>
-      <w:bookmarkStart w:id="35" w:name="_Ref189148938"/>
       <w:bookmarkStart w:id="36" w:name="_Ref189151500"/>
+      <w:bookmarkStart w:id="37" w:name="_Ref189148938"/>
+      <w:bookmarkStart w:id="38" w:name="_Toc189153690"/>
       <w:r>
         <w:t>Tab</w:t>
       </w:r>
@@ -14860,36 +13672,24 @@
         <w:t xml:space="preserve">: Example </w:t>
       </w:r>
       <w:r>
-        <w:t xml:space="preserve">dictionaries of </w:t>
-      </w:r>
-      <w:proofErr w:type="spellStart"/>
-      <w:r>
-        <w:t>color</w:t>
-      </w:r>
-      <w:proofErr w:type="spellEnd"/>
-      <w:r>
-        <w:t xml:space="preserve"> detection (left) and edge detection (right)</w:t>
-      </w:r>
-      <w:bookmarkEnd w:id="35"/>
-    </w:p>
-    <w:p/>
-    <w:p/>
-    <w:p>
-      <w:pPr>
-        <w:pStyle w:val="berschrift3"/>
-      </w:pPr>
-      <w:bookmarkStart w:id="37" w:name="_Toc189151922"/>
-      <w:r>
-        <w:t>Grouping</w:t>
+        <w:t>dictionaries of color detection (left) and edge detection (right)</w:t>
       </w:r>
       <w:bookmarkEnd w:id="37"/>
+      <w:bookmarkEnd w:id="38"/>
     </w:p>
     <w:p>
-      <w:r>
-        <w:t>Before the correct grid positions can be assigned, groups must be created to sort the entries found</w:t>
-      </w:r>
-      <w:r>
-        <w:t xml:space="preserve">. This is achieved through the function </w:t>
+      <w:pPr>
+        <w:pStyle w:val="berschrift3"/>
+      </w:pPr>
+      <w:bookmarkStart w:id="39" w:name="_Toc189153704"/>
+      <w:r>
+        <w:t>Grouping</w:t>
+      </w:r>
+      <w:bookmarkEnd w:id="39"/>
+    </w:p>
+    <w:p>
+      <w:r>
+        <w:t xml:space="preserve">Before the correct grid positions can be assigned, groups must be created to sort the entries found. This is achieved through the function </w:t>
       </w:r>
       <w:proofErr w:type="spellStart"/>
       <w:r>
@@ -14905,113 +13705,13 @@
       </w:r>
     </w:p>
     <w:p>
-      <w:pPr>
-        <w:rPr>
-          <w:lang w:val="en-US"/>
-        </w:rPr>
-      </w:pPr>
-      <w:r>
-        <w:rPr>
-          <w:lang w:val="en-US"/>
-        </w:rPr>
-        <w:t>The</w:t>
-      </w:r>
-      <w:r>
-        <w:rPr>
-          <w:lang w:val="en-US"/>
-        </w:rPr>
-        <w:t xml:space="preserve"> function takes </w:t>
-      </w:r>
-      <w:r>
-        <w:rPr>
-          <w:lang w:val="en-US"/>
-        </w:rPr>
-        <w:t>the</w:t>
-      </w:r>
-      <w:r>
-        <w:rPr>
-          <w:lang w:val="en-US"/>
-        </w:rPr>
-        <w:t xml:space="preserve"> list of </w:t>
-      </w:r>
-      <w:r>
-        <w:rPr>
-          <w:lang w:val="en-US"/>
-        </w:rPr>
-        <w:t xml:space="preserve">focus points as input and returns the </w:t>
-      </w:r>
-      <w:proofErr w:type="gramStart"/>
-      <w:r>
-        <w:rPr>
-          <w:lang w:val="en-US"/>
-        </w:rPr>
-        <w:t>mean</w:t>
-      </w:r>
-      <w:proofErr w:type="gramEnd"/>
-      <w:r>
-        <w:rPr>
-          <w:lang w:val="en-US"/>
-        </w:rPr>
-        <w:t xml:space="preserve"> of the group elements.</w:t>
-      </w:r>
-      <w:r>
-        <w:rPr>
-          <w:lang w:val="en-US"/>
-        </w:rPr>
-        <w:t xml:space="preserve"> It starts </w:t>
-      </w:r>
-      <w:proofErr w:type="gramStart"/>
-      <w:r>
-        <w:rPr>
-          <w:lang w:val="en-US"/>
-        </w:rPr>
-        <w:t>by</w:t>
-      </w:r>
-      <w:proofErr w:type="gramEnd"/>
-      <w:r>
-        <w:rPr>
-          <w:lang w:val="en-US"/>
-        </w:rPr>
-        <w:t xml:space="preserve"> placing the first value in an initial group. Then, it iterates through the rest of the values, adding each one to the current group if the difference between it and the previous value is within the </w:t>
-      </w:r>
-      <w:r>
-        <w:rPr>
-          <w:lang w:val="en-US"/>
-        </w:rPr>
-        <w:t>threshold</w:t>
-      </w:r>
-      <w:r>
-        <w:rPr>
-          <w:lang w:val="en-US"/>
-        </w:rPr>
-        <w:t>. If the gap is too large, a new group is created.</w:t>
+      <w:r>
+        <w:t>The function takes the list of focus points as input and returns the mean of the group elements. It starts by placing the first value in an initial group. Then, it iterates through the rest of the values, adding each one to the current group if the difference between it and the previous value is within the threshold. If the gap is too large, a new group is created.</w:t>
       </w:r>
     </w:p>
     <w:p>
       <w:r>
-        <w:rPr>
-          <w:lang w:val="en-US"/>
-        </w:rPr>
-        <w:t xml:space="preserve">Once all values have been processed, the function checks if the number of groups matches </w:t>
-      </w:r>
-      <w:r>
-        <w:rPr>
-          <w:lang w:val="en-US"/>
-        </w:rPr>
-        <w:t>the 3x3 structure</w:t>
-      </w:r>
-      <w:r>
-        <w:rPr>
-          <w:lang w:val="en-US"/>
-        </w:rPr>
-        <w:t xml:space="preserve">. </w:t>
-      </w:r>
-      <w:r>
-        <w:t xml:space="preserve">If the number of detected groups does not match the expected grid </w:t>
-      </w:r>
-      <w:r>
-        <w:lastRenderedPageBreak/>
-        <w:t xml:space="preserve">structure, the function returns </w:t>
+        <w:t xml:space="preserve">Once all values have been processed, the function checks if the number of groups matches the 3x3 structure. If the number of detected groups does not match the expected grid structure, the function returns </w:t>
       </w:r>
       <w:r>
         <w:rPr>
@@ -15101,17 +13801,17 @@
               <w:rPr>
                 <w:sz w:val="16"/>
                 <w:szCs w:val="16"/>
-                <w:lang w:val="de-DE"/>
               </w:rPr>
             </w:pPr>
+            <w:proofErr w:type="spellStart"/>
             <w:r>
               <w:rPr>
                 <w:sz w:val="16"/>
                 <w:szCs w:val="16"/>
-                <w:lang w:val="de-DE"/>
               </w:rPr>
               <w:t>Typ</w:t>
             </w:r>
+            <w:proofErr w:type="spellEnd"/>
           </w:p>
         </w:tc>
         <w:tc>
@@ -15128,24 +13828,14 @@
               <w:rPr>
                 <w:sz w:val="16"/>
                 <w:szCs w:val="16"/>
-                <w:lang w:val="de-DE"/>
               </w:rPr>
             </w:pPr>
             <w:r>
               <w:rPr>
                 <w:sz w:val="16"/>
                 <w:szCs w:val="16"/>
-                <w:lang w:val="de-DE"/>
-              </w:rPr>
-              <w:t>X-Gr</w:t>
-            </w:r>
-            <w:r>
-              <w:rPr>
-                <w:sz w:val="16"/>
-                <w:szCs w:val="16"/>
-                <w:lang w:val="de-DE"/>
-              </w:rPr>
-              <w:t>oups</w:t>
+              </w:rPr>
+              <w:t>X-Groups</w:t>
             </w:r>
           </w:p>
         </w:tc>
@@ -15163,24 +13853,14 @@
               <w:rPr>
                 <w:sz w:val="16"/>
                 <w:szCs w:val="16"/>
-                <w:lang w:val="de-DE"/>
               </w:rPr>
             </w:pPr>
             <w:r>
               <w:rPr>
                 <w:sz w:val="16"/>
                 <w:szCs w:val="16"/>
-                <w:lang w:val="de-DE"/>
-              </w:rPr>
-              <w:t>Y-Gr</w:t>
-            </w:r>
-            <w:r>
-              <w:rPr>
-                <w:sz w:val="16"/>
-                <w:szCs w:val="16"/>
-                <w:lang w:val="de-DE"/>
-              </w:rPr>
-              <w:t>oups</w:t>
+              </w:rPr>
+              <w:t>Y-Groups</w:t>
             </w:r>
           </w:p>
         </w:tc>
@@ -15202,14 +13882,12 @@
               <w:rPr>
                 <w:sz w:val="16"/>
                 <w:szCs w:val="16"/>
-                <w:lang w:val="de-DE"/>
               </w:rPr>
             </w:pPr>
             <w:r>
               <w:rPr>
                 <w:sz w:val="16"/>
                 <w:szCs w:val="16"/>
-                <w:lang w:val="de-DE"/>
               </w:rPr>
               <w:t>Color</w:t>
             </w:r>
@@ -15228,14 +13906,12 @@
               <w:rPr>
                 <w:sz w:val="16"/>
                 <w:szCs w:val="16"/>
-                <w:lang w:val="de-DE"/>
               </w:rPr>
             </w:pPr>
             <w:r>
               <w:rPr>
                 <w:sz w:val="16"/>
                 <w:szCs w:val="16"/>
-                <w:lang w:val="de-DE"/>
               </w:rPr>
               <w:t>121.3</w:t>
             </w:r>
@@ -15253,14 +13929,12 @@
               <w:rPr>
                 <w:sz w:val="16"/>
                 <w:szCs w:val="16"/>
-                <w:lang w:val="de-DE"/>
               </w:rPr>
             </w:pPr>
             <w:r>
               <w:rPr>
                 <w:sz w:val="16"/>
                 <w:szCs w:val="16"/>
-                <w:lang w:val="de-DE"/>
               </w:rPr>
               <w:t>227.3</w:t>
             </w:r>
@@ -15278,14 +13952,12 @@
               <w:rPr>
                 <w:sz w:val="16"/>
                 <w:szCs w:val="16"/>
-                <w:lang w:val="de-DE"/>
               </w:rPr>
             </w:pPr>
             <w:r>
               <w:rPr>
                 <w:sz w:val="16"/>
                 <w:szCs w:val="16"/>
-                <w:lang w:val="de-DE"/>
               </w:rPr>
               <w:t>331.0</w:t>
             </w:r>
@@ -15303,14 +13975,12 @@
               <w:rPr>
                 <w:sz w:val="16"/>
                 <w:szCs w:val="16"/>
-                <w:lang w:val="de-DE"/>
               </w:rPr>
             </w:pPr>
             <w:r>
               <w:rPr>
                 <w:sz w:val="16"/>
                 <w:szCs w:val="16"/>
-                <w:lang w:val="de-DE"/>
               </w:rPr>
               <w:t>104.7</w:t>
             </w:r>
@@ -15328,14 +13998,12 @@
               <w:rPr>
                 <w:sz w:val="16"/>
                 <w:szCs w:val="16"/>
-                <w:lang w:val="de-DE"/>
               </w:rPr>
             </w:pPr>
             <w:r>
               <w:rPr>
                 <w:sz w:val="16"/>
                 <w:szCs w:val="16"/>
-                <w:lang w:val="de-DE"/>
               </w:rPr>
               <w:t>210.7</w:t>
             </w:r>
@@ -15353,14 +14021,12 @@
               <w:rPr>
                 <w:sz w:val="16"/>
                 <w:szCs w:val="16"/>
-                <w:lang w:val="de-DE"/>
               </w:rPr>
             </w:pPr>
             <w:r>
               <w:rPr>
                 <w:sz w:val="16"/>
                 <w:szCs w:val="16"/>
-                <w:lang w:val="de-DE"/>
               </w:rPr>
               <w:t>318.0</w:t>
             </w:r>
@@ -15384,14 +14050,12 @@
               <w:rPr>
                 <w:sz w:val="16"/>
                 <w:szCs w:val="16"/>
-                <w:lang w:val="de-DE"/>
               </w:rPr>
             </w:pPr>
             <w:r>
               <w:rPr>
                 <w:sz w:val="16"/>
                 <w:szCs w:val="16"/>
-                <w:lang w:val="de-DE"/>
               </w:rPr>
               <w:t>Edge</w:t>
             </w:r>
@@ -15410,14 +14074,12 @@
               <w:rPr>
                 <w:sz w:val="16"/>
                 <w:szCs w:val="16"/>
-                <w:lang w:val="de-DE"/>
               </w:rPr>
             </w:pPr>
             <w:r>
               <w:rPr>
                 <w:sz w:val="16"/>
                 <w:szCs w:val="16"/>
-                <w:lang w:val="de-DE"/>
               </w:rPr>
               <w:t>118.5</w:t>
             </w:r>
@@ -15435,14 +14097,12 @@
               <w:rPr>
                 <w:sz w:val="16"/>
                 <w:szCs w:val="16"/>
-                <w:lang w:val="de-DE"/>
               </w:rPr>
             </w:pPr>
             <w:r>
               <w:rPr>
                 <w:sz w:val="16"/>
                 <w:szCs w:val="16"/>
-                <w:lang w:val="de-DE"/>
               </w:rPr>
               <w:t>225.3</w:t>
             </w:r>
@@ -15460,14 +14120,12 @@
               <w:rPr>
                 <w:sz w:val="16"/>
                 <w:szCs w:val="16"/>
-                <w:lang w:val="de-DE"/>
               </w:rPr>
             </w:pPr>
             <w:r>
               <w:rPr>
                 <w:sz w:val="16"/>
                 <w:szCs w:val="16"/>
-                <w:lang w:val="de-DE"/>
               </w:rPr>
               <w:t>331.5</w:t>
             </w:r>
@@ -15485,14 +14143,12 @@
               <w:rPr>
                 <w:sz w:val="16"/>
                 <w:szCs w:val="16"/>
-                <w:lang w:val="de-DE"/>
               </w:rPr>
             </w:pPr>
             <w:r>
               <w:rPr>
                 <w:sz w:val="16"/>
                 <w:szCs w:val="16"/>
-                <w:lang w:val="de-DE"/>
               </w:rPr>
               <w:t>103.3</w:t>
             </w:r>
@@ -15510,14 +14166,12 @@
               <w:rPr>
                 <w:sz w:val="16"/>
                 <w:szCs w:val="16"/>
-                <w:lang w:val="de-DE"/>
               </w:rPr>
             </w:pPr>
             <w:r>
               <w:rPr>
                 <w:sz w:val="16"/>
                 <w:szCs w:val="16"/>
-                <w:lang w:val="de-DE"/>
               </w:rPr>
               <w:t>208.5</w:t>
             </w:r>
@@ -15536,14 +14190,12 @@
               <w:rPr>
                 <w:sz w:val="16"/>
                 <w:szCs w:val="16"/>
-                <w:lang w:val="de-DE"/>
               </w:rPr>
             </w:pPr>
             <w:r>
               <w:rPr>
                 <w:sz w:val="16"/>
                 <w:szCs w:val="16"/>
-                <w:lang w:val="de-DE"/>
               </w:rPr>
               <w:t>318.5</w:t>
             </w:r>
@@ -15555,6 +14207,7 @@
       <w:pPr>
         <w:pStyle w:val="Beschriftung"/>
       </w:pPr>
+      <w:bookmarkStart w:id="40" w:name="_Toc189153691"/>
       <w:r>
         <w:t>Tab</w:t>
       </w:r>
@@ -15583,7 +14236,11 @@
         <w:fldChar w:fldCharType="end"/>
       </w:r>
       <w:r>
-        <w:t xml:space="preserve">: Grouping of focus points </w:t>
+        <w:t>: Grouping of focus points</w:t>
+      </w:r>
+      <w:bookmarkEnd w:id="40"/>
+      <w:r>
+        <w:t xml:space="preserve"> </w:t>
       </w:r>
     </w:p>
     <w:p/>
@@ -15591,11 +14248,12 @@
       <w:pPr>
         <w:pStyle w:val="berschrift3"/>
       </w:pPr>
-      <w:bookmarkStart w:id="38" w:name="_Toc189151923"/>
-      <w:r>
+      <w:bookmarkStart w:id="41" w:name="_Toc189153705"/>
+      <w:r>
+        <w:lastRenderedPageBreak/>
         <w:t>Assign grid positions</w:t>
       </w:r>
-      <w:bookmarkEnd w:id="38"/>
+      <w:bookmarkEnd w:id="41"/>
     </w:p>
     <w:p>
       <w:r>
@@ -15618,11 +14276,11 @@
       <w:pPr>
         <w:pStyle w:val="berschrift3"/>
       </w:pPr>
-      <w:bookmarkStart w:id="39" w:name="_Toc189151924"/>
+      <w:bookmarkStart w:id="42" w:name="_Toc189153706"/>
       <w:r>
         <w:t>Combining of dictionaries</w:t>
       </w:r>
-      <w:bookmarkEnd w:id="39"/>
+      <w:bookmarkEnd w:id="42"/>
     </w:p>
     <w:p>
       <w:r>
@@ -15635,14 +14293,8 @@
           <w:ilvl w:val="0"/>
           <w:numId w:val="24"/>
         </w:numPr>
-        <w:rPr>
-          <w:lang w:val="en-US"/>
-        </w:rPr>
-      </w:pPr>
-      <w:r>
-        <w:rPr>
-          <w:lang w:val="en-US"/>
-        </w:rPr>
+      </w:pPr>
+      <w:r>
         <w:t>If one detection method fails, the other is used exclusively.</w:t>
       </w:r>
     </w:p>
@@ -15652,21 +14304,9 @@
           <w:ilvl w:val="0"/>
           <w:numId w:val="24"/>
         </w:numPr>
-        <w:rPr>
-          <w:lang w:val="en-US"/>
-        </w:rPr>
-      </w:pPr>
-      <w:r>
-        <w:rPr>
-          <w:lang w:val="en-US"/>
-        </w:rPr>
-        <w:t>If both methods detect an object at the same position, their attributes (bounding box, area focus point, etc.) are merged using a weighted average.</w:t>
-      </w:r>
-      <w:r>
-        <w:rPr>
-          <w:lang w:val="en-US"/>
-        </w:rPr>
-        <w:t xml:space="preserve"> In this case, if the color detection is detecting something it is quite robust with minimal noise. In comparison the edge detection does not often detect a perfect square because of reflections or other noise therefore we applied the weighted average of </w:t>
+      </w:pPr>
+      <w:r>
+        <w:t xml:space="preserve">If both methods detect an object at the same position, their attributes (bounding box, area focus point, etc.) are merged using a weighted average. In this case, if the color detection is detecting something it is quite robust with minimal noise. In comparison the edge detection does not often detect a perfect square because of reflections or other noise therefore we applied the weighted average of </w:t>
       </w:r>
       <w:proofErr w:type="spellStart"/>
       <w:r>
@@ -15679,16 +14319,7 @@
       </w:r>
       <w:proofErr w:type="spellEnd"/>
       <w:r>
-        <w:rPr>
-          <w:lang w:val="en-US"/>
-        </w:rPr>
-        <w:t xml:space="preserve"> </w:t>
-      </w:r>
-      <w:r>
-        <w:rPr>
-          <w:lang w:val="en-US"/>
-        </w:rPr>
-        <w:t xml:space="preserve">= 1 and </w:t>
+        <w:t xml:space="preserve"> = 1 and </w:t>
       </w:r>
       <w:proofErr w:type="spellStart"/>
       <w:r>
@@ -15709,9 +14340,6 @@
         <w:t xml:space="preserve"> = 2</w:t>
       </w:r>
       <w:r>
-        <w:rPr>
-          <w:lang w:val="en-US"/>
-        </w:rPr>
         <w:t xml:space="preserve"> </w:t>
       </w:r>
     </w:p>
@@ -15721,57 +14349,30 @@
           <w:ilvl w:val="0"/>
           <w:numId w:val="24"/>
         </w:numPr>
-        <w:rPr>
-          <w:lang w:val="en-US"/>
-        </w:rPr>
-      </w:pPr>
-      <w:r>
-        <w:rPr>
-          <w:lang w:val="en-US"/>
-        </w:rPr>
-        <w:t>The detection source is labeled as "color," "edge," or "both," depending on the contributions from each method.</w:t>
+      </w:pPr>
+      <w:r>
+        <w:t xml:space="preserve">The detection source is </w:t>
+      </w:r>
+      <w:proofErr w:type="spellStart"/>
+      <w:r>
+        <w:t>labeled</w:t>
+      </w:r>
+      <w:proofErr w:type="spellEnd"/>
+      <w:r>
+        <w:t xml:space="preserve"> as "color," "edge," or "both," depending on the contributions from each method.</w:t>
       </w:r>
     </w:p>
     <w:p>
-      <w:pPr>
-        <w:rPr>
-          <w:lang w:val="en-US"/>
-        </w:rPr>
-      </w:pPr>
-      <w:r>
-        <w:rPr>
-          <w:lang w:val="en-US"/>
-        </w:rPr>
-        <w:t>N</w:t>
-      </w:r>
-      <w:r>
-        <w:rPr>
-          <w:lang w:val="en-US"/>
-        </w:rPr>
-        <w:t xml:space="preserve">ot only </w:t>
-      </w:r>
-      <w:r>
-        <w:rPr>
-          <w:lang w:val="en-US"/>
-        </w:rPr>
+      <w:r>
+        <w:t xml:space="preserve">Not only </w:t>
+      </w:r>
+      <w:r>
         <w:t>are the dictionaries</w:t>
       </w:r>
       <w:r>
-        <w:rPr>
-          <w:lang w:val="en-US"/>
-        </w:rPr>
-        <w:t xml:space="preserve"> merged, but also the individual groups.</w:t>
-      </w:r>
-      <w:r>
-        <w:rPr>
-          <w:lang w:val="en-US"/>
-        </w:rPr>
-        <w:t xml:space="preserve"> T</w:t>
-      </w:r>
-      <w:r>
-        <w:rPr>
-          <w:lang w:val="en-US"/>
-        </w:rPr>
+        <w:t xml:space="preserve"> merged, but also the individual groups. T</w:t>
+      </w:r>
+      <w:r>
         <w:t xml:space="preserve">he function </w:t>
       </w:r>
       <w:proofErr w:type="spellStart"/>
@@ -15784,38 +14385,18 @@
       </w:r>
       <w:proofErr w:type="spellEnd"/>
       <w:r>
-        <w:rPr>
-          <w:lang w:val="en-US"/>
-        </w:rPr>
         <w:t xml:space="preserve"> ensures that the x and y coordinate groups are also combined using a weighted average approach.</w:t>
       </w:r>
       <w:r>
-        <w:rPr>
-          <w:lang w:val="en-US"/>
-        </w:rPr>
         <w:t xml:space="preserve"> The resulting merged dictionary from </w:t>
       </w:r>
       <w:r>
-        <w:rPr>
-          <w:lang w:val="en-US"/>
-        </w:rPr>
         <w:fldChar w:fldCharType="begin"/>
       </w:r>
       <w:r>
-        <w:rPr>
-          <w:lang w:val="en-US"/>
-        </w:rPr>
         <w:instrText xml:space="preserve"> REF _Ref189148938 \h </w:instrText>
       </w:r>
       <w:r>
-        <w:rPr>
-          <w:lang w:val="en-US"/>
-        </w:rPr>
-      </w:r>
-      <w:r>
-        <w:rPr>
-          <w:lang w:val="en-US"/>
-        </w:rPr>
         <w:fldChar w:fldCharType="separate"/>
       </w:r>
       <w:r>
@@ -15828,52 +14409,34 @@
         <w:t>2</w:t>
       </w:r>
       <w:r>
-        <w:t xml:space="preserve">: Example dictionaries of </w:t>
-      </w:r>
-      <w:proofErr w:type="spellStart"/>
-      <w:r>
-        <w:t>color</w:t>
-      </w:r>
-      <w:proofErr w:type="spellEnd"/>
-      <w:r>
-        <w:t xml:space="preserve"> detection (left) and edge detection (right)</w:t>
-      </w:r>
-      <w:r>
-        <w:rPr>
-          <w:lang w:val="en-US"/>
-        </w:rPr>
+        <w:t>: Example dictionaries of color detection (left) and edge detection (right)</w:t>
+      </w:r>
+      <w:r>
         <w:fldChar w:fldCharType="end"/>
       </w:r>
       <w:r>
-        <w:rPr>
-          <w:lang w:val="en-US"/>
-        </w:rPr>
         <w:t xml:space="preserve"> can be seen in the output panel in </w:t>
       </w:r>
       <w:r>
         <w:rPr>
           <w:highlight w:val="yellow"/>
-          <w:lang w:val="en-US"/>
         </w:rPr>
         <w:fldChar w:fldCharType="begin"/>
       </w:r>
       <w:r>
         <w:rPr>
           <w:highlight w:val="yellow"/>
-          <w:lang w:val="en-US"/>
         </w:rPr>
         <w:instrText xml:space="preserve"> REF _Ref189150586 \h </w:instrText>
       </w:r>
       <w:r>
         <w:rPr>
           <w:highlight w:val="yellow"/>
-          <w:lang w:val="en-US"/>
         </w:rPr>
       </w:r>
       <w:r>
         <w:rPr>
           <w:highlight w:val="yellow"/>
-          <w:lang w:val="en-US"/>
         </w:rPr>
         <w:fldChar w:fldCharType="separate"/>
       </w:r>
@@ -15889,21 +14452,19 @@
       <w:r>
         <w:rPr>
           <w:highlight w:val="yellow"/>
-          <w:lang w:val="en-US"/>
         </w:rPr>
         <w:fldChar w:fldCharType="end"/>
       </w:r>
     </w:p>
-    <w:p/>
     <w:p>
       <w:pPr>
         <w:pStyle w:val="berschrift2"/>
       </w:pPr>
-      <w:bookmarkStart w:id="40" w:name="_Toc189151925"/>
+      <w:bookmarkStart w:id="43" w:name="_Toc189153707"/>
       <w:r>
         <w:t>Compensation for missing segments</w:t>
       </w:r>
-      <w:bookmarkEnd w:id="40"/>
+      <w:bookmarkEnd w:id="43"/>
     </w:p>
     <w:p>
       <w:pPr>
@@ -15962,13 +14523,7 @@
         <w:fldChar w:fldCharType="end"/>
       </w:r>
       <w:r>
-        <w:t xml:space="preserve"> shows the </w:t>
-      </w:r>
-      <w:r>
-        <w:t>geometric relationship with which the missing segments are found</w:t>
-      </w:r>
-      <w:r>
-        <w:t xml:space="preserve">. The blue dots represent the merged group coordinates with every </w:t>
+        <w:t xml:space="preserve"> shows the geometric relationship with which the missing segments are found. The blue dots represent the merged group coordinates with every </w:t>
       </w:r>
       <w:proofErr w:type="spellStart"/>
       <w:proofErr w:type="gramStart"/>
@@ -16007,6 +14562,47 @@
           </w:tcPr>
           <w:p>
             <w:pPr>
+              <w:pStyle w:val="Beschriftung"/>
+            </w:pPr>
+            <w:r>
+              <w:t>Color mask</w:t>
+            </w:r>
+          </w:p>
+        </w:tc>
+        <w:tc>
+          <w:tcPr>
+            <w:tcW w:w="3019" w:type="dxa"/>
+          </w:tcPr>
+          <w:p>
+            <w:pPr>
+              <w:pStyle w:val="Beschriftung"/>
+            </w:pPr>
+            <w:r>
+              <w:t>Edge Mask</w:t>
+            </w:r>
+          </w:p>
+        </w:tc>
+        <w:tc>
+          <w:tcPr>
+            <w:tcW w:w="3019" w:type="dxa"/>
+          </w:tcPr>
+          <w:p>
+            <w:pPr>
+              <w:pStyle w:val="Beschriftung"/>
+            </w:pPr>
+            <w:r>
+              <w:t>Compensation</w:t>
+            </w:r>
+          </w:p>
+        </w:tc>
+      </w:tr>
+      <w:tr>
+        <w:tc>
+          <w:tcPr>
+            <w:tcW w:w="3018" w:type="dxa"/>
+          </w:tcPr>
+          <w:p>
+            <w:pPr>
               <w:spacing w:before="0" w:after="160" w:line="259" w:lineRule="auto"/>
               <w:jc w:val="left"/>
               <w:rPr>
@@ -16017,11 +14613,6 @@
               </w:rPr>
             </w:pPr>
             <w:r>
-              <w:rPr>
-                <w:noProof/>
-                <w:lang w:val="de-DE"/>
-              </w:rPr>
-              <w:lastRenderedPageBreak/>
               <mc:AlternateContent>
                 <mc:Choice Requires="wps">
                   <w:drawing>
@@ -16092,10 +14683,6 @@
               </mc:AlternateContent>
             </w:r>
             <w:r>
-              <w:rPr>
-                <w:noProof/>
-                <w:lang w:val="de-DE"/>
-              </w:rPr>
               <w:drawing>
                 <wp:inline distT="0" distB="0" distL="0" distR="0" wp14:anchorId="67EB2F5D" wp14:editId="4484F5BA">
                   <wp:extent cx="1786216" cy="1779905"/>
@@ -16150,10 +14737,6 @@
               </w:rPr>
             </w:pPr>
             <w:r>
-              <w:rPr>
-                <w:noProof/>
-                <w:lang w:val="de-DE"/>
-              </w:rPr>
               <mc:AlternateContent>
                 <mc:Choice Requires="wps">
                   <w:drawing>
@@ -16225,9 +14808,6 @@
               </mc:AlternateContent>
             </w:r>
             <w:r>
-              <w:rPr>
-                <w:noProof/>
-              </w:rPr>
               <w:drawing>
                 <wp:inline distT="0" distB="0" distL="0" distR="0" wp14:anchorId="3E3ADED2" wp14:editId="395F75E7">
                   <wp:extent cx="1790065" cy="1780300"/>
@@ -16290,10 +14870,6 @@
               </w:rPr>
             </w:pPr>
             <w:r>
-              <w:rPr>
-                <w:noProof/>
-                <w:lang w:val="de-DE"/>
-              </w:rPr>
               <mc:AlternateContent>
                 <mc:Choice Requires="wps">
                   <w:drawing>
@@ -16361,10 +14937,6 @@
               </mc:AlternateContent>
             </w:r>
             <w:r>
-              <w:rPr>
-                <w:noProof/>
-                <w:lang w:val="de-DE"/>
-              </w:rPr>
               <mc:AlternateContent>
                 <mc:Choice Requires="wps">
                   <w:drawing>
@@ -16432,10 +15004,6 @@
               </mc:AlternateContent>
             </w:r>
             <w:r>
-              <w:rPr>
-                <w:noProof/>
-                <w:lang w:val="de-DE"/>
-              </w:rPr>
               <mc:AlternateContent>
                 <mc:Choice Requires="wps">
                   <w:drawing>
@@ -16503,10 +15071,6 @@
               </mc:AlternateContent>
             </w:r>
             <w:r>
-              <w:rPr>
-                <w:noProof/>
-                <w:lang w:val="de-DE"/>
-              </w:rPr>
               <mc:AlternateContent>
                 <mc:Choice Requires="wps">
                   <w:drawing>
@@ -16574,10 +15138,6 @@
               </mc:AlternateContent>
             </w:r>
             <w:r>
-              <w:rPr>
-                <w:noProof/>
-                <w:lang w:val="de-DE"/>
-              </w:rPr>
               <mc:AlternateContent>
                 <mc:Choice Requires="wps">
                   <w:drawing>
@@ -16643,10 +15203,6 @@
               </mc:AlternateContent>
             </w:r>
             <w:r>
-              <w:rPr>
-                <w:noProof/>
-                <w:lang w:val="de-DE"/>
-              </w:rPr>
               <mc:AlternateContent>
                 <mc:Choice Requires="wps">
                   <w:drawing>
@@ -16718,10 +15274,6 @@
               </mc:AlternateContent>
             </w:r>
             <w:r>
-              <w:rPr>
-                <w:noProof/>
-                <w:lang w:val="de-DE"/>
-              </w:rPr>
               <mc:AlternateContent>
                 <mc:Choice Requires="wps">
                   <w:drawing>
@@ -16793,10 +15345,6 @@
               </mc:AlternateContent>
             </w:r>
             <w:r>
-              <w:rPr>
-                <w:noProof/>
-                <w:lang w:val="de-DE"/>
-              </w:rPr>
               <mc:AlternateContent>
                 <mc:Choice Requires="wps">
                   <w:drawing>
@@ -16864,10 +15412,6 @@
               </mc:AlternateContent>
             </w:r>
             <w:r>
-              <w:rPr>
-                <w:noProof/>
-                <w:lang w:val="de-DE"/>
-              </w:rPr>
               <mc:AlternateContent>
                 <mc:Choice Requires="wps">
                   <w:drawing>
@@ -16935,10 +15479,6 @@
               </mc:AlternateContent>
             </w:r>
             <w:r>
-              <w:rPr>
-                <w:noProof/>
-                <w:lang w:val="de-DE"/>
-              </w:rPr>
               <mc:AlternateContent>
                 <mc:Choice Requires="wps">
                   <w:drawing>
@@ -17006,10 +15546,6 @@
               </mc:AlternateContent>
             </w:r>
             <w:r>
-              <w:rPr>
-                <w:noProof/>
-                <w:lang w:val="de-DE"/>
-              </w:rPr>
               <mc:AlternateContent>
                 <mc:Choice Requires="wps">
                   <w:drawing>
@@ -17077,10 +15613,6 @@
               </mc:AlternateContent>
             </w:r>
             <w:r>
-              <w:rPr>
-                <w:noProof/>
-                <w:lang w:val="de-DE"/>
-              </w:rPr>
               <mc:AlternateContent>
                 <mc:Choice Requires="wps">
                   <w:drawing>
@@ -17148,10 +15680,6 @@
               </mc:AlternateContent>
             </w:r>
             <w:r>
-              <w:rPr>
-                <w:noProof/>
-                <w:lang w:val="de-DE"/>
-              </w:rPr>
               <w:drawing>
                 <wp:inline distT="0" distB="0" distL="0" distR="0" wp14:anchorId="5BD879E6" wp14:editId="1AC946FF">
                   <wp:extent cx="1786216" cy="1779905"/>
@@ -17202,8 +15730,8 @@
           <w:szCs w:val="32"/>
         </w:rPr>
       </w:pPr>
-      <w:bookmarkStart w:id="41" w:name="_Ref189150080"/>
-      <w:bookmarkStart w:id="42" w:name="_Toc189151944"/>
+      <w:bookmarkStart w:id="44" w:name="_Ref189150080"/>
+      <w:bookmarkStart w:id="45" w:name="_Toc189153687"/>
       <w:r>
         <w:t xml:space="preserve">Figure </w:t>
       </w:r>
@@ -17225,37 +15753,63 @@
       <w:r>
         <w:fldChar w:fldCharType="end"/>
       </w:r>
-      <w:bookmarkEnd w:id="41"/>
+      <w:bookmarkEnd w:id="44"/>
       <w:r>
         <w:t>: Compensation of missing segment</w:t>
       </w:r>
-      <w:bookmarkEnd w:id="42"/>
+      <w:bookmarkEnd w:id="45"/>
+      <w:r>
+        <w:br w:type="page"/>
+      </w:r>
     </w:p>
     <w:p>
       <w:pPr>
         <w:pStyle w:val="berschrift1"/>
-      </w:pPr>
-      <w:bookmarkStart w:id="43" w:name="_Toc189151926"/>
-      <w:r>
+        <w:rPr>
+          <w:noProof w:val="0"/>
+          <w:lang w:val="en-GB"/>
+        </w:rPr>
+      </w:pPr>
+      <w:bookmarkStart w:id="46" w:name="_Toc189153708"/>
+      <w:r>
+        <w:rPr>
+          <w:noProof w:val="0"/>
+          <w:lang w:val="en-GB"/>
+        </w:rPr>
+        <w:lastRenderedPageBreak/>
         <w:t xml:space="preserve">Test </w:t>
       </w:r>
       <w:r>
+        <w:rPr>
+          <w:noProof w:val="0"/>
+          <w:lang w:val="en-GB"/>
+        </w:rPr>
         <w:t>and</w:t>
       </w:r>
       <w:r>
+        <w:rPr>
+          <w:noProof w:val="0"/>
+          <w:lang w:val="en-GB"/>
+        </w:rPr>
         <w:t xml:space="preserve"> Evaluation</w:t>
       </w:r>
-      <w:bookmarkEnd w:id="43"/>
+      <w:bookmarkEnd w:id="46"/>
     </w:p>
     <w:p>
       <w:r>
-        <w:t xml:space="preserve">To test and for </w:t>
-      </w:r>
-      <w:r>
-        <w:t>evaluation of</w:t>
-      </w:r>
-      <w:r>
-        <w:t xml:space="preserve"> the algorithm and the individual components, two data sets of images were generated. Firstly, a set of images with the same lighting conditions but different colours and sides of the cube facing the camera. In the second set, the lighting conditions were changed so that brighter and darker images and images with different colour influences were recorded.</w:t>
+        <w:t xml:space="preserve">To test and for evaluation of the algorithm and the individual components, two data sets of images were generated. Firstly, a set of images with the same lighting conditions but different </w:t>
+      </w:r>
+      <w:r>
+        <w:t>color</w:t>
+      </w:r>
+      <w:r>
+        <w:t xml:space="preserve">s and sides of the cube facing the camera. In the second set, the lighting conditions were changed so that brighter and darker images and images with different </w:t>
+      </w:r>
+      <w:r>
+        <w:t>color</w:t>
+      </w:r>
+      <w:r>
+        <w:t xml:space="preserve"> influences were recorded.</w:t>
       </w:r>
     </w:p>
     <w:p>
@@ -17266,12 +15820,60 @@
         <w:t>program</w:t>
       </w:r>
       <w:r>
-        <w:t>, which contains all the important information about the execution. Firstly, the largest element is the input image, which is located on the right-hand side. This image shows the outer contour and the two bounding boxes for defining the area for colour correction. In addition, the individual areas are labelled with numbers at their centre. These numbers can be used to identify the individual areas in the table below the image. The colour, the centre point and the type of detection are also noted in the table. A surface can be detected and identified either by edge detection, colour detection or both. The values of the correction constants for colour correction are shown in the table below.</w:t>
+        <w:t xml:space="preserve">, which contains all the important information about the execution. Firstly, the largest element is the input image, which is located on the right-hand side. This image shows the outer contour and the two bounding boxes for defining the area for </w:t>
+      </w:r>
+      <w:r>
+        <w:t>color</w:t>
+      </w:r>
+      <w:r>
+        <w:t xml:space="preserve"> correction. In addition, the individual areas are labelled with numbers at their centre. These numbers can be used to identify the individual areas in the table below the image. The </w:t>
+      </w:r>
+      <w:r>
+        <w:t>color</w:t>
+      </w:r>
+      <w:r>
+        <w:t xml:space="preserve">, the centre point and the type of detection are also noted in the table. A surface can be detected and identified either by edge detection, </w:t>
+      </w:r>
+      <w:r>
+        <w:t>color</w:t>
+      </w:r>
+      <w:r>
+        <w:t xml:space="preserve"> detection or both. The values of the correction constants for </w:t>
+      </w:r>
+      <w:r>
+        <w:t>color</w:t>
+      </w:r>
+      <w:r>
+        <w:t xml:space="preserve"> correction are shown in the table below.</w:t>
       </w:r>
     </w:p>
     <w:p>
       <w:r>
-        <w:t>There are three images on the left-hand side of the panel. At the top is the cropped, colour-corrected image of the cube in which the colour detection is performed. Below this is the mask from the edge detection, which attempts to recognise the relevant areas via their edges. Below this again is the combined mask from the colour detection, which contains all objects whose pixels lie in one of the defined colour areas.</w:t>
+        <w:t xml:space="preserve">There are three images on the left-hand side of the panel. At the top is the cropped, </w:t>
+      </w:r>
+      <w:r>
+        <w:t>color</w:t>
+      </w:r>
+      <w:r>
+        <w:t xml:space="preserve">-corrected image of the cube in which the </w:t>
+      </w:r>
+      <w:r>
+        <w:t>color</w:t>
+      </w:r>
+      <w:r>
+        <w:t xml:space="preserve"> detection is performed. Below this is the mask from the edge detection, which attempts to recognise the relevant areas via their edges. Below this again is the combined mask from the </w:t>
+      </w:r>
+      <w:r>
+        <w:t>color</w:t>
+      </w:r>
+      <w:r>
+        <w:t xml:space="preserve"> detection, which contains all objects whose pixels lie in one of the defined </w:t>
+      </w:r>
+      <w:r>
+        <w:t>color</w:t>
+      </w:r>
+      <w:r>
+        <w:t xml:space="preserve"> areas.</w:t>
       </w:r>
     </w:p>
     <w:p>
@@ -17280,11 +15882,6 @@
         <w:jc w:val="center"/>
       </w:pPr>
       <w:r>
-        <w:rPr>
-          <w:noProof/>
-          <w:lang w:val="de-DE"/>
-        </w:rPr>
-        <w:lastRenderedPageBreak/>
         <w:drawing>
           <wp:inline distT="0" distB="0" distL="0" distR="0" wp14:anchorId="58D92800" wp14:editId="72E341DA">
             <wp:extent cx="5760000" cy="3339703"/>
@@ -17333,9 +15930,9 @@
       <w:pPr>
         <w:pStyle w:val="Beschriftung"/>
       </w:pPr>
-      <w:bookmarkStart w:id="44" w:name="_Ref189150583"/>
-      <w:bookmarkStart w:id="45" w:name="_Ref189150586"/>
-      <w:bookmarkStart w:id="46" w:name="_Toc189151945"/>
+      <w:bookmarkStart w:id="47" w:name="_Ref189150586"/>
+      <w:bookmarkStart w:id="48" w:name="_Ref189150583"/>
+      <w:bookmarkStart w:id="49" w:name="_Toc189153688"/>
       <w:r>
         <w:t xml:space="preserve">Figure </w:t>
       </w:r>
@@ -17357,119 +15954,41 @@
       <w:r>
         <w:fldChar w:fldCharType="end"/>
       </w:r>
-      <w:bookmarkEnd w:id="45"/>
-      <w:r>
-        <w:t xml:space="preserve">: </w:t>
-      </w:r>
-      <w:r>
-        <w:t>Debug and output panel</w:t>
-      </w:r>
-      <w:bookmarkEnd w:id="44"/>
-      <w:bookmarkEnd w:id="46"/>
+      <w:bookmarkEnd w:id="47"/>
+      <w:r>
+        <w:t>: Debug and output panel</w:t>
+      </w:r>
+      <w:bookmarkEnd w:id="48"/>
+      <w:bookmarkEnd w:id="49"/>
     </w:p>
     <w:p>
       <w:r>
-        <w:t xml:space="preserve">Testing the algorithm with different images showed that under neutral lighting, </w:t>
+        <w:t xml:space="preserve">Testing the algorithm with different images showed that under neutral lighting, color recognition using the </w:t>
       </w:r>
       <w:proofErr w:type="spellStart"/>
       <w:r>
-        <w:t>color</w:t>
+        <w:rPr>
+          <w:rFonts w:ascii="Courier New" w:hAnsi="Courier New" w:cs="Courier New"/>
+        </w:rPr>
+        <w:t>color_filter</w:t>
       </w:r>
       <w:proofErr w:type="spellEnd"/>
       <w:r>
-        <w:t xml:space="preserve"> recognition using the </w:t>
-      </w:r>
-      <w:proofErr w:type="spellStart"/>
-      <w:r>
-        <w:t>color_filter</w:t>
-      </w:r>
-      <w:proofErr w:type="spellEnd"/>
-      <w:r>
-        <w:t xml:space="preserve"> function reliably recognizes all six different </w:t>
-      </w:r>
-      <w:proofErr w:type="spellStart"/>
-      <w:r>
-        <w:t>colors</w:t>
-      </w:r>
-      <w:proofErr w:type="spellEnd"/>
-      <w:r>
-        <w:t xml:space="preserve"> of the nine fields. However, misclassifications can rarely occur with very similar </w:t>
-      </w:r>
-      <w:proofErr w:type="spellStart"/>
-      <w:r>
-        <w:t>colors</w:t>
-      </w:r>
-      <w:proofErr w:type="spellEnd"/>
-      <w:r>
-        <w:t xml:space="preserve">. This is the case with red and orange, which lie directly next to each other on the HSV </w:t>
-      </w:r>
-      <w:proofErr w:type="spellStart"/>
-      <w:r>
-        <w:t>color</w:t>
-      </w:r>
-      <w:proofErr w:type="spellEnd"/>
-      <w:r>
-        <w:t xml:space="preserve"> wheel and are sometimes difficult to distinguish by the camera. Especially as the threshold values cannot be adapted to every image and its </w:t>
-      </w:r>
-      <w:proofErr w:type="spellStart"/>
-      <w:r>
-        <w:t>color</w:t>
-      </w:r>
-      <w:proofErr w:type="spellEnd"/>
-      <w:r>
-        <w:t xml:space="preserve"> appearance. In very bright light, overexposure can occur, which makes the yellow on the cube appear very faint. The saturation and the value are very low, which can lead to confusion with white. A better threshold value cannot be determined here either, as white can assume a higher saturation and value in poorly exposed images. No distinction can be made using the hue value either, as this covers the entire </w:t>
-      </w:r>
-      <w:proofErr w:type="spellStart"/>
-      <w:r>
-        <w:t>color</w:t>
-      </w:r>
-      <w:proofErr w:type="spellEnd"/>
-      <w:r>
-        <w:t xml:space="preserve"> wheel for white.</w:t>
+        <w:t xml:space="preserve"> function reliably recognizes all six different colors of the nine fields. However, misclassifications can rarely occur with very similar colors. This is the case with red and orange, which lie directly next to each other on the HSV color wheel and are sometimes difficult to distinguish by the camera. Especially as the threshold values cannot be adapted to every image and its color appearance. In very bright light, overexposure can </w:t>
+      </w:r>
+      <w:r>
+        <w:lastRenderedPageBreak/>
+        <w:t>occur, which makes the yellow on the cube appear very faint. The saturation and the value are very low, which can lead to confusion with white. A better threshold value cannot be determined here either, as white can assume a higher saturation and value in poorly exposed images. No distinction can be made using the hue value either, as this covers the entire color wheel for white.</w:t>
       </w:r>
     </w:p>
     <w:p>
       <w:r>
-        <w:t xml:space="preserve">If </w:t>
-      </w:r>
-      <w:proofErr w:type="spellStart"/>
+        <w:t xml:space="preserve">If colors are not recognized by the color filter, this can be intercepted by edge detection. This works reliably for the colors green, yellow, white and orange. These colors are brighter </w:t>
+      </w:r>
+      <w:proofErr w:type="gramStart"/>
       <w:r>
         <w:t>colors</w:t>
       </w:r>
-      <w:proofErr w:type="spellEnd"/>
-      <w:r>
-        <w:t xml:space="preserve"> are not recognized by the </w:t>
-      </w:r>
-      <w:proofErr w:type="spellStart"/>
-      <w:r>
-        <w:t>color</w:t>
-      </w:r>
-      <w:proofErr w:type="spellEnd"/>
-      <w:r>
-        <w:t xml:space="preserve"> filter, this can be intercepted by edge detection. This works reliably for the </w:t>
-      </w:r>
-      <w:proofErr w:type="spellStart"/>
-      <w:r>
-        <w:t>colors</w:t>
-      </w:r>
-      <w:proofErr w:type="spellEnd"/>
-      <w:r>
-        <w:t xml:space="preserve"> green, yellow, white and orange. These </w:t>
-      </w:r>
-      <w:proofErr w:type="spellStart"/>
-      <w:r>
-        <w:t>colors</w:t>
-      </w:r>
-      <w:proofErr w:type="spellEnd"/>
-      <w:r>
-        <w:t xml:space="preserve"> are brighter </w:t>
-      </w:r>
-      <w:proofErr w:type="spellStart"/>
-      <w:proofErr w:type="gramStart"/>
-      <w:r>
-        <w:t>colors</w:t>
-      </w:r>
-      <w:proofErr w:type="spellEnd"/>
       <w:proofErr w:type="gramEnd"/>
       <w:r>
         <w:t xml:space="preserve"> and their brightness is certainly above the limit value for </w:t>
@@ -17478,15 +15997,7 @@
         <w:t>binarization</w:t>
       </w:r>
       <w:r>
-        <w:t xml:space="preserve"> of the image. With the </w:t>
-      </w:r>
-      <w:proofErr w:type="spellStart"/>
-      <w:r>
-        <w:t>colors</w:t>
-      </w:r>
-      <w:proofErr w:type="spellEnd"/>
-      <w:r>
-        <w:t xml:space="preserve"> red and blue, however, errors can occur with dark exposure, as these then appear very dark. In this case, the areas are not distinguished as such from the borders and no object can be detected.</w:t>
+        <w:t xml:space="preserve"> of the image. With the colors red and blue, however, errors can occur with dark exposure, as these then appear very dark. In this case, the areas are not distinguished as such from the borders and no object can be detected.</w:t>
       </w:r>
     </w:p>
     <w:p>
@@ -17505,31 +16016,37 @@
       </w:r>
       <w:proofErr w:type="gramEnd"/>
       <w:r>
-        <w:t xml:space="preserve"> a surface of the cube is neither detected by the </w:t>
-      </w:r>
-      <w:proofErr w:type="spellStart"/>
-      <w:r>
-        <w:t>color</w:t>
-      </w:r>
-      <w:proofErr w:type="spellEnd"/>
-      <w:r>
-        <w:t xml:space="preserve"> filter nor by the edge detection, compensation is used, which interpolates missing surfaces. This works as soon as at least one face in a respective row and column has been detected by the previous methods. This means that three detected tiles located on a diagonal are sufficient as minimum conditions to interpolate all missing surfaces. This at least makes it possible to determine the position of missing areas, and the </w:t>
-      </w:r>
-      <w:proofErr w:type="spellStart"/>
-      <w:r>
-        <w:t>color</w:t>
-      </w:r>
-      <w:proofErr w:type="spellEnd"/>
-      <w:r>
-        <w:t xml:space="preserve"> detection of these areas can then potentially be implemented using other method</w:t>
-      </w:r>
-      <w:r>
-        <w:t>s.</w:t>
+        <w:t xml:space="preserve"> a surface of the cube is neither detected by the color filter nor by the edge detection, compensation is used, which interpolates missing surfaces. This works as soon as at least one face in a respective row and column has been detected by the previous methods. This means that three detected tiles located on a diagonal are sufficient as minimum conditions to interpolate all missing surfaces. This at least makes it possible to determine the position of missing areas, and the color detection of these areas can then potentially be implemented using other methods.</w:t>
       </w:r>
     </w:p>
     <w:p>
       <w:pPr>
         <w:pStyle w:val="berschrift1"/>
+        <w:rPr>
+          <w:noProof w:val="0"/>
+          <w:lang w:val="en-GB" w:eastAsia="de-DE"/>
+        </w:rPr>
+      </w:pPr>
+      <w:r>
+        <w:rPr>
+          <w:noProof w:val="0"/>
+          <w:lang w:val="en-GB" w:eastAsia="de-DE"/>
+        </w:rPr>
+        <w:br w:type="page"/>
+      </w:r>
+      <w:bookmarkStart w:id="50" w:name="_Toc189153709"/>
+      <w:r>
+        <w:rPr>
+          <w:noProof w:val="0"/>
+          <w:lang w:val="en-GB" w:eastAsia="de-DE"/>
+        </w:rPr>
+        <w:lastRenderedPageBreak/>
+        <w:t>Prospects</w:t>
+      </w:r>
+      <w:bookmarkEnd w:id="50"/>
+    </w:p>
+    <w:p>
+      <w:pPr>
         <w:rPr>
           <w:lang w:eastAsia="de-DE"/>
         </w:rPr>
@@ -17538,29 +16055,22 @@
         <w:rPr>
           <w:lang w:eastAsia="de-DE"/>
         </w:rPr>
-        <w:br w:type="page"/>
-      </w:r>
-      <w:bookmarkStart w:id="47" w:name="_Toc189151927"/>
+        <w:t xml:space="preserve">Possible improvements to the algorithm include robustness in relation to rotations. With the current implementation, the cube must be aligned as precisely as possible to the edges of the image. Slight rotations of </w:t>
+      </w:r>
+      <m:oMath>
+        <m:r>
+          <w:rPr>
+            <w:rFonts w:ascii="Cambria Math" w:hAnsi="Cambria Math"/>
+            <w:lang w:eastAsia="de-DE"/>
+          </w:rPr>
+          <m:t>±</m:t>
+        </m:r>
+      </m:oMath>
       <w:r>
         <w:rPr>
           <w:lang w:eastAsia="de-DE"/>
         </w:rPr>
-        <w:lastRenderedPageBreak/>
-        <w:t>Prospects</w:t>
-      </w:r>
-      <w:bookmarkEnd w:id="47"/>
-    </w:p>
-    <w:p>
-      <w:pPr>
-        <w:rPr>
-          <w:lang w:eastAsia="de-DE"/>
-        </w:rPr>
-      </w:pPr>
-      <w:r>
-        <w:rPr>
-          <w:lang w:eastAsia="de-DE"/>
-        </w:rPr>
-        <w:t xml:space="preserve">Possible improvements to the algorithm include robustness in relation to rotations. With the current implementation, the cube must be aligned as precisely as possible to the edges of the image. Slight rotations of -+ 5° can be compensated for in some </w:t>
+        <w:t xml:space="preserve">5° can be compensated for in some </w:t>
       </w:r>
       <w:r>
         <w:rPr>
@@ -17609,70 +16119,75 @@
         <w:rPr>
           <w:lang w:eastAsia="de-DE"/>
         </w:rPr>
-        <w:t xml:space="preserve"> the threshold is hard codes and because of the </w:t>
-      </w:r>
-      <w:proofErr w:type="spellStart"/>
+        <w:t xml:space="preserve"> the threshold is hard codes and because of the color correction the results are acceptable but </w:t>
+      </w:r>
+      <w:r>
+        <w:rPr>
+          <w:lang w:eastAsia="de-DE"/>
+        </w:rPr>
+        <w:t xml:space="preserve">could be improved by methods like Otsu or the adaptive threshold method provided by </w:t>
+      </w:r>
+      <w:r>
+        <w:rPr>
+          <w:lang w:eastAsia="de-DE"/>
+        </w:rPr>
+        <w:t>OpenCV</w:t>
+      </w:r>
+      <w:r>
+        <w:rPr>
+          <w:lang w:eastAsia="de-DE"/>
+        </w:rPr>
+        <w:t xml:space="preserve">. </w:t>
+      </w:r>
+    </w:p>
+    <w:p>
+      <w:pPr>
+        <w:rPr>
+          <w:lang w:eastAsia="de-DE"/>
+        </w:rPr>
+      </w:pPr>
+      <w:r>
+        <w:rPr>
+          <w:lang w:eastAsia="de-DE"/>
+        </w:rPr>
+        <w:t xml:space="preserve">Furthermore, large </w:t>
+      </w:r>
       <w:r>
         <w:rPr>
           <w:lang w:eastAsia="de-DE"/>
         </w:rPr>
         <w:t>color</w:t>
       </w:r>
-      <w:proofErr w:type="spellEnd"/>
       <w:r>
         <w:rPr>
           <w:lang w:eastAsia="de-DE"/>
         </w:rPr>
-        <w:t xml:space="preserve"> correction the results are acceptable but </w:t>
-      </w:r>
-      <w:r>
-        <w:rPr>
-          <w:lang w:eastAsia="de-DE"/>
-        </w:rPr>
-        <w:t xml:space="preserve">could be improved by methods like Otsu or the adaptive threshold method provided by cv2. </w:t>
-      </w:r>
-    </w:p>
-    <w:p>
-      <w:pPr>
-        <w:rPr>
-          <w:lang w:eastAsia="de-DE"/>
-        </w:rPr>
-      </w:pPr>
-      <w:r>
-        <w:rPr>
-          <w:lang w:eastAsia="de-DE"/>
-        </w:rPr>
-        <w:t xml:space="preserve">Furthermore, large </w:t>
-      </w:r>
-      <w:proofErr w:type="spellStart"/>
+        <w:t xml:space="preserve"> exposure influences cannot be compensated for with the implemented </w:t>
+      </w:r>
       <w:r>
         <w:rPr>
           <w:lang w:eastAsia="de-DE"/>
         </w:rPr>
         <w:t>color</w:t>
       </w:r>
-      <w:proofErr w:type="spellEnd"/>
       <w:r>
         <w:rPr>
           <w:lang w:eastAsia="de-DE"/>
         </w:rPr>
-        <w:t xml:space="preserve"> exposure influences cannot be compensated for with the implemented </w:t>
-      </w:r>
-      <w:proofErr w:type="spellStart"/>
+        <w:t xml:space="preserve"> correction. A more reliable approach here would be an implementation using deep learning. A convolutional neural network (CNN) can be trained accordingly with a large data set to reliably recognise and evaluate all </w:t>
+      </w:r>
       <w:r>
         <w:rPr>
           <w:lang w:eastAsia="de-DE"/>
         </w:rPr>
         <w:t>color</w:t>
       </w:r>
-      <w:proofErr w:type="spellEnd"/>
       <w:r>
         <w:rPr>
           <w:lang w:eastAsia="de-DE"/>
         </w:rPr>
-        <w:t xml:space="preserve"> correction. A more reliable approach here would be an implementation using deep learning. A convolutional neural network (CNN) can be trained accordingly with a large data set to reliably recognise and evaluate all </w:t>
-      </w:r>
-      <w:proofErr w:type="spellStart"/>
+        <w:t xml:space="preserve">s under different lighting situations. To do this, the data set must contain all possible </w:t>
+      </w:r>
       <w:r>
         <w:rPr>
           <w:lang w:eastAsia="de-DE"/>
@@ -17683,16 +16198,39 @@
         <w:rPr>
           <w:lang w:eastAsia="de-DE"/>
         </w:rPr>
-        <w:t>s</w:t>
-      </w:r>
-      <w:proofErr w:type="spellEnd"/>
+        <w:t xml:space="preserve">s, brightnesses and illuminations </w:t>
+      </w:r>
       <w:r>
         <w:rPr>
           <w:lang w:eastAsia="de-DE"/>
         </w:rPr>
-        <w:t xml:space="preserve"> under different lighting situations. To do this, the data set must contain all possible </w:t>
-      </w:r>
-      <w:proofErr w:type="spellStart"/>
+        <w:t>to</w:t>
+      </w:r>
+      <w:r>
+        <w:rPr>
+          <w:lang w:eastAsia="de-DE"/>
+        </w:rPr>
+        <w:t xml:space="preserve"> be robust against these influences.</w:t>
+      </w:r>
+      <w:r>
+        <w:rPr>
+          <w:lang w:eastAsia="de-DE"/>
+        </w:rPr>
+        <w:t xml:space="preserve"> This approach could also be trained to be robust against rotation by further augmentation of the dataset.</w:t>
+      </w:r>
+    </w:p>
+    <w:p>
+      <w:pPr>
+        <w:rPr>
+          <w:lang w:eastAsia="de-DE"/>
+        </w:rPr>
+      </w:pPr>
+      <w:r>
+        <w:rPr>
+          <w:lang w:eastAsia="de-DE"/>
+        </w:rPr>
+        <w:t xml:space="preserve">Once reliable detection of the </w:t>
+      </w:r>
       <w:r>
         <w:rPr>
           <w:lang w:eastAsia="de-DE"/>
@@ -17703,33 +16241,21 @@
         <w:rPr>
           <w:lang w:eastAsia="de-DE"/>
         </w:rPr>
-        <w:t>s</w:t>
-      </w:r>
-      <w:proofErr w:type="spellEnd"/>
+        <w:t>ed surfaces has been implemented, the robot arms of the laboratory workstation can be put into operation, initially to rotate the cube so that all sides can be analysed. A solution algorithm can then be implemented so that the robot arms can solve the magic cube independently</w:t>
+      </w:r>
       <w:r>
         <w:rPr>
           <w:lang w:eastAsia="de-DE"/>
         </w:rPr>
-        <w:t xml:space="preserve">, brightnesses and illuminations </w:t>
-      </w:r>
-      <w:r>
+        <w:t>.</w:t>
+      </w:r>
+    </w:p>
+    <w:p>
+      <w:pPr>
         <w:rPr>
           <w:lang w:eastAsia="de-DE"/>
         </w:rPr>
-        <w:t>to</w:t>
-      </w:r>
-      <w:r>
-        <w:rPr>
-          <w:lang w:eastAsia="de-DE"/>
-        </w:rPr>
-        <w:t xml:space="preserve"> be robust against these influences.</w:t>
-      </w:r>
-      <w:r>
-        <w:rPr>
-          <w:lang w:eastAsia="de-DE"/>
-        </w:rPr>
-        <w:t xml:space="preserve"> This approach could also be trained to be robust against rotation by further augmentation of the dataset.</w:t>
-      </w:r>
+      </w:pPr>
     </w:p>
     <w:p>
       <w:pPr>
@@ -17747,50 +16273,46 @@
           <w:docGrid w:linePitch="326"/>
         </w:sectPr>
       </w:pPr>
-      <w:r>
-        <w:rPr>
-          <w:lang w:eastAsia="de-DE"/>
-        </w:rPr>
-        <w:t xml:space="preserve">Once reliable detection of the </w:t>
-      </w:r>
-      <w:proofErr w:type="spellStart"/>
-      <w:r>
-        <w:rPr>
-          <w:lang w:eastAsia="de-DE"/>
-        </w:rPr>
-        <w:t>color</w:t>
-      </w:r>
-      <w:r>
-        <w:rPr>
-          <w:lang w:eastAsia="de-DE"/>
-        </w:rPr>
-        <w:t>ed</w:t>
-      </w:r>
-      <w:proofErr w:type="spellEnd"/>
-      <w:r>
-        <w:rPr>
-          <w:lang w:eastAsia="de-DE"/>
-        </w:rPr>
-        <w:t xml:space="preserve"> surfaces has been implemented, the robot arms of the laboratory workstation can be put into operation, initially to rotate the cube so that all sides can be analysed. A solution algorithm can then be implemented so that the robot arms can solve the magic cube independently.</w:t>
-      </w:r>
     </w:p>
     <w:p>
       <w:pPr>
         <w:pStyle w:val="berschrift1"/>
-      </w:pPr>
-      <w:bookmarkStart w:id="48" w:name="_Toc189151928"/>
-      <w:r>
+        <w:rPr>
+          <w:noProof w:val="0"/>
+          <w:lang w:val="en-GB"/>
+        </w:rPr>
+      </w:pPr>
+      <w:bookmarkStart w:id="51" w:name="_Toc189153710"/>
+      <w:r>
+        <w:rPr>
+          <w:noProof w:val="0"/>
+          <w:lang w:val="en-GB"/>
+        </w:rPr>
         <w:lastRenderedPageBreak/>
         <w:t>Bibliography</w:t>
       </w:r>
-      <w:bookmarkEnd w:id="48"/>
-      <w:r>
+      <w:bookmarkEnd w:id="51"/>
+      <w:r>
+        <w:rPr>
+          <w:noProof w:val="0"/>
+          <w:sz w:val="22"/>
+          <w:lang w:val="en-GB"/>
+        </w:rPr>
         <w:fldChar w:fldCharType="begin"/>
       </w:r>
       <w:r>
+        <w:rPr>
+          <w:noProof w:val="0"/>
+          <w:lang w:val="en-GB"/>
+        </w:rPr>
         <w:instrText xml:space="preserve"> BIBLIOGRAPHY  \l 1031 </w:instrText>
       </w:r>
       <w:r>
+        <w:rPr>
+          <w:noProof w:val="0"/>
+          <w:sz w:val="22"/>
+          <w:lang w:val="en-GB"/>
+        </w:rPr>
         <w:fldChar w:fldCharType="separate"/>
       </w:r>
     </w:p>
@@ -17824,14 +16346,10 @@
             <w:pPr>
               <w:pStyle w:val="Literaturverzeichnis"/>
               <w:rPr>
-                <w:noProof/>
                 <w:szCs w:val="24"/>
               </w:rPr>
             </w:pPr>
             <w:r>
-              <w:rPr>
-                <w:noProof/>
-              </w:rPr>
               <w:t xml:space="preserve">[1] </w:t>
             </w:r>
           </w:p>
@@ -17844,14 +16362,8 @@
           <w:p>
             <w:pPr>
               <w:pStyle w:val="Literaturverzeichnis"/>
-              <w:rPr>
-                <w:noProof/>
-              </w:rPr>
             </w:pPr>
             <w:r>
-              <w:rPr>
-                <w:noProof/>
-              </w:rPr>
               <w:t>„Contours,“ 15. 12. 2025. [Online]. Available: https://docs.opencv.org/3.4/d4/d73/tutorial_py_contours_begin.html.</w:t>
             </w:r>
           </w:p>
@@ -17870,14 +16382,8 @@
           <w:p>
             <w:pPr>
               <w:pStyle w:val="Literaturverzeichnis"/>
-              <w:rPr>
-                <w:noProof/>
-              </w:rPr>
             </w:pPr>
             <w:r>
-              <w:rPr>
-                <w:noProof/>
-              </w:rPr>
               <w:t xml:space="preserve">[2] </w:t>
             </w:r>
           </w:p>
@@ -17890,14 +16396,8 @@
           <w:p>
             <w:pPr>
               <w:pStyle w:val="Literaturverzeichnis"/>
-              <w:rPr>
-                <w:noProof/>
-              </w:rPr>
             </w:pPr>
             <w:r>
-              <w:rPr>
-                <w:noProof/>
-              </w:rPr>
               <w:t>„Canny Edge Detection,“ OpenCV, 28. 01. 2025. [Online]. Available: https://docs.opencv.org/4.x/da/d22/tutorial_py_canny.html.</w:t>
             </w:r>
           </w:p>
@@ -17916,14 +16416,8 @@
           <w:p>
             <w:pPr>
               <w:pStyle w:val="Literaturverzeichnis"/>
-              <w:rPr>
-                <w:noProof/>
-              </w:rPr>
             </w:pPr>
             <w:r>
-              <w:rPr>
-                <w:noProof/>
-              </w:rPr>
               <w:t xml:space="preserve">[3] </w:t>
             </w:r>
           </w:p>
@@ -17936,21 +16430,14 @@
           <w:p>
             <w:pPr>
               <w:pStyle w:val="Literaturverzeichnis"/>
-              <w:rPr>
-                <w:noProof/>
-              </w:rPr>
             </w:pPr>
             <w:r>
               <w:rPr>
-                <w:noProof/>
                 <w:lang w:val="de-DE"/>
               </w:rPr>
               <w:t xml:space="preserve">D. Prof. Dr. rer. nat. </w:t>
             </w:r>
             <w:r>
-              <w:rPr>
-                <w:noProof/>
-              </w:rPr>
               <w:t xml:space="preserve">Maier, Computer and Robot Vision Skript, Heilbronn, 2024. </w:t>
             </w:r>
           </w:p>
@@ -17969,14 +16456,8 @@
           <w:p>
             <w:pPr>
               <w:pStyle w:val="Literaturverzeichnis"/>
-              <w:rPr>
-                <w:noProof/>
-              </w:rPr>
             </w:pPr>
             <w:r>
-              <w:rPr>
-                <w:noProof/>
-              </w:rPr>
               <w:t xml:space="preserve">[4] </w:t>
             </w:r>
           </w:p>
@@ -17989,14 +16470,8 @@
           <w:p>
             <w:pPr>
               <w:pStyle w:val="Literaturverzeichnis"/>
-              <w:rPr>
-                <w:noProof/>
-              </w:rPr>
             </w:pPr>
             <w:r>
-              <w:rPr>
-                <w:noProof/>
-              </w:rPr>
               <w:t>„Open Source Computer Vision: OpenCV-Python Tutorials,“ 02 Dezember 2024. [Online]. Available: https://docs.opencv.org/4.x/d6/d00/tutorial_py_root.html.</w:t>
             </w:r>
           </w:p>
@@ -18008,7 +16483,6 @@
         <w:divId w:val="1215192652"/>
         <w:rPr>
           <w:rFonts w:eastAsia="Times New Roman"/>
-          <w:noProof/>
         </w:rPr>
       </w:pPr>
     </w:p>
@@ -18033,13 +16507,21 @@
     <w:p>
       <w:pPr>
         <w:pStyle w:val="berschrift1"/>
-      </w:pPr>
-      <w:bookmarkStart w:id="49" w:name="_Toc189151929"/>
-      <w:r>
+        <w:rPr>
+          <w:noProof w:val="0"/>
+          <w:lang w:val="en-GB"/>
+        </w:rPr>
+      </w:pPr>
+      <w:bookmarkStart w:id="52" w:name="_Toc189153711"/>
+      <w:r>
+        <w:rPr>
+          <w:noProof w:val="0"/>
+          <w:lang w:val="en-GB"/>
+        </w:rPr>
         <w:lastRenderedPageBreak/>
         <w:t>List of figures</w:t>
       </w:r>
-      <w:bookmarkEnd w:id="49"/>
+      <w:bookmarkEnd w:id="52"/>
     </w:p>
     <w:p>
       <w:pPr>
@@ -18065,13 +16547,28 @@
       <w:r>
         <w:fldChar w:fldCharType="separate"/>
       </w:r>
-      <w:hyperlink w:anchor="_Toc189151931" w:history="1">
+      <w:hyperlink w:anchor="_Toc189153674" w:history="1">
         <w:r>
           <w:rPr>
             <w:rStyle w:val="Hyperlink"/>
             <w:noProof/>
           </w:rPr>
-          <w:t>Figure 1: Image of Rubiks Cube under lab conditions</w:t>
+          <w:t>Figure 1: Image of Rubik</w:t>
+        </w:r>
+        <w:r>
+          <w:rPr>
+            <w:rStyle w:val="Hyperlink"/>
+            <w:rFonts w:hint="eastAsia"/>
+            <w:noProof/>
+          </w:rPr>
+          <w:t>’</w:t>
+        </w:r>
+        <w:r>
+          <w:rPr>
+            <w:rStyle w:val="Hyperlink"/>
+            <w:noProof/>
+          </w:rPr>
+          <w:t>s Cube under lab conditions</w:t>
         </w:r>
         <w:r>
           <w:rPr>
@@ -18092,7 +16589,7 @@
             <w:noProof/>
             <w:webHidden/>
           </w:rPr>
-          <w:instrText xml:space="preserve"> PAGEREF _Toc189151931 \h </w:instrText>
+          <w:instrText xml:space="preserve"> PAGEREF _Toc189153674 \h </w:instrText>
         </w:r>
         <w:r>
           <w:rPr>
@@ -18138,21 +16635,13 @@
           <w14:ligatures w14:val="standardContextual"/>
         </w:rPr>
       </w:pPr>
-      <w:hyperlink w:anchor="_Toc189151932" w:history="1">
+      <w:hyperlink w:anchor="_Toc189153675" w:history="1">
         <w:r>
           <w:rPr>
             <w:rStyle w:val="Hyperlink"/>
             <w:noProof/>
           </w:rPr>
-          <w:t xml:space="preserve">Figure 2: Non-maximum suppression </w:t>
-        </w:r>
-        <w:r>
-          <w:rPr>
-            <w:rStyle w:val="Hyperlink"/>
-            <w:noProof/>
-            <w:lang w:val="en-US"/>
-          </w:rPr>
-          <w:t>[2]</w:t>
+          <w:t>Figure 2: Non-maximum suppression [2]</w:t>
         </w:r>
         <w:r>
           <w:rPr>
@@ -18173,7 +16662,7 @@
             <w:noProof/>
             <w:webHidden/>
           </w:rPr>
-          <w:instrText xml:space="preserve"> PAGEREF _Toc189151932 \h </w:instrText>
+          <w:instrText xml:space="preserve"> PAGEREF _Toc189153675 \h </w:instrText>
         </w:r>
         <w:r>
           <w:rPr>
@@ -18219,7 +16708,7 @@
           <w14:ligatures w14:val="standardContextual"/>
         </w:rPr>
       </w:pPr>
-      <w:hyperlink w:anchor="_Toc189151933" w:history="1">
+      <w:hyperlink w:anchor="_Toc189153676" w:history="1">
         <w:r>
           <w:rPr>
             <w:rStyle w:val="Hyperlink"/>
@@ -18380,7 +16869,7 @@
             <w:noProof/>
             <w:webHidden/>
           </w:rPr>
-          <w:instrText xml:space="preserve"> PAGEREF _Toc189151933 \h </w:instrText>
+          <w:instrText xml:space="preserve"> PAGEREF _Toc189153676 \h </w:instrText>
         </w:r>
         <w:r>
           <w:rPr>
@@ -18426,7 +16915,7 @@
           <w14:ligatures w14:val="standardContextual"/>
         </w:rPr>
       </w:pPr>
-      <w:hyperlink w:anchor="_Toc189151934" w:history="1">
+      <w:hyperlink w:anchor="_Toc189153677" w:history="1">
         <w:r>
           <w:rPr>
             <w:rStyle w:val="Hyperlink"/>
@@ -18729,7 +17218,7 @@
             <w:noProof/>
             <w:webHidden/>
           </w:rPr>
-          <w:instrText xml:space="preserve"> PAGEREF _Toc189151934 \h </w:instrText>
+          <w:instrText xml:space="preserve"> PAGEREF _Toc189153677 \h </w:instrText>
         </w:r>
         <w:r>
           <w:rPr>
@@ -18775,7 +17264,7 @@
           <w14:ligatures w14:val="standardContextual"/>
         </w:rPr>
       </w:pPr>
-      <w:hyperlink w:anchor="_Toc189151935" w:history="1">
+      <w:hyperlink w:anchor="_Toc189153678" w:history="1">
         <w:r>
           <w:rPr>
             <w:rStyle w:val="Hyperlink"/>
@@ -18993,7 +17482,7 @@
             <w:noProof/>
             <w:webHidden/>
           </w:rPr>
-          <w:instrText xml:space="preserve"> PAGEREF _Toc189151935 \h </w:instrText>
+          <w:instrText xml:space="preserve"> PAGEREF _Toc189153678 \h </w:instrText>
         </w:r>
         <w:r>
           <w:rPr>
@@ -19039,7 +17528,7 @@
           <w14:ligatures w14:val="standardContextual"/>
         </w:rPr>
       </w:pPr>
-      <w:hyperlink w:anchor="_Toc189151936" w:history="1">
+      <w:hyperlink w:anchor="_Toc189153679" w:history="1">
         <w:r>
           <w:rPr>
             <w:rStyle w:val="Hyperlink"/>
@@ -19066,7 +17555,7 @@
             <w:noProof/>
             <w:webHidden/>
           </w:rPr>
-          <w:instrText xml:space="preserve"> PAGEREF _Toc189151936 \h </w:instrText>
+          <w:instrText xml:space="preserve"> PAGEREF _Toc189153679 \h </w:instrText>
         </w:r>
         <w:r>
           <w:rPr>
@@ -19112,7 +17601,7 @@
           <w14:ligatures w14:val="standardContextual"/>
         </w:rPr>
       </w:pPr>
-      <w:hyperlink w:anchor="_Toc189151937" w:history="1">
+      <w:hyperlink w:anchor="_Toc189153680" w:history="1">
         <w:r>
           <w:rPr>
             <w:rStyle w:val="Hyperlink"/>
@@ -19139,7 +17628,7 @@
             <w:noProof/>
             <w:webHidden/>
           </w:rPr>
-          <w:instrText xml:space="preserve"> PAGEREF _Toc189151937 \h </w:instrText>
+          <w:instrText xml:space="preserve"> PAGEREF _Toc189153680 \h </w:instrText>
         </w:r>
         <w:r>
           <w:rPr>
@@ -19185,7 +17674,7 @@
           <w14:ligatures w14:val="standardContextual"/>
         </w:rPr>
       </w:pPr>
-      <w:hyperlink w:anchor="_Toc189151938" w:history="1">
+      <w:hyperlink w:anchor="_Toc189153681" w:history="1">
         <w:r>
           <w:rPr>
             <w:rStyle w:val="Hyperlink"/>
@@ -19212,7 +17701,7 @@
             <w:noProof/>
             <w:webHidden/>
           </w:rPr>
-          <w:instrText xml:space="preserve"> PAGEREF _Toc189151938 \h </w:instrText>
+          <w:instrText xml:space="preserve"> PAGEREF _Toc189153681 \h </w:instrText>
         </w:r>
         <w:r>
           <w:rPr>
@@ -19258,7 +17747,7 @@
           <w14:ligatures w14:val="standardContextual"/>
         </w:rPr>
       </w:pPr>
-      <w:hyperlink w:anchor="_Toc189151939" w:history="1">
+      <w:hyperlink w:anchor="_Toc189153682" w:history="1">
         <w:r>
           <w:rPr>
             <w:rStyle w:val="Hyperlink"/>
@@ -19285,7 +17774,7 @@
             <w:noProof/>
             <w:webHidden/>
           </w:rPr>
-          <w:instrText xml:space="preserve"> PAGEREF _Toc189151939 \h </w:instrText>
+          <w:instrText xml:space="preserve"> PAGEREF _Toc189153682 \h </w:instrText>
         </w:r>
         <w:r>
           <w:rPr>
@@ -19331,7 +17820,7 @@
           <w14:ligatures w14:val="standardContextual"/>
         </w:rPr>
       </w:pPr>
-      <w:hyperlink w:anchor="_Toc189151940" w:history="1">
+      <w:hyperlink w:anchor="_Toc189153683" w:history="1">
         <w:r>
           <w:rPr>
             <w:rStyle w:val="Hyperlink"/>
@@ -19358,7 +17847,7 @@
             <w:noProof/>
             <w:webHidden/>
           </w:rPr>
-          <w:instrText xml:space="preserve"> PAGEREF _Toc189151940 \h </w:instrText>
+          <w:instrText xml:space="preserve"> PAGEREF _Toc189153683 \h </w:instrText>
         </w:r>
         <w:r>
           <w:rPr>
@@ -19404,7 +17893,7 @@
           <w14:ligatures w14:val="standardContextual"/>
         </w:rPr>
       </w:pPr>
-      <w:hyperlink w:anchor="_Toc189151941" w:history="1">
+      <w:hyperlink w:anchor="_Toc189153684" w:history="1">
         <w:r>
           <w:rPr>
             <w:rStyle w:val="Hyperlink"/>
@@ -19431,7 +17920,404 @@
             <w:noProof/>
             <w:webHidden/>
           </w:rPr>
-          <w:instrText xml:space="preserve"> PAGEREF _Toc189151941 \h </w:instrText>
+          <w:instrText xml:space="preserve"> PAGEREF _Toc189153684 \h </w:instrText>
+        </w:r>
+        <w:r>
+          <w:rPr>
+            <w:noProof/>
+            <w:webHidden/>
+          </w:rPr>
+        </w:r>
+        <w:r>
+          <w:rPr>
+            <w:noProof/>
+            <w:webHidden/>
+          </w:rPr>
+          <w:fldChar w:fldCharType="separate"/>
+        </w:r>
+        <w:r>
+          <w:rPr>
+            <w:noProof/>
+            <w:webHidden/>
+          </w:rPr>
+          <w:t>10</w:t>
+        </w:r>
+        <w:r>
+          <w:rPr>
+            <w:noProof/>
+            <w:webHidden/>
+          </w:rPr>
+          <w:fldChar w:fldCharType="end"/>
+        </w:r>
+      </w:hyperlink>
+    </w:p>
+    <w:p>
+      <w:pPr>
+        <w:pStyle w:val="Abbildungsverzeichnis"/>
+        <w:tabs>
+          <w:tab w:val="right" w:leader="dot" w:pos="8290"/>
+        </w:tabs>
+        <w:rPr>
+          <w:rFonts w:eastAsiaTheme="minorEastAsia"/>
+          <w:noProof/>
+          <w:kern w:val="2"/>
+          <w:szCs w:val="24"/>
+          <w:lang w:val="de-DE" w:eastAsia="de-DE"/>
+          <w14:ligatures w14:val="standardContextual"/>
+        </w:rPr>
+      </w:pPr>
+      <w:hyperlink w:anchor="_Toc189153685" w:history="1">
+        <w:r>
+          <w:rPr>
+            <w:rStyle w:val="Hyperlink"/>
+            <w:noProof/>
+          </w:rPr>
+          <w:t>Figure 12: Corrected image for color detection</w:t>
+        </w:r>
+        <w:r>
+          <w:rPr>
+            <w:noProof/>
+            <w:webHidden/>
+          </w:rPr>
+          <w:tab/>
+        </w:r>
+        <w:r>
+          <w:rPr>
+            <w:noProof/>
+            <w:webHidden/>
+          </w:rPr>
+          <w:fldChar w:fldCharType="begin"/>
+        </w:r>
+        <w:r>
+          <w:rPr>
+            <w:noProof/>
+            <w:webHidden/>
+          </w:rPr>
+          <w:instrText xml:space="preserve"> PAGEREF _Toc189153685 \h </w:instrText>
+        </w:r>
+        <w:r>
+          <w:rPr>
+            <w:noProof/>
+            <w:webHidden/>
+          </w:rPr>
+        </w:r>
+        <w:r>
+          <w:rPr>
+            <w:noProof/>
+            <w:webHidden/>
+          </w:rPr>
+          <w:fldChar w:fldCharType="separate"/>
+        </w:r>
+        <w:r>
+          <w:rPr>
+            <w:noProof/>
+            <w:webHidden/>
+          </w:rPr>
+          <w:t>10</w:t>
+        </w:r>
+        <w:r>
+          <w:rPr>
+            <w:noProof/>
+            <w:webHidden/>
+          </w:rPr>
+          <w:fldChar w:fldCharType="end"/>
+        </w:r>
+      </w:hyperlink>
+    </w:p>
+    <w:p>
+      <w:pPr>
+        <w:pStyle w:val="Abbildungsverzeichnis"/>
+        <w:tabs>
+          <w:tab w:val="right" w:leader="dot" w:pos="8290"/>
+        </w:tabs>
+        <w:rPr>
+          <w:rFonts w:eastAsiaTheme="minorEastAsia"/>
+          <w:noProof/>
+          <w:kern w:val="2"/>
+          <w:szCs w:val="24"/>
+          <w:lang w:val="de-DE" w:eastAsia="de-DE"/>
+          <w14:ligatures w14:val="standardContextual"/>
+        </w:rPr>
+      </w:pPr>
+      <w:hyperlink w:anchor="_Toc189153686" w:history="1">
+        <w:r>
+          <w:rPr>
+            <w:rStyle w:val="Hyperlink"/>
+            <w:noProof/>
+          </w:rPr>
+          <w:t>Figure 13: Mask of all nine detected colored surfaces</w:t>
+        </w:r>
+        <w:r>
+          <w:rPr>
+            <w:noProof/>
+            <w:webHidden/>
+          </w:rPr>
+          <w:tab/>
+        </w:r>
+        <w:r>
+          <w:rPr>
+            <w:noProof/>
+            <w:webHidden/>
+          </w:rPr>
+          <w:fldChar w:fldCharType="begin"/>
+        </w:r>
+        <w:r>
+          <w:rPr>
+            <w:noProof/>
+            <w:webHidden/>
+          </w:rPr>
+          <w:instrText xml:space="preserve"> PAGEREF _Toc189153686 \h </w:instrText>
+        </w:r>
+        <w:r>
+          <w:rPr>
+            <w:noProof/>
+            <w:webHidden/>
+          </w:rPr>
+        </w:r>
+        <w:r>
+          <w:rPr>
+            <w:noProof/>
+            <w:webHidden/>
+          </w:rPr>
+          <w:fldChar w:fldCharType="separate"/>
+        </w:r>
+        <w:r>
+          <w:rPr>
+            <w:noProof/>
+            <w:webHidden/>
+          </w:rPr>
+          <w:t>12</w:t>
+        </w:r>
+        <w:r>
+          <w:rPr>
+            <w:noProof/>
+            <w:webHidden/>
+          </w:rPr>
+          <w:fldChar w:fldCharType="end"/>
+        </w:r>
+      </w:hyperlink>
+    </w:p>
+    <w:p>
+      <w:pPr>
+        <w:pStyle w:val="Abbildungsverzeichnis"/>
+        <w:tabs>
+          <w:tab w:val="right" w:leader="dot" w:pos="8290"/>
+        </w:tabs>
+        <w:rPr>
+          <w:rFonts w:eastAsiaTheme="minorEastAsia"/>
+          <w:noProof/>
+          <w:kern w:val="2"/>
+          <w:szCs w:val="24"/>
+          <w:lang w:val="de-DE" w:eastAsia="de-DE"/>
+          <w14:ligatures w14:val="standardContextual"/>
+        </w:rPr>
+      </w:pPr>
+      <w:hyperlink w:anchor="_Toc189153687" w:history="1">
+        <w:r>
+          <w:rPr>
+            <w:rStyle w:val="Hyperlink"/>
+            <w:noProof/>
+          </w:rPr>
+          <w:t>Figure 14: Compensation of missing segment</w:t>
+        </w:r>
+        <w:r>
+          <w:rPr>
+            <w:noProof/>
+            <w:webHidden/>
+          </w:rPr>
+          <w:tab/>
+        </w:r>
+        <w:r>
+          <w:rPr>
+            <w:noProof/>
+            <w:webHidden/>
+          </w:rPr>
+          <w:fldChar w:fldCharType="begin"/>
+        </w:r>
+        <w:r>
+          <w:rPr>
+            <w:noProof/>
+            <w:webHidden/>
+          </w:rPr>
+          <w:instrText xml:space="preserve"> PAGEREF _Toc189153687 \h </w:instrText>
+        </w:r>
+        <w:r>
+          <w:rPr>
+            <w:noProof/>
+            <w:webHidden/>
+          </w:rPr>
+        </w:r>
+        <w:r>
+          <w:rPr>
+            <w:noProof/>
+            <w:webHidden/>
+          </w:rPr>
+          <w:fldChar w:fldCharType="separate"/>
+        </w:r>
+        <w:r>
+          <w:rPr>
+            <w:noProof/>
+            <w:webHidden/>
+          </w:rPr>
+          <w:t>14</w:t>
+        </w:r>
+        <w:r>
+          <w:rPr>
+            <w:noProof/>
+            <w:webHidden/>
+          </w:rPr>
+          <w:fldChar w:fldCharType="end"/>
+        </w:r>
+      </w:hyperlink>
+    </w:p>
+    <w:p>
+      <w:pPr>
+        <w:pStyle w:val="Abbildungsverzeichnis"/>
+        <w:tabs>
+          <w:tab w:val="right" w:leader="dot" w:pos="8290"/>
+        </w:tabs>
+        <w:rPr>
+          <w:rFonts w:eastAsiaTheme="minorEastAsia"/>
+          <w:noProof/>
+          <w:kern w:val="2"/>
+          <w:szCs w:val="24"/>
+          <w:lang w:val="de-DE" w:eastAsia="de-DE"/>
+          <w14:ligatures w14:val="standardContextual"/>
+        </w:rPr>
+      </w:pPr>
+      <w:hyperlink w:anchor="_Toc189153688" w:history="1">
+        <w:r>
+          <w:rPr>
+            <w:rStyle w:val="Hyperlink"/>
+            <w:noProof/>
+          </w:rPr>
+          <w:t>Figure 15: Debug and output panel</w:t>
+        </w:r>
+        <w:r>
+          <w:rPr>
+            <w:noProof/>
+            <w:webHidden/>
+          </w:rPr>
+          <w:tab/>
+        </w:r>
+        <w:r>
+          <w:rPr>
+            <w:noProof/>
+            <w:webHidden/>
+          </w:rPr>
+          <w:fldChar w:fldCharType="begin"/>
+        </w:r>
+        <w:r>
+          <w:rPr>
+            <w:noProof/>
+            <w:webHidden/>
+          </w:rPr>
+          <w:instrText xml:space="preserve"> PAGEREF _Toc189153688 \h </w:instrText>
+        </w:r>
+        <w:r>
+          <w:rPr>
+            <w:noProof/>
+            <w:webHidden/>
+          </w:rPr>
+        </w:r>
+        <w:r>
+          <w:rPr>
+            <w:noProof/>
+            <w:webHidden/>
+          </w:rPr>
+          <w:fldChar w:fldCharType="separate"/>
+        </w:r>
+        <w:r>
+          <w:rPr>
+            <w:noProof/>
+            <w:webHidden/>
+          </w:rPr>
+          <w:t>15</w:t>
+        </w:r>
+        <w:r>
+          <w:rPr>
+            <w:noProof/>
+            <w:webHidden/>
+          </w:rPr>
+          <w:fldChar w:fldCharType="end"/>
+        </w:r>
+      </w:hyperlink>
+    </w:p>
+    <w:p>
+      <w:r>
+        <w:fldChar w:fldCharType="end"/>
+      </w:r>
+    </w:p>
+    <w:p>
+      <w:pPr>
+        <w:pStyle w:val="berschrift1"/>
+        <w:rPr>
+          <w:noProof w:val="0"/>
+          <w:lang w:val="en-GB"/>
+        </w:rPr>
+      </w:pPr>
+      <w:bookmarkStart w:id="53" w:name="_Toc189153712"/>
+      <w:r>
+        <w:rPr>
+          <w:noProof w:val="0"/>
+          <w:lang w:val="en-GB"/>
+        </w:rPr>
+        <w:t>List of tables</w:t>
+      </w:r>
+      <w:bookmarkEnd w:id="53"/>
+    </w:p>
+    <w:p>
+      <w:pPr>
+        <w:pStyle w:val="Abbildungsverzeichnis"/>
+        <w:tabs>
+          <w:tab w:val="right" w:leader="dot" w:pos="8290"/>
+        </w:tabs>
+        <w:rPr>
+          <w:rFonts w:eastAsiaTheme="minorEastAsia"/>
+          <w:noProof/>
+          <w:kern w:val="2"/>
+          <w:szCs w:val="24"/>
+          <w:lang w:val="de-DE" w:eastAsia="de-DE"/>
+          <w14:ligatures w14:val="standardContextual"/>
+        </w:rPr>
+      </w:pPr>
+      <w:r>
+        <w:fldChar w:fldCharType="begin"/>
+      </w:r>
+      <w:r>
+        <w:instrText xml:space="preserve"> TOC \h \z \c "Tabelle" </w:instrText>
+      </w:r>
+      <w:r>
+        <w:fldChar w:fldCharType="separate"/>
+      </w:r>
+      <w:hyperlink w:anchor="_Toc189153689" w:history="1">
+        <w:r>
+          <w:rPr>
+            <w:rStyle w:val="Hyperlink"/>
+            <w:noProof/>
+          </w:rPr>
+          <w:t>Table 1: HSV thresholds color filtering</w:t>
+        </w:r>
+        <w:r>
+          <w:rPr>
+            <w:noProof/>
+            <w:webHidden/>
+          </w:rPr>
+          <w:tab/>
+        </w:r>
+        <w:r>
+          <w:rPr>
+            <w:noProof/>
+            <w:webHidden/>
+          </w:rPr>
+          <w:fldChar w:fldCharType="begin"/>
+        </w:r>
+        <w:r>
+          <w:rPr>
+            <w:noProof/>
+            <w:webHidden/>
+          </w:rPr>
+          <w:instrText xml:space="preserve"> PAGEREF _Toc189153689 \h </w:instrText>
         </w:r>
         <w:r>
           <w:rPr>
@@ -19477,13 +18363,13 @@
           <w14:ligatures w14:val="standardContextual"/>
         </w:rPr>
       </w:pPr>
-      <w:hyperlink w:anchor="_Toc189151942" w:history="1">
+      <w:hyperlink w:anchor="_Toc189153690" w:history="1">
         <w:r>
           <w:rPr>
             <w:rStyle w:val="Hyperlink"/>
             <w:noProof/>
           </w:rPr>
-          <w:t>Figure 12: Corrected image for color detection</w:t>
+          <w:t>Table 2: Example dictionaries of color detection (left) and edge detection (right)</w:t>
         </w:r>
         <w:r>
           <w:rPr>
@@ -19504,7 +18390,7 @@
             <w:noProof/>
             <w:webHidden/>
           </w:rPr>
-          <w:instrText xml:space="preserve"> PAGEREF _Toc189151942 \h </w:instrText>
+          <w:instrText xml:space="preserve"> PAGEREF _Toc189153690 \h </w:instrText>
         </w:r>
         <w:r>
           <w:rPr>
@@ -19524,7 +18410,7 @@
             <w:noProof/>
             <w:webHidden/>
           </w:rPr>
-          <w:t>11</w:t>
+          <w:t>13</w:t>
         </w:r>
         <w:r>
           <w:rPr>
@@ -19550,13 +18436,13 @@
           <w14:ligatures w14:val="standardContextual"/>
         </w:rPr>
       </w:pPr>
-      <w:hyperlink w:anchor="_Toc189151943" w:history="1">
+      <w:hyperlink w:anchor="_Toc189153691" w:history="1">
         <w:r>
           <w:rPr>
             <w:rStyle w:val="Hyperlink"/>
             <w:noProof/>
           </w:rPr>
-          <w:t>Figure 13: Mask of all nine detected colored surfaces</w:t>
+          <w:t>Table 3: Grouping of focus points</w:t>
         </w:r>
         <w:r>
           <w:rPr>
@@ -19577,7 +18463,7 @@
             <w:noProof/>
             <w:webHidden/>
           </w:rPr>
-          <w:instrText xml:space="preserve"> PAGEREF _Toc189151943 \h </w:instrText>
+          <w:instrText xml:space="preserve"> PAGEREF _Toc189153691 \h </w:instrText>
         </w:r>
         <w:r>
           <w:rPr>
@@ -19597,7 +18483,7 @@
             <w:noProof/>
             <w:webHidden/>
           </w:rPr>
-          <w:t>12</w:t>
+          <w:t>13</w:t>
         </w:r>
         <w:r>
           <w:rPr>
@@ -19609,184 +18495,8 @@
       </w:hyperlink>
     </w:p>
     <w:p>
-      <w:pPr>
-        <w:pStyle w:val="Abbildungsverzeichnis"/>
-        <w:tabs>
-          <w:tab w:val="right" w:leader="dot" w:pos="8290"/>
-        </w:tabs>
-        <w:rPr>
-          <w:rFonts w:eastAsiaTheme="minorEastAsia"/>
-          <w:noProof/>
-          <w:kern w:val="2"/>
-          <w:szCs w:val="24"/>
-          <w:lang w:val="de-DE" w:eastAsia="de-DE"/>
-          <w14:ligatures w14:val="standardContextual"/>
-        </w:rPr>
-      </w:pPr>
-      <w:hyperlink w:anchor="_Toc189151944" w:history="1">
-        <w:r>
-          <w:rPr>
-            <w:rStyle w:val="Hyperlink"/>
-            <w:noProof/>
-          </w:rPr>
-          <w:t>Figure 14: Compensation of missing segment</w:t>
-        </w:r>
-        <w:r>
-          <w:rPr>
-            <w:noProof/>
-            <w:webHidden/>
-          </w:rPr>
-          <w:tab/>
-        </w:r>
-        <w:r>
-          <w:rPr>
-            <w:noProof/>
-            <w:webHidden/>
-          </w:rPr>
-          <w:fldChar w:fldCharType="begin"/>
-        </w:r>
-        <w:r>
-          <w:rPr>
-            <w:noProof/>
-            <w:webHidden/>
-          </w:rPr>
-          <w:instrText xml:space="preserve"> PAGEREF _Toc189151944 \h </w:instrText>
-        </w:r>
-        <w:r>
-          <w:rPr>
-            <w:noProof/>
-            <w:webHidden/>
-          </w:rPr>
-        </w:r>
-        <w:r>
-          <w:rPr>
-            <w:noProof/>
-            <w:webHidden/>
-          </w:rPr>
-          <w:fldChar w:fldCharType="separate"/>
-        </w:r>
-        <w:r>
-          <w:rPr>
-            <w:noProof/>
-            <w:webHidden/>
-          </w:rPr>
-          <w:t>15</w:t>
-        </w:r>
-        <w:r>
-          <w:rPr>
-            <w:noProof/>
-            <w:webHidden/>
-          </w:rPr>
-          <w:fldChar w:fldCharType="end"/>
-        </w:r>
-      </w:hyperlink>
-    </w:p>
-    <w:p>
-      <w:pPr>
-        <w:pStyle w:val="Abbildungsverzeichnis"/>
-        <w:tabs>
-          <w:tab w:val="right" w:leader="dot" w:pos="8290"/>
-        </w:tabs>
-        <w:rPr>
-          <w:rFonts w:eastAsiaTheme="minorEastAsia"/>
-          <w:noProof/>
-          <w:kern w:val="2"/>
-          <w:szCs w:val="24"/>
-          <w:lang w:val="de-DE" w:eastAsia="de-DE"/>
-          <w14:ligatures w14:val="standardContextual"/>
-        </w:rPr>
-      </w:pPr>
-      <w:hyperlink w:anchor="_Toc189151945" w:history="1">
-        <w:r>
-          <w:rPr>
-            <w:rStyle w:val="Hyperlink"/>
-            <w:noProof/>
-          </w:rPr>
-          <w:t>Figure 15: Debug and output panel</w:t>
-        </w:r>
-        <w:r>
-          <w:rPr>
-            <w:noProof/>
-            <w:webHidden/>
-          </w:rPr>
-          <w:tab/>
-        </w:r>
-        <w:r>
-          <w:rPr>
-            <w:noProof/>
-            <w:webHidden/>
-          </w:rPr>
-          <w:fldChar w:fldCharType="begin"/>
-        </w:r>
-        <w:r>
-          <w:rPr>
-            <w:noProof/>
-            <w:webHidden/>
-          </w:rPr>
-          <w:instrText xml:space="preserve"> PAGEREF _Toc189151945 \h </w:instrText>
-        </w:r>
-        <w:r>
-          <w:rPr>
-            <w:noProof/>
-            <w:webHidden/>
-          </w:rPr>
-        </w:r>
-        <w:r>
-          <w:rPr>
-            <w:noProof/>
-            <w:webHidden/>
-          </w:rPr>
-          <w:fldChar w:fldCharType="separate"/>
-        </w:r>
-        <w:r>
-          <w:rPr>
-            <w:noProof/>
-            <w:webHidden/>
-          </w:rPr>
-          <w:t>16</w:t>
-        </w:r>
-        <w:r>
-          <w:rPr>
-            <w:noProof/>
-            <w:webHidden/>
-          </w:rPr>
-          <w:fldChar w:fldCharType="end"/>
-        </w:r>
-      </w:hyperlink>
-    </w:p>
-    <w:p>
-      <w:pPr>
-        <w:rPr>
-          <w:noProof/>
-        </w:rPr>
-      </w:pPr>
       <w:r>
         <w:fldChar w:fldCharType="end"/>
-      </w:r>
-    </w:p>
-    <w:p>
-      <w:pPr>
-        <w:pStyle w:val="berschrift1"/>
-      </w:pPr>
-      <w:bookmarkStart w:id="50" w:name="_Toc189151930"/>
-      <w:r>
-        <w:t>List of tables</w:t>
-      </w:r>
-      <w:bookmarkEnd w:id="50"/>
-      <w:r>
-        <w:rPr>
-          <w:sz w:val="32"/>
-        </w:rPr>
-        <w:fldChar w:fldCharType="begin"/>
-      </w:r>
-      <w:r>
-        <w:instrText xml:space="preserve"> TOC \h \z \c "Table" </w:instrText>
-      </w:r>
-      <w:r>
-        <w:rPr>
-          <w:sz w:val="32"/>
-        </w:rPr>
-        <w:fldChar w:fldCharType="separate"/>
       </w:r>
     </w:p>
     <w:p>
@@ -19795,18 +18505,6 @@
           <w:lang w:val="de-DE"/>
         </w:rPr>
       </w:pPr>
-      <w:r>
-        <w:rPr>
-          <w:b/>
-          <w:bCs/>
-          <w:noProof/>
-          <w:lang w:val="de-DE"/>
-        </w:rPr>
-        <w:t>Es konnten keine Einträge für ein Abbildungsverzeichnis gefunden werden.</w:t>
-      </w:r>
-      <w:r>
-        <w:fldChar w:fldCharType="end"/>
-      </w:r>
     </w:p>
     <w:sectPr>
       <w:footerReference w:type="first" r:id="rId31"/>
@@ -20834,7 +19532,7 @@
   <w:abstractNum w:abstractNumId="10" w15:restartNumberingAfterBreak="0">
     <w:nsid w:val="23C87462"/>
     <w:multiLevelType w:val="multilevel"/>
-    <w:tmpl w:val="2BF4A988"/>
+    <w:tmpl w:val="5B100242"/>
     <w:lvl w:ilvl="0">
       <w:start w:val="1"/>
       <w:numFmt w:val="decimal"/>
@@ -22798,7 +21496,7 @@
     <w:autoRedefine/>
     <w:uiPriority w:val="9"/>
     <w:qFormat/>
-    <w:rsid w:val="00D927CA"/>
+    <w:rsid w:val="00E00B49"/>
     <w:pPr>
       <w:keepNext/>
       <w:keepLines/>
@@ -22806,6 +21504,7 @@
         <w:numId w:val="8"/>
       </w:numPr>
       <w:spacing w:before="240" w:after="0"/>
+      <w:ind w:left="0" w:firstLine="0"/>
       <w:jc w:val="left"/>
       <w:outlineLvl w:val="0"/>
     </w:pPr>
@@ -22813,7 +21512,7 @@
       <w:rFonts w:asciiTheme="majorHAnsi" w:eastAsiaTheme="majorEastAsia" w:hAnsiTheme="majorHAnsi" w:cstheme="majorBidi"/>
       <w:b/>
       <w:noProof/>
-      <w:sz w:val="22"/>
+      <w:sz w:val="32"/>
       <w:szCs w:val="32"/>
       <w:lang w:val="de-DE"/>
     </w:rPr>
@@ -22826,7 +21525,7 @@
     <w:uiPriority w:val="99"/>
     <w:unhideWhenUsed/>
     <w:qFormat/>
-    <w:rsid w:val="00AF6BF8"/>
+    <w:rsid w:val="00A60649"/>
     <w:pPr>
       <w:keepNext/>
       <w:keepLines/>
@@ -22835,6 +21534,7 @@
         <w:numId w:val="8"/>
       </w:numPr>
       <w:spacing w:before="40" w:after="0"/>
+      <w:ind w:left="0" w:firstLine="0"/>
       <w:outlineLvl w:val="1"/>
     </w:pPr>
     <w:rPr>
@@ -23041,6 +21741,7 @@
   <w:style w:type="character" w:default="1" w:styleId="Absatz-Standardschriftart">
     <w:name w:val="Default Paragraph Font"/>
     <w:uiPriority w:val="1"/>
+    <w:semiHidden/>
     <w:unhideWhenUsed/>
   </w:style>
   <w:style w:type="table" w:default="1" w:styleId="NormaleTabelle">
@@ -23069,11 +21770,12 @@
     <w:basedOn w:val="Absatz-Standardschriftart"/>
     <w:link w:val="berschrift1"/>
     <w:uiPriority w:val="9"/>
-    <w:rsid w:val="00D927CA"/>
+    <w:rsid w:val="00E00B49"/>
     <w:rPr>
       <w:rFonts w:asciiTheme="majorHAnsi" w:eastAsiaTheme="majorEastAsia" w:hAnsiTheme="majorHAnsi" w:cstheme="majorBidi"/>
       <w:b/>
       <w:noProof/>
+      <w:sz w:val="32"/>
       <w:szCs w:val="32"/>
     </w:rPr>
   </w:style>
@@ -23082,12 +21784,13 @@
     <w:basedOn w:val="Absatz-Standardschriftart"/>
     <w:link w:val="berschrift2"/>
     <w:uiPriority w:val="99"/>
-    <w:rsid w:val="00AF6BF8"/>
+    <w:rsid w:val="00A60649"/>
     <w:rPr>
       <w:rFonts w:asciiTheme="majorHAnsi" w:eastAsiaTheme="majorEastAsia" w:hAnsiTheme="majorHAnsi" w:cstheme="majorBidi"/>
       <w:b/>
       <w:sz w:val="26"/>
       <w:szCs w:val="26"/>
+      <w:lang w:val="en-GB"/>
     </w:rPr>
   </w:style>
   <w:style w:type="paragraph" w:styleId="Inhaltsverzeichnisberschrift">
@@ -25801,17 +24504,6 @@
 </file>
 
 <file path=customXml/item1.xml><?xml version="1.0" encoding="utf-8"?>
-<p:properties xmlns:p="http://schemas.microsoft.com/office/2006/metadata/properties" xmlns:xsi="http://www.w3.org/2001/XMLSchema-instance" xmlns:pc="http://schemas.microsoft.com/office/infopath/2007/PartnerControls">
-  <documentManagement>
-    <TaxCatchAll xmlns="e251b072-de84-4fee-b2e7-4d3e2474f5c4" xsi:nil="true"/>
-    <lcf76f155ced4ddcb4097134ff3c332f xmlns="836b1f19-46af-47af-acb5-4d7212fd4e44">
-      <Terms xmlns="http://schemas.microsoft.com/office/infopath/2007/PartnerControls"/>
-    </lcf76f155ced4ddcb4097134ff3c332f>
-  </documentManagement>
-</p:properties>
-</file>
-
-<file path=customXml/item2.xml><?xml version="1.0" encoding="utf-8"?>
 <ct:contentTypeSchema xmlns:ct="http://schemas.microsoft.com/office/2006/metadata/contentType" xmlns:ma="http://schemas.microsoft.com/office/2006/metadata/properties/metaAttributes" ct:_="" ma:_="" ma:contentTypeName="Dokument" ma:contentTypeID="0x010100676E221B2884634CB44D0AF0392FE558" ma:contentTypeVersion="11" ma:contentTypeDescription="Ein neues Dokument erstellen." ma:contentTypeScope="" ma:versionID="6d617d5413f3216d59193f3fc038381d">
   <xsd:schema xmlns:xsd="http://www.w3.org/2001/XMLSchema" xmlns:xs="http://www.w3.org/2001/XMLSchema" xmlns:p="http://schemas.microsoft.com/office/2006/metadata/properties" xmlns:ns2="836b1f19-46af-47af-acb5-4d7212fd4e44" xmlns:ns3="e251b072-de84-4fee-b2e7-4d3e2474f5c4" targetNamespace="http://schemas.microsoft.com/office/2006/metadata/properties" ma:root="true" ma:fieldsID="ea6eab65ff13a09539d7247ffee8660b" ns2:_="" ns3:_="">
     <xsd:import namespace="836b1f19-46af-47af-acb5-4d7212fd4e44"/>
@@ -26022,16 +24714,18 @@
 </ct:contentTypeSchema>
 </file>
 
-<file path=customXml/item3.xml><?xml version="1.0" encoding="utf-8"?>
-<?mso-contentType ?>
-<FormTemplates xmlns="http://schemas.microsoft.com/sharepoint/v3/contenttype/forms">
-  <Display>DocumentLibraryForm</Display>
-  <Edit>DocumentLibraryForm</Edit>
-  <New>DocumentLibraryForm</New>
-</FormTemplates>
+<file path=customXml/item2.xml><?xml version="1.0" encoding="utf-8"?>
+<p:properties xmlns:p="http://schemas.microsoft.com/office/2006/metadata/properties" xmlns:xsi="http://www.w3.org/2001/XMLSchema-instance" xmlns:pc="http://schemas.microsoft.com/office/infopath/2007/PartnerControls">
+  <documentManagement>
+    <TaxCatchAll xmlns="e251b072-de84-4fee-b2e7-4d3e2474f5c4" xsi:nil="true"/>
+    <lcf76f155ced4ddcb4097134ff3c332f xmlns="836b1f19-46af-47af-acb5-4d7212fd4e44">
+      <Terms xmlns="http://schemas.microsoft.com/office/infopath/2007/PartnerControls"/>
+    </lcf76f155ced4ddcb4097134ff3c332f>
+  </documentManagement>
+</p:properties>
 </file>
 
-<file path=customXml/item4.xml><?xml version="1.0" encoding="utf-8"?>
+<file path=customXml/item3.xml><?xml version="1.0" encoding="utf-8"?>
 <b:Sources xmlns:b="http://schemas.openxmlformats.org/officeDocument/2006/bibliography" xmlns="http://schemas.openxmlformats.org/officeDocument/2006/bibliography" SelectedStyle="\IEEE2006OfficeOnline.xsl" StyleName="IEEE" Version="2006">
   <b:Source>
     <b:Tag>Ope24</b:Tag>
@@ -26089,18 +24783,16 @@
 </b:Sources>
 </file>
 
-<file path=customXml/itemProps1.xml><?xml version="1.0" encoding="utf-8"?>
-<ds:datastoreItem xmlns:ds="http://schemas.openxmlformats.org/officeDocument/2006/customXml" ds:itemID="{EA53E83B-1742-4E9A-9C8E-6E7CB99077E5}">
-  <ds:schemaRefs>
-    <ds:schemaRef ds:uri="http://schemas.microsoft.com/office/2006/metadata/properties"/>
-    <ds:schemaRef ds:uri="http://schemas.microsoft.com/office/infopath/2007/PartnerControls"/>
-    <ds:schemaRef ds:uri="e251b072-de84-4fee-b2e7-4d3e2474f5c4"/>
-    <ds:schemaRef ds:uri="836b1f19-46af-47af-acb5-4d7212fd4e44"/>
-  </ds:schemaRefs>
-</ds:datastoreItem>
+<file path=customXml/item4.xml><?xml version="1.0" encoding="utf-8"?>
+<?mso-contentType ?>
+<FormTemplates xmlns="http://schemas.microsoft.com/sharepoint/v3/contenttype/forms">
+  <Display>DocumentLibraryForm</Display>
+  <Edit>DocumentLibraryForm</Edit>
+  <New>DocumentLibraryForm</New>
+</FormTemplates>
 </file>
 
-<file path=customXml/itemProps2.xml><?xml version="1.0" encoding="utf-8"?>
+<file path=customXml/itemProps1.xml><?xml version="1.0" encoding="utf-8"?>
 <ds:datastoreItem xmlns:ds="http://schemas.openxmlformats.org/officeDocument/2006/customXml" ds:itemID="{23464798-3E89-4756-9648-FDFB24AA841E}">
   <ds:schemaRefs>
     <ds:schemaRef ds:uri="http://schemas.microsoft.com/office/2006/metadata/contentType"/>
@@ -26119,18 +24811,29 @@
 </ds:datastoreItem>
 </file>
 
+<file path=customXml/itemProps2.xml><?xml version="1.0" encoding="utf-8"?>
+<ds:datastoreItem xmlns:ds="http://schemas.openxmlformats.org/officeDocument/2006/customXml" ds:itemID="{EA53E83B-1742-4E9A-9C8E-6E7CB99077E5}">
+  <ds:schemaRefs>
+    <ds:schemaRef ds:uri="http://schemas.microsoft.com/office/2006/metadata/properties"/>
+    <ds:schemaRef ds:uri="http://schemas.microsoft.com/office/infopath/2007/PartnerControls"/>
+    <ds:schemaRef ds:uri="e251b072-de84-4fee-b2e7-4d3e2474f5c4"/>
+    <ds:schemaRef ds:uri="836b1f19-46af-47af-acb5-4d7212fd4e44"/>
+  </ds:schemaRefs>
+</ds:datastoreItem>
+</file>
+
 <file path=customXml/itemProps3.xml><?xml version="1.0" encoding="utf-8"?>
+<ds:datastoreItem xmlns:ds="http://schemas.openxmlformats.org/officeDocument/2006/customXml" ds:itemID="{7747544C-4086-4E55-A03A-2A150996FD80}">
+  <ds:schemaRefs>
+    <ds:schemaRef ds:uri="http://schemas.openxmlformats.org/officeDocument/2006/bibliography"/>
+  </ds:schemaRefs>
+</ds:datastoreItem>
+</file>
+
+<file path=customXml/itemProps4.xml><?xml version="1.0" encoding="utf-8"?>
 <ds:datastoreItem xmlns:ds="http://schemas.openxmlformats.org/officeDocument/2006/customXml" ds:itemID="{42E09C9A-7ECB-4052-A38A-B1BA09FED6D1}">
   <ds:schemaRefs>
     <ds:schemaRef ds:uri="http://schemas.microsoft.com/sharepoint/v3/contenttype/forms"/>
   </ds:schemaRefs>
 </ds:datastoreItem>
-</file>
-
-<file path=customXml/itemProps4.xml><?xml version="1.0" encoding="utf-8"?>
-<ds:datastoreItem xmlns:ds="http://schemas.openxmlformats.org/officeDocument/2006/customXml" ds:itemID="{7747544C-4086-4E55-A03A-2A150996FD80}">
-  <ds:schemaRefs>
-    <ds:schemaRef ds:uri="http://schemas.openxmlformats.org/officeDocument/2006/bibliography"/>
-  </ds:schemaRefs>
-</ds:datastoreItem>
 </file>